--- a/files/TODITICO_PROFORMA_CONTRATO_con_precios.docx
+++ b/files/TODITICO_PROFORMA_CONTRATO_con_precios.docx
@@ -2570,7 +2570,7 @@
                 <w:sz w:val="20"/>
                 <w:szCs w:val="20"/>
               </w:rPr>
-              <w:t>CUP 5.408,00</w:t>
+              <w:t>CUP 5.512,00</w:t>
             </w:r>
           </w:p>
         </w:tc>
@@ -2639,7 +2639,7 @@
                 <w:sz w:val="20"/>
                 <w:szCs w:val="20"/>
               </w:rPr>
-              <w:t>CUP 8.112,00</w:t>
+              <w:t>CUP 8.268,00</w:t>
             </w:r>
           </w:p>
         </w:tc>
@@ -2708,7 +2708,7 @@
                 <w:sz w:val="20"/>
                 <w:szCs w:val="20"/>
               </w:rPr>
-              <w:t>CUP 10.140,00</w:t>
+              <w:t>CUP 10.335,00</w:t>
             </w:r>
           </w:p>
         </w:tc>
@@ -2777,7 +2777,7 @@
                 <w:sz w:val="20"/>
                 <w:szCs w:val="20"/>
               </w:rPr>
-              <w:t>CUP 13.520,00</w:t>
+              <w:t>CUP 13.780,00</w:t>
             </w:r>
           </w:p>
         </w:tc>
@@ -2846,7 +2846,7 @@
                 <w:sz w:val="20"/>
                 <w:szCs w:val="20"/>
               </w:rPr>
-              <w:t>CUP 4.732,00</w:t>
+              <w:t>CUP 4.823,00</w:t>
             </w:r>
           </w:p>
         </w:tc>
@@ -2915,7 +2915,7 @@
                 <w:sz w:val="20"/>
                 <w:szCs w:val="20"/>
               </w:rPr>
-              <w:t>CUP 5.408,00</w:t>
+              <w:t>CUP 5.512,00</w:t>
             </w:r>
           </w:p>
         </w:tc>
@@ -2984,7 +2984,7 @@
                 <w:sz w:val="20"/>
                 <w:szCs w:val="20"/>
               </w:rPr>
-              <w:t>CUP 47.320,00</w:t>
+              <w:t>CUP 48.230,00</w:t>
             </w:r>
           </w:p>
         </w:tc>
@@ -3053,7 +3053,7 @@
                 <w:sz w:val="20"/>
                 <w:szCs w:val="20"/>
               </w:rPr>
-              <w:t>CUP 60.840,00</w:t>
+              <w:t>CUP 62.010,00</w:t>
             </w:r>
           </w:p>
         </w:tc>
@@ -3122,7 +3122,7 @@
                 <w:sz w:val="20"/>
                 <w:szCs w:val="20"/>
               </w:rPr>
-              <w:t>CUP 67.600,00</w:t>
+              <w:t>CUP 68.900,00</w:t>
             </w:r>
           </w:p>
         </w:tc>
@@ -3191,7 +3191,7 @@
                 <w:sz w:val="20"/>
                 <w:szCs w:val="20"/>
               </w:rPr>
-              <w:t>CUP 67.600,00</w:t>
+              <w:t>CUP 68.900,00</w:t>
             </w:r>
           </w:p>
         </w:tc>
@@ -3260,7 +3260,7 @@
                 <w:sz w:val="20"/>
                 <w:szCs w:val="20"/>
               </w:rPr>
-              <w:t>CUP 108.160,00</w:t>
+              <w:t>CUP 110.240,00</w:t>
             </w:r>
           </w:p>
         </w:tc>
@@ -3329,7 +3329,7 @@
                 <w:sz w:val="20"/>
                 <w:szCs w:val="20"/>
               </w:rPr>
-              <w:t>CUP 23.660,00</w:t>
+              <w:t>CUP 24.115,00</w:t>
             </w:r>
           </w:p>
         </w:tc>
@@ -3398,7 +3398,7 @@
                 <w:sz w:val="20"/>
                 <w:szCs w:val="20"/>
               </w:rPr>
-              <w:t>CUP 101.400,00</w:t>
+              <w:t>CUP 103.350,00</w:t>
             </w:r>
           </w:p>
         </w:tc>
@@ -3467,7 +3467,7 @@
                 <w:sz w:val="20"/>
                 <w:szCs w:val="20"/>
               </w:rPr>
-              <w:t>CUP 74.360,00</w:t>
+              <w:t>CUP 75.790,00</w:t>
             </w:r>
           </w:p>
         </w:tc>
@@ -3536,7 +3536,7 @@
                 <w:sz w:val="20"/>
                 <w:szCs w:val="20"/>
               </w:rPr>
-              <w:t>CUP 3.380,00</w:t>
+              <w:t>CUP 3.445,00</w:t>
             </w:r>
           </w:p>
         </w:tc>
@@ -3605,7 +3605,7 @@
                 <w:sz w:val="20"/>
                 <w:szCs w:val="20"/>
               </w:rPr>
-              <w:t>CUP 27.040,00</w:t>
+              <w:t>CUP 27.560,00</w:t>
             </w:r>
           </w:p>
         </w:tc>
@@ -3674,7 +3674,7 @@
                 <w:sz w:val="20"/>
                 <w:szCs w:val="20"/>
               </w:rPr>
-              <w:t>CUP 13.520,00</w:t>
+              <w:t>CUP 13.780,00</w:t>
             </w:r>
           </w:p>
         </w:tc>
@@ -3743,7 +3743,7 @@
                 <w:sz w:val="20"/>
                 <w:szCs w:val="20"/>
               </w:rPr>
-              <w:t>CUP 4.056,00</w:t>
+              <w:t>CUP 4.134,00</w:t>
             </w:r>
           </w:p>
         </w:tc>
@@ -3812,7 +3812,7 @@
                 <w:sz w:val="20"/>
                 <w:szCs w:val="20"/>
               </w:rPr>
-              <w:t>CUP 3.380,00</w:t>
+              <w:t>CUP 3.445,00</w:t>
             </w:r>
           </w:p>
         </w:tc>
@@ -3881,7 +3881,7 @@
                 <w:sz w:val="20"/>
                 <w:szCs w:val="20"/>
               </w:rPr>
-              <w:t>CUP 2.028,00</w:t>
+              <w:t>CUP 2.067,00</w:t>
             </w:r>
           </w:p>
         </w:tc>
@@ -3950,7 +3950,7 @@
                 <w:sz w:val="20"/>
                 <w:szCs w:val="20"/>
               </w:rPr>
-              <w:t>CUP 10.140,00</w:t>
+              <w:t>CUP 10.335,00</w:t>
             </w:r>
           </w:p>
         </w:tc>
@@ -4019,7 +4019,7 @@
                 <w:sz w:val="20"/>
                 <w:szCs w:val="20"/>
               </w:rPr>
-              <w:t>CUP 81.120,00</w:t>
+              <w:t>CUP 82.680,00</w:t>
             </w:r>
           </w:p>
         </w:tc>
@@ -4088,7 +4088,7 @@
                 <w:sz w:val="20"/>
                 <w:szCs w:val="20"/>
               </w:rPr>
-              <w:t>CUP 33.800,00</w:t>
+              <w:t>CUP 34.450,00</w:t>
             </w:r>
           </w:p>
         </w:tc>
@@ -4157,7 +4157,7 @@
                 <w:sz w:val="20"/>
                 <w:szCs w:val="20"/>
               </w:rPr>
-              <w:t>CUP 6.760,00</w:t>
+              <w:t>CUP 6.890,00</w:t>
             </w:r>
           </w:p>
         </w:tc>
@@ -4226,7 +4226,7 @@
                 <w:sz w:val="20"/>
                 <w:szCs w:val="20"/>
               </w:rPr>
-              <w:t>CUP 60.840,00</w:t>
+              <w:t>CUP 62.010,00</w:t>
             </w:r>
           </w:p>
         </w:tc>
@@ -4295,7 +4295,7 @@
                 <w:sz w:val="20"/>
                 <w:szCs w:val="20"/>
               </w:rPr>
-              <w:t>CUP 23.660,00</w:t>
+              <w:t>CUP 24.115,00</w:t>
             </w:r>
           </w:p>
         </w:tc>
@@ -4365,7 +4365,7 @@
                 <w:sz w:val="20"/>
                 <w:szCs w:val="20"/>
               </w:rPr>
-              <w:t>CUP 3.380,00</w:t>
+              <w:t>CUP 3.445,00</w:t>
             </w:r>
           </w:p>
         </w:tc>
@@ -4434,7 +4434,7 @@
                 <w:sz w:val="20"/>
                 <w:szCs w:val="20"/>
               </w:rPr>
-              <w:t>CUP 101.400,00</w:t>
+              <w:t>CUP 103.350,00</w:t>
             </w:r>
           </w:p>
         </w:tc>
@@ -4503,7 +4503,7 @@
                 <w:sz w:val="20"/>
                 <w:szCs w:val="20"/>
               </w:rPr>
-              <w:t>CUP 81.120,00</w:t>
+              <w:t>CUP 82.680,00</w:t>
             </w:r>
           </w:p>
         </w:tc>
@@ -4572,7 +4572,7 @@
                 <w:sz w:val="20"/>
                 <w:szCs w:val="20"/>
               </w:rPr>
-              <w:t>CUP 108.160,00</w:t>
+              <w:t>CUP 110.240,00</w:t>
             </w:r>
           </w:p>
         </w:tc>
@@ -4641,7 +4641,7 @@
                 <w:sz w:val="20"/>
                 <w:szCs w:val="20"/>
               </w:rPr>
-              <w:t>CUP 16.900,00</w:t>
+              <w:t>CUP 17.225,00</w:t>
             </w:r>
           </w:p>
         </w:tc>
@@ -4710,7 +4710,7 @@
                 <w:sz w:val="20"/>
                 <w:szCs w:val="20"/>
               </w:rPr>
-              <w:t>CUP 30.420,00</w:t>
+              <w:t>CUP 31.005,00</w:t>
             </w:r>
           </w:p>
         </w:tc>
@@ -4779,7 +4779,7 @@
                 <w:sz w:val="20"/>
                 <w:szCs w:val="20"/>
               </w:rPr>
-              <w:t>CUP 47.320,00</w:t>
+              <w:t>CUP 48.230,00</w:t>
             </w:r>
           </w:p>
         </w:tc>
@@ -4848,7 +4848,7 @@
                 <w:sz w:val="20"/>
                 <w:szCs w:val="20"/>
               </w:rPr>
-              <w:t>CUP 10.140,00</w:t>
+              <w:t>CUP 10.335,00</w:t>
             </w:r>
           </w:p>
         </w:tc>
@@ -4917,7 +4917,7 @@
                 <w:sz w:val="20"/>
                 <w:szCs w:val="20"/>
               </w:rPr>
-              <w:t>CUP 20.280,00</w:t>
+              <w:t>CUP 20.670,00</w:t>
             </w:r>
           </w:p>
         </w:tc>
@@ -4986,7 +4986,7 @@
                 <w:sz w:val="20"/>
                 <w:szCs w:val="20"/>
               </w:rPr>
-              <w:t>CUP 54.080,00</w:t>
+              <w:t>CUP 55.120,00</w:t>
             </w:r>
           </w:p>
         </w:tc>
@@ -5055,7 +5055,7 @@
                 <w:sz w:val="20"/>
                 <w:szCs w:val="20"/>
               </w:rPr>
-              <w:t>CUP 67.600,00</w:t>
+              <w:t>CUP 68.900,00</w:t>
             </w:r>
           </w:p>
         </w:tc>
@@ -5076,7 +5076,7 @@
             </w:tcBorders>
             <w:shd w:val="clear" w:color="auto" w:fill="auto"/>
             <w:noWrap/>
-            <w:vAlign w:val="bottom"/>
+            <w:vAlign w:val="center"/>
           </w:tcPr>
           <w:p>
             <w:pPr>
@@ -5124,7 +5124,7 @@
                 <w:sz w:val="20"/>
                 <w:szCs w:val="20"/>
               </w:rPr>
-              <w:t>CUP 67.600,00</w:t>
+              <w:t>CUP 68.900,00</w:t>
             </w:r>
           </w:p>
         </w:tc>
@@ -5193,7 +5193,7 @@
                 <w:sz w:val="20"/>
                 <w:szCs w:val="20"/>
               </w:rPr>
-              <w:t>CUP 74.360,00</w:t>
+              <w:t>CUP 75.790,00</w:t>
             </w:r>
           </w:p>
         </w:tc>
@@ -5214,7 +5214,7 @@
             </w:tcBorders>
             <w:shd w:val="clear" w:color="auto" w:fill="auto"/>
             <w:noWrap/>
-            <w:vAlign w:val="bottom"/>
+            <w:vAlign w:val="center"/>
           </w:tcPr>
           <w:p>
             <w:pPr>
@@ -5262,7 +5262,7 @@
                 <w:sz w:val="20"/>
                 <w:szCs w:val="20"/>
               </w:rPr>
-              <w:t>CUP 81.120,00</w:t>
+              <w:t>CUP 82.680,00</w:t>
             </w:r>
           </w:p>
         </w:tc>
@@ -5331,7 +5331,7 @@
                 <w:sz w:val="20"/>
                 <w:szCs w:val="20"/>
               </w:rPr>
-              <w:t>CUP 16.900,00</w:t>
+              <w:t>CUP 17.225,00</w:t>
             </w:r>
           </w:p>
         </w:tc>
@@ -5400,7 +5400,7 @@
                 <w:sz w:val="20"/>
                 <w:szCs w:val="20"/>
               </w:rPr>
-              <w:t>CUP 33.800,00</w:t>
+              <w:t>CUP 34.450,00</w:t>
             </w:r>
           </w:p>
         </w:tc>
@@ -5469,7 +5469,7 @@
                 <w:sz w:val="20"/>
                 <w:szCs w:val="20"/>
               </w:rPr>
-              <w:t>CUP 8.112,00</w:t>
+              <w:t>CUP 8.268,00</w:t>
             </w:r>
           </w:p>
         </w:tc>
@@ -5538,7 +5538,7 @@
                 <w:sz w:val="20"/>
                 <w:szCs w:val="20"/>
               </w:rPr>
-              <w:t>CUP 30.420,00</w:t>
+              <w:t>CUP 31.005,00</w:t>
             </w:r>
           </w:p>
         </w:tc>
@@ -5607,7 +5607,7 @@
                 <w:sz w:val="20"/>
                 <w:szCs w:val="20"/>
               </w:rPr>
-              <w:t>CUP 27.040,00</w:t>
+              <w:t>CUP 27.560,00</w:t>
             </w:r>
           </w:p>
         </w:tc>
@@ -5676,7 +5676,7 @@
                 <w:sz w:val="20"/>
                 <w:szCs w:val="20"/>
               </w:rPr>
-              <w:t>CUP 54.080,00</w:t>
+              <w:t>CUP 55.120,00</w:t>
             </w:r>
           </w:p>
         </w:tc>
@@ -5745,7 +5745,7 @@
                 <w:sz w:val="20"/>
                 <w:szCs w:val="20"/>
               </w:rPr>
-              <w:t>CUP 30.420,00</w:t>
+              <w:t>CUP 31.005,00</w:t>
             </w:r>
           </w:p>
         </w:tc>
@@ -5814,7 +5814,7 @@
                 <w:sz w:val="20"/>
                 <w:szCs w:val="20"/>
               </w:rPr>
-              <w:t>CUP 40.560,00</w:t>
+              <w:t>CUP 41.340,00</w:t>
             </w:r>
           </w:p>
         </w:tc>
@@ -5883,7 +5883,7 @@
                 <w:sz w:val="20"/>
                 <w:szCs w:val="20"/>
               </w:rPr>
-              <w:t>CUP 30.420,00</w:t>
+              <w:t>CUP 31.005,00</w:t>
             </w:r>
           </w:p>
         </w:tc>
@@ -5952,7 +5952,7 @@
                 <w:sz w:val="20"/>
                 <w:szCs w:val="20"/>
               </w:rPr>
-              <w:t>CUP 676,00</w:t>
+              <w:t>CUP 689,00</w:t>
             </w:r>
           </w:p>
         </w:tc>
@@ -6016,7 +6016,7 @@
                 <w:sz w:val="20"/>
                 <w:szCs w:val="20"/>
               </w:rPr>
-              <w:t>CUP 10.140,00</w:t>
+              <w:t>CUP 10.335,00</w:t>
             </w:r>
           </w:p>
         </w:tc>
@@ -6080,7 +6080,7 @@
                 <w:sz w:val="20"/>
                 <w:szCs w:val="20"/>
               </w:rPr>
-              <w:t>CUP 676,00</w:t>
+              <w:t>CUP 689,00</w:t>
             </w:r>
           </w:p>
         </w:tc>
@@ -6144,7 +6144,7 @@
                 <w:sz w:val="20"/>
                 <w:szCs w:val="20"/>
               </w:rPr>
-              <w:t>CUP 676,00</w:t>
+              <w:t>CUP 689,00</w:t>
             </w:r>
           </w:p>
         </w:tc>
@@ -6208,7 +6208,7 @@
                 <w:sz w:val="20"/>
                 <w:szCs w:val="20"/>
               </w:rPr>
-              <w:t>CUP 2.028,00</w:t>
+              <w:t>CUP 2.067,00</w:t>
             </w:r>
           </w:p>
         </w:tc>
@@ -6272,7 +6272,7 @@
                 <w:sz w:val="20"/>
                 <w:szCs w:val="20"/>
               </w:rPr>
-              <w:t>CUP 60.840,00</w:t>
+              <w:t>CUP 62.010,00</w:t>
             </w:r>
           </w:p>
         </w:tc>
@@ -6336,7 +6336,7 @@
                 <w:sz w:val="20"/>
                 <w:szCs w:val="20"/>
               </w:rPr>
-              <w:t>CUP 8.112,00</w:t>
+              <w:t>CUP 8.268,00</w:t>
             </w:r>
           </w:p>
         </w:tc>
@@ -6400,7 +6400,7 @@
                 <w:sz w:val="20"/>
                 <w:szCs w:val="20"/>
               </w:rPr>
-              <w:t>CUP 6.760,00</w:t>
+              <w:t>CUP 6.890,00</w:t>
             </w:r>
           </w:p>
         </w:tc>
@@ -6465,7 +6465,7 @@
                 <w:sz w:val="20"/>
                 <w:szCs w:val="20"/>
               </w:rPr>
-              <w:t>CUP 6.760,00</w:t>
+              <w:t>CUP 6.890,00</w:t>
             </w:r>
           </w:p>
         </w:tc>
@@ -6529,7 +6529,7 @@
                 <w:sz w:val="20"/>
                 <w:szCs w:val="20"/>
               </w:rPr>
-              <w:t>CUP 6.760,00</w:t>
+              <w:t>CUP 6.890,00</w:t>
             </w:r>
           </w:p>
         </w:tc>
@@ -6593,7 +6593,7 @@
                 <w:sz w:val="20"/>
                 <w:szCs w:val="20"/>
               </w:rPr>
-              <w:t>CUP 40.560,00</w:t>
+              <w:t>CUP 41.340,00</w:t>
             </w:r>
           </w:p>
         </w:tc>
@@ -6656,7 +6656,7 @@
                 <w:sz w:val="20"/>
                 <w:szCs w:val="20"/>
               </w:rPr>
-              <w:t>CUP 27.040,00</w:t>
+              <w:t>CUP 27.560,00</w:t>
             </w:r>
           </w:p>
         </w:tc>
@@ -6719,7 +6719,7 @@
                 <w:sz w:val="20"/>
                 <w:szCs w:val="20"/>
               </w:rPr>
-              <w:t>CUP 10.140,00</w:t>
+              <w:t>CUP 10.335,00</w:t>
             </w:r>
           </w:p>
         </w:tc>
@@ -6782,7 +6782,7 @@
                 <w:sz w:val="20"/>
                 <w:szCs w:val="20"/>
               </w:rPr>
-              <w:t>CUP 10.140,00</w:t>
+              <w:t>CUP 10.335,00</w:t>
             </w:r>
           </w:p>
         </w:tc>
@@ -6845,7 +6845,7 @@
                 <w:sz w:val="20"/>
                 <w:szCs w:val="20"/>
               </w:rPr>
-              <w:t>CUP 13.520,00</w:t>
+              <w:t>CUP 13.780,00</w:t>
             </w:r>
           </w:p>
         </w:tc>
@@ -6908,7 +6908,7 @@
                 <w:sz w:val="20"/>
                 <w:szCs w:val="20"/>
               </w:rPr>
-              <w:t>CUP 8.112,00</w:t>
+              <w:t>CUP 8.268,00</w:t>
             </w:r>
           </w:p>
         </w:tc>
@@ -6971,7 +6971,7 @@
                 <w:sz w:val="20"/>
                 <w:szCs w:val="20"/>
               </w:rPr>
-              <w:t>CUP 5.408,00</w:t>
+              <w:t>CUP 5.512,00</w:t>
             </w:r>
           </w:p>
         </w:tc>
@@ -7034,7 +7034,7 @@
                 <w:sz w:val="20"/>
                 <w:szCs w:val="20"/>
               </w:rPr>
-              <w:t>CUP 3.380,00</w:t>
+              <w:t>CUP 3.445,00</w:t>
             </w:r>
           </w:p>
         </w:tc>
@@ -7097,7 +7097,7 @@
                 <w:sz w:val="20"/>
                 <w:szCs w:val="20"/>
               </w:rPr>
-              <w:t>CUP 5.408,00</w:t>
+              <w:t>CUP 5.512,00</w:t>
             </w:r>
           </w:p>
         </w:tc>
@@ -7160,7 +7160,7 @@
                 <w:sz w:val="20"/>
                 <w:szCs w:val="20"/>
               </w:rPr>
-              <w:t>CUP 3.380,00</w:t>
+              <w:t>CUP 3.445,00</w:t>
             </w:r>
           </w:p>
         </w:tc>
@@ -7223,7 +7223,7 @@
                 <w:sz w:val="20"/>
                 <w:szCs w:val="20"/>
               </w:rPr>
-              <w:t>CUP 1.352,00</w:t>
+              <w:t>CUP 1.378,00</w:t>
             </w:r>
           </w:p>
         </w:tc>
@@ -7286,7 +7286,7 @@
                 <w:sz w:val="20"/>
                 <w:szCs w:val="20"/>
               </w:rPr>
-              <w:t>CUP 10.140,00</w:t>
+              <w:t>CUP 10.335,00</w:t>
             </w:r>
           </w:p>
         </w:tc>
@@ -7349,7 +7349,7 @@
                 <w:sz w:val="20"/>
                 <w:szCs w:val="20"/>
               </w:rPr>
-              <w:t>CUP 6.760,00</w:t>
+              <w:t>CUP 6.890,00</w:t>
             </w:r>
           </w:p>
         </w:tc>
@@ -7412,7 +7412,7 @@
                 <w:sz w:val="20"/>
                 <w:szCs w:val="20"/>
               </w:rPr>
-              <w:t>CUP 6.760,00</w:t>
+              <w:t>CUP 6.890,00</w:t>
             </w:r>
           </w:p>
         </w:tc>
@@ -7475,7 +7475,7 @@
                 <w:sz w:val="20"/>
                 <w:szCs w:val="20"/>
               </w:rPr>
-              <w:t>CUP 6.760,00</w:t>
+              <w:t>CUP 6.890,00</w:t>
             </w:r>
           </w:p>
         </w:tc>
@@ -7538,7 +7538,7 @@
                 <w:sz w:val="20"/>
                 <w:szCs w:val="20"/>
               </w:rPr>
-              <w:t>CUP 4.732,00</w:t>
+              <w:t>CUP 4.823,00</w:t>
             </w:r>
           </w:p>
         </w:tc>
@@ -7601,7 +7601,7 @@
                 <w:sz w:val="20"/>
                 <w:szCs w:val="20"/>
               </w:rPr>
-              <w:t>CUP 6.760,00</w:t>
+              <w:t>CUP 6.890,00</w:t>
             </w:r>
           </w:p>
         </w:tc>
@@ -7664,7 +7664,7 @@
                 <w:sz w:val="20"/>
                 <w:szCs w:val="20"/>
               </w:rPr>
-              <w:t>CUP 10.140,00</w:t>
+              <w:t>CUP 10.335,00</w:t>
             </w:r>
           </w:p>
         </w:tc>
@@ -7727,7 +7727,7 @@
                 <w:sz w:val="20"/>
                 <w:szCs w:val="20"/>
               </w:rPr>
-              <w:t>CUP 13.520,00</w:t>
+              <w:t>CUP 13.780,00</w:t>
             </w:r>
           </w:p>
         </w:tc>
@@ -7790,7 +7790,7 @@
                 <w:sz w:val="20"/>
                 <w:szCs w:val="20"/>
               </w:rPr>
-              <w:t>CUP 16.900,00</w:t>
+              <w:t>CUP 17.225,00</w:t>
             </w:r>
           </w:p>
         </w:tc>
@@ -7853,7 +7853,7 @@
                 <w:sz w:val="20"/>
                 <w:szCs w:val="20"/>
               </w:rPr>
-              <w:t>CUP 13.520,00</w:t>
+              <w:t>CUP 13.780,00</w:t>
             </w:r>
           </w:p>
         </w:tc>
@@ -7916,7 +7916,7 @@
                 <w:sz w:val="20"/>
                 <w:szCs w:val="20"/>
               </w:rPr>
-              <w:t>CUP 30.420,00</w:t>
+              <w:t>CUP 31.005,00</w:t>
             </w:r>
           </w:p>
         </w:tc>
@@ -7979,7 +7979,7 @@
                 <w:sz w:val="20"/>
                 <w:szCs w:val="20"/>
               </w:rPr>
-              <w:t>CUP 16.900,00</w:t>
+              <w:t>CUP 17.225,00</w:t>
             </w:r>
           </w:p>
         </w:tc>
@@ -8042,7 +8042,7 @@
                 <w:sz w:val="20"/>
                 <w:szCs w:val="20"/>
               </w:rPr>
-              <w:t>CUP 16.900,00</w:t>
+              <w:t>CUP 17.225,00</w:t>
             </w:r>
           </w:p>
         </w:tc>
@@ -8105,7 +8105,7 @@
                 <w:sz w:val="20"/>
                 <w:szCs w:val="20"/>
               </w:rPr>
-              <w:t>CUP 10.140,00</w:t>
+              <w:t>CUP 10.335,00</w:t>
             </w:r>
           </w:p>
         </w:tc>
@@ -8168,7 +8168,7 @@
                 <w:sz w:val="20"/>
                 <w:szCs w:val="20"/>
               </w:rPr>
-              <w:t>CUP 5.408,00</w:t>
+              <w:t>CUP 5.512,00</w:t>
             </w:r>
           </w:p>
         </w:tc>
@@ -8231,7 +8231,7 @@
                 <w:sz w:val="20"/>
                 <w:szCs w:val="20"/>
               </w:rPr>
-              <w:t>CUP 10.140,00</w:t>
+              <w:t>CUP 10.335,00</w:t>
             </w:r>
           </w:p>
         </w:tc>
@@ -8294,7 +8294,7 @@
                 <w:sz w:val="20"/>
                 <w:szCs w:val="20"/>
               </w:rPr>
-              <w:t>CUP 10.140,00</w:t>
+              <w:t>CUP 10.335,00</w:t>
             </w:r>
           </w:p>
         </w:tc>
@@ -8357,7 +8357,7 @@
                 <w:sz w:val="20"/>
                 <w:szCs w:val="20"/>
               </w:rPr>
-              <w:t>CUP 20.280,00</w:t>
+              <w:t>CUP 20.670,00</w:t>
             </w:r>
           </w:p>
         </w:tc>
@@ -8421,7 +8421,7 @@
                 <w:sz w:val="20"/>
                 <w:szCs w:val="20"/>
               </w:rPr>
-              <w:t>CUP 30.420,00</w:t>
+              <w:t>CUP 31.005,00</w:t>
             </w:r>
           </w:p>
         </w:tc>
@@ -8484,7 +8484,7 @@
                 <w:sz w:val="20"/>
                 <w:szCs w:val="20"/>
               </w:rPr>
-              <w:t>CUP 47.320,00</w:t>
+              <w:t>CUP 48.230,00</w:t>
             </w:r>
           </w:p>
         </w:tc>
@@ -8547,7 +8547,7 @@
                 <w:sz w:val="20"/>
                 <w:szCs w:val="20"/>
               </w:rPr>
-              <w:t>CUP 67.600,00</w:t>
+              <w:t>CUP 68.900,00</w:t>
             </w:r>
           </w:p>
         </w:tc>
@@ -8610,7 +8610,7 @@
                 <w:sz w:val="20"/>
                 <w:szCs w:val="20"/>
               </w:rPr>
-              <w:t>CUP 236.600,00</w:t>
+              <w:t>CUP 241.150,00</w:t>
             </w:r>
           </w:p>
         </w:tc>
@@ -8673,7 +8673,7 @@
                 <w:sz w:val="20"/>
                 <w:szCs w:val="20"/>
               </w:rPr>
-              <w:t>CUP 5.408,00</w:t>
+              <w:t>CUP 5.512,00</w:t>
             </w:r>
           </w:p>
         </w:tc>
@@ -8736,7 +8736,7 @@
                 <w:sz w:val="20"/>
                 <w:szCs w:val="20"/>
               </w:rPr>
-              <w:t>CUP 202.800,00</w:t>
+              <w:t>CUP 206.700,00</w:t>
             </w:r>
           </w:p>
         </w:tc>
@@ -8799,7 +8799,7 @@
                 <w:sz w:val="20"/>
                 <w:szCs w:val="20"/>
               </w:rPr>
-              <w:t>CUP 33.800,00</w:t>
+              <w:t>CUP 34.450,00</w:t>
             </w:r>
           </w:p>
         </w:tc>
@@ -8862,7 +8862,7 @@
                 <w:sz w:val="20"/>
                 <w:szCs w:val="20"/>
               </w:rPr>
-              <w:t>CUP 10.140,00</w:t>
+              <w:t>CUP 10.335,00</w:t>
             </w:r>
           </w:p>
         </w:tc>
@@ -8925,7 +8925,7 @@
                 <w:sz w:val="20"/>
                 <w:szCs w:val="20"/>
               </w:rPr>
-              <w:t>CUP 10.140,00</w:t>
+              <w:t>CUP 10.335,00</w:t>
             </w:r>
           </w:p>
         </w:tc>
@@ -8988,7 +8988,7 @@
                 <w:sz w:val="20"/>
                 <w:szCs w:val="20"/>
               </w:rPr>
-              <w:t>CUP 47.320,00</w:t>
+              <w:t>CUP 48.230,00</w:t>
             </w:r>
           </w:p>
         </w:tc>
@@ -9051,7 +9051,7 @@
                 <w:sz w:val="20"/>
                 <w:szCs w:val="20"/>
               </w:rPr>
-              <w:t>CUP 30.420,00</w:t>
+              <w:t>CUP 31.005,00</w:t>
             </w:r>
           </w:p>
         </w:tc>
@@ -9114,7 +9114,7 @@
                 <w:sz w:val="20"/>
                 <w:szCs w:val="20"/>
               </w:rPr>
-              <w:t>CUP 54.080,00</w:t>
+              <w:t>CUP 55.120,00</w:t>
             </w:r>
           </w:p>
         </w:tc>
@@ -9177,7 +9177,7 @@
                 <w:sz w:val="20"/>
                 <w:szCs w:val="20"/>
               </w:rPr>
-              <w:t>CUP 13.520,00</w:t>
+              <w:t>CUP 13.780,00</w:t>
             </w:r>
           </w:p>
         </w:tc>
@@ -9240,7 +9240,7 @@
                 <w:sz w:val="20"/>
                 <w:szCs w:val="20"/>
               </w:rPr>
-              <w:t>CUP 16.900,00</w:t>
+              <w:t>CUP 17.225,00</w:t>
             </w:r>
           </w:p>
         </w:tc>
@@ -9303,7 +9303,7 @@
                 <w:sz w:val="20"/>
                 <w:szCs w:val="20"/>
               </w:rPr>
-              <w:t>CUP 13.520,00</w:t>
+              <w:t>CUP 13.780,00</w:t>
             </w:r>
           </w:p>
         </w:tc>
@@ -9366,7 +9366,7 @@
                 <w:sz w:val="20"/>
                 <w:szCs w:val="20"/>
               </w:rPr>
-              <w:t>CUP 30.420,00</w:t>
+              <w:t>CUP 31.005,00</w:t>
             </w:r>
           </w:p>
         </w:tc>
@@ -9429,7 +9429,7 @@
                 <w:sz w:val="20"/>
                 <w:szCs w:val="20"/>
               </w:rPr>
-              <w:t>CUP 169.000,00</w:t>
+              <w:t>CUP 172.250,00</w:t>
             </w:r>
           </w:p>
         </w:tc>
@@ -9492,7 +9492,7 @@
                 <w:sz w:val="20"/>
                 <w:szCs w:val="20"/>
               </w:rPr>
-              <w:t>CUP 16.900,00</w:t>
+              <w:t>CUP 17.225,00</w:t>
             </w:r>
           </w:p>
         </w:tc>
@@ -9555,7 +9555,7 @@
                 <w:sz w:val="20"/>
                 <w:szCs w:val="20"/>
               </w:rPr>
-              <w:t>CUP 23.660,00</w:t>
+              <w:t>CUP 24.115,00</w:t>
             </w:r>
           </w:p>
         </w:tc>
@@ -9618,7 +9618,7 @@
                 <w:sz w:val="20"/>
                 <w:szCs w:val="20"/>
               </w:rPr>
-              <w:t>CUP 47.320,00</w:t>
+              <w:t>CUP 48.230,00</w:t>
             </w:r>
           </w:p>
         </w:tc>
@@ -9681,7 +9681,7 @@
                 <w:sz w:val="20"/>
                 <w:szCs w:val="20"/>
               </w:rPr>
-              <w:t>CUP 30.420,00</w:t>
+              <w:t>CUP 31.005,00</w:t>
             </w:r>
           </w:p>
         </w:tc>
@@ -9744,7 +9744,7 @@
                 <w:sz w:val="20"/>
                 <w:szCs w:val="20"/>
               </w:rPr>
-              <w:t>CUP 33.800,00</w:t>
+              <w:t>CUP 34.450,00</w:t>
             </w:r>
           </w:p>
         </w:tc>
@@ -9807,7 +9807,7 @@
                 <w:sz w:val="20"/>
                 <w:szCs w:val="20"/>
               </w:rPr>
-              <w:t>CUP 20.280,00</w:t>
+              <w:t>CUP 20.670,00</w:t>
             </w:r>
           </w:p>
         </w:tc>
@@ -9870,7 +9870,7 @@
                 <w:sz w:val="20"/>
                 <w:szCs w:val="20"/>
               </w:rPr>
-              <w:t>CUP 135,20</w:t>
+              <w:t>CUP 137,80</w:t>
             </w:r>
           </w:p>
         </w:tc>
@@ -9933,7 +9933,7 @@
                 <w:sz w:val="20"/>
                 <w:szCs w:val="20"/>
               </w:rPr>
-              <w:t>CUP 67.600,00</w:t>
+              <w:t>CUP 68.900,00</w:t>
             </w:r>
           </w:p>
         </w:tc>
@@ -9996,7 +9996,7 @@
                 <w:sz w:val="20"/>
                 <w:szCs w:val="20"/>
               </w:rPr>
-              <w:t>CUP 13.520,00</w:t>
+              <w:t>CUP 13.780,00</w:t>
             </w:r>
           </w:p>
         </w:tc>
@@ -10059,7 +10059,7 @@
                 <w:sz w:val="20"/>
                 <w:szCs w:val="20"/>
               </w:rPr>
-              <w:t>CUP 20.280,00</w:t>
+              <w:t>CUP 20.670,00</w:t>
             </w:r>
           </w:p>
         </w:tc>
@@ -10122,7 +10122,7 @@
                 <w:sz w:val="20"/>
                 <w:szCs w:val="20"/>
               </w:rPr>
-              <w:t>CUP 1.352,00</w:t>
+              <w:t>CUP 1.378,00</w:t>
             </w:r>
           </w:p>
         </w:tc>
@@ -10185,7 +10185,7 @@
                 <w:sz w:val="20"/>
                 <w:szCs w:val="20"/>
               </w:rPr>
-              <w:t>CUP 40.560,00</w:t>
+              <w:t>CUP 41.340,00</w:t>
             </w:r>
           </w:p>
         </w:tc>
@@ -10248,7 +10248,7 @@
                 <w:sz w:val="20"/>
                 <w:szCs w:val="20"/>
               </w:rPr>
-              <w:t>CUP 4.732,00</w:t>
+              <w:t>CUP 4.823,00</w:t>
             </w:r>
           </w:p>
         </w:tc>
@@ -10311,7 +10311,7 @@
                 <w:sz w:val="20"/>
                 <w:szCs w:val="20"/>
               </w:rPr>
-              <w:t>CUP 13.520,00</w:t>
+              <w:t>CUP 13.780,00</w:t>
             </w:r>
           </w:p>
         </w:tc>
@@ -10375,7 +10375,7 @@
                 <w:sz w:val="20"/>
                 <w:szCs w:val="20"/>
               </w:rPr>
-              <w:t>CUP 10.140,00</w:t>
+              <w:t>CUP 10.335,00</w:t>
             </w:r>
           </w:p>
         </w:tc>
@@ -10438,7 +10438,7 @@
                 <w:sz w:val="20"/>
                 <w:szCs w:val="20"/>
               </w:rPr>
-              <w:t>CUP 13.520,00</w:t>
+              <w:t>CUP 13.780,00</w:t>
             </w:r>
           </w:p>
         </w:tc>
@@ -10501,7 +10501,7 @@
                 <w:sz w:val="20"/>
                 <w:szCs w:val="20"/>
               </w:rPr>
-              <w:t>CUP 40.560,00</w:t>
+              <w:t>CUP 41.340,00</w:t>
             </w:r>
           </w:p>
         </w:tc>
@@ -10564,7 +10564,7 @@
                 <w:sz w:val="20"/>
                 <w:szCs w:val="20"/>
               </w:rPr>
-              <w:t>CUP 101.400,00</w:t>
+              <w:t>CUP 103.350,00</w:t>
             </w:r>
           </w:p>
         </w:tc>
@@ -10627,7 +10627,7 @@
                 <w:sz w:val="20"/>
                 <w:szCs w:val="20"/>
               </w:rPr>
-              <w:t>CUP 27.040,00</w:t>
+              <w:t>CUP 27.560,00</w:t>
             </w:r>
           </w:p>
         </w:tc>
@@ -10690,7 +10690,7 @@
                 <w:sz w:val="20"/>
                 <w:szCs w:val="20"/>
               </w:rPr>
-              <w:t>CUP 67.600,00</w:t>
+              <w:t>CUP 68.900,00</w:t>
             </w:r>
           </w:p>
         </w:tc>
@@ -10753,7 +10753,7 @@
                 <w:sz w:val="20"/>
                 <w:szCs w:val="20"/>
               </w:rPr>
-              <w:t>CUP 67.600,00</w:t>
+              <w:t>CUP 68.900,00</w:t>
             </w:r>
           </w:p>
         </w:tc>
@@ -10816,7 +10816,7 @@
                 <w:sz w:val="20"/>
                 <w:szCs w:val="20"/>
               </w:rPr>
-              <w:t>CUP 67.600,00</w:t>
+              <w:t>CUP 68.900,00</w:t>
             </w:r>
           </w:p>
         </w:tc>
@@ -10879,7 +10879,7 @@
                 <w:sz w:val="20"/>
                 <w:szCs w:val="20"/>
               </w:rPr>
-              <w:t>CUP 16.900,00</w:t>
+              <w:t>CUP 17.225,00</w:t>
             </w:r>
           </w:p>
         </w:tc>
@@ -10942,7 +10942,7 @@
                 <w:sz w:val="20"/>
                 <w:szCs w:val="20"/>
               </w:rPr>
-              <w:t>CUP 290.680,00</w:t>
+              <w:t>CUP 296.270,00</w:t>
             </w:r>
           </w:p>
         </w:tc>
@@ -11005,7 +11005,7 @@
                 <w:sz w:val="20"/>
                 <w:szCs w:val="20"/>
               </w:rPr>
-              <w:t>CUP 121.680,00</w:t>
+              <w:t>CUP 124.020,00</w:t>
             </w:r>
           </w:p>
         </w:tc>
@@ -11068,7 +11068,7 @@
                 <w:sz w:val="20"/>
                 <w:szCs w:val="20"/>
               </w:rPr>
-              <w:t>CUP 4.732,00</w:t>
+              <w:t>CUP 4.823,00</w:t>
             </w:r>
           </w:p>
         </w:tc>
@@ -11131,7 +11131,7 @@
                 <w:sz w:val="20"/>
                 <w:szCs w:val="20"/>
               </w:rPr>
-              <w:t>CUP 13.520,00</w:t>
+              <w:t>CUP 13.780,00</w:t>
             </w:r>
           </w:p>
         </w:tc>
@@ -11194,7 +11194,7 @@
                 <w:sz w:val="20"/>
                 <w:szCs w:val="20"/>
               </w:rPr>
-              <w:t>CUP 20.280,00</w:t>
+              <w:t>CUP 20.670,00</w:t>
             </w:r>
           </w:p>
         </w:tc>
@@ -11257,7 +11257,7 @@
                 <w:sz w:val="20"/>
                 <w:szCs w:val="20"/>
               </w:rPr>
-              <w:t>CUP 40.560,00</w:t>
+              <w:t>CUP 41.340,00</w:t>
             </w:r>
           </w:p>
         </w:tc>
@@ -11320,7 +11320,7 @@
                 <w:sz w:val="20"/>
                 <w:szCs w:val="20"/>
               </w:rPr>
-              <w:t>CUP 81.120,00</w:t>
+              <w:t>CUP 82.680,00</w:t>
             </w:r>
           </w:p>
         </w:tc>
@@ -11383,7 +11383,7 @@
                 <w:sz w:val="20"/>
                 <w:szCs w:val="20"/>
               </w:rPr>
-              <w:t>CUP 13.520,00</w:t>
+              <w:t>CUP 13.780,00</w:t>
             </w:r>
           </w:p>
         </w:tc>
@@ -11446,7 +11446,7 @@
                 <w:sz w:val="20"/>
                 <w:szCs w:val="20"/>
               </w:rPr>
-              <w:t>CUP 54.080,00</w:t>
+              <w:t>CUP 55.120,00</w:t>
             </w:r>
           </w:p>
         </w:tc>
@@ -11509,7 +11509,7 @@
                 <w:sz w:val="20"/>
                 <w:szCs w:val="20"/>
               </w:rPr>
-              <w:t>CUP 169.000,00</w:t>
+              <w:t>CUP 172.250,00</w:t>
             </w:r>
           </w:p>
         </w:tc>
@@ -11572,7 +11572,7 @@
                 <w:sz w:val="20"/>
                 <w:szCs w:val="20"/>
               </w:rPr>
-              <w:t>CUP 81.120,00</w:t>
+              <w:t>CUP 82.680,00</w:t>
             </w:r>
           </w:p>
         </w:tc>
@@ -11635,7 +11635,7 @@
                 <w:sz w:val="20"/>
                 <w:szCs w:val="20"/>
               </w:rPr>
-              <w:t>CUP 135,20</w:t>
+              <w:t>CUP 137,80</w:t>
             </w:r>
           </w:p>
         </w:tc>
@@ -11698,7 +11698,7 @@
                 <w:sz w:val="20"/>
                 <w:szCs w:val="20"/>
               </w:rPr>
-              <w:t>CUP 10.140,00</w:t>
+              <w:t>CUP 10.335,00</w:t>
             </w:r>
           </w:p>
         </w:tc>
@@ -11761,7 +11761,7 @@
                 <w:sz w:val="20"/>
                 <w:szCs w:val="20"/>
               </w:rPr>
-              <w:t>CUP 5.408,00</w:t>
+              <w:t>CUP 5.512,00</w:t>
             </w:r>
           </w:p>
         </w:tc>
@@ -11824,7 +11824,7 @@
                 <w:sz w:val="20"/>
                 <w:szCs w:val="20"/>
               </w:rPr>
-              <w:t>CUP 33.800,00</w:t>
+              <w:t>CUP 34.450,00</w:t>
             </w:r>
           </w:p>
         </w:tc>
@@ -11887,7 +11887,7 @@
                 <w:sz w:val="20"/>
                 <w:szCs w:val="20"/>
               </w:rPr>
-              <w:t>CUP 40.560,00</w:t>
+              <w:t>CUP 41.340,00</w:t>
             </w:r>
           </w:p>
         </w:tc>
@@ -11950,7 +11950,7 @@
                 <w:sz w:val="20"/>
                 <w:szCs w:val="20"/>
               </w:rPr>
-              <w:t>CUP 67.600,00</w:t>
+              <w:t>CUP 68.900,00</w:t>
             </w:r>
           </w:p>
         </w:tc>
@@ -12013,7 +12013,7 @@
                 <w:sz w:val="20"/>
                 <w:szCs w:val="20"/>
               </w:rPr>
-              <w:t>CUP 8.112,00</w:t>
+              <w:t>CUP 8.268,00</w:t>
             </w:r>
           </w:p>
         </w:tc>
@@ -12076,7 +12076,7 @@
                 <w:sz w:val="20"/>
                 <w:szCs w:val="20"/>
               </w:rPr>
-              <w:t>CUP 27.040,00</w:t>
+              <w:t>CUP 27.560,00</w:t>
             </w:r>
           </w:p>
         </w:tc>
@@ -12139,7 +12139,7 @@
                 <w:sz w:val="20"/>
                 <w:szCs w:val="20"/>
               </w:rPr>
-              <w:t>CUP 47.320,00</w:t>
+              <w:t>CUP 48.230,00</w:t>
             </w:r>
           </w:p>
         </w:tc>
@@ -12202,7 +12202,7 @@
                 <w:sz w:val="20"/>
                 <w:szCs w:val="20"/>
               </w:rPr>
-              <w:t>CUP 5.408,00</w:t>
+              <w:t>CUP 5.512,00</w:t>
             </w:r>
           </w:p>
         </w:tc>
@@ -12265,7 +12265,7 @@
                 <w:sz w:val="20"/>
                 <w:szCs w:val="20"/>
               </w:rPr>
-              <w:t>CUP 6.760,00</w:t>
+              <w:t>CUP 6.890,00</w:t>
             </w:r>
           </w:p>
         </w:tc>
@@ -12329,7 +12329,7 @@
                 <w:sz w:val="20"/>
                 <w:szCs w:val="20"/>
               </w:rPr>
-              <w:t>CUP 5.408,00</w:t>
+              <w:t>CUP 5.512,00</w:t>
             </w:r>
           </w:p>
         </w:tc>
@@ -12392,7 +12392,7 @@
                 <w:sz w:val="20"/>
                 <w:szCs w:val="20"/>
               </w:rPr>
-              <w:t>CUP 20.280,00</w:t>
+              <w:t>CUP 20.670,00</w:t>
             </w:r>
           </w:p>
         </w:tc>
@@ -12455,7 +12455,7 @@
                 <w:sz w:val="20"/>
                 <w:szCs w:val="20"/>
               </w:rPr>
-              <w:t>CUP 60.840,00</w:t>
+              <w:t>CUP 62.010,00</w:t>
             </w:r>
           </w:p>
         </w:tc>
@@ -12518,7 +12518,7 @@
                 <w:sz w:val="20"/>
                 <w:szCs w:val="20"/>
               </w:rPr>
-              <w:t>CUP 33.800,00</w:t>
+              <w:t>CUP 34.450,00</w:t>
             </w:r>
           </w:p>
         </w:tc>
@@ -12555,7 +12555,7 @@
                 <w:sz w:val="22"/>
                 <w:szCs w:val="22"/>
               </w:rPr>
-              <w:t xml:space="preserve">FOCOS 60*55 </w:t>
+              <w:t>FOCOS 60*55</w:t>
             </w:r>
           </w:p>
         </w:tc>
@@ -12581,7 +12581,7 @@
                 <w:sz w:val="20"/>
                 <w:szCs w:val="20"/>
               </w:rPr>
-              <w:t>CUP 3.380,00</w:t>
+              <w:t>CUP 3.445,00</w:t>
             </w:r>
           </w:p>
         </w:tc>
@@ -12644,7 +12644,7 @@
                 <w:sz w:val="20"/>
                 <w:szCs w:val="20"/>
               </w:rPr>
-              <w:t>CUP 20.280,00</w:t>
+              <w:t>CUP 20.670,00</w:t>
             </w:r>
           </w:p>
         </w:tc>
@@ -12707,7 +12707,7 @@
                 <w:sz w:val="20"/>
                 <w:szCs w:val="20"/>
               </w:rPr>
-              <w:t>CUP 13.520,00</w:t>
+              <w:t>CUP 13.780,00</w:t>
             </w:r>
           </w:p>
         </w:tc>
@@ -12770,7 +12770,7 @@
                 <w:sz w:val="20"/>
                 <w:szCs w:val="20"/>
               </w:rPr>
-              <w:t>CUP 81.120,00</w:t>
+              <w:t>CUP 82.680,00</w:t>
             </w:r>
           </w:p>
         </w:tc>
@@ -12833,7 +12833,7 @@
                 <w:sz w:val="20"/>
                 <w:szCs w:val="20"/>
               </w:rPr>
-              <w:t>CUP 3.380,00</w:t>
+              <w:t>CUP 3.445,00</w:t>
             </w:r>
           </w:p>
         </w:tc>
@@ -12896,7 +12896,7 @@
                 <w:sz w:val="20"/>
                 <w:szCs w:val="20"/>
               </w:rPr>
-              <w:t>CUP 23.660,00</w:t>
+              <w:t>CUP 24.115,00</w:t>
             </w:r>
           </w:p>
         </w:tc>
@@ -12959,7 +12959,7 @@
                 <w:sz w:val="20"/>
                 <w:szCs w:val="20"/>
               </w:rPr>
-              <w:t>CUP 2.028,00</w:t>
+              <w:t>CUP 2.067,00</w:t>
             </w:r>
           </w:p>
         </w:tc>
@@ -13022,7 +13022,7 @@
                 <w:sz w:val="20"/>
                 <w:szCs w:val="20"/>
               </w:rPr>
-              <w:t>CUP 2.028,00</w:t>
+              <w:t>CUP 2.067,00</w:t>
             </w:r>
           </w:p>
         </w:tc>
@@ -13085,7 +13085,7 @@
                 <w:sz w:val="20"/>
                 <w:szCs w:val="20"/>
               </w:rPr>
-              <w:t>CUP 135,20</w:t>
+              <w:t>CUP 137,80</w:t>
             </w:r>
           </w:p>
         </w:tc>
@@ -13148,7 +13148,7 @@
                 <w:sz w:val="20"/>
                 <w:szCs w:val="20"/>
               </w:rPr>
-              <w:t>CUP 135,20</w:t>
+              <w:t>CUP 137,80</w:t>
             </w:r>
           </w:p>
         </w:tc>
@@ -13211,7 +13211,7 @@
                 <w:sz w:val="20"/>
                 <w:szCs w:val="20"/>
               </w:rPr>
-              <w:t>CUP 4.056,00</w:t>
+              <w:t>CUP 4.134,00</w:t>
             </w:r>
           </w:p>
         </w:tc>
@@ -13274,7 +13274,7 @@
                 <w:sz w:val="20"/>
                 <w:szCs w:val="20"/>
               </w:rPr>
-              <w:t>CUP 3.380,00</w:t>
+              <w:t>CUP 3.445,00</w:t>
             </w:r>
           </w:p>
         </w:tc>
@@ -13337,7 +13337,7 @@
                 <w:sz w:val="20"/>
                 <w:szCs w:val="20"/>
               </w:rPr>
-              <w:t>CUP 67.600,00</w:t>
+              <w:t>CUP 68.900,00</w:t>
             </w:r>
           </w:p>
         </w:tc>
@@ -13400,7 +13400,7 @@
                 <w:sz w:val="20"/>
                 <w:szCs w:val="20"/>
               </w:rPr>
-              <w:t>CUP 2.704,00</w:t>
+              <w:t>CUP 2.756,00</w:t>
             </w:r>
           </w:p>
         </w:tc>
@@ -13468,7 +13468,7 @@
                 <w:sz w:val="20"/>
                 <w:szCs w:val="20"/>
               </w:rPr>
-              <w:t>CUP 5.408,00</w:t>
+              <w:t>CUP 5.512,00</w:t>
             </w:r>
           </w:p>
         </w:tc>
@@ -13536,7 +13536,7 @@
                 <w:sz w:val="20"/>
                 <w:szCs w:val="20"/>
               </w:rPr>
-              <w:t>CUP 40.560,00</w:t>
+              <w:t>CUP 41.340,00</w:t>
             </w:r>
           </w:p>
         </w:tc>
@@ -13600,7 +13600,7 @@
                 <w:sz w:val="20"/>
                 <w:szCs w:val="20"/>
               </w:rPr>
-              <w:t>CUP 20.280,00</w:t>
+              <w:t>CUP 20.670,00</w:t>
             </w:r>
           </w:p>
         </w:tc>
@@ -13663,7 +13663,7 @@
                 <w:sz w:val="20"/>
                 <w:szCs w:val="20"/>
               </w:rPr>
-              <w:t>CUP 67.600,00</w:t>
+              <w:t>CUP 68.900,00</w:t>
             </w:r>
           </w:p>
         </w:tc>
@@ -13726,7 +13726,7 @@
                 <w:sz w:val="20"/>
                 <w:szCs w:val="20"/>
               </w:rPr>
-              <w:t>CUP 20.280,00</w:t>
+              <w:t>CUP 20.670,00</w:t>
             </w:r>
           </w:p>
         </w:tc>
@@ -13789,7 +13789,7 @@
                 <w:sz w:val="20"/>
                 <w:szCs w:val="20"/>
               </w:rPr>
-              <w:t>CUP 4.732,00</w:t>
+              <w:t>CUP 4.823,00</w:t>
             </w:r>
           </w:p>
         </w:tc>
@@ -13852,7 +13852,7 @@
                 <w:sz w:val="20"/>
                 <w:szCs w:val="20"/>
               </w:rPr>
-              <w:t>CUP 10.140,00</w:t>
+              <w:t>CUP 10.335,00</w:t>
             </w:r>
           </w:p>
         </w:tc>
@@ -13915,7 +13915,7 @@
                 <w:sz w:val="20"/>
                 <w:szCs w:val="20"/>
               </w:rPr>
-              <w:t>CUP 20.280,00</w:t>
+              <w:t>CUP 20.670,00</w:t>
             </w:r>
           </w:p>
         </w:tc>
@@ -13978,7 +13978,7 @@
                 <w:sz w:val="20"/>
                 <w:szCs w:val="20"/>
               </w:rPr>
-              <w:t>CUP 5.408,00</w:t>
+              <w:t>CUP 5.512,00</w:t>
             </w:r>
           </w:p>
         </w:tc>
@@ -14041,7 +14041,7 @@
                 <w:sz w:val="20"/>
                 <w:szCs w:val="20"/>
               </w:rPr>
-              <w:t>CUP 5.408,00</w:t>
+              <w:t>CUP 5.512,00</w:t>
             </w:r>
           </w:p>
         </w:tc>
@@ -14104,7 +14104,7 @@
                 <w:sz w:val="20"/>
                 <w:szCs w:val="20"/>
               </w:rPr>
-              <w:t>CUP 5.408,00</w:t>
+              <w:t>CUP 5.512,00</w:t>
             </w:r>
           </w:p>
         </w:tc>
@@ -14167,7 +14167,7 @@
                 <w:sz w:val="20"/>
                 <w:szCs w:val="20"/>
               </w:rPr>
-              <w:t>CUP 4.732,00</w:t>
+              <w:t>CUP 4.823,00</w:t>
             </w:r>
           </w:p>
         </w:tc>
@@ -14230,7 +14230,7 @@
                 <w:sz w:val="20"/>
                 <w:szCs w:val="20"/>
               </w:rPr>
-              <w:t>CUP 3.380,00</w:t>
+              <w:t>CUP 3.445,00</w:t>
             </w:r>
           </w:p>
         </w:tc>
@@ -14294,7 +14294,7 @@
                 <w:sz w:val="20"/>
                 <w:szCs w:val="20"/>
               </w:rPr>
-              <w:t>CUP 10.140,00</w:t>
+              <w:t>CUP 10.335,00</w:t>
             </w:r>
           </w:p>
         </w:tc>
@@ -14357,7 +14357,7 @@
                 <w:sz w:val="20"/>
                 <w:szCs w:val="20"/>
               </w:rPr>
-              <w:t>CUP 4.732,00</w:t>
+              <w:t>CUP 4.823,00</w:t>
             </w:r>
           </w:p>
         </w:tc>
@@ -14420,7 +14420,7 @@
                 <w:sz w:val="20"/>
                 <w:szCs w:val="20"/>
               </w:rPr>
-              <w:t>CUP 4.732,00</w:t>
+              <w:t>CUP 4.823,00</w:t>
             </w:r>
           </w:p>
         </w:tc>
@@ -14483,7 +14483,7 @@
                 <w:sz w:val="20"/>
                 <w:szCs w:val="20"/>
               </w:rPr>
-              <w:t>CUP 3.380,00</w:t>
+              <w:t>CUP 3.445,00</w:t>
             </w:r>
           </w:p>
         </w:tc>
@@ -14546,7 +14546,7 @@
                 <w:sz w:val="20"/>
                 <w:szCs w:val="20"/>
               </w:rPr>
-              <w:t>CUP 13.520,00</w:t>
+              <w:t>CUP 13.780,00</w:t>
             </w:r>
           </w:p>
         </w:tc>
@@ -14609,7 +14609,7 @@
                 <w:sz w:val="20"/>
                 <w:szCs w:val="20"/>
               </w:rPr>
-              <w:t>CUP 1.352,00</w:t>
+              <w:t>CUP 1.378,00</w:t>
             </w:r>
           </w:p>
         </w:tc>
@@ -14672,7 +14672,7 @@
                 <w:sz w:val="20"/>
                 <w:szCs w:val="20"/>
               </w:rPr>
-              <w:t>CUP 13.520,00</w:t>
+              <w:t>CUP 13.780,00</w:t>
             </w:r>
           </w:p>
         </w:tc>
@@ -14735,7 +14735,7 @@
                 <w:sz w:val="20"/>
                 <w:szCs w:val="20"/>
               </w:rPr>
-              <w:t>CUP 33.800,00</w:t>
+              <w:t>CUP 34.450,00</w:t>
             </w:r>
           </w:p>
         </w:tc>
@@ -14798,7 +14798,7 @@
                 <w:sz w:val="20"/>
                 <w:szCs w:val="20"/>
               </w:rPr>
-              <w:t>CUP 27.040,00</w:t>
+              <w:t>CUP 27.560,00</w:t>
             </w:r>
           </w:p>
         </w:tc>
@@ -14861,7 +14861,7 @@
                 <w:sz w:val="20"/>
                 <w:szCs w:val="20"/>
               </w:rPr>
-              <w:t>CUP 101.400,00</w:t>
+              <w:t>CUP 103.350,00</w:t>
             </w:r>
           </w:p>
         </w:tc>
@@ -14924,7 +14924,7 @@
                 <w:sz w:val="20"/>
                 <w:szCs w:val="20"/>
               </w:rPr>
-              <w:t>CUP 60.840,00</w:t>
+              <w:t>CUP 62.010,00</w:t>
             </w:r>
           </w:p>
         </w:tc>
@@ -14987,7 +14987,7 @@
                 <w:sz w:val="20"/>
                 <w:szCs w:val="20"/>
               </w:rPr>
-              <w:t>CUP 2.028,00</w:t>
+              <w:t>CUP 2.067,00</w:t>
             </w:r>
           </w:p>
         </w:tc>
@@ -15024,7 +15024,7 @@
                 <w:sz w:val="22"/>
                 <w:szCs w:val="22"/>
               </w:rPr>
-              <w:t xml:space="preserve">LIMPIA CARBURADOR </w:t>
+              <w:t>LIMPIACARBURADOR</w:t>
             </w:r>
           </w:p>
         </w:tc>
@@ -15050,7 +15050,7 @@
                 <w:sz w:val="20"/>
                 <w:szCs w:val="20"/>
               </w:rPr>
-              <w:t>CUP 5.408,00</w:t>
+              <w:t>CUP 5.512,00</w:t>
             </w:r>
           </w:p>
         </w:tc>
@@ -15087,7 +15087,7 @@
                 <w:sz w:val="22"/>
                 <w:szCs w:val="22"/>
               </w:rPr>
-              <w:t xml:space="preserve">LIQUIDO DE FRENO </w:t>
+              <w:t>LIQUIDO DE FRENO</w:t>
             </w:r>
           </w:p>
         </w:tc>
@@ -15113,7 +15113,7 @@
                 <w:sz w:val="20"/>
                 <w:szCs w:val="20"/>
               </w:rPr>
-              <w:t>CUP 4.732,00</w:t>
+              <w:t>CUP 4.823,00</w:t>
             </w:r>
           </w:p>
         </w:tc>
@@ -15176,7 +15176,7 @@
                 <w:sz w:val="20"/>
                 <w:szCs w:val="20"/>
               </w:rPr>
-              <w:t>CUP 216.320,00</w:t>
+              <w:t>CUP 220.480,00</w:t>
             </w:r>
           </w:p>
         </w:tc>
@@ -15239,7 +15239,7 @@
                 <w:sz w:val="20"/>
                 <w:szCs w:val="20"/>
               </w:rPr>
-              <w:t>CUP 351.520,00</w:t>
+              <w:t>CUP 358.280,00</w:t>
             </w:r>
           </w:p>
         </w:tc>
@@ -15260,7 +15260,7 @@
             </w:tcBorders>
             <w:shd w:val="clear" w:color="auto" w:fill="auto"/>
             <w:noWrap/>
-            <w:vAlign w:val="bottom"/>
+            <w:vAlign w:val="center"/>
           </w:tcPr>
           <w:p>
             <w:pPr>
@@ -15302,7 +15302,7 @@
                 <w:sz w:val="20"/>
                 <w:szCs w:val="20"/>
               </w:rPr>
-              <w:t>CUP 358.280,00</w:t>
+              <w:t>CUP 365.170,00</w:t>
             </w:r>
           </w:p>
         </w:tc>
@@ -15365,7 +15365,7 @@
                 <w:sz w:val="20"/>
                 <w:szCs w:val="20"/>
               </w:rPr>
-              <w:t>CUP 4.056,00</w:t>
+              <w:t>CUP 4.134,00</w:t>
             </w:r>
           </w:p>
         </w:tc>
@@ -15428,7 +15428,7 @@
                 <w:sz w:val="20"/>
                 <w:szCs w:val="20"/>
               </w:rPr>
-              <w:t>CUP 8.112,00</w:t>
+              <w:t>CUP 8.268,00</w:t>
             </w:r>
           </w:p>
         </w:tc>
@@ -15491,7 +15491,7 @@
                 <w:sz w:val="20"/>
                 <w:szCs w:val="20"/>
               </w:rPr>
-              <w:t>CUP 5.408,00</w:t>
+              <w:t>CUP 5.512,00</w:t>
             </w:r>
           </w:p>
         </w:tc>
@@ -15554,7 +15554,7 @@
                 <w:sz w:val="20"/>
                 <w:szCs w:val="20"/>
               </w:rPr>
-              <w:t>CUP 13.520,00</w:t>
+              <w:t>CUP 13.780,00</w:t>
             </w:r>
           </w:p>
         </w:tc>
@@ -15617,7 +15617,7 @@
                 <w:sz w:val="20"/>
                 <w:szCs w:val="20"/>
               </w:rPr>
-              <w:t>CUP 10.140,00</w:t>
+              <w:t>CUP 10.335,00</w:t>
             </w:r>
           </w:p>
         </w:tc>
@@ -15680,7 +15680,7 @@
                 <w:sz w:val="20"/>
                 <w:szCs w:val="20"/>
               </w:rPr>
-              <w:t>CUP 3.380,00</w:t>
+              <w:t>CUP 3.445,00</w:t>
             </w:r>
           </w:p>
         </w:tc>
@@ -15743,7 +15743,7 @@
                 <w:sz w:val="20"/>
                 <w:szCs w:val="20"/>
               </w:rPr>
-              <w:t>CUP 10.140,00</w:t>
+              <w:t>CUP 10.335,00</w:t>
             </w:r>
           </w:p>
         </w:tc>
@@ -15806,7 +15806,7 @@
                 <w:sz w:val="20"/>
                 <w:szCs w:val="20"/>
               </w:rPr>
-              <w:t>CUP 47.320,00</w:t>
+              <w:t>CUP 48.230,00</w:t>
             </w:r>
           </w:p>
         </w:tc>
@@ -15869,7 +15869,7 @@
                 <w:sz w:val="20"/>
                 <w:szCs w:val="20"/>
               </w:rPr>
-              <w:t>CUP 5.408,00</w:t>
+              <w:t>CUP 5.512,00</w:t>
             </w:r>
           </w:p>
         </w:tc>
@@ -15932,7 +15932,7 @@
                 <w:sz w:val="20"/>
                 <w:szCs w:val="20"/>
               </w:rPr>
-              <w:t>CUP 6.760,00</w:t>
+              <w:t>CUP 6.890,00</w:t>
             </w:r>
           </w:p>
         </w:tc>
@@ -15995,7 +15995,7 @@
                 <w:sz w:val="20"/>
                 <w:szCs w:val="20"/>
               </w:rPr>
-              <w:t>CUP 13.520,00</w:t>
+              <w:t>CUP 13.780,00</w:t>
             </w:r>
           </w:p>
         </w:tc>
@@ -16058,7 +16058,7 @@
                 <w:sz w:val="20"/>
                 <w:szCs w:val="20"/>
               </w:rPr>
-              <w:t>CUP 5.408,00</w:t>
+              <w:t>CUP 5.512,00</w:t>
             </w:r>
           </w:p>
         </w:tc>
@@ -16121,7 +16121,7 @@
                 <w:sz w:val="20"/>
                 <w:szCs w:val="20"/>
               </w:rPr>
-              <w:t>CUP 5.408,00</w:t>
+              <w:t>CUP 5.512,00</w:t>
             </w:r>
           </w:p>
         </w:tc>
@@ -16184,7 +16184,7 @@
                 <w:sz w:val="20"/>
                 <w:szCs w:val="20"/>
               </w:rPr>
-              <w:t>CUP 5.408,00</w:t>
+              <w:t>CUP 5.512,00</w:t>
             </w:r>
           </w:p>
         </w:tc>
@@ -16248,7 +16248,7 @@
                 <w:sz w:val="20"/>
                 <w:szCs w:val="20"/>
               </w:rPr>
-              <w:t>CUP 5.408,00</w:t>
+              <w:t>CUP 5.512,00</w:t>
             </w:r>
           </w:p>
         </w:tc>
@@ -16311,7 +16311,7 @@
                 <w:sz w:val="20"/>
                 <w:szCs w:val="20"/>
               </w:rPr>
-              <w:t>CUP 33.800,00</w:t>
+              <w:t>CUP 34.450,00</w:t>
             </w:r>
           </w:p>
         </w:tc>
@@ -16374,7 +16374,7 @@
                 <w:sz w:val="20"/>
                 <w:szCs w:val="20"/>
               </w:rPr>
-              <w:t>CUP 3.380,00</w:t>
+              <w:t>CUP 3.445,00</w:t>
             </w:r>
           </w:p>
         </w:tc>
@@ -16437,7 +16437,7 @@
                 <w:sz w:val="20"/>
                 <w:szCs w:val="20"/>
               </w:rPr>
-              <w:t>CUP 3.380,00</w:t>
+              <w:t>CUP 3.445,00</w:t>
             </w:r>
           </w:p>
         </w:tc>
@@ -16500,7 +16500,7 @@
                 <w:sz w:val="20"/>
                 <w:szCs w:val="20"/>
               </w:rPr>
-              <w:t>CUP 20.280,00</w:t>
+              <w:t>CUP 20.670,00</w:t>
             </w:r>
           </w:p>
         </w:tc>
@@ -16563,7 +16563,7 @@
                 <w:sz w:val="20"/>
                 <w:szCs w:val="20"/>
               </w:rPr>
-              <w:t>CUP 3.380,00</w:t>
+              <w:t>CUP 3.445,00</w:t>
             </w:r>
           </w:p>
         </w:tc>
@@ -16626,7 +16626,7 @@
                 <w:sz w:val="20"/>
                 <w:szCs w:val="20"/>
               </w:rPr>
-              <w:t>CUP 189.280,00</w:t>
+              <w:t>CUP 192.920,00</w:t>
             </w:r>
           </w:p>
         </w:tc>
@@ -16689,7 +16689,7 @@
                 <w:sz w:val="20"/>
                 <w:szCs w:val="20"/>
               </w:rPr>
-              <w:t>CUP 101.400,00</w:t>
+              <w:t>CUP 103.350,00</w:t>
             </w:r>
           </w:p>
         </w:tc>
@@ -16770,7 +16770,7 @@
                 <w:sz w:val="20"/>
                 <w:szCs w:val="20"/>
               </w:rPr>
-              <w:t>CUP 43.940,00</w:t>
+              <w:t>CUP 44.785,00</w:t>
             </w:r>
           </w:p>
         </w:tc>
@@ -16833,7 +16833,7 @@
                 <w:sz w:val="20"/>
                 <w:szCs w:val="20"/>
               </w:rPr>
-              <w:t>CUP 54.080,00</w:t>
+              <w:t>CUP 55.120,00</w:t>
             </w:r>
           </w:p>
         </w:tc>
@@ -16896,7 +16896,7 @@
                 <w:sz w:val="20"/>
                 <w:szCs w:val="20"/>
               </w:rPr>
-              <w:t>CUP 20.280,00</w:t>
+              <w:t>CUP 20.670,00</w:t>
             </w:r>
           </w:p>
         </w:tc>
@@ -16959,7 +16959,7 @@
                 <w:sz w:val="20"/>
                 <w:szCs w:val="20"/>
               </w:rPr>
-              <w:t>CUP 101.400,00</w:t>
+              <w:t>CUP 103.350,00</w:t>
             </w:r>
           </w:p>
         </w:tc>
@@ -17022,7 +17022,7 @@
                 <w:sz w:val="20"/>
                 <w:szCs w:val="20"/>
               </w:rPr>
-              <w:t>CUP 101.400,00</w:t>
+              <w:t>CUP 103.350,00</w:t>
             </w:r>
           </w:p>
         </w:tc>
@@ -17085,7 +17085,7 @@
                 <w:sz w:val="20"/>
                 <w:szCs w:val="20"/>
               </w:rPr>
-              <w:t>CUP 37.180,00</w:t>
+              <w:t>CUP 37.895,00</w:t>
             </w:r>
           </w:p>
         </w:tc>
@@ -17148,7 +17148,7 @@
                 <w:sz w:val="20"/>
                 <w:szCs w:val="20"/>
               </w:rPr>
-              <w:t>CUP 40.560,00</w:t>
+              <w:t>CUP 41.340,00</w:t>
             </w:r>
           </w:p>
         </w:tc>
@@ -17169,7 +17169,7 @@
             </w:tcBorders>
             <w:shd w:val="clear" w:color="auto" w:fill="auto"/>
             <w:noWrap/>
-            <w:vAlign w:val="bottom"/>
+            <w:vAlign w:val="center"/>
           </w:tcPr>
           <w:p>
             <w:pPr>
@@ -17211,7 +17211,7 @@
                 <w:sz w:val="20"/>
                 <w:szCs w:val="20"/>
               </w:rPr>
-              <w:t>CUP 43.940,00</w:t>
+              <w:t>CUP 44.785,00</w:t>
             </w:r>
           </w:p>
         </w:tc>
@@ -17274,7 +17274,7 @@
                 <w:sz w:val="20"/>
                 <w:szCs w:val="20"/>
               </w:rPr>
-              <w:t>CUP 43.940,00</w:t>
+              <w:t>CUP 44.785,00</w:t>
             </w:r>
           </w:p>
         </w:tc>
@@ -17337,7 +17337,7 @@
                 <w:sz w:val="20"/>
                 <w:szCs w:val="20"/>
               </w:rPr>
-              <w:t>CUP 4.732,00</w:t>
+              <w:t>CUP 4.823,00</w:t>
             </w:r>
           </w:p>
         </w:tc>
@@ -17400,7 +17400,7 @@
                 <w:sz w:val="20"/>
                 <w:szCs w:val="20"/>
               </w:rPr>
-              <w:t>CUP 6.760,00</w:t>
+              <w:t>CUP 6.890,00</w:t>
             </w:r>
           </w:p>
         </w:tc>
@@ -17463,7 +17463,7 @@
                 <w:sz w:val="20"/>
                 <w:szCs w:val="20"/>
               </w:rPr>
-              <w:t>CUP 40.560,00</w:t>
+              <w:t>CUP 41.340,00</w:t>
             </w:r>
           </w:p>
         </w:tc>
@@ -17526,7 +17526,7 @@
                 <w:sz w:val="20"/>
                 <w:szCs w:val="20"/>
               </w:rPr>
-              <w:t>CUP 6.760,00</w:t>
+              <w:t>CUP 6.890,00</w:t>
             </w:r>
           </w:p>
         </w:tc>
@@ -17589,7 +17589,7 @@
                 <w:sz w:val="20"/>
                 <w:szCs w:val="20"/>
               </w:rPr>
-              <w:t>CUP 13.520,00</w:t>
+              <w:t>CUP 13.780,00</w:t>
             </w:r>
           </w:p>
         </w:tc>
@@ -17652,7 +17652,7 @@
                 <w:sz w:val="20"/>
                 <w:szCs w:val="20"/>
               </w:rPr>
-              <w:t>CUP 67.600,00</w:t>
+              <w:t>CUP 68.900,00</w:t>
             </w:r>
           </w:p>
         </w:tc>
@@ -17715,7 +17715,7 @@
                 <w:sz w:val="20"/>
                 <w:szCs w:val="20"/>
               </w:rPr>
-              <w:t>CUP 81.120,00</w:t>
+              <w:t>CUP 82.680,00</w:t>
             </w:r>
           </w:p>
         </w:tc>
@@ -17778,7 +17778,7 @@
                 <w:sz w:val="20"/>
                 <w:szCs w:val="20"/>
               </w:rPr>
-              <w:t>CUP 202.800,00</w:t>
+              <w:t>CUP 206.700,00</w:t>
             </w:r>
           </w:p>
         </w:tc>
@@ -17841,7 +17841,7 @@
                 <w:sz w:val="20"/>
                 <w:szCs w:val="20"/>
               </w:rPr>
-              <w:t>CUP 202.800,00</w:t>
+              <w:t>CUP 206.700,00</w:t>
             </w:r>
           </w:p>
         </w:tc>
@@ -17904,7 +17904,7 @@
                 <w:sz w:val="20"/>
                 <w:szCs w:val="20"/>
               </w:rPr>
-              <w:t>CUP 108.160,00</w:t>
+              <w:t>CUP 110.240,00</w:t>
             </w:r>
           </w:p>
         </w:tc>
@@ -17967,7 +17967,7 @@
                 <w:sz w:val="20"/>
                 <w:szCs w:val="20"/>
               </w:rPr>
-              <w:t>CUP 148.720,00</w:t>
+              <w:t>CUP 151.580,00</w:t>
             </w:r>
           </w:p>
         </w:tc>
@@ -18030,7 +18030,7 @@
                 <w:sz w:val="20"/>
                 <w:szCs w:val="20"/>
               </w:rPr>
-              <w:t>CUP 74.360,00</w:t>
+              <w:t>CUP 75.790,00</w:t>
             </w:r>
           </w:p>
         </w:tc>
@@ -18093,7 +18093,7 @@
                 <w:sz w:val="20"/>
                 <w:szCs w:val="20"/>
               </w:rPr>
-              <w:t>CUP 108.160,00</w:t>
+              <w:t>CUP 110.240,00</w:t>
             </w:r>
           </w:p>
         </w:tc>
@@ -18156,7 +18156,7 @@
                 <w:sz w:val="20"/>
                 <w:szCs w:val="20"/>
               </w:rPr>
-              <w:t>CUP 20.280,00</w:t>
+              <w:t>CUP 20.670,00</w:t>
             </w:r>
           </w:p>
         </w:tc>
@@ -18220,7 +18220,7 @@
                 <w:sz w:val="20"/>
                 <w:szCs w:val="20"/>
               </w:rPr>
-              <w:t>CUP 20.280,00</w:t>
+              <w:t>CUP 20.670,00</w:t>
             </w:r>
           </w:p>
         </w:tc>
@@ -18283,7 +18283,7 @@
                 <w:sz w:val="20"/>
                 <w:szCs w:val="20"/>
               </w:rPr>
-              <w:t>CUP 114.920,00</w:t>
+              <w:t>CUP 117.130,00</w:t>
             </w:r>
           </w:p>
         </w:tc>
@@ -18346,7 +18346,7 @@
                 <w:sz w:val="20"/>
                 <w:szCs w:val="20"/>
               </w:rPr>
-              <w:t>CUP 47.320,00</w:t>
+              <w:t>CUP 48.230,00</w:t>
             </w:r>
           </w:p>
         </w:tc>
@@ -18409,7 +18409,7 @@
                 <w:sz w:val="20"/>
                 <w:szCs w:val="20"/>
               </w:rPr>
-              <w:t>CUP 135.200,00</w:t>
+              <w:t>CUP 137.800,00</w:t>
             </w:r>
           </w:p>
         </w:tc>
@@ -18472,7 +18472,7 @@
                 <w:sz w:val="20"/>
                 <w:szCs w:val="20"/>
               </w:rPr>
-              <w:t>CUP 60.840,00</w:t>
+              <w:t>CUP 62.010,00</w:t>
             </w:r>
           </w:p>
         </w:tc>
@@ -18535,7 +18535,7 @@
                 <w:sz w:val="20"/>
                 <w:szCs w:val="20"/>
               </w:rPr>
-              <w:t>CUP 13.520,00</w:t>
+              <w:t>CUP 13.780,00</w:t>
             </w:r>
           </w:p>
         </w:tc>
@@ -18598,7 +18598,7 @@
                 <w:sz w:val="20"/>
                 <w:szCs w:val="20"/>
               </w:rPr>
-              <w:t>CUP 47.320,00</w:t>
+              <w:t>CUP 48.230,00</w:t>
             </w:r>
           </w:p>
         </w:tc>
@@ -18661,7 +18661,7 @@
                 <w:sz w:val="20"/>
                 <w:szCs w:val="20"/>
               </w:rPr>
-              <w:t>CUP 16.900,00</w:t>
+              <w:t>CUP 17.225,00</w:t>
             </w:r>
           </w:p>
         </w:tc>
@@ -18724,7 +18724,7 @@
                 <w:sz w:val="20"/>
                 <w:szCs w:val="20"/>
               </w:rPr>
-              <w:t>CUP 6.760,00</w:t>
+              <w:t>CUP 6.890,00</w:t>
             </w:r>
           </w:p>
         </w:tc>
@@ -18787,7 +18787,7 @@
                 <w:sz w:val="20"/>
                 <w:szCs w:val="20"/>
               </w:rPr>
-              <w:t>CUP 13.520,00</w:t>
+              <w:t>CUP 13.780,00</w:t>
             </w:r>
           </w:p>
         </w:tc>
@@ -18850,7 +18850,7 @@
                 <w:sz w:val="20"/>
                 <w:szCs w:val="20"/>
               </w:rPr>
-              <w:t>CUP 8.112,00</w:t>
+              <w:t>CUP 8.268,00</w:t>
             </w:r>
           </w:p>
         </w:tc>
@@ -18913,7 +18913,7 @@
                 <w:sz w:val="20"/>
                 <w:szCs w:val="20"/>
               </w:rPr>
-              <w:t>CUP 8.112,00</w:t>
+              <w:t>CUP 8.268,00</w:t>
             </w:r>
           </w:p>
         </w:tc>
@@ -18976,7 +18976,7 @@
                 <w:sz w:val="20"/>
                 <w:szCs w:val="20"/>
               </w:rPr>
-              <w:t>CUP 13.520,00</w:t>
+              <w:t>CUP 13.780,00</w:t>
             </w:r>
           </w:p>
         </w:tc>
@@ -19039,7 +19039,7 @@
                 <w:sz w:val="20"/>
                 <w:szCs w:val="20"/>
               </w:rPr>
-              <w:t>CUP 13.520,00</w:t>
+              <w:t>CUP 13.780,00</w:t>
             </w:r>
           </w:p>
         </w:tc>
@@ -19102,7 +19102,7 @@
                 <w:sz w:val="20"/>
                 <w:szCs w:val="20"/>
               </w:rPr>
-              <w:t>CUP 16.900,00</w:t>
+              <w:t>CUP 17.225,00</w:t>
             </w:r>
           </w:p>
         </w:tc>
@@ -19165,7 +19165,7 @@
                 <w:sz w:val="20"/>
                 <w:szCs w:val="20"/>
               </w:rPr>
-              <w:t>CUP 40.560,00</w:t>
+              <w:t>CUP 41.340,00</w:t>
             </w:r>
           </w:p>
         </w:tc>
@@ -19228,7 +19228,7 @@
                 <w:sz w:val="20"/>
                 <w:szCs w:val="20"/>
               </w:rPr>
-              <w:t>CUP 27.040,00</w:t>
+              <w:t>CUP 27.560,00</w:t>
             </w:r>
           </w:p>
         </w:tc>
@@ -19291,7 +19291,7 @@
                 <w:sz w:val="20"/>
                 <w:szCs w:val="20"/>
               </w:rPr>
-              <w:t>CUP 20.280,00</w:t>
+              <w:t>CUP 20.670,00</w:t>
             </w:r>
           </w:p>
         </w:tc>
@@ -19354,7 +19354,7 @@
                 <w:sz w:val="20"/>
                 <w:szCs w:val="20"/>
               </w:rPr>
-              <w:t>CUP 13.520,00</w:t>
+              <w:t>CUP 13.780,00</w:t>
             </w:r>
           </w:p>
         </w:tc>
@@ -19417,7 +19417,7 @@
                 <w:sz w:val="20"/>
                 <w:szCs w:val="20"/>
               </w:rPr>
-              <w:t>CUP 135,20</w:t>
+              <w:t>CUP 137,80</w:t>
             </w:r>
           </w:p>
         </w:tc>
@@ -19480,7 +19480,7 @@
                 <w:sz w:val="20"/>
                 <w:szCs w:val="20"/>
               </w:rPr>
-              <w:t>CUP 101.400,00</w:t>
+              <w:t>CUP 103.350,00</w:t>
             </w:r>
           </w:p>
         </w:tc>
@@ -19543,7 +19543,7 @@
                 <w:sz w:val="20"/>
                 <w:szCs w:val="20"/>
               </w:rPr>
-              <w:t>CUP 202.800,00</w:t>
+              <w:t>CUP 206.700,00</w:t>
             </w:r>
           </w:p>
         </w:tc>
@@ -19606,7 +19606,7 @@
                 <w:sz w:val="20"/>
                 <w:szCs w:val="20"/>
               </w:rPr>
-              <w:t>CUP 13.520,00</w:t>
+              <w:t>CUP 13.780,00</w:t>
             </w:r>
           </w:p>
         </w:tc>
@@ -19669,7 +19669,7 @@
                 <w:sz w:val="20"/>
                 <w:szCs w:val="20"/>
               </w:rPr>
-              <w:t>CUP 13.520,00</w:t>
+              <w:t>CUP 13.780,00</w:t>
             </w:r>
           </w:p>
         </w:tc>
@@ -19732,7 +19732,7 @@
                 <w:sz w:val="20"/>
                 <w:szCs w:val="20"/>
               </w:rPr>
-              <w:t>CUP 10.140,00</w:t>
+              <w:t>CUP 10.335,00</w:t>
             </w:r>
           </w:p>
         </w:tc>
@@ -19795,7 +19795,7 @@
                 <w:sz w:val="20"/>
                 <w:szCs w:val="20"/>
               </w:rPr>
-              <w:t>CUP 20.280,00</w:t>
+              <w:t>CUP 20.670,00</w:t>
             </w:r>
           </w:p>
         </w:tc>
@@ -19858,7 +19858,7 @@
                 <w:sz w:val="20"/>
                 <w:szCs w:val="20"/>
               </w:rPr>
-              <w:t>CUP 10.140,00</w:t>
+              <w:t>CUP 10.335,00</w:t>
             </w:r>
           </w:p>
         </w:tc>
@@ -19921,7 +19921,7 @@
                 <w:sz w:val="20"/>
                 <w:szCs w:val="20"/>
               </w:rPr>
-              <w:t>CUP 20.280,00</w:t>
+              <w:t>CUP 20.670,00</w:t>
             </w:r>
           </w:p>
         </w:tc>
@@ -19984,7 +19984,7 @@
                 <w:sz w:val="20"/>
                 <w:szCs w:val="20"/>
               </w:rPr>
-              <w:t>CUP 27.040,00</w:t>
+              <w:t>CUP 27.560,00</w:t>
             </w:r>
           </w:p>
         </w:tc>
@@ -20047,7 +20047,7 @@
                 <w:sz w:val="20"/>
                 <w:szCs w:val="20"/>
               </w:rPr>
-              <w:t>CUP 67.600,00</w:t>
+              <w:t>CUP 68.900,00</w:t>
             </w:r>
           </w:p>
         </w:tc>
@@ -20110,7 +20110,7 @@
                 <w:sz w:val="20"/>
                 <w:szCs w:val="20"/>
               </w:rPr>
-              <w:t>CUP 47.320,00</w:t>
+              <w:t>CUP 48.230,00</w:t>
             </w:r>
           </w:p>
         </w:tc>
@@ -20174,7 +20174,7 @@
                 <w:sz w:val="20"/>
                 <w:szCs w:val="20"/>
               </w:rPr>
-              <w:t>CUP 6.760,00</w:t>
+              <w:t>CUP 6.890,00</w:t>
             </w:r>
           </w:p>
         </w:tc>
@@ -20237,7 +20237,7 @@
                 <w:sz w:val="20"/>
                 <w:szCs w:val="20"/>
               </w:rPr>
-              <w:t>CUP 87.880,00</w:t>
+              <w:t>CUP 89.570,00</w:t>
             </w:r>
           </w:p>
         </w:tc>
@@ -20300,7 +20300,7 @@
                 <w:sz w:val="20"/>
                 <w:szCs w:val="20"/>
               </w:rPr>
-              <w:t>CUP 135.200,00</w:t>
+              <w:t>CUP 137.800,00</w:t>
             </w:r>
           </w:p>
         </w:tc>
@@ -20363,7 +20363,7 @@
                 <w:sz w:val="20"/>
                 <w:szCs w:val="20"/>
               </w:rPr>
-              <w:t>CUP 16.900,00</w:t>
+              <w:t>CUP 17.225,00</w:t>
             </w:r>
           </w:p>
         </w:tc>
@@ -20426,7 +20426,7 @@
                 <w:sz w:val="20"/>
                 <w:szCs w:val="20"/>
               </w:rPr>
-              <w:t>CUP 10.140,00</w:t>
+              <w:t>CUP 10.335,00</w:t>
             </w:r>
           </w:p>
         </w:tc>
@@ -20489,7 +20489,7 @@
                 <w:sz w:val="20"/>
                 <w:szCs w:val="20"/>
               </w:rPr>
-              <w:t>CUP 67.600,00</w:t>
+              <w:t>CUP 68.900,00</w:t>
             </w:r>
           </w:p>
         </w:tc>
@@ -20552,7 +20552,7 @@
                 <w:sz w:val="20"/>
                 <w:szCs w:val="20"/>
               </w:rPr>
-              <w:t>CUP 40.560,00</w:t>
+              <w:t>CUP 41.340,00</w:t>
             </w:r>
           </w:p>
         </w:tc>
@@ -20633,7 +20633,7 @@
                 <w:sz w:val="20"/>
                 <w:szCs w:val="20"/>
               </w:rPr>
-              <w:t>CUP 64.220,00</w:t>
+              <w:t>CUP 65.455,00</w:t>
             </w:r>
           </w:p>
         </w:tc>
@@ -20696,7 +20696,7 @@
                 <w:sz w:val="20"/>
                 <w:szCs w:val="20"/>
               </w:rPr>
-              <w:t>CUP 3.380,00</w:t>
+              <w:t>CUP 3.445,00</w:t>
             </w:r>
           </w:p>
         </w:tc>
@@ -20759,7 +20759,7 @@
                 <w:sz w:val="20"/>
                 <w:szCs w:val="20"/>
               </w:rPr>
-              <w:t>CUP 3.380,00</w:t>
+              <w:t>CUP 3.445,00</w:t>
             </w:r>
           </w:p>
         </w:tc>
@@ -20822,7 +20822,7 @@
                 <w:sz w:val="20"/>
                 <w:szCs w:val="20"/>
               </w:rPr>
-              <w:t>CUP 5.408,00</w:t>
+              <w:t>CUP 5.512,00</w:t>
             </w:r>
           </w:p>
         </w:tc>
@@ -20885,7 +20885,7 @@
                 <w:sz w:val="20"/>
                 <w:szCs w:val="20"/>
               </w:rPr>
-              <w:t>CUP 4.732,00</w:t>
+              <w:t>CUP 4.823,00</w:t>
             </w:r>
           </w:p>
         </w:tc>
@@ -20948,7 +20948,7 @@
                 <w:sz w:val="20"/>
                 <w:szCs w:val="20"/>
               </w:rPr>
-              <w:t>CUP 13.520,00</w:t>
+              <w:t>CUP 13.780,00</w:t>
             </w:r>
           </w:p>
         </w:tc>
@@ -21011,7 +21011,7 @@
                 <w:sz w:val="20"/>
                 <w:szCs w:val="20"/>
               </w:rPr>
-              <w:t>CUP 5.408,00</w:t>
+              <w:t>CUP 5.512,00</w:t>
             </w:r>
           </w:p>
         </w:tc>
@@ -21074,7 +21074,7 @@
                 <w:sz w:val="20"/>
                 <w:szCs w:val="20"/>
               </w:rPr>
-              <w:t>CUP 6.760,00</w:t>
+              <w:t>CUP 6.890,00</w:t>
             </w:r>
           </w:p>
         </w:tc>
@@ -21137,7 +21137,7 @@
                 <w:sz w:val="20"/>
                 <w:szCs w:val="20"/>
               </w:rPr>
-              <w:t>CUP 6.760,00</w:t>
+              <w:t>CUP 6.890,00</w:t>
             </w:r>
           </w:p>
         </w:tc>
@@ -21200,7 +21200,7 @@
                 <w:sz w:val="20"/>
                 <w:szCs w:val="20"/>
               </w:rPr>
-              <w:t>CUP 6.760,00</w:t>
+              <w:t>CUP 6.890,00</w:t>
             </w:r>
           </w:p>
         </w:tc>
@@ -21263,7 +21263,7 @@
                 <w:sz w:val="20"/>
                 <w:szCs w:val="20"/>
               </w:rPr>
-              <w:t>CUP 10.140,00</w:t>
+              <w:t>CUP 10.335,00</w:t>
             </w:r>
           </w:p>
         </w:tc>
@@ -21326,7 +21326,7 @@
                 <w:sz w:val="20"/>
                 <w:szCs w:val="20"/>
               </w:rPr>
-              <w:t>CUP 10.140,00</w:t>
+              <w:t>CUP 10.335,00</w:t>
             </w:r>
           </w:p>
         </w:tc>
@@ -21389,7 +21389,7 @@
                 <w:sz w:val="20"/>
                 <w:szCs w:val="20"/>
               </w:rPr>
-              <w:t>CUP 8.112,00</w:t>
+              <w:t>CUP 8.268,00</w:t>
             </w:r>
           </w:p>
         </w:tc>
@@ -21452,7 +21452,7 @@
                 <w:sz w:val="20"/>
                 <w:szCs w:val="20"/>
               </w:rPr>
-              <w:t>CUP 10.140,00</w:t>
+              <w:t>CUP 10.335,00</w:t>
             </w:r>
           </w:p>
         </w:tc>
@@ -21515,7 +21515,7 @@
                 <w:sz w:val="20"/>
                 <w:szCs w:val="20"/>
               </w:rPr>
-              <w:t>CUP 4.056,00</w:t>
+              <w:t>CUP 4.134,00</w:t>
             </w:r>
           </w:p>
         </w:tc>
@@ -21578,7 +21578,7 @@
                 <w:sz w:val="20"/>
                 <w:szCs w:val="20"/>
               </w:rPr>
-              <w:t>CUP 6.760,00</w:t>
+              <w:t>CUP 6.890,00</w:t>
             </w:r>
           </w:p>
         </w:tc>
@@ -21641,7 +21641,7 @@
                 <w:sz w:val="20"/>
                 <w:szCs w:val="20"/>
               </w:rPr>
-              <w:t>CUP 101.400,00</w:t>
+              <w:t>CUP 103.350,00</w:t>
             </w:r>
           </w:p>
         </w:tc>
@@ -21704,7 +21704,7 @@
                 <w:sz w:val="20"/>
                 <w:szCs w:val="20"/>
               </w:rPr>
-              <w:t>CUP 121.680,00</w:t>
+              <w:t>CUP 124.020,00</w:t>
             </w:r>
           </w:p>
         </w:tc>
@@ -21767,7 +21767,7 @@
                 <w:sz w:val="20"/>
                 <w:szCs w:val="20"/>
               </w:rPr>
-              <w:t>CUP 60.840,00</w:t>
+              <w:t>CUP 62.010,00</w:t>
             </w:r>
           </w:p>
         </w:tc>
@@ -21830,7 +21830,7 @@
                 <w:sz w:val="20"/>
                 <w:szCs w:val="20"/>
               </w:rPr>
-              <w:t>CUP 20.280,00</w:t>
+              <w:t>CUP 20.670,00</w:t>
             </w:r>
           </w:p>
         </w:tc>
@@ -21893,7 +21893,7 @@
                 <w:sz w:val="20"/>
                 <w:szCs w:val="20"/>
               </w:rPr>
-              <w:t>CUP 13.520,00</w:t>
+              <w:t>CUP 13.780,00</w:t>
             </w:r>
           </w:p>
         </w:tc>
@@ -21956,7 +21956,7 @@
                 <w:sz w:val="20"/>
                 <w:szCs w:val="20"/>
               </w:rPr>
-              <w:t>CUP 2.704,00</w:t>
+              <w:t>CUP 2.756,00</w:t>
             </w:r>
           </w:p>
         </w:tc>
@@ -22019,7 +22019,7 @@
                 <w:sz w:val="20"/>
                 <w:szCs w:val="20"/>
               </w:rPr>
-              <w:t>CUP 1.352,00</w:t>
+              <w:t>CUP 1.378,00</w:t>
             </w:r>
           </w:p>
         </w:tc>
@@ -22082,7 +22082,7 @@
                 <w:sz w:val="20"/>
                 <w:szCs w:val="20"/>
               </w:rPr>
-              <w:t>CUP 81.120,00</w:t>
+              <w:t>CUP 82.680,00</w:t>
             </w:r>
           </w:p>
         </w:tc>
@@ -22146,7 +22146,7 @@
                 <w:sz w:val="20"/>
                 <w:szCs w:val="20"/>
               </w:rPr>
-              <w:t>CUP 50.700,00</w:t>
+              <w:t>CUP 51.675,00</w:t>
             </w:r>
           </w:p>
         </w:tc>
@@ -22209,7 +22209,7 @@
                 <w:sz w:val="20"/>
                 <w:szCs w:val="20"/>
               </w:rPr>
-              <w:t>CUP 16.900,00</w:t>
+              <w:t>CUP 17.225,00</w:t>
             </w:r>
           </w:p>
         </w:tc>
@@ -22272,7 +22272,7 @@
                 <w:sz w:val="20"/>
                 <w:szCs w:val="20"/>
               </w:rPr>
-              <w:t>CUP 40.560,00</w:t>
+              <w:t>CUP 41.340,00</w:t>
             </w:r>
           </w:p>
         </w:tc>
@@ -22335,7 +22335,7 @@
                 <w:sz w:val="20"/>
                 <w:szCs w:val="20"/>
               </w:rPr>
-              <w:t>CUP 6.760,00</w:t>
+              <w:t>CUP 6.890,00</w:t>
             </w:r>
           </w:p>
         </w:tc>
@@ -22398,7 +22398,7 @@
                 <w:sz w:val="20"/>
                 <w:szCs w:val="20"/>
               </w:rPr>
-              <w:t>CUP 8.112,00</w:t>
+              <w:t>CUP 8.268,00</w:t>
             </w:r>
           </w:p>
         </w:tc>
@@ -22461,7 +22461,7 @@
                 <w:sz w:val="20"/>
                 <w:szCs w:val="20"/>
               </w:rPr>
-              <w:t>CUP 169.000,00</w:t>
+              <w:t>CUP 172.250,00</w:t>
             </w:r>
           </w:p>
         </w:tc>
@@ -22524,7 +22524,7 @@
                 <w:sz w:val="20"/>
                 <w:szCs w:val="20"/>
               </w:rPr>
-              <w:t>CUP 371.800,00</w:t>
+              <w:t>CUP 378.950,00</w:t>
             </w:r>
           </w:p>
         </w:tc>
@@ -22587,7 +22587,7 @@
                 <w:sz w:val="20"/>
                 <w:szCs w:val="20"/>
               </w:rPr>
-              <w:t>CUP 16.900,00</w:t>
+              <w:t>CUP 17.225,00</w:t>
             </w:r>
           </w:p>
         </w:tc>
@@ -22650,7 +22650,7 @@
                 <w:sz w:val="20"/>
                 <w:szCs w:val="20"/>
               </w:rPr>
-              <w:t>CUP 6.760,00</w:t>
+              <w:t>CUP 6.890,00</w:t>
             </w:r>
           </w:p>
         </w:tc>
@@ -22713,7 +22713,7 @@
                 <w:sz w:val="20"/>
                 <w:szCs w:val="20"/>
               </w:rPr>
-              <w:t>CUP 13.520,00</w:t>
+              <w:t>CUP 13.780,00</w:t>
             </w:r>
           </w:p>
         </w:tc>
@@ -22776,7 +22776,7 @@
                 <w:sz w:val="20"/>
                 <w:szCs w:val="20"/>
               </w:rPr>
-              <w:t>CUP 5.408,00</w:t>
+              <w:t>CUP 5.512,00</w:t>
             </w:r>
           </w:p>
         </w:tc>
@@ -22839,7 +22839,7 @@
                 <w:sz w:val="20"/>
                 <w:szCs w:val="20"/>
               </w:rPr>
-              <w:t>CUP 5.408,00</w:t>
+              <w:t>CUP 5.512,00</w:t>
             </w:r>
           </w:p>
         </w:tc>
@@ -22902,7 +22902,7 @@
                 <w:sz w:val="20"/>
                 <w:szCs w:val="20"/>
               </w:rPr>
-              <w:t>CUP 2.704,00</w:t>
+              <w:t>CUP 2.756,00</w:t>
             </w:r>
           </w:p>
         </w:tc>
@@ -22965,7 +22965,7 @@
                 <w:sz w:val="20"/>
                 <w:szCs w:val="20"/>
               </w:rPr>
-              <w:t>CUP 10.140,00</w:t>
+              <w:t>CUP 10.335,00</w:t>
             </w:r>
           </w:p>
         </w:tc>
@@ -23028,7 +23028,7 @@
                 <w:sz w:val="20"/>
                 <w:szCs w:val="20"/>
               </w:rPr>
-              <w:t>CUP 5.408,00</w:t>
+              <w:t>CUP 5.512,00</w:t>
             </w:r>
           </w:p>
         </w:tc>
@@ -23091,7 +23091,7 @@
                 <w:sz w:val="20"/>
                 <w:szCs w:val="20"/>
               </w:rPr>
-              <w:t>CUP 4.732,00</w:t>
+              <w:t>CUP 4.823,00</w:t>
             </w:r>
           </w:p>
         </w:tc>
@@ -23154,7 +23154,7 @@
                 <w:sz w:val="20"/>
                 <w:szCs w:val="20"/>
               </w:rPr>
-              <w:t>CUP 30.420,00</w:t>
+              <w:t>CUP 31.005,00</w:t>
             </w:r>
           </w:p>
         </w:tc>
@@ -23217,7 +23217,7 @@
                 <w:sz w:val="20"/>
                 <w:szCs w:val="20"/>
               </w:rPr>
-              <w:t>CUP 2.704,00</w:t>
+              <w:t>CUP 2.756,00</w:t>
             </w:r>
           </w:p>
         </w:tc>
@@ -23280,7 +23280,7 @@
                 <w:sz w:val="20"/>
                 <w:szCs w:val="20"/>
               </w:rPr>
-              <w:t>CUP 3.380,00</w:t>
+              <w:t>CUP 3.445,00</w:t>
             </w:r>
           </w:p>
         </w:tc>
@@ -23343,7 +23343,7 @@
                 <w:sz w:val="20"/>
                 <w:szCs w:val="20"/>
               </w:rPr>
-              <w:t>CUP 3.380,00</w:t>
+              <w:t>CUP 3.445,00</w:t>
             </w:r>
           </w:p>
         </w:tc>
@@ -23406,7 +23406,7 @@
                 <w:sz w:val="20"/>
                 <w:szCs w:val="20"/>
               </w:rPr>
-              <w:t>CUP 3.380,00</w:t>
+              <w:t>CUP 3.445,00</w:t>
             </w:r>
           </w:p>
         </w:tc>
@@ -23469,7 +23469,7 @@
                 <w:sz w:val="20"/>
                 <w:szCs w:val="20"/>
               </w:rPr>
-              <w:t>CUP 13.520,00</w:t>
+              <w:t>CUP 13.780,00</w:t>
             </w:r>
           </w:p>
         </w:tc>
@@ -23532,7 +23532,7 @@
                 <w:sz w:val="20"/>
                 <w:szCs w:val="20"/>
               </w:rPr>
-              <w:t>CUP 5.408,00</w:t>
+              <w:t>CUP 5.512,00</w:t>
             </w:r>
           </w:p>
         </w:tc>
@@ -23595,7 +23595,7 @@
                 <w:sz w:val="20"/>
                 <w:szCs w:val="20"/>
               </w:rPr>
-              <w:t>CUP 8.112,00</w:t>
+              <w:t>CUP 8.268,00</w:t>
             </w:r>
           </w:p>
         </w:tc>
@@ -23658,7 +23658,7 @@
                 <w:sz w:val="20"/>
                 <w:szCs w:val="20"/>
               </w:rPr>
-              <w:t>CUP 8.112,00</w:t>
+              <w:t>CUP 8.268,00</w:t>
             </w:r>
           </w:p>
         </w:tc>
@@ -23721,7 +23721,7 @@
                 <w:sz w:val="20"/>
                 <w:szCs w:val="20"/>
               </w:rPr>
-              <w:t>CUP 10.140,00</w:t>
+              <w:t>CUP 10.335,00</w:t>
             </w:r>
           </w:p>
         </w:tc>
@@ -23784,7 +23784,7 @@
                 <w:sz w:val="20"/>
                 <w:szCs w:val="20"/>
               </w:rPr>
-              <w:t>CUP 13.520,00</w:t>
+              <w:t>CUP 13.780,00</w:t>
             </w:r>
           </w:p>
         </w:tc>
@@ -23847,7 +23847,7 @@
                 <w:sz w:val="20"/>
                 <w:szCs w:val="20"/>
               </w:rPr>
-              <w:t>CUP 6.760,00</w:t>
+              <w:t>CUP 6.890,00</w:t>
             </w:r>
           </w:p>
         </w:tc>
@@ -23910,7 +23910,7 @@
                 <w:sz w:val="20"/>
                 <w:szCs w:val="20"/>
               </w:rPr>
-              <w:t>CUP 3.380,00</w:t>
+              <w:t>CUP 3.445,00</w:t>
             </w:r>
           </w:p>
         </w:tc>
@@ -23973,7 +23973,7 @@
                 <w:sz w:val="20"/>
                 <w:szCs w:val="20"/>
               </w:rPr>
-              <w:t>CUP 4.732,00</w:t>
+              <w:t>CUP 4.823,00</w:t>
             </w:r>
           </w:p>
         </w:tc>
@@ -24036,7 +24036,7 @@
                 <w:sz w:val="20"/>
                 <w:szCs w:val="20"/>
               </w:rPr>
-              <w:t>CUP 4.056,00</w:t>
+              <w:t>CUP 4.134,00</w:t>
             </w:r>
           </w:p>
         </w:tc>
@@ -24100,7 +24100,7 @@
                 <w:sz w:val="20"/>
                 <w:szCs w:val="20"/>
               </w:rPr>
-              <w:t>CUP 1.352,00</w:t>
+              <w:t>CUP 1.378,00</w:t>
             </w:r>
           </w:p>
         </w:tc>
@@ -24163,7 +24163,7 @@
                 <w:sz w:val="20"/>
                 <w:szCs w:val="20"/>
               </w:rPr>
-              <w:t>CUP 3.380,00</w:t>
+              <w:t>CUP 3.445,00</w:t>
             </w:r>
           </w:p>
         </w:tc>
@@ -24226,7 +24226,7 @@
                 <w:sz w:val="20"/>
                 <w:szCs w:val="20"/>
               </w:rPr>
-              <w:t>CUP 2.028,00</w:t>
+              <w:t>CUP 2.067,00</w:t>
             </w:r>
           </w:p>
         </w:tc>
@@ -24289,7 +24289,7 @@
                 <w:sz w:val="20"/>
                 <w:szCs w:val="20"/>
               </w:rPr>
-              <w:t>CUP 2.704,00</w:t>
+              <w:t>CUP 2.756,00</w:t>
             </w:r>
           </w:p>
         </w:tc>
@@ -24352,7 +24352,7 @@
                 <w:sz w:val="20"/>
                 <w:szCs w:val="20"/>
               </w:rPr>
-              <w:t>CUP 2.028,00</w:t>
+              <w:t>CUP 2.067,00</w:t>
             </w:r>
           </w:p>
         </w:tc>
@@ -24415,7 +24415,7 @@
                 <w:sz w:val="20"/>
                 <w:szCs w:val="20"/>
               </w:rPr>
-              <w:t>CUP 4.732,00</w:t>
+              <w:t>CUP 4.823,00</w:t>
             </w:r>
           </w:p>
         </w:tc>
@@ -24478,7 +24478,7 @@
                 <w:sz w:val="20"/>
                 <w:szCs w:val="20"/>
               </w:rPr>
-              <w:t>CUP 2.028,00</w:t>
+              <w:t>CUP 2.067,00</w:t>
             </w:r>
           </w:p>
         </w:tc>
@@ -24541,7 +24541,7 @@
                 <w:sz w:val="20"/>
                 <w:szCs w:val="20"/>
               </w:rPr>
-              <w:t>CUP 1.352,00</w:t>
+              <w:t>CUP 1.378,00</w:t>
             </w:r>
           </w:p>
         </w:tc>
@@ -24604,7 +24604,7 @@
                 <w:sz w:val="20"/>
                 <w:szCs w:val="20"/>
               </w:rPr>
-              <w:t>CUP 121.680,00</w:t>
+              <w:t>CUP 124.020,00</w:t>
             </w:r>
           </w:p>
         </w:tc>
@@ -24677,7 +24677,7 @@
                 <w:sz w:val="20"/>
                 <w:szCs w:val="20"/>
               </w:rPr>
-              <w:t>CUP 6.760,00</w:t>
+              <w:t>CUP 6.890,00</w:t>
             </w:r>
           </w:p>
         </w:tc>
@@ -24740,7 +24740,7 @@
                 <w:sz w:val="20"/>
                 <w:szCs w:val="20"/>
               </w:rPr>
-              <w:t>CUP 13.520,00</w:t>
+              <w:t>CUP 13.780,00</w:t>
             </w:r>
           </w:p>
         </w:tc>
@@ -24803,7 +24803,7 @@
                 <w:sz w:val="20"/>
                 <w:szCs w:val="20"/>
               </w:rPr>
-              <w:t>CUP 20.280,00</w:t>
+              <w:t>CUP 20.670,00</w:t>
             </w:r>
           </w:p>
         </w:tc>
@@ -24872,7 +24872,7 @@
                 <w:sz w:val="20"/>
                 <w:szCs w:val="20"/>
               </w:rPr>
-              <w:t>CUP 20.280,00</w:t>
+              <w:t>CUP 20.670,00</w:t>
             </w:r>
           </w:p>
         </w:tc>
@@ -24941,7 +24941,7 @@
                 <w:sz w:val="20"/>
                 <w:szCs w:val="20"/>
               </w:rPr>
-              <w:t>CUP 13.520,00</w:t>
+              <w:t>CUP 13.780,00</w:t>
             </w:r>
           </w:p>
         </w:tc>
@@ -25010,7 +25010,7 @@
                 <w:sz w:val="20"/>
                 <w:szCs w:val="20"/>
               </w:rPr>
-              <w:t>CUP 30.420,00</w:t>
+              <w:t>CUP 31.005,00</w:t>
             </w:r>
           </w:p>
         </w:tc>
@@ -25079,7 +25079,7 @@
                 <w:sz w:val="20"/>
                 <w:szCs w:val="20"/>
               </w:rPr>
-              <w:t>CUP 10.140,00</w:t>
+              <w:t>CUP 10.335,00</w:t>
             </w:r>
           </w:p>
         </w:tc>
@@ -25148,7 +25148,7 @@
                 <w:sz w:val="20"/>
                 <w:szCs w:val="20"/>
               </w:rPr>
-              <w:t>CUP 2.028,00</w:t>
+              <w:t>CUP 2.067,00</w:t>
             </w:r>
           </w:p>
         </w:tc>
@@ -25217,7 +25217,7 @@
                 <w:sz w:val="20"/>
                 <w:szCs w:val="20"/>
               </w:rPr>
-              <w:t>CUP 40.560,00</w:t>
+              <w:t>CUP 41.340,00</w:t>
             </w:r>
           </w:p>
         </w:tc>
@@ -25286,7 +25286,7 @@
                 <w:sz w:val="20"/>
                 <w:szCs w:val="20"/>
               </w:rPr>
-              <w:t>CUP 10.140,00</w:t>
+              <w:t>CUP 10.335,00</w:t>
             </w:r>
           </w:p>
         </w:tc>
@@ -25355,7 +25355,7 @@
                 <w:sz w:val="20"/>
                 <w:szCs w:val="20"/>
               </w:rPr>
-              <w:t>CUP 10.140,00</w:t>
+              <w:t>CUP 10.335,00</w:t>
             </w:r>
           </w:p>
         </w:tc>
@@ -25424,7 +25424,7 @@
                 <w:sz w:val="20"/>
                 <w:szCs w:val="20"/>
               </w:rPr>
-              <w:t>CUP 135.200,00</w:t>
+              <w:t>CUP 137.800,00</w:t>
             </w:r>
           </w:p>
         </w:tc>
@@ -25493,7 +25493,7 @@
                 <w:sz w:val="20"/>
                 <w:szCs w:val="20"/>
               </w:rPr>
-              <w:t>CUP 23.660,00</w:t>
+              <w:t>CUP 24.115,00</w:t>
             </w:r>
           </w:p>
         </w:tc>
@@ -25562,7 +25562,7 @@
                 <w:sz w:val="20"/>
                 <w:szCs w:val="20"/>
               </w:rPr>
-              <w:t>CUP 6.760,00</w:t>
+              <w:t>CUP 6.890,00</w:t>
             </w:r>
           </w:p>
         </w:tc>
@@ -25631,7 +25631,7 @@
                 <w:sz w:val="20"/>
                 <w:szCs w:val="20"/>
               </w:rPr>
-              <w:t>CUP 2.704,00</w:t>
+              <w:t>CUP 2.756,00</w:t>
             </w:r>
           </w:p>
         </w:tc>
@@ -25700,7 +25700,7 @@
                 <w:sz w:val="20"/>
                 <w:szCs w:val="20"/>
               </w:rPr>
-              <w:t>CUP 8.112,00</w:t>
+              <w:t>CUP 8.268,00</w:t>
             </w:r>
           </w:p>
         </w:tc>
@@ -25825,7 +25825,7 @@
                 <w:sz w:val="20"/>
                 <w:szCs w:val="20"/>
               </w:rPr>
-              <w:t>CUP 94.640,00</w:t>
+              <w:t>CUP 96.460,00</w:t>
             </w:r>
           </w:p>
         </w:tc>
@@ -25876,7 +25876,7 @@
                 <w:sz w:val="20"/>
                 <w:szCs w:val="20"/>
               </w:rPr>
-              <w:t>CUP 135.200,00</w:t>
+              <w:t>CUP 137.800,00</w:t>
             </w:r>
           </w:p>
         </w:tc>
@@ -25927,7 +25927,7 @@
                 <w:sz w:val="20"/>
                 <w:szCs w:val="20"/>
               </w:rPr>
-              <w:t>CUP 23.660,00</w:t>
+              <w:t>CUP 24.115,00</w:t>
             </w:r>
           </w:p>
         </w:tc>
@@ -25989,7 +25989,7 @@
                 <w:sz w:val="20"/>
                 <w:szCs w:val="20"/>
               </w:rPr>
-              <w:t>CUP 121.680,00</w:t>
+              <w:t>CUP 124.020,00</w:t>
             </w:r>
           </w:p>
         </w:tc>
@@ -26043,7 +26043,7 @@
                 <w:sz w:val="20"/>
                 <w:szCs w:val="20"/>
               </w:rPr>
-              <w:t>CUP 81.120,00</w:t>
+              <w:t>CUP 82.680,00</w:t>
             </w:r>
           </w:p>
         </w:tc>
@@ -26105,7 +26105,7 @@
                 <w:sz w:val="20"/>
                 <w:szCs w:val="20"/>
               </w:rPr>
-              <w:t>CUP 81.120,00</w:t>
+              <w:t>CUP 82.680,00</w:t>
             </w:r>
           </w:p>
         </w:tc>
@@ -26157,7 +26157,7 @@
                 <w:sz w:val="20"/>
                 <w:szCs w:val="20"/>
               </w:rPr>
-              <w:t>CUP 4.056,00</w:t>
+              <w:t>CUP 4.134,00</w:t>
             </w:r>
           </w:p>
         </w:tc>
@@ -26209,7 +26209,7 @@
                 <w:sz w:val="20"/>
                 <w:szCs w:val="20"/>
               </w:rPr>
-              <w:t>CUP 87.880,00</w:t>
+              <w:t>CUP 89.570,00</w:t>
             </w:r>
           </w:p>
         </w:tc>
@@ -26261,7 +26261,7 @@
                 <w:sz w:val="20"/>
                 <w:szCs w:val="20"/>
               </w:rPr>
-              <w:t>CUP 27.040,00</w:t>
+              <w:t>CUP 27.560,00</w:t>
             </w:r>
           </w:p>
         </w:tc>
@@ -26313,7 +26313,7 @@
                 <w:sz w:val="20"/>
                 <w:szCs w:val="20"/>
               </w:rPr>
-              <w:t>CUP 54.080,00</w:t>
+              <w:t>CUP 55.120,00</w:t>
             </w:r>
           </w:p>
         </w:tc>
@@ -26386,7 +26386,7 @@
                 <w:sz w:val="20"/>
                 <w:szCs w:val="20"/>
               </w:rPr>
-              <w:t>CUP 27.040,00</w:t>
+              <w:t>CUP 27.560,00</w:t>
             </w:r>
           </w:p>
         </w:tc>
@@ -26439,7 +26439,7 @@
                 <w:sz w:val="20"/>
                 <w:szCs w:val="20"/>
               </w:rPr>
-              <w:t>CUP 13.520,00</w:t>
+              <w:t>CUP 13.780,00</w:t>
             </w:r>
           </w:p>
         </w:tc>
@@ -26491,7 +26491,7 @@
                 <w:sz w:val="20"/>
                 <w:szCs w:val="20"/>
               </w:rPr>
-              <w:t>CUP 54.080,00</w:t>
+              <w:t>CUP 55.120,00</w:t>
             </w:r>
           </w:p>
         </w:tc>
@@ -26544,7 +26544,7 @@
                 <w:sz w:val="20"/>
                 <w:szCs w:val="20"/>
               </w:rPr>
-              <w:t>CUP 67.600,00</w:t>
+              <w:t>CUP 68.900,00</w:t>
             </w:r>
           </w:p>
         </w:tc>
@@ -26596,7 +26596,7 @@
                 <w:sz w:val="20"/>
                 <w:szCs w:val="20"/>
               </w:rPr>
-              <w:t>CUP 67.600,00</w:t>
+              <w:t>CUP 68.900,00</w:t>
             </w:r>
           </w:p>
         </w:tc>
@@ -26648,7 +26648,7 @@
                 <w:sz w:val="20"/>
                 <w:szCs w:val="20"/>
               </w:rPr>
-              <w:t>CUP 74.360,00</w:t>
+              <w:t>CUP 75.790,00</w:t>
             </w:r>
           </w:p>
         </w:tc>
@@ -26700,7 +26700,7 @@
                 <w:sz w:val="20"/>
                 <w:szCs w:val="20"/>
               </w:rPr>
-              <w:t>CUP 81.120,00</w:t>
+              <w:t>CUP 82.680,00</w:t>
             </w:r>
           </w:p>
         </w:tc>
@@ -26753,7 +26753,7 @@
                 <w:sz w:val="20"/>
                 <w:szCs w:val="20"/>
               </w:rPr>
-              <w:t>CUP 16.900,00</w:t>
+              <w:t>CUP 17.225,00</w:t>
             </w:r>
           </w:p>
         </w:tc>
@@ -26806,7 +26806,7 @@
                 <w:sz w:val="20"/>
                 <w:szCs w:val="20"/>
               </w:rPr>
-              <w:t>CUP 40.560,00</w:t>
+              <w:t>CUP 41.340,00</w:t>
             </w:r>
           </w:p>
         </w:tc>
@@ -26858,7 +26858,7 @@
                 <w:sz w:val="20"/>
                 <w:szCs w:val="20"/>
               </w:rPr>
-              <w:t>CUP 40.560,00</w:t>
+              <w:t>CUP 41.340,00</w:t>
             </w:r>
           </w:p>
         </w:tc>
@@ -26910,7 +26910,7 @@
                 <w:sz w:val="20"/>
                 <w:szCs w:val="20"/>
               </w:rPr>
-              <w:t>CUP 67.600,00</w:t>
+              <w:t>CUP 68.900,00</w:t>
             </w:r>
           </w:p>
         </w:tc>
@@ -26962,7 +26962,7 @@
                 <w:sz w:val="20"/>
                 <w:szCs w:val="20"/>
               </w:rPr>
-              <w:t>CUP 47.320,00</w:t>
+              <w:t>CUP 48.230,00</w:t>
             </w:r>
           </w:p>
         </w:tc>
@@ -27014,7 +27014,7 @@
                 <w:sz w:val="20"/>
                 <w:szCs w:val="20"/>
               </w:rPr>
-              <w:t>CUP 54.080,00</w:t>
+              <w:t>CUP 55.120,00</w:t>
             </w:r>
           </w:p>
         </w:tc>
@@ -27066,7 +27066,7 @@
                 <w:sz w:val="20"/>
                 <w:szCs w:val="20"/>
               </w:rPr>
-              <w:t>CUP 676,00</w:t>
+              <w:t>CUP 689,00</w:t>
             </w:r>
           </w:p>
         </w:tc>
@@ -27118,7 +27118,7 @@
                 <w:sz w:val="20"/>
                 <w:szCs w:val="20"/>
               </w:rPr>
-              <w:t>CUP 676,00</w:t>
+              <w:t>CUP 689,00</w:t>
             </w:r>
           </w:p>
         </w:tc>
@@ -27170,7 +27170,7 @@
                 <w:sz w:val="20"/>
                 <w:szCs w:val="20"/>
               </w:rPr>
-              <w:t>CUP 676,00</w:t>
+              <w:t>CUP 689,00</w:t>
             </w:r>
           </w:p>
         </w:tc>
@@ -27222,7 +27222,7 @@
                 <w:sz w:val="20"/>
                 <w:szCs w:val="20"/>
               </w:rPr>
-              <w:t>CUP 10.140,00</w:t>
+              <w:t>CUP 10.335,00</w:t>
             </w:r>
           </w:p>
         </w:tc>
@@ -27273,7 +27273,7 @@
                 <w:sz w:val="20"/>
                 <w:szCs w:val="20"/>
               </w:rPr>
-              <w:t>CUP 13.520,00</w:t>
+              <w:t>CUP 13.780,00</w:t>
             </w:r>
           </w:p>
         </w:tc>
@@ -27334,7 +27334,7 @@
                 <w:sz w:val="20"/>
                 <w:szCs w:val="20"/>
               </w:rPr>
-              <w:t>CUP 27.040,00</w:t>
+              <w:t>CUP 27.560,00</w:t>
             </w:r>
           </w:p>
         </w:tc>
@@ -27385,7 +27385,7 @@
                 <w:sz w:val="20"/>
                 <w:szCs w:val="20"/>
               </w:rPr>
-              <w:t>CUP 27.040,00</w:t>
+              <w:t>CUP 27.560,00</w:t>
             </w:r>
           </w:p>
         </w:tc>
@@ -27436,7 +27436,7 @@
                 <w:sz w:val="20"/>
                 <w:szCs w:val="20"/>
               </w:rPr>
-              <w:t>CUP 10.140,00</w:t>
+              <w:t>CUP 10.335,00</w:t>
             </w:r>
           </w:p>
         </w:tc>
@@ -27487,7 +27487,7 @@
                 <w:sz w:val="20"/>
                 <w:szCs w:val="20"/>
               </w:rPr>
-              <w:t>CUP 6.760,00</w:t>
+              <w:t>CUP 6.890,00</w:t>
             </w:r>
           </w:p>
         </w:tc>
@@ -27538,7 +27538,7 @@
                 <w:sz w:val="20"/>
                 <w:szCs w:val="20"/>
               </w:rPr>
-              <w:t>CUP 10.140,00</w:t>
+              <w:t>CUP 10.335,00</w:t>
             </w:r>
           </w:p>
         </w:tc>
@@ -27589,7 +27589,7 @@
                 <w:sz w:val="20"/>
                 <w:szCs w:val="20"/>
               </w:rPr>
-              <w:t>CUP 1.690,00</w:t>
+              <w:t>CUP 1.722,50</w:t>
             </w:r>
           </w:p>
         </w:tc>
@@ -27640,7 +27640,7 @@
                 <w:sz w:val="20"/>
                 <w:szCs w:val="20"/>
               </w:rPr>
-              <w:t>CUP 6.760,00</w:t>
+              <w:t>CUP 6.890,00</w:t>
             </w:r>
           </w:p>
         </w:tc>
@@ -27692,7 +27692,7 @@
                 <w:sz w:val="20"/>
                 <w:szCs w:val="20"/>
               </w:rPr>
-              <w:t>CUP 4.732,00</w:t>
+              <w:t>CUP 4.823,00</w:t>
             </w:r>
           </w:p>
         </w:tc>
@@ -27743,7 +27743,7 @@
                 <w:sz w:val="20"/>
                 <w:szCs w:val="20"/>
               </w:rPr>
-              <w:t>CUP 16.900,00</w:t>
+              <w:t>CUP 17.225,00</w:t>
             </w:r>
           </w:p>
         </w:tc>
@@ -27795,7 +27795,7 @@
                 <w:sz w:val="20"/>
                 <w:szCs w:val="20"/>
               </w:rPr>
-              <w:t>CUP 10.140,00</w:t>
+              <w:t>CUP 10.335,00</w:t>
             </w:r>
           </w:p>
         </w:tc>
@@ -27846,7 +27846,7 @@
                 <w:sz w:val="20"/>
                 <w:szCs w:val="20"/>
               </w:rPr>
-              <w:t>CUP 20.280,00</w:t>
+              <w:t>CUP 20.670,00</w:t>
             </w:r>
           </w:p>
         </w:tc>
@@ -27897,7 +27897,7 @@
                 <w:sz w:val="20"/>
                 <w:szCs w:val="20"/>
               </w:rPr>
-              <w:t>CUP 13.520,00</w:t>
+              <w:t>CUP 13.780,00</w:t>
             </w:r>
           </w:p>
         </w:tc>
@@ -27948,7 +27948,7 @@
                 <w:sz w:val="20"/>
                 <w:szCs w:val="20"/>
               </w:rPr>
-              <w:t>CUP 16.900,00</w:t>
+              <w:t>CUP 17.225,00</w:t>
             </w:r>
           </w:p>
         </w:tc>
@@ -27999,7 +27999,7 @@
                 <w:sz w:val="20"/>
                 <w:szCs w:val="20"/>
               </w:rPr>
-              <w:t>CUP 33.800,00</w:t>
+              <w:t>CUP 34.450,00</w:t>
             </w:r>
           </w:p>
         </w:tc>
@@ -28050,7 +28050,7 @@
                 <w:sz w:val="20"/>
                 <w:szCs w:val="20"/>
               </w:rPr>
-              <w:t>CUP 40.560,00</w:t>
+              <w:t>CUP 41.340,00</w:t>
             </w:r>
           </w:p>
         </w:tc>
@@ -28101,7 +28101,7 @@
                 <w:sz w:val="20"/>
                 <w:szCs w:val="20"/>
               </w:rPr>
-              <w:t>CUP 33.800,00</w:t>
+              <w:t>CUP 34.450,00</w:t>
             </w:r>
           </w:p>
         </w:tc>
@@ -28152,7 +28152,7 @@
                 <w:sz w:val="20"/>
                 <w:szCs w:val="20"/>
               </w:rPr>
-              <w:t>CUP 47.320,00</w:t>
+              <w:t>CUP 48.230,00</w:t>
             </w:r>
           </w:p>
         </w:tc>
@@ -28203,7 +28203,7 @@
                 <w:sz w:val="20"/>
                 <w:szCs w:val="20"/>
               </w:rPr>
-              <w:t>CUP 236.600,00</w:t>
+              <w:t>CUP 241.150,00</w:t>
             </w:r>
           </w:p>
         </w:tc>
@@ -28254,7 +28254,7 @@
                 <w:sz w:val="20"/>
                 <w:szCs w:val="20"/>
               </w:rPr>
-              <w:t>CUP 10.140,00</w:t>
+              <w:t>CUP 10.335,00</w:t>
             </w:r>
           </w:p>
         </w:tc>
@@ -28306,7 +28306,7 @@
                 <w:sz w:val="20"/>
                 <w:szCs w:val="20"/>
               </w:rPr>
-              <w:t>CUP 87.880,00</w:t>
+              <w:t>CUP 89.570,00</w:t>
             </w:r>
           </w:p>
         </w:tc>
@@ -28358,7 +28358,7 @@
                 <w:sz w:val="20"/>
                 <w:szCs w:val="20"/>
               </w:rPr>
-              <w:t>CUP 13.520,00</w:t>
+              <w:t>CUP 13.780,00</w:t>
             </w:r>
           </w:p>
         </w:tc>
@@ -28403,7 +28403,7 @@
                 <w:sz w:val="20"/>
                 <w:szCs w:val="20"/>
               </w:rPr>
-              <w:t>CUP 33.800,00</w:t>
+              <w:t>CUP 34.450,00</w:t>
             </w:r>
           </w:p>
         </w:tc>
@@ -28448,7 +28448,7 @@
                 <w:sz w:val="20"/>
                 <w:szCs w:val="20"/>
               </w:rPr>
-              <w:t>CUP 23.660,00</w:t>
+              <w:t>CUP 24.115,00</w:t>
             </w:r>
           </w:p>
         </w:tc>
@@ -28502,7 +28502,7 @@
                 <w:sz w:val="20"/>
                 <w:szCs w:val="20"/>
               </w:rPr>
-              <w:t>CUP 94.640,00</w:t>
+              <w:t>CUP 96.460,00</w:t>
             </w:r>
           </w:p>
         </w:tc>
@@ -28547,7 +28547,7 @@
                 <w:sz w:val="20"/>
                 <w:szCs w:val="20"/>
               </w:rPr>
-              <w:t>CUP 47.320,00</w:t>
+              <w:t>CUP 48.230,00</w:t>
             </w:r>
           </w:p>
         </w:tc>
@@ -28591,7 +28591,7 @@
                 <w:sz w:val="20"/>
                 <w:szCs w:val="20"/>
               </w:rPr>
-              <w:t>CUP 10.140,00</w:t>
+              <w:t>CUP 10.335,00</w:t>
             </w:r>
           </w:p>
         </w:tc>
@@ -28657,7 +28657,7 @@
                 <w:sz w:val="20"/>
                 <w:szCs w:val="20"/>
               </w:rPr>
-              <w:t>CUP 20.280,00</w:t>
+              <w:t>CUP 20.670,00</w:t>
             </w:r>
           </w:p>
         </w:tc>
@@ -28702,7 +28702,7 @@
                 <w:sz w:val="20"/>
                 <w:szCs w:val="20"/>
               </w:rPr>
-              <w:t>CUP 135.200,00</w:t>
+              <w:t>CUP 137.800,00</w:t>
             </w:r>
           </w:p>
         </w:tc>
@@ -28746,7 +28746,7 @@
                 <w:sz w:val="20"/>
                 <w:szCs w:val="20"/>
               </w:rPr>
-              <w:t>CUP 54.080,00</w:t>
+              <w:t>CUP 55.120,00</w:t>
             </w:r>
           </w:p>
         </w:tc>
@@ -28812,7 +28812,7 @@
                 <w:sz w:val="20"/>
                 <w:szCs w:val="20"/>
               </w:rPr>
-              <w:t>CUP 67.600,00</w:t>
+              <w:t>CUP 68.900,00</w:t>
             </w:r>
           </w:p>
         </w:tc>
@@ -28857,7 +28857,7 @@
                 <w:sz w:val="20"/>
                 <w:szCs w:val="20"/>
               </w:rPr>
-              <w:t>CUP 67.600,00</w:t>
+              <w:t>CUP 68.900,00</w:t>
             </w:r>
           </w:p>
         </w:tc>
@@ -28914,7 +28914,7 @@
                 <w:sz w:val="20"/>
                 <w:szCs w:val="20"/>
               </w:rPr>
-              <w:t>CUP 101.400,00</w:t>
+              <w:t>CUP 103.350,00</w:t>
             </w:r>
           </w:p>
         </w:tc>
@@ -28966,7 +28966,7 @@
                 <w:sz w:val="20"/>
                 <w:szCs w:val="20"/>
               </w:rPr>
-              <w:t>CUP 169.000,00</w:t>
+              <w:t>CUP 172.250,00</w:t>
             </w:r>
           </w:p>
         </w:tc>
@@ -29010,7 +29010,7 @@
                 <w:sz w:val="20"/>
                 <w:szCs w:val="20"/>
               </w:rPr>
-              <w:t>CUP 148.720,00</w:t>
+              <w:t>CUP 151.580,00</w:t>
             </w:r>
           </w:p>
         </w:tc>
@@ -29055,7 +29055,7 @@
                 <w:sz w:val="20"/>
                 <w:szCs w:val="20"/>
               </w:rPr>
-              <w:t>CUP 81.120,00</w:t>
+              <w:t>CUP 82.680,00</w:t>
             </w:r>
           </w:p>
         </w:tc>
@@ -29100,7 +29100,7 @@
                 <w:sz w:val="20"/>
                 <w:szCs w:val="20"/>
               </w:rPr>
-              <w:t>CUP 40.560,00</w:t>
+              <w:t>CUP 41.340,00</w:t>
             </w:r>
           </w:p>
         </w:tc>
@@ -29144,7 +29144,7 @@
                 <w:sz w:val="20"/>
                 <w:szCs w:val="20"/>
               </w:rPr>
-              <w:t>CUP 47.320,00</w:t>
+              <w:t>CUP 48.230,00</w:t>
             </w:r>
           </w:p>
         </w:tc>
@@ -29189,7 +29189,7 @@
                 <w:sz w:val="20"/>
                 <w:szCs w:val="20"/>
               </w:rPr>
-              <w:t>CUP 87.880,00</w:t>
+              <w:t>CUP 89.570,00</w:t>
             </w:r>
           </w:p>
         </w:tc>
@@ -29234,7 +29234,7 @@
                 <w:sz w:val="20"/>
                 <w:szCs w:val="20"/>
               </w:rPr>
-              <w:t>CUP 13.520,00</w:t>
+              <w:t>CUP 13.780,00</w:t>
             </w:r>
           </w:p>
         </w:tc>
@@ -29278,7 +29278,7 @@
                 <w:sz w:val="20"/>
                 <w:szCs w:val="20"/>
               </w:rPr>
-              <w:t>CUP 10.140,00</w:t>
+              <w:t>CUP 10.335,00</w:t>
             </w:r>
           </w:p>
         </w:tc>
@@ -29322,7 +29322,7 @@
                 <w:sz w:val="20"/>
                 <w:szCs w:val="20"/>
               </w:rPr>
-              <w:t>CUP 27.040,00</w:t>
+              <w:t>CUP 27.560,00</w:t>
             </w:r>
           </w:p>
         </w:tc>
@@ -29366,7 +29366,7 @@
                 <w:sz w:val="20"/>
                 <w:szCs w:val="20"/>
               </w:rPr>
-              <w:t>CUP 5.408,00</w:t>
+              <w:t>CUP 5.512,00</w:t>
             </w:r>
           </w:p>
         </w:tc>
@@ -29410,7 +29410,7 @@
                 <w:sz w:val="20"/>
                 <w:szCs w:val="20"/>
               </w:rPr>
-              <w:t>CUP 40.560,00</w:t>
+              <w:t>CUP 41.340,00</w:t>
             </w:r>
           </w:p>
         </w:tc>
@@ -29461,7 +29461,7 @@
                 <w:sz w:val="20"/>
                 <w:szCs w:val="20"/>
               </w:rPr>
-              <w:t>CUP 37.180,00</w:t>
+              <w:t>CUP 37.895,00</w:t>
             </w:r>
           </w:p>
         </w:tc>
@@ -29505,7 +29505,7 @@
                 <w:sz w:val="20"/>
                 <w:szCs w:val="20"/>
               </w:rPr>
-              <w:t>CUP 47.320,00</w:t>
+              <w:t>CUP 48.230,00</w:t>
             </w:r>
           </w:p>
         </w:tc>
@@ -29549,7 +29549,7 @@
                 <w:sz w:val="20"/>
                 <w:szCs w:val="20"/>
               </w:rPr>
-              <w:t>CUP 47.320,00</w:t>
+              <w:t>CUP 48.230,00</w:t>
             </w:r>
           </w:p>
         </w:tc>
@@ -29594,7 +29594,7 @@
                 <w:sz w:val="20"/>
                 <w:szCs w:val="20"/>
               </w:rPr>
-              <w:t>CUP 6.760,00</w:t>
+              <w:t>CUP 6.890,00</w:t>
             </w:r>
           </w:p>
         </w:tc>
@@ -29639,7 +29639,7 @@
                 <w:sz w:val="20"/>
                 <w:szCs w:val="20"/>
               </w:rPr>
-              <w:t>CUP 6.760,00</w:t>
+              <w:t>CUP 6.890,00</w:t>
             </w:r>
           </w:p>
         </w:tc>
@@ -29704,7 +29704,7 @@
                 <w:sz w:val="20"/>
                 <w:szCs w:val="20"/>
               </w:rPr>
-              <w:t>CUP 20.280,00</w:t>
+              <w:t>CUP 20.670,00</w:t>
             </w:r>
           </w:p>
         </w:tc>
@@ -29758,7 +29758,7 @@
                 <w:sz w:val="20"/>
                 <w:szCs w:val="20"/>
               </w:rPr>
-              <w:t>CUP 10.140,00</w:t>
+              <w:t>CUP 10.335,00</w:t>
             </w:r>
           </w:p>
         </w:tc>
@@ -29810,7 +29810,7 @@
                 <w:sz w:val="20"/>
                 <w:szCs w:val="20"/>
               </w:rPr>
-              <w:t>CUP 23.660,00</w:t>
+              <w:t>CUP 24.115,00</w:t>
             </w:r>
           </w:p>
         </w:tc>
@@ -29855,7 +29855,7 @@
                 <w:sz w:val="20"/>
                 <w:szCs w:val="20"/>
               </w:rPr>
-              <w:t>CUP 2.704,00</w:t>
+              <w:t>CUP 2.756,00</w:t>
             </w:r>
           </w:p>
         </w:tc>
@@ -29899,7 +29899,7 @@
                 <w:sz w:val="20"/>
                 <w:szCs w:val="20"/>
               </w:rPr>
-              <w:t>CUP 4.056,00</w:t>
+              <w:t>CUP 4.134,00</w:t>
             </w:r>
           </w:p>
         </w:tc>
@@ -29944,7 +29944,7 @@
                 <w:sz w:val="20"/>
                 <w:szCs w:val="20"/>
               </w:rPr>
-              <w:t>CUP 67.600,00</w:t>
+              <w:t>CUP 68.900,00</w:t>
             </w:r>
           </w:p>
         </w:tc>
@@ -29989,7 +29989,7 @@
                 <w:sz w:val="20"/>
                 <w:szCs w:val="20"/>
               </w:rPr>
-              <w:t>CUP 5.408,00</w:t>
+              <w:t>CUP 5.512,00</w:t>
             </w:r>
           </w:p>
         </w:tc>
@@ -30034,7 +30034,7 @@
                 <w:sz w:val="20"/>
                 <w:szCs w:val="20"/>
               </w:rPr>
-              <w:t>CUP 81.120,00</w:t>
+              <w:t>CUP 82.680,00</w:t>
             </w:r>
           </w:p>
         </w:tc>
@@ -30079,7 +30079,7 @@
                 <w:sz w:val="20"/>
                 <w:szCs w:val="20"/>
               </w:rPr>
-              <w:t>CUP 6.760,00</w:t>
+              <w:t>CUP 6.890,00</w:t>
             </w:r>
           </w:p>
         </w:tc>
@@ -30125,7 +30125,7 @@
                 <w:sz w:val="20"/>
                 <w:szCs w:val="20"/>
               </w:rPr>
-              <w:t>CUP 13.520,00</w:t>
+              <w:t>CUP 13.780,00</w:t>
             </w:r>
           </w:p>
         </w:tc>
@@ -30169,7 +30169,7 @@
                 <w:sz w:val="20"/>
                 <w:szCs w:val="20"/>
               </w:rPr>
-              <w:t>CUP 20.280,00</w:t>
+              <w:t>CUP 20.670,00</w:t>
             </w:r>
           </w:p>
         </w:tc>
@@ -30213,7 +30213,7 @@
                 <w:sz w:val="20"/>
                 <w:szCs w:val="20"/>
               </w:rPr>
-              <w:t>CUP 47.320,00</w:t>
+              <w:t>CUP 48.230,00</w:t>
             </w:r>
           </w:p>
         </w:tc>
@@ -30258,7 +30258,7 @@
                 <w:sz w:val="20"/>
                 <w:szCs w:val="20"/>
               </w:rPr>
-              <w:t>CUP 40.560,00</w:t>
+              <w:t>CUP 41.340,00</w:t>
             </w:r>
           </w:p>
         </w:tc>
@@ -30303,7 +30303,7 @@
                 <w:sz w:val="20"/>
                 <w:szCs w:val="20"/>
               </w:rPr>
-              <w:t>CUP 358.280,00</w:t>
+              <w:t>CUP 365.170,00</w:t>
             </w:r>
           </w:p>
         </w:tc>
@@ -30348,7 +30348,7 @@
                 <w:sz w:val="20"/>
                 <w:szCs w:val="20"/>
               </w:rPr>
-              <w:t>CUP 13.520,00</w:t>
+              <w:t>CUP 13.780,00</w:t>
             </w:r>
           </w:p>
         </w:tc>
@@ -30394,7 +30394,7 @@
                 <w:sz w:val="20"/>
                 <w:szCs w:val="20"/>
               </w:rPr>
-              <w:t>CUP 16.900,00</w:t>
+              <w:t>CUP 17.225,00</w:t>
             </w:r>
           </w:p>
         </w:tc>
@@ -30439,7 +30439,7 @@
                 <w:sz w:val="20"/>
                 <w:szCs w:val="20"/>
               </w:rPr>
-              <w:t>CUP 10.140,00</w:t>
+              <w:t>CUP 10.335,00</w:t>
             </w:r>
           </w:p>
         </w:tc>
@@ -30484,7 +30484,7 @@
                 <w:sz w:val="20"/>
                 <w:szCs w:val="20"/>
               </w:rPr>
-              <w:t>CUP 6.760,00</w:t>
+              <w:t>CUP 6.890,00</w:t>
             </w:r>
           </w:p>
         </w:tc>
@@ -30529,7 +30529,7 @@
                 <w:sz w:val="20"/>
                 <w:szCs w:val="20"/>
               </w:rPr>
-              <w:t>CUP 10.140,00</w:t>
+              <w:t>CUP 10.335,00</w:t>
             </w:r>
           </w:p>
         </w:tc>
@@ -30574,7 +30574,7 @@
                 <w:sz w:val="20"/>
                 <w:szCs w:val="20"/>
               </w:rPr>
-              <w:t>CUP 6.760,00</w:t>
+              <w:t>CUP 6.890,00</w:t>
             </w:r>
           </w:p>
         </w:tc>
@@ -30625,7 +30625,7 @@
                 <w:sz w:val="20"/>
                 <w:szCs w:val="20"/>
               </w:rPr>
-              <w:t>CUP 5.408,00</w:t>
+              <w:t>CUP 5.512,00</w:t>
             </w:r>
           </w:p>
         </w:tc>
@@ -30671,7 +30671,7 @@
                 <w:sz w:val="20"/>
                 <w:szCs w:val="20"/>
               </w:rPr>
-              <w:t>CUP 30.420,00</w:t>
+              <w:t>CUP 31.005,00</w:t>
             </w:r>
           </w:p>
         </w:tc>
@@ -30716,7 +30716,7 @@
                 <w:sz w:val="20"/>
                 <w:szCs w:val="20"/>
               </w:rPr>
-              <w:t>CUP 23.660,00</w:t>
+              <w:t>CUP 24.115,00</w:t>
             </w:r>
           </w:p>
         </w:tc>
@@ -30761,7 +30761,7 @@
                 <w:sz w:val="20"/>
                 <w:szCs w:val="20"/>
               </w:rPr>
-              <w:t>CUP 27.040,00</w:t>
+              <w:t>CUP 27.560,00</w:t>
             </w:r>
           </w:p>
         </w:tc>
@@ -30806,7 +30806,7 @@
                 <w:sz w:val="20"/>
                 <w:szCs w:val="20"/>
               </w:rPr>
-              <w:t>CUP 23.660,00</w:t>
+              <w:t>CUP 24.115,00</w:t>
             </w:r>
           </w:p>
         </w:tc>
@@ -30851,7 +30851,7 @@
                 <w:sz w:val="20"/>
                 <w:szCs w:val="20"/>
               </w:rPr>
-              <w:t>CUP 135.200,00</w:t>
+              <w:t>CUP 137.800,00</w:t>
             </w:r>
           </w:p>
         </w:tc>
@@ -30895,7 +30895,7 @@
                 <w:sz w:val="20"/>
                 <w:szCs w:val="20"/>
               </w:rPr>
-              <w:t>CUP 10.140,00</w:t>
+              <w:t>CUP 10.335,00</w:t>
             </w:r>
           </w:p>
         </w:tc>
@@ -30940,7 +30940,7 @@
                 <w:sz w:val="20"/>
                 <w:szCs w:val="20"/>
               </w:rPr>
-              <w:t>CUP 30.420,00</w:t>
+              <w:t>CUP 31.005,00</w:t>
             </w:r>
           </w:p>
         </w:tc>
@@ -30984,7 +30984,7 @@
                 <w:sz w:val="20"/>
                 <w:szCs w:val="20"/>
               </w:rPr>
-              <w:t>CUP 43.940,00</w:t>
+              <w:t>CUP 44.785,00</w:t>
             </w:r>
           </w:p>
         </w:tc>
@@ -31028,7 +31028,7 @@
                 <w:sz w:val="20"/>
                 <w:szCs w:val="20"/>
               </w:rPr>
-              <w:t>CUP 43.940,00</w:t>
+              <w:t>CUP 44.785,00</w:t>
             </w:r>
           </w:p>
         </w:tc>
@@ -31073,7 +31073,7 @@
                 <w:sz w:val="20"/>
                 <w:szCs w:val="20"/>
               </w:rPr>
-              <w:t>CUP 43.940,00</w:t>
+              <w:t>CUP 44.785,00</w:t>
             </w:r>
           </w:p>
         </w:tc>
@@ -31117,7 +31117,7 @@
                 <w:sz w:val="20"/>
                 <w:szCs w:val="20"/>
               </w:rPr>
-              <w:t>CUP 43.940,00</w:t>
+              <w:t>CUP 44.785,00</w:t>
             </w:r>
           </w:p>
         </w:tc>
@@ -31161,7 +31161,7 @@
                 <w:sz w:val="20"/>
                 <w:szCs w:val="20"/>
               </w:rPr>
-              <w:t>CUP 8.112,00</w:t>
+              <w:t>CUP 8.268,00</w:t>
             </w:r>
           </w:p>
         </w:tc>
@@ -31215,7 +31215,7 @@
                 <w:sz w:val="20"/>
                 <w:szCs w:val="20"/>
               </w:rPr>
-              <w:t>CUP 121.680,00</w:t>
+              <w:t>CUP 124.020,00</w:t>
             </w:r>
           </w:p>
         </w:tc>
@@ -31259,7 +31259,7 @@
                 <w:sz w:val="20"/>
                 <w:szCs w:val="20"/>
               </w:rPr>
-              <w:t>CUP 236.600,00</w:t>
+              <w:t>CUP 241.150,00</w:t>
             </w:r>
           </w:p>
         </w:tc>
@@ -31303,7 +31303,7 @@
                 <w:sz w:val="20"/>
                 <w:szCs w:val="20"/>
               </w:rPr>
-              <w:t>CUP 121.680,00</w:t>
+              <w:t>CUP 124.020,00</w:t>
             </w:r>
           </w:p>
         </w:tc>
@@ -31348,7 +31348,7 @@
                 <w:sz w:val="20"/>
                 <w:szCs w:val="20"/>
               </w:rPr>
-              <w:t>CUP 33.800,00</w:t>
+              <w:t>CUP 34.450,00</w:t>
             </w:r>
           </w:p>
         </w:tc>
@@ -31392,7 +31392,7 @@
                 <w:sz w:val="20"/>
                 <w:szCs w:val="20"/>
               </w:rPr>
-              <w:t>CUP 148.720,00</w:t>
+              <w:t>CUP 151.580,00</w:t>
             </w:r>
           </w:p>
         </w:tc>
@@ -31437,7 +31437,7 @@
                 <w:sz w:val="20"/>
                 <w:szCs w:val="20"/>
               </w:rPr>
-              <w:t>CUP 40.560,00</w:t>
+              <w:t>CUP 41.340,00</w:t>
             </w:r>
           </w:p>
         </w:tc>
@@ -31482,7 +31482,7 @@
                 <w:sz w:val="20"/>
                 <w:szCs w:val="20"/>
               </w:rPr>
-              <w:t>CUP 27.040,00</w:t>
+              <w:t>CUP 27.560,00</w:t>
             </w:r>
           </w:p>
         </w:tc>
@@ -31526,7 +31526,7 @@
                 <w:sz w:val="20"/>
                 <w:szCs w:val="20"/>
               </w:rPr>
-              <w:t>CUP 81.120,00</w:t>
+              <w:t>CUP 82.680,00</w:t>
             </w:r>
           </w:p>
         </w:tc>
@@ -31571,7 +31571,7 @@
                 <w:sz w:val="20"/>
                 <w:szCs w:val="20"/>
               </w:rPr>
-              <w:t>CUP 47.320,00</w:t>
+              <w:t>CUP 48.230,00</w:t>
             </w:r>
           </w:p>
         </w:tc>
@@ -31615,7 +31615,7 @@
                 <w:sz w:val="20"/>
                 <w:szCs w:val="20"/>
               </w:rPr>
-              <w:t>CUP 13.520,00</w:t>
+              <w:t>CUP 13.780,00</w:t>
             </w:r>
           </w:p>
         </w:tc>
@@ -31659,7 +31659,7 @@
                 <w:sz w:val="20"/>
                 <w:szCs w:val="20"/>
               </w:rPr>
-              <w:t>CUP 10.140,00</w:t>
+              <w:t>CUP 10.335,00</w:t>
             </w:r>
           </w:p>
         </w:tc>
@@ -31703,7 +31703,7 @@
                 <w:sz w:val="20"/>
                 <w:szCs w:val="20"/>
               </w:rPr>
-              <w:t>CUP 10.140,00</w:t>
+              <w:t>CUP 10.335,00</w:t>
             </w:r>
           </w:p>
         </w:tc>
@@ -31754,7 +31754,7 @@
                 <w:sz w:val="20"/>
                 <w:szCs w:val="20"/>
               </w:rPr>
-              <w:t>CUP 10.140,00</w:t>
+              <w:t>CUP 10.335,00</w:t>
             </w:r>
           </w:p>
         </w:tc>
@@ -31805,7 +31805,7 @@
                 <w:sz w:val="20"/>
                 <w:szCs w:val="20"/>
               </w:rPr>
-              <w:t>CUP 10.140,00</w:t>
+              <w:t>CUP 10.335,00</w:t>
             </w:r>
           </w:p>
         </w:tc>
@@ -31856,7 +31856,7 @@
                 <w:sz w:val="20"/>
                 <w:szCs w:val="20"/>
               </w:rPr>
-              <w:t>CUP 50.700,00</w:t>
+              <w:t>CUP 51.675,00</w:t>
             </w:r>
           </w:p>
         </w:tc>
@@ -31908,7 +31908,7 @@
                 <w:sz w:val="20"/>
                 <w:szCs w:val="20"/>
               </w:rPr>
-              <w:t>CUP 33.800,00</w:t>
+              <w:t>CUP 34.450,00</w:t>
             </w:r>
           </w:p>
         </w:tc>
@@ -31959,7 +31959,7 @@
                 <w:sz w:val="20"/>
                 <w:szCs w:val="20"/>
               </w:rPr>
-              <w:t>CUP 101.400,00</w:t>
+              <w:t>CUP 103.350,00</w:t>
             </w:r>
           </w:p>
         </w:tc>
@@ -32010,7 +32010,7 @@
                 <w:sz w:val="20"/>
                 <w:szCs w:val="20"/>
               </w:rPr>
-              <w:t>CUP 101.400,00</w:t>
+              <w:t>CUP 103.350,00</w:t>
             </w:r>
           </w:p>
         </w:tc>
@@ -32061,7 +32061,7 @@
                 <w:sz w:val="20"/>
                 <w:szCs w:val="20"/>
               </w:rPr>
-              <w:t>CUP 87.880,00</w:t>
+              <w:t>CUP 89.570,00</w:t>
             </w:r>
           </w:p>
         </w:tc>
@@ -32113,7 +32113,7 @@
                 <w:sz w:val="20"/>
                 <w:szCs w:val="20"/>
               </w:rPr>
-              <w:t>CUP 121.680,00</w:t>
+              <w:t>CUP 124.020,00</w:t>
             </w:r>
           </w:p>
         </w:tc>
@@ -32164,7 +32164,7 @@
                 <w:sz w:val="20"/>
                 <w:szCs w:val="20"/>
               </w:rPr>
-              <w:t>CUP 67.600,00</w:t>
+              <w:t>CUP 68.900,00</w:t>
             </w:r>
           </w:p>
         </w:tc>
@@ -32215,7 +32215,7 @@
                 <w:sz w:val="20"/>
                 <w:szCs w:val="20"/>
               </w:rPr>
-              <w:t>CUP 60.840,00</w:t>
+              <w:t>CUP 62.010,00</w:t>
             </w:r>
           </w:p>
         </w:tc>
@@ -32266,7 +32266,7 @@
                 <w:sz w:val="20"/>
                 <w:szCs w:val="20"/>
               </w:rPr>
-              <w:t>CUP 3.380,00</w:t>
+              <w:t>CUP 3.445,00</w:t>
             </w:r>
           </w:p>
         </w:tc>
@@ -32317,7 +32317,7 @@
                 <w:sz w:val="20"/>
                 <w:szCs w:val="20"/>
               </w:rPr>
-              <w:t>CUP 6.760,00</w:t>
+              <w:t>CUP 6.890,00</w:t>
             </w:r>
           </w:p>
         </w:tc>
@@ -32368,7 +32368,7 @@
                 <w:sz w:val="20"/>
                 <w:szCs w:val="20"/>
               </w:rPr>
-              <w:t>CUP 3.380,00</w:t>
+              <w:t>CUP 3.445,00</w:t>
             </w:r>
           </w:p>
         </w:tc>
@@ -32419,7 +32419,7 @@
                 <w:sz w:val="20"/>
                 <w:szCs w:val="20"/>
               </w:rPr>
-              <w:t>CUP 50.700,00</w:t>
+              <w:t>CUP 51.675,00</w:t>
             </w:r>
           </w:p>
         </w:tc>
@@ -32471,7 +32471,7 @@
                 <w:sz w:val="20"/>
                 <w:szCs w:val="20"/>
               </w:rPr>
-              <w:t>CUP 23.660,00</w:t>
+              <w:t>CUP 24.115,00</w:t>
             </w:r>
           </w:p>
         </w:tc>
@@ -32522,7 +32522,7 @@
                 <w:sz w:val="20"/>
                 <w:szCs w:val="20"/>
               </w:rPr>
-              <w:t>CUP 2.028,00</w:t>
+              <w:t>CUP 2.067,00</w:t>
             </w:r>
           </w:p>
         </w:tc>
@@ -32573,7 +32573,7 @@
                 <w:sz w:val="20"/>
                 <w:szCs w:val="20"/>
               </w:rPr>
-              <w:t>CUP 10.140,00</w:t>
+              <w:t>CUP 10.335,00</w:t>
             </w:r>
           </w:p>
         </w:tc>
@@ -32624,7 +32624,7 @@
                 <w:sz w:val="20"/>
                 <w:szCs w:val="20"/>
               </w:rPr>
-              <w:t>CUP 27.040,00</w:t>
+              <w:t>CUP 27.560,00</w:t>
             </w:r>
           </w:p>
         </w:tc>
@@ -32675,7 +32675,7 @@
                 <w:sz w:val="20"/>
                 <w:szCs w:val="20"/>
               </w:rPr>
-              <w:t>CUP 27.040,00</w:t>
+              <w:t>CUP 27.560,00</w:t>
             </w:r>
           </w:p>
         </w:tc>
@@ -32726,7 +32726,7 @@
                 <w:sz w:val="20"/>
                 <w:szCs w:val="20"/>
               </w:rPr>
-              <w:t>CUP 47.320,00</w:t>
+              <w:t>CUP 48.230,00</w:t>
             </w:r>
           </w:p>
         </w:tc>
@@ -32777,7 +32777,7 @@
                 <w:sz w:val="20"/>
                 <w:szCs w:val="20"/>
               </w:rPr>
-              <w:t>CUP 13.520,00</w:t>
+              <w:t>CUP 13.780,00</w:t>
             </w:r>
           </w:p>
         </w:tc>
@@ -32828,7 +32828,7 @@
                 <w:sz w:val="20"/>
                 <w:szCs w:val="20"/>
               </w:rPr>
-              <w:t>CUP 27.040,00</w:t>
+              <w:t>CUP 27.560,00</w:t>
             </w:r>
           </w:p>
         </w:tc>
@@ -32879,7 +32879,7 @@
                 <w:sz w:val="20"/>
                 <w:szCs w:val="20"/>
               </w:rPr>
-              <w:t>CUP 6.760,00</w:t>
+              <w:t>CUP 6.890,00</w:t>
             </w:r>
           </w:p>
         </w:tc>
@@ -32931,7 +32931,7 @@
                 <w:sz w:val="20"/>
                 <w:szCs w:val="20"/>
               </w:rPr>
-              <w:t>CUP 10.140,00</w:t>
+              <w:t>CUP 10.335,00</w:t>
             </w:r>
           </w:p>
         </w:tc>
@@ -32982,7 +32982,7 @@
                 <w:sz w:val="20"/>
                 <w:szCs w:val="20"/>
               </w:rPr>
-              <w:t>CUP 6.760,00</w:t>
+              <w:t>CUP 6.890,00</w:t>
             </w:r>
           </w:p>
         </w:tc>
@@ -33033,7 +33033,7 @@
                 <w:sz w:val="20"/>
                 <w:szCs w:val="20"/>
               </w:rPr>
-              <w:t>CUP 6.760,00</w:t>
+              <w:t>CUP 6.890,00</w:t>
             </w:r>
           </w:p>
         </w:tc>
@@ -33077,7 +33077,7 @@
                 <w:sz w:val="20"/>
                 <w:szCs w:val="20"/>
               </w:rPr>
-              <w:t>CUP 3.380,00</w:t>
+              <w:t>CUP 3.445,00</w:t>
             </w:r>
           </w:p>
         </w:tc>
@@ -33128,7 +33128,7 @@
                 <w:sz w:val="20"/>
                 <w:szCs w:val="20"/>
               </w:rPr>
-              <w:t>CUP 5.408,00</w:t>
+              <w:t>CUP 5.512,00</w:t>
             </w:r>
           </w:p>
         </w:tc>
@@ -33179,7 +33179,7 @@
                 <w:sz w:val="20"/>
                 <w:szCs w:val="20"/>
               </w:rPr>
-              <w:t>CUP 5.408,00</w:t>
+              <w:t>CUP 5.512,00</w:t>
             </w:r>
           </w:p>
         </w:tc>
@@ -33231,7 +33231,7 @@
                 <w:sz w:val="20"/>
                 <w:szCs w:val="20"/>
               </w:rPr>
-              <w:t>CUP 20.280,00</w:t>
+              <w:t>CUP 20.670,00</w:t>
             </w:r>
           </w:p>
         </w:tc>
@@ -33282,7 +33282,7 @@
                 <w:sz w:val="20"/>
                 <w:szCs w:val="20"/>
               </w:rPr>
-              <w:t>CUP 5.408,00</w:t>
+              <w:t>CUP 5.512,00</w:t>
             </w:r>
           </w:p>
         </w:tc>
@@ -33333,7 +33333,7 @@
                 <w:sz w:val="20"/>
                 <w:szCs w:val="20"/>
               </w:rPr>
-              <w:t>CUP 8.112,00</w:t>
+              <w:t>CUP 8.268,00</w:t>
             </w:r>
           </w:p>
         </w:tc>
@@ -33384,7 +33384,7 @@
                 <w:sz w:val="20"/>
                 <w:szCs w:val="20"/>
               </w:rPr>
-              <w:t>CUP 10.140,00</w:t>
+              <w:t>CUP 10.335,00</w:t>
             </w:r>
           </w:p>
         </w:tc>
@@ -33435,7 +33435,7 @@
                 <w:sz w:val="20"/>
                 <w:szCs w:val="20"/>
               </w:rPr>
-              <w:t>CUP 13.520,00</w:t>
+              <w:t>CUP 13.780,00</w:t>
             </w:r>
           </w:p>
         </w:tc>
@@ -33486,7 +33486,7 @@
                 <w:sz w:val="20"/>
                 <w:szCs w:val="20"/>
               </w:rPr>
-              <w:t>CUP 6.760,00</w:t>
+              <w:t>CUP 6.890,00</w:t>
             </w:r>
           </w:p>
         </w:tc>
@@ -33537,7 +33537,7 @@
                 <w:sz w:val="20"/>
                 <w:szCs w:val="20"/>
               </w:rPr>
-              <w:t>CUP 10.140,00</w:t>
+              <w:t>CUP 10.335,00</w:t>
             </w:r>
           </w:p>
         </w:tc>
@@ -33588,7 +33588,7 @@
                 <w:sz w:val="20"/>
                 <w:szCs w:val="20"/>
               </w:rPr>
-              <w:t>CUP 6.760,00</w:t>
+              <w:t>CUP 6.890,00</w:t>
             </w:r>
           </w:p>
         </w:tc>
@@ -33639,7 +33639,7 @@
                 <w:sz w:val="20"/>
                 <w:szCs w:val="20"/>
               </w:rPr>
-              <w:t>CUP 6.760,00</w:t>
+              <w:t>CUP 6.890,00</w:t>
             </w:r>
           </w:p>
         </w:tc>
@@ -33691,7 +33691,7 @@
                 <w:sz w:val="20"/>
                 <w:szCs w:val="20"/>
               </w:rPr>
-              <w:t>CUP 8.112,00</w:t>
+              <w:t>CUP 8.268,00</w:t>
             </w:r>
           </w:p>
         </w:tc>
@@ -33742,7 +33742,7 @@
                 <w:sz w:val="20"/>
                 <w:szCs w:val="20"/>
               </w:rPr>
-              <w:t>CUP 67.600,00</w:t>
+              <w:t>CUP 68.900,00</w:t>
             </w:r>
           </w:p>
         </w:tc>
@@ -33793,7 +33793,7 @@
                 <w:sz w:val="20"/>
                 <w:szCs w:val="20"/>
               </w:rPr>
-              <w:t>CUP 23.660,00</w:t>
+              <w:t>CUP 24.115,00</w:t>
             </w:r>
           </w:p>
         </w:tc>
@@ -33844,7 +33844,7 @@
                 <w:sz w:val="20"/>
                 <w:szCs w:val="20"/>
               </w:rPr>
-              <w:t>CUP 6.760,00</w:t>
+              <w:t>CUP 6.890,00</w:t>
             </w:r>
           </w:p>
         </w:tc>
@@ -33963,7 +33963,7 @@
                 <w:sz w:val="20"/>
                 <w:szCs w:val="20"/>
               </w:rPr>
-              <w:t>CUP 94.640,00</w:t>
+              <w:t>CUP 96.460,00</w:t>
             </w:r>
           </w:p>
         </w:tc>
@@ -34015,7 +34015,7 @@
                 <w:sz w:val="20"/>
                 <w:szCs w:val="20"/>
               </w:rPr>
-              <w:t>CUP 3.380,00</w:t>
+              <w:t>CUP 3.445,00</w:t>
             </w:r>
           </w:p>
         </w:tc>
@@ -34066,7 +34066,7 @@
                 <w:sz w:val="20"/>
                 <w:szCs w:val="20"/>
               </w:rPr>
-              <w:t>CUP 16.900,00</w:t>
+              <w:t>CUP 17.225,00</w:t>
             </w:r>
           </w:p>
         </w:tc>
@@ -34117,7 +34117,7 @@
                 <w:sz w:val="20"/>
                 <w:szCs w:val="20"/>
               </w:rPr>
-              <w:t>CUP 94.640,00</w:t>
+              <w:t>CUP 96.460,00</w:t>
             </w:r>
           </w:p>
         </w:tc>
@@ -34168,7 +34168,7 @@
                 <w:sz w:val="20"/>
                 <w:szCs w:val="20"/>
               </w:rPr>
-              <w:t>CUP 135.200,00</w:t>
+              <w:t>CUP 137.800,00</w:t>
             </w:r>
           </w:p>
         </w:tc>
@@ -34180,7 +34180,7 @@
         <w:tc>
           <w:tcPr>
             <w:tcW w:w="8186" w:type="dxa"/>
-            <w:vAlign w:val="bottom"/>
+            <w:vAlign w:val="center"/>
           </w:tcPr>
           <w:p>
             <w:pPr>
@@ -34229,7 +34229,7 @@
                 <w:sz w:val="20"/>
                 <w:szCs w:val="20"/>
               </w:rPr>
-              <w:t>CUP 135.200,00</w:t>
+              <w:t>CUP 137.800,00</w:t>
             </w:r>
           </w:p>
         </w:tc>
@@ -34280,7 +34280,7 @@
                 <w:sz w:val="20"/>
                 <w:szCs w:val="20"/>
               </w:rPr>
-              <w:t>CUP 169.000,00</w:t>
+              <w:t>CUP 172.250,00</w:t>
             </w:r>
           </w:p>
         </w:tc>
@@ -34332,7 +34332,7 @@
                 <w:sz w:val="20"/>
                 <w:szCs w:val="20"/>
               </w:rPr>
-              <w:t>CUP 108.160,00</w:t>
+              <w:t>CUP 110.240,00</w:t>
             </w:r>
           </w:p>
         </w:tc>
@@ -34393,7 +34393,7 @@
                 <w:sz w:val="20"/>
                 <w:szCs w:val="20"/>
               </w:rPr>
-              <w:t>CUP 121.680,00</w:t>
+              <w:t>CUP 124.020,00</w:t>
             </w:r>
           </w:p>
         </w:tc>
@@ -34444,7 +34444,7 @@
                 <w:sz w:val="20"/>
                 <w:szCs w:val="20"/>
               </w:rPr>
-              <w:t>CUP 121.680,00</w:t>
+              <w:t>CUP 124.020,00</w:t>
             </w:r>
           </w:p>
         </w:tc>
@@ -34556,7 +34556,7 @@
                 <w:sz w:val="20"/>
                 <w:szCs w:val="20"/>
               </w:rPr>
-              <w:t>CUP 81.120,00</w:t>
+              <w:t>CUP 82.680,00</w:t>
             </w:r>
           </w:p>
         </w:tc>
@@ -34608,7 +34608,7 @@
                 <w:sz w:val="20"/>
                 <w:szCs w:val="20"/>
               </w:rPr>
-              <w:t>CUP 4.056,00</w:t>
+              <w:t>CUP 4.134,00</w:t>
             </w:r>
           </w:p>
         </w:tc>
@@ -34659,7 +34659,7 @@
                 <w:sz w:val="20"/>
                 <w:szCs w:val="20"/>
               </w:rPr>
-              <w:t>CUP 54.080,00</w:t>
+              <w:t>CUP 55.120,00</w:t>
             </w:r>
           </w:p>
         </w:tc>
@@ -34710,7 +34710,7 @@
                 <w:sz w:val="20"/>
                 <w:szCs w:val="20"/>
               </w:rPr>
-              <w:t>CUP 27.040,00</w:t>
+              <w:t>CUP 27.560,00</w:t>
             </w:r>
           </w:p>
         </w:tc>
@@ -34761,7 +34761,7 @@
                 <w:sz w:val="20"/>
                 <w:szCs w:val="20"/>
               </w:rPr>
-              <w:t>CUP 27.040,00</w:t>
+              <w:t>CUP 27.560,00</w:t>
             </w:r>
           </w:p>
         </w:tc>
@@ -34812,7 +34812,7 @@
                 <w:sz w:val="20"/>
                 <w:szCs w:val="20"/>
               </w:rPr>
-              <w:t>CUP 27.040,00</w:t>
+              <w:t>CUP 27.560,00</w:t>
             </w:r>
           </w:p>
         </w:tc>
@@ -34863,7 +34863,7 @@
                 <w:sz w:val="20"/>
                 <w:szCs w:val="20"/>
               </w:rPr>
-              <w:t>CUP 6.760,00</w:t>
+              <w:t>CUP 6.890,00</w:t>
             </w:r>
           </w:p>
         </w:tc>
@@ -34914,7 +34914,7 @@
                 <w:sz w:val="20"/>
                 <w:szCs w:val="20"/>
               </w:rPr>
-              <w:t>CUP 54.080,00</w:t>
+              <w:t>CUP 55.120,00</w:t>
             </w:r>
           </w:p>
         </w:tc>
@@ -34965,7 +34965,7 @@
                 <w:sz w:val="20"/>
                 <w:szCs w:val="20"/>
               </w:rPr>
-              <w:t>CUP 67.600,00</w:t>
+              <w:t>CUP 68.900,00</w:t>
             </w:r>
           </w:p>
         </w:tc>
@@ -34977,7 +34977,7 @@
         <w:tc>
           <w:tcPr>
             <w:tcW w:w="8186" w:type="dxa"/>
-            <w:vAlign w:val="bottom"/>
+            <w:vAlign w:val="center"/>
           </w:tcPr>
           <w:p>
             <w:pPr>
@@ -35016,7 +35016,7 @@
                 <w:sz w:val="20"/>
                 <w:szCs w:val="20"/>
               </w:rPr>
-              <w:t>CUP 67.600,00</w:t>
+              <w:t>CUP 68.900,00</w:t>
             </w:r>
           </w:p>
         </w:tc>
@@ -35067,7 +35067,7 @@
                 <w:sz w:val="20"/>
                 <w:szCs w:val="20"/>
               </w:rPr>
-              <w:t>CUP 74.360,00</w:t>
+              <w:t>CUP 75.790,00</w:t>
             </w:r>
           </w:p>
         </w:tc>
@@ -35079,7 +35079,7 @@
         <w:tc>
           <w:tcPr>
             <w:tcW w:w="8186" w:type="dxa"/>
-            <w:vAlign w:val="bottom"/>
+            <w:vAlign w:val="center"/>
           </w:tcPr>
           <w:p>
             <w:pPr>
@@ -35118,7 +35118,7 @@
                 <w:sz w:val="20"/>
                 <w:szCs w:val="20"/>
               </w:rPr>
-              <w:t>CUP 81.120,00</w:t>
+              <w:t>CUP 82.680,00</w:t>
             </w:r>
           </w:p>
         </w:tc>
@@ -35169,7 +35169,7 @@
                 <w:sz w:val="20"/>
                 <w:szCs w:val="20"/>
               </w:rPr>
-              <w:t>CUP 16.900,00</w:t>
+              <w:t>CUP 17.225,00</w:t>
             </w:r>
           </w:p>
         </w:tc>
@@ -35220,7 +35220,7 @@
                 <w:sz w:val="20"/>
                 <w:szCs w:val="20"/>
               </w:rPr>
-              <w:t>CUP 27.040,00</w:t>
+              <w:t>CUP 27.560,00</w:t>
             </w:r>
           </w:p>
         </w:tc>
@@ -35272,7 +35272,7 @@
                 <w:sz w:val="20"/>
                 <w:szCs w:val="20"/>
               </w:rPr>
-              <w:t>CUP 27.040,00</w:t>
+              <w:t>CUP 27.560,00</w:t>
             </w:r>
           </w:p>
         </w:tc>
@@ -35324,7 +35324,7 @@
                 <w:sz w:val="20"/>
                 <w:szCs w:val="20"/>
               </w:rPr>
-              <w:t>CUP 40.560,00</w:t>
+              <w:t>CUP 41.340,00</w:t>
             </w:r>
           </w:p>
         </w:tc>
@@ -35375,7 +35375,7 @@
                 <w:sz w:val="20"/>
                 <w:szCs w:val="20"/>
               </w:rPr>
-              <w:t>CUP 40.560,00</w:t>
+              <w:t>CUP 41.340,00</w:t>
             </w:r>
           </w:p>
         </w:tc>
@@ -35426,7 +35426,7 @@
                 <w:sz w:val="20"/>
                 <w:szCs w:val="20"/>
               </w:rPr>
-              <w:t>CUP 20.280,00</w:t>
+              <w:t>CUP 20.670,00</w:t>
             </w:r>
           </w:p>
         </w:tc>
@@ -35477,7 +35477,7 @@
                 <w:sz w:val="20"/>
                 <w:szCs w:val="20"/>
               </w:rPr>
-              <w:t>CUP 54.080,00</w:t>
+              <w:t>CUP 55.120,00</w:t>
             </w:r>
           </w:p>
         </w:tc>
@@ -35528,7 +35528,7 @@
                 <w:sz w:val="20"/>
                 <w:szCs w:val="20"/>
               </w:rPr>
-              <w:t>CUP 40.560,00</w:t>
+              <w:t>CUP 41.340,00</w:t>
             </w:r>
           </w:p>
         </w:tc>
@@ -35579,7 +35579,7 @@
                 <w:sz w:val="20"/>
                 <w:szCs w:val="20"/>
               </w:rPr>
-              <w:t>CUP 40.560,00</w:t>
+              <w:t>CUP 41.340,00</w:t>
             </w:r>
           </w:p>
         </w:tc>
@@ -35630,7 +35630,7 @@
                 <w:sz w:val="20"/>
                 <w:szCs w:val="20"/>
               </w:rPr>
-              <w:t>CUP 67.600,00</w:t>
+              <w:t>CUP 68.900,00</w:t>
             </w:r>
           </w:p>
         </w:tc>
@@ -35642,7 +35642,7 @@
         <w:tc>
           <w:tcPr>
             <w:tcW w:w="8186" w:type="dxa"/>
-            <w:vAlign w:val="bottom"/>
+            <w:vAlign w:val="center"/>
           </w:tcPr>
           <w:p>
             <w:pPr>
@@ -35681,7 +35681,7 @@
                 <w:sz w:val="20"/>
                 <w:szCs w:val="20"/>
               </w:rPr>
-              <w:t>CUP 30.420,00</w:t>
+              <w:t>CUP 31.005,00</w:t>
             </w:r>
           </w:p>
         </w:tc>
@@ -35732,7 +35732,7 @@
                 <w:sz w:val="20"/>
                 <w:szCs w:val="20"/>
               </w:rPr>
-              <w:t>CUP 676,00</w:t>
+              <w:t>CUP 689,00</w:t>
             </w:r>
           </w:p>
         </w:tc>
@@ -35783,7 +35783,7 @@
                 <w:sz w:val="20"/>
                 <w:szCs w:val="20"/>
               </w:rPr>
-              <w:t>CUP 676,00</w:t>
+              <w:t>CUP 689,00</w:t>
             </w:r>
           </w:p>
         </w:tc>
@@ -35834,7 +35834,7 @@
                 <w:sz w:val="20"/>
                 <w:szCs w:val="20"/>
               </w:rPr>
-              <w:t>CUP 676,00</w:t>
+              <w:t>CUP 689,00</w:t>
             </w:r>
           </w:p>
         </w:tc>
@@ -35885,7 +35885,7 @@
                 <w:sz w:val="20"/>
                 <w:szCs w:val="20"/>
               </w:rPr>
-              <w:t>CUP 81.120,00</w:t>
+              <w:t>CUP 82.680,00</w:t>
             </w:r>
           </w:p>
         </w:tc>
@@ -35936,7 +35936,7 @@
                 <w:sz w:val="20"/>
                 <w:szCs w:val="20"/>
               </w:rPr>
-              <w:t>CUP 81.120,00</w:t>
+              <w:t>CUP 82.680,00</w:t>
             </w:r>
           </w:p>
         </w:tc>
@@ -35987,7 +35987,7 @@
                 <w:sz w:val="20"/>
                 <w:szCs w:val="20"/>
               </w:rPr>
-              <w:t>CUP 67.600,00</w:t>
+              <w:t>CUP 68.900,00</w:t>
             </w:r>
           </w:p>
         </w:tc>
@@ -36039,7 +36039,7 @@
                 <w:sz w:val="20"/>
                 <w:szCs w:val="20"/>
               </w:rPr>
-              <w:t>CUP 67.600,00</w:t>
+              <w:t>CUP 68.900,00</w:t>
             </w:r>
           </w:p>
         </w:tc>
@@ -36090,7 +36090,7 @@
                 <w:sz w:val="20"/>
                 <w:szCs w:val="20"/>
               </w:rPr>
-              <w:t>CUP 6.760,00</w:t>
+              <w:t>CUP 6.890,00</w:t>
             </w:r>
           </w:p>
         </w:tc>
@@ -36151,7 +36151,7 @@
                 <w:sz w:val="20"/>
                 <w:szCs w:val="20"/>
               </w:rPr>
-              <w:t>CUP 54.080,00</w:t>
+              <w:t>CUP 55.120,00</w:t>
             </w:r>
           </w:p>
         </w:tc>
@@ -36202,7 +36202,7 @@
                 <w:sz w:val="20"/>
                 <w:szCs w:val="20"/>
               </w:rPr>
-              <w:t>CUP 54.080,00</w:t>
+              <w:t>CUP 55.120,00</w:t>
             </w:r>
           </w:p>
         </w:tc>
@@ -36253,7 +36253,7 @@
                 <w:sz w:val="20"/>
                 <w:szCs w:val="20"/>
               </w:rPr>
-              <w:t>CUP 54.080,00</w:t>
+              <w:t>CUP 55.120,00</w:t>
             </w:r>
           </w:p>
         </w:tc>
@@ -36304,7 +36304,7 @@
                 <w:sz w:val="20"/>
                 <w:szCs w:val="20"/>
               </w:rPr>
-              <w:t>CUP 6.760,00</w:t>
+              <w:t>CUP 6.890,00</w:t>
             </w:r>
           </w:p>
         </w:tc>
@@ -36355,7 +36355,7 @@
                 <w:sz w:val="20"/>
                 <w:szCs w:val="20"/>
               </w:rPr>
-              <w:t>CUP 6.760,00</w:t>
+              <w:t>CUP 6.890,00</w:t>
             </w:r>
           </w:p>
         </w:tc>
@@ -36406,7 +36406,7 @@
                 <w:sz w:val="20"/>
                 <w:szCs w:val="20"/>
               </w:rPr>
-              <w:t>CUP 3.380,00</w:t>
+              <w:t>CUP 3.445,00</w:t>
             </w:r>
           </w:p>
         </w:tc>
@@ -36457,7 +36457,7 @@
                 <w:sz w:val="20"/>
                 <w:szCs w:val="20"/>
               </w:rPr>
-              <w:t>CUP 4.732,00</w:t>
+              <w:t>CUP 4.823,00</w:t>
             </w:r>
           </w:p>
         </w:tc>
@@ -36508,7 +36508,7 @@
                 <w:sz w:val="20"/>
                 <w:szCs w:val="20"/>
               </w:rPr>
-              <w:t>CUP 4.732,00</w:t>
+              <w:t>CUP 4.823,00</w:t>
             </w:r>
           </w:p>
         </w:tc>
@@ -36577,7 +36577,7 @@
                 <w:sz w:val="20"/>
                 <w:szCs w:val="20"/>
               </w:rPr>
-              <w:t>CUP 20.280,00</w:t>
+              <w:t>CUP 20.670,00</w:t>
             </w:r>
           </w:p>
         </w:tc>
@@ -36628,7 +36628,7 @@
                 <w:sz w:val="20"/>
                 <w:szCs w:val="20"/>
               </w:rPr>
-              <w:t>CUP 27.040,00</w:t>
+              <w:t>CUP 27.560,00</w:t>
             </w:r>
           </w:p>
         </w:tc>
@@ -36679,7 +36679,7 @@
                 <w:sz w:val="20"/>
                 <w:szCs w:val="20"/>
               </w:rPr>
-              <w:t>CUP 54.080,00</w:t>
+              <w:t>CUP 55.120,00</w:t>
             </w:r>
           </w:p>
         </w:tc>
@@ -36730,7 +36730,7 @@
                 <w:sz w:val="20"/>
                 <w:szCs w:val="20"/>
               </w:rPr>
-              <w:t>CUP 60.840,00</w:t>
+              <w:t>CUP 62.010,00</w:t>
             </w:r>
           </w:p>
         </w:tc>
@@ -36742,7 +36742,7 @@
         <w:tc>
           <w:tcPr>
             <w:tcW w:w="8186" w:type="dxa"/>
-            <w:vAlign w:val="bottom"/>
+            <w:vAlign w:val="center"/>
           </w:tcPr>
           <w:p>
             <w:pPr>
@@ -36781,7 +36781,7 @@
                 <w:sz w:val="20"/>
                 <w:szCs w:val="20"/>
               </w:rPr>
-              <w:t>CUP 16.900,00</w:t>
+              <w:t>CUP 17.225,00</w:t>
             </w:r>
           </w:p>
         </w:tc>
@@ -36833,7 +36833,7 @@
                 <w:sz w:val="20"/>
                 <w:szCs w:val="20"/>
               </w:rPr>
-              <w:t>CUP 20.280,00</w:t>
+              <w:t>CUP 20.670,00</w:t>
             </w:r>
           </w:p>
         </w:tc>
@@ -36904,7 +36904,7 @@
                 <w:sz w:val="20"/>
                 <w:szCs w:val="20"/>
               </w:rPr>
-              <w:t>CUP 67.600,00</w:t>
+              <w:t>CUP 68.900,00</w:t>
             </w:r>
           </w:p>
         </w:tc>
@@ -36956,7 +36956,7 @@
                 <w:sz w:val="20"/>
                 <w:szCs w:val="20"/>
               </w:rPr>
-              <w:t>CUP 50.700,00</w:t>
+              <w:t>CUP 51.675,00</w:t>
             </w:r>
           </w:p>
         </w:tc>
@@ -37008,7 +37008,7 @@
                 <w:sz w:val="20"/>
                 <w:szCs w:val="20"/>
               </w:rPr>
-              <w:t>CUP 27.040,00</w:t>
+              <w:t>CUP 27.560,00</w:t>
             </w:r>
           </w:p>
         </w:tc>
@@ -37060,7 +37060,7 @@
                 <w:sz w:val="20"/>
                 <w:szCs w:val="20"/>
               </w:rPr>
-              <w:t>CUP 10.140,00</w:t>
+              <w:t>CUP 10.335,00</w:t>
             </w:r>
           </w:p>
         </w:tc>
@@ -37113,7 +37113,7 @@
                 <w:sz w:val="20"/>
                 <w:szCs w:val="20"/>
               </w:rPr>
-              <w:t>CUP 16.900,00</w:t>
+              <w:t>CUP 17.225,00</w:t>
             </w:r>
           </w:p>
         </w:tc>
@@ -37165,7 +37165,7 @@
                 <w:sz w:val="20"/>
                 <w:szCs w:val="20"/>
               </w:rPr>
-              <w:t>CUP 20.280,00</w:t>
+              <w:t>CUP 20.670,00</w:t>
             </w:r>
           </w:p>
         </w:tc>
@@ -37210,7 +37210,7 @@
                 <w:sz w:val="20"/>
                 <w:szCs w:val="20"/>
               </w:rPr>
-              <w:t>CUP 40.560,00</w:t>
+              <w:t>CUP 41.340,00</w:t>
             </w:r>
           </w:p>
         </w:tc>
@@ -37254,7 +37254,7 @@
                 <w:sz w:val="20"/>
                 <w:szCs w:val="20"/>
               </w:rPr>
-              <w:t>CUP 20.280,00</w:t>
+              <w:t>CUP 20.670,00</w:t>
             </w:r>
           </w:p>
         </w:tc>
@@ -37298,7 +37298,7 @@
                 <w:sz w:val="20"/>
                 <w:szCs w:val="20"/>
               </w:rPr>
-              <w:t>CUP 33.800,00</w:t>
+              <w:t>CUP 34.450,00</w:t>
             </w:r>
           </w:p>
         </w:tc>
@@ -37361,7 +37361,7 @@
                 <w:sz w:val="20"/>
                 <w:szCs w:val="20"/>
               </w:rPr>
-              <w:t>CUP 23.660,00</w:t>
+              <w:t>CUP 24.115,00</w:t>
             </w:r>
           </w:p>
         </w:tc>
@@ -37406,7 +37406,7 @@
                 <w:sz w:val="20"/>
                 <w:szCs w:val="20"/>
               </w:rPr>
-              <w:t>CUP 108.160,00</w:t>
+              <w:t>CUP 110.240,00</w:t>
             </w:r>
           </w:p>
         </w:tc>
@@ -37450,7 +37450,7 @@
                 <w:sz w:val="20"/>
                 <w:szCs w:val="20"/>
               </w:rPr>
-              <w:t>CUP 108.160,00</w:t>
+              <w:t>CUP 110.240,00</w:t>
             </w:r>
           </w:p>
         </w:tc>
@@ -37513,7 +37513,7 @@
                 <w:sz w:val="20"/>
                 <w:szCs w:val="20"/>
               </w:rPr>
-              <w:t>CUP 108.160,00</w:t>
+              <w:t>CUP 110.240,00</w:t>
             </w:r>
           </w:p>
         </w:tc>
@@ -37557,7 +37557,7 @@
                 <w:sz w:val="20"/>
                 <w:szCs w:val="20"/>
               </w:rPr>
-              <w:t>CUP 108.160,00</w:t>
+              <w:t>CUP 110.240,00</w:t>
             </w:r>
           </w:p>
         </w:tc>
@@ -37622,7 +37622,7 @@
                 <w:sz w:val="20"/>
                 <w:szCs w:val="20"/>
               </w:rPr>
-              <w:t>CUP 20.280,00</w:t>
+              <w:t>CUP 20.670,00</w:t>
             </w:r>
           </w:p>
         </w:tc>
@@ -37666,7 +37666,7 @@
                 <w:sz w:val="20"/>
                 <w:szCs w:val="20"/>
               </w:rPr>
-              <w:t>CUP 10.140,00</w:t>
+              <w:t>CUP 10.335,00</w:t>
             </w:r>
           </w:p>
         </w:tc>
@@ -37710,7 +37710,7 @@
                 <w:sz w:val="20"/>
                 <w:szCs w:val="20"/>
               </w:rPr>
-              <w:t>CUP 13.520,00</w:t>
+              <w:t>CUP 13.780,00</w:t>
             </w:r>
           </w:p>
         </w:tc>
@@ -37754,7 +37754,7 @@
                 <w:sz w:val="20"/>
                 <w:szCs w:val="20"/>
               </w:rPr>
-              <w:t>CUP 27.040,00</w:t>
+              <w:t>CUP 27.560,00</w:t>
             </w:r>
           </w:p>
         </w:tc>
@@ -37798,7 +37798,7 @@
                 <w:sz w:val="20"/>
                 <w:szCs w:val="20"/>
               </w:rPr>
-              <w:t>CUP 27.040,00</w:t>
+              <w:t>CUP 27.560,00</w:t>
             </w:r>
           </w:p>
         </w:tc>
@@ -37842,7 +37842,7 @@
                 <w:sz w:val="20"/>
                 <w:szCs w:val="20"/>
               </w:rPr>
-              <w:t>CUP 101.400,00</w:t>
+              <w:t>CUP 103.350,00</w:t>
             </w:r>
           </w:p>
         </w:tc>
@@ -37886,7 +37886,7 @@
                 <w:sz w:val="20"/>
                 <w:szCs w:val="20"/>
               </w:rPr>
-              <w:t>CUP 135.200,00</w:t>
+              <w:t>CUP 137.800,00</w:t>
             </w:r>
           </w:p>
         </w:tc>
@@ -37931,7 +37931,7 @@
                 <w:sz w:val="20"/>
                 <w:szCs w:val="20"/>
               </w:rPr>
-              <w:t>CUP 67.600,00</w:t>
+              <w:t>CUP 68.900,00</w:t>
             </w:r>
           </w:p>
         </w:tc>
@@ -37975,7 +37975,7 @@
                 <w:sz w:val="20"/>
                 <w:szCs w:val="20"/>
               </w:rPr>
-              <w:t>CUP 33.800,00</w:t>
+              <w:t>CUP 34.450,00</w:t>
             </w:r>
           </w:p>
         </w:tc>
@@ -38019,7 +38019,7 @@
                 <w:sz w:val="20"/>
                 <w:szCs w:val="20"/>
               </w:rPr>
-              <w:t>CUP 67.600,00</w:t>
+              <w:t>CUP 68.900,00</w:t>
             </w:r>
           </w:p>
         </w:tc>
@@ -38064,7 +38064,7 @@
                 <w:sz w:val="20"/>
                 <w:szCs w:val="20"/>
               </w:rPr>
-              <w:t>CUP 67.600,00</w:t>
+              <w:t>CUP 68.900,00</w:t>
             </w:r>
           </w:p>
         </w:tc>
@@ -38108,7 +38108,7 @@
                 <w:sz w:val="20"/>
                 <w:szCs w:val="20"/>
               </w:rPr>
-              <w:t>CUP 108.160,00</w:t>
+              <w:t>CUP 110.240,00</w:t>
             </w:r>
           </w:p>
         </w:tc>
@@ -38152,7 +38152,7 @@
                 <w:sz w:val="20"/>
                 <w:szCs w:val="20"/>
               </w:rPr>
-              <w:t>CUP 108.160,00</w:t>
+              <w:t>CUP 110.240,00</w:t>
             </w:r>
           </w:p>
         </w:tc>
@@ -38196,7 +38196,7 @@
                 <w:sz w:val="20"/>
                 <w:szCs w:val="20"/>
               </w:rPr>
-              <w:t>CUP 169.000,00</w:t>
+              <w:t>CUP 172.250,00</w:t>
             </w:r>
           </w:p>
         </w:tc>
@@ -38240,7 +38240,7 @@
                 <w:sz w:val="20"/>
                 <w:szCs w:val="20"/>
               </w:rPr>
-              <w:t>CUP 169.000,00</w:t>
+              <w:t>CUP 172.250,00</w:t>
             </w:r>
           </w:p>
         </w:tc>
@@ -38285,7 +38285,7 @@
                 <w:sz w:val="20"/>
                 <w:szCs w:val="20"/>
               </w:rPr>
-              <w:t>CUP 155.480,00</w:t>
+              <w:t>CUP 158.470,00</w:t>
             </w:r>
           </w:p>
         </w:tc>
@@ -38329,7 +38329,7 @@
                 <w:sz w:val="20"/>
                 <w:szCs w:val="20"/>
               </w:rPr>
-              <w:t>CUP 169.000,00</w:t>
+              <w:t>CUP 172.250,00</w:t>
             </w:r>
           </w:p>
         </w:tc>
@@ -38374,7 +38374,7 @@
                 <w:sz w:val="20"/>
                 <w:szCs w:val="20"/>
               </w:rPr>
-              <w:t>CUP 169.000,00</w:t>
+              <w:t>CUP 172.250,00</w:t>
             </w:r>
           </w:p>
         </w:tc>
@@ -38418,7 +38418,7 @@
                 <w:sz w:val="20"/>
                 <w:szCs w:val="20"/>
               </w:rPr>
-              <w:t>CUP 169.000,00</w:t>
+              <w:t>CUP 172.250,00</w:t>
             </w:r>
           </w:p>
         </w:tc>
@@ -38462,7 +38462,7 @@
                 <w:sz w:val="20"/>
                 <w:szCs w:val="20"/>
               </w:rPr>
-              <w:t>CUP 101.400,00</w:t>
+              <w:t>CUP 103.350,00</w:t>
             </w:r>
           </w:p>
         </w:tc>
@@ -38506,7 +38506,7 @@
                 <w:sz w:val="20"/>
                 <w:szCs w:val="20"/>
               </w:rPr>
-              <w:t>CUP 135.200,00</w:t>
+              <w:t>CUP 137.800,00</w:t>
             </w:r>
           </w:p>
         </w:tc>
@@ -38550,7 +38550,7 @@
                 <w:sz w:val="20"/>
                 <w:szCs w:val="20"/>
               </w:rPr>
-              <w:t>CUP 148.720,00</w:t>
+              <w:t>CUP 151.580,00</w:t>
             </w:r>
           </w:p>
         </w:tc>
@@ -38594,7 +38594,7 @@
                 <w:sz w:val="20"/>
                 <w:szCs w:val="20"/>
               </w:rPr>
-              <w:t>CUP 148.720,00</w:t>
+              <w:t>CUP 151.580,00</w:t>
             </w:r>
           </w:p>
         </w:tc>
@@ -38638,7 +38638,7 @@
                 <w:sz w:val="20"/>
                 <w:szCs w:val="20"/>
               </w:rPr>
-              <w:t>CUP 148.720,00</w:t>
+              <w:t>CUP 151.580,00</w:t>
             </w:r>
           </w:p>
         </w:tc>
@@ -38682,7 +38682,7 @@
                 <w:sz w:val="20"/>
                 <w:szCs w:val="20"/>
               </w:rPr>
-              <w:t>CUP 47.320,00</w:t>
+              <w:t>CUP 48.230,00</w:t>
             </w:r>
           </w:p>
         </w:tc>
@@ -38726,7 +38726,7 @@
                 <w:sz w:val="20"/>
                 <w:szCs w:val="20"/>
               </w:rPr>
-              <w:t>CUP 47.320,00</w:t>
+              <w:t>CUP 48.230,00</w:t>
             </w:r>
           </w:p>
         </w:tc>
@@ -38770,7 +38770,7 @@
                 <w:sz w:val="20"/>
                 <w:szCs w:val="20"/>
               </w:rPr>
-              <w:t>CUP 40.560,00</w:t>
+              <w:t>CUP 41.340,00</w:t>
             </w:r>
           </w:p>
         </w:tc>
@@ -38814,7 +38814,7 @@
                 <w:sz w:val="20"/>
                 <w:szCs w:val="20"/>
               </w:rPr>
-              <w:t>CUP 47.320,00</w:t>
+              <w:t>CUP 48.230,00</w:t>
             </w:r>
           </w:p>
         </w:tc>
@@ -38858,7 +38858,7 @@
                 <w:sz w:val="20"/>
                 <w:szCs w:val="20"/>
               </w:rPr>
-              <w:t>CUP 47.320,00</w:t>
+              <w:t>CUP 48.230,00</w:t>
             </w:r>
           </w:p>
         </w:tc>
@@ -38902,7 +38902,7 @@
                 <w:sz w:val="20"/>
                 <w:szCs w:val="20"/>
               </w:rPr>
-              <w:t>CUP 94.640,00</w:t>
+              <w:t>CUP 96.460,00</w:t>
             </w:r>
           </w:p>
         </w:tc>
@@ -38946,7 +38946,7 @@
                 <w:sz w:val="20"/>
                 <w:szCs w:val="20"/>
               </w:rPr>
-              <w:t>CUP 94.640,00</w:t>
+              <w:t>CUP 96.460,00</w:t>
             </w:r>
           </w:p>
         </w:tc>
@@ -38991,7 +38991,7 @@
                 <w:sz w:val="20"/>
                 <w:szCs w:val="20"/>
               </w:rPr>
-              <w:t>CUP 121.680,00</w:t>
+              <w:t>CUP 124.020,00</w:t>
             </w:r>
           </w:p>
         </w:tc>
@@ -39035,7 +39035,7 @@
                 <w:sz w:val="20"/>
                 <w:szCs w:val="20"/>
               </w:rPr>
-              <w:t>CUP 5.408,00</w:t>
+              <w:t>CUP 5.512,00</w:t>
             </w:r>
           </w:p>
         </w:tc>
@@ -39079,7 +39079,7 @@
                 <w:sz w:val="20"/>
                 <w:szCs w:val="20"/>
               </w:rPr>
-              <w:t>CUP 16.900,00</w:t>
+              <w:t>CUP 17.225,00</w:t>
             </w:r>
           </w:p>
         </w:tc>
@@ -39123,7 +39123,7 @@
                 <w:sz w:val="20"/>
                 <w:szCs w:val="20"/>
               </w:rPr>
-              <w:t>CUP 33.800,00</w:t>
+              <w:t>CUP 34.450,00</w:t>
             </w:r>
           </w:p>
         </w:tc>
@@ -39167,7 +39167,7 @@
                 <w:sz w:val="20"/>
                 <w:szCs w:val="20"/>
               </w:rPr>
-              <w:t>CUP 16.900,00</w:t>
+              <w:t>CUP 17.225,00</w:t>
             </w:r>
           </w:p>
         </w:tc>
@@ -39211,7 +39211,7 @@
                 <w:sz w:val="20"/>
                 <w:szCs w:val="20"/>
               </w:rPr>
-              <w:t>CUP 5.408,00</w:t>
+              <w:t>CUP 5.512,00</w:t>
             </w:r>
           </w:p>
         </w:tc>
@@ -39255,7 +39255,7 @@
                 <w:sz w:val="20"/>
                 <w:szCs w:val="20"/>
               </w:rPr>
-              <w:t>CUP 40.560,00</w:t>
+              <w:t>CUP 41.340,00</w:t>
             </w:r>
           </w:p>
         </w:tc>
@@ -39299,7 +39299,7 @@
                 <w:sz w:val="20"/>
                 <w:szCs w:val="20"/>
               </w:rPr>
-              <w:t>CUP 40.560,00</w:t>
+              <w:t>CUP 41.340,00</w:t>
             </w:r>
           </w:p>
         </w:tc>
@@ -39344,7 +39344,7 @@
                 <w:sz w:val="20"/>
                 <w:szCs w:val="20"/>
               </w:rPr>
-              <w:t>CUP 40.560,00</w:t>
+              <w:t>CUP 41.340,00</w:t>
             </w:r>
           </w:p>
         </w:tc>
@@ -39389,7 +39389,7 @@
                 <w:sz w:val="20"/>
                 <w:szCs w:val="20"/>
               </w:rPr>
-              <w:t>CUP 81.120,00</w:t>
+              <w:t>CUP 82.680,00</w:t>
             </w:r>
           </w:p>
         </w:tc>
@@ -39433,7 +39433,7 @@
                 <w:sz w:val="20"/>
                 <w:szCs w:val="20"/>
               </w:rPr>
-              <w:t>CUP 101.400,00</w:t>
+              <w:t>CUP 103.350,00</w:t>
             </w:r>
           </w:p>
         </w:tc>
@@ -39445,7 +39445,7 @@
         <w:tc>
           <w:tcPr>
             <w:tcW w:w="8186" w:type="dxa"/>
-            <w:vAlign w:val="bottom"/>
+            <w:vAlign w:val="center"/>
           </w:tcPr>
           <w:p>
             <w:pPr>
@@ -39478,7 +39478,7 @@
                 <w:sz w:val="20"/>
                 <w:szCs w:val="20"/>
               </w:rPr>
-              <w:t>CUP 6.760,00</w:t>
+              <w:t>CUP 6.890,00</w:t>
             </w:r>
           </w:p>
         </w:tc>
@@ -39522,7 +39522,7 @@
                 <w:sz w:val="20"/>
                 <w:szCs w:val="20"/>
               </w:rPr>
-              <w:t>CUP 10.140,00</w:t>
+              <w:t>CUP 10.335,00</w:t>
             </w:r>
           </w:p>
         </w:tc>
@@ -39566,7 +39566,7 @@
                 <w:sz w:val="20"/>
                 <w:szCs w:val="20"/>
               </w:rPr>
-              <w:t>CUP 10.140,00</w:t>
+              <w:t>CUP 10.335,00</w:t>
             </w:r>
           </w:p>
         </w:tc>
@@ -39610,7 +39610,7 @@
                 <w:sz w:val="20"/>
                 <w:szCs w:val="20"/>
               </w:rPr>
-              <w:t>CUP 6.760,00</w:t>
+              <w:t>CUP 6.890,00</w:t>
             </w:r>
           </w:p>
         </w:tc>
@@ -39654,7 +39654,7 @@
                 <w:sz w:val="20"/>
                 <w:szCs w:val="20"/>
               </w:rPr>
-              <w:t>CUP 6.760,00</w:t>
+              <w:t>CUP 6.890,00</w:t>
             </w:r>
           </w:p>
         </w:tc>
@@ -39698,7 +39698,7 @@
                 <w:sz w:val="20"/>
                 <w:szCs w:val="20"/>
               </w:rPr>
-              <w:t>CUP 10.140,00</w:t>
+              <w:t>CUP 10.335,00</w:t>
             </w:r>
           </w:p>
         </w:tc>
@@ -39743,7 +39743,7 @@
                 <w:sz w:val="20"/>
                 <w:szCs w:val="20"/>
               </w:rPr>
-              <w:t>CUP 10.140,00</w:t>
+              <w:t>CUP 10.335,00</w:t>
             </w:r>
           </w:p>
         </w:tc>
@@ -39787,7 +39787,7 @@
                 <w:sz w:val="20"/>
                 <w:szCs w:val="20"/>
               </w:rPr>
-              <w:t>CUP 13.520,00</w:t>
+              <w:t>CUP 13.780,00</w:t>
             </w:r>
           </w:p>
         </w:tc>
@@ -39831,7 +39831,7 @@
                 <w:sz w:val="20"/>
                 <w:szCs w:val="20"/>
               </w:rPr>
-              <w:t>CUP 8.112,00</w:t>
+              <w:t>CUP 8.268,00</w:t>
             </w:r>
           </w:p>
         </w:tc>
@@ -39875,7 +39875,7 @@
                 <w:sz w:val="20"/>
                 <w:szCs w:val="20"/>
               </w:rPr>
-              <w:t>CUP 23.660,00</w:t>
+              <w:t>CUP 24.115,00</w:t>
             </w:r>
           </w:p>
         </w:tc>
@@ -39919,7 +39919,7 @@
                 <w:sz w:val="20"/>
                 <w:szCs w:val="20"/>
               </w:rPr>
-              <w:t>CUP 23.660,00</w:t>
+              <w:t>CUP 24.115,00</w:t>
             </w:r>
           </w:p>
         </w:tc>
@@ -39963,7 +39963,7 @@
                 <w:sz w:val="20"/>
                 <w:szCs w:val="20"/>
               </w:rPr>
-              <w:t>CUP 4.056,00</w:t>
+              <w:t>CUP 4.134,00</w:t>
             </w:r>
           </w:p>
         </w:tc>
@@ -40007,7 +40007,7 @@
                 <w:sz w:val="20"/>
                 <w:szCs w:val="20"/>
               </w:rPr>
-              <w:t>CUP 5.408,00</w:t>
+              <w:t>CUP 5.512,00</w:t>
             </w:r>
           </w:p>
         </w:tc>
@@ -40051,7 +40051,7 @@
                 <w:sz w:val="20"/>
                 <w:szCs w:val="20"/>
               </w:rPr>
-              <w:t>CUP 16.900,00</w:t>
+              <w:t>CUP 17.225,00</w:t>
             </w:r>
           </w:p>
         </w:tc>
@@ -40095,7 +40095,7 @@
                 <w:sz w:val="20"/>
                 <w:szCs w:val="20"/>
               </w:rPr>
-              <w:t>CUP 16.900,00</w:t>
+              <w:t>CUP 17.225,00</w:t>
             </w:r>
           </w:p>
         </w:tc>
@@ -40140,7 +40140,7 @@
                 <w:sz w:val="20"/>
                 <w:szCs w:val="20"/>
               </w:rPr>
-              <w:t>CUP 13.520,00</w:t>
+              <w:t>CUP 13.780,00</w:t>
             </w:r>
           </w:p>
         </w:tc>
@@ -40184,7 +40184,7 @@
                 <w:sz w:val="20"/>
                 <w:szCs w:val="20"/>
               </w:rPr>
-              <w:t>CUP 13.520,00</w:t>
+              <w:t>CUP 13.780,00</w:t>
             </w:r>
           </w:p>
         </w:tc>
@@ -40228,7 +40228,7 @@
                 <w:sz w:val="20"/>
                 <w:szCs w:val="20"/>
               </w:rPr>
-              <w:t>CUP 6.760,00</w:t>
+              <w:t>CUP 6.890,00</w:t>
             </w:r>
           </w:p>
         </w:tc>
@@ -40273,7 +40273,7 @@
                 <w:sz w:val="20"/>
                 <w:szCs w:val="20"/>
               </w:rPr>
-              <w:t>CUP 6.760,00</w:t>
+              <w:t>CUP 6.890,00</w:t>
             </w:r>
           </w:p>
         </w:tc>
@@ -40317,7 +40317,7 @@
                 <w:sz w:val="20"/>
                 <w:szCs w:val="20"/>
               </w:rPr>
-              <w:t>CUP 94.640,00</w:t>
+              <w:t>CUP 96.460,00</w:t>
             </w:r>
           </w:p>
         </w:tc>
@@ -40329,7 +40329,7 @@
         <w:tc>
           <w:tcPr>
             <w:tcW w:w="8186" w:type="dxa"/>
-            <w:vAlign w:val="bottom"/>
+            <w:vAlign w:val="center"/>
           </w:tcPr>
           <w:p>
             <w:pPr>
@@ -40363,7 +40363,7 @@
                 <w:sz w:val="20"/>
                 <w:szCs w:val="20"/>
               </w:rPr>
-              <w:t>CUP 40.560,00</w:t>
+              <w:t>CUP 41.340,00</w:t>
             </w:r>
           </w:p>
         </w:tc>
@@ -40407,7 +40407,7 @@
                 <w:sz w:val="20"/>
                 <w:szCs w:val="20"/>
               </w:rPr>
-              <w:t>CUP 40.560,00</w:t>
+              <w:t>CUP 41.340,00</w:t>
             </w:r>
           </w:p>
         </w:tc>
@@ -40452,7 +40452,7 @@
                 <w:sz w:val="20"/>
                 <w:szCs w:val="20"/>
               </w:rPr>
-              <w:t>CUP 358.280,00</w:t>
+              <w:t>CUP 365.170,00</w:t>
             </w:r>
           </w:p>
         </w:tc>
@@ -40496,7 +40496,7 @@
                 <w:sz w:val="20"/>
                 <w:szCs w:val="20"/>
               </w:rPr>
-              <w:t>CUP 371.800,00</w:t>
+              <w:t>CUP 378.950,00</w:t>
             </w:r>
           </w:p>
         </w:tc>
@@ -40541,7 +40541,7 @@
                 <w:sz w:val="20"/>
                 <w:szCs w:val="20"/>
               </w:rPr>
-              <w:t>CUP 385.320,00</w:t>
+              <w:t>CUP 392.730,00</w:t>
             </w:r>
           </w:p>
         </w:tc>
@@ -40585,7 +40585,7 @@
                 <w:sz w:val="20"/>
                 <w:szCs w:val="20"/>
               </w:rPr>
-              <w:t>CUP 13.520,00</w:t>
+              <w:t>CUP 13.780,00</w:t>
             </w:r>
           </w:p>
         </w:tc>
@@ -40629,7 +40629,7 @@
                 <w:sz w:val="20"/>
                 <w:szCs w:val="20"/>
               </w:rPr>
-              <w:t>CUP 10.140,00</w:t>
+              <w:t>CUP 10.335,00</w:t>
             </w:r>
           </w:p>
         </w:tc>
@@ -40673,7 +40673,7 @@
                 <w:sz w:val="20"/>
                 <w:szCs w:val="20"/>
               </w:rPr>
-              <w:t>CUP 10.140,00</w:t>
+              <w:t>CUP 10.335,00</w:t>
             </w:r>
           </w:p>
         </w:tc>
@@ -40735,7 +40735,7 @@
                 <w:sz w:val="20"/>
                 <w:szCs w:val="20"/>
               </w:rPr>
-              <w:t>CUP 16.900,00</w:t>
+              <w:t>CUP 17.225,00</w:t>
             </w:r>
           </w:p>
         </w:tc>
@@ -40779,7 +40779,7 @@
                 <w:sz w:val="20"/>
                 <w:szCs w:val="20"/>
               </w:rPr>
-              <w:t>CUP 6.760,00</w:t>
+              <w:t>CUP 6.890,00</w:t>
             </w:r>
           </w:p>
         </w:tc>
@@ -40841,7 +40841,7 @@
                 <w:sz w:val="20"/>
                 <w:szCs w:val="20"/>
               </w:rPr>
-              <w:t>CUP 10.140,00</w:t>
+              <w:t>CUP 10.335,00</w:t>
             </w:r>
           </w:p>
         </w:tc>
@@ -40885,7 +40885,7 @@
                 <w:sz w:val="20"/>
                 <w:szCs w:val="20"/>
               </w:rPr>
-              <w:t>CUP 10.140,00</w:t>
+              <w:t>CUP 10.335,00</w:t>
             </w:r>
           </w:p>
         </w:tc>
@@ -40929,7 +40929,7 @@
                 <w:sz w:val="20"/>
                 <w:szCs w:val="20"/>
               </w:rPr>
-              <w:t>CUP 6.760,00</w:t>
+              <w:t>CUP 6.890,00</w:t>
             </w:r>
           </w:p>
         </w:tc>
@@ -40973,7 +40973,7 @@
                 <w:sz w:val="20"/>
                 <w:szCs w:val="20"/>
               </w:rPr>
-              <w:t>CUP 10.140,00</w:t>
+              <w:t>CUP 10.335,00</w:t>
             </w:r>
           </w:p>
         </w:tc>
@@ -41017,7 +41017,7 @@
                 <w:sz w:val="20"/>
                 <w:szCs w:val="20"/>
               </w:rPr>
-              <w:t>CUP 10.140,00</w:t>
+              <w:t>CUP 10.335,00</w:t>
             </w:r>
           </w:p>
         </w:tc>
@@ -41061,7 +41061,7 @@
                 <w:sz w:val="20"/>
                 <w:szCs w:val="20"/>
               </w:rPr>
-              <w:t>CUP 10.140,00</w:t>
+              <w:t>CUP 10.335,00</w:t>
             </w:r>
           </w:p>
         </w:tc>
@@ -41105,7 +41105,7 @@
                 <w:sz w:val="20"/>
                 <w:szCs w:val="20"/>
               </w:rPr>
-              <w:t>CUP 5.408,00</w:t>
+              <w:t>CUP 5.512,00</w:t>
             </w:r>
           </w:p>
         </w:tc>
@@ -41150,7 +41150,7 @@
                 <w:sz w:val="20"/>
                 <w:szCs w:val="20"/>
               </w:rPr>
-              <w:t>CUP 30.420,00</w:t>
+              <w:t>CUP 31.005,00</w:t>
             </w:r>
           </w:p>
         </w:tc>
@@ -41194,7 +41194,7 @@
                 <w:sz w:val="20"/>
                 <w:szCs w:val="20"/>
               </w:rPr>
-              <w:t>CUP 23.660,00</w:t>
+              <w:t>CUP 24.115,00</w:t>
             </w:r>
           </w:p>
         </w:tc>
@@ -41238,7 +41238,7 @@
                 <w:sz w:val="20"/>
                 <w:szCs w:val="20"/>
               </w:rPr>
-              <w:t>CUP 169.000,00</w:t>
+              <w:t>CUP 172.250,00</w:t>
             </w:r>
           </w:p>
         </w:tc>
@@ -41284,7 +41284,7 @@
                 <w:sz w:val="20"/>
                 <w:szCs w:val="20"/>
               </w:rPr>
-              <w:t>CUP 135.200,00</w:t>
+              <w:t>CUP 137.800,00</w:t>
             </w:r>
           </w:p>
         </w:tc>
@@ -41328,7 +41328,7 @@
                 <w:sz w:val="20"/>
                 <w:szCs w:val="20"/>
               </w:rPr>
-              <w:t>CUP 50.700,00</w:t>
+              <w:t>CUP 51.675,00</w:t>
             </w:r>
           </w:p>
         </w:tc>
@@ -41372,7 +41372,7 @@
                 <w:sz w:val="20"/>
                 <w:szCs w:val="20"/>
               </w:rPr>
-              <w:t>CUP 50.700,00</w:t>
+              <w:t>CUP 51.675,00</w:t>
             </w:r>
           </w:p>
         </w:tc>
@@ -41417,7 +41417,7 @@
                 <w:sz w:val="20"/>
                 <w:szCs w:val="20"/>
               </w:rPr>
-              <w:t>CUP 101.400,00</w:t>
+              <w:t>CUP 103.350,00</w:t>
             </w:r>
           </w:p>
         </w:tc>
@@ -41461,7 +41461,7 @@
                 <w:sz w:val="20"/>
                 <w:szCs w:val="20"/>
               </w:rPr>
-              <w:t>CUP 101.400,00</w:t>
+              <w:t>CUP 103.350,00</w:t>
             </w:r>
           </w:p>
         </w:tc>
@@ -41505,7 +41505,7 @@
                 <w:sz w:val="20"/>
                 <w:szCs w:val="20"/>
               </w:rPr>
-              <w:t>CUP 94.640,00</w:t>
+              <w:t>CUP 96.460,00</w:t>
             </w:r>
           </w:p>
         </w:tc>
@@ -41549,7 +41549,7 @@
                 <w:sz w:val="20"/>
                 <w:szCs w:val="20"/>
               </w:rPr>
-              <w:t>CUP 81.120,00</w:t>
+              <w:t>CUP 82.680,00</w:t>
             </w:r>
           </w:p>
         </w:tc>
@@ -41561,7 +41561,7 @@
         <w:tc>
           <w:tcPr>
             <w:tcW w:w="8186" w:type="dxa"/>
-            <w:vAlign w:val="bottom"/>
+            <w:vAlign w:val="center"/>
           </w:tcPr>
           <w:p>
             <w:pPr>
@@ -41594,7 +41594,7 @@
                 <w:sz w:val="20"/>
                 <w:szCs w:val="20"/>
               </w:rPr>
-              <w:t>CUP 43.940,00</w:t>
+              <w:t>CUP 44.785,00</w:t>
             </w:r>
           </w:p>
         </w:tc>
@@ -41606,7 +41606,7 @@
         <w:tc>
           <w:tcPr>
             <w:tcW w:w="8186" w:type="dxa"/>
-            <w:vAlign w:val="bottom"/>
+            <w:vAlign w:val="center"/>
           </w:tcPr>
           <w:p>
             <w:pPr>
@@ -41638,7 +41638,7 @@
                 <w:sz w:val="20"/>
                 <w:szCs w:val="20"/>
               </w:rPr>
-              <w:t>CUP 50.700,00</w:t>
+              <w:t>CUP 51.675,00</w:t>
             </w:r>
           </w:p>
         </w:tc>
@@ -41683,7 +41683,7 @@
                 <w:sz w:val="20"/>
                 <w:szCs w:val="20"/>
               </w:rPr>
-              <w:t>CUP 43.940,00</w:t>
+              <w:t>CUP 44.785,00</w:t>
             </w:r>
           </w:p>
         </w:tc>
@@ -41727,7 +41727,7 @@
                 <w:sz w:val="20"/>
                 <w:szCs w:val="20"/>
               </w:rPr>
-              <w:t>CUP 54.080,00</w:t>
+              <w:t>CUP 55.120,00</w:t>
             </w:r>
           </w:p>
         </w:tc>
@@ -41771,7 +41771,7 @@
                 <w:sz w:val="20"/>
                 <w:szCs w:val="20"/>
               </w:rPr>
-              <w:t>CUP 1.014,00</w:t>
+              <w:t>CUP 1.033,50</w:t>
             </w:r>
           </w:p>
         </w:tc>
@@ -41815,7 +41815,7 @@
                 <w:sz w:val="20"/>
                 <w:szCs w:val="20"/>
               </w:rPr>
-              <w:t>CUP 135.200,00</w:t>
+              <w:t>CUP 137.800,00</w:t>
             </w:r>
           </w:p>
         </w:tc>
@@ -41859,7 +41859,7 @@
                 <w:sz w:val="20"/>
                 <w:szCs w:val="20"/>
               </w:rPr>
-              <w:t>CUP 155.480,00</w:t>
+              <w:t>CUP 158.470,00</w:t>
             </w:r>
           </w:p>
         </w:tc>
@@ -41903,7 +41903,7 @@
                 <w:sz w:val="20"/>
                 <w:szCs w:val="20"/>
               </w:rPr>
-              <w:t>CUP 236.600,00</w:t>
+              <w:t>CUP 241.150,00</w:t>
             </w:r>
           </w:p>
         </w:tc>
@@ -41947,7 +41947,7 @@
                 <w:sz w:val="20"/>
                 <w:szCs w:val="20"/>
               </w:rPr>
-              <w:t>CUP 236.600,00</w:t>
+              <w:t>CUP 241.150,00</w:t>
             </w:r>
           </w:p>
         </w:tc>
@@ -41991,7 +41991,7 @@
                 <w:sz w:val="20"/>
                 <w:szCs w:val="20"/>
               </w:rPr>
-              <w:t>CUP 243.360,00</w:t>
+              <w:t>CUP 248.040,00</w:t>
             </w:r>
           </w:p>
         </w:tc>
@@ -42036,7 +42036,7 @@
                 <w:sz w:val="20"/>
                 <w:szCs w:val="20"/>
               </w:rPr>
-              <w:t>CUP 250.120,00</w:t>
+              <w:t>CUP 254.930,00</w:t>
             </w:r>
           </w:p>
         </w:tc>
@@ -42080,7 +42080,7 @@
                 <w:sz w:val="20"/>
                 <w:szCs w:val="20"/>
               </w:rPr>
-              <w:t>CUP 236.600,00</w:t>
+              <w:t>CUP 241.150,00</w:t>
             </w:r>
           </w:p>
         </w:tc>
@@ -42124,7 +42124,7 @@
                 <w:sz w:val="20"/>
                 <w:szCs w:val="20"/>
               </w:rPr>
-              <w:t>CUP 236.600,00</w:t>
+              <w:t>CUP 241.150,00</w:t>
             </w:r>
           </w:p>
         </w:tc>
@@ -42168,7 +42168,7 @@
                 <w:sz w:val="20"/>
                 <w:szCs w:val="20"/>
               </w:rPr>
-              <w:t>CUP 236.600,00</w:t>
+              <w:t>CUP 241.150,00</w:t>
             </w:r>
           </w:p>
         </w:tc>
@@ -42212,7 +42212,7 @@
                 <w:sz w:val="20"/>
                 <w:szCs w:val="20"/>
               </w:rPr>
-              <w:t>CUP 148.720,00</w:t>
+              <w:t>CUP 151.580,00</w:t>
             </w:r>
           </w:p>
         </w:tc>
@@ -42258,7 +42258,7 @@
                 <w:sz w:val="20"/>
                 <w:szCs w:val="20"/>
               </w:rPr>
-              <w:t>CUP 121.680,00</w:t>
+              <w:t>CUP 124.020,00</w:t>
             </w:r>
           </w:p>
         </w:tc>
@@ -42302,7 +42302,7 @@
                 <w:sz w:val="20"/>
                 <w:szCs w:val="20"/>
               </w:rPr>
-              <w:t>CUP 121.680,00</w:t>
+              <w:t>CUP 124.020,00</w:t>
             </w:r>
           </w:p>
         </w:tc>
@@ -42347,7 +42347,7 @@
                 <w:sz w:val="20"/>
                 <w:szCs w:val="20"/>
               </w:rPr>
-              <w:t>CUP 135.200,00</w:t>
+              <w:t>CUP 137.800,00</w:t>
             </w:r>
           </w:p>
         </w:tc>
@@ -42399,7 +42399,7 @@
                 <w:sz w:val="20"/>
                 <w:szCs w:val="20"/>
               </w:rPr>
-              <w:t>CUP 27.040,00</w:t>
+              <w:t>CUP 27.560,00</w:t>
             </w:r>
           </w:p>
         </w:tc>
@@ -42443,7 +42443,7 @@
                 <w:sz w:val="20"/>
                 <w:szCs w:val="20"/>
               </w:rPr>
-              <w:t>CUP 27.040,00</w:t>
+              <w:t>CUP 27.560,00</w:t>
             </w:r>
           </w:p>
         </w:tc>
@@ -42487,7 +42487,7 @@
                 <w:sz w:val="20"/>
                 <w:szCs w:val="20"/>
               </w:rPr>
-              <w:t>CUP 27.040,00</w:t>
+              <w:t>CUP 27.560,00</w:t>
             </w:r>
           </w:p>
         </w:tc>
@@ -42532,7 +42532,7 @@
                 <w:sz w:val="20"/>
                 <w:szCs w:val="20"/>
               </w:rPr>
-              <w:t>CUP 27.040,00</w:t>
+              <w:t>CUP 27.560,00</w:t>
             </w:r>
           </w:p>
         </w:tc>
@@ -42576,7 +42576,7 @@
                 <w:sz w:val="20"/>
                 <w:szCs w:val="20"/>
               </w:rPr>
-              <w:t>CUP 47.320,00</w:t>
+              <w:t>CUP 48.230,00</w:t>
             </w:r>
           </w:p>
         </w:tc>
@@ -42620,7 +42620,7 @@
                 <w:sz w:val="20"/>
                 <w:szCs w:val="20"/>
               </w:rPr>
-              <w:t>CUP 81.120,00</w:t>
+              <w:t>CUP 82.680,00</w:t>
             </w:r>
           </w:p>
         </w:tc>
@@ -42665,7 +42665,7 @@
                 <w:sz w:val="20"/>
                 <w:szCs w:val="20"/>
               </w:rPr>
-              <w:t>CUP 40.560,00</w:t>
+              <w:t>CUP 41.340,00</w:t>
             </w:r>
           </w:p>
         </w:tc>
@@ -42709,7 +42709,7 @@
                 <w:sz w:val="20"/>
                 <w:szCs w:val="20"/>
               </w:rPr>
-              <w:t>CUP 47.320,00</w:t>
+              <w:t>CUP 48.230,00</w:t>
             </w:r>
           </w:p>
         </w:tc>
@@ -42753,7 +42753,7 @@
                 <w:sz w:val="20"/>
                 <w:szCs w:val="20"/>
               </w:rPr>
-              <w:t>CUP 60.840,00</w:t>
+              <w:t>CUP 62.010,00</w:t>
             </w:r>
           </w:p>
         </w:tc>
@@ -42797,7 +42797,7 @@
                 <w:sz w:val="20"/>
                 <w:szCs w:val="20"/>
               </w:rPr>
-              <w:t>CUP 13.520,00</w:t>
+              <w:t>CUP 13.780,00</w:t>
             </w:r>
           </w:p>
         </w:tc>
@@ -42841,7 +42841,7 @@
                 <w:sz w:val="20"/>
                 <w:szCs w:val="20"/>
               </w:rPr>
-              <w:t>CUP 20.280,00</w:t>
+              <w:t>CUP 20.670,00</w:t>
             </w:r>
           </w:p>
         </w:tc>
@@ -42886,7 +42886,7 @@
                 <w:sz w:val="20"/>
                 <w:szCs w:val="20"/>
               </w:rPr>
-              <w:t>CUP 40.560,00</w:t>
+              <w:t>CUP 41.340,00</w:t>
             </w:r>
           </w:p>
         </w:tc>
@@ -42930,7 +42930,7 @@
                 <w:sz w:val="20"/>
                 <w:szCs w:val="20"/>
               </w:rPr>
-              <w:t>CUP 23.660,00</w:t>
+              <w:t>CUP 24.115,00</w:t>
             </w:r>
           </w:p>
         </w:tc>
@@ -42974,7 +42974,7 @@
                 <w:sz w:val="20"/>
                 <w:szCs w:val="20"/>
               </w:rPr>
-              <w:t>CUP 10.140,00</w:t>
+              <w:t>CUP 10.335,00</w:t>
             </w:r>
           </w:p>
         </w:tc>
@@ -43018,7 +43018,7 @@
                 <w:sz w:val="20"/>
                 <w:szCs w:val="20"/>
               </w:rPr>
-              <w:t>CUP 30.420,00</w:t>
+              <w:t>CUP 31.005,00</w:t>
             </w:r>
           </w:p>
         </w:tc>
@@ -43062,7 +43062,7 @@
                 <w:sz w:val="20"/>
                 <w:szCs w:val="20"/>
               </w:rPr>
-              <w:t>CUP 16.900,00</w:t>
+              <w:t>CUP 17.225,00</w:t>
             </w:r>
           </w:p>
         </w:tc>
@@ -43106,7 +43106,7 @@
                 <w:sz w:val="20"/>
                 <w:szCs w:val="20"/>
               </w:rPr>
-              <w:t>CUP 50.700,00</w:t>
+              <w:t>CUP 51.675,00</w:t>
             </w:r>
           </w:p>
         </w:tc>
@@ -43150,7 +43150,7 @@
                 <w:sz w:val="20"/>
                 <w:szCs w:val="20"/>
               </w:rPr>
-              <w:t>CUP 30.420,00</w:t>
+              <w:t>CUP 31.005,00</w:t>
             </w:r>
           </w:p>
         </w:tc>
@@ -43194,7 +43194,7 @@
                 <w:sz w:val="20"/>
                 <w:szCs w:val="20"/>
               </w:rPr>
-              <w:t>CUP 101.400,00</w:t>
+              <w:t>CUP 103.350,00</w:t>
             </w:r>
           </w:p>
         </w:tc>
@@ -43238,7 +43238,7 @@
                 <w:sz w:val="20"/>
                 <w:szCs w:val="20"/>
               </w:rPr>
-              <w:t>CUP 114.920,00</w:t>
+              <w:t>CUP 117.130,00</w:t>
             </w:r>
           </w:p>
         </w:tc>
@@ -43282,7 +43282,7 @@
                 <w:sz w:val="20"/>
                 <w:szCs w:val="20"/>
               </w:rPr>
-              <w:t>CUP 108.160,00</w:t>
+              <w:t>CUP 110.240,00</w:t>
             </w:r>
           </w:p>
         </w:tc>
@@ -43326,7 +43326,7 @@
                 <w:sz w:val="20"/>
                 <w:szCs w:val="20"/>
               </w:rPr>
-              <w:t>CUP 101.400,00</w:t>
+              <w:t>CUP 103.350,00</w:t>
             </w:r>
           </w:p>
         </w:tc>
@@ -43370,7 +43370,7 @@
                 <w:sz w:val="20"/>
                 <w:szCs w:val="20"/>
               </w:rPr>
-              <w:t>CUP 135.200,00</w:t>
+              <w:t>CUP 137.800,00</w:t>
             </w:r>
           </w:p>
         </w:tc>
@@ -43414,7 +43414,7 @@
                 <w:sz w:val="20"/>
                 <w:szCs w:val="20"/>
               </w:rPr>
-              <w:t>CUP 94.640,00</w:t>
+              <w:t>CUP 96.460,00</w:t>
             </w:r>
           </w:p>
         </w:tc>
@@ -43458,7 +43458,7 @@
                 <w:sz w:val="20"/>
                 <w:szCs w:val="20"/>
               </w:rPr>
-              <w:t>CUP 121.680,00</w:t>
+              <w:t>CUP 124.020,00</w:t>
             </w:r>
           </w:p>
         </w:tc>
@@ -43502,7 +43502,7 @@
                 <w:sz w:val="20"/>
                 <w:szCs w:val="20"/>
               </w:rPr>
-              <w:t>CUP 87.880,00</w:t>
+              <w:t>CUP 89.570,00</w:t>
             </w:r>
           </w:p>
         </w:tc>
@@ -43546,7 +43546,7 @@
                 <w:sz w:val="20"/>
                 <w:szCs w:val="20"/>
               </w:rPr>
-              <w:t>CUP 54.080,00</w:t>
+              <w:t>CUP 55.120,00</w:t>
             </w:r>
           </w:p>
         </w:tc>
@@ -43590,7 +43590,7 @@
                 <w:sz w:val="20"/>
                 <w:szCs w:val="20"/>
               </w:rPr>
-              <w:t>CUP 67.600,00</w:t>
+              <w:t>CUP 68.900,00</w:t>
             </w:r>
           </w:p>
         </w:tc>
@@ -43634,7 +43634,7 @@
                 <w:sz w:val="20"/>
                 <w:szCs w:val="20"/>
               </w:rPr>
-              <w:t>CUP 67.600,00</w:t>
+              <w:t>CUP 68.900,00</w:t>
             </w:r>
           </w:p>
         </w:tc>
@@ -43678,7 +43678,7 @@
                 <w:sz w:val="20"/>
                 <w:szCs w:val="20"/>
               </w:rPr>
-              <w:t>CUP 81.120,00</w:t>
+              <w:t>CUP 82.680,00</w:t>
             </w:r>
           </w:p>
         </w:tc>
@@ -43722,7 +43722,7 @@
                 <w:sz w:val="20"/>
                 <w:szCs w:val="20"/>
               </w:rPr>
-              <w:t>CUP 67.600,00</w:t>
+              <w:t>CUP 68.900,00</w:t>
             </w:r>
           </w:p>
         </w:tc>
@@ -43766,7 +43766,7 @@
                 <w:sz w:val="20"/>
                 <w:szCs w:val="20"/>
               </w:rPr>
-              <w:t>CUP 81.120,00</w:t>
+              <w:t>CUP 82.680,00</w:t>
             </w:r>
           </w:p>
         </w:tc>
@@ -43810,7 +43810,7 @@
                 <w:sz w:val="20"/>
                 <w:szCs w:val="20"/>
               </w:rPr>
-              <w:t>CUP 121.680,00</w:t>
+              <w:t>CUP 124.020,00</w:t>
             </w:r>
           </w:p>
         </w:tc>
@@ -43854,7 +43854,7 @@
                 <w:sz w:val="20"/>
                 <w:szCs w:val="20"/>
               </w:rPr>
-              <w:t>CUP 3.380,00</w:t>
+              <w:t>CUP 3.445,00</w:t>
             </w:r>
           </w:p>
         </w:tc>
@@ -43900,7 +43900,7 @@
                 <w:sz w:val="20"/>
                 <w:szCs w:val="20"/>
               </w:rPr>
-              <w:t>CUP 6.760,00</w:t>
+              <w:t>CUP 6.890,00</w:t>
             </w:r>
           </w:p>
         </w:tc>
@@ -43944,7 +43944,7 @@
                 <w:sz w:val="20"/>
                 <w:szCs w:val="20"/>
               </w:rPr>
-              <w:t>CUP 5.408,00</w:t>
+              <w:t>CUP 5.512,00</w:t>
             </w:r>
           </w:p>
         </w:tc>
@@ -43988,7 +43988,7 @@
                 <w:sz w:val="20"/>
                 <w:szCs w:val="20"/>
               </w:rPr>
-              <w:t>CUP 3.380,00</w:t>
+              <w:t>CUP 3.445,00</w:t>
             </w:r>
           </w:p>
         </w:tc>
@@ -44032,7 +44032,7 @@
                 <w:sz w:val="20"/>
                 <w:szCs w:val="20"/>
               </w:rPr>
-              <w:t>CUP 169.000,00</w:t>
+              <w:t>CUP 172.250,00</w:t>
             </w:r>
           </w:p>
         </w:tc>
@@ -44076,7 +44076,7 @@
                 <w:sz w:val="20"/>
                 <w:szCs w:val="20"/>
               </w:rPr>
-              <w:t>CUP 135.200,00</w:t>
+              <w:t>CUP 137.800,00</w:t>
             </w:r>
           </w:p>
         </w:tc>
@@ -44120,7 +44120,7 @@
                 <w:sz w:val="20"/>
                 <w:szCs w:val="20"/>
               </w:rPr>
-              <w:t>CUP 135.200,00</w:t>
+              <w:t>CUP 137.800,00</w:t>
             </w:r>
           </w:p>
         </w:tc>
@@ -44164,7 +44164,7 @@
                 <w:sz w:val="20"/>
                 <w:szCs w:val="20"/>
               </w:rPr>
-              <w:t>CUP 101.400,00</w:t>
+              <w:t>CUP 103.350,00</w:t>
             </w:r>
           </w:p>
         </w:tc>
@@ -44208,7 +44208,7 @@
                 <w:sz w:val="20"/>
                 <w:szCs w:val="20"/>
               </w:rPr>
-              <w:t>CUP 101.400,00</w:t>
+              <w:t>CUP 103.350,00</w:t>
             </w:r>
           </w:p>
         </w:tc>
@@ -44252,7 +44252,7 @@
                 <w:sz w:val="20"/>
                 <w:szCs w:val="20"/>
               </w:rPr>
-              <w:t>CUP 121.680,00</w:t>
+              <w:t>CUP 124.020,00</w:t>
             </w:r>
           </w:p>
         </w:tc>
@@ -44296,7 +44296,7 @@
                 <w:sz w:val="20"/>
                 <w:szCs w:val="20"/>
               </w:rPr>
-              <w:t>CUP 121.680,00</w:t>
+              <w:t>CUP 124.020,00</w:t>
             </w:r>
           </w:p>
         </w:tc>
@@ -44341,7 +44341,7 @@
                 <w:sz w:val="20"/>
                 <w:szCs w:val="20"/>
               </w:rPr>
-              <w:t>CUP 23.660,00</w:t>
+              <w:t>CUP 24.115,00</w:t>
             </w:r>
           </w:p>
         </w:tc>
@@ -44385,7 +44385,7 @@
                 <w:sz w:val="20"/>
                 <w:szCs w:val="20"/>
               </w:rPr>
-              <w:t>CUP 23.660,00</w:t>
+              <w:t>CUP 24.115,00</w:t>
             </w:r>
           </w:p>
         </w:tc>
@@ -44430,7 +44430,7 @@
                 <w:sz w:val="20"/>
                 <w:szCs w:val="20"/>
               </w:rPr>
-              <w:t>CUP 20.280,00</w:t>
+              <w:t>CUP 20.670,00</w:t>
             </w:r>
           </w:p>
         </w:tc>
@@ -44474,7 +44474,7 @@
                 <w:sz w:val="20"/>
                 <w:szCs w:val="20"/>
               </w:rPr>
-              <w:t>CUP 27.040,00</w:t>
+              <w:t>CUP 27.560,00</w:t>
             </w:r>
           </w:p>
         </w:tc>
@@ -44518,7 +44518,7 @@
                 <w:sz w:val="20"/>
                 <w:szCs w:val="20"/>
               </w:rPr>
-              <w:t>CUP 20.280,00</w:t>
+              <w:t>CUP 20.670,00</w:t>
             </w:r>
           </w:p>
         </w:tc>
@@ -44562,7 +44562,7 @@
                 <w:sz w:val="20"/>
                 <w:szCs w:val="20"/>
               </w:rPr>
-              <w:t>CUP 20.280,00</w:t>
+              <w:t>CUP 20.670,00</w:t>
             </w:r>
           </w:p>
         </w:tc>
@@ -44606,7 +44606,7 @@
                 <w:sz w:val="20"/>
                 <w:szCs w:val="20"/>
               </w:rPr>
-              <w:t>CUP 27.040,00</w:t>
+              <w:t>CUP 27.560,00</w:t>
             </w:r>
           </w:p>
         </w:tc>
@@ -44650,7 +44650,7 @@
                 <w:sz w:val="20"/>
                 <w:szCs w:val="20"/>
               </w:rPr>
-              <w:t>CUP 27.040,00</w:t>
+              <w:t>CUP 27.560,00</w:t>
             </w:r>
           </w:p>
         </w:tc>
@@ -44701,7 +44701,7 @@
                 <w:sz w:val="20"/>
                 <w:szCs w:val="20"/>
               </w:rPr>
-              <w:t>CUP 27.040,00</w:t>
+              <w:t>CUP 27.560,00</w:t>
             </w:r>
           </w:p>
         </w:tc>
@@ -44752,7 +44752,7 @@
                 <w:sz w:val="20"/>
                 <w:szCs w:val="20"/>
               </w:rPr>
-              <w:t>CUP 27.040,00</w:t>
+              <w:t>CUP 27.560,00</w:t>
             </w:r>
           </w:p>
         </w:tc>
@@ -44803,7 +44803,7 @@
                 <w:sz w:val="20"/>
                 <w:szCs w:val="20"/>
               </w:rPr>
-              <w:t>CUP 27.040,00</w:t>
+              <w:t>CUP 27.560,00</w:t>
             </w:r>
           </w:p>
         </w:tc>
@@ -44854,7 +44854,7 @@
                 <w:sz w:val="20"/>
                 <w:szCs w:val="20"/>
               </w:rPr>
-              <w:t>CUP 23.660,00</w:t>
+              <w:t>CUP 24.115,00</w:t>
             </w:r>
           </w:p>
         </w:tc>
@@ -44905,7 +44905,7 @@
                 <w:sz w:val="20"/>
                 <w:szCs w:val="20"/>
               </w:rPr>
-              <w:t>CUP 13.520,00</w:t>
+              <w:t>CUP 13.780,00</w:t>
             </w:r>
           </w:p>
         </w:tc>
@@ -44956,7 +44956,7 @@
                 <w:sz w:val="20"/>
                 <w:szCs w:val="20"/>
               </w:rPr>
-              <w:t>CUP 13.520,00</w:t>
+              <w:t>CUP 13.780,00</w:t>
             </w:r>
           </w:p>
         </w:tc>
@@ -45007,7 +45007,7 @@
                 <w:sz w:val="20"/>
                 <w:szCs w:val="20"/>
               </w:rPr>
-              <w:t>CUP 47.320,00</w:t>
+              <w:t>CUP 48.230,00</w:t>
             </w:r>
           </w:p>
         </w:tc>
@@ -45058,7 +45058,7 @@
                 <w:sz w:val="20"/>
                 <w:szCs w:val="20"/>
               </w:rPr>
-              <w:t>CUP 47.320,00</w:t>
+              <w:t>CUP 48.230,00</w:t>
             </w:r>
           </w:p>
         </w:tc>
@@ -45109,7 +45109,7 @@
                 <w:sz w:val="20"/>
                 <w:szCs w:val="20"/>
               </w:rPr>
-              <w:t>CUP 10.140,00</w:t>
+              <w:t>CUP 10.335,00</w:t>
             </w:r>
           </w:p>
         </w:tc>
@@ -45160,7 +45160,7 @@
                 <w:sz w:val="20"/>
                 <w:szCs w:val="20"/>
               </w:rPr>
-              <w:t>CUP 6.760,00</w:t>
+              <w:t>CUP 6.890,00</w:t>
             </w:r>
           </w:p>
         </w:tc>
@@ -45211,7 +45211,7 @@
                 <w:sz w:val="20"/>
                 <w:szCs w:val="20"/>
               </w:rPr>
-              <w:t>CUP 5.408,00</w:t>
+              <w:t>CUP 5.512,00</w:t>
             </w:r>
           </w:p>
         </w:tc>
@@ -45262,7 +45262,7 @@
                 <w:sz w:val="20"/>
                 <w:szCs w:val="20"/>
               </w:rPr>
-              <w:t>CUP 5.408,00</w:t>
+              <w:t>CUP 5.512,00</w:t>
             </w:r>
           </w:p>
         </w:tc>
@@ -45314,7 +45314,7 @@
                 <w:sz w:val="20"/>
                 <w:szCs w:val="20"/>
               </w:rPr>
-              <w:t>CUP 20.280,00</w:t>
+              <w:t>CUP 20.670,00</w:t>
             </w:r>
           </w:p>
         </w:tc>
@@ -45366,7 +45366,7 @@
                 <w:sz w:val="20"/>
                 <w:szCs w:val="20"/>
               </w:rPr>
-              <w:t>CUP 5.408,00</w:t>
+              <w:t>CUP 5.512,00</w:t>
             </w:r>
           </w:p>
         </w:tc>
@@ -45417,7 +45417,7 @@
                 <w:sz w:val="20"/>
                 <w:szCs w:val="20"/>
               </w:rPr>
-              <w:t>CUP 8.112,00</w:t>
+              <w:t>CUP 8.268,00</w:t>
             </w:r>
           </w:p>
         </w:tc>
@@ -45477,7 +45477,7 @@
                 <w:sz w:val="20"/>
                 <w:szCs w:val="20"/>
               </w:rPr>
-              <w:t>CUP 13.520,00</w:t>
+              <w:t>CUP 13.780,00</w:t>
             </w:r>
           </w:p>
         </w:tc>
@@ -45528,7 +45528,7 @@
                 <w:sz w:val="20"/>
                 <w:szCs w:val="20"/>
               </w:rPr>
-              <w:t>CUP 20.280,00</w:t>
+              <w:t>CUP 20.670,00</w:t>
             </w:r>
           </w:p>
         </w:tc>
@@ -45579,7 +45579,7 @@
                 <w:sz w:val="20"/>
                 <w:szCs w:val="20"/>
               </w:rPr>
-              <w:t>CUP 13.520,00</w:t>
+              <w:t>CUP 13.780,00</w:t>
             </w:r>
           </w:p>
         </w:tc>
@@ -45630,7 +45630,7 @@
                 <w:sz w:val="20"/>
                 <w:szCs w:val="20"/>
               </w:rPr>
-              <w:t>CUP 6.760,00</w:t>
+              <w:t>CUP 6.890,00</w:t>
             </w:r>
           </w:p>
         </w:tc>
@@ -45682,7 +45682,7 @@
                 <w:sz w:val="20"/>
                 <w:szCs w:val="20"/>
               </w:rPr>
-              <w:t>CUP 10.140,00</w:t>
+              <w:t>CUP 10.335,00</w:t>
             </w:r>
           </w:p>
         </w:tc>
@@ -45733,7 +45733,7 @@
                 <w:sz w:val="20"/>
                 <w:szCs w:val="20"/>
               </w:rPr>
-              <w:t>CUP 10.140,00</w:t>
+              <w:t>CUP 10.335,00</w:t>
             </w:r>
           </w:p>
         </w:tc>
@@ -45785,7 +45785,7 @@
                 <w:sz w:val="20"/>
                 <w:szCs w:val="20"/>
               </w:rPr>
-              <w:t>CUP 13.520,00</w:t>
+              <w:t>CUP 13.780,00</w:t>
             </w:r>
           </w:p>
         </w:tc>
@@ -45836,7 +45836,7 @@
                 <w:sz w:val="20"/>
                 <w:szCs w:val="20"/>
               </w:rPr>
-              <w:t>CUP 2.028,00</w:t>
+              <w:t>CUP 2.067,00</w:t>
             </w:r>
           </w:p>
         </w:tc>
@@ -45887,7 +45887,7 @@
                 <w:sz w:val="20"/>
                 <w:szCs w:val="20"/>
               </w:rPr>
-              <w:t>CUP 155.480,00</w:t>
+              <w:t>CUP 158.470,00</w:t>
             </w:r>
           </w:p>
         </w:tc>
@@ -45938,7 +45938,7 @@
                 <w:sz w:val="20"/>
                 <w:szCs w:val="20"/>
               </w:rPr>
-              <w:t>CUP 13.520,00</w:t>
+              <w:t>CUP 13.780,00</w:t>
             </w:r>
           </w:p>
         </w:tc>
@@ -45989,7 +45989,7 @@
                 <w:sz w:val="20"/>
                 <w:szCs w:val="20"/>
               </w:rPr>
-              <w:t>CUP 10.140,00</w:t>
+              <w:t>CUP 10.335,00</w:t>
             </w:r>
           </w:p>
         </w:tc>
@@ -46040,7 +46040,7 @@
                 <w:sz w:val="20"/>
                 <w:szCs w:val="20"/>
               </w:rPr>
-              <w:t>CUP 6.760,00</w:t>
+              <w:t>CUP 6.890,00</w:t>
             </w:r>
           </w:p>
         </w:tc>
@@ -46091,7 +46091,7 @@
                 <w:sz w:val="20"/>
                 <w:szCs w:val="20"/>
               </w:rPr>
-              <w:t>CUP 67.600,00</w:t>
+              <w:t>CUP 68.900,00</w:t>
             </w:r>
           </w:p>
         </w:tc>
@@ -46142,7 +46142,7 @@
                 <w:sz w:val="20"/>
                 <w:szCs w:val="20"/>
               </w:rPr>
-              <w:t>CUP 40.560,00</w:t>
+              <w:t>CUP 41.340,00</w:t>
             </w:r>
           </w:p>
         </w:tc>
@@ -46193,7 +46193,7 @@
                 <w:sz w:val="20"/>
                 <w:szCs w:val="20"/>
               </w:rPr>
-              <w:t>CUP 23.660,00</w:t>
+              <w:t>CUP 24.115,00</w:t>
             </w:r>
           </w:p>
         </w:tc>
@@ -46244,7 +46244,7 @@
                 <w:sz w:val="20"/>
                 <w:szCs w:val="20"/>
               </w:rPr>
-              <w:t>CUP 27.040,00</w:t>
+              <w:t>CUP 27.560,00</w:t>
             </w:r>
           </w:p>
         </w:tc>
@@ -46391,7 +46391,7 @@
                 <w:sz w:val="20"/>
                 <w:szCs w:val="20"/>
               </w:rPr>
-              <w:t>CUP 121.680,00</w:t>
+              <w:t>CUP 124.020,00</w:t>
             </w:r>
           </w:p>
         </w:tc>
@@ -46443,7 +46443,7 @@
                 <w:sz w:val="20"/>
                 <w:szCs w:val="20"/>
               </w:rPr>
-              <w:t>CUP 91.260,00</w:t>
+              <w:t>CUP 93.015,00</w:t>
             </w:r>
           </w:p>
         </w:tc>
@@ -46495,7 +46495,7 @@
                 <w:sz w:val="20"/>
                 <w:szCs w:val="20"/>
               </w:rPr>
-              <w:t>CUP 60.840,00</w:t>
+              <w:t>CUP 62.010,00</w:t>
             </w:r>
           </w:p>
         </w:tc>
@@ -46548,7 +46548,7 @@
                 <w:sz w:val="20"/>
                 <w:szCs w:val="20"/>
               </w:rPr>
-              <w:t>CUP 4.056,00</w:t>
+              <w:t>CUP 4.134,00</w:t>
             </w:r>
           </w:p>
         </w:tc>
@@ -46599,7 +46599,7 @@
                 <w:sz w:val="20"/>
                 <w:szCs w:val="20"/>
               </w:rPr>
-              <w:t>CUP 40.560,00</w:t>
+              <w:t>CUP 41.340,00</w:t>
             </w:r>
           </w:p>
         </w:tc>
@@ -46651,7 +46651,7 @@
                 <w:sz w:val="20"/>
                 <w:szCs w:val="20"/>
               </w:rPr>
-              <w:t>CUP 74.360,00</w:t>
+              <w:t>CUP 75.790,00</w:t>
             </w:r>
           </w:p>
         </w:tc>
@@ -46702,7 +46702,7 @@
                 <w:sz w:val="20"/>
                 <w:szCs w:val="20"/>
               </w:rPr>
-              <w:t>CUP 81.120,00</w:t>
+              <w:t>CUP 82.680,00</w:t>
             </w:r>
           </w:p>
         </w:tc>
@@ -46754,7 +46754,7 @@
                 <w:sz w:val="20"/>
                 <w:szCs w:val="20"/>
               </w:rPr>
-              <w:t>CUP 16.900,00</w:t>
+              <w:t>CUP 17.225,00</w:t>
             </w:r>
           </w:p>
         </w:tc>
@@ -46806,7 +46806,7 @@
                 <w:sz w:val="20"/>
                 <w:szCs w:val="20"/>
               </w:rPr>
-              <w:t>CUP 23.660,00</w:t>
+              <w:t>CUP 24.115,00</w:t>
             </w:r>
           </w:p>
         </w:tc>
@@ -46858,7 +46858,7 @@
                 <w:sz w:val="20"/>
                 <w:szCs w:val="20"/>
               </w:rPr>
-              <w:t>CUP 67.600,00</w:t>
+              <w:t>CUP 68.900,00</w:t>
             </w:r>
           </w:p>
         </w:tc>
@@ -46911,7 +46911,7 @@
                 <w:sz w:val="20"/>
                 <w:szCs w:val="20"/>
               </w:rPr>
-              <w:t>CUP 60.840,00</w:t>
+              <w:t>CUP 62.010,00</w:t>
             </w:r>
           </w:p>
         </w:tc>
@@ -46962,7 +46962,7 @@
                 <w:sz w:val="20"/>
                 <w:szCs w:val="20"/>
               </w:rPr>
-              <w:t>CUP 8.112,00</w:t>
+              <w:t>CUP 8.268,00</w:t>
             </w:r>
           </w:p>
         </w:tc>
@@ -47014,7 +47014,7 @@
                 <w:sz w:val="20"/>
                 <w:szCs w:val="20"/>
               </w:rPr>
-              <w:t>CUP 10.140,00</w:t>
+              <w:t>CUP 10.335,00</w:t>
             </w:r>
           </w:p>
         </w:tc>
@@ -47065,7 +47065,7 @@
                 <w:sz w:val="20"/>
                 <w:szCs w:val="20"/>
               </w:rPr>
-              <w:t>CUP 33.800,00</w:t>
+              <w:t>CUP 34.450,00</w:t>
             </w:r>
           </w:p>
         </w:tc>
@@ -47117,7 +47117,7 @@
                 <w:sz w:val="20"/>
                 <w:szCs w:val="20"/>
               </w:rPr>
-              <w:t>CUP 27.040,00</w:t>
+              <w:t>CUP 27.560,00</w:t>
             </w:r>
           </w:p>
         </w:tc>
@@ -47169,7 +47169,7 @@
                 <w:sz w:val="20"/>
                 <w:szCs w:val="20"/>
               </w:rPr>
-              <w:t>CUP 23.660,00</w:t>
+              <w:t>CUP 24.115,00</w:t>
             </w:r>
           </w:p>
         </w:tc>
@@ -47221,7 +47221,7 @@
                 <w:sz w:val="20"/>
                 <w:szCs w:val="20"/>
               </w:rPr>
-              <w:t>CUP 67.600,00</w:t>
+              <w:t>CUP 68.900,00</w:t>
             </w:r>
           </w:p>
         </w:tc>
@@ -47273,7 +47273,7 @@
                 <w:sz w:val="20"/>
                 <w:szCs w:val="20"/>
               </w:rPr>
-              <w:t>CUP 33.800,00</w:t>
+              <w:t>CUP 34.450,00</w:t>
             </w:r>
           </w:p>
         </w:tc>
@@ -47325,7 +47325,7 @@
                 <w:sz w:val="20"/>
                 <w:szCs w:val="20"/>
               </w:rPr>
-              <w:t>CUP 40.560,00</w:t>
+              <w:t>CUP 41.340,00</w:t>
             </w:r>
           </w:p>
         </w:tc>
@@ -47378,7 +47378,7 @@
                 <w:sz w:val="20"/>
                 <w:szCs w:val="20"/>
               </w:rPr>
-              <w:t>CUP 16.900,00</w:t>
+              <w:t>CUP 17.225,00</w:t>
             </w:r>
           </w:p>
         </w:tc>
@@ -47431,7 +47431,7 @@
                 <w:sz w:val="20"/>
                 <w:szCs w:val="20"/>
               </w:rPr>
-              <w:t>CUP 5.408,00</w:t>
+              <w:t>CUP 5.512,00</w:t>
             </w:r>
           </w:p>
         </w:tc>
@@ -47484,7 +47484,7 @@
                 <w:sz w:val="20"/>
                 <w:szCs w:val="20"/>
               </w:rPr>
-              <w:t>CUP 6.760,00</w:t>
+              <w:t>CUP 6.890,00</w:t>
             </w:r>
           </w:p>
         </w:tc>
@@ -47540,7 +47540,7 @@
                 <w:sz w:val="20"/>
                 <w:szCs w:val="20"/>
               </w:rPr>
-              <w:t>CUP 10.140,00</w:t>
+              <w:t>CUP 10.335,00</w:t>
             </w:r>
           </w:p>
         </w:tc>
@@ -47596,7 +47596,7 @@
                 <w:sz w:val="20"/>
                 <w:szCs w:val="20"/>
               </w:rPr>
-              <w:t>CUP 6.760,00</w:t>
+              <w:t>CUP 6.890,00</w:t>
             </w:r>
           </w:p>
         </w:tc>
@@ -47649,7 +47649,7 @@
                 <w:sz w:val="20"/>
                 <w:szCs w:val="20"/>
               </w:rPr>
-              <w:t>CUP 23.660,00</w:t>
+              <w:t>CUP 24.115,00</w:t>
             </w:r>
           </w:p>
         </w:tc>
@@ -47702,7 +47702,7 @@
                 <w:sz w:val="20"/>
                 <w:szCs w:val="20"/>
               </w:rPr>
-              <w:t>CUP 4.056,00</w:t>
+              <w:t>CUP 4.134,00</w:t>
             </w:r>
           </w:p>
         </w:tc>
@@ -47755,7 +47755,7 @@
                 <w:sz w:val="20"/>
                 <w:szCs w:val="20"/>
               </w:rPr>
-              <w:t>CUP 5.408,00</w:t>
+              <w:t>CUP 5.512,00</w:t>
             </w:r>
           </w:p>
         </w:tc>
@@ -47808,7 +47808,7 @@
                 <w:sz w:val="20"/>
                 <w:szCs w:val="20"/>
               </w:rPr>
-              <w:t>CUP 10.140,00</w:t>
+              <w:t>CUP 10.335,00</w:t>
             </w:r>
           </w:p>
         </w:tc>
@@ -47861,7 +47861,7 @@
                 <w:sz w:val="20"/>
                 <w:szCs w:val="20"/>
               </w:rPr>
-              <w:t>CUP 16.900,00</w:t>
+              <w:t>CUP 17.225,00</w:t>
             </w:r>
           </w:p>
         </w:tc>
@@ -47917,7 +47917,7 @@
                 <w:sz w:val="20"/>
                 <w:szCs w:val="20"/>
               </w:rPr>
-              <w:t>CUP 13.520,00</w:t>
+              <w:t>CUP 13.780,00</w:t>
             </w:r>
           </w:p>
         </w:tc>
@@ -47973,7 +47973,7 @@
                 <w:sz w:val="20"/>
                 <w:szCs w:val="20"/>
               </w:rPr>
-              <w:t>CUP 6.760,00</w:t>
+              <w:t>CUP 6.890,00</w:t>
             </w:r>
           </w:p>
         </w:tc>
@@ -48029,7 +48029,7 @@
                 <w:sz w:val="20"/>
                 <w:szCs w:val="20"/>
               </w:rPr>
-              <w:t>CUP 81.120,00</w:t>
+              <w:t>CUP 82.680,00</w:t>
             </w:r>
           </w:p>
         </w:tc>
@@ -48085,7 +48085,7 @@
                 <w:sz w:val="20"/>
                 <w:szCs w:val="20"/>
               </w:rPr>
-              <w:t>CUP 74.360,00</w:t>
+              <w:t>CUP 75.790,00</w:t>
             </w:r>
           </w:p>
         </w:tc>
@@ -48141,7 +48141,7 @@
                 <w:sz w:val="20"/>
                 <w:szCs w:val="20"/>
               </w:rPr>
-              <w:t>CUP 385.320,00</w:t>
+              <w:t>CUP 392.730,00</w:t>
             </w:r>
           </w:p>
         </w:tc>
@@ -48197,7 +48197,7 @@
                 <w:sz w:val="20"/>
                 <w:szCs w:val="20"/>
               </w:rPr>
-              <w:t>CUP 5.408,00</w:t>
+              <w:t>CUP 5.512,00</w:t>
             </w:r>
           </w:p>
         </w:tc>
@@ -48253,7 +48253,7 @@
                 <w:sz w:val="20"/>
                 <w:szCs w:val="20"/>
               </w:rPr>
-              <w:t>CUP 57.460,00</w:t>
+              <w:t>CUP 58.565,00</w:t>
             </w:r>
           </w:p>
         </w:tc>
@@ -48309,7 +48309,7 @@
                 <w:sz w:val="20"/>
                 <w:szCs w:val="20"/>
               </w:rPr>
-              <w:t>CUP 60.840,00</w:t>
+              <w:t>CUP 62.010,00</w:t>
             </w:r>
           </w:p>
         </w:tc>
@@ -48365,7 +48365,7 @@
                 <w:sz w:val="20"/>
                 <w:szCs w:val="20"/>
               </w:rPr>
-              <w:t>CUP 20.280,00</w:t>
+              <w:t>CUP 20.670,00</w:t>
             </w:r>
           </w:p>
         </w:tc>
@@ -48421,7 +48421,7 @@
                 <w:sz w:val="20"/>
                 <w:szCs w:val="20"/>
               </w:rPr>
-              <w:t>CUP 243.360,00</w:t>
+              <w:t>CUP 248.040,00</w:t>
             </w:r>
           </w:p>
         </w:tc>
@@ -48477,7 +48477,7 @@
                 <w:sz w:val="20"/>
                 <w:szCs w:val="20"/>
               </w:rPr>
-              <w:t>CUP 250.120,00</w:t>
+              <w:t>CUP 254.930,00</w:t>
             </w:r>
           </w:p>
         </w:tc>
@@ -48533,7 +48533,7 @@
                 <w:sz w:val="20"/>
                 <w:szCs w:val="20"/>
               </w:rPr>
-              <w:t>CUP 148.720,00</w:t>
+              <w:t>CUP 151.580,00</w:t>
             </w:r>
           </w:p>
         </w:tc>
@@ -48590,7 +48590,7 @@
                 <w:sz w:val="20"/>
                 <w:szCs w:val="20"/>
               </w:rPr>
-              <w:t>CUP 60.840,00</w:t>
+              <w:t>CUP 62.010,00</w:t>
             </w:r>
           </w:p>
         </w:tc>
@@ -48646,7 +48646,7 @@
                 <w:sz w:val="20"/>
                 <w:szCs w:val="20"/>
               </w:rPr>
-              <w:t>CUP 33.800,00</w:t>
+              <w:t>CUP 34.450,00</w:t>
             </w:r>
           </w:p>
         </w:tc>
@@ -48701,7 +48701,7 @@
                 <w:sz w:val="20"/>
                 <w:szCs w:val="20"/>
               </w:rPr>
-              <w:t>CUP 3.380,00</w:t>
+              <w:t>CUP 3.445,00</w:t>
             </w:r>
           </w:p>
         </w:tc>
@@ -48756,7 +48756,7 @@
                 <w:sz w:val="20"/>
                 <w:szCs w:val="20"/>
               </w:rPr>
-              <w:t>CUP 3.380,00</w:t>
+              <w:t>CUP 3.445,00</w:t>
             </w:r>
           </w:p>
         </w:tc>
@@ -48811,7 +48811,7 @@
                 <w:sz w:val="20"/>
                 <w:szCs w:val="20"/>
               </w:rPr>
-              <w:t>CUP 10.140,00</w:t>
+              <w:t>CUP 10.335,00</w:t>
             </w:r>
           </w:p>
         </w:tc>
@@ -48887,7 +48887,7 @@
                 <w:sz w:val="20"/>
                 <w:szCs w:val="20"/>
               </w:rPr>
-              <w:t>CUP 30.420,00</w:t>
+              <w:t>CUP 31.005,00</w:t>
             </w:r>
           </w:p>
         </w:tc>
@@ -48942,7 +48942,7 @@
                 <w:sz w:val="20"/>
                 <w:szCs w:val="20"/>
               </w:rPr>
-              <w:t>CUP 27.040,00</w:t>
+              <w:t>CUP 27.560,00</w:t>
             </w:r>
           </w:p>
         </w:tc>
@@ -48997,7 +48997,7 @@
                 <w:sz w:val="20"/>
                 <w:szCs w:val="20"/>
               </w:rPr>
-              <w:t>CUP 13.520,00</w:t>
+              <w:t>CUP 13.780,00</w:t>
             </w:r>
           </w:p>
         </w:tc>
@@ -49052,7 +49052,7 @@
                 <w:sz w:val="20"/>
                 <w:szCs w:val="20"/>
               </w:rPr>
-              <w:t>CUP 16.900,00</w:t>
+              <w:t>CUP 17.225,00</w:t>
             </w:r>
           </w:p>
         </w:tc>
@@ -49108,7 +49108,7 @@
                 <w:sz w:val="20"/>
                 <w:szCs w:val="20"/>
               </w:rPr>
-              <w:t>CUP 5.408,00</w:t>
+              <w:t>CUP 5.512,00</w:t>
             </w:r>
           </w:p>
         </w:tc>
@@ -49160,7 +49160,7 @@
                 <w:sz w:val="20"/>
                 <w:szCs w:val="20"/>
               </w:rPr>
-              <w:t>CUP 3.380,00</w:t>
+              <w:t>CUP 3.445,00</w:t>
             </w:r>
           </w:p>
         </w:tc>
@@ -49212,7 +49212,7 @@
                 <w:sz w:val="20"/>
                 <w:szCs w:val="20"/>
               </w:rPr>
-              <w:t>CUP 6.760,00</w:t>
+              <w:t>CUP 6.890,00</w:t>
             </w:r>
           </w:p>
         </w:tc>
@@ -49264,7 +49264,7 @@
                 <w:sz w:val="20"/>
                 <w:szCs w:val="20"/>
               </w:rPr>
-              <w:t>CUP 3.380,00</w:t>
+              <w:t>CUP 3.445,00</w:t>
             </w:r>
           </w:p>
         </w:tc>
@@ -49317,7 +49317,7 @@
                 <w:sz w:val="20"/>
                 <w:szCs w:val="20"/>
               </w:rPr>
-              <w:t>CUP 47.320,00</w:t>
+              <w:t>CUP 48.230,00</w:t>
             </w:r>
           </w:p>
         </w:tc>
@@ -49370,7 +49370,7 @@
                 <w:sz w:val="20"/>
                 <w:szCs w:val="20"/>
               </w:rPr>
-              <w:t>CUP 20.280,00</w:t>
+              <w:t>CUP 20.670,00</w:t>
             </w:r>
           </w:p>
         </w:tc>
@@ -49423,7 +49423,7 @@
                 <w:sz w:val="20"/>
                 <w:szCs w:val="20"/>
               </w:rPr>
-              <w:t>CUP 5.408,00</w:t>
+              <w:t>CUP 5.512,00</w:t>
             </w:r>
           </w:p>
         </w:tc>
@@ -49476,7 +49476,7 @@
                 <w:sz w:val="20"/>
                 <w:szCs w:val="20"/>
               </w:rPr>
-              <w:t>CUP 8.112,00</w:t>
+              <w:t>CUP 8.268,00</w:t>
             </w:r>
           </w:p>
         </w:tc>
@@ -49529,7 +49529,7 @@
                 <w:sz w:val="20"/>
                 <w:szCs w:val="20"/>
               </w:rPr>
-              <w:t>CUP 13.520,00</w:t>
+              <w:t>CUP 13.780,00</w:t>
             </w:r>
           </w:p>
         </w:tc>
@@ -49582,7 +49582,7 @@
                 <w:sz w:val="20"/>
                 <w:szCs w:val="20"/>
               </w:rPr>
-              <w:t>CUP 6.760,00</w:t>
+              <w:t>CUP 6.890,00</w:t>
             </w:r>
           </w:p>
         </w:tc>
@@ -49635,7 +49635,7 @@
                 <w:sz w:val="20"/>
                 <w:szCs w:val="20"/>
               </w:rPr>
-              <w:t>CUP 6.760,00</w:t>
+              <w:t>CUP 6.890,00</w:t>
             </w:r>
           </w:p>
         </w:tc>
@@ -49688,7 +49688,7 @@
                 <w:sz w:val="20"/>
                 <w:szCs w:val="20"/>
               </w:rPr>
-              <w:t>CUP 6.760,00</w:t>
+              <w:t>CUP 6.890,00</w:t>
             </w:r>
           </w:p>
         </w:tc>
@@ -49741,7 +49741,7 @@
                 <w:sz w:val="20"/>
                 <w:szCs w:val="20"/>
               </w:rPr>
-              <w:t>CUP 67.600,00</w:t>
+              <w:t>CUP 68.900,00</w:t>
             </w:r>
           </w:p>
         </w:tc>
@@ -49794,7 +49794,7 @@
                 <w:sz w:val="20"/>
                 <w:szCs w:val="20"/>
               </w:rPr>
-              <w:t>CUP 20.280,00</w:t>
+              <w:t>CUP 20.670,00</w:t>
             </w:r>
           </w:p>
         </w:tc>
@@ -50054,7 +50054,7 @@
                 <w:sz w:val="20"/>
                 <w:szCs w:val="20"/>
               </w:rPr>
-              <w:t>CUP 4.732,00</w:t>
+              <w:t>CUP 4.823,00</w:t>
             </w:r>
           </w:p>
         </w:tc>
@@ -50122,7 +50122,7 @@
                 <w:sz w:val="20"/>
                 <w:szCs w:val="20"/>
               </w:rPr>
-              <w:t>CUP 20.280,00</w:t>
+              <w:t>CUP 20.670,00</w:t>
             </w:r>
           </w:p>
         </w:tc>
@@ -50190,7 +50190,7 @@
                 <w:sz w:val="20"/>
                 <w:szCs w:val="20"/>
               </w:rPr>
-              <w:t>CUP 4.732,00</w:t>
+              <w:t>CUP 4.823,00</w:t>
             </w:r>
           </w:p>
         </w:tc>
@@ -50258,7 +50258,7 @@
                 <w:sz w:val="20"/>
                 <w:szCs w:val="20"/>
               </w:rPr>
-              <w:t>CUP 20.280,00</w:t>
+              <w:t>CUP 20.670,00</w:t>
             </w:r>
           </w:p>
         </w:tc>
@@ -50326,7 +50326,7 @@
                 <w:sz w:val="20"/>
                 <w:szCs w:val="20"/>
               </w:rPr>
-              <w:t>CUP 23.660,00</w:t>
+              <w:t>CUP 24.115,00</w:t>
             </w:r>
           </w:p>
         </w:tc>
@@ -50395,7 +50395,7 @@
                 <w:sz w:val="20"/>
                 <w:szCs w:val="20"/>
               </w:rPr>
-              <w:t>CUP 23.660,00</w:t>
+              <w:t>CUP 24.115,00</w:t>
             </w:r>
           </w:p>
         </w:tc>
@@ -50463,7 +50463,7 @@
                 <w:sz w:val="20"/>
                 <w:szCs w:val="20"/>
               </w:rPr>
-              <w:t>CUP 27.040,00</w:t>
+              <w:t>CUP 27.560,00</w:t>
             </w:r>
           </w:p>
         </w:tc>
@@ -50531,7 +50531,7 @@
                 <w:sz w:val="20"/>
                 <w:szCs w:val="20"/>
               </w:rPr>
-              <w:t>CUP 5.408,00</w:t>
+              <w:t>CUP 5.512,00</w:t>
             </w:r>
           </w:p>
         </w:tc>
@@ -50599,7 +50599,7 @@
                 <w:sz w:val="20"/>
                 <w:szCs w:val="20"/>
               </w:rPr>
-              <w:t>CUP 21.632,00</w:t>
+              <w:t>CUP 22.048,00</w:t>
             </w:r>
           </w:p>
         </w:tc>
@@ -50667,7 +50667,7 @@
                 <w:sz w:val="20"/>
                 <w:szCs w:val="20"/>
               </w:rPr>
-              <w:t>CUP 4.056,00</w:t>
+              <w:t>CUP 4.134,00</w:t>
             </w:r>
           </w:p>
         </w:tc>
@@ -50735,7 +50735,7 @@
                 <w:sz w:val="20"/>
                 <w:szCs w:val="20"/>
               </w:rPr>
-              <w:t>CUP 4.732,00</w:t>
+              <w:t>CUP 4.823,00</w:t>
             </w:r>
           </w:p>
         </w:tc>
@@ -50803,7 +50803,7 @@
                 <w:sz w:val="20"/>
                 <w:szCs w:val="20"/>
               </w:rPr>
-              <w:t>CUP 5.408,00</w:t>
+              <w:t>CUP 5.512,00</w:t>
             </w:r>
           </w:p>
         </w:tc>
@@ -50871,7 +50871,7 @@
                 <w:sz w:val="20"/>
                 <w:szCs w:val="20"/>
               </w:rPr>
-              <w:t>CUP 4.056,00</w:t>
+              <w:t>CUP 4.134,00</w:t>
             </w:r>
           </w:p>
         </w:tc>
@@ -50939,7 +50939,7 @@
                 <w:sz w:val="20"/>
                 <w:szCs w:val="20"/>
               </w:rPr>
-              <w:t>CUP 3.380,00</w:t>
+              <w:t>CUP 3.445,00</w:t>
             </w:r>
           </w:p>
         </w:tc>
@@ -51007,7 +51007,7 @@
                 <w:sz w:val="20"/>
                 <w:szCs w:val="20"/>
               </w:rPr>
-              <w:t>CUP 6.084,00</w:t>
+              <w:t>CUP 6.201,00</w:t>
             </w:r>
           </w:p>
         </w:tc>
@@ -51075,7 +51075,7 @@
                 <w:sz w:val="20"/>
                 <w:szCs w:val="20"/>
               </w:rPr>
-              <w:t>CUP 4.056,00</w:t>
+              <w:t>CUP 4.134,00</w:t>
             </w:r>
           </w:p>
         </w:tc>
@@ -51143,7 +51143,7 @@
                 <w:sz w:val="20"/>
                 <w:szCs w:val="20"/>
               </w:rPr>
-              <w:t>CUP 118.300,00</w:t>
+              <w:t>CUP 120.575,00</w:t>
             </w:r>
           </w:p>
         </w:tc>
@@ -51163,7 +51163,7 @@
             </w:tcBorders>
             <w:shd w:val="clear" w:color="auto" w:fill="auto"/>
             <w:noWrap/>
-            <w:vAlign w:val="bottom"/>
+            <w:vAlign w:val="center"/>
           </w:tcPr>
           <w:p>
             <w:pPr>
@@ -51211,7 +51211,7 @@
                 <w:sz w:val="20"/>
                 <w:szCs w:val="20"/>
               </w:rPr>
-              <w:t>CUP 131.820,00</w:t>
+              <w:t>CUP 134.355,00</w:t>
             </w:r>
           </w:p>
         </w:tc>
@@ -51231,7 +51231,7 @@
             </w:tcBorders>
             <w:shd w:val="clear" w:color="auto" w:fill="auto"/>
             <w:noWrap/>
-            <w:vAlign w:val="bottom"/>
+            <w:vAlign w:val="center"/>
           </w:tcPr>
           <w:p>
             <w:pPr>
@@ -51279,7 +51279,7 @@
                 <w:sz w:val="20"/>
                 <w:szCs w:val="20"/>
               </w:rPr>
-              <w:t>CUP 148.720,00</w:t>
+              <w:t>CUP 151.580,00</w:t>
             </w:r>
           </w:p>
         </w:tc>
@@ -51347,7 +51347,7 @@
                 <w:sz w:val="20"/>
                 <w:szCs w:val="20"/>
               </w:rPr>
-              <w:t>CUP 54.080,00</w:t>
+              <w:t>CUP 55.120,00</w:t>
             </w:r>
           </w:p>
         </w:tc>
@@ -51415,7 +51415,7 @@
                 <w:sz w:val="20"/>
                 <w:szCs w:val="20"/>
               </w:rPr>
-              <w:t>CUP 67.600,00</w:t>
+              <w:t>CUP 68.900,00</w:t>
             </w:r>
           </w:p>
         </w:tc>
@@ -51435,7 +51435,7 @@
             </w:tcBorders>
             <w:shd w:val="clear" w:color="auto" w:fill="auto"/>
             <w:noWrap/>
-            <w:vAlign w:val="bottom"/>
+            <w:vAlign w:val="center"/>
           </w:tcPr>
           <w:p>
             <w:pPr>
@@ -51478,7 +51478,7 @@
                 <w:sz w:val="20"/>
                 <w:szCs w:val="20"/>
               </w:rPr>
-              <w:t>CUP 67.600,00</w:t>
+              <w:t>CUP 68.900,00</w:t>
             </w:r>
           </w:p>
         </w:tc>
@@ -51541,7 +51541,7 @@
                 <w:sz w:val="20"/>
                 <w:szCs w:val="20"/>
               </w:rPr>
-              <w:t>CUP 74.360,00</w:t>
+              <w:t>CUP 75.790,00</w:t>
             </w:r>
           </w:p>
         </w:tc>
@@ -51561,7 +51561,7 @@
             </w:tcBorders>
             <w:shd w:val="clear" w:color="auto" w:fill="auto"/>
             <w:noWrap/>
-            <w:vAlign w:val="bottom"/>
+            <w:vAlign w:val="center"/>
           </w:tcPr>
           <w:p>
             <w:pPr>
@@ -51604,7 +51604,7 @@
                 <w:sz w:val="20"/>
                 <w:szCs w:val="20"/>
               </w:rPr>
-              <w:t>CUP 81.120,00</w:t>
+              <w:t>CUP 82.680,00</w:t>
             </w:r>
           </w:p>
         </w:tc>
@@ -51667,7 +51667,7 @@
                 <w:sz w:val="20"/>
                 <w:szCs w:val="20"/>
               </w:rPr>
-              <w:t>CUP 91.260,00</w:t>
+              <w:t>CUP 93.015,00</w:t>
             </w:r>
           </w:p>
         </w:tc>
@@ -51730,7 +51730,7 @@
                 <w:sz w:val="20"/>
                 <w:szCs w:val="20"/>
               </w:rPr>
-              <w:t>CUP 108.160,00</w:t>
+              <w:t>CUP 110.240,00</w:t>
             </w:r>
           </w:p>
         </w:tc>
@@ -51798,7 +51798,7 @@
                 <w:sz w:val="20"/>
                 <w:szCs w:val="20"/>
               </w:rPr>
-              <w:t>CUP 114.920,00</w:t>
+              <w:t>CUP 117.130,00</w:t>
             </w:r>
           </w:p>
         </w:tc>
@@ -51861,7 +51861,7 @@
                 <w:sz w:val="20"/>
                 <w:szCs w:val="20"/>
               </w:rPr>
-              <w:t>CUP 676,00</w:t>
+              <w:t>CUP 689,00</w:t>
             </w:r>
           </w:p>
         </w:tc>
@@ -51924,7 +51924,7 @@
                 <w:sz w:val="20"/>
                 <w:szCs w:val="20"/>
               </w:rPr>
-              <w:t>CUP 676,00</w:t>
+              <w:t>CUP 689,00</w:t>
             </w:r>
           </w:p>
         </w:tc>
@@ -51987,7 +51987,7 @@
                 <w:sz w:val="20"/>
                 <w:szCs w:val="20"/>
               </w:rPr>
-              <w:t>CUP 676,00</w:t>
+              <w:t>CUP 689,00</w:t>
             </w:r>
           </w:p>
         </w:tc>
@@ -52050,7 +52050,7 @@
                 <w:sz w:val="20"/>
                 <w:szCs w:val="20"/>
               </w:rPr>
-              <w:t>CUP 2.028,00</w:t>
+              <w:t>CUP 2.067,00</w:t>
             </w:r>
           </w:p>
         </w:tc>
@@ -52113,7 +52113,7 @@
                 <w:sz w:val="20"/>
                 <w:szCs w:val="20"/>
               </w:rPr>
-              <w:t>CUP 10.140,00</w:t>
+              <w:t>CUP 10.335,00</w:t>
             </w:r>
           </w:p>
         </w:tc>
@@ -52176,7 +52176,7 @@
                 <w:sz w:val="20"/>
                 <w:szCs w:val="20"/>
               </w:rPr>
-              <w:t>CUP 4.056,00</w:t>
+              <w:t>CUP 4.134,00</w:t>
             </w:r>
           </w:p>
         </w:tc>
@@ -52239,7 +52239,7 @@
                 <w:sz w:val="20"/>
                 <w:szCs w:val="20"/>
               </w:rPr>
-              <w:t>CUP 5.408,00</w:t>
+              <w:t>CUP 5.512,00</w:t>
             </w:r>
           </w:p>
         </w:tc>
@@ -52259,7 +52259,7 @@
             </w:tcBorders>
             <w:shd w:val="clear" w:color="auto" w:fill="auto"/>
             <w:noWrap/>
-            <w:vAlign w:val="bottom"/>
+            <w:vAlign w:val="center"/>
           </w:tcPr>
           <w:p>
             <w:pPr>
@@ -52302,7 +52302,7 @@
                 <w:sz w:val="20"/>
                 <w:szCs w:val="20"/>
               </w:rPr>
-              <w:t>CUP 3.380,00</w:t>
+              <w:t>CUP 3.445,00</w:t>
             </w:r>
           </w:p>
         </w:tc>
@@ -52365,7 +52365,7 @@
                 <w:sz w:val="20"/>
                 <w:szCs w:val="20"/>
               </w:rPr>
-              <w:t>CUP 3.380,00</w:t>
+              <w:t>CUP 3.445,00</w:t>
             </w:r>
           </w:p>
         </w:tc>
@@ -52429,7 +52429,7 @@
                 <w:sz w:val="20"/>
                 <w:szCs w:val="20"/>
               </w:rPr>
-              <w:t>CUP 20.280,00</w:t>
+              <w:t>CUP 20.670,00</w:t>
             </w:r>
           </w:p>
         </w:tc>
@@ -52492,7 +52492,7 @@
                 <w:sz w:val="20"/>
                 <w:szCs w:val="20"/>
               </w:rPr>
-              <w:t>CUP 2.704,00</w:t>
+              <w:t>CUP 2.756,00</w:t>
             </w:r>
           </w:p>
         </w:tc>
@@ -52555,7 +52555,7 @@
                 <w:sz w:val="20"/>
                 <w:szCs w:val="20"/>
               </w:rPr>
-              <w:t>CUP 4.056,00</w:t>
+              <w:t>CUP 4.134,00</w:t>
             </w:r>
           </w:p>
         </w:tc>
@@ -52618,7 +52618,7 @@
                 <w:sz w:val="20"/>
                 <w:szCs w:val="20"/>
               </w:rPr>
-              <w:t>CUP 5.408,00</w:t>
+              <w:t>CUP 5.512,00</w:t>
             </w:r>
           </w:p>
         </w:tc>
@@ -52681,7 +52681,7 @@
                 <w:sz w:val="20"/>
                 <w:szCs w:val="20"/>
               </w:rPr>
-              <w:t>CUP 5.408,00</w:t>
+              <w:t>CUP 5.512,00</w:t>
             </w:r>
           </w:p>
         </w:tc>
@@ -52744,7 +52744,7 @@
                 <w:sz w:val="20"/>
                 <w:szCs w:val="20"/>
               </w:rPr>
-              <w:t>CUP 4.732,00</w:t>
+              <w:t>CUP 4.823,00</w:t>
             </w:r>
           </w:p>
         </w:tc>
@@ -52807,7 +52807,7 @@
                 <w:sz w:val="20"/>
                 <w:szCs w:val="20"/>
               </w:rPr>
-              <w:t>CUP 10.140,00</w:t>
+              <w:t>CUP 10.335,00</w:t>
             </w:r>
           </w:p>
         </w:tc>
@@ -52870,7 +52870,7 @@
                 <w:sz w:val="20"/>
                 <w:szCs w:val="20"/>
               </w:rPr>
-              <w:t>CUP 4.056,00</w:t>
+              <w:t>CUP 4.134,00</w:t>
             </w:r>
           </w:p>
         </w:tc>
@@ -52933,7 +52933,7 @@
                 <w:sz w:val="20"/>
                 <w:szCs w:val="20"/>
               </w:rPr>
-              <w:t>CUP 6.760,00</w:t>
+              <w:t>CUP 6.890,00</w:t>
             </w:r>
           </w:p>
         </w:tc>
@@ -52996,7 +52996,7 @@
                 <w:sz w:val="20"/>
                 <w:szCs w:val="20"/>
               </w:rPr>
-              <w:t>CUP 5.408,00</w:t>
+              <w:t>CUP 5.512,00</w:t>
             </w:r>
           </w:p>
         </w:tc>
@@ -53059,7 +53059,7 @@
                 <w:sz w:val="20"/>
                 <w:szCs w:val="20"/>
               </w:rPr>
-              <w:t>CUP 4.732,00</w:t>
+              <w:t>CUP 4.823,00</w:t>
             </w:r>
           </w:p>
         </w:tc>
@@ -53122,7 +53122,7 @@
                 <w:sz w:val="20"/>
                 <w:szCs w:val="20"/>
               </w:rPr>
-              <w:t>CUP 3.380,00</w:t>
+              <w:t>CUP 3.445,00</w:t>
             </w:r>
           </w:p>
         </w:tc>
@@ -53185,7 +53185,7 @@
                 <w:sz w:val="20"/>
                 <w:szCs w:val="20"/>
               </w:rPr>
-              <w:t>CUP 5.408,00</w:t>
+              <w:t>CUP 5.512,00</w:t>
             </w:r>
           </w:p>
         </w:tc>
@@ -53248,7 +53248,7 @@
                 <w:sz w:val="20"/>
                 <w:szCs w:val="20"/>
               </w:rPr>
-              <w:t>CUP 37.180,00</w:t>
+              <w:t>CUP 37.895,00</w:t>
             </w:r>
           </w:p>
         </w:tc>
@@ -53311,7 +53311,7 @@
                 <w:sz w:val="20"/>
                 <w:szCs w:val="20"/>
               </w:rPr>
-              <w:t>CUP 40.560,00</w:t>
+              <w:t>CUP 41.340,00</w:t>
             </w:r>
           </w:p>
         </w:tc>
@@ -53379,7 +53379,7 @@
                 <w:sz w:val="20"/>
                 <w:szCs w:val="20"/>
               </w:rPr>
-              <w:t>CUP 43.940,00</w:t>
+              <w:t>CUP 44.785,00</w:t>
             </w:r>
           </w:p>
         </w:tc>
@@ -53399,7 +53399,7 @@
             </w:tcBorders>
             <w:shd w:val="clear" w:color="auto" w:fill="auto"/>
             <w:noWrap/>
-            <w:vAlign w:val="bottom"/>
+            <w:vAlign w:val="center"/>
           </w:tcPr>
           <w:p>
             <w:pPr>
@@ -53442,7 +53442,7 @@
                 <w:sz w:val="20"/>
                 <w:szCs w:val="20"/>
               </w:rPr>
-              <w:t>CUP 43.940,00</w:t>
+              <w:t>CUP 44.785,00</w:t>
             </w:r>
           </w:p>
         </w:tc>
@@ -53462,7 +53462,7 @@
             </w:tcBorders>
             <w:shd w:val="clear" w:color="auto" w:fill="auto"/>
             <w:noWrap/>
-            <w:vAlign w:val="bottom"/>
+            <w:vAlign w:val="center"/>
           </w:tcPr>
           <w:p>
             <w:pPr>
@@ -53505,7 +53505,7 @@
                 <w:sz w:val="20"/>
                 <w:szCs w:val="20"/>
               </w:rPr>
-              <w:t>CUP 43.940,00</w:t>
+              <w:t>CUP 44.785,00</w:t>
             </w:r>
           </w:p>
         </w:tc>
@@ -53525,7 +53525,7 @@
             </w:tcBorders>
             <w:shd w:val="clear" w:color="auto" w:fill="auto"/>
             <w:noWrap/>
-            <w:vAlign w:val="bottom"/>
+            <w:vAlign w:val="center"/>
           </w:tcPr>
           <w:p>
             <w:pPr>
@@ -53568,7 +53568,7 @@
                 <w:sz w:val="20"/>
                 <w:szCs w:val="20"/>
               </w:rPr>
-              <w:t>CUP 50.700,00</w:t>
+              <w:t>CUP 51.675,00</w:t>
             </w:r>
           </w:p>
         </w:tc>
@@ -53636,7 +53636,7 @@
                 <w:sz w:val="20"/>
                 <w:szCs w:val="20"/>
               </w:rPr>
-              <w:t>CUP 43.940,00</w:t>
+              <w:t>CUP 44.785,00</w:t>
             </w:r>
           </w:p>
         </w:tc>
@@ -53704,7 +53704,7 @@
                 <w:sz w:val="20"/>
                 <w:szCs w:val="20"/>
               </w:rPr>
-              <w:t>CUP 54.080,00</w:t>
+              <w:t>CUP 55.120,00</w:t>
             </w:r>
           </w:p>
         </w:tc>
@@ -53772,7 +53772,7 @@
                 <w:sz w:val="20"/>
                 <w:szCs w:val="20"/>
               </w:rPr>
-              <w:t>CUP 57.460,00</w:t>
+              <w:t>CUP 58.565,00</w:t>
             </w:r>
           </w:p>
         </w:tc>
@@ -53840,7 +53840,7 @@
                 <w:sz w:val="20"/>
                 <w:szCs w:val="20"/>
               </w:rPr>
-              <w:t>CUP 60.840,00</w:t>
+              <w:t>CUP 62.010,00</w:t>
             </w:r>
           </w:p>
         </w:tc>
@@ -53908,7 +53908,7 @@
                 <w:sz w:val="20"/>
                 <w:szCs w:val="20"/>
               </w:rPr>
-              <w:t>CUP 148.720,00</w:t>
+              <w:t>CUP 151.580,00</w:t>
             </w:r>
           </w:p>
         </w:tc>
@@ -53976,7 +53976,7 @@
                 <w:sz w:val="20"/>
                 <w:szCs w:val="20"/>
               </w:rPr>
-              <w:t>CUP 6.760,00</w:t>
+              <w:t>CUP 6.890,00</w:t>
             </w:r>
           </w:p>
         </w:tc>
@@ -54044,7 +54044,7 @@
                 <w:sz w:val="20"/>
                 <w:szCs w:val="20"/>
               </w:rPr>
-              <w:t>CUP 10.140,00</w:t>
+              <w:t>CUP 10.335,00</w:t>
             </w:r>
           </w:p>
         </w:tc>
@@ -54112,7 +54112,7 @@
                 <w:sz w:val="20"/>
                 <w:szCs w:val="20"/>
               </w:rPr>
-              <w:t>CUP 12.168,00</w:t>
+              <w:t>CUP 12.402,00</w:t>
             </w:r>
           </w:p>
         </w:tc>
@@ -54180,7 +54180,7 @@
                 <w:sz w:val="20"/>
                 <w:szCs w:val="20"/>
               </w:rPr>
-              <w:t>CUP 6.760,00</w:t>
+              <w:t>CUP 6.890,00</w:t>
             </w:r>
           </w:p>
         </w:tc>
@@ -54248,7 +54248,7 @@
                 <w:sz w:val="20"/>
                 <w:szCs w:val="20"/>
               </w:rPr>
-              <w:t>CUP 6.760,00</w:t>
+              <w:t>CUP 6.890,00</w:t>
             </w:r>
           </w:p>
         </w:tc>
@@ -54316,7 +54316,7 @@
                 <w:sz w:val="20"/>
                 <w:szCs w:val="20"/>
               </w:rPr>
-              <w:t>CUP 3.380,00</w:t>
+              <w:t>CUP 3.445,00</w:t>
             </w:r>
           </w:p>
         </w:tc>
@@ -54384,7 +54384,7 @@
                 <w:sz w:val="20"/>
                 <w:szCs w:val="20"/>
               </w:rPr>
-              <w:t>CUP 4.732,00</w:t>
+              <w:t>CUP 4.823,00</w:t>
             </w:r>
           </w:p>
         </w:tc>
@@ -54453,7 +54453,7 @@
                 <w:sz w:val="20"/>
                 <w:szCs w:val="20"/>
               </w:rPr>
-              <w:t>CUP 4.732,00</w:t>
+              <w:t>CUP 4.823,00</w:t>
             </w:r>
           </w:p>
         </w:tc>
@@ -54521,7 +54521,7 @@
                 <w:sz w:val="20"/>
                 <w:szCs w:val="20"/>
               </w:rPr>
-              <w:t>CUP 6.760,00</w:t>
+              <w:t>CUP 6.890,00</w:t>
             </w:r>
           </w:p>
         </w:tc>
@@ -54589,7 +54589,7 @@
                 <w:sz w:val="20"/>
                 <w:szCs w:val="20"/>
               </w:rPr>
-              <w:t>CUP 5.408,00</w:t>
+              <w:t>CUP 5.512,00</w:t>
             </w:r>
           </w:p>
         </w:tc>
@@ -54657,7 +54657,7 @@
                 <w:sz w:val="20"/>
                 <w:szCs w:val="20"/>
               </w:rPr>
-              <w:t>CUP 5.408,00</w:t>
+              <w:t>CUP 5.512,00</w:t>
             </w:r>
           </w:p>
         </w:tc>
@@ -54725,7 +54725,7 @@
                 <w:sz w:val="20"/>
                 <w:szCs w:val="20"/>
               </w:rPr>
-              <w:t>CUP 5.408,00</w:t>
+              <w:t>CUP 5.512,00</w:t>
             </w:r>
           </w:p>
         </w:tc>
@@ -54793,7 +54793,7 @@
                 <w:sz w:val="20"/>
                 <w:szCs w:val="20"/>
               </w:rPr>
-              <w:t>CUP 4.732,00</w:t>
+              <w:t>CUP 4.823,00</w:t>
             </w:r>
           </w:p>
         </w:tc>
@@ -54861,7 +54861,7 @@
                 <w:sz w:val="20"/>
                 <w:szCs w:val="20"/>
               </w:rPr>
-              <w:t>CUP 3.380,00</w:t>
+              <w:t>CUP 3.445,00</w:t>
             </w:r>
           </w:p>
         </w:tc>
@@ -54929,7 +54929,7 @@
                 <w:sz w:val="20"/>
                 <w:szCs w:val="20"/>
               </w:rPr>
-              <w:t>CUP 5.408,00</w:t>
+              <w:t>CUP 5.512,00</w:t>
             </w:r>
           </w:p>
         </w:tc>
@@ -54997,7 +54997,7 @@
                 <w:sz w:val="20"/>
                 <w:szCs w:val="20"/>
               </w:rPr>
-              <w:t>CUP 8.112,00</w:t>
+              <w:t>CUP 8.268,00</w:t>
             </w:r>
           </w:p>
         </w:tc>
@@ -55065,7 +55065,7 @@
                 <w:sz w:val="20"/>
                 <w:szCs w:val="20"/>
               </w:rPr>
-              <w:t>CUP 13.520,00</w:t>
+              <w:t>CUP 13.780,00</w:t>
             </w:r>
           </w:p>
         </w:tc>
@@ -55133,7 +55133,7 @@
                 <w:sz w:val="20"/>
                 <w:szCs w:val="20"/>
               </w:rPr>
-              <w:t>CUP 6.760,00</w:t>
+              <w:t>CUP 6.890,00</w:t>
             </w:r>
           </w:p>
         </w:tc>
@@ -55201,7 +55201,7 @@
                 <w:sz w:val="20"/>
                 <w:szCs w:val="20"/>
               </w:rPr>
-              <w:t>CUP 2.028,00</w:t>
+              <w:t>CUP 2.067,00</w:t>
             </w:r>
           </w:p>
         </w:tc>

--- a/files/TODITICO_PROFORMA_CONTRATO_con_precios.docx
+++ b/files/TODITICO_PROFORMA_CONTRATO_con_precios.docx
@@ -2565,7 +2565,7 @@
                 <w:sz w:val="20"/>
                 <w:szCs w:val="20"/>
               </w:rPr>
-              <w:t>CUP 5.936,00</w:t>
+              <w:t>CUP 6.048,00</w:t>
             </w:r>
           </w:p>
         </w:tc>
@@ -2629,7 +2629,7 @@
                 <w:sz w:val="20"/>
                 <w:szCs w:val="20"/>
               </w:rPr>
-              <w:t>CUP 8.904,00</w:t>
+              <w:t>CUP 9.072,00</w:t>
             </w:r>
           </w:p>
         </w:tc>
@@ -2693,7 +2693,7 @@
                 <w:sz w:val="20"/>
                 <w:szCs w:val="20"/>
               </w:rPr>
-              <w:t>CUP 11.130,00</w:t>
+              <w:t>CUP 11.340,00</w:t>
             </w:r>
           </w:p>
         </w:tc>
@@ -2757,7 +2757,7 @@
                 <w:sz w:val="20"/>
                 <w:szCs w:val="20"/>
               </w:rPr>
-              <w:t>CUP 14.840,00</w:t>
+              <w:t>CUP 15.120,00</w:t>
             </w:r>
           </w:p>
         </w:tc>
@@ -2821,7 +2821,7 @@
                 <w:sz w:val="20"/>
                 <w:szCs w:val="20"/>
               </w:rPr>
-              <w:t>CUP 5.194,00</w:t>
+              <w:t>CUP 5.292,00</w:t>
             </w:r>
           </w:p>
         </w:tc>
@@ -2885,7 +2885,7 @@
                 <w:sz w:val="20"/>
                 <w:szCs w:val="20"/>
               </w:rPr>
-              <w:t>CUP 5.936,00</w:t>
+              <w:t>CUP 6.048,00</w:t>
             </w:r>
           </w:p>
         </w:tc>
@@ -2949,7 +2949,7 @@
                 <w:sz w:val="20"/>
                 <w:szCs w:val="20"/>
               </w:rPr>
-              <w:t>CUP 51.940,00</w:t>
+              <w:t>CUP 52.920,00</w:t>
             </w:r>
           </w:p>
         </w:tc>
@@ -3013,7 +3013,7 @@
                 <w:sz w:val="20"/>
                 <w:szCs w:val="20"/>
               </w:rPr>
-              <w:t>CUP 66.780,00</w:t>
+              <w:t>CUP 68.040,00</w:t>
             </w:r>
           </w:p>
         </w:tc>
@@ -3077,7 +3077,7 @@
                 <w:sz w:val="20"/>
                 <w:szCs w:val="20"/>
               </w:rPr>
-              <w:t>CUP 74.200,00</w:t>
+              <w:t>CUP 75.600,00</w:t>
             </w:r>
           </w:p>
         </w:tc>
@@ -3141,7 +3141,7 @@
                 <w:sz w:val="20"/>
                 <w:szCs w:val="20"/>
               </w:rPr>
-              <w:t>CUP 74.200,00</w:t>
+              <w:t>CUP 75.600,00</w:t>
             </w:r>
           </w:p>
         </w:tc>
@@ -3205,7 +3205,7 @@
                 <w:sz w:val="20"/>
                 <w:szCs w:val="20"/>
               </w:rPr>
-              <w:t>CUP 118.720,00</w:t>
+              <w:t>CUP 120.960,00</w:t>
             </w:r>
           </w:p>
         </w:tc>
@@ -3269,7 +3269,7 @@
                 <w:sz w:val="20"/>
                 <w:szCs w:val="20"/>
               </w:rPr>
-              <w:t>CUP 25.970,00</w:t>
+              <w:t>CUP 26.460,00</w:t>
             </w:r>
           </w:p>
         </w:tc>
@@ -3333,7 +3333,7 @@
                 <w:sz w:val="20"/>
                 <w:szCs w:val="20"/>
               </w:rPr>
-              <w:t>CUP 111.300,00</w:t>
+              <w:t>CUP 113.400,00</w:t>
             </w:r>
           </w:p>
         </w:tc>
@@ -3397,7 +3397,7 @@
                 <w:sz w:val="20"/>
                 <w:szCs w:val="20"/>
               </w:rPr>
-              <w:t>CUP 81.620,00</w:t>
+              <w:t>CUP 83.160,00</w:t>
             </w:r>
           </w:p>
         </w:tc>
@@ -3461,7 +3461,7 @@
                 <w:sz w:val="20"/>
                 <w:szCs w:val="20"/>
               </w:rPr>
-              <w:t>CUP 3.710,00</w:t>
+              <w:t>CUP 3.780,00</w:t>
             </w:r>
           </w:p>
         </w:tc>
@@ -3525,7 +3525,7 @@
                 <w:sz w:val="20"/>
                 <w:szCs w:val="20"/>
               </w:rPr>
-              <w:t>CUP 29.680,00</w:t>
+              <w:t>CUP 30.240,00</w:t>
             </w:r>
           </w:p>
         </w:tc>
@@ -3589,7 +3589,7 @@
                 <w:sz w:val="20"/>
                 <w:szCs w:val="20"/>
               </w:rPr>
-              <w:t>CUP 14.840,00</w:t>
+              <w:t>CUP 15.120,00</w:t>
             </w:r>
           </w:p>
         </w:tc>
@@ -3653,7 +3653,7 @@
                 <w:sz w:val="20"/>
                 <w:szCs w:val="20"/>
               </w:rPr>
-              <w:t>CUP 4.452,00</w:t>
+              <w:t>CUP 4.536,00</w:t>
             </w:r>
           </w:p>
         </w:tc>
@@ -3717,7 +3717,7 @@
                 <w:sz w:val="20"/>
                 <w:szCs w:val="20"/>
               </w:rPr>
-              <w:t>CUP 3.710,00</w:t>
+              <w:t>CUP 3.780,00</w:t>
             </w:r>
           </w:p>
         </w:tc>
@@ -3781,7 +3781,7 @@
                 <w:sz w:val="20"/>
                 <w:szCs w:val="20"/>
               </w:rPr>
-              <w:t>CUP 2.226,00</w:t>
+              <w:t>CUP 2.268,00</w:t>
             </w:r>
           </w:p>
         </w:tc>
@@ -3845,7 +3845,7 @@
                 <w:sz w:val="20"/>
                 <w:szCs w:val="20"/>
               </w:rPr>
-              <w:t>CUP 11.130,00</w:t>
+              <w:t>CUP 11.340,00</w:t>
             </w:r>
           </w:p>
         </w:tc>
@@ -3909,7 +3909,7 @@
                 <w:sz w:val="20"/>
                 <w:szCs w:val="20"/>
               </w:rPr>
-              <w:t>CUP 89.040,00</w:t>
+              <w:t>CUP 90.720,00</w:t>
             </w:r>
           </w:p>
         </w:tc>
@@ -3973,7 +3973,7 @@
                 <w:sz w:val="20"/>
                 <w:szCs w:val="20"/>
               </w:rPr>
-              <w:t>CUP 37.100,00</w:t>
+              <w:t>CUP 37.800,00</w:t>
             </w:r>
           </w:p>
         </w:tc>
@@ -4037,7 +4037,7 @@
                 <w:sz w:val="20"/>
                 <w:szCs w:val="20"/>
               </w:rPr>
-              <w:t>CUP 7.420,00</w:t>
+              <w:t>CUP 7.560,00</w:t>
             </w:r>
           </w:p>
         </w:tc>
@@ -4101,7 +4101,7 @@
                 <w:sz w:val="20"/>
                 <w:szCs w:val="20"/>
               </w:rPr>
-              <w:t>CUP 66.780,00</w:t>
+              <w:t>CUP 68.040,00</w:t>
             </w:r>
           </w:p>
         </w:tc>
@@ -4165,7 +4165,7 @@
                 <w:sz w:val="20"/>
                 <w:szCs w:val="20"/>
               </w:rPr>
-              <w:t>CUP 25.970,00</w:t>
+              <w:t>CUP 26.460,00</w:t>
             </w:r>
           </w:p>
         </w:tc>
@@ -4230,7 +4230,7 @@
                 <w:sz w:val="20"/>
                 <w:szCs w:val="20"/>
               </w:rPr>
-              <w:t>CUP 3.710,00</w:t>
+              <w:t>CUP 3.780,00</w:t>
             </w:r>
           </w:p>
         </w:tc>
@@ -4294,7 +4294,7 @@
                 <w:sz w:val="20"/>
                 <w:szCs w:val="20"/>
               </w:rPr>
-              <w:t>CUP 111.300,00</w:t>
+              <w:t>CUP 113.400,00</w:t>
             </w:r>
           </w:p>
         </w:tc>
@@ -4358,7 +4358,7 @@
                 <w:sz w:val="20"/>
                 <w:szCs w:val="20"/>
               </w:rPr>
-              <w:t>CUP 89.040,00</w:t>
+              <w:t>CUP 90.720,00</w:t>
             </w:r>
           </w:p>
         </w:tc>
@@ -4422,7 +4422,7 @@
                 <w:sz w:val="20"/>
                 <w:szCs w:val="20"/>
               </w:rPr>
-              <w:t>CUP 118.720,00</w:t>
+              <w:t>CUP 120.960,00</w:t>
             </w:r>
           </w:p>
         </w:tc>
@@ -4486,7 +4486,7 @@
                 <w:sz w:val="20"/>
                 <w:szCs w:val="20"/>
               </w:rPr>
-              <w:t>CUP 18.550,00</w:t>
+              <w:t>CUP 18.900,00</w:t>
             </w:r>
           </w:p>
         </w:tc>
@@ -4550,7 +4550,7 @@
                 <w:sz w:val="20"/>
                 <w:szCs w:val="20"/>
               </w:rPr>
-              <w:t>CUP 33.390,00</w:t>
+              <w:t>CUP 34.020,00</w:t>
             </w:r>
           </w:p>
         </w:tc>
@@ -4614,7 +4614,7 @@
                 <w:sz w:val="20"/>
                 <w:szCs w:val="20"/>
               </w:rPr>
-              <w:t>CUP 51.940,00</w:t>
+              <w:t>CUP 52.920,00</w:t>
             </w:r>
           </w:p>
         </w:tc>
@@ -4678,7 +4678,7 @@
                 <w:sz w:val="20"/>
                 <w:szCs w:val="20"/>
               </w:rPr>
-              <w:t>CUP 11.130,00</w:t>
+              <w:t>CUP 11.340,00</w:t>
             </w:r>
           </w:p>
         </w:tc>
@@ -4742,7 +4742,7 @@
                 <w:sz w:val="20"/>
                 <w:szCs w:val="20"/>
               </w:rPr>
-              <w:t>CUP 22.260,00</w:t>
+              <w:t>CUP 22.680,00</w:t>
             </w:r>
           </w:p>
         </w:tc>
@@ -4806,7 +4806,7 @@
                 <w:sz w:val="20"/>
                 <w:szCs w:val="20"/>
               </w:rPr>
-              <w:t>CUP 63.070,00</w:t>
+              <w:t>CUP 64.260,00</w:t>
             </w:r>
           </w:p>
         </w:tc>
@@ -4870,7 +4870,7 @@
                 <w:sz w:val="20"/>
                 <w:szCs w:val="20"/>
               </w:rPr>
-              <w:t>CUP 59.360,00</w:t>
+              <w:t>CUP 60.480,00</w:t>
             </w:r>
           </w:p>
         </w:tc>
@@ -4934,7 +4934,7 @@
                 <w:sz w:val="20"/>
                 <w:szCs w:val="20"/>
               </w:rPr>
-              <w:t>CUP 74.200,00</w:t>
+              <w:t>CUP 75.600,00</w:t>
             </w:r>
           </w:p>
         </w:tc>
@@ -4998,7 +4998,7 @@
                 <w:sz w:val="20"/>
                 <w:szCs w:val="20"/>
               </w:rPr>
-              <w:t>CUP 74.200,00</w:t>
+              <w:t>CUP 75.600,00</w:t>
             </w:r>
           </w:p>
         </w:tc>
@@ -5062,7 +5062,7 @@
                 <w:sz w:val="20"/>
                 <w:szCs w:val="20"/>
               </w:rPr>
-              <w:t>CUP 81.620,00</w:t>
+              <w:t>CUP 83.160,00</w:t>
             </w:r>
           </w:p>
         </w:tc>
@@ -5126,7 +5126,7 @@
                 <w:sz w:val="20"/>
                 <w:szCs w:val="20"/>
               </w:rPr>
-              <w:t>CUP 89.040,00</w:t>
+              <w:t>CUP 90.720,00</w:t>
             </w:r>
           </w:p>
         </w:tc>
@@ -5190,7 +5190,7 @@
                 <w:sz w:val="20"/>
                 <w:szCs w:val="20"/>
               </w:rPr>
-              <w:t>CUP 18.550,00</w:t>
+              <w:t>CUP 18.900,00</w:t>
             </w:r>
           </w:p>
         </w:tc>
@@ -5254,7 +5254,7 @@
                 <w:sz w:val="20"/>
                 <w:szCs w:val="20"/>
               </w:rPr>
-              <w:t>CUP 37.100,00</w:t>
+              <w:t>CUP 37.800,00</w:t>
             </w:r>
           </w:p>
         </w:tc>
@@ -5318,7 +5318,7 @@
                 <w:sz w:val="20"/>
                 <w:szCs w:val="20"/>
               </w:rPr>
-              <w:t>CUP 8.904,00</w:t>
+              <w:t>CUP 9.072,00</w:t>
             </w:r>
           </w:p>
         </w:tc>
@@ -5382,7 +5382,7 @@
                 <w:sz w:val="20"/>
                 <w:szCs w:val="20"/>
               </w:rPr>
-              <w:t>CUP 33.390,00</w:t>
+              <w:t>CUP 34.020,00</w:t>
             </w:r>
           </w:p>
         </w:tc>
@@ -5446,7 +5446,7 @@
                 <w:sz w:val="20"/>
                 <w:szCs w:val="20"/>
               </w:rPr>
-              <w:t>CUP 29.680,00</w:t>
+              <w:t>CUP 30.240,00</w:t>
             </w:r>
           </w:p>
         </w:tc>
@@ -5510,7 +5510,7 @@
                 <w:sz w:val="20"/>
                 <w:szCs w:val="20"/>
               </w:rPr>
-              <w:t>CUP 59.360,00</w:t>
+              <w:t>CUP 60.480,00</w:t>
             </w:r>
           </w:p>
         </w:tc>
@@ -5574,7 +5574,7 @@
                 <w:sz w:val="20"/>
                 <w:szCs w:val="20"/>
               </w:rPr>
-              <w:t>CUP 33.390,00</w:t>
+              <w:t>CUP 34.020,00</w:t>
             </w:r>
           </w:p>
         </w:tc>
@@ -5638,7 +5638,7 @@
                 <w:sz w:val="20"/>
                 <w:szCs w:val="20"/>
               </w:rPr>
-              <w:t>CUP 44.520,00</w:t>
+              <w:t>CUP 45.360,00</w:t>
             </w:r>
           </w:p>
         </w:tc>
@@ -5702,7 +5702,7 @@
                 <w:sz w:val="20"/>
                 <w:szCs w:val="20"/>
               </w:rPr>
-              <w:t>CUP 33.390,00</w:t>
+              <w:t>CUP 34.020,00</w:t>
             </w:r>
           </w:p>
         </w:tc>
@@ -5766,7 +5766,7 @@
                 <w:sz w:val="20"/>
                 <w:szCs w:val="20"/>
               </w:rPr>
-              <w:t>CUP 742,00</w:t>
+              <w:t>CUP 756,00</w:t>
             </w:r>
           </w:p>
         </w:tc>
@@ -5825,7 +5825,7 @@
                 <w:sz w:val="20"/>
                 <w:szCs w:val="20"/>
               </w:rPr>
-              <w:t>CUP 11.130,00</w:t>
+              <w:t>CUP 11.340,00</w:t>
             </w:r>
           </w:p>
         </w:tc>
@@ -5884,7 +5884,7 @@
                 <w:sz w:val="20"/>
                 <w:szCs w:val="20"/>
               </w:rPr>
-              <w:t>CUP 742,00</w:t>
+              <w:t>CUP 756,00</w:t>
             </w:r>
           </w:p>
         </w:tc>
@@ -5943,7 +5943,7 @@
                 <w:sz w:val="20"/>
                 <w:szCs w:val="20"/>
               </w:rPr>
-              <w:t>CUP 742,00</w:t>
+              <w:t>CUP 756,00</w:t>
             </w:r>
           </w:p>
         </w:tc>
@@ -6002,7 +6002,7 @@
                 <w:sz w:val="20"/>
                 <w:szCs w:val="20"/>
               </w:rPr>
-              <w:t>CUP 2.226,00</w:t>
+              <w:t>CUP 2.268,00</w:t>
             </w:r>
           </w:p>
         </w:tc>
@@ -6061,7 +6061,7 @@
                 <w:sz w:val="20"/>
                 <w:szCs w:val="20"/>
               </w:rPr>
-              <w:t>CUP 66.780,00</w:t>
+              <w:t>CUP 68.040,00</w:t>
             </w:r>
           </w:p>
         </w:tc>
@@ -6120,7 +6120,7 @@
                 <w:sz w:val="20"/>
                 <w:szCs w:val="20"/>
               </w:rPr>
-              <w:t>CUP 8.904,00</w:t>
+              <w:t>CUP 9.072,00</w:t>
             </w:r>
           </w:p>
         </w:tc>
@@ -6180,7 +6180,7 @@
                 <w:sz w:val="20"/>
                 <w:szCs w:val="20"/>
               </w:rPr>
-              <w:t>CUP 7.420,00</w:t>
+              <w:t>CUP 7.560,00</w:t>
             </w:r>
           </w:p>
         </w:tc>
@@ -6239,7 +6239,7 @@
                 <w:sz w:val="20"/>
                 <w:szCs w:val="20"/>
               </w:rPr>
-              <w:t>CUP 7.420,00</w:t>
+              <w:t>CUP 7.560,00</w:t>
             </w:r>
           </w:p>
         </w:tc>
@@ -6298,7 +6298,7 @@
                 <w:sz w:val="20"/>
                 <w:szCs w:val="20"/>
               </w:rPr>
-              <w:t>CUP 7.420,00</w:t>
+              <w:t>CUP 7.560,00</w:t>
             </w:r>
           </w:p>
         </w:tc>
@@ -6357,7 +6357,7 @@
                 <w:sz w:val="20"/>
                 <w:szCs w:val="20"/>
               </w:rPr>
-              <w:t>CUP 44.520,00</w:t>
+              <w:t>CUP 45.360,00</w:t>
             </w:r>
           </w:p>
         </w:tc>
@@ -6415,7 +6415,7 @@
                 <w:sz w:val="20"/>
                 <w:szCs w:val="20"/>
               </w:rPr>
-              <w:t>CUP 29.680,00</w:t>
+              <w:t>CUP 30.240,00</w:t>
             </w:r>
           </w:p>
         </w:tc>
@@ -6473,7 +6473,7 @@
                 <w:sz w:val="20"/>
                 <w:szCs w:val="20"/>
               </w:rPr>
-              <w:t>CUP 11.130,00</w:t>
+              <w:t>CUP 11.340,00</w:t>
             </w:r>
           </w:p>
         </w:tc>
@@ -6531,7 +6531,7 @@
                 <w:sz w:val="20"/>
                 <w:szCs w:val="20"/>
               </w:rPr>
-              <w:t>CUP 11.130,00</w:t>
+              <w:t>CUP 11.340,00</w:t>
             </w:r>
           </w:p>
         </w:tc>
@@ -6589,7 +6589,7 @@
                 <w:sz w:val="20"/>
                 <w:szCs w:val="20"/>
               </w:rPr>
-              <w:t>CUP 14.840,00</w:t>
+              <w:t>CUP 15.120,00</w:t>
             </w:r>
           </w:p>
         </w:tc>
@@ -6647,7 +6647,7 @@
                 <w:sz w:val="20"/>
                 <w:szCs w:val="20"/>
               </w:rPr>
-              <w:t>CUP 8.904,00</w:t>
+              <w:t>CUP 9.072,00</w:t>
             </w:r>
           </w:p>
         </w:tc>
@@ -6705,7 +6705,7 @@
                 <w:sz w:val="20"/>
                 <w:szCs w:val="20"/>
               </w:rPr>
-              <w:t>CUP 5.936,00</w:t>
+              <w:t>CUP 6.048,00</w:t>
             </w:r>
           </w:p>
         </w:tc>
@@ -6763,7 +6763,7 @@
                 <w:sz w:val="20"/>
                 <w:szCs w:val="20"/>
               </w:rPr>
-              <w:t>CUP 3.710,00</w:t>
+              <w:t>CUP 3.780,00</w:t>
             </w:r>
           </w:p>
         </w:tc>
@@ -6821,7 +6821,7 @@
                 <w:sz w:val="20"/>
                 <w:szCs w:val="20"/>
               </w:rPr>
-              <w:t>CUP 5.936,00</w:t>
+              <w:t>CUP 6.048,00</w:t>
             </w:r>
           </w:p>
         </w:tc>
@@ -6879,7 +6879,7 @@
                 <w:sz w:val="20"/>
                 <w:szCs w:val="20"/>
               </w:rPr>
-              <w:t>CUP 3.710,00</w:t>
+              <w:t>CUP 3.780,00</w:t>
             </w:r>
           </w:p>
         </w:tc>
@@ -6937,7 +6937,7 @@
                 <w:sz w:val="20"/>
                 <w:szCs w:val="20"/>
               </w:rPr>
-              <w:t>CUP 1.484,00</w:t>
+              <w:t>CUP 1.512,00</w:t>
             </w:r>
           </w:p>
         </w:tc>
@@ -6995,7 +6995,7 @@
                 <w:sz w:val="20"/>
                 <w:szCs w:val="20"/>
               </w:rPr>
-              <w:t>CUP 11.130,00</w:t>
+              <w:t>CUP 11.340,00</w:t>
             </w:r>
           </w:p>
         </w:tc>
@@ -7053,7 +7053,7 @@
                 <w:sz w:val="20"/>
                 <w:szCs w:val="20"/>
               </w:rPr>
-              <w:t>CUP 7.420,00</w:t>
+              <w:t>CUP 7.560,00</w:t>
             </w:r>
           </w:p>
         </w:tc>
@@ -7111,7 +7111,7 @@
                 <w:sz w:val="20"/>
                 <w:szCs w:val="20"/>
               </w:rPr>
-              <w:t>CUP 7.420,00</w:t>
+              <w:t>CUP 7.560,00</w:t>
             </w:r>
           </w:p>
         </w:tc>
@@ -7169,7 +7169,7 @@
                 <w:sz w:val="20"/>
                 <w:szCs w:val="20"/>
               </w:rPr>
-              <w:t>CUP 7.420,00</w:t>
+              <w:t>CUP 7.560,00</w:t>
             </w:r>
           </w:p>
         </w:tc>
@@ -7227,7 +7227,7 @@
                 <w:sz w:val="20"/>
                 <w:szCs w:val="20"/>
               </w:rPr>
-              <w:t>CUP 5.194,00</w:t>
+              <w:t>CUP 5.292,00</w:t>
             </w:r>
           </w:p>
         </w:tc>
@@ -7285,7 +7285,7 @@
                 <w:sz w:val="20"/>
                 <w:szCs w:val="20"/>
               </w:rPr>
-              <w:t>CUP 7.420,00</w:t>
+              <w:t>CUP 7.560,00</w:t>
             </w:r>
           </w:p>
         </w:tc>
@@ -7343,7 +7343,7 @@
                 <w:sz w:val="20"/>
                 <w:szCs w:val="20"/>
               </w:rPr>
-              <w:t>CUP 11.130,00</w:t>
+              <w:t>CUP 11.340,00</w:t>
             </w:r>
           </w:p>
         </w:tc>
@@ -7401,7 +7401,7 @@
                 <w:sz w:val="20"/>
                 <w:szCs w:val="20"/>
               </w:rPr>
-              <w:t>CUP 14.840,00</w:t>
+              <w:t>CUP 15.120,00</w:t>
             </w:r>
           </w:p>
         </w:tc>
@@ -7459,7 +7459,7 @@
                 <w:sz w:val="20"/>
                 <w:szCs w:val="20"/>
               </w:rPr>
-              <w:t>CUP 18.550,00</w:t>
+              <w:t>CUP 18.900,00</w:t>
             </w:r>
           </w:p>
         </w:tc>
@@ -7517,7 +7517,7 @@
                 <w:sz w:val="20"/>
                 <w:szCs w:val="20"/>
               </w:rPr>
-              <w:t>CUP 14.840,00</w:t>
+              <w:t>CUP 15.120,00</w:t>
             </w:r>
           </w:p>
         </w:tc>
@@ -7575,7 +7575,7 @@
                 <w:sz w:val="20"/>
                 <w:szCs w:val="20"/>
               </w:rPr>
-              <w:t>CUP 33.390,00</w:t>
+              <w:t>CUP 34.020,00</w:t>
             </w:r>
           </w:p>
         </w:tc>
@@ -7633,7 +7633,7 @@
                 <w:sz w:val="20"/>
                 <w:szCs w:val="20"/>
               </w:rPr>
-              <w:t>CUP 18.550,00</w:t>
+              <w:t>CUP 18.900,00</w:t>
             </w:r>
           </w:p>
         </w:tc>
@@ -7691,7 +7691,7 @@
                 <w:sz w:val="20"/>
                 <w:szCs w:val="20"/>
               </w:rPr>
-              <w:t>CUP 18.550,00</w:t>
+              <w:t>CUP 18.900,00</w:t>
             </w:r>
           </w:p>
         </w:tc>
@@ -7749,7 +7749,7 @@
                 <w:sz w:val="20"/>
                 <w:szCs w:val="20"/>
               </w:rPr>
-              <w:t>CUP 11.130,00</w:t>
+              <w:t>CUP 11.340,00</w:t>
             </w:r>
           </w:p>
         </w:tc>
@@ -7807,7 +7807,7 @@
                 <w:sz w:val="20"/>
                 <w:szCs w:val="20"/>
               </w:rPr>
-              <w:t>CUP 5.936,00</w:t>
+              <w:t>CUP 6.048,00</w:t>
             </w:r>
           </w:p>
         </w:tc>
@@ -7865,7 +7865,7 @@
                 <w:sz w:val="20"/>
                 <w:szCs w:val="20"/>
               </w:rPr>
-              <w:t>CUP 11.130,00</w:t>
+              <w:t>CUP 11.340,00</w:t>
             </w:r>
           </w:p>
         </w:tc>
@@ -7923,7 +7923,7 @@
                 <w:sz w:val="20"/>
                 <w:szCs w:val="20"/>
               </w:rPr>
-              <w:t>CUP 11.130,00</w:t>
+              <w:t>CUP 11.340,00</w:t>
             </w:r>
           </w:p>
         </w:tc>
@@ -7982,7 +7982,7 @@
                 <w:sz w:val="20"/>
                 <w:szCs w:val="20"/>
               </w:rPr>
-              <w:t>CUP 22.260,00</w:t>
+              <w:t>CUP 22.680,00</w:t>
             </w:r>
           </w:p>
         </w:tc>
@@ -8040,7 +8040,7 @@
                 <w:sz w:val="20"/>
                 <w:szCs w:val="20"/>
               </w:rPr>
-              <w:t>CUP 33.390,00</w:t>
+              <w:t>CUP 34.020,00</w:t>
             </w:r>
           </w:p>
         </w:tc>
@@ -8098,7 +8098,7 @@
                 <w:sz w:val="20"/>
                 <w:szCs w:val="20"/>
               </w:rPr>
-              <w:t>CUP 51.940,00</w:t>
+              <w:t>CUP 52.920,00</w:t>
             </w:r>
           </w:p>
         </w:tc>
@@ -8156,7 +8156,7 @@
                 <w:sz w:val="20"/>
                 <w:szCs w:val="20"/>
               </w:rPr>
-              <w:t>CUP 74.200,00</w:t>
+              <w:t>CUP 75.600,00</w:t>
             </w:r>
           </w:p>
         </w:tc>
@@ -8214,7 +8214,7 @@
                 <w:sz w:val="20"/>
                 <w:szCs w:val="20"/>
               </w:rPr>
-              <w:t>CUP 259.700,00</w:t>
+              <w:t>CUP 264.600,00</w:t>
             </w:r>
           </w:p>
         </w:tc>
@@ -8272,7 +8272,7 @@
                 <w:sz w:val="20"/>
                 <w:szCs w:val="20"/>
               </w:rPr>
-              <w:t>CUP 5.936,00</w:t>
+              <w:t>CUP 6.048,00</w:t>
             </w:r>
           </w:p>
         </w:tc>
@@ -8330,7 +8330,7 @@
                 <w:sz w:val="20"/>
                 <w:szCs w:val="20"/>
               </w:rPr>
-              <w:t>CUP 222.600,00</w:t>
+              <w:t>CUP 226.800,00</w:t>
             </w:r>
           </w:p>
         </w:tc>
@@ -8388,7 +8388,7 @@
                 <w:sz w:val="20"/>
                 <w:szCs w:val="20"/>
               </w:rPr>
-              <w:t>CUP 37.100,00</w:t>
+              <w:t>CUP 37.800,00</w:t>
             </w:r>
           </w:p>
         </w:tc>
@@ -8446,7 +8446,7 @@
                 <w:sz w:val="20"/>
                 <w:szCs w:val="20"/>
               </w:rPr>
-              <w:t>CUP 11.130,00</w:t>
+              <w:t>CUP 11.340,00</w:t>
             </w:r>
           </w:p>
         </w:tc>
@@ -8504,7 +8504,7 @@
                 <w:sz w:val="20"/>
                 <w:szCs w:val="20"/>
               </w:rPr>
-              <w:t>CUP 11.130,00</w:t>
+              <w:t>CUP 11.340,00</w:t>
             </w:r>
           </w:p>
         </w:tc>
@@ -8562,7 +8562,7 @@
                 <w:sz w:val="20"/>
                 <w:szCs w:val="20"/>
               </w:rPr>
-              <w:t>CUP 51.940,00</w:t>
+              <w:t>CUP 52.920,00</w:t>
             </w:r>
           </w:p>
         </w:tc>
@@ -8620,7 +8620,7 @@
                 <w:sz w:val="20"/>
                 <w:szCs w:val="20"/>
               </w:rPr>
-              <w:t>CUP 33.390,00</w:t>
+              <w:t>CUP 34.020,00</w:t>
             </w:r>
           </w:p>
         </w:tc>
@@ -8678,7 +8678,7 @@
                 <w:sz w:val="20"/>
                 <w:szCs w:val="20"/>
               </w:rPr>
-              <w:t>CUP 59.360,00</w:t>
+              <w:t>CUP 60.480,00</w:t>
             </w:r>
           </w:p>
         </w:tc>
@@ -8736,7 +8736,7 @@
                 <w:sz w:val="20"/>
                 <w:szCs w:val="20"/>
               </w:rPr>
-              <w:t>CUP 14.840,00</w:t>
+              <w:t>CUP 15.120,00</w:t>
             </w:r>
           </w:p>
         </w:tc>
@@ -8794,7 +8794,7 @@
                 <w:sz w:val="20"/>
                 <w:szCs w:val="20"/>
               </w:rPr>
-              <w:t>CUP 18.550,00</w:t>
+              <w:t>CUP 18.900,00</w:t>
             </w:r>
           </w:p>
         </w:tc>
@@ -8852,7 +8852,7 @@
                 <w:sz w:val="20"/>
                 <w:szCs w:val="20"/>
               </w:rPr>
-              <w:t>CUP 14.840,00</w:t>
+              <w:t>CUP 15.120,00</w:t>
             </w:r>
           </w:p>
         </w:tc>
@@ -8910,7 +8910,7 @@
                 <w:sz w:val="20"/>
                 <w:szCs w:val="20"/>
               </w:rPr>
-              <w:t>CUP 33.390,00</w:t>
+              <w:t>CUP 34.020,00</w:t>
             </w:r>
           </w:p>
         </w:tc>
@@ -8968,7 +8968,7 @@
                 <w:sz w:val="20"/>
                 <w:szCs w:val="20"/>
               </w:rPr>
-              <w:t>CUP 185.500,00</w:t>
+              <w:t>CUP 189.000,00</w:t>
             </w:r>
           </w:p>
         </w:tc>
@@ -9026,7 +9026,7 @@
                 <w:sz w:val="20"/>
                 <w:szCs w:val="20"/>
               </w:rPr>
-              <w:t>CUP 18.550,00</w:t>
+              <w:t>CUP 18.900,00</w:t>
             </w:r>
           </w:p>
         </w:tc>
@@ -9084,7 +9084,7 @@
                 <w:sz w:val="20"/>
                 <w:szCs w:val="20"/>
               </w:rPr>
-              <w:t>CUP 25.970,00</w:t>
+              <w:t>CUP 26.460,00</w:t>
             </w:r>
           </w:p>
         </w:tc>
@@ -9142,7 +9142,7 @@
                 <w:sz w:val="20"/>
                 <w:szCs w:val="20"/>
               </w:rPr>
-              <w:t>CUP 51.940,00</w:t>
+              <w:t>CUP 52.920,00</w:t>
             </w:r>
           </w:p>
         </w:tc>
@@ -9200,7 +9200,7 @@
                 <w:sz w:val="20"/>
                 <w:szCs w:val="20"/>
               </w:rPr>
-              <w:t>CUP 33.390,00</w:t>
+              <w:t>CUP 34.020,00</w:t>
             </w:r>
           </w:p>
         </w:tc>
@@ -9258,7 +9258,7 @@
                 <w:sz w:val="20"/>
                 <w:szCs w:val="20"/>
               </w:rPr>
-              <w:t>CUP 37.100,00</w:t>
+              <w:t>CUP 37.800,00</w:t>
             </w:r>
           </w:p>
         </w:tc>
@@ -9316,7 +9316,7 @@
                 <w:sz w:val="20"/>
                 <w:szCs w:val="20"/>
               </w:rPr>
-              <w:t>CUP 22.260,00</w:t>
+              <w:t>CUP 22.680,00</w:t>
             </w:r>
           </w:p>
         </w:tc>
@@ -9374,7 +9374,7 @@
                 <w:sz w:val="20"/>
                 <w:szCs w:val="20"/>
               </w:rPr>
-              <w:t>CUP 148,40</w:t>
+              <w:t>CUP 151,20</w:t>
             </w:r>
           </w:p>
         </w:tc>
@@ -9432,7 +9432,7 @@
                 <w:sz w:val="20"/>
                 <w:szCs w:val="20"/>
               </w:rPr>
-              <w:t>CUP 74.200,00</w:t>
+              <w:t>CUP 75.600,00</w:t>
             </w:r>
           </w:p>
         </w:tc>
@@ -9490,7 +9490,7 @@
                 <w:sz w:val="20"/>
                 <w:szCs w:val="20"/>
               </w:rPr>
-              <w:t>CUP 14.840,00</w:t>
+              <w:t>CUP 15.120,00</w:t>
             </w:r>
           </w:p>
         </w:tc>
@@ -9548,7 +9548,7 @@
                 <w:sz w:val="20"/>
                 <w:szCs w:val="20"/>
               </w:rPr>
-              <w:t>CUP 22.260,00</w:t>
+              <w:t>CUP 22.680,00</w:t>
             </w:r>
           </w:p>
         </w:tc>
@@ -9606,7 +9606,7 @@
                 <w:sz w:val="20"/>
                 <w:szCs w:val="20"/>
               </w:rPr>
-              <w:t>CUP 1.484,00</w:t>
+              <w:t>CUP 1.512,00</w:t>
             </w:r>
           </w:p>
         </w:tc>
@@ -9664,7 +9664,7 @@
                 <w:sz w:val="20"/>
                 <w:szCs w:val="20"/>
               </w:rPr>
-              <w:t>CUP 44.520,00</w:t>
+              <w:t>CUP 45.360,00</w:t>
             </w:r>
           </w:p>
         </w:tc>
@@ -9722,7 +9722,7 @@
                 <w:sz w:val="20"/>
                 <w:szCs w:val="20"/>
               </w:rPr>
-              <w:t>CUP 5.194,00</w:t>
+              <w:t>CUP 5.292,00</w:t>
             </w:r>
           </w:p>
         </w:tc>
@@ -9781,7 +9781,7 @@
                 <w:sz w:val="20"/>
                 <w:szCs w:val="20"/>
               </w:rPr>
-              <w:t>CUP 14.840,00</w:t>
+              <w:t>CUP 15.120,00</w:t>
             </w:r>
           </w:p>
         </w:tc>
@@ -9839,7 +9839,7 @@
                 <w:sz w:val="20"/>
                 <w:szCs w:val="20"/>
               </w:rPr>
-              <w:t>CUP 11.130,00</w:t>
+              <w:t>CUP 11.340,00</w:t>
             </w:r>
           </w:p>
         </w:tc>
@@ -9897,7 +9897,7 @@
                 <w:sz w:val="20"/>
                 <w:szCs w:val="20"/>
               </w:rPr>
-              <w:t>CUP 14.840,00</w:t>
+              <w:t>CUP 15.120,00</w:t>
             </w:r>
           </w:p>
         </w:tc>
@@ -9955,7 +9955,7 @@
                 <w:sz w:val="20"/>
                 <w:szCs w:val="20"/>
               </w:rPr>
-              <w:t>CUP 44.520,00</w:t>
+              <w:t>CUP 45.360,00</w:t>
             </w:r>
           </w:p>
         </w:tc>
@@ -10013,7 +10013,7 @@
                 <w:sz w:val="20"/>
                 <w:szCs w:val="20"/>
               </w:rPr>
-              <w:t>CUP 111.300,00</w:t>
+              <w:t>CUP 113.400,00</w:t>
             </w:r>
           </w:p>
         </w:tc>
@@ -10071,7 +10071,7 @@
                 <w:sz w:val="20"/>
                 <w:szCs w:val="20"/>
               </w:rPr>
-              <w:t>CUP 29.680,00</w:t>
+              <w:t>CUP 30.240,00</w:t>
             </w:r>
           </w:p>
         </w:tc>
@@ -10129,7 +10129,7 @@
                 <w:sz w:val="20"/>
                 <w:szCs w:val="20"/>
               </w:rPr>
-              <w:t>CUP 74.200,00</w:t>
+              <w:t>CUP 75.600,00</w:t>
             </w:r>
           </w:p>
         </w:tc>
@@ -10187,7 +10187,7 @@
                 <w:sz w:val="20"/>
                 <w:szCs w:val="20"/>
               </w:rPr>
-              <w:t>CUP 74.200,00</w:t>
+              <w:t>CUP 75.600,00</w:t>
             </w:r>
           </w:p>
         </w:tc>
@@ -10245,7 +10245,7 @@
                 <w:sz w:val="20"/>
                 <w:szCs w:val="20"/>
               </w:rPr>
-              <w:t>CUP 74.200,00</w:t>
+              <w:t>CUP 75.600,00</w:t>
             </w:r>
           </w:p>
         </w:tc>
@@ -10303,7 +10303,7 @@
                 <w:sz w:val="20"/>
                 <w:szCs w:val="20"/>
               </w:rPr>
-              <w:t>CUP 18.550,00</w:t>
+              <w:t>CUP 18.900,00</w:t>
             </w:r>
           </w:p>
         </w:tc>
@@ -10361,7 +10361,7 @@
                 <w:sz w:val="20"/>
                 <w:szCs w:val="20"/>
               </w:rPr>
-              <w:t>CUP 319.060,00</w:t>
+              <w:t>CUP 325.080,00</w:t>
             </w:r>
           </w:p>
         </w:tc>
@@ -10419,7 +10419,7 @@
                 <w:sz w:val="20"/>
                 <w:szCs w:val="20"/>
               </w:rPr>
-              <w:t>CUP 133.560,00</w:t>
+              <w:t>CUP 136.080,00</w:t>
             </w:r>
           </w:p>
         </w:tc>
@@ -10477,7 +10477,7 @@
                 <w:sz w:val="20"/>
                 <w:szCs w:val="20"/>
               </w:rPr>
-              <w:t>CUP 5.194,00</w:t>
+              <w:t>CUP 5.292,00</w:t>
             </w:r>
           </w:p>
         </w:tc>
@@ -10535,7 +10535,7 @@
                 <w:sz w:val="20"/>
                 <w:szCs w:val="20"/>
               </w:rPr>
-              <w:t>CUP 14.840,00</w:t>
+              <w:t>CUP 15.120,00</w:t>
             </w:r>
           </w:p>
         </w:tc>
@@ -10593,7 +10593,7 @@
                 <w:sz w:val="20"/>
                 <w:szCs w:val="20"/>
               </w:rPr>
-              <w:t>CUP 22.260,00</w:t>
+              <w:t>CUP 22.680,00</w:t>
             </w:r>
           </w:p>
         </w:tc>
@@ -10651,7 +10651,7 @@
                 <w:sz w:val="20"/>
                 <w:szCs w:val="20"/>
               </w:rPr>
-              <w:t>CUP 44.520,00</w:t>
+              <w:t>CUP 45.360,00</w:t>
             </w:r>
           </w:p>
         </w:tc>
@@ -10709,7 +10709,7 @@
                 <w:sz w:val="20"/>
                 <w:szCs w:val="20"/>
               </w:rPr>
-              <w:t>CUP 89.040,00</w:t>
+              <w:t>CUP 90.720,00</w:t>
             </w:r>
           </w:p>
         </w:tc>
@@ -10767,7 +10767,7 @@
                 <w:sz w:val="20"/>
                 <w:szCs w:val="20"/>
               </w:rPr>
-              <w:t>CUP 14.840,00</w:t>
+              <w:t>CUP 15.120,00</w:t>
             </w:r>
           </w:p>
         </w:tc>
@@ -10825,7 +10825,7 @@
                 <w:sz w:val="20"/>
                 <w:szCs w:val="20"/>
               </w:rPr>
-              <w:t>CUP 59.360,00</w:t>
+              <w:t>CUP 60.480,00</w:t>
             </w:r>
           </w:p>
         </w:tc>
@@ -10883,7 +10883,7 @@
                 <w:sz w:val="20"/>
                 <w:szCs w:val="20"/>
               </w:rPr>
-              <w:t>CUP 185.500,00</w:t>
+              <w:t>CUP 189.000,00</w:t>
             </w:r>
           </w:p>
         </w:tc>
@@ -10941,7 +10941,7 @@
                 <w:sz w:val="20"/>
                 <w:szCs w:val="20"/>
               </w:rPr>
-              <w:t>CUP 89.040,00</w:t>
+              <w:t>CUP 90.720,00</w:t>
             </w:r>
           </w:p>
         </w:tc>
@@ -10999,7 +10999,7 @@
                 <w:sz w:val="20"/>
                 <w:szCs w:val="20"/>
               </w:rPr>
-              <w:t>CUP 148,40</w:t>
+              <w:t>CUP 151,20</w:t>
             </w:r>
           </w:p>
         </w:tc>
@@ -11057,7 +11057,7 @@
                 <w:sz w:val="20"/>
                 <w:szCs w:val="20"/>
               </w:rPr>
-              <w:t>CUP 11.130,00</w:t>
+              <w:t>CUP 11.340,00</w:t>
             </w:r>
           </w:p>
         </w:tc>
@@ -11115,7 +11115,7 @@
                 <w:sz w:val="20"/>
                 <w:szCs w:val="20"/>
               </w:rPr>
-              <w:t>CUP 5.936,00</w:t>
+              <w:t>CUP 6.048,00</w:t>
             </w:r>
           </w:p>
         </w:tc>
@@ -11173,7 +11173,7 @@
                 <w:sz w:val="20"/>
                 <w:szCs w:val="20"/>
               </w:rPr>
-              <w:t>CUP 37.100,00</w:t>
+              <w:t>CUP 37.800,00</w:t>
             </w:r>
           </w:p>
         </w:tc>
@@ -11231,7 +11231,7 @@
                 <w:sz w:val="20"/>
                 <w:szCs w:val="20"/>
               </w:rPr>
-              <w:t>CUP 44.520,00</w:t>
+              <w:t>CUP 45.360,00</w:t>
             </w:r>
           </w:p>
         </w:tc>
@@ -11289,7 +11289,7 @@
                 <w:sz w:val="20"/>
                 <w:szCs w:val="20"/>
               </w:rPr>
-              <w:t>CUP 74.200,00</w:t>
+              <w:t>CUP 75.600,00</w:t>
             </w:r>
           </w:p>
         </w:tc>
@@ -11347,7 +11347,7 @@
                 <w:sz w:val="20"/>
                 <w:szCs w:val="20"/>
               </w:rPr>
-              <w:t>CUP 8.904,00</w:t>
+              <w:t>CUP 9.072,00</w:t>
             </w:r>
           </w:p>
         </w:tc>
@@ -11405,7 +11405,7 @@
                 <w:sz w:val="20"/>
                 <w:szCs w:val="20"/>
               </w:rPr>
-              <w:t>CUP 29.680,00</w:t>
+              <w:t>CUP 30.240,00</w:t>
             </w:r>
           </w:p>
         </w:tc>
@@ -11463,7 +11463,7 @@
                 <w:sz w:val="20"/>
                 <w:szCs w:val="20"/>
               </w:rPr>
-              <w:t>CUP 51.940,00</w:t>
+              <w:t>CUP 52.920,00</w:t>
             </w:r>
           </w:p>
         </w:tc>
@@ -11521,7 +11521,7 @@
                 <w:sz w:val="20"/>
                 <w:szCs w:val="20"/>
               </w:rPr>
-              <w:t>CUP 5.936,00</w:t>
+              <w:t>CUP 6.048,00</w:t>
             </w:r>
           </w:p>
         </w:tc>
@@ -11580,7 +11580,7 @@
                 <w:sz w:val="20"/>
                 <w:szCs w:val="20"/>
               </w:rPr>
-              <w:t>CUP 7.420,00</w:t>
+              <w:t>CUP 7.560,00</w:t>
             </w:r>
           </w:p>
         </w:tc>
@@ -11638,7 +11638,7 @@
                 <w:sz w:val="20"/>
                 <w:szCs w:val="20"/>
               </w:rPr>
-              <w:t>CUP 5.936,00</w:t>
+              <w:t>CUP 6.048,00</w:t>
             </w:r>
           </w:p>
         </w:tc>
@@ -11696,7 +11696,7 @@
                 <w:sz w:val="20"/>
                 <w:szCs w:val="20"/>
               </w:rPr>
-              <w:t>CUP 22.260,00</w:t>
+              <w:t>CUP 22.680,00</w:t>
             </w:r>
           </w:p>
         </w:tc>
@@ -11754,7 +11754,7 @@
                 <w:sz w:val="20"/>
                 <w:szCs w:val="20"/>
               </w:rPr>
-              <w:t>CUP 66.780,00</w:t>
+              <w:t>CUP 68.040,00</w:t>
             </w:r>
           </w:p>
         </w:tc>
@@ -11812,7 +11812,7 @@
                 <w:sz w:val="20"/>
                 <w:szCs w:val="20"/>
               </w:rPr>
-              <w:t>CUP 37.100,00</w:t>
+              <w:t>CUP 37.800,00</w:t>
             </w:r>
           </w:p>
         </w:tc>
@@ -11870,7 +11870,7 @@
                 <w:sz w:val="20"/>
                 <w:szCs w:val="20"/>
               </w:rPr>
-              <w:t>CUP 3.710,00</w:t>
+              <w:t>CUP 3.780,00</w:t>
             </w:r>
           </w:p>
         </w:tc>
@@ -11928,7 +11928,7 @@
                 <w:sz w:val="20"/>
                 <w:szCs w:val="20"/>
               </w:rPr>
-              <w:t>CUP 22.260,00</w:t>
+              <w:t>CUP 22.680,00</w:t>
             </w:r>
           </w:p>
         </w:tc>
@@ -11986,7 +11986,7 @@
                 <w:sz w:val="20"/>
                 <w:szCs w:val="20"/>
               </w:rPr>
-              <w:t>CUP 14.840,00</w:t>
+              <w:t>CUP 15.120,00</w:t>
             </w:r>
           </w:p>
         </w:tc>
@@ -12044,7 +12044,7 @@
                 <w:sz w:val="20"/>
                 <w:szCs w:val="20"/>
               </w:rPr>
-              <w:t>CUP 89.040,00</w:t>
+              <w:t>CUP 90.720,00</w:t>
             </w:r>
           </w:p>
         </w:tc>
@@ -12102,7 +12102,7 @@
                 <w:sz w:val="20"/>
                 <w:szCs w:val="20"/>
               </w:rPr>
-              <w:t>CUP 3.710,00</w:t>
+              <w:t>CUP 3.780,00</w:t>
             </w:r>
           </w:p>
         </w:tc>
@@ -12160,7 +12160,7 @@
                 <w:sz w:val="20"/>
                 <w:szCs w:val="20"/>
               </w:rPr>
-              <w:t>CUP 25.970,00</w:t>
+              <w:t>CUP 26.460,00</w:t>
             </w:r>
           </w:p>
         </w:tc>
@@ -12218,7 +12218,7 @@
                 <w:sz w:val="20"/>
                 <w:szCs w:val="20"/>
               </w:rPr>
-              <w:t>CUP 2.226,00</w:t>
+              <w:t>CUP 2.268,00</w:t>
             </w:r>
           </w:p>
         </w:tc>
@@ -12276,7 +12276,7 @@
                 <w:sz w:val="20"/>
                 <w:szCs w:val="20"/>
               </w:rPr>
-              <w:t>CUP 2.226,00</w:t>
+              <w:t>CUP 2.268,00</w:t>
             </w:r>
           </w:p>
         </w:tc>
@@ -12334,7 +12334,7 @@
                 <w:sz w:val="20"/>
                 <w:szCs w:val="20"/>
               </w:rPr>
-              <w:t>CUP 148,40</w:t>
+              <w:t>CUP 151,20</w:t>
             </w:r>
           </w:p>
         </w:tc>
@@ -12392,7 +12392,7 @@
                 <w:sz w:val="20"/>
                 <w:szCs w:val="20"/>
               </w:rPr>
-              <w:t>CUP 148,40</w:t>
+              <w:t>CUP 151,20</w:t>
             </w:r>
           </w:p>
         </w:tc>
@@ -12450,7 +12450,7 @@
                 <w:sz w:val="20"/>
                 <w:szCs w:val="20"/>
               </w:rPr>
-              <w:t>CUP 4.452,00</w:t>
+              <w:t>CUP 4.536,00</w:t>
             </w:r>
           </w:p>
         </w:tc>
@@ -12508,7 +12508,7 @@
                 <w:sz w:val="20"/>
                 <w:szCs w:val="20"/>
               </w:rPr>
-              <w:t>CUP 3.710,00</w:t>
+              <w:t>CUP 3.780,00</w:t>
             </w:r>
           </w:p>
         </w:tc>
@@ -12566,7 +12566,7 @@
                 <w:sz w:val="20"/>
                 <w:szCs w:val="20"/>
               </w:rPr>
-              <w:t>CUP 74.200,00</w:t>
+              <w:t>CUP 75.600,00</w:t>
             </w:r>
           </w:p>
         </w:tc>
@@ -12624,7 +12624,7 @@
                 <w:sz w:val="20"/>
                 <w:szCs w:val="20"/>
               </w:rPr>
-              <w:t>CUP 2.968,00</w:t>
+              <w:t>CUP 3.024,00</w:t>
             </w:r>
           </w:p>
         </w:tc>
@@ -12687,7 +12687,7 @@
                 <w:sz w:val="20"/>
                 <w:szCs w:val="20"/>
               </w:rPr>
-              <w:t>CUP 5.936,00</w:t>
+              <w:t>CUP 6.048,00</w:t>
             </w:r>
           </w:p>
         </w:tc>
@@ -12750,7 +12750,7 @@
                 <w:sz w:val="20"/>
                 <w:szCs w:val="20"/>
               </w:rPr>
-              <w:t>CUP 44.520,00</w:t>
+              <w:t>CUP 45.360,00</w:t>
             </w:r>
           </w:p>
         </w:tc>
@@ -12809,7 +12809,7 @@
                 <w:sz w:val="20"/>
                 <w:szCs w:val="20"/>
               </w:rPr>
-              <w:t>CUP 22.260,00</w:t>
+              <w:t>CUP 22.680,00</w:t>
             </w:r>
           </w:p>
         </w:tc>
@@ -12867,7 +12867,7 @@
                 <w:sz w:val="20"/>
                 <w:szCs w:val="20"/>
               </w:rPr>
-              <w:t>CUP 74.200,00</w:t>
+              <w:t>CUP 75.600,00</w:t>
             </w:r>
           </w:p>
         </w:tc>
@@ -12925,7 +12925,7 @@
                 <w:sz w:val="20"/>
                 <w:szCs w:val="20"/>
               </w:rPr>
-              <w:t>CUP 22.260,00</w:t>
+              <w:t>CUP 22.680,00</w:t>
             </w:r>
           </w:p>
         </w:tc>
@@ -12983,7 +12983,7 @@
                 <w:sz w:val="20"/>
                 <w:szCs w:val="20"/>
               </w:rPr>
-              <w:t>CUP 5.194,00</w:t>
+              <w:t>CUP 5.292,00</w:t>
             </w:r>
           </w:p>
         </w:tc>
@@ -13041,7 +13041,7 @@
                 <w:sz w:val="20"/>
                 <w:szCs w:val="20"/>
               </w:rPr>
-              <w:t>CUP 11.130,00</w:t>
+              <w:t>CUP 11.340,00</w:t>
             </w:r>
           </w:p>
         </w:tc>
@@ -13099,7 +13099,7 @@
                 <w:sz w:val="20"/>
                 <w:szCs w:val="20"/>
               </w:rPr>
-              <w:t>CUP 22.260,00</w:t>
+              <w:t>CUP 22.680,00</w:t>
             </w:r>
           </w:p>
         </w:tc>
@@ -13157,7 +13157,7 @@
                 <w:sz w:val="20"/>
                 <w:szCs w:val="20"/>
               </w:rPr>
-              <w:t>CUP 5.936,00</w:t>
+              <w:t>CUP 6.048,00</w:t>
             </w:r>
           </w:p>
         </w:tc>
@@ -13215,7 +13215,7 @@
                 <w:sz w:val="20"/>
                 <w:szCs w:val="20"/>
               </w:rPr>
-              <w:t>CUP 5.936,00</w:t>
+              <w:t>CUP 6.048,00</w:t>
             </w:r>
           </w:p>
         </w:tc>
@@ -13273,7 +13273,7 @@
                 <w:sz w:val="20"/>
                 <w:szCs w:val="20"/>
               </w:rPr>
-              <w:t>CUP 5.936,00</w:t>
+              <w:t>CUP 6.048,00</w:t>
             </w:r>
           </w:p>
         </w:tc>
@@ -13331,7 +13331,7 @@
                 <w:sz w:val="20"/>
                 <w:szCs w:val="20"/>
               </w:rPr>
-              <w:t>CUP 5.194,00</w:t>
+              <w:t>CUP 5.292,00</w:t>
             </w:r>
           </w:p>
         </w:tc>
@@ -13390,7 +13390,7 @@
                 <w:sz w:val="20"/>
                 <w:szCs w:val="20"/>
               </w:rPr>
-              <w:t>CUP 3.710,00</w:t>
+              <w:t>CUP 3.780,00</w:t>
             </w:r>
           </w:p>
         </w:tc>
@@ -13448,7 +13448,7 @@
                 <w:sz w:val="20"/>
                 <w:szCs w:val="20"/>
               </w:rPr>
-              <w:t>CUP 11.130,00</w:t>
+              <w:t>CUP 11.340,00</w:t>
             </w:r>
           </w:p>
         </w:tc>
@@ -13506,7 +13506,7 @@
                 <w:sz w:val="20"/>
                 <w:szCs w:val="20"/>
               </w:rPr>
-              <w:t>CUP 5.194,00</w:t>
+              <w:t>CUP 5.292,00</w:t>
             </w:r>
           </w:p>
         </w:tc>
@@ -13564,7 +13564,7 @@
                 <w:sz w:val="20"/>
                 <w:szCs w:val="20"/>
               </w:rPr>
-              <w:t>CUP 5.194,00</w:t>
+              <w:t>CUP 5.292,00</w:t>
             </w:r>
           </w:p>
         </w:tc>
@@ -13622,7 +13622,7 @@
                 <w:sz w:val="20"/>
                 <w:szCs w:val="20"/>
               </w:rPr>
-              <w:t>CUP 3.710,00</w:t>
+              <w:t>CUP 3.780,00</w:t>
             </w:r>
           </w:p>
         </w:tc>
@@ -13680,7 +13680,7 @@
                 <w:sz w:val="20"/>
                 <w:szCs w:val="20"/>
               </w:rPr>
-              <w:t>CUP 14.840,00</w:t>
+              <w:t>CUP 15.120,00</w:t>
             </w:r>
           </w:p>
         </w:tc>
@@ -13738,7 +13738,7 @@
                 <w:sz w:val="20"/>
                 <w:szCs w:val="20"/>
               </w:rPr>
-              <w:t>CUP 1.484,00</w:t>
+              <w:t>CUP 1.512,00</w:t>
             </w:r>
           </w:p>
         </w:tc>
@@ -13796,7 +13796,7 @@
                 <w:sz w:val="20"/>
                 <w:szCs w:val="20"/>
               </w:rPr>
-              <w:t>CUP 14.840,00</w:t>
+              <w:t>CUP 15.120,00</w:t>
             </w:r>
           </w:p>
         </w:tc>
@@ -13854,7 +13854,7 @@
                 <w:sz w:val="20"/>
                 <w:szCs w:val="20"/>
               </w:rPr>
-              <w:t>CUP 37.100,00</w:t>
+              <w:t>CUP 37.800,00</w:t>
             </w:r>
           </w:p>
         </w:tc>
@@ -13912,7 +13912,7 @@
                 <w:sz w:val="20"/>
                 <w:szCs w:val="20"/>
               </w:rPr>
-              <w:t>CUP 29.680,00</w:t>
+              <w:t>CUP 30.240,00</w:t>
             </w:r>
           </w:p>
         </w:tc>
@@ -13970,7 +13970,7 @@
                 <w:sz w:val="20"/>
                 <w:szCs w:val="20"/>
               </w:rPr>
-              <w:t>CUP 111.300,00</w:t>
+              <w:t>CUP 113.400,00</w:t>
             </w:r>
           </w:p>
         </w:tc>
@@ -14028,7 +14028,7 @@
                 <w:sz w:val="20"/>
                 <w:szCs w:val="20"/>
               </w:rPr>
-              <w:t>CUP 66.780,00</w:t>
+              <w:t>CUP 68.040,00</w:t>
             </w:r>
           </w:p>
         </w:tc>
@@ -14086,7 +14086,7 @@
                 <w:sz w:val="20"/>
                 <w:szCs w:val="20"/>
               </w:rPr>
-              <w:t>CUP 2.226,00</w:t>
+              <w:t>CUP 2.268,00</w:t>
             </w:r>
           </w:p>
         </w:tc>
@@ -14144,7 +14144,7 @@
                 <w:sz w:val="20"/>
                 <w:szCs w:val="20"/>
               </w:rPr>
-              <w:t>CUP 5.936,00</w:t>
+              <w:t>CUP 6.048,00</w:t>
             </w:r>
           </w:p>
         </w:tc>
@@ -14202,7 +14202,7 @@
                 <w:sz w:val="20"/>
                 <w:szCs w:val="20"/>
               </w:rPr>
-              <w:t>CUP 5.194,00</w:t>
+              <w:t>CUP 5.292,00</w:t>
             </w:r>
           </w:p>
         </w:tc>
@@ -14260,7 +14260,7 @@
                 <w:sz w:val="20"/>
                 <w:szCs w:val="20"/>
               </w:rPr>
-              <w:t>CUP 237.440,00</w:t>
+              <w:t>CUP 241.920,00</w:t>
             </w:r>
           </w:p>
         </w:tc>
@@ -14318,7 +14318,7 @@
                 <w:sz w:val="20"/>
                 <w:szCs w:val="20"/>
               </w:rPr>
-              <w:t>CUP 385.840,00</w:t>
+              <w:t>CUP 393.120,00</w:t>
             </w:r>
           </w:p>
         </w:tc>
@@ -14376,7 +14376,7 @@
                 <w:sz w:val="20"/>
                 <w:szCs w:val="20"/>
               </w:rPr>
-              <w:t>CUP 393.260,00</w:t>
+              <w:t>CUP 400.680,00</w:t>
             </w:r>
           </w:p>
         </w:tc>
@@ -14434,7 +14434,7 @@
                 <w:sz w:val="20"/>
                 <w:szCs w:val="20"/>
               </w:rPr>
-              <w:t>CUP 4.452,00</w:t>
+              <w:t>CUP 4.536,00</w:t>
             </w:r>
           </w:p>
         </w:tc>
@@ -14492,7 +14492,7 @@
                 <w:sz w:val="20"/>
                 <w:szCs w:val="20"/>
               </w:rPr>
-              <w:t>CUP 8.904,00</w:t>
+              <w:t>CUP 9.072,00</w:t>
             </w:r>
           </w:p>
         </w:tc>
@@ -14550,7 +14550,7 @@
                 <w:sz w:val="20"/>
                 <w:szCs w:val="20"/>
               </w:rPr>
-              <w:t>CUP 5.936,00</w:t>
+              <w:t>CUP 6.048,00</w:t>
             </w:r>
           </w:p>
         </w:tc>
@@ -14608,7 +14608,7 @@
                 <w:sz w:val="20"/>
                 <w:szCs w:val="20"/>
               </w:rPr>
-              <w:t>CUP 14.840,00</w:t>
+              <w:t>CUP 15.120,00</w:t>
             </w:r>
           </w:p>
         </w:tc>
@@ -14666,7 +14666,7 @@
                 <w:sz w:val="20"/>
                 <w:szCs w:val="20"/>
               </w:rPr>
-              <w:t>CUP 11.130,00</w:t>
+              <w:t>CUP 11.340,00</w:t>
             </w:r>
           </w:p>
         </w:tc>
@@ -14724,7 +14724,7 @@
                 <w:sz w:val="20"/>
                 <w:szCs w:val="20"/>
               </w:rPr>
-              <w:t>CUP 3.710,00</w:t>
+              <w:t>CUP 3.780,00</w:t>
             </w:r>
           </w:p>
         </w:tc>
@@ -14782,7 +14782,7 @@
                 <w:sz w:val="20"/>
                 <w:szCs w:val="20"/>
               </w:rPr>
-              <w:t>CUP 11.130,00</w:t>
+              <w:t>CUP 11.340,00</w:t>
             </w:r>
           </w:p>
         </w:tc>
@@ -14840,7 +14840,7 @@
                 <w:sz w:val="20"/>
                 <w:szCs w:val="20"/>
               </w:rPr>
-              <w:t>CUP 51.940,00</w:t>
+              <w:t>CUP 52.920,00</w:t>
             </w:r>
           </w:p>
         </w:tc>
@@ -14898,7 +14898,7 @@
                 <w:sz w:val="20"/>
                 <w:szCs w:val="20"/>
               </w:rPr>
-              <w:t>CUP 5.936,00</w:t>
+              <w:t>CUP 6.048,00</w:t>
             </w:r>
           </w:p>
         </w:tc>
@@ -14956,7 +14956,7 @@
                 <w:sz w:val="20"/>
                 <w:szCs w:val="20"/>
               </w:rPr>
-              <w:t>CUP 7.420,00</w:t>
+              <w:t>CUP 7.560,00</w:t>
             </w:r>
           </w:p>
         </w:tc>
@@ -15014,7 +15014,7 @@
                 <w:sz w:val="20"/>
                 <w:szCs w:val="20"/>
               </w:rPr>
-              <w:t>CUP 14.840,00</w:t>
+              <w:t>CUP 15.120,00</w:t>
             </w:r>
           </w:p>
         </w:tc>
@@ -15072,7 +15072,7 @@
                 <w:sz w:val="20"/>
                 <w:szCs w:val="20"/>
               </w:rPr>
-              <w:t>CUP 5.936,00</w:t>
+              <w:t>CUP 6.048,00</w:t>
             </w:r>
           </w:p>
         </w:tc>
@@ -15130,7 +15130,7 @@
                 <w:sz w:val="20"/>
                 <w:szCs w:val="20"/>
               </w:rPr>
-              <w:t>CUP 5.936,00</w:t>
+              <w:t>CUP 6.048,00</w:t>
             </w:r>
           </w:p>
         </w:tc>
@@ -15189,7 +15189,7 @@
                 <w:sz w:val="20"/>
                 <w:szCs w:val="20"/>
               </w:rPr>
-              <w:t>CUP 5.936,00</w:t>
+              <w:t>CUP 6.048,00</w:t>
             </w:r>
           </w:p>
         </w:tc>
@@ -15247,7 +15247,7 @@
                 <w:sz w:val="20"/>
                 <w:szCs w:val="20"/>
               </w:rPr>
-              <w:t>CUP 5.936,00</w:t>
+              <w:t>CUP 6.048,00</w:t>
             </w:r>
           </w:p>
         </w:tc>
@@ -15305,7 +15305,7 @@
                 <w:sz w:val="20"/>
                 <w:szCs w:val="20"/>
               </w:rPr>
-              <w:t>CUP 37.100,00</w:t>
+              <w:t>CUP 37.800,00</w:t>
             </w:r>
           </w:p>
         </w:tc>
@@ -15363,7 +15363,7 @@
                 <w:sz w:val="20"/>
                 <w:szCs w:val="20"/>
               </w:rPr>
-              <w:t>CUP 3.710,00</w:t>
+              <w:t>CUP 3.780,00</w:t>
             </w:r>
           </w:p>
         </w:tc>
@@ -15421,7 +15421,7 @@
                 <w:sz w:val="20"/>
                 <w:szCs w:val="20"/>
               </w:rPr>
-              <w:t>CUP 3.710,00</w:t>
+              <w:t>CUP 3.780,00</w:t>
             </w:r>
           </w:p>
         </w:tc>
@@ -15479,7 +15479,7 @@
                 <w:sz w:val="20"/>
                 <w:szCs w:val="20"/>
               </w:rPr>
-              <w:t>CUP 22.260,00</w:t>
+              <w:t>CUP 22.680,00</w:t>
             </w:r>
           </w:p>
         </w:tc>
@@ -15537,7 +15537,7 @@
                 <w:sz w:val="20"/>
                 <w:szCs w:val="20"/>
               </w:rPr>
-              <w:t>CUP 3.710,00</w:t>
+              <w:t>CUP 3.780,00</w:t>
             </w:r>
           </w:p>
         </w:tc>
@@ -15595,7 +15595,7 @@
                 <w:sz w:val="20"/>
                 <w:szCs w:val="20"/>
               </w:rPr>
-              <w:t>CUP 207.760,00</w:t>
+              <w:t>CUP 211.680,00</w:t>
             </w:r>
           </w:p>
         </w:tc>
@@ -15653,7 +15653,7 @@
                 <w:sz w:val="20"/>
                 <w:szCs w:val="20"/>
               </w:rPr>
-              <w:t>CUP 111.300,00</w:t>
+              <w:t>CUP 113.400,00</w:t>
             </w:r>
           </w:p>
         </w:tc>
@@ -15719,7 +15719,7 @@
                 <w:sz w:val="20"/>
                 <w:szCs w:val="20"/>
               </w:rPr>
-              <w:t>CUP 48.230,00</w:t>
+              <w:t>CUP 49.140,00</w:t>
             </w:r>
           </w:p>
         </w:tc>
@@ -15777,7 +15777,7 @@
                 <w:sz w:val="20"/>
                 <w:szCs w:val="20"/>
               </w:rPr>
-              <w:t>CUP 59.360,00</w:t>
+              <w:t>CUP 60.480,00</w:t>
             </w:r>
           </w:p>
         </w:tc>
@@ -15835,7 +15835,7 @@
                 <w:sz w:val="20"/>
                 <w:szCs w:val="20"/>
               </w:rPr>
-              <w:t>CUP 22.260,00</w:t>
+              <w:t>CUP 22.680,00</w:t>
             </w:r>
           </w:p>
         </w:tc>
@@ -15893,7 +15893,7 @@
                 <w:sz w:val="20"/>
                 <w:szCs w:val="20"/>
               </w:rPr>
-              <w:t>CUP 111.300,00</w:t>
+              <w:t>CUP 113.400,00</w:t>
             </w:r>
           </w:p>
         </w:tc>
@@ -15951,7 +15951,7 @@
                 <w:sz w:val="20"/>
                 <w:szCs w:val="20"/>
               </w:rPr>
-              <w:t>CUP 111.300,00</w:t>
+              <w:t>CUP 113.400,00</w:t>
             </w:r>
           </w:p>
         </w:tc>
@@ -16009,7 +16009,7 @@
                 <w:sz w:val="20"/>
                 <w:szCs w:val="20"/>
               </w:rPr>
-              <w:t>CUP 40.810,00</w:t>
+              <w:t>CUP 41.580,00</w:t>
             </w:r>
           </w:p>
         </w:tc>
@@ -16067,7 +16067,7 @@
                 <w:sz w:val="20"/>
                 <w:szCs w:val="20"/>
               </w:rPr>
-              <w:t>CUP 44.520,00</w:t>
+              <w:t>CUP 45.360,00</w:t>
             </w:r>
           </w:p>
         </w:tc>
@@ -16125,7 +16125,7 @@
                 <w:sz w:val="20"/>
                 <w:szCs w:val="20"/>
               </w:rPr>
-              <w:t>CUP 48.230,00</w:t>
+              <w:t>CUP 49.140,00</w:t>
             </w:r>
           </w:p>
         </w:tc>
@@ -16183,7 +16183,7 @@
                 <w:sz w:val="20"/>
                 <w:szCs w:val="20"/>
               </w:rPr>
-              <w:t>CUP 48.230,00</w:t>
+              <w:t>CUP 49.140,00</w:t>
             </w:r>
           </w:p>
         </w:tc>
@@ -16241,7 +16241,7 @@
                 <w:sz w:val="20"/>
                 <w:szCs w:val="20"/>
               </w:rPr>
-              <w:t>CUP 5.194,00</w:t>
+              <w:t>CUP 5.292,00</w:t>
             </w:r>
           </w:p>
         </w:tc>
@@ -16299,7 +16299,7 @@
                 <w:sz w:val="20"/>
                 <w:szCs w:val="20"/>
               </w:rPr>
-              <w:t>CUP 7.420,00</w:t>
+              <w:t>CUP 7.560,00</w:t>
             </w:r>
           </w:p>
         </w:tc>
@@ -16357,7 +16357,7 @@
                 <w:sz w:val="20"/>
                 <w:szCs w:val="20"/>
               </w:rPr>
-              <w:t>CUP 44.520,00</w:t>
+              <w:t>CUP 45.360,00</w:t>
             </w:r>
           </w:p>
         </w:tc>
@@ -16415,7 +16415,7 @@
                 <w:sz w:val="20"/>
                 <w:szCs w:val="20"/>
               </w:rPr>
-              <w:t>CUP 7.420,00</w:t>
+              <w:t>CUP 7.560,00</w:t>
             </w:r>
           </w:p>
         </w:tc>
@@ -16473,7 +16473,7 @@
                 <w:sz w:val="20"/>
                 <w:szCs w:val="20"/>
               </w:rPr>
-              <w:t>CUP 14.840,00</w:t>
+              <w:t>CUP 15.120,00</w:t>
             </w:r>
           </w:p>
         </w:tc>
@@ -16531,7 +16531,7 @@
                 <w:sz w:val="20"/>
                 <w:szCs w:val="20"/>
               </w:rPr>
-              <w:t>CUP 74.200,00</w:t>
+              <w:t>CUP 75.600,00</w:t>
             </w:r>
           </w:p>
         </w:tc>
@@ -16589,7 +16589,7 @@
                 <w:sz w:val="20"/>
                 <w:szCs w:val="20"/>
               </w:rPr>
-              <w:t>CUP 89.040,00</w:t>
+              <w:t>CUP 90.720,00</w:t>
             </w:r>
           </w:p>
         </w:tc>
@@ -16647,7 +16647,7 @@
                 <w:sz w:val="20"/>
                 <w:szCs w:val="20"/>
               </w:rPr>
-              <w:t>CUP 222.600,00</w:t>
+              <w:t>CUP 226.800,00</w:t>
             </w:r>
           </w:p>
         </w:tc>
@@ -16705,7 +16705,7 @@
                 <w:sz w:val="20"/>
                 <w:szCs w:val="20"/>
               </w:rPr>
-              <w:t>CUP 222.600,00</w:t>
+              <w:t>CUP 226.800,00</w:t>
             </w:r>
           </w:p>
         </w:tc>
@@ -16763,7 +16763,7 @@
                 <w:sz w:val="20"/>
                 <w:szCs w:val="20"/>
               </w:rPr>
-              <w:t>CUP 118.720,00</w:t>
+              <w:t>CUP 120.960,00</w:t>
             </w:r>
           </w:p>
         </w:tc>
@@ -16821,7 +16821,7 @@
                 <w:sz w:val="20"/>
                 <w:szCs w:val="20"/>
               </w:rPr>
-              <w:t>CUP 163.240,00</w:t>
+              <w:t>CUP 166.320,00</w:t>
             </w:r>
           </w:p>
         </w:tc>
@@ -16879,7 +16879,7 @@
                 <w:sz w:val="20"/>
                 <w:szCs w:val="20"/>
               </w:rPr>
-              <w:t>CUP 81.620,00</w:t>
+              <w:t>CUP 83.160,00</w:t>
             </w:r>
           </w:p>
         </w:tc>
@@ -16937,7 +16937,7 @@
                 <w:sz w:val="20"/>
                 <w:szCs w:val="20"/>
               </w:rPr>
-              <w:t>CUP 118.720,00</w:t>
+              <w:t>CUP 120.960,00</w:t>
             </w:r>
           </w:p>
         </w:tc>
@@ -16996,7 +16996,7 @@
                 <w:sz w:val="20"/>
                 <w:szCs w:val="20"/>
               </w:rPr>
-              <w:t>CUP 22.260,00</w:t>
+              <w:t>CUP 22.680,00</w:t>
             </w:r>
           </w:p>
         </w:tc>
@@ -17054,7 +17054,7 @@
                 <w:sz w:val="20"/>
                 <w:szCs w:val="20"/>
               </w:rPr>
-              <w:t>CUP 22.260,00</w:t>
+              <w:t>CUP 22.680,00</w:t>
             </w:r>
           </w:p>
         </w:tc>
@@ -17112,7 +17112,7 @@
                 <w:sz w:val="20"/>
                 <w:szCs w:val="20"/>
               </w:rPr>
-              <w:t>CUP 126.140,00</w:t>
+              <w:t>CUP 128.520,00</w:t>
             </w:r>
           </w:p>
         </w:tc>
@@ -17170,7 +17170,7 @@
                 <w:sz w:val="20"/>
                 <w:szCs w:val="20"/>
               </w:rPr>
-              <w:t>CUP 51.940,00</w:t>
+              <w:t>CUP 52.920,00</w:t>
             </w:r>
           </w:p>
         </w:tc>
@@ -17228,7 +17228,7 @@
                 <w:sz w:val="20"/>
                 <w:szCs w:val="20"/>
               </w:rPr>
-              <w:t>CUP 148.400,00</w:t>
+              <w:t>CUP 151.200,00</w:t>
             </w:r>
           </w:p>
         </w:tc>
@@ -17286,7 +17286,7 @@
                 <w:sz w:val="20"/>
                 <w:szCs w:val="20"/>
               </w:rPr>
-              <w:t>CUP 66.780,00</w:t>
+              <w:t>CUP 68.040,00</w:t>
             </w:r>
           </w:p>
         </w:tc>
@@ -17344,7 +17344,7 @@
                 <w:sz w:val="20"/>
                 <w:szCs w:val="20"/>
               </w:rPr>
-              <w:t>CUP 14.840,00</w:t>
+              <w:t>CUP 15.120,00</w:t>
             </w:r>
           </w:p>
         </w:tc>
@@ -17402,7 +17402,7 @@
                 <w:sz w:val="20"/>
                 <w:szCs w:val="20"/>
               </w:rPr>
-              <w:t>CUP 51.940,00</w:t>
+              <w:t>CUP 52.920,00</w:t>
             </w:r>
           </w:p>
         </w:tc>
@@ -17460,7 +17460,7 @@
                 <w:sz w:val="20"/>
                 <w:szCs w:val="20"/>
               </w:rPr>
-              <w:t>CUP 18.550,00</w:t>
+              <w:t>CUP 18.900,00</w:t>
             </w:r>
           </w:p>
         </w:tc>
@@ -17518,7 +17518,7 @@
                 <w:sz w:val="20"/>
                 <w:szCs w:val="20"/>
               </w:rPr>
-              <w:t>CUP 7.420,00</w:t>
+              <w:t>CUP 7.560,00</w:t>
             </w:r>
           </w:p>
         </w:tc>
@@ -17576,7 +17576,7 @@
                 <w:sz w:val="20"/>
                 <w:szCs w:val="20"/>
               </w:rPr>
-              <w:t>CUP 14.840,00</w:t>
+              <w:t>CUP 15.120,00</w:t>
             </w:r>
           </w:p>
         </w:tc>
@@ -17634,7 +17634,7 @@
                 <w:sz w:val="20"/>
                 <w:szCs w:val="20"/>
               </w:rPr>
-              <w:t>CUP 8.904,00</w:t>
+              <w:t>CUP 9.072,00</w:t>
             </w:r>
           </w:p>
         </w:tc>
@@ -17692,7 +17692,7 @@
                 <w:sz w:val="20"/>
                 <w:szCs w:val="20"/>
               </w:rPr>
-              <w:t>CUP 8.904,00</w:t>
+              <w:t>CUP 9.072,00</w:t>
             </w:r>
           </w:p>
         </w:tc>
@@ -17750,7 +17750,7 @@
                 <w:sz w:val="20"/>
                 <w:szCs w:val="20"/>
               </w:rPr>
-              <w:t>CUP 14.840,00</w:t>
+              <w:t>CUP 15.120,00</w:t>
             </w:r>
           </w:p>
         </w:tc>
@@ -17808,7 +17808,7 @@
                 <w:sz w:val="20"/>
                 <w:szCs w:val="20"/>
               </w:rPr>
-              <w:t>CUP 14.840,00</w:t>
+              <w:t>CUP 15.120,00</w:t>
             </w:r>
           </w:p>
         </w:tc>
@@ -17866,7 +17866,7 @@
                 <w:sz w:val="20"/>
                 <w:szCs w:val="20"/>
               </w:rPr>
-              <w:t>CUP 18.550,00</w:t>
+              <w:t>CUP 18.900,00</w:t>
             </w:r>
           </w:p>
         </w:tc>
@@ -17924,7 +17924,7 @@
                 <w:sz w:val="20"/>
                 <w:szCs w:val="20"/>
               </w:rPr>
-              <w:t>CUP 44.520,00</w:t>
+              <w:t>CUP 45.360,00</w:t>
             </w:r>
           </w:p>
         </w:tc>
@@ -17982,7 +17982,7 @@
                 <w:sz w:val="20"/>
                 <w:szCs w:val="20"/>
               </w:rPr>
-              <w:t>CUP 29.680,00</w:t>
+              <w:t>CUP 30.240,00</w:t>
             </w:r>
           </w:p>
         </w:tc>
@@ -18040,7 +18040,7 @@
                 <w:sz w:val="20"/>
                 <w:szCs w:val="20"/>
               </w:rPr>
-              <w:t>CUP 22.260,00</w:t>
+              <w:t>CUP 22.680,00</w:t>
             </w:r>
           </w:p>
         </w:tc>
@@ -18098,7 +18098,7 @@
                 <w:sz w:val="20"/>
                 <w:szCs w:val="20"/>
               </w:rPr>
-              <w:t>CUP 14.840,00</w:t>
+              <w:t>CUP 15.120,00</w:t>
             </w:r>
           </w:p>
         </w:tc>
@@ -18156,7 +18156,7 @@
                 <w:sz w:val="20"/>
                 <w:szCs w:val="20"/>
               </w:rPr>
-              <w:t>CUP 148,40</w:t>
+              <w:t>CUP 151,20</w:t>
             </w:r>
           </w:p>
         </w:tc>
@@ -18214,7 +18214,7 @@
                 <w:sz w:val="20"/>
                 <w:szCs w:val="20"/>
               </w:rPr>
-              <w:t>CUP 111.300,00</w:t>
+              <w:t>CUP 113.400,00</w:t>
             </w:r>
           </w:p>
         </w:tc>
@@ -18272,7 +18272,7 @@
                 <w:sz w:val="20"/>
                 <w:szCs w:val="20"/>
               </w:rPr>
-              <w:t>CUP 222.600,00</w:t>
+              <w:t>CUP 226.800,00</w:t>
             </w:r>
           </w:p>
         </w:tc>
@@ -18330,7 +18330,7 @@
                 <w:sz w:val="20"/>
                 <w:szCs w:val="20"/>
               </w:rPr>
-              <w:t>CUP 14.840,00</w:t>
+              <w:t>CUP 15.120,00</w:t>
             </w:r>
           </w:p>
         </w:tc>
@@ -18388,7 +18388,7 @@
                 <w:sz w:val="20"/>
                 <w:szCs w:val="20"/>
               </w:rPr>
-              <w:t>CUP 14.840,00</w:t>
+              <w:t>CUP 15.120,00</w:t>
             </w:r>
           </w:p>
         </w:tc>
@@ -18446,7 +18446,7 @@
                 <w:sz w:val="20"/>
                 <w:szCs w:val="20"/>
               </w:rPr>
-              <w:t>CUP 11.130,00</w:t>
+              <w:t>CUP 11.340,00</w:t>
             </w:r>
           </w:p>
         </w:tc>
@@ -18504,7 +18504,7 @@
                 <w:sz w:val="20"/>
                 <w:szCs w:val="20"/>
               </w:rPr>
-              <w:t>CUP 22.260,00</w:t>
+              <w:t>CUP 22.680,00</w:t>
             </w:r>
           </w:p>
         </w:tc>
@@ -18562,7 +18562,7 @@
                 <w:sz w:val="20"/>
                 <w:szCs w:val="20"/>
               </w:rPr>
-              <w:t>CUP 11.130,00</w:t>
+              <w:t>CUP 11.340,00</w:t>
             </w:r>
           </w:p>
         </w:tc>
@@ -18620,7 +18620,7 @@
                 <w:sz w:val="20"/>
                 <w:szCs w:val="20"/>
               </w:rPr>
-              <w:t>CUP 22.260,00</w:t>
+              <w:t>CUP 22.680,00</w:t>
             </w:r>
           </w:p>
         </w:tc>
@@ -18678,7 +18678,7 @@
                 <w:sz w:val="20"/>
                 <w:szCs w:val="20"/>
               </w:rPr>
-              <w:t>CUP 29.680,00</w:t>
+              <w:t>CUP 30.240,00</w:t>
             </w:r>
           </w:p>
         </w:tc>
@@ -18736,7 +18736,7 @@
                 <w:sz w:val="20"/>
                 <w:szCs w:val="20"/>
               </w:rPr>
-              <w:t>CUP 74.200,00</w:t>
+              <w:t>CUP 75.600,00</w:t>
             </w:r>
           </w:p>
         </w:tc>
@@ -18795,7 +18795,7 @@
                 <w:sz w:val="20"/>
                 <w:szCs w:val="20"/>
               </w:rPr>
-              <w:t>CUP 51.940,00</w:t>
+              <w:t>CUP 52.920,00</w:t>
             </w:r>
           </w:p>
         </w:tc>
@@ -18853,7 +18853,7 @@
                 <w:sz w:val="20"/>
                 <w:szCs w:val="20"/>
               </w:rPr>
-              <w:t>CUP 7.420,00</w:t>
+              <w:t>CUP 7.560,00</w:t>
             </w:r>
           </w:p>
         </w:tc>
@@ -18911,7 +18911,7 @@
                 <w:sz w:val="20"/>
                 <w:szCs w:val="20"/>
               </w:rPr>
-              <w:t>CUP 96.460,00</w:t>
+              <w:t>CUP 98.280,00</w:t>
             </w:r>
           </w:p>
         </w:tc>
@@ -18969,7 +18969,7 @@
                 <w:sz w:val="20"/>
                 <w:szCs w:val="20"/>
               </w:rPr>
-              <w:t>CUP 148.400,00</w:t>
+              <w:t>CUP 151.200,00</w:t>
             </w:r>
           </w:p>
         </w:tc>
@@ -19027,7 +19027,7 @@
                 <w:sz w:val="20"/>
                 <w:szCs w:val="20"/>
               </w:rPr>
-              <w:t>CUP 18.550,00</w:t>
+              <w:t>CUP 18.900,00</w:t>
             </w:r>
           </w:p>
         </w:tc>
@@ -19085,7 +19085,7 @@
                 <w:sz w:val="20"/>
                 <w:szCs w:val="20"/>
               </w:rPr>
-              <w:t>CUP 11.130,00</w:t>
+              <w:t>CUP 11.340,00</w:t>
             </w:r>
           </w:p>
         </w:tc>
@@ -19143,7 +19143,7 @@
                 <w:sz w:val="20"/>
                 <w:szCs w:val="20"/>
               </w:rPr>
-              <w:t>CUP 74.200,00</w:t>
+              <w:t>CUP 75.600,00</w:t>
             </w:r>
           </w:p>
         </w:tc>
@@ -19201,7 +19201,7 @@
                 <w:sz w:val="20"/>
                 <w:szCs w:val="20"/>
               </w:rPr>
-              <w:t>CUP 44.520,00</w:t>
+              <w:t>CUP 45.360,00</w:t>
             </w:r>
           </w:p>
         </w:tc>
@@ -19267,7 +19267,7 @@
                 <w:sz w:val="20"/>
                 <w:szCs w:val="20"/>
               </w:rPr>
-              <w:t>CUP 70.490,00</w:t>
+              <w:t>CUP 71.820,00</w:t>
             </w:r>
           </w:p>
         </w:tc>
@@ -19325,7 +19325,7 @@
                 <w:sz w:val="20"/>
                 <w:szCs w:val="20"/>
               </w:rPr>
-              <w:t>CUP 3.710,00</w:t>
+              <w:t>CUP 3.780,00</w:t>
             </w:r>
           </w:p>
         </w:tc>
@@ -19383,7 +19383,7 @@
                 <w:sz w:val="20"/>
                 <w:szCs w:val="20"/>
               </w:rPr>
-              <w:t>CUP 3.710,00</w:t>
+              <w:t>CUP 3.780,00</w:t>
             </w:r>
           </w:p>
         </w:tc>
@@ -19441,7 +19441,7 @@
                 <w:sz w:val="20"/>
                 <w:szCs w:val="20"/>
               </w:rPr>
-              <w:t>CUP 5.936,00</w:t>
+              <w:t>CUP 6.048,00</w:t>
             </w:r>
           </w:p>
         </w:tc>
@@ -19499,7 +19499,7 @@
                 <w:sz w:val="20"/>
                 <w:szCs w:val="20"/>
               </w:rPr>
-              <w:t>CUP 5.194,00</w:t>
+              <w:t>CUP 5.292,00</w:t>
             </w:r>
           </w:p>
         </w:tc>
@@ -19557,7 +19557,7 @@
                 <w:sz w:val="20"/>
                 <w:szCs w:val="20"/>
               </w:rPr>
-              <w:t>CUP 14.840,00</w:t>
+              <w:t>CUP 15.120,00</w:t>
             </w:r>
           </w:p>
         </w:tc>
@@ -19615,7 +19615,7 @@
                 <w:sz w:val="20"/>
                 <w:szCs w:val="20"/>
               </w:rPr>
-              <w:t>CUP 5.936,00</w:t>
+              <w:t>CUP 6.048,00</w:t>
             </w:r>
           </w:p>
         </w:tc>
@@ -19673,7 +19673,7 @@
                 <w:sz w:val="20"/>
                 <w:szCs w:val="20"/>
               </w:rPr>
-              <w:t>CUP 7.420,00</w:t>
+              <w:t>CUP 7.560,00</w:t>
             </w:r>
           </w:p>
         </w:tc>
@@ -19731,7 +19731,7 @@
                 <w:sz w:val="20"/>
                 <w:szCs w:val="20"/>
               </w:rPr>
-              <w:t>CUP 7.420,00</w:t>
+              <w:t>CUP 7.560,00</w:t>
             </w:r>
           </w:p>
         </w:tc>
@@ -19789,7 +19789,7 @@
                 <w:sz w:val="20"/>
                 <w:szCs w:val="20"/>
               </w:rPr>
-              <w:t>CUP 7.420,00</w:t>
+              <w:t>CUP 7.560,00</w:t>
             </w:r>
           </w:p>
         </w:tc>
@@ -19847,7 +19847,7 @@
                 <w:sz w:val="20"/>
                 <w:szCs w:val="20"/>
               </w:rPr>
-              <w:t>CUP 11.130,00</w:t>
+              <w:t>CUP 11.340,00</w:t>
             </w:r>
           </w:p>
         </w:tc>
@@ -19905,7 +19905,7 @@
                 <w:sz w:val="20"/>
                 <w:szCs w:val="20"/>
               </w:rPr>
-              <w:t>CUP 11.130,00</w:t>
+              <w:t>CUP 11.340,00</w:t>
             </w:r>
           </w:p>
         </w:tc>
@@ -19963,7 +19963,7 @@
                 <w:sz w:val="20"/>
                 <w:szCs w:val="20"/>
               </w:rPr>
-              <w:t>CUP 8.904,00</w:t>
+              <w:t>CUP 9.072,00</w:t>
             </w:r>
           </w:p>
         </w:tc>
@@ -20021,7 +20021,7 @@
                 <w:sz w:val="20"/>
                 <w:szCs w:val="20"/>
               </w:rPr>
-              <w:t>CUP 11.130,00</w:t>
+              <w:t>CUP 11.340,00</w:t>
             </w:r>
           </w:p>
         </w:tc>
@@ -20079,7 +20079,7 @@
                 <w:sz w:val="20"/>
                 <w:szCs w:val="20"/>
               </w:rPr>
-              <w:t>CUP 4.452,00</w:t>
+              <w:t>CUP 4.536,00</w:t>
             </w:r>
           </w:p>
         </w:tc>
@@ -20137,7 +20137,7 @@
                 <w:sz w:val="20"/>
                 <w:szCs w:val="20"/>
               </w:rPr>
-              <w:t>CUP 7.420,00</w:t>
+              <w:t>CUP 7.560,00</w:t>
             </w:r>
           </w:p>
         </w:tc>
@@ -20195,7 +20195,7 @@
                 <w:sz w:val="20"/>
                 <w:szCs w:val="20"/>
               </w:rPr>
-              <w:t>CUP 111.300,00</w:t>
+              <w:t>CUP 113.400,00</w:t>
             </w:r>
           </w:p>
         </w:tc>
@@ -20253,7 +20253,7 @@
                 <w:sz w:val="20"/>
                 <w:szCs w:val="20"/>
               </w:rPr>
-              <w:t>CUP 133.560,00</w:t>
+              <w:t>CUP 136.080,00</w:t>
             </w:r>
           </w:p>
         </w:tc>
@@ -20311,7 +20311,7 @@
                 <w:sz w:val="20"/>
                 <w:szCs w:val="20"/>
               </w:rPr>
-              <w:t>CUP 66.780,00</w:t>
+              <w:t>CUP 68.040,00</w:t>
             </w:r>
           </w:p>
         </w:tc>
@@ -20369,7 +20369,7 @@
                 <w:sz w:val="20"/>
                 <w:szCs w:val="20"/>
               </w:rPr>
-              <w:t>CUP 22.260,00</w:t>
+              <w:t>CUP 22.680,00</w:t>
             </w:r>
           </w:p>
         </w:tc>
@@ -20427,7 +20427,7 @@
                 <w:sz w:val="20"/>
                 <w:szCs w:val="20"/>
               </w:rPr>
-              <w:t>CUP 14.840,00</w:t>
+              <w:t>CUP 15.120,00</w:t>
             </w:r>
           </w:p>
         </w:tc>
@@ -20485,7 +20485,7 @@
                 <w:sz w:val="20"/>
                 <w:szCs w:val="20"/>
               </w:rPr>
-              <w:t>CUP 2.968,00</w:t>
+              <w:t>CUP 3.024,00</w:t>
             </w:r>
           </w:p>
         </w:tc>
@@ -20543,7 +20543,7 @@
                 <w:sz w:val="20"/>
                 <w:szCs w:val="20"/>
               </w:rPr>
-              <w:t>CUP 1.484,00</w:t>
+              <w:t>CUP 1.512,00</w:t>
             </w:r>
           </w:p>
         </w:tc>
@@ -20602,7 +20602,7 @@
                 <w:sz w:val="20"/>
                 <w:szCs w:val="20"/>
               </w:rPr>
-              <w:t>CUP 89.040,00</w:t>
+              <w:t>CUP 90.720,00</w:t>
             </w:r>
           </w:p>
         </w:tc>
@@ -20660,7 +20660,7 @@
                 <w:sz w:val="20"/>
                 <w:szCs w:val="20"/>
               </w:rPr>
-              <w:t>CUP 55.650,00</w:t>
+              <w:t>CUP 56.700,00</w:t>
             </w:r>
           </w:p>
         </w:tc>
@@ -20718,7 +20718,7 @@
                 <w:sz w:val="20"/>
                 <w:szCs w:val="20"/>
               </w:rPr>
-              <w:t>CUP 18.550,00</w:t>
+              <w:t>CUP 18.900,00</w:t>
             </w:r>
           </w:p>
         </w:tc>
@@ -20776,7 +20776,7 @@
                 <w:sz w:val="20"/>
                 <w:szCs w:val="20"/>
               </w:rPr>
-              <w:t>CUP 44.520,00</w:t>
+              <w:t>CUP 45.360,00</w:t>
             </w:r>
           </w:p>
         </w:tc>
@@ -20834,7 +20834,7 @@
                 <w:sz w:val="20"/>
                 <w:szCs w:val="20"/>
               </w:rPr>
-              <w:t>CUP 7.420,00</w:t>
+              <w:t>CUP 7.560,00</w:t>
             </w:r>
           </w:p>
         </w:tc>
@@ -20892,7 +20892,7 @@
                 <w:sz w:val="20"/>
                 <w:szCs w:val="20"/>
               </w:rPr>
-              <w:t>CUP 8.904,00</w:t>
+              <w:t>CUP 9.072,00</w:t>
             </w:r>
           </w:p>
         </w:tc>
@@ -20950,7 +20950,7 @@
                 <w:sz w:val="20"/>
                 <w:szCs w:val="20"/>
               </w:rPr>
-              <w:t>CUP 185.500,00</w:t>
+              <w:t>CUP 189.000,00</w:t>
             </w:r>
           </w:p>
         </w:tc>
@@ -21008,7 +21008,7 @@
                 <w:sz w:val="20"/>
                 <w:szCs w:val="20"/>
               </w:rPr>
-              <w:t>CUP 408.100,00</w:t>
+              <w:t>CUP 415.800,00</w:t>
             </w:r>
           </w:p>
         </w:tc>
@@ -21066,7 +21066,7 @@
                 <w:sz w:val="20"/>
                 <w:szCs w:val="20"/>
               </w:rPr>
-              <w:t>CUP 18.550,00</w:t>
+              <w:t>CUP 18.900,00</w:t>
             </w:r>
           </w:p>
         </w:tc>
@@ -21124,7 +21124,7 @@
                 <w:sz w:val="20"/>
                 <w:szCs w:val="20"/>
               </w:rPr>
-              <w:t>CUP 7.420,00</w:t>
+              <w:t>CUP 7.560,00</w:t>
             </w:r>
           </w:p>
         </w:tc>
@@ -21182,7 +21182,7 @@
                 <w:sz w:val="20"/>
                 <w:szCs w:val="20"/>
               </w:rPr>
-              <w:t>CUP 14.840,00</w:t>
+              <w:t>CUP 15.120,00</w:t>
             </w:r>
           </w:p>
         </w:tc>
@@ -21240,7 +21240,7 @@
                 <w:sz w:val="20"/>
                 <w:szCs w:val="20"/>
               </w:rPr>
-              <w:t>CUP 5.936,00</w:t>
+              <w:t>CUP 6.048,00</w:t>
             </w:r>
           </w:p>
         </w:tc>
@@ -21298,7 +21298,7 @@
                 <w:sz w:val="20"/>
                 <w:szCs w:val="20"/>
               </w:rPr>
-              <w:t>CUP 5.936,00</w:t>
+              <w:t>CUP 6.048,00</w:t>
             </w:r>
           </w:p>
         </w:tc>
@@ -21356,7 +21356,7 @@
                 <w:sz w:val="20"/>
                 <w:szCs w:val="20"/>
               </w:rPr>
-              <w:t>CUP 2.968,00</w:t>
+              <w:t>CUP 3.024,00</w:t>
             </w:r>
           </w:p>
         </w:tc>
@@ -21414,7 +21414,7 @@
                 <w:sz w:val="20"/>
                 <w:szCs w:val="20"/>
               </w:rPr>
-              <w:t>CUP 11.130,00</w:t>
+              <w:t>CUP 11.340,00</w:t>
             </w:r>
           </w:p>
         </w:tc>
@@ -21472,7 +21472,7 @@
                 <w:sz w:val="20"/>
                 <w:szCs w:val="20"/>
               </w:rPr>
-              <w:t>CUP 5.936,00</w:t>
+              <w:t>CUP 6.048,00</w:t>
             </w:r>
           </w:p>
         </w:tc>
@@ -21530,7 +21530,7 @@
                 <w:sz w:val="20"/>
                 <w:szCs w:val="20"/>
               </w:rPr>
-              <w:t>CUP 5.194,00</w:t>
+              <w:t>CUP 5.292,00</w:t>
             </w:r>
           </w:p>
         </w:tc>
@@ -21588,7 +21588,7 @@
                 <w:sz w:val="20"/>
                 <w:szCs w:val="20"/>
               </w:rPr>
-              <w:t>CUP 33.390,00</w:t>
+              <w:t>CUP 34.020,00</w:t>
             </w:r>
           </w:p>
         </w:tc>
@@ -21646,7 +21646,7 @@
                 <w:sz w:val="20"/>
                 <w:szCs w:val="20"/>
               </w:rPr>
-              <w:t>CUP 2.968,00</w:t>
+              <w:t>CUP 3.024,00</w:t>
             </w:r>
           </w:p>
         </w:tc>
@@ -21704,7 +21704,7 @@
                 <w:sz w:val="20"/>
                 <w:szCs w:val="20"/>
               </w:rPr>
-              <w:t>CUP 3.710,00</w:t>
+              <w:t>CUP 3.780,00</w:t>
             </w:r>
           </w:p>
         </w:tc>
@@ -21762,7 +21762,7 @@
                 <w:sz w:val="20"/>
                 <w:szCs w:val="20"/>
               </w:rPr>
-              <w:t>CUP 3.710,00</w:t>
+              <w:t>CUP 3.780,00</w:t>
             </w:r>
           </w:p>
         </w:tc>
@@ -21820,7 +21820,7 @@
                 <w:sz w:val="20"/>
                 <w:szCs w:val="20"/>
               </w:rPr>
-              <w:t>CUP 3.710,00</w:t>
+              <w:t>CUP 3.780,00</w:t>
             </w:r>
           </w:p>
         </w:tc>
@@ -21878,7 +21878,7 @@
                 <w:sz w:val="20"/>
                 <w:szCs w:val="20"/>
               </w:rPr>
-              <w:t>CUP 14.840,00</w:t>
+              <w:t>CUP 15.120,00</w:t>
             </w:r>
           </w:p>
         </w:tc>
@@ -21936,7 +21936,7 @@
                 <w:sz w:val="20"/>
                 <w:szCs w:val="20"/>
               </w:rPr>
-              <w:t>CUP 5.936,00</w:t>
+              <w:t>CUP 6.048,00</w:t>
             </w:r>
           </w:p>
         </w:tc>
@@ -21994,7 +21994,7 @@
                 <w:sz w:val="20"/>
                 <w:szCs w:val="20"/>
               </w:rPr>
-              <w:t>CUP 8.904,00</w:t>
+              <w:t>CUP 9.072,00</w:t>
             </w:r>
           </w:p>
         </w:tc>
@@ -22052,7 +22052,7 @@
                 <w:sz w:val="20"/>
                 <w:szCs w:val="20"/>
               </w:rPr>
-              <w:t>CUP 8.904,00</w:t>
+              <w:t>CUP 9.072,00</w:t>
             </w:r>
           </w:p>
         </w:tc>
@@ -22110,7 +22110,7 @@
                 <w:sz w:val="20"/>
                 <w:szCs w:val="20"/>
               </w:rPr>
-              <w:t>CUP 11.130,00</w:t>
+              <w:t>CUP 11.340,00</w:t>
             </w:r>
           </w:p>
         </w:tc>
@@ -22168,7 +22168,7 @@
                 <w:sz w:val="20"/>
                 <w:szCs w:val="20"/>
               </w:rPr>
-              <w:t>CUP 14.840,00</w:t>
+              <w:t>CUP 15.120,00</w:t>
             </w:r>
           </w:p>
         </w:tc>
@@ -22226,7 +22226,7 @@
                 <w:sz w:val="20"/>
                 <w:szCs w:val="20"/>
               </w:rPr>
-              <w:t>CUP 7.420,00</w:t>
+              <w:t>CUP 7.560,00</w:t>
             </w:r>
           </w:p>
         </w:tc>
@@ -22284,7 +22284,7 @@
                 <w:sz w:val="20"/>
                 <w:szCs w:val="20"/>
               </w:rPr>
-              <w:t>CUP 3.710,00</w:t>
+              <w:t>CUP 3.780,00</w:t>
             </w:r>
           </w:p>
         </w:tc>
@@ -22342,7 +22342,7 @@
                 <w:sz w:val="20"/>
                 <w:szCs w:val="20"/>
               </w:rPr>
-              <w:t>CUP 5.194,00</w:t>
+              <w:t>CUP 5.292,00</w:t>
             </w:r>
           </w:p>
         </w:tc>
@@ -22401,7 +22401,7 @@
                 <w:sz w:val="20"/>
                 <w:szCs w:val="20"/>
               </w:rPr>
-              <w:t>CUP 4.452,00</w:t>
+              <w:t>CUP 4.536,00</w:t>
             </w:r>
           </w:p>
         </w:tc>
@@ -22459,7 +22459,7 @@
                 <w:sz w:val="20"/>
                 <w:szCs w:val="20"/>
               </w:rPr>
-              <w:t>CUP 1.484,00</w:t>
+              <w:t>CUP 1.512,00</w:t>
             </w:r>
           </w:p>
         </w:tc>
@@ -22517,7 +22517,7 @@
                 <w:sz w:val="20"/>
                 <w:szCs w:val="20"/>
               </w:rPr>
-              <w:t>CUP 3.710,00</w:t>
+              <w:t>CUP 3.780,00</w:t>
             </w:r>
           </w:p>
         </w:tc>
@@ -22575,7 +22575,7 @@
                 <w:sz w:val="20"/>
                 <w:szCs w:val="20"/>
               </w:rPr>
-              <w:t>CUP 2.226,00</w:t>
+              <w:t>CUP 2.268,00</w:t>
             </w:r>
           </w:p>
         </w:tc>
@@ -22633,7 +22633,7 @@
                 <w:sz w:val="20"/>
                 <w:szCs w:val="20"/>
               </w:rPr>
-              <w:t>CUP 2.968,00</w:t>
+              <w:t>CUP 3.024,00</w:t>
             </w:r>
           </w:p>
         </w:tc>
@@ -22691,7 +22691,7 @@
                 <w:sz w:val="20"/>
                 <w:szCs w:val="20"/>
               </w:rPr>
-              <w:t>CUP 2.226,00</w:t>
+              <w:t>CUP 2.268,00</w:t>
             </w:r>
           </w:p>
         </w:tc>
@@ -22749,7 +22749,7 @@
                 <w:sz w:val="20"/>
                 <w:szCs w:val="20"/>
               </w:rPr>
-              <w:t>CUP 5.194,00</w:t>
+              <w:t>CUP 5.292,00</w:t>
             </w:r>
           </w:p>
         </w:tc>
@@ -22807,7 +22807,7 @@
                 <w:sz w:val="20"/>
                 <w:szCs w:val="20"/>
               </w:rPr>
-              <w:t>CUP 2.226,00</w:t>
+              <w:t>CUP 2.268,00</w:t>
             </w:r>
           </w:p>
         </w:tc>
@@ -22865,7 +22865,7 @@
                 <w:sz w:val="20"/>
                 <w:szCs w:val="20"/>
               </w:rPr>
-              <w:t>CUP 1.484,00</w:t>
+              <w:t>CUP 1.512,00</w:t>
             </w:r>
           </w:p>
         </w:tc>
@@ -22923,7 +22923,7 @@
                 <w:sz w:val="20"/>
                 <w:szCs w:val="20"/>
               </w:rPr>
-              <w:t>CUP 133.560,00</w:t>
+              <w:t>CUP 136.080,00</w:t>
             </w:r>
           </w:p>
         </w:tc>
@@ -22986,7 +22986,7 @@
                 <w:sz w:val="20"/>
                 <w:szCs w:val="20"/>
               </w:rPr>
-              <w:t>CUP 7.420,00</w:t>
+              <w:t>CUP 7.560,00</w:t>
             </w:r>
           </w:p>
         </w:tc>
@@ -23044,7 +23044,7 @@
                 <w:sz w:val="20"/>
                 <w:szCs w:val="20"/>
               </w:rPr>
-              <w:t>CUP 14.840,00</w:t>
+              <w:t>CUP 15.120,00</w:t>
             </w:r>
           </w:p>
         </w:tc>
@@ -23102,7 +23102,7 @@
                 <w:sz w:val="20"/>
                 <w:szCs w:val="20"/>
               </w:rPr>
-              <w:t>CUP 22.260,00</w:t>
+              <w:t>CUP 22.680,00</w:t>
             </w:r>
           </w:p>
         </w:tc>
@@ -23166,7 +23166,7 @@
                 <w:sz w:val="20"/>
                 <w:szCs w:val="20"/>
               </w:rPr>
-              <w:t>CUP 22.260,00</w:t>
+              <w:t>CUP 22.680,00</w:t>
             </w:r>
           </w:p>
         </w:tc>
@@ -23230,7 +23230,7 @@
                 <w:sz w:val="20"/>
                 <w:szCs w:val="20"/>
               </w:rPr>
-              <w:t>CUP 14.840,00</w:t>
+              <w:t>CUP 15.120,00</w:t>
             </w:r>
           </w:p>
         </w:tc>
@@ -23294,7 +23294,7 @@
                 <w:sz w:val="20"/>
                 <w:szCs w:val="20"/>
               </w:rPr>
-              <w:t>CUP 33.390,00</w:t>
+              <w:t>CUP 34.020,00</w:t>
             </w:r>
           </w:p>
         </w:tc>
@@ -23358,7 +23358,7 @@
                 <w:sz w:val="20"/>
                 <w:szCs w:val="20"/>
               </w:rPr>
-              <w:t>CUP 11.130,00</w:t>
+              <w:t>CUP 11.340,00</w:t>
             </w:r>
           </w:p>
         </w:tc>
@@ -23422,7 +23422,7 @@
                 <w:sz w:val="20"/>
                 <w:szCs w:val="20"/>
               </w:rPr>
-              <w:t>CUP 2.226,00</w:t>
+              <w:t>CUP 2.268,00</w:t>
             </w:r>
           </w:p>
         </w:tc>
@@ -23486,7 +23486,7 @@
                 <w:sz w:val="20"/>
                 <w:szCs w:val="20"/>
               </w:rPr>
-              <w:t>CUP 44.520,00</w:t>
+              <w:t>CUP 45.360,00</w:t>
             </w:r>
           </w:p>
         </w:tc>
@@ -23550,7 +23550,7 @@
                 <w:sz w:val="20"/>
                 <w:szCs w:val="20"/>
               </w:rPr>
-              <w:t>CUP 11.130,00</w:t>
+              <w:t>CUP 11.340,00</w:t>
             </w:r>
           </w:p>
         </w:tc>
@@ -23614,7 +23614,7 @@
                 <w:sz w:val="20"/>
                 <w:szCs w:val="20"/>
               </w:rPr>
-              <w:t>CUP 11.130,00</w:t>
+              <w:t>CUP 11.340,00</w:t>
             </w:r>
           </w:p>
         </w:tc>
@@ -23678,7 +23678,7 @@
                 <w:sz w:val="20"/>
                 <w:szCs w:val="20"/>
               </w:rPr>
-              <w:t>CUP 148.400,00</w:t>
+              <w:t>CUP 151.200,00</w:t>
             </w:r>
           </w:p>
         </w:tc>
@@ -23742,7 +23742,7 @@
                 <w:sz w:val="20"/>
                 <w:szCs w:val="20"/>
               </w:rPr>
-              <w:t>CUP 25.970,00</w:t>
+              <w:t>CUP 26.460,00</w:t>
             </w:r>
           </w:p>
         </w:tc>
@@ -23806,7 +23806,7 @@
                 <w:sz w:val="20"/>
                 <w:szCs w:val="20"/>
               </w:rPr>
-              <w:t>CUP 7.420,00</w:t>
+              <w:t>CUP 7.560,00</w:t>
             </w:r>
           </w:p>
         </w:tc>
@@ -23870,7 +23870,7 @@
                 <w:sz w:val="20"/>
                 <w:szCs w:val="20"/>
               </w:rPr>
-              <w:t>CUP 2.968,00</w:t>
+              <w:t>CUP 3.024,00</w:t>
             </w:r>
           </w:p>
         </w:tc>
@@ -23934,7 +23934,7 @@
                 <w:sz w:val="20"/>
                 <w:szCs w:val="20"/>
               </w:rPr>
-              <w:t>CUP 8.904,00</w:t>
+              <w:t>CUP 9.072,00</w:t>
             </w:r>
           </w:p>
         </w:tc>
@@ -24059,7 +24059,7 @@
                 <w:sz w:val="20"/>
                 <w:szCs w:val="20"/>
               </w:rPr>
-              <w:t>CUP 103.880,00</w:t>
+              <w:t>CUP 105.840,00</w:t>
             </w:r>
           </w:p>
         </w:tc>
@@ -24110,7 +24110,7 @@
                 <w:sz w:val="20"/>
                 <w:szCs w:val="20"/>
               </w:rPr>
-              <w:t>CUP 148.400,00</w:t>
+              <w:t>CUP 151.200,00</w:t>
             </w:r>
           </w:p>
         </w:tc>
@@ -24161,7 +24161,7 @@
                 <w:sz w:val="20"/>
                 <w:szCs w:val="20"/>
               </w:rPr>
-              <w:t>CUP 25.970,00</w:t>
+              <w:t>CUP 26.460,00</w:t>
             </w:r>
           </w:p>
         </w:tc>
@@ -24223,7 +24223,7 @@
                 <w:sz w:val="20"/>
                 <w:szCs w:val="20"/>
               </w:rPr>
-              <w:t>CUP 133.560,00</w:t>
+              <w:t>CUP 136.080,00</w:t>
             </w:r>
           </w:p>
         </w:tc>
@@ -24276,7 +24276,7 @@
                 <w:sz w:val="20"/>
                 <w:szCs w:val="20"/>
               </w:rPr>
-              <w:t>CUP 89.040,00</w:t>
+              <w:t>CUP 90.720,00</w:t>
             </w:r>
           </w:p>
         </w:tc>
@@ -24338,7 +24338,7 @@
                 <w:sz w:val="20"/>
                 <w:szCs w:val="20"/>
               </w:rPr>
-              <w:t>CUP 89.040,00</w:t>
+              <w:t>CUP 90.720,00</w:t>
             </w:r>
           </w:p>
         </w:tc>
@@ -24390,7 +24390,7 @@
                 <w:sz w:val="20"/>
                 <w:szCs w:val="20"/>
               </w:rPr>
-              <w:t>CUP 4.452,00</w:t>
+              <w:t>CUP 4.536,00</w:t>
             </w:r>
           </w:p>
         </w:tc>
@@ -24442,7 +24442,7 @@
                 <w:sz w:val="20"/>
                 <w:szCs w:val="20"/>
               </w:rPr>
-              <w:t>CUP 96.460,00</w:t>
+              <w:t>CUP 98.280,00</w:t>
             </w:r>
           </w:p>
         </w:tc>
@@ -24494,7 +24494,7 @@
                 <w:sz w:val="20"/>
                 <w:szCs w:val="20"/>
               </w:rPr>
-              <w:t>CUP 29.680,00</w:t>
+              <w:t>CUP 30.240,00</w:t>
             </w:r>
           </w:p>
         </w:tc>
@@ -24546,7 +24546,7 @@
                 <w:sz w:val="20"/>
                 <w:szCs w:val="20"/>
               </w:rPr>
-              <w:t>CUP 59.360,00</w:t>
+              <w:t>CUP 60.480,00</w:t>
             </w:r>
           </w:p>
         </w:tc>
@@ -24619,7 +24619,7 @@
                 <w:sz w:val="20"/>
                 <w:szCs w:val="20"/>
               </w:rPr>
-              <w:t>CUP 29.680,00</w:t>
+              <w:t>CUP 30.240,00</w:t>
             </w:r>
           </w:p>
         </w:tc>
@@ -24672,7 +24672,7 @@
                 <w:sz w:val="20"/>
                 <w:szCs w:val="20"/>
               </w:rPr>
-              <w:t>CUP 14.840,00</w:t>
+              <w:t>CUP 15.120,00</w:t>
             </w:r>
           </w:p>
         </w:tc>
@@ -24725,7 +24725,7 @@
                 <w:sz w:val="20"/>
                 <w:szCs w:val="20"/>
               </w:rPr>
-              <w:t>CUP 63.070,00</w:t>
+              <w:t>CUP 64.260,00</w:t>
             </w:r>
           </w:p>
         </w:tc>
@@ -24777,7 +24777,7 @@
                 <w:sz w:val="20"/>
                 <w:szCs w:val="20"/>
               </w:rPr>
-              <w:t>CUP 59.360,00</w:t>
+              <w:t>CUP 60.480,00</w:t>
             </w:r>
           </w:p>
         </w:tc>
@@ -24830,7 +24830,7 @@
                 <w:sz w:val="20"/>
                 <w:szCs w:val="20"/>
               </w:rPr>
-              <w:t>CUP 74.200,00</w:t>
+              <w:t>CUP 75.600,00</w:t>
             </w:r>
           </w:p>
         </w:tc>
@@ -24882,7 +24882,7 @@
                 <w:sz w:val="20"/>
                 <w:szCs w:val="20"/>
               </w:rPr>
-              <w:t>CUP 74.200,00</w:t>
+              <w:t>CUP 75.600,00</w:t>
             </w:r>
           </w:p>
         </w:tc>
@@ -24934,7 +24934,7 @@
                 <w:sz w:val="20"/>
                 <w:szCs w:val="20"/>
               </w:rPr>
-              <w:t>CUP 81.620,00</w:t>
+              <w:t>CUP 83.160,00</w:t>
             </w:r>
           </w:p>
         </w:tc>
@@ -24986,7 +24986,7 @@
                 <w:sz w:val="20"/>
                 <w:szCs w:val="20"/>
               </w:rPr>
-              <w:t>CUP 89.040,00</w:t>
+              <w:t>CUP 90.720,00</w:t>
             </w:r>
           </w:p>
         </w:tc>
@@ -25039,7 +25039,7 @@
                 <w:sz w:val="20"/>
                 <w:szCs w:val="20"/>
               </w:rPr>
-              <w:t>CUP 18.550,00</w:t>
+              <w:t>CUP 18.900,00</w:t>
             </w:r>
           </w:p>
         </w:tc>
@@ -25092,7 +25092,7 @@
                 <w:sz w:val="20"/>
                 <w:szCs w:val="20"/>
               </w:rPr>
-              <w:t>CUP 44.520,00</w:t>
+              <w:t>CUP 45.360,00</w:t>
             </w:r>
           </w:p>
         </w:tc>
@@ -25144,7 +25144,7 @@
                 <w:sz w:val="20"/>
                 <w:szCs w:val="20"/>
               </w:rPr>
-              <w:t>CUP 44.520,00</w:t>
+              <w:t>CUP 45.360,00</w:t>
             </w:r>
           </w:p>
         </w:tc>
@@ -25196,7 +25196,7 @@
                 <w:sz w:val="20"/>
                 <w:szCs w:val="20"/>
               </w:rPr>
-              <w:t>CUP 74.200,00</w:t>
+              <w:t>CUP 75.600,00</w:t>
             </w:r>
           </w:p>
         </w:tc>
@@ -25248,7 +25248,7 @@
                 <w:sz w:val="20"/>
                 <w:szCs w:val="20"/>
               </w:rPr>
-              <w:t>CUP 51.940,00</w:t>
+              <w:t>CUP 52.920,00</w:t>
             </w:r>
           </w:p>
         </w:tc>
@@ -25300,7 +25300,7 @@
                 <w:sz w:val="20"/>
                 <w:szCs w:val="20"/>
               </w:rPr>
-              <w:t>CUP 59.360,00</w:t>
+              <w:t>CUP 60.480,00</w:t>
             </w:r>
           </w:p>
         </w:tc>
@@ -25352,7 +25352,7 @@
                 <w:sz w:val="20"/>
                 <w:szCs w:val="20"/>
               </w:rPr>
-              <w:t>CUP 742,00</w:t>
+              <w:t>CUP 756,00</w:t>
             </w:r>
           </w:p>
         </w:tc>
@@ -25404,7 +25404,7 @@
                 <w:sz w:val="20"/>
                 <w:szCs w:val="20"/>
               </w:rPr>
-              <w:t>CUP 742,00</w:t>
+              <w:t>CUP 756,00</w:t>
             </w:r>
           </w:p>
         </w:tc>
@@ -25456,7 +25456,7 @@
                 <w:sz w:val="20"/>
                 <w:szCs w:val="20"/>
               </w:rPr>
-              <w:t>CUP 742,00</w:t>
+              <w:t>CUP 756,00</w:t>
             </w:r>
           </w:p>
         </w:tc>
@@ -25508,7 +25508,7 @@
                 <w:sz w:val="20"/>
                 <w:szCs w:val="20"/>
               </w:rPr>
-              <w:t>CUP 11.130,00</w:t>
+              <w:t>CUP 11.340,00</w:t>
             </w:r>
           </w:p>
         </w:tc>
@@ -25559,7 +25559,7 @@
                 <w:sz w:val="20"/>
                 <w:szCs w:val="20"/>
               </w:rPr>
-              <w:t>CUP 14.840,00</w:t>
+              <w:t>CUP 15.120,00</w:t>
             </w:r>
           </w:p>
         </w:tc>
@@ -25620,7 +25620,7 @@
                 <w:sz w:val="20"/>
                 <w:szCs w:val="20"/>
               </w:rPr>
-              <w:t>CUP 29.680,00</w:t>
+              <w:t>CUP 30.240,00</w:t>
             </w:r>
           </w:p>
         </w:tc>
@@ -25671,7 +25671,7 @@
                 <w:sz w:val="20"/>
                 <w:szCs w:val="20"/>
               </w:rPr>
-              <w:t>CUP 29.680,00</w:t>
+              <w:t>CUP 30.240,00</w:t>
             </w:r>
           </w:p>
         </w:tc>
@@ -25722,7 +25722,7 @@
                 <w:sz w:val="20"/>
                 <w:szCs w:val="20"/>
               </w:rPr>
-              <w:t>CUP 11.130,00</w:t>
+              <w:t>CUP 11.340,00</w:t>
             </w:r>
           </w:p>
         </w:tc>
@@ -25773,7 +25773,7 @@
                 <w:sz w:val="20"/>
                 <w:szCs w:val="20"/>
               </w:rPr>
-              <w:t>CUP 7.420,00</w:t>
+              <w:t>CUP 7.560,00</w:t>
             </w:r>
           </w:p>
         </w:tc>
@@ -25824,7 +25824,7 @@
                 <w:sz w:val="20"/>
                 <w:szCs w:val="20"/>
               </w:rPr>
-              <w:t>CUP 11.130,00</w:t>
+              <w:t>CUP 11.340,00</w:t>
             </w:r>
           </w:p>
         </w:tc>
@@ -25876,7 +25876,7 @@
                 <w:sz w:val="20"/>
                 <w:szCs w:val="20"/>
               </w:rPr>
-              <w:t>CUP 1.855,00</w:t>
+              <w:t>CUP 1.890,00</w:t>
             </w:r>
           </w:p>
         </w:tc>
@@ -25927,7 +25927,7 @@
                 <w:sz w:val="20"/>
                 <w:szCs w:val="20"/>
               </w:rPr>
-              <w:t>CUP 7.420,00</w:t>
+              <w:t>CUP 7.560,00</w:t>
             </w:r>
           </w:p>
         </w:tc>
@@ -25978,7 +25978,7 @@
                 <w:sz w:val="20"/>
                 <w:szCs w:val="20"/>
               </w:rPr>
-              <w:t>CUP 5.194,00</w:t>
+              <w:t>CUP 5.292,00</w:t>
             </w:r>
           </w:p>
         </w:tc>
@@ -26029,7 +26029,7 @@
                 <w:sz w:val="20"/>
                 <w:szCs w:val="20"/>
               </w:rPr>
-              <w:t>CUP 18.550,00</w:t>
+              <w:t>CUP 18.900,00</w:t>
             </w:r>
           </w:p>
         </w:tc>
@@ -26081,7 +26081,7 @@
                 <w:sz w:val="20"/>
                 <w:szCs w:val="20"/>
               </w:rPr>
-              <w:t>CUP 11.130,00</w:t>
+              <w:t>CUP 11.340,00</w:t>
             </w:r>
           </w:p>
         </w:tc>
@@ -26132,7 +26132,7 @@
                 <w:sz w:val="20"/>
                 <w:szCs w:val="20"/>
               </w:rPr>
-              <w:t>CUP 22.260,00</w:t>
+              <w:t>CUP 22.680,00</w:t>
             </w:r>
           </w:p>
         </w:tc>
@@ -26183,7 +26183,7 @@
                 <w:sz w:val="20"/>
                 <w:szCs w:val="20"/>
               </w:rPr>
-              <w:t>CUP 14.840,00</w:t>
+              <w:t>CUP 15.120,00</w:t>
             </w:r>
           </w:p>
         </w:tc>
@@ -26234,7 +26234,7 @@
                 <w:sz w:val="20"/>
                 <w:szCs w:val="20"/>
               </w:rPr>
-              <w:t>CUP 18.550,00</w:t>
+              <w:t>CUP 18.900,00</w:t>
             </w:r>
           </w:p>
         </w:tc>
@@ -26285,7 +26285,7 @@
                 <w:sz w:val="20"/>
                 <w:szCs w:val="20"/>
               </w:rPr>
-              <w:t>CUP 37.100,00</w:t>
+              <w:t>CUP 37.800,00</w:t>
             </w:r>
           </w:p>
         </w:tc>
@@ -26336,7 +26336,7 @@
                 <w:sz w:val="20"/>
                 <w:szCs w:val="20"/>
               </w:rPr>
-              <w:t>CUP 44.520,00</w:t>
+              <w:t>CUP 45.360,00</w:t>
             </w:r>
           </w:p>
         </w:tc>
@@ -26387,7 +26387,7 @@
                 <w:sz w:val="20"/>
                 <w:szCs w:val="20"/>
               </w:rPr>
-              <w:t>CUP 37.100,00</w:t>
+              <w:t>CUP 37.800,00</w:t>
             </w:r>
           </w:p>
         </w:tc>
@@ -26438,7 +26438,7 @@
                 <w:sz w:val="20"/>
                 <w:szCs w:val="20"/>
               </w:rPr>
-              <w:t>CUP 51.940,00</w:t>
+              <w:t>CUP 52.920,00</w:t>
             </w:r>
           </w:p>
         </w:tc>
@@ -26489,7 +26489,7 @@
                 <w:sz w:val="20"/>
                 <w:szCs w:val="20"/>
               </w:rPr>
-              <w:t>CUP 259.700,00</w:t>
+              <w:t>CUP 264.600,00</w:t>
             </w:r>
           </w:p>
         </w:tc>
@@ -26540,7 +26540,7 @@
                 <w:sz w:val="20"/>
                 <w:szCs w:val="20"/>
               </w:rPr>
-              <w:t>CUP 11.130,00</w:t>
+              <w:t>CUP 11.340,00</w:t>
             </w:r>
           </w:p>
         </w:tc>
@@ -26592,7 +26592,7 @@
                 <w:sz w:val="20"/>
                 <w:szCs w:val="20"/>
               </w:rPr>
-              <w:t>CUP 96.460,00</w:t>
+              <w:t>CUP 98.280,00</w:t>
             </w:r>
           </w:p>
         </w:tc>
@@ -26644,7 +26644,7 @@
                 <w:sz w:val="20"/>
                 <w:szCs w:val="20"/>
               </w:rPr>
-              <w:t>CUP 14.840,00</w:t>
+              <w:t>CUP 15.120,00</w:t>
             </w:r>
           </w:p>
         </w:tc>
@@ -26689,7 +26689,7 @@
                 <w:sz w:val="20"/>
                 <w:szCs w:val="20"/>
               </w:rPr>
-              <w:t>CUP 37.100,00</w:t>
+              <w:t>CUP 37.800,00</w:t>
             </w:r>
           </w:p>
         </w:tc>
@@ -26734,7 +26734,7 @@
                 <w:sz w:val="20"/>
                 <w:szCs w:val="20"/>
               </w:rPr>
-              <w:t>CUP 25.970,00</w:t>
+              <w:t>CUP 26.460,00</w:t>
             </w:r>
           </w:p>
         </w:tc>
@@ -26788,7 +26788,7 @@
                 <w:sz w:val="20"/>
                 <w:szCs w:val="20"/>
               </w:rPr>
-              <w:t>CUP 103.880,00</w:t>
+              <w:t>CUP 105.840,00</w:t>
             </w:r>
           </w:p>
         </w:tc>
@@ -26833,7 +26833,7 @@
                 <w:sz w:val="20"/>
                 <w:szCs w:val="20"/>
               </w:rPr>
-              <w:t>CUP 51.940,00</w:t>
+              <w:t>CUP 52.920,00</w:t>
             </w:r>
           </w:p>
         </w:tc>
@@ -26877,7 +26877,7 @@
                 <w:sz w:val="20"/>
                 <w:szCs w:val="20"/>
               </w:rPr>
-              <w:t>CUP 11.130,00</w:t>
+              <w:t>CUP 11.340,00</w:t>
             </w:r>
           </w:p>
         </w:tc>
@@ -26943,7 +26943,7 @@
                 <w:sz w:val="20"/>
                 <w:szCs w:val="20"/>
               </w:rPr>
-              <w:t>CUP 22.260,00</w:t>
+              <w:t>CUP 22.680,00</w:t>
             </w:r>
           </w:p>
         </w:tc>
@@ -26988,7 +26988,7 @@
                 <w:sz w:val="20"/>
                 <w:szCs w:val="20"/>
               </w:rPr>
-              <w:t>CUP 148.400,00</w:t>
+              <w:t>CUP 151.200,00</w:t>
             </w:r>
           </w:p>
         </w:tc>
@@ -27032,7 +27032,7 @@
                 <w:sz w:val="20"/>
                 <w:szCs w:val="20"/>
               </w:rPr>
-              <w:t>CUP 59.360,00</w:t>
+              <w:t>CUP 60.480,00</w:t>
             </w:r>
           </w:p>
         </w:tc>
@@ -27098,7 +27098,7 @@
                 <w:sz w:val="20"/>
                 <w:szCs w:val="20"/>
               </w:rPr>
-              <w:t>CUP 74.200,00</w:t>
+              <w:t>CUP 75.600,00</w:t>
             </w:r>
           </w:p>
         </w:tc>
@@ -27143,7 +27143,7 @@
                 <w:sz w:val="20"/>
                 <w:szCs w:val="20"/>
               </w:rPr>
-              <w:t>CUP 74.200,00</w:t>
+              <w:t>CUP 75.600,00</w:t>
             </w:r>
           </w:p>
         </w:tc>
@@ -27200,7 +27200,7 @@
                 <w:sz w:val="20"/>
                 <w:szCs w:val="20"/>
               </w:rPr>
-              <w:t>CUP 111.300,00</w:t>
+              <w:t>CUP 113.400,00</w:t>
             </w:r>
           </w:p>
         </w:tc>
@@ -27252,7 +27252,7 @@
                 <w:sz w:val="20"/>
                 <w:szCs w:val="20"/>
               </w:rPr>
-              <w:t>CUP 185.500,00</w:t>
+              <w:t>CUP 189.000,00</w:t>
             </w:r>
           </w:p>
         </w:tc>
@@ -27296,7 +27296,7 @@
                 <w:sz w:val="20"/>
                 <w:szCs w:val="20"/>
               </w:rPr>
-              <w:t>CUP 163.240,00</w:t>
+              <w:t>CUP 166.320,00</w:t>
             </w:r>
           </w:p>
         </w:tc>
@@ -27341,7 +27341,7 @@
                 <w:sz w:val="20"/>
                 <w:szCs w:val="20"/>
               </w:rPr>
-              <w:t>CUP 89.040,00</w:t>
+              <w:t>CUP 90.720,00</w:t>
             </w:r>
           </w:p>
         </w:tc>
@@ -27386,7 +27386,7 @@
                 <w:sz w:val="20"/>
                 <w:szCs w:val="20"/>
               </w:rPr>
-              <w:t>CUP 44.520,00</w:t>
+              <w:t>CUP 45.360,00</w:t>
             </w:r>
           </w:p>
         </w:tc>
@@ -27431,7 +27431,7 @@
                 <w:sz w:val="20"/>
                 <w:szCs w:val="20"/>
               </w:rPr>
-              <w:t>CUP 51.940,00</w:t>
+              <w:t>CUP 52.920,00</w:t>
             </w:r>
           </w:p>
         </w:tc>
@@ -27476,7 +27476,7 @@
                 <w:sz w:val="20"/>
                 <w:szCs w:val="20"/>
               </w:rPr>
-              <w:t>CUP 96.460,00</w:t>
+              <w:t>CUP 98.280,00</w:t>
             </w:r>
           </w:p>
         </w:tc>
@@ -27520,7 +27520,7 @@
                 <w:sz w:val="20"/>
                 <w:szCs w:val="20"/>
               </w:rPr>
-              <w:t>CUP 14.840,00</w:t>
+              <w:t>CUP 15.120,00</w:t>
             </w:r>
           </w:p>
         </w:tc>
@@ -27564,7 +27564,7 @@
                 <w:sz w:val="20"/>
                 <w:szCs w:val="20"/>
               </w:rPr>
-              <w:t>CUP 11.130,00</w:t>
+              <w:t>CUP 11.340,00</w:t>
             </w:r>
           </w:p>
         </w:tc>
@@ -27608,7 +27608,7 @@
                 <w:sz w:val="20"/>
                 <w:szCs w:val="20"/>
               </w:rPr>
-              <w:t>CUP 29.680,00</w:t>
+              <w:t>CUP 30.240,00</w:t>
             </w:r>
           </w:p>
         </w:tc>
@@ -27652,7 +27652,7 @@
                 <w:sz w:val="20"/>
                 <w:szCs w:val="20"/>
               </w:rPr>
-              <w:t>CUP 5.936,00</w:t>
+              <w:t>CUP 6.048,00</w:t>
             </w:r>
           </w:p>
         </w:tc>
@@ -27696,7 +27696,7 @@
                 <w:sz w:val="20"/>
                 <w:szCs w:val="20"/>
               </w:rPr>
-              <w:t>CUP 44.520,00</w:t>
+              <w:t>CUP 45.360,00</w:t>
             </w:r>
           </w:p>
         </w:tc>
@@ -27747,7 +27747,7 @@
                 <w:sz w:val="20"/>
                 <w:szCs w:val="20"/>
               </w:rPr>
-              <w:t>CUP 40.810,00</w:t>
+              <w:t>CUP 41.580,00</w:t>
             </w:r>
           </w:p>
         </w:tc>
@@ -27791,7 +27791,7 @@
                 <w:sz w:val="20"/>
                 <w:szCs w:val="20"/>
               </w:rPr>
-              <w:t>CUP 51.940,00</w:t>
+              <w:t>CUP 52.920,00</w:t>
             </w:r>
           </w:p>
         </w:tc>
@@ -27835,7 +27835,7 @@
                 <w:sz w:val="20"/>
                 <w:szCs w:val="20"/>
               </w:rPr>
-              <w:t>CUP 51.940,00</w:t>
+              <w:t>CUP 52.920,00</w:t>
             </w:r>
           </w:p>
         </w:tc>
@@ -27880,7 +27880,7 @@
                 <w:sz w:val="20"/>
                 <w:szCs w:val="20"/>
               </w:rPr>
-              <w:t>CUP 7.420,00</w:t>
+              <w:t>CUP 7.560,00</w:t>
             </w:r>
           </w:p>
         </w:tc>
@@ -27925,7 +27925,7 @@
                 <w:sz w:val="20"/>
                 <w:szCs w:val="20"/>
               </w:rPr>
-              <w:t>CUP 7.420,00</w:t>
+              <w:t>CUP 7.560,00</w:t>
             </w:r>
           </w:p>
         </w:tc>
@@ -27990,7 +27990,7 @@
                 <w:sz w:val="20"/>
                 <w:szCs w:val="20"/>
               </w:rPr>
-              <w:t>CUP 22.260,00</w:t>
+              <w:t>CUP 22.680,00</w:t>
             </w:r>
           </w:p>
         </w:tc>
@@ -28044,7 +28044,7 @@
                 <w:sz w:val="20"/>
                 <w:szCs w:val="20"/>
               </w:rPr>
-              <w:t>CUP 11.130,00</w:t>
+              <w:t>CUP 11.340,00</w:t>
             </w:r>
           </w:p>
         </w:tc>
@@ -28096,7 +28096,7 @@
                 <w:sz w:val="20"/>
                 <w:szCs w:val="20"/>
               </w:rPr>
-              <w:t>CUP 25.970,00</w:t>
+              <w:t>CUP 26.460,00</w:t>
             </w:r>
           </w:p>
         </w:tc>
@@ -28141,7 +28141,7 @@
                 <w:sz w:val="20"/>
                 <w:szCs w:val="20"/>
               </w:rPr>
-              <w:t>CUP 2.968,00</w:t>
+              <w:t>CUP 3.024,00</w:t>
             </w:r>
           </w:p>
         </w:tc>
@@ -28185,7 +28185,7 @@
                 <w:sz w:val="20"/>
                 <w:szCs w:val="20"/>
               </w:rPr>
-              <w:t>CUP 4.452,00</w:t>
+              <w:t>CUP 4.536,00</w:t>
             </w:r>
           </w:p>
         </w:tc>
@@ -28230,7 +28230,7 @@
                 <w:sz w:val="20"/>
                 <w:szCs w:val="20"/>
               </w:rPr>
-              <w:t>CUP 74.200,00</w:t>
+              <w:t>CUP 75.600,00</w:t>
             </w:r>
           </w:p>
         </w:tc>
@@ -28275,7 +28275,7 @@
                 <w:sz w:val="20"/>
                 <w:szCs w:val="20"/>
               </w:rPr>
-              <w:t>CUP 5.936,00</w:t>
+              <w:t>CUP 6.048,00</w:t>
             </w:r>
           </w:p>
         </w:tc>
@@ -28320,7 +28320,7 @@
                 <w:sz w:val="20"/>
                 <w:szCs w:val="20"/>
               </w:rPr>
-              <w:t>CUP 89.040,00</w:t>
+              <w:t>CUP 90.720,00</w:t>
             </w:r>
           </w:p>
         </w:tc>
@@ -28365,7 +28365,7 @@
                 <w:sz w:val="20"/>
                 <w:szCs w:val="20"/>
               </w:rPr>
-              <w:t>CUP 7.420,00</w:t>
+              <w:t>CUP 7.560,00</w:t>
             </w:r>
           </w:p>
         </w:tc>
@@ -28411,7 +28411,7 @@
                 <w:sz w:val="20"/>
                 <w:szCs w:val="20"/>
               </w:rPr>
-              <w:t>CUP 14.840,00</w:t>
+              <w:t>CUP 15.120,00</w:t>
             </w:r>
           </w:p>
         </w:tc>
@@ -28455,7 +28455,7 @@
                 <w:sz w:val="20"/>
                 <w:szCs w:val="20"/>
               </w:rPr>
-              <w:t>CUP 7.420,00</w:t>
+              <w:t>CUP 7.560,00</w:t>
             </w:r>
           </w:p>
         </w:tc>
@@ -28499,7 +28499,7 @@
                 <w:sz w:val="20"/>
                 <w:szCs w:val="20"/>
               </w:rPr>
-              <w:t>CUP 51.940,00</w:t>
+              <w:t>CUP 52.920,00</w:t>
             </w:r>
           </w:p>
         </w:tc>
@@ -28544,7 +28544,7 @@
                 <w:sz w:val="20"/>
                 <w:szCs w:val="20"/>
               </w:rPr>
-              <w:t>CUP 44.520,00</w:t>
+              <w:t>CUP 45.360,00</w:t>
             </w:r>
           </w:p>
         </w:tc>
@@ -28589,7 +28589,7 @@
                 <w:sz w:val="20"/>
                 <w:szCs w:val="20"/>
               </w:rPr>
-              <w:t>CUP 385.840,00</w:t>
+              <w:t>CUP 393.120,00</w:t>
             </w:r>
           </w:p>
         </w:tc>
@@ -28634,7 +28634,7 @@
                 <w:sz w:val="20"/>
                 <w:szCs w:val="20"/>
               </w:rPr>
-              <w:t>CUP 14.840,00</w:t>
+              <w:t>CUP 15.120,00</w:t>
             </w:r>
           </w:p>
         </w:tc>
@@ -28680,7 +28680,7 @@
                 <w:sz w:val="20"/>
                 <w:szCs w:val="20"/>
               </w:rPr>
-              <w:t>CUP 18.550,00</w:t>
+              <w:t>CUP 18.900,00</w:t>
             </w:r>
           </w:p>
         </w:tc>
@@ -28725,7 +28725,7 @@
                 <w:sz w:val="20"/>
                 <w:szCs w:val="20"/>
               </w:rPr>
-              <w:t>CUP 11.130,00</w:t>
+              <w:t>CUP 11.340,00</w:t>
             </w:r>
           </w:p>
         </w:tc>
@@ -28770,7 +28770,7 @@
                 <w:sz w:val="20"/>
                 <w:szCs w:val="20"/>
               </w:rPr>
-              <w:t>CUP 7.420,00</w:t>
+              <w:t>CUP 7.560,00</w:t>
             </w:r>
           </w:p>
         </w:tc>
@@ -28815,7 +28815,7 @@
                 <w:sz w:val="20"/>
                 <w:szCs w:val="20"/>
               </w:rPr>
-              <w:t>CUP 11.130,00</w:t>
+              <w:t>CUP 11.340,00</w:t>
             </w:r>
           </w:p>
         </w:tc>
@@ -28861,7 +28861,7 @@
                 <w:sz w:val="20"/>
                 <w:szCs w:val="20"/>
               </w:rPr>
-              <w:t>CUP 7.420,00</w:t>
+              <w:t>CUP 7.560,00</w:t>
             </w:r>
           </w:p>
         </w:tc>
@@ -28912,7 +28912,7 @@
                 <w:sz w:val="20"/>
                 <w:szCs w:val="20"/>
               </w:rPr>
-              <w:t>CUP 5.936,00</w:t>
+              <w:t>CUP 6.048,00</w:t>
             </w:r>
           </w:p>
         </w:tc>
@@ -28957,7 +28957,7 @@
                 <w:sz w:val="20"/>
                 <w:szCs w:val="20"/>
               </w:rPr>
-              <w:t>CUP 33.390,00</w:t>
+              <w:t>CUP 34.020,00</w:t>
             </w:r>
           </w:p>
         </w:tc>
@@ -29002,7 +29002,7 @@
                 <w:sz w:val="20"/>
                 <w:szCs w:val="20"/>
               </w:rPr>
-              <w:t>CUP 25.970,00</w:t>
+              <w:t>CUP 26.460,00</w:t>
             </w:r>
           </w:p>
         </w:tc>
@@ -29047,7 +29047,7 @@
                 <w:sz w:val="20"/>
                 <w:szCs w:val="20"/>
               </w:rPr>
-              <w:t>CUP 29.680,00</w:t>
+              <w:t>CUP 30.240,00</w:t>
             </w:r>
           </w:p>
         </w:tc>
@@ -29092,7 +29092,7 @@
                 <w:sz w:val="20"/>
                 <w:szCs w:val="20"/>
               </w:rPr>
-              <w:t>CUP 25.970,00</w:t>
+              <w:t>CUP 26.460,00</w:t>
             </w:r>
           </w:p>
         </w:tc>
@@ -29137,7 +29137,7 @@
                 <w:sz w:val="20"/>
                 <w:szCs w:val="20"/>
               </w:rPr>
-              <w:t>CUP 148.400,00</w:t>
+              <w:t>CUP 151.200,00</w:t>
             </w:r>
           </w:p>
         </w:tc>
@@ -29181,7 +29181,7 @@
                 <w:sz w:val="20"/>
                 <w:szCs w:val="20"/>
               </w:rPr>
-              <w:t>CUP 11.130,00</w:t>
+              <w:t>CUP 11.340,00</w:t>
             </w:r>
           </w:p>
         </w:tc>
@@ -29226,7 +29226,7 @@
                 <w:sz w:val="20"/>
                 <w:szCs w:val="20"/>
               </w:rPr>
-              <w:t>CUP 33.390,00</w:t>
+              <w:t>CUP 34.020,00</w:t>
             </w:r>
           </w:p>
         </w:tc>
@@ -29270,7 +29270,7 @@
                 <w:sz w:val="20"/>
                 <w:szCs w:val="20"/>
               </w:rPr>
-              <w:t>CUP 48.230,00</w:t>
+              <w:t>CUP 49.140,00</w:t>
             </w:r>
           </w:p>
         </w:tc>
@@ -29314,7 +29314,7 @@
                 <w:sz w:val="20"/>
                 <w:szCs w:val="20"/>
               </w:rPr>
-              <w:t>CUP 48.230,00</w:t>
+              <w:t>CUP 49.140,00</w:t>
             </w:r>
           </w:p>
         </w:tc>
@@ -29359,7 +29359,7 @@
                 <w:sz w:val="20"/>
                 <w:szCs w:val="20"/>
               </w:rPr>
-              <w:t>CUP 48.230,00</w:t>
+              <w:t>CUP 49.140,00</w:t>
             </w:r>
           </w:p>
         </w:tc>
@@ -29403,7 +29403,7 @@
                 <w:sz w:val="20"/>
                 <w:szCs w:val="20"/>
               </w:rPr>
-              <w:t>CUP 48.230,00</w:t>
+              <w:t>CUP 49.140,00</w:t>
             </w:r>
           </w:p>
         </w:tc>
@@ -29447,7 +29447,7 @@
                 <w:sz w:val="20"/>
                 <w:szCs w:val="20"/>
               </w:rPr>
-              <w:t>CUP 8.904,00</w:t>
+              <w:t>CUP 9.072,00</w:t>
             </w:r>
           </w:p>
         </w:tc>
@@ -29501,7 +29501,7 @@
                 <w:sz w:val="20"/>
                 <w:szCs w:val="20"/>
               </w:rPr>
-              <w:t>CUP 133.560,00</w:t>
+              <w:t>CUP 136.080,00</w:t>
             </w:r>
           </w:p>
         </w:tc>
@@ -29545,7 +29545,7 @@
                 <w:sz w:val="20"/>
                 <w:szCs w:val="20"/>
               </w:rPr>
-              <w:t>CUP 259.700,00</w:t>
+              <w:t>CUP 264.600,00</w:t>
             </w:r>
           </w:p>
         </w:tc>
@@ -29589,7 +29589,7 @@
                 <w:sz w:val="20"/>
                 <w:szCs w:val="20"/>
               </w:rPr>
-              <w:t>CUP 133.560,00</w:t>
+              <w:t>CUP 136.080,00</w:t>
             </w:r>
           </w:p>
         </w:tc>
@@ -29634,7 +29634,7 @@
                 <w:sz w:val="20"/>
                 <w:szCs w:val="20"/>
               </w:rPr>
-              <w:t>CUP 37.100,00</w:t>
+              <w:t>CUP 37.800,00</w:t>
             </w:r>
           </w:p>
         </w:tc>
@@ -29678,7 +29678,7 @@
                 <w:sz w:val="20"/>
                 <w:szCs w:val="20"/>
               </w:rPr>
-              <w:t>CUP 163.240,00</w:t>
+              <w:t>CUP 166.320,00</w:t>
             </w:r>
           </w:p>
         </w:tc>
@@ -29723,7 +29723,7 @@
                 <w:sz w:val="20"/>
                 <w:szCs w:val="20"/>
               </w:rPr>
-              <w:t>CUP 44.520,00</w:t>
+              <w:t>CUP 45.360,00</w:t>
             </w:r>
           </w:p>
         </w:tc>
@@ -29768,7 +29768,7 @@
                 <w:sz w:val="20"/>
                 <w:szCs w:val="20"/>
               </w:rPr>
-              <w:t>CUP 29.680,00</w:t>
+              <w:t>CUP 30.240,00</w:t>
             </w:r>
           </w:p>
         </w:tc>
@@ -29812,7 +29812,7 @@
                 <w:sz w:val="20"/>
                 <w:szCs w:val="20"/>
               </w:rPr>
-              <w:t>CUP 89.040,00</w:t>
+              <w:t>CUP 90.720,00</w:t>
             </w:r>
           </w:p>
         </w:tc>
@@ -29857,7 +29857,7 @@
                 <w:sz w:val="20"/>
                 <w:szCs w:val="20"/>
               </w:rPr>
-              <w:t>CUP 51.940,00</w:t>
+              <w:t>CUP 52.920,00</w:t>
             </w:r>
           </w:p>
         </w:tc>
@@ -29901,7 +29901,7 @@
                 <w:sz w:val="20"/>
                 <w:szCs w:val="20"/>
               </w:rPr>
-              <w:t>CUP 14.840,00</w:t>
+              <w:t>CUP 15.120,00</w:t>
             </w:r>
           </w:p>
         </w:tc>
@@ -29945,7 +29945,7 @@
                 <w:sz w:val="20"/>
                 <w:szCs w:val="20"/>
               </w:rPr>
-              <w:t>CUP 11.130,00</w:t>
+              <w:t>CUP 11.340,00</w:t>
             </w:r>
           </w:p>
         </w:tc>
@@ -29989,7 +29989,7 @@
                 <w:sz w:val="20"/>
                 <w:szCs w:val="20"/>
               </w:rPr>
-              <w:t>CUP 11.130,00</w:t>
+              <w:t>CUP 11.340,00</w:t>
             </w:r>
           </w:p>
         </w:tc>
@@ -30040,7 +30040,7 @@
                 <w:sz w:val="20"/>
                 <w:szCs w:val="20"/>
               </w:rPr>
-              <w:t>CUP 11.130,00</w:t>
+              <w:t>CUP 11.340,00</w:t>
             </w:r>
           </w:p>
         </w:tc>
@@ -30091,7 +30091,7 @@
                 <w:sz w:val="20"/>
                 <w:szCs w:val="20"/>
               </w:rPr>
-              <w:t>CUP 11.130,00</w:t>
+              <w:t>CUP 11.340,00</w:t>
             </w:r>
           </w:p>
         </w:tc>
@@ -30142,7 +30142,7 @@
                 <w:sz w:val="20"/>
                 <w:szCs w:val="20"/>
               </w:rPr>
-              <w:t>CUP 55.650,00</w:t>
+              <w:t>CUP 56.700,00</w:t>
             </w:r>
           </w:p>
         </w:tc>
@@ -30194,7 +30194,7 @@
                 <w:sz w:val="20"/>
                 <w:szCs w:val="20"/>
               </w:rPr>
-              <w:t>CUP 37.100,00</w:t>
+              <w:t>CUP 37.800,00</w:t>
             </w:r>
           </w:p>
         </w:tc>
@@ -30245,7 +30245,7 @@
                 <w:sz w:val="20"/>
                 <w:szCs w:val="20"/>
               </w:rPr>
-              <w:t>CUP 111.300,00</w:t>
+              <w:t>CUP 113.400,00</w:t>
             </w:r>
           </w:p>
         </w:tc>
@@ -30297,7 +30297,7 @@
                 <w:sz w:val="20"/>
                 <w:szCs w:val="20"/>
               </w:rPr>
-              <w:t>CUP 111.300,00</w:t>
+              <w:t>CUP 113.400,00</w:t>
             </w:r>
           </w:p>
         </w:tc>
@@ -30348,7 +30348,7 @@
                 <w:sz w:val="20"/>
                 <w:szCs w:val="20"/>
               </w:rPr>
-              <w:t>CUP 96.460,00</w:t>
+              <w:t>CUP 98.280,00</w:t>
             </w:r>
           </w:p>
         </w:tc>
@@ -30399,7 +30399,7 @@
                 <w:sz w:val="20"/>
                 <w:szCs w:val="20"/>
               </w:rPr>
-              <w:t>CUP 133.560,00</w:t>
+              <w:t>CUP 136.080,00</w:t>
             </w:r>
           </w:p>
         </w:tc>
@@ -30450,7 +30450,7 @@
                 <w:sz w:val="20"/>
                 <w:szCs w:val="20"/>
               </w:rPr>
-              <w:t>CUP 74.200,00</w:t>
+              <w:t>CUP 75.600,00</w:t>
             </w:r>
           </w:p>
         </w:tc>
@@ -30501,7 +30501,7 @@
                 <w:sz w:val="20"/>
                 <w:szCs w:val="20"/>
               </w:rPr>
-              <w:t>CUP 66.780,00</w:t>
+              <w:t>CUP 68.040,00</w:t>
             </w:r>
           </w:p>
         </w:tc>
@@ -30552,7 +30552,7 @@
                 <w:sz w:val="20"/>
                 <w:szCs w:val="20"/>
               </w:rPr>
-              <w:t>CUP 3.710,00</w:t>
+              <w:t>CUP 3.780,00</w:t>
             </w:r>
           </w:p>
         </w:tc>
@@ -30603,7 +30603,7 @@
                 <w:sz w:val="20"/>
                 <w:szCs w:val="20"/>
               </w:rPr>
-              <w:t>CUP 7.420,00</w:t>
+              <w:t>CUP 7.560,00</w:t>
             </w:r>
           </w:p>
         </w:tc>
@@ -30654,7 +30654,7 @@
                 <w:sz w:val="20"/>
                 <w:szCs w:val="20"/>
               </w:rPr>
-              <w:t>CUP 3.710,00</w:t>
+              <w:t>CUP 3.780,00</w:t>
             </w:r>
           </w:p>
         </w:tc>
@@ -30705,7 +30705,7 @@
                 <w:sz w:val="20"/>
                 <w:szCs w:val="20"/>
               </w:rPr>
-              <w:t>CUP 55.650,00</w:t>
+              <w:t>CUP 56.700,00</w:t>
             </w:r>
           </w:p>
         </w:tc>
@@ -30757,7 +30757,7 @@
                 <w:sz w:val="20"/>
                 <w:szCs w:val="20"/>
               </w:rPr>
-              <w:t>CUP 25.970,00</w:t>
+              <w:t>CUP 26.460,00</w:t>
             </w:r>
           </w:p>
         </w:tc>
@@ -30808,7 +30808,7 @@
                 <w:sz w:val="20"/>
                 <w:szCs w:val="20"/>
               </w:rPr>
-              <w:t>CUP 2.226,00</w:t>
+              <w:t>CUP 2.268,00</w:t>
             </w:r>
           </w:p>
         </w:tc>
@@ -30859,7 +30859,7 @@
                 <w:sz w:val="20"/>
                 <w:szCs w:val="20"/>
               </w:rPr>
-              <w:t>CUP 11.130,00</w:t>
+              <w:t>CUP 11.340,00</w:t>
             </w:r>
           </w:p>
         </w:tc>
@@ -30910,7 +30910,7 @@
                 <w:sz w:val="20"/>
                 <w:szCs w:val="20"/>
               </w:rPr>
-              <w:t>CUP 29.680,00</w:t>
+              <w:t>CUP 30.240,00</w:t>
             </w:r>
           </w:p>
         </w:tc>
@@ -30961,7 +30961,7 @@
                 <w:sz w:val="20"/>
                 <w:szCs w:val="20"/>
               </w:rPr>
-              <w:t>CUP 29.680,00</w:t>
+              <w:t>CUP 30.240,00</w:t>
             </w:r>
           </w:p>
         </w:tc>
@@ -31012,7 +31012,7 @@
                 <w:sz w:val="20"/>
                 <w:szCs w:val="20"/>
               </w:rPr>
-              <w:t>CUP 51.940,00</w:t>
+              <w:t>CUP 52.920,00</w:t>
             </w:r>
           </w:p>
         </w:tc>
@@ -31063,7 +31063,7 @@
                 <w:sz w:val="20"/>
                 <w:szCs w:val="20"/>
               </w:rPr>
-              <w:t>CUP 14.840,00</w:t>
+              <w:t>CUP 15.120,00</w:t>
             </w:r>
           </w:p>
         </w:tc>
@@ -31114,7 +31114,7 @@
                 <w:sz w:val="20"/>
                 <w:szCs w:val="20"/>
               </w:rPr>
-              <w:t>CUP 29.680,00</w:t>
+              <w:t>CUP 30.240,00</w:t>
             </w:r>
           </w:p>
         </w:tc>
@@ -31165,7 +31165,7 @@
                 <w:sz w:val="20"/>
                 <w:szCs w:val="20"/>
               </w:rPr>
-              <w:t>CUP 7.420,00</w:t>
+              <w:t>CUP 7.560,00</w:t>
             </w:r>
           </w:p>
         </w:tc>
@@ -31217,7 +31217,7 @@
                 <w:sz w:val="20"/>
                 <w:szCs w:val="20"/>
               </w:rPr>
-              <w:t>CUP 11.130,00</w:t>
+              <w:t>CUP 11.340,00</w:t>
             </w:r>
           </w:p>
         </w:tc>
@@ -31268,7 +31268,7 @@
                 <w:sz w:val="20"/>
                 <w:szCs w:val="20"/>
               </w:rPr>
-              <w:t>CUP 7.420,00</w:t>
+              <w:t>CUP 7.560,00</w:t>
             </w:r>
           </w:p>
         </w:tc>
@@ -31319,7 +31319,7 @@
                 <w:sz w:val="20"/>
                 <w:szCs w:val="20"/>
               </w:rPr>
-              <w:t>CUP 7.420,00</w:t>
+              <w:t>CUP 7.560,00</w:t>
             </w:r>
           </w:p>
         </w:tc>
@@ -31363,7 +31363,7 @@
                 <w:sz w:val="20"/>
                 <w:szCs w:val="20"/>
               </w:rPr>
-              <w:t>CUP 3.710,00</w:t>
+              <w:t>CUP 3.780,00</w:t>
             </w:r>
           </w:p>
         </w:tc>
@@ -31414,7 +31414,7 @@
                 <w:sz w:val="20"/>
                 <w:szCs w:val="20"/>
               </w:rPr>
-              <w:t>CUP 5.936,00</w:t>
+              <w:t>CUP 6.048,00</w:t>
             </w:r>
           </w:p>
         </w:tc>
@@ -31465,7 +31465,7 @@
                 <w:sz w:val="20"/>
                 <w:szCs w:val="20"/>
               </w:rPr>
-              <w:t>CUP 5.936,00</w:t>
+              <w:t>CUP 6.048,00</w:t>
             </w:r>
           </w:p>
         </w:tc>
@@ -31517,7 +31517,7 @@
                 <w:sz w:val="20"/>
                 <w:szCs w:val="20"/>
               </w:rPr>
-              <w:t>CUP 22.260,00</w:t>
+              <w:t>CUP 22.680,00</w:t>
             </w:r>
           </w:p>
         </w:tc>
@@ -31568,7 +31568,7 @@
                 <w:sz w:val="20"/>
                 <w:szCs w:val="20"/>
               </w:rPr>
-              <w:t>CUP 5.936,00</w:t>
+              <w:t>CUP 6.048,00</w:t>
             </w:r>
           </w:p>
         </w:tc>
@@ -31619,7 +31619,7 @@
                 <w:sz w:val="20"/>
                 <w:szCs w:val="20"/>
               </w:rPr>
-              <w:t>CUP 8.904,00</w:t>
+              <w:t>CUP 9.072,00</w:t>
             </w:r>
           </w:p>
         </w:tc>
@@ -31670,7 +31670,7 @@
                 <w:sz w:val="20"/>
                 <w:szCs w:val="20"/>
               </w:rPr>
-              <w:t>CUP 11.130,00</w:t>
+              <w:t>CUP 11.340,00</w:t>
             </w:r>
           </w:p>
         </w:tc>
@@ -31721,7 +31721,7 @@
                 <w:sz w:val="20"/>
                 <w:szCs w:val="20"/>
               </w:rPr>
-              <w:t>CUP 14.840,00</w:t>
+              <w:t>CUP 15.120,00</w:t>
             </w:r>
           </w:p>
         </w:tc>
@@ -31772,7 +31772,7 @@
                 <w:sz w:val="20"/>
                 <w:szCs w:val="20"/>
               </w:rPr>
-              <w:t>CUP 7.420,00</w:t>
+              <w:t>CUP 7.560,00</w:t>
             </w:r>
           </w:p>
         </w:tc>
@@ -31823,7 +31823,7 @@
                 <w:sz w:val="20"/>
                 <w:szCs w:val="20"/>
               </w:rPr>
-              <w:t>CUP 11.130,00</w:t>
+              <w:t>CUP 11.340,00</w:t>
             </w:r>
           </w:p>
         </w:tc>
@@ -31875,7 +31875,7 @@
                 <w:sz w:val="20"/>
                 <w:szCs w:val="20"/>
               </w:rPr>
-              <w:t>CUP 7.420,00</w:t>
+              <w:t>CUP 7.560,00</w:t>
             </w:r>
           </w:p>
         </w:tc>
@@ -31926,7 +31926,7 @@
                 <w:sz w:val="20"/>
                 <w:szCs w:val="20"/>
               </w:rPr>
-              <w:t>CUP 7.420,00</w:t>
+              <w:t>CUP 7.560,00</w:t>
             </w:r>
           </w:p>
         </w:tc>
@@ -31977,7 +31977,7 @@
                 <w:sz w:val="20"/>
                 <w:szCs w:val="20"/>
               </w:rPr>
-              <w:t>CUP 8.904,00</w:t>
+              <w:t>CUP 9.072,00</w:t>
             </w:r>
           </w:p>
         </w:tc>
@@ -32028,7 +32028,7 @@
                 <w:sz w:val="20"/>
                 <w:szCs w:val="20"/>
               </w:rPr>
-              <w:t>CUP 74.200,00</w:t>
+              <w:t>CUP 75.600,00</w:t>
             </w:r>
           </w:p>
         </w:tc>
@@ -32079,7 +32079,7 @@
                 <w:sz w:val="20"/>
                 <w:szCs w:val="20"/>
               </w:rPr>
-              <w:t>CUP 25.970,00</w:t>
+              <w:t>CUP 26.460,00</w:t>
             </w:r>
           </w:p>
         </w:tc>
@@ -32130,7 +32130,7 @@
                 <w:sz w:val="20"/>
                 <w:szCs w:val="20"/>
               </w:rPr>
-              <w:t>CUP 7.420,00</w:t>
+              <w:t>CUP 7.560,00</w:t>
             </w:r>
           </w:p>
         </w:tc>
@@ -32249,7 +32249,7 @@
                 <w:sz w:val="20"/>
                 <w:szCs w:val="20"/>
               </w:rPr>
-              <w:t>CUP 103.880,00</w:t>
+              <w:t>CUP 105.840,00</w:t>
             </w:r>
           </w:p>
         </w:tc>
@@ -32301,7 +32301,7 @@
                 <w:sz w:val="20"/>
                 <w:szCs w:val="20"/>
               </w:rPr>
-              <w:t>CUP 3.710,00</w:t>
+              <w:t>CUP 3.780,00</w:t>
             </w:r>
           </w:p>
         </w:tc>
@@ -32352,7 +32352,7 @@
                 <w:sz w:val="20"/>
                 <w:szCs w:val="20"/>
               </w:rPr>
-              <w:t>CUP 18.550,00</w:t>
+              <w:t>CUP 18.900,00</w:t>
             </w:r>
           </w:p>
         </w:tc>
@@ -32403,7 +32403,7 @@
                 <w:sz w:val="20"/>
                 <w:szCs w:val="20"/>
               </w:rPr>
-              <w:t>CUP 103.880,00</w:t>
+              <w:t>CUP 105.840,00</w:t>
             </w:r>
           </w:p>
         </w:tc>
@@ -32454,7 +32454,7 @@
                 <w:sz w:val="20"/>
                 <w:szCs w:val="20"/>
               </w:rPr>
-              <w:t>CUP 148.400,00</w:t>
+              <w:t>CUP 151.200,00</w:t>
             </w:r>
           </w:p>
         </w:tc>
@@ -32515,7 +32515,7 @@
                 <w:sz w:val="20"/>
                 <w:szCs w:val="20"/>
               </w:rPr>
-              <w:t>CUP 148.400,00</w:t>
+              <w:t>CUP 151.200,00</w:t>
             </w:r>
           </w:p>
         </w:tc>
@@ -32566,7 +32566,7 @@
                 <w:sz w:val="20"/>
                 <w:szCs w:val="20"/>
               </w:rPr>
-              <w:t>CUP 185.500,00</w:t>
+              <w:t>CUP 189.000,00</w:t>
             </w:r>
           </w:p>
         </w:tc>
@@ -32618,7 +32618,7 @@
                 <w:sz w:val="20"/>
                 <w:szCs w:val="20"/>
               </w:rPr>
-              <w:t>CUP 118.720,00</w:t>
+              <w:t>CUP 120.960,00</w:t>
             </w:r>
           </w:p>
         </w:tc>
@@ -32679,7 +32679,7 @@
                 <w:sz w:val="20"/>
                 <w:szCs w:val="20"/>
               </w:rPr>
-              <w:t>CUP 133.560,00</w:t>
+              <w:t>CUP 136.080,00</w:t>
             </w:r>
           </w:p>
         </w:tc>
@@ -32730,7 +32730,7 @@
                 <w:sz w:val="20"/>
                 <w:szCs w:val="20"/>
               </w:rPr>
-              <w:t>CUP 133.560,00</w:t>
+              <w:t>CUP 136.080,00</w:t>
             </w:r>
           </w:p>
         </w:tc>
@@ -32842,7 +32842,7 @@
                 <w:sz w:val="20"/>
                 <w:szCs w:val="20"/>
               </w:rPr>
-              <w:t>CUP 89.040,00</w:t>
+              <w:t>CUP 90.720,00</w:t>
             </w:r>
           </w:p>
         </w:tc>
@@ -32893,7 +32893,7 @@
                 <w:sz w:val="20"/>
                 <w:szCs w:val="20"/>
               </w:rPr>
-              <w:t>CUP 4.452,00</w:t>
+              <w:t>CUP 4.536,00</w:t>
             </w:r>
           </w:p>
         </w:tc>
@@ -32945,7 +32945,7 @@
                 <w:sz w:val="20"/>
                 <w:szCs w:val="20"/>
               </w:rPr>
-              <w:t>CUP 59.360,00</w:t>
+              <w:t>CUP 60.480,00</w:t>
             </w:r>
           </w:p>
         </w:tc>
@@ -32996,7 +32996,7 @@
                 <w:sz w:val="20"/>
                 <w:szCs w:val="20"/>
               </w:rPr>
-              <w:t>CUP 29.680,00</w:t>
+              <w:t>CUP 30.240,00</w:t>
             </w:r>
           </w:p>
         </w:tc>
@@ -33047,7 +33047,7 @@
                 <w:sz w:val="20"/>
                 <w:szCs w:val="20"/>
               </w:rPr>
-              <w:t>CUP 29.680,00</w:t>
+              <w:t>CUP 30.240,00</w:t>
             </w:r>
           </w:p>
         </w:tc>
@@ -33098,7 +33098,7 @@
                 <w:sz w:val="20"/>
                 <w:szCs w:val="20"/>
               </w:rPr>
-              <w:t>CUP 29.680,00</w:t>
+              <w:t>CUP 30.240,00</w:t>
             </w:r>
           </w:p>
         </w:tc>
@@ -33149,7 +33149,7 @@
                 <w:sz w:val="20"/>
                 <w:szCs w:val="20"/>
               </w:rPr>
-              <w:t>CUP 7.420,00</w:t>
+              <w:t>CUP 7.560,00</w:t>
             </w:r>
           </w:p>
         </w:tc>
@@ -33201,7 +33201,7 @@
                 <w:sz w:val="20"/>
                 <w:szCs w:val="20"/>
               </w:rPr>
-              <w:t>CUP 63.070,00</w:t>
+              <w:t>CUP 64.260,00</w:t>
             </w:r>
           </w:p>
         </w:tc>
@@ -33252,7 +33252,7 @@
                 <w:sz w:val="20"/>
                 <w:szCs w:val="20"/>
               </w:rPr>
-              <w:t>CUP 59.360,00</w:t>
+              <w:t>CUP 60.480,00</w:t>
             </w:r>
           </w:p>
         </w:tc>
@@ -33303,7 +33303,7 @@
                 <w:sz w:val="20"/>
                 <w:szCs w:val="20"/>
               </w:rPr>
-              <w:t>CUP 74.200,00</w:t>
+              <w:t>CUP 75.600,00</w:t>
             </w:r>
           </w:p>
         </w:tc>
@@ -33354,7 +33354,7 @@
                 <w:sz w:val="20"/>
                 <w:szCs w:val="20"/>
               </w:rPr>
-              <w:t>CUP 74.200,00</w:t>
+              <w:t>CUP 75.600,00</w:t>
             </w:r>
           </w:p>
         </w:tc>
@@ -33405,7 +33405,7 @@
                 <w:sz w:val="20"/>
                 <w:szCs w:val="20"/>
               </w:rPr>
-              <w:t>CUP 81.620,00</w:t>
+              <w:t>CUP 83.160,00</w:t>
             </w:r>
           </w:p>
         </w:tc>
@@ -33457,7 +33457,7 @@
                 <w:sz w:val="20"/>
                 <w:szCs w:val="20"/>
               </w:rPr>
-              <w:t>CUP 89.040,00</w:t>
+              <w:t>CUP 90.720,00</w:t>
             </w:r>
           </w:p>
         </w:tc>
@@ -33508,7 +33508,7 @@
                 <w:sz w:val="20"/>
                 <w:szCs w:val="20"/>
               </w:rPr>
-              <w:t>CUP 18.550,00</w:t>
+              <w:t>CUP 18.900,00</w:t>
             </w:r>
           </w:p>
         </w:tc>
@@ -33559,7 +33559,7 @@
                 <w:sz w:val="20"/>
                 <w:szCs w:val="20"/>
               </w:rPr>
-              <w:t>CUP 29.680,00</w:t>
+              <w:t>CUP 30.240,00</w:t>
             </w:r>
           </w:p>
         </w:tc>
@@ -33610,7 +33610,7 @@
                 <w:sz w:val="20"/>
                 <w:szCs w:val="20"/>
               </w:rPr>
-              <w:t>CUP 29.680,00</w:t>
+              <w:t>CUP 30.240,00</w:t>
             </w:r>
           </w:p>
         </w:tc>
@@ -33662,7 +33662,7 @@
                 <w:sz w:val="20"/>
                 <w:szCs w:val="20"/>
               </w:rPr>
-              <w:t>CUP 44.520,00</w:t>
+              <w:t>CUP 45.360,00</w:t>
             </w:r>
           </w:p>
         </w:tc>
@@ -33713,7 +33713,7 @@
                 <w:sz w:val="20"/>
                 <w:szCs w:val="20"/>
               </w:rPr>
-              <w:t>CUP 44.520,00</w:t>
+              <w:t>CUP 45.360,00</w:t>
             </w:r>
           </w:p>
         </w:tc>
@@ -33764,7 +33764,7 @@
                 <w:sz w:val="20"/>
                 <w:szCs w:val="20"/>
               </w:rPr>
-              <w:t>CUP 22.260,00</w:t>
+              <w:t>CUP 22.680,00</w:t>
             </w:r>
           </w:p>
         </w:tc>
@@ -33815,7 +33815,7 @@
                 <w:sz w:val="20"/>
                 <w:szCs w:val="20"/>
               </w:rPr>
-              <w:t>CUP 59.360,00</w:t>
+              <w:t>CUP 60.480,00</w:t>
             </w:r>
           </w:p>
         </w:tc>
@@ -33866,7 +33866,7 @@
                 <w:sz w:val="20"/>
                 <w:szCs w:val="20"/>
               </w:rPr>
-              <w:t>CUP 44.520,00</w:t>
+              <w:t>CUP 45.360,00</w:t>
             </w:r>
           </w:p>
         </w:tc>
@@ -33917,7 +33917,7 @@
                 <w:sz w:val="20"/>
                 <w:szCs w:val="20"/>
               </w:rPr>
-              <w:t>CUP 44.520,00</w:t>
+              <w:t>CUP 45.360,00</w:t>
             </w:r>
           </w:p>
         </w:tc>
@@ -33968,7 +33968,7 @@
                 <w:sz w:val="20"/>
                 <w:szCs w:val="20"/>
               </w:rPr>
-              <w:t>CUP 74.200,00</w:t>
+              <w:t>CUP 75.600,00</w:t>
             </w:r>
           </w:p>
         </w:tc>
@@ -34019,7 +34019,7 @@
                 <w:sz w:val="20"/>
                 <w:szCs w:val="20"/>
               </w:rPr>
-              <w:t>CUP 33.390,00</w:t>
+              <w:t>CUP 34.020,00</w:t>
             </w:r>
           </w:p>
         </w:tc>
@@ -34070,7 +34070,7 @@
                 <w:sz w:val="20"/>
                 <w:szCs w:val="20"/>
               </w:rPr>
-              <w:t>CUP 742,00</w:t>
+              <w:t>CUP 756,00</w:t>
             </w:r>
           </w:p>
         </w:tc>
@@ -34121,7 +34121,7 @@
                 <w:sz w:val="20"/>
                 <w:szCs w:val="20"/>
               </w:rPr>
-              <w:t>CUP 742,00</w:t>
+              <w:t>CUP 756,00</w:t>
             </w:r>
           </w:p>
         </w:tc>
@@ -34172,7 +34172,7 @@
                 <w:sz w:val="20"/>
                 <w:szCs w:val="20"/>
               </w:rPr>
-              <w:t>CUP 742,00</w:t>
+              <w:t>CUP 756,00</w:t>
             </w:r>
           </w:p>
         </w:tc>
@@ -34223,7 +34223,7 @@
                 <w:sz w:val="20"/>
                 <w:szCs w:val="20"/>
               </w:rPr>
-              <w:t>CUP 89.040,00</w:t>
+              <w:t>CUP 90.720,00</w:t>
             </w:r>
           </w:p>
         </w:tc>
@@ -34274,7 +34274,7 @@
                 <w:sz w:val="20"/>
                 <w:szCs w:val="20"/>
               </w:rPr>
-              <w:t>CUP 89.040,00</w:t>
+              <w:t>CUP 90.720,00</w:t>
             </w:r>
           </w:p>
         </w:tc>
@@ -34325,7 +34325,7 @@
                 <w:sz w:val="20"/>
                 <w:szCs w:val="20"/>
               </w:rPr>
-              <w:t>CUP 74.200,00</w:t>
+              <w:t>CUP 75.600,00</w:t>
             </w:r>
           </w:p>
         </w:tc>
@@ -34377,7 +34377,7 @@
                 <w:sz w:val="20"/>
                 <w:szCs w:val="20"/>
               </w:rPr>
-              <w:t>CUP 74.200,00</w:t>
+              <w:t>CUP 75.600,00</w:t>
             </w:r>
           </w:p>
         </w:tc>
@@ -34428,7 +34428,7 @@
                 <w:sz w:val="20"/>
                 <w:szCs w:val="20"/>
               </w:rPr>
-              <w:t>CUP 7.420,00</w:t>
+              <w:t>CUP 7.560,00</w:t>
             </w:r>
           </w:p>
         </w:tc>
@@ -34489,7 +34489,7 @@
                 <w:sz w:val="20"/>
                 <w:szCs w:val="20"/>
               </w:rPr>
-              <w:t>CUP 59.360,00</w:t>
+              <w:t>CUP 60.480,00</w:t>
             </w:r>
           </w:p>
         </w:tc>
@@ -34540,7 +34540,7 @@
                 <w:sz w:val="20"/>
                 <w:szCs w:val="20"/>
               </w:rPr>
-              <w:t>CUP 59.360,00</w:t>
+              <w:t>CUP 60.480,00</w:t>
             </w:r>
           </w:p>
         </w:tc>
@@ -34591,7 +34591,7 @@
                 <w:sz w:val="20"/>
                 <w:szCs w:val="20"/>
               </w:rPr>
-              <w:t>CUP 59.360,00</w:t>
+              <w:t>CUP 60.480,00</w:t>
             </w:r>
           </w:p>
         </w:tc>
@@ -34642,7 +34642,7 @@
                 <w:sz w:val="20"/>
                 <w:szCs w:val="20"/>
               </w:rPr>
-              <w:t>CUP 7.420,00</w:t>
+              <w:t>CUP 7.560,00</w:t>
             </w:r>
           </w:p>
         </w:tc>
@@ -34693,7 +34693,7 @@
                 <w:sz w:val="20"/>
                 <w:szCs w:val="20"/>
               </w:rPr>
-              <w:t>CUP 7.420,00</w:t>
+              <w:t>CUP 7.560,00</w:t>
             </w:r>
           </w:p>
         </w:tc>
@@ -34744,7 +34744,7 @@
                 <w:sz w:val="20"/>
                 <w:szCs w:val="20"/>
               </w:rPr>
-              <w:t>CUP 3.710,00</w:t>
+              <w:t>CUP 3.780,00</w:t>
             </w:r>
           </w:p>
         </w:tc>
@@ -34795,7 +34795,7 @@
                 <w:sz w:val="20"/>
                 <w:szCs w:val="20"/>
               </w:rPr>
-              <w:t>CUP 5.194,00</w:t>
+              <w:t>CUP 5.292,00</w:t>
             </w:r>
           </w:p>
         </w:tc>
@@ -34846,7 +34846,7 @@
                 <w:sz w:val="20"/>
                 <w:szCs w:val="20"/>
               </w:rPr>
-              <w:t>CUP 5.194,00</w:t>
+              <w:t>CUP 5.292,00</w:t>
             </w:r>
           </w:p>
         </w:tc>
@@ -34915,7 +34915,7 @@
                 <w:sz w:val="20"/>
                 <w:szCs w:val="20"/>
               </w:rPr>
-              <w:t>CUP 22.260,00</w:t>
+              <w:t>CUP 22.680,00</w:t>
             </w:r>
           </w:p>
         </w:tc>
@@ -34966,7 +34966,7 @@
                 <w:sz w:val="20"/>
                 <w:szCs w:val="20"/>
               </w:rPr>
-              <w:t>CUP 29.680,00</w:t>
+              <w:t>CUP 30.240,00</w:t>
             </w:r>
           </w:p>
         </w:tc>
@@ -35017,7 +35017,7 @@
                 <w:sz w:val="20"/>
                 <w:szCs w:val="20"/>
               </w:rPr>
-              <w:t>CUP 59.360,00</w:t>
+              <w:t>CUP 60.480,00</w:t>
             </w:r>
           </w:p>
         </w:tc>
@@ -35069,7 +35069,7 @@
                 <w:sz w:val="20"/>
                 <w:szCs w:val="20"/>
               </w:rPr>
-              <w:t>CUP 66.780,00</w:t>
+              <w:t>CUP 68.040,00</w:t>
             </w:r>
           </w:p>
         </w:tc>
@@ -35120,7 +35120,7 @@
                 <w:sz w:val="20"/>
                 <w:szCs w:val="20"/>
               </w:rPr>
-              <w:t>CUP 18.550,00</w:t>
+              <w:t>CUP 18.900,00</w:t>
             </w:r>
           </w:p>
         </w:tc>
@@ -35172,7 +35172,7 @@
                 <w:sz w:val="20"/>
                 <w:szCs w:val="20"/>
               </w:rPr>
-              <w:t>CUP 22.260,00</w:t>
+              <w:t>CUP 22.680,00</w:t>
             </w:r>
           </w:p>
         </w:tc>
@@ -35242,7 +35242,7 @@
                 <w:sz w:val="20"/>
                 <w:szCs w:val="20"/>
               </w:rPr>
-              <w:t>CUP 74.200,00</w:t>
+              <w:t>CUP 75.600,00</w:t>
             </w:r>
           </w:p>
         </w:tc>
@@ -35294,7 +35294,7 @@
                 <w:sz w:val="20"/>
                 <w:szCs w:val="20"/>
               </w:rPr>
-              <w:t>CUP 55.650,00</w:t>
+              <w:t>CUP 56.700,00</w:t>
             </w:r>
           </w:p>
         </w:tc>
@@ -35346,7 +35346,7 @@
                 <w:sz w:val="20"/>
                 <w:szCs w:val="20"/>
               </w:rPr>
-              <w:t>CUP 29.680,00</w:t>
+              <w:t>CUP 30.240,00</w:t>
             </w:r>
           </w:p>
         </w:tc>
@@ -35398,7 +35398,7 @@
                 <w:sz w:val="20"/>
                 <w:szCs w:val="20"/>
               </w:rPr>
-              <w:t>CUP 11.130,00</w:t>
+              <w:t>CUP 11.340,00</w:t>
             </w:r>
           </w:p>
         </w:tc>
@@ -35451,7 +35451,7 @@
                 <w:sz w:val="20"/>
                 <w:szCs w:val="20"/>
               </w:rPr>
-              <w:t>CUP 18.550,00</w:t>
+              <w:t>CUP 18.900,00</w:t>
             </w:r>
           </w:p>
         </w:tc>
@@ -35503,7 +35503,7 @@
                 <w:sz w:val="20"/>
                 <w:szCs w:val="20"/>
               </w:rPr>
-              <w:t>CUP 22.260,00</w:t>
+              <w:t>CUP 22.680,00</w:t>
             </w:r>
           </w:p>
         </w:tc>
@@ -35548,7 +35548,7 @@
                 <w:sz w:val="20"/>
                 <w:szCs w:val="20"/>
               </w:rPr>
-              <w:t>CUP 44.520,00</w:t>
+              <w:t>CUP 45.360,00</w:t>
             </w:r>
           </w:p>
         </w:tc>
@@ -35592,7 +35592,7 @@
                 <w:sz w:val="20"/>
                 <w:szCs w:val="20"/>
               </w:rPr>
-              <w:t>CUP 22.260,00</w:t>
+              <w:t>CUP 22.680,00</w:t>
             </w:r>
           </w:p>
         </w:tc>
@@ -35636,7 +35636,7 @@
                 <w:sz w:val="20"/>
                 <w:szCs w:val="20"/>
               </w:rPr>
-              <w:t>CUP 37.100,00</w:t>
+              <w:t>CUP 37.800,00</w:t>
             </w:r>
           </w:p>
         </w:tc>
@@ -35699,7 +35699,7 @@
                 <w:sz w:val="20"/>
                 <w:szCs w:val="20"/>
               </w:rPr>
-              <w:t>CUP 25.970,00</w:t>
+              <w:t>CUP 26.460,00</w:t>
             </w:r>
           </w:p>
         </w:tc>
@@ -35744,7 +35744,7 @@
                 <w:sz w:val="20"/>
                 <w:szCs w:val="20"/>
               </w:rPr>
-              <w:t>CUP 118.720,00</w:t>
+              <w:t>CUP 120.960,00</w:t>
             </w:r>
           </w:p>
         </w:tc>
@@ -35788,7 +35788,7 @@
                 <w:sz w:val="20"/>
                 <w:szCs w:val="20"/>
               </w:rPr>
-              <w:t>CUP 118.720,00</w:t>
+              <w:t>CUP 120.960,00</w:t>
             </w:r>
           </w:p>
         </w:tc>
@@ -35851,7 +35851,7 @@
                 <w:sz w:val="20"/>
                 <w:szCs w:val="20"/>
               </w:rPr>
-              <w:t>CUP 118.720,00</w:t>
+              <w:t>CUP 120.960,00</w:t>
             </w:r>
           </w:p>
         </w:tc>
@@ -35895,7 +35895,7 @@
                 <w:sz w:val="20"/>
                 <w:szCs w:val="20"/>
               </w:rPr>
-              <w:t>CUP 118.720,00</w:t>
+              <w:t>CUP 120.960,00</w:t>
             </w:r>
           </w:p>
         </w:tc>
@@ -35960,7 +35960,7 @@
                 <w:sz w:val="20"/>
                 <w:szCs w:val="20"/>
               </w:rPr>
-              <w:t>CUP 22.260,00</w:t>
+              <w:t>CUP 22.680,00</w:t>
             </w:r>
           </w:p>
         </w:tc>
@@ -36004,7 +36004,7 @@
                 <w:sz w:val="20"/>
                 <w:szCs w:val="20"/>
               </w:rPr>
-              <w:t>CUP 11.130,00</w:t>
+              <w:t>CUP 11.340,00</w:t>
             </w:r>
           </w:p>
         </w:tc>
@@ -36048,7 +36048,7 @@
                 <w:sz w:val="20"/>
                 <w:szCs w:val="20"/>
               </w:rPr>
-              <w:t>CUP 14.840,00</w:t>
+              <w:t>CUP 15.120,00</w:t>
             </w:r>
           </w:p>
         </w:tc>
@@ -36092,7 +36092,7 @@
                 <w:sz w:val="20"/>
                 <w:szCs w:val="20"/>
               </w:rPr>
-              <w:t>CUP 29.680,00</w:t>
+              <w:t>CUP 30.240,00</w:t>
             </w:r>
           </w:p>
         </w:tc>
@@ -36136,7 +36136,7 @@
                 <w:sz w:val="20"/>
                 <w:szCs w:val="20"/>
               </w:rPr>
-              <w:t>CUP 29.680,00</w:t>
+              <w:t>CUP 30.240,00</w:t>
             </w:r>
           </w:p>
         </w:tc>
@@ -36180,7 +36180,7 @@
                 <w:sz w:val="20"/>
                 <w:szCs w:val="20"/>
               </w:rPr>
-              <w:t>CUP 111.300,00</w:t>
+              <w:t>CUP 113.400,00</w:t>
             </w:r>
           </w:p>
         </w:tc>
@@ -36224,7 +36224,7 @@
                 <w:sz w:val="20"/>
                 <w:szCs w:val="20"/>
               </w:rPr>
-              <w:t>CUP 148.400,00</w:t>
+              <w:t>CUP 151.200,00</w:t>
             </w:r>
           </w:p>
         </w:tc>
@@ -36269,7 +36269,7 @@
                 <w:sz w:val="20"/>
                 <w:szCs w:val="20"/>
               </w:rPr>
-              <w:t>CUP 74.200,00</w:t>
+              <w:t>CUP 75.600,00</w:t>
             </w:r>
           </w:p>
         </w:tc>
@@ -36313,7 +36313,7 @@
                 <w:sz w:val="20"/>
                 <w:szCs w:val="20"/>
               </w:rPr>
-              <w:t>CUP 37.100,00</w:t>
+              <w:t>CUP 37.800,00</w:t>
             </w:r>
           </w:p>
         </w:tc>
@@ -36357,7 +36357,7 @@
                 <w:sz w:val="20"/>
                 <w:szCs w:val="20"/>
               </w:rPr>
-              <w:t>CUP 74.200,00</w:t>
+              <w:t>CUP 75.600,00</w:t>
             </w:r>
           </w:p>
         </w:tc>
@@ -36402,7 +36402,7 @@
                 <w:sz w:val="20"/>
                 <w:szCs w:val="20"/>
               </w:rPr>
-              <w:t>CUP 74.200,00</w:t>
+              <w:t>CUP 75.600,00</w:t>
             </w:r>
           </w:p>
         </w:tc>
@@ -36446,7 +36446,7 @@
                 <w:sz w:val="20"/>
                 <w:szCs w:val="20"/>
               </w:rPr>
-              <w:t>CUP 118.720,00</w:t>
+              <w:t>CUP 120.960,00</w:t>
             </w:r>
           </w:p>
         </w:tc>
@@ -36490,7 +36490,7 @@
                 <w:sz w:val="20"/>
                 <w:szCs w:val="20"/>
               </w:rPr>
-              <w:t>CUP 118.720,00</w:t>
+              <w:t>CUP 120.960,00</w:t>
             </w:r>
           </w:p>
         </w:tc>
@@ -36534,7 +36534,7 @@
                 <w:sz w:val="20"/>
                 <w:szCs w:val="20"/>
               </w:rPr>
-              <w:t>CUP 185.500,00</w:t>
+              <w:t>CUP 189.000,00</w:t>
             </w:r>
           </w:p>
         </w:tc>
@@ -36579,7 +36579,7 @@
                 <w:sz w:val="20"/>
                 <w:szCs w:val="20"/>
               </w:rPr>
-              <w:t>CUP 185.500,00</w:t>
+              <w:t>CUP 189.000,00</w:t>
             </w:r>
           </w:p>
         </w:tc>
@@ -36624,7 +36624,7 @@
                 <w:sz w:val="20"/>
                 <w:szCs w:val="20"/>
               </w:rPr>
-              <w:t>CUP 170.660,00</w:t>
+              <w:t>CUP 173.880,00</w:t>
             </w:r>
           </w:p>
         </w:tc>
@@ -36668,7 +36668,7 @@
                 <w:sz w:val="20"/>
                 <w:szCs w:val="20"/>
               </w:rPr>
-              <w:t>CUP 185.500,00</w:t>
+              <w:t>CUP 189.000,00</w:t>
             </w:r>
           </w:p>
         </w:tc>
@@ -36712,7 +36712,7 @@
                 <w:sz w:val="20"/>
                 <w:szCs w:val="20"/>
               </w:rPr>
-              <w:t>CUP 185.500,00</w:t>
+              <w:t>CUP 189.000,00</w:t>
             </w:r>
           </w:p>
         </w:tc>
@@ -36756,7 +36756,7 @@
                 <w:sz w:val="20"/>
                 <w:szCs w:val="20"/>
               </w:rPr>
-              <w:t>CUP 185.500,00</w:t>
+              <w:t>CUP 189.000,00</w:t>
             </w:r>
           </w:p>
         </w:tc>
@@ -36800,7 +36800,7 @@
                 <w:sz w:val="20"/>
                 <w:szCs w:val="20"/>
               </w:rPr>
-              <w:t>CUP 111.300,00</w:t>
+              <w:t>CUP 113.400,00</w:t>
             </w:r>
           </w:p>
         </w:tc>
@@ -36844,7 +36844,7 @@
                 <w:sz w:val="20"/>
                 <w:szCs w:val="20"/>
               </w:rPr>
-              <w:t>CUP 148.400,00</w:t>
+              <w:t>CUP 151.200,00</w:t>
             </w:r>
           </w:p>
         </w:tc>
@@ -36888,7 +36888,7 @@
                 <w:sz w:val="20"/>
                 <w:szCs w:val="20"/>
               </w:rPr>
-              <w:t>CUP 163.240,00</w:t>
+              <w:t>CUP 166.320,00</w:t>
             </w:r>
           </w:p>
         </w:tc>
@@ -36932,7 +36932,7 @@
                 <w:sz w:val="20"/>
                 <w:szCs w:val="20"/>
               </w:rPr>
-              <w:t>CUP 163.240,00</w:t>
+              <w:t>CUP 166.320,00</w:t>
             </w:r>
           </w:p>
         </w:tc>
@@ -36976,7 +36976,7 @@
                 <w:sz w:val="20"/>
                 <w:szCs w:val="20"/>
               </w:rPr>
-              <w:t>CUP 163.240,00</w:t>
+              <w:t>CUP 166.320,00</w:t>
             </w:r>
           </w:p>
         </w:tc>
@@ -37020,7 +37020,7 @@
                 <w:sz w:val="20"/>
                 <w:szCs w:val="20"/>
               </w:rPr>
-              <w:t>CUP 51.940,00</w:t>
+              <w:t>CUP 52.920,00</w:t>
             </w:r>
           </w:p>
         </w:tc>
@@ -37064,7 +37064,7 @@
                 <w:sz w:val="20"/>
                 <w:szCs w:val="20"/>
               </w:rPr>
-              <w:t>CUP 51.940,00</w:t>
+              <w:t>CUP 52.920,00</w:t>
             </w:r>
           </w:p>
         </w:tc>
@@ -37108,7 +37108,7 @@
                 <w:sz w:val="20"/>
                 <w:szCs w:val="20"/>
               </w:rPr>
-              <w:t>CUP 44.520,00</w:t>
+              <w:t>CUP 45.360,00</w:t>
             </w:r>
           </w:p>
         </w:tc>
@@ -37152,7 +37152,7 @@
                 <w:sz w:val="20"/>
                 <w:szCs w:val="20"/>
               </w:rPr>
-              <w:t>CUP 51.940,00</w:t>
+              <w:t>CUP 52.920,00</w:t>
             </w:r>
           </w:p>
         </w:tc>
@@ -37196,7 +37196,7 @@
                 <w:sz w:val="20"/>
                 <w:szCs w:val="20"/>
               </w:rPr>
-              <w:t>CUP 51.940,00</w:t>
+              <w:t>CUP 52.920,00</w:t>
             </w:r>
           </w:p>
         </w:tc>
@@ -37240,7 +37240,7 @@
                 <w:sz w:val="20"/>
                 <w:szCs w:val="20"/>
               </w:rPr>
-              <w:t>CUP 103.880,00</w:t>
+              <w:t>CUP 105.840,00</w:t>
             </w:r>
           </w:p>
         </w:tc>
@@ -37284,7 +37284,7 @@
                 <w:sz w:val="20"/>
                 <w:szCs w:val="20"/>
               </w:rPr>
-              <w:t>CUP 103.880,00</w:t>
+              <w:t>CUP 105.840,00</w:t>
             </w:r>
           </w:p>
         </w:tc>
@@ -37329,7 +37329,7 @@
                 <w:sz w:val="20"/>
                 <w:szCs w:val="20"/>
               </w:rPr>
-              <w:t>CUP 133.560,00</w:t>
+              <w:t>CUP 136.080,00</w:t>
             </w:r>
           </w:p>
         </w:tc>
@@ -37373,7 +37373,7 @@
                 <w:sz w:val="20"/>
                 <w:szCs w:val="20"/>
               </w:rPr>
-              <w:t>CUP 5.936,00</w:t>
+              <w:t>CUP 6.048,00</w:t>
             </w:r>
           </w:p>
         </w:tc>
@@ -37417,7 +37417,7 @@
                 <w:sz w:val="20"/>
                 <w:szCs w:val="20"/>
               </w:rPr>
-              <w:t>CUP 18.550,00</w:t>
+              <w:t>CUP 18.900,00</w:t>
             </w:r>
           </w:p>
         </w:tc>
@@ -37461,7 +37461,7 @@
                 <w:sz w:val="20"/>
                 <w:szCs w:val="20"/>
               </w:rPr>
-              <w:t>CUP 37.100,00</w:t>
+              <w:t>CUP 37.800,00</w:t>
             </w:r>
           </w:p>
         </w:tc>
@@ -37505,7 +37505,7 @@
                 <w:sz w:val="20"/>
                 <w:szCs w:val="20"/>
               </w:rPr>
-              <w:t>CUP 18.550,00</w:t>
+              <w:t>CUP 18.900,00</w:t>
             </w:r>
           </w:p>
         </w:tc>
@@ -37549,7 +37549,7 @@
                 <w:sz w:val="20"/>
                 <w:szCs w:val="20"/>
               </w:rPr>
-              <w:t>CUP 5.936,00</w:t>
+              <w:t>CUP 6.048,00</w:t>
             </w:r>
           </w:p>
         </w:tc>
@@ -37593,7 +37593,7 @@
                 <w:sz w:val="20"/>
                 <w:szCs w:val="20"/>
               </w:rPr>
-              <w:t>CUP 44.520,00</w:t>
+              <w:t>CUP 45.360,00</w:t>
             </w:r>
           </w:p>
         </w:tc>
@@ -37637,7 +37637,7 @@
                 <w:sz w:val="20"/>
                 <w:szCs w:val="20"/>
               </w:rPr>
-              <w:t>CUP 44.520,00</w:t>
+              <w:t>CUP 45.360,00</w:t>
             </w:r>
           </w:p>
         </w:tc>
@@ -37682,7 +37682,7 @@
                 <w:sz w:val="20"/>
                 <w:szCs w:val="20"/>
               </w:rPr>
-              <w:t>CUP 44.520,00</w:t>
+              <w:t>CUP 45.360,00</w:t>
             </w:r>
           </w:p>
         </w:tc>
@@ -37727,7 +37727,7 @@
                 <w:sz w:val="20"/>
                 <w:szCs w:val="20"/>
               </w:rPr>
-              <w:t>CUP 89.040,00</w:t>
+              <w:t>CUP 90.720,00</w:t>
             </w:r>
           </w:p>
         </w:tc>
@@ -37771,7 +37771,7 @@
                 <w:sz w:val="20"/>
                 <w:szCs w:val="20"/>
               </w:rPr>
-              <w:t>CUP 111.300,00</w:t>
+              <w:t>CUP 113.400,00</w:t>
             </w:r>
           </w:p>
         </w:tc>
@@ -37816,7 +37816,7 @@
                 <w:sz w:val="20"/>
                 <w:szCs w:val="20"/>
               </w:rPr>
-              <w:t>CUP 7.420,00</w:t>
+              <w:t>CUP 7.560,00</w:t>
             </w:r>
           </w:p>
         </w:tc>
@@ -37860,7 +37860,7 @@
                 <w:sz w:val="20"/>
                 <w:szCs w:val="20"/>
               </w:rPr>
-              <w:t>CUP 11.130,00</w:t>
+              <w:t>CUP 11.340,00</w:t>
             </w:r>
           </w:p>
         </w:tc>
@@ -37904,7 +37904,7 @@
                 <w:sz w:val="20"/>
                 <w:szCs w:val="20"/>
               </w:rPr>
-              <w:t>CUP 11.130,00</w:t>
+              <w:t>CUP 11.340,00</w:t>
             </w:r>
           </w:p>
         </w:tc>
@@ -37949,7 +37949,7 @@
                 <w:sz w:val="20"/>
                 <w:szCs w:val="20"/>
               </w:rPr>
-              <w:t>CUP 7.420,00</w:t>
+              <w:t>CUP 7.560,00</w:t>
             </w:r>
           </w:p>
         </w:tc>
@@ -37993,7 +37993,7 @@
                 <w:sz w:val="20"/>
                 <w:szCs w:val="20"/>
               </w:rPr>
-              <w:t>CUP 7.420,00</w:t>
+              <w:t>CUP 7.560,00</w:t>
             </w:r>
           </w:p>
         </w:tc>
@@ -38037,7 +38037,7 @@
                 <w:sz w:val="20"/>
                 <w:szCs w:val="20"/>
               </w:rPr>
-              <w:t>CUP 11.130,00</w:t>
+              <w:t>CUP 11.340,00</w:t>
             </w:r>
           </w:p>
         </w:tc>
@@ -38081,7 +38081,7 @@
                 <w:sz w:val="20"/>
                 <w:szCs w:val="20"/>
               </w:rPr>
-              <w:t>CUP 11.130,00</w:t>
+              <w:t>CUP 11.340,00</w:t>
             </w:r>
           </w:p>
         </w:tc>
@@ -38125,7 +38125,7 @@
                 <w:sz w:val="20"/>
                 <w:szCs w:val="20"/>
               </w:rPr>
-              <w:t>CUP 14.840,00</w:t>
+              <w:t>CUP 15.120,00</w:t>
             </w:r>
           </w:p>
         </w:tc>
@@ -38169,7 +38169,7 @@
                 <w:sz w:val="20"/>
                 <w:szCs w:val="20"/>
               </w:rPr>
-              <w:t>CUP 8.904,00</w:t>
+              <w:t>CUP 9.072,00</w:t>
             </w:r>
           </w:p>
         </w:tc>
@@ -38213,7 +38213,7 @@
                 <w:sz w:val="20"/>
                 <w:szCs w:val="20"/>
               </w:rPr>
-              <w:t>CUP 25.970,00</w:t>
+              <w:t>CUP 26.460,00</w:t>
             </w:r>
           </w:p>
         </w:tc>
@@ -38257,7 +38257,7 @@
                 <w:sz w:val="20"/>
                 <w:szCs w:val="20"/>
               </w:rPr>
-              <w:t>CUP 25.970,00</w:t>
+              <w:t>CUP 26.460,00</w:t>
             </w:r>
           </w:p>
         </w:tc>
@@ -38301,7 +38301,7 @@
                 <w:sz w:val="20"/>
                 <w:szCs w:val="20"/>
               </w:rPr>
-              <w:t>CUP 4.452,00</w:t>
+              <w:t>CUP 4.536,00</w:t>
             </w:r>
           </w:p>
         </w:tc>
@@ -38345,7 +38345,7 @@
                 <w:sz w:val="20"/>
                 <w:szCs w:val="20"/>
               </w:rPr>
-              <w:t>CUP 5.936,00</w:t>
+              <w:t>CUP 6.048,00</w:t>
             </w:r>
           </w:p>
         </w:tc>
@@ -38389,7 +38389,7 @@
                 <w:sz w:val="20"/>
                 <w:szCs w:val="20"/>
               </w:rPr>
-              <w:t>CUP 18.550,00</w:t>
+              <w:t>CUP 18.900,00</w:t>
             </w:r>
           </w:p>
         </w:tc>
@@ -38433,7 +38433,7 @@
                 <w:sz w:val="20"/>
                 <w:szCs w:val="20"/>
               </w:rPr>
-              <w:t>CUP 18.550,00</w:t>
+              <w:t>CUP 18.900,00</w:t>
             </w:r>
           </w:p>
         </w:tc>
@@ -38478,7 +38478,7 @@
                 <w:sz w:val="20"/>
                 <w:szCs w:val="20"/>
               </w:rPr>
-              <w:t>CUP 14.840,00</w:t>
+              <w:t>CUP 15.120,00</w:t>
             </w:r>
           </w:p>
         </w:tc>
@@ -38522,7 +38522,7 @@
                 <w:sz w:val="20"/>
                 <w:szCs w:val="20"/>
               </w:rPr>
-              <w:t>CUP 14.840,00</w:t>
+              <w:t>CUP 15.120,00</w:t>
             </w:r>
           </w:p>
         </w:tc>
@@ -38566,7 +38566,7 @@
                 <w:sz w:val="20"/>
                 <w:szCs w:val="20"/>
               </w:rPr>
-              <w:t>CUP 7.420,00</w:t>
+              <w:t>CUP 7.560,00</w:t>
             </w:r>
           </w:p>
         </w:tc>
@@ -38611,7 +38611,7 @@
                 <w:sz w:val="20"/>
                 <w:szCs w:val="20"/>
               </w:rPr>
-              <w:t>CUP 7.420,00</w:t>
+              <w:t>CUP 7.560,00</w:t>
             </w:r>
           </w:p>
         </w:tc>
@@ -38655,7 +38655,7 @@
                 <w:sz w:val="20"/>
                 <w:szCs w:val="20"/>
               </w:rPr>
-              <w:t>CUP 103.880,00</w:t>
+              <w:t>CUP 105.840,00</w:t>
             </w:r>
           </w:p>
         </w:tc>
@@ -38701,7 +38701,7 @@
                 <w:sz w:val="20"/>
                 <w:szCs w:val="20"/>
               </w:rPr>
-              <w:t>CUP 44.520,00</w:t>
+              <w:t>CUP 45.360,00</w:t>
             </w:r>
           </w:p>
         </w:tc>
@@ -38745,7 +38745,7 @@
                 <w:sz w:val="20"/>
                 <w:szCs w:val="20"/>
               </w:rPr>
-              <w:t>CUP 44.520,00</w:t>
+              <w:t>CUP 45.360,00</w:t>
             </w:r>
           </w:p>
         </w:tc>
@@ -38790,7 +38790,7 @@
                 <w:sz w:val="20"/>
                 <w:szCs w:val="20"/>
               </w:rPr>
-              <w:t>CUP 385.840,00</w:t>
+              <w:t>CUP 393.120,00</w:t>
             </w:r>
           </w:p>
         </w:tc>
@@ -38834,7 +38834,7 @@
                 <w:sz w:val="20"/>
                 <w:szCs w:val="20"/>
               </w:rPr>
-              <w:t>CUP 408.100,00</w:t>
+              <w:t>CUP 415.800,00</w:t>
             </w:r>
           </w:p>
         </w:tc>
@@ -38879,7 +38879,7 @@
                 <w:sz w:val="20"/>
                 <w:szCs w:val="20"/>
               </w:rPr>
-              <w:t>CUP 422.940,00</w:t>
+              <w:t>CUP 430.920,00</w:t>
             </w:r>
           </w:p>
         </w:tc>
@@ -38923,7 +38923,7 @@
                 <w:sz w:val="20"/>
                 <w:szCs w:val="20"/>
               </w:rPr>
-              <w:t>CUP 14.840,00</w:t>
+              <w:t>CUP 15.120,00</w:t>
             </w:r>
           </w:p>
         </w:tc>
@@ -38967,7 +38967,7 @@
                 <w:sz w:val="20"/>
                 <w:szCs w:val="20"/>
               </w:rPr>
-              <w:t>CUP 11.130,00</w:t>
+              <w:t>CUP 11.340,00</w:t>
             </w:r>
           </w:p>
         </w:tc>
@@ -39011,7 +39011,7 @@
                 <w:sz w:val="20"/>
                 <w:szCs w:val="20"/>
               </w:rPr>
-              <w:t>CUP 11.130,00</w:t>
+              <w:t>CUP 11.340,00</w:t>
             </w:r>
           </w:p>
         </w:tc>
@@ -39073,7 +39073,7 @@
                 <w:sz w:val="20"/>
                 <w:szCs w:val="20"/>
               </w:rPr>
-              <w:t>CUP 18.550,00</w:t>
+              <w:t>CUP 18.900,00</w:t>
             </w:r>
           </w:p>
         </w:tc>
@@ -39117,7 +39117,7 @@
                 <w:sz w:val="20"/>
                 <w:szCs w:val="20"/>
               </w:rPr>
-              <w:t>CUP 7.420,00</w:t>
+              <w:t>CUP 7.560,00</w:t>
             </w:r>
           </w:p>
         </w:tc>
@@ -39179,7 +39179,7 @@
                 <w:sz w:val="20"/>
                 <w:szCs w:val="20"/>
               </w:rPr>
-              <w:t>CUP 11.130,00</w:t>
+              <w:t>CUP 11.340,00</w:t>
             </w:r>
           </w:p>
         </w:tc>
@@ -39223,7 +39223,7 @@
                 <w:sz w:val="20"/>
                 <w:szCs w:val="20"/>
               </w:rPr>
-              <w:t>CUP 11.130,00</w:t>
+              <w:t>CUP 11.340,00</w:t>
             </w:r>
           </w:p>
         </w:tc>
@@ -39267,7 +39267,7 @@
                 <w:sz w:val="20"/>
                 <w:szCs w:val="20"/>
               </w:rPr>
-              <w:t>CUP 7.420,00</w:t>
+              <w:t>CUP 7.560,00</w:t>
             </w:r>
           </w:p>
         </w:tc>
@@ -39311,7 +39311,7 @@
                 <w:sz w:val="20"/>
                 <w:szCs w:val="20"/>
               </w:rPr>
-              <w:t>CUP 11.130,00</w:t>
+              <w:t>CUP 11.340,00</w:t>
             </w:r>
           </w:p>
         </w:tc>
@@ -39356,7 +39356,7 @@
                 <w:sz w:val="20"/>
                 <w:szCs w:val="20"/>
               </w:rPr>
-              <w:t>CUP 11.130,00</w:t>
+              <w:t>CUP 11.340,00</w:t>
             </w:r>
           </w:p>
         </w:tc>
@@ -39400,7 +39400,7 @@
                 <w:sz w:val="20"/>
                 <w:szCs w:val="20"/>
               </w:rPr>
-              <w:t>CUP 11.130,00</w:t>
+              <w:t>CUP 11.340,00</w:t>
             </w:r>
           </w:p>
         </w:tc>
@@ -39444,7 +39444,7 @@
                 <w:sz w:val="20"/>
                 <w:szCs w:val="20"/>
               </w:rPr>
-              <w:t>CUP 5.936,00</w:t>
+              <w:t>CUP 6.048,00</w:t>
             </w:r>
           </w:p>
         </w:tc>
@@ -39488,7 +39488,7 @@
                 <w:sz w:val="20"/>
                 <w:szCs w:val="20"/>
               </w:rPr>
-              <w:t>CUP 33.390,00</w:t>
+              <w:t>CUP 34.020,00</w:t>
             </w:r>
           </w:p>
         </w:tc>
@@ -39532,7 +39532,7 @@
                 <w:sz w:val="20"/>
                 <w:szCs w:val="20"/>
               </w:rPr>
-              <w:t>CUP 25.970,00</w:t>
+              <w:t>CUP 26.460,00</w:t>
             </w:r>
           </w:p>
         </w:tc>
@@ -39576,7 +39576,7 @@
                 <w:sz w:val="20"/>
                 <w:szCs w:val="20"/>
               </w:rPr>
-              <w:t>CUP 185.500,00</w:t>
+              <w:t>CUP 189.000,00</w:t>
             </w:r>
           </w:p>
         </w:tc>
@@ -39622,7 +39622,7 @@
                 <w:sz w:val="20"/>
                 <w:szCs w:val="20"/>
               </w:rPr>
-              <w:t>CUP 148.400,00</w:t>
+              <w:t>CUP 151.200,00</w:t>
             </w:r>
           </w:p>
         </w:tc>
@@ -39666,7 +39666,7 @@
                 <w:sz w:val="20"/>
                 <w:szCs w:val="20"/>
               </w:rPr>
-              <w:t>CUP 55.650,00</w:t>
+              <w:t>CUP 56.700,00</w:t>
             </w:r>
           </w:p>
         </w:tc>
@@ -39710,7 +39710,7 @@
                 <w:sz w:val="20"/>
                 <w:szCs w:val="20"/>
               </w:rPr>
-              <w:t>CUP 55.650,00</w:t>
+              <w:t>CUP 56.700,00</w:t>
             </w:r>
           </w:p>
         </w:tc>
@@ -39755,7 +39755,7 @@
                 <w:sz w:val="20"/>
                 <w:szCs w:val="20"/>
               </w:rPr>
-              <w:t>CUP 111.300,00</w:t>
+              <w:t>CUP 113.400,00</w:t>
             </w:r>
           </w:p>
         </w:tc>
@@ -39799,7 +39799,7 @@
                 <w:sz w:val="20"/>
                 <w:szCs w:val="20"/>
               </w:rPr>
-              <w:t>CUP 111.300,00</w:t>
+              <w:t>CUP 113.400,00</w:t>
             </w:r>
           </w:p>
         </w:tc>
@@ -39843,7 +39843,7 @@
                 <w:sz w:val="20"/>
                 <w:szCs w:val="20"/>
               </w:rPr>
-              <w:t>CUP 103.880,00</w:t>
+              <w:t>CUP 105.840,00</w:t>
             </w:r>
           </w:p>
         </w:tc>
@@ -39887,7 +39887,7 @@
                 <w:sz w:val="20"/>
                 <w:szCs w:val="20"/>
               </w:rPr>
-              <w:t>CUP 89.040,00</w:t>
+              <w:t>CUP 90.720,00</w:t>
             </w:r>
           </w:p>
         </w:tc>
@@ -39932,7 +39932,7 @@
                 <w:sz w:val="20"/>
                 <w:szCs w:val="20"/>
               </w:rPr>
-              <w:t>CUP 48.230,00</w:t>
+              <w:t>CUP 49.140,00</w:t>
             </w:r>
           </w:p>
         </w:tc>
@@ -39976,7 +39976,7 @@
                 <w:sz w:val="20"/>
                 <w:szCs w:val="20"/>
               </w:rPr>
-              <w:t>CUP 55.650,00</w:t>
+              <w:t>CUP 56.700,00</w:t>
             </w:r>
           </w:p>
         </w:tc>
@@ -40021,7 +40021,7 @@
                 <w:sz w:val="20"/>
                 <w:szCs w:val="20"/>
               </w:rPr>
-              <w:t>CUP 48.230,00</w:t>
+              <w:t>CUP 49.140,00</w:t>
             </w:r>
           </w:p>
         </w:tc>
@@ -40065,7 +40065,7 @@
                 <w:sz w:val="20"/>
                 <w:szCs w:val="20"/>
               </w:rPr>
-              <w:t>CUP 59.360,00</w:t>
+              <w:t>CUP 60.480,00</w:t>
             </w:r>
           </w:p>
         </w:tc>
@@ -40109,7 +40109,7 @@
                 <w:sz w:val="20"/>
                 <w:szCs w:val="20"/>
               </w:rPr>
-              <w:t>CUP 1.113,00</w:t>
+              <w:t>CUP 1.134,00</w:t>
             </w:r>
           </w:p>
         </w:tc>
@@ -40153,7 +40153,7 @@
                 <w:sz w:val="20"/>
                 <w:szCs w:val="20"/>
               </w:rPr>
-              <w:t>CUP 148.400,00</w:t>
+              <w:t>CUP 151.200,00</w:t>
             </w:r>
           </w:p>
         </w:tc>
@@ -40197,7 +40197,7 @@
                 <w:sz w:val="20"/>
                 <w:szCs w:val="20"/>
               </w:rPr>
-              <w:t>CUP 170.660,00</w:t>
+              <w:t>CUP 173.880,00</w:t>
             </w:r>
           </w:p>
         </w:tc>
@@ -40241,7 +40241,7 @@
                 <w:sz w:val="20"/>
                 <w:szCs w:val="20"/>
               </w:rPr>
-              <w:t>CUP 259.700,00</w:t>
+              <w:t>CUP 264.600,00</w:t>
             </w:r>
           </w:p>
         </w:tc>
@@ -40285,7 +40285,7 @@
                 <w:sz w:val="20"/>
                 <w:szCs w:val="20"/>
               </w:rPr>
-              <w:t>CUP 259.700,00</w:t>
+              <w:t>CUP 264.600,00</w:t>
             </w:r>
           </w:p>
         </w:tc>
@@ -40329,7 +40329,7 @@
                 <w:sz w:val="20"/>
                 <w:szCs w:val="20"/>
               </w:rPr>
-              <w:t>CUP 267.120,00</w:t>
+              <w:t>CUP 272.160,00</w:t>
             </w:r>
           </w:p>
         </w:tc>
@@ -40374,7 +40374,7 @@
                 <w:sz w:val="20"/>
                 <w:szCs w:val="20"/>
               </w:rPr>
-              <w:t>CUP 274.540,00</w:t>
+              <w:t>CUP 279.720,00</w:t>
             </w:r>
           </w:p>
         </w:tc>
@@ -40418,7 +40418,7 @@
                 <w:sz w:val="20"/>
                 <w:szCs w:val="20"/>
               </w:rPr>
-              <w:t>CUP 259.700,00</w:t>
+              <w:t>CUP 264.600,00</w:t>
             </w:r>
           </w:p>
         </w:tc>
@@ -40462,7 +40462,7 @@
                 <w:sz w:val="20"/>
                 <w:szCs w:val="20"/>
               </w:rPr>
-              <w:t>CUP 259.700,00</w:t>
+              <w:t>CUP 264.600,00</w:t>
             </w:r>
           </w:p>
         </w:tc>
@@ -40506,7 +40506,7 @@
                 <w:sz w:val="20"/>
                 <w:szCs w:val="20"/>
               </w:rPr>
-              <w:t>CUP 259.700,00</w:t>
+              <w:t>CUP 264.600,00</w:t>
             </w:r>
           </w:p>
         </w:tc>
@@ -40550,7 +40550,7 @@
                 <w:sz w:val="20"/>
                 <w:szCs w:val="20"/>
               </w:rPr>
-              <w:t>CUP 163.240,00</w:t>
+              <w:t>CUP 166.320,00</w:t>
             </w:r>
           </w:p>
         </w:tc>
@@ -40596,7 +40596,7 @@
                 <w:sz w:val="20"/>
                 <w:szCs w:val="20"/>
               </w:rPr>
-              <w:t>CUP 133.560,00</w:t>
+              <w:t>CUP 136.080,00</w:t>
             </w:r>
           </w:p>
         </w:tc>
@@ -40640,7 +40640,7 @@
                 <w:sz w:val="20"/>
                 <w:szCs w:val="20"/>
               </w:rPr>
-              <w:t>CUP 133.560,00</w:t>
+              <w:t>CUP 136.080,00</w:t>
             </w:r>
           </w:p>
         </w:tc>
@@ -40685,7 +40685,7 @@
                 <w:sz w:val="20"/>
                 <w:szCs w:val="20"/>
               </w:rPr>
-              <w:t>CUP 148.400,00</w:t>
+              <w:t>CUP 151.200,00</w:t>
             </w:r>
           </w:p>
         </w:tc>
@@ -40738,7 +40738,7 @@
                 <w:sz w:val="20"/>
                 <w:szCs w:val="20"/>
               </w:rPr>
-              <w:t>CUP 29.680,00</w:t>
+              <w:t>CUP 30.240,00</w:t>
             </w:r>
           </w:p>
         </w:tc>
@@ -40782,7 +40782,7 @@
                 <w:sz w:val="20"/>
                 <w:szCs w:val="20"/>
               </w:rPr>
-              <w:t>CUP 29.680,00</w:t>
+              <w:t>CUP 30.240,00</w:t>
             </w:r>
           </w:p>
         </w:tc>
@@ -40826,7 +40826,7 @@
                 <w:sz w:val="20"/>
                 <w:szCs w:val="20"/>
               </w:rPr>
-              <w:t>CUP 29.680,00</w:t>
+              <w:t>CUP 30.240,00</w:t>
             </w:r>
           </w:p>
         </w:tc>
@@ -40870,7 +40870,7 @@
                 <w:sz w:val="20"/>
                 <w:szCs w:val="20"/>
               </w:rPr>
-              <w:t>CUP 29.680,00</w:t>
+              <w:t>CUP 30.240,00</w:t>
             </w:r>
           </w:p>
         </w:tc>
@@ -40914,7 +40914,7 @@
                 <w:sz w:val="20"/>
                 <w:szCs w:val="20"/>
               </w:rPr>
-              <w:t>CUP 51.940,00</w:t>
+              <w:t>CUP 52.920,00</w:t>
             </w:r>
           </w:p>
         </w:tc>
@@ -40958,7 +40958,7 @@
                 <w:sz w:val="20"/>
                 <w:szCs w:val="20"/>
               </w:rPr>
-              <w:t>CUP 89.040,00</w:t>
+              <w:t>CUP 90.720,00</w:t>
             </w:r>
           </w:p>
         </w:tc>
@@ -41003,7 +41003,7 @@
                 <w:sz w:val="20"/>
                 <w:szCs w:val="20"/>
               </w:rPr>
-              <w:t>CUP 44.520,00</w:t>
+              <w:t>CUP 45.360,00</w:t>
             </w:r>
           </w:p>
         </w:tc>
@@ -41047,7 +41047,7 @@
                 <w:sz w:val="20"/>
                 <w:szCs w:val="20"/>
               </w:rPr>
-              <w:t>CUP 51.940,00</w:t>
+              <w:t>CUP 52.920,00</w:t>
             </w:r>
           </w:p>
         </w:tc>
@@ -41091,7 +41091,7 @@
                 <w:sz w:val="20"/>
                 <w:szCs w:val="20"/>
               </w:rPr>
-              <w:t>CUP 66.780,00</w:t>
+              <w:t>CUP 68.040,00</w:t>
             </w:r>
           </w:p>
         </w:tc>
@@ -41135,7 +41135,7 @@
                 <w:sz w:val="20"/>
                 <w:szCs w:val="20"/>
               </w:rPr>
-              <w:t>CUP 14.840,00</w:t>
+              <w:t>CUP 15.120,00</w:t>
             </w:r>
           </w:p>
         </w:tc>
@@ -41179,7 +41179,7 @@
                 <w:sz w:val="20"/>
                 <w:szCs w:val="20"/>
               </w:rPr>
-              <w:t>CUP 22.260,00</w:t>
+              <w:t>CUP 22.680,00</w:t>
             </w:r>
           </w:p>
         </w:tc>
@@ -41224,7 +41224,7 @@
                 <w:sz w:val="20"/>
                 <w:szCs w:val="20"/>
               </w:rPr>
-              <w:t>CUP 44.520,00</w:t>
+              <w:t>CUP 45.360,00</w:t>
             </w:r>
           </w:p>
         </w:tc>
@@ -41268,7 +41268,7 @@
                 <w:sz w:val="20"/>
                 <w:szCs w:val="20"/>
               </w:rPr>
-              <w:t>CUP 25.970,00</w:t>
+              <w:t>CUP 26.460,00</w:t>
             </w:r>
           </w:p>
         </w:tc>
@@ -41312,7 +41312,7 @@
                 <w:sz w:val="20"/>
                 <w:szCs w:val="20"/>
               </w:rPr>
-              <w:t>CUP 11.130,00</w:t>
+              <w:t>CUP 11.340,00</w:t>
             </w:r>
           </w:p>
         </w:tc>
@@ -41356,7 +41356,7 @@
                 <w:sz w:val="20"/>
                 <w:szCs w:val="20"/>
               </w:rPr>
-              <w:t>CUP 33.390,00</w:t>
+              <w:t>CUP 34.020,00</w:t>
             </w:r>
           </w:p>
         </w:tc>
@@ -41400,7 +41400,7 @@
                 <w:sz w:val="20"/>
                 <w:szCs w:val="20"/>
               </w:rPr>
-              <w:t>CUP 18.550,00</w:t>
+              <w:t>CUP 18.900,00</w:t>
             </w:r>
           </w:p>
         </w:tc>
@@ -41444,7 +41444,7 @@
                 <w:sz w:val="20"/>
                 <w:szCs w:val="20"/>
               </w:rPr>
-              <w:t>CUP 55.650,00</w:t>
+              <w:t>CUP 56.700,00</w:t>
             </w:r>
           </w:p>
         </w:tc>
@@ -41488,7 +41488,7 @@
                 <w:sz w:val="20"/>
                 <w:szCs w:val="20"/>
               </w:rPr>
-              <w:t>CUP 33.390,00</w:t>
+              <w:t>CUP 34.020,00</w:t>
             </w:r>
           </w:p>
         </w:tc>
@@ -41532,7 +41532,7 @@
                 <w:sz w:val="20"/>
                 <w:szCs w:val="20"/>
               </w:rPr>
-              <w:t>CUP 111.300,00</w:t>
+              <w:t>CUP 113.400,00</w:t>
             </w:r>
           </w:p>
         </w:tc>
@@ -41576,7 +41576,7 @@
                 <w:sz w:val="20"/>
                 <w:szCs w:val="20"/>
               </w:rPr>
-              <w:t>CUP 126.140,00</w:t>
+              <w:t>CUP 128.520,00</w:t>
             </w:r>
           </w:p>
         </w:tc>
@@ -41620,7 +41620,7 @@
                 <w:sz w:val="20"/>
                 <w:szCs w:val="20"/>
               </w:rPr>
-              <w:t>CUP 118.720,00</w:t>
+              <w:t>CUP 120.960,00</w:t>
             </w:r>
           </w:p>
         </w:tc>
@@ -41664,7 +41664,7 @@
                 <w:sz w:val="20"/>
                 <w:szCs w:val="20"/>
               </w:rPr>
-              <w:t>CUP 111.300,00</w:t>
+              <w:t>CUP 113.400,00</w:t>
             </w:r>
           </w:p>
         </w:tc>
@@ -41708,7 +41708,7 @@
                 <w:sz w:val="20"/>
                 <w:szCs w:val="20"/>
               </w:rPr>
-              <w:t>CUP 148.400,00</w:t>
+              <w:t>CUP 151.200,00</w:t>
             </w:r>
           </w:p>
         </w:tc>
@@ -41752,7 +41752,7 @@
                 <w:sz w:val="20"/>
                 <w:szCs w:val="20"/>
               </w:rPr>
-              <w:t>CUP 103.880,00</w:t>
+              <w:t>CUP 105.840,00</w:t>
             </w:r>
           </w:p>
         </w:tc>
@@ -41796,7 +41796,7 @@
                 <w:sz w:val="20"/>
                 <w:szCs w:val="20"/>
               </w:rPr>
-              <w:t>CUP 133.560,00</w:t>
+              <w:t>CUP 136.080,00</w:t>
             </w:r>
           </w:p>
         </w:tc>
@@ -41840,7 +41840,7 @@
                 <w:sz w:val="20"/>
                 <w:szCs w:val="20"/>
               </w:rPr>
-              <w:t>CUP 96.460,00</w:t>
+              <w:t>CUP 98.280,00</w:t>
             </w:r>
           </w:p>
         </w:tc>
@@ -41884,7 +41884,7 @@
                 <w:sz w:val="20"/>
                 <w:szCs w:val="20"/>
               </w:rPr>
-              <w:t>CUP 59.360,00</w:t>
+              <w:t>CUP 60.480,00</w:t>
             </w:r>
           </w:p>
         </w:tc>
@@ -41928,7 +41928,7 @@
                 <w:sz w:val="20"/>
                 <w:szCs w:val="20"/>
               </w:rPr>
-              <w:t>CUP 74.200,00</w:t>
+              <w:t>CUP 75.600,00</w:t>
             </w:r>
           </w:p>
         </w:tc>
@@ -41972,7 +41972,7 @@
                 <w:sz w:val="20"/>
                 <w:szCs w:val="20"/>
               </w:rPr>
-              <w:t>CUP 74.200,00</w:t>
+              <w:t>CUP 75.600,00</w:t>
             </w:r>
           </w:p>
         </w:tc>
@@ -42016,7 +42016,7 @@
                 <w:sz w:val="20"/>
                 <w:szCs w:val="20"/>
               </w:rPr>
-              <w:t>CUP 89.040,00</w:t>
+              <w:t>CUP 90.720,00</w:t>
             </w:r>
           </w:p>
         </w:tc>
@@ -42060,7 +42060,7 @@
                 <w:sz w:val="20"/>
                 <w:szCs w:val="20"/>
               </w:rPr>
-              <w:t>CUP 74.200,00</w:t>
+              <w:t>CUP 75.600,00</w:t>
             </w:r>
           </w:p>
         </w:tc>
@@ -42105,7 +42105,7 @@
                 <w:sz w:val="20"/>
                 <w:szCs w:val="20"/>
               </w:rPr>
-              <w:t>CUP 89.040,00</w:t>
+              <w:t>CUP 90.720,00</w:t>
             </w:r>
           </w:p>
         </w:tc>
@@ -42149,7 +42149,7 @@
                 <w:sz w:val="20"/>
                 <w:szCs w:val="20"/>
               </w:rPr>
-              <w:t>CUP 133.560,00</w:t>
+              <w:t>CUP 136.080,00</w:t>
             </w:r>
           </w:p>
         </w:tc>
@@ -42193,7 +42193,7 @@
                 <w:sz w:val="20"/>
                 <w:szCs w:val="20"/>
               </w:rPr>
-              <w:t>CUP 3.710,00</w:t>
+              <w:t>CUP 3.780,00</w:t>
             </w:r>
           </w:p>
         </w:tc>
@@ -42238,7 +42238,7 @@
                 <w:sz w:val="20"/>
                 <w:szCs w:val="20"/>
               </w:rPr>
-              <w:t>CUP 7.420,00</w:t>
+              <w:t>CUP 7.560,00</w:t>
             </w:r>
           </w:p>
         </w:tc>
@@ -42282,7 +42282,7 @@
                 <w:sz w:val="20"/>
                 <w:szCs w:val="20"/>
               </w:rPr>
-              <w:t>CUP 5.936,00</w:t>
+              <w:t>CUP 6.048,00</w:t>
             </w:r>
           </w:p>
         </w:tc>
@@ -42326,7 +42326,7 @@
                 <w:sz w:val="20"/>
                 <w:szCs w:val="20"/>
               </w:rPr>
-              <w:t>CUP 3.710,00</w:t>
+              <w:t>CUP 3.780,00</w:t>
             </w:r>
           </w:p>
         </w:tc>
@@ -42370,7 +42370,7 @@
                 <w:sz w:val="20"/>
                 <w:szCs w:val="20"/>
               </w:rPr>
-              <w:t>CUP 185.500,00</w:t>
+              <w:t>CUP 189.000,00</w:t>
             </w:r>
           </w:p>
         </w:tc>
@@ -42414,7 +42414,7 @@
                 <w:sz w:val="20"/>
                 <w:szCs w:val="20"/>
               </w:rPr>
-              <w:t>CUP 148.400,00</w:t>
+              <w:t>CUP 151.200,00</w:t>
             </w:r>
           </w:p>
         </w:tc>
@@ -42458,7 +42458,7 @@
                 <w:sz w:val="20"/>
                 <w:szCs w:val="20"/>
               </w:rPr>
-              <w:t>CUP 148.400,00</w:t>
+              <w:t>CUP 151.200,00</w:t>
             </w:r>
           </w:p>
         </w:tc>
@@ -42502,7 +42502,7 @@
                 <w:sz w:val="20"/>
                 <w:szCs w:val="20"/>
               </w:rPr>
-              <w:t>CUP 111.300,00</w:t>
+              <w:t>CUP 113.400,00</w:t>
             </w:r>
           </w:p>
         </w:tc>
@@ -42546,7 +42546,7 @@
                 <w:sz w:val="20"/>
                 <w:szCs w:val="20"/>
               </w:rPr>
-              <w:t>CUP 111.300,00</w:t>
+              <w:t>CUP 113.400,00</w:t>
             </w:r>
           </w:p>
         </w:tc>
@@ -42590,7 +42590,7 @@
                 <w:sz w:val="20"/>
                 <w:szCs w:val="20"/>
               </w:rPr>
-              <w:t>CUP 133.560,00</w:t>
+              <w:t>CUP 136.080,00</w:t>
             </w:r>
           </w:p>
         </w:tc>
@@ -42634,7 +42634,7 @@
                 <w:sz w:val="20"/>
                 <w:szCs w:val="20"/>
               </w:rPr>
-              <w:t>CUP 133.560,00</w:t>
+              <w:t>CUP 136.080,00</w:t>
             </w:r>
           </w:p>
         </w:tc>
@@ -42679,7 +42679,7 @@
                 <w:sz w:val="20"/>
                 <w:szCs w:val="20"/>
               </w:rPr>
-              <w:t>CUP 25.970,00</w:t>
+              <w:t>CUP 26.460,00</w:t>
             </w:r>
           </w:p>
         </w:tc>
@@ -42723,7 +42723,7 @@
                 <w:sz w:val="20"/>
                 <w:szCs w:val="20"/>
               </w:rPr>
-              <w:t>CUP 25.970,00</w:t>
+              <w:t>CUP 26.460,00</w:t>
             </w:r>
           </w:p>
         </w:tc>
@@ -42768,7 +42768,7 @@
                 <w:sz w:val="20"/>
                 <w:szCs w:val="20"/>
               </w:rPr>
-              <w:t>CUP 22.260,00</w:t>
+              <w:t>CUP 22.680,00</w:t>
             </w:r>
           </w:p>
         </w:tc>
@@ -42812,7 +42812,7 @@
                 <w:sz w:val="20"/>
                 <w:szCs w:val="20"/>
               </w:rPr>
-              <w:t>CUP 29.680,00</w:t>
+              <w:t>CUP 30.240,00</w:t>
             </w:r>
           </w:p>
         </w:tc>
@@ -42856,7 +42856,7 @@
                 <w:sz w:val="20"/>
                 <w:szCs w:val="20"/>
               </w:rPr>
-              <w:t>CUP 22.260,00</w:t>
+              <w:t>CUP 22.680,00</w:t>
             </w:r>
           </w:p>
         </w:tc>
@@ -42900,7 +42900,7 @@
                 <w:sz w:val="20"/>
                 <w:szCs w:val="20"/>
               </w:rPr>
-              <w:t>CUP 22.260,00</w:t>
+              <w:t>CUP 22.680,00</w:t>
             </w:r>
           </w:p>
         </w:tc>
@@ -42944,7 +42944,7 @@
                 <w:sz w:val="20"/>
                 <w:szCs w:val="20"/>
               </w:rPr>
-              <w:t>CUP 29.680,00</w:t>
+              <w:t>CUP 30.240,00</w:t>
             </w:r>
           </w:p>
         </w:tc>
@@ -42988,7 +42988,7 @@
                 <w:sz w:val="20"/>
                 <w:szCs w:val="20"/>
               </w:rPr>
-              <w:t>CUP 29.680,00</w:t>
+              <w:t>CUP 30.240,00</w:t>
             </w:r>
           </w:p>
         </w:tc>
@@ -43039,7 +43039,7 @@
                 <w:sz w:val="20"/>
                 <w:szCs w:val="20"/>
               </w:rPr>
-              <w:t>CUP 29.680,00</w:t>
+              <w:t>CUP 30.240,00</w:t>
             </w:r>
           </w:p>
         </w:tc>
@@ -43090,7 +43090,7 @@
                 <w:sz w:val="20"/>
                 <w:szCs w:val="20"/>
               </w:rPr>
-              <w:t>CUP 29.680,00</w:t>
+              <w:t>CUP 30.240,00</w:t>
             </w:r>
           </w:p>
         </w:tc>
@@ -43141,7 +43141,7 @@
                 <w:sz w:val="20"/>
                 <w:szCs w:val="20"/>
               </w:rPr>
-              <w:t>CUP 29.680,00</w:t>
+              <w:t>CUP 30.240,00</w:t>
             </w:r>
           </w:p>
         </w:tc>
@@ -43192,7 +43192,7 @@
                 <w:sz w:val="20"/>
                 <w:szCs w:val="20"/>
               </w:rPr>
-              <w:t>CUP 25.970,00</w:t>
+              <w:t>CUP 26.460,00</w:t>
             </w:r>
           </w:p>
         </w:tc>
@@ -43243,7 +43243,7 @@
                 <w:sz w:val="20"/>
                 <w:szCs w:val="20"/>
               </w:rPr>
-              <w:t>CUP 14.840,00</w:t>
+              <w:t>CUP 15.120,00</w:t>
             </w:r>
           </w:p>
         </w:tc>
@@ -43294,7 +43294,7 @@
                 <w:sz w:val="20"/>
                 <w:szCs w:val="20"/>
               </w:rPr>
-              <w:t>CUP 14.840,00</w:t>
+              <w:t>CUP 15.120,00</w:t>
             </w:r>
           </w:p>
         </w:tc>
@@ -43345,7 +43345,7 @@
                 <w:sz w:val="20"/>
                 <w:szCs w:val="20"/>
               </w:rPr>
-              <w:t>CUP 51.940,00</w:t>
+              <w:t>CUP 52.920,00</w:t>
             </w:r>
           </w:p>
         </w:tc>
@@ -43396,7 +43396,7 @@
                 <w:sz w:val="20"/>
                 <w:szCs w:val="20"/>
               </w:rPr>
-              <w:t>CUP 51.940,00</w:t>
+              <w:t>CUP 52.920,00</w:t>
             </w:r>
           </w:p>
         </w:tc>
@@ -43447,7 +43447,7 @@
                 <w:sz w:val="20"/>
                 <w:szCs w:val="20"/>
               </w:rPr>
-              <w:t>CUP 11.130,00</w:t>
+              <w:t>CUP 11.340,00</w:t>
             </w:r>
           </w:p>
         </w:tc>
@@ -43498,7 +43498,7 @@
                 <w:sz w:val="20"/>
                 <w:szCs w:val="20"/>
               </w:rPr>
-              <w:t>CUP 7.420,00</w:t>
+              <w:t>CUP 7.560,00</w:t>
             </w:r>
           </w:p>
         </w:tc>
@@ -43550,7 +43550,7 @@
                 <w:sz w:val="20"/>
                 <w:szCs w:val="20"/>
               </w:rPr>
-              <w:t>CUP 5.936,00</w:t>
+              <w:t>CUP 6.048,00</w:t>
             </w:r>
           </w:p>
         </w:tc>
@@ -43601,7 +43601,7 @@
                 <w:sz w:val="20"/>
                 <w:szCs w:val="20"/>
               </w:rPr>
-              <w:t>CUP 5.936,00</w:t>
+              <w:t>CUP 6.048,00</w:t>
             </w:r>
           </w:p>
         </w:tc>
@@ -43653,7 +43653,7 @@
                 <w:sz w:val="20"/>
                 <w:szCs w:val="20"/>
               </w:rPr>
-              <w:t>CUP 22.260,00</w:t>
+              <w:t>CUP 22.680,00</w:t>
             </w:r>
           </w:p>
         </w:tc>
@@ -43704,7 +43704,7 @@
                 <w:sz w:val="20"/>
                 <w:szCs w:val="20"/>
               </w:rPr>
-              <w:t>CUP 5.936,00</w:t>
+              <w:t>CUP 6.048,00</w:t>
             </w:r>
           </w:p>
         </w:tc>
@@ -43755,7 +43755,7 @@
                 <w:sz w:val="20"/>
                 <w:szCs w:val="20"/>
               </w:rPr>
-              <w:t>CUP 8.904,00</w:t>
+              <w:t>CUP 9.072,00</w:t>
             </w:r>
           </w:p>
         </w:tc>
@@ -43815,7 +43815,7 @@
                 <w:sz w:val="20"/>
                 <w:szCs w:val="20"/>
               </w:rPr>
-              <w:t>CUP 14.840,00</w:t>
+              <w:t>CUP 15.120,00</w:t>
             </w:r>
           </w:p>
         </w:tc>
@@ -43866,7 +43866,7 @@
                 <w:sz w:val="20"/>
                 <w:szCs w:val="20"/>
               </w:rPr>
-              <w:t>CUP 22.260,00</w:t>
+              <w:t>CUP 22.680,00</w:t>
             </w:r>
           </w:p>
         </w:tc>
@@ -43917,7 +43917,7 @@
                 <w:sz w:val="20"/>
                 <w:szCs w:val="20"/>
               </w:rPr>
-              <w:t>CUP 14.840,00</w:t>
+              <w:t>CUP 15.120,00</w:t>
             </w:r>
           </w:p>
         </w:tc>
@@ -43968,7 +43968,7 @@
                 <w:sz w:val="20"/>
                 <w:szCs w:val="20"/>
               </w:rPr>
-              <w:t>CUP 7.420,00</w:t>
+              <w:t>CUP 7.560,00</w:t>
             </w:r>
           </w:p>
         </w:tc>
@@ -44020,7 +44020,7 @@
                 <w:sz w:val="20"/>
                 <w:szCs w:val="20"/>
               </w:rPr>
-              <w:t>CUP 11.130,00</w:t>
+              <w:t>CUP 11.340,00</w:t>
             </w:r>
           </w:p>
         </w:tc>
@@ -44071,7 +44071,7 @@
                 <w:sz w:val="20"/>
                 <w:szCs w:val="20"/>
               </w:rPr>
-              <w:t>CUP 11.130,00</w:t>
+              <w:t>CUP 11.340,00</w:t>
             </w:r>
           </w:p>
         </w:tc>
@@ -44123,7 +44123,7 @@
                 <w:sz w:val="20"/>
                 <w:szCs w:val="20"/>
               </w:rPr>
-              <w:t>CUP 14.840,00</w:t>
+              <w:t>CUP 15.120,00</w:t>
             </w:r>
           </w:p>
         </w:tc>
@@ -44174,7 +44174,7 @@
                 <w:sz w:val="20"/>
                 <w:szCs w:val="20"/>
               </w:rPr>
-              <w:t>CUP 2.226,00</w:t>
+              <w:t>CUP 2.268,00</w:t>
             </w:r>
           </w:p>
         </w:tc>
@@ -44225,7 +44225,7 @@
                 <w:sz w:val="20"/>
                 <w:szCs w:val="20"/>
               </w:rPr>
-              <w:t>CUP 170.660,00</w:t>
+              <w:t>CUP 173.880,00</w:t>
             </w:r>
           </w:p>
         </w:tc>
@@ -44276,7 +44276,7 @@
                 <w:sz w:val="20"/>
                 <w:szCs w:val="20"/>
               </w:rPr>
-              <w:t>CUP 14.840,00</w:t>
+              <w:t>CUP 15.120,00</w:t>
             </w:r>
           </w:p>
         </w:tc>
@@ -44327,7 +44327,7 @@
                 <w:sz w:val="20"/>
                 <w:szCs w:val="20"/>
               </w:rPr>
-              <w:t>CUP 11.130,00</w:t>
+              <w:t>CUP 11.340,00</w:t>
             </w:r>
           </w:p>
         </w:tc>
@@ -44378,7 +44378,7 @@
                 <w:sz w:val="20"/>
                 <w:szCs w:val="20"/>
               </w:rPr>
-              <w:t>CUP 7.420,00</w:t>
+              <w:t>CUP 7.560,00</w:t>
             </w:r>
           </w:p>
         </w:tc>
@@ -44429,7 +44429,7 @@
                 <w:sz w:val="20"/>
                 <w:szCs w:val="20"/>
               </w:rPr>
-              <w:t>CUP 74.200,00</w:t>
+              <w:t>CUP 75.600,00</w:t>
             </w:r>
           </w:p>
         </w:tc>
@@ -44480,7 +44480,7 @@
                 <w:sz w:val="20"/>
                 <w:szCs w:val="20"/>
               </w:rPr>
-              <w:t>CUP 44.520,00</w:t>
+              <w:t>CUP 45.360,00</w:t>
             </w:r>
           </w:p>
         </w:tc>
@@ -44531,7 +44531,7 @@
                 <w:sz w:val="20"/>
                 <w:szCs w:val="20"/>
               </w:rPr>
-              <w:t>CUP 25.970,00</w:t>
+              <w:t>CUP 26.460,00</w:t>
             </w:r>
           </w:p>
         </w:tc>
@@ -44582,7 +44582,7 @@
                 <w:sz w:val="20"/>
                 <w:szCs w:val="20"/>
               </w:rPr>
-              <w:t>CUP 29.680,00</w:t>
+              <w:t>CUP 30.240,00</w:t>
             </w:r>
           </w:p>
         </w:tc>
@@ -44729,7 +44729,7 @@
                 <w:sz w:val="20"/>
                 <w:szCs w:val="20"/>
               </w:rPr>
-              <w:t>CUP 133.560,00</w:t>
+              <w:t>CUP 136.080,00</w:t>
             </w:r>
           </w:p>
         </w:tc>
@@ -44781,7 +44781,7 @@
                 <w:sz w:val="20"/>
                 <w:szCs w:val="20"/>
               </w:rPr>
-              <w:t>CUP 100.170,00</w:t>
+              <w:t>CUP 102.060,00</w:t>
             </w:r>
           </w:p>
         </w:tc>
@@ -44833,7 +44833,7 @@
                 <w:sz w:val="20"/>
                 <w:szCs w:val="20"/>
               </w:rPr>
-              <w:t>CUP 66.780,00</w:t>
+              <w:t>CUP 68.040,00</w:t>
             </w:r>
           </w:p>
         </w:tc>
@@ -44886,7 +44886,7 @@
                 <w:sz w:val="20"/>
                 <w:szCs w:val="20"/>
               </w:rPr>
-              <w:t>CUP 4.452,00</w:t>
+              <w:t>CUP 4.536,00</w:t>
             </w:r>
           </w:p>
         </w:tc>
@@ -44937,7 +44937,7 @@
                 <w:sz w:val="20"/>
                 <w:szCs w:val="20"/>
               </w:rPr>
-              <w:t>CUP 44.520,00</w:t>
+              <w:t>CUP 45.360,00</w:t>
             </w:r>
           </w:p>
         </w:tc>
@@ -44989,7 +44989,7 @@
                 <w:sz w:val="20"/>
                 <w:szCs w:val="20"/>
               </w:rPr>
-              <w:t>CUP 81.620,00</w:t>
+              <w:t>CUP 83.160,00</w:t>
             </w:r>
           </w:p>
         </w:tc>
@@ -45040,7 +45040,7 @@
                 <w:sz w:val="20"/>
                 <w:szCs w:val="20"/>
               </w:rPr>
-              <w:t>CUP 89.040,00</w:t>
+              <w:t>CUP 90.720,00</w:t>
             </w:r>
           </w:p>
         </w:tc>
@@ -45093,7 +45093,7 @@
                 <w:sz w:val="20"/>
                 <w:szCs w:val="20"/>
               </w:rPr>
-              <w:t>CUP 18.550,00</w:t>
+              <w:t>CUP 18.900,00</w:t>
             </w:r>
           </w:p>
         </w:tc>
@@ -45145,7 +45145,7 @@
                 <w:sz w:val="20"/>
                 <w:szCs w:val="20"/>
               </w:rPr>
-              <w:t>CUP 25.970,00</w:t>
+              <w:t>CUP 26.460,00</w:t>
             </w:r>
           </w:p>
         </w:tc>
@@ -45197,7 +45197,7 @@
                 <w:sz w:val="20"/>
                 <w:szCs w:val="20"/>
               </w:rPr>
-              <w:t>CUP 74.200,00</w:t>
+              <w:t>CUP 75.600,00</w:t>
             </w:r>
           </w:p>
         </w:tc>
@@ -45249,7 +45249,7 @@
                 <w:sz w:val="20"/>
                 <w:szCs w:val="20"/>
               </w:rPr>
-              <w:t>CUP 66.780,00</w:t>
+              <w:t>CUP 68.040,00</w:t>
             </w:r>
           </w:p>
         </w:tc>
@@ -45300,7 +45300,7 @@
                 <w:sz w:val="20"/>
                 <w:szCs w:val="20"/>
               </w:rPr>
-              <w:t>CUP 8.904,00</w:t>
+              <w:t>CUP 9.072,00</w:t>
             </w:r>
           </w:p>
         </w:tc>
@@ -45352,7 +45352,7 @@
                 <w:sz w:val="20"/>
                 <w:szCs w:val="20"/>
               </w:rPr>
-              <w:t>CUP 11.130,00</w:t>
+              <w:t>CUP 11.340,00</w:t>
             </w:r>
           </w:p>
         </w:tc>
@@ -45403,7 +45403,7 @@
                 <w:sz w:val="20"/>
                 <w:szCs w:val="20"/>
               </w:rPr>
-              <w:t>CUP 37.100,00</w:t>
+              <w:t>CUP 37.800,00</w:t>
             </w:r>
           </w:p>
         </w:tc>
@@ -45455,7 +45455,7 @@
                 <w:sz w:val="20"/>
                 <w:szCs w:val="20"/>
               </w:rPr>
-              <w:t>CUP 29.680,00</w:t>
+              <w:t>CUP 30.240,00</w:t>
             </w:r>
           </w:p>
         </w:tc>
@@ -45507,7 +45507,7 @@
                 <w:sz w:val="20"/>
                 <w:szCs w:val="20"/>
               </w:rPr>
-              <w:t>CUP 25.970,00</w:t>
+              <w:t>CUP 26.460,00</w:t>
             </w:r>
           </w:p>
         </w:tc>
@@ -45559,7 +45559,7 @@
                 <w:sz w:val="20"/>
                 <w:szCs w:val="20"/>
               </w:rPr>
-              <w:t>CUP 74.200,00</w:t>
+              <w:t>CUP 75.600,00</w:t>
             </w:r>
           </w:p>
         </w:tc>
@@ -45611,7 +45611,7 @@
                 <w:sz w:val="20"/>
                 <w:szCs w:val="20"/>
               </w:rPr>
-              <w:t>CUP 37.100,00</w:t>
+              <w:t>CUP 37.800,00</w:t>
             </w:r>
           </w:p>
         </w:tc>
@@ -45663,7 +45663,7 @@
                 <w:sz w:val="20"/>
                 <w:szCs w:val="20"/>
               </w:rPr>
-              <w:t>CUP 44.520,00</w:t>
+              <w:t>CUP 45.360,00</w:t>
             </w:r>
           </w:p>
         </w:tc>
@@ -45716,7 +45716,7 @@
                 <w:sz w:val="20"/>
                 <w:szCs w:val="20"/>
               </w:rPr>
-              <w:t>CUP 18.550,00</w:t>
+              <w:t>CUP 18.900,00</w:t>
             </w:r>
           </w:p>
         </w:tc>
@@ -45769,7 +45769,7 @@
                 <w:sz w:val="20"/>
                 <w:szCs w:val="20"/>
               </w:rPr>
-              <w:t>CUP 5.936,00</w:t>
+              <w:t>CUP 6.048,00</w:t>
             </w:r>
           </w:p>
         </w:tc>
@@ -45822,7 +45822,7 @@
                 <w:sz w:val="20"/>
                 <w:szCs w:val="20"/>
               </w:rPr>
-              <w:t>CUP 7.420,00</w:t>
+              <w:t>CUP 7.560,00</w:t>
             </w:r>
           </w:p>
         </w:tc>
@@ -45878,7 +45878,7 @@
                 <w:sz w:val="20"/>
                 <w:szCs w:val="20"/>
               </w:rPr>
-              <w:t>CUP 11.130,00</w:t>
+              <w:t>CUP 11.340,00</w:t>
             </w:r>
           </w:p>
         </w:tc>
@@ -45934,7 +45934,7 @@
                 <w:sz w:val="20"/>
                 <w:szCs w:val="20"/>
               </w:rPr>
-              <w:t>CUP 7.420,00</w:t>
+              <w:t>CUP 7.560,00</w:t>
             </w:r>
           </w:p>
         </w:tc>
@@ -45987,7 +45987,7 @@
                 <w:sz w:val="20"/>
                 <w:szCs w:val="20"/>
               </w:rPr>
-              <w:t>CUP 25.970,00</w:t>
+              <w:t>CUP 26.460,00</w:t>
             </w:r>
           </w:p>
         </w:tc>
@@ -46040,7 +46040,7 @@
                 <w:sz w:val="20"/>
                 <w:szCs w:val="20"/>
               </w:rPr>
-              <w:t>CUP 4.452,00</w:t>
+              <w:t>CUP 4.536,00</w:t>
             </w:r>
           </w:p>
         </w:tc>
@@ -46093,7 +46093,7 @@
                 <w:sz w:val="20"/>
                 <w:szCs w:val="20"/>
               </w:rPr>
-              <w:t>CUP 5.936,00</w:t>
+              <w:t>CUP 6.048,00</w:t>
             </w:r>
           </w:p>
         </w:tc>
@@ -46146,7 +46146,7 @@
                 <w:sz w:val="20"/>
                 <w:szCs w:val="20"/>
               </w:rPr>
-              <w:t>CUP 11.130,00</w:t>
+              <w:t>CUP 11.340,00</w:t>
             </w:r>
           </w:p>
         </w:tc>
@@ -46199,7 +46199,7 @@
                 <w:sz w:val="20"/>
                 <w:szCs w:val="20"/>
               </w:rPr>
-              <w:t>CUP 18.550,00</w:t>
+              <w:t>CUP 18.900,00</w:t>
             </w:r>
           </w:p>
         </w:tc>
@@ -46255,7 +46255,7 @@
                 <w:sz w:val="20"/>
                 <w:szCs w:val="20"/>
               </w:rPr>
-              <w:t>CUP 14.840,00</w:t>
+              <w:t>CUP 15.120,00</w:t>
             </w:r>
           </w:p>
         </w:tc>
@@ -46311,7 +46311,7 @@
                 <w:sz w:val="20"/>
                 <w:szCs w:val="20"/>
               </w:rPr>
-              <w:t>CUP 7.420,00</w:t>
+              <w:t>CUP 7.560,00</w:t>
             </w:r>
           </w:p>
         </w:tc>
@@ -46367,7 +46367,7 @@
                 <w:sz w:val="20"/>
                 <w:szCs w:val="20"/>
               </w:rPr>
-              <w:t>CUP 89.040,00</w:t>
+              <w:t>CUP 90.720,00</w:t>
             </w:r>
           </w:p>
         </w:tc>
@@ -46423,7 +46423,7 @@
                 <w:sz w:val="20"/>
                 <w:szCs w:val="20"/>
               </w:rPr>
-              <w:t>CUP 81.620,00</w:t>
+              <w:t>CUP 83.160,00</w:t>
             </w:r>
           </w:p>
         </w:tc>
@@ -46479,7 +46479,7 @@
                 <w:sz w:val="20"/>
                 <w:szCs w:val="20"/>
               </w:rPr>
-              <w:t>CUP 408.100,00</w:t>
+              <w:t>CUP 415.800,00</w:t>
             </w:r>
           </w:p>
         </w:tc>
@@ -46535,7 +46535,7 @@
                 <w:sz w:val="20"/>
                 <w:szCs w:val="20"/>
               </w:rPr>
-              <w:t>CUP 5.936,00</w:t>
+              <w:t>CUP 6.048,00</w:t>
             </w:r>
           </w:p>
         </w:tc>
@@ -46591,7 +46591,7 @@
                 <w:sz w:val="20"/>
                 <w:szCs w:val="20"/>
               </w:rPr>
-              <w:t>CUP 63.070,00</w:t>
+              <w:t>CUP 64.260,00</w:t>
             </w:r>
           </w:p>
         </w:tc>
@@ -46647,7 +46647,7 @@
                 <w:sz w:val="20"/>
                 <w:szCs w:val="20"/>
               </w:rPr>
-              <w:t>CUP 66.780,00</w:t>
+              <w:t>CUP 68.040,00</w:t>
             </w:r>
           </w:p>
         </w:tc>
@@ -46703,7 +46703,7 @@
                 <w:sz w:val="20"/>
                 <w:szCs w:val="20"/>
               </w:rPr>
-              <w:t>CUP 22.260,00</w:t>
+              <w:t>CUP 22.680,00</w:t>
             </w:r>
           </w:p>
         </w:tc>
@@ -46760,7 +46760,7 @@
                 <w:sz w:val="20"/>
                 <w:szCs w:val="20"/>
               </w:rPr>
-              <w:t>CUP 267.120,00</w:t>
+              <w:t>CUP 272.160,00</w:t>
             </w:r>
           </w:p>
         </w:tc>
@@ -46816,7 +46816,7 @@
                 <w:sz w:val="20"/>
                 <w:szCs w:val="20"/>
               </w:rPr>
-              <w:t>CUP 274.540,00</w:t>
+              <w:t>CUP 279.720,00</w:t>
             </w:r>
           </w:p>
         </w:tc>
@@ -46872,7 +46872,7 @@
                 <w:sz w:val="20"/>
                 <w:szCs w:val="20"/>
               </w:rPr>
-              <w:t>CUP 163.240,00</w:t>
+              <w:t>CUP 166.320,00</w:t>
             </w:r>
           </w:p>
         </w:tc>
@@ -46928,7 +46928,7 @@
                 <w:sz w:val="20"/>
                 <w:szCs w:val="20"/>
               </w:rPr>
-              <w:t>CUP 66.780,00</w:t>
+              <w:t>CUP 68.040,00</w:t>
             </w:r>
           </w:p>
         </w:tc>
@@ -46984,7 +46984,7 @@
                 <w:sz w:val="20"/>
                 <w:szCs w:val="20"/>
               </w:rPr>
-              <w:t>CUP 37.100,00</w:t>
+              <w:t>CUP 37.800,00</w:t>
             </w:r>
           </w:p>
         </w:tc>
@@ -47039,7 +47039,7 @@
                 <w:sz w:val="20"/>
                 <w:szCs w:val="20"/>
               </w:rPr>
-              <w:t>CUP 3.710,00</w:t>
+              <w:t>CUP 3.780,00</w:t>
             </w:r>
           </w:p>
         </w:tc>
@@ -47094,7 +47094,7 @@
                 <w:sz w:val="20"/>
                 <w:szCs w:val="20"/>
               </w:rPr>
-              <w:t>CUP 3.710,00</w:t>
+              <w:t>CUP 3.780,00</w:t>
             </w:r>
           </w:p>
         </w:tc>
@@ -47149,7 +47149,7 @@
                 <w:sz w:val="20"/>
                 <w:szCs w:val="20"/>
               </w:rPr>
-              <w:t>CUP 11.130,00</w:t>
+              <w:t>CUP 11.340,00</w:t>
             </w:r>
           </w:p>
         </w:tc>
@@ -47225,7 +47225,7 @@
                 <w:sz w:val="20"/>
                 <w:szCs w:val="20"/>
               </w:rPr>
-              <w:t>CUP 33.390,00</w:t>
+              <w:t>CUP 34.020,00</w:t>
             </w:r>
           </w:p>
         </w:tc>
@@ -47280,7 +47280,7 @@
                 <w:sz w:val="20"/>
                 <w:szCs w:val="20"/>
               </w:rPr>
-              <w:t>CUP 29.680,00</w:t>
+              <w:t>CUP 30.240,00</w:t>
             </w:r>
           </w:p>
         </w:tc>
@@ -47335,7 +47335,7 @@
                 <w:sz w:val="20"/>
                 <w:szCs w:val="20"/>
               </w:rPr>
-              <w:t>CUP 14.840,00</w:t>
+              <w:t>CUP 15.120,00</w:t>
             </w:r>
           </w:p>
         </w:tc>
@@ -47390,7 +47390,7 @@
                 <w:sz w:val="20"/>
                 <w:szCs w:val="20"/>
               </w:rPr>
-              <w:t>CUP 18.550,00</w:t>
+              <w:t>CUP 18.900,00</w:t>
             </w:r>
           </w:p>
         </w:tc>
@@ -47446,7 +47446,7 @@
                 <w:sz w:val="20"/>
                 <w:szCs w:val="20"/>
               </w:rPr>
-              <w:t>CUP 5.936,00</w:t>
+              <w:t>CUP 6.048,00</w:t>
             </w:r>
           </w:p>
         </w:tc>
@@ -47498,7 +47498,7 @@
                 <w:sz w:val="20"/>
                 <w:szCs w:val="20"/>
               </w:rPr>
-              <w:t>CUP 3.710,00</w:t>
+              <w:t>CUP 3.780,00</w:t>
             </w:r>
           </w:p>
         </w:tc>
@@ -47550,7 +47550,7 @@
                 <w:sz w:val="20"/>
                 <w:szCs w:val="20"/>
               </w:rPr>
-              <w:t>CUP 7.420,00</w:t>
+              <w:t>CUP 7.560,00</w:t>
             </w:r>
           </w:p>
         </w:tc>
@@ -47602,7 +47602,7 @@
                 <w:sz w:val="20"/>
                 <w:szCs w:val="20"/>
               </w:rPr>
-              <w:t>CUP 3.710,00</w:t>
+              <w:t>CUP 3.780,00</w:t>
             </w:r>
           </w:p>
         </w:tc>
@@ -47655,7 +47655,7 @@
                 <w:sz w:val="20"/>
                 <w:szCs w:val="20"/>
               </w:rPr>
-              <w:t>CUP 51.940,00</w:t>
+              <w:t>CUP 52.920,00</w:t>
             </w:r>
           </w:p>
         </w:tc>
@@ -47708,7 +47708,7 @@
                 <w:sz w:val="20"/>
                 <w:szCs w:val="20"/>
               </w:rPr>
-              <w:t>CUP 22.260,00</w:t>
+              <w:t>CUP 22.680,00</w:t>
             </w:r>
           </w:p>
         </w:tc>
@@ -47761,7 +47761,7 @@
                 <w:sz w:val="20"/>
                 <w:szCs w:val="20"/>
               </w:rPr>
-              <w:t>CUP 5.936,00</w:t>
+              <w:t>CUP 6.048,00</w:t>
             </w:r>
           </w:p>
         </w:tc>
@@ -47814,7 +47814,7 @@
                 <w:sz w:val="20"/>
                 <w:szCs w:val="20"/>
               </w:rPr>
-              <w:t>CUP 8.904,00</w:t>
+              <w:t>CUP 9.072,00</w:t>
             </w:r>
           </w:p>
         </w:tc>
@@ -47867,7 +47867,7 @@
                 <w:sz w:val="20"/>
                 <w:szCs w:val="20"/>
               </w:rPr>
-              <w:t>CUP 14.840,00</w:t>
+              <w:t>CUP 15.120,00</w:t>
             </w:r>
           </w:p>
         </w:tc>
@@ -47920,7 +47920,7 @@
                 <w:sz w:val="20"/>
                 <w:szCs w:val="20"/>
               </w:rPr>
-              <w:t>CUP 7.420,00</w:t>
+              <w:t>CUP 7.560,00</w:t>
             </w:r>
           </w:p>
         </w:tc>
@@ -47973,7 +47973,7 @@
                 <w:sz w:val="20"/>
                 <w:szCs w:val="20"/>
               </w:rPr>
-              <w:t>CUP 7.420,00</w:t>
+              <w:t>CUP 7.560,00</w:t>
             </w:r>
           </w:p>
         </w:tc>
@@ -48026,7 +48026,7 @@
                 <w:sz w:val="20"/>
                 <w:szCs w:val="20"/>
               </w:rPr>
-              <w:t>CUP 7.420,00</w:t>
+              <w:t>CUP 7.560,00</w:t>
             </w:r>
           </w:p>
         </w:tc>
@@ -48079,7 +48079,7 @@
                 <w:sz w:val="20"/>
                 <w:szCs w:val="20"/>
               </w:rPr>
-              <w:t>CUP 74.200,00</w:t>
+              <w:t>CUP 75.600,00</w:t>
             </w:r>
           </w:p>
         </w:tc>
@@ -48132,7 +48132,7 @@
                 <w:sz w:val="20"/>
                 <w:szCs w:val="20"/>
               </w:rPr>
-              <w:t>CUP 22.260,00</w:t>
+              <w:t>CUP 22.680,00</w:t>
             </w:r>
           </w:p>
         </w:tc>
@@ -48392,7 +48392,7 @@
                 <w:sz w:val="20"/>
                 <w:szCs w:val="20"/>
               </w:rPr>
-              <w:t>CUP 5.194,00</w:t>
+              <w:t>CUP 5.292,00</w:t>
             </w:r>
           </w:p>
         </w:tc>
@@ -48460,7 +48460,7 @@
                 <w:sz w:val="20"/>
                 <w:szCs w:val="20"/>
               </w:rPr>
-              <w:t>CUP 22.260,00</w:t>
+              <w:t>CUP 22.680,00</w:t>
             </w:r>
           </w:p>
         </w:tc>
@@ -48529,7 +48529,7 @@
                 <w:sz w:val="20"/>
                 <w:szCs w:val="20"/>
               </w:rPr>
-              <w:t>CUP 5.194,00</w:t>
+              <w:t>CUP 5.292,00</w:t>
             </w:r>
           </w:p>
         </w:tc>
@@ -48597,7 +48597,7 @@
                 <w:sz w:val="20"/>
                 <w:szCs w:val="20"/>
               </w:rPr>
-              <w:t>CUP 22.260,00</w:t>
+              <w:t>CUP 22.680,00</w:t>
             </w:r>
           </w:p>
         </w:tc>
@@ -48665,7 +48665,7 @@
                 <w:sz w:val="20"/>
                 <w:szCs w:val="20"/>
               </w:rPr>
-              <w:t>CUP 25.970,00</w:t>
+              <w:t>CUP 26.460,00</w:t>
             </w:r>
           </w:p>
         </w:tc>
@@ -48733,7 +48733,7 @@
                 <w:sz w:val="20"/>
                 <w:szCs w:val="20"/>
               </w:rPr>
-              <w:t>CUP 25.970,00</w:t>
+              <w:t>CUP 26.460,00</w:t>
             </w:r>
           </w:p>
         </w:tc>
@@ -48801,7 +48801,7 @@
                 <w:sz w:val="20"/>
                 <w:szCs w:val="20"/>
               </w:rPr>
-              <w:t>CUP 29.680,00</w:t>
+              <w:t>CUP 30.240,00</w:t>
             </w:r>
           </w:p>
         </w:tc>
@@ -48869,7 +48869,7 @@
                 <w:sz w:val="20"/>
                 <w:szCs w:val="20"/>
               </w:rPr>
-              <w:t>CUP 5.936,00</w:t>
+              <w:t>CUP 6.048,00</w:t>
             </w:r>
           </w:p>
         </w:tc>
@@ -48937,7 +48937,7 @@
                 <w:sz w:val="20"/>
                 <w:szCs w:val="20"/>
               </w:rPr>
-              <w:t>CUP 23.744,00</w:t>
+              <w:t>CUP 24.192,00</w:t>
             </w:r>
           </w:p>
         </w:tc>
@@ -49005,7 +49005,7 @@
                 <w:sz w:val="20"/>
                 <w:szCs w:val="20"/>
               </w:rPr>
-              <w:t>CUP 4.452,00</w:t>
+              <w:t>CUP 4.536,00</w:t>
             </w:r>
           </w:p>
         </w:tc>
@@ -49073,7 +49073,7 @@
                 <w:sz w:val="20"/>
                 <w:szCs w:val="20"/>
               </w:rPr>
-              <w:t>CUP 5.194,00</w:t>
+              <w:t>CUP 5.292,00</w:t>
             </w:r>
           </w:p>
         </w:tc>
@@ -49141,7 +49141,7 @@
                 <w:sz w:val="20"/>
                 <w:szCs w:val="20"/>
               </w:rPr>
-              <w:t>CUP 5.936,00</w:t>
+              <w:t>CUP 6.048,00</w:t>
             </w:r>
           </w:p>
         </w:tc>
@@ -49209,7 +49209,7 @@
                 <w:sz w:val="20"/>
                 <w:szCs w:val="20"/>
               </w:rPr>
-              <w:t>CUP 4.452,00</w:t>
+              <w:t>CUP 4.536,00</w:t>
             </w:r>
           </w:p>
         </w:tc>
@@ -49277,7 +49277,7 @@
                 <w:sz w:val="20"/>
                 <w:szCs w:val="20"/>
               </w:rPr>
-              <w:t>CUP 3.710,00</w:t>
+              <w:t>CUP 3.780,00</w:t>
             </w:r>
           </w:p>
         </w:tc>
@@ -49345,7 +49345,7 @@
                 <w:sz w:val="20"/>
                 <w:szCs w:val="20"/>
               </w:rPr>
-              <w:t>CUP 6.678,00</w:t>
+              <w:t>CUP 6.804,00</w:t>
             </w:r>
           </w:p>
         </w:tc>
@@ -49413,7 +49413,7 @@
                 <w:sz w:val="20"/>
                 <w:szCs w:val="20"/>
               </w:rPr>
-              <w:t>CUP 4.452,00</w:t>
+              <w:t>CUP 4.536,00</w:t>
             </w:r>
           </w:p>
         </w:tc>
@@ -49481,7 +49481,7 @@
                 <w:sz w:val="20"/>
                 <w:szCs w:val="20"/>
               </w:rPr>
-              <w:t>CUP 63.070,00</w:t>
+              <w:t>CUP 64.260,00</w:t>
             </w:r>
           </w:p>
         </w:tc>
@@ -49549,7 +49549,7 @@
                 <w:sz w:val="20"/>
                 <w:szCs w:val="20"/>
               </w:rPr>
-              <w:t>CUP 129.850,00</w:t>
+              <w:t>CUP 132.300,00</w:t>
             </w:r>
           </w:p>
         </w:tc>
@@ -49617,7 +49617,7 @@
                 <w:sz w:val="20"/>
                 <w:szCs w:val="20"/>
               </w:rPr>
-              <w:t>CUP 144.690,00</w:t>
+              <w:t>CUP 147.420,00</w:t>
             </w:r>
           </w:p>
         </w:tc>
@@ -49685,7 +49685,7 @@
                 <w:sz w:val="20"/>
                 <w:szCs w:val="20"/>
               </w:rPr>
-              <w:t>CUP 163.240,00</w:t>
+              <w:t>CUP 166.320,00</w:t>
             </w:r>
           </w:p>
         </w:tc>
@@ -49753,7 +49753,7 @@
                 <w:sz w:val="20"/>
                 <w:szCs w:val="20"/>
               </w:rPr>
-              <w:t>CUP 59.360,00</w:t>
+              <w:t>CUP 60.480,00</w:t>
             </w:r>
           </w:p>
         </w:tc>
@@ -49821,7 +49821,7 @@
                 <w:sz w:val="20"/>
                 <w:szCs w:val="20"/>
               </w:rPr>
-              <w:t>CUP 74.200,00</w:t>
+              <w:t>CUP 75.600,00</w:t>
             </w:r>
           </w:p>
         </w:tc>
@@ -49884,7 +49884,7 @@
                 <w:sz w:val="20"/>
                 <w:szCs w:val="20"/>
               </w:rPr>
-              <w:t>CUP 74.200,00</w:t>
+              <w:t>CUP 75.600,00</w:t>
             </w:r>
           </w:p>
         </w:tc>
@@ -49947,7 +49947,7 @@
                 <w:sz w:val="20"/>
                 <w:szCs w:val="20"/>
               </w:rPr>
-              <w:t>CUP 81.620,00</w:t>
+              <w:t>CUP 83.160,00</w:t>
             </w:r>
           </w:p>
         </w:tc>
@@ -50010,7 +50010,7 @@
                 <w:sz w:val="20"/>
                 <w:szCs w:val="20"/>
               </w:rPr>
-              <w:t>CUP 89.040,00</w:t>
+              <w:t>CUP 90.720,00</w:t>
             </w:r>
           </w:p>
         </w:tc>
@@ -50073,7 +50073,7 @@
                 <w:sz w:val="20"/>
                 <w:szCs w:val="20"/>
               </w:rPr>
-              <w:t>CUP 100.170,00</w:t>
+              <w:t>CUP 102.060,00</w:t>
             </w:r>
           </w:p>
         </w:tc>
@@ -50136,7 +50136,7 @@
                 <w:sz w:val="20"/>
                 <w:szCs w:val="20"/>
               </w:rPr>
-              <w:t>CUP 118.720,00</w:t>
+              <w:t>CUP 120.960,00</w:t>
             </w:r>
           </w:p>
         </w:tc>
@@ -50204,7 +50204,7 @@
                 <w:sz w:val="20"/>
                 <w:szCs w:val="20"/>
               </w:rPr>
-              <w:t>CUP 126.140,00</w:t>
+              <w:t>CUP 128.520,00</w:t>
             </w:r>
           </w:p>
         </w:tc>
@@ -50267,7 +50267,7 @@
                 <w:sz w:val="20"/>
                 <w:szCs w:val="20"/>
               </w:rPr>
-              <w:t>CUP 742,00</w:t>
+              <w:t>CUP 756,00</w:t>
             </w:r>
           </w:p>
         </w:tc>
@@ -50330,7 +50330,7 @@
                 <w:sz w:val="20"/>
                 <w:szCs w:val="20"/>
               </w:rPr>
-              <w:t>CUP 742,00</w:t>
+              <w:t>CUP 756,00</w:t>
             </w:r>
           </w:p>
         </w:tc>
@@ -50393,7 +50393,7 @@
                 <w:sz w:val="20"/>
                 <w:szCs w:val="20"/>
               </w:rPr>
-              <w:t>CUP 742,00</w:t>
+              <w:t>CUP 756,00</w:t>
             </w:r>
           </w:p>
         </w:tc>
@@ -50456,7 +50456,7 @@
                 <w:sz w:val="20"/>
                 <w:szCs w:val="20"/>
               </w:rPr>
-              <w:t>CUP 2.226,00</w:t>
+              <w:t>CUP 2.268,00</w:t>
             </w:r>
           </w:p>
         </w:tc>
@@ -50519,7 +50519,7 @@
                 <w:sz w:val="20"/>
                 <w:szCs w:val="20"/>
               </w:rPr>
-              <w:t>CUP 11.130,00</w:t>
+              <w:t>CUP 11.340,00</w:t>
             </w:r>
           </w:p>
         </w:tc>
@@ -50583,7 +50583,7 @@
                 <w:sz w:val="20"/>
                 <w:szCs w:val="20"/>
               </w:rPr>
-              <w:t>CUP 4.452,00</w:t>
+              <w:t>CUP 4.536,00</w:t>
             </w:r>
           </w:p>
         </w:tc>
@@ -50646,7 +50646,7 @@
                 <w:sz w:val="20"/>
                 <w:szCs w:val="20"/>
               </w:rPr>
-              <w:t>CUP 5.936,00</w:t>
+              <w:t>CUP 6.048,00</w:t>
             </w:r>
           </w:p>
         </w:tc>
@@ -50709,7 +50709,7 @@
                 <w:sz w:val="20"/>
                 <w:szCs w:val="20"/>
               </w:rPr>
-              <w:t>CUP 3.710,00</w:t>
+              <w:t>CUP 3.780,00</w:t>
             </w:r>
           </w:p>
         </w:tc>
@@ -50772,7 +50772,7 @@
                 <w:sz w:val="20"/>
                 <w:szCs w:val="20"/>
               </w:rPr>
-              <w:t>CUP 3.710,00</w:t>
+              <w:t>CUP 3.780,00</w:t>
             </w:r>
           </w:p>
         </w:tc>
@@ -50835,7 +50835,7 @@
                 <w:sz w:val="20"/>
                 <w:szCs w:val="20"/>
               </w:rPr>
-              <w:t>CUP 22.260,00</w:t>
+              <w:t>CUP 22.680,00</w:t>
             </w:r>
           </w:p>
         </w:tc>
@@ -50898,7 +50898,7 @@
                 <w:sz w:val="20"/>
                 <w:szCs w:val="20"/>
               </w:rPr>
-              <w:t>CUP 2.968,00</w:t>
+              <w:t>CUP 3.024,00</w:t>
             </w:r>
           </w:p>
         </w:tc>
@@ -50961,7 +50961,7 @@
                 <w:sz w:val="20"/>
                 <w:szCs w:val="20"/>
               </w:rPr>
-              <w:t>CUP 4.452,00</w:t>
+              <w:t>CUP 4.536,00</w:t>
             </w:r>
           </w:p>
         </w:tc>
@@ -51024,7 +51024,7 @@
                 <w:sz w:val="20"/>
                 <w:szCs w:val="20"/>
               </w:rPr>
-              <w:t>CUP 5.936,00</w:t>
+              <w:t>CUP 6.048,00</w:t>
             </w:r>
           </w:p>
         </w:tc>
@@ -51087,7 +51087,7 @@
                 <w:sz w:val="20"/>
                 <w:szCs w:val="20"/>
               </w:rPr>
-              <w:t>CUP 5.936,00</w:t>
+              <w:t>CUP 6.048,00</w:t>
             </w:r>
           </w:p>
         </w:tc>
@@ -51150,7 +51150,7 @@
                 <w:sz w:val="20"/>
                 <w:szCs w:val="20"/>
               </w:rPr>
-              <w:t>CUP 5.194,00</w:t>
+              <w:t>CUP 5.292,00</w:t>
             </w:r>
           </w:p>
         </w:tc>
@@ -51213,7 +51213,7 @@
                 <w:sz w:val="20"/>
                 <w:szCs w:val="20"/>
               </w:rPr>
-              <w:t>CUP 11.130,00</w:t>
+              <w:t>CUP 11.340,00</w:t>
             </w:r>
           </w:p>
         </w:tc>
@@ -51276,7 +51276,7 @@
                 <w:sz w:val="20"/>
                 <w:szCs w:val="20"/>
               </w:rPr>
-              <w:t>CUP 4.452,00</w:t>
+              <w:t>CUP 4.536,00</w:t>
             </w:r>
           </w:p>
         </w:tc>
@@ -51339,7 +51339,7 @@
                 <w:sz w:val="20"/>
                 <w:szCs w:val="20"/>
               </w:rPr>
-              <w:t>CUP 7.420,00</w:t>
+              <w:t>CUP 7.560,00</w:t>
             </w:r>
           </w:p>
         </w:tc>
@@ -51402,7 +51402,7 @@
                 <w:sz w:val="20"/>
                 <w:szCs w:val="20"/>
               </w:rPr>
-              <w:t>CUP 5.936,00</w:t>
+              <w:t>CUP 6.048,00</w:t>
             </w:r>
           </w:p>
         </w:tc>
@@ -51465,7 +51465,7 @@
                 <w:sz w:val="20"/>
                 <w:szCs w:val="20"/>
               </w:rPr>
-              <w:t>CUP 5.194,00</w:t>
+              <w:t>CUP 5.292,00</w:t>
             </w:r>
           </w:p>
         </w:tc>
@@ -51528,7 +51528,7 @@
                 <w:sz w:val="20"/>
                 <w:szCs w:val="20"/>
               </w:rPr>
-              <w:t>CUP 3.710,00</w:t>
+              <w:t>CUP 3.780,00</w:t>
             </w:r>
           </w:p>
         </w:tc>
@@ -51591,7 +51591,7 @@
                 <w:sz w:val="20"/>
                 <w:szCs w:val="20"/>
               </w:rPr>
-              <w:t>CUP 5.936,00</w:t>
+              <w:t>CUP 6.048,00</w:t>
             </w:r>
           </w:p>
         </w:tc>
@@ -51654,7 +51654,7 @@
                 <w:sz w:val="20"/>
                 <w:szCs w:val="20"/>
               </w:rPr>
-              <w:t>CUP 40.810,00</w:t>
+              <w:t>CUP 41.580,00</w:t>
             </w:r>
           </w:p>
         </w:tc>
@@ -51717,7 +51717,7 @@
                 <w:sz w:val="20"/>
                 <w:szCs w:val="20"/>
               </w:rPr>
-              <w:t>CUP 44.520,00</w:t>
+              <w:t>CUP 45.360,00</w:t>
             </w:r>
           </w:p>
         </w:tc>
@@ -51785,7 +51785,7 @@
                 <w:sz w:val="20"/>
                 <w:szCs w:val="20"/>
               </w:rPr>
-              <w:t>CUP 48.230,00</w:t>
+              <w:t>CUP 49.140,00</w:t>
             </w:r>
           </w:p>
         </w:tc>
@@ -51848,7 +51848,7 @@
                 <w:sz w:val="20"/>
                 <w:szCs w:val="20"/>
               </w:rPr>
-              <w:t>CUP 48.230,00</w:t>
+              <w:t>CUP 49.140,00</w:t>
             </w:r>
           </w:p>
         </w:tc>
@@ -51911,7 +51911,7 @@
                 <w:sz w:val="20"/>
                 <w:szCs w:val="20"/>
               </w:rPr>
-              <w:t>CUP 48.230,00</w:t>
+              <w:t>CUP 49.140,00</w:t>
             </w:r>
           </w:p>
         </w:tc>
@@ -51974,7 +51974,7 @@
                 <w:sz w:val="20"/>
                 <w:szCs w:val="20"/>
               </w:rPr>
-              <w:t>CUP 55.650,00</w:t>
+              <w:t>CUP 56.700,00</w:t>
             </w:r>
           </w:p>
         </w:tc>
@@ -52042,7 +52042,7 @@
                 <w:sz w:val="20"/>
                 <w:szCs w:val="20"/>
               </w:rPr>
-              <w:t>CUP 48.230,00</w:t>
+              <w:t>CUP 49.140,00</w:t>
             </w:r>
           </w:p>
         </w:tc>
@@ -52110,7 +52110,7 @@
                 <w:sz w:val="20"/>
                 <w:szCs w:val="20"/>
               </w:rPr>
-              <w:t>CUP 59.360,00</w:t>
+              <w:t>CUP 60.480,00</w:t>
             </w:r>
           </w:p>
         </w:tc>
@@ -52178,7 +52178,7 @@
                 <w:sz w:val="20"/>
                 <w:szCs w:val="20"/>
               </w:rPr>
-              <w:t>CUP 63.070,00</w:t>
+              <w:t>CUP 64.260,00</w:t>
             </w:r>
           </w:p>
         </w:tc>
@@ -52246,7 +52246,7 @@
                 <w:sz w:val="20"/>
                 <w:szCs w:val="20"/>
               </w:rPr>
-              <w:t>CUP 66.780,00</w:t>
+              <w:t>CUP 68.040,00</w:t>
             </w:r>
           </w:p>
         </w:tc>
@@ -52314,7 +52314,7 @@
                 <w:sz w:val="20"/>
                 <w:szCs w:val="20"/>
               </w:rPr>
-              <w:t>CUP 163.240,00</w:t>
+              <w:t>CUP 166.320,00</w:t>
             </w:r>
           </w:p>
         </w:tc>
@@ -52382,7 +52382,7 @@
                 <w:sz w:val="20"/>
                 <w:szCs w:val="20"/>
               </w:rPr>
-              <w:t>CUP 7.420,00</w:t>
+              <w:t>CUP 7.560,00</w:t>
             </w:r>
           </w:p>
         </w:tc>
@@ -52450,7 +52450,7 @@
                 <w:sz w:val="20"/>
                 <w:szCs w:val="20"/>
               </w:rPr>
-              <w:t>CUP 11.130,00</w:t>
+              <w:t>CUP 11.340,00</w:t>
             </w:r>
           </w:p>
         </w:tc>
@@ -52518,7 +52518,7 @@
                 <w:sz w:val="20"/>
                 <w:szCs w:val="20"/>
               </w:rPr>
-              <w:t>CUP 13.356,00</w:t>
+              <w:t>CUP 13.608,00</w:t>
             </w:r>
           </w:p>
         </w:tc>
@@ -52587,7 +52587,7 @@
                 <w:sz w:val="20"/>
                 <w:szCs w:val="20"/>
               </w:rPr>
-              <w:t>CUP 7.420,00</w:t>
+              <w:t>CUP 7.560,00</w:t>
             </w:r>
           </w:p>
         </w:tc>
@@ -52655,7 +52655,7 @@
                 <w:sz w:val="20"/>
                 <w:szCs w:val="20"/>
               </w:rPr>
-              <w:t>CUP 7.420,00</w:t>
+              <w:t>CUP 7.560,00</w:t>
             </w:r>
           </w:p>
         </w:tc>
@@ -52723,7 +52723,7 @@
                 <w:sz w:val="20"/>
                 <w:szCs w:val="20"/>
               </w:rPr>
-              <w:t>CUP 3.710,00</w:t>
+              <w:t>CUP 3.780,00</w:t>
             </w:r>
           </w:p>
         </w:tc>
@@ -52791,7 +52791,7 @@
                 <w:sz w:val="20"/>
                 <w:szCs w:val="20"/>
               </w:rPr>
-              <w:t>CUP 5.194,00</w:t>
+              <w:t>CUP 5.292,00</w:t>
             </w:r>
           </w:p>
         </w:tc>
@@ -52859,7 +52859,7 @@
                 <w:sz w:val="20"/>
                 <w:szCs w:val="20"/>
               </w:rPr>
-              <w:t>CUP 5.194,00</w:t>
+              <w:t>CUP 5.292,00</w:t>
             </w:r>
           </w:p>
         </w:tc>
@@ -52927,7 +52927,7 @@
                 <w:sz w:val="20"/>
                 <w:szCs w:val="20"/>
               </w:rPr>
-              <w:t>CUP 7.420,00</w:t>
+              <w:t>CUP 7.560,00</w:t>
             </w:r>
           </w:p>
         </w:tc>
@@ -52995,7 +52995,7 @@
                 <w:sz w:val="20"/>
                 <w:szCs w:val="20"/>
               </w:rPr>
-              <w:t>CUP 5.936,00</w:t>
+              <w:t>CUP 6.048,00</w:t>
             </w:r>
           </w:p>
         </w:tc>
@@ -53063,7 +53063,7 @@
                 <w:sz w:val="20"/>
                 <w:szCs w:val="20"/>
               </w:rPr>
-              <w:t>CUP 5.936,00</w:t>
+              <w:t>CUP 6.048,00</w:t>
             </w:r>
           </w:p>
         </w:tc>
@@ -53131,7 +53131,7 @@
                 <w:sz w:val="20"/>
                 <w:szCs w:val="20"/>
               </w:rPr>
-              <w:t>CUP 5.936,00</w:t>
+              <w:t>CUP 6.048,00</w:t>
             </w:r>
           </w:p>
         </w:tc>
@@ -53199,7 +53199,7 @@
                 <w:sz w:val="20"/>
                 <w:szCs w:val="20"/>
               </w:rPr>
-              <w:t>CUP 5.194,00</w:t>
+              <w:t>CUP 5.292,00</w:t>
             </w:r>
           </w:p>
         </w:tc>
@@ -53267,7 +53267,7 @@
                 <w:sz w:val="20"/>
                 <w:szCs w:val="20"/>
               </w:rPr>
-              <w:t>CUP 3.710,00</w:t>
+              <w:t>CUP 3.780,00</w:t>
             </w:r>
           </w:p>
         </w:tc>
@@ -53335,7 +53335,7 @@
                 <w:sz w:val="20"/>
                 <w:szCs w:val="20"/>
               </w:rPr>
-              <w:t>CUP 5.936,00</w:t>
+              <w:t>CUP 6.048,00</w:t>
             </w:r>
           </w:p>
         </w:tc>
@@ -53403,7 +53403,7 @@
                 <w:sz w:val="20"/>
                 <w:szCs w:val="20"/>
               </w:rPr>
-              <w:t>CUP 8.904,00</w:t>
+              <w:t>CUP 9.072,00</w:t>
             </w:r>
           </w:p>
         </w:tc>
@@ -53471,7 +53471,7 @@
                 <w:sz w:val="20"/>
                 <w:szCs w:val="20"/>
               </w:rPr>
-              <w:t>CUP 14.840,00</w:t>
+              <w:t>CUP 15.120,00</w:t>
             </w:r>
           </w:p>
         </w:tc>
@@ -53539,7 +53539,7 @@
                 <w:sz w:val="20"/>
                 <w:szCs w:val="20"/>
               </w:rPr>
-              <w:t>CUP 7.420,00</w:t>
+              <w:t>CUP 7.560,00</w:t>
             </w:r>
           </w:p>
         </w:tc>
@@ -53607,7 +53607,7 @@
                 <w:sz w:val="20"/>
                 <w:szCs w:val="20"/>
               </w:rPr>
-              <w:t>CUP 2.226,00</w:t>
+              <w:t>CUP 2.268,00</w:t>
             </w:r>
           </w:p>
         </w:tc>

--- a/files/TODITICO_PROFORMA_CONTRATO_con_precios.docx
+++ b/files/TODITICO_PROFORMA_CONTRATO_con_precios.docx
@@ -52859,7 +52859,7 @@
                 <w:sz w:val="20"/>
                 <w:szCs w:val="20"/>
               </w:rPr>
-              <w:t>CUP 5.292,00</w:t>
+              <w:t>CUP 7.560,00</w:t>
             </w:r>
           </w:p>
         </w:tc>

--- a/files/TODITICO_PROFORMA_CONTRATO_con_precios.docx
+++ b/files/TODITICO_PROFORMA_CONTRATO_con_precios.docx
@@ -163,8 +163,36 @@
           <w:sz w:val="24"/>
           <w:szCs w:val="24"/>
         </w:rPr>
-        <w:t xml:space="preserve"> El Sr. José Alvarez González, ciudadano cubano, mayor de edad, con identidad permanente 94010727068, con domicilio legal en la Calle 44 #2714 E/ 27 y 29 San Antonio de los Bañ</w:t>
+        <w:t xml:space="preserve"> El Sr. José </w:t>
       </w:r>
+      <w:proofErr w:type="spellStart"/>
+      <w:r>
+        <w:rPr>
+          <w:rFonts w:ascii="Arial" w:hAnsi="Arial" w:cs="Arial"/>
+          <w:sz w:val="24"/>
+          <w:szCs w:val="24"/>
+        </w:rPr>
+        <w:t>Alvarez</w:t>
+      </w:r>
+      <w:proofErr w:type="spellEnd"/>
+      <w:r>
+        <w:rPr>
+          <w:rFonts w:ascii="Arial" w:hAnsi="Arial" w:cs="Arial"/>
+          <w:sz w:val="24"/>
+          <w:szCs w:val="24"/>
+        </w:rPr>
+        <w:t xml:space="preserve"> González, ciudadano cubano, mayor de edad, con identidad permanente 94010727068, con domicilio legal en la Calle 44 #2714 E/ 27 y 29 San Antonio de los </w:t>
+      </w:r>
+      <w:proofErr w:type="spellStart"/>
+      <w:r>
+        <w:rPr>
+          <w:rFonts w:ascii="Arial" w:hAnsi="Arial" w:cs="Arial"/>
+          <w:sz w:val="24"/>
+          <w:szCs w:val="24"/>
+        </w:rPr>
+        <w:t>Bañ</w:t>
+      </w:r>
+      <w:proofErr w:type="spellEnd"/>
       <w:r>
         <w:rPr>
           <w:rFonts w:ascii="Arial" w:hAnsi="Arial" w:cs="Arial"/>
@@ -225,6 +253,7 @@
         </w:rPr>
         <w:t xml:space="preserve">con correo electrónico </w:t>
       </w:r>
+      <w:proofErr w:type="spellStart"/>
       <w:r>
         <w:rPr>
           <w:rFonts w:ascii="Arial" w:hAnsi="Arial" w:cs="Arial"/>
@@ -234,6 +263,7 @@
         </w:rPr>
         <w:t>administracion</w:t>
       </w:r>
+      <w:proofErr w:type="spellEnd"/>
       <w:r>
         <w:rPr>
           <w:rFonts w:ascii="Arial" w:hAnsi="Arial" w:cs="Arial"/>
@@ -305,7 +335,25 @@
           <w:sz w:val="24"/>
           <w:szCs w:val="24"/>
         </w:rPr>
-        <w:t xml:space="preserve">________________________________, constituida mediante __________________________________ No. ______, de fecha ____________, domiciliada en calle __________________________, No _____, entre _______ y______________, municipio de ____________, Provincia: ____________, con Licencia Bancaria No. __________________, de fecha ______________, y Cuentas Bancarias en CUP No. ___________________, Titular: _____________________, en el Banco _________________, sito en _____________________________, Sucursal No. _________________ y MLC No. ________________________, Titular: _____________________, en el Banco _________________, sito en _____________________________, Sucursal No. _________________  representada en este acto por: ______________________________________, en su carácter de _____________________________, facultado para suscribir este Contrato en virtud de ___________________________________ de fecha __________________, otorgado por _____________________________, que en lo sucesivo y a los efectos de este contrato se denominará </w:t>
+        <w:t xml:space="preserve">________________________________, constituida mediante __________________________________ No. ______, de fecha ____________, domiciliada en calle __________________________, No _____, entre _______ y______________, municipio de ____________, Provincia: ____________, con Licencia Bancaria No. __________________, de fecha ______________, y Cuentas Bancarias en CUP No. ___________________, Titular: _____________________, en el Banco _________________, sito en _____________________________, Sucursal No. _________________ y MLC No. ________________________, Titular: _____________________, en el Banco _________________, sito en _____________________________, Sucursal No. _________________  representada en este acto por: ______________________________________, en su carácter de _____________________________, facultado para suscribir este Contrato en virtud de ___________________________________ </w:t>
+      </w:r>
+      <w:proofErr w:type="spellStart"/>
+      <w:r>
+        <w:rPr>
+          <w:rFonts w:ascii="Arial" w:hAnsi="Arial" w:cs="Arial"/>
+          <w:sz w:val="24"/>
+          <w:szCs w:val="24"/>
+        </w:rPr>
+        <w:t>de</w:t>
+      </w:r>
+      <w:proofErr w:type="spellEnd"/>
+      <w:r>
+        <w:rPr>
+          <w:rFonts w:ascii="Arial" w:hAnsi="Arial" w:cs="Arial"/>
+          <w:sz w:val="24"/>
+          <w:szCs w:val="24"/>
+        </w:rPr>
+        <w:t xml:space="preserve"> fecha __________________, otorgado por _____________________________, que en lo sucesivo y a los efectos de este contrato se denominará </w:t>
       </w:r>
       <w:r>
         <w:rPr>
@@ -1178,6 +1226,7 @@
         </w:rPr>
         <w:t>5.2. EL COMPRADOR está obligado a efectuar el pago mediante transferencia bancaria a la cuenta de EL VENDEDOR. C</w:t>
       </w:r>
+      <w:proofErr w:type="spellStart"/>
       <w:r>
         <w:rPr>
           <w:rFonts w:ascii="Arial" w:eastAsia="Batang" w:hAnsi="Arial" w:cs="Arial"/>
@@ -1185,7 +1234,17 @@
           <w:szCs w:val="24"/>
           <w:lang w:val="es-ES_tradnl"/>
         </w:rPr>
-        <w:t xml:space="preserve">orriendo el primero con los gastos que de ello se deriven, cuidando de abonar a EL </w:t>
+        <w:t>orriendo</w:t>
+      </w:r>
+      <w:proofErr w:type="spellEnd"/>
+      <w:r>
+        <w:rPr>
+          <w:rFonts w:ascii="Arial" w:eastAsia="Batang" w:hAnsi="Arial" w:cs="Arial"/>
+          <w:sz w:val="24"/>
+          <w:szCs w:val="24"/>
+          <w:lang w:val="es-ES_tradnl"/>
+        </w:rPr>
+        <w:t xml:space="preserve"> el primero con los gastos que de ello se deriven, cuidando de abonar a EL </w:t>
       </w:r>
       <w:r>
         <w:rPr>
@@ -1246,7 +1305,25 @@
           <w:sz w:val="24"/>
           <w:szCs w:val="24"/>
         </w:rPr>
-        <w:t>días hábiles, contados a partir de la firma y aceptación de la factura, en moneda CUP o en moneda libremente convertible ( MLC).</w:t>
+        <w:t xml:space="preserve">días hábiles, contados a partir de la firma y aceptación de la factura, en moneda CUP o en moneda libremente convertible </w:t>
+      </w:r>
+      <w:proofErr w:type="gramStart"/>
+      <w:r>
+        <w:rPr>
+          <w:rFonts w:ascii="Arial" w:hAnsi="Arial" w:cs="Arial"/>
+          <w:sz w:val="24"/>
+          <w:szCs w:val="24"/>
+        </w:rPr>
+        <w:t>( MLC</w:t>
+      </w:r>
+      <w:proofErr w:type="gramEnd"/>
+      <w:r>
+        <w:rPr>
+          <w:rFonts w:ascii="Arial" w:hAnsi="Arial" w:cs="Arial"/>
+          <w:sz w:val="24"/>
+          <w:szCs w:val="24"/>
+        </w:rPr>
+        <w:t>).</w:t>
       </w:r>
     </w:p>
     <w:p>
@@ -1617,26 +1694,6 @@
         <w:jc w:val="both"/>
         <w:rPr>
           <w:rFonts w:ascii="Arial" w:hAnsi="Arial" w:cs="Arial"/>
-          <w:sz w:val="24"/>
-          <w:szCs w:val="24"/>
-        </w:rPr>
-      </w:pPr>
-    </w:p>
-    <w:p>
-      <w:pPr>
-        <w:jc w:val="both"/>
-        <w:rPr>
-          <w:rFonts w:ascii="Arial" w:hAnsi="Arial" w:cs="Arial"/>
-          <w:sz w:val="24"/>
-          <w:szCs w:val="24"/>
-        </w:rPr>
-      </w:pPr>
-    </w:p>
-    <w:p>
-      <w:pPr>
-        <w:jc w:val="both"/>
-        <w:rPr>
-          <w:rFonts w:ascii="Arial" w:hAnsi="Arial" w:cs="Arial"/>
           <w:b/>
           <w:color w:val="0070C0"/>
           <w:sz w:val="24"/>
@@ -1651,6 +1708,7 @@
           <w:sz w:val="24"/>
           <w:szCs w:val="24"/>
         </w:rPr>
+        <w:lastRenderedPageBreak/>
         <w:t>VIII.- DE LAS EXIMENTES DE LA RESPONSABILIDAD</w:t>
       </w:r>
     </w:p>
@@ -1687,7 +1745,25 @@
           <w:sz w:val="24"/>
           <w:szCs w:val="24"/>
         </w:rPr>
-        <w:t>8.2. La parte que invoque las circunstancias señaladas lo acreditará mediante documento emitido por la autoridad competente, en este caso la Cámara de Comercio de la República de Cuba, así como la imposibilidad de cumplir los compromisos contraídos por causa de Fuerza Mayor o Caso Fortuito probando de modo absoluto y fehaciente la relación causa efecto del incumplimiento, así como los actos que efectuó para salvar el incumplimiento de la obligación, es decir, que actuó con la debida diligencia para evitar sus efectos, por cuanto si lo que debió hacer no lo hizo, el hecho calificado como Caso Fortuito o Fuerza Mayor no le liberará de la responsabilidad por el incumplimiento de la obligación. Las exoneraciones previstas en la subcláusula primera de esta cláusula surtirán efecto mientras dure el impedimento. No obstante, si la situación provocada por la fuerza mayor o el caso fortuito subsistiera por más de (3) meses, las Partes acordarán las nuevas condiciones que regirán a partir de ese momento o darán por terminado el Contrato a solicitud de cualquiera de ellas.</w:t>
+        <w:t xml:space="preserve">8.2. La parte que invoque las circunstancias señaladas lo acreditará mediante documento emitido por la autoridad competente, en este caso la Cámara de Comercio de la República de Cuba, así como la imposibilidad de cumplir los compromisos contraídos por causa de Fuerza Mayor o Caso Fortuito probando de modo absoluto y fehaciente la relación causa efecto del incumplimiento, así como los actos que efectuó para salvar el incumplimiento de la obligación, es decir, que actuó con la debida diligencia para evitar sus efectos, por cuanto si lo que debió hacer no lo hizo, el hecho calificado como Caso Fortuito o Fuerza Mayor no le liberará de la responsabilidad por el incumplimiento de la obligación. Las exoneraciones previstas en la </w:t>
+      </w:r>
+      <w:proofErr w:type="spellStart"/>
+      <w:r>
+        <w:rPr>
+          <w:rFonts w:ascii="Arial" w:hAnsi="Arial" w:cs="Arial"/>
+          <w:sz w:val="24"/>
+          <w:szCs w:val="24"/>
+        </w:rPr>
+        <w:t>subcláusula</w:t>
+      </w:r>
+      <w:proofErr w:type="spellEnd"/>
+      <w:r>
+        <w:rPr>
+          <w:rFonts w:ascii="Arial" w:hAnsi="Arial" w:cs="Arial"/>
+          <w:sz w:val="24"/>
+          <w:szCs w:val="24"/>
+        </w:rPr>
+        <w:t xml:space="preserve"> primera de esta cláusula surtirán efecto mientras dure el impedimento. No obstante, si la situación provocada por la fuerza mayor o el caso fortuito subsistiera por más de (3) meses, las Partes acordarán las nuevas condiciones que regirán a partir de ese momento o darán por terminado el Contrato a solicitud de cualquiera de ellas.</w:t>
       </w:r>
     </w:p>
     <w:p>
@@ -1705,16 +1781,7 @@
           <w:sz w:val="24"/>
           <w:szCs w:val="24"/>
         </w:rPr>
-        <w:t xml:space="preserve">8.3. La Parte que no pueda cumplir sus obligaciones deberá notificar a la otra Parte por escrito el impedimento y sus efectos sobre su capacidad para cumplirlas, especificando su naturaleza, comienzo, probable duración y las posibles consecuencias surgidas para el cumplimiento de este Contrato y sus Suplementos. Si la otra Parte no recibiera la notificación dentro de un plazo de treinta (30) días después de que la Parte que no pueda cumplir tuviera o debiera haber tenido conocimiento del impedimento, esta última Parte será responsable de los daños y perjuicios causados. El plazo en que las Partes deberán cumplir las obligaciones </w:t>
-      </w:r>
-      <w:r>
-        <w:rPr>
-          <w:rFonts w:ascii="Arial" w:hAnsi="Arial" w:cs="Arial"/>
-          <w:sz w:val="24"/>
-          <w:szCs w:val="24"/>
-        </w:rPr>
-        <w:lastRenderedPageBreak/>
-        <w:t>contraídas se extenderá automática y proporcionalmente al tiempo que durarán las causas de fuerza mayor o caso fortuito y sus consecuencias.</w:t>
+        <w:t>8.3. La Parte que no pueda cumplir sus obligaciones deberá notificar a la otra Parte por escrito el impedimento y sus efectos sobre su capacidad para cumplirlas, especificando su naturaleza, comienzo, probable duración y las posibles consecuencias surgidas para el cumplimiento de este Contrato y sus Suplementos. Si la otra Parte no recibiera la notificación dentro de un plazo de treinta (30) días después de que la Parte que no pueda cumplir tuviera o debiera haber tenido conocimiento del impedimento, esta última Parte será responsable de los daños y perjuicios causados. El plazo en que las Partes deberán cumplir las obligaciones contraídas se extenderá automática y proporcionalmente al tiempo que durarán las causas de fuerza mayor o caso fortuito y sus consecuencias.</w:t>
       </w:r>
     </w:p>
     <w:p>
@@ -1736,6 +1803,7 @@
           <w:sz w:val="24"/>
           <w:szCs w:val="24"/>
         </w:rPr>
+        <w:lastRenderedPageBreak/>
         <w:t>IX.- RECLAMACIONES Y SOLUCIÓN DE CONFLICTOS</w:t>
       </w:r>
     </w:p>
@@ -1865,7 +1933,25 @@
           <w:sz w:val="24"/>
           <w:szCs w:val="24"/>
         </w:rPr>
-        <w:t>10.2. Si la Parte que interese la modificación de este Contrato, no hace la notificación requerida de su propuesta dentro del plazo especificado en la Subcláusula anterior, perderá su derecho a hacer valer su propuesta. El desarrollo de las negociaciones a favor de la modificación total o parcial de este Contrato, no suspenden las obligaciones por su cumplimiento, por lo que dicho cumplimiento se mantendrá hasta la culminación de las obligaciones pendientes.</w:t>
+        <w:t xml:space="preserve">10.2. Si la Parte que interese la modificación de este Contrato, no hace la notificación requerida de su propuesta dentro del plazo especificado en la </w:t>
+      </w:r>
+      <w:proofErr w:type="spellStart"/>
+      <w:r>
+        <w:rPr>
+          <w:rFonts w:ascii="Arial" w:hAnsi="Arial" w:cs="Arial"/>
+          <w:sz w:val="24"/>
+          <w:szCs w:val="24"/>
+        </w:rPr>
+        <w:t>Subcláusula</w:t>
+      </w:r>
+      <w:proofErr w:type="spellEnd"/>
+      <w:r>
+        <w:rPr>
+          <w:rFonts w:ascii="Arial" w:hAnsi="Arial" w:cs="Arial"/>
+          <w:sz w:val="24"/>
+          <w:szCs w:val="24"/>
+        </w:rPr>
+        <w:t xml:space="preserve"> anterior, perderá su derecho a hacer valer su propuesta. El desarrollo de las negociaciones a favor de la modificación total o parcial de este Contrato, no suspenden las obligaciones por su cumplimiento, por lo que dicho cumplimiento se mantendrá hasta la culminación de las obligaciones pendientes.</w:t>
       </w:r>
     </w:p>
     <w:p>
@@ -1923,7 +2009,25 @@
           <w:sz w:val="24"/>
           <w:szCs w:val="24"/>
         </w:rPr>
-        <w:t>11.2. Los avisos entre las partes se harán mediante comunicaciones dirigidas a las direcciones que se aportan en sus identificaciones, consignadas en el encabezamiento del contrato, a través de las direcciones electrónicas, los teléfonos mediante mensaje Whatsapp, o por cualquier otro medio que deje efectiva constancia de sus notificaciones.</w:t>
+        <w:t xml:space="preserve">11.2. Los avisos entre las partes se harán mediante comunicaciones dirigidas a las direcciones que se aportan en sus identificaciones, consignadas en el encabezamiento del contrato, a través de las direcciones electrónicas, los teléfonos mediante mensaje </w:t>
+      </w:r>
+      <w:proofErr w:type="spellStart"/>
+      <w:r>
+        <w:rPr>
+          <w:rFonts w:ascii="Arial" w:hAnsi="Arial" w:cs="Arial"/>
+          <w:sz w:val="24"/>
+          <w:szCs w:val="24"/>
+        </w:rPr>
+        <w:t>Whatsapp</w:t>
+      </w:r>
+      <w:proofErr w:type="spellEnd"/>
+      <w:r>
+        <w:rPr>
+          <w:rFonts w:ascii="Arial" w:hAnsi="Arial" w:cs="Arial"/>
+          <w:sz w:val="24"/>
+          <w:szCs w:val="24"/>
+        </w:rPr>
+        <w:t>, o por cualquier otro medio que deje efectiva constancia de sus notificaciones.</w:t>
       </w:r>
     </w:p>
     <w:p>
@@ -1941,8 +2045,16 @@
           <w:sz w:val="24"/>
           <w:szCs w:val="24"/>
         </w:rPr>
+        <w:t xml:space="preserve">11.3. La parte que reciba un aviso ante una eventual posibilidad de incumplimiento en la ejecución, modificación y/o variación del contrato, está en la obligación de verificar en el </w:t>
+      </w:r>
+      <w:r>
+        <w:rPr>
+          <w:rFonts w:ascii="Arial" w:hAnsi="Arial" w:cs="Arial"/>
+          <w:sz w:val="24"/>
+          <w:szCs w:val="24"/>
+        </w:rPr>
         <w:lastRenderedPageBreak/>
-        <w:t>11.3. La parte que reciba un aviso ante una eventual posibilidad de incumplimiento en la ejecución, modificación y/o variación del contrato, está en la obligación de verificar en el término de 5 días la veracidad de la comunicación para las medidas necesarias y suficientes que permitan minimizar los posibles daños ante la ocurrencia del incumplimiento.</w:t>
+        <w:t>término de 5 días la veracidad de la comunicación para las medidas necesarias y suficientes que permitan minimizar los posibles daños ante la ocurrencia del incumplimiento.</w:t>
       </w:r>
     </w:p>
     <w:p>
@@ -2233,6 +2345,17 @@
     </w:p>
     <w:p>
       <w:pPr>
+        <w:rPr>
+          <w:rFonts w:ascii="Arial" w:hAnsi="Arial" w:cs="Arial"/>
+          <w:b/>
+          <w:color w:val="0070C0"/>
+          <w:sz w:val="24"/>
+          <w:szCs w:val="24"/>
+        </w:rPr>
+      </w:pPr>
+    </w:p>
+    <w:p>
+      <w:pPr>
         <w:jc w:val="center"/>
         <w:rPr>
           <w:rFonts w:ascii="Arial" w:hAnsi="Arial" w:cs="Arial"/>
@@ -2439,7 +2562,7 @@
                 <w:sz w:val="20"/>
                 <w:szCs w:val="20"/>
               </w:rPr>
-              <w:t>CUP 6.160,00</w:t>
+              <w:t>CUP 6.272,00</w:t>
             </w:r>
           </w:p>
         </w:tc>
@@ -2503,7 +2626,7 @@
                 <w:sz w:val="20"/>
                 <w:szCs w:val="20"/>
               </w:rPr>
-              <w:t>CUP 9.240,00</w:t>
+              <w:t>CUP 9.408,00</w:t>
             </w:r>
           </w:p>
         </w:tc>
@@ -2567,7 +2690,7 @@
                 <w:sz w:val="20"/>
                 <w:szCs w:val="20"/>
               </w:rPr>
-              <w:t>CUP 11.550,00</w:t>
+              <w:t>CUP 11.760,00</w:t>
             </w:r>
           </w:p>
         </w:tc>
@@ -2631,7 +2754,7 @@
                 <w:sz w:val="20"/>
                 <w:szCs w:val="20"/>
               </w:rPr>
-              <w:t>CUP 15.400,00</w:t>
+              <w:t>CUP 15.680,00</w:t>
             </w:r>
           </w:p>
         </w:tc>
@@ -2695,7 +2818,7 @@
                 <w:sz w:val="20"/>
                 <w:szCs w:val="20"/>
               </w:rPr>
-              <w:t>CUP 5.390,00</w:t>
+              <w:t>CUP 5.488,00</w:t>
             </w:r>
           </w:p>
         </w:tc>
@@ -2764,7 +2887,7 @@
                 <w:sz w:val="20"/>
                 <w:szCs w:val="20"/>
               </w:rPr>
-              <w:t>CUP 6.160,00</w:t>
+              <w:t>CUP 6.272,00</w:t>
             </w:r>
           </w:p>
         </w:tc>
@@ -2833,7 +2956,7 @@
                 <w:sz w:val="20"/>
                 <w:szCs w:val="20"/>
               </w:rPr>
-              <w:t>CUP 53.900,00</w:t>
+              <w:t>CUP 54.880,00</w:t>
             </w:r>
           </w:p>
         </w:tc>
@@ -2902,7 +3025,7 @@
                 <w:sz w:val="20"/>
                 <w:szCs w:val="20"/>
               </w:rPr>
-              <w:t>CUP 69.300,00</w:t>
+              <w:t>CUP 70.560,00</w:t>
             </w:r>
           </w:p>
         </w:tc>
@@ -2971,7 +3094,7 @@
                 <w:sz w:val="20"/>
                 <w:szCs w:val="20"/>
               </w:rPr>
-              <w:t>CUP 77.000,00</w:t>
+              <w:t>CUP 78.400,00</w:t>
             </w:r>
           </w:p>
         </w:tc>
@@ -3040,7 +3163,7 @@
                 <w:sz w:val="20"/>
                 <w:szCs w:val="20"/>
               </w:rPr>
-              <w:t>CUP 77.000,00</w:t>
+              <w:t>CUP 78.400,00</w:t>
             </w:r>
           </w:p>
         </w:tc>
@@ -3109,7 +3232,7 @@
                 <w:sz w:val="20"/>
                 <w:szCs w:val="20"/>
               </w:rPr>
-              <w:t>CUP 123.200,00</w:t>
+              <w:t>CUP 125.440,00</w:t>
             </w:r>
           </w:p>
         </w:tc>
@@ -3178,7 +3301,7 @@
                 <w:sz w:val="20"/>
                 <w:szCs w:val="20"/>
               </w:rPr>
-              <w:t>CUP 26.950,00</w:t>
+              <w:t>CUP 27.440,00</w:t>
             </w:r>
           </w:p>
         </w:tc>
@@ -3247,7 +3370,7 @@
                 <w:sz w:val="20"/>
                 <w:szCs w:val="20"/>
               </w:rPr>
-              <w:t>CUP 115.500,00</w:t>
+              <w:t>CUP 117.600,00</w:t>
             </w:r>
           </w:p>
         </w:tc>
@@ -3316,7 +3439,7 @@
                 <w:sz w:val="20"/>
                 <w:szCs w:val="20"/>
               </w:rPr>
-              <w:t>CUP 84.700,00</w:t>
+              <w:t>CUP 86.240,00</w:t>
             </w:r>
           </w:p>
         </w:tc>
@@ -3385,7 +3508,7 @@
                 <w:sz w:val="20"/>
                 <w:szCs w:val="20"/>
               </w:rPr>
-              <w:t>CUP 3.850,00</w:t>
+              <w:t>CUP 3.920,00</w:t>
             </w:r>
           </w:p>
         </w:tc>
@@ -3454,7 +3577,7 @@
                 <w:sz w:val="20"/>
                 <w:szCs w:val="20"/>
               </w:rPr>
-              <w:t>CUP 30.800,00</w:t>
+              <w:t>CUP 31.360,00</w:t>
             </w:r>
           </w:p>
         </w:tc>
@@ -3523,7 +3646,7 @@
                 <w:sz w:val="20"/>
                 <w:szCs w:val="20"/>
               </w:rPr>
-              <w:t>CUP 15.400,00</w:t>
+              <w:t>CUP 15.680,00</w:t>
             </w:r>
           </w:p>
         </w:tc>
@@ -3592,7 +3715,7 @@
                 <w:sz w:val="20"/>
                 <w:szCs w:val="20"/>
               </w:rPr>
-              <w:t>CUP 4.620,00</w:t>
+              <w:t>CUP 4.704,00</w:t>
             </w:r>
           </w:p>
         </w:tc>
@@ -3661,7 +3784,7 @@
                 <w:sz w:val="20"/>
                 <w:szCs w:val="20"/>
               </w:rPr>
-              <w:t>CUP 3.850,00</w:t>
+              <w:t>CUP 3.920,00</w:t>
             </w:r>
           </w:p>
         </w:tc>
@@ -3730,7 +3853,7 @@
                 <w:sz w:val="20"/>
                 <w:szCs w:val="20"/>
               </w:rPr>
-              <w:t>CUP 2.310,00</w:t>
+              <w:t>CUP 2.352,00</w:t>
             </w:r>
           </w:p>
         </w:tc>
@@ -3799,7 +3922,7 @@
                 <w:sz w:val="20"/>
                 <w:szCs w:val="20"/>
               </w:rPr>
-              <w:t>CUP 11.550,00</w:t>
+              <w:t>CUP 11.760,00</w:t>
             </w:r>
           </w:p>
         </w:tc>
@@ -3868,7 +3991,7 @@
                 <w:sz w:val="20"/>
                 <w:szCs w:val="20"/>
               </w:rPr>
-              <w:t>CUP 92.400,00</w:t>
+              <w:t>CUP 94.080,00</w:t>
             </w:r>
           </w:p>
         </w:tc>
@@ -3937,7 +4060,7 @@
                 <w:sz w:val="20"/>
                 <w:szCs w:val="20"/>
               </w:rPr>
-              <w:t>CUP 38.500,00</w:t>
+              <w:t>CUP 39.200,00</w:t>
             </w:r>
           </w:p>
         </w:tc>
@@ -4006,7 +4129,7 @@
                 <w:sz w:val="20"/>
                 <w:szCs w:val="20"/>
               </w:rPr>
-              <w:t>CUP 7.700,00</w:t>
+              <w:t>CUP 7.840,00</w:t>
             </w:r>
           </w:p>
         </w:tc>
@@ -4075,7 +4198,7 @@
                 <w:sz w:val="20"/>
                 <w:szCs w:val="20"/>
               </w:rPr>
-              <w:t>CUP 69.300,00</w:t>
+              <w:t>CUP 70.560,00</w:t>
             </w:r>
           </w:p>
         </w:tc>
@@ -4144,7 +4267,7 @@
                 <w:sz w:val="20"/>
                 <w:szCs w:val="20"/>
               </w:rPr>
-              <w:t>CUP 26.950,00</w:t>
+              <w:t>CUP 27.440,00</w:t>
             </w:r>
           </w:p>
         </w:tc>
@@ -4214,7 +4337,7 @@
                 <w:sz w:val="20"/>
                 <w:szCs w:val="20"/>
               </w:rPr>
-              <w:t>CUP 3.850,00</w:t>
+              <w:t>CUP 3.920,00</w:t>
             </w:r>
           </w:p>
         </w:tc>
@@ -4283,7 +4406,7 @@
                 <w:sz w:val="20"/>
                 <w:szCs w:val="20"/>
               </w:rPr>
-              <w:t>CUP 115.500,00</w:t>
+              <w:t>CUP 117.600,00</w:t>
             </w:r>
           </w:p>
         </w:tc>
@@ -4352,7 +4475,7 @@
                 <w:sz w:val="20"/>
                 <w:szCs w:val="20"/>
               </w:rPr>
-              <w:t>CUP 92.400,00</w:t>
+              <w:t>CUP 94.080,00</w:t>
             </w:r>
           </w:p>
         </w:tc>
@@ -4421,7 +4544,7 @@
                 <w:sz w:val="20"/>
                 <w:szCs w:val="20"/>
               </w:rPr>
-              <w:t>CUP 123.200,00</w:t>
+              <w:t>CUP 125.440,00</w:t>
             </w:r>
           </w:p>
         </w:tc>
@@ -4490,7 +4613,7 @@
                 <w:sz w:val="20"/>
                 <w:szCs w:val="20"/>
               </w:rPr>
-              <w:t>CUP 19.250,00</w:t>
+              <w:t>CUP 19.600,00</w:t>
             </w:r>
           </w:p>
         </w:tc>
@@ -4559,7 +4682,7 @@
                 <w:sz w:val="20"/>
                 <w:szCs w:val="20"/>
               </w:rPr>
-              <w:t>CUP 34.650,00</w:t>
+              <w:t>CUP 35.280,00</w:t>
             </w:r>
           </w:p>
         </w:tc>
@@ -4628,7 +4751,7 @@
                 <w:sz w:val="20"/>
                 <w:szCs w:val="20"/>
               </w:rPr>
-              <w:t>CUP 53.900,00</w:t>
+              <w:t>CUP 54.880,00</w:t>
             </w:r>
           </w:p>
         </w:tc>
@@ -4697,7 +4820,7 @@
                 <w:sz w:val="20"/>
                 <w:szCs w:val="20"/>
               </w:rPr>
-              <w:t>CUP 11.550,00</w:t>
+              <w:t>CUP 11.760,00</w:t>
             </w:r>
           </w:p>
         </w:tc>
@@ -4766,7 +4889,7 @@
                 <w:sz w:val="20"/>
                 <w:szCs w:val="20"/>
               </w:rPr>
-              <w:t>CUP 23.100,00</w:t>
+              <w:t>CUP 23.520,00</w:t>
             </w:r>
           </w:p>
         </w:tc>
@@ -4836,7 +4959,7 @@
                 <w:sz w:val="20"/>
                 <w:szCs w:val="20"/>
               </w:rPr>
-              <w:t>CUP 65.450,00</w:t>
+              <w:t>CUP 66.640,00</w:t>
             </w:r>
           </w:p>
         </w:tc>
@@ -4905,7 +5028,7 @@
                 <w:sz w:val="20"/>
                 <w:szCs w:val="20"/>
               </w:rPr>
-              <w:t>CUP 61.600,00</w:t>
+              <w:t>CUP 62.720,00</w:t>
             </w:r>
           </w:p>
         </w:tc>
@@ -4974,7 +5097,7 @@
                 <w:sz w:val="20"/>
                 <w:szCs w:val="20"/>
               </w:rPr>
-              <w:t>CUP 77.000,00</w:t>
+              <w:t>CUP 78.400,00</w:t>
             </w:r>
           </w:p>
         </w:tc>
@@ -5043,7 +5166,7 @@
                 <w:sz w:val="20"/>
                 <w:szCs w:val="20"/>
               </w:rPr>
-              <w:t>CUP 77.000,00</w:t>
+              <w:t>CUP 78.400,00</w:t>
             </w:r>
           </w:p>
         </w:tc>
@@ -5112,7 +5235,7 @@
                 <w:sz w:val="20"/>
                 <w:szCs w:val="20"/>
               </w:rPr>
-              <w:t>CUP 84.700,00</w:t>
+              <w:t>CUP 86.240,00</w:t>
             </w:r>
           </w:p>
         </w:tc>
@@ -5181,7 +5304,7 @@
                 <w:sz w:val="20"/>
                 <w:szCs w:val="20"/>
               </w:rPr>
-              <w:t>CUP 92.400,00</w:t>
+              <w:t>CUP 94.080,00</w:t>
             </w:r>
           </w:p>
         </w:tc>
@@ -5250,7 +5373,7 @@
                 <w:sz w:val="20"/>
                 <w:szCs w:val="20"/>
               </w:rPr>
-              <w:t>CUP 19.250,00</w:t>
+              <w:t>CUP 19.600,00</w:t>
             </w:r>
           </w:p>
         </w:tc>
@@ -5319,7 +5442,7 @@
                 <w:sz w:val="20"/>
                 <w:szCs w:val="20"/>
               </w:rPr>
-              <w:t>CUP 38.500,00</w:t>
+              <w:t>CUP 39.200,00</w:t>
             </w:r>
           </w:p>
         </w:tc>
@@ -5388,7 +5511,7 @@
                 <w:sz w:val="20"/>
                 <w:szCs w:val="20"/>
               </w:rPr>
-              <w:t>CUP 9.240,00</w:t>
+              <w:t>CUP 9.408,00</w:t>
             </w:r>
           </w:p>
         </w:tc>
@@ -5457,7 +5580,7 @@
                 <w:sz w:val="20"/>
                 <w:szCs w:val="20"/>
               </w:rPr>
-              <w:t>CUP 34.650,00</w:t>
+              <w:t>CUP 35.280,00</w:t>
             </w:r>
           </w:p>
         </w:tc>
@@ -5526,7 +5649,7 @@
                 <w:sz w:val="20"/>
                 <w:szCs w:val="20"/>
               </w:rPr>
-              <w:t>CUP 30.800,00</w:t>
+              <w:t>CUP 31.360,00</w:t>
             </w:r>
           </w:p>
         </w:tc>
@@ -5595,7 +5718,7 @@
                 <w:sz w:val="20"/>
                 <w:szCs w:val="20"/>
               </w:rPr>
-              <w:t>CUP 61.600,00</w:t>
+              <w:t>CUP 62.720,00</w:t>
             </w:r>
           </w:p>
         </w:tc>
@@ -5664,7 +5787,7 @@
                 <w:sz w:val="20"/>
                 <w:szCs w:val="20"/>
               </w:rPr>
-              <w:t>CUP 34.650,00</w:t>
+              <w:t>CUP 35.280,00</w:t>
             </w:r>
           </w:p>
         </w:tc>
@@ -5733,7 +5856,7 @@
                 <w:sz w:val="20"/>
                 <w:szCs w:val="20"/>
               </w:rPr>
-              <w:t>CUP 46.200,00</w:t>
+              <w:t>CUP 47.040,00</w:t>
             </w:r>
           </w:p>
         </w:tc>
@@ -5802,7 +5925,7 @@
                 <w:sz w:val="20"/>
                 <w:szCs w:val="20"/>
               </w:rPr>
-              <w:t>CUP 34.650,00</w:t>
+              <w:t>CUP 35.280,00</w:t>
             </w:r>
           </w:p>
         </w:tc>
@@ -5871,7 +5994,7 @@
                 <w:sz w:val="20"/>
                 <w:szCs w:val="20"/>
               </w:rPr>
-              <w:t>CUP 770,00</w:t>
+              <w:t>CUP 784,00</w:t>
             </w:r>
           </w:p>
         </w:tc>
@@ -5940,7 +6063,7 @@
                 <w:sz w:val="20"/>
                 <w:szCs w:val="20"/>
               </w:rPr>
-              <w:t>CUP 11.550,00</w:t>
+              <w:t>CUP 11.760,00</w:t>
             </w:r>
           </w:p>
         </w:tc>
@@ -6009,7 +6132,7 @@
                 <w:sz w:val="20"/>
                 <w:szCs w:val="20"/>
               </w:rPr>
-              <w:t>CUP 770,00</w:t>
+              <w:t>CUP 784,00</w:t>
             </w:r>
           </w:p>
         </w:tc>
@@ -6078,7 +6201,7 @@
                 <w:sz w:val="20"/>
                 <w:szCs w:val="20"/>
               </w:rPr>
-              <w:t>CUP 770,00</w:t>
+              <w:t>CUP 784,00</w:t>
             </w:r>
           </w:p>
         </w:tc>
@@ -6147,7 +6270,7 @@
                 <w:sz w:val="20"/>
                 <w:szCs w:val="20"/>
               </w:rPr>
-              <w:t>CUP 2.310,00</w:t>
+              <w:t>CUP 2.352,00</w:t>
             </w:r>
           </w:p>
         </w:tc>
@@ -6211,7 +6334,7 @@
                 <w:sz w:val="20"/>
                 <w:szCs w:val="20"/>
               </w:rPr>
-              <w:t>CUP 69.300,00</w:t>
+              <w:t>CUP 70.560,00</w:t>
             </w:r>
           </w:p>
         </w:tc>
@@ -6275,7 +6398,7 @@
                 <w:sz w:val="20"/>
                 <w:szCs w:val="20"/>
               </w:rPr>
-              <w:t>CUP 9.240,00</w:t>
+              <w:t>CUP 9.408,00</w:t>
             </w:r>
           </w:p>
         </w:tc>
@@ -6340,7 +6463,7 @@
                 <w:sz w:val="20"/>
                 <w:szCs w:val="20"/>
               </w:rPr>
-              <w:t>CUP 7.700,00</w:t>
+              <w:t>CUP 7.840,00</w:t>
             </w:r>
           </w:p>
         </w:tc>
@@ -6404,7 +6527,7 @@
                 <w:sz w:val="20"/>
                 <w:szCs w:val="20"/>
               </w:rPr>
-              <w:t>CUP 7.700,00</w:t>
+              <w:t>CUP 7.840,00</w:t>
             </w:r>
           </w:p>
         </w:tc>
@@ -6468,7 +6591,7 @@
                 <w:sz w:val="20"/>
                 <w:szCs w:val="20"/>
               </w:rPr>
-              <w:t>CUP 7.700,00</w:t>
+              <w:t>CUP 7.840,00</w:t>
             </w:r>
           </w:p>
         </w:tc>
@@ -6532,7 +6655,7 @@
                 <w:sz w:val="20"/>
                 <w:szCs w:val="20"/>
               </w:rPr>
-              <w:t>CUP 46.200,00</w:t>
+              <w:t>CUP 47.040,00</w:t>
             </w:r>
           </w:p>
         </w:tc>
@@ -6596,7 +6719,7 @@
                 <w:sz w:val="20"/>
                 <w:szCs w:val="20"/>
               </w:rPr>
-              <w:t>CUP 30.800,00</w:t>
+              <w:t>CUP 31.360,00</w:t>
             </w:r>
           </w:p>
         </w:tc>
@@ -6660,7 +6783,7 @@
                 <w:sz w:val="20"/>
                 <w:szCs w:val="20"/>
               </w:rPr>
-              <w:t>CUP 11.550,00</w:t>
+              <w:t>CUP 11.760,00</w:t>
             </w:r>
           </w:p>
         </w:tc>
@@ -6724,7 +6847,7 @@
                 <w:sz w:val="20"/>
                 <w:szCs w:val="20"/>
               </w:rPr>
-              <w:t>CUP 11.550,00</w:t>
+              <w:t>CUP 11.760,00</w:t>
             </w:r>
           </w:p>
         </w:tc>
@@ -6788,7 +6911,7 @@
                 <w:sz w:val="20"/>
                 <w:szCs w:val="20"/>
               </w:rPr>
-              <w:t>CUP 15.400,00</w:t>
+              <w:t>CUP 15.680,00</w:t>
             </w:r>
           </w:p>
         </w:tc>
@@ -6851,7 +6974,7 @@
                 <w:sz w:val="20"/>
                 <w:szCs w:val="20"/>
               </w:rPr>
-              <w:t>CUP 9.240,00</w:t>
+              <w:t>CUP 9.408,00</w:t>
             </w:r>
           </w:p>
         </w:tc>
@@ -6914,7 +7037,7 @@
                 <w:sz w:val="20"/>
                 <w:szCs w:val="20"/>
               </w:rPr>
-              <w:t>CUP 6.160,00</w:t>
+              <w:t>CUP 6.272,00</w:t>
             </w:r>
           </w:p>
         </w:tc>
@@ -6977,7 +7100,7 @@
                 <w:sz w:val="20"/>
                 <w:szCs w:val="20"/>
               </w:rPr>
-              <w:t>CUP 3.850,00</w:t>
+              <w:t>CUP 3.920,00</w:t>
             </w:r>
           </w:p>
         </w:tc>
@@ -7040,7 +7163,7 @@
                 <w:sz w:val="20"/>
                 <w:szCs w:val="20"/>
               </w:rPr>
-              <w:t>CUP 6.160,00</w:t>
+              <w:t>CUP 6.272,00</w:t>
             </w:r>
           </w:p>
         </w:tc>
@@ -7103,7 +7226,7 @@
                 <w:sz w:val="20"/>
                 <w:szCs w:val="20"/>
               </w:rPr>
-              <w:t>CUP 3.850,00</w:t>
+              <w:t>CUP 3.920,00</w:t>
             </w:r>
           </w:p>
         </w:tc>
@@ -7166,7 +7289,7 @@
                 <w:sz w:val="20"/>
                 <w:szCs w:val="20"/>
               </w:rPr>
-              <w:t>CUP 1.540,00</w:t>
+              <w:t>CUP 1.568,00</w:t>
             </w:r>
           </w:p>
         </w:tc>
@@ -7229,7 +7352,7 @@
                 <w:sz w:val="20"/>
                 <w:szCs w:val="20"/>
               </w:rPr>
-              <w:t>CUP 11.550,00</w:t>
+              <w:t>CUP 11.760,00</w:t>
             </w:r>
           </w:p>
         </w:tc>
@@ -7292,7 +7415,7 @@
                 <w:sz w:val="20"/>
                 <w:szCs w:val="20"/>
               </w:rPr>
-              <w:t>CUP 7.700,00</w:t>
+              <w:t>CUP 7.840,00</w:t>
             </w:r>
           </w:p>
         </w:tc>
@@ -7355,7 +7478,7 @@
                 <w:sz w:val="20"/>
                 <w:szCs w:val="20"/>
               </w:rPr>
-              <w:t>CUP 7.700,00</w:t>
+              <w:t>CUP 7.840,00</w:t>
             </w:r>
           </w:p>
         </w:tc>
@@ -7418,7 +7541,7 @@
                 <w:sz w:val="20"/>
                 <w:szCs w:val="20"/>
               </w:rPr>
-              <w:t>CUP 7.700,00</w:t>
+              <w:t>CUP 7.840,00</w:t>
             </w:r>
           </w:p>
         </w:tc>
@@ -7481,7 +7604,7 @@
                 <w:sz w:val="20"/>
                 <w:szCs w:val="20"/>
               </w:rPr>
-              <w:t>CUP 5.390,00</w:t>
+              <w:t>CUP 5.488,00</w:t>
             </w:r>
           </w:p>
         </w:tc>
@@ -7544,7 +7667,7 @@
                 <w:sz w:val="20"/>
                 <w:szCs w:val="20"/>
               </w:rPr>
-              <w:t>CUP 7.700,00</w:t>
+              <w:t>CUP 7.840,00</w:t>
             </w:r>
           </w:p>
         </w:tc>
@@ -7607,7 +7730,7 @@
                 <w:sz w:val="20"/>
                 <w:szCs w:val="20"/>
               </w:rPr>
-              <w:t>CUP 11.550,00</w:t>
+              <w:t>CUP 11.760,00</w:t>
             </w:r>
           </w:p>
         </w:tc>
@@ -7670,7 +7793,7 @@
                 <w:sz w:val="20"/>
                 <w:szCs w:val="20"/>
               </w:rPr>
-              <w:t>CUP 15.400,00</w:t>
+              <w:t>CUP 15.680,00</w:t>
             </w:r>
           </w:p>
         </w:tc>
@@ -7733,7 +7856,7 @@
                 <w:sz w:val="20"/>
                 <w:szCs w:val="20"/>
               </w:rPr>
-              <w:t>CUP 19.250,00</w:t>
+              <w:t>CUP 19.600,00</w:t>
             </w:r>
           </w:p>
         </w:tc>
@@ -7796,7 +7919,7 @@
                 <w:sz w:val="20"/>
                 <w:szCs w:val="20"/>
               </w:rPr>
-              <w:t>CUP 15.400,00</w:t>
+              <w:t>CUP 15.680,00</w:t>
             </w:r>
           </w:p>
         </w:tc>
@@ -7859,7 +7982,7 @@
                 <w:sz w:val="20"/>
                 <w:szCs w:val="20"/>
               </w:rPr>
-              <w:t>CUP 34.650,00</w:t>
+              <w:t>CUP 35.280,00</w:t>
             </w:r>
           </w:p>
         </w:tc>
@@ -7922,7 +8045,7 @@
                 <w:sz w:val="20"/>
                 <w:szCs w:val="20"/>
               </w:rPr>
-              <w:t>CUP 19.250,00</w:t>
+              <w:t>CUP 19.600,00</w:t>
             </w:r>
           </w:p>
         </w:tc>
@@ -7985,7 +8108,7 @@
                 <w:sz w:val="20"/>
                 <w:szCs w:val="20"/>
               </w:rPr>
-              <w:t>CUP 19.250,00</w:t>
+              <w:t>CUP 19.600,00</w:t>
             </w:r>
           </w:p>
         </w:tc>
@@ -8048,7 +8171,7 @@
                 <w:sz w:val="20"/>
                 <w:szCs w:val="20"/>
               </w:rPr>
-              <w:t>CUP 11.550,00</w:t>
+              <w:t>CUP 11.760,00</w:t>
             </w:r>
           </w:p>
         </w:tc>
@@ -8111,7 +8234,7 @@
                 <w:sz w:val="20"/>
                 <w:szCs w:val="20"/>
               </w:rPr>
-              <w:t>CUP 6.160,00</w:t>
+              <w:t>CUP 6.272,00</w:t>
             </w:r>
           </w:p>
         </w:tc>
@@ -8174,7 +8297,7 @@
                 <w:sz w:val="20"/>
                 <w:szCs w:val="20"/>
               </w:rPr>
-              <w:t>CUP 11.550,00</w:t>
+              <w:t>CUP 11.760,00</w:t>
             </w:r>
           </w:p>
         </w:tc>
@@ -8237,7 +8360,7 @@
                 <w:sz w:val="20"/>
                 <w:szCs w:val="20"/>
               </w:rPr>
-              <w:t>CUP 11.550,00</w:t>
+              <w:t>CUP 11.760,00</w:t>
             </w:r>
           </w:p>
         </w:tc>
@@ -8301,7 +8424,7 @@
                 <w:sz w:val="20"/>
                 <w:szCs w:val="20"/>
               </w:rPr>
-              <w:t>CUP 23.100,00</w:t>
+              <w:t>CUP 23.520,00</w:t>
             </w:r>
           </w:p>
         </w:tc>
@@ -8364,7 +8487,7 @@
                 <w:sz w:val="20"/>
                 <w:szCs w:val="20"/>
               </w:rPr>
-              <w:t>CUP 34.650,00</w:t>
+              <w:t>CUP 35.280,00</w:t>
             </w:r>
           </w:p>
         </w:tc>
@@ -8427,7 +8550,7 @@
                 <w:sz w:val="20"/>
                 <w:szCs w:val="20"/>
               </w:rPr>
-              <w:t>CUP 53.900,00</w:t>
+              <w:t>CUP 54.880,00</w:t>
             </w:r>
           </w:p>
         </w:tc>
@@ -8490,7 +8613,7 @@
                 <w:sz w:val="20"/>
                 <w:szCs w:val="20"/>
               </w:rPr>
-              <w:t>CUP 77.000,00</w:t>
+              <w:t>CUP 78.400,00</w:t>
             </w:r>
           </w:p>
         </w:tc>
@@ -8553,7 +8676,7 @@
                 <w:sz w:val="20"/>
                 <w:szCs w:val="20"/>
               </w:rPr>
-              <w:t>CUP 269.500,00</w:t>
+              <w:t>CUP 274.400,00</w:t>
             </w:r>
           </w:p>
         </w:tc>
@@ -8616,7 +8739,7 @@
                 <w:sz w:val="20"/>
                 <w:szCs w:val="20"/>
               </w:rPr>
-              <w:t>CUP 6.160,00</w:t>
+              <w:t>CUP 6.272,00</w:t>
             </w:r>
           </w:p>
         </w:tc>
@@ -8679,7 +8802,7 @@
                 <w:sz w:val="20"/>
                 <w:szCs w:val="20"/>
               </w:rPr>
-              <w:t>CUP 231.000,00</w:t>
+              <w:t>CUP 235.200,00</w:t>
             </w:r>
           </w:p>
         </w:tc>
@@ -8742,7 +8865,7 @@
                 <w:sz w:val="20"/>
                 <w:szCs w:val="20"/>
               </w:rPr>
-              <w:t>CUP 215.600,00</w:t>
+              <w:t>CUP 219.520,00</w:t>
             </w:r>
           </w:p>
         </w:tc>
@@ -8805,7 +8928,7 @@
                 <w:sz w:val="20"/>
                 <w:szCs w:val="20"/>
               </w:rPr>
-              <w:t>CUP 38.500,00</w:t>
+              <w:t>CUP 39.200,00</w:t>
             </w:r>
           </w:p>
         </w:tc>
@@ -8868,7 +8991,7 @@
                 <w:sz w:val="20"/>
                 <w:szCs w:val="20"/>
               </w:rPr>
-              <w:t>CUP 11.550,00</w:t>
+              <w:t>CUP 11.760,00</w:t>
             </w:r>
           </w:p>
         </w:tc>
@@ -8931,7 +9054,7 @@
                 <w:sz w:val="20"/>
                 <w:szCs w:val="20"/>
               </w:rPr>
-              <w:t>CUP 11.550,00</w:t>
+              <w:t>CUP 11.760,00</w:t>
             </w:r>
           </w:p>
         </w:tc>
@@ -8994,7 +9117,7 @@
                 <w:sz w:val="20"/>
                 <w:szCs w:val="20"/>
               </w:rPr>
-              <w:t>CUP 53.900,00</w:t>
+              <w:t>CUP 54.880,00</w:t>
             </w:r>
           </w:p>
         </w:tc>
@@ -9057,7 +9180,7 @@
                 <w:sz w:val="20"/>
                 <w:szCs w:val="20"/>
               </w:rPr>
-              <w:t>CUP 34.650,00</w:t>
+              <w:t>CUP 35.280,00</w:t>
             </w:r>
           </w:p>
         </w:tc>
@@ -9120,7 +9243,7 @@
                 <w:sz w:val="20"/>
                 <w:szCs w:val="20"/>
               </w:rPr>
-              <w:t>CUP 61.600,00</w:t>
+              <w:t>CUP 62.720,00</w:t>
             </w:r>
           </w:p>
         </w:tc>
@@ -9183,7 +9306,7 @@
                 <w:sz w:val="20"/>
                 <w:szCs w:val="20"/>
               </w:rPr>
-              <w:t>CUP 15.400,00</w:t>
+              <w:t>CUP 15.680,00</w:t>
             </w:r>
           </w:p>
         </w:tc>
@@ -9246,7 +9369,7 @@
                 <w:sz w:val="20"/>
                 <w:szCs w:val="20"/>
               </w:rPr>
-              <w:t>CUP 19.250,00</w:t>
+              <w:t>CUP 19.600,00</w:t>
             </w:r>
           </w:p>
         </w:tc>
@@ -9309,7 +9432,7 @@
                 <w:sz w:val="20"/>
                 <w:szCs w:val="20"/>
               </w:rPr>
-              <w:t>CUP 15.400,00</w:t>
+              <w:t>CUP 15.680,00</w:t>
             </w:r>
           </w:p>
         </w:tc>
@@ -9372,7 +9495,7 @@
                 <w:sz w:val="20"/>
                 <w:szCs w:val="20"/>
               </w:rPr>
-              <w:t>CUP 34.650,00</w:t>
+              <w:t>CUP 35.280,00</w:t>
             </w:r>
           </w:p>
         </w:tc>
@@ -9435,7 +9558,7 @@
                 <w:sz w:val="20"/>
                 <w:szCs w:val="20"/>
               </w:rPr>
-              <w:t>CUP 192.500,00</w:t>
+              <w:t>CUP 196.000,00</w:t>
             </w:r>
           </w:p>
         </w:tc>
@@ -9498,7 +9621,7 @@
                 <w:sz w:val="20"/>
                 <w:szCs w:val="20"/>
               </w:rPr>
-              <w:t>CUP 19.250,00</w:t>
+              <w:t>CUP 19.600,00</w:t>
             </w:r>
           </w:p>
         </w:tc>
@@ -9561,7 +9684,7 @@
                 <w:sz w:val="20"/>
                 <w:szCs w:val="20"/>
               </w:rPr>
-              <w:t>CUP 26.950,00</w:t>
+              <w:t>CUP 27.440,00</w:t>
             </w:r>
           </w:p>
         </w:tc>
@@ -9624,7 +9747,7 @@
                 <w:sz w:val="20"/>
                 <w:szCs w:val="20"/>
               </w:rPr>
-              <w:t>CUP 53.900,00</w:t>
+              <w:t>CUP 54.880,00</w:t>
             </w:r>
           </w:p>
         </w:tc>
@@ -9687,7 +9810,7 @@
                 <w:sz w:val="20"/>
                 <w:szCs w:val="20"/>
               </w:rPr>
-              <w:t>CUP 34.650,00</w:t>
+              <w:t>CUP 35.280,00</w:t>
             </w:r>
           </w:p>
         </w:tc>
@@ -9750,7 +9873,7 @@
                 <w:sz w:val="20"/>
                 <w:szCs w:val="20"/>
               </w:rPr>
-              <w:t>CUP 38.500,00</w:t>
+              <w:t>CUP 39.200,00</w:t>
             </w:r>
           </w:p>
         </w:tc>
@@ -9813,7 +9936,7 @@
                 <w:sz w:val="20"/>
                 <w:szCs w:val="20"/>
               </w:rPr>
-              <w:t>CUP 23.100,00</w:t>
+              <w:t>CUP 23.520,00</w:t>
             </w:r>
           </w:p>
         </w:tc>
@@ -9876,7 +9999,7 @@
                 <w:sz w:val="20"/>
                 <w:szCs w:val="20"/>
               </w:rPr>
-              <w:t>CUP 154,00</w:t>
+              <w:t>CUP 156,80</w:t>
             </w:r>
           </w:p>
         </w:tc>
@@ -9939,7 +10062,7 @@
                 <w:sz w:val="20"/>
                 <w:szCs w:val="20"/>
               </w:rPr>
-              <w:t>CUP 77.000,00</w:t>
+              <w:t>CUP 78.400,00</w:t>
             </w:r>
           </w:p>
         </w:tc>
@@ -10002,7 +10125,7 @@
                 <w:sz w:val="20"/>
                 <w:szCs w:val="20"/>
               </w:rPr>
-              <w:t>CUP 15.400,00</w:t>
+              <w:t>CUP 15.680,00</w:t>
             </w:r>
           </w:p>
         </w:tc>
@@ -10065,7 +10188,7 @@
                 <w:sz w:val="20"/>
                 <w:szCs w:val="20"/>
               </w:rPr>
-              <w:t>CUP 23.100,00</w:t>
+              <w:t>CUP 23.520,00</w:t>
             </w:r>
           </w:p>
         </w:tc>
@@ -10128,7 +10251,7 @@
                 <w:sz w:val="20"/>
                 <w:szCs w:val="20"/>
               </w:rPr>
-              <w:t>CUP 1.540,00</w:t>
+              <w:t>CUP 1.568,00</w:t>
             </w:r>
           </w:p>
         </w:tc>
@@ -10191,7 +10314,7 @@
                 <w:sz w:val="20"/>
                 <w:szCs w:val="20"/>
               </w:rPr>
-              <w:t>CUP 46.200,00</w:t>
+              <w:t>CUP 47.040,00</w:t>
             </w:r>
           </w:p>
         </w:tc>
@@ -10255,7 +10378,7 @@
                 <w:sz w:val="20"/>
                 <w:szCs w:val="20"/>
               </w:rPr>
-              <w:t>CUP 5.390,00</w:t>
+              <w:t>CUP 5.488,00</w:t>
             </w:r>
           </w:p>
         </w:tc>
@@ -10318,7 +10441,7 @@
                 <w:sz w:val="20"/>
                 <w:szCs w:val="20"/>
               </w:rPr>
-              <w:t>CUP 15.400,00</w:t>
+              <w:t>CUP 15.680,00</w:t>
             </w:r>
           </w:p>
         </w:tc>
@@ -10381,7 +10504,7 @@
                 <w:sz w:val="20"/>
                 <w:szCs w:val="20"/>
               </w:rPr>
-              <w:t>CUP 11.550,00</w:t>
+              <w:t>CUP 11.760,00</w:t>
             </w:r>
           </w:p>
         </w:tc>
@@ -10444,7 +10567,7 @@
                 <w:sz w:val="20"/>
                 <w:szCs w:val="20"/>
               </w:rPr>
-              <w:t>CUP 15.400,00</w:t>
+              <w:t>CUP 15.680,00</w:t>
             </w:r>
           </w:p>
         </w:tc>
@@ -10507,7 +10630,7 @@
                 <w:sz w:val="20"/>
                 <w:szCs w:val="20"/>
               </w:rPr>
-              <w:t>CUP 46.200,00</w:t>
+              <w:t>CUP 47.040,00</w:t>
             </w:r>
           </w:p>
         </w:tc>
@@ -10570,7 +10693,7 @@
                 <w:sz w:val="20"/>
                 <w:szCs w:val="20"/>
               </w:rPr>
-              <w:t>CUP 115.500,00</w:t>
+              <w:t>CUP 117.600,00</w:t>
             </w:r>
           </w:p>
         </w:tc>
@@ -10633,7 +10756,7 @@
                 <w:sz w:val="20"/>
                 <w:szCs w:val="20"/>
               </w:rPr>
-              <w:t>CUP 30.800,00</w:t>
+              <w:t>CUP 31.360,00</w:t>
             </w:r>
           </w:p>
         </w:tc>
@@ -10696,7 +10819,7 @@
                 <w:sz w:val="20"/>
                 <w:szCs w:val="20"/>
               </w:rPr>
-              <w:t>CUP 77.000,00</w:t>
+              <w:t>CUP 78.400,00</w:t>
             </w:r>
           </w:p>
         </w:tc>
@@ -10759,7 +10882,7 @@
                 <w:sz w:val="20"/>
                 <w:szCs w:val="20"/>
               </w:rPr>
-              <w:t>CUP 77.000,00</w:t>
+              <w:t>CUP 78.400,00</w:t>
             </w:r>
           </w:p>
         </w:tc>
@@ -10822,7 +10945,7 @@
                 <w:sz w:val="20"/>
                 <w:szCs w:val="20"/>
               </w:rPr>
-              <w:t>CUP 77.000,00</w:t>
+              <w:t>CUP 78.400,00</w:t>
             </w:r>
           </w:p>
         </w:tc>
@@ -10885,7 +11008,7 @@
                 <w:sz w:val="20"/>
                 <w:szCs w:val="20"/>
               </w:rPr>
-              <w:t>CUP 19.250,00</w:t>
+              <w:t>CUP 19.600,00</w:t>
             </w:r>
           </w:p>
         </w:tc>
@@ -10948,7 +11071,7 @@
                 <w:sz w:val="20"/>
                 <w:szCs w:val="20"/>
               </w:rPr>
-              <w:t>CUP 331.100,00</w:t>
+              <w:t>CUP 337.120,00</w:t>
             </w:r>
           </w:p>
         </w:tc>
@@ -11011,7 +11134,7 @@
                 <w:sz w:val="20"/>
                 <w:szCs w:val="20"/>
               </w:rPr>
-              <w:t>CUP 138.600,00</w:t>
+              <w:t>CUP 141.120,00</w:t>
             </w:r>
           </w:p>
         </w:tc>
@@ -11074,7 +11197,7 @@
                 <w:sz w:val="20"/>
                 <w:szCs w:val="20"/>
               </w:rPr>
-              <w:t>CUP 5.390,00</w:t>
+              <w:t>CUP 5.488,00</w:t>
             </w:r>
           </w:p>
         </w:tc>
@@ -11137,7 +11260,7 @@
                 <w:sz w:val="20"/>
                 <w:szCs w:val="20"/>
               </w:rPr>
-              <w:t>CUP 15.400,00</w:t>
+              <w:t>CUP 15.680,00</w:t>
             </w:r>
           </w:p>
         </w:tc>
@@ -11200,7 +11323,7 @@
                 <w:sz w:val="20"/>
                 <w:szCs w:val="20"/>
               </w:rPr>
-              <w:t>CUP 23.100,00</w:t>
+              <w:t>CUP 23.520,00</w:t>
             </w:r>
           </w:p>
         </w:tc>
@@ -11263,7 +11386,7 @@
                 <w:sz w:val="20"/>
                 <w:szCs w:val="20"/>
               </w:rPr>
-              <w:t>CUP 46.200,00</w:t>
+              <w:t>CUP 47.040,00</w:t>
             </w:r>
           </w:p>
         </w:tc>
@@ -11326,7 +11449,7 @@
                 <w:sz w:val="20"/>
                 <w:szCs w:val="20"/>
               </w:rPr>
-              <w:t>CUP 92.400,00</w:t>
+              <w:t>CUP 94.080,00</w:t>
             </w:r>
           </w:p>
         </w:tc>
@@ -11389,7 +11512,7 @@
                 <w:sz w:val="20"/>
                 <w:szCs w:val="20"/>
               </w:rPr>
-              <w:t>CUP 15.400,00</w:t>
+              <w:t>CUP 15.680,00</w:t>
             </w:r>
           </w:p>
         </w:tc>
@@ -11452,7 +11575,7 @@
                 <w:sz w:val="20"/>
                 <w:szCs w:val="20"/>
               </w:rPr>
-              <w:t>CUP 61.600,00</w:t>
+              <w:t>CUP 62.720,00</w:t>
             </w:r>
           </w:p>
         </w:tc>
@@ -11515,7 +11638,7 @@
                 <w:sz w:val="20"/>
                 <w:szCs w:val="20"/>
               </w:rPr>
-              <w:t>CUP 192.500,00</w:t>
+              <w:t>CUP 196.000,00</w:t>
             </w:r>
           </w:p>
         </w:tc>
@@ -11578,7 +11701,7 @@
                 <w:sz w:val="20"/>
                 <w:szCs w:val="20"/>
               </w:rPr>
-              <w:t>CUP 92.400,00</w:t>
+              <w:t>CUP 94.080,00</w:t>
             </w:r>
           </w:p>
         </w:tc>
@@ -11641,7 +11764,7 @@
                 <w:sz w:val="20"/>
                 <w:szCs w:val="20"/>
               </w:rPr>
-              <w:t>CUP 154,00</w:t>
+              <w:t>CUP 156,80</w:t>
             </w:r>
           </w:p>
         </w:tc>
@@ -11704,7 +11827,7 @@
                 <w:sz w:val="20"/>
                 <w:szCs w:val="20"/>
               </w:rPr>
-              <w:t>CUP 11.550,00</w:t>
+              <w:t>CUP 11.760,00</w:t>
             </w:r>
           </w:p>
         </w:tc>
@@ -11767,7 +11890,7 @@
                 <w:sz w:val="20"/>
                 <w:szCs w:val="20"/>
               </w:rPr>
-              <w:t>CUP 6.160,00</w:t>
+              <w:t>CUP 6.272,00</w:t>
             </w:r>
           </w:p>
         </w:tc>
@@ -11830,7 +11953,7 @@
                 <w:sz w:val="20"/>
                 <w:szCs w:val="20"/>
               </w:rPr>
-              <w:t>CUP 30.800,00</w:t>
+              <w:t>CUP 31.360,00</w:t>
             </w:r>
           </w:p>
         </w:tc>
@@ -11893,7 +12016,7 @@
                 <w:sz w:val="20"/>
                 <w:szCs w:val="20"/>
               </w:rPr>
-              <w:t>CUP 23.100,00</w:t>
+              <w:t>CUP 23.520,00</w:t>
             </w:r>
           </w:p>
         </w:tc>
@@ -11956,7 +12079,7 @@
                 <w:sz w:val="20"/>
                 <w:szCs w:val="20"/>
               </w:rPr>
-              <w:t>CUP 46.200,00</w:t>
+              <w:t>CUP 47.040,00</w:t>
             </w:r>
           </w:p>
         </w:tc>
@@ -12019,7 +12142,7 @@
                 <w:sz w:val="20"/>
                 <w:szCs w:val="20"/>
               </w:rPr>
-              <w:t>CUP 77.000,00</w:t>
+              <w:t>CUP 78.400,00</w:t>
             </w:r>
           </w:p>
         </w:tc>
@@ -12082,7 +12205,7 @@
                 <w:sz w:val="20"/>
                 <w:szCs w:val="20"/>
               </w:rPr>
-              <w:t>CUP 9.240,00</w:t>
+              <w:t>CUP 9.408,00</w:t>
             </w:r>
           </w:p>
         </w:tc>
@@ -12145,7 +12268,7 @@
                 <w:sz w:val="20"/>
                 <w:szCs w:val="20"/>
               </w:rPr>
-              <w:t>CUP 30.800,00</w:t>
+              <w:t>CUP 31.360,00</w:t>
             </w:r>
           </w:p>
         </w:tc>
@@ -12209,7 +12332,7 @@
                 <w:sz w:val="20"/>
                 <w:szCs w:val="20"/>
               </w:rPr>
-              <w:t>CUP 53.900,00</w:t>
+              <w:t>CUP 54.880,00</w:t>
             </w:r>
           </w:p>
         </w:tc>
@@ -12272,7 +12395,7 @@
                 <w:sz w:val="20"/>
                 <w:szCs w:val="20"/>
               </w:rPr>
-              <w:t>CUP 6.160,00</w:t>
+              <w:t>CUP 6.272,00</w:t>
             </w:r>
           </w:p>
         </w:tc>
@@ -12335,7 +12458,7 @@
                 <w:sz w:val="20"/>
                 <w:szCs w:val="20"/>
               </w:rPr>
-              <w:t>CUP 7.700,00</w:t>
+              <w:t>CUP 7.840,00</w:t>
             </w:r>
           </w:p>
         </w:tc>
@@ -12398,7 +12521,7 @@
                 <w:sz w:val="20"/>
                 <w:szCs w:val="20"/>
               </w:rPr>
-              <w:t>CUP 6.160,00</w:t>
+              <w:t>CUP 6.272,00</w:t>
             </w:r>
           </w:p>
         </w:tc>
@@ -12461,7 +12584,7 @@
                 <w:sz w:val="20"/>
                 <w:szCs w:val="20"/>
               </w:rPr>
-              <w:t>CUP 23.100,00</w:t>
+              <w:t>CUP 23.520,00</w:t>
             </w:r>
           </w:p>
         </w:tc>
@@ -12524,7 +12647,7 @@
                 <w:sz w:val="20"/>
                 <w:szCs w:val="20"/>
               </w:rPr>
-              <w:t>CUP 69.300,00</w:t>
+              <w:t>CUP 70.560,00</w:t>
             </w:r>
           </w:p>
         </w:tc>
@@ -12587,7 +12710,7 @@
                 <w:sz w:val="20"/>
                 <w:szCs w:val="20"/>
               </w:rPr>
-              <w:t>CUP 38.500,00</w:t>
+              <w:t>CUP 39.200,00</w:t>
             </w:r>
           </w:p>
         </w:tc>
@@ -12650,7 +12773,7 @@
                 <w:sz w:val="20"/>
                 <w:szCs w:val="20"/>
               </w:rPr>
-              <w:t>CUP 3.850,00</w:t>
+              <w:t>CUP 3.920,00</w:t>
             </w:r>
           </w:p>
         </w:tc>
@@ -12713,7 +12836,7 @@
                 <w:sz w:val="20"/>
                 <w:szCs w:val="20"/>
               </w:rPr>
-              <w:t>CUP 23.100,00</w:t>
+              <w:t>CUP 23.520,00</w:t>
             </w:r>
           </w:p>
         </w:tc>
@@ -12776,7 +12899,7 @@
                 <w:sz w:val="20"/>
                 <w:szCs w:val="20"/>
               </w:rPr>
-              <w:t>CUP 15.400,00</w:t>
+              <w:t>CUP 15.680,00</w:t>
             </w:r>
           </w:p>
         </w:tc>
@@ -12839,7 +12962,7 @@
                 <w:sz w:val="20"/>
                 <w:szCs w:val="20"/>
               </w:rPr>
-              <w:t>CUP 92.400,00</w:t>
+              <w:t>CUP 94.080,00</w:t>
             </w:r>
           </w:p>
         </w:tc>
@@ -12902,7 +13025,7 @@
                 <w:sz w:val="20"/>
                 <w:szCs w:val="20"/>
               </w:rPr>
-              <w:t>CUP 3.850,00</w:t>
+              <w:t>CUP 3.920,00</w:t>
             </w:r>
           </w:p>
         </w:tc>
@@ -12965,7 +13088,7 @@
                 <w:sz w:val="20"/>
                 <w:szCs w:val="20"/>
               </w:rPr>
-              <w:t>CUP 26.950,00</w:t>
+              <w:t>CUP 27.440,00</w:t>
             </w:r>
           </w:p>
         </w:tc>
@@ -13028,7 +13151,7 @@
                 <w:sz w:val="20"/>
                 <w:szCs w:val="20"/>
               </w:rPr>
-              <w:t>CUP 2.310,00</w:t>
+              <w:t>CUP 2.352,00</w:t>
             </w:r>
           </w:p>
         </w:tc>
@@ -13091,7 +13214,7 @@
                 <w:sz w:val="20"/>
                 <w:szCs w:val="20"/>
               </w:rPr>
-              <w:t>CUP 2.310,00</w:t>
+              <w:t>CUP 2.352,00</w:t>
             </w:r>
           </w:p>
         </w:tc>
@@ -13154,7 +13277,7 @@
                 <w:sz w:val="20"/>
                 <w:szCs w:val="20"/>
               </w:rPr>
-              <w:t>CUP 154,00</w:t>
+              <w:t>CUP 156,80</w:t>
             </w:r>
           </w:p>
         </w:tc>
@@ -13217,7 +13340,7 @@
                 <w:sz w:val="20"/>
                 <w:szCs w:val="20"/>
               </w:rPr>
-              <w:t>CUP 154,00</w:t>
+              <w:t>CUP 156,80</w:t>
             </w:r>
           </w:p>
         </w:tc>
@@ -13280,7 +13403,7 @@
                 <w:sz w:val="20"/>
                 <w:szCs w:val="20"/>
               </w:rPr>
-              <w:t>CUP 4.620,00</w:t>
+              <w:t>CUP 4.704,00</w:t>
             </w:r>
           </w:p>
         </w:tc>
@@ -13343,7 +13466,7 @@
                 <w:sz w:val="20"/>
                 <w:szCs w:val="20"/>
               </w:rPr>
-              <w:t>CUP 3.850,00</w:t>
+              <w:t>CUP 3.920,00</w:t>
             </w:r>
           </w:p>
         </w:tc>
@@ -13406,7 +13529,7 @@
                 <w:sz w:val="20"/>
                 <w:szCs w:val="20"/>
               </w:rPr>
-              <w:t>CUP 77.000,00</w:t>
+              <w:t>CUP 78.400,00</w:t>
             </w:r>
           </w:p>
         </w:tc>
@@ -13469,7 +13592,7 @@
                 <w:sz w:val="20"/>
                 <w:szCs w:val="20"/>
               </w:rPr>
-              <w:t>CUP 3.080,00</w:t>
+              <w:t>CUP 3.136,00</w:t>
             </w:r>
           </w:p>
         </w:tc>
@@ -13532,7 +13655,7 @@
                 <w:sz w:val="20"/>
                 <w:szCs w:val="20"/>
               </w:rPr>
-              <w:t>CUP 6.160,00</w:t>
+              <w:t>CUP 6.272,00</w:t>
             </w:r>
           </w:p>
         </w:tc>
@@ -13595,7 +13718,7 @@
                 <w:sz w:val="20"/>
                 <w:szCs w:val="20"/>
               </w:rPr>
-              <w:t>CUP 46.200,00</w:t>
+              <w:t>CUP 47.040,00</w:t>
             </w:r>
           </w:p>
         </w:tc>
@@ -13663,7 +13786,7 @@
                 <w:sz w:val="20"/>
                 <w:szCs w:val="20"/>
               </w:rPr>
-              <w:t>CUP 23.100,00</w:t>
+              <w:t>CUP 23.520,00</w:t>
             </w:r>
           </w:p>
         </w:tc>
@@ -13731,7 +13854,7 @@
                 <w:sz w:val="20"/>
                 <w:szCs w:val="20"/>
               </w:rPr>
-              <w:t>CUP 77.000,00</w:t>
+              <w:t>CUP 78.400,00</w:t>
             </w:r>
           </w:p>
         </w:tc>
@@ -13795,7 +13918,7 @@
                 <w:sz w:val="20"/>
                 <w:szCs w:val="20"/>
               </w:rPr>
-              <w:t>CUP 23.100,00</w:t>
+              <w:t>CUP 23.520,00</w:t>
             </w:r>
           </w:p>
         </w:tc>
@@ -13858,7 +13981,7 @@
                 <w:sz w:val="20"/>
                 <w:szCs w:val="20"/>
               </w:rPr>
-              <w:t>CUP 5.390,00</w:t>
+              <w:t>CUP 5.488,00</w:t>
             </w:r>
           </w:p>
         </w:tc>
@@ -13921,7 +14044,7 @@
                 <w:sz w:val="20"/>
                 <w:szCs w:val="20"/>
               </w:rPr>
-              <w:t>CUP 11.550,00</w:t>
+              <w:t>CUP 11.760,00</w:t>
             </w:r>
           </w:p>
         </w:tc>
@@ -13984,7 +14107,7 @@
                 <w:sz w:val="20"/>
                 <w:szCs w:val="20"/>
               </w:rPr>
-              <w:t>CUP 23.100,00</w:t>
+              <w:t>CUP 23.520,00</w:t>
             </w:r>
           </w:p>
         </w:tc>
@@ -14047,7 +14170,7 @@
                 <w:sz w:val="20"/>
                 <w:szCs w:val="20"/>
               </w:rPr>
-              <w:t>CUP 6.160,00</w:t>
+              <w:t>CUP 6.272,00</w:t>
             </w:r>
           </w:p>
         </w:tc>
@@ -14110,7 +14233,7 @@
                 <w:sz w:val="20"/>
                 <w:szCs w:val="20"/>
               </w:rPr>
-              <w:t>CUP 6.160,00</w:t>
+              <w:t>CUP 6.272,00</w:t>
             </w:r>
           </w:p>
         </w:tc>
@@ -14174,7 +14297,7 @@
                 <w:sz w:val="20"/>
                 <w:szCs w:val="20"/>
               </w:rPr>
-              <w:t>CUP 6.160,00</w:t>
+              <w:t>CUP 6.272,00</w:t>
             </w:r>
           </w:p>
         </w:tc>
@@ -14237,7 +14360,7 @@
                 <w:sz w:val="20"/>
                 <w:szCs w:val="20"/>
               </w:rPr>
-              <w:t>CUP 5.390,00</w:t>
+              <w:t>CUP 5.488,00</w:t>
             </w:r>
           </w:p>
         </w:tc>
@@ -14300,7 +14423,7 @@
                 <w:sz w:val="20"/>
                 <w:szCs w:val="20"/>
               </w:rPr>
-              <w:t>CUP 3.850,00</w:t>
+              <w:t>CUP 3.920,00</w:t>
             </w:r>
           </w:p>
         </w:tc>
@@ -14363,7 +14486,7 @@
                 <w:sz w:val="20"/>
                 <w:szCs w:val="20"/>
               </w:rPr>
-              <w:t>CUP 11.550,00</w:t>
+              <w:t>CUP 11.760,00</w:t>
             </w:r>
           </w:p>
         </w:tc>
@@ -14426,7 +14549,7 @@
                 <w:sz w:val="20"/>
                 <w:szCs w:val="20"/>
               </w:rPr>
-              <w:t>CUP 5.390,00</w:t>
+              <w:t>CUP 5.488,00</w:t>
             </w:r>
           </w:p>
         </w:tc>
@@ -14489,7 +14612,7 @@
                 <w:sz w:val="20"/>
                 <w:szCs w:val="20"/>
               </w:rPr>
-              <w:t>CUP 5.390,00</w:t>
+              <w:t>CUP 5.488,00</w:t>
             </w:r>
           </w:p>
         </w:tc>
@@ -14552,7 +14675,7 @@
                 <w:sz w:val="20"/>
                 <w:szCs w:val="20"/>
               </w:rPr>
-              <w:t>CUP 3.850,00</w:t>
+              <w:t>CUP 3.920,00</w:t>
             </w:r>
           </w:p>
         </w:tc>
@@ -14615,7 +14738,7 @@
                 <w:sz w:val="20"/>
                 <w:szCs w:val="20"/>
               </w:rPr>
-              <w:t>CUP 15.400,00</w:t>
+              <w:t>CUP 15.680,00</w:t>
             </w:r>
           </w:p>
         </w:tc>
@@ -14678,7 +14801,7 @@
                 <w:sz w:val="20"/>
                 <w:szCs w:val="20"/>
               </w:rPr>
-              <w:t>CUP 1.540,00</w:t>
+              <w:t>CUP 1.568,00</w:t>
             </w:r>
           </w:p>
         </w:tc>
@@ -14741,7 +14864,7 @@
                 <w:sz w:val="20"/>
                 <w:szCs w:val="20"/>
               </w:rPr>
-              <w:t>CUP 15.400,00</w:t>
+              <w:t>CUP 15.680,00</w:t>
             </w:r>
           </w:p>
         </w:tc>
@@ -14804,7 +14927,7 @@
                 <w:sz w:val="20"/>
                 <w:szCs w:val="20"/>
               </w:rPr>
-              <w:t>CUP 38.500,00</w:t>
+              <w:t>CUP 39.200,00</w:t>
             </w:r>
           </w:p>
         </w:tc>
@@ -14867,7 +14990,7 @@
                 <w:sz w:val="20"/>
                 <w:szCs w:val="20"/>
               </w:rPr>
-              <w:t>CUP 30.800,00</w:t>
+              <w:t>CUP 31.360,00</w:t>
             </w:r>
           </w:p>
         </w:tc>
@@ -14930,7 +15053,7 @@
                 <w:sz w:val="20"/>
                 <w:szCs w:val="20"/>
               </w:rPr>
-              <w:t>CUP 115.500,00</w:t>
+              <w:t>CUP 117.600,00</w:t>
             </w:r>
           </w:p>
         </w:tc>
@@ -14993,7 +15116,7 @@
                 <w:sz w:val="20"/>
                 <w:szCs w:val="20"/>
               </w:rPr>
-              <w:t>CUP 69.300,00</w:t>
+              <w:t>CUP 70.560,00</w:t>
             </w:r>
           </w:p>
         </w:tc>
@@ -15056,7 +15179,7 @@
                 <w:sz w:val="20"/>
                 <w:szCs w:val="20"/>
               </w:rPr>
-              <w:t>CUP 2.310,00</w:t>
+              <w:t>CUP 2.352,00</w:t>
             </w:r>
           </w:p>
         </w:tc>
@@ -15119,7 +15242,7 @@
                 <w:sz w:val="20"/>
                 <w:szCs w:val="20"/>
               </w:rPr>
-              <w:t>CUP 6.160,00</w:t>
+              <w:t>CUP 6.272,00</w:t>
             </w:r>
           </w:p>
         </w:tc>
@@ -15182,7 +15305,7 @@
                 <w:sz w:val="20"/>
                 <w:szCs w:val="20"/>
               </w:rPr>
-              <w:t>CUP 5.390,00</w:t>
+              <w:t>CUP 5.488,00</w:t>
             </w:r>
           </w:p>
         </w:tc>
@@ -15245,7 +15368,7 @@
                 <w:sz w:val="20"/>
                 <w:szCs w:val="20"/>
               </w:rPr>
-              <w:t>CUP 246.400,00</w:t>
+              <w:t>CUP 250.880,00</w:t>
             </w:r>
           </w:p>
         </w:tc>
@@ -15308,7 +15431,7 @@
                 <w:sz w:val="20"/>
                 <w:szCs w:val="20"/>
               </w:rPr>
-              <w:t>CUP 400.400,00</w:t>
+              <w:t>CUP 407.680,00</w:t>
             </w:r>
           </w:p>
         </w:tc>
@@ -15371,7 +15494,7 @@
                 <w:sz w:val="20"/>
                 <w:szCs w:val="20"/>
               </w:rPr>
-              <w:t>CUP 408.100,00</w:t>
+              <w:t>CUP 415.520,00</w:t>
             </w:r>
           </w:p>
         </w:tc>
@@ -15434,7 +15557,7 @@
                 <w:sz w:val="20"/>
                 <w:szCs w:val="20"/>
               </w:rPr>
-              <w:t>CUP 4.620,00</w:t>
+              <w:t>CUP 4.704,00</w:t>
             </w:r>
           </w:p>
         </w:tc>
@@ -15497,7 +15620,7 @@
                 <w:sz w:val="20"/>
                 <w:szCs w:val="20"/>
               </w:rPr>
-              <w:t>CUP 9.240,00</w:t>
+              <w:t>CUP 9.408,00</w:t>
             </w:r>
           </w:p>
         </w:tc>
@@ -15560,7 +15683,7 @@
                 <w:sz w:val="20"/>
                 <w:szCs w:val="20"/>
               </w:rPr>
-              <w:t>CUP 6.160,00</w:t>
+              <w:t>CUP 6.272,00</w:t>
             </w:r>
           </w:p>
         </w:tc>
@@ -15623,7 +15746,7 @@
                 <w:sz w:val="20"/>
                 <w:szCs w:val="20"/>
               </w:rPr>
-              <w:t>CUP 15.400,00</w:t>
+              <w:t>CUP 15.680,00</w:t>
             </w:r>
           </w:p>
         </w:tc>
@@ -15686,7 +15809,7 @@
                 <w:sz w:val="20"/>
                 <w:szCs w:val="20"/>
               </w:rPr>
-              <w:t>CUP 11.550,00</w:t>
+              <w:t>CUP 11.760,00</w:t>
             </w:r>
           </w:p>
         </w:tc>
@@ -15749,7 +15872,7 @@
                 <w:sz w:val="20"/>
                 <w:szCs w:val="20"/>
               </w:rPr>
-              <w:t>CUP 3.850,00</w:t>
+              <w:t>CUP 3.920,00</w:t>
             </w:r>
           </w:p>
         </w:tc>
@@ -15812,7 +15935,7 @@
                 <w:sz w:val="20"/>
                 <w:szCs w:val="20"/>
               </w:rPr>
-              <w:t>CUP 11.550,00</w:t>
+              <w:t>CUP 11.760,00</w:t>
             </w:r>
           </w:p>
         </w:tc>
@@ -15875,7 +15998,7 @@
                 <w:sz w:val="20"/>
                 <w:szCs w:val="20"/>
               </w:rPr>
-              <w:t>CUP 53.900,00</w:t>
+              <w:t>CUP 54.880,00</w:t>
             </w:r>
           </w:p>
         </w:tc>
@@ -15938,7 +16061,7 @@
                 <w:sz w:val="20"/>
                 <w:szCs w:val="20"/>
               </w:rPr>
-              <w:t>CUP 6.160,00</w:t>
+              <w:t>CUP 6.272,00</w:t>
             </w:r>
           </w:p>
         </w:tc>
@@ -16001,7 +16124,7 @@
                 <w:sz w:val="20"/>
                 <w:szCs w:val="20"/>
               </w:rPr>
-              <w:t>CUP 7.700,00</w:t>
+              <w:t>CUP 7.840,00</w:t>
             </w:r>
           </w:p>
         </w:tc>
@@ -16064,7 +16187,7 @@
                 <w:sz w:val="20"/>
                 <w:szCs w:val="20"/>
               </w:rPr>
-              <w:t>CUP 15.400,00</w:t>
+              <w:t>CUP 15.680,00</w:t>
             </w:r>
           </w:p>
         </w:tc>
@@ -16128,7 +16251,7 @@
                 <w:sz w:val="20"/>
                 <w:szCs w:val="20"/>
               </w:rPr>
-              <w:t>CUP 6.160,00</w:t>
+              <w:t>CUP 6.272,00</w:t>
             </w:r>
           </w:p>
         </w:tc>
@@ -16191,7 +16314,7 @@
                 <w:sz w:val="20"/>
                 <w:szCs w:val="20"/>
               </w:rPr>
-              <w:t>CUP 6.160,00</w:t>
+              <w:t>CUP 6.272,00</w:t>
             </w:r>
           </w:p>
         </w:tc>
@@ -16254,7 +16377,7 @@
                 <w:sz w:val="20"/>
                 <w:szCs w:val="20"/>
               </w:rPr>
-              <w:t>CUP 6.160,00</w:t>
+              <w:t>CUP 6.272,00</w:t>
             </w:r>
           </w:p>
         </w:tc>
@@ -16317,7 +16440,7 @@
                 <w:sz w:val="20"/>
                 <w:szCs w:val="20"/>
               </w:rPr>
-              <w:t>CUP 6.160,00</w:t>
+              <w:t>CUP 6.272,00</w:t>
             </w:r>
           </w:p>
         </w:tc>
@@ -16380,7 +16503,7 @@
                 <w:sz w:val="20"/>
                 <w:szCs w:val="20"/>
               </w:rPr>
-              <w:t>CUP 38.500,00</w:t>
+              <w:t>CUP 39.200,00</w:t>
             </w:r>
           </w:p>
         </w:tc>
@@ -16443,7 +16566,7 @@
                 <w:sz w:val="20"/>
                 <w:szCs w:val="20"/>
               </w:rPr>
-              <w:t>CUP 3.850,00</w:t>
+              <w:t>CUP 3.920,00</w:t>
             </w:r>
           </w:p>
         </w:tc>
@@ -16506,7 +16629,7 @@
                 <w:sz w:val="20"/>
                 <w:szCs w:val="20"/>
               </w:rPr>
-              <w:t>CUP 3.850,00</w:t>
+              <w:t>CUP 3.920,00</w:t>
             </w:r>
           </w:p>
         </w:tc>
@@ -16569,7 +16692,7 @@
                 <w:sz w:val="20"/>
                 <w:szCs w:val="20"/>
               </w:rPr>
-              <w:t>CUP 23.100,00</w:t>
+              <w:t>CUP 23.520,00</w:t>
             </w:r>
           </w:p>
         </w:tc>
@@ -16632,7 +16755,7 @@
                 <w:sz w:val="20"/>
                 <w:szCs w:val="20"/>
               </w:rPr>
-              <w:t>CUP 3.850,00</w:t>
+              <w:t>CUP 3.920,00</w:t>
             </w:r>
           </w:p>
         </w:tc>
@@ -16695,7 +16818,7 @@
                 <w:sz w:val="20"/>
                 <w:szCs w:val="20"/>
               </w:rPr>
-              <w:t>CUP 215.600,00</w:t>
+              <w:t>CUP 219.520,00</w:t>
             </w:r>
           </w:p>
         </w:tc>
@@ -16758,7 +16881,7 @@
                 <w:sz w:val="20"/>
                 <w:szCs w:val="20"/>
               </w:rPr>
-              <w:t>CUP 115.500,00</w:t>
+              <w:t>CUP 117.600,00</w:t>
             </w:r>
           </w:p>
         </w:tc>
@@ -16795,7 +16918,25 @@
                 <w:sz w:val="22"/>
                 <w:szCs w:val="22"/>
               </w:rPr>
-              <w:t>MOTOR DE ELECTROVENTILADOR ( PARA BASE METALICA)</w:t>
+              <w:t xml:space="preserve">MOTOR DE ELECTROVENTILADOR </w:t>
+            </w:r>
+            <w:proofErr w:type="gramStart"/>
+            <w:r>
+              <w:rPr>
+                <w:rFonts w:cs="Calibri"/>
+                <w:sz w:val="22"/>
+                <w:szCs w:val="22"/>
+              </w:rPr>
+              <w:t>( PARA</w:t>
+            </w:r>
+            <w:proofErr w:type="gramEnd"/>
+            <w:r>
+              <w:rPr>
+                <w:rFonts w:cs="Calibri"/>
+                <w:sz w:val="22"/>
+                <w:szCs w:val="22"/>
+              </w:rPr>
+              <w:t xml:space="preserve"> BASE METALICA)</w:t>
             </w:r>
           </w:p>
         </w:tc>
@@ -16821,7 +16962,7 @@
                 <w:sz w:val="20"/>
                 <w:szCs w:val="20"/>
               </w:rPr>
-              <w:t>CUP 50.050,00</w:t>
+              <w:t>CUP 50.960,00</w:t>
             </w:r>
           </w:p>
         </w:tc>
@@ -16884,7 +17025,7 @@
                 <w:sz w:val="20"/>
                 <w:szCs w:val="20"/>
               </w:rPr>
-              <w:t>CUP 61.600,00</w:t>
+              <w:t>CUP 62.720,00</w:t>
             </w:r>
           </w:p>
         </w:tc>
@@ -16947,7 +17088,7 @@
                 <w:sz w:val="20"/>
                 <w:szCs w:val="20"/>
               </w:rPr>
-              <w:t>CUP 23.100,00</w:t>
+              <w:t>CUP 23.520,00</w:t>
             </w:r>
           </w:p>
         </w:tc>
@@ -17010,7 +17151,7 @@
                 <w:sz w:val="20"/>
                 <w:szCs w:val="20"/>
               </w:rPr>
-              <w:t>CUP 115.500,00</w:t>
+              <w:t>CUP 117.600,00</w:t>
             </w:r>
           </w:p>
         </w:tc>
@@ -17073,7 +17214,7 @@
                 <w:sz w:val="20"/>
                 <w:szCs w:val="20"/>
               </w:rPr>
-              <w:t>CUP 115.500,00</w:t>
+              <w:t>CUP 117.600,00</w:t>
             </w:r>
           </w:p>
         </w:tc>
@@ -17136,7 +17277,7 @@
                 <w:sz w:val="20"/>
                 <w:szCs w:val="20"/>
               </w:rPr>
-              <w:t>CUP 42.350,00</w:t>
+              <w:t>CUP 43.120,00</w:t>
             </w:r>
           </w:p>
         </w:tc>
@@ -17199,7 +17340,7 @@
                 <w:sz w:val="20"/>
                 <w:szCs w:val="20"/>
               </w:rPr>
-              <w:t>CUP 46.200,00</w:t>
+              <w:t>CUP 47.040,00</w:t>
             </w:r>
           </w:p>
         </w:tc>
@@ -17262,7 +17403,7 @@
                 <w:sz w:val="20"/>
                 <w:szCs w:val="20"/>
               </w:rPr>
-              <w:t>CUP 50.050,00</w:t>
+              <w:t>CUP 50.960,00</w:t>
             </w:r>
           </w:p>
         </w:tc>
@@ -17325,7 +17466,7 @@
                 <w:sz w:val="20"/>
                 <w:szCs w:val="20"/>
               </w:rPr>
-              <w:t>CUP 50.050,00</w:t>
+              <w:t>CUP 50.960,00</w:t>
             </w:r>
           </w:p>
         </w:tc>
@@ -17388,7 +17529,7 @@
                 <w:sz w:val="20"/>
                 <w:szCs w:val="20"/>
               </w:rPr>
-              <w:t>CUP 5.390,00</w:t>
+              <w:t>CUP 5.488,00</w:t>
             </w:r>
           </w:p>
         </w:tc>
@@ -17451,7 +17592,7 @@
                 <w:sz w:val="20"/>
                 <w:szCs w:val="20"/>
               </w:rPr>
-              <w:t>CUP 7.700,00</w:t>
+              <w:t>CUP 7.840,00</w:t>
             </w:r>
           </w:p>
         </w:tc>
@@ -17514,7 +17655,7 @@
                 <w:sz w:val="20"/>
                 <w:szCs w:val="20"/>
               </w:rPr>
-              <w:t>CUP 46.200,00</w:t>
+              <w:t>CUP 47.040,00</w:t>
             </w:r>
           </w:p>
         </w:tc>
@@ -17577,7 +17718,7 @@
                 <w:sz w:val="20"/>
                 <w:szCs w:val="20"/>
               </w:rPr>
-              <w:t>CUP 7.700,00</w:t>
+              <w:t>CUP 7.840,00</w:t>
             </w:r>
           </w:p>
         </w:tc>
@@ -17640,7 +17781,7 @@
                 <w:sz w:val="20"/>
                 <w:szCs w:val="20"/>
               </w:rPr>
-              <w:t>CUP 15.400,00</w:t>
+              <w:t>CUP 15.680,00</w:t>
             </w:r>
           </w:p>
         </w:tc>
@@ -17703,7 +17844,7 @@
                 <w:sz w:val="20"/>
                 <w:szCs w:val="20"/>
               </w:rPr>
-              <w:t>CUP 77.000,00</w:t>
+              <w:t>CUP 78.400,00</w:t>
             </w:r>
           </w:p>
         </w:tc>
@@ -17766,7 +17907,7 @@
                 <w:sz w:val="20"/>
                 <w:szCs w:val="20"/>
               </w:rPr>
-              <w:t>CUP 92.400,00</w:t>
+              <w:t>CUP 94.080,00</w:t>
             </w:r>
           </w:p>
         </w:tc>
@@ -17829,7 +17970,7 @@
                 <w:sz w:val="20"/>
                 <w:szCs w:val="20"/>
               </w:rPr>
-              <w:t>CUP 231.000,00</w:t>
+              <w:t>CUP 235.200,00</w:t>
             </w:r>
           </w:p>
         </w:tc>
@@ -17892,7 +18033,7 @@
                 <w:sz w:val="20"/>
                 <w:szCs w:val="20"/>
               </w:rPr>
-              <w:t>CUP 231.000,00</w:t>
+              <w:t>CUP 235.200,00</w:t>
             </w:r>
           </w:p>
         </w:tc>
@@ -17955,7 +18096,7 @@
                 <w:sz w:val="20"/>
                 <w:szCs w:val="20"/>
               </w:rPr>
-              <w:t>CUP 123.200,00</w:t>
+              <w:t>CUP 125.440,00</w:t>
             </w:r>
           </w:p>
         </w:tc>
@@ -18018,7 +18159,7 @@
                 <w:sz w:val="20"/>
                 <w:szCs w:val="20"/>
               </w:rPr>
-              <w:t>CUP 169.400,00</w:t>
+              <w:t>CUP 172.480,00</w:t>
             </w:r>
           </w:p>
         </w:tc>
@@ -18082,7 +18223,7 @@
                 <w:sz w:val="20"/>
                 <w:szCs w:val="20"/>
               </w:rPr>
-              <w:t>CUP 84.700,00</w:t>
+              <w:t>CUP 86.240,00</w:t>
             </w:r>
           </w:p>
         </w:tc>
@@ -18145,7 +18286,7 @@
                 <w:sz w:val="20"/>
                 <w:szCs w:val="20"/>
               </w:rPr>
-              <w:t>CUP 123.200,00</w:t>
+              <w:t>CUP 125.440,00</w:t>
             </w:r>
           </w:p>
         </w:tc>
@@ -18208,7 +18349,7 @@
                 <w:sz w:val="20"/>
                 <w:szCs w:val="20"/>
               </w:rPr>
-              <w:t>CUP 23.100,00</w:t>
+              <w:t>CUP 23.520,00</w:t>
             </w:r>
           </w:p>
         </w:tc>
@@ -18271,7 +18412,7 @@
                 <w:sz w:val="20"/>
                 <w:szCs w:val="20"/>
               </w:rPr>
-              <w:t>CUP 23.100,00</w:t>
+              <w:t>CUP 23.520,00</w:t>
             </w:r>
           </w:p>
         </w:tc>
@@ -18334,7 +18475,7 @@
                 <w:sz w:val="20"/>
                 <w:szCs w:val="20"/>
               </w:rPr>
-              <w:t>CUP 130.900,00</w:t>
+              <w:t>CUP 133.280,00</w:t>
             </w:r>
           </w:p>
         </w:tc>
@@ -18397,7 +18538,7 @@
                 <w:sz w:val="20"/>
                 <w:szCs w:val="20"/>
               </w:rPr>
-              <w:t>CUP 53.900,00</w:t>
+              <w:t>CUP 54.880,00</w:t>
             </w:r>
           </w:p>
         </w:tc>
@@ -18460,7 +18601,7 @@
                 <w:sz w:val="20"/>
                 <w:szCs w:val="20"/>
               </w:rPr>
-              <w:t>CUP 154.000,00</w:t>
+              <w:t>CUP 156.800,00</w:t>
             </w:r>
           </w:p>
         </w:tc>
@@ -18523,7 +18664,7 @@
                 <w:sz w:val="20"/>
                 <w:szCs w:val="20"/>
               </w:rPr>
-              <w:t>CUP 69.300,00</w:t>
+              <w:t>CUP 70.560,00</w:t>
             </w:r>
           </w:p>
         </w:tc>
@@ -18586,7 +18727,7 @@
                 <w:sz w:val="20"/>
                 <w:szCs w:val="20"/>
               </w:rPr>
-              <w:t>CUP 15.400,00</w:t>
+              <w:t>CUP 15.680,00</w:t>
             </w:r>
           </w:p>
         </w:tc>
@@ -18649,7 +18790,7 @@
                 <w:sz w:val="20"/>
                 <w:szCs w:val="20"/>
               </w:rPr>
-              <w:t>CUP 53.900,00</w:t>
+              <w:t>CUP 54.880,00</w:t>
             </w:r>
           </w:p>
         </w:tc>
@@ -18712,7 +18853,7 @@
                 <w:sz w:val="20"/>
                 <w:szCs w:val="20"/>
               </w:rPr>
-              <w:t>CUP 19.250,00</w:t>
+              <w:t>CUP 19.600,00</w:t>
             </w:r>
           </w:p>
         </w:tc>
@@ -18775,7 +18916,7 @@
                 <w:sz w:val="20"/>
                 <w:szCs w:val="20"/>
               </w:rPr>
-              <w:t>CUP 7.700,00</w:t>
+              <w:t>CUP 7.840,00</w:t>
             </w:r>
           </w:p>
         </w:tc>
@@ -18838,7 +18979,7 @@
                 <w:sz w:val="20"/>
                 <w:szCs w:val="20"/>
               </w:rPr>
-              <w:t>CUP 15.400,00</w:t>
+              <w:t>CUP 15.680,00</w:t>
             </w:r>
           </w:p>
         </w:tc>
@@ -18901,7 +19042,7 @@
                 <w:sz w:val="20"/>
                 <w:szCs w:val="20"/>
               </w:rPr>
-              <w:t>CUP 9.240,00</w:t>
+              <w:t>CUP 9.408,00</w:t>
             </w:r>
           </w:p>
         </w:tc>
@@ -18964,7 +19105,7 @@
                 <w:sz w:val="20"/>
                 <w:szCs w:val="20"/>
               </w:rPr>
-              <w:t>CUP 9.240,00</w:t>
+              <w:t>CUP 9.408,00</w:t>
             </w:r>
           </w:p>
         </w:tc>
@@ -19027,7 +19168,7 @@
                 <w:sz w:val="20"/>
                 <w:szCs w:val="20"/>
               </w:rPr>
-              <w:t>CUP 15.400,00</w:t>
+              <w:t>CUP 15.680,00</w:t>
             </w:r>
           </w:p>
         </w:tc>
@@ -19090,7 +19231,7 @@
                 <w:sz w:val="20"/>
                 <w:szCs w:val="20"/>
               </w:rPr>
-              <w:t>CUP 15.400,00</w:t>
+              <w:t>CUP 15.680,00</w:t>
             </w:r>
           </w:p>
         </w:tc>
@@ -19153,7 +19294,7 @@
                 <w:sz w:val="20"/>
                 <w:szCs w:val="20"/>
               </w:rPr>
-              <w:t>CUP 19.250,00</w:t>
+              <w:t>CUP 19.600,00</w:t>
             </w:r>
           </w:p>
         </w:tc>
@@ -19216,7 +19357,7 @@
                 <w:sz w:val="20"/>
                 <w:szCs w:val="20"/>
               </w:rPr>
-              <w:t>CUP 46.200,00</w:t>
+              <w:t>CUP 47.040,00</w:t>
             </w:r>
           </w:p>
         </w:tc>
@@ -19279,7 +19420,7 @@
                 <w:sz w:val="20"/>
                 <w:szCs w:val="20"/>
               </w:rPr>
-              <w:t>CUP 30.800,00</w:t>
+              <w:t>CUP 31.360,00</w:t>
             </w:r>
           </w:p>
         </w:tc>
@@ -19342,7 +19483,7 @@
                 <w:sz w:val="20"/>
                 <w:szCs w:val="20"/>
               </w:rPr>
-              <w:t>CUP 23.100,00</w:t>
+              <w:t>CUP 23.520,00</w:t>
             </w:r>
           </w:p>
         </w:tc>
@@ -19405,7 +19546,7 @@
                 <w:sz w:val="20"/>
                 <w:szCs w:val="20"/>
               </w:rPr>
-              <w:t>CUP 15.400,00</w:t>
+              <w:t>CUP 15.680,00</w:t>
             </w:r>
           </w:p>
         </w:tc>
@@ -19468,7 +19609,7 @@
                 <w:sz w:val="20"/>
                 <w:szCs w:val="20"/>
               </w:rPr>
-              <w:t>CUP 154,00</w:t>
+              <w:t>CUP 156,80</w:t>
             </w:r>
           </w:p>
         </w:tc>
@@ -19531,7 +19672,7 @@
                 <w:sz w:val="20"/>
                 <w:szCs w:val="20"/>
               </w:rPr>
-              <w:t>CUP 115.500,00</w:t>
+              <w:t>CUP 117.600,00</w:t>
             </w:r>
           </w:p>
         </w:tc>
@@ -19594,7 +19735,7 @@
                 <w:sz w:val="20"/>
                 <w:szCs w:val="20"/>
               </w:rPr>
-              <w:t>CUP 231.000,00</w:t>
+              <w:t>CUP 235.200,00</w:t>
             </w:r>
           </w:p>
         </w:tc>
@@ -19657,7 +19798,7 @@
                 <w:sz w:val="20"/>
                 <w:szCs w:val="20"/>
               </w:rPr>
-              <w:t>CUP 15.400,00</w:t>
+              <w:t>CUP 15.680,00</w:t>
             </w:r>
           </w:p>
         </w:tc>
@@ -19720,7 +19861,7 @@
                 <w:sz w:val="20"/>
                 <w:szCs w:val="20"/>
               </w:rPr>
-              <w:t>CUP 15.400,00</w:t>
+              <w:t>CUP 15.680,00</w:t>
             </w:r>
           </w:p>
         </w:tc>
@@ -19783,7 +19924,7 @@
                 <w:sz w:val="20"/>
                 <w:szCs w:val="20"/>
               </w:rPr>
-              <w:t>CUP 11.550,00</w:t>
+              <w:t>CUP 11.760,00</w:t>
             </w:r>
           </w:p>
         </w:tc>
@@ -19846,7 +19987,7 @@
                 <w:sz w:val="20"/>
                 <w:szCs w:val="20"/>
               </w:rPr>
-              <w:t>CUP 23.100,00</w:t>
+              <w:t>CUP 23.520,00</w:t>
             </w:r>
           </w:p>
         </w:tc>
@@ -19909,7 +20050,7 @@
                 <w:sz w:val="20"/>
                 <w:szCs w:val="20"/>
               </w:rPr>
-              <w:t>CUP 11.550,00</w:t>
+              <w:t>CUP 11.760,00</w:t>
             </w:r>
           </w:p>
         </w:tc>
@@ -19972,7 +20113,7 @@
                 <w:sz w:val="20"/>
                 <w:szCs w:val="20"/>
               </w:rPr>
-              <w:t>CUP 23.100,00</w:t>
+              <w:t>CUP 23.520,00</w:t>
             </w:r>
           </w:p>
         </w:tc>
@@ -20036,7 +20177,7 @@
                 <w:sz w:val="20"/>
                 <w:szCs w:val="20"/>
               </w:rPr>
-              <w:t>CUP 30.800,00</w:t>
+              <w:t>CUP 31.360,00</w:t>
             </w:r>
           </w:p>
         </w:tc>
@@ -20099,7 +20240,7 @@
                 <w:sz w:val="20"/>
                 <w:szCs w:val="20"/>
               </w:rPr>
-              <w:t>CUP 77.000,00</w:t>
+              <w:t>CUP 78.400,00</w:t>
             </w:r>
           </w:p>
         </w:tc>
@@ -20162,7 +20303,7 @@
                 <w:sz w:val="20"/>
                 <w:szCs w:val="20"/>
               </w:rPr>
-              <w:t>CUP 53.900,00</w:t>
+              <w:t>CUP 54.880,00</w:t>
             </w:r>
           </w:p>
         </w:tc>
@@ -20225,7 +20366,7 @@
                 <w:sz w:val="20"/>
                 <w:szCs w:val="20"/>
               </w:rPr>
-              <w:t>CUP 7.700,00</w:t>
+              <w:t>CUP 7.840,00</w:t>
             </w:r>
           </w:p>
         </w:tc>
@@ -20288,7 +20429,7 @@
                 <w:sz w:val="20"/>
                 <w:szCs w:val="20"/>
               </w:rPr>
-              <w:t>CUP 100.100,00</w:t>
+              <w:t>CUP 101.920,00</w:t>
             </w:r>
           </w:p>
         </w:tc>
@@ -20351,7 +20492,7 @@
                 <w:sz w:val="20"/>
                 <w:szCs w:val="20"/>
               </w:rPr>
-              <w:t>CUP 154.000,00</w:t>
+              <w:t>CUP 156.800,00</w:t>
             </w:r>
           </w:p>
         </w:tc>
@@ -20414,7 +20555,7 @@
                 <w:sz w:val="20"/>
                 <w:szCs w:val="20"/>
               </w:rPr>
-              <w:t>CUP 19.250,00</w:t>
+              <w:t>CUP 19.600,00</w:t>
             </w:r>
           </w:p>
         </w:tc>
@@ -20477,7 +20618,7 @@
                 <w:sz w:val="20"/>
                 <w:szCs w:val="20"/>
               </w:rPr>
-              <w:t>CUP 11.550,00</w:t>
+              <w:t>CUP 11.760,00</w:t>
             </w:r>
           </w:p>
         </w:tc>
@@ -20540,7 +20681,7 @@
                 <w:sz w:val="20"/>
                 <w:szCs w:val="20"/>
               </w:rPr>
-              <w:t>CUP 77.000,00</w:t>
+              <w:t>CUP 78.400,00</w:t>
             </w:r>
           </w:p>
         </w:tc>
@@ -20603,7 +20744,7 @@
                 <w:sz w:val="20"/>
                 <w:szCs w:val="20"/>
               </w:rPr>
-              <w:t>CUP 46.200,00</w:t>
+              <w:t>CUP 47.040,00</w:t>
             </w:r>
           </w:p>
         </w:tc>
@@ -20640,7 +20781,25 @@
                 <w:sz w:val="22"/>
                 <w:szCs w:val="22"/>
               </w:rPr>
-              <w:t>REPARACION DEL DELCO (PASTILLA, CAPTOR, ROTOR  Y TAPA)</w:t>
+              <w:t xml:space="preserve">REPARACION DEL DELCO (PASTILLA, CAPTOR, </w:t>
+            </w:r>
+            <w:proofErr w:type="gramStart"/>
+            <w:r>
+              <w:rPr>
+                <w:rFonts w:cs="Calibri"/>
+                <w:sz w:val="22"/>
+                <w:szCs w:val="22"/>
+              </w:rPr>
+              <w:t>ROTOR  Y</w:t>
+            </w:r>
+            <w:proofErr w:type="gramEnd"/>
+            <w:r>
+              <w:rPr>
+                <w:rFonts w:cs="Calibri"/>
+                <w:sz w:val="22"/>
+                <w:szCs w:val="22"/>
+              </w:rPr>
+              <w:t xml:space="preserve"> TAPA)</w:t>
             </w:r>
           </w:p>
         </w:tc>
@@ -20666,7 +20825,7 @@
                 <w:sz w:val="20"/>
                 <w:szCs w:val="20"/>
               </w:rPr>
-              <w:t>CUP 73.150,00</w:t>
+              <w:t>CUP 74.480,00</w:t>
             </w:r>
           </w:p>
         </w:tc>
@@ -20729,7 +20888,7 @@
                 <w:sz w:val="20"/>
                 <w:szCs w:val="20"/>
               </w:rPr>
-              <w:t>CUP 3.850,00</w:t>
+              <w:t>CUP 3.920,00</w:t>
             </w:r>
           </w:p>
         </w:tc>
@@ -20792,7 +20951,7 @@
                 <w:sz w:val="20"/>
                 <w:szCs w:val="20"/>
               </w:rPr>
-              <w:t>CUP 3.850,00</w:t>
+              <w:t>CUP 3.920,00</w:t>
             </w:r>
           </w:p>
         </w:tc>
@@ -20855,7 +21014,7 @@
                 <w:sz w:val="20"/>
                 <w:szCs w:val="20"/>
               </w:rPr>
-              <w:t>CUP 6.160,00</w:t>
+              <w:t>CUP 6.272,00</w:t>
             </w:r>
           </w:p>
         </w:tc>
@@ -20918,7 +21077,7 @@
                 <w:sz w:val="20"/>
                 <w:szCs w:val="20"/>
               </w:rPr>
-              <w:t>CUP 5.390,00</w:t>
+              <w:t>CUP 5.488,00</w:t>
             </w:r>
           </w:p>
         </w:tc>
@@ -20981,7 +21140,7 @@
                 <w:sz w:val="20"/>
                 <w:szCs w:val="20"/>
               </w:rPr>
-              <w:t>CUP 15.400,00</w:t>
+              <w:t>CUP 15.680,00</w:t>
             </w:r>
           </w:p>
         </w:tc>
@@ -21044,7 +21203,7 @@
                 <w:sz w:val="20"/>
                 <w:szCs w:val="20"/>
               </w:rPr>
-              <w:t>CUP 6.160,00</w:t>
+              <w:t>CUP 6.272,00</w:t>
             </w:r>
           </w:p>
         </w:tc>
@@ -21107,7 +21266,7 @@
                 <w:sz w:val="20"/>
                 <w:szCs w:val="20"/>
               </w:rPr>
-              <w:t>CUP 7.700,00</w:t>
+              <w:t>CUP 7.840,00</w:t>
             </w:r>
           </w:p>
         </w:tc>
@@ -21170,7 +21329,7 @@
                 <w:sz w:val="20"/>
                 <w:szCs w:val="20"/>
               </w:rPr>
-              <w:t>CUP 7.700,00</w:t>
+              <w:t>CUP 7.840,00</w:t>
             </w:r>
           </w:p>
         </w:tc>
@@ -21233,7 +21392,7 @@
                 <w:sz w:val="20"/>
                 <w:szCs w:val="20"/>
               </w:rPr>
-              <w:t>CUP 7.700,00</w:t>
+              <w:t>CUP 7.840,00</w:t>
             </w:r>
           </w:p>
         </w:tc>
@@ -21296,7 +21455,7 @@
                 <w:sz w:val="20"/>
                 <w:szCs w:val="20"/>
               </w:rPr>
-              <w:t>CUP 11.550,00</w:t>
+              <w:t>CUP 11.760,00</w:t>
             </w:r>
           </w:p>
         </w:tc>
@@ -21359,7 +21518,7 @@
                 <w:sz w:val="20"/>
                 <w:szCs w:val="20"/>
               </w:rPr>
-              <w:t>CUP 11.550,00</w:t>
+              <w:t>CUP 11.760,00</w:t>
             </w:r>
           </w:p>
         </w:tc>
@@ -21422,7 +21581,7 @@
                 <w:sz w:val="20"/>
                 <w:szCs w:val="20"/>
               </w:rPr>
-              <w:t>CUP 9.240,00</w:t>
+              <w:t>CUP 9.408,00</w:t>
             </w:r>
           </w:p>
         </w:tc>
@@ -21485,7 +21644,7 @@
                 <w:sz w:val="20"/>
                 <w:szCs w:val="20"/>
               </w:rPr>
-              <w:t>CUP 11.550,00</w:t>
+              <w:t>CUP 11.760,00</w:t>
             </w:r>
           </w:p>
         </w:tc>
@@ -21548,7 +21707,7 @@
                 <w:sz w:val="20"/>
                 <w:szCs w:val="20"/>
               </w:rPr>
-              <w:t>CUP 4.620,00</w:t>
+              <w:t>CUP 4.704,00</w:t>
             </w:r>
           </w:p>
         </w:tc>
@@ -21611,7 +21770,7 @@
                 <w:sz w:val="20"/>
                 <w:szCs w:val="20"/>
               </w:rPr>
-              <w:t>CUP 7.700,00</w:t>
+              <w:t>CUP 7.840,00</w:t>
             </w:r>
           </w:p>
         </w:tc>
@@ -21674,7 +21833,7 @@
                 <w:sz w:val="20"/>
                 <w:szCs w:val="20"/>
               </w:rPr>
-              <w:t>CUP 115.500,00</w:t>
+              <w:t>CUP 117.600,00</w:t>
             </w:r>
           </w:p>
         </w:tc>
@@ -21737,7 +21896,7 @@
                 <w:sz w:val="20"/>
                 <w:szCs w:val="20"/>
               </w:rPr>
-              <w:t>CUP 138.600,00</w:t>
+              <w:t>CUP 141.120,00</w:t>
             </w:r>
           </w:p>
         </w:tc>
@@ -21800,7 +21959,7 @@
                 <w:sz w:val="20"/>
                 <w:szCs w:val="20"/>
               </w:rPr>
-              <w:t>CUP 69.300,00</w:t>
+              <w:t>CUP 70.560,00</w:t>
             </w:r>
           </w:p>
         </w:tc>
@@ -21863,7 +22022,7 @@
                 <w:sz w:val="20"/>
                 <w:szCs w:val="20"/>
               </w:rPr>
-              <w:t>CUP 23.100,00</w:t>
+              <w:t>CUP 23.520,00</w:t>
             </w:r>
           </w:p>
         </w:tc>
@@ -21926,7 +22085,7 @@
                 <w:sz w:val="20"/>
                 <w:szCs w:val="20"/>
               </w:rPr>
-              <w:t>CUP 15.400,00</w:t>
+              <w:t>CUP 15.680,00</w:t>
             </w:r>
           </w:p>
         </w:tc>
@@ -21990,7 +22149,7 @@
                 <w:sz w:val="20"/>
                 <w:szCs w:val="20"/>
               </w:rPr>
-              <w:t>CUP 3.080,00</w:t>
+              <w:t>CUP 3.136,00</w:t>
             </w:r>
           </w:p>
         </w:tc>
@@ -22053,7 +22212,7 @@
                 <w:sz w:val="20"/>
                 <w:szCs w:val="20"/>
               </w:rPr>
-              <w:t>CUP 1.540,00</w:t>
+              <w:t>CUP 1.568,00</w:t>
             </w:r>
           </w:p>
         </w:tc>
@@ -22116,7 +22275,7 @@
                 <w:sz w:val="20"/>
                 <w:szCs w:val="20"/>
               </w:rPr>
-              <w:t>CUP 92.400,00</w:t>
+              <w:t>CUP 94.080,00</w:t>
             </w:r>
           </w:p>
         </w:tc>
@@ -22179,7 +22338,7 @@
                 <w:sz w:val="20"/>
                 <w:szCs w:val="20"/>
               </w:rPr>
-              <w:t>CUP 57.750,00</w:t>
+              <w:t>CUP 58.800,00</w:t>
             </w:r>
           </w:p>
         </w:tc>
@@ -22242,7 +22401,7 @@
                 <w:sz w:val="20"/>
                 <w:szCs w:val="20"/>
               </w:rPr>
-              <w:t>CUP 19.250,00</w:t>
+              <w:t>CUP 19.600,00</w:t>
             </w:r>
           </w:p>
         </w:tc>
@@ -22305,7 +22464,7 @@
                 <w:sz w:val="20"/>
                 <w:szCs w:val="20"/>
               </w:rPr>
-              <w:t>CUP 46.200,00</w:t>
+              <w:t>CUP 47.040,00</w:t>
             </w:r>
           </w:p>
         </w:tc>
@@ -22368,7 +22527,7 @@
                 <w:sz w:val="20"/>
                 <w:szCs w:val="20"/>
               </w:rPr>
-              <w:t>CUP 7.700,00</w:t>
+              <w:t>CUP 7.840,00</w:t>
             </w:r>
           </w:p>
         </w:tc>
@@ -22431,7 +22590,7 @@
                 <w:sz w:val="20"/>
                 <w:szCs w:val="20"/>
               </w:rPr>
-              <w:t>CUP 9.240,00</w:t>
+              <w:t>CUP 9.408,00</w:t>
             </w:r>
           </w:p>
         </w:tc>
@@ -22494,7 +22653,7 @@
                 <w:sz w:val="20"/>
                 <w:szCs w:val="20"/>
               </w:rPr>
-              <w:t>CUP 192.500,00</w:t>
+              <w:t>CUP 196.000,00</w:t>
             </w:r>
           </w:p>
         </w:tc>
@@ -22557,7 +22716,7 @@
                 <w:sz w:val="20"/>
                 <w:szCs w:val="20"/>
               </w:rPr>
-              <w:t>CUP 423.500,00</w:t>
+              <w:t>CUP 431.200,00</w:t>
             </w:r>
           </w:p>
         </w:tc>
@@ -22620,7 +22779,7 @@
                 <w:sz w:val="20"/>
                 <w:szCs w:val="20"/>
               </w:rPr>
-              <w:t>CUP 19.250,00</w:t>
+              <w:t>CUP 19.600,00</w:t>
             </w:r>
           </w:p>
         </w:tc>
@@ -22683,7 +22842,7 @@
                 <w:sz w:val="20"/>
                 <w:szCs w:val="20"/>
               </w:rPr>
-              <w:t>CUP 7.700,00</w:t>
+              <w:t>CUP 7.840,00</w:t>
             </w:r>
           </w:p>
         </w:tc>
@@ -22746,7 +22905,7 @@
                 <w:sz w:val="20"/>
                 <w:szCs w:val="20"/>
               </w:rPr>
-              <w:t>CUP 15.400,00</w:t>
+              <w:t>CUP 15.680,00</w:t>
             </w:r>
           </w:p>
         </w:tc>
@@ -22809,7 +22968,7 @@
                 <w:sz w:val="20"/>
                 <w:szCs w:val="20"/>
               </w:rPr>
-              <w:t>CUP 6.160,00</w:t>
+              <w:t>CUP 6.272,00</w:t>
             </w:r>
           </w:p>
         </w:tc>
@@ -22872,7 +23031,7 @@
                 <w:sz w:val="20"/>
                 <w:szCs w:val="20"/>
               </w:rPr>
-              <w:t>CUP 6.160,00</w:t>
+              <w:t>CUP 6.272,00</w:t>
             </w:r>
           </w:p>
         </w:tc>
@@ -22935,7 +23094,7 @@
                 <w:sz w:val="20"/>
                 <w:szCs w:val="20"/>
               </w:rPr>
-              <w:t>CUP 3.080,00</w:t>
+              <w:t>CUP 3.136,00</w:t>
             </w:r>
           </w:p>
         </w:tc>
@@ -22998,7 +23157,7 @@
                 <w:sz w:val="20"/>
                 <w:szCs w:val="20"/>
               </w:rPr>
-              <w:t>CUP 11.550,00</w:t>
+              <w:t>CUP 11.760,00</w:t>
             </w:r>
           </w:p>
         </w:tc>
@@ -23061,7 +23220,7 @@
                 <w:sz w:val="20"/>
                 <w:szCs w:val="20"/>
               </w:rPr>
-              <w:t>CUP 6.160,00</w:t>
+              <w:t>CUP 6.272,00</w:t>
             </w:r>
           </w:p>
         </w:tc>
@@ -23124,7 +23283,7 @@
                 <w:sz w:val="20"/>
                 <w:szCs w:val="20"/>
               </w:rPr>
-              <w:t>CUP 5.390,00</w:t>
+              <w:t>CUP 5.488,00</w:t>
             </w:r>
           </w:p>
         </w:tc>
@@ -23187,7 +23346,7 @@
                 <w:sz w:val="20"/>
                 <w:szCs w:val="20"/>
               </w:rPr>
-              <w:t>CUP 34.650,00</w:t>
+              <w:t>CUP 35.280,00</w:t>
             </w:r>
           </w:p>
         </w:tc>
@@ -23250,7 +23409,7 @@
                 <w:sz w:val="20"/>
                 <w:szCs w:val="20"/>
               </w:rPr>
-              <w:t>CUP 3.080,00</w:t>
+              <w:t>CUP 3.136,00</w:t>
             </w:r>
           </w:p>
         </w:tc>
@@ -23313,7 +23472,7 @@
                 <w:sz w:val="20"/>
                 <w:szCs w:val="20"/>
               </w:rPr>
-              <w:t>CUP 3.850,00</w:t>
+              <w:t>CUP 3.920,00</w:t>
             </w:r>
           </w:p>
         </w:tc>
@@ -23376,7 +23535,7 @@
                 <w:sz w:val="20"/>
                 <w:szCs w:val="20"/>
               </w:rPr>
-              <w:t>CUP 3.850,00</w:t>
+              <w:t>CUP 3.920,00</w:t>
             </w:r>
           </w:p>
         </w:tc>
@@ -23439,7 +23598,7 @@
                 <w:sz w:val="20"/>
                 <w:szCs w:val="20"/>
               </w:rPr>
-              <w:t>CUP 3.850,00</w:t>
+              <w:t>CUP 3.920,00</w:t>
             </w:r>
           </w:p>
         </w:tc>
@@ -23502,7 +23661,7 @@
                 <w:sz w:val="20"/>
                 <w:szCs w:val="20"/>
               </w:rPr>
-              <w:t>CUP 15.400,00</w:t>
+              <w:t>CUP 15.680,00</w:t>
             </w:r>
           </w:p>
         </w:tc>
@@ -23565,7 +23724,7 @@
                 <w:sz w:val="20"/>
                 <w:szCs w:val="20"/>
               </w:rPr>
-              <w:t>CUP 6.160,00</w:t>
+              <w:t>CUP 6.272,00</w:t>
             </w:r>
           </w:p>
         </w:tc>
@@ -23628,7 +23787,7 @@
                 <w:sz w:val="20"/>
                 <w:szCs w:val="20"/>
               </w:rPr>
-              <w:t>CUP 9.240,00</w:t>
+              <w:t>CUP 9.408,00</w:t>
             </w:r>
           </w:p>
         </w:tc>
@@ -23691,7 +23850,7 @@
                 <w:sz w:val="20"/>
                 <w:szCs w:val="20"/>
               </w:rPr>
-              <w:t>CUP 9.240,00</w:t>
+              <w:t>CUP 9.408,00</w:t>
             </w:r>
           </w:p>
         </w:tc>
@@ -23754,7 +23913,7 @@
                 <w:sz w:val="20"/>
                 <w:szCs w:val="20"/>
               </w:rPr>
-              <w:t>CUP 11.550,00</w:t>
+              <w:t>CUP 11.760,00</w:t>
             </w:r>
           </w:p>
         </w:tc>
@@ -23817,7 +23976,7 @@
                 <w:sz w:val="20"/>
                 <w:szCs w:val="20"/>
               </w:rPr>
-              <w:t>CUP 15.400,00</w:t>
+              <w:t>CUP 15.680,00</w:t>
             </w:r>
           </w:p>
         </w:tc>
@@ -23880,7 +24039,7 @@
                 <w:sz w:val="20"/>
                 <w:szCs w:val="20"/>
               </w:rPr>
-              <w:t>CUP 7.700,00</w:t>
+              <w:t>CUP 7.840,00</w:t>
             </w:r>
           </w:p>
         </w:tc>
@@ -23944,7 +24103,7 @@
                 <w:sz w:val="20"/>
                 <w:szCs w:val="20"/>
               </w:rPr>
-              <w:t>CUP 3.850,00</w:t>
+              <w:t>CUP 3.920,00</w:t>
             </w:r>
           </w:p>
         </w:tc>
@@ -24007,7 +24166,7 @@
                 <w:sz w:val="20"/>
                 <w:szCs w:val="20"/>
               </w:rPr>
-              <w:t>CUP 5.390,00</w:t>
+              <w:t>CUP 5.488,00</w:t>
             </w:r>
           </w:p>
         </w:tc>
@@ -24070,7 +24229,7 @@
                 <w:sz w:val="20"/>
                 <w:szCs w:val="20"/>
               </w:rPr>
-              <w:t>CUP 4.620,00</w:t>
+              <w:t>CUP 4.704,00</w:t>
             </w:r>
           </w:p>
         </w:tc>
@@ -24133,7 +24292,7 @@
                 <w:sz w:val="20"/>
                 <w:szCs w:val="20"/>
               </w:rPr>
-              <w:t>CUP 1.540,00</w:t>
+              <w:t>CUP 1.568,00</w:t>
             </w:r>
           </w:p>
         </w:tc>
@@ -24196,7 +24355,7 @@
                 <w:sz w:val="20"/>
                 <w:szCs w:val="20"/>
               </w:rPr>
-              <w:t>CUP 3.850,00</w:t>
+              <w:t>CUP 3.920,00</w:t>
             </w:r>
           </w:p>
         </w:tc>
@@ -24259,7 +24418,7 @@
                 <w:sz w:val="20"/>
                 <w:szCs w:val="20"/>
               </w:rPr>
-              <w:t>CUP 2.310,00</w:t>
+              <w:t>CUP 2.352,00</w:t>
             </w:r>
           </w:p>
         </w:tc>
@@ -24322,7 +24481,7 @@
                 <w:sz w:val="20"/>
                 <w:szCs w:val="20"/>
               </w:rPr>
-              <w:t>CUP 3.080,00</w:t>
+              <w:t>CUP 3.136,00</w:t>
             </w:r>
           </w:p>
         </w:tc>
@@ -24385,7 +24544,7 @@
                 <w:sz w:val="20"/>
                 <w:szCs w:val="20"/>
               </w:rPr>
-              <w:t>CUP 2.310,00</w:t>
+              <w:t>CUP 2.352,00</w:t>
             </w:r>
           </w:p>
         </w:tc>
@@ -24448,7 +24607,7 @@
                 <w:sz w:val="20"/>
                 <w:szCs w:val="20"/>
               </w:rPr>
-              <w:t>CUP 5.390,00</w:t>
+              <w:t>CUP 5.488,00</w:t>
             </w:r>
           </w:p>
         </w:tc>
@@ -24511,7 +24670,7 @@
                 <w:sz w:val="20"/>
                 <w:szCs w:val="20"/>
               </w:rPr>
-              <w:t>CUP 2.310,00</w:t>
+              <w:t>CUP 2.352,00</w:t>
             </w:r>
           </w:p>
         </w:tc>
@@ -24574,7 +24733,7 @@
                 <w:sz w:val="20"/>
                 <w:szCs w:val="20"/>
               </w:rPr>
-              <w:t>CUP 1.540,00</w:t>
+              <w:t>CUP 1.568,00</w:t>
             </w:r>
           </w:p>
         </w:tc>
@@ -24637,7 +24796,7 @@
                 <w:sz w:val="20"/>
                 <w:szCs w:val="20"/>
               </w:rPr>
-              <w:t>CUP 138.600,00</w:t>
+              <w:t>CUP 141.120,00</w:t>
             </w:r>
           </w:p>
         </w:tc>
@@ -24674,8 +24833,18 @@
                 <w:sz w:val="22"/>
                 <w:szCs w:val="22"/>
               </w:rPr>
-              <w:t>TRIANGULO DE PUERTA TRASERA (METAL )</w:t>
-            </w:r>
+              <w:t>TRIANGULO DE PUERTA TRASERA (</w:t>
+            </w:r>
+            <w:proofErr w:type="gramStart"/>
+            <w:r>
+              <w:rPr>
+                <w:rFonts w:cs="Calibri"/>
+                <w:sz w:val="22"/>
+                <w:szCs w:val="22"/>
+              </w:rPr>
+              <w:t>METAL )</w:t>
+            </w:r>
+            <w:proofErr w:type="gramEnd"/>
           </w:p>
         </w:tc>
         <w:tc>
@@ -24700,7 +24869,7 @@
                 <w:sz w:val="20"/>
                 <w:szCs w:val="20"/>
               </w:rPr>
-              <w:t>CUP 7.700,00</w:t>
+              <w:t>CUP 7.840,00</w:t>
             </w:r>
           </w:p>
         </w:tc>
@@ -24763,7 +24932,7 @@
                 <w:sz w:val="20"/>
                 <w:szCs w:val="20"/>
               </w:rPr>
-              <w:t>CUP 15.400,00</w:t>
+              <w:t>CUP 15.680,00</w:t>
             </w:r>
           </w:p>
         </w:tc>
@@ -24826,7 +24995,7 @@
                 <w:sz w:val="20"/>
                 <w:szCs w:val="20"/>
               </w:rPr>
-              <w:t>CUP 23.100,00</w:t>
+              <w:t>CUP 23.520,00</w:t>
             </w:r>
           </w:p>
         </w:tc>
@@ -24889,7 +25058,7 @@
                 <w:sz w:val="20"/>
                 <w:szCs w:val="20"/>
               </w:rPr>
-              <w:t>CUP 23.100,00</w:t>
+              <w:t>CUP 23.520,00</w:t>
             </w:r>
           </w:p>
         </w:tc>
@@ -24952,7 +25121,7 @@
                 <w:sz w:val="20"/>
                 <w:szCs w:val="20"/>
               </w:rPr>
-              <w:t>CUP 15.400,00</w:t>
+              <w:t>CUP 15.680,00</w:t>
             </w:r>
           </w:p>
         </w:tc>
@@ -25021,7 +25190,7 @@
                 <w:sz w:val="20"/>
                 <w:szCs w:val="20"/>
               </w:rPr>
-              <w:t>CUP 34.650,00</w:t>
+              <w:t>CUP 35.280,00</w:t>
             </w:r>
           </w:p>
         </w:tc>
@@ -25090,7 +25259,7 @@
                 <w:sz w:val="20"/>
                 <w:szCs w:val="20"/>
               </w:rPr>
-              <w:t>CUP 11.550,00</w:t>
+              <w:t>CUP 11.760,00</w:t>
             </w:r>
           </w:p>
         </w:tc>
@@ -25159,7 +25328,7 @@
                 <w:sz w:val="20"/>
                 <w:szCs w:val="20"/>
               </w:rPr>
-              <w:t>CUP 2.310,00</w:t>
+              <w:t>CUP 2.352,00</w:t>
             </w:r>
           </w:p>
         </w:tc>
@@ -25228,7 +25397,7 @@
                 <w:sz w:val="20"/>
                 <w:szCs w:val="20"/>
               </w:rPr>
-              <w:t>CUP 46.200,00</w:t>
+              <w:t>CUP 47.040,00</w:t>
             </w:r>
           </w:p>
         </w:tc>
@@ -25297,7 +25466,7 @@
                 <w:sz w:val="20"/>
                 <w:szCs w:val="20"/>
               </w:rPr>
-              <w:t>CUP 11.550,00</w:t>
+              <w:t>CUP 11.760,00</w:t>
             </w:r>
           </w:p>
         </w:tc>
@@ -25366,7 +25535,7 @@
                 <w:sz w:val="20"/>
                 <w:szCs w:val="20"/>
               </w:rPr>
-              <w:t>CUP 11.550,00</w:t>
+              <w:t>CUP 11.760,00</w:t>
             </w:r>
           </w:p>
         </w:tc>
@@ -25435,7 +25604,7 @@
                 <w:sz w:val="20"/>
                 <w:szCs w:val="20"/>
               </w:rPr>
-              <w:t>CUP 154.000,00</w:t>
+              <w:t>CUP 156.800,00</w:t>
             </w:r>
           </w:p>
         </w:tc>
@@ -25504,7 +25673,7 @@
                 <w:sz w:val="20"/>
                 <w:szCs w:val="20"/>
               </w:rPr>
-              <w:t>CUP 26.950,00</w:t>
+              <w:t>CUP 27.440,00</w:t>
             </w:r>
           </w:p>
         </w:tc>
@@ -25573,7 +25742,7 @@
                 <w:sz w:val="20"/>
                 <w:szCs w:val="20"/>
               </w:rPr>
-              <w:t>CUP 7.700,00</w:t>
+              <w:t>CUP 7.840,00</w:t>
             </w:r>
           </w:p>
         </w:tc>
@@ -25642,7 +25811,7 @@
                 <w:sz w:val="20"/>
                 <w:szCs w:val="20"/>
               </w:rPr>
-              <w:t>CUP 3.080,00</w:t>
+              <w:t>CUP 3.136,00</w:t>
             </w:r>
           </w:p>
         </w:tc>
@@ -25711,7 +25880,7 @@
                 <w:sz w:val="20"/>
                 <w:szCs w:val="20"/>
               </w:rPr>
-              <w:t>CUP 9.240,00</w:t>
+              <w:t>CUP 9.408,00</w:t>
             </w:r>
           </w:p>
         </w:tc>
@@ -25839,7 +26008,7 @@
                 <w:sz w:val="20"/>
                 <w:szCs w:val="20"/>
               </w:rPr>
-              <w:t>CUP 107.800,00</w:t>
+              <w:t>CUP 109.760,00</w:t>
             </w:r>
           </w:p>
         </w:tc>
@@ -25890,7 +26059,7 @@
                 <w:sz w:val="20"/>
                 <w:szCs w:val="20"/>
               </w:rPr>
-              <w:t>CUP 154.000,00</w:t>
+              <w:t>CUP 156.800,00</w:t>
             </w:r>
           </w:p>
         </w:tc>
@@ -25941,7 +26110,7 @@
                 <w:sz w:val="20"/>
                 <w:szCs w:val="20"/>
               </w:rPr>
-              <w:t>CUP 26.950,00</w:t>
+              <w:t>CUP 27.440,00</w:t>
             </w:r>
           </w:p>
         </w:tc>
@@ -26002,7 +26171,7 @@
                 <w:sz w:val="20"/>
                 <w:szCs w:val="20"/>
               </w:rPr>
-              <w:t>CUP 138.600,00</w:t>
+              <w:t>CUP 141.120,00</w:t>
             </w:r>
           </w:p>
         </w:tc>
@@ -26054,7 +26223,7 @@
                 <w:sz w:val="20"/>
                 <w:szCs w:val="20"/>
               </w:rPr>
-              <w:t>CUP 92.400,00</w:t>
+              <w:t>CUP 94.080,00</w:t>
             </w:r>
           </w:p>
         </w:tc>
@@ -26115,7 +26284,7 @@
                 <w:sz w:val="20"/>
                 <w:szCs w:val="20"/>
               </w:rPr>
-              <w:t>CUP 92.400,00</w:t>
+              <w:t>CUP 94.080,00</w:t>
             </w:r>
           </w:p>
         </w:tc>
@@ -26167,7 +26336,7 @@
                 <w:sz w:val="20"/>
                 <w:szCs w:val="20"/>
               </w:rPr>
-              <w:t>CUP 4.620,00</w:t>
+              <w:t>CUP 4.704,00</w:t>
             </w:r>
           </w:p>
         </w:tc>
@@ -26219,7 +26388,7 @@
                 <w:sz w:val="20"/>
                 <w:szCs w:val="20"/>
               </w:rPr>
-              <w:t>CUP 100.100,00</w:t>
+              <w:t>CUP 101.920,00</w:t>
             </w:r>
           </w:p>
         </w:tc>
@@ -26271,7 +26440,7 @@
                 <w:sz w:val="20"/>
                 <w:szCs w:val="20"/>
               </w:rPr>
-              <w:t>CUP 30.800,00</w:t>
+              <w:t>CUP 31.360,00</w:t>
             </w:r>
           </w:p>
         </w:tc>
@@ -26323,7 +26492,7 @@
                 <w:sz w:val="20"/>
                 <w:szCs w:val="20"/>
               </w:rPr>
-              <w:t>CUP 61.600,00</w:t>
+              <w:t>CUP 62.720,00</w:t>
             </w:r>
           </w:p>
         </w:tc>
@@ -26353,7 +26522,27 @@
                 <w:sz w:val="22"/>
                 <w:szCs w:val="22"/>
               </w:rPr>
-              <w:t>BANDAS DE FRENO ATOS, ACCENT(95-98)</w:t>
+              <w:t xml:space="preserve">BANDAS DE FRENO ATOS, </w:t>
+            </w:r>
+            <w:proofErr w:type="gramStart"/>
+            <w:r>
+              <w:rPr>
+                <w:rFonts w:cs="Calibri"/>
+                <w:color w:val="161616"/>
+                <w:sz w:val="22"/>
+                <w:szCs w:val="22"/>
+              </w:rPr>
+              <w:t>ACCENT(</w:t>
+            </w:r>
+            <w:proofErr w:type="gramEnd"/>
+            <w:r>
+              <w:rPr>
+                <w:rFonts w:cs="Calibri"/>
+                <w:color w:val="161616"/>
+                <w:sz w:val="22"/>
+                <w:szCs w:val="22"/>
+              </w:rPr>
+              <w:t>95-98)</w:t>
             </w:r>
           </w:p>
         </w:tc>
@@ -26376,7 +26565,7 @@
                 <w:sz w:val="20"/>
                 <w:szCs w:val="20"/>
               </w:rPr>
-              <w:t>CUP 30.800,00</w:t>
+              <w:t>CUP 31.360,00</w:t>
             </w:r>
           </w:p>
         </w:tc>
@@ -26429,7 +26618,7 @@
                 <w:sz w:val="20"/>
                 <w:szCs w:val="20"/>
               </w:rPr>
-              <w:t>CUP 15.400,00</w:t>
+              <w:t>CUP 15.680,00</w:t>
             </w:r>
           </w:p>
         </w:tc>
@@ -26482,7 +26671,7 @@
                 <w:sz w:val="20"/>
                 <w:szCs w:val="20"/>
               </w:rPr>
-              <w:t>CUP 65.450,00</w:t>
+              <w:t>CUP 66.640,00</w:t>
             </w:r>
           </w:p>
         </w:tc>
@@ -26534,7 +26723,7 @@
                 <w:sz w:val="20"/>
                 <w:szCs w:val="20"/>
               </w:rPr>
-              <w:t>CUP 61.600,00</w:t>
+              <w:t>CUP 62.720,00</w:t>
             </w:r>
           </w:p>
         </w:tc>
@@ -26587,7 +26776,7 @@
                 <w:sz w:val="20"/>
                 <w:szCs w:val="20"/>
               </w:rPr>
-              <w:t>CUP 77.000,00</w:t>
+              <w:t>CUP 78.400,00</w:t>
             </w:r>
           </w:p>
         </w:tc>
@@ -26639,7 +26828,7 @@
                 <w:sz w:val="20"/>
                 <w:szCs w:val="20"/>
               </w:rPr>
-              <w:t>CUP 77.000,00</w:t>
+              <w:t>CUP 78.400,00</w:t>
             </w:r>
           </w:p>
         </w:tc>
@@ -26691,7 +26880,7 @@
                 <w:sz w:val="20"/>
                 <w:szCs w:val="20"/>
               </w:rPr>
-              <w:t>CUP 84.700,00</w:t>
+              <w:t>CUP 86.240,00</w:t>
             </w:r>
           </w:p>
         </w:tc>
@@ -26743,7 +26932,7 @@
                 <w:sz w:val="20"/>
                 <w:szCs w:val="20"/>
               </w:rPr>
-              <w:t>CUP 92.400,00</w:t>
+              <w:t>CUP 94.080,00</w:t>
             </w:r>
           </w:p>
         </w:tc>
@@ -26796,7 +26985,7 @@
                 <w:sz w:val="20"/>
                 <w:szCs w:val="20"/>
               </w:rPr>
-              <w:t>CUP 19.250,00</w:t>
+              <w:t>CUP 19.600,00</w:t>
             </w:r>
           </w:p>
         </w:tc>
@@ -26849,7 +27038,7 @@
                 <w:sz w:val="20"/>
                 <w:szCs w:val="20"/>
               </w:rPr>
-              <w:t>CUP 46.200,00</w:t>
+              <w:t>CUP 47.040,00</w:t>
             </w:r>
           </w:p>
         </w:tc>
@@ -26901,7 +27090,7 @@
                 <w:sz w:val="20"/>
                 <w:szCs w:val="20"/>
               </w:rPr>
-              <w:t>CUP 46.200,00</w:t>
+              <w:t>CUP 47.040,00</w:t>
             </w:r>
           </w:p>
         </w:tc>
@@ -26953,7 +27142,7 @@
                 <w:sz w:val="20"/>
                 <w:szCs w:val="20"/>
               </w:rPr>
-              <w:t>CUP 77.000,00</w:t>
+              <w:t>CUP 78.400,00</w:t>
             </w:r>
           </w:p>
         </w:tc>
@@ -27005,7 +27194,7 @@
                 <w:sz w:val="20"/>
                 <w:szCs w:val="20"/>
               </w:rPr>
-              <w:t>CUP 53.900,00</w:t>
+              <w:t>CUP 54.880,00</w:t>
             </w:r>
           </w:p>
         </w:tc>
@@ -27057,7 +27246,7 @@
                 <w:sz w:val="20"/>
                 <w:szCs w:val="20"/>
               </w:rPr>
-              <w:t>CUP 61.600,00</w:t>
+              <w:t>CUP 62.720,00</w:t>
             </w:r>
           </w:p>
         </w:tc>
@@ -27109,7 +27298,7 @@
                 <w:sz w:val="20"/>
                 <w:szCs w:val="20"/>
               </w:rPr>
-              <w:t>CUP 770,00</w:t>
+              <w:t>CUP 784,00</w:t>
             </w:r>
           </w:p>
         </w:tc>
@@ -27161,7 +27350,7 @@
                 <w:sz w:val="20"/>
                 <w:szCs w:val="20"/>
               </w:rPr>
-              <w:t>CUP 770,00</w:t>
+              <w:t>CUP 784,00</w:t>
             </w:r>
           </w:p>
         </w:tc>
@@ -27213,7 +27402,7 @@
                 <w:sz w:val="20"/>
                 <w:szCs w:val="20"/>
               </w:rPr>
-              <w:t>CUP 770,00</w:t>
+              <w:t>CUP 784,00</w:t>
             </w:r>
           </w:p>
         </w:tc>
@@ -27265,7 +27454,7 @@
                 <w:sz w:val="20"/>
                 <w:szCs w:val="20"/>
               </w:rPr>
-              <w:t>CUP 11.550,00</w:t>
+              <w:t>CUP 11.760,00</w:t>
             </w:r>
           </w:p>
         </w:tc>
@@ -27317,7 +27506,7 @@
                 <w:sz w:val="20"/>
                 <w:szCs w:val="20"/>
               </w:rPr>
-              <w:t>CUP 15.400,00</w:t>
+              <w:t>CUP 15.680,00</w:t>
             </w:r>
           </w:p>
         </w:tc>
@@ -27340,13 +27529,23 @@
                 <w:szCs w:val="22"/>
               </w:rPr>
             </w:pPr>
-            <w:r>
-              <w:rPr>
-                <w:rFonts w:cs="Calibri"/>
-                <w:sz w:val="22"/>
-                <w:szCs w:val="22"/>
-              </w:rPr>
-              <w:t>BOVEDA  DELANTERA IZQUIERDA ATOS</w:t>
+            <w:proofErr w:type="gramStart"/>
+            <w:r>
+              <w:rPr>
+                <w:rFonts w:cs="Calibri"/>
+                <w:sz w:val="22"/>
+                <w:szCs w:val="22"/>
+              </w:rPr>
+              <w:t>BOVEDA  DELANTERA</w:t>
+            </w:r>
+            <w:proofErr w:type="gramEnd"/>
+            <w:r>
+              <w:rPr>
+                <w:rFonts w:cs="Calibri"/>
+                <w:sz w:val="22"/>
+                <w:szCs w:val="22"/>
+              </w:rPr>
+              <w:t xml:space="preserve"> IZQUIERDA ATOS</w:t>
             </w:r>
           </w:p>
         </w:tc>
@@ -27369,7 +27568,7 @@
                 <w:sz w:val="20"/>
                 <w:szCs w:val="20"/>
               </w:rPr>
-              <w:t>CUP 30.800,00</w:t>
+              <w:t>CUP 31.360,00</w:t>
             </w:r>
           </w:p>
         </w:tc>
@@ -27421,7 +27620,7 @@
                 <w:sz w:val="20"/>
                 <w:szCs w:val="20"/>
               </w:rPr>
-              <w:t>CUP 30.800,00</w:t>
+              <w:t>CUP 31.360,00</w:t>
             </w:r>
           </w:p>
         </w:tc>
@@ -27472,7 +27671,7 @@
                 <w:sz w:val="20"/>
                 <w:szCs w:val="20"/>
               </w:rPr>
-              <w:t>CUP 11.550,00</w:t>
+              <w:t>CUP 11.760,00</w:t>
             </w:r>
           </w:p>
         </w:tc>
@@ -27523,7 +27722,7 @@
                 <w:sz w:val="20"/>
                 <w:szCs w:val="20"/>
               </w:rPr>
-              <w:t>CUP 7.700,00</w:t>
+              <w:t>CUP 7.840,00</w:t>
             </w:r>
           </w:p>
         </w:tc>
@@ -27574,7 +27773,7 @@
                 <w:sz w:val="20"/>
                 <w:szCs w:val="20"/>
               </w:rPr>
-              <w:t>CUP 11.550,00</w:t>
+              <w:t>CUP 11.760,00</w:t>
             </w:r>
           </w:p>
         </w:tc>
@@ -27625,7 +27824,7 @@
                 <w:sz w:val="20"/>
                 <w:szCs w:val="20"/>
               </w:rPr>
-              <w:t>CUP 1.925,00</w:t>
+              <w:t>CUP 1.960,00</w:t>
             </w:r>
           </w:p>
         </w:tc>
@@ -27676,7 +27875,7 @@
                 <w:sz w:val="20"/>
                 <w:szCs w:val="20"/>
               </w:rPr>
-              <w:t>CUP 7.700,00</w:t>
+              <w:t>CUP 7.840,00</w:t>
             </w:r>
           </w:p>
         </w:tc>
@@ -27727,7 +27926,7 @@
                 <w:sz w:val="20"/>
                 <w:szCs w:val="20"/>
               </w:rPr>
-              <w:t>CUP 5.390,00</w:t>
+              <w:t>CUP 5.488,00</w:t>
             </w:r>
           </w:p>
         </w:tc>
@@ -27778,7 +27977,7 @@
                 <w:sz w:val="20"/>
                 <w:szCs w:val="20"/>
               </w:rPr>
-              <w:t>CUP 19.250,00</w:t>
+              <w:t>CUP 19.600,00</w:t>
             </w:r>
           </w:p>
         </w:tc>
@@ -27829,7 +28028,7 @@
                 <w:sz w:val="20"/>
                 <w:szCs w:val="20"/>
               </w:rPr>
-              <w:t>CUP 11.550,00</w:t>
+              <w:t>CUP 11.760,00</w:t>
             </w:r>
           </w:p>
         </w:tc>
@@ -27880,7 +28079,7 @@
                 <w:sz w:val="20"/>
                 <w:szCs w:val="20"/>
               </w:rPr>
-              <w:t>CUP 23.100,00</w:t>
+              <w:t>CUP 23.520,00</w:t>
             </w:r>
           </w:p>
         </w:tc>
@@ -27932,7 +28131,7 @@
                 <w:sz w:val="20"/>
                 <w:szCs w:val="20"/>
               </w:rPr>
-              <w:t>CUP 15.400,00</w:t>
+              <w:t>CUP 15.680,00</w:t>
             </w:r>
           </w:p>
         </w:tc>
@@ -27983,7 +28182,7 @@
                 <w:sz w:val="20"/>
                 <w:szCs w:val="20"/>
               </w:rPr>
-              <w:t>CUP 19.250,00</w:t>
+              <w:t>CUP 19.600,00</w:t>
             </w:r>
           </w:p>
         </w:tc>
@@ -28034,7 +28233,7 @@
                 <w:sz w:val="20"/>
                 <w:szCs w:val="20"/>
               </w:rPr>
-              <w:t>CUP 38.500,00</w:t>
+              <w:t>CUP 39.200,00</w:t>
             </w:r>
           </w:p>
         </w:tc>
@@ -28085,7 +28284,7 @@
                 <w:sz w:val="20"/>
                 <w:szCs w:val="20"/>
               </w:rPr>
-              <w:t>CUP 46.200,00</w:t>
+              <w:t>CUP 47.040,00</w:t>
             </w:r>
           </w:p>
         </w:tc>
@@ -28136,7 +28335,7 @@
                 <w:sz w:val="20"/>
                 <w:szCs w:val="20"/>
               </w:rPr>
-              <w:t>CUP 38.500,00</w:t>
+              <w:t>CUP 39.200,00</w:t>
             </w:r>
           </w:p>
         </w:tc>
@@ -28187,7 +28386,7 @@
                 <w:sz w:val="20"/>
                 <w:szCs w:val="20"/>
               </w:rPr>
-              <w:t>CUP 53.900,00</w:t>
+              <w:t>CUP 54.880,00</w:t>
             </w:r>
           </w:p>
         </w:tc>
@@ -28238,7 +28437,7 @@
                 <w:sz w:val="20"/>
                 <w:szCs w:val="20"/>
               </w:rPr>
-              <w:t>CUP 269.500,00</w:t>
+              <w:t>CUP 274.400,00</w:t>
             </w:r>
           </w:p>
         </w:tc>
@@ -28289,7 +28488,7 @@
                 <w:sz w:val="20"/>
                 <w:szCs w:val="20"/>
               </w:rPr>
-              <w:t>CUP 11.550,00</w:t>
+              <w:t>CUP 11.760,00</w:t>
             </w:r>
           </w:p>
         </w:tc>
@@ -28340,7 +28539,7 @@
                 <w:sz w:val="20"/>
                 <w:szCs w:val="20"/>
               </w:rPr>
-              <w:t>CUP 100.100,00</w:t>
+              <w:t>CUP 101.920,00</w:t>
             </w:r>
           </w:p>
         </w:tc>
@@ -28392,7 +28591,7 @@
                 <w:sz w:val="20"/>
                 <w:szCs w:val="20"/>
               </w:rPr>
-              <w:t>CUP 15.400,00</w:t>
+              <w:t>CUP 15.680,00</w:t>
             </w:r>
           </w:p>
         </w:tc>
@@ -28444,7 +28643,7 @@
                 <w:sz w:val="20"/>
                 <w:szCs w:val="20"/>
               </w:rPr>
-              <w:t>CUP 38.500,00</w:t>
+              <w:t>CUP 39.200,00</w:t>
             </w:r>
           </w:p>
         </w:tc>
@@ -28495,7 +28694,7 @@
                 <w:sz w:val="20"/>
                 <w:szCs w:val="20"/>
               </w:rPr>
-              <w:t>CUP 26.950,00</w:t>
+              <w:t>CUP 27.440,00</w:t>
             </w:r>
           </w:p>
         </w:tc>
@@ -28518,6 +28717,7 @@
                 <w:szCs w:val="20"/>
               </w:rPr>
             </w:pPr>
+            <w:proofErr w:type="gramStart"/>
             <w:r>
               <w:rPr>
                 <w:rFonts w:cs="Calibri"/>
@@ -28526,6 +28726,7 @@
               </w:rPr>
               <w:t>CONDENSADOR  ATOS</w:t>
             </w:r>
+            <w:proofErr w:type="gramEnd"/>
           </w:p>
         </w:tc>
         <w:tc>
@@ -28540,7 +28741,7 @@
                 <w:sz w:val="20"/>
                 <w:szCs w:val="20"/>
               </w:rPr>
-              <w:t>CUP 107.800,00</w:t>
+              <w:t>CUP 109.760,00</w:t>
             </w:r>
           </w:p>
         </w:tc>
@@ -28585,7 +28786,7 @@
                 <w:sz w:val="20"/>
                 <w:szCs w:val="20"/>
               </w:rPr>
-              <w:t>CUP 53.900,00</w:t>
+              <w:t>CUP 54.880,00</w:t>
             </w:r>
           </w:p>
         </w:tc>
@@ -28637,7 +28838,7 @@
                 <w:sz w:val="20"/>
                 <w:szCs w:val="20"/>
               </w:rPr>
-              <w:t>CUP 11.550,00</w:t>
+              <w:t>CUP 11.760,00</w:t>
             </w:r>
           </w:p>
         </w:tc>
@@ -28667,7 +28868,27 @@
                 <w:sz w:val="22"/>
                 <w:szCs w:val="22"/>
               </w:rPr>
-              <w:t xml:space="preserve">CORREA DE DISTRIBUCIÓN ATOS, PICANTO 1ra, GETZ, I10 (101 DIENTES)        </w:t>
+              <w:t xml:space="preserve">CORREA DE DISTRIBUCIÓN ATOS, PICANTO 1ra, GETZ, I10 (101 </w:t>
+            </w:r>
+            <w:proofErr w:type="gramStart"/>
+            <w:r>
+              <w:rPr>
+                <w:rFonts w:cs="Calibri"/>
+                <w:color w:val="161616"/>
+                <w:sz w:val="22"/>
+                <w:szCs w:val="22"/>
+              </w:rPr>
+              <w:t xml:space="preserve">DIENTES)   </w:t>
+            </w:r>
+            <w:proofErr w:type="gramEnd"/>
+            <w:r>
+              <w:rPr>
+                <w:rFonts w:cs="Calibri"/>
+                <w:color w:val="161616"/>
+                <w:sz w:val="22"/>
+                <w:szCs w:val="22"/>
+              </w:rPr>
+              <w:t xml:space="preserve">     </w:t>
             </w:r>
           </w:p>
         </w:tc>
@@ -28683,7 +28904,7 @@
                 <w:sz w:val="20"/>
                 <w:szCs w:val="20"/>
               </w:rPr>
-              <w:t>CUP 23.100,00</w:t>
+              <w:t>CUP 23.520,00</w:t>
             </w:r>
           </w:p>
         </w:tc>
@@ -28727,7 +28948,7 @@
                 <w:sz w:val="20"/>
                 <w:szCs w:val="20"/>
               </w:rPr>
-              <w:t>CUP 154.000,00</w:t>
+              <w:t>CUP 156.800,00</w:t>
             </w:r>
           </w:p>
         </w:tc>
@@ -28772,7 +28993,7 @@
                 <w:sz w:val="20"/>
                 <w:szCs w:val="20"/>
               </w:rPr>
-              <w:t>CUP 61.600,00</w:t>
+              <w:t>CUP 62.720,00</w:t>
             </w:r>
           </w:p>
         </w:tc>
@@ -28802,7 +29023,27 @@
                 <w:sz w:val="22"/>
                 <w:szCs w:val="22"/>
               </w:rPr>
-              <w:t>CUBOS DE RUEDAS  DELANTEROS  PAREJA MOTOR 1.0</w:t>
+              <w:t xml:space="preserve">CUBOS DE </w:t>
+            </w:r>
+            <w:proofErr w:type="gramStart"/>
+            <w:r>
+              <w:rPr>
+                <w:rFonts w:cs="Calibri"/>
+                <w:color w:val="161616"/>
+                <w:sz w:val="22"/>
+                <w:szCs w:val="22"/>
+              </w:rPr>
+              <w:t>RUEDAS  DELANTEROS</w:t>
+            </w:r>
+            <w:proofErr w:type="gramEnd"/>
+            <w:r>
+              <w:rPr>
+                <w:rFonts w:cs="Calibri"/>
+                <w:color w:val="161616"/>
+                <w:sz w:val="22"/>
+                <w:szCs w:val="22"/>
+              </w:rPr>
+              <w:t xml:space="preserve">  PAREJA MOTOR 1.0</w:t>
             </w:r>
           </w:p>
         </w:tc>
@@ -28818,7 +29059,7 @@
                 <w:sz w:val="20"/>
                 <w:szCs w:val="20"/>
               </w:rPr>
-              <w:t>CUP 77.000,00</w:t>
+              <w:t>CUP 78.400,00</w:t>
             </w:r>
           </w:p>
         </w:tc>
@@ -28862,7 +29103,7 @@
                 <w:sz w:val="20"/>
                 <w:szCs w:val="20"/>
               </w:rPr>
-              <w:t>CUP 77.000,00</w:t>
+              <w:t>CUP 78.400,00</w:t>
             </w:r>
           </w:p>
         </w:tc>
@@ -28892,8 +29133,19 @@
                 <w:sz w:val="22"/>
                 <w:szCs w:val="22"/>
               </w:rPr>
-              <w:t>CUBOS DE RUEDAS TRASEROS C/RODAMIENTO  PAREJA</w:t>
-            </w:r>
+              <w:t>CUBOS DE RUEDAS TRASEROS C/</w:t>
+            </w:r>
+            <w:proofErr w:type="gramStart"/>
+            <w:r>
+              <w:rPr>
+                <w:rFonts w:cs="Calibri"/>
+                <w:color w:val="161616"/>
+                <w:sz w:val="22"/>
+                <w:szCs w:val="22"/>
+              </w:rPr>
+              <w:t>RODAMIENTO  PAREJA</w:t>
+            </w:r>
+            <w:proofErr w:type="gramEnd"/>
           </w:p>
         </w:tc>
         <w:tc>
@@ -28908,7 +29160,7 @@
                 <w:sz w:val="20"/>
                 <w:szCs w:val="20"/>
               </w:rPr>
-              <w:t>CUP 115.500,00</w:t>
+              <w:t>CUP 117.600,00</w:t>
             </w:r>
           </w:p>
         </w:tc>
@@ -28954,7 +29206,7 @@
                 <w:sz w:val="20"/>
                 <w:szCs w:val="20"/>
               </w:rPr>
-              <w:t>CUP 192.500,00</w:t>
+              <w:t>CUP 196.000,00</w:t>
             </w:r>
           </w:p>
         </w:tc>
@@ -28999,7 +29251,7 @@
                 <w:sz w:val="20"/>
                 <w:szCs w:val="20"/>
               </w:rPr>
-              <w:t>CUP 169.400,00</w:t>
+              <w:t>CUP 172.480,00</w:t>
             </w:r>
           </w:p>
         </w:tc>
@@ -29052,7 +29304,7 @@
                 <w:sz w:val="20"/>
                 <w:szCs w:val="20"/>
               </w:rPr>
-              <w:t>CUP 92.400,00</w:t>
+              <w:t>CUP 94.080,00</w:t>
             </w:r>
           </w:p>
         </w:tc>
@@ -29097,7 +29349,7 @@
                 <w:sz w:val="20"/>
                 <w:szCs w:val="20"/>
               </w:rPr>
-              <w:t>CUP 46.200,00</w:t>
+              <w:t>CUP 47.040,00</w:t>
             </w:r>
           </w:p>
         </w:tc>
@@ -29141,7 +29393,7 @@
                 <w:sz w:val="20"/>
                 <w:szCs w:val="20"/>
               </w:rPr>
-              <w:t>CUP 53.900,00</w:t>
+              <w:t>CUP 54.880,00</w:t>
             </w:r>
           </w:p>
         </w:tc>
@@ -29186,7 +29438,7 @@
                 <w:sz w:val="20"/>
                 <w:szCs w:val="20"/>
               </w:rPr>
-              <w:t>CUP 100.100,00</w:t>
+              <w:t>CUP 101.920,00</w:t>
             </w:r>
           </w:p>
         </w:tc>
@@ -29230,7 +29482,7 @@
                 <w:sz w:val="20"/>
                 <w:szCs w:val="20"/>
               </w:rPr>
-              <w:t>CUP 15.400,00</w:t>
+              <w:t>CUP 15.680,00</w:t>
             </w:r>
           </w:p>
         </w:tc>
@@ -29274,7 +29526,7 @@
                 <w:sz w:val="20"/>
                 <w:szCs w:val="20"/>
               </w:rPr>
-              <w:t>CUP 11.550,00</w:t>
+              <w:t>CUP 11.760,00</w:t>
             </w:r>
           </w:p>
         </w:tc>
@@ -29318,7 +29570,7 @@
                 <w:sz w:val="20"/>
                 <w:szCs w:val="20"/>
               </w:rPr>
-              <w:t>CUP 30.800,00</w:t>
+              <w:t>CUP 31.360,00</w:t>
             </w:r>
           </w:p>
         </w:tc>
@@ -29362,7 +29614,7 @@
                 <w:sz w:val="20"/>
                 <w:szCs w:val="20"/>
               </w:rPr>
-              <w:t>CUP 6.160,00</w:t>
+              <w:t>CUP 6.272,00</w:t>
             </w:r>
           </w:p>
         </w:tc>
@@ -29406,7 +29658,7 @@
                 <w:sz w:val="20"/>
                 <w:szCs w:val="20"/>
               </w:rPr>
-              <w:t>CUP 23.100,00</w:t>
+              <w:t>CUP 23.520,00</w:t>
             </w:r>
           </w:p>
         </w:tc>
@@ -29450,7 +29702,7 @@
                 <w:sz w:val="20"/>
                 <w:szCs w:val="20"/>
               </w:rPr>
-              <w:t>CUP 46.200,00</w:t>
+              <w:t>CUP 47.040,00</w:t>
             </w:r>
           </w:p>
         </w:tc>
@@ -29494,7 +29746,7 @@
                 <w:sz w:val="20"/>
                 <w:szCs w:val="20"/>
               </w:rPr>
-              <w:t>CUP 42.350,00</w:t>
+              <w:t>CUP 43.120,00</w:t>
             </w:r>
           </w:p>
         </w:tc>
@@ -29545,7 +29797,7 @@
                 <w:sz w:val="20"/>
                 <w:szCs w:val="20"/>
               </w:rPr>
-              <w:t>CUP 53.900,00</w:t>
+              <w:t>CUP 54.880,00</w:t>
             </w:r>
           </w:p>
         </w:tc>
@@ -29589,7 +29841,7 @@
                 <w:sz w:val="20"/>
                 <w:szCs w:val="20"/>
               </w:rPr>
-              <w:t>CUP 53.900,00</w:t>
+              <w:t>CUP 54.880,00</w:t>
             </w:r>
           </w:p>
         </w:tc>
@@ -29633,7 +29885,7 @@
                 <w:sz w:val="20"/>
                 <w:szCs w:val="20"/>
               </w:rPr>
-              <w:t>CUP 7.700,00</w:t>
+              <w:t>CUP 7.840,00</w:t>
             </w:r>
           </w:p>
         </w:tc>
@@ -29679,7 +29931,7 @@
                 <w:sz w:val="20"/>
                 <w:szCs w:val="20"/>
               </w:rPr>
-              <w:t>CUP 7.700,00</w:t>
+              <w:t>CUP 7.840,00</w:t>
             </w:r>
           </w:p>
         </w:tc>
@@ -29708,7 +29960,27 @@
                 <w:sz w:val="22"/>
                 <w:szCs w:val="22"/>
               </w:rPr>
-              <w:t xml:space="preserve">FILTRO GASOLINA  SUMERGIBLE </w:t>
+              <w:t xml:space="preserve">FILTRO </w:t>
+            </w:r>
+            <w:proofErr w:type="gramStart"/>
+            <w:r>
+              <w:rPr>
+                <w:rFonts w:cs="Calibri"/>
+                <w:color w:val="131113"/>
+                <w:sz w:val="22"/>
+                <w:szCs w:val="22"/>
+              </w:rPr>
+              <w:t>GASOLINA  SUMERGIBLE</w:t>
+            </w:r>
+            <w:proofErr w:type="gramEnd"/>
+            <w:r>
+              <w:rPr>
+                <w:rFonts w:cs="Calibri"/>
+                <w:color w:val="131113"/>
+                <w:sz w:val="22"/>
+                <w:szCs w:val="22"/>
+              </w:rPr>
+              <w:t xml:space="preserve"> </w:t>
             </w:r>
           </w:p>
         </w:tc>
@@ -29724,7 +29996,7 @@
                 <w:sz w:val="20"/>
                 <w:szCs w:val="20"/>
               </w:rPr>
-              <w:t>CUP 23.100,00</w:t>
+              <w:t>CUP 23.520,00</w:t>
             </w:r>
           </w:p>
         </w:tc>
@@ -29778,7 +30050,7 @@
                 <w:sz w:val="20"/>
                 <w:szCs w:val="20"/>
               </w:rPr>
-              <w:t>CUP 11.550,00</w:t>
+              <w:t>CUP 11.760,00</w:t>
             </w:r>
           </w:p>
         </w:tc>
@@ -29822,7 +30094,7 @@
                 <w:sz w:val="20"/>
                 <w:szCs w:val="20"/>
               </w:rPr>
-              <w:t>CUP 26.950,00</w:t>
+              <w:t>CUP 27.440,00</w:t>
             </w:r>
           </w:p>
         </w:tc>
@@ -29874,7 +30146,7 @@
                 <w:sz w:val="20"/>
                 <w:szCs w:val="20"/>
               </w:rPr>
-              <w:t>CUP 3.080,00</w:t>
+              <w:t>CUP 3.136,00</w:t>
             </w:r>
           </w:p>
         </w:tc>
@@ -29919,7 +30191,7 @@
                 <w:sz w:val="20"/>
                 <w:szCs w:val="20"/>
               </w:rPr>
-              <w:t>CUP 4.620,00</w:t>
+              <w:t>CUP 4.704,00</w:t>
             </w:r>
           </w:p>
         </w:tc>
@@ -29963,7 +30235,7 @@
                 <w:sz w:val="20"/>
                 <w:szCs w:val="20"/>
               </w:rPr>
-              <w:t>CUP 77.000,00</w:t>
+              <w:t>CUP 78.400,00</w:t>
             </w:r>
           </w:p>
         </w:tc>
@@ -30008,7 +30280,7 @@
                 <w:sz w:val="20"/>
                 <w:szCs w:val="20"/>
               </w:rPr>
-              <w:t>CUP 6.160,00</w:t>
+              <w:t>CUP 6.272,00</w:t>
             </w:r>
           </w:p>
         </w:tc>
@@ -30053,7 +30325,7 @@
                 <w:sz w:val="20"/>
                 <w:szCs w:val="20"/>
               </w:rPr>
-              <w:t>CUP 92.400,00</w:t>
+              <w:t>CUP 94.080,00</w:t>
             </w:r>
           </w:p>
         </w:tc>
@@ -30099,7 +30371,7 @@
                 <w:sz w:val="20"/>
                 <w:szCs w:val="20"/>
               </w:rPr>
-              <w:t>CUP 7.700,00</w:t>
+              <w:t>CUP 7.840,00</w:t>
             </w:r>
           </w:p>
         </w:tc>
@@ -30144,7 +30416,7 @@
                 <w:sz w:val="20"/>
                 <w:szCs w:val="20"/>
               </w:rPr>
-              <w:t>CUP 15.400,00</w:t>
+              <w:t>CUP 15.680,00</w:t>
             </w:r>
           </w:p>
         </w:tc>
@@ -30189,7 +30461,7 @@
                 <w:sz w:val="20"/>
                 <w:szCs w:val="20"/>
               </w:rPr>
-              <w:t>CUP 7.700,00</w:t>
+              <w:t>CUP 7.840,00</w:t>
             </w:r>
           </w:p>
         </w:tc>
@@ -30233,7 +30505,7 @@
                 <w:sz w:val="20"/>
                 <w:szCs w:val="20"/>
               </w:rPr>
-              <w:t>CUP 53.900,00</w:t>
+              <w:t>CUP 54.880,00</w:t>
             </w:r>
           </w:p>
         </w:tc>
@@ -30277,7 +30549,7 @@
                 <w:sz w:val="20"/>
                 <w:szCs w:val="20"/>
               </w:rPr>
-              <w:t>CUP 46.200,00</w:t>
+              <w:t>CUP 47.040,00</w:t>
             </w:r>
           </w:p>
         </w:tc>
@@ -30322,7 +30594,7 @@
                 <w:sz w:val="20"/>
                 <w:szCs w:val="20"/>
               </w:rPr>
-              <w:t>CUP 5.390,00</w:t>
+              <w:t>CUP 5.488,00</w:t>
             </w:r>
           </w:p>
         </w:tc>
@@ -30368,7 +30640,7 @@
                 <w:sz w:val="20"/>
                 <w:szCs w:val="20"/>
               </w:rPr>
-              <w:t>CUP 15.400,00</w:t>
+              <w:t>CUP 15.680,00</w:t>
             </w:r>
           </w:p>
         </w:tc>
@@ -30414,7 +30686,7 @@
                 <w:sz w:val="20"/>
                 <w:szCs w:val="20"/>
               </w:rPr>
-              <w:t>CUP 19.250,00</w:t>
+              <w:t>CUP 19.600,00</w:t>
             </w:r>
           </w:p>
         </w:tc>
@@ -30460,7 +30732,7 @@
                 <w:sz w:val="20"/>
                 <w:szCs w:val="20"/>
               </w:rPr>
-              <w:t>CUP 11.550,00</w:t>
+              <w:t>CUP 11.760,00</w:t>
             </w:r>
           </w:p>
         </w:tc>
@@ -30504,7 +30776,7 @@
                 <w:sz w:val="20"/>
                 <w:szCs w:val="20"/>
               </w:rPr>
-              <w:t>CUP 7.700,00</w:t>
+              <w:t>CUP 7.840,00</w:t>
             </w:r>
           </w:p>
         </w:tc>
@@ -30549,7 +30821,7 @@
                 <w:sz w:val="20"/>
                 <w:szCs w:val="20"/>
               </w:rPr>
-              <w:t>CUP 11.550,00</w:t>
+              <w:t>CUP 11.760,00</w:t>
             </w:r>
           </w:p>
         </w:tc>
@@ -30595,7 +30867,7 @@
                 <w:sz w:val="20"/>
                 <w:szCs w:val="20"/>
               </w:rPr>
-              <w:t>CUP 7.700,00</w:t>
+              <w:t>CUP 7.840,00</w:t>
             </w:r>
           </w:p>
         </w:tc>
@@ -30639,7 +30911,7 @@
                 <w:sz w:val="20"/>
                 <w:szCs w:val="20"/>
               </w:rPr>
-              <w:t>CUP 6.160,00</w:t>
+              <w:t>CUP 6.272,00</w:t>
             </w:r>
           </w:p>
         </w:tc>
@@ -30690,7 +30962,7 @@
                 <w:sz w:val="20"/>
                 <w:szCs w:val="20"/>
               </w:rPr>
-              <w:t>CUP 34.650,00</w:t>
+              <w:t>CUP 35.280,00</w:t>
             </w:r>
           </w:p>
         </w:tc>
@@ -30735,7 +31007,7 @@
                 <w:sz w:val="20"/>
                 <w:szCs w:val="20"/>
               </w:rPr>
-              <w:t>CUP 26.950,00</w:t>
+              <w:t>CUP 27.440,00</w:t>
             </w:r>
           </w:p>
         </w:tc>
@@ -30780,7 +31052,7 @@
                 <w:sz w:val="20"/>
                 <w:szCs w:val="20"/>
               </w:rPr>
-              <w:t>CUP 30.800,00</w:t>
+              <w:t>CUP 31.360,00</w:t>
             </w:r>
           </w:p>
         </w:tc>
@@ -30825,7 +31097,7 @@
                 <w:sz w:val="20"/>
                 <w:szCs w:val="20"/>
               </w:rPr>
-              <w:t>CUP 26.950,00</w:t>
+              <w:t>CUP 27.440,00</w:t>
             </w:r>
           </w:p>
         </w:tc>
@@ -30871,7 +31143,7 @@
                 <w:sz w:val="20"/>
                 <w:szCs w:val="20"/>
               </w:rPr>
-              <w:t>CUP 154.000,00</w:t>
+              <w:t>CUP 156.800,00</w:t>
             </w:r>
           </w:p>
         </w:tc>
@@ -30915,7 +31187,7 @@
                 <w:sz w:val="20"/>
                 <w:szCs w:val="20"/>
               </w:rPr>
-              <w:t>CUP 11.550,00</w:t>
+              <w:t>CUP 11.760,00</w:t>
             </w:r>
           </w:p>
         </w:tc>
@@ -30959,7 +31231,7 @@
                 <w:sz w:val="20"/>
                 <w:szCs w:val="20"/>
               </w:rPr>
-              <w:t>CUP 34.650,00</w:t>
+              <w:t>CUP 35.280,00</w:t>
             </w:r>
           </w:p>
         </w:tc>
@@ -31004,7 +31276,7 @@
                 <w:sz w:val="20"/>
                 <w:szCs w:val="20"/>
               </w:rPr>
-              <w:t>CUP 50.050,00</w:t>
+              <w:t>CUP 50.960,00</w:t>
             </w:r>
           </w:p>
         </w:tc>
@@ -31048,7 +31320,7 @@
                 <w:sz w:val="20"/>
                 <w:szCs w:val="20"/>
               </w:rPr>
-              <w:t>CUP 50.050,00</w:t>
+              <w:t>CUP 50.960,00</w:t>
             </w:r>
           </w:p>
         </w:tc>
@@ -31092,7 +31364,7 @@
                 <w:sz w:val="20"/>
                 <w:szCs w:val="20"/>
               </w:rPr>
-              <w:t>CUP 50.050,00</w:t>
+              <w:t>CUP 50.960,00</w:t>
             </w:r>
           </w:p>
         </w:tc>
@@ -31137,7 +31409,7 @@
                 <w:sz w:val="20"/>
                 <w:szCs w:val="20"/>
               </w:rPr>
-              <w:t>CUP 50.050,00</w:t>
+              <w:t>CUP 50.960,00</w:t>
             </w:r>
           </w:p>
         </w:tc>
@@ -31181,7 +31453,7 @@
                 <w:sz w:val="20"/>
                 <w:szCs w:val="20"/>
               </w:rPr>
-              <w:t>CUP 9.240,00</w:t>
+              <w:t>CUP 9.408,00</w:t>
             </w:r>
           </w:p>
         </w:tc>
@@ -31209,8 +31481,18 @@
                 <w:sz w:val="22"/>
                 <w:szCs w:val="22"/>
               </w:rPr>
-              <w:t>PANTALLAS DELANTERAS ATOS  PAREJA</w:t>
-            </w:r>
+              <w:t xml:space="preserve">PANTALLAS DELANTERAS </w:t>
+            </w:r>
+            <w:proofErr w:type="gramStart"/>
+            <w:r>
+              <w:rPr>
+                <w:rFonts w:cs="Calibri"/>
+                <w:sz w:val="22"/>
+                <w:szCs w:val="22"/>
+              </w:rPr>
+              <w:t>ATOS  PAREJA</w:t>
+            </w:r>
+            <w:proofErr w:type="gramEnd"/>
           </w:p>
         </w:tc>
         <w:tc>
@@ -31225,7 +31507,7 @@
                 <w:sz w:val="20"/>
                 <w:szCs w:val="20"/>
               </w:rPr>
-              <w:t>CUP 138.600,00</w:t>
+              <w:t>CUP 141.120,00</w:t>
             </w:r>
           </w:p>
         </w:tc>
@@ -31269,7 +31551,7 @@
                 <w:sz w:val="20"/>
                 <w:szCs w:val="20"/>
               </w:rPr>
-              <w:t>CUP 269.500,00</w:t>
+              <w:t>CUP 274.400,00</w:t>
             </w:r>
           </w:p>
         </w:tc>
@@ -31313,7 +31595,7 @@
                 <w:sz w:val="20"/>
                 <w:szCs w:val="20"/>
               </w:rPr>
-              <w:t>CUP 269.500,00</w:t>
+              <w:t>CUP 274.400,00</w:t>
             </w:r>
           </w:p>
         </w:tc>
@@ -31357,7 +31639,7 @@
                 <w:sz w:val="20"/>
                 <w:szCs w:val="20"/>
               </w:rPr>
-              <w:t>CUP 138.600,00</w:t>
+              <w:t>CUP 141.120,00</w:t>
             </w:r>
           </w:p>
         </w:tc>
@@ -31402,7 +31684,7 @@
                 <w:sz w:val="20"/>
                 <w:szCs w:val="20"/>
               </w:rPr>
-              <w:t>CUP 38.500,00</w:t>
+              <w:t>CUP 39.200,00</w:t>
             </w:r>
           </w:p>
         </w:tc>
@@ -31446,7 +31728,7 @@
                 <w:sz w:val="20"/>
                 <w:szCs w:val="20"/>
               </w:rPr>
-              <w:t>CUP 169.400,00</w:t>
+              <w:t>CUP 172.480,00</w:t>
             </w:r>
           </w:p>
         </w:tc>
@@ -31491,7 +31773,7 @@
                 <w:sz w:val="20"/>
                 <w:szCs w:val="20"/>
               </w:rPr>
-              <w:t>CUP 46.200,00</w:t>
+              <w:t>CUP 47.040,00</w:t>
             </w:r>
           </w:p>
         </w:tc>
@@ -31536,7 +31818,7 @@
                 <w:sz w:val="20"/>
                 <w:szCs w:val="20"/>
               </w:rPr>
-              <w:t>CUP 30.800,00</w:t>
+              <w:t>CUP 31.360,00</w:t>
             </w:r>
           </w:p>
         </w:tc>
@@ -31580,7 +31862,7 @@
                 <w:sz w:val="20"/>
                 <w:szCs w:val="20"/>
               </w:rPr>
-              <w:t>CUP 92.400,00</w:t>
+              <w:t>CUP 94.080,00</w:t>
             </w:r>
           </w:p>
         </w:tc>
@@ -31625,7 +31907,7 @@
                 <w:sz w:val="20"/>
                 <w:szCs w:val="20"/>
               </w:rPr>
-              <w:t>CUP 53.900,00</w:t>
+              <w:t>CUP 54.880,00</w:t>
             </w:r>
           </w:p>
         </w:tc>
@@ -31669,7 +31951,7 @@
                 <w:sz w:val="20"/>
                 <w:szCs w:val="20"/>
               </w:rPr>
-              <w:t>CUP 15.400,00</w:t>
+              <w:t>CUP 15.680,00</w:t>
             </w:r>
           </w:p>
         </w:tc>
@@ -31713,7 +31995,7 @@
                 <w:sz w:val="20"/>
                 <w:szCs w:val="20"/>
               </w:rPr>
-              <w:t>CUP 11.550,00</w:t>
+              <w:t>CUP 11.760,00</w:t>
             </w:r>
           </w:p>
         </w:tc>
@@ -31758,7 +32040,7 @@
                 <w:sz w:val="20"/>
                 <w:szCs w:val="20"/>
               </w:rPr>
-              <w:t>CUP 11.550,00</w:t>
+              <w:t>CUP 11.760,00</w:t>
             </w:r>
           </w:p>
         </w:tc>
@@ -31809,7 +32091,7 @@
                 <w:sz w:val="20"/>
                 <w:szCs w:val="20"/>
               </w:rPr>
-              <w:t>CUP 11.550,00</w:t>
+              <w:t>CUP 11.760,00</w:t>
             </w:r>
           </w:p>
         </w:tc>
@@ -31860,7 +32142,7 @@
                 <w:sz w:val="20"/>
                 <w:szCs w:val="20"/>
               </w:rPr>
-              <w:t>CUP 11.550,00</w:t>
+              <w:t>CUP 11.760,00</w:t>
             </w:r>
           </w:p>
         </w:tc>
@@ -31911,7 +32193,7 @@
                 <w:sz w:val="20"/>
                 <w:szCs w:val="20"/>
               </w:rPr>
-              <w:t>CUP 57.750,00</w:t>
+              <w:t>CUP 58.800,00</w:t>
             </w:r>
           </w:p>
         </w:tc>
@@ -31963,7 +32245,7 @@
                 <w:sz w:val="20"/>
                 <w:szCs w:val="20"/>
               </w:rPr>
-              <w:t>CUP 38.500,00</w:t>
+              <w:t>CUP 39.200,00</w:t>
             </w:r>
           </w:p>
         </w:tc>
@@ -32014,7 +32296,7 @@
                 <w:sz w:val="20"/>
                 <w:szCs w:val="20"/>
               </w:rPr>
-              <w:t>CUP 115.500,00</w:t>
+              <w:t>CUP 117.600,00</w:t>
             </w:r>
           </w:p>
         </w:tc>
@@ -32065,7 +32347,7 @@
                 <w:sz w:val="20"/>
                 <w:szCs w:val="20"/>
               </w:rPr>
-              <w:t>CUP 115.500,00</w:t>
+              <w:t>CUP 117.600,00</w:t>
             </w:r>
           </w:p>
         </w:tc>
@@ -32116,7 +32398,7 @@
                 <w:sz w:val="20"/>
                 <w:szCs w:val="20"/>
               </w:rPr>
-              <w:t>CUP 100.100,00</w:t>
+              <w:t>CUP 101.920,00</w:t>
             </w:r>
           </w:p>
         </w:tc>
@@ -32167,7 +32449,7 @@
                 <w:sz w:val="20"/>
                 <w:szCs w:val="20"/>
               </w:rPr>
-              <w:t>CUP 138.600,00</w:t>
+              <w:t>CUP 141.120,00</w:t>
             </w:r>
           </w:p>
         </w:tc>
@@ -32218,7 +32500,7 @@
                 <w:sz w:val="20"/>
                 <w:szCs w:val="20"/>
               </w:rPr>
-              <w:t>CUP 77.000,00</w:t>
+              <w:t>CUP 78.400,00</w:t>
             </w:r>
           </w:p>
         </w:tc>
@@ -32269,7 +32551,7 @@
                 <w:sz w:val="20"/>
                 <w:szCs w:val="20"/>
               </w:rPr>
-              <w:t>CUP 69.300,00</w:t>
+              <w:t>CUP 70.560,00</w:t>
             </w:r>
           </w:p>
         </w:tc>
@@ -32320,7 +32602,7 @@
                 <w:sz w:val="20"/>
                 <w:szCs w:val="20"/>
               </w:rPr>
-              <w:t>CUP 3.850,00</w:t>
+              <w:t>CUP 3.920,00</w:t>
             </w:r>
           </w:p>
         </w:tc>
@@ -32371,7 +32653,7 @@
                 <w:sz w:val="20"/>
                 <w:szCs w:val="20"/>
               </w:rPr>
-              <w:t>CUP 7.700,00</w:t>
+              <w:t>CUP 7.840,00</w:t>
             </w:r>
           </w:p>
         </w:tc>
@@ -32422,7 +32704,7 @@
                 <w:sz w:val="20"/>
                 <w:szCs w:val="20"/>
               </w:rPr>
-              <w:t>CUP 3.850,00</w:t>
+              <w:t>CUP 3.920,00</w:t>
             </w:r>
           </w:p>
         </w:tc>
@@ -32473,7 +32755,7 @@
                 <w:sz w:val="20"/>
                 <w:szCs w:val="20"/>
               </w:rPr>
-              <w:t>CUP 57.750,00</w:t>
+              <w:t>CUP 58.800,00</w:t>
             </w:r>
           </w:p>
         </w:tc>
@@ -32525,7 +32807,7 @@
                 <w:sz w:val="20"/>
                 <w:szCs w:val="20"/>
               </w:rPr>
-              <w:t>CUP 26.950,00</w:t>
+              <w:t>CUP 27.440,00</w:t>
             </w:r>
           </w:p>
         </w:tc>
@@ -32576,7 +32858,7 @@
                 <w:sz w:val="20"/>
                 <w:szCs w:val="20"/>
               </w:rPr>
-              <w:t>CUP 2.310,00</w:t>
+              <w:t>CUP 2.352,00</w:t>
             </w:r>
           </w:p>
         </w:tc>
@@ -32627,7 +32909,7 @@
                 <w:sz w:val="20"/>
                 <w:szCs w:val="20"/>
               </w:rPr>
-              <w:t>CUP 11.550,00</w:t>
+              <w:t>CUP 11.760,00</w:t>
             </w:r>
           </w:p>
         </w:tc>
@@ -32678,7 +32960,7 @@
                 <w:sz w:val="20"/>
                 <w:szCs w:val="20"/>
               </w:rPr>
-              <w:t>CUP 30.800,00</w:t>
+              <w:t>CUP 31.360,00</w:t>
             </w:r>
           </w:p>
         </w:tc>
@@ -32729,7 +33011,7 @@
                 <w:sz w:val="20"/>
                 <w:szCs w:val="20"/>
               </w:rPr>
-              <w:t>CUP 30.800,00</w:t>
+              <w:t>CUP 31.360,00</w:t>
             </w:r>
           </w:p>
         </w:tc>
@@ -32780,7 +33062,7 @@
                 <w:sz w:val="20"/>
                 <w:szCs w:val="20"/>
               </w:rPr>
-              <w:t>CUP 53.900,00</w:t>
+              <w:t>CUP 54.880,00</w:t>
             </w:r>
           </w:p>
         </w:tc>
@@ -32831,7 +33113,7 @@
                 <w:sz w:val="20"/>
                 <w:szCs w:val="20"/>
               </w:rPr>
-              <w:t>CUP 15.400,00</w:t>
+              <w:t>CUP 15.680,00</w:t>
             </w:r>
           </w:p>
         </w:tc>
@@ -32882,7 +33164,7 @@
                 <w:sz w:val="20"/>
                 <w:szCs w:val="20"/>
               </w:rPr>
-              <w:t>CUP 30.800,00</w:t>
+              <w:t>CUP 31.360,00</w:t>
             </w:r>
           </w:p>
         </w:tc>
@@ -32933,7 +33215,7 @@
                 <w:sz w:val="20"/>
                 <w:szCs w:val="20"/>
               </w:rPr>
-              <w:t>CUP 7.700,00</w:t>
+              <w:t>CUP 7.840,00</w:t>
             </w:r>
           </w:p>
         </w:tc>
@@ -32985,7 +33267,7 @@
                 <w:sz w:val="20"/>
                 <w:szCs w:val="20"/>
               </w:rPr>
-              <w:t>CUP 11.550,00</w:t>
+              <w:t>CUP 11.760,00</w:t>
             </w:r>
           </w:p>
         </w:tc>
@@ -33036,7 +33318,7 @@
                 <w:sz w:val="20"/>
                 <w:szCs w:val="20"/>
               </w:rPr>
-              <w:t>CUP 7.700,00</w:t>
+              <w:t>CUP 7.840,00</w:t>
             </w:r>
           </w:p>
         </w:tc>
@@ -33087,7 +33369,7 @@
                 <w:sz w:val="20"/>
                 <w:szCs w:val="20"/>
               </w:rPr>
-              <w:t>CUP 7.700,00</w:t>
+              <w:t>CUP 7.840,00</w:t>
             </w:r>
           </w:p>
         </w:tc>
@@ -33131,7 +33413,7 @@
                 <w:sz w:val="20"/>
                 <w:szCs w:val="20"/>
               </w:rPr>
-              <w:t>CUP 3.850,00</w:t>
+              <w:t>CUP 3.920,00</w:t>
             </w:r>
           </w:p>
         </w:tc>
@@ -33182,7 +33464,7 @@
                 <w:sz w:val="20"/>
                 <w:szCs w:val="20"/>
               </w:rPr>
-              <w:t>CUP 6.160,00</w:t>
+              <w:t>CUP 6.272,00</w:t>
             </w:r>
           </w:p>
         </w:tc>
@@ -33233,7 +33515,7 @@
                 <w:sz w:val="20"/>
                 <w:szCs w:val="20"/>
               </w:rPr>
-              <w:t>CUP 6.160,00</w:t>
+              <w:t>CUP 6.272,00</w:t>
             </w:r>
           </w:p>
         </w:tc>
@@ -33285,7 +33567,7 @@
                 <w:sz w:val="20"/>
                 <w:szCs w:val="20"/>
               </w:rPr>
-              <w:t>CUP 23.100,00</w:t>
+              <w:t>CUP 23.520,00</w:t>
             </w:r>
           </w:p>
         </w:tc>
@@ -33337,7 +33619,7 @@
                 <w:sz w:val="20"/>
                 <w:szCs w:val="20"/>
               </w:rPr>
-              <w:t>CUP 6.160,00</w:t>
+              <w:t>CUP 6.272,00</w:t>
             </w:r>
           </w:p>
         </w:tc>
@@ -33388,7 +33670,7 @@
                 <w:sz w:val="20"/>
                 <w:szCs w:val="20"/>
               </w:rPr>
-              <w:t>CUP 9.240,00</w:t>
+              <w:t>CUP 9.408,00</w:t>
             </w:r>
           </w:p>
         </w:tc>
@@ -33439,7 +33721,7 @@
                 <w:sz w:val="20"/>
                 <w:szCs w:val="20"/>
               </w:rPr>
-              <w:t>CUP 11.550,00</w:t>
+              <w:t>CUP 11.760,00</w:t>
             </w:r>
           </w:p>
         </w:tc>
@@ -33490,7 +33772,7 @@
                 <w:sz w:val="20"/>
                 <w:szCs w:val="20"/>
               </w:rPr>
-              <w:t>CUP 15.400,00</w:t>
+              <w:t>CUP 15.680,00</w:t>
             </w:r>
           </w:p>
         </w:tc>
@@ -33541,7 +33823,7 @@
                 <w:sz w:val="20"/>
                 <w:szCs w:val="20"/>
               </w:rPr>
-              <w:t>CUP 7.700,00</w:t>
+              <w:t>CUP 7.840,00</w:t>
             </w:r>
           </w:p>
         </w:tc>
@@ -33592,7 +33874,7 @@
                 <w:sz w:val="20"/>
                 <w:szCs w:val="20"/>
               </w:rPr>
-              <w:t>CUP 11.550,00</w:t>
+              <w:t>CUP 11.760,00</w:t>
             </w:r>
           </w:p>
         </w:tc>
@@ -33643,7 +33925,7 @@
                 <w:sz w:val="20"/>
                 <w:szCs w:val="20"/>
               </w:rPr>
-              <w:t>CUP 7.700,00</w:t>
+              <w:t>CUP 7.840,00</w:t>
             </w:r>
           </w:p>
         </w:tc>
@@ -33694,7 +33976,7 @@
                 <w:sz w:val="20"/>
                 <w:szCs w:val="20"/>
               </w:rPr>
-              <w:t>CUP 7.700,00</w:t>
+              <w:t>CUP 7.840,00</w:t>
             </w:r>
           </w:p>
         </w:tc>
@@ -33745,7 +34027,7 @@
                 <w:sz w:val="20"/>
                 <w:szCs w:val="20"/>
               </w:rPr>
-              <w:t>CUP 9.240,00</w:t>
+              <w:t>CUP 9.408,00</w:t>
             </w:r>
           </w:p>
         </w:tc>
@@ -33796,7 +34078,7 @@
                 <w:sz w:val="20"/>
                 <w:szCs w:val="20"/>
               </w:rPr>
-              <w:t>CUP 77.000,00</w:t>
+              <w:t>CUP 78.400,00</w:t>
             </w:r>
           </w:p>
         </w:tc>
@@ -33847,7 +34129,7 @@
                 <w:sz w:val="20"/>
                 <w:szCs w:val="20"/>
               </w:rPr>
-              <w:t>CUP 26.950,00</w:t>
+              <w:t>CUP 27.440,00</w:t>
             </w:r>
           </w:p>
         </w:tc>
@@ -33898,7 +34180,7 @@
                 <w:sz w:val="20"/>
                 <w:szCs w:val="20"/>
               </w:rPr>
-              <w:t>CUP 7.700,00</w:t>
+              <w:t>CUP 7.840,00</w:t>
             </w:r>
           </w:p>
         </w:tc>
@@ -34017,7 +34299,7 @@
                 <w:sz w:val="20"/>
                 <w:szCs w:val="20"/>
               </w:rPr>
-              <w:t>CUP 107.800,00</w:t>
+              <w:t>CUP 109.760,00</w:t>
             </w:r>
           </w:p>
         </w:tc>
@@ -34069,7 +34351,7 @@
                 <w:sz w:val="20"/>
                 <w:szCs w:val="20"/>
               </w:rPr>
-              <w:t>CUP 3.850,00</w:t>
+              <w:t>CUP 3.920,00</w:t>
             </w:r>
           </w:p>
         </w:tc>
@@ -34121,7 +34403,7 @@
                 <w:sz w:val="20"/>
                 <w:szCs w:val="20"/>
               </w:rPr>
-              <w:t>CUP 19.250,00</w:t>
+              <w:t>CUP 19.600,00</w:t>
             </w:r>
           </w:p>
         </w:tc>
@@ -34173,7 +34455,7 @@
                 <w:sz w:val="20"/>
                 <w:szCs w:val="20"/>
               </w:rPr>
-              <w:t>CUP 107.800,00</w:t>
+              <w:t>CUP 109.760,00</w:t>
             </w:r>
           </w:p>
         </w:tc>
@@ -34224,7 +34506,7 @@
                 <w:sz w:val="20"/>
                 <w:szCs w:val="20"/>
               </w:rPr>
-              <w:t>CUP 154.000,00</w:t>
+              <w:t>CUP 156.800,00</w:t>
             </w:r>
           </w:p>
         </w:tc>
@@ -34246,13 +34528,23 @@
                 <w:szCs w:val="22"/>
               </w:rPr>
             </w:pPr>
-            <w:r>
-              <w:rPr>
-                <w:rFonts w:cs="Calibri"/>
-                <w:sz w:val="22"/>
-                <w:szCs w:val="22"/>
-              </w:rPr>
-              <w:t>ALTERNADOR  (60A), PICANTO 1RA, ATOS, I10</w:t>
+            <w:proofErr w:type="gramStart"/>
+            <w:r>
+              <w:rPr>
+                <w:rFonts w:cs="Calibri"/>
+                <w:sz w:val="22"/>
+                <w:szCs w:val="22"/>
+              </w:rPr>
+              <w:t>ALTERNADOR  (</w:t>
+            </w:r>
+            <w:proofErr w:type="gramEnd"/>
+            <w:r>
+              <w:rPr>
+                <w:rFonts w:cs="Calibri"/>
+                <w:sz w:val="22"/>
+                <w:szCs w:val="22"/>
+              </w:rPr>
+              <w:t>60A), PICANTO 1RA, ATOS, I10</w:t>
             </w:r>
           </w:p>
         </w:tc>
@@ -34275,7 +34567,7 @@
                 <w:sz w:val="20"/>
                 <w:szCs w:val="20"/>
               </w:rPr>
-              <w:t>CUP 154.000,00</w:t>
+              <w:t>CUP 156.800,00</w:t>
             </w:r>
           </w:p>
         </w:tc>
@@ -34326,7 +34618,7 @@
                 <w:sz w:val="20"/>
                 <w:szCs w:val="20"/>
               </w:rPr>
-              <w:t>CUP 192.500,00</w:t>
+              <w:t>CUP 196.000,00</w:t>
             </w:r>
           </w:p>
         </w:tc>
@@ -34378,7 +34670,7 @@
                 <w:sz w:val="20"/>
                 <w:szCs w:val="20"/>
               </w:rPr>
-              <w:t>CUP 123.200,00</w:t>
+              <w:t>CUP 125.440,00</w:t>
             </w:r>
           </w:p>
         </w:tc>
@@ -34439,7 +34731,7 @@
                 <w:sz w:val="20"/>
                 <w:szCs w:val="20"/>
               </w:rPr>
-              <w:t>CUP 138.600,00</w:t>
+              <w:t>CUP 141.120,00</w:t>
             </w:r>
           </w:p>
         </w:tc>
@@ -34490,7 +34782,7 @@
                 <w:sz w:val="20"/>
                 <w:szCs w:val="20"/>
               </w:rPr>
-              <w:t>CUP 138.600,00</w:t>
+              <w:t>CUP 141.120,00</w:t>
             </w:r>
           </w:p>
         </w:tc>
@@ -34519,7 +34811,67 @@
                 <w:sz w:val="22"/>
                 <w:szCs w:val="22"/>
               </w:rPr>
-              <w:t>AMORTIGUADORES TRASEROS PICANTO 1RA, 2DA Y 3RA, accent 2006, grand I10, Río 2008 ( PAREJA)</w:t>
+              <w:t xml:space="preserve">AMORTIGUADORES TRASEROS PICANTO 1RA, 2DA Y 3RA, </w:t>
+            </w:r>
+            <w:proofErr w:type="spellStart"/>
+            <w:r>
+              <w:rPr>
+                <w:rFonts w:cs="Calibri"/>
+                <w:color w:val="161616"/>
+                <w:sz w:val="22"/>
+                <w:szCs w:val="22"/>
+              </w:rPr>
+              <w:t>accent</w:t>
+            </w:r>
+            <w:proofErr w:type="spellEnd"/>
+            <w:r>
+              <w:rPr>
+                <w:rFonts w:cs="Calibri"/>
+                <w:color w:val="161616"/>
+                <w:sz w:val="22"/>
+                <w:szCs w:val="22"/>
+              </w:rPr>
+              <w:t xml:space="preserve"> 2006, </w:t>
+            </w:r>
+            <w:proofErr w:type="spellStart"/>
+            <w:r>
+              <w:rPr>
+                <w:rFonts w:cs="Calibri"/>
+                <w:color w:val="161616"/>
+                <w:sz w:val="22"/>
+                <w:szCs w:val="22"/>
+              </w:rPr>
+              <w:t>grand</w:t>
+            </w:r>
+            <w:proofErr w:type="spellEnd"/>
+            <w:r>
+              <w:rPr>
+                <w:rFonts w:cs="Calibri"/>
+                <w:color w:val="161616"/>
+                <w:sz w:val="22"/>
+                <w:szCs w:val="22"/>
+              </w:rPr>
+              <w:t xml:space="preserve"> I10, Río 2008 </w:t>
+            </w:r>
+            <w:proofErr w:type="gramStart"/>
+            <w:r>
+              <w:rPr>
+                <w:rFonts w:cs="Calibri"/>
+                <w:color w:val="161616"/>
+                <w:sz w:val="22"/>
+                <w:szCs w:val="22"/>
+              </w:rPr>
+              <w:t>( PAREJA</w:t>
+            </w:r>
+            <w:proofErr w:type="gramEnd"/>
+            <w:r>
+              <w:rPr>
+                <w:rFonts w:cs="Calibri"/>
+                <w:color w:val="161616"/>
+                <w:sz w:val="22"/>
+                <w:szCs w:val="22"/>
+              </w:rPr>
+              <w:t>)</w:t>
             </w:r>
           </w:p>
         </w:tc>
@@ -34542,7 +34894,7 @@
                 <w:sz w:val="20"/>
                 <w:szCs w:val="20"/>
               </w:rPr>
-              <w:t>CUP 92.400,00</w:t>
+              <w:t>CUP 94.080,00</w:t>
             </w:r>
           </w:p>
         </w:tc>
@@ -34593,7 +34945,7 @@
                 <w:sz w:val="20"/>
                 <w:szCs w:val="20"/>
               </w:rPr>
-              <w:t>CUP 4.620,00</w:t>
+              <w:t>CUP 4.704,00</w:t>
             </w:r>
           </w:p>
         </w:tc>
@@ -34644,7 +34996,7 @@
                 <w:sz w:val="20"/>
                 <w:szCs w:val="20"/>
               </w:rPr>
-              <w:t>CUP 61.600,00</w:t>
+              <w:t>CUP 62.720,00</w:t>
             </w:r>
           </w:p>
         </w:tc>
@@ -34695,7 +35047,7 @@
                 <w:sz w:val="20"/>
                 <w:szCs w:val="20"/>
               </w:rPr>
-              <w:t>CUP 30.800,00</w:t>
+              <w:t>CUP 31.360,00</w:t>
             </w:r>
           </w:p>
         </w:tc>
@@ -34747,7 +35099,7 @@
                 <w:sz w:val="20"/>
                 <w:szCs w:val="20"/>
               </w:rPr>
-              <w:t>CUP 30.800,00</w:t>
+              <w:t>CUP 31.360,00</w:t>
             </w:r>
           </w:p>
         </w:tc>
@@ -34798,7 +35150,7 @@
                 <w:sz w:val="20"/>
                 <w:szCs w:val="20"/>
               </w:rPr>
-              <w:t>CUP 30.800,00</w:t>
+              <w:t>CUP 31.360,00</w:t>
             </w:r>
           </w:p>
         </w:tc>
@@ -34850,7 +35202,7 @@
                 <w:sz w:val="20"/>
                 <w:szCs w:val="20"/>
               </w:rPr>
-              <w:t>CUP 7.700,00</w:t>
+              <w:t>CUP 7.840,00</w:t>
             </w:r>
           </w:p>
         </w:tc>
@@ -34902,7 +35254,7 @@
                 <w:sz w:val="20"/>
                 <w:szCs w:val="20"/>
               </w:rPr>
-              <w:t>CUP 65.450,00</w:t>
+              <w:t>CUP 66.640,00</w:t>
             </w:r>
           </w:p>
         </w:tc>
@@ -34953,7 +35305,7 @@
                 <w:sz w:val="20"/>
                 <w:szCs w:val="20"/>
               </w:rPr>
-              <w:t>CUP 61.600,00</w:t>
+              <w:t>CUP 62.720,00</w:t>
             </w:r>
           </w:p>
         </w:tc>
@@ -35004,7 +35356,7 @@
                 <w:sz w:val="20"/>
                 <w:szCs w:val="20"/>
               </w:rPr>
-              <w:t>CUP 77.000,00</w:t>
+              <w:t>CUP 78.400,00</w:t>
             </w:r>
           </w:p>
         </w:tc>
@@ -35055,7 +35407,7 @@
                 <w:sz w:val="20"/>
                 <w:szCs w:val="20"/>
               </w:rPr>
-              <w:t>CUP 77.000,00</w:t>
+              <w:t>CUP 78.400,00</w:t>
             </w:r>
           </w:p>
         </w:tc>
@@ -35106,7 +35458,7 @@
                 <w:sz w:val="20"/>
                 <w:szCs w:val="20"/>
               </w:rPr>
-              <w:t>CUP 84.700,00</w:t>
+              <w:t>CUP 86.240,00</w:t>
             </w:r>
           </w:p>
         </w:tc>
@@ -35157,7 +35509,7 @@
                 <w:sz w:val="20"/>
                 <w:szCs w:val="20"/>
               </w:rPr>
-              <w:t>CUP 92.400,00</w:t>
+              <w:t>CUP 94.080,00</w:t>
             </w:r>
           </w:p>
         </w:tc>
@@ -35208,7 +35560,7 @@
                 <w:sz w:val="20"/>
                 <w:szCs w:val="20"/>
               </w:rPr>
-              <w:t>CUP 19.250,00</w:t>
+              <w:t>CUP 19.600,00</w:t>
             </w:r>
           </w:p>
         </w:tc>
@@ -35259,7 +35611,7 @@
                 <w:sz w:val="20"/>
                 <w:szCs w:val="20"/>
               </w:rPr>
-              <w:t>CUP 30.800,00</w:t>
+              <w:t>CUP 31.360,00</w:t>
             </w:r>
           </w:p>
         </w:tc>
@@ -35310,7 +35662,7 @@
                 <w:sz w:val="20"/>
                 <w:szCs w:val="20"/>
               </w:rPr>
-              <w:t>CUP 30.800,00</w:t>
+              <w:t>CUP 31.360,00</w:t>
             </w:r>
           </w:p>
         </w:tc>
@@ -35362,7 +35714,7 @@
                 <w:sz w:val="20"/>
                 <w:szCs w:val="20"/>
               </w:rPr>
-              <w:t>CUP 46.200,00</w:t>
+              <w:t>CUP 47.040,00</w:t>
             </w:r>
           </w:p>
         </w:tc>
@@ -35413,7 +35765,7 @@
                 <w:sz w:val="20"/>
                 <w:szCs w:val="20"/>
               </w:rPr>
-              <w:t>CUP 46.200,00</w:t>
+              <w:t>CUP 47.040,00</w:t>
             </w:r>
           </w:p>
         </w:tc>
@@ -35464,7 +35816,7 @@
                 <w:sz w:val="20"/>
                 <w:szCs w:val="20"/>
               </w:rPr>
-              <w:t>CUP 23.100,00</w:t>
+              <w:t>CUP 23.520,00</w:t>
             </w:r>
           </w:p>
         </w:tc>
@@ -35515,7 +35867,7 @@
                 <w:sz w:val="20"/>
                 <w:szCs w:val="20"/>
               </w:rPr>
-              <w:t>CUP 61.600,00</w:t>
+              <w:t>CUP 62.720,00</w:t>
             </w:r>
           </w:p>
         </w:tc>
@@ -35566,7 +35918,7 @@
                 <w:sz w:val="20"/>
                 <w:szCs w:val="20"/>
               </w:rPr>
-              <w:t>CUP 46.200,00</w:t>
+              <w:t>CUP 47.040,00</w:t>
             </w:r>
           </w:p>
         </w:tc>
@@ -35617,7 +35969,7 @@
                 <w:sz w:val="20"/>
                 <w:szCs w:val="20"/>
               </w:rPr>
-              <w:t>CUP 46.200,00</w:t>
+              <w:t>CUP 47.040,00</w:t>
             </w:r>
           </w:p>
         </w:tc>
@@ -35668,7 +36020,7 @@
                 <w:sz w:val="20"/>
                 <w:szCs w:val="20"/>
               </w:rPr>
-              <w:t>CUP 77.000,00</w:t>
+              <w:t>CUP 78.400,00</w:t>
             </w:r>
           </w:p>
         </w:tc>
@@ -35719,7 +36071,7 @@
                 <w:sz w:val="20"/>
                 <w:szCs w:val="20"/>
               </w:rPr>
-              <w:t>CUP 34.650,00</w:t>
+              <w:t>CUP 35.280,00</w:t>
             </w:r>
           </w:p>
         </w:tc>
@@ -35770,7 +36122,7 @@
                 <w:sz w:val="20"/>
                 <w:szCs w:val="20"/>
               </w:rPr>
-              <w:t>CUP 770,00</w:t>
+              <w:t>CUP 784,00</w:t>
             </w:r>
           </w:p>
         </w:tc>
@@ -35821,7 +36173,7 @@
                 <w:sz w:val="20"/>
                 <w:szCs w:val="20"/>
               </w:rPr>
-              <w:t>CUP 770,00</w:t>
+              <w:t>CUP 784,00</w:t>
             </w:r>
           </w:p>
         </w:tc>
@@ -35872,7 +36224,7 @@
                 <w:sz w:val="20"/>
                 <w:szCs w:val="20"/>
               </w:rPr>
-              <w:t>CUP 770,00</w:t>
+              <w:t>CUP 784,00</w:t>
             </w:r>
           </w:p>
         </w:tc>
@@ -35923,7 +36275,7 @@
                 <w:sz w:val="20"/>
                 <w:szCs w:val="20"/>
               </w:rPr>
-              <w:t>CUP 92.400,00</w:t>
+              <w:t>CUP 94.080,00</w:t>
             </w:r>
           </w:p>
         </w:tc>
@@ -35974,7 +36326,7 @@
                 <w:sz w:val="20"/>
                 <w:szCs w:val="20"/>
               </w:rPr>
-              <w:t>CUP 92.400,00</w:t>
+              <w:t>CUP 94.080,00</w:t>
             </w:r>
           </w:p>
         </w:tc>
@@ -36025,7 +36377,7 @@
                 <w:sz w:val="20"/>
                 <w:szCs w:val="20"/>
               </w:rPr>
-              <w:t>CUP 77.000,00</w:t>
+              <w:t>CUP 78.400,00</w:t>
             </w:r>
           </w:p>
         </w:tc>
@@ -36076,7 +36428,7 @@
                 <w:sz w:val="20"/>
                 <w:szCs w:val="20"/>
               </w:rPr>
-              <w:t>CUP 77.000,00</w:t>
+              <w:t>CUP 78.400,00</w:t>
             </w:r>
           </w:p>
         </w:tc>
@@ -36127,7 +36479,7 @@
                 <w:sz w:val="20"/>
                 <w:szCs w:val="20"/>
               </w:rPr>
-              <w:t>CUP 7.700,00</w:t>
+              <w:t>CUP 7.840,00</w:t>
             </w:r>
           </w:p>
         </w:tc>
@@ -36150,13 +36502,23 @@
                 <w:szCs w:val="22"/>
               </w:rPr>
             </w:pPr>
-            <w:r>
-              <w:rPr>
-                <w:rFonts w:cs="Calibri"/>
-                <w:sz w:val="22"/>
-                <w:szCs w:val="22"/>
-              </w:rPr>
-              <w:t>BOVEDAS  PICANTO 2DA PAREJA</w:t>
+            <w:proofErr w:type="gramStart"/>
+            <w:r>
+              <w:rPr>
+                <w:rFonts w:cs="Calibri"/>
+                <w:sz w:val="22"/>
+                <w:szCs w:val="22"/>
+              </w:rPr>
+              <w:t>BOVEDAS  PICANTO</w:t>
+            </w:r>
+            <w:proofErr w:type="gramEnd"/>
+            <w:r>
+              <w:rPr>
+                <w:rFonts w:cs="Calibri"/>
+                <w:sz w:val="22"/>
+                <w:szCs w:val="22"/>
+              </w:rPr>
+              <w:t xml:space="preserve"> 2DA PAREJA</w:t>
             </w:r>
           </w:p>
         </w:tc>
@@ -36179,7 +36541,7 @@
                 <w:sz w:val="20"/>
                 <w:szCs w:val="20"/>
               </w:rPr>
-              <w:t>CUP 61.600,00</w:t>
+              <w:t>CUP 62.720,00</w:t>
             </w:r>
           </w:p>
         </w:tc>
@@ -36230,7 +36592,7 @@
                 <w:sz w:val="20"/>
                 <w:szCs w:val="20"/>
               </w:rPr>
-              <w:t>CUP 61.600,00</w:t>
+              <w:t>CUP 62.720,00</w:t>
             </w:r>
           </w:p>
         </w:tc>
@@ -36281,7 +36643,7 @@
                 <w:sz w:val="20"/>
                 <w:szCs w:val="20"/>
               </w:rPr>
-              <w:t>CUP 61.600,00</w:t>
+              <w:t>CUP 62.720,00</w:t>
             </w:r>
           </w:p>
         </w:tc>
@@ -36332,7 +36694,7 @@
                 <w:sz w:val="20"/>
                 <w:szCs w:val="20"/>
               </w:rPr>
-              <w:t>CUP 7.700,00</w:t>
+              <w:t>CUP 7.840,00</w:t>
             </w:r>
           </w:p>
         </w:tc>
@@ -36383,7 +36745,7 @@
                 <w:sz w:val="20"/>
                 <w:szCs w:val="20"/>
               </w:rPr>
-              <w:t>CUP 7.700,00</w:t>
+              <w:t>CUP 7.840,00</w:t>
             </w:r>
           </w:p>
         </w:tc>
@@ -36435,7 +36797,7 @@
                 <w:sz w:val="20"/>
                 <w:szCs w:val="20"/>
               </w:rPr>
-              <w:t>CUP 3.850,00</w:t>
+              <w:t>CUP 3.920,00</w:t>
             </w:r>
           </w:p>
         </w:tc>
@@ -36486,7 +36848,7 @@
                 <w:sz w:val="20"/>
                 <w:szCs w:val="20"/>
               </w:rPr>
-              <w:t>CUP 5.390,00</w:t>
+              <w:t>CUP 5.488,00</w:t>
             </w:r>
           </w:p>
         </w:tc>
@@ -36537,7 +36899,7 @@
                 <w:sz w:val="20"/>
                 <w:szCs w:val="20"/>
               </w:rPr>
-              <w:t>CUP 5.390,00</w:t>
+              <w:t>CUP 5.488,00</w:t>
             </w:r>
           </w:p>
         </w:tc>
@@ -36565,7 +36927,25 @@
                 <w:sz w:val="22"/>
                 <w:szCs w:val="22"/>
               </w:rPr>
-              <w:t xml:space="preserve">CABLE DE BUJIA PICANTO 1RA,  ATOS, I10          </w:t>
+              <w:t>CABLE DE BUJIA PICANTO 1</w:t>
+            </w:r>
+            <w:proofErr w:type="gramStart"/>
+            <w:r>
+              <w:rPr>
+                <w:rFonts w:cs="Calibri"/>
+                <w:sz w:val="22"/>
+                <w:szCs w:val="22"/>
+              </w:rPr>
+              <w:t>RA,  ATOS</w:t>
+            </w:r>
+            <w:proofErr w:type="gramEnd"/>
+            <w:r>
+              <w:rPr>
+                <w:rFonts w:cs="Calibri"/>
+                <w:sz w:val="22"/>
+                <w:szCs w:val="22"/>
+              </w:rPr>
+              <w:t xml:space="preserve">, I10          </w:t>
             </w:r>
           </w:p>
         </w:tc>
@@ -36588,7 +36968,7 @@
                 <w:sz w:val="20"/>
                 <w:szCs w:val="20"/>
               </w:rPr>
-              <w:t>CUP 23.100,00</w:t>
+              <w:t>CUP 23.520,00</w:t>
             </w:r>
           </w:p>
         </w:tc>
@@ -36639,7 +37019,7 @@
                 <w:sz w:val="20"/>
                 <w:szCs w:val="20"/>
               </w:rPr>
-              <w:t>CUP 30.800,00</w:t>
+              <w:t>CUP 31.360,00</w:t>
             </w:r>
           </w:p>
         </w:tc>
@@ -36690,7 +37070,7 @@
                 <w:sz w:val="20"/>
                 <w:szCs w:val="20"/>
               </w:rPr>
-              <w:t>CUP 61.600,00</w:t>
+              <w:t>CUP 62.720,00</w:t>
             </w:r>
           </w:p>
         </w:tc>
@@ -36741,7 +37121,7 @@
                 <w:sz w:val="20"/>
                 <w:szCs w:val="20"/>
               </w:rPr>
-              <w:t>CUP 69.300,00</w:t>
+              <w:t>CUP 70.560,00</w:t>
             </w:r>
           </w:p>
         </w:tc>
@@ -36792,7 +37172,7 @@
                 <w:sz w:val="20"/>
                 <w:szCs w:val="20"/>
               </w:rPr>
-              <w:t>CUP 19.250,00</w:t>
+              <w:t>CUP 19.600,00</w:t>
             </w:r>
           </w:p>
         </w:tc>
@@ -36843,7 +37223,7 @@
                 <w:sz w:val="20"/>
                 <w:szCs w:val="20"/>
               </w:rPr>
-              <w:t>CUP 23.100,00</w:t>
+              <w:t>CUP 23.520,00</w:t>
             </w:r>
           </w:p>
         </w:tc>
@@ -36871,7 +37251,25 @@
                 <w:sz w:val="22"/>
                 <w:szCs w:val="22"/>
               </w:rPr>
-              <w:t>CALZO DE MOTOR DERECHO PICANTO 2DA  Y 3RA</w:t>
+              <w:t>CALZO DE MOTOR DERECHO PICANTO 2</w:t>
+            </w:r>
+            <w:proofErr w:type="gramStart"/>
+            <w:r>
+              <w:rPr>
+                <w:rFonts w:cs="Calibri"/>
+                <w:sz w:val="22"/>
+                <w:szCs w:val="22"/>
+              </w:rPr>
+              <w:t>DA  Y</w:t>
+            </w:r>
+            <w:proofErr w:type="gramEnd"/>
+            <w:r>
+              <w:rPr>
+                <w:rFonts w:cs="Calibri"/>
+                <w:sz w:val="22"/>
+                <w:szCs w:val="22"/>
+              </w:rPr>
+              <w:t xml:space="preserve"> 3RA</w:t>
             </w:r>
           </w:p>
         </w:tc>
@@ -36894,7 +37292,7 @@
                 <w:sz w:val="20"/>
                 <w:szCs w:val="20"/>
               </w:rPr>
-              <w:t>CUP 77.000,00</w:t>
+              <w:t>CUP 78.400,00</w:t>
             </w:r>
           </w:p>
         </w:tc>
@@ -36946,7 +37344,7 @@
                 <w:sz w:val="20"/>
                 <w:szCs w:val="20"/>
               </w:rPr>
-              <w:t>CUP 57.750,00</w:t>
+              <w:t>CUP 58.800,00</w:t>
             </w:r>
           </w:p>
         </w:tc>
@@ -36998,7 +37396,7 @@
                 <w:sz w:val="20"/>
                 <w:szCs w:val="20"/>
               </w:rPr>
-              <w:t>CUP 30.800,00</w:t>
+              <w:t>CUP 31.360,00</w:t>
             </w:r>
           </w:p>
         </w:tc>
@@ -37050,7 +37448,7 @@
                 <w:sz w:val="20"/>
                 <w:szCs w:val="20"/>
               </w:rPr>
-              <w:t>CUP 11.550,00</w:t>
+              <w:t>CUP 11.760,00</w:t>
             </w:r>
           </w:p>
         </w:tc>
@@ -37103,7 +37501,7 @@
                 <w:sz w:val="20"/>
                 <w:szCs w:val="20"/>
               </w:rPr>
-              <w:t>CUP 19.250,00</w:t>
+              <w:t>CUP 19.600,00</w:t>
             </w:r>
           </w:p>
         </w:tc>
@@ -37155,7 +37553,7 @@
                 <w:sz w:val="20"/>
                 <w:szCs w:val="20"/>
               </w:rPr>
-              <w:t>CUP 23.100,00</w:t>
+              <w:t>CUP 23.520,00</w:t>
             </w:r>
           </w:p>
         </w:tc>
@@ -37207,7 +37605,7 @@
                 <w:sz w:val="20"/>
                 <w:szCs w:val="20"/>
               </w:rPr>
-              <w:t>CUP 46.200,00</w:t>
+              <w:t>CUP 47.040,00</w:t>
             </w:r>
           </w:p>
         </w:tc>
@@ -37259,7 +37657,7 @@
                 <w:sz w:val="20"/>
                 <w:szCs w:val="20"/>
               </w:rPr>
-              <w:t>CUP 23.100,00</w:t>
+              <w:t>CUP 23.520,00</w:t>
             </w:r>
           </w:p>
         </w:tc>
@@ -37304,7 +37702,7 @@
                 <w:sz w:val="20"/>
                 <w:szCs w:val="20"/>
               </w:rPr>
-              <w:t>CUP 38.500,00</w:t>
+              <w:t>CUP 39.200,00</w:t>
             </w:r>
           </w:p>
         </w:tc>
@@ -37332,7 +37730,25 @@
                 <w:sz w:val="22"/>
                 <w:szCs w:val="22"/>
               </w:rPr>
-              <w:t>COLLARÍN DE EMBRAGUE  PICANTO 1RA, 2DA Y 3RA, ATOS, I10</w:t>
+              <w:t xml:space="preserve">COLLARÍN DE </w:t>
+            </w:r>
+            <w:proofErr w:type="gramStart"/>
+            <w:r>
+              <w:rPr>
+                <w:rFonts w:cs="Calibri"/>
+                <w:sz w:val="22"/>
+                <w:szCs w:val="22"/>
+              </w:rPr>
+              <w:t>EMBRAGUE  PICANTO</w:t>
+            </w:r>
+            <w:proofErr w:type="gramEnd"/>
+            <w:r>
+              <w:rPr>
+                <w:rFonts w:cs="Calibri"/>
+                <w:sz w:val="22"/>
+                <w:szCs w:val="22"/>
+              </w:rPr>
+              <w:t xml:space="preserve"> 1RA, 2DA Y 3RA, ATOS, I10</w:t>
             </w:r>
           </w:p>
         </w:tc>
@@ -37348,7 +37764,7 @@
                 <w:sz w:val="20"/>
                 <w:szCs w:val="20"/>
               </w:rPr>
-              <w:t>CUP 26.950,00</w:t>
+              <w:t>CUP 27.440,00</w:t>
             </w:r>
           </w:p>
         </w:tc>
@@ -37392,7 +37808,7 @@
                 <w:sz w:val="20"/>
                 <w:szCs w:val="20"/>
               </w:rPr>
-              <w:t>CUP 123.200,00</w:t>
+              <w:t>CUP 125.440,00</w:t>
             </w:r>
           </w:p>
         </w:tc>
@@ -37437,7 +37853,7 @@
                 <w:sz w:val="20"/>
                 <w:szCs w:val="20"/>
               </w:rPr>
-              <w:t>CUP 123.200,00</w:t>
+              <w:t>CUP 125.440,00</w:t>
             </w:r>
           </w:p>
         </w:tc>
@@ -37466,7 +37882,25 @@
                 <w:sz w:val="22"/>
                 <w:szCs w:val="22"/>
               </w:rPr>
-              <w:t>CONDENSADOR PICANTO 1RA[08-11]</w:t>
+              <w:t>CONDENSADOR PICANTO 1</w:t>
+            </w:r>
+            <w:proofErr w:type="gramStart"/>
+            <w:r>
+              <w:rPr>
+                <w:rFonts w:cs="Calibri"/>
+                <w:sz w:val="22"/>
+                <w:szCs w:val="22"/>
+              </w:rPr>
+              <w:t>RA[</w:t>
+            </w:r>
+            <w:proofErr w:type="gramEnd"/>
+            <w:r>
+              <w:rPr>
+                <w:rFonts w:cs="Calibri"/>
+                <w:sz w:val="22"/>
+                <w:szCs w:val="22"/>
+              </w:rPr>
+              <w:t>08-11]</w:t>
             </w:r>
           </w:p>
         </w:tc>
@@ -37482,7 +37916,7 @@
                 <w:sz w:val="20"/>
                 <w:szCs w:val="20"/>
               </w:rPr>
-              <w:t>CUP 123.200,00</w:t>
+              <w:t>CUP 125.440,00</w:t>
             </w:r>
           </w:p>
         </w:tc>
@@ -37526,7 +37960,7 @@
                 <w:sz w:val="20"/>
                 <w:szCs w:val="20"/>
               </w:rPr>
-              <w:t>CUP 123.200,00</w:t>
+              <w:t>CUP 125.440,00</w:t>
             </w:r>
           </w:p>
         </w:tc>
@@ -37556,7 +37990,27 @@
                 <w:sz w:val="22"/>
                 <w:szCs w:val="22"/>
               </w:rPr>
-              <w:t xml:space="preserve">CORREA DE DISTRIBUCIÓN PICANTO 1ra, ATOS, GETZ, I10 (101 DIENTES)        </w:t>
+              <w:t xml:space="preserve">CORREA DE DISTRIBUCIÓN PICANTO 1ra, ATOS, GETZ, I10 (101 </w:t>
+            </w:r>
+            <w:proofErr w:type="gramStart"/>
+            <w:r>
+              <w:rPr>
+                <w:rFonts w:cs="Calibri"/>
+                <w:color w:val="161616"/>
+                <w:sz w:val="22"/>
+                <w:szCs w:val="22"/>
+              </w:rPr>
+              <w:t xml:space="preserve">DIENTES)   </w:t>
+            </w:r>
+            <w:proofErr w:type="gramEnd"/>
+            <w:r>
+              <w:rPr>
+                <w:rFonts w:cs="Calibri"/>
+                <w:color w:val="161616"/>
+                <w:sz w:val="22"/>
+                <w:szCs w:val="22"/>
+              </w:rPr>
+              <w:t xml:space="preserve">     </w:t>
             </w:r>
           </w:p>
         </w:tc>
@@ -37572,7 +38026,7 @@
                 <w:sz w:val="20"/>
                 <w:szCs w:val="20"/>
               </w:rPr>
-              <w:t>CUP 23.100,00</w:t>
+              <w:t>CUP 23.520,00</w:t>
             </w:r>
           </w:p>
         </w:tc>
@@ -37616,7 +38070,7 @@
                 <w:sz w:val="20"/>
                 <w:szCs w:val="20"/>
               </w:rPr>
-              <w:t>CUP 11.550,00</w:t>
+              <w:t>CUP 11.760,00</w:t>
             </w:r>
           </w:p>
         </w:tc>
@@ -37660,7 +38114,7 @@
                 <w:sz w:val="20"/>
                 <w:szCs w:val="20"/>
               </w:rPr>
-              <w:t>CUP 15.400,00</w:t>
+              <w:t>CUP 15.680,00</w:t>
             </w:r>
           </w:p>
         </w:tc>
@@ -37704,7 +38158,7 @@
                 <w:sz w:val="20"/>
                 <w:szCs w:val="20"/>
               </w:rPr>
-              <w:t>CUP 30.800,00</w:t>
+              <w:t>CUP 31.360,00</w:t>
             </w:r>
           </w:p>
         </w:tc>
@@ -37748,7 +38202,7 @@
                 <w:sz w:val="20"/>
                 <w:szCs w:val="20"/>
               </w:rPr>
-              <w:t>CUP 30.800,00</w:t>
+              <w:t>CUP 31.360,00</w:t>
             </w:r>
           </w:p>
         </w:tc>
@@ -37792,7 +38246,7 @@
                 <w:sz w:val="20"/>
                 <w:szCs w:val="20"/>
               </w:rPr>
-              <w:t>CUP 115.500,00</w:t>
+              <w:t>CUP 117.600,00</w:t>
             </w:r>
           </w:p>
         </w:tc>
@@ -37836,7 +38290,7 @@
                 <w:sz w:val="20"/>
                 <w:szCs w:val="20"/>
               </w:rPr>
-              <w:t>CUP 154.000,00</w:t>
+              <w:t>CUP 156.800,00</w:t>
             </w:r>
           </w:p>
         </w:tc>
@@ -37880,7 +38334,7 @@
                 <w:sz w:val="20"/>
                 <w:szCs w:val="20"/>
               </w:rPr>
-              <w:t>CUP 77.000,00</w:t>
+              <w:t>CUP 78.400,00</w:t>
             </w:r>
           </w:p>
         </w:tc>
@@ -37925,7 +38379,7 @@
                 <w:sz w:val="20"/>
                 <w:szCs w:val="20"/>
               </w:rPr>
-              <w:t>CUP 38.500,00</w:t>
+              <w:t>CUP 39.200,00</w:t>
             </w:r>
           </w:p>
         </w:tc>
@@ -37970,7 +38424,7 @@
                 <w:sz w:val="20"/>
                 <w:szCs w:val="20"/>
               </w:rPr>
-              <w:t>CUP 77.000,00</w:t>
+              <w:t>CUP 78.400,00</w:t>
             </w:r>
           </w:p>
         </w:tc>
@@ -38014,7 +38468,7 @@
                 <w:sz w:val="20"/>
                 <w:szCs w:val="20"/>
               </w:rPr>
-              <w:t>CUP 77.000,00</w:t>
+              <w:t>CUP 78.400,00</w:t>
             </w:r>
           </w:p>
         </w:tc>
@@ -38058,7 +38512,7 @@
                 <w:sz w:val="20"/>
                 <w:szCs w:val="20"/>
               </w:rPr>
-              <w:t>CUP 123.200,00</w:t>
+              <w:t>CUP 125.440,00</w:t>
             </w:r>
           </w:p>
         </w:tc>
@@ -38103,7 +38557,7 @@
                 <w:sz w:val="20"/>
                 <w:szCs w:val="20"/>
               </w:rPr>
-              <w:t>CUP 123.200,00</w:t>
+              <w:t>CUP 125.440,00</w:t>
             </w:r>
           </w:p>
         </w:tc>
@@ -38147,7 +38601,7 @@
                 <w:sz w:val="20"/>
                 <w:szCs w:val="20"/>
               </w:rPr>
-              <w:t>CUP 192.500,00</w:t>
+              <w:t>CUP 196.000,00</w:t>
             </w:r>
           </w:p>
         </w:tc>
@@ -38191,7 +38645,7 @@
                 <w:sz w:val="20"/>
                 <w:szCs w:val="20"/>
               </w:rPr>
-              <w:t>CUP 192.500,00</w:t>
+              <w:t>CUP 196.000,00</w:t>
             </w:r>
           </w:p>
         </w:tc>
@@ -38235,7 +38689,7 @@
                 <w:sz w:val="20"/>
                 <w:szCs w:val="20"/>
               </w:rPr>
-              <w:t>CUP 177.100,00</w:t>
+              <w:t>CUP 180.320,00</w:t>
             </w:r>
           </w:p>
         </w:tc>
@@ -38279,7 +38733,7 @@
                 <w:sz w:val="20"/>
                 <w:szCs w:val="20"/>
               </w:rPr>
-              <w:t>CUP 192.500,00</w:t>
+              <w:t>CUP 196.000,00</w:t>
             </w:r>
           </w:p>
         </w:tc>
@@ -38324,7 +38778,7 @@
                 <w:sz w:val="20"/>
                 <w:szCs w:val="20"/>
               </w:rPr>
-              <w:t>CUP 192.500,00</w:t>
+              <w:t>CUP 196.000,00</w:t>
             </w:r>
           </w:p>
         </w:tc>
@@ -38368,7 +38822,7 @@
                 <w:sz w:val="20"/>
                 <w:szCs w:val="20"/>
               </w:rPr>
-              <w:t>CUP 192.500,00</w:t>
+              <w:t>CUP 196.000,00</w:t>
             </w:r>
           </w:p>
         </w:tc>
@@ -38412,7 +38866,7 @@
                 <w:sz w:val="20"/>
                 <w:szCs w:val="20"/>
               </w:rPr>
-              <w:t>CUP 115.500,00</w:t>
+              <w:t>CUP 117.600,00</w:t>
             </w:r>
           </w:p>
         </w:tc>
@@ -38456,7 +38910,7 @@
                 <w:sz w:val="20"/>
                 <w:szCs w:val="20"/>
               </w:rPr>
-              <w:t>CUP 154.000,00</w:t>
+              <w:t>CUP 156.800,00</w:t>
             </w:r>
           </w:p>
         </w:tc>
@@ -38500,7 +38954,7 @@
                 <w:sz w:val="20"/>
                 <w:szCs w:val="20"/>
               </w:rPr>
-              <w:t>CUP 169.400,00</w:t>
+              <w:t>CUP 172.480,00</w:t>
             </w:r>
           </w:p>
         </w:tc>
@@ -38544,7 +38998,7 @@
                 <w:sz w:val="20"/>
                 <w:szCs w:val="20"/>
               </w:rPr>
-              <w:t>CUP 169.400,00</w:t>
+              <w:t>CUP 172.480,00</w:t>
             </w:r>
           </w:p>
         </w:tc>
@@ -38588,7 +39042,7 @@
                 <w:sz w:val="20"/>
                 <w:szCs w:val="20"/>
               </w:rPr>
-              <w:t>CUP 169.400,00</w:t>
+              <w:t>CUP 172.480,00</w:t>
             </w:r>
           </w:p>
         </w:tc>
@@ -38632,7 +39086,7 @@
                 <w:sz w:val="20"/>
                 <w:szCs w:val="20"/>
               </w:rPr>
-              <w:t>CUP 53.900,00</w:t>
+              <w:t>CUP 54.880,00</w:t>
             </w:r>
           </w:p>
         </w:tc>
@@ -38676,7 +39130,7 @@
                 <w:sz w:val="20"/>
                 <w:szCs w:val="20"/>
               </w:rPr>
-              <w:t>CUP 53.900,00</w:t>
+              <w:t>CUP 54.880,00</w:t>
             </w:r>
           </w:p>
         </w:tc>
@@ -38720,7 +39174,7 @@
                 <w:sz w:val="20"/>
                 <w:szCs w:val="20"/>
               </w:rPr>
-              <w:t>CUP 46.200,00</w:t>
+              <w:t>CUP 47.040,00</w:t>
             </w:r>
           </w:p>
         </w:tc>
@@ -38764,7 +39218,7 @@
                 <w:sz w:val="20"/>
                 <w:szCs w:val="20"/>
               </w:rPr>
-              <w:t>CUP 53.900,00</w:t>
+              <w:t>CUP 54.880,00</w:t>
             </w:r>
           </w:p>
         </w:tc>
@@ -38808,7 +39262,7 @@
                 <w:sz w:val="20"/>
                 <w:szCs w:val="20"/>
               </w:rPr>
-              <w:t>CUP 53.900,00</w:t>
+              <w:t>CUP 54.880,00</w:t>
             </w:r>
           </w:p>
         </w:tc>
@@ -38852,7 +39306,7 @@
                 <w:sz w:val="20"/>
                 <w:szCs w:val="20"/>
               </w:rPr>
-              <w:t>CUP 107.800,00</w:t>
+              <w:t>CUP 109.760,00</w:t>
             </w:r>
           </w:p>
         </w:tc>
@@ -38896,7 +39350,7 @@
                 <w:sz w:val="20"/>
                 <w:szCs w:val="20"/>
               </w:rPr>
-              <w:t>CUP 107.800,00</w:t>
+              <w:t>CUP 109.760,00</w:t>
             </w:r>
           </w:p>
         </w:tc>
@@ -38940,7 +39394,7 @@
                 <w:sz w:val="20"/>
                 <w:szCs w:val="20"/>
               </w:rPr>
-              <w:t>CUP 138.600,00</w:t>
+              <w:t>CUP 141.120,00</w:t>
             </w:r>
           </w:p>
         </w:tc>
@@ -38984,7 +39438,7 @@
                 <w:sz w:val="20"/>
                 <w:szCs w:val="20"/>
               </w:rPr>
-              <w:t>CUP 6.160,00</w:t>
+              <w:t>CUP 6.272,00</w:t>
             </w:r>
           </w:p>
         </w:tc>
@@ -39029,7 +39483,7 @@
                 <w:sz w:val="20"/>
                 <w:szCs w:val="20"/>
               </w:rPr>
-              <w:t>CUP 19.250,00</w:t>
+              <w:t>CUP 19.600,00</w:t>
             </w:r>
           </w:p>
         </w:tc>
@@ -39073,7 +39527,7 @@
                 <w:sz w:val="20"/>
                 <w:szCs w:val="20"/>
               </w:rPr>
-              <w:t>CUP 38.500,00</w:t>
+              <w:t>CUP 39.200,00</w:t>
             </w:r>
           </w:p>
         </w:tc>
@@ -39117,7 +39571,7 @@
                 <w:sz w:val="20"/>
                 <w:szCs w:val="20"/>
               </w:rPr>
-              <w:t>CUP 19.250,00</w:t>
+              <w:t>CUP 19.600,00</w:t>
             </w:r>
           </w:p>
         </w:tc>
@@ -39161,7 +39615,7 @@
                 <w:sz w:val="20"/>
                 <w:szCs w:val="20"/>
               </w:rPr>
-              <w:t>CUP 6.160,00</w:t>
+              <w:t>CUP 6.272,00</w:t>
             </w:r>
           </w:p>
         </w:tc>
@@ -39205,7 +39659,7 @@
                 <w:sz w:val="20"/>
                 <w:szCs w:val="20"/>
               </w:rPr>
-              <w:t>CUP 23.100,00</w:t>
+              <w:t>CUP 23.520,00</w:t>
             </w:r>
           </w:p>
         </w:tc>
@@ -39249,7 +39703,7 @@
                 <w:sz w:val="20"/>
                 <w:szCs w:val="20"/>
               </w:rPr>
-              <w:t>CUP 46.200,00</w:t>
+              <w:t>CUP 47.040,00</w:t>
             </w:r>
           </w:p>
         </w:tc>
@@ -39294,7 +39748,7 @@
                 <w:sz w:val="20"/>
                 <w:szCs w:val="20"/>
               </w:rPr>
-              <w:t>CUP 46.200,00</w:t>
+              <w:t>CUP 47.040,00</w:t>
             </w:r>
           </w:p>
         </w:tc>
@@ -39338,7 +39792,7 @@
                 <w:sz w:val="20"/>
                 <w:szCs w:val="20"/>
               </w:rPr>
-              <w:t>CUP 46.200,00</w:t>
+              <w:t>CUP 47.040,00</w:t>
             </w:r>
           </w:p>
         </w:tc>
@@ -39383,7 +39837,7 @@
                 <w:sz w:val="20"/>
                 <w:szCs w:val="20"/>
               </w:rPr>
-              <w:t>CUP 92.400,00</w:t>
+              <w:t>CUP 94.080,00</w:t>
             </w:r>
           </w:p>
         </w:tc>
@@ -39428,7 +39882,7 @@
                 <w:sz w:val="20"/>
                 <w:szCs w:val="20"/>
               </w:rPr>
-              <w:t>CUP 115.500,00</w:t>
+              <w:t>CUP 117.600,00</w:t>
             </w:r>
           </w:p>
         </w:tc>
@@ -39472,7 +39926,7 @@
                 <w:sz w:val="20"/>
                 <w:szCs w:val="20"/>
               </w:rPr>
-              <w:t>CUP 7.700,00</w:t>
+              <w:t>CUP 7.840,00</w:t>
             </w:r>
           </w:p>
         </w:tc>
@@ -39517,7 +39971,7 @@
                 <w:sz w:val="20"/>
                 <w:szCs w:val="20"/>
               </w:rPr>
-              <w:t>CUP 11.550,00</w:t>
+              <w:t>CUP 11.760,00</w:t>
             </w:r>
           </w:p>
         </w:tc>
@@ -39561,7 +40015,7 @@
                 <w:sz w:val="20"/>
                 <w:szCs w:val="20"/>
               </w:rPr>
-              <w:t>CUP 11.550,00</w:t>
+              <w:t>CUP 11.760,00</w:t>
             </w:r>
           </w:p>
         </w:tc>
@@ -39605,7 +40059,7 @@
                 <w:sz w:val="20"/>
                 <w:szCs w:val="20"/>
               </w:rPr>
-              <w:t>CUP 7.700,00</w:t>
+              <w:t>CUP 7.840,00</w:t>
             </w:r>
           </w:p>
         </w:tc>
@@ -39649,7 +40103,7 @@
                 <w:sz w:val="20"/>
                 <w:szCs w:val="20"/>
               </w:rPr>
-              <w:t>CUP 7.700,00</w:t>
+              <w:t>CUP 7.840,00</w:t>
             </w:r>
           </w:p>
         </w:tc>
@@ -39693,7 +40147,7 @@
                 <w:sz w:val="20"/>
                 <w:szCs w:val="20"/>
               </w:rPr>
-              <w:t>CUP 11.550,00</w:t>
+              <w:t>CUP 11.760,00</w:t>
             </w:r>
           </w:p>
         </w:tc>
@@ -39737,7 +40191,7 @@
                 <w:sz w:val="20"/>
                 <w:szCs w:val="20"/>
               </w:rPr>
-              <w:t>CUP 11.550,00</w:t>
+              <w:t>CUP 11.760,00</w:t>
             </w:r>
           </w:p>
         </w:tc>
@@ -39781,7 +40235,7 @@
                 <w:sz w:val="20"/>
                 <w:szCs w:val="20"/>
               </w:rPr>
-              <w:t>CUP 15.400,00</w:t>
+              <w:t>CUP 15.680,00</w:t>
             </w:r>
           </w:p>
         </w:tc>
@@ -39825,7 +40279,7 @@
                 <w:sz w:val="20"/>
                 <w:szCs w:val="20"/>
               </w:rPr>
-              <w:t>CUP 9.240,00</w:t>
+              <w:t>CUP 9.408,00</w:t>
             </w:r>
           </w:p>
         </w:tc>
@@ -39869,7 +40323,7 @@
                 <w:sz w:val="20"/>
                 <w:szCs w:val="20"/>
               </w:rPr>
-              <w:t>CUP 26.950,00</w:t>
+              <w:t>CUP 27.440,00</w:t>
             </w:r>
           </w:p>
         </w:tc>
@@ -39913,7 +40367,7 @@
                 <w:sz w:val="20"/>
                 <w:szCs w:val="20"/>
               </w:rPr>
-              <w:t>CUP 26.950,00</w:t>
+              <w:t>CUP 27.440,00</w:t>
             </w:r>
           </w:p>
         </w:tc>
@@ -39957,7 +40411,7 @@
                 <w:sz w:val="20"/>
                 <w:szCs w:val="20"/>
               </w:rPr>
-              <w:t>CUP 4.620,00</w:t>
+              <w:t>CUP 4.704,00</w:t>
             </w:r>
           </w:p>
         </w:tc>
@@ -40001,7 +40455,7 @@
                 <w:sz w:val="20"/>
                 <w:szCs w:val="20"/>
               </w:rPr>
-              <w:t>CUP 6.160,00</w:t>
+              <w:t>CUP 6.272,00</w:t>
             </w:r>
           </w:p>
         </w:tc>
@@ -40045,7 +40499,7 @@
                 <w:sz w:val="20"/>
                 <w:szCs w:val="20"/>
               </w:rPr>
-              <w:t>CUP 19.250,00</w:t>
+              <w:t>CUP 19.600,00</w:t>
             </w:r>
           </w:p>
         </w:tc>
@@ -40089,7 +40543,7 @@
                 <w:sz w:val="20"/>
                 <w:szCs w:val="20"/>
               </w:rPr>
-              <w:t>CUP 19.250,00</w:t>
+              <w:t>CUP 19.600,00</w:t>
             </w:r>
           </w:p>
         </w:tc>
@@ -40134,7 +40588,7 @@
                 <w:sz w:val="20"/>
                 <w:szCs w:val="20"/>
               </w:rPr>
-              <w:t>CUP 15.400,00</w:t>
+              <w:t>CUP 15.680,00</w:t>
             </w:r>
           </w:p>
         </w:tc>
@@ -40178,7 +40632,7 @@
                 <w:sz w:val="20"/>
                 <w:szCs w:val="20"/>
               </w:rPr>
-              <w:t>CUP 15.400,00</w:t>
+              <w:t>CUP 15.680,00</w:t>
             </w:r>
           </w:p>
         </w:tc>
@@ -40222,7 +40676,7 @@
                 <w:sz w:val="20"/>
                 <w:szCs w:val="20"/>
               </w:rPr>
-              <w:t>CUP 7.700,00</w:t>
+              <w:t>CUP 7.840,00</w:t>
             </w:r>
           </w:p>
         </w:tc>
@@ -40266,7 +40720,7 @@
                 <w:sz w:val="20"/>
                 <w:szCs w:val="20"/>
               </w:rPr>
-              <w:t>CUP 7.700,00</w:t>
+              <w:t>CUP 7.840,00</w:t>
             </w:r>
           </w:p>
         </w:tc>
@@ -40311,7 +40765,7 @@
                 <w:sz w:val="20"/>
                 <w:szCs w:val="20"/>
               </w:rPr>
-              <w:t>CUP 107.800,00</w:t>
+              <w:t>CUP 109.760,00</w:t>
             </w:r>
           </w:p>
         </w:tc>
@@ -40356,7 +40810,7 @@
                 <w:sz w:val="20"/>
                 <w:szCs w:val="20"/>
               </w:rPr>
-              <w:t>CUP 46.200,00</w:t>
+              <w:t>CUP 47.040,00</w:t>
             </w:r>
           </w:p>
         </w:tc>
@@ -40401,7 +40855,7 @@
                 <w:sz w:val="20"/>
                 <w:szCs w:val="20"/>
               </w:rPr>
-              <w:t>CUP 46.200,00</w:t>
+              <w:t>CUP 47.040,00</w:t>
             </w:r>
           </w:p>
         </w:tc>
@@ -40445,7 +40899,7 @@
                 <w:sz w:val="20"/>
                 <w:szCs w:val="20"/>
               </w:rPr>
-              <w:t>CUP 5.390,00</w:t>
+              <w:t>CUP 5.488,00</w:t>
             </w:r>
           </w:p>
         </w:tc>
@@ -40490,7 +40944,7 @@
                 <w:sz w:val="20"/>
                 <w:szCs w:val="20"/>
               </w:rPr>
-              <w:t>CUP 423.500,00</w:t>
+              <w:t>CUP 431.200,00</w:t>
             </w:r>
           </w:p>
         </w:tc>
@@ -40534,7 +40988,7 @@
                 <w:sz w:val="20"/>
                 <w:szCs w:val="20"/>
               </w:rPr>
-              <w:t>CUP 438.900,00</w:t>
+              <w:t>CUP 446.880,00</w:t>
             </w:r>
           </w:p>
         </w:tc>
@@ -40579,7 +41033,7 @@
                 <w:sz w:val="20"/>
                 <w:szCs w:val="20"/>
               </w:rPr>
-              <w:t>CUP 15.400,00</w:t>
+              <w:t>CUP 15.680,00</w:t>
             </w:r>
           </w:p>
         </w:tc>
@@ -40623,7 +41077,7 @@
                 <w:sz w:val="20"/>
                 <w:szCs w:val="20"/>
               </w:rPr>
-              <w:t>CUP 11.550,00</w:t>
+              <w:t>CUP 11.760,00</w:t>
             </w:r>
           </w:p>
         </w:tc>
@@ -40668,7 +41122,7 @@
                 <w:sz w:val="20"/>
                 <w:szCs w:val="20"/>
               </w:rPr>
-              <w:t>CUP 11.550,00</w:t>
+              <w:t>CUP 11.760,00</w:t>
             </w:r>
           </w:p>
         </w:tc>
@@ -40696,7 +41150,25 @@
                 <w:sz w:val="22"/>
                 <w:szCs w:val="22"/>
               </w:rPr>
-              <w:t>MANGUERA DE RADIADOR INFERIOR PICANTO 1RA(08-11)</w:t>
+              <w:t>MANGUERA DE RADIADOR INFERIOR PICANTO 1</w:t>
+            </w:r>
+            <w:proofErr w:type="gramStart"/>
+            <w:r>
+              <w:rPr>
+                <w:rFonts w:cs="Calibri"/>
+                <w:sz w:val="22"/>
+                <w:szCs w:val="22"/>
+              </w:rPr>
+              <w:t>RA(</w:t>
+            </w:r>
+            <w:proofErr w:type="gramEnd"/>
+            <w:r>
+              <w:rPr>
+                <w:rFonts w:cs="Calibri"/>
+                <w:sz w:val="22"/>
+                <w:szCs w:val="22"/>
+              </w:rPr>
+              <w:t>08-11)</w:t>
             </w:r>
           </w:p>
         </w:tc>
@@ -40712,7 +41184,7 @@
                 <w:sz w:val="20"/>
                 <w:szCs w:val="20"/>
               </w:rPr>
-              <w:t>CUP 19.250,00</w:t>
+              <w:t>CUP 19.600,00</w:t>
             </w:r>
           </w:p>
         </w:tc>
@@ -40756,7 +41228,7 @@
                 <w:sz w:val="20"/>
                 <w:szCs w:val="20"/>
               </w:rPr>
-              <w:t>CUP 7.700,00</w:t>
+              <w:t>CUP 7.840,00</w:t>
             </w:r>
           </w:p>
         </w:tc>
@@ -40784,7 +41256,25 @@
                 <w:sz w:val="22"/>
                 <w:szCs w:val="22"/>
               </w:rPr>
-              <w:t>MANGUERA DE RADIADOR SUPERIOR PICANTO 1RA(08-11)</w:t>
+              <w:t>MANGUERA DE RADIADOR SUPERIOR PICANTO 1</w:t>
+            </w:r>
+            <w:proofErr w:type="gramStart"/>
+            <w:r>
+              <w:rPr>
+                <w:rFonts w:cs="Calibri"/>
+                <w:sz w:val="22"/>
+                <w:szCs w:val="22"/>
+              </w:rPr>
+              <w:t>RA(</w:t>
+            </w:r>
+            <w:proofErr w:type="gramEnd"/>
+            <w:r>
+              <w:rPr>
+                <w:rFonts w:cs="Calibri"/>
+                <w:sz w:val="22"/>
+                <w:szCs w:val="22"/>
+              </w:rPr>
+              <w:t>08-11)</w:t>
             </w:r>
           </w:p>
         </w:tc>
@@ -40800,7 +41290,7 @@
                 <w:sz w:val="20"/>
                 <w:szCs w:val="20"/>
               </w:rPr>
-              <w:t>CUP 11.550,00</w:t>
+              <w:t>CUP 11.760,00</w:t>
             </w:r>
           </w:p>
         </w:tc>
@@ -40844,7 +41334,7 @@
                 <w:sz w:val="20"/>
                 <w:szCs w:val="20"/>
               </w:rPr>
-              <w:t>CUP 11.550,00</w:t>
+              <w:t>CUP 11.760,00</w:t>
             </w:r>
           </w:p>
         </w:tc>
@@ -40888,7 +41378,7 @@
                 <w:sz w:val="20"/>
                 <w:szCs w:val="20"/>
               </w:rPr>
-              <w:t>CUP 7.700,00</w:t>
+              <w:t>CUP 7.840,00</w:t>
             </w:r>
           </w:p>
         </w:tc>
@@ -40932,7 +41422,7 @@
                 <w:sz w:val="20"/>
                 <w:szCs w:val="20"/>
               </w:rPr>
-              <w:t>CUP 11.550,00</w:t>
+              <w:t>CUP 11.760,00</w:t>
             </w:r>
           </w:p>
         </w:tc>
@@ -40976,7 +41466,7 @@
                 <w:sz w:val="20"/>
                 <w:szCs w:val="20"/>
               </w:rPr>
-              <w:t>CUP 11.550,00</w:t>
+              <w:t>CUP 11.760,00</w:t>
             </w:r>
           </w:p>
         </w:tc>
@@ -41020,7 +41510,7 @@
                 <w:sz w:val="20"/>
                 <w:szCs w:val="20"/>
               </w:rPr>
-              <w:t>CUP 11.550,00</w:t>
+              <w:t>CUP 11.760,00</w:t>
             </w:r>
           </w:p>
         </w:tc>
@@ -41064,7 +41554,7 @@
                 <w:sz w:val="20"/>
                 <w:szCs w:val="20"/>
               </w:rPr>
-              <w:t>CUP 6.160,00</w:t>
+              <w:t>CUP 6.272,00</w:t>
             </w:r>
           </w:p>
         </w:tc>
@@ -41108,7 +41598,7 @@
                 <w:sz w:val="20"/>
                 <w:szCs w:val="20"/>
               </w:rPr>
-              <w:t>CUP 34.650,00</w:t>
+              <w:t>CUP 35.280,00</w:t>
             </w:r>
           </w:p>
         </w:tc>
@@ -41152,7 +41642,7 @@
                 <w:sz w:val="20"/>
                 <w:szCs w:val="20"/>
               </w:rPr>
-              <w:t>CUP 26.950,00</w:t>
+              <w:t>CUP 27.440,00</w:t>
             </w:r>
           </w:p>
         </w:tc>
@@ -41196,7 +41686,7 @@
                 <w:sz w:val="20"/>
                 <w:szCs w:val="20"/>
               </w:rPr>
-              <w:t>CUP 192.500,00</w:t>
+              <w:t>CUP 196.000,00</w:t>
             </w:r>
           </w:p>
         </w:tc>
@@ -41241,7 +41731,7 @@
                 <w:sz w:val="20"/>
                 <w:szCs w:val="20"/>
               </w:rPr>
-              <w:t>CUP 154.000,00</w:t>
+              <w:t>CUP 156.800,00</w:t>
             </w:r>
           </w:p>
         </w:tc>
@@ -41286,7 +41776,7 @@
                 <w:sz w:val="20"/>
                 <w:szCs w:val="20"/>
               </w:rPr>
-              <w:t>CUP 57.750,00</w:t>
+              <w:t>CUP 58.800,00</w:t>
             </w:r>
           </w:p>
         </w:tc>
@@ -41330,7 +41820,7 @@
                 <w:sz w:val="20"/>
                 <w:szCs w:val="20"/>
               </w:rPr>
-              <w:t>CUP 57.750,00</w:t>
+              <w:t>CUP 58.800,00</w:t>
             </w:r>
           </w:p>
         </w:tc>
@@ -41374,7 +41864,7 @@
                 <w:sz w:val="20"/>
                 <w:szCs w:val="20"/>
               </w:rPr>
-              <w:t>CUP 115.500,00</w:t>
+              <w:t>CUP 117.600,00</w:t>
             </w:r>
           </w:p>
         </w:tc>
@@ -41419,7 +41909,7 @@
                 <w:sz w:val="20"/>
                 <w:szCs w:val="20"/>
               </w:rPr>
-              <w:t>CUP 115.500,00</w:t>
+              <w:t>CUP 117.600,00</w:t>
             </w:r>
           </w:p>
         </w:tc>
@@ -41463,7 +41953,7 @@
                 <w:sz w:val="20"/>
                 <w:szCs w:val="20"/>
               </w:rPr>
-              <w:t>CUP 107.800,00</w:t>
+              <w:t>CUP 109.760,00</w:t>
             </w:r>
           </w:p>
         </w:tc>
@@ -41507,7 +41997,7 @@
                 <w:sz w:val="20"/>
                 <w:szCs w:val="20"/>
               </w:rPr>
-              <w:t>CUP 92.400,00</w:t>
+              <w:t>CUP 94.080,00</w:t>
             </w:r>
           </w:p>
         </w:tc>
@@ -41551,7 +42041,7 @@
                 <w:sz w:val="20"/>
                 <w:szCs w:val="20"/>
               </w:rPr>
-              <w:t>CUP 50.050,00</w:t>
+              <w:t>CUP 50.960,00</w:t>
             </w:r>
           </w:p>
         </w:tc>
@@ -41596,7 +42086,7 @@
                 <w:sz w:val="20"/>
                 <w:szCs w:val="20"/>
               </w:rPr>
-              <w:t>CUP 57.750,00</w:t>
+              <w:t>CUP 58.800,00</w:t>
             </w:r>
           </w:p>
         </w:tc>
@@ -41640,7 +42130,7 @@
                 <w:sz w:val="20"/>
                 <w:szCs w:val="20"/>
               </w:rPr>
-              <w:t>CUP 50.050,00</w:t>
+              <w:t>CUP 50.960,00</w:t>
             </w:r>
           </w:p>
         </w:tc>
@@ -41685,7 +42175,7 @@
                 <w:sz w:val="20"/>
                 <w:szCs w:val="20"/>
               </w:rPr>
-              <w:t>CUP 61.600,00</w:t>
+              <w:t>CUP 62.720,00</w:t>
             </w:r>
           </w:p>
         </w:tc>
@@ -41729,7 +42219,7 @@
                 <w:sz w:val="20"/>
                 <w:szCs w:val="20"/>
               </w:rPr>
-              <w:t>CUP 1.155,00</w:t>
+              <w:t>CUP 1.176,00</w:t>
             </w:r>
           </w:p>
         </w:tc>
@@ -41773,7 +42263,7 @@
                 <w:sz w:val="20"/>
                 <w:szCs w:val="20"/>
               </w:rPr>
-              <w:t>CUP 154.000,00</w:t>
+              <w:t>CUP 156.800,00</w:t>
             </w:r>
           </w:p>
         </w:tc>
@@ -41817,7 +42307,7 @@
                 <w:sz w:val="20"/>
                 <w:szCs w:val="20"/>
               </w:rPr>
-              <w:t>CUP 177.100,00</w:t>
+              <w:t>CUP 180.320,00</w:t>
             </w:r>
           </w:p>
         </w:tc>
@@ -41861,7 +42351,7 @@
                 <w:sz w:val="20"/>
                 <w:szCs w:val="20"/>
               </w:rPr>
-              <w:t>CUP 269.500,00</w:t>
+              <w:t>CUP 274.400,00</w:t>
             </w:r>
           </w:p>
         </w:tc>
@@ -41905,7 +42395,7 @@
                 <w:sz w:val="20"/>
                 <w:szCs w:val="20"/>
               </w:rPr>
-              <w:t>CUP 269.500,00</w:t>
+              <w:t>CUP 274.400,00</w:t>
             </w:r>
           </w:p>
         </w:tc>
@@ -41949,7 +42439,7 @@
                 <w:sz w:val="20"/>
                 <w:szCs w:val="20"/>
               </w:rPr>
-              <w:t>CUP 277.200,00</w:t>
+              <w:t>CUP 282.240,00</w:t>
             </w:r>
           </w:p>
         </w:tc>
@@ -41993,7 +42483,7 @@
                 <w:sz w:val="20"/>
                 <w:szCs w:val="20"/>
               </w:rPr>
-              <w:t>CUP 284.900,00</w:t>
+              <w:t>CUP 290.080,00</w:t>
             </w:r>
           </w:p>
         </w:tc>
@@ -42039,7 +42529,7 @@
                 <w:sz w:val="20"/>
                 <w:szCs w:val="20"/>
               </w:rPr>
-              <w:t>CUP 269.500,00</w:t>
+              <w:t>CUP 274.400,00</w:t>
             </w:r>
           </w:p>
         </w:tc>
@@ -42083,7 +42573,7 @@
                 <w:sz w:val="20"/>
                 <w:szCs w:val="20"/>
               </w:rPr>
-              <w:t>CUP 269.500,00</w:t>
+              <w:t>CUP 274.400,00</w:t>
             </w:r>
           </w:p>
         </w:tc>
@@ -42127,7 +42617,7 @@
                 <w:sz w:val="20"/>
                 <w:szCs w:val="20"/>
               </w:rPr>
-              <w:t>CUP 269.500,00</w:t>
+              <w:t>CUP 274.400,00</w:t>
             </w:r>
           </w:p>
         </w:tc>
@@ -42171,7 +42661,7 @@
                 <w:sz w:val="20"/>
                 <w:szCs w:val="20"/>
               </w:rPr>
-              <w:t>CUP 169.400,00</w:t>
+              <w:t>CUP 172.480,00</w:t>
             </w:r>
           </w:p>
         </w:tc>
@@ -42216,7 +42706,7 @@
                 <w:sz w:val="20"/>
                 <w:szCs w:val="20"/>
               </w:rPr>
-              <w:t>CUP 138.600,00</w:t>
+              <w:t>CUP 141.120,00</w:t>
             </w:r>
           </w:p>
         </w:tc>
@@ -42261,7 +42751,7 @@
                 <w:sz w:val="20"/>
                 <w:szCs w:val="20"/>
               </w:rPr>
-              <w:t>CUP 138.600,00</w:t>
+              <w:t>CUP 141.120,00</w:t>
             </w:r>
           </w:p>
         </w:tc>
@@ -42305,7 +42795,7 @@
                 <w:sz w:val="20"/>
                 <w:szCs w:val="20"/>
               </w:rPr>
-              <w:t>CUP 154.000,00</w:t>
+              <w:t>CUP 156.800,00</w:t>
             </w:r>
           </w:p>
         </w:tc>
@@ -42350,7 +42840,7 @@
                 <w:sz w:val="20"/>
                 <w:szCs w:val="20"/>
               </w:rPr>
-              <w:t>CUP 30.800,00</w:t>
+              <w:t>CUP 31.360,00</w:t>
             </w:r>
           </w:p>
         </w:tc>
@@ -42402,7 +42892,7 @@
                 <w:sz w:val="20"/>
                 <w:szCs w:val="20"/>
               </w:rPr>
-              <w:t>CUP 30.800,00</w:t>
+              <w:t>CUP 31.360,00</w:t>
             </w:r>
           </w:p>
         </w:tc>
@@ -42446,7 +42936,7 @@
                 <w:sz w:val="20"/>
                 <w:szCs w:val="20"/>
               </w:rPr>
-              <w:t>CUP 30.800,00</w:t>
+              <w:t>CUP 31.360,00</w:t>
             </w:r>
           </w:p>
         </w:tc>
@@ -42490,7 +42980,7 @@
                 <w:sz w:val="20"/>
                 <w:szCs w:val="20"/>
               </w:rPr>
-              <w:t>CUP 30.800,00</w:t>
+              <w:t>CUP 31.360,00</w:t>
             </w:r>
           </w:p>
         </w:tc>
@@ -42534,7 +43024,7 @@
                 <w:sz w:val="20"/>
                 <w:szCs w:val="20"/>
               </w:rPr>
-              <w:t>CUP 53.900,00</w:t>
+              <w:t>CUP 54.880,00</w:t>
             </w:r>
           </w:p>
         </w:tc>
@@ -42578,7 +43068,7 @@
                 <w:sz w:val="20"/>
                 <w:szCs w:val="20"/>
               </w:rPr>
-              <w:t>CUP 92.400,00</w:t>
+              <w:t>CUP 94.080,00</w:t>
             </w:r>
           </w:p>
         </w:tc>
@@ -42622,7 +43112,7 @@
                 <w:sz w:val="20"/>
                 <w:szCs w:val="20"/>
               </w:rPr>
-              <w:t>CUP 46.200,00</w:t>
+              <w:t>CUP 47.040,00</w:t>
             </w:r>
           </w:p>
         </w:tc>
@@ -42667,7 +43157,7 @@
                 <w:sz w:val="20"/>
                 <w:szCs w:val="20"/>
               </w:rPr>
-              <w:t>CUP 53.900,00</w:t>
+              <w:t>CUP 54.880,00</w:t>
             </w:r>
           </w:p>
         </w:tc>
@@ -42711,7 +43201,7 @@
                 <w:sz w:val="20"/>
                 <w:szCs w:val="20"/>
               </w:rPr>
-              <w:t>CUP 69.300,00</w:t>
+              <w:t>CUP 70.560,00</w:t>
             </w:r>
           </w:p>
         </w:tc>
@@ -42755,7 +43245,7 @@
                 <w:sz w:val="20"/>
                 <w:szCs w:val="20"/>
               </w:rPr>
-              <w:t>CUP 15.400,00</w:t>
+              <w:t>CUP 15.680,00</w:t>
             </w:r>
           </w:p>
         </w:tc>
@@ -42799,7 +43289,7 @@
                 <w:sz w:val="20"/>
                 <w:szCs w:val="20"/>
               </w:rPr>
-              <w:t>CUP 23.100,00</w:t>
+              <w:t>CUP 23.520,00</w:t>
             </w:r>
           </w:p>
         </w:tc>
@@ -42844,7 +43334,7 @@
                 <w:sz w:val="20"/>
                 <w:szCs w:val="20"/>
               </w:rPr>
-              <w:t>CUP 46.200,00</w:t>
+              <w:t>CUP 47.040,00</w:t>
             </w:r>
           </w:p>
         </w:tc>
@@ -42888,7 +43378,7 @@
                 <w:sz w:val="20"/>
                 <w:szCs w:val="20"/>
               </w:rPr>
-              <w:t>CUP 26.950,00</w:t>
+              <w:t>CUP 27.440,00</w:t>
             </w:r>
           </w:p>
         </w:tc>
@@ -42932,7 +43422,7 @@
                 <w:sz w:val="20"/>
                 <w:szCs w:val="20"/>
               </w:rPr>
-              <w:t>CUP 11.550,00</w:t>
+              <w:t>CUP 11.760,00</w:t>
             </w:r>
           </w:p>
         </w:tc>
@@ -42976,7 +43466,7 @@
                 <w:sz w:val="20"/>
                 <w:szCs w:val="20"/>
               </w:rPr>
-              <w:t>CUP 34.650,00</w:t>
+              <w:t>CUP 35.280,00</w:t>
             </w:r>
           </w:p>
         </w:tc>
@@ -43020,7 +43510,7 @@
                 <w:sz w:val="20"/>
                 <w:szCs w:val="20"/>
               </w:rPr>
-              <w:t>CUP 19.250,00</w:t>
+              <w:t>CUP 19.600,00</w:t>
             </w:r>
           </w:p>
         </w:tc>
@@ -43064,7 +43554,7 @@
                 <w:sz w:val="20"/>
                 <w:szCs w:val="20"/>
               </w:rPr>
-              <w:t>CUP 57.750,00</w:t>
+              <w:t>CUP 58.800,00</w:t>
             </w:r>
           </w:p>
         </w:tc>
@@ -43108,7 +43598,7 @@
                 <w:sz w:val="20"/>
                 <w:szCs w:val="20"/>
               </w:rPr>
-              <w:t>CUP 34.650,00</w:t>
+              <w:t>CUP 35.280,00</w:t>
             </w:r>
           </w:p>
         </w:tc>
@@ -43152,7 +43642,7 @@
                 <w:sz w:val="20"/>
                 <w:szCs w:val="20"/>
               </w:rPr>
-              <w:t>CUP 115.500,00</w:t>
+              <w:t>CUP 117.600,00</w:t>
             </w:r>
           </w:p>
         </w:tc>
@@ -43196,7 +43686,7 @@
                 <w:sz w:val="20"/>
                 <w:szCs w:val="20"/>
               </w:rPr>
-              <w:t>CUP 130.900,00</w:t>
+              <w:t>CUP 133.280,00</w:t>
             </w:r>
           </w:p>
         </w:tc>
@@ -43240,7 +43730,7 @@
                 <w:sz w:val="20"/>
                 <w:szCs w:val="20"/>
               </w:rPr>
-              <w:t>CUP 123.200,00</w:t>
+              <w:t>CUP 125.440,00</w:t>
             </w:r>
           </w:p>
         </w:tc>
@@ -43284,7 +43774,7 @@
                 <w:sz w:val="20"/>
                 <w:szCs w:val="20"/>
               </w:rPr>
-              <w:t>CUP 115.500,00</w:t>
+              <w:t>CUP 117.600,00</w:t>
             </w:r>
           </w:p>
         </w:tc>
@@ -43328,7 +43818,7 @@
                 <w:sz w:val="20"/>
                 <w:szCs w:val="20"/>
               </w:rPr>
-              <w:t>CUP 154.000,00</w:t>
+              <w:t>CUP 156.800,00</w:t>
             </w:r>
           </w:p>
         </w:tc>
@@ -43372,7 +43862,7 @@
                 <w:sz w:val="20"/>
                 <w:szCs w:val="20"/>
               </w:rPr>
-              <w:t>CUP 107.800,00</w:t>
+              <w:t>CUP 109.760,00</w:t>
             </w:r>
           </w:p>
         </w:tc>
@@ -43417,7 +43907,7 @@
                 <w:sz w:val="20"/>
                 <w:szCs w:val="20"/>
               </w:rPr>
-              <w:t>CUP 138.600,00</w:t>
+              <w:t>CUP 141.120,00</w:t>
             </w:r>
           </w:p>
         </w:tc>
@@ -43461,7 +43951,7 @@
                 <w:sz w:val="20"/>
                 <w:szCs w:val="20"/>
               </w:rPr>
-              <w:t>CUP 100.100,00</w:t>
+              <w:t>CUP 101.920,00</w:t>
             </w:r>
           </w:p>
         </w:tc>
@@ -43505,7 +43995,7 @@
                 <w:sz w:val="20"/>
                 <w:szCs w:val="20"/>
               </w:rPr>
-              <w:t>CUP 61.600,00</w:t>
+              <w:t>CUP 62.720,00</w:t>
             </w:r>
           </w:p>
         </w:tc>
@@ -43549,7 +44039,7 @@
                 <w:sz w:val="20"/>
                 <w:szCs w:val="20"/>
               </w:rPr>
-              <w:t>CUP 77.000,00</w:t>
+              <w:t>CUP 78.400,00</w:t>
             </w:r>
           </w:p>
         </w:tc>
@@ -43593,7 +44083,7 @@
                 <w:sz w:val="20"/>
                 <w:szCs w:val="20"/>
               </w:rPr>
-              <w:t>CUP 77.000,00</w:t>
+              <w:t>CUP 78.400,00</w:t>
             </w:r>
           </w:p>
         </w:tc>
@@ -43637,7 +44127,7 @@
                 <w:sz w:val="20"/>
                 <w:szCs w:val="20"/>
               </w:rPr>
-              <w:t>CUP 92.400,00</w:t>
+              <w:t>CUP 94.080,00</w:t>
             </w:r>
           </w:p>
         </w:tc>
@@ -43681,7 +44171,7 @@
                 <w:sz w:val="20"/>
                 <w:szCs w:val="20"/>
               </w:rPr>
-              <w:t>CUP 77.000,00</w:t>
+              <w:t>CUP 78.400,00</w:t>
             </w:r>
           </w:p>
         </w:tc>
@@ -43725,7 +44215,7 @@
                 <w:sz w:val="20"/>
                 <w:szCs w:val="20"/>
               </w:rPr>
-              <w:t>CUP 92.400,00</w:t>
+              <w:t>CUP 94.080,00</w:t>
             </w:r>
           </w:p>
         </w:tc>
@@ -43769,7 +44259,7 @@
                 <w:sz w:val="20"/>
                 <w:szCs w:val="20"/>
               </w:rPr>
-              <w:t>CUP 138.600,00</w:t>
+              <w:t>CUP 141.120,00</w:t>
             </w:r>
           </w:p>
         </w:tc>
@@ -43813,7 +44303,7 @@
                 <w:sz w:val="20"/>
                 <w:szCs w:val="20"/>
               </w:rPr>
-              <w:t>CUP 3.850,00</w:t>
+              <w:t>CUP 3.920,00</w:t>
             </w:r>
           </w:p>
         </w:tc>
@@ -43857,7 +44347,7 @@
                 <w:sz w:val="20"/>
                 <w:szCs w:val="20"/>
               </w:rPr>
-              <w:t>CUP 7.700,00</w:t>
+              <w:t>CUP 7.840,00</w:t>
             </w:r>
           </w:p>
         </w:tc>
@@ -43902,7 +44392,7 @@
                 <w:sz w:val="20"/>
                 <w:szCs w:val="20"/>
               </w:rPr>
-              <w:t>CUP 6.160,00</w:t>
+              <w:t>CUP 6.272,00</w:t>
             </w:r>
           </w:p>
         </w:tc>
@@ -43946,7 +44436,7 @@
                 <w:sz w:val="20"/>
                 <w:szCs w:val="20"/>
               </w:rPr>
-              <w:t>CUP 3.850,00</w:t>
+              <w:t>CUP 3.920,00</w:t>
             </w:r>
           </w:p>
         </w:tc>
@@ -43990,7 +44480,7 @@
                 <w:sz w:val="20"/>
                 <w:szCs w:val="20"/>
               </w:rPr>
-              <w:t>CUP 192.500,00</w:t>
+              <w:t>CUP 196.000,00</w:t>
             </w:r>
           </w:p>
         </w:tc>
@@ -44034,7 +44524,7 @@
                 <w:sz w:val="20"/>
                 <w:szCs w:val="20"/>
               </w:rPr>
-              <w:t>CUP 154.000,00</w:t>
+              <w:t>CUP 156.800,00</w:t>
             </w:r>
           </w:p>
         </w:tc>
@@ -44078,7 +44568,7 @@
                 <w:sz w:val="20"/>
                 <w:szCs w:val="20"/>
               </w:rPr>
-              <w:t>CUP 154.000,00</w:t>
+              <w:t>CUP 156.800,00</w:t>
             </w:r>
           </w:p>
         </w:tc>
@@ -44122,7 +44612,7 @@
                 <w:sz w:val="20"/>
                 <w:szCs w:val="20"/>
               </w:rPr>
-              <w:t>CUP 115.500,00</w:t>
+              <w:t>CUP 117.600,00</w:t>
             </w:r>
           </w:p>
         </w:tc>
@@ -44166,7 +44656,7 @@
                 <w:sz w:val="20"/>
                 <w:szCs w:val="20"/>
               </w:rPr>
-              <w:t>CUP 115.500,00</w:t>
+              <w:t>CUP 117.600,00</w:t>
             </w:r>
           </w:p>
         </w:tc>
@@ -44210,7 +44700,7 @@
                 <w:sz w:val="20"/>
                 <w:szCs w:val="20"/>
               </w:rPr>
-              <w:t>CUP 138.600,00</w:t>
+              <w:t>CUP 141.120,00</w:t>
             </w:r>
           </w:p>
         </w:tc>
@@ -44254,7 +44744,7 @@
                 <w:sz w:val="20"/>
                 <w:szCs w:val="20"/>
               </w:rPr>
-              <w:t>CUP 138.600,00</w:t>
+              <w:t>CUP 141.120,00</w:t>
             </w:r>
           </w:p>
         </w:tc>
@@ -44299,7 +44789,7 @@
                 <w:sz w:val="20"/>
                 <w:szCs w:val="20"/>
               </w:rPr>
-              <w:t>CUP 26.950,00</w:t>
+              <w:t>CUP 27.440,00</w:t>
             </w:r>
           </w:p>
         </w:tc>
@@ -44343,7 +44833,7 @@
                 <w:sz w:val="20"/>
                 <w:szCs w:val="20"/>
               </w:rPr>
-              <w:t>CUP 26.950,00</w:t>
+              <w:t>CUP 27.440,00</w:t>
             </w:r>
           </w:p>
         </w:tc>
@@ -44387,7 +44877,7 @@
                 <w:sz w:val="20"/>
                 <w:szCs w:val="20"/>
               </w:rPr>
-              <w:t>CUP 23.100,00</w:t>
+              <w:t>CUP 23.520,00</w:t>
             </w:r>
           </w:p>
         </w:tc>
@@ -44432,7 +44922,7 @@
                 <w:sz w:val="20"/>
                 <w:szCs w:val="20"/>
               </w:rPr>
-              <w:t>CUP 30.800,00</w:t>
+              <w:t>CUP 31.360,00</w:t>
             </w:r>
           </w:p>
         </w:tc>
@@ -44476,7 +44966,7 @@
                 <w:sz w:val="20"/>
                 <w:szCs w:val="20"/>
               </w:rPr>
-              <w:t>CUP 23.100,00</w:t>
+              <w:t>CUP 23.520,00</w:t>
             </w:r>
           </w:p>
         </w:tc>
@@ -44520,7 +45010,7 @@
                 <w:sz w:val="20"/>
                 <w:szCs w:val="20"/>
               </w:rPr>
-              <w:t>CUP 23.100,00</w:t>
+              <w:t>CUP 23.520,00</w:t>
             </w:r>
           </w:p>
         </w:tc>
@@ -44564,7 +45054,7 @@
                 <w:sz w:val="20"/>
                 <w:szCs w:val="20"/>
               </w:rPr>
-              <w:t>CUP 30.800,00</w:t>
+              <w:t>CUP 31.360,00</w:t>
             </w:r>
           </w:p>
         </w:tc>
@@ -44608,7 +45098,7 @@
                 <w:sz w:val="20"/>
                 <w:szCs w:val="20"/>
               </w:rPr>
-              <w:t>CUP 30.800,00</w:t>
+              <w:t>CUP 31.360,00</w:t>
             </w:r>
           </w:p>
         </w:tc>
@@ -44652,7 +45142,7 @@
                 <w:sz w:val="20"/>
                 <w:szCs w:val="20"/>
               </w:rPr>
-              <w:t>CUP 30.800,00</w:t>
+              <w:t>CUP 31.360,00</w:t>
             </w:r>
           </w:p>
         </w:tc>
@@ -44703,7 +45193,7 @@
                 <w:sz w:val="20"/>
                 <w:szCs w:val="20"/>
               </w:rPr>
-              <w:t>CUP 30.800,00</w:t>
+              <w:t>CUP 31.360,00</w:t>
             </w:r>
           </w:p>
         </w:tc>
@@ -44754,7 +45244,7 @@
                 <w:sz w:val="20"/>
                 <w:szCs w:val="20"/>
               </w:rPr>
-              <w:t>CUP 30.800,00</w:t>
+              <w:t>CUP 31.360,00</w:t>
             </w:r>
           </w:p>
         </w:tc>
@@ -44806,7 +45296,7 @@
                 <w:sz w:val="20"/>
                 <w:szCs w:val="20"/>
               </w:rPr>
-              <w:t>CUP 26.950,00</w:t>
+              <w:t>CUP 27.440,00</w:t>
             </w:r>
           </w:p>
         </w:tc>
@@ -44857,7 +45347,7 @@
                 <w:sz w:val="20"/>
                 <w:szCs w:val="20"/>
               </w:rPr>
-              <w:t>CUP 15.400,00</w:t>
+              <w:t>CUP 15.680,00</w:t>
             </w:r>
           </w:p>
         </w:tc>
@@ -44908,7 +45398,7 @@
                 <w:sz w:val="20"/>
                 <w:szCs w:val="20"/>
               </w:rPr>
-              <w:t>CUP 15.400,00</w:t>
+              <w:t>CUP 15.680,00</w:t>
             </w:r>
           </w:p>
         </w:tc>
@@ -44959,7 +45449,7 @@
                 <w:sz w:val="20"/>
                 <w:szCs w:val="20"/>
               </w:rPr>
-              <w:t>CUP 53.900,00</w:t>
+              <w:t>CUP 54.880,00</w:t>
             </w:r>
           </w:p>
         </w:tc>
@@ -45010,7 +45500,7 @@
                 <w:sz w:val="20"/>
                 <w:szCs w:val="20"/>
               </w:rPr>
-              <w:t>CUP 53.900,00</w:t>
+              <w:t>CUP 54.880,00</w:t>
             </w:r>
           </w:p>
         </w:tc>
@@ -45061,7 +45551,7 @@
                 <w:sz w:val="20"/>
                 <w:szCs w:val="20"/>
               </w:rPr>
-              <w:t>CUP 11.550,00</w:t>
+              <w:t>CUP 11.760,00</w:t>
             </w:r>
           </w:p>
         </w:tc>
@@ -45112,7 +45602,7 @@
                 <w:sz w:val="20"/>
                 <w:szCs w:val="20"/>
               </w:rPr>
-              <w:t>CUP 7.700,00</w:t>
+              <w:t>CUP 7.840,00</w:t>
             </w:r>
           </w:p>
         </w:tc>
@@ -45163,7 +45653,7 @@
                 <w:sz w:val="20"/>
                 <w:szCs w:val="20"/>
               </w:rPr>
-              <w:t>CUP 6.160,00</w:t>
+              <w:t>CUP 6.272,00</w:t>
             </w:r>
           </w:p>
         </w:tc>
@@ -45214,7 +45704,7 @@
                 <w:sz w:val="20"/>
                 <w:szCs w:val="20"/>
               </w:rPr>
-              <w:t>CUP 6.160,00</w:t>
+              <w:t>CUP 6.272,00</w:t>
             </w:r>
           </w:p>
         </w:tc>
@@ -45266,7 +45756,7 @@
                 <w:sz w:val="20"/>
                 <w:szCs w:val="20"/>
               </w:rPr>
-              <w:t>CUP 23.100,00</w:t>
+              <w:t>CUP 23.520,00</w:t>
             </w:r>
           </w:p>
         </w:tc>
@@ -45317,7 +45807,7 @@
                 <w:sz w:val="20"/>
                 <w:szCs w:val="20"/>
               </w:rPr>
-              <w:t>CUP 6.160,00</w:t>
+              <w:t>CUP 6.272,00</w:t>
             </w:r>
           </w:p>
         </w:tc>
@@ -45368,7 +45858,7 @@
                 <w:sz w:val="20"/>
                 <w:szCs w:val="20"/>
               </w:rPr>
-              <w:t>CUP 9.240,00</w:t>
+              <w:t>CUP 9.408,00</w:t>
             </w:r>
           </w:p>
         </w:tc>
@@ -45428,7 +45918,7 @@
                 <w:sz w:val="20"/>
                 <w:szCs w:val="20"/>
               </w:rPr>
-              <w:t>CUP 15.400,00</w:t>
+              <w:t>CUP 15.680,00</w:t>
             </w:r>
           </w:p>
         </w:tc>
@@ -45479,7 +45969,7 @@
                 <w:sz w:val="20"/>
                 <w:szCs w:val="20"/>
               </w:rPr>
-              <w:t>CUP 23.100,00</w:t>
+              <w:t>CUP 23.520,00</w:t>
             </w:r>
           </w:p>
         </w:tc>
@@ -45530,7 +46020,7 @@
                 <w:sz w:val="20"/>
                 <w:szCs w:val="20"/>
               </w:rPr>
-              <w:t>CUP 15.400,00</w:t>
+              <w:t>CUP 15.680,00</w:t>
             </w:r>
           </w:p>
         </w:tc>
@@ -45581,7 +46071,7 @@
                 <w:sz w:val="20"/>
                 <w:szCs w:val="20"/>
               </w:rPr>
-              <w:t>CUP 7.700,00</w:t>
+              <w:t>CUP 7.840,00</w:t>
             </w:r>
           </w:p>
         </w:tc>
@@ -45632,7 +46122,7 @@
                 <w:sz w:val="20"/>
                 <w:szCs w:val="20"/>
               </w:rPr>
-              <w:t>CUP 11.550,00</w:t>
+              <w:t>CUP 11.760,00</w:t>
             </w:r>
           </w:p>
         </w:tc>
@@ -45684,7 +46174,7 @@
                 <w:sz w:val="20"/>
                 <w:szCs w:val="20"/>
               </w:rPr>
-              <w:t>CUP 11.550,00</w:t>
+              <w:t>CUP 11.760,00</w:t>
             </w:r>
           </w:p>
         </w:tc>
@@ -45735,7 +46225,7 @@
                 <w:sz w:val="20"/>
                 <w:szCs w:val="20"/>
               </w:rPr>
-              <w:t>CUP 15.400,00</w:t>
+              <w:t>CUP 15.680,00</w:t>
             </w:r>
           </w:p>
         </w:tc>
@@ -45787,7 +46277,7 @@
                 <w:sz w:val="20"/>
                 <w:szCs w:val="20"/>
               </w:rPr>
-              <w:t>CUP 2.310,00</w:t>
+              <w:t>CUP 2.352,00</w:t>
             </w:r>
           </w:p>
         </w:tc>
@@ -45838,7 +46328,7 @@
                 <w:sz w:val="20"/>
                 <w:szCs w:val="20"/>
               </w:rPr>
-              <w:t>CUP 177.100,00</w:t>
+              <w:t>CUP 180.320,00</w:t>
             </w:r>
           </w:p>
         </w:tc>
@@ -45889,7 +46379,7 @@
                 <w:sz w:val="20"/>
                 <w:szCs w:val="20"/>
               </w:rPr>
-              <w:t>CUP 15.400,00</w:t>
+              <w:t>CUP 15.680,00</w:t>
             </w:r>
           </w:p>
         </w:tc>
@@ -45940,7 +46430,7 @@
                 <w:sz w:val="20"/>
                 <w:szCs w:val="20"/>
               </w:rPr>
-              <w:t>CUP 11.550,00</w:t>
+              <w:t>CUP 11.760,00</w:t>
             </w:r>
           </w:p>
         </w:tc>
@@ -45991,7 +46481,7 @@
                 <w:sz w:val="20"/>
                 <w:szCs w:val="20"/>
               </w:rPr>
-              <w:t>CUP 7.700,00</w:t>
+              <w:t>CUP 7.840,00</w:t>
             </w:r>
           </w:p>
         </w:tc>
@@ -46042,7 +46532,7 @@
                 <w:sz w:val="20"/>
                 <w:szCs w:val="20"/>
               </w:rPr>
-              <w:t>CUP 77.000,00</w:t>
+              <w:t>CUP 78.400,00</w:t>
             </w:r>
           </w:p>
         </w:tc>
@@ -46093,7 +46583,7 @@
                 <w:sz w:val="20"/>
                 <w:szCs w:val="20"/>
               </w:rPr>
-              <w:t>CUP 46.200,00</w:t>
+              <w:t>CUP 47.040,00</w:t>
             </w:r>
           </w:p>
         </w:tc>
@@ -46144,7 +46634,7 @@
                 <w:sz w:val="20"/>
                 <w:szCs w:val="20"/>
               </w:rPr>
-              <w:t>CUP 26.950,00</w:t>
+              <w:t>CUP 27.440,00</w:t>
             </w:r>
           </w:p>
         </w:tc>
@@ -46195,7 +46685,7 @@
                 <w:sz w:val="20"/>
                 <w:szCs w:val="20"/>
               </w:rPr>
-              <w:t>CUP 30.800,00</w:t>
+              <w:t>CUP 31.360,00</w:t>
             </w:r>
           </w:p>
         </w:tc>
@@ -46353,7 +46843,7 @@
                 <w:sz w:val="20"/>
                 <w:szCs w:val="20"/>
               </w:rPr>
-              <w:t>CUP 138.600,00</w:t>
+              <w:t>CUP 141.120,00</w:t>
             </w:r>
           </w:p>
         </w:tc>
@@ -46405,7 +46895,7 @@
                 <w:sz w:val="20"/>
                 <w:szCs w:val="20"/>
               </w:rPr>
-              <w:t>CUP 103.950,00</w:t>
+              <w:t>CUP 105.840,00</w:t>
             </w:r>
           </w:p>
         </w:tc>
@@ -46457,7 +46947,7 @@
                 <w:sz w:val="20"/>
                 <w:szCs w:val="20"/>
               </w:rPr>
-              <w:t>CUP 69.300,00</w:t>
+              <w:t>CUP 70.560,00</w:t>
             </w:r>
           </w:p>
         </w:tc>
@@ -46510,7 +47000,7 @@
                 <w:sz w:val="20"/>
                 <w:szCs w:val="20"/>
               </w:rPr>
-              <w:t>CUP 4.620,00</w:t>
+              <w:t>CUP 4.704,00</w:t>
             </w:r>
           </w:p>
         </w:tc>
@@ -46561,7 +47051,7 @@
                 <w:sz w:val="20"/>
                 <w:szCs w:val="20"/>
               </w:rPr>
-              <w:t>CUP 46.200,00</w:t>
+              <w:t>CUP 47.040,00</w:t>
             </w:r>
           </w:p>
         </w:tc>
@@ -46613,7 +47103,7 @@
                 <w:sz w:val="20"/>
                 <w:szCs w:val="20"/>
               </w:rPr>
-              <w:t>CUP 84.700,00</w:t>
+              <w:t>CUP 86.240,00</w:t>
             </w:r>
           </w:p>
         </w:tc>
@@ -46664,7 +47154,7 @@
                 <w:sz w:val="20"/>
                 <w:szCs w:val="20"/>
               </w:rPr>
-              <w:t>CUP 92.400,00</w:t>
+              <w:t>CUP 94.080,00</w:t>
             </w:r>
           </w:p>
         </w:tc>
@@ -46716,7 +47206,7 @@
                 <w:sz w:val="20"/>
                 <w:szCs w:val="20"/>
               </w:rPr>
-              <w:t>CUP 19.250,00</w:t>
+              <w:t>CUP 19.600,00</w:t>
             </w:r>
           </w:p>
         </w:tc>
@@ -46768,7 +47258,7 @@
                 <w:sz w:val="20"/>
                 <w:szCs w:val="20"/>
               </w:rPr>
-              <w:t>CUP 26.950,00</w:t>
+              <w:t>CUP 27.440,00</w:t>
             </w:r>
           </w:p>
         </w:tc>
@@ -46820,7 +47310,7 @@
                 <w:sz w:val="20"/>
                 <w:szCs w:val="20"/>
               </w:rPr>
-              <w:t>CUP 77.000,00</w:t>
+              <w:t>CUP 78.400,00</w:t>
             </w:r>
           </w:p>
         </w:tc>
@@ -46872,7 +47362,7 @@
                 <w:sz w:val="20"/>
                 <w:szCs w:val="20"/>
               </w:rPr>
-              <w:t>CUP 69.300,00</w:t>
+              <w:t>CUP 70.560,00</w:t>
             </w:r>
           </w:p>
         </w:tc>
@@ -46923,7 +47413,7 @@
                 <w:sz w:val="20"/>
                 <w:szCs w:val="20"/>
               </w:rPr>
-              <w:t>CUP 9.240,00</w:t>
+              <w:t>CUP 9.408,00</w:t>
             </w:r>
           </w:p>
         </w:tc>
@@ -46975,7 +47465,7 @@
                 <w:sz w:val="20"/>
                 <w:szCs w:val="20"/>
               </w:rPr>
-              <w:t>CUP 11.550,00</w:t>
+              <w:t>CUP 11.760,00</w:t>
             </w:r>
           </w:p>
         </w:tc>
@@ -47026,7 +47516,7 @@
                 <w:sz w:val="20"/>
                 <w:szCs w:val="20"/>
               </w:rPr>
-              <w:t>CUP 38.500,00</w:t>
+              <w:t>CUP 39.200,00</w:t>
             </w:r>
           </w:p>
         </w:tc>
@@ -47078,7 +47568,7 @@
                 <w:sz w:val="20"/>
                 <w:szCs w:val="20"/>
               </w:rPr>
-              <w:t>CUP 30.800,00</w:t>
+              <w:t>CUP 31.360,00</w:t>
             </w:r>
           </w:p>
         </w:tc>
@@ -47130,7 +47620,7 @@
                 <w:sz w:val="20"/>
                 <w:szCs w:val="20"/>
               </w:rPr>
-              <w:t>CUP 26.950,00</w:t>
+              <w:t>CUP 27.440,00</w:t>
             </w:r>
           </w:p>
         </w:tc>
@@ -47182,7 +47672,7 @@
                 <w:sz w:val="20"/>
                 <w:szCs w:val="20"/>
               </w:rPr>
-              <w:t>CUP 77.000,00</w:t>
+              <w:t>CUP 78.400,00</w:t>
             </w:r>
           </w:p>
         </w:tc>
@@ -47234,7 +47724,7 @@
                 <w:sz w:val="20"/>
                 <w:szCs w:val="20"/>
               </w:rPr>
-              <w:t>CUP 38.500,00</w:t>
+              <w:t>CUP 39.200,00</w:t>
             </w:r>
           </w:p>
         </w:tc>
@@ -47286,7 +47776,7 @@
                 <w:sz w:val="20"/>
                 <w:szCs w:val="20"/>
               </w:rPr>
-              <w:t>CUP 46.200,00</w:t>
+              <w:t>CUP 47.040,00</w:t>
             </w:r>
           </w:p>
         </w:tc>
@@ -47339,7 +47829,7 @@
                 <w:sz w:val="20"/>
                 <w:szCs w:val="20"/>
               </w:rPr>
-              <w:t>CUP 19.250,00</w:t>
+              <w:t>CUP 19.600,00</w:t>
             </w:r>
           </w:p>
         </w:tc>
@@ -47392,7 +47882,7 @@
                 <w:sz w:val="20"/>
                 <w:szCs w:val="20"/>
               </w:rPr>
-              <w:t>CUP 6.160,00</w:t>
+              <w:t>CUP 6.272,00</w:t>
             </w:r>
           </w:p>
         </w:tc>
@@ -47444,7 +47934,7 @@
                 <w:sz w:val="20"/>
                 <w:szCs w:val="20"/>
               </w:rPr>
-              <w:t>CUP 23.100,00</w:t>
+              <w:t>CUP 23.520,00</w:t>
             </w:r>
           </w:p>
         </w:tc>
@@ -47500,7 +47990,7 @@
                 <w:sz w:val="20"/>
                 <w:szCs w:val="20"/>
               </w:rPr>
-              <w:t>CUP 7.700,00</w:t>
+              <w:t>CUP 7.840,00</w:t>
             </w:r>
           </w:p>
         </w:tc>
@@ -47556,7 +48046,7 @@
                 <w:sz w:val="20"/>
                 <w:szCs w:val="20"/>
               </w:rPr>
-              <w:t>CUP 11.550,00</w:t>
+              <w:t>CUP 11.760,00</w:t>
             </w:r>
           </w:p>
         </w:tc>
@@ -47609,7 +48099,7 @@
                 <w:sz w:val="20"/>
                 <w:szCs w:val="20"/>
               </w:rPr>
-              <w:t>CUP 7.700,00</w:t>
+              <w:t>CUP 7.840,00</w:t>
             </w:r>
           </w:p>
         </w:tc>
@@ -47662,7 +48152,7 @@
                 <w:sz w:val="20"/>
                 <w:szCs w:val="20"/>
               </w:rPr>
-              <w:t>CUP 26.950,00</w:t>
+              <w:t>CUP 27.440,00</w:t>
             </w:r>
           </w:p>
         </w:tc>
@@ -47715,7 +48205,7 @@
                 <w:sz w:val="20"/>
                 <w:szCs w:val="20"/>
               </w:rPr>
-              <w:t>CUP 4.620,00</w:t>
+              <w:t>CUP 4.704,00</w:t>
             </w:r>
           </w:p>
         </w:tc>
@@ -47768,7 +48258,7 @@
                 <w:sz w:val="20"/>
                 <w:szCs w:val="20"/>
               </w:rPr>
-              <w:t>CUP 6.160,00</w:t>
+              <w:t>CUP 6.272,00</w:t>
             </w:r>
           </w:p>
         </w:tc>
@@ -47821,7 +48311,7 @@
                 <w:sz w:val="20"/>
                 <w:szCs w:val="20"/>
               </w:rPr>
-              <w:t>CUP 11.550,00</w:t>
+              <w:t>CUP 11.760,00</w:t>
             </w:r>
           </w:p>
         </w:tc>
@@ -47877,7 +48367,7 @@
                 <w:sz w:val="20"/>
                 <w:szCs w:val="20"/>
               </w:rPr>
-              <w:t>CUP 19.250,00</w:t>
+              <w:t>CUP 19.600,00</w:t>
             </w:r>
           </w:p>
         </w:tc>
@@ -47934,7 +48424,7 @@
                 <w:sz w:val="20"/>
                 <w:szCs w:val="20"/>
               </w:rPr>
-              <w:t>CUP 15.400,00</w:t>
+              <w:t>CUP 15.680,00</w:t>
             </w:r>
           </w:p>
         </w:tc>
@@ -47990,7 +48480,7 @@
                 <w:sz w:val="20"/>
                 <w:szCs w:val="20"/>
               </w:rPr>
-              <w:t>CUP 7.700,00</w:t>
+              <w:t>CUP 7.840,00</w:t>
             </w:r>
           </w:p>
         </w:tc>
@@ -48046,7 +48536,7 @@
                 <w:sz w:val="20"/>
                 <w:szCs w:val="20"/>
               </w:rPr>
-              <w:t>CUP 92.400,00</w:t>
+              <w:t>CUP 94.080,00</w:t>
             </w:r>
           </w:p>
         </w:tc>
@@ -48102,7 +48592,7 @@
                 <w:sz w:val="20"/>
                 <w:szCs w:val="20"/>
               </w:rPr>
-              <w:t>CUP 84.700,00</w:t>
+              <w:t>CUP 86.240,00</w:t>
             </w:r>
           </w:p>
         </w:tc>
@@ -48158,7 +48648,7 @@
                 <w:sz w:val="20"/>
                 <w:szCs w:val="20"/>
               </w:rPr>
-              <w:t>CUP 5.390,00</w:t>
+              <w:t>CUP 5.488,00</w:t>
             </w:r>
           </w:p>
         </w:tc>
@@ -48214,7 +48704,7 @@
                 <w:sz w:val="20"/>
                 <w:szCs w:val="20"/>
               </w:rPr>
-              <w:t>CUP 6.160,00</w:t>
+              <w:t>CUP 6.272,00</w:t>
             </w:r>
           </w:p>
         </w:tc>
@@ -48270,7 +48760,7 @@
                 <w:sz w:val="20"/>
                 <w:szCs w:val="20"/>
               </w:rPr>
-              <w:t>CUP 65.450,00</w:t>
+              <w:t>CUP 66.640,00</w:t>
             </w:r>
           </w:p>
         </w:tc>
@@ -48326,7 +48816,7 @@
                 <w:sz w:val="20"/>
                 <w:szCs w:val="20"/>
               </w:rPr>
-              <w:t>CUP 69.300,00</w:t>
+              <w:t>CUP 70.560,00</w:t>
             </w:r>
           </w:p>
         </w:tc>
@@ -48382,7 +48872,7 @@
                 <w:sz w:val="20"/>
                 <w:szCs w:val="20"/>
               </w:rPr>
-              <w:t>CUP 23.100,00</w:t>
+              <w:t>CUP 23.520,00</w:t>
             </w:r>
           </w:p>
         </w:tc>
@@ -48438,7 +48928,7 @@
                 <w:sz w:val="20"/>
                 <w:szCs w:val="20"/>
               </w:rPr>
-              <w:t>CUP 277.200,00</w:t>
+              <w:t>CUP 282.240,00</w:t>
             </w:r>
           </w:p>
         </w:tc>
@@ -48494,7 +48984,7 @@
                 <w:sz w:val="20"/>
                 <w:szCs w:val="20"/>
               </w:rPr>
-              <w:t>CUP 284.900,00</w:t>
+              <w:t>CUP 290.080,00</w:t>
             </w:r>
           </w:p>
         </w:tc>
@@ -48550,7 +49040,7 @@
                 <w:sz w:val="20"/>
                 <w:szCs w:val="20"/>
               </w:rPr>
-              <w:t>CUP 169.400,00</w:t>
+              <w:t>CUP 172.480,00</w:t>
             </w:r>
           </w:p>
         </w:tc>
@@ -48606,7 +49096,7 @@
                 <w:sz w:val="20"/>
                 <w:szCs w:val="20"/>
               </w:rPr>
-              <w:t>CUP 69.300,00</w:t>
+              <w:t>CUP 70.560,00</w:t>
             </w:r>
           </w:p>
         </w:tc>
@@ -48662,7 +49152,7 @@
                 <w:sz w:val="20"/>
                 <w:szCs w:val="20"/>
               </w:rPr>
-              <w:t>CUP 38.500,00</w:t>
+              <w:t>CUP 39.200,00</w:t>
             </w:r>
           </w:p>
         </w:tc>
@@ -48717,7 +49207,7 @@
                 <w:sz w:val="20"/>
                 <w:szCs w:val="20"/>
               </w:rPr>
-              <w:t>CUP 3.850,00</w:t>
+              <w:t>CUP 3.920,00</w:t>
             </w:r>
           </w:p>
         </w:tc>
@@ -48772,7 +49262,7 @@
                 <w:sz w:val="20"/>
                 <w:szCs w:val="20"/>
               </w:rPr>
-              <w:t>CUP 3.850,00</w:t>
+              <w:t>CUP 3.920,00</w:t>
             </w:r>
           </w:p>
         </w:tc>
@@ -48827,7 +49317,7 @@
                 <w:sz w:val="20"/>
                 <w:szCs w:val="20"/>
               </w:rPr>
-              <w:t>CUP 11.550,00</w:t>
+              <w:t>CUP 11.760,00</w:t>
             </w:r>
           </w:p>
         </w:tc>
@@ -48858,7 +49348,27 @@
                 <w:sz w:val="22"/>
                 <w:szCs w:val="22"/>
               </w:rPr>
-              <w:t>RODAMIENTO DELANTERO  CON ABS SANDERO C/U</w:t>
+              <w:t xml:space="preserve">RODAMIENTO </w:t>
+            </w:r>
+            <w:proofErr w:type="gramStart"/>
+            <w:r>
+              <w:rPr>
+                <w:rFonts w:cs="Calibri"/>
+                <w:color w:val="000000"/>
+                <w:sz w:val="22"/>
+                <w:szCs w:val="22"/>
+              </w:rPr>
+              <w:t>DELANTERO  CON</w:t>
+            </w:r>
+            <w:proofErr w:type="gramEnd"/>
+            <w:r>
+              <w:rPr>
+                <w:rFonts w:cs="Calibri"/>
+                <w:color w:val="000000"/>
+                <w:sz w:val="22"/>
+                <w:szCs w:val="22"/>
+              </w:rPr>
+              <w:t xml:space="preserve"> ABS SANDERO C/U</w:t>
             </w:r>
           </w:p>
         </w:tc>
@@ -48883,7 +49393,7 @@
                 <w:sz w:val="20"/>
                 <w:szCs w:val="20"/>
               </w:rPr>
-              <w:t>CUP 34.650,00</w:t>
+              <w:t>CUP 35.280,00</w:t>
             </w:r>
           </w:p>
         </w:tc>
@@ -48938,7 +49448,7 @@
                 <w:sz w:val="20"/>
                 <w:szCs w:val="20"/>
               </w:rPr>
-              <w:t>CUP 30.800,00</w:t>
+              <w:t>CUP 31.360,00</w:t>
             </w:r>
           </w:p>
         </w:tc>
@@ -48993,7 +49503,7 @@
                 <w:sz w:val="20"/>
                 <w:szCs w:val="20"/>
               </w:rPr>
-              <w:t>CUP 15.400,00</w:t>
+              <w:t>CUP 15.680,00</w:t>
             </w:r>
           </w:p>
         </w:tc>
@@ -49048,7 +49558,7 @@
                 <w:sz w:val="20"/>
                 <w:szCs w:val="20"/>
               </w:rPr>
-              <w:t>CUP 19.250,00</w:t>
+              <w:t>CUP 19.600,00</w:t>
             </w:r>
           </w:p>
         </w:tc>
@@ -49101,7 +49611,7 @@
                 <w:sz w:val="20"/>
                 <w:szCs w:val="20"/>
               </w:rPr>
-              <w:t>CUP 6.160,00</w:t>
+              <w:t>CUP 6.272,00</w:t>
             </w:r>
           </w:p>
         </w:tc>
@@ -49153,7 +49663,7 @@
                 <w:sz w:val="20"/>
                 <w:szCs w:val="20"/>
               </w:rPr>
-              <w:t>CUP 3.850,00</w:t>
+              <w:t>CUP 3.920,00</w:t>
             </w:r>
           </w:p>
         </w:tc>
@@ -49205,7 +49715,7 @@
                 <w:sz w:val="20"/>
                 <w:szCs w:val="20"/>
               </w:rPr>
-              <w:t>CUP 7.700,00</w:t>
+              <w:t>CUP 7.840,00</w:t>
             </w:r>
           </w:p>
         </w:tc>
@@ -49257,7 +49767,7 @@
                 <w:sz w:val="20"/>
                 <w:szCs w:val="20"/>
               </w:rPr>
-              <w:t>CUP 3.850,00</w:t>
+              <w:t>CUP 3.920,00</w:t>
             </w:r>
           </w:p>
         </w:tc>
@@ -49310,7 +49820,7 @@
                 <w:sz w:val="20"/>
                 <w:szCs w:val="20"/>
               </w:rPr>
-              <w:t>CUP 53.900,00</w:t>
+              <w:t>CUP 54.880,00</w:t>
             </w:r>
           </w:p>
         </w:tc>
@@ -49363,7 +49873,7 @@
                 <w:sz w:val="20"/>
                 <w:szCs w:val="20"/>
               </w:rPr>
-              <w:t>CUP 23.100,00</w:t>
+              <w:t>CUP 23.520,00</w:t>
             </w:r>
           </w:p>
         </w:tc>
@@ -49416,7 +49926,7 @@
                 <w:sz w:val="20"/>
                 <w:szCs w:val="20"/>
               </w:rPr>
-              <w:t>CUP 6.160,00</w:t>
+              <w:t>CUP 6.272,00</w:t>
             </w:r>
           </w:p>
         </w:tc>
@@ -49469,7 +49979,7 @@
                 <w:sz w:val="20"/>
                 <w:szCs w:val="20"/>
               </w:rPr>
-              <w:t>CUP 9.240,00</w:t>
+              <w:t>CUP 9.408,00</w:t>
             </w:r>
           </w:p>
         </w:tc>
@@ -49522,7 +50032,7 @@
                 <w:sz w:val="20"/>
                 <w:szCs w:val="20"/>
               </w:rPr>
-              <w:t>CUP 15.400,00</w:t>
+              <w:t>CUP 15.680,00</w:t>
             </w:r>
           </w:p>
         </w:tc>
@@ -49575,7 +50085,7 @@
                 <w:sz w:val="20"/>
                 <w:szCs w:val="20"/>
               </w:rPr>
-              <w:t>CUP 7.700,00</w:t>
+              <w:t>CUP 7.840,00</w:t>
             </w:r>
           </w:p>
         </w:tc>
@@ -49629,7 +50139,7 @@
                 <w:sz w:val="20"/>
                 <w:szCs w:val="20"/>
               </w:rPr>
-              <w:t>CUP 7.700,00</w:t>
+              <w:t>CUP 7.840,00</w:t>
             </w:r>
           </w:p>
         </w:tc>
@@ -49682,7 +50192,7 @@
                 <w:sz w:val="20"/>
                 <w:szCs w:val="20"/>
               </w:rPr>
-              <w:t>CUP 7.700,00</w:t>
+              <w:t>CUP 7.840,00</w:t>
             </w:r>
           </w:p>
         </w:tc>
@@ -49735,7 +50245,7 @@
                 <w:sz w:val="20"/>
                 <w:szCs w:val="20"/>
               </w:rPr>
-              <w:t>CUP 77.000,00</w:t>
+              <w:t>CUP 78.400,00</w:t>
             </w:r>
           </w:p>
         </w:tc>
@@ -49788,7 +50298,7 @@
                 <w:sz w:val="20"/>
                 <w:szCs w:val="20"/>
               </w:rPr>
-              <w:t>CUP 23.100,00</w:t>
+              <w:t>CUP 23.520,00</w:t>
             </w:r>
           </w:p>
         </w:tc>
@@ -50048,7 +50558,7 @@
                 <w:sz w:val="20"/>
                 <w:szCs w:val="20"/>
               </w:rPr>
-              <w:t>CUP 5.390,00</w:t>
+              <w:t>CUP 5.488,00</w:t>
             </w:r>
           </w:p>
         </w:tc>
@@ -50116,7 +50626,7 @@
                 <w:sz w:val="20"/>
                 <w:szCs w:val="20"/>
               </w:rPr>
-              <w:t>CUP 23.100,00</w:t>
+              <w:t>CUP 23.520,00</w:t>
             </w:r>
           </w:p>
         </w:tc>
@@ -50184,7 +50694,7 @@
                 <w:sz w:val="20"/>
                 <w:szCs w:val="20"/>
               </w:rPr>
-              <w:t>CUP 5.390,00</w:t>
+              <w:t>CUP 5.488,00</w:t>
             </w:r>
           </w:p>
         </w:tc>
@@ -50252,7 +50762,7 @@
                 <w:sz w:val="20"/>
                 <w:szCs w:val="20"/>
               </w:rPr>
-              <w:t>CUP 23.100,00</w:t>
+              <w:t>CUP 23.520,00</w:t>
             </w:r>
           </w:p>
         </w:tc>
@@ -50320,7 +50830,7 @@
                 <w:sz w:val="20"/>
                 <w:szCs w:val="20"/>
               </w:rPr>
-              <w:t>CUP 26.950,00</w:t>
+              <w:t>CUP 27.440,00</w:t>
             </w:r>
           </w:p>
         </w:tc>
@@ -50388,7 +50898,7 @@
                 <w:sz w:val="20"/>
                 <w:szCs w:val="20"/>
               </w:rPr>
-              <w:t>CUP 26.950,00</w:t>
+              <w:t>CUP 27.440,00</w:t>
             </w:r>
           </w:p>
         </w:tc>
@@ -50456,7 +50966,7 @@
                 <w:sz w:val="20"/>
                 <w:szCs w:val="20"/>
               </w:rPr>
-              <w:t>CUP 30.800,00</w:t>
+              <w:t>CUP 31.360,00</w:t>
             </w:r>
           </w:p>
         </w:tc>
@@ -50524,7 +51034,7 @@
                 <w:sz w:val="20"/>
                 <w:szCs w:val="20"/>
               </w:rPr>
-              <w:t>CUP 6.160,00</w:t>
+              <w:t>CUP 6.272,00</w:t>
             </w:r>
           </w:p>
         </w:tc>
@@ -50592,7 +51102,7 @@
                 <w:sz w:val="20"/>
                 <w:szCs w:val="20"/>
               </w:rPr>
-              <w:t>CUP 24.640,00</w:t>
+              <w:t>CUP 25.088,00</w:t>
             </w:r>
           </w:p>
         </w:tc>
@@ -50660,7 +51170,7 @@
                 <w:sz w:val="20"/>
                 <w:szCs w:val="20"/>
               </w:rPr>
-              <w:t>CUP 4.620,00</w:t>
+              <w:t>CUP 4.704,00</w:t>
             </w:r>
           </w:p>
         </w:tc>
@@ -50728,7 +51238,7 @@
                 <w:sz w:val="20"/>
                 <w:szCs w:val="20"/>
               </w:rPr>
-              <w:t>CUP 5.390,00</w:t>
+              <w:t>CUP 5.488,00</w:t>
             </w:r>
           </w:p>
         </w:tc>
@@ -50796,7 +51306,7 @@
                 <w:sz w:val="20"/>
                 <w:szCs w:val="20"/>
               </w:rPr>
-              <w:t>CUP 6.160,00</w:t>
+              <w:t>CUP 6.272,00</w:t>
             </w:r>
           </w:p>
         </w:tc>
@@ -50864,7 +51374,7 @@
                 <w:sz w:val="20"/>
                 <w:szCs w:val="20"/>
               </w:rPr>
-              <w:t>CUP 4.620,00</w:t>
+              <w:t>CUP 4.704,00</w:t>
             </w:r>
           </w:p>
         </w:tc>
@@ -50932,7 +51442,7 @@
                 <w:sz w:val="20"/>
                 <w:szCs w:val="20"/>
               </w:rPr>
-              <w:t>CUP 3.850,00</w:t>
+              <w:t>CUP 3.920,00</w:t>
             </w:r>
           </w:p>
         </w:tc>
@@ -51000,7 +51510,7 @@
                 <w:sz w:val="20"/>
                 <w:szCs w:val="20"/>
               </w:rPr>
-              <w:t>CUP 6.930,00</w:t>
+              <w:t>CUP 7.056,00</w:t>
             </w:r>
           </w:p>
         </w:tc>
@@ -51068,7 +51578,7 @@
                 <w:sz w:val="20"/>
                 <w:szCs w:val="20"/>
               </w:rPr>
-              <w:t>CUP 4.620,00</w:t>
+              <w:t>CUP 4.704,00</w:t>
             </w:r>
           </w:p>
         </w:tc>
@@ -51136,7 +51646,7 @@
                 <w:sz w:val="20"/>
                 <w:szCs w:val="20"/>
               </w:rPr>
-              <w:t>CUP 65.450,00</w:t>
+              <w:t>CUP 66.640,00</w:t>
             </w:r>
           </w:p>
         </w:tc>
@@ -51204,7 +51714,7 @@
                 <w:sz w:val="20"/>
                 <w:szCs w:val="20"/>
               </w:rPr>
-              <w:t>CUP 134.750,00</w:t>
+              <w:t>CUP 137.200,00</w:t>
             </w:r>
           </w:p>
         </w:tc>
@@ -51272,7 +51782,7 @@
                 <w:sz w:val="20"/>
                 <w:szCs w:val="20"/>
               </w:rPr>
-              <w:t>CUP 150.150,00</w:t>
+              <w:t>CUP 152.880,00</w:t>
             </w:r>
           </w:p>
         </w:tc>
@@ -51340,7 +51850,7 @@
                 <w:sz w:val="20"/>
                 <w:szCs w:val="20"/>
               </w:rPr>
-              <w:t>CUP 169.400,00</w:t>
+              <w:t>CUP 172.480,00</w:t>
             </w:r>
           </w:p>
         </w:tc>
@@ -51408,7 +51918,7 @@
                 <w:sz w:val="20"/>
                 <w:szCs w:val="20"/>
               </w:rPr>
-              <w:t>CUP 61.600,00</w:t>
+              <w:t>CUP 62.720,00</w:t>
             </w:r>
           </w:p>
         </w:tc>
@@ -51476,7 +51986,7 @@
                 <w:sz w:val="20"/>
                 <w:szCs w:val="20"/>
               </w:rPr>
-              <w:t>CUP 77.000,00</w:t>
+              <w:t>CUP 78.400,00</w:t>
             </w:r>
           </w:p>
         </w:tc>
@@ -51544,7 +52054,7 @@
                 <w:sz w:val="20"/>
                 <w:szCs w:val="20"/>
               </w:rPr>
-              <w:t>CUP 77.000,00</w:t>
+              <w:t>CUP 78.400,00</w:t>
             </w:r>
           </w:p>
         </w:tc>
@@ -51612,7 +52122,7 @@
                 <w:sz w:val="20"/>
                 <w:szCs w:val="20"/>
               </w:rPr>
-              <w:t>CUP 84.700,00</w:t>
+              <w:t>CUP 86.240,00</w:t>
             </w:r>
           </w:p>
         </w:tc>
@@ -51681,7 +52191,7 @@
                 <w:sz w:val="20"/>
                 <w:szCs w:val="20"/>
               </w:rPr>
-              <w:t>CUP 92.400,00</w:t>
+              <w:t>CUP 94.080,00</w:t>
             </w:r>
           </w:p>
         </w:tc>
@@ -51749,7 +52259,7 @@
                 <w:sz w:val="20"/>
                 <w:szCs w:val="20"/>
               </w:rPr>
-              <w:t>CUP 103.950,00</w:t>
+              <w:t>CUP 105.840,00</w:t>
             </w:r>
           </w:p>
         </w:tc>
@@ -51812,7 +52322,7 @@
                 <w:sz w:val="20"/>
                 <w:szCs w:val="20"/>
               </w:rPr>
-              <w:t>CUP 123.200,00</w:t>
+              <w:t>CUP 125.440,00</w:t>
             </w:r>
           </w:p>
         </w:tc>
@@ -51875,7 +52385,7 @@
                 <w:sz w:val="20"/>
                 <w:szCs w:val="20"/>
               </w:rPr>
-              <w:t>CUP 130.900,00</w:t>
+              <w:t>CUP 133.280,00</w:t>
             </w:r>
           </w:p>
         </w:tc>
@@ -51938,7 +52448,7 @@
                 <w:sz w:val="20"/>
                 <w:szCs w:val="20"/>
               </w:rPr>
-              <w:t>CUP 770,00</w:t>
+              <w:t>CUP 784,00</w:t>
             </w:r>
           </w:p>
         </w:tc>
@@ -52001,7 +52511,7 @@
                 <w:sz w:val="20"/>
                 <w:szCs w:val="20"/>
               </w:rPr>
-              <w:t>CUP 770,00</w:t>
+              <w:t>CUP 784,00</w:t>
             </w:r>
           </w:p>
         </w:tc>
@@ -52064,7 +52574,7 @@
                 <w:sz w:val="20"/>
                 <w:szCs w:val="20"/>
               </w:rPr>
-              <w:t>CUP 770,00</w:t>
+              <w:t>CUP 784,00</w:t>
             </w:r>
           </w:p>
         </w:tc>
@@ -52132,7 +52642,7 @@
                 <w:sz w:val="20"/>
                 <w:szCs w:val="20"/>
               </w:rPr>
-              <w:t>CUP 2.310,00</w:t>
+              <w:t>CUP 2.352,00</w:t>
             </w:r>
           </w:p>
         </w:tc>
@@ -52195,7 +52705,7 @@
                 <w:sz w:val="20"/>
                 <w:szCs w:val="20"/>
               </w:rPr>
-              <w:t>CUP 11.550,00</w:t>
+              <w:t>CUP 11.760,00</w:t>
             </w:r>
           </w:p>
         </w:tc>
@@ -52258,7 +52768,7 @@
                 <w:sz w:val="20"/>
                 <w:szCs w:val="20"/>
               </w:rPr>
-              <w:t>CUP 4.620,00</w:t>
+              <w:t>CUP 4.704,00</w:t>
             </w:r>
           </w:p>
         </w:tc>
@@ -52321,7 +52831,7 @@
                 <w:sz w:val="20"/>
                 <w:szCs w:val="20"/>
               </w:rPr>
-              <w:t>CUP 6.160,00</w:t>
+              <w:t>CUP 6.272,00</w:t>
             </w:r>
           </w:p>
         </w:tc>
@@ -52384,7 +52894,7 @@
                 <w:sz w:val="20"/>
                 <w:szCs w:val="20"/>
               </w:rPr>
-              <w:t>CUP 23.100,00</w:t>
+              <w:t>CUP 23.520,00</w:t>
             </w:r>
           </w:p>
         </w:tc>
@@ -52447,7 +52957,7 @@
                 <w:sz w:val="20"/>
                 <w:szCs w:val="20"/>
               </w:rPr>
-              <w:t>CUP 3.850,00</w:t>
+              <w:t>CUP 3.920,00</w:t>
             </w:r>
           </w:p>
         </w:tc>
@@ -52510,7 +53020,7 @@
                 <w:sz w:val="20"/>
                 <w:szCs w:val="20"/>
               </w:rPr>
-              <w:t>CUP 3.850,00</w:t>
+              <w:t>CUP 3.920,00</w:t>
             </w:r>
           </w:p>
         </w:tc>
@@ -52573,7 +53083,7 @@
                 <w:sz w:val="20"/>
                 <w:szCs w:val="20"/>
               </w:rPr>
-              <w:t>CUP 23.100,00</w:t>
+              <w:t>CUP 23.520,00</w:t>
             </w:r>
           </w:p>
         </w:tc>
@@ -52636,7 +53146,7 @@
                 <w:sz w:val="20"/>
                 <w:szCs w:val="20"/>
               </w:rPr>
-              <w:t>CUP 3.080,00</w:t>
+              <w:t>CUP 3.136,00</w:t>
             </w:r>
           </w:p>
         </w:tc>
@@ -52699,7 +53209,7 @@
                 <w:sz w:val="20"/>
                 <w:szCs w:val="20"/>
               </w:rPr>
-              <w:t>CUP 4.620,00</w:t>
+              <w:t>CUP 4.704,00</w:t>
             </w:r>
           </w:p>
         </w:tc>
@@ -52762,7 +53272,7 @@
                 <w:sz w:val="20"/>
                 <w:szCs w:val="20"/>
               </w:rPr>
-              <w:t>CUP 6.160,00</w:t>
+              <w:t>CUP 6.272,00</w:t>
             </w:r>
           </w:p>
         </w:tc>
@@ -52825,7 +53335,7 @@
                 <w:sz w:val="20"/>
                 <w:szCs w:val="20"/>
               </w:rPr>
-              <w:t>CUP 6.160,00</w:t>
+              <w:t>CUP 6.272,00</w:t>
             </w:r>
           </w:p>
         </w:tc>
@@ -52888,7 +53398,7 @@
                 <w:sz w:val="20"/>
                 <w:szCs w:val="20"/>
               </w:rPr>
-              <w:t>CUP 5.390,00</w:t>
+              <w:t>CUP 5.488,00</w:t>
             </w:r>
           </w:p>
         </w:tc>
@@ -52951,7 +53461,7 @@
                 <w:sz w:val="20"/>
                 <w:szCs w:val="20"/>
               </w:rPr>
-              <w:t>CUP 11.550,00</w:t>
+              <w:t>CUP 11.760,00</w:t>
             </w:r>
           </w:p>
         </w:tc>
@@ -53014,7 +53524,7 @@
                 <w:sz w:val="20"/>
                 <w:szCs w:val="20"/>
               </w:rPr>
-              <w:t>CUP 4.620,00</w:t>
+              <w:t>CUP 4.704,00</w:t>
             </w:r>
           </w:p>
         </w:tc>
@@ -53077,7 +53587,7 @@
                 <w:sz w:val="20"/>
                 <w:szCs w:val="20"/>
               </w:rPr>
-              <w:t>CUP 7.700,00</w:t>
+              <w:t>CUP 7.840,00</w:t>
             </w:r>
           </w:p>
         </w:tc>
@@ -53140,7 +53650,7 @@
                 <w:sz w:val="20"/>
                 <w:szCs w:val="20"/>
               </w:rPr>
-              <w:t>CUP 6.160,00</w:t>
+              <w:t>CUP 6.272,00</w:t>
             </w:r>
           </w:p>
         </w:tc>
@@ -53203,7 +53713,7 @@
                 <w:sz w:val="20"/>
                 <w:szCs w:val="20"/>
               </w:rPr>
-              <w:t>CUP 5.390,00</w:t>
+              <w:t>CUP 5.488,00</w:t>
             </w:r>
           </w:p>
         </w:tc>
@@ -53266,7 +53776,7 @@
                 <w:sz w:val="20"/>
                 <w:szCs w:val="20"/>
               </w:rPr>
-              <w:t>CUP 3.850,00</w:t>
+              <w:t>CUP 3.920,00</w:t>
             </w:r>
           </w:p>
         </w:tc>
@@ -53329,7 +53839,7 @@
                 <w:sz w:val="20"/>
                 <w:szCs w:val="20"/>
               </w:rPr>
-              <w:t>CUP 6.160,00</w:t>
+              <w:t>CUP 6.272,00</w:t>
             </w:r>
           </w:p>
         </w:tc>
@@ -53392,7 +53902,7 @@
                 <w:sz w:val="20"/>
                 <w:szCs w:val="20"/>
               </w:rPr>
-              <w:t>CUP 42.350,00</w:t>
+              <w:t>CUP 43.120,00</w:t>
             </w:r>
           </w:p>
         </w:tc>
@@ -53455,7 +53965,7 @@
                 <w:sz w:val="20"/>
                 <w:szCs w:val="20"/>
               </w:rPr>
-              <w:t>CUP 46.200,00</w:t>
+              <w:t>CUP 47.040,00</w:t>
             </w:r>
           </w:p>
         </w:tc>
@@ -53518,7 +54028,7 @@
                 <w:sz w:val="20"/>
                 <w:szCs w:val="20"/>
               </w:rPr>
-              <w:t>CUP 50.050,00</w:t>
+              <w:t>CUP 50.960,00</w:t>
             </w:r>
           </w:p>
         </w:tc>
@@ -53581,7 +54091,7 @@
                 <w:sz w:val="20"/>
                 <w:szCs w:val="20"/>
               </w:rPr>
-              <w:t>CUP 50.050,00</w:t>
+              <w:t>CUP 50.960,00</w:t>
             </w:r>
           </w:p>
         </w:tc>
@@ -53645,7 +54155,7 @@
                 <w:sz w:val="20"/>
                 <w:szCs w:val="20"/>
               </w:rPr>
-              <w:t>CUP 50.050,00</w:t>
+              <w:t>CUP 50.960,00</w:t>
             </w:r>
           </w:p>
         </w:tc>
@@ -53713,7 +54223,7 @@
                 <w:sz w:val="20"/>
                 <w:szCs w:val="20"/>
               </w:rPr>
-              <w:t>CUP 57.750,00</w:t>
+              <w:t>CUP 58.800,00</w:t>
             </w:r>
           </w:p>
         </w:tc>
@@ -53776,7 +54286,7 @@
                 <w:sz w:val="20"/>
                 <w:szCs w:val="20"/>
               </w:rPr>
-              <w:t>CUP 50.050,00</w:t>
+              <w:t>CUP 50.960,00</w:t>
             </w:r>
           </w:p>
         </w:tc>
@@ -53839,7 +54349,7 @@
                 <w:sz w:val="20"/>
                 <w:szCs w:val="20"/>
               </w:rPr>
-              <w:t>CUP 61.600,00</w:t>
+              <w:t>CUP 62.720,00</w:t>
             </w:r>
           </w:p>
         </w:tc>
@@ -53902,7 +54412,7 @@
                 <w:sz w:val="20"/>
                 <w:szCs w:val="20"/>
               </w:rPr>
-              <w:t>CUP 65.450,00</w:t>
+              <w:t>CUP 66.640,00</w:t>
             </w:r>
           </w:p>
         </w:tc>
@@ -53970,7 +54480,7 @@
                 <w:sz w:val="20"/>
                 <w:szCs w:val="20"/>
               </w:rPr>
-              <w:t>CUP 69.300,00</w:t>
+              <w:t>CUP 70.560,00</w:t>
             </w:r>
           </w:p>
         </w:tc>
@@ -54038,7 +54548,7 @@
                 <w:sz w:val="20"/>
                 <w:szCs w:val="20"/>
               </w:rPr>
-              <w:t>CUP 169.400,00</w:t>
+              <w:t>CUP 172.480,00</w:t>
             </w:r>
           </w:p>
         </w:tc>
@@ -54106,7 +54616,7 @@
                 <w:sz w:val="20"/>
                 <w:szCs w:val="20"/>
               </w:rPr>
-              <w:t>CUP 7.700,00</w:t>
+              <w:t>CUP 7.840,00</w:t>
             </w:r>
           </w:p>
         </w:tc>
@@ -54174,7 +54684,7 @@
                 <w:sz w:val="20"/>
                 <w:szCs w:val="20"/>
               </w:rPr>
-              <w:t>CUP 7.700,00</w:t>
+              <w:t>CUP 7.840,00</w:t>
             </w:r>
           </w:p>
         </w:tc>
@@ -54242,7 +54752,7 @@
                 <w:sz w:val="20"/>
                 <w:szCs w:val="20"/>
               </w:rPr>
-              <w:t>CUP 11.550,00</w:t>
+              <w:t>CUP 11.760,00</w:t>
             </w:r>
           </w:p>
         </w:tc>
@@ -54310,7 +54820,7 @@
                 <w:sz w:val="20"/>
                 <w:szCs w:val="20"/>
               </w:rPr>
-              <w:t>CUP 13.860,00</w:t>
+              <w:t>CUP 14.112,00</w:t>
             </w:r>
           </w:p>
         </w:tc>
@@ -54378,7 +54888,7 @@
                 <w:sz w:val="20"/>
                 <w:szCs w:val="20"/>
               </w:rPr>
-              <w:t>CUP 7.700,00</w:t>
+              <w:t>CUP 7.840,00</w:t>
             </w:r>
           </w:p>
         </w:tc>
@@ -54446,7 +54956,7 @@
                 <w:sz w:val="20"/>
                 <w:szCs w:val="20"/>
               </w:rPr>
-              <w:t>CUP 7.700,00</w:t>
+              <w:t>CUP 7.840,00</w:t>
             </w:r>
           </w:p>
         </w:tc>
@@ -54514,7 +55024,7 @@
                 <w:sz w:val="20"/>
                 <w:szCs w:val="20"/>
               </w:rPr>
-              <w:t>CUP 3.850,00</w:t>
+              <w:t>CUP 3.920,00</w:t>
             </w:r>
           </w:p>
         </w:tc>
@@ -54582,7 +55092,7 @@
                 <w:sz w:val="20"/>
                 <w:szCs w:val="20"/>
               </w:rPr>
-              <w:t>CUP 5.390,00</w:t>
+              <w:t>CUP 5.488,00</w:t>
             </w:r>
           </w:p>
         </w:tc>
@@ -54650,7 +55160,7 @@
                 <w:sz w:val="20"/>
                 <w:szCs w:val="20"/>
               </w:rPr>
-              <w:t>CUP 7.700,00</w:t>
+              <w:t>CUP 7.840,00</w:t>
             </w:r>
           </w:p>
         </w:tc>
@@ -54718,7 +55228,7 @@
                 <w:sz w:val="20"/>
                 <w:szCs w:val="20"/>
               </w:rPr>
-              <w:t>CUP 7.700,00</w:t>
+              <w:t>CUP 7.840,00</w:t>
             </w:r>
           </w:p>
         </w:tc>
@@ -54786,7 +55296,7 @@
                 <w:sz w:val="20"/>
                 <w:szCs w:val="20"/>
               </w:rPr>
-              <w:t>CUP 6.160,00</w:t>
+              <w:t>CUP 6.272,00</w:t>
             </w:r>
           </w:p>
         </w:tc>
@@ -54854,7 +55364,7 @@
                 <w:sz w:val="20"/>
                 <w:szCs w:val="20"/>
               </w:rPr>
-              <w:t>CUP 6.160,00</w:t>
+              <w:t>CUP 6.272,00</w:t>
             </w:r>
           </w:p>
         </w:tc>
@@ -54922,7 +55432,7 @@
                 <w:sz w:val="20"/>
                 <w:szCs w:val="20"/>
               </w:rPr>
-              <w:t>CUP 6.160,00</w:t>
+              <w:t>CUP 6.272,00</w:t>
             </w:r>
           </w:p>
         </w:tc>
@@ -54990,7 +55500,7 @@
                 <w:sz w:val="20"/>
                 <w:szCs w:val="20"/>
               </w:rPr>
-              <w:t>CUP 5.390,00</w:t>
+              <w:t>CUP 5.488,00</w:t>
             </w:r>
           </w:p>
         </w:tc>
@@ -55058,7 +55568,7 @@
                 <w:sz w:val="20"/>
                 <w:szCs w:val="20"/>
               </w:rPr>
-              <w:t>CUP 3.850,00</w:t>
+              <w:t>CUP 3.920,00</w:t>
             </w:r>
           </w:p>
         </w:tc>
@@ -55126,7 +55636,7 @@
                 <w:sz w:val="20"/>
                 <w:szCs w:val="20"/>
               </w:rPr>
-              <w:t>CUP 6.160,00</w:t>
+              <w:t>CUP 6.272,00</w:t>
             </w:r>
           </w:p>
         </w:tc>
@@ -55194,7 +55704,7 @@
                 <w:sz w:val="20"/>
                 <w:szCs w:val="20"/>
               </w:rPr>
-              <w:t>CUP 9.240,00</w:t>
+              <w:t>CUP 9.408,00</w:t>
             </w:r>
           </w:p>
         </w:tc>
@@ -55262,7 +55772,7 @@
                 <w:sz w:val="20"/>
                 <w:szCs w:val="20"/>
               </w:rPr>
-              <w:t>CUP 15.400,00</w:t>
+              <w:t>CUP 15.680,00</w:t>
             </w:r>
           </w:p>
         </w:tc>
@@ -55330,7 +55840,7 @@
                 <w:sz w:val="20"/>
                 <w:szCs w:val="20"/>
               </w:rPr>
-              <w:t>CUP 7.700,00</w:t>
+              <w:t>CUP 7.840,00</w:t>
             </w:r>
           </w:p>
         </w:tc>
@@ -55398,7 +55908,7 @@
                 <w:sz w:val="20"/>
                 <w:szCs w:val="20"/>
               </w:rPr>
-              <w:t>CUP 2.310,00</w:t>
+              <w:t>CUP 2.352,00</w:t>
             </w:r>
           </w:p>
         </w:tc>

--- a/files/TODITICO_PROFORMA_CONTRATO_con_precios.docx
+++ b/files/TODITICO_PROFORMA_CONTRATO_con_precios.docx
@@ -2562,7 +2562,7 @@
                 <w:sz w:val="20"/>
                 <w:szCs w:val="20"/>
               </w:rPr>
-              <w:t>CUP 6.272,00</w:t>
+              <w:t>CUP 6.384,00</w:t>
             </w:r>
           </w:p>
         </w:tc>
@@ -2626,7 +2626,7 @@
                 <w:sz w:val="20"/>
                 <w:szCs w:val="20"/>
               </w:rPr>
-              <w:t>CUP 9.408,00</w:t>
+              <w:t>CUP 9.576,00</w:t>
             </w:r>
           </w:p>
         </w:tc>
@@ -2690,7 +2690,7 @@
                 <w:sz w:val="20"/>
                 <w:szCs w:val="20"/>
               </w:rPr>
-              <w:t>CUP 11.760,00</w:t>
+              <w:t>CUP 11.970,00</w:t>
             </w:r>
           </w:p>
         </w:tc>
@@ -2754,7 +2754,7 @@
                 <w:sz w:val="20"/>
                 <w:szCs w:val="20"/>
               </w:rPr>
-              <w:t>CUP 15.680,00</w:t>
+              <w:t>CUP 15.960,00</w:t>
             </w:r>
           </w:p>
         </w:tc>
@@ -2818,7 +2818,7 @@
                 <w:sz w:val="20"/>
                 <w:szCs w:val="20"/>
               </w:rPr>
-              <w:t>CUP 5.488,00</w:t>
+              <w:t>CUP 5.586,00</w:t>
             </w:r>
           </w:p>
         </w:tc>
@@ -2887,7 +2887,7 @@
                 <w:sz w:val="20"/>
                 <w:szCs w:val="20"/>
               </w:rPr>
-              <w:t>CUP 6.272,00</w:t>
+              <w:t>CUP 6.384,00</w:t>
             </w:r>
           </w:p>
         </w:tc>
@@ -2956,7 +2956,7 @@
                 <w:sz w:val="20"/>
                 <w:szCs w:val="20"/>
               </w:rPr>
-              <w:t>CUP 54.880,00</w:t>
+              <w:t>CUP 55.860,00</w:t>
             </w:r>
           </w:p>
         </w:tc>
@@ -3025,7 +3025,7 @@
                 <w:sz w:val="20"/>
                 <w:szCs w:val="20"/>
               </w:rPr>
-              <w:t>CUP 70.560,00</w:t>
+              <w:t>CUP 71.820,00</w:t>
             </w:r>
           </w:p>
         </w:tc>
@@ -3094,7 +3094,7 @@
                 <w:sz w:val="20"/>
                 <w:szCs w:val="20"/>
               </w:rPr>
-              <w:t>CUP 78.400,00</w:t>
+              <w:t>CUP 79.800,00</w:t>
             </w:r>
           </w:p>
         </w:tc>
@@ -3163,7 +3163,7 @@
                 <w:sz w:val="20"/>
                 <w:szCs w:val="20"/>
               </w:rPr>
-              <w:t>CUP 78.400,00</w:t>
+              <w:t>CUP 79.800,00</w:t>
             </w:r>
           </w:p>
         </w:tc>
@@ -3232,7 +3232,7 @@
                 <w:sz w:val="20"/>
                 <w:szCs w:val="20"/>
               </w:rPr>
-              <w:t>CUP 125.440,00</w:t>
+              <w:t>CUP 127.680,00</w:t>
             </w:r>
           </w:p>
         </w:tc>
@@ -3301,7 +3301,7 @@
                 <w:sz w:val="20"/>
                 <w:szCs w:val="20"/>
               </w:rPr>
-              <w:t>CUP 27.440,00</w:t>
+              <w:t>CUP 27.930,00</w:t>
             </w:r>
           </w:p>
         </w:tc>
@@ -3370,7 +3370,7 @@
                 <w:sz w:val="20"/>
                 <w:szCs w:val="20"/>
               </w:rPr>
-              <w:t>CUP 117.600,00</w:t>
+              <w:t>CUP 119.700,00</w:t>
             </w:r>
           </w:p>
         </w:tc>
@@ -3439,7 +3439,7 @@
                 <w:sz w:val="20"/>
                 <w:szCs w:val="20"/>
               </w:rPr>
-              <w:t>CUP 86.240,00</w:t>
+              <w:t>CUP 87.780,00</w:t>
             </w:r>
           </w:p>
         </w:tc>
@@ -3508,7 +3508,7 @@
                 <w:sz w:val="20"/>
                 <w:szCs w:val="20"/>
               </w:rPr>
-              <w:t>CUP 3.920,00</w:t>
+              <w:t>CUP 3.990,00</w:t>
             </w:r>
           </w:p>
         </w:tc>
@@ -3577,7 +3577,7 @@
                 <w:sz w:val="20"/>
                 <w:szCs w:val="20"/>
               </w:rPr>
-              <w:t>CUP 31.360,00</w:t>
+              <w:t>CUP 31.920,00</w:t>
             </w:r>
           </w:p>
         </w:tc>
@@ -3646,7 +3646,7 @@
                 <w:sz w:val="20"/>
                 <w:szCs w:val="20"/>
               </w:rPr>
-              <w:t>CUP 15.680,00</w:t>
+              <w:t>CUP 15.960,00</w:t>
             </w:r>
           </w:p>
         </w:tc>
@@ -3715,7 +3715,7 @@
                 <w:sz w:val="20"/>
                 <w:szCs w:val="20"/>
               </w:rPr>
-              <w:t>CUP 4.704,00</w:t>
+              <w:t>CUP 4.788,00</w:t>
             </w:r>
           </w:p>
         </w:tc>
@@ -3784,7 +3784,7 @@
                 <w:sz w:val="20"/>
                 <w:szCs w:val="20"/>
               </w:rPr>
-              <w:t>CUP 3.920,00</w:t>
+              <w:t>CUP 3.990,00</w:t>
             </w:r>
           </w:p>
         </w:tc>
@@ -3853,7 +3853,7 @@
                 <w:sz w:val="20"/>
                 <w:szCs w:val="20"/>
               </w:rPr>
-              <w:t>CUP 2.352,00</w:t>
+              <w:t>CUP 2.394,00</w:t>
             </w:r>
           </w:p>
         </w:tc>
@@ -3922,7 +3922,7 @@
                 <w:sz w:val="20"/>
                 <w:szCs w:val="20"/>
               </w:rPr>
-              <w:t>CUP 11.760,00</w:t>
+              <w:t>CUP 11.970,00</w:t>
             </w:r>
           </w:p>
         </w:tc>
@@ -3991,7 +3991,7 @@
                 <w:sz w:val="20"/>
                 <w:szCs w:val="20"/>
               </w:rPr>
-              <w:t>CUP 94.080,00</w:t>
+              <w:t>CUP 95.760,00</w:t>
             </w:r>
           </w:p>
         </w:tc>
@@ -4060,7 +4060,7 @@
                 <w:sz w:val="20"/>
                 <w:szCs w:val="20"/>
               </w:rPr>
-              <w:t>CUP 39.200,00</w:t>
+              <w:t>CUP 39.900,00</w:t>
             </w:r>
           </w:p>
         </w:tc>
@@ -4129,7 +4129,7 @@
                 <w:sz w:val="20"/>
                 <w:szCs w:val="20"/>
               </w:rPr>
-              <w:t>CUP 7.840,00</w:t>
+              <w:t>CUP 7.980,00</w:t>
             </w:r>
           </w:p>
         </w:tc>
@@ -4198,7 +4198,7 @@
                 <w:sz w:val="20"/>
                 <w:szCs w:val="20"/>
               </w:rPr>
-              <w:t>CUP 70.560,00</w:t>
+              <w:t>CUP 71.820,00</w:t>
             </w:r>
           </w:p>
         </w:tc>
@@ -4267,7 +4267,7 @@
                 <w:sz w:val="20"/>
                 <w:szCs w:val="20"/>
               </w:rPr>
-              <w:t>CUP 27.440,00</w:t>
+              <w:t>CUP 27.930,00</w:t>
             </w:r>
           </w:p>
         </w:tc>
@@ -4337,7 +4337,7 @@
                 <w:sz w:val="20"/>
                 <w:szCs w:val="20"/>
               </w:rPr>
-              <w:t>CUP 3.920,00</w:t>
+              <w:t>CUP 3.990,00</w:t>
             </w:r>
           </w:p>
         </w:tc>
@@ -4406,7 +4406,7 @@
                 <w:sz w:val="20"/>
                 <w:szCs w:val="20"/>
               </w:rPr>
-              <w:t>CUP 117.600,00</w:t>
+              <w:t>CUP 119.700,00</w:t>
             </w:r>
           </w:p>
         </w:tc>
@@ -4475,7 +4475,7 @@
                 <w:sz w:val="20"/>
                 <w:szCs w:val="20"/>
               </w:rPr>
-              <w:t>CUP 94.080,00</w:t>
+              <w:t>CUP 95.760,00</w:t>
             </w:r>
           </w:p>
         </w:tc>
@@ -4544,7 +4544,7 @@
                 <w:sz w:val="20"/>
                 <w:szCs w:val="20"/>
               </w:rPr>
-              <w:t>CUP 125.440,00</w:t>
+              <w:t>CUP 127.680,00</w:t>
             </w:r>
           </w:p>
         </w:tc>
@@ -4613,7 +4613,7 @@
                 <w:sz w:val="20"/>
                 <w:szCs w:val="20"/>
               </w:rPr>
-              <w:t>CUP 19.600,00</w:t>
+              <w:t>CUP 19.950,00</w:t>
             </w:r>
           </w:p>
         </w:tc>
@@ -4682,7 +4682,7 @@
                 <w:sz w:val="20"/>
                 <w:szCs w:val="20"/>
               </w:rPr>
-              <w:t>CUP 35.280,00</w:t>
+              <w:t>CUP 35.910,00</w:t>
             </w:r>
           </w:p>
         </w:tc>
@@ -4751,7 +4751,7 @@
                 <w:sz w:val="20"/>
                 <w:szCs w:val="20"/>
               </w:rPr>
-              <w:t>CUP 54.880,00</w:t>
+              <w:t>CUP 55.860,00</w:t>
             </w:r>
           </w:p>
         </w:tc>
@@ -4820,7 +4820,7 @@
                 <w:sz w:val="20"/>
                 <w:szCs w:val="20"/>
               </w:rPr>
-              <w:t>CUP 11.760,00</w:t>
+              <w:t>CUP 11.970,00</w:t>
             </w:r>
           </w:p>
         </w:tc>
@@ -4889,7 +4889,7 @@
                 <w:sz w:val="20"/>
                 <w:szCs w:val="20"/>
               </w:rPr>
-              <w:t>CUP 23.520,00</w:t>
+              <w:t>CUP 23.940,00</w:t>
             </w:r>
           </w:p>
         </w:tc>
@@ -4959,7 +4959,7 @@
                 <w:sz w:val="20"/>
                 <w:szCs w:val="20"/>
               </w:rPr>
-              <w:t>CUP 66.640,00</w:t>
+              <w:t>CUP 67.830,00</w:t>
             </w:r>
           </w:p>
         </w:tc>
@@ -5028,7 +5028,7 @@
                 <w:sz w:val="20"/>
                 <w:szCs w:val="20"/>
               </w:rPr>
-              <w:t>CUP 62.720,00</w:t>
+              <w:t>CUP 63.840,00</w:t>
             </w:r>
           </w:p>
         </w:tc>
@@ -5097,7 +5097,7 @@
                 <w:sz w:val="20"/>
                 <w:szCs w:val="20"/>
               </w:rPr>
-              <w:t>CUP 78.400,00</w:t>
+              <w:t>CUP 79.800,00</w:t>
             </w:r>
           </w:p>
         </w:tc>
@@ -5166,7 +5166,7 @@
                 <w:sz w:val="20"/>
                 <w:szCs w:val="20"/>
               </w:rPr>
-              <w:t>CUP 78.400,00</w:t>
+              <w:t>CUP 79.800,00</w:t>
             </w:r>
           </w:p>
         </w:tc>
@@ -5235,7 +5235,7 @@
                 <w:sz w:val="20"/>
                 <w:szCs w:val="20"/>
               </w:rPr>
-              <w:t>CUP 86.240,00</w:t>
+              <w:t>CUP 87.780,00</w:t>
             </w:r>
           </w:p>
         </w:tc>
@@ -5304,7 +5304,7 @@
                 <w:sz w:val="20"/>
                 <w:szCs w:val="20"/>
               </w:rPr>
-              <w:t>CUP 94.080,00</w:t>
+              <w:t>CUP 95.760,00</w:t>
             </w:r>
           </w:p>
         </w:tc>
@@ -5373,7 +5373,7 @@
                 <w:sz w:val="20"/>
                 <w:szCs w:val="20"/>
               </w:rPr>
-              <w:t>CUP 19.600,00</w:t>
+              <w:t>CUP 19.950,00</w:t>
             </w:r>
           </w:p>
         </w:tc>
@@ -5442,7 +5442,7 @@
                 <w:sz w:val="20"/>
                 <w:szCs w:val="20"/>
               </w:rPr>
-              <w:t>CUP 39.200,00</w:t>
+              <w:t>CUP 39.900,00</w:t>
             </w:r>
           </w:p>
         </w:tc>
@@ -5511,7 +5511,7 @@
                 <w:sz w:val="20"/>
                 <w:szCs w:val="20"/>
               </w:rPr>
-              <w:t>CUP 9.408,00</w:t>
+              <w:t>CUP 9.576,00</w:t>
             </w:r>
           </w:p>
         </w:tc>
@@ -5580,7 +5580,7 @@
                 <w:sz w:val="20"/>
                 <w:szCs w:val="20"/>
               </w:rPr>
-              <w:t>CUP 35.280,00</w:t>
+              <w:t>CUP 35.910,00</w:t>
             </w:r>
           </w:p>
         </w:tc>
@@ -5649,7 +5649,7 @@
                 <w:sz w:val="20"/>
                 <w:szCs w:val="20"/>
               </w:rPr>
-              <w:t>CUP 31.360,00</w:t>
+              <w:t>CUP 31.920,00</w:t>
             </w:r>
           </w:p>
         </w:tc>
@@ -5718,7 +5718,7 @@
                 <w:sz w:val="20"/>
                 <w:szCs w:val="20"/>
               </w:rPr>
-              <w:t>CUP 62.720,00</w:t>
+              <w:t>CUP 63.840,00</w:t>
             </w:r>
           </w:p>
         </w:tc>
@@ -5787,7 +5787,7 @@
                 <w:sz w:val="20"/>
                 <w:szCs w:val="20"/>
               </w:rPr>
-              <w:t>CUP 35.280,00</w:t>
+              <w:t>CUP 35.910,00</w:t>
             </w:r>
           </w:p>
         </w:tc>
@@ -5856,7 +5856,7 @@
                 <w:sz w:val="20"/>
                 <w:szCs w:val="20"/>
               </w:rPr>
-              <w:t>CUP 47.040,00</w:t>
+              <w:t>CUP 47.880,00</w:t>
             </w:r>
           </w:p>
         </w:tc>
@@ -5925,7 +5925,7 @@
                 <w:sz w:val="20"/>
                 <w:szCs w:val="20"/>
               </w:rPr>
-              <w:t>CUP 35.280,00</w:t>
+              <w:t>CUP 35.910,00</w:t>
             </w:r>
           </w:p>
         </w:tc>
@@ -5994,7 +5994,7 @@
                 <w:sz w:val="20"/>
                 <w:szCs w:val="20"/>
               </w:rPr>
-              <w:t>CUP 784,00</w:t>
+              <w:t>CUP 798,00</w:t>
             </w:r>
           </w:p>
         </w:tc>
@@ -6063,7 +6063,7 @@
                 <w:sz w:val="20"/>
                 <w:szCs w:val="20"/>
               </w:rPr>
-              <w:t>CUP 11.760,00</w:t>
+              <w:t>CUP 11.970,00</w:t>
             </w:r>
           </w:p>
         </w:tc>
@@ -6132,7 +6132,7 @@
                 <w:sz w:val="20"/>
                 <w:szCs w:val="20"/>
               </w:rPr>
-              <w:t>CUP 784,00</w:t>
+              <w:t>CUP 798,00</w:t>
             </w:r>
           </w:p>
         </w:tc>
@@ -6201,7 +6201,7 @@
                 <w:sz w:val="20"/>
                 <w:szCs w:val="20"/>
               </w:rPr>
-              <w:t>CUP 784,00</w:t>
+              <w:t>CUP 798,00</w:t>
             </w:r>
           </w:p>
         </w:tc>
@@ -6270,7 +6270,7 @@
                 <w:sz w:val="20"/>
                 <w:szCs w:val="20"/>
               </w:rPr>
-              <w:t>CUP 2.352,00</w:t>
+              <w:t>CUP 2.394,00</w:t>
             </w:r>
           </w:p>
         </w:tc>
@@ -6334,7 +6334,7 @@
                 <w:sz w:val="20"/>
                 <w:szCs w:val="20"/>
               </w:rPr>
-              <w:t>CUP 70.560,00</w:t>
+              <w:t>CUP 71.820,00</w:t>
             </w:r>
           </w:p>
         </w:tc>
@@ -6398,7 +6398,7 @@
                 <w:sz w:val="20"/>
                 <w:szCs w:val="20"/>
               </w:rPr>
-              <w:t>CUP 9.408,00</w:t>
+              <w:t>CUP 9.576,00</w:t>
             </w:r>
           </w:p>
         </w:tc>
@@ -6463,7 +6463,7 @@
                 <w:sz w:val="20"/>
                 <w:szCs w:val="20"/>
               </w:rPr>
-              <w:t>CUP 7.840,00</w:t>
+              <w:t>CUP 7.980,00</w:t>
             </w:r>
           </w:p>
         </w:tc>
@@ -6527,7 +6527,7 @@
                 <w:sz w:val="20"/>
                 <w:szCs w:val="20"/>
               </w:rPr>
-              <w:t>CUP 7.840,00</w:t>
+              <w:t>CUP 7.980,00</w:t>
             </w:r>
           </w:p>
         </w:tc>
@@ -6591,7 +6591,7 @@
                 <w:sz w:val="20"/>
                 <w:szCs w:val="20"/>
               </w:rPr>
-              <w:t>CUP 7.840,00</w:t>
+              <w:t>CUP 7.980,00</w:t>
             </w:r>
           </w:p>
         </w:tc>
@@ -6655,7 +6655,7 @@
                 <w:sz w:val="20"/>
                 <w:szCs w:val="20"/>
               </w:rPr>
-              <w:t>CUP 47.040,00</w:t>
+              <w:t>CUP 47.880,00</w:t>
             </w:r>
           </w:p>
         </w:tc>
@@ -6719,7 +6719,7 @@
                 <w:sz w:val="20"/>
                 <w:szCs w:val="20"/>
               </w:rPr>
-              <w:t>CUP 31.360,00</w:t>
+              <w:t>CUP 31.920,00</w:t>
             </w:r>
           </w:p>
         </w:tc>
@@ -6783,7 +6783,7 @@
                 <w:sz w:val="20"/>
                 <w:szCs w:val="20"/>
               </w:rPr>
-              <w:t>CUP 11.760,00</w:t>
+              <w:t>CUP 11.970,00</w:t>
             </w:r>
           </w:p>
         </w:tc>
@@ -6847,7 +6847,7 @@
                 <w:sz w:val="20"/>
                 <w:szCs w:val="20"/>
               </w:rPr>
-              <w:t>CUP 11.760,00</w:t>
+              <w:t>CUP 11.970,00</w:t>
             </w:r>
           </w:p>
         </w:tc>
@@ -6911,7 +6911,7 @@
                 <w:sz w:val="20"/>
                 <w:szCs w:val="20"/>
               </w:rPr>
-              <w:t>CUP 15.680,00</w:t>
+              <w:t>CUP 15.960,00</w:t>
             </w:r>
           </w:p>
         </w:tc>
@@ -6974,7 +6974,7 @@
                 <w:sz w:val="20"/>
                 <w:szCs w:val="20"/>
               </w:rPr>
-              <w:t>CUP 9.408,00</w:t>
+              <w:t>CUP 9.576,00</w:t>
             </w:r>
           </w:p>
         </w:tc>
@@ -7037,7 +7037,7 @@
                 <w:sz w:val="20"/>
                 <w:szCs w:val="20"/>
               </w:rPr>
-              <w:t>CUP 6.272,00</w:t>
+              <w:t>CUP 6.384,00</w:t>
             </w:r>
           </w:p>
         </w:tc>
@@ -7100,7 +7100,7 @@
                 <w:sz w:val="20"/>
                 <w:szCs w:val="20"/>
               </w:rPr>
-              <w:t>CUP 3.920,00</w:t>
+              <w:t>CUP 3.990,00</w:t>
             </w:r>
           </w:p>
         </w:tc>
@@ -7163,7 +7163,7 @@
                 <w:sz w:val="20"/>
                 <w:szCs w:val="20"/>
               </w:rPr>
-              <w:t>CUP 6.272,00</w:t>
+              <w:t>CUP 6.384,00</w:t>
             </w:r>
           </w:p>
         </w:tc>
@@ -7226,7 +7226,7 @@
                 <w:sz w:val="20"/>
                 <w:szCs w:val="20"/>
               </w:rPr>
-              <w:t>CUP 3.920,00</w:t>
+              <w:t>CUP 3.990,00</w:t>
             </w:r>
           </w:p>
         </w:tc>
@@ -7289,7 +7289,7 @@
                 <w:sz w:val="20"/>
                 <w:szCs w:val="20"/>
               </w:rPr>
-              <w:t>CUP 1.568,00</w:t>
+              <w:t>CUP 1.596,00</w:t>
             </w:r>
           </w:p>
         </w:tc>
@@ -7352,7 +7352,7 @@
                 <w:sz w:val="20"/>
                 <w:szCs w:val="20"/>
               </w:rPr>
-              <w:t>CUP 11.760,00</w:t>
+              <w:t>CUP 11.970,00</w:t>
             </w:r>
           </w:p>
         </w:tc>
@@ -7415,7 +7415,7 @@
                 <w:sz w:val="20"/>
                 <w:szCs w:val="20"/>
               </w:rPr>
-              <w:t>CUP 7.840,00</w:t>
+              <w:t>CUP 7.980,00</w:t>
             </w:r>
           </w:p>
         </w:tc>
@@ -7478,7 +7478,7 @@
                 <w:sz w:val="20"/>
                 <w:szCs w:val="20"/>
               </w:rPr>
-              <w:t>CUP 7.840,00</w:t>
+              <w:t>CUP 7.980,00</w:t>
             </w:r>
           </w:p>
         </w:tc>
@@ -7541,7 +7541,7 @@
                 <w:sz w:val="20"/>
                 <w:szCs w:val="20"/>
               </w:rPr>
-              <w:t>CUP 7.840,00</w:t>
+              <w:t>CUP 7.980,00</w:t>
             </w:r>
           </w:p>
         </w:tc>
@@ -7604,7 +7604,7 @@
                 <w:sz w:val="20"/>
                 <w:szCs w:val="20"/>
               </w:rPr>
-              <w:t>CUP 5.488,00</w:t>
+              <w:t>CUP 5.586,00</w:t>
             </w:r>
           </w:p>
         </w:tc>
@@ -7667,7 +7667,7 @@
                 <w:sz w:val="20"/>
                 <w:szCs w:val="20"/>
               </w:rPr>
-              <w:t>CUP 7.840,00</w:t>
+              <w:t>CUP 7.980,00</w:t>
             </w:r>
           </w:p>
         </w:tc>
@@ -7730,7 +7730,7 @@
                 <w:sz w:val="20"/>
                 <w:szCs w:val="20"/>
               </w:rPr>
-              <w:t>CUP 11.760,00</w:t>
+              <w:t>CUP 11.970,00</w:t>
             </w:r>
           </w:p>
         </w:tc>
@@ -7793,7 +7793,7 @@
                 <w:sz w:val="20"/>
                 <w:szCs w:val="20"/>
               </w:rPr>
-              <w:t>CUP 15.680,00</w:t>
+              <w:t>CUP 15.960,00</w:t>
             </w:r>
           </w:p>
         </w:tc>
@@ -7856,7 +7856,7 @@
                 <w:sz w:val="20"/>
                 <w:szCs w:val="20"/>
               </w:rPr>
-              <w:t>CUP 19.600,00</w:t>
+              <w:t>CUP 19.950,00</w:t>
             </w:r>
           </w:p>
         </w:tc>
@@ -7919,7 +7919,7 @@
                 <w:sz w:val="20"/>
                 <w:szCs w:val="20"/>
               </w:rPr>
-              <w:t>CUP 15.680,00</w:t>
+              <w:t>CUP 15.960,00</w:t>
             </w:r>
           </w:p>
         </w:tc>
@@ -7982,7 +7982,7 @@
                 <w:sz w:val="20"/>
                 <w:szCs w:val="20"/>
               </w:rPr>
-              <w:t>CUP 35.280,00</w:t>
+              <w:t>CUP 35.910,00</w:t>
             </w:r>
           </w:p>
         </w:tc>
@@ -8045,7 +8045,7 @@
                 <w:sz w:val="20"/>
                 <w:szCs w:val="20"/>
               </w:rPr>
-              <w:t>CUP 19.600,00</w:t>
+              <w:t>CUP 19.950,00</w:t>
             </w:r>
           </w:p>
         </w:tc>
@@ -8108,7 +8108,7 @@
                 <w:sz w:val="20"/>
                 <w:szCs w:val="20"/>
               </w:rPr>
-              <w:t>CUP 19.600,00</w:t>
+              <w:t>CUP 19.950,00</w:t>
             </w:r>
           </w:p>
         </w:tc>
@@ -8171,7 +8171,7 @@
                 <w:sz w:val="20"/>
                 <w:szCs w:val="20"/>
               </w:rPr>
-              <w:t>CUP 11.760,00</w:t>
+              <w:t>CUP 11.970,00</w:t>
             </w:r>
           </w:p>
         </w:tc>
@@ -8234,7 +8234,7 @@
                 <w:sz w:val="20"/>
                 <w:szCs w:val="20"/>
               </w:rPr>
-              <w:t>CUP 6.272,00</w:t>
+              <w:t>CUP 6.384,00</w:t>
             </w:r>
           </w:p>
         </w:tc>
@@ -8297,7 +8297,7 @@
                 <w:sz w:val="20"/>
                 <w:szCs w:val="20"/>
               </w:rPr>
-              <w:t>CUP 11.760,00</w:t>
+              <w:t>CUP 11.970,00</w:t>
             </w:r>
           </w:p>
         </w:tc>
@@ -8360,7 +8360,7 @@
                 <w:sz w:val="20"/>
                 <w:szCs w:val="20"/>
               </w:rPr>
-              <w:t>CUP 11.760,00</w:t>
+              <w:t>CUP 11.970,00</w:t>
             </w:r>
           </w:p>
         </w:tc>
@@ -8424,7 +8424,7 @@
                 <w:sz w:val="20"/>
                 <w:szCs w:val="20"/>
               </w:rPr>
-              <w:t>CUP 23.520,00</w:t>
+              <w:t>CUP 23.940,00</w:t>
             </w:r>
           </w:p>
         </w:tc>
@@ -8487,7 +8487,7 @@
                 <w:sz w:val="20"/>
                 <w:szCs w:val="20"/>
               </w:rPr>
-              <w:t>CUP 35.280,00</w:t>
+              <w:t>CUP 35.910,00</w:t>
             </w:r>
           </w:p>
         </w:tc>
@@ -8550,7 +8550,7 @@
                 <w:sz w:val="20"/>
                 <w:szCs w:val="20"/>
               </w:rPr>
-              <w:t>CUP 54.880,00</w:t>
+              <w:t>CUP 55.860,00</w:t>
             </w:r>
           </w:p>
         </w:tc>
@@ -8613,7 +8613,7 @@
                 <w:sz w:val="20"/>
                 <w:szCs w:val="20"/>
               </w:rPr>
-              <w:t>CUP 78.400,00</w:t>
+              <w:t>CUP 79.800,00</w:t>
             </w:r>
           </w:p>
         </w:tc>
@@ -8676,7 +8676,7 @@
                 <w:sz w:val="20"/>
                 <w:szCs w:val="20"/>
               </w:rPr>
-              <w:t>CUP 274.400,00</w:t>
+              <w:t>CUP 279.300,00</w:t>
             </w:r>
           </w:p>
         </w:tc>
@@ -8739,7 +8739,7 @@
                 <w:sz w:val="20"/>
                 <w:szCs w:val="20"/>
               </w:rPr>
-              <w:t>CUP 6.272,00</w:t>
+              <w:t>CUP 6.384,00</w:t>
             </w:r>
           </w:p>
         </w:tc>
@@ -8802,7 +8802,7 @@
                 <w:sz w:val="20"/>
                 <w:szCs w:val="20"/>
               </w:rPr>
-              <w:t>CUP 235.200,00</w:t>
+              <w:t>CUP 239.400,00</w:t>
             </w:r>
           </w:p>
         </w:tc>
@@ -8865,7 +8865,7 @@
                 <w:sz w:val="20"/>
                 <w:szCs w:val="20"/>
               </w:rPr>
-              <w:t>CUP 219.520,00</w:t>
+              <w:t>CUP 223.440,00</w:t>
             </w:r>
           </w:p>
         </w:tc>
@@ -8928,7 +8928,7 @@
                 <w:sz w:val="20"/>
                 <w:szCs w:val="20"/>
               </w:rPr>
-              <w:t>CUP 39.200,00</w:t>
+              <w:t>CUP 39.900,00</w:t>
             </w:r>
           </w:p>
         </w:tc>
@@ -8991,7 +8991,7 @@
                 <w:sz w:val="20"/>
                 <w:szCs w:val="20"/>
               </w:rPr>
-              <w:t>CUP 11.760,00</w:t>
+              <w:t>CUP 11.970,00</w:t>
             </w:r>
           </w:p>
         </w:tc>
@@ -9054,7 +9054,7 @@
                 <w:sz w:val="20"/>
                 <w:szCs w:val="20"/>
               </w:rPr>
-              <w:t>CUP 11.760,00</w:t>
+              <w:t>CUP 11.970,00</w:t>
             </w:r>
           </w:p>
         </w:tc>
@@ -9117,7 +9117,7 @@
                 <w:sz w:val="20"/>
                 <w:szCs w:val="20"/>
               </w:rPr>
-              <w:t>CUP 54.880,00</w:t>
+              <w:t>CUP 55.860,00</w:t>
             </w:r>
           </w:p>
         </w:tc>
@@ -9180,7 +9180,7 @@
                 <w:sz w:val="20"/>
                 <w:szCs w:val="20"/>
               </w:rPr>
-              <w:t>CUP 35.280,00</w:t>
+              <w:t>CUP 35.910,00</w:t>
             </w:r>
           </w:p>
         </w:tc>
@@ -9243,7 +9243,7 @@
                 <w:sz w:val="20"/>
                 <w:szCs w:val="20"/>
               </w:rPr>
-              <w:t>CUP 62.720,00</w:t>
+              <w:t>CUP 63.840,00</w:t>
             </w:r>
           </w:p>
         </w:tc>
@@ -9306,7 +9306,7 @@
                 <w:sz w:val="20"/>
                 <w:szCs w:val="20"/>
               </w:rPr>
-              <w:t>CUP 15.680,00</w:t>
+              <w:t>CUP 15.960,00</w:t>
             </w:r>
           </w:p>
         </w:tc>
@@ -9369,7 +9369,7 @@
                 <w:sz w:val="20"/>
                 <w:szCs w:val="20"/>
               </w:rPr>
-              <w:t>CUP 19.600,00</w:t>
+              <w:t>CUP 19.950,00</w:t>
             </w:r>
           </w:p>
         </w:tc>
@@ -9432,7 +9432,7 @@
                 <w:sz w:val="20"/>
                 <w:szCs w:val="20"/>
               </w:rPr>
-              <w:t>CUP 15.680,00</w:t>
+              <w:t>CUP 15.960,00</w:t>
             </w:r>
           </w:p>
         </w:tc>
@@ -9495,7 +9495,7 @@
                 <w:sz w:val="20"/>
                 <w:szCs w:val="20"/>
               </w:rPr>
-              <w:t>CUP 35.280,00</w:t>
+              <w:t>CUP 35.910,00</w:t>
             </w:r>
           </w:p>
         </w:tc>
@@ -9558,7 +9558,7 @@
                 <w:sz w:val="20"/>
                 <w:szCs w:val="20"/>
               </w:rPr>
-              <w:t>CUP 196.000,00</w:t>
+              <w:t>CUP 199.500,00</w:t>
             </w:r>
           </w:p>
         </w:tc>
@@ -9621,7 +9621,7 @@
                 <w:sz w:val="20"/>
                 <w:szCs w:val="20"/>
               </w:rPr>
-              <w:t>CUP 19.600,00</w:t>
+              <w:t>CUP 19.950,00</w:t>
             </w:r>
           </w:p>
         </w:tc>
@@ -9684,7 +9684,7 @@
                 <w:sz w:val="20"/>
                 <w:szCs w:val="20"/>
               </w:rPr>
-              <w:t>CUP 27.440,00</w:t>
+              <w:t>CUP 27.930,00</w:t>
             </w:r>
           </w:p>
         </w:tc>
@@ -9747,7 +9747,7 @@
                 <w:sz w:val="20"/>
                 <w:szCs w:val="20"/>
               </w:rPr>
-              <w:t>CUP 54.880,00</w:t>
+              <w:t>CUP 55.860,00</w:t>
             </w:r>
           </w:p>
         </w:tc>
@@ -9810,7 +9810,7 @@
                 <w:sz w:val="20"/>
                 <w:szCs w:val="20"/>
               </w:rPr>
-              <w:t>CUP 35.280,00</w:t>
+              <w:t>CUP 35.910,00</w:t>
             </w:r>
           </w:p>
         </w:tc>
@@ -9873,7 +9873,7 @@
                 <w:sz w:val="20"/>
                 <w:szCs w:val="20"/>
               </w:rPr>
-              <w:t>CUP 39.200,00</w:t>
+              <w:t>CUP 39.900,00</w:t>
             </w:r>
           </w:p>
         </w:tc>
@@ -9936,7 +9936,7 @@
                 <w:sz w:val="20"/>
                 <w:szCs w:val="20"/>
               </w:rPr>
-              <w:t>CUP 23.520,00</w:t>
+              <w:t>CUP 23.940,00</w:t>
             </w:r>
           </w:p>
         </w:tc>
@@ -9999,7 +9999,7 @@
                 <w:sz w:val="20"/>
                 <w:szCs w:val="20"/>
               </w:rPr>
-              <w:t>CUP 156,80</w:t>
+              <w:t>CUP 159,60</w:t>
             </w:r>
           </w:p>
         </w:tc>
@@ -10062,7 +10062,7 @@
                 <w:sz w:val="20"/>
                 <w:szCs w:val="20"/>
               </w:rPr>
-              <w:t>CUP 78.400,00</w:t>
+              <w:t>CUP 79.800,00</w:t>
             </w:r>
           </w:p>
         </w:tc>
@@ -10125,7 +10125,7 @@
                 <w:sz w:val="20"/>
                 <w:szCs w:val="20"/>
               </w:rPr>
-              <w:t>CUP 15.680,00</w:t>
+              <w:t>CUP 15.960,00</w:t>
             </w:r>
           </w:p>
         </w:tc>
@@ -10188,7 +10188,7 @@
                 <w:sz w:val="20"/>
                 <w:szCs w:val="20"/>
               </w:rPr>
-              <w:t>CUP 23.520,00</w:t>
+              <w:t>CUP 23.940,00</w:t>
             </w:r>
           </w:p>
         </w:tc>
@@ -10251,7 +10251,7 @@
                 <w:sz w:val="20"/>
                 <w:szCs w:val="20"/>
               </w:rPr>
-              <w:t>CUP 1.568,00</w:t>
+              <w:t>CUP 1.596,00</w:t>
             </w:r>
           </w:p>
         </w:tc>
@@ -10314,7 +10314,7 @@
                 <w:sz w:val="20"/>
                 <w:szCs w:val="20"/>
               </w:rPr>
-              <w:t>CUP 47.040,00</w:t>
+              <w:t>CUP 47.880,00</w:t>
             </w:r>
           </w:p>
         </w:tc>
@@ -10378,7 +10378,7 @@
                 <w:sz w:val="20"/>
                 <w:szCs w:val="20"/>
               </w:rPr>
-              <w:t>CUP 5.488,00</w:t>
+              <w:t>CUP 5.586,00</w:t>
             </w:r>
           </w:p>
         </w:tc>
@@ -10441,7 +10441,7 @@
                 <w:sz w:val="20"/>
                 <w:szCs w:val="20"/>
               </w:rPr>
-              <w:t>CUP 15.680,00</w:t>
+              <w:t>CUP 15.960,00</w:t>
             </w:r>
           </w:p>
         </w:tc>
@@ -10504,7 +10504,7 @@
                 <w:sz w:val="20"/>
                 <w:szCs w:val="20"/>
               </w:rPr>
-              <w:t>CUP 11.760,00</w:t>
+              <w:t>CUP 11.970,00</w:t>
             </w:r>
           </w:p>
         </w:tc>
@@ -10567,7 +10567,7 @@
                 <w:sz w:val="20"/>
                 <w:szCs w:val="20"/>
               </w:rPr>
-              <w:t>CUP 15.680,00</w:t>
+              <w:t>CUP 15.960,00</w:t>
             </w:r>
           </w:p>
         </w:tc>
@@ -10630,7 +10630,7 @@
                 <w:sz w:val="20"/>
                 <w:szCs w:val="20"/>
               </w:rPr>
-              <w:t>CUP 47.040,00</w:t>
+              <w:t>CUP 47.880,00</w:t>
             </w:r>
           </w:p>
         </w:tc>
@@ -10693,7 +10693,7 @@
                 <w:sz w:val="20"/>
                 <w:szCs w:val="20"/>
               </w:rPr>
-              <w:t>CUP 117.600,00</w:t>
+              <w:t>CUP 119.700,00</w:t>
             </w:r>
           </w:p>
         </w:tc>
@@ -10756,7 +10756,7 @@
                 <w:sz w:val="20"/>
                 <w:szCs w:val="20"/>
               </w:rPr>
-              <w:t>CUP 31.360,00</w:t>
+              <w:t>CUP 31.920,00</w:t>
             </w:r>
           </w:p>
         </w:tc>
@@ -10819,7 +10819,7 @@
                 <w:sz w:val="20"/>
                 <w:szCs w:val="20"/>
               </w:rPr>
-              <w:t>CUP 78.400,00</w:t>
+              <w:t>CUP 79.800,00</w:t>
             </w:r>
           </w:p>
         </w:tc>
@@ -10882,7 +10882,7 @@
                 <w:sz w:val="20"/>
                 <w:szCs w:val="20"/>
               </w:rPr>
-              <w:t>CUP 78.400,00</w:t>
+              <w:t>CUP 79.800,00</w:t>
             </w:r>
           </w:p>
         </w:tc>
@@ -10945,7 +10945,7 @@
                 <w:sz w:val="20"/>
                 <w:szCs w:val="20"/>
               </w:rPr>
-              <w:t>CUP 78.400,00</w:t>
+              <w:t>CUP 79.800,00</w:t>
             </w:r>
           </w:p>
         </w:tc>
@@ -11008,7 +11008,7 @@
                 <w:sz w:val="20"/>
                 <w:szCs w:val="20"/>
               </w:rPr>
-              <w:t>CUP 19.600,00</w:t>
+              <w:t>CUP 19.950,00</w:t>
             </w:r>
           </w:p>
         </w:tc>
@@ -11071,7 +11071,7 @@
                 <w:sz w:val="20"/>
                 <w:szCs w:val="20"/>
               </w:rPr>
-              <w:t>CUP 337.120,00</w:t>
+              <w:t>CUP 343.140,00</w:t>
             </w:r>
           </w:p>
         </w:tc>
@@ -11134,7 +11134,7 @@
                 <w:sz w:val="20"/>
                 <w:szCs w:val="20"/>
               </w:rPr>
-              <w:t>CUP 141.120,00</w:t>
+              <w:t>CUP 143.640,00</w:t>
             </w:r>
           </w:p>
         </w:tc>
@@ -11197,7 +11197,7 @@
                 <w:sz w:val="20"/>
                 <w:szCs w:val="20"/>
               </w:rPr>
-              <w:t>CUP 5.488,00</w:t>
+              <w:t>CUP 5.586,00</w:t>
             </w:r>
           </w:p>
         </w:tc>
@@ -11260,7 +11260,7 @@
                 <w:sz w:val="20"/>
                 <w:szCs w:val="20"/>
               </w:rPr>
-              <w:t>CUP 15.680,00</w:t>
+              <w:t>CUP 15.960,00</w:t>
             </w:r>
           </w:p>
         </w:tc>
@@ -11323,7 +11323,7 @@
                 <w:sz w:val="20"/>
                 <w:szCs w:val="20"/>
               </w:rPr>
-              <w:t>CUP 23.520,00</w:t>
+              <w:t>CUP 23.940,00</w:t>
             </w:r>
           </w:p>
         </w:tc>
@@ -11386,7 +11386,7 @@
                 <w:sz w:val="20"/>
                 <w:szCs w:val="20"/>
               </w:rPr>
-              <w:t>CUP 47.040,00</w:t>
+              <w:t>CUP 47.880,00</w:t>
             </w:r>
           </w:p>
         </w:tc>
@@ -11449,7 +11449,7 @@
                 <w:sz w:val="20"/>
                 <w:szCs w:val="20"/>
               </w:rPr>
-              <w:t>CUP 94.080,00</w:t>
+              <w:t>CUP 95.760,00</w:t>
             </w:r>
           </w:p>
         </w:tc>
@@ -11512,7 +11512,7 @@
                 <w:sz w:val="20"/>
                 <w:szCs w:val="20"/>
               </w:rPr>
-              <w:t>CUP 15.680,00</w:t>
+              <w:t>CUP 15.960,00</w:t>
             </w:r>
           </w:p>
         </w:tc>
@@ -11575,7 +11575,7 @@
                 <w:sz w:val="20"/>
                 <w:szCs w:val="20"/>
               </w:rPr>
-              <w:t>CUP 62.720,00</w:t>
+              <w:t>CUP 63.840,00</w:t>
             </w:r>
           </w:p>
         </w:tc>
@@ -11638,7 +11638,7 @@
                 <w:sz w:val="20"/>
                 <w:szCs w:val="20"/>
               </w:rPr>
-              <w:t>CUP 196.000,00</w:t>
+              <w:t>CUP 199.500,00</w:t>
             </w:r>
           </w:p>
         </w:tc>
@@ -11701,7 +11701,7 @@
                 <w:sz w:val="20"/>
                 <w:szCs w:val="20"/>
               </w:rPr>
-              <w:t>CUP 94.080,00</w:t>
+              <w:t>CUP 95.760,00</w:t>
             </w:r>
           </w:p>
         </w:tc>
@@ -11764,7 +11764,7 @@
                 <w:sz w:val="20"/>
                 <w:szCs w:val="20"/>
               </w:rPr>
-              <w:t>CUP 156,80</w:t>
+              <w:t>CUP 159,60</w:t>
             </w:r>
           </w:p>
         </w:tc>
@@ -11827,7 +11827,7 @@
                 <w:sz w:val="20"/>
                 <w:szCs w:val="20"/>
               </w:rPr>
-              <w:t>CUP 11.760,00</w:t>
+              <w:t>CUP 11.970,00</w:t>
             </w:r>
           </w:p>
         </w:tc>
@@ -11890,7 +11890,7 @@
                 <w:sz w:val="20"/>
                 <w:szCs w:val="20"/>
               </w:rPr>
-              <w:t>CUP 6.272,00</w:t>
+              <w:t>CUP 6.384,00</w:t>
             </w:r>
           </w:p>
         </w:tc>
@@ -11953,7 +11953,7 @@
                 <w:sz w:val="20"/>
                 <w:szCs w:val="20"/>
               </w:rPr>
-              <w:t>CUP 31.360,00</w:t>
+              <w:t>CUP 31.920,00</w:t>
             </w:r>
           </w:p>
         </w:tc>
@@ -12016,7 +12016,7 @@
                 <w:sz w:val="20"/>
                 <w:szCs w:val="20"/>
               </w:rPr>
-              <w:t>CUP 23.520,00</w:t>
+              <w:t>CUP 23.940,00</w:t>
             </w:r>
           </w:p>
         </w:tc>
@@ -12079,7 +12079,7 @@
                 <w:sz w:val="20"/>
                 <w:szCs w:val="20"/>
               </w:rPr>
-              <w:t>CUP 47.040,00</w:t>
+              <w:t>CUP 47.880,00</w:t>
             </w:r>
           </w:p>
         </w:tc>
@@ -12142,7 +12142,7 @@
                 <w:sz w:val="20"/>
                 <w:szCs w:val="20"/>
               </w:rPr>
-              <w:t>CUP 78.400,00</w:t>
+              <w:t>CUP 79.800,00</w:t>
             </w:r>
           </w:p>
         </w:tc>
@@ -12205,7 +12205,7 @@
                 <w:sz w:val="20"/>
                 <w:szCs w:val="20"/>
               </w:rPr>
-              <w:t>CUP 9.408,00</w:t>
+              <w:t>CUP 9.576,00</w:t>
             </w:r>
           </w:p>
         </w:tc>
@@ -12268,7 +12268,7 @@
                 <w:sz w:val="20"/>
                 <w:szCs w:val="20"/>
               </w:rPr>
-              <w:t>CUP 31.360,00</w:t>
+              <w:t>CUP 31.920,00</w:t>
             </w:r>
           </w:p>
         </w:tc>
@@ -12332,7 +12332,7 @@
                 <w:sz w:val="20"/>
                 <w:szCs w:val="20"/>
               </w:rPr>
-              <w:t>CUP 54.880,00</w:t>
+              <w:t>CUP 55.860,00</w:t>
             </w:r>
           </w:p>
         </w:tc>
@@ -12395,7 +12395,7 @@
                 <w:sz w:val="20"/>
                 <w:szCs w:val="20"/>
               </w:rPr>
-              <w:t>CUP 6.272,00</w:t>
+              <w:t>CUP 6.384,00</w:t>
             </w:r>
           </w:p>
         </w:tc>
@@ -12458,7 +12458,7 @@
                 <w:sz w:val="20"/>
                 <w:szCs w:val="20"/>
               </w:rPr>
-              <w:t>CUP 7.840,00</w:t>
+              <w:t>CUP 7.980,00</w:t>
             </w:r>
           </w:p>
         </w:tc>
@@ -12521,7 +12521,7 @@
                 <w:sz w:val="20"/>
                 <w:szCs w:val="20"/>
               </w:rPr>
-              <w:t>CUP 6.272,00</w:t>
+              <w:t>CUP 6.384,00</w:t>
             </w:r>
           </w:p>
         </w:tc>
@@ -12584,7 +12584,7 @@
                 <w:sz w:val="20"/>
                 <w:szCs w:val="20"/>
               </w:rPr>
-              <w:t>CUP 23.520,00</w:t>
+              <w:t>CUP 23.940,00</w:t>
             </w:r>
           </w:p>
         </w:tc>
@@ -12647,7 +12647,7 @@
                 <w:sz w:val="20"/>
                 <w:szCs w:val="20"/>
               </w:rPr>
-              <w:t>CUP 70.560,00</w:t>
+              <w:t>CUP 71.820,00</w:t>
             </w:r>
           </w:p>
         </w:tc>
@@ -12710,7 +12710,7 @@
                 <w:sz w:val="20"/>
                 <w:szCs w:val="20"/>
               </w:rPr>
-              <w:t>CUP 39.200,00</w:t>
+              <w:t>CUP 39.900,00</w:t>
             </w:r>
           </w:p>
         </w:tc>
@@ -12773,7 +12773,7 @@
                 <w:sz w:val="20"/>
                 <w:szCs w:val="20"/>
               </w:rPr>
-              <w:t>CUP 3.920,00</w:t>
+              <w:t>CUP 3.990,00</w:t>
             </w:r>
           </w:p>
         </w:tc>
@@ -12836,7 +12836,7 @@
                 <w:sz w:val="20"/>
                 <w:szCs w:val="20"/>
               </w:rPr>
-              <w:t>CUP 23.520,00</w:t>
+              <w:t>CUP 23.940,00</w:t>
             </w:r>
           </w:p>
         </w:tc>
@@ -12899,7 +12899,7 @@
                 <w:sz w:val="20"/>
                 <w:szCs w:val="20"/>
               </w:rPr>
-              <w:t>CUP 15.680,00</w:t>
+              <w:t>CUP 15.960,00</w:t>
             </w:r>
           </w:p>
         </w:tc>
@@ -12962,7 +12962,7 @@
                 <w:sz w:val="20"/>
                 <w:szCs w:val="20"/>
               </w:rPr>
-              <w:t>CUP 94.080,00</w:t>
+              <w:t>CUP 95.760,00</w:t>
             </w:r>
           </w:p>
         </w:tc>
@@ -13025,7 +13025,7 @@
                 <w:sz w:val="20"/>
                 <w:szCs w:val="20"/>
               </w:rPr>
-              <w:t>CUP 3.920,00</w:t>
+              <w:t>CUP 3.990,00</w:t>
             </w:r>
           </w:p>
         </w:tc>
@@ -13088,7 +13088,7 @@
                 <w:sz w:val="20"/>
                 <w:szCs w:val="20"/>
               </w:rPr>
-              <w:t>CUP 27.440,00</w:t>
+              <w:t>CUP 27.930,00</w:t>
             </w:r>
           </w:p>
         </w:tc>
@@ -13151,7 +13151,7 @@
                 <w:sz w:val="20"/>
                 <w:szCs w:val="20"/>
               </w:rPr>
-              <w:t>CUP 2.352,00</w:t>
+              <w:t>CUP 2.394,00</w:t>
             </w:r>
           </w:p>
         </w:tc>
@@ -13214,7 +13214,7 @@
                 <w:sz w:val="20"/>
                 <w:szCs w:val="20"/>
               </w:rPr>
-              <w:t>CUP 2.352,00</w:t>
+              <w:t>CUP 2.394,00</w:t>
             </w:r>
           </w:p>
         </w:tc>
@@ -13277,7 +13277,7 @@
                 <w:sz w:val="20"/>
                 <w:szCs w:val="20"/>
               </w:rPr>
-              <w:t>CUP 156,80</w:t>
+              <w:t>CUP 159,60</w:t>
             </w:r>
           </w:p>
         </w:tc>
@@ -13340,7 +13340,7 @@
                 <w:sz w:val="20"/>
                 <w:szCs w:val="20"/>
               </w:rPr>
-              <w:t>CUP 156,80</w:t>
+              <w:t>CUP 159,60</w:t>
             </w:r>
           </w:p>
         </w:tc>
@@ -13403,7 +13403,7 @@
                 <w:sz w:val="20"/>
                 <w:szCs w:val="20"/>
               </w:rPr>
-              <w:t>CUP 4.704,00</w:t>
+              <w:t>CUP 4.788,00</w:t>
             </w:r>
           </w:p>
         </w:tc>
@@ -13466,7 +13466,7 @@
                 <w:sz w:val="20"/>
                 <w:szCs w:val="20"/>
               </w:rPr>
-              <w:t>CUP 3.920,00</w:t>
+              <w:t>CUP 3.990,00</w:t>
             </w:r>
           </w:p>
         </w:tc>
@@ -13529,7 +13529,7 @@
                 <w:sz w:val="20"/>
                 <w:szCs w:val="20"/>
               </w:rPr>
-              <w:t>CUP 78.400,00</w:t>
+              <w:t>CUP 79.800,00</w:t>
             </w:r>
           </w:p>
         </w:tc>
@@ -13592,7 +13592,7 @@
                 <w:sz w:val="20"/>
                 <w:szCs w:val="20"/>
               </w:rPr>
-              <w:t>CUP 3.136,00</w:t>
+              <w:t>CUP 3.192,00</w:t>
             </w:r>
           </w:p>
         </w:tc>
@@ -13655,7 +13655,7 @@
                 <w:sz w:val="20"/>
                 <w:szCs w:val="20"/>
               </w:rPr>
-              <w:t>CUP 6.272,00</w:t>
+              <w:t>CUP 6.384,00</w:t>
             </w:r>
           </w:p>
         </w:tc>
@@ -13718,7 +13718,7 @@
                 <w:sz w:val="20"/>
                 <w:szCs w:val="20"/>
               </w:rPr>
-              <w:t>CUP 47.040,00</w:t>
+              <w:t>CUP 47.880,00</w:t>
             </w:r>
           </w:p>
         </w:tc>
@@ -13786,7 +13786,7 @@
                 <w:sz w:val="20"/>
                 <w:szCs w:val="20"/>
               </w:rPr>
-              <w:t>CUP 23.520,00</w:t>
+              <w:t>CUP 23.940,00</w:t>
             </w:r>
           </w:p>
         </w:tc>
@@ -13854,7 +13854,7 @@
                 <w:sz w:val="20"/>
                 <w:szCs w:val="20"/>
               </w:rPr>
-              <w:t>CUP 78.400,00</w:t>
+              <w:t>CUP 79.800,00</w:t>
             </w:r>
           </w:p>
         </w:tc>
@@ -13918,7 +13918,7 @@
                 <w:sz w:val="20"/>
                 <w:szCs w:val="20"/>
               </w:rPr>
-              <w:t>CUP 23.520,00</w:t>
+              <w:t>CUP 23.940,00</w:t>
             </w:r>
           </w:p>
         </w:tc>
@@ -13981,7 +13981,7 @@
                 <w:sz w:val="20"/>
                 <w:szCs w:val="20"/>
               </w:rPr>
-              <w:t>CUP 5.488,00</w:t>
+              <w:t>CUP 5.586,00</w:t>
             </w:r>
           </w:p>
         </w:tc>
@@ -14044,7 +14044,7 @@
                 <w:sz w:val="20"/>
                 <w:szCs w:val="20"/>
               </w:rPr>
-              <w:t>CUP 11.760,00</w:t>
+              <w:t>CUP 11.970,00</w:t>
             </w:r>
           </w:p>
         </w:tc>
@@ -14107,7 +14107,7 @@
                 <w:sz w:val="20"/>
                 <w:szCs w:val="20"/>
               </w:rPr>
-              <w:t>CUP 23.520,00</w:t>
+              <w:t>CUP 23.940,00</w:t>
             </w:r>
           </w:p>
         </w:tc>
@@ -14170,7 +14170,7 @@
                 <w:sz w:val="20"/>
                 <w:szCs w:val="20"/>
               </w:rPr>
-              <w:t>CUP 6.272,00</w:t>
+              <w:t>CUP 6.384,00</w:t>
             </w:r>
           </w:p>
         </w:tc>
@@ -14233,7 +14233,7 @@
                 <w:sz w:val="20"/>
                 <w:szCs w:val="20"/>
               </w:rPr>
-              <w:t>CUP 6.272,00</w:t>
+              <w:t>CUP 6.384,00</w:t>
             </w:r>
           </w:p>
         </w:tc>
@@ -14297,7 +14297,7 @@
                 <w:sz w:val="20"/>
                 <w:szCs w:val="20"/>
               </w:rPr>
-              <w:t>CUP 6.272,00</w:t>
+              <w:t>CUP 6.384,00</w:t>
             </w:r>
           </w:p>
         </w:tc>
@@ -14360,7 +14360,7 @@
                 <w:sz w:val="20"/>
                 <w:szCs w:val="20"/>
               </w:rPr>
-              <w:t>CUP 5.488,00</w:t>
+              <w:t>CUP 5.586,00</w:t>
             </w:r>
           </w:p>
         </w:tc>
@@ -14423,7 +14423,7 @@
                 <w:sz w:val="20"/>
                 <w:szCs w:val="20"/>
               </w:rPr>
-              <w:t>CUP 3.920,00</w:t>
+              <w:t>CUP 3.990,00</w:t>
             </w:r>
           </w:p>
         </w:tc>
@@ -14486,7 +14486,7 @@
                 <w:sz w:val="20"/>
                 <w:szCs w:val="20"/>
               </w:rPr>
-              <w:t>CUP 11.760,00</w:t>
+              <w:t>CUP 11.970,00</w:t>
             </w:r>
           </w:p>
         </w:tc>
@@ -14549,7 +14549,7 @@
                 <w:sz w:val="20"/>
                 <w:szCs w:val="20"/>
               </w:rPr>
-              <w:t>CUP 5.488,00</w:t>
+              <w:t>CUP 5.586,00</w:t>
             </w:r>
           </w:p>
         </w:tc>
@@ -14612,7 +14612,7 @@
                 <w:sz w:val="20"/>
                 <w:szCs w:val="20"/>
               </w:rPr>
-              <w:t>CUP 5.488,00</w:t>
+              <w:t>CUP 5.586,00</w:t>
             </w:r>
           </w:p>
         </w:tc>
@@ -14675,7 +14675,7 @@
                 <w:sz w:val="20"/>
                 <w:szCs w:val="20"/>
               </w:rPr>
-              <w:t>CUP 3.920,00</w:t>
+              <w:t>CUP 3.990,00</w:t>
             </w:r>
           </w:p>
         </w:tc>
@@ -14738,7 +14738,7 @@
                 <w:sz w:val="20"/>
                 <w:szCs w:val="20"/>
               </w:rPr>
-              <w:t>CUP 15.680,00</w:t>
+              <w:t>CUP 15.960,00</w:t>
             </w:r>
           </w:p>
         </w:tc>
@@ -14801,7 +14801,7 @@
                 <w:sz w:val="20"/>
                 <w:szCs w:val="20"/>
               </w:rPr>
-              <w:t>CUP 1.568,00</w:t>
+              <w:t>CUP 1.596,00</w:t>
             </w:r>
           </w:p>
         </w:tc>
@@ -14864,7 +14864,7 @@
                 <w:sz w:val="20"/>
                 <w:szCs w:val="20"/>
               </w:rPr>
-              <w:t>CUP 15.680,00</w:t>
+              <w:t>CUP 15.960,00</w:t>
             </w:r>
           </w:p>
         </w:tc>
@@ -14927,7 +14927,7 @@
                 <w:sz w:val="20"/>
                 <w:szCs w:val="20"/>
               </w:rPr>
-              <w:t>CUP 39.200,00</w:t>
+              <w:t>CUP 39.900,00</w:t>
             </w:r>
           </w:p>
         </w:tc>
@@ -14990,7 +14990,7 @@
                 <w:sz w:val="20"/>
                 <w:szCs w:val="20"/>
               </w:rPr>
-              <w:t>CUP 31.360,00</w:t>
+              <w:t>CUP 31.920,00</w:t>
             </w:r>
           </w:p>
         </w:tc>
@@ -15053,7 +15053,7 @@
                 <w:sz w:val="20"/>
                 <w:szCs w:val="20"/>
               </w:rPr>
-              <w:t>CUP 117.600,00</w:t>
+              <w:t>CUP 119.700,00</w:t>
             </w:r>
           </w:p>
         </w:tc>
@@ -15116,7 +15116,7 @@
                 <w:sz w:val="20"/>
                 <w:szCs w:val="20"/>
               </w:rPr>
-              <w:t>CUP 70.560,00</w:t>
+              <w:t>CUP 71.820,00</w:t>
             </w:r>
           </w:p>
         </w:tc>
@@ -15179,7 +15179,7 @@
                 <w:sz w:val="20"/>
                 <w:szCs w:val="20"/>
               </w:rPr>
-              <w:t>CUP 2.352,00</w:t>
+              <w:t>CUP 2.394,00</w:t>
             </w:r>
           </w:p>
         </w:tc>
@@ -15242,7 +15242,7 @@
                 <w:sz w:val="20"/>
                 <w:szCs w:val="20"/>
               </w:rPr>
-              <w:t>CUP 6.272,00</w:t>
+              <w:t>CUP 6.384,00</w:t>
             </w:r>
           </w:p>
         </w:tc>
@@ -15305,7 +15305,7 @@
                 <w:sz w:val="20"/>
                 <w:szCs w:val="20"/>
               </w:rPr>
-              <w:t>CUP 5.488,00</w:t>
+              <w:t>CUP 5.586,00</w:t>
             </w:r>
           </w:p>
         </w:tc>
@@ -15368,7 +15368,7 @@
                 <w:sz w:val="20"/>
                 <w:szCs w:val="20"/>
               </w:rPr>
-              <w:t>CUP 250.880,00</w:t>
+              <w:t>CUP 255.360,00</w:t>
             </w:r>
           </w:p>
         </w:tc>
@@ -15431,7 +15431,7 @@
                 <w:sz w:val="20"/>
                 <w:szCs w:val="20"/>
               </w:rPr>
-              <w:t>CUP 407.680,00</w:t>
+              <w:t>CUP 414.960,00</w:t>
             </w:r>
           </w:p>
         </w:tc>
@@ -15494,7 +15494,7 @@
                 <w:sz w:val="20"/>
                 <w:szCs w:val="20"/>
               </w:rPr>
-              <w:t>CUP 415.520,00</w:t>
+              <w:t>CUP 422.940,00</w:t>
             </w:r>
           </w:p>
         </w:tc>
@@ -15557,7 +15557,7 @@
                 <w:sz w:val="20"/>
                 <w:szCs w:val="20"/>
               </w:rPr>
-              <w:t>CUP 4.704,00</w:t>
+              <w:t>CUP 4.788,00</w:t>
             </w:r>
           </w:p>
         </w:tc>
@@ -15620,7 +15620,7 @@
                 <w:sz w:val="20"/>
                 <w:szCs w:val="20"/>
               </w:rPr>
-              <w:t>CUP 9.408,00</w:t>
+              <w:t>CUP 9.576,00</w:t>
             </w:r>
           </w:p>
         </w:tc>
@@ -15683,7 +15683,7 @@
                 <w:sz w:val="20"/>
                 <w:szCs w:val="20"/>
               </w:rPr>
-              <w:t>CUP 6.272,00</w:t>
+              <w:t>CUP 6.384,00</w:t>
             </w:r>
           </w:p>
         </w:tc>
@@ -15746,7 +15746,7 @@
                 <w:sz w:val="20"/>
                 <w:szCs w:val="20"/>
               </w:rPr>
-              <w:t>CUP 15.680,00</w:t>
+              <w:t>CUP 15.960,00</w:t>
             </w:r>
           </w:p>
         </w:tc>
@@ -15809,7 +15809,7 @@
                 <w:sz w:val="20"/>
                 <w:szCs w:val="20"/>
               </w:rPr>
-              <w:t>CUP 11.760,00</w:t>
+              <w:t>CUP 11.970,00</w:t>
             </w:r>
           </w:p>
         </w:tc>
@@ -15872,7 +15872,7 @@
                 <w:sz w:val="20"/>
                 <w:szCs w:val="20"/>
               </w:rPr>
-              <w:t>CUP 3.920,00</w:t>
+              <w:t>CUP 3.990,00</w:t>
             </w:r>
           </w:p>
         </w:tc>
@@ -15935,7 +15935,7 @@
                 <w:sz w:val="20"/>
                 <w:szCs w:val="20"/>
               </w:rPr>
-              <w:t>CUP 11.760,00</w:t>
+              <w:t>CUP 11.970,00</w:t>
             </w:r>
           </w:p>
         </w:tc>
@@ -15998,7 +15998,7 @@
                 <w:sz w:val="20"/>
                 <w:szCs w:val="20"/>
               </w:rPr>
-              <w:t>CUP 54.880,00</w:t>
+              <w:t>CUP 55.860,00</w:t>
             </w:r>
           </w:p>
         </w:tc>
@@ -16061,7 +16061,7 @@
                 <w:sz w:val="20"/>
                 <w:szCs w:val="20"/>
               </w:rPr>
-              <w:t>CUP 6.272,00</w:t>
+              <w:t>CUP 6.384,00</w:t>
             </w:r>
           </w:p>
         </w:tc>
@@ -16124,7 +16124,7 @@
                 <w:sz w:val="20"/>
                 <w:szCs w:val="20"/>
               </w:rPr>
-              <w:t>CUP 7.840,00</w:t>
+              <w:t>CUP 7.980,00</w:t>
             </w:r>
           </w:p>
         </w:tc>
@@ -16187,7 +16187,7 @@
                 <w:sz w:val="20"/>
                 <w:szCs w:val="20"/>
               </w:rPr>
-              <w:t>CUP 15.680,00</w:t>
+              <w:t>CUP 15.960,00</w:t>
             </w:r>
           </w:p>
         </w:tc>
@@ -16251,7 +16251,7 @@
                 <w:sz w:val="20"/>
                 <w:szCs w:val="20"/>
               </w:rPr>
-              <w:t>CUP 6.272,00</w:t>
+              <w:t>CUP 6.384,00</w:t>
             </w:r>
           </w:p>
         </w:tc>
@@ -16314,7 +16314,7 @@
                 <w:sz w:val="20"/>
                 <w:szCs w:val="20"/>
               </w:rPr>
-              <w:t>CUP 6.272,00</w:t>
+              <w:t>CUP 6.384,00</w:t>
             </w:r>
           </w:p>
         </w:tc>
@@ -16377,7 +16377,7 @@
                 <w:sz w:val="20"/>
                 <w:szCs w:val="20"/>
               </w:rPr>
-              <w:t>CUP 6.272,00</w:t>
+              <w:t>CUP 6.384,00</w:t>
             </w:r>
           </w:p>
         </w:tc>
@@ -16440,7 +16440,7 @@
                 <w:sz w:val="20"/>
                 <w:szCs w:val="20"/>
               </w:rPr>
-              <w:t>CUP 6.272,00</w:t>
+              <w:t>CUP 6.384,00</w:t>
             </w:r>
           </w:p>
         </w:tc>
@@ -16503,7 +16503,7 @@
                 <w:sz w:val="20"/>
                 <w:szCs w:val="20"/>
               </w:rPr>
-              <w:t>CUP 39.200,00</w:t>
+              <w:t>CUP 39.900,00</w:t>
             </w:r>
           </w:p>
         </w:tc>
@@ -16566,7 +16566,7 @@
                 <w:sz w:val="20"/>
                 <w:szCs w:val="20"/>
               </w:rPr>
-              <w:t>CUP 3.920,00</w:t>
+              <w:t>CUP 3.990,00</w:t>
             </w:r>
           </w:p>
         </w:tc>
@@ -16629,7 +16629,7 @@
                 <w:sz w:val="20"/>
                 <w:szCs w:val="20"/>
               </w:rPr>
-              <w:t>CUP 3.920,00</w:t>
+              <w:t>CUP 3.990,00</w:t>
             </w:r>
           </w:p>
         </w:tc>
@@ -16692,7 +16692,7 @@
                 <w:sz w:val="20"/>
                 <w:szCs w:val="20"/>
               </w:rPr>
-              <w:t>CUP 23.520,00</w:t>
+              <w:t>CUP 23.940,00</w:t>
             </w:r>
           </w:p>
         </w:tc>
@@ -16755,7 +16755,7 @@
                 <w:sz w:val="20"/>
                 <w:szCs w:val="20"/>
               </w:rPr>
-              <w:t>CUP 3.920,00</w:t>
+              <w:t>CUP 3.990,00</w:t>
             </w:r>
           </w:p>
         </w:tc>
@@ -16818,7 +16818,7 @@
                 <w:sz w:val="20"/>
                 <w:szCs w:val="20"/>
               </w:rPr>
-              <w:t>CUP 219.520,00</w:t>
+              <w:t>CUP 223.440,00</w:t>
             </w:r>
           </w:p>
         </w:tc>
@@ -16881,7 +16881,7 @@
                 <w:sz w:val="20"/>
                 <w:szCs w:val="20"/>
               </w:rPr>
-              <w:t>CUP 117.600,00</w:t>
+              <w:t>CUP 119.700,00</w:t>
             </w:r>
           </w:p>
         </w:tc>
@@ -16962,7 +16962,7 @@
                 <w:sz w:val="20"/>
                 <w:szCs w:val="20"/>
               </w:rPr>
-              <w:t>CUP 50.960,00</w:t>
+              <w:t>CUP 51.870,00</w:t>
             </w:r>
           </w:p>
         </w:tc>
@@ -17025,7 +17025,7 @@
                 <w:sz w:val="20"/>
                 <w:szCs w:val="20"/>
               </w:rPr>
-              <w:t>CUP 62.720,00</w:t>
+              <w:t>CUP 63.840,00</w:t>
             </w:r>
           </w:p>
         </w:tc>
@@ -17088,7 +17088,7 @@
                 <w:sz w:val="20"/>
                 <w:szCs w:val="20"/>
               </w:rPr>
-              <w:t>CUP 23.520,00</w:t>
+              <w:t>CUP 23.940,00</w:t>
             </w:r>
           </w:p>
         </w:tc>
@@ -17151,7 +17151,7 @@
                 <w:sz w:val="20"/>
                 <w:szCs w:val="20"/>
               </w:rPr>
-              <w:t>CUP 117.600,00</w:t>
+              <w:t>CUP 119.700,00</w:t>
             </w:r>
           </w:p>
         </w:tc>
@@ -17214,7 +17214,7 @@
                 <w:sz w:val="20"/>
                 <w:szCs w:val="20"/>
               </w:rPr>
-              <w:t>CUP 117.600,00</w:t>
+              <w:t>CUP 119.700,00</w:t>
             </w:r>
           </w:p>
         </w:tc>
@@ -17277,7 +17277,7 @@
                 <w:sz w:val="20"/>
                 <w:szCs w:val="20"/>
               </w:rPr>
-              <w:t>CUP 43.120,00</w:t>
+              <w:t>CUP 43.890,00</w:t>
             </w:r>
           </w:p>
         </w:tc>
@@ -17340,7 +17340,7 @@
                 <w:sz w:val="20"/>
                 <w:szCs w:val="20"/>
               </w:rPr>
-              <w:t>CUP 47.040,00</w:t>
+              <w:t>CUP 47.880,00</w:t>
             </w:r>
           </w:p>
         </w:tc>
@@ -17403,7 +17403,7 @@
                 <w:sz w:val="20"/>
                 <w:szCs w:val="20"/>
               </w:rPr>
-              <w:t>CUP 50.960,00</w:t>
+              <w:t>CUP 51.870,00</w:t>
             </w:r>
           </w:p>
         </w:tc>
@@ -17466,7 +17466,7 @@
                 <w:sz w:val="20"/>
                 <w:szCs w:val="20"/>
               </w:rPr>
-              <w:t>CUP 50.960,00</w:t>
+              <w:t>CUP 51.870,00</w:t>
             </w:r>
           </w:p>
         </w:tc>
@@ -17529,7 +17529,7 @@
                 <w:sz w:val="20"/>
                 <w:szCs w:val="20"/>
               </w:rPr>
-              <w:t>CUP 5.488,00</w:t>
+              <w:t>CUP 5.586,00</w:t>
             </w:r>
           </w:p>
         </w:tc>
@@ -17592,7 +17592,7 @@
                 <w:sz w:val="20"/>
                 <w:szCs w:val="20"/>
               </w:rPr>
-              <w:t>CUP 7.840,00</w:t>
+              <w:t>CUP 7.980,00</w:t>
             </w:r>
           </w:p>
         </w:tc>
@@ -17655,7 +17655,7 @@
                 <w:sz w:val="20"/>
                 <w:szCs w:val="20"/>
               </w:rPr>
-              <w:t>CUP 47.040,00</w:t>
+              <w:t>CUP 47.880,00</w:t>
             </w:r>
           </w:p>
         </w:tc>
@@ -17718,7 +17718,7 @@
                 <w:sz w:val="20"/>
                 <w:szCs w:val="20"/>
               </w:rPr>
-              <w:t>CUP 7.840,00</w:t>
+              <w:t>CUP 7.980,00</w:t>
             </w:r>
           </w:p>
         </w:tc>
@@ -17781,7 +17781,7 @@
                 <w:sz w:val="20"/>
                 <w:szCs w:val="20"/>
               </w:rPr>
-              <w:t>CUP 15.680,00</w:t>
+              <w:t>CUP 15.960,00</w:t>
             </w:r>
           </w:p>
         </w:tc>
@@ -17844,7 +17844,7 @@
                 <w:sz w:val="20"/>
                 <w:szCs w:val="20"/>
               </w:rPr>
-              <w:t>CUP 78.400,00</w:t>
+              <w:t>CUP 79.800,00</w:t>
             </w:r>
           </w:p>
         </w:tc>
@@ -17907,7 +17907,7 @@
                 <w:sz w:val="20"/>
                 <w:szCs w:val="20"/>
               </w:rPr>
-              <w:t>CUP 94.080,00</w:t>
+              <w:t>CUP 95.760,00</w:t>
             </w:r>
           </w:p>
         </w:tc>
@@ -17970,7 +17970,7 @@
                 <w:sz w:val="20"/>
                 <w:szCs w:val="20"/>
               </w:rPr>
-              <w:t>CUP 235.200,00</w:t>
+              <w:t>CUP 239.400,00</w:t>
             </w:r>
           </w:p>
         </w:tc>
@@ -18033,7 +18033,7 @@
                 <w:sz w:val="20"/>
                 <w:szCs w:val="20"/>
               </w:rPr>
-              <w:t>CUP 235.200,00</w:t>
+              <w:t>CUP 239.400,00</w:t>
             </w:r>
           </w:p>
         </w:tc>
@@ -18096,7 +18096,7 @@
                 <w:sz w:val="20"/>
                 <w:szCs w:val="20"/>
               </w:rPr>
-              <w:t>CUP 125.440,00</w:t>
+              <w:t>CUP 127.680,00</w:t>
             </w:r>
           </w:p>
         </w:tc>
@@ -18159,7 +18159,7 @@
                 <w:sz w:val="20"/>
                 <w:szCs w:val="20"/>
               </w:rPr>
-              <w:t>CUP 172.480,00</w:t>
+              <w:t>CUP 175.560,00</w:t>
             </w:r>
           </w:p>
         </w:tc>
@@ -18223,7 +18223,7 @@
                 <w:sz w:val="20"/>
                 <w:szCs w:val="20"/>
               </w:rPr>
-              <w:t>CUP 86.240,00</w:t>
+              <w:t>CUP 87.780,00</w:t>
             </w:r>
           </w:p>
         </w:tc>
@@ -18286,7 +18286,7 @@
                 <w:sz w:val="20"/>
                 <w:szCs w:val="20"/>
               </w:rPr>
-              <w:t>CUP 125.440,00</w:t>
+              <w:t>CUP 127.680,00</w:t>
             </w:r>
           </w:p>
         </w:tc>
@@ -18349,7 +18349,7 @@
                 <w:sz w:val="20"/>
                 <w:szCs w:val="20"/>
               </w:rPr>
-              <w:t>CUP 23.520,00</w:t>
+              <w:t>CUP 23.940,00</w:t>
             </w:r>
           </w:p>
         </w:tc>
@@ -18412,7 +18412,7 @@
                 <w:sz w:val="20"/>
                 <w:szCs w:val="20"/>
               </w:rPr>
-              <w:t>CUP 23.520,00</w:t>
+              <w:t>CUP 23.940,00</w:t>
             </w:r>
           </w:p>
         </w:tc>
@@ -18475,7 +18475,7 @@
                 <w:sz w:val="20"/>
                 <w:szCs w:val="20"/>
               </w:rPr>
-              <w:t>CUP 133.280,00</w:t>
+              <w:t>CUP 135.660,00</w:t>
             </w:r>
           </w:p>
         </w:tc>
@@ -18538,7 +18538,7 @@
                 <w:sz w:val="20"/>
                 <w:szCs w:val="20"/>
               </w:rPr>
-              <w:t>CUP 54.880,00</w:t>
+              <w:t>CUP 55.860,00</w:t>
             </w:r>
           </w:p>
         </w:tc>
@@ -18601,7 +18601,7 @@
                 <w:sz w:val="20"/>
                 <w:szCs w:val="20"/>
               </w:rPr>
-              <w:t>CUP 156.800,00</w:t>
+              <w:t>CUP 159.600,00</w:t>
             </w:r>
           </w:p>
         </w:tc>
@@ -18664,7 +18664,7 @@
                 <w:sz w:val="20"/>
                 <w:szCs w:val="20"/>
               </w:rPr>
-              <w:t>CUP 70.560,00</w:t>
+              <w:t>CUP 71.820,00</w:t>
             </w:r>
           </w:p>
         </w:tc>
@@ -18727,7 +18727,7 @@
                 <w:sz w:val="20"/>
                 <w:szCs w:val="20"/>
               </w:rPr>
-              <w:t>CUP 15.680,00</w:t>
+              <w:t>CUP 15.960,00</w:t>
             </w:r>
           </w:p>
         </w:tc>
@@ -18790,7 +18790,7 @@
                 <w:sz w:val="20"/>
                 <w:szCs w:val="20"/>
               </w:rPr>
-              <w:t>CUP 54.880,00</w:t>
+              <w:t>CUP 55.860,00</w:t>
             </w:r>
           </w:p>
         </w:tc>
@@ -18853,7 +18853,7 @@
                 <w:sz w:val="20"/>
                 <w:szCs w:val="20"/>
               </w:rPr>
-              <w:t>CUP 19.600,00</w:t>
+              <w:t>CUP 19.950,00</w:t>
             </w:r>
           </w:p>
         </w:tc>
@@ -18916,7 +18916,7 @@
                 <w:sz w:val="20"/>
                 <w:szCs w:val="20"/>
               </w:rPr>
-              <w:t>CUP 7.840,00</w:t>
+              <w:t>CUP 7.980,00</w:t>
             </w:r>
           </w:p>
         </w:tc>
@@ -18979,7 +18979,7 @@
                 <w:sz w:val="20"/>
                 <w:szCs w:val="20"/>
               </w:rPr>
-              <w:t>CUP 15.680,00</w:t>
+              <w:t>CUP 15.960,00</w:t>
             </w:r>
           </w:p>
         </w:tc>
@@ -19042,7 +19042,7 @@
                 <w:sz w:val="20"/>
                 <w:szCs w:val="20"/>
               </w:rPr>
-              <w:t>CUP 9.408,00</w:t>
+              <w:t>CUP 9.576,00</w:t>
             </w:r>
           </w:p>
         </w:tc>
@@ -19105,7 +19105,7 @@
                 <w:sz w:val="20"/>
                 <w:szCs w:val="20"/>
               </w:rPr>
-              <w:t>CUP 9.408,00</w:t>
+              <w:t>CUP 9.576,00</w:t>
             </w:r>
           </w:p>
         </w:tc>
@@ -19168,7 +19168,7 @@
                 <w:sz w:val="20"/>
                 <w:szCs w:val="20"/>
               </w:rPr>
-              <w:t>CUP 15.680,00</w:t>
+              <w:t>CUP 15.960,00</w:t>
             </w:r>
           </w:p>
         </w:tc>
@@ -19231,7 +19231,7 @@
                 <w:sz w:val="20"/>
                 <w:szCs w:val="20"/>
               </w:rPr>
-              <w:t>CUP 15.680,00</w:t>
+              <w:t>CUP 15.960,00</w:t>
             </w:r>
           </w:p>
         </w:tc>
@@ -19294,7 +19294,7 @@
                 <w:sz w:val="20"/>
                 <w:szCs w:val="20"/>
               </w:rPr>
-              <w:t>CUP 19.600,00</w:t>
+              <w:t>CUP 19.950,00</w:t>
             </w:r>
           </w:p>
         </w:tc>
@@ -19357,7 +19357,7 @@
                 <w:sz w:val="20"/>
                 <w:szCs w:val="20"/>
               </w:rPr>
-              <w:t>CUP 47.040,00</w:t>
+              <w:t>CUP 47.880,00</w:t>
             </w:r>
           </w:p>
         </w:tc>
@@ -19420,7 +19420,7 @@
                 <w:sz w:val="20"/>
                 <w:szCs w:val="20"/>
               </w:rPr>
-              <w:t>CUP 31.360,00</w:t>
+              <w:t>CUP 31.920,00</w:t>
             </w:r>
           </w:p>
         </w:tc>
@@ -19483,7 +19483,7 @@
                 <w:sz w:val="20"/>
                 <w:szCs w:val="20"/>
               </w:rPr>
-              <w:t>CUP 23.520,00</w:t>
+              <w:t>CUP 23.940,00</w:t>
             </w:r>
           </w:p>
         </w:tc>
@@ -19546,7 +19546,7 @@
                 <w:sz w:val="20"/>
                 <w:szCs w:val="20"/>
               </w:rPr>
-              <w:t>CUP 15.680,00</w:t>
+              <w:t>CUP 15.960,00</w:t>
             </w:r>
           </w:p>
         </w:tc>
@@ -19609,7 +19609,7 @@
                 <w:sz w:val="20"/>
                 <w:szCs w:val="20"/>
               </w:rPr>
-              <w:t>CUP 156,80</w:t>
+              <w:t>CUP 159,60</w:t>
             </w:r>
           </w:p>
         </w:tc>
@@ -19672,7 +19672,7 @@
                 <w:sz w:val="20"/>
                 <w:szCs w:val="20"/>
               </w:rPr>
-              <w:t>CUP 117.600,00</w:t>
+              <w:t>CUP 119.700,00</w:t>
             </w:r>
           </w:p>
         </w:tc>
@@ -19735,7 +19735,7 @@
                 <w:sz w:val="20"/>
                 <w:szCs w:val="20"/>
               </w:rPr>
-              <w:t>CUP 235.200,00</w:t>
+              <w:t>CUP 239.400,00</w:t>
             </w:r>
           </w:p>
         </w:tc>
@@ -19798,7 +19798,7 @@
                 <w:sz w:val="20"/>
                 <w:szCs w:val="20"/>
               </w:rPr>
-              <w:t>CUP 15.680,00</w:t>
+              <w:t>CUP 15.960,00</w:t>
             </w:r>
           </w:p>
         </w:tc>
@@ -19861,7 +19861,7 @@
                 <w:sz w:val="20"/>
                 <w:szCs w:val="20"/>
               </w:rPr>
-              <w:t>CUP 15.680,00</w:t>
+              <w:t>CUP 15.960,00</w:t>
             </w:r>
           </w:p>
         </w:tc>
@@ -19924,7 +19924,7 @@
                 <w:sz w:val="20"/>
                 <w:szCs w:val="20"/>
               </w:rPr>
-              <w:t>CUP 11.760,00</w:t>
+              <w:t>CUP 11.970,00</w:t>
             </w:r>
           </w:p>
         </w:tc>
@@ -19987,7 +19987,7 @@
                 <w:sz w:val="20"/>
                 <w:szCs w:val="20"/>
               </w:rPr>
-              <w:t>CUP 23.520,00</w:t>
+              <w:t>CUP 23.940,00</w:t>
             </w:r>
           </w:p>
         </w:tc>
@@ -20050,7 +20050,7 @@
                 <w:sz w:val="20"/>
                 <w:szCs w:val="20"/>
               </w:rPr>
-              <w:t>CUP 11.760,00</w:t>
+              <w:t>CUP 11.970,00</w:t>
             </w:r>
           </w:p>
         </w:tc>
@@ -20113,7 +20113,7 @@
                 <w:sz w:val="20"/>
                 <w:szCs w:val="20"/>
               </w:rPr>
-              <w:t>CUP 23.520,00</w:t>
+              <w:t>CUP 23.940,00</w:t>
             </w:r>
           </w:p>
         </w:tc>
@@ -20177,7 +20177,7 @@
                 <w:sz w:val="20"/>
                 <w:szCs w:val="20"/>
               </w:rPr>
-              <w:t>CUP 31.360,00</w:t>
+              <w:t>CUP 31.920,00</w:t>
             </w:r>
           </w:p>
         </w:tc>
@@ -20240,7 +20240,7 @@
                 <w:sz w:val="20"/>
                 <w:szCs w:val="20"/>
               </w:rPr>
-              <w:t>CUP 78.400,00</w:t>
+              <w:t>CUP 79.800,00</w:t>
             </w:r>
           </w:p>
         </w:tc>
@@ -20303,7 +20303,7 @@
                 <w:sz w:val="20"/>
                 <w:szCs w:val="20"/>
               </w:rPr>
-              <w:t>CUP 54.880,00</w:t>
+              <w:t>CUP 55.860,00</w:t>
             </w:r>
           </w:p>
         </w:tc>
@@ -20366,7 +20366,7 @@
                 <w:sz w:val="20"/>
                 <w:szCs w:val="20"/>
               </w:rPr>
-              <w:t>CUP 7.840,00</w:t>
+              <w:t>CUP 7.980,00</w:t>
             </w:r>
           </w:p>
         </w:tc>
@@ -20429,7 +20429,7 @@
                 <w:sz w:val="20"/>
                 <w:szCs w:val="20"/>
               </w:rPr>
-              <w:t>CUP 101.920,00</w:t>
+              <w:t>CUP 103.740,00</w:t>
             </w:r>
           </w:p>
         </w:tc>
@@ -20492,7 +20492,7 @@
                 <w:sz w:val="20"/>
                 <w:szCs w:val="20"/>
               </w:rPr>
-              <w:t>CUP 156.800,00</w:t>
+              <w:t>CUP 159.600,00</w:t>
             </w:r>
           </w:p>
         </w:tc>
@@ -20555,7 +20555,7 @@
                 <w:sz w:val="20"/>
                 <w:szCs w:val="20"/>
               </w:rPr>
-              <w:t>CUP 19.600,00</w:t>
+              <w:t>CUP 19.950,00</w:t>
             </w:r>
           </w:p>
         </w:tc>
@@ -20618,7 +20618,7 @@
                 <w:sz w:val="20"/>
                 <w:szCs w:val="20"/>
               </w:rPr>
-              <w:t>CUP 11.760,00</w:t>
+              <w:t>CUP 11.970,00</w:t>
             </w:r>
           </w:p>
         </w:tc>
@@ -20681,7 +20681,7 @@
                 <w:sz w:val="20"/>
                 <w:szCs w:val="20"/>
               </w:rPr>
-              <w:t>CUP 78.400,00</w:t>
+              <w:t>CUP 79.800,00</w:t>
             </w:r>
           </w:p>
         </w:tc>
@@ -20744,7 +20744,7 @@
                 <w:sz w:val="20"/>
                 <w:szCs w:val="20"/>
               </w:rPr>
-              <w:t>CUP 47.040,00</w:t>
+              <w:t>CUP 47.880,00</w:t>
             </w:r>
           </w:p>
         </w:tc>
@@ -20825,7 +20825,7 @@
                 <w:sz w:val="20"/>
                 <w:szCs w:val="20"/>
               </w:rPr>
-              <w:t>CUP 74.480,00</w:t>
+              <w:t>CUP 75.810,00</w:t>
             </w:r>
           </w:p>
         </w:tc>
@@ -20888,7 +20888,7 @@
                 <w:sz w:val="20"/>
                 <w:szCs w:val="20"/>
               </w:rPr>
-              <w:t>CUP 3.920,00</w:t>
+              <w:t>CUP 3.990,00</w:t>
             </w:r>
           </w:p>
         </w:tc>
@@ -20951,7 +20951,7 @@
                 <w:sz w:val="20"/>
                 <w:szCs w:val="20"/>
               </w:rPr>
-              <w:t>CUP 3.920,00</w:t>
+              <w:t>CUP 3.990,00</w:t>
             </w:r>
           </w:p>
         </w:tc>
@@ -21014,7 +21014,7 @@
                 <w:sz w:val="20"/>
                 <w:szCs w:val="20"/>
               </w:rPr>
-              <w:t>CUP 6.272,00</w:t>
+              <w:t>CUP 6.384,00</w:t>
             </w:r>
           </w:p>
         </w:tc>
@@ -21077,7 +21077,7 @@
                 <w:sz w:val="20"/>
                 <w:szCs w:val="20"/>
               </w:rPr>
-              <w:t>CUP 5.488,00</w:t>
+              <w:t>CUP 5.586,00</w:t>
             </w:r>
           </w:p>
         </w:tc>
@@ -21140,7 +21140,7 @@
                 <w:sz w:val="20"/>
                 <w:szCs w:val="20"/>
               </w:rPr>
-              <w:t>CUP 15.680,00</w:t>
+              <w:t>CUP 15.960,00</w:t>
             </w:r>
           </w:p>
         </w:tc>
@@ -21203,7 +21203,7 @@
                 <w:sz w:val="20"/>
                 <w:szCs w:val="20"/>
               </w:rPr>
-              <w:t>CUP 6.272,00</w:t>
+              <w:t>CUP 6.384,00</w:t>
             </w:r>
           </w:p>
         </w:tc>
@@ -21266,7 +21266,7 @@
                 <w:sz w:val="20"/>
                 <w:szCs w:val="20"/>
               </w:rPr>
-              <w:t>CUP 7.840,00</w:t>
+              <w:t>CUP 7.980,00</w:t>
             </w:r>
           </w:p>
         </w:tc>
@@ -21329,7 +21329,7 @@
                 <w:sz w:val="20"/>
                 <w:szCs w:val="20"/>
               </w:rPr>
-              <w:t>CUP 7.840,00</w:t>
+              <w:t>CUP 7.980,00</w:t>
             </w:r>
           </w:p>
         </w:tc>
@@ -21392,7 +21392,7 @@
                 <w:sz w:val="20"/>
                 <w:szCs w:val="20"/>
               </w:rPr>
-              <w:t>CUP 7.840,00</w:t>
+              <w:t>CUP 7.980,00</w:t>
             </w:r>
           </w:p>
         </w:tc>
@@ -21455,7 +21455,7 @@
                 <w:sz w:val="20"/>
                 <w:szCs w:val="20"/>
               </w:rPr>
-              <w:t>CUP 11.760,00</w:t>
+              <w:t>CUP 11.970,00</w:t>
             </w:r>
           </w:p>
         </w:tc>
@@ -21518,7 +21518,7 @@
                 <w:sz w:val="20"/>
                 <w:szCs w:val="20"/>
               </w:rPr>
-              <w:t>CUP 11.760,00</w:t>
+              <w:t>CUP 11.970,00</w:t>
             </w:r>
           </w:p>
         </w:tc>
@@ -21581,7 +21581,7 @@
                 <w:sz w:val="20"/>
                 <w:szCs w:val="20"/>
               </w:rPr>
-              <w:t>CUP 9.408,00</w:t>
+              <w:t>CUP 9.576,00</w:t>
             </w:r>
           </w:p>
         </w:tc>
@@ -21644,7 +21644,7 @@
                 <w:sz w:val="20"/>
                 <w:szCs w:val="20"/>
               </w:rPr>
-              <w:t>CUP 11.760,00</w:t>
+              <w:t>CUP 11.970,00</w:t>
             </w:r>
           </w:p>
         </w:tc>
@@ -21707,7 +21707,7 @@
                 <w:sz w:val="20"/>
                 <w:szCs w:val="20"/>
               </w:rPr>
-              <w:t>CUP 4.704,00</w:t>
+              <w:t>CUP 4.788,00</w:t>
             </w:r>
           </w:p>
         </w:tc>
@@ -21770,7 +21770,7 @@
                 <w:sz w:val="20"/>
                 <w:szCs w:val="20"/>
               </w:rPr>
-              <w:t>CUP 7.840,00</w:t>
+              <w:t>CUP 7.980,00</w:t>
             </w:r>
           </w:p>
         </w:tc>
@@ -21833,7 +21833,7 @@
                 <w:sz w:val="20"/>
                 <w:szCs w:val="20"/>
               </w:rPr>
-              <w:t>CUP 117.600,00</w:t>
+              <w:t>CUP 119.700,00</w:t>
             </w:r>
           </w:p>
         </w:tc>
@@ -21896,7 +21896,7 @@
                 <w:sz w:val="20"/>
                 <w:szCs w:val="20"/>
               </w:rPr>
-              <w:t>CUP 141.120,00</w:t>
+              <w:t>CUP 143.640,00</w:t>
             </w:r>
           </w:p>
         </w:tc>
@@ -21959,7 +21959,7 @@
                 <w:sz w:val="20"/>
                 <w:szCs w:val="20"/>
               </w:rPr>
-              <w:t>CUP 70.560,00</w:t>
+              <w:t>CUP 71.820,00</w:t>
             </w:r>
           </w:p>
         </w:tc>
@@ -22022,7 +22022,7 @@
                 <w:sz w:val="20"/>
                 <w:szCs w:val="20"/>
               </w:rPr>
-              <w:t>CUP 23.520,00</w:t>
+              <w:t>CUP 23.940,00</w:t>
             </w:r>
           </w:p>
         </w:tc>
@@ -22085,7 +22085,7 @@
                 <w:sz w:val="20"/>
                 <w:szCs w:val="20"/>
               </w:rPr>
-              <w:t>CUP 15.680,00</w:t>
+              <w:t>CUP 15.960,00</w:t>
             </w:r>
           </w:p>
         </w:tc>
@@ -22149,7 +22149,7 @@
                 <w:sz w:val="20"/>
                 <w:szCs w:val="20"/>
               </w:rPr>
-              <w:t>CUP 3.136,00</w:t>
+              <w:t>CUP 3.192,00</w:t>
             </w:r>
           </w:p>
         </w:tc>
@@ -22212,7 +22212,7 @@
                 <w:sz w:val="20"/>
                 <w:szCs w:val="20"/>
               </w:rPr>
-              <w:t>CUP 1.568,00</w:t>
+              <w:t>CUP 1.596,00</w:t>
             </w:r>
           </w:p>
         </w:tc>
@@ -22275,7 +22275,7 @@
                 <w:sz w:val="20"/>
                 <w:szCs w:val="20"/>
               </w:rPr>
-              <w:t>CUP 94.080,00</w:t>
+              <w:t>CUP 95.760,00</w:t>
             </w:r>
           </w:p>
         </w:tc>
@@ -22338,7 +22338,7 @@
                 <w:sz w:val="20"/>
                 <w:szCs w:val="20"/>
               </w:rPr>
-              <w:t>CUP 58.800,00</w:t>
+              <w:t>CUP 59.850,00</w:t>
             </w:r>
           </w:p>
         </w:tc>
@@ -22401,7 +22401,7 @@
                 <w:sz w:val="20"/>
                 <w:szCs w:val="20"/>
               </w:rPr>
-              <w:t>CUP 19.600,00</w:t>
+              <w:t>CUP 19.950,00</w:t>
             </w:r>
           </w:p>
         </w:tc>
@@ -22464,7 +22464,7 @@
                 <w:sz w:val="20"/>
                 <w:szCs w:val="20"/>
               </w:rPr>
-              <w:t>CUP 47.040,00</w:t>
+              <w:t>CUP 47.880,00</w:t>
             </w:r>
           </w:p>
         </w:tc>
@@ -22527,7 +22527,7 @@
                 <w:sz w:val="20"/>
                 <w:szCs w:val="20"/>
               </w:rPr>
-              <w:t>CUP 7.840,00</w:t>
+              <w:t>CUP 7.980,00</w:t>
             </w:r>
           </w:p>
         </w:tc>
@@ -22590,7 +22590,7 @@
                 <w:sz w:val="20"/>
                 <w:szCs w:val="20"/>
               </w:rPr>
-              <w:t>CUP 9.408,00</w:t>
+              <w:t>CUP 9.576,00</w:t>
             </w:r>
           </w:p>
         </w:tc>
@@ -22653,7 +22653,7 @@
                 <w:sz w:val="20"/>
                 <w:szCs w:val="20"/>
               </w:rPr>
-              <w:t>CUP 196.000,00</w:t>
+              <w:t>CUP 199.500,00</w:t>
             </w:r>
           </w:p>
         </w:tc>
@@ -22716,7 +22716,7 @@
                 <w:sz w:val="20"/>
                 <w:szCs w:val="20"/>
               </w:rPr>
-              <w:t>CUP 431.200,00</w:t>
+              <w:t>CUP 438.900,00</w:t>
             </w:r>
           </w:p>
         </w:tc>
@@ -22779,7 +22779,7 @@
                 <w:sz w:val="20"/>
                 <w:szCs w:val="20"/>
               </w:rPr>
-              <w:t>CUP 19.600,00</w:t>
+              <w:t>CUP 19.950,00</w:t>
             </w:r>
           </w:p>
         </w:tc>
@@ -22842,7 +22842,7 @@
                 <w:sz w:val="20"/>
                 <w:szCs w:val="20"/>
               </w:rPr>
-              <w:t>CUP 7.840,00</w:t>
+              <w:t>CUP 7.980,00</w:t>
             </w:r>
           </w:p>
         </w:tc>
@@ -22905,7 +22905,7 @@
                 <w:sz w:val="20"/>
                 <w:szCs w:val="20"/>
               </w:rPr>
-              <w:t>CUP 15.680,00</w:t>
+              <w:t>CUP 15.960,00</w:t>
             </w:r>
           </w:p>
         </w:tc>
@@ -22968,7 +22968,7 @@
                 <w:sz w:val="20"/>
                 <w:szCs w:val="20"/>
               </w:rPr>
-              <w:t>CUP 6.272,00</w:t>
+              <w:t>CUP 6.384,00</w:t>
             </w:r>
           </w:p>
         </w:tc>
@@ -23031,7 +23031,7 @@
                 <w:sz w:val="20"/>
                 <w:szCs w:val="20"/>
               </w:rPr>
-              <w:t>CUP 6.272,00</w:t>
+              <w:t>CUP 6.384,00</w:t>
             </w:r>
           </w:p>
         </w:tc>
@@ -23094,7 +23094,7 @@
                 <w:sz w:val="20"/>
                 <w:szCs w:val="20"/>
               </w:rPr>
-              <w:t>CUP 3.136,00</w:t>
+              <w:t>CUP 3.192,00</w:t>
             </w:r>
           </w:p>
         </w:tc>
@@ -23157,7 +23157,7 @@
                 <w:sz w:val="20"/>
                 <w:szCs w:val="20"/>
               </w:rPr>
-              <w:t>CUP 11.760,00</w:t>
+              <w:t>CUP 11.970,00</w:t>
             </w:r>
           </w:p>
         </w:tc>
@@ -23220,7 +23220,7 @@
                 <w:sz w:val="20"/>
                 <w:szCs w:val="20"/>
               </w:rPr>
-              <w:t>CUP 6.272,00</w:t>
+              <w:t>CUP 6.384,00</w:t>
             </w:r>
           </w:p>
         </w:tc>
@@ -23283,7 +23283,7 @@
                 <w:sz w:val="20"/>
                 <w:szCs w:val="20"/>
               </w:rPr>
-              <w:t>CUP 5.488,00</w:t>
+              <w:t>CUP 5.586,00</w:t>
             </w:r>
           </w:p>
         </w:tc>
@@ -23346,7 +23346,7 @@
                 <w:sz w:val="20"/>
                 <w:szCs w:val="20"/>
               </w:rPr>
-              <w:t>CUP 35.280,00</w:t>
+              <w:t>CUP 35.910,00</w:t>
             </w:r>
           </w:p>
         </w:tc>
@@ -23409,7 +23409,7 @@
                 <w:sz w:val="20"/>
                 <w:szCs w:val="20"/>
               </w:rPr>
-              <w:t>CUP 3.136,00</w:t>
+              <w:t>CUP 3.192,00</w:t>
             </w:r>
           </w:p>
         </w:tc>
@@ -23472,7 +23472,7 @@
                 <w:sz w:val="20"/>
                 <w:szCs w:val="20"/>
               </w:rPr>
-              <w:t>CUP 3.920,00</w:t>
+              <w:t>CUP 3.990,00</w:t>
             </w:r>
           </w:p>
         </w:tc>
@@ -23535,7 +23535,7 @@
                 <w:sz w:val="20"/>
                 <w:szCs w:val="20"/>
               </w:rPr>
-              <w:t>CUP 3.920,00</w:t>
+              <w:t>CUP 3.990,00</w:t>
             </w:r>
           </w:p>
         </w:tc>
@@ -23598,7 +23598,7 @@
                 <w:sz w:val="20"/>
                 <w:szCs w:val="20"/>
               </w:rPr>
-              <w:t>CUP 3.920,00</w:t>
+              <w:t>CUP 3.990,00</w:t>
             </w:r>
           </w:p>
         </w:tc>
@@ -23661,7 +23661,7 @@
                 <w:sz w:val="20"/>
                 <w:szCs w:val="20"/>
               </w:rPr>
-              <w:t>CUP 15.680,00</w:t>
+              <w:t>CUP 15.960,00</w:t>
             </w:r>
           </w:p>
         </w:tc>
@@ -23724,7 +23724,7 @@
                 <w:sz w:val="20"/>
                 <w:szCs w:val="20"/>
               </w:rPr>
-              <w:t>CUP 6.272,00</w:t>
+              <w:t>CUP 6.384,00</w:t>
             </w:r>
           </w:p>
         </w:tc>
@@ -23787,7 +23787,7 @@
                 <w:sz w:val="20"/>
                 <w:szCs w:val="20"/>
               </w:rPr>
-              <w:t>CUP 9.408,00</w:t>
+              <w:t>CUP 9.576,00</w:t>
             </w:r>
           </w:p>
         </w:tc>
@@ -23850,7 +23850,7 @@
                 <w:sz w:val="20"/>
                 <w:szCs w:val="20"/>
               </w:rPr>
-              <w:t>CUP 9.408,00</w:t>
+              <w:t>CUP 9.576,00</w:t>
             </w:r>
           </w:p>
         </w:tc>
@@ -23913,7 +23913,7 @@
                 <w:sz w:val="20"/>
                 <w:szCs w:val="20"/>
               </w:rPr>
-              <w:t>CUP 11.760,00</w:t>
+              <w:t>CUP 11.970,00</w:t>
             </w:r>
           </w:p>
         </w:tc>
@@ -23976,7 +23976,7 @@
                 <w:sz w:val="20"/>
                 <w:szCs w:val="20"/>
               </w:rPr>
-              <w:t>CUP 15.680,00</w:t>
+              <w:t>CUP 15.960,00</w:t>
             </w:r>
           </w:p>
         </w:tc>
@@ -24039,7 +24039,7 @@
                 <w:sz w:val="20"/>
                 <w:szCs w:val="20"/>
               </w:rPr>
-              <w:t>CUP 7.840,00</w:t>
+              <w:t>CUP 7.980,00</w:t>
             </w:r>
           </w:p>
         </w:tc>
@@ -24103,7 +24103,7 @@
                 <w:sz w:val="20"/>
                 <w:szCs w:val="20"/>
               </w:rPr>
-              <w:t>CUP 3.920,00</w:t>
+              <w:t>CUP 3.990,00</w:t>
             </w:r>
           </w:p>
         </w:tc>
@@ -24166,7 +24166,7 @@
                 <w:sz w:val="20"/>
                 <w:szCs w:val="20"/>
               </w:rPr>
-              <w:t>CUP 5.488,00</w:t>
+              <w:t>CUP 5.586,00</w:t>
             </w:r>
           </w:p>
         </w:tc>
@@ -24229,7 +24229,7 @@
                 <w:sz w:val="20"/>
                 <w:szCs w:val="20"/>
               </w:rPr>
-              <w:t>CUP 4.704,00</w:t>
+              <w:t>CUP 4.788,00</w:t>
             </w:r>
           </w:p>
         </w:tc>
@@ -24292,7 +24292,7 @@
                 <w:sz w:val="20"/>
                 <w:szCs w:val="20"/>
               </w:rPr>
-              <w:t>CUP 1.568,00</w:t>
+              <w:t>CUP 1.596,00</w:t>
             </w:r>
           </w:p>
         </w:tc>
@@ -24355,7 +24355,7 @@
                 <w:sz w:val="20"/>
                 <w:szCs w:val="20"/>
               </w:rPr>
-              <w:t>CUP 3.920,00</w:t>
+              <w:t>CUP 3.990,00</w:t>
             </w:r>
           </w:p>
         </w:tc>
@@ -24418,7 +24418,7 @@
                 <w:sz w:val="20"/>
                 <w:szCs w:val="20"/>
               </w:rPr>
-              <w:t>CUP 2.352,00</w:t>
+              <w:t>CUP 2.394,00</w:t>
             </w:r>
           </w:p>
         </w:tc>
@@ -24481,7 +24481,7 @@
                 <w:sz w:val="20"/>
                 <w:szCs w:val="20"/>
               </w:rPr>
-              <w:t>CUP 3.136,00</w:t>
+              <w:t>CUP 3.192,00</w:t>
             </w:r>
           </w:p>
         </w:tc>
@@ -24544,7 +24544,7 @@
                 <w:sz w:val="20"/>
                 <w:szCs w:val="20"/>
               </w:rPr>
-              <w:t>CUP 2.352,00</w:t>
+              <w:t>CUP 2.394,00</w:t>
             </w:r>
           </w:p>
         </w:tc>
@@ -24607,7 +24607,7 @@
                 <w:sz w:val="20"/>
                 <w:szCs w:val="20"/>
               </w:rPr>
-              <w:t>CUP 5.488,00</w:t>
+              <w:t>CUP 5.586,00</w:t>
             </w:r>
           </w:p>
         </w:tc>
@@ -24670,7 +24670,7 @@
                 <w:sz w:val="20"/>
                 <w:szCs w:val="20"/>
               </w:rPr>
-              <w:t>CUP 2.352,00</w:t>
+              <w:t>CUP 2.394,00</w:t>
             </w:r>
           </w:p>
         </w:tc>
@@ -24733,7 +24733,7 @@
                 <w:sz w:val="20"/>
                 <w:szCs w:val="20"/>
               </w:rPr>
-              <w:t>CUP 1.568,00</w:t>
+              <w:t>CUP 1.596,00</w:t>
             </w:r>
           </w:p>
         </w:tc>
@@ -24796,7 +24796,7 @@
                 <w:sz w:val="20"/>
                 <w:szCs w:val="20"/>
               </w:rPr>
-              <w:t>CUP 141.120,00</w:t>
+              <w:t>CUP 143.640,00</w:t>
             </w:r>
           </w:p>
         </w:tc>
@@ -24869,7 +24869,7 @@
                 <w:sz w:val="20"/>
                 <w:szCs w:val="20"/>
               </w:rPr>
-              <w:t>CUP 7.840,00</w:t>
+              <w:t>CUP 7.980,00</w:t>
             </w:r>
           </w:p>
         </w:tc>
@@ -24932,7 +24932,7 @@
                 <w:sz w:val="20"/>
                 <w:szCs w:val="20"/>
               </w:rPr>
-              <w:t>CUP 15.680,00</w:t>
+              <w:t>CUP 15.960,00</w:t>
             </w:r>
           </w:p>
         </w:tc>
@@ -24995,7 +24995,7 @@
                 <w:sz w:val="20"/>
                 <w:szCs w:val="20"/>
               </w:rPr>
-              <w:t>CUP 23.520,00</w:t>
+              <w:t>CUP 23.940,00</w:t>
             </w:r>
           </w:p>
         </w:tc>
@@ -25058,7 +25058,7 @@
                 <w:sz w:val="20"/>
                 <w:szCs w:val="20"/>
               </w:rPr>
-              <w:t>CUP 23.520,00</w:t>
+              <w:t>CUP 23.940,00</w:t>
             </w:r>
           </w:p>
         </w:tc>
@@ -25121,7 +25121,7 @@
                 <w:sz w:val="20"/>
                 <w:szCs w:val="20"/>
               </w:rPr>
-              <w:t>CUP 15.680,00</w:t>
+              <w:t>CUP 15.960,00</w:t>
             </w:r>
           </w:p>
         </w:tc>
@@ -25190,7 +25190,7 @@
                 <w:sz w:val="20"/>
                 <w:szCs w:val="20"/>
               </w:rPr>
-              <w:t>CUP 35.280,00</w:t>
+              <w:t>CUP 35.910,00</w:t>
             </w:r>
           </w:p>
         </w:tc>
@@ -25259,7 +25259,7 @@
                 <w:sz w:val="20"/>
                 <w:szCs w:val="20"/>
               </w:rPr>
-              <w:t>CUP 11.760,00</w:t>
+              <w:t>CUP 11.970,00</w:t>
             </w:r>
           </w:p>
         </w:tc>
@@ -25328,7 +25328,7 @@
                 <w:sz w:val="20"/>
                 <w:szCs w:val="20"/>
               </w:rPr>
-              <w:t>CUP 2.352,00</w:t>
+              <w:t>CUP 2.394,00</w:t>
             </w:r>
           </w:p>
         </w:tc>
@@ -25397,7 +25397,7 @@
                 <w:sz w:val="20"/>
                 <w:szCs w:val="20"/>
               </w:rPr>
-              <w:t>CUP 47.040,00</w:t>
+              <w:t>CUP 47.880,00</w:t>
             </w:r>
           </w:p>
         </w:tc>
@@ -25466,7 +25466,7 @@
                 <w:sz w:val="20"/>
                 <w:szCs w:val="20"/>
               </w:rPr>
-              <w:t>CUP 11.760,00</w:t>
+              <w:t>CUP 11.970,00</w:t>
             </w:r>
           </w:p>
         </w:tc>
@@ -25535,7 +25535,7 @@
                 <w:sz w:val="20"/>
                 <w:szCs w:val="20"/>
               </w:rPr>
-              <w:t>CUP 11.760,00</w:t>
+              <w:t>CUP 11.970,00</w:t>
             </w:r>
           </w:p>
         </w:tc>
@@ -25604,7 +25604,7 @@
                 <w:sz w:val="20"/>
                 <w:szCs w:val="20"/>
               </w:rPr>
-              <w:t>CUP 156.800,00</w:t>
+              <w:t>CUP 159.600,00</w:t>
             </w:r>
           </w:p>
         </w:tc>
@@ -25673,7 +25673,7 @@
                 <w:sz w:val="20"/>
                 <w:szCs w:val="20"/>
               </w:rPr>
-              <w:t>CUP 27.440,00</w:t>
+              <w:t>CUP 27.930,00</w:t>
             </w:r>
           </w:p>
         </w:tc>
@@ -25742,7 +25742,7 @@
                 <w:sz w:val="20"/>
                 <w:szCs w:val="20"/>
               </w:rPr>
-              <w:t>CUP 7.840,00</w:t>
+              <w:t>CUP 7.980,00</w:t>
             </w:r>
           </w:p>
         </w:tc>
@@ -25811,7 +25811,7 @@
                 <w:sz w:val="20"/>
                 <w:szCs w:val="20"/>
               </w:rPr>
-              <w:t>CUP 3.136,00</w:t>
+              <w:t>CUP 3.192,00</w:t>
             </w:r>
           </w:p>
         </w:tc>
@@ -25880,7 +25880,7 @@
                 <w:sz w:val="20"/>
                 <w:szCs w:val="20"/>
               </w:rPr>
-              <w:t>CUP 9.408,00</w:t>
+              <w:t>CUP 9.576,00</w:t>
             </w:r>
           </w:p>
         </w:tc>
@@ -26008,7 +26008,7 @@
                 <w:sz w:val="20"/>
                 <w:szCs w:val="20"/>
               </w:rPr>
-              <w:t>CUP 109.760,00</w:t>
+              <w:t>CUP 111.720,00</w:t>
             </w:r>
           </w:p>
         </w:tc>
@@ -26059,7 +26059,7 @@
                 <w:sz w:val="20"/>
                 <w:szCs w:val="20"/>
               </w:rPr>
-              <w:t>CUP 156.800,00</w:t>
+              <w:t>CUP 159.600,00</w:t>
             </w:r>
           </w:p>
         </w:tc>
@@ -26110,7 +26110,7 @@
                 <w:sz w:val="20"/>
                 <w:szCs w:val="20"/>
               </w:rPr>
-              <w:t>CUP 27.440,00</w:t>
+              <w:t>CUP 27.930,00</w:t>
             </w:r>
           </w:p>
         </w:tc>
@@ -26171,7 +26171,7 @@
                 <w:sz w:val="20"/>
                 <w:szCs w:val="20"/>
               </w:rPr>
-              <w:t>CUP 141.120,00</w:t>
+              <w:t>CUP 143.640,00</w:t>
             </w:r>
           </w:p>
         </w:tc>
@@ -26223,7 +26223,7 @@
                 <w:sz w:val="20"/>
                 <w:szCs w:val="20"/>
               </w:rPr>
-              <w:t>CUP 94.080,00</w:t>
+              <w:t>CUP 95.760,00</w:t>
             </w:r>
           </w:p>
         </w:tc>
@@ -26284,7 +26284,7 @@
                 <w:sz w:val="20"/>
                 <w:szCs w:val="20"/>
               </w:rPr>
-              <w:t>CUP 94.080,00</w:t>
+              <w:t>CUP 95.760,00</w:t>
             </w:r>
           </w:p>
         </w:tc>
@@ -26336,7 +26336,7 @@
                 <w:sz w:val="20"/>
                 <w:szCs w:val="20"/>
               </w:rPr>
-              <w:t>CUP 4.704,00</w:t>
+              <w:t>CUP 4.788,00</w:t>
             </w:r>
           </w:p>
         </w:tc>
@@ -26388,7 +26388,7 @@
                 <w:sz w:val="20"/>
                 <w:szCs w:val="20"/>
               </w:rPr>
-              <w:t>CUP 101.920,00</w:t>
+              <w:t>CUP 103.740,00</w:t>
             </w:r>
           </w:p>
         </w:tc>
@@ -26440,7 +26440,7 @@
                 <w:sz w:val="20"/>
                 <w:szCs w:val="20"/>
               </w:rPr>
-              <w:t>CUP 31.360,00</w:t>
+              <w:t>CUP 31.920,00</w:t>
             </w:r>
           </w:p>
         </w:tc>
@@ -26492,7 +26492,7 @@
                 <w:sz w:val="20"/>
                 <w:szCs w:val="20"/>
               </w:rPr>
-              <w:t>CUP 62.720,00</w:t>
+              <w:t>CUP 63.840,00</w:t>
             </w:r>
           </w:p>
         </w:tc>
@@ -26565,7 +26565,7 @@
                 <w:sz w:val="20"/>
                 <w:szCs w:val="20"/>
               </w:rPr>
-              <w:t>CUP 31.360,00</w:t>
+              <w:t>CUP 31.920,00</w:t>
             </w:r>
           </w:p>
         </w:tc>
@@ -26618,7 +26618,7 @@
                 <w:sz w:val="20"/>
                 <w:szCs w:val="20"/>
               </w:rPr>
-              <w:t>CUP 15.680,00</w:t>
+              <w:t>CUP 15.960,00</w:t>
             </w:r>
           </w:p>
         </w:tc>
@@ -26671,7 +26671,7 @@
                 <w:sz w:val="20"/>
                 <w:szCs w:val="20"/>
               </w:rPr>
-              <w:t>CUP 66.640,00</w:t>
+              <w:t>CUP 67.830,00</w:t>
             </w:r>
           </w:p>
         </w:tc>
@@ -26723,7 +26723,7 @@
                 <w:sz w:val="20"/>
                 <w:szCs w:val="20"/>
               </w:rPr>
-              <w:t>CUP 62.720,00</w:t>
+              <w:t>CUP 63.840,00</w:t>
             </w:r>
           </w:p>
         </w:tc>
@@ -26776,7 +26776,7 @@
                 <w:sz w:val="20"/>
                 <w:szCs w:val="20"/>
               </w:rPr>
-              <w:t>CUP 78.400,00</w:t>
+              <w:t>CUP 79.800,00</w:t>
             </w:r>
           </w:p>
         </w:tc>
@@ -26828,7 +26828,7 @@
                 <w:sz w:val="20"/>
                 <w:szCs w:val="20"/>
               </w:rPr>
-              <w:t>CUP 78.400,00</w:t>
+              <w:t>CUP 79.800,00</w:t>
             </w:r>
           </w:p>
         </w:tc>
@@ -26880,7 +26880,7 @@
                 <w:sz w:val="20"/>
                 <w:szCs w:val="20"/>
               </w:rPr>
-              <w:t>CUP 86.240,00</w:t>
+              <w:t>CUP 87.780,00</w:t>
             </w:r>
           </w:p>
         </w:tc>
@@ -26932,7 +26932,7 @@
                 <w:sz w:val="20"/>
                 <w:szCs w:val="20"/>
               </w:rPr>
-              <w:t>CUP 94.080,00</w:t>
+              <w:t>CUP 95.760,00</w:t>
             </w:r>
           </w:p>
         </w:tc>
@@ -26985,7 +26985,7 @@
                 <w:sz w:val="20"/>
                 <w:szCs w:val="20"/>
               </w:rPr>
-              <w:t>CUP 19.600,00</w:t>
+              <w:t>CUP 19.950,00</w:t>
             </w:r>
           </w:p>
         </w:tc>
@@ -27038,7 +27038,7 @@
                 <w:sz w:val="20"/>
                 <w:szCs w:val="20"/>
               </w:rPr>
-              <w:t>CUP 47.040,00</w:t>
+              <w:t>CUP 47.880,00</w:t>
             </w:r>
           </w:p>
         </w:tc>
@@ -27090,7 +27090,7 @@
                 <w:sz w:val="20"/>
                 <w:szCs w:val="20"/>
               </w:rPr>
-              <w:t>CUP 47.040,00</w:t>
+              <w:t>CUP 47.880,00</w:t>
             </w:r>
           </w:p>
         </w:tc>
@@ -27142,7 +27142,7 @@
                 <w:sz w:val="20"/>
                 <w:szCs w:val="20"/>
               </w:rPr>
-              <w:t>CUP 78.400,00</w:t>
+              <w:t>CUP 79.800,00</w:t>
             </w:r>
           </w:p>
         </w:tc>
@@ -27194,7 +27194,7 @@
                 <w:sz w:val="20"/>
                 <w:szCs w:val="20"/>
               </w:rPr>
-              <w:t>CUP 54.880,00</w:t>
+              <w:t>CUP 55.860,00</w:t>
             </w:r>
           </w:p>
         </w:tc>
@@ -27246,7 +27246,7 @@
                 <w:sz w:val="20"/>
                 <w:szCs w:val="20"/>
               </w:rPr>
-              <w:t>CUP 62.720,00</w:t>
+              <w:t>CUP 63.840,00</w:t>
             </w:r>
           </w:p>
         </w:tc>
@@ -27298,7 +27298,7 @@
                 <w:sz w:val="20"/>
                 <w:szCs w:val="20"/>
               </w:rPr>
-              <w:t>CUP 784,00</w:t>
+              <w:t>CUP 798,00</w:t>
             </w:r>
           </w:p>
         </w:tc>
@@ -27350,7 +27350,7 @@
                 <w:sz w:val="20"/>
                 <w:szCs w:val="20"/>
               </w:rPr>
-              <w:t>CUP 784,00</w:t>
+              <w:t>CUP 798,00</w:t>
             </w:r>
           </w:p>
         </w:tc>
@@ -27402,7 +27402,7 @@
                 <w:sz w:val="20"/>
                 <w:szCs w:val="20"/>
               </w:rPr>
-              <w:t>CUP 784,00</w:t>
+              <w:t>CUP 798,00</w:t>
             </w:r>
           </w:p>
         </w:tc>
@@ -27454,7 +27454,7 @@
                 <w:sz w:val="20"/>
                 <w:szCs w:val="20"/>
               </w:rPr>
-              <w:t>CUP 11.760,00</w:t>
+              <w:t>CUP 11.970,00</w:t>
             </w:r>
           </w:p>
         </w:tc>
@@ -27506,7 +27506,7 @@
                 <w:sz w:val="20"/>
                 <w:szCs w:val="20"/>
               </w:rPr>
-              <w:t>CUP 15.680,00</w:t>
+              <w:t>CUP 15.960,00</w:t>
             </w:r>
           </w:p>
         </w:tc>
@@ -27568,7 +27568,7 @@
                 <w:sz w:val="20"/>
                 <w:szCs w:val="20"/>
               </w:rPr>
-              <w:t>CUP 31.360,00</w:t>
+              <w:t>CUP 31.920,00</w:t>
             </w:r>
           </w:p>
         </w:tc>
@@ -27620,7 +27620,7 @@
                 <w:sz w:val="20"/>
                 <w:szCs w:val="20"/>
               </w:rPr>
-              <w:t>CUP 31.360,00</w:t>
+              <w:t>CUP 31.920,00</w:t>
             </w:r>
           </w:p>
         </w:tc>
@@ -27671,7 +27671,7 @@
                 <w:sz w:val="20"/>
                 <w:szCs w:val="20"/>
               </w:rPr>
-              <w:t>CUP 11.760,00</w:t>
+              <w:t>CUP 11.970,00</w:t>
             </w:r>
           </w:p>
         </w:tc>
@@ -27722,7 +27722,7 @@
                 <w:sz w:val="20"/>
                 <w:szCs w:val="20"/>
               </w:rPr>
-              <w:t>CUP 7.840,00</w:t>
+              <w:t>CUP 7.980,00</w:t>
             </w:r>
           </w:p>
         </w:tc>
@@ -27773,7 +27773,7 @@
                 <w:sz w:val="20"/>
                 <w:szCs w:val="20"/>
               </w:rPr>
-              <w:t>CUP 11.760,00</w:t>
+              <w:t>CUP 11.970,00</w:t>
             </w:r>
           </w:p>
         </w:tc>
@@ -27824,7 +27824,7 @@
                 <w:sz w:val="20"/>
                 <w:szCs w:val="20"/>
               </w:rPr>
-              <w:t>CUP 1.960,00</w:t>
+              <w:t>CUP 1.995,00</w:t>
             </w:r>
           </w:p>
         </w:tc>
@@ -27875,7 +27875,7 @@
                 <w:sz w:val="20"/>
                 <w:szCs w:val="20"/>
               </w:rPr>
-              <w:t>CUP 7.840,00</w:t>
+              <w:t>CUP 7.980,00</w:t>
             </w:r>
           </w:p>
         </w:tc>
@@ -27926,7 +27926,7 @@
                 <w:sz w:val="20"/>
                 <w:szCs w:val="20"/>
               </w:rPr>
-              <w:t>CUP 5.488,00</w:t>
+              <w:t>CUP 5.586,00</w:t>
             </w:r>
           </w:p>
         </w:tc>
@@ -27977,7 +27977,7 @@
                 <w:sz w:val="20"/>
                 <w:szCs w:val="20"/>
               </w:rPr>
-              <w:t>CUP 19.600,00</w:t>
+              <w:t>CUP 19.950,00</w:t>
             </w:r>
           </w:p>
         </w:tc>
@@ -28028,7 +28028,7 @@
                 <w:sz w:val="20"/>
                 <w:szCs w:val="20"/>
               </w:rPr>
-              <w:t>CUP 11.760,00</w:t>
+              <w:t>CUP 11.970,00</w:t>
             </w:r>
           </w:p>
         </w:tc>
@@ -28079,7 +28079,7 @@
                 <w:sz w:val="20"/>
                 <w:szCs w:val="20"/>
               </w:rPr>
-              <w:t>CUP 23.520,00</w:t>
+              <w:t>CUP 23.940,00</w:t>
             </w:r>
           </w:p>
         </w:tc>
@@ -28131,7 +28131,7 @@
                 <w:sz w:val="20"/>
                 <w:szCs w:val="20"/>
               </w:rPr>
-              <w:t>CUP 15.680,00</w:t>
+              <w:t>CUP 15.960,00</w:t>
             </w:r>
           </w:p>
         </w:tc>
@@ -28182,7 +28182,7 @@
                 <w:sz w:val="20"/>
                 <w:szCs w:val="20"/>
               </w:rPr>
-              <w:t>CUP 19.600,00</w:t>
+              <w:t>CUP 19.950,00</w:t>
             </w:r>
           </w:p>
         </w:tc>
@@ -28233,7 +28233,7 @@
                 <w:sz w:val="20"/>
                 <w:szCs w:val="20"/>
               </w:rPr>
-              <w:t>CUP 39.200,00</w:t>
+              <w:t>CUP 39.900,00</w:t>
             </w:r>
           </w:p>
         </w:tc>
@@ -28284,7 +28284,7 @@
                 <w:sz w:val="20"/>
                 <w:szCs w:val="20"/>
               </w:rPr>
-              <w:t>CUP 47.040,00</w:t>
+              <w:t>CUP 47.880,00</w:t>
             </w:r>
           </w:p>
         </w:tc>
@@ -28335,7 +28335,7 @@
                 <w:sz w:val="20"/>
                 <w:szCs w:val="20"/>
               </w:rPr>
-              <w:t>CUP 39.200,00</w:t>
+              <w:t>CUP 39.900,00</w:t>
             </w:r>
           </w:p>
         </w:tc>
@@ -28386,7 +28386,7 @@
                 <w:sz w:val="20"/>
                 <w:szCs w:val="20"/>
               </w:rPr>
-              <w:t>CUP 54.880,00</w:t>
+              <w:t>CUP 55.860,00</w:t>
             </w:r>
           </w:p>
         </w:tc>
@@ -28437,7 +28437,7 @@
                 <w:sz w:val="20"/>
                 <w:szCs w:val="20"/>
               </w:rPr>
-              <w:t>CUP 274.400,00</w:t>
+              <w:t>CUP 279.300,00</w:t>
             </w:r>
           </w:p>
         </w:tc>
@@ -28488,7 +28488,7 @@
                 <w:sz w:val="20"/>
                 <w:szCs w:val="20"/>
               </w:rPr>
-              <w:t>CUP 11.760,00</w:t>
+              <w:t>CUP 11.970,00</w:t>
             </w:r>
           </w:p>
         </w:tc>
@@ -28539,7 +28539,7 @@
                 <w:sz w:val="20"/>
                 <w:szCs w:val="20"/>
               </w:rPr>
-              <w:t>CUP 101.920,00</w:t>
+              <w:t>CUP 103.740,00</w:t>
             </w:r>
           </w:p>
         </w:tc>
@@ -28591,7 +28591,7 @@
                 <w:sz w:val="20"/>
                 <w:szCs w:val="20"/>
               </w:rPr>
-              <w:t>CUP 15.680,00</w:t>
+              <w:t>CUP 15.960,00</w:t>
             </w:r>
           </w:p>
         </w:tc>
@@ -28643,7 +28643,7 @@
                 <w:sz w:val="20"/>
                 <w:szCs w:val="20"/>
               </w:rPr>
-              <w:t>CUP 39.200,00</w:t>
+              <w:t>CUP 39.900,00</w:t>
             </w:r>
           </w:p>
         </w:tc>
@@ -28694,7 +28694,7 @@
                 <w:sz w:val="20"/>
                 <w:szCs w:val="20"/>
               </w:rPr>
-              <w:t>CUP 27.440,00</w:t>
+              <w:t>CUP 27.930,00</w:t>
             </w:r>
           </w:p>
         </w:tc>
@@ -28741,7 +28741,7 @@
                 <w:sz w:val="20"/>
                 <w:szCs w:val="20"/>
               </w:rPr>
-              <w:t>CUP 109.760,00</w:t>
+              <w:t>CUP 111.720,00</w:t>
             </w:r>
           </w:p>
         </w:tc>
@@ -28786,7 +28786,7 @@
                 <w:sz w:val="20"/>
                 <w:szCs w:val="20"/>
               </w:rPr>
-              <w:t>CUP 54.880,00</w:t>
+              <w:t>CUP 55.860,00</w:t>
             </w:r>
           </w:p>
         </w:tc>
@@ -28838,7 +28838,7 @@
                 <w:sz w:val="20"/>
                 <w:szCs w:val="20"/>
               </w:rPr>
-              <w:t>CUP 11.760,00</w:t>
+              <w:t>CUP 11.970,00</w:t>
             </w:r>
           </w:p>
         </w:tc>
@@ -28904,7 +28904,7 @@
                 <w:sz w:val="20"/>
                 <w:szCs w:val="20"/>
               </w:rPr>
-              <w:t>CUP 23.520,00</w:t>
+              <w:t>CUP 23.940,00</w:t>
             </w:r>
           </w:p>
         </w:tc>
@@ -28948,7 +28948,7 @@
                 <w:sz w:val="20"/>
                 <w:szCs w:val="20"/>
               </w:rPr>
-              <w:t>CUP 156.800,00</w:t>
+              <w:t>CUP 159.600,00</w:t>
             </w:r>
           </w:p>
         </w:tc>
@@ -28993,7 +28993,7 @@
                 <w:sz w:val="20"/>
                 <w:szCs w:val="20"/>
               </w:rPr>
-              <w:t>CUP 62.720,00</w:t>
+              <w:t>CUP 63.840,00</w:t>
             </w:r>
           </w:p>
         </w:tc>
@@ -29059,7 +29059,7 @@
                 <w:sz w:val="20"/>
                 <w:szCs w:val="20"/>
               </w:rPr>
-              <w:t>CUP 78.400,00</w:t>
+              <w:t>CUP 79.800,00</w:t>
             </w:r>
           </w:p>
         </w:tc>
@@ -29103,7 +29103,7 @@
                 <w:sz w:val="20"/>
                 <w:szCs w:val="20"/>
               </w:rPr>
-              <w:t>CUP 78.400,00</w:t>
+              <w:t>CUP 79.800,00</w:t>
             </w:r>
           </w:p>
         </w:tc>
@@ -29160,7 +29160,7 @@
                 <w:sz w:val="20"/>
                 <w:szCs w:val="20"/>
               </w:rPr>
-              <w:t>CUP 117.600,00</w:t>
+              <w:t>CUP 119.700,00</w:t>
             </w:r>
           </w:p>
         </w:tc>
@@ -29206,7 +29206,7 @@
                 <w:sz w:val="20"/>
                 <w:szCs w:val="20"/>
               </w:rPr>
-              <w:t>CUP 196.000,00</w:t>
+              <w:t>CUP 199.500,00</w:t>
             </w:r>
           </w:p>
         </w:tc>
@@ -29251,7 +29251,7 @@
                 <w:sz w:val="20"/>
                 <w:szCs w:val="20"/>
               </w:rPr>
-              <w:t>CUP 172.480,00</w:t>
+              <w:t>CUP 175.560,00</w:t>
             </w:r>
           </w:p>
         </w:tc>
@@ -29304,7 +29304,7 @@
                 <w:sz w:val="20"/>
                 <w:szCs w:val="20"/>
               </w:rPr>
-              <w:t>CUP 94.080,00</w:t>
+              <w:t>CUP 95.760,00</w:t>
             </w:r>
           </w:p>
         </w:tc>
@@ -29349,7 +29349,7 @@
                 <w:sz w:val="20"/>
                 <w:szCs w:val="20"/>
               </w:rPr>
-              <w:t>CUP 47.040,00</w:t>
+              <w:t>CUP 47.880,00</w:t>
             </w:r>
           </w:p>
         </w:tc>
@@ -29393,7 +29393,7 @@
                 <w:sz w:val="20"/>
                 <w:szCs w:val="20"/>
               </w:rPr>
-              <w:t>CUP 54.880,00</w:t>
+              <w:t>CUP 55.860,00</w:t>
             </w:r>
           </w:p>
         </w:tc>
@@ -29438,7 +29438,7 @@
                 <w:sz w:val="20"/>
                 <w:szCs w:val="20"/>
               </w:rPr>
-              <w:t>CUP 101.920,00</w:t>
+              <w:t>CUP 103.740,00</w:t>
             </w:r>
           </w:p>
         </w:tc>
@@ -29482,7 +29482,7 @@
                 <w:sz w:val="20"/>
                 <w:szCs w:val="20"/>
               </w:rPr>
-              <w:t>CUP 15.680,00</w:t>
+              <w:t>CUP 15.960,00</w:t>
             </w:r>
           </w:p>
         </w:tc>
@@ -29526,7 +29526,7 @@
                 <w:sz w:val="20"/>
                 <w:szCs w:val="20"/>
               </w:rPr>
-              <w:t>CUP 11.760,00</w:t>
+              <w:t>CUP 11.970,00</w:t>
             </w:r>
           </w:p>
         </w:tc>
@@ -29570,7 +29570,7 @@
                 <w:sz w:val="20"/>
                 <w:szCs w:val="20"/>
               </w:rPr>
-              <w:t>CUP 31.360,00</w:t>
+              <w:t>CUP 31.920,00</w:t>
             </w:r>
           </w:p>
         </w:tc>
@@ -29614,7 +29614,7 @@
                 <w:sz w:val="20"/>
                 <w:szCs w:val="20"/>
               </w:rPr>
-              <w:t>CUP 6.272,00</w:t>
+              <w:t>CUP 6.384,00</w:t>
             </w:r>
           </w:p>
         </w:tc>
@@ -29658,7 +29658,7 @@
                 <w:sz w:val="20"/>
                 <w:szCs w:val="20"/>
               </w:rPr>
-              <w:t>CUP 23.520,00</w:t>
+              <w:t>CUP 23.940,00</w:t>
             </w:r>
           </w:p>
         </w:tc>
@@ -29702,7 +29702,7 @@
                 <w:sz w:val="20"/>
                 <w:szCs w:val="20"/>
               </w:rPr>
-              <w:t>CUP 47.040,00</w:t>
+              <w:t>CUP 47.880,00</w:t>
             </w:r>
           </w:p>
         </w:tc>
@@ -29746,7 +29746,7 @@
                 <w:sz w:val="20"/>
                 <w:szCs w:val="20"/>
               </w:rPr>
-              <w:t>CUP 43.120,00</w:t>
+              <w:t>CUP 43.890,00</w:t>
             </w:r>
           </w:p>
         </w:tc>
@@ -29797,7 +29797,7 @@
                 <w:sz w:val="20"/>
                 <w:szCs w:val="20"/>
               </w:rPr>
-              <w:t>CUP 54.880,00</w:t>
+              <w:t>CUP 55.860,00</w:t>
             </w:r>
           </w:p>
         </w:tc>
@@ -29841,7 +29841,7 @@
                 <w:sz w:val="20"/>
                 <w:szCs w:val="20"/>
               </w:rPr>
-              <w:t>CUP 54.880,00</w:t>
+              <w:t>CUP 55.860,00</w:t>
             </w:r>
           </w:p>
         </w:tc>
@@ -29885,7 +29885,7 @@
                 <w:sz w:val="20"/>
                 <w:szCs w:val="20"/>
               </w:rPr>
-              <w:t>CUP 7.840,00</w:t>
+              <w:t>CUP 7.980,00</w:t>
             </w:r>
           </w:p>
         </w:tc>
@@ -29931,7 +29931,7 @@
                 <w:sz w:val="20"/>
                 <w:szCs w:val="20"/>
               </w:rPr>
-              <w:t>CUP 7.840,00</w:t>
+              <w:t>CUP 7.980,00</w:t>
             </w:r>
           </w:p>
         </w:tc>
@@ -29996,7 +29996,7 @@
                 <w:sz w:val="20"/>
                 <w:szCs w:val="20"/>
               </w:rPr>
-              <w:t>CUP 23.520,00</w:t>
+              <w:t>CUP 23.940,00</w:t>
             </w:r>
           </w:p>
         </w:tc>
@@ -30050,7 +30050,7 @@
                 <w:sz w:val="20"/>
                 <w:szCs w:val="20"/>
               </w:rPr>
-              <w:t>CUP 11.760,00</w:t>
+              <w:t>CUP 11.970,00</w:t>
             </w:r>
           </w:p>
         </w:tc>
@@ -30094,7 +30094,7 @@
                 <w:sz w:val="20"/>
                 <w:szCs w:val="20"/>
               </w:rPr>
-              <w:t>CUP 27.440,00</w:t>
+              <w:t>CUP 27.930,00</w:t>
             </w:r>
           </w:p>
         </w:tc>
@@ -30146,7 +30146,7 @@
                 <w:sz w:val="20"/>
                 <w:szCs w:val="20"/>
               </w:rPr>
-              <w:t>CUP 3.136,00</w:t>
+              <w:t>CUP 3.192,00</w:t>
             </w:r>
           </w:p>
         </w:tc>
@@ -30191,7 +30191,7 @@
                 <w:sz w:val="20"/>
                 <w:szCs w:val="20"/>
               </w:rPr>
-              <w:t>CUP 4.704,00</w:t>
+              <w:t>CUP 4.788,00</w:t>
             </w:r>
           </w:p>
         </w:tc>
@@ -30235,7 +30235,7 @@
                 <w:sz w:val="20"/>
                 <w:szCs w:val="20"/>
               </w:rPr>
-              <w:t>CUP 78.400,00</w:t>
+              <w:t>CUP 79.800,00</w:t>
             </w:r>
           </w:p>
         </w:tc>
@@ -30280,7 +30280,7 @@
                 <w:sz w:val="20"/>
                 <w:szCs w:val="20"/>
               </w:rPr>
-              <w:t>CUP 6.272,00</w:t>
+              <w:t>CUP 6.384,00</w:t>
             </w:r>
           </w:p>
         </w:tc>
@@ -30325,7 +30325,7 @@
                 <w:sz w:val="20"/>
                 <w:szCs w:val="20"/>
               </w:rPr>
-              <w:t>CUP 94.080,00</w:t>
+              <w:t>CUP 95.760,00</w:t>
             </w:r>
           </w:p>
         </w:tc>
@@ -30371,7 +30371,7 @@
                 <w:sz w:val="20"/>
                 <w:szCs w:val="20"/>
               </w:rPr>
-              <w:t>CUP 7.840,00</w:t>
+              <w:t>CUP 7.980,00</w:t>
             </w:r>
           </w:p>
         </w:tc>
@@ -30416,7 +30416,7 @@
                 <w:sz w:val="20"/>
                 <w:szCs w:val="20"/>
               </w:rPr>
-              <w:t>CUP 15.680,00</w:t>
+              <w:t>CUP 15.960,00</w:t>
             </w:r>
           </w:p>
         </w:tc>
@@ -30461,7 +30461,7 @@
                 <w:sz w:val="20"/>
                 <w:szCs w:val="20"/>
               </w:rPr>
-              <w:t>CUP 7.840,00</w:t>
+              <w:t>CUP 7.980,00</w:t>
             </w:r>
           </w:p>
         </w:tc>
@@ -30505,7 +30505,7 @@
                 <w:sz w:val="20"/>
                 <w:szCs w:val="20"/>
               </w:rPr>
-              <w:t>CUP 54.880,00</w:t>
+              <w:t>CUP 55.860,00</w:t>
             </w:r>
           </w:p>
         </w:tc>
@@ -30549,7 +30549,7 @@
                 <w:sz w:val="20"/>
                 <w:szCs w:val="20"/>
               </w:rPr>
-              <w:t>CUP 47.040,00</w:t>
+              <w:t>CUP 47.880,00</w:t>
             </w:r>
           </w:p>
         </w:tc>
@@ -30594,7 +30594,7 @@
                 <w:sz w:val="20"/>
                 <w:szCs w:val="20"/>
               </w:rPr>
-              <w:t>CUP 5.488,00</w:t>
+              <w:t>CUP 5.586,00</w:t>
             </w:r>
           </w:p>
         </w:tc>
@@ -30640,7 +30640,7 @@
                 <w:sz w:val="20"/>
                 <w:szCs w:val="20"/>
               </w:rPr>
-              <w:t>CUP 15.680,00</w:t>
+              <w:t>CUP 15.960,00</w:t>
             </w:r>
           </w:p>
         </w:tc>
@@ -30686,7 +30686,7 @@
                 <w:sz w:val="20"/>
                 <w:szCs w:val="20"/>
               </w:rPr>
-              <w:t>CUP 19.600,00</w:t>
+              <w:t>CUP 19.950,00</w:t>
             </w:r>
           </w:p>
         </w:tc>
@@ -30732,7 +30732,7 @@
                 <w:sz w:val="20"/>
                 <w:szCs w:val="20"/>
               </w:rPr>
-              <w:t>CUP 11.760,00</w:t>
+              <w:t>CUP 11.970,00</w:t>
             </w:r>
           </w:p>
         </w:tc>
@@ -30776,7 +30776,7 @@
                 <w:sz w:val="20"/>
                 <w:szCs w:val="20"/>
               </w:rPr>
-              <w:t>CUP 7.840,00</w:t>
+              <w:t>CUP 7.980,00</w:t>
             </w:r>
           </w:p>
         </w:tc>
@@ -30821,7 +30821,7 @@
                 <w:sz w:val="20"/>
                 <w:szCs w:val="20"/>
               </w:rPr>
-              <w:t>CUP 11.760,00</w:t>
+              <w:t>CUP 11.970,00</w:t>
             </w:r>
           </w:p>
         </w:tc>
@@ -30867,7 +30867,7 @@
                 <w:sz w:val="20"/>
                 <w:szCs w:val="20"/>
               </w:rPr>
-              <w:t>CUP 7.840,00</w:t>
+              <w:t>CUP 7.980,00</w:t>
             </w:r>
           </w:p>
         </w:tc>
@@ -30911,7 +30911,7 @@
                 <w:sz w:val="20"/>
                 <w:szCs w:val="20"/>
               </w:rPr>
-              <w:t>CUP 6.272,00</w:t>
+              <w:t>CUP 6.384,00</w:t>
             </w:r>
           </w:p>
         </w:tc>
@@ -30962,7 +30962,7 @@
                 <w:sz w:val="20"/>
                 <w:szCs w:val="20"/>
               </w:rPr>
-              <w:t>CUP 35.280,00</w:t>
+              <w:t>CUP 35.910,00</w:t>
             </w:r>
           </w:p>
         </w:tc>
@@ -31007,7 +31007,7 @@
                 <w:sz w:val="20"/>
                 <w:szCs w:val="20"/>
               </w:rPr>
-              <w:t>CUP 27.440,00</w:t>
+              <w:t>CUP 27.930,00</w:t>
             </w:r>
           </w:p>
         </w:tc>
@@ -31052,7 +31052,7 @@
                 <w:sz w:val="20"/>
                 <w:szCs w:val="20"/>
               </w:rPr>
-              <w:t>CUP 31.360,00</w:t>
+              <w:t>CUP 31.920,00</w:t>
             </w:r>
           </w:p>
         </w:tc>
@@ -31097,7 +31097,7 @@
                 <w:sz w:val="20"/>
                 <w:szCs w:val="20"/>
               </w:rPr>
-              <w:t>CUP 27.440,00</w:t>
+              <w:t>CUP 27.930,00</w:t>
             </w:r>
           </w:p>
         </w:tc>
@@ -31143,7 +31143,7 @@
                 <w:sz w:val="20"/>
                 <w:szCs w:val="20"/>
               </w:rPr>
-              <w:t>CUP 156.800,00</w:t>
+              <w:t>CUP 159.600,00</w:t>
             </w:r>
           </w:p>
         </w:tc>
@@ -31187,7 +31187,7 @@
                 <w:sz w:val="20"/>
                 <w:szCs w:val="20"/>
               </w:rPr>
-              <w:t>CUP 11.760,00</w:t>
+              <w:t>CUP 11.970,00</w:t>
             </w:r>
           </w:p>
         </w:tc>
@@ -31231,7 +31231,7 @@
                 <w:sz w:val="20"/>
                 <w:szCs w:val="20"/>
               </w:rPr>
-              <w:t>CUP 35.280,00</w:t>
+              <w:t>CUP 35.910,00</w:t>
             </w:r>
           </w:p>
         </w:tc>
@@ -31276,7 +31276,7 @@
                 <w:sz w:val="20"/>
                 <w:szCs w:val="20"/>
               </w:rPr>
-              <w:t>CUP 50.960,00</w:t>
+              <w:t>CUP 51.870,00</w:t>
             </w:r>
           </w:p>
         </w:tc>
@@ -31320,7 +31320,7 @@
                 <w:sz w:val="20"/>
                 <w:szCs w:val="20"/>
               </w:rPr>
-              <w:t>CUP 50.960,00</w:t>
+              <w:t>CUP 51.870,00</w:t>
             </w:r>
           </w:p>
         </w:tc>
@@ -31364,7 +31364,7 @@
                 <w:sz w:val="20"/>
                 <w:szCs w:val="20"/>
               </w:rPr>
-              <w:t>CUP 50.960,00</w:t>
+              <w:t>CUP 51.870,00</w:t>
             </w:r>
           </w:p>
         </w:tc>
@@ -31409,7 +31409,7 @@
                 <w:sz w:val="20"/>
                 <w:szCs w:val="20"/>
               </w:rPr>
-              <w:t>CUP 50.960,00</w:t>
+              <w:t>CUP 51.870,00</w:t>
             </w:r>
           </w:p>
         </w:tc>
@@ -31453,7 +31453,7 @@
                 <w:sz w:val="20"/>
                 <w:szCs w:val="20"/>
               </w:rPr>
-              <w:t>CUP 9.408,00</w:t>
+              <w:t>CUP 9.576,00</w:t>
             </w:r>
           </w:p>
         </w:tc>
@@ -31507,7 +31507,7 @@
                 <w:sz w:val="20"/>
                 <w:szCs w:val="20"/>
               </w:rPr>
-              <w:t>CUP 141.120,00</w:t>
+              <w:t>CUP 143.640,00</w:t>
             </w:r>
           </w:p>
         </w:tc>
@@ -31551,7 +31551,7 @@
                 <w:sz w:val="20"/>
                 <w:szCs w:val="20"/>
               </w:rPr>
-              <w:t>CUP 274.400,00</w:t>
+              <w:t>CUP 279.300,00</w:t>
             </w:r>
           </w:p>
         </w:tc>
@@ -31595,7 +31595,7 @@
                 <w:sz w:val="20"/>
                 <w:szCs w:val="20"/>
               </w:rPr>
-              <w:t>CUP 274.400,00</w:t>
+              <w:t>CUP 279.300,00</w:t>
             </w:r>
           </w:p>
         </w:tc>
@@ -31639,7 +31639,7 @@
                 <w:sz w:val="20"/>
                 <w:szCs w:val="20"/>
               </w:rPr>
-              <w:t>CUP 141.120,00</w:t>
+              <w:t>CUP 143.640,00</w:t>
             </w:r>
           </w:p>
         </w:tc>
@@ -31684,7 +31684,7 @@
                 <w:sz w:val="20"/>
                 <w:szCs w:val="20"/>
               </w:rPr>
-              <w:t>CUP 39.200,00</w:t>
+              <w:t>CUP 39.900,00</w:t>
             </w:r>
           </w:p>
         </w:tc>
@@ -31728,7 +31728,7 @@
                 <w:sz w:val="20"/>
                 <w:szCs w:val="20"/>
               </w:rPr>
-              <w:t>CUP 172.480,00</w:t>
+              <w:t>CUP 175.560,00</w:t>
             </w:r>
           </w:p>
         </w:tc>
@@ -31773,7 +31773,7 @@
                 <w:sz w:val="20"/>
                 <w:szCs w:val="20"/>
               </w:rPr>
-              <w:t>CUP 47.040,00</w:t>
+              <w:t>CUP 47.880,00</w:t>
             </w:r>
           </w:p>
         </w:tc>
@@ -31818,7 +31818,7 @@
                 <w:sz w:val="20"/>
                 <w:szCs w:val="20"/>
               </w:rPr>
-              <w:t>CUP 31.360,00</w:t>
+              <w:t>CUP 31.920,00</w:t>
             </w:r>
           </w:p>
         </w:tc>
@@ -31862,7 +31862,7 @@
                 <w:sz w:val="20"/>
                 <w:szCs w:val="20"/>
               </w:rPr>
-              <w:t>CUP 94.080,00</w:t>
+              <w:t>CUP 95.760,00</w:t>
             </w:r>
           </w:p>
         </w:tc>
@@ -31907,7 +31907,7 @@
                 <w:sz w:val="20"/>
                 <w:szCs w:val="20"/>
               </w:rPr>
-              <w:t>CUP 54.880,00</w:t>
+              <w:t>CUP 55.860,00</w:t>
             </w:r>
           </w:p>
         </w:tc>
@@ -31951,7 +31951,7 @@
                 <w:sz w:val="20"/>
                 <w:szCs w:val="20"/>
               </w:rPr>
-              <w:t>CUP 15.680,00</w:t>
+              <w:t>CUP 15.960,00</w:t>
             </w:r>
           </w:p>
         </w:tc>
@@ -31995,7 +31995,7 @@
                 <w:sz w:val="20"/>
                 <w:szCs w:val="20"/>
               </w:rPr>
-              <w:t>CUP 11.760,00</w:t>
+              <w:t>CUP 11.970,00</w:t>
             </w:r>
           </w:p>
         </w:tc>
@@ -32040,7 +32040,7 @@
                 <w:sz w:val="20"/>
                 <w:szCs w:val="20"/>
               </w:rPr>
-              <w:t>CUP 11.760,00</w:t>
+              <w:t>CUP 11.970,00</w:t>
             </w:r>
           </w:p>
         </w:tc>
@@ -32091,7 +32091,7 @@
                 <w:sz w:val="20"/>
                 <w:szCs w:val="20"/>
               </w:rPr>
-              <w:t>CUP 11.760,00</w:t>
+              <w:t>CUP 11.970,00</w:t>
             </w:r>
           </w:p>
         </w:tc>
@@ -32142,7 +32142,7 @@
                 <w:sz w:val="20"/>
                 <w:szCs w:val="20"/>
               </w:rPr>
-              <w:t>CUP 11.760,00</w:t>
+              <w:t>CUP 11.970,00</w:t>
             </w:r>
           </w:p>
         </w:tc>
@@ -32193,7 +32193,7 @@
                 <w:sz w:val="20"/>
                 <w:szCs w:val="20"/>
               </w:rPr>
-              <w:t>CUP 58.800,00</w:t>
+              <w:t>CUP 59.850,00</w:t>
             </w:r>
           </w:p>
         </w:tc>
@@ -32245,7 +32245,7 @@
                 <w:sz w:val="20"/>
                 <w:szCs w:val="20"/>
               </w:rPr>
-              <w:t>CUP 39.200,00</w:t>
+              <w:t>CUP 39.900,00</w:t>
             </w:r>
           </w:p>
         </w:tc>
@@ -32296,7 +32296,7 @@
                 <w:sz w:val="20"/>
                 <w:szCs w:val="20"/>
               </w:rPr>
-              <w:t>CUP 117.600,00</w:t>
+              <w:t>CUP 119.700,00</w:t>
             </w:r>
           </w:p>
         </w:tc>
@@ -32347,7 +32347,7 @@
                 <w:sz w:val="20"/>
                 <w:szCs w:val="20"/>
               </w:rPr>
-              <w:t>CUP 117.600,00</w:t>
+              <w:t>CUP 119.700,00</w:t>
             </w:r>
           </w:p>
         </w:tc>
@@ -32398,7 +32398,7 @@
                 <w:sz w:val="20"/>
                 <w:szCs w:val="20"/>
               </w:rPr>
-              <w:t>CUP 101.920,00</w:t>
+              <w:t>CUP 103.740,00</w:t>
             </w:r>
           </w:p>
         </w:tc>
@@ -32449,7 +32449,7 @@
                 <w:sz w:val="20"/>
                 <w:szCs w:val="20"/>
               </w:rPr>
-              <w:t>CUP 141.120,00</w:t>
+              <w:t>CUP 143.640,00</w:t>
             </w:r>
           </w:p>
         </w:tc>
@@ -32500,7 +32500,7 @@
                 <w:sz w:val="20"/>
                 <w:szCs w:val="20"/>
               </w:rPr>
-              <w:t>CUP 78.400,00</w:t>
+              <w:t>CUP 79.800,00</w:t>
             </w:r>
           </w:p>
         </w:tc>
@@ -32551,7 +32551,7 @@
                 <w:sz w:val="20"/>
                 <w:szCs w:val="20"/>
               </w:rPr>
-              <w:t>CUP 70.560,00</w:t>
+              <w:t>CUP 71.820,00</w:t>
             </w:r>
           </w:p>
         </w:tc>
@@ -32602,7 +32602,7 @@
                 <w:sz w:val="20"/>
                 <w:szCs w:val="20"/>
               </w:rPr>
-              <w:t>CUP 3.920,00</w:t>
+              <w:t>CUP 3.990,00</w:t>
             </w:r>
           </w:p>
         </w:tc>
@@ -32653,7 +32653,7 @@
                 <w:sz w:val="20"/>
                 <w:szCs w:val="20"/>
               </w:rPr>
-              <w:t>CUP 7.840,00</w:t>
+              <w:t>CUP 7.980,00</w:t>
             </w:r>
           </w:p>
         </w:tc>
@@ -32704,7 +32704,7 @@
                 <w:sz w:val="20"/>
                 <w:szCs w:val="20"/>
               </w:rPr>
-              <w:t>CUP 3.920,00</w:t>
+              <w:t>CUP 3.990,00</w:t>
             </w:r>
           </w:p>
         </w:tc>
@@ -32755,7 +32755,7 @@
                 <w:sz w:val="20"/>
                 <w:szCs w:val="20"/>
               </w:rPr>
-              <w:t>CUP 58.800,00</w:t>
+              <w:t>CUP 59.850,00</w:t>
             </w:r>
           </w:p>
         </w:tc>
@@ -32807,7 +32807,7 @@
                 <w:sz w:val="20"/>
                 <w:szCs w:val="20"/>
               </w:rPr>
-              <w:t>CUP 27.440,00</w:t>
+              <w:t>CUP 27.930,00</w:t>
             </w:r>
           </w:p>
         </w:tc>
@@ -32858,7 +32858,7 @@
                 <w:sz w:val="20"/>
                 <w:szCs w:val="20"/>
               </w:rPr>
-              <w:t>CUP 2.352,00</w:t>
+              <w:t>CUP 2.394,00</w:t>
             </w:r>
           </w:p>
         </w:tc>
@@ -32909,7 +32909,7 @@
                 <w:sz w:val="20"/>
                 <w:szCs w:val="20"/>
               </w:rPr>
-              <w:t>CUP 11.760,00</w:t>
+              <w:t>CUP 11.970,00</w:t>
             </w:r>
           </w:p>
         </w:tc>
@@ -32960,7 +32960,7 @@
                 <w:sz w:val="20"/>
                 <w:szCs w:val="20"/>
               </w:rPr>
-              <w:t>CUP 31.360,00</w:t>
+              <w:t>CUP 31.920,00</w:t>
             </w:r>
           </w:p>
         </w:tc>
@@ -33011,7 +33011,7 @@
                 <w:sz w:val="20"/>
                 <w:szCs w:val="20"/>
               </w:rPr>
-              <w:t>CUP 31.360,00</w:t>
+              <w:t>CUP 31.920,00</w:t>
             </w:r>
           </w:p>
         </w:tc>
@@ -33062,7 +33062,7 @@
                 <w:sz w:val="20"/>
                 <w:szCs w:val="20"/>
               </w:rPr>
-              <w:t>CUP 54.880,00</w:t>
+              <w:t>CUP 55.860,00</w:t>
             </w:r>
           </w:p>
         </w:tc>
@@ -33113,7 +33113,7 @@
                 <w:sz w:val="20"/>
                 <w:szCs w:val="20"/>
               </w:rPr>
-              <w:t>CUP 15.680,00</w:t>
+              <w:t>CUP 15.960,00</w:t>
             </w:r>
           </w:p>
         </w:tc>
@@ -33164,7 +33164,7 @@
                 <w:sz w:val="20"/>
                 <w:szCs w:val="20"/>
               </w:rPr>
-              <w:t>CUP 31.360,00</w:t>
+              <w:t>CUP 31.920,00</w:t>
             </w:r>
           </w:p>
         </w:tc>
@@ -33215,7 +33215,7 @@
                 <w:sz w:val="20"/>
                 <w:szCs w:val="20"/>
               </w:rPr>
-              <w:t>CUP 7.840,00</w:t>
+              <w:t>CUP 7.980,00</w:t>
             </w:r>
           </w:p>
         </w:tc>
@@ -33267,7 +33267,7 @@
                 <w:sz w:val="20"/>
                 <w:szCs w:val="20"/>
               </w:rPr>
-              <w:t>CUP 11.760,00</w:t>
+              <w:t>CUP 11.970,00</w:t>
             </w:r>
           </w:p>
         </w:tc>
@@ -33318,7 +33318,7 @@
                 <w:sz w:val="20"/>
                 <w:szCs w:val="20"/>
               </w:rPr>
-              <w:t>CUP 7.840,00</w:t>
+              <w:t>CUP 7.980,00</w:t>
             </w:r>
           </w:p>
         </w:tc>
@@ -33369,7 +33369,7 @@
                 <w:sz w:val="20"/>
                 <w:szCs w:val="20"/>
               </w:rPr>
-              <w:t>CUP 7.840,00</w:t>
+              <w:t>CUP 7.980,00</w:t>
             </w:r>
           </w:p>
         </w:tc>
@@ -33413,7 +33413,7 @@
                 <w:sz w:val="20"/>
                 <w:szCs w:val="20"/>
               </w:rPr>
-              <w:t>CUP 3.920,00</w:t>
+              <w:t>CUP 3.990,00</w:t>
             </w:r>
           </w:p>
         </w:tc>
@@ -33464,7 +33464,7 @@
                 <w:sz w:val="20"/>
                 <w:szCs w:val="20"/>
               </w:rPr>
-              <w:t>CUP 6.272,00</w:t>
+              <w:t>CUP 6.384,00</w:t>
             </w:r>
           </w:p>
         </w:tc>
@@ -33515,7 +33515,7 @@
                 <w:sz w:val="20"/>
                 <w:szCs w:val="20"/>
               </w:rPr>
-              <w:t>CUP 6.272,00</w:t>
+              <w:t>CUP 6.384,00</w:t>
             </w:r>
           </w:p>
         </w:tc>
@@ -33567,7 +33567,7 @@
                 <w:sz w:val="20"/>
                 <w:szCs w:val="20"/>
               </w:rPr>
-              <w:t>CUP 23.520,00</w:t>
+              <w:t>CUP 23.940,00</w:t>
             </w:r>
           </w:p>
         </w:tc>
@@ -33619,7 +33619,7 @@
                 <w:sz w:val="20"/>
                 <w:szCs w:val="20"/>
               </w:rPr>
-              <w:t>CUP 6.272,00</w:t>
+              <w:t>CUP 6.384,00</w:t>
             </w:r>
           </w:p>
         </w:tc>
@@ -33670,7 +33670,7 @@
                 <w:sz w:val="20"/>
                 <w:szCs w:val="20"/>
               </w:rPr>
-              <w:t>CUP 9.408,00</w:t>
+              <w:t>CUP 9.576,00</w:t>
             </w:r>
           </w:p>
         </w:tc>
@@ -33721,7 +33721,7 @@
                 <w:sz w:val="20"/>
                 <w:szCs w:val="20"/>
               </w:rPr>
-              <w:t>CUP 11.760,00</w:t>
+              <w:t>CUP 11.970,00</w:t>
             </w:r>
           </w:p>
         </w:tc>
@@ -33772,7 +33772,7 @@
                 <w:sz w:val="20"/>
                 <w:szCs w:val="20"/>
               </w:rPr>
-              <w:t>CUP 15.680,00</w:t>
+              <w:t>CUP 15.960,00</w:t>
             </w:r>
           </w:p>
         </w:tc>
@@ -33823,7 +33823,7 @@
                 <w:sz w:val="20"/>
                 <w:szCs w:val="20"/>
               </w:rPr>
-              <w:t>CUP 7.840,00</w:t>
+              <w:t>CUP 7.980,00</w:t>
             </w:r>
           </w:p>
         </w:tc>
@@ -33874,7 +33874,7 @@
                 <w:sz w:val="20"/>
                 <w:szCs w:val="20"/>
               </w:rPr>
-              <w:t>CUP 11.760,00</w:t>
+              <w:t>CUP 11.970,00</w:t>
             </w:r>
           </w:p>
         </w:tc>
@@ -33925,7 +33925,7 @@
                 <w:sz w:val="20"/>
                 <w:szCs w:val="20"/>
               </w:rPr>
-              <w:t>CUP 7.840,00</w:t>
+              <w:t>CUP 7.980,00</w:t>
             </w:r>
           </w:p>
         </w:tc>
@@ -33976,7 +33976,7 @@
                 <w:sz w:val="20"/>
                 <w:szCs w:val="20"/>
               </w:rPr>
-              <w:t>CUP 7.840,00</w:t>
+              <w:t>CUP 7.980,00</w:t>
             </w:r>
           </w:p>
         </w:tc>
@@ -34027,7 +34027,7 @@
                 <w:sz w:val="20"/>
                 <w:szCs w:val="20"/>
               </w:rPr>
-              <w:t>CUP 9.408,00</w:t>
+              <w:t>CUP 9.576,00</w:t>
             </w:r>
           </w:p>
         </w:tc>
@@ -34078,7 +34078,7 @@
                 <w:sz w:val="20"/>
                 <w:szCs w:val="20"/>
               </w:rPr>
-              <w:t>CUP 78.400,00</w:t>
+              <w:t>CUP 79.800,00</w:t>
             </w:r>
           </w:p>
         </w:tc>
@@ -34129,7 +34129,7 @@
                 <w:sz w:val="20"/>
                 <w:szCs w:val="20"/>
               </w:rPr>
-              <w:t>CUP 27.440,00</w:t>
+              <w:t>CUP 27.930,00</w:t>
             </w:r>
           </w:p>
         </w:tc>
@@ -34180,7 +34180,7 @@
                 <w:sz w:val="20"/>
                 <w:szCs w:val="20"/>
               </w:rPr>
-              <w:t>CUP 7.840,00</w:t>
+              <w:t>CUP 7.980,00</w:t>
             </w:r>
           </w:p>
         </w:tc>
@@ -34299,7 +34299,7 @@
                 <w:sz w:val="20"/>
                 <w:szCs w:val="20"/>
               </w:rPr>
-              <w:t>CUP 109.760,00</w:t>
+              <w:t>CUP 111.720,00</w:t>
             </w:r>
           </w:p>
         </w:tc>
@@ -34351,7 +34351,7 @@
                 <w:sz w:val="20"/>
                 <w:szCs w:val="20"/>
               </w:rPr>
-              <w:t>CUP 3.920,00</w:t>
+              <w:t>CUP 3.990,00</w:t>
             </w:r>
           </w:p>
         </w:tc>
@@ -34403,7 +34403,7 @@
                 <w:sz w:val="20"/>
                 <w:szCs w:val="20"/>
               </w:rPr>
-              <w:t>CUP 19.600,00</w:t>
+              <w:t>CUP 19.950,00</w:t>
             </w:r>
           </w:p>
         </w:tc>
@@ -34455,7 +34455,7 @@
                 <w:sz w:val="20"/>
                 <w:szCs w:val="20"/>
               </w:rPr>
-              <w:t>CUP 109.760,00</w:t>
+              <w:t>CUP 111.720,00</w:t>
             </w:r>
           </w:p>
         </w:tc>
@@ -34506,7 +34506,7 @@
                 <w:sz w:val="20"/>
                 <w:szCs w:val="20"/>
               </w:rPr>
-              <w:t>CUP 156.800,00</w:t>
+              <w:t>CUP 159.600,00</w:t>
             </w:r>
           </w:p>
         </w:tc>
@@ -34567,7 +34567,7 @@
                 <w:sz w:val="20"/>
                 <w:szCs w:val="20"/>
               </w:rPr>
-              <w:t>CUP 156.800,00</w:t>
+              <w:t>CUP 159.600,00</w:t>
             </w:r>
           </w:p>
         </w:tc>
@@ -34618,7 +34618,7 @@
                 <w:sz w:val="20"/>
                 <w:szCs w:val="20"/>
               </w:rPr>
-              <w:t>CUP 196.000,00</w:t>
+              <w:t>CUP 199.500,00</w:t>
             </w:r>
           </w:p>
         </w:tc>
@@ -34670,7 +34670,7 @@
                 <w:sz w:val="20"/>
                 <w:szCs w:val="20"/>
               </w:rPr>
-              <w:t>CUP 125.440,00</w:t>
+              <w:t>CUP 127.680,00</w:t>
             </w:r>
           </w:p>
         </w:tc>
@@ -34731,7 +34731,7 @@
                 <w:sz w:val="20"/>
                 <w:szCs w:val="20"/>
               </w:rPr>
-              <w:t>CUP 141.120,00</w:t>
+              <w:t>CUP 143.640,00</w:t>
             </w:r>
           </w:p>
         </w:tc>
@@ -34782,7 +34782,7 @@
                 <w:sz w:val="20"/>
                 <w:szCs w:val="20"/>
               </w:rPr>
-              <w:t>CUP 141.120,00</w:t>
+              <w:t>CUP 143.640,00</w:t>
             </w:r>
           </w:p>
         </w:tc>
@@ -34894,7 +34894,7 @@
                 <w:sz w:val="20"/>
                 <w:szCs w:val="20"/>
               </w:rPr>
-              <w:t>CUP 94.080,00</w:t>
+              <w:t>CUP 95.760,00</w:t>
             </w:r>
           </w:p>
         </w:tc>
@@ -34945,7 +34945,7 @@
                 <w:sz w:val="20"/>
                 <w:szCs w:val="20"/>
               </w:rPr>
-              <w:t>CUP 4.704,00</w:t>
+              <w:t>CUP 4.788,00</w:t>
             </w:r>
           </w:p>
         </w:tc>
@@ -34996,7 +34996,7 @@
                 <w:sz w:val="20"/>
                 <w:szCs w:val="20"/>
               </w:rPr>
-              <w:t>CUP 62.720,00</w:t>
+              <w:t>CUP 63.840,00</w:t>
             </w:r>
           </w:p>
         </w:tc>
@@ -35047,7 +35047,7 @@
                 <w:sz w:val="20"/>
                 <w:szCs w:val="20"/>
               </w:rPr>
-              <w:t>CUP 31.360,00</w:t>
+              <w:t>CUP 31.920,00</w:t>
             </w:r>
           </w:p>
         </w:tc>
@@ -35099,7 +35099,7 @@
                 <w:sz w:val="20"/>
                 <w:szCs w:val="20"/>
               </w:rPr>
-              <w:t>CUP 31.360,00</w:t>
+              <w:t>CUP 31.920,00</w:t>
             </w:r>
           </w:p>
         </w:tc>
@@ -35150,7 +35150,7 @@
                 <w:sz w:val="20"/>
                 <w:szCs w:val="20"/>
               </w:rPr>
-              <w:t>CUP 31.360,00</w:t>
+              <w:t>CUP 31.920,00</w:t>
             </w:r>
           </w:p>
         </w:tc>
@@ -35202,7 +35202,7 @@
                 <w:sz w:val="20"/>
                 <w:szCs w:val="20"/>
               </w:rPr>
-              <w:t>CUP 7.840,00</w:t>
+              <w:t>CUP 7.980,00</w:t>
             </w:r>
           </w:p>
         </w:tc>
@@ -35254,7 +35254,7 @@
                 <w:sz w:val="20"/>
                 <w:szCs w:val="20"/>
               </w:rPr>
-              <w:t>CUP 66.640,00</w:t>
+              <w:t>CUP 67.830,00</w:t>
             </w:r>
           </w:p>
         </w:tc>
@@ -35305,7 +35305,7 @@
                 <w:sz w:val="20"/>
                 <w:szCs w:val="20"/>
               </w:rPr>
-              <w:t>CUP 62.720,00</w:t>
+              <w:t>CUP 63.840,00</w:t>
             </w:r>
           </w:p>
         </w:tc>
@@ -35356,7 +35356,7 @@
                 <w:sz w:val="20"/>
                 <w:szCs w:val="20"/>
               </w:rPr>
-              <w:t>CUP 78.400,00</w:t>
+              <w:t>CUP 79.800,00</w:t>
             </w:r>
           </w:p>
         </w:tc>
@@ -35407,7 +35407,7 @@
                 <w:sz w:val="20"/>
                 <w:szCs w:val="20"/>
               </w:rPr>
-              <w:t>CUP 78.400,00</w:t>
+              <w:t>CUP 79.800,00</w:t>
             </w:r>
           </w:p>
         </w:tc>
@@ -35458,7 +35458,7 @@
                 <w:sz w:val="20"/>
                 <w:szCs w:val="20"/>
               </w:rPr>
-              <w:t>CUP 86.240,00</w:t>
+              <w:t>CUP 87.780,00</w:t>
             </w:r>
           </w:p>
         </w:tc>
@@ -35509,7 +35509,7 @@
                 <w:sz w:val="20"/>
                 <w:szCs w:val="20"/>
               </w:rPr>
-              <w:t>CUP 94.080,00</w:t>
+              <w:t>CUP 95.760,00</w:t>
             </w:r>
           </w:p>
         </w:tc>
@@ -35560,7 +35560,7 @@
                 <w:sz w:val="20"/>
                 <w:szCs w:val="20"/>
               </w:rPr>
-              <w:t>CUP 19.600,00</w:t>
+              <w:t>CUP 19.950,00</w:t>
             </w:r>
           </w:p>
         </w:tc>
@@ -35611,7 +35611,7 @@
                 <w:sz w:val="20"/>
                 <w:szCs w:val="20"/>
               </w:rPr>
-              <w:t>CUP 31.360,00</w:t>
+              <w:t>CUP 31.920,00</w:t>
             </w:r>
           </w:p>
         </w:tc>
@@ -35662,7 +35662,7 @@
                 <w:sz w:val="20"/>
                 <w:szCs w:val="20"/>
               </w:rPr>
-              <w:t>CUP 31.360,00</w:t>
+              <w:t>CUP 31.920,00</w:t>
             </w:r>
           </w:p>
         </w:tc>
@@ -35714,7 +35714,7 @@
                 <w:sz w:val="20"/>
                 <w:szCs w:val="20"/>
               </w:rPr>
-              <w:t>CUP 47.040,00</w:t>
+              <w:t>CUP 47.880,00</w:t>
             </w:r>
           </w:p>
         </w:tc>
@@ -35765,7 +35765,7 @@
                 <w:sz w:val="20"/>
                 <w:szCs w:val="20"/>
               </w:rPr>
-              <w:t>CUP 47.040,00</w:t>
+              <w:t>CUP 47.880,00</w:t>
             </w:r>
           </w:p>
         </w:tc>
@@ -35816,7 +35816,7 @@
                 <w:sz w:val="20"/>
                 <w:szCs w:val="20"/>
               </w:rPr>
-              <w:t>CUP 23.520,00</w:t>
+              <w:t>CUP 23.940,00</w:t>
             </w:r>
           </w:p>
         </w:tc>
@@ -35867,7 +35867,7 @@
                 <w:sz w:val="20"/>
                 <w:szCs w:val="20"/>
               </w:rPr>
-              <w:t>CUP 62.720,00</w:t>
+              <w:t>CUP 63.840,00</w:t>
             </w:r>
           </w:p>
         </w:tc>
@@ -35918,7 +35918,7 @@
                 <w:sz w:val="20"/>
                 <w:szCs w:val="20"/>
               </w:rPr>
-              <w:t>CUP 47.040,00</w:t>
+              <w:t>CUP 47.880,00</w:t>
             </w:r>
           </w:p>
         </w:tc>
@@ -35969,7 +35969,7 @@
                 <w:sz w:val="20"/>
                 <w:szCs w:val="20"/>
               </w:rPr>
-              <w:t>CUP 47.040,00</w:t>
+              <w:t>CUP 47.880,00</w:t>
             </w:r>
           </w:p>
         </w:tc>
@@ -36020,7 +36020,7 @@
                 <w:sz w:val="20"/>
                 <w:szCs w:val="20"/>
               </w:rPr>
-              <w:t>CUP 78.400,00</w:t>
+              <w:t>CUP 79.800,00</w:t>
             </w:r>
           </w:p>
         </w:tc>
@@ -36071,7 +36071,7 @@
                 <w:sz w:val="20"/>
                 <w:szCs w:val="20"/>
               </w:rPr>
-              <w:t>CUP 35.280,00</w:t>
+              <w:t>CUP 35.910,00</w:t>
             </w:r>
           </w:p>
         </w:tc>
@@ -36122,7 +36122,7 @@
                 <w:sz w:val="20"/>
                 <w:szCs w:val="20"/>
               </w:rPr>
-              <w:t>CUP 784,00</w:t>
+              <w:t>CUP 798,00</w:t>
             </w:r>
           </w:p>
         </w:tc>
@@ -36173,7 +36173,7 @@
                 <w:sz w:val="20"/>
                 <w:szCs w:val="20"/>
               </w:rPr>
-              <w:t>CUP 784,00</w:t>
+              <w:t>CUP 798,00</w:t>
             </w:r>
           </w:p>
         </w:tc>
@@ -36224,7 +36224,7 @@
                 <w:sz w:val="20"/>
                 <w:szCs w:val="20"/>
               </w:rPr>
-              <w:t>CUP 784,00</w:t>
+              <w:t>CUP 798,00</w:t>
             </w:r>
           </w:p>
         </w:tc>
@@ -36275,7 +36275,7 @@
                 <w:sz w:val="20"/>
                 <w:szCs w:val="20"/>
               </w:rPr>
-              <w:t>CUP 94.080,00</w:t>
+              <w:t>CUP 95.760,00</w:t>
             </w:r>
           </w:p>
         </w:tc>
@@ -36326,7 +36326,7 @@
                 <w:sz w:val="20"/>
                 <w:szCs w:val="20"/>
               </w:rPr>
-              <w:t>CUP 94.080,00</w:t>
+              <w:t>CUP 95.760,00</w:t>
             </w:r>
           </w:p>
         </w:tc>
@@ -36377,7 +36377,7 @@
                 <w:sz w:val="20"/>
                 <w:szCs w:val="20"/>
               </w:rPr>
-              <w:t>CUP 78.400,00</w:t>
+              <w:t>CUP 79.800,00</w:t>
             </w:r>
           </w:p>
         </w:tc>
@@ -36428,7 +36428,7 @@
                 <w:sz w:val="20"/>
                 <w:szCs w:val="20"/>
               </w:rPr>
-              <w:t>CUP 78.400,00</w:t>
+              <w:t>CUP 79.800,00</w:t>
             </w:r>
           </w:p>
         </w:tc>
@@ -36479,7 +36479,7 @@
                 <w:sz w:val="20"/>
                 <w:szCs w:val="20"/>
               </w:rPr>
-              <w:t>CUP 7.840,00</w:t>
+              <w:t>CUP 7.980,00</w:t>
             </w:r>
           </w:p>
         </w:tc>
@@ -36541,7 +36541,7 @@
                 <w:sz w:val="20"/>
                 <w:szCs w:val="20"/>
               </w:rPr>
-              <w:t>CUP 62.720,00</w:t>
+              <w:t>CUP 63.840,00</w:t>
             </w:r>
           </w:p>
         </w:tc>
@@ -36592,7 +36592,7 @@
                 <w:sz w:val="20"/>
                 <w:szCs w:val="20"/>
               </w:rPr>
-              <w:t>CUP 62.720,00</w:t>
+              <w:t>CUP 63.840,00</w:t>
             </w:r>
           </w:p>
         </w:tc>
@@ -36643,7 +36643,7 @@
                 <w:sz w:val="20"/>
                 <w:szCs w:val="20"/>
               </w:rPr>
-              <w:t>CUP 62.720,00</w:t>
+              <w:t>CUP 63.840,00</w:t>
             </w:r>
           </w:p>
         </w:tc>
@@ -36694,7 +36694,7 @@
                 <w:sz w:val="20"/>
                 <w:szCs w:val="20"/>
               </w:rPr>
-              <w:t>CUP 7.840,00</w:t>
+              <w:t>CUP 7.980,00</w:t>
             </w:r>
           </w:p>
         </w:tc>
@@ -36745,7 +36745,7 @@
                 <w:sz w:val="20"/>
                 <w:szCs w:val="20"/>
               </w:rPr>
-              <w:t>CUP 7.840,00</w:t>
+              <w:t>CUP 7.980,00</w:t>
             </w:r>
           </w:p>
         </w:tc>
@@ -36797,7 +36797,7 @@
                 <w:sz w:val="20"/>
                 <w:szCs w:val="20"/>
               </w:rPr>
-              <w:t>CUP 3.920,00</w:t>
+              <w:t>CUP 3.990,00</w:t>
             </w:r>
           </w:p>
         </w:tc>
@@ -36848,7 +36848,7 @@
                 <w:sz w:val="20"/>
                 <w:szCs w:val="20"/>
               </w:rPr>
-              <w:t>CUP 5.488,00</w:t>
+              <w:t>CUP 5.586,00</w:t>
             </w:r>
           </w:p>
         </w:tc>
@@ -36899,7 +36899,7 @@
                 <w:sz w:val="20"/>
                 <w:szCs w:val="20"/>
               </w:rPr>
-              <w:t>CUP 5.488,00</w:t>
+              <w:t>CUP 5.586,00</w:t>
             </w:r>
           </w:p>
         </w:tc>
@@ -36968,7 +36968,7 @@
                 <w:sz w:val="20"/>
                 <w:szCs w:val="20"/>
               </w:rPr>
-              <w:t>CUP 23.520,00</w:t>
+              <w:t>CUP 23.940,00</w:t>
             </w:r>
           </w:p>
         </w:tc>
@@ -37019,7 +37019,7 @@
                 <w:sz w:val="20"/>
                 <w:szCs w:val="20"/>
               </w:rPr>
-              <w:t>CUP 31.360,00</w:t>
+              <w:t>CUP 31.920,00</w:t>
             </w:r>
           </w:p>
         </w:tc>
@@ -37070,7 +37070,7 @@
                 <w:sz w:val="20"/>
                 <w:szCs w:val="20"/>
               </w:rPr>
-              <w:t>CUP 62.720,00</w:t>
+              <w:t>CUP 63.840,00</w:t>
             </w:r>
           </w:p>
         </w:tc>
@@ -37121,7 +37121,7 @@
                 <w:sz w:val="20"/>
                 <w:szCs w:val="20"/>
               </w:rPr>
-              <w:t>CUP 70.560,00</w:t>
+              <w:t>CUP 71.820,00</w:t>
             </w:r>
           </w:p>
         </w:tc>
@@ -37172,7 +37172,7 @@
                 <w:sz w:val="20"/>
                 <w:szCs w:val="20"/>
               </w:rPr>
-              <w:t>CUP 19.600,00</w:t>
+              <w:t>CUP 19.950,00</w:t>
             </w:r>
           </w:p>
         </w:tc>
@@ -37223,7 +37223,7 @@
                 <w:sz w:val="20"/>
                 <w:szCs w:val="20"/>
               </w:rPr>
-              <w:t>CUP 23.520,00</w:t>
+              <w:t>CUP 23.940,00</w:t>
             </w:r>
           </w:p>
         </w:tc>
@@ -37292,7 +37292,7 @@
                 <w:sz w:val="20"/>
                 <w:szCs w:val="20"/>
               </w:rPr>
-              <w:t>CUP 78.400,00</w:t>
+              <w:t>CUP 79.800,00</w:t>
             </w:r>
           </w:p>
         </w:tc>
@@ -37344,7 +37344,7 @@
                 <w:sz w:val="20"/>
                 <w:szCs w:val="20"/>
               </w:rPr>
-              <w:t>CUP 58.800,00</w:t>
+              <w:t>CUP 59.850,00</w:t>
             </w:r>
           </w:p>
         </w:tc>
@@ -37396,7 +37396,7 @@
                 <w:sz w:val="20"/>
                 <w:szCs w:val="20"/>
               </w:rPr>
-              <w:t>CUP 31.360,00</w:t>
+              <w:t>CUP 31.920,00</w:t>
             </w:r>
           </w:p>
         </w:tc>
@@ -37448,7 +37448,7 @@
                 <w:sz w:val="20"/>
                 <w:szCs w:val="20"/>
               </w:rPr>
-              <w:t>CUP 11.760,00</w:t>
+              <w:t>CUP 11.970,00</w:t>
             </w:r>
           </w:p>
         </w:tc>
@@ -37501,7 +37501,7 @@
                 <w:sz w:val="20"/>
                 <w:szCs w:val="20"/>
               </w:rPr>
-              <w:t>CUP 19.600,00</w:t>
+              <w:t>CUP 19.950,00</w:t>
             </w:r>
           </w:p>
         </w:tc>
@@ -37553,7 +37553,7 @@
                 <w:sz w:val="20"/>
                 <w:szCs w:val="20"/>
               </w:rPr>
-              <w:t>CUP 23.520,00</w:t>
+              <w:t>CUP 23.940,00</w:t>
             </w:r>
           </w:p>
         </w:tc>
@@ -37605,7 +37605,7 @@
                 <w:sz w:val="20"/>
                 <w:szCs w:val="20"/>
               </w:rPr>
-              <w:t>CUP 47.040,00</w:t>
+              <w:t>CUP 47.880,00</w:t>
             </w:r>
           </w:p>
         </w:tc>
@@ -37657,7 +37657,7 @@
                 <w:sz w:val="20"/>
                 <w:szCs w:val="20"/>
               </w:rPr>
-              <w:t>CUP 23.520,00</w:t>
+              <w:t>CUP 23.940,00</w:t>
             </w:r>
           </w:p>
         </w:tc>
@@ -37702,7 +37702,7 @@
                 <w:sz w:val="20"/>
                 <w:szCs w:val="20"/>
               </w:rPr>
-              <w:t>CUP 39.200,00</w:t>
+              <w:t>CUP 39.900,00</w:t>
             </w:r>
           </w:p>
         </w:tc>
@@ -37764,7 +37764,7 @@
                 <w:sz w:val="20"/>
                 <w:szCs w:val="20"/>
               </w:rPr>
-              <w:t>CUP 27.440,00</w:t>
+              <w:t>CUP 27.930,00</w:t>
             </w:r>
           </w:p>
         </w:tc>
@@ -37808,7 +37808,7 @@
                 <w:sz w:val="20"/>
                 <w:szCs w:val="20"/>
               </w:rPr>
-              <w:t>CUP 125.440,00</w:t>
+              <w:t>CUP 127.680,00</w:t>
             </w:r>
           </w:p>
         </w:tc>
@@ -37853,7 +37853,7 @@
                 <w:sz w:val="20"/>
                 <w:szCs w:val="20"/>
               </w:rPr>
-              <w:t>CUP 125.440,00</w:t>
+              <w:t>CUP 127.680,00</w:t>
             </w:r>
           </w:p>
         </w:tc>
@@ -37916,7 +37916,7 @@
                 <w:sz w:val="20"/>
                 <w:szCs w:val="20"/>
               </w:rPr>
-              <w:t>CUP 125.440,00</w:t>
+              <w:t>CUP 127.680,00</w:t>
             </w:r>
           </w:p>
         </w:tc>
@@ -37960,7 +37960,7 @@
                 <w:sz w:val="20"/>
                 <w:szCs w:val="20"/>
               </w:rPr>
-              <w:t>CUP 125.440,00</w:t>
+              <w:t>CUP 127.680,00</w:t>
             </w:r>
           </w:p>
         </w:tc>
@@ -38026,7 +38026,7 @@
                 <w:sz w:val="20"/>
                 <w:szCs w:val="20"/>
               </w:rPr>
-              <w:t>CUP 23.520,00</w:t>
+              <w:t>CUP 23.940,00</w:t>
             </w:r>
           </w:p>
         </w:tc>
@@ -38070,7 +38070,7 @@
                 <w:sz w:val="20"/>
                 <w:szCs w:val="20"/>
               </w:rPr>
-              <w:t>CUP 11.760,00</w:t>
+              <w:t>CUP 11.970,00</w:t>
             </w:r>
           </w:p>
         </w:tc>
@@ -38114,7 +38114,7 @@
                 <w:sz w:val="20"/>
                 <w:szCs w:val="20"/>
               </w:rPr>
-              <w:t>CUP 15.680,00</w:t>
+              <w:t>CUP 15.960,00</w:t>
             </w:r>
           </w:p>
         </w:tc>
@@ -38158,7 +38158,7 @@
                 <w:sz w:val="20"/>
                 <w:szCs w:val="20"/>
               </w:rPr>
-              <w:t>CUP 31.360,00</w:t>
+              <w:t>CUP 31.920,00</w:t>
             </w:r>
           </w:p>
         </w:tc>
@@ -38202,7 +38202,7 @@
                 <w:sz w:val="20"/>
                 <w:szCs w:val="20"/>
               </w:rPr>
-              <w:t>CUP 31.360,00</w:t>
+              <w:t>CUP 31.920,00</w:t>
             </w:r>
           </w:p>
         </w:tc>
@@ -38246,7 +38246,7 @@
                 <w:sz w:val="20"/>
                 <w:szCs w:val="20"/>
               </w:rPr>
-              <w:t>CUP 117.600,00</w:t>
+              <w:t>CUP 119.700,00</w:t>
             </w:r>
           </w:p>
         </w:tc>
@@ -38290,7 +38290,7 @@
                 <w:sz w:val="20"/>
                 <w:szCs w:val="20"/>
               </w:rPr>
-              <w:t>CUP 156.800,00</w:t>
+              <w:t>CUP 159.600,00</w:t>
             </w:r>
           </w:p>
         </w:tc>
@@ -38334,7 +38334,7 @@
                 <w:sz w:val="20"/>
                 <w:szCs w:val="20"/>
               </w:rPr>
-              <w:t>CUP 78.400,00</w:t>
+              <w:t>CUP 79.800,00</w:t>
             </w:r>
           </w:p>
         </w:tc>
@@ -38379,7 +38379,7 @@
                 <w:sz w:val="20"/>
                 <w:szCs w:val="20"/>
               </w:rPr>
-              <w:t>CUP 39.200,00</w:t>
+              <w:t>CUP 39.900,00</w:t>
             </w:r>
           </w:p>
         </w:tc>
@@ -38424,7 +38424,7 @@
                 <w:sz w:val="20"/>
                 <w:szCs w:val="20"/>
               </w:rPr>
-              <w:t>CUP 78.400,00</w:t>
+              <w:t>CUP 79.800,00</w:t>
             </w:r>
           </w:p>
         </w:tc>
@@ -38468,7 +38468,7 @@
                 <w:sz w:val="20"/>
                 <w:szCs w:val="20"/>
               </w:rPr>
-              <w:t>CUP 78.400,00</w:t>
+              <w:t>CUP 79.800,00</w:t>
             </w:r>
           </w:p>
         </w:tc>
@@ -38512,7 +38512,7 @@
                 <w:sz w:val="20"/>
                 <w:szCs w:val="20"/>
               </w:rPr>
-              <w:t>CUP 125.440,00</w:t>
+              <w:t>CUP 127.680,00</w:t>
             </w:r>
           </w:p>
         </w:tc>
@@ -38557,7 +38557,7 @@
                 <w:sz w:val="20"/>
                 <w:szCs w:val="20"/>
               </w:rPr>
-              <w:t>CUP 125.440,00</w:t>
+              <w:t>CUP 127.680,00</w:t>
             </w:r>
           </w:p>
         </w:tc>
@@ -38601,7 +38601,7 @@
                 <w:sz w:val="20"/>
                 <w:szCs w:val="20"/>
               </w:rPr>
-              <w:t>CUP 196.000,00</w:t>
+              <w:t>CUP 199.500,00</w:t>
             </w:r>
           </w:p>
         </w:tc>
@@ -38645,7 +38645,7 @@
                 <w:sz w:val="20"/>
                 <w:szCs w:val="20"/>
               </w:rPr>
-              <w:t>CUP 196.000,00</w:t>
+              <w:t>CUP 199.500,00</w:t>
             </w:r>
           </w:p>
         </w:tc>
@@ -38689,7 +38689,7 @@
                 <w:sz w:val="20"/>
                 <w:szCs w:val="20"/>
               </w:rPr>
-              <w:t>CUP 180.320,00</w:t>
+              <w:t>CUP 183.540,00</w:t>
             </w:r>
           </w:p>
         </w:tc>
@@ -38733,7 +38733,7 @@
                 <w:sz w:val="20"/>
                 <w:szCs w:val="20"/>
               </w:rPr>
-              <w:t>CUP 196.000,00</w:t>
+              <w:t>CUP 199.500,00</w:t>
             </w:r>
           </w:p>
         </w:tc>
@@ -38778,7 +38778,7 @@
                 <w:sz w:val="20"/>
                 <w:szCs w:val="20"/>
               </w:rPr>
-              <w:t>CUP 196.000,00</w:t>
+              <w:t>CUP 199.500,00</w:t>
             </w:r>
           </w:p>
         </w:tc>
@@ -38822,7 +38822,7 @@
                 <w:sz w:val="20"/>
                 <w:szCs w:val="20"/>
               </w:rPr>
-              <w:t>CUP 196.000,00</w:t>
+              <w:t>CUP 199.500,00</w:t>
             </w:r>
           </w:p>
         </w:tc>
@@ -38866,7 +38866,7 @@
                 <w:sz w:val="20"/>
                 <w:szCs w:val="20"/>
               </w:rPr>
-              <w:t>CUP 117.600,00</w:t>
+              <w:t>CUP 119.700,00</w:t>
             </w:r>
           </w:p>
         </w:tc>
@@ -38910,7 +38910,7 @@
                 <w:sz w:val="20"/>
                 <w:szCs w:val="20"/>
               </w:rPr>
-              <w:t>CUP 156.800,00</w:t>
+              <w:t>CUP 159.600,00</w:t>
             </w:r>
           </w:p>
         </w:tc>
@@ -38954,7 +38954,7 @@
                 <w:sz w:val="20"/>
                 <w:szCs w:val="20"/>
               </w:rPr>
-              <w:t>CUP 172.480,00</w:t>
+              <w:t>CUP 175.560,00</w:t>
             </w:r>
           </w:p>
         </w:tc>
@@ -38998,7 +38998,7 @@
                 <w:sz w:val="20"/>
                 <w:szCs w:val="20"/>
               </w:rPr>
-              <w:t>CUP 172.480,00</w:t>
+              <w:t>CUP 175.560,00</w:t>
             </w:r>
           </w:p>
         </w:tc>
@@ -39042,7 +39042,7 @@
                 <w:sz w:val="20"/>
                 <w:szCs w:val="20"/>
               </w:rPr>
-              <w:t>CUP 172.480,00</w:t>
+              <w:t>CUP 175.560,00</w:t>
             </w:r>
           </w:p>
         </w:tc>
@@ -39086,7 +39086,7 @@
                 <w:sz w:val="20"/>
                 <w:szCs w:val="20"/>
               </w:rPr>
-              <w:t>CUP 54.880,00</w:t>
+              <w:t>CUP 55.860,00</w:t>
             </w:r>
           </w:p>
         </w:tc>
@@ -39130,7 +39130,7 @@
                 <w:sz w:val="20"/>
                 <w:szCs w:val="20"/>
               </w:rPr>
-              <w:t>CUP 54.880,00</w:t>
+              <w:t>CUP 55.860,00</w:t>
             </w:r>
           </w:p>
         </w:tc>
@@ -39174,7 +39174,7 @@
                 <w:sz w:val="20"/>
                 <w:szCs w:val="20"/>
               </w:rPr>
-              <w:t>CUP 47.040,00</w:t>
+              <w:t>CUP 47.880,00</w:t>
             </w:r>
           </w:p>
         </w:tc>
@@ -39218,7 +39218,7 @@
                 <w:sz w:val="20"/>
                 <w:szCs w:val="20"/>
               </w:rPr>
-              <w:t>CUP 54.880,00</w:t>
+              <w:t>CUP 55.860,00</w:t>
             </w:r>
           </w:p>
         </w:tc>
@@ -39262,7 +39262,7 @@
                 <w:sz w:val="20"/>
                 <w:szCs w:val="20"/>
               </w:rPr>
-              <w:t>CUP 54.880,00</w:t>
+              <w:t>CUP 55.860,00</w:t>
             </w:r>
           </w:p>
         </w:tc>
@@ -39306,7 +39306,7 @@
                 <w:sz w:val="20"/>
                 <w:szCs w:val="20"/>
               </w:rPr>
-              <w:t>CUP 109.760,00</w:t>
+              <w:t>CUP 111.720,00</w:t>
             </w:r>
           </w:p>
         </w:tc>
@@ -39350,7 +39350,7 @@
                 <w:sz w:val="20"/>
                 <w:szCs w:val="20"/>
               </w:rPr>
-              <w:t>CUP 109.760,00</w:t>
+              <w:t>CUP 111.720,00</w:t>
             </w:r>
           </w:p>
         </w:tc>
@@ -39394,7 +39394,7 @@
                 <w:sz w:val="20"/>
                 <w:szCs w:val="20"/>
               </w:rPr>
-              <w:t>CUP 141.120,00</w:t>
+              <w:t>CUP 143.640,00</w:t>
             </w:r>
           </w:p>
         </w:tc>
@@ -39438,7 +39438,7 @@
                 <w:sz w:val="20"/>
                 <w:szCs w:val="20"/>
               </w:rPr>
-              <w:t>CUP 6.272,00</w:t>
+              <w:t>CUP 6.384,00</w:t>
             </w:r>
           </w:p>
         </w:tc>
@@ -39483,7 +39483,7 @@
                 <w:sz w:val="20"/>
                 <w:szCs w:val="20"/>
               </w:rPr>
-              <w:t>CUP 19.600,00</w:t>
+              <w:t>CUP 19.950,00</w:t>
             </w:r>
           </w:p>
         </w:tc>
@@ -39527,7 +39527,7 @@
                 <w:sz w:val="20"/>
                 <w:szCs w:val="20"/>
               </w:rPr>
-              <w:t>CUP 39.200,00</w:t>
+              <w:t>CUP 39.900,00</w:t>
             </w:r>
           </w:p>
         </w:tc>
@@ -39571,7 +39571,7 @@
                 <w:sz w:val="20"/>
                 <w:szCs w:val="20"/>
               </w:rPr>
-              <w:t>CUP 19.600,00</w:t>
+              <w:t>CUP 19.950,00</w:t>
             </w:r>
           </w:p>
         </w:tc>
@@ -39615,7 +39615,7 @@
                 <w:sz w:val="20"/>
                 <w:szCs w:val="20"/>
               </w:rPr>
-              <w:t>CUP 6.272,00</w:t>
+              <w:t>CUP 6.384,00</w:t>
             </w:r>
           </w:p>
         </w:tc>
@@ -39659,7 +39659,7 @@
                 <w:sz w:val="20"/>
                 <w:szCs w:val="20"/>
               </w:rPr>
-              <w:t>CUP 23.520,00</w:t>
+              <w:t>CUP 23.940,00</w:t>
             </w:r>
           </w:p>
         </w:tc>
@@ -39703,7 +39703,7 @@
                 <w:sz w:val="20"/>
                 <w:szCs w:val="20"/>
               </w:rPr>
-              <w:t>CUP 47.040,00</w:t>
+              <w:t>CUP 47.880,00</w:t>
             </w:r>
           </w:p>
         </w:tc>
@@ -39748,7 +39748,7 @@
                 <w:sz w:val="20"/>
                 <w:szCs w:val="20"/>
               </w:rPr>
-              <w:t>CUP 47.040,00</w:t>
+              <w:t>CUP 47.880,00</w:t>
             </w:r>
           </w:p>
         </w:tc>
@@ -39792,7 +39792,7 @@
                 <w:sz w:val="20"/>
                 <w:szCs w:val="20"/>
               </w:rPr>
-              <w:t>CUP 47.040,00</w:t>
+              <w:t>CUP 47.880,00</w:t>
             </w:r>
           </w:p>
         </w:tc>
@@ -39837,7 +39837,7 @@
                 <w:sz w:val="20"/>
                 <w:szCs w:val="20"/>
               </w:rPr>
-              <w:t>CUP 94.080,00</w:t>
+              <w:t>CUP 95.760,00</w:t>
             </w:r>
           </w:p>
         </w:tc>
@@ -39882,7 +39882,7 @@
                 <w:sz w:val="20"/>
                 <w:szCs w:val="20"/>
               </w:rPr>
-              <w:t>CUP 117.600,00</w:t>
+              <w:t>CUP 119.700,00</w:t>
             </w:r>
           </w:p>
         </w:tc>
@@ -39926,7 +39926,7 @@
                 <w:sz w:val="20"/>
                 <w:szCs w:val="20"/>
               </w:rPr>
-              <w:t>CUP 7.840,00</w:t>
+              <w:t>CUP 7.980,00</w:t>
             </w:r>
           </w:p>
         </w:tc>
@@ -39971,7 +39971,7 @@
                 <w:sz w:val="20"/>
                 <w:szCs w:val="20"/>
               </w:rPr>
-              <w:t>CUP 11.760,00</w:t>
+              <w:t>CUP 11.970,00</w:t>
             </w:r>
           </w:p>
         </w:tc>
@@ -40015,7 +40015,7 @@
                 <w:sz w:val="20"/>
                 <w:szCs w:val="20"/>
               </w:rPr>
-              <w:t>CUP 11.760,00</w:t>
+              <w:t>CUP 11.970,00</w:t>
             </w:r>
           </w:p>
         </w:tc>
@@ -40059,7 +40059,7 @@
                 <w:sz w:val="20"/>
                 <w:szCs w:val="20"/>
               </w:rPr>
-              <w:t>CUP 7.840,00</w:t>
+              <w:t>CUP 7.980,00</w:t>
             </w:r>
           </w:p>
         </w:tc>
@@ -40103,7 +40103,7 @@
                 <w:sz w:val="20"/>
                 <w:szCs w:val="20"/>
               </w:rPr>
-              <w:t>CUP 7.840,00</w:t>
+              <w:t>CUP 7.980,00</w:t>
             </w:r>
           </w:p>
         </w:tc>
@@ -40147,7 +40147,7 @@
                 <w:sz w:val="20"/>
                 <w:szCs w:val="20"/>
               </w:rPr>
-              <w:t>CUP 11.760,00</w:t>
+              <w:t>CUP 11.970,00</w:t>
             </w:r>
           </w:p>
         </w:tc>
@@ -40191,7 +40191,7 @@
                 <w:sz w:val="20"/>
                 <w:szCs w:val="20"/>
               </w:rPr>
-              <w:t>CUP 11.760,00</w:t>
+              <w:t>CUP 11.970,00</w:t>
             </w:r>
           </w:p>
         </w:tc>
@@ -40235,7 +40235,7 @@
                 <w:sz w:val="20"/>
                 <w:szCs w:val="20"/>
               </w:rPr>
-              <w:t>CUP 15.680,00</w:t>
+              <w:t>CUP 15.960,00</w:t>
             </w:r>
           </w:p>
         </w:tc>
@@ -40279,7 +40279,7 @@
                 <w:sz w:val="20"/>
                 <w:szCs w:val="20"/>
               </w:rPr>
-              <w:t>CUP 9.408,00</w:t>
+              <w:t>CUP 9.576,00</w:t>
             </w:r>
           </w:p>
         </w:tc>
@@ -40323,7 +40323,7 @@
                 <w:sz w:val="20"/>
                 <w:szCs w:val="20"/>
               </w:rPr>
-              <w:t>CUP 27.440,00</w:t>
+              <w:t>CUP 27.930,00</w:t>
             </w:r>
           </w:p>
         </w:tc>
@@ -40367,7 +40367,7 @@
                 <w:sz w:val="20"/>
                 <w:szCs w:val="20"/>
               </w:rPr>
-              <w:t>CUP 27.440,00</w:t>
+              <w:t>CUP 27.930,00</w:t>
             </w:r>
           </w:p>
         </w:tc>
@@ -40411,7 +40411,7 @@
                 <w:sz w:val="20"/>
                 <w:szCs w:val="20"/>
               </w:rPr>
-              <w:t>CUP 4.704,00</w:t>
+              <w:t>CUP 4.788,00</w:t>
             </w:r>
           </w:p>
         </w:tc>
@@ -40455,7 +40455,7 @@
                 <w:sz w:val="20"/>
                 <w:szCs w:val="20"/>
               </w:rPr>
-              <w:t>CUP 6.272,00</w:t>
+              <w:t>CUP 6.384,00</w:t>
             </w:r>
           </w:p>
         </w:tc>
@@ -40499,7 +40499,7 @@
                 <w:sz w:val="20"/>
                 <w:szCs w:val="20"/>
               </w:rPr>
-              <w:t>CUP 19.600,00</w:t>
+              <w:t>CUP 19.950,00</w:t>
             </w:r>
           </w:p>
         </w:tc>
@@ -40543,7 +40543,7 @@
                 <w:sz w:val="20"/>
                 <w:szCs w:val="20"/>
               </w:rPr>
-              <w:t>CUP 19.600,00</w:t>
+              <w:t>CUP 19.950,00</w:t>
             </w:r>
           </w:p>
         </w:tc>
@@ -40588,7 +40588,7 @@
                 <w:sz w:val="20"/>
                 <w:szCs w:val="20"/>
               </w:rPr>
-              <w:t>CUP 15.680,00</w:t>
+              <w:t>CUP 15.960,00</w:t>
             </w:r>
           </w:p>
         </w:tc>
@@ -40632,7 +40632,7 @@
                 <w:sz w:val="20"/>
                 <w:szCs w:val="20"/>
               </w:rPr>
-              <w:t>CUP 15.680,00</w:t>
+              <w:t>CUP 15.960,00</w:t>
             </w:r>
           </w:p>
         </w:tc>
@@ -40676,7 +40676,7 @@
                 <w:sz w:val="20"/>
                 <w:szCs w:val="20"/>
               </w:rPr>
-              <w:t>CUP 7.840,00</w:t>
+              <w:t>CUP 7.980,00</w:t>
             </w:r>
           </w:p>
         </w:tc>
@@ -40720,7 +40720,7 @@
                 <w:sz w:val="20"/>
                 <w:szCs w:val="20"/>
               </w:rPr>
-              <w:t>CUP 7.840,00</w:t>
+              <w:t>CUP 7.980,00</w:t>
             </w:r>
           </w:p>
         </w:tc>
@@ -40765,7 +40765,7 @@
                 <w:sz w:val="20"/>
                 <w:szCs w:val="20"/>
               </w:rPr>
-              <w:t>CUP 109.760,00</w:t>
+              <w:t>CUP 111.720,00</w:t>
             </w:r>
           </w:p>
         </w:tc>
@@ -40810,7 +40810,7 @@
                 <w:sz w:val="20"/>
                 <w:szCs w:val="20"/>
               </w:rPr>
-              <w:t>CUP 47.040,00</w:t>
+              <w:t>CUP 47.880,00</w:t>
             </w:r>
           </w:p>
         </w:tc>
@@ -40855,7 +40855,7 @@
                 <w:sz w:val="20"/>
                 <w:szCs w:val="20"/>
               </w:rPr>
-              <w:t>CUP 47.040,00</w:t>
+              <w:t>CUP 47.880,00</w:t>
             </w:r>
           </w:p>
         </w:tc>
@@ -40899,7 +40899,7 @@
                 <w:sz w:val="20"/>
                 <w:szCs w:val="20"/>
               </w:rPr>
-              <w:t>CUP 5.488,00</w:t>
+              <w:t>CUP 5.586,00</w:t>
             </w:r>
           </w:p>
         </w:tc>
@@ -40944,7 +40944,7 @@
                 <w:sz w:val="20"/>
                 <w:szCs w:val="20"/>
               </w:rPr>
-              <w:t>CUP 431.200,00</w:t>
+              <w:t>CUP 438.900,00</w:t>
             </w:r>
           </w:p>
         </w:tc>
@@ -40988,7 +40988,7 @@
                 <w:sz w:val="20"/>
                 <w:szCs w:val="20"/>
               </w:rPr>
-              <w:t>CUP 446.880,00</w:t>
+              <w:t>CUP 454.860,00</w:t>
             </w:r>
           </w:p>
         </w:tc>
@@ -41033,7 +41033,7 @@
                 <w:sz w:val="20"/>
                 <w:szCs w:val="20"/>
               </w:rPr>
-              <w:t>CUP 15.680,00</w:t>
+              <w:t>CUP 15.960,00</w:t>
             </w:r>
           </w:p>
         </w:tc>
@@ -41077,7 +41077,7 @@
                 <w:sz w:val="20"/>
                 <w:szCs w:val="20"/>
               </w:rPr>
-              <w:t>CUP 11.760,00</w:t>
+              <w:t>CUP 11.970,00</w:t>
             </w:r>
           </w:p>
         </w:tc>
@@ -41122,7 +41122,7 @@
                 <w:sz w:val="20"/>
                 <w:szCs w:val="20"/>
               </w:rPr>
-              <w:t>CUP 11.760,00</w:t>
+              <w:t>CUP 11.970,00</w:t>
             </w:r>
           </w:p>
         </w:tc>
@@ -41184,7 +41184,7 @@
                 <w:sz w:val="20"/>
                 <w:szCs w:val="20"/>
               </w:rPr>
-              <w:t>CUP 19.600,00</w:t>
+              <w:t>CUP 19.950,00</w:t>
             </w:r>
           </w:p>
         </w:tc>
@@ -41228,7 +41228,7 @@
                 <w:sz w:val="20"/>
                 <w:szCs w:val="20"/>
               </w:rPr>
-              <w:t>CUP 7.840,00</w:t>
+              <w:t>CUP 7.980,00</w:t>
             </w:r>
           </w:p>
         </w:tc>
@@ -41290,7 +41290,7 @@
                 <w:sz w:val="20"/>
                 <w:szCs w:val="20"/>
               </w:rPr>
-              <w:t>CUP 11.760,00</w:t>
+              <w:t>CUP 11.970,00</w:t>
             </w:r>
           </w:p>
         </w:tc>
@@ -41334,7 +41334,7 @@
                 <w:sz w:val="20"/>
                 <w:szCs w:val="20"/>
               </w:rPr>
-              <w:t>CUP 11.760,00</w:t>
+              <w:t>CUP 11.970,00</w:t>
             </w:r>
           </w:p>
         </w:tc>
@@ -41378,7 +41378,7 @@
                 <w:sz w:val="20"/>
                 <w:szCs w:val="20"/>
               </w:rPr>
-              <w:t>CUP 7.840,00</w:t>
+              <w:t>CUP 7.980,00</w:t>
             </w:r>
           </w:p>
         </w:tc>
@@ -41422,7 +41422,7 @@
                 <w:sz w:val="20"/>
                 <w:szCs w:val="20"/>
               </w:rPr>
-              <w:t>CUP 11.760,00</w:t>
+              <w:t>CUP 11.970,00</w:t>
             </w:r>
           </w:p>
         </w:tc>
@@ -41466,7 +41466,7 @@
                 <w:sz w:val="20"/>
                 <w:szCs w:val="20"/>
               </w:rPr>
-              <w:t>CUP 11.760,00</w:t>
+              <w:t>CUP 11.970,00</w:t>
             </w:r>
           </w:p>
         </w:tc>
@@ -41510,7 +41510,7 @@
                 <w:sz w:val="20"/>
                 <w:szCs w:val="20"/>
               </w:rPr>
-              <w:t>CUP 11.760,00</w:t>
+              <w:t>CUP 11.970,00</w:t>
             </w:r>
           </w:p>
         </w:tc>
@@ -41554,7 +41554,7 @@
                 <w:sz w:val="20"/>
                 <w:szCs w:val="20"/>
               </w:rPr>
-              <w:t>CUP 6.272,00</w:t>
+              <w:t>CUP 6.384,00</w:t>
             </w:r>
           </w:p>
         </w:tc>
@@ -41598,7 +41598,7 @@
                 <w:sz w:val="20"/>
                 <w:szCs w:val="20"/>
               </w:rPr>
-              <w:t>CUP 35.280,00</w:t>
+              <w:t>CUP 35.910,00</w:t>
             </w:r>
           </w:p>
         </w:tc>
@@ -41642,7 +41642,7 @@
                 <w:sz w:val="20"/>
                 <w:szCs w:val="20"/>
               </w:rPr>
-              <w:t>CUP 27.440,00</w:t>
+              <w:t>CUP 27.930,00</w:t>
             </w:r>
           </w:p>
         </w:tc>
@@ -41686,7 +41686,7 @@
                 <w:sz w:val="20"/>
                 <w:szCs w:val="20"/>
               </w:rPr>
-              <w:t>CUP 196.000,00</w:t>
+              <w:t>CUP 199.500,00</w:t>
             </w:r>
           </w:p>
         </w:tc>
@@ -41731,7 +41731,7 @@
                 <w:sz w:val="20"/>
                 <w:szCs w:val="20"/>
               </w:rPr>
-              <w:t>CUP 156.800,00</w:t>
+              <w:t>CUP 159.600,00</w:t>
             </w:r>
           </w:p>
         </w:tc>
@@ -41776,7 +41776,7 @@
                 <w:sz w:val="20"/>
                 <w:szCs w:val="20"/>
               </w:rPr>
-              <w:t>CUP 58.800,00</w:t>
+              <w:t>CUP 59.850,00</w:t>
             </w:r>
           </w:p>
         </w:tc>
@@ -41820,7 +41820,7 @@
                 <w:sz w:val="20"/>
                 <w:szCs w:val="20"/>
               </w:rPr>
-              <w:t>CUP 58.800,00</w:t>
+              <w:t>CUP 59.850,00</w:t>
             </w:r>
           </w:p>
         </w:tc>
@@ -41864,7 +41864,7 @@
                 <w:sz w:val="20"/>
                 <w:szCs w:val="20"/>
               </w:rPr>
-              <w:t>CUP 117.600,00</w:t>
+              <w:t>CUP 119.700,00</w:t>
             </w:r>
           </w:p>
         </w:tc>
@@ -41909,7 +41909,7 @@
                 <w:sz w:val="20"/>
                 <w:szCs w:val="20"/>
               </w:rPr>
-              <w:t>CUP 117.600,00</w:t>
+              <w:t>CUP 119.700,00</w:t>
             </w:r>
           </w:p>
         </w:tc>
@@ -41953,7 +41953,7 @@
                 <w:sz w:val="20"/>
                 <w:szCs w:val="20"/>
               </w:rPr>
-              <w:t>CUP 109.760,00</w:t>
+              <w:t>CUP 111.720,00</w:t>
             </w:r>
           </w:p>
         </w:tc>
@@ -41997,7 +41997,7 @@
                 <w:sz w:val="20"/>
                 <w:szCs w:val="20"/>
               </w:rPr>
-              <w:t>CUP 94.080,00</w:t>
+              <w:t>CUP 95.760,00</w:t>
             </w:r>
           </w:p>
         </w:tc>
@@ -42041,7 +42041,7 @@
                 <w:sz w:val="20"/>
                 <w:szCs w:val="20"/>
               </w:rPr>
-              <w:t>CUP 50.960,00</w:t>
+              <w:t>CUP 51.870,00</w:t>
             </w:r>
           </w:p>
         </w:tc>
@@ -42086,7 +42086,7 @@
                 <w:sz w:val="20"/>
                 <w:szCs w:val="20"/>
               </w:rPr>
-              <w:t>CUP 58.800,00</w:t>
+              <w:t>CUP 59.850,00</w:t>
             </w:r>
           </w:p>
         </w:tc>
@@ -42130,7 +42130,7 @@
                 <w:sz w:val="20"/>
                 <w:szCs w:val="20"/>
               </w:rPr>
-              <w:t>CUP 50.960,00</w:t>
+              <w:t>CUP 51.870,00</w:t>
             </w:r>
           </w:p>
         </w:tc>
@@ -42175,7 +42175,7 @@
                 <w:sz w:val="20"/>
                 <w:szCs w:val="20"/>
               </w:rPr>
-              <w:t>CUP 62.720,00</w:t>
+              <w:t>CUP 63.840,00</w:t>
             </w:r>
           </w:p>
         </w:tc>
@@ -42219,7 +42219,7 @@
                 <w:sz w:val="20"/>
                 <w:szCs w:val="20"/>
               </w:rPr>
-              <w:t>CUP 1.176,00</w:t>
+              <w:t>CUP 1.197,00</w:t>
             </w:r>
           </w:p>
         </w:tc>
@@ -42263,7 +42263,7 @@
                 <w:sz w:val="20"/>
                 <w:szCs w:val="20"/>
               </w:rPr>
-              <w:t>CUP 156.800,00</w:t>
+              <w:t>CUP 159.600,00</w:t>
             </w:r>
           </w:p>
         </w:tc>
@@ -42307,7 +42307,7 @@
                 <w:sz w:val="20"/>
                 <w:szCs w:val="20"/>
               </w:rPr>
-              <w:t>CUP 180.320,00</w:t>
+              <w:t>CUP 183.540,00</w:t>
             </w:r>
           </w:p>
         </w:tc>
@@ -42351,7 +42351,7 @@
                 <w:sz w:val="20"/>
                 <w:szCs w:val="20"/>
               </w:rPr>
-              <w:t>CUP 274.400,00</w:t>
+              <w:t>CUP 279.300,00</w:t>
             </w:r>
           </w:p>
         </w:tc>
@@ -42395,7 +42395,7 @@
                 <w:sz w:val="20"/>
                 <w:szCs w:val="20"/>
               </w:rPr>
-              <w:t>CUP 274.400,00</w:t>
+              <w:t>CUP 279.300,00</w:t>
             </w:r>
           </w:p>
         </w:tc>
@@ -42439,7 +42439,7 @@
                 <w:sz w:val="20"/>
                 <w:szCs w:val="20"/>
               </w:rPr>
-              <w:t>CUP 282.240,00</w:t>
+              <w:t>CUP 287.280,00</w:t>
             </w:r>
           </w:p>
         </w:tc>
@@ -42483,7 +42483,7 @@
                 <w:sz w:val="20"/>
                 <w:szCs w:val="20"/>
               </w:rPr>
-              <w:t>CUP 290.080,00</w:t>
+              <w:t>CUP 295.260,00</w:t>
             </w:r>
           </w:p>
         </w:tc>
@@ -42529,7 +42529,7 @@
                 <w:sz w:val="20"/>
                 <w:szCs w:val="20"/>
               </w:rPr>
-              <w:t>CUP 274.400,00</w:t>
+              <w:t>CUP 279.300,00</w:t>
             </w:r>
           </w:p>
         </w:tc>
@@ -42573,7 +42573,7 @@
                 <w:sz w:val="20"/>
                 <w:szCs w:val="20"/>
               </w:rPr>
-              <w:t>CUP 274.400,00</w:t>
+              <w:t>CUP 279.300,00</w:t>
             </w:r>
           </w:p>
         </w:tc>
@@ -42617,7 +42617,7 @@
                 <w:sz w:val="20"/>
                 <w:szCs w:val="20"/>
               </w:rPr>
-              <w:t>CUP 274.400,00</w:t>
+              <w:t>CUP 279.300,00</w:t>
             </w:r>
           </w:p>
         </w:tc>
@@ -42661,7 +42661,7 @@
                 <w:sz w:val="20"/>
                 <w:szCs w:val="20"/>
               </w:rPr>
-              <w:t>CUP 172.480,00</w:t>
+              <w:t>CUP 175.560,00</w:t>
             </w:r>
           </w:p>
         </w:tc>
@@ -42706,7 +42706,7 @@
                 <w:sz w:val="20"/>
                 <w:szCs w:val="20"/>
               </w:rPr>
-              <w:t>CUP 141.120,00</w:t>
+              <w:t>CUP 143.640,00</w:t>
             </w:r>
           </w:p>
         </w:tc>
@@ -42751,7 +42751,7 @@
                 <w:sz w:val="20"/>
                 <w:szCs w:val="20"/>
               </w:rPr>
-              <w:t>CUP 141.120,00</w:t>
+              <w:t>CUP 143.640,00</w:t>
             </w:r>
           </w:p>
         </w:tc>
@@ -42795,7 +42795,7 @@
                 <w:sz w:val="20"/>
                 <w:szCs w:val="20"/>
               </w:rPr>
-              <w:t>CUP 156.800,00</w:t>
+              <w:t>CUP 159.600,00</w:t>
             </w:r>
           </w:p>
         </w:tc>
@@ -42840,7 +42840,7 @@
                 <w:sz w:val="20"/>
                 <w:szCs w:val="20"/>
               </w:rPr>
-              <w:t>CUP 31.360,00</w:t>
+              <w:t>CUP 31.920,00</w:t>
             </w:r>
           </w:p>
         </w:tc>
@@ -42892,7 +42892,7 @@
                 <w:sz w:val="20"/>
                 <w:szCs w:val="20"/>
               </w:rPr>
-              <w:t>CUP 31.360,00</w:t>
+              <w:t>CUP 31.920,00</w:t>
             </w:r>
           </w:p>
         </w:tc>
@@ -42936,7 +42936,7 @@
                 <w:sz w:val="20"/>
                 <w:szCs w:val="20"/>
               </w:rPr>
-              <w:t>CUP 31.360,00</w:t>
+              <w:t>CUP 31.920,00</w:t>
             </w:r>
           </w:p>
         </w:tc>
@@ -42980,7 +42980,7 @@
                 <w:sz w:val="20"/>
                 <w:szCs w:val="20"/>
               </w:rPr>
-              <w:t>CUP 31.360,00</w:t>
+              <w:t>CUP 31.920,00</w:t>
             </w:r>
           </w:p>
         </w:tc>
@@ -43024,7 +43024,7 @@
                 <w:sz w:val="20"/>
                 <w:szCs w:val="20"/>
               </w:rPr>
-              <w:t>CUP 54.880,00</w:t>
+              <w:t>CUP 55.860,00</w:t>
             </w:r>
           </w:p>
         </w:tc>
@@ -43068,7 +43068,7 @@
                 <w:sz w:val="20"/>
                 <w:szCs w:val="20"/>
               </w:rPr>
-              <w:t>CUP 94.080,00</w:t>
+              <w:t>CUP 95.760,00</w:t>
             </w:r>
           </w:p>
         </w:tc>
@@ -43112,7 +43112,7 @@
                 <w:sz w:val="20"/>
                 <w:szCs w:val="20"/>
               </w:rPr>
-              <w:t>CUP 47.040,00</w:t>
+              <w:t>CUP 47.880,00</w:t>
             </w:r>
           </w:p>
         </w:tc>
@@ -43157,7 +43157,7 @@
                 <w:sz w:val="20"/>
                 <w:szCs w:val="20"/>
               </w:rPr>
-              <w:t>CUP 54.880,00</w:t>
+              <w:t>CUP 55.860,00</w:t>
             </w:r>
           </w:p>
         </w:tc>
@@ -43201,7 +43201,7 @@
                 <w:sz w:val="20"/>
                 <w:szCs w:val="20"/>
               </w:rPr>
-              <w:t>CUP 70.560,00</w:t>
+              <w:t>CUP 71.820,00</w:t>
             </w:r>
           </w:p>
         </w:tc>
@@ -43245,7 +43245,7 @@
                 <w:sz w:val="20"/>
                 <w:szCs w:val="20"/>
               </w:rPr>
-              <w:t>CUP 15.680,00</w:t>
+              <w:t>CUP 15.960,00</w:t>
             </w:r>
           </w:p>
         </w:tc>
@@ -43289,7 +43289,7 @@
                 <w:sz w:val="20"/>
                 <w:szCs w:val="20"/>
               </w:rPr>
-              <w:t>CUP 23.520,00</w:t>
+              <w:t>CUP 23.940,00</w:t>
             </w:r>
           </w:p>
         </w:tc>
@@ -43334,7 +43334,7 @@
                 <w:sz w:val="20"/>
                 <w:szCs w:val="20"/>
               </w:rPr>
-              <w:t>CUP 47.040,00</w:t>
+              <w:t>CUP 47.880,00</w:t>
             </w:r>
           </w:p>
         </w:tc>
@@ -43378,7 +43378,7 @@
                 <w:sz w:val="20"/>
                 <w:szCs w:val="20"/>
               </w:rPr>
-              <w:t>CUP 27.440,00</w:t>
+              <w:t>CUP 27.930,00</w:t>
             </w:r>
           </w:p>
         </w:tc>
@@ -43422,7 +43422,7 @@
                 <w:sz w:val="20"/>
                 <w:szCs w:val="20"/>
               </w:rPr>
-              <w:t>CUP 11.760,00</w:t>
+              <w:t>CUP 11.970,00</w:t>
             </w:r>
           </w:p>
         </w:tc>
@@ -43466,7 +43466,7 @@
                 <w:sz w:val="20"/>
                 <w:szCs w:val="20"/>
               </w:rPr>
-              <w:t>CUP 35.280,00</w:t>
+              <w:t>CUP 35.910,00</w:t>
             </w:r>
           </w:p>
         </w:tc>
@@ -43510,7 +43510,7 @@
                 <w:sz w:val="20"/>
                 <w:szCs w:val="20"/>
               </w:rPr>
-              <w:t>CUP 19.600,00</w:t>
+              <w:t>CUP 19.950,00</w:t>
             </w:r>
           </w:p>
         </w:tc>
@@ -43554,7 +43554,7 @@
                 <w:sz w:val="20"/>
                 <w:szCs w:val="20"/>
               </w:rPr>
-              <w:t>CUP 58.800,00</w:t>
+              <w:t>CUP 59.850,00</w:t>
             </w:r>
           </w:p>
         </w:tc>
@@ -43598,7 +43598,7 @@
                 <w:sz w:val="20"/>
                 <w:szCs w:val="20"/>
               </w:rPr>
-              <w:t>CUP 35.280,00</w:t>
+              <w:t>CUP 35.910,00</w:t>
             </w:r>
           </w:p>
         </w:tc>
@@ -43642,7 +43642,7 @@
                 <w:sz w:val="20"/>
                 <w:szCs w:val="20"/>
               </w:rPr>
-              <w:t>CUP 117.600,00</w:t>
+              <w:t>CUP 119.700,00</w:t>
             </w:r>
           </w:p>
         </w:tc>
@@ -43686,7 +43686,7 @@
                 <w:sz w:val="20"/>
                 <w:szCs w:val="20"/>
               </w:rPr>
-              <w:t>CUP 133.280,00</w:t>
+              <w:t>CUP 135.660,00</w:t>
             </w:r>
           </w:p>
         </w:tc>
@@ -43730,7 +43730,7 @@
                 <w:sz w:val="20"/>
                 <w:szCs w:val="20"/>
               </w:rPr>
-              <w:t>CUP 125.440,00</w:t>
+              <w:t>CUP 127.680,00</w:t>
             </w:r>
           </w:p>
         </w:tc>
@@ -43774,7 +43774,7 @@
                 <w:sz w:val="20"/>
                 <w:szCs w:val="20"/>
               </w:rPr>
-              <w:t>CUP 117.600,00</w:t>
+              <w:t>CUP 119.700,00</w:t>
             </w:r>
           </w:p>
         </w:tc>
@@ -43818,7 +43818,7 @@
                 <w:sz w:val="20"/>
                 <w:szCs w:val="20"/>
               </w:rPr>
-              <w:t>CUP 156.800,00</w:t>
+              <w:t>CUP 159.600,00</w:t>
             </w:r>
           </w:p>
         </w:tc>
@@ -43862,7 +43862,7 @@
                 <w:sz w:val="20"/>
                 <w:szCs w:val="20"/>
               </w:rPr>
-              <w:t>CUP 109.760,00</w:t>
+              <w:t>CUP 111.720,00</w:t>
             </w:r>
           </w:p>
         </w:tc>
@@ -43907,7 +43907,7 @@
                 <w:sz w:val="20"/>
                 <w:szCs w:val="20"/>
               </w:rPr>
-              <w:t>CUP 141.120,00</w:t>
+              <w:t>CUP 143.640,00</w:t>
             </w:r>
           </w:p>
         </w:tc>
@@ -43951,7 +43951,7 @@
                 <w:sz w:val="20"/>
                 <w:szCs w:val="20"/>
               </w:rPr>
-              <w:t>CUP 101.920,00</w:t>
+              <w:t>CUP 103.740,00</w:t>
             </w:r>
           </w:p>
         </w:tc>
@@ -43995,7 +43995,7 @@
                 <w:sz w:val="20"/>
                 <w:szCs w:val="20"/>
               </w:rPr>
-              <w:t>CUP 62.720,00</w:t>
+              <w:t>CUP 63.840,00</w:t>
             </w:r>
           </w:p>
         </w:tc>
@@ -44039,7 +44039,7 @@
                 <w:sz w:val="20"/>
                 <w:szCs w:val="20"/>
               </w:rPr>
-              <w:t>CUP 78.400,00</w:t>
+              <w:t>CUP 79.800,00</w:t>
             </w:r>
           </w:p>
         </w:tc>
@@ -44083,7 +44083,7 @@
                 <w:sz w:val="20"/>
                 <w:szCs w:val="20"/>
               </w:rPr>
-              <w:t>CUP 78.400,00</w:t>
+              <w:t>CUP 79.800,00</w:t>
             </w:r>
           </w:p>
         </w:tc>
@@ -44127,7 +44127,7 @@
                 <w:sz w:val="20"/>
                 <w:szCs w:val="20"/>
               </w:rPr>
-              <w:t>CUP 94.080,00</w:t>
+              <w:t>CUP 95.760,00</w:t>
             </w:r>
           </w:p>
         </w:tc>
@@ -44171,7 +44171,7 @@
                 <w:sz w:val="20"/>
                 <w:szCs w:val="20"/>
               </w:rPr>
-              <w:t>CUP 78.400,00</w:t>
+              <w:t>CUP 79.800,00</w:t>
             </w:r>
           </w:p>
         </w:tc>
@@ -44215,7 +44215,7 @@
                 <w:sz w:val="20"/>
                 <w:szCs w:val="20"/>
               </w:rPr>
-              <w:t>CUP 94.080,00</w:t>
+              <w:t>CUP 95.760,00</w:t>
             </w:r>
           </w:p>
         </w:tc>
@@ -44259,7 +44259,7 @@
                 <w:sz w:val="20"/>
                 <w:szCs w:val="20"/>
               </w:rPr>
-              <w:t>CUP 141.120,00</w:t>
+              <w:t>CUP 143.640,00</w:t>
             </w:r>
           </w:p>
         </w:tc>
@@ -44303,7 +44303,7 @@
                 <w:sz w:val="20"/>
                 <w:szCs w:val="20"/>
               </w:rPr>
-              <w:t>CUP 3.920,00</w:t>
+              <w:t>CUP 3.990,00</w:t>
             </w:r>
           </w:p>
         </w:tc>
@@ -44347,7 +44347,7 @@
                 <w:sz w:val="20"/>
                 <w:szCs w:val="20"/>
               </w:rPr>
-              <w:t>CUP 7.840,00</w:t>
+              <w:t>CUP 7.980,00</w:t>
             </w:r>
           </w:p>
         </w:tc>
@@ -44392,7 +44392,7 @@
                 <w:sz w:val="20"/>
                 <w:szCs w:val="20"/>
               </w:rPr>
-              <w:t>CUP 6.272,00</w:t>
+              <w:t>CUP 6.384,00</w:t>
             </w:r>
           </w:p>
         </w:tc>
@@ -44436,7 +44436,7 @@
                 <w:sz w:val="20"/>
                 <w:szCs w:val="20"/>
               </w:rPr>
-              <w:t>CUP 3.920,00</w:t>
+              <w:t>CUP 3.990,00</w:t>
             </w:r>
           </w:p>
         </w:tc>
@@ -44480,7 +44480,7 @@
                 <w:sz w:val="20"/>
                 <w:szCs w:val="20"/>
               </w:rPr>
-              <w:t>CUP 196.000,00</w:t>
+              <w:t>CUP 199.500,00</w:t>
             </w:r>
           </w:p>
         </w:tc>
@@ -44524,7 +44524,7 @@
                 <w:sz w:val="20"/>
                 <w:szCs w:val="20"/>
               </w:rPr>
-              <w:t>CUP 156.800,00</w:t>
+              <w:t>CUP 159.600,00</w:t>
             </w:r>
           </w:p>
         </w:tc>
@@ -44568,7 +44568,7 @@
                 <w:sz w:val="20"/>
                 <w:szCs w:val="20"/>
               </w:rPr>
-              <w:t>CUP 156.800,00</w:t>
+              <w:t>CUP 159.600,00</w:t>
             </w:r>
           </w:p>
         </w:tc>
@@ -44612,7 +44612,7 @@
                 <w:sz w:val="20"/>
                 <w:szCs w:val="20"/>
               </w:rPr>
-              <w:t>CUP 117.600,00</w:t>
+              <w:t>CUP 119.700,00</w:t>
             </w:r>
           </w:p>
         </w:tc>
@@ -44656,7 +44656,7 @@
                 <w:sz w:val="20"/>
                 <w:szCs w:val="20"/>
               </w:rPr>
-              <w:t>CUP 117.600,00</w:t>
+              <w:t>CUP 119.700,00</w:t>
             </w:r>
           </w:p>
         </w:tc>
@@ -44700,7 +44700,7 @@
                 <w:sz w:val="20"/>
                 <w:szCs w:val="20"/>
               </w:rPr>
-              <w:t>CUP 141.120,00</w:t>
+              <w:t>CUP 143.640,00</w:t>
             </w:r>
           </w:p>
         </w:tc>
@@ -44744,7 +44744,7 @@
                 <w:sz w:val="20"/>
                 <w:szCs w:val="20"/>
               </w:rPr>
-              <w:t>CUP 141.120,00</w:t>
+              <w:t>CUP 143.640,00</w:t>
             </w:r>
           </w:p>
         </w:tc>
@@ -44789,7 +44789,7 @@
                 <w:sz w:val="20"/>
                 <w:szCs w:val="20"/>
               </w:rPr>
-              <w:t>CUP 27.440,00</w:t>
+              <w:t>CUP 27.930,00</w:t>
             </w:r>
           </w:p>
         </w:tc>
@@ -44833,7 +44833,7 @@
                 <w:sz w:val="20"/>
                 <w:szCs w:val="20"/>
               </w:rPr>
-              <w:t>CUP 27.440,00</w:t>
+              <w:t>CUP 27.930,00</w:t>
             </w:r>
           </w:p>
         </w:tc>
@@ -44877,7 +44877,7 @@
                 <w:sz w:val="20"/>
                 <w:szCs w:val="20"/>
               </w:rPr>
-              <w:t>CUP 23.520,00</w:t>
+              <w:t>CUP 23.940,00</w:t>
             </w:r>
           </w:p>
         </w:tc>
@@ -44922,7 +44922,7 @@
                 <w:sz w:val="20"/>
                 <w:szCs w:val="20"/>
               </w:rPr>
-              <w:t>CUP 31.360,00</w:t>
+              <w:t>CUP 31.920,00</w:t>
             </w:r>
           </w:p>
         </w:tc>
@@ -44966,7 +44966,7 @@
                 <w:sz w:val="20"/>
                 <w:szCs w:val="20"/>
               </w:rPr>
-              <w:t>CUP 23.520,00</w:t>
+              <w:t>CUP 23.940,00</w:t>
             </w:r>
           </w:p>
         </w:tc>
@@ -45010,7 +45010,7 @@
                 <w:sz w:val="20"/>
                 <w:szCs w:val="20"/>
               </w:rPr>
-              <w:t>CUP 23.520,00</w:t>
+              <w:t>CUP 23.940,00</w:t>
             </w:r>
           </w:p>
         </w:tc>
@@ -45054,7 +45054,7 @@
                 <w:sz w:val="20"/>
                 <w:szCs w:val="20"/>
               </w:rPr>
-              <w:t>CUP 31.360,00</w:t>
+              <w:t>CUP 31.920,00</w:t>
             </w:r>
           </w:p>
         </w:tc>
@@ -45098,7 +45098,7 @@
                 <w:sz w:val="20"/>
                 <w:szCs w:val="20"/>
               </w:rPr>
-              <w:t>CUP 31.360,00</w:t>
+              <w:t>CUP 31.920,00</w:t>
             </w:r>
           </w:p>
         </w:tc>
@@ -45142,7 +45142,7 @@
                 <w:sz w:val="20"/>
                 <w:szCs w:val="20"/>
               </w:rPr>
-              <w:t>CUP 31.360,00</w:t>
+              <w:t>CUP 31.920,00</w:t>
             </w:r>
           </w:p>
         </w:tc>
@@ -45193,7 +45193,7 @@
                 <w:sz w:val="20"/>
                 <w:szCs w:val="20"/>
               </w:rPr>
-              <w:t>CUP 31.360,00</w:t>
+              <w:t>CUP 31.920,00</w:t>
             </w:r>
           </w:p>
         </w:tc>
@@ -45244,7 +45244,7 @@
                 <w:sz w:val="20"/>
                 <w:szCs w:val="20"/>
               </w:rPr>
-              <w:t>CUP 31.360,00</w:t>
+              <w:t>CUP 31.920,00</w:t>
             </w:r>
           </w:p>
         </w:tc>
@@ -45296,7 +45296,7 @@
                 <w:sz w:val="20"/>
                 <w:szCs w:val="20"/>
               </w:rPr>
-              <w:t>CUP 27.440,00</w:t>
+              <w:t>CUP 27.930,00</w:t>
             </w:r>
           </w:p>
         </w:tc>
@@ -45347,7 +45347,7 @@
                 <w:sz w:val="20"/>
                 <w:szCs w:val="20"/>
               </w:rPr>
-              <w:t>CUP 15.680,00</w:t>
+              <w:t>CUP 15.960,00</w:t>
             </w:r>
           </w:p>
         </w:tc>
@@ -45398,7 +45398,7 @@
                 <w:sz w:val="20"/>
                 <w:szCs w:val="20"/>
               </w:rPr>
-              <w:t>CUP 15.680,00</w:t>
+              <w:t>CUP 15.960,00</w:t>
             </w:r>
           </w:p>
         </w:tc>
@@ -45449,7 +45449,7 @@
                 <w:sz w:val="20"/>
                 <w:szCs w:val="20"/>
               </w:rPr>
-              <w:t>CUP 54.880,00</w:t>
+              <w:t>CUP 55.860,00</w:t>
             </w:r>
           </w:p>
         </w:tc>
@@ -45500,7 +45500,7 @@
                 <w:sz w:val="20"/>
                 <w:szCs w:val="20"/>
               </w:rPr>
-              <w:t>CUP 54.880,00</w:t>
+              <w:t>CUP 55.860,00</w:t>
             </w:r>
           </w:p>
         </w:tc>
@@ -45551,7 +45551,7 @@
                 <w:sz w:val="20"/>
                 <w:szCs w:val="20"/>
               </w:rPr>
-              <w:t>CUP 11.760,00</w:t>
+              <w:t>CUP 11.970,00</w:t>
             </w:r>
           </w:p>
         </w:tc>
@@ -45602,7 +45602,7 @@
                 <w:sz w:val="20"/>
                 <w:szCs w:val="20"/>
               </w:rPr>
-              <w:t>CUP 7.840,00</w:t>
+              <w:t>CUP 7.980,00</w:t>
             </w:r>
           </w:p>
         </w:tc>
@@ -45653,7 +45653,7 @@
                 <w:sz w:val="20"/>
                 <w:szCs w:val="20"/>
               </w:rPr>
-              <w:t>CUP 6.272,00</w:t>
+              <w:t>CUP 6.384,00</w:t>
             </w:r>
           </w:p>
         </w:tc>
@@ -45704,7 +45704,7 @@
                 <w:sz w:val="20"/>
                 <w:szCs w:val="20"/>
               </w:rPr>
-              <w:t>CUP 6.272,00</w:t>
+              <w:t>CUP 6.384,00</w:t>
             </w:r>
           </w:p>
         </w:tc>
@@ -45756,7 +45756,7 @@
                 <w:sz w:val="20"/>
                 <w:szCs w:val="20"/>
               </w:rPr>
-              <w:t>CUP 23.520,00</w:t>
+              <w:t>CUP 23.940,00</w:t>
             </w:r>
           </w:p>
         </w:tc>
@@ -45807,7 +45807,7 @@
                 <w:sz w:val="20"/>
                 <w:szCs w:val="20"/>
               </w:rPr>
-              <w:t>CUP 6.272,00</w:t>
+              <w:t>CUP 6.384,00</w:t>
             </w:r>
           </w:p>
         </w:tc>
@@ -45858,7 +45858,7 @@
                 <w:sz w:val="20"/>
                 <w:szCs w:val="20"/>
               </w:rPr>
-              <w:t>CUP 9.408,00</w:t>
+              <w:t>CUP 9.576,00</w:t>
             </w:r>
           </w:p>
         </w:tc>
@@ -45918,7 +45918,7 @@
                 <w:sz w:val="20"/>
                 <w:szCs w:val="20"/>
               </w:rPr>
-              <w:t>CUP 15.680,00</w:t>
+              <w:t>CUP 15.960,00</w:t>
             </w:r>
           </w:p>
         </w:tc>
@@ -45969,7 +45969,7 @@
                 <w:sz w:val="20"/>
                 <w:szCs w:val="20"/>
               </w:rPr>
-              <w:t>CUP 23.520,00</w:t>
+              <w:t>CUP 23.940,00</w:t>
             </w:r>
           </w:p>
         </w:tc>
@@ -46020,7 +46020,7 @@
                 <w:sz w:val="20"/>
                 <w:szCs w:val="20"/>
               </w:rPr>
-              <w:t>CUP 15.680,00</w:t>
+              <w:t>CUP 15.960,00</w:t>
             </w:r>
           </w:p>
         </w:tc>
@@ -46071,7 +46071,7 @@
                 <w:sz w:val="20"/>
                 <w:szCs w:val="20"/>
               </w:rPr>
-              <w:t>CUP 7.840,00</w:t>
+              <w:t>CUP 7.980,00</w:t>
             </w:r>
           </w:p>
         </w:tc>
@@ -46122,7 +46122,7 @@
                 <w:sz w:val="20"/>
                 <w:szCs w:val="20"/>
               </w:rPr>
-              <w:t>CUP 11.760,00</w:t>
+              <w:t>CUP 11.970,00</w:t>
             </w:r>
           </w:p>
         </w:tc>
@@ -46174,7 +46174,7 @@
                 <w:sz w:val="20"/>
                 <w:szCs w:val="20"/>
               </w:rPr>
-              <w:t>CUP 11.760,00</w:t>
+              <w:t>CUP 11.970,00</w:t>
             </w:r>
           </w:p>
         </w:tc>
@@ -46225,7 +46225,7 @@
                 <w:sz w:val="20"/>
                 <w:szCs w:val="20"/>
               </w:rPr>
-              <w:t>CUP 15.680,00</w:t>
+              <w:t>CUP 15.960,00</w:t>
             </w:r>
           </w:p>
         </w:tc>
@@ -46277,7 +46277,7 @@
                 <w:sz w:val="20"/>
                 <w:szCs w:val="20"/>
               </w:rPr>
-              <w:t>CUP 2.352,00</w:t>
+              <w:t>CUP 2.394,00</w:t>
             </w:r>
           </w:p>
         </w:tc>
@@ -46328,7 +46328,7 @@
                 <w:sz w:val="20"/>
                 <w:szCs w:val="20"/>
               </w:rPr>
-              <w:t>CUP 180.320,00</w:t>
+              <w:t>CUP 183.540,00</w:t>
             </w:r>
           </w:p>
         </w:tc>
@@ -46379,7 +46379,7 @@
                 <w:sz w:val="20"/>
                 <w:szCs w:val="20"/>
               </w:rPr>
-              <w:t>CUP 15.680,00</w:t>
+              <w:t>CUP 15.960,00</w:t>
             </w:r>
           </w:p>
         </w:tc>
@@ -46430,7 +46430,7 @@
                 <w:sz w:val="20"/>
                 <w:szCs w:val="20"/>
               </w:rPr>
-              <w:t>CUP 11.760,00</w:t>
+              <w:t>CUP 11.970,00</w:t>
             </w:r>
           </w:p>
         </w:tc>
@@ -46481,7 +46481,7 @@
                 <w:sz w:val="20"/>
                 <w:szCs w:val="20"/>
               </w:rPr>
-              <w:t>CUP 7.840,00</w:t>
+              <w:t>CUP 7.980,00</w:t>
             </w:r>
           </w:p>
         </w:tc>
@@ -46532,7 +46532,7 @@
                 <w:sz w:val="20"/>
                 <w:szCs w:val="20"/>
               </w:rPr>
-              <w:t>CUP 78.400,00</w:t>
+              <w:t>CUP 79.800,00</w:t>
             </w:r>
           </w:p>
         </w:tc>
@@ -46583,7 +46583,7 @@
                 <w:sz w:val="20"/>
                 <w:szCs w:val="20"/>
               </w:rPr>
-              <w:t>CUP 47.040,00</w:t>
+              <w:t>CUP 47.880,00</w:t>
             </w:r>
           </w:p>
         </w:tc>
@@ -46634,7 +46634,7 @@
                 <w:sz w:val="20"/>
                 <w:szCs w:val="20"/>
               </w:rPr>
-              <w:t>CUP 27.440,00</w:t>
+              <w:t>CUP 27.930,00</w:t>
             </w:r>
           </w:p>
         </w:tc>
@@ -46685,7 +46685,7 @@
                 <w:sz w:val="20"/>
                 <w:szCs w:val="20"/>
               </w:rPr>
-              <w:t>CUP 31.360,00</w:t>
+              <w:t>CUP 31.920,00</w:t>
             </w:r>
           </w:p>
         </w:tc>
@@ -46843,7 +46843,7 @@
                 <w:sz w:val="20"/>
                 <w:szCs w:val="20"/>
               </w:rPr>
-              <w:t>CUP 141.120,00</w:t>
+              <w:t>CUP 143.640,00</w:t>
             </w:r>
           </w:p>
         </w:tc>
@@ -46895,7 +46895,7 @@
                 <w:sz w:val="20"/>
                 <w:szCs w:val="20"/>
               </w:rPr>
-              <w:t>CUP 105.840,00</w:t>
+              <w:t>CUP 107.730,00</w:t>
             </w:r>
           </w:p>
         </w:tc>
@@ -46947,7 +46947,7 @@
                 <w:sz w:val="20"/>
                 <w:szCs w:val="20"/>
               </w:rPr>
-              <w:t>CUP 70.560,00</w:t>
+              <w:t>CUP 71.820,00</w:t>
             </w:r>
           </w:p>
         </w:tc>
@@ -47000,7 +47000,7 @@
                 <w:sz w:val="20"/>
                 <w:szCs w:val="20"/>
               </w:rPr>
-              <w:t>CUP 4.704,00</w:t>
+              <w:t>CUP 4.788,00</w:t>
             </w:r>
           </w:p>
         </w:tc>
@@ -47051,7 +47051,7 @@
                 <w:sz w:val="20"/>
                 <w:szCs w:val="20"/>
               </w:rPr>
-              <w:t>CUP 47.040,00</w:t>
+              <w:t>CUP 47.880,00</w:t>
             </w:r>
           </w:p>
         </w:tc>
@@ -47103,7 +47103,7 @@
                 <w:sz w:val="20"/>
                 <w:szCs w:val="20"/>
               </w:rPr>
-              <w:t>CUP 86.240,00</w:t>
+              <w:t>CUP 87.780,00</w:t>
             </w:r>
           </w:p>
         </w:tc>
@@ -47154,7 +47154,7 @@
                 <w:sz w:val="20"/>
                 <w:szCs w:val="20"/>
               </w:rPr>
-              <w:t>CUP 94.080,00</w:t>
+              <w:t>CUP 95.760,00</w:t>
             </w:r>
           </w:p>
         </w:tc>
@@ -47206,7 +47206,7 @@
                 <w:sz w:val="20"/>
                 <w:szCs w:val="20"/>
               </w:rPr>
-              <w:t>CUP 19.600,00</w:t>
+              <w:t>CUP 19.950,00</w:t>
             </w:r>
           </w:p>
         </w:tc>
@@ -47258,7 +47258,7 @@
                 <w:sz w:val="20"/>
                 <w:szCs w:val="20"/>
               </w:rPr>
-              <w:t>CUP 27.440,00</w:t>
+              <w:t>CUP 27.930,00</w:t>
             </w:r>
           </w:p>
         </w:tc>
@@ -47310,7 +47310,7 @@
                 <w:sz w:val="20"/>
                 <w:szCs w:val="20"/>
               </w:rPr>
-              <w:t>CUP 78.400,00</w:t>
+              <w:t>CUP 79.800,00</w:t>
             </w:r>
           </w:p>
         </w:tc>
@@ -47362,7 +47362,7 @@
                 <w:sz w:val="20"/>
                 <w:szCs w:val="20"/>
               </w:rPr>
-              <w:t>CUP 70.560,00</w:t>
+              <w:t>CUP 71.820,00</w:t>
             </w:r>
           </w:p>
         </w:tc>
@@ -47413,7 +47413,7 @@
                 <w:sz w:val="20"/>
                 <w:szCs w:val="20"/>
               </w:rPr>
-              <w:t>CUP 9.408,00</w:t>
+              <w:t>CUP 9.576,00</w:t>
             </w:r>
           </w:p>
         </w:tc>
@@ -47465,7 +47465,7 @@
                 <w:sz w:val="20"/>
                 <w:szCs w:val="20"/>
               </w:rPr>
-              <w:t>CUP 11.760,00</w:t>
+              <w:t>CUP 11.970,00</w:t>
             </w:r>
           </w:p>
         </w:tc>
@@ -47516,7 +47516,7 @@
                 <w:sz w:val="20"/>
                 <w:szCs w:val="20"/>
               </w:rPr>
-              <w:t>CUP 39.200,00</w:t>
+              <w:t>CUP 39.900,00</w:t>
             </w:r>
           </w:p>
         </w:tc>
@@ -47568,7 +47568,7 @@
                 <w:sz w:val="20"/>
                 <w:szCs w:val="20"/>
               </w:rPr>
-              <w:t>CUP 31.360,00</w:t>
+              <w:t>CUP 31.920,00</w:t>
             </w:r>
           </w:p>
         </w:tc>
@@ -47620,7 +47620,7 @@
                 <w:sz w:val="20"/>
                 <w:szCs w:val="20"/>
               </w:rPr>
-              <w:t>CUP 27.440,00</w:t>
+              <w:t>CUP 27.930,00</w:t>
             </w:r>
           </w:p>
         </w:tc>
@@ -47672,7 +47672,7 @@
                 <w:sz w:val="20"/>
                 <w:szCs w:val="20"/>
               </w:rPr>
-              <w:t>CUP 78.400,00</w:t>
+              <w:t>CUP 79.800,00</w:t>
             </w:r>
           </w:p>
         </w:tc>
@@ -47724,7 +47724,7 @@
                 <w:sz w:val="20"/>
                 <w:szCs w:val="20"/>
               </w:rPr>
-              <w:t>CUP 39.200,00</w:t>
+              <w:t>CUP 39.900,00</w:t>
             </w:r>
           </w:p>
         </w:tc>
@@ -47776,7 +47776,7 @@
                 <w:sz w:val="20"/>
                 <w:szCs w:val="20"/>
               </w:rPr>
-              <w:t>CUP 47.040,00</w:t>
+              <w:t>CUP 47.880,00</w:t>
             </w:r>
           </w:p>
         </w:tc>
@@ -47829,7 +47829,7 @@
                 <w:sz w:val="20"/>
                 <w:szCs w:val="20"/>
               </w:rPr>
-              <w:t>CUP 19.600,00</w:t>
+              <w:t>CUP 19.950,00</w:t>
             </w:r>
           </w:p>
         </w:tc>
@@ -47882,7 +47882,7 @@
                 <w:sz w:val="20"/>
                 <w:szCs w:val="20"/>
               </w:rPr>
-              <w:t>CUP 6.272,00</w:t>
+              <w:t>CUP 6.384,00</w:t>
             </w:r>
           </w:p>
         </w:tc>
@@ -47934,7 +47934,7 @@
                 <w:sz w:val="20"/>
                 <w:szCs w:val="20"/>
               </w:rPr>
-              <w:t>CUP 23.520,00</w:t>
+              <w:t>CUP 23.940,00</w:t>
             </w:r>
           </w:p>
         </w:tc>
@@ -47990,7 +47990,7 @@
                 <w:sz w:val="20"/>
                 <w:szCs w:val="20"/>
               </w:rPr>
-              <w:t>CUP 7.840,00</w:t>
+              <w:t>CUP 7.980,00</w:t>
             </w:r>
           </w:p>
         </w:tc>
@@ -48046,7 +48046,7 @@
                 <w:sz w:val="20"/>
                 <w:szCs w:val="20"/>
               </w:rPr>
-              <w:t>CUP 11.760,00</w:t>
+              <w:t>CUP 11.970,00</w:t>
             </w:r>
           </w:p>
         </w:tc>
@@ -48099,7 +48099,7 @@
                 <w:sz w:val="20"/>
                 <w:szCs w:val="20"/>
               </w:rPr>
-              <w:t>CUP 7.840,00</w:t>
+              <w:t>CUP 7.980,00</w:t>
             </w:r>
           </w:p>
         </w:tc>
@@ -48152,7 +48152,7 @@
                 <w:sz w:val="20"/>
                 <w:szCs w:val="20"/>
               </w:rPr>
-              <w:t>CUP 27.440,00</w:t>
+              <w:t>CUP 27.930,00</w:t>
             </w:r>
           </w:p>
         </w:tc>
@@ -48205,7 +48205,7 @@
                 <w:sz w:val="20"/>
                 <w:szCs w:val="20"/>
               </w:rPr>
-              <w:t>CUP 4.704,00</w:t>
+              <w:t>CUP 4.788,00</w:t>
             </w:r>
           </w:p>
         </w:tc>
@@ -48258,7 +48258,7 @@
                 <w:sz w:val="20"/>
                 <w:szCs w:val="20"/>
               </w:rPr>
-              <w:t>CUP 6.272,00</w:t>
+              <w:t>CUP 6.384,00</w:t>
             </w:r>
           </w:p>
         </w:tc>
@@ -48311,7 +48311,7 @@
                 <w:sz w:val="20"/>
                 <w:szCs w:val="20"/>
               </w:rPr>
-              <w:t>CUP 11.760,00</w:t>
+              <w:t>CUP 11.970,00</w:t>
             </w:r>
           </w:p>
         </w:tc>
@@ -48367,7 +48367,7 @@
                 <w:sz w:val="20"/>
                 <w:szCs w:val="20"/>
               </w:rPr>
-              <w:t>CUP 19.600,00</w:t>
+              <w:t>CUP 19.950,00</w:t>
             </w:r>
           </w:p>
         </w:tc>
@@ -48424,7 +48424,7 @@
                 <w:sz w:val="20"/>
                 <w:szCs w:val="20"/>
               </w:rPr>
-              <w:t>CUP 15.680,00</w:t>
+              <w:t>CUP 15.960,00</w:t>
             </w:r>
           </w:p>
         </w:tc>
@@ -48480,7 +48480,7 @@
                 <w:sz w:val="20"/>
                 <w:szCs w:val="20"/>
               </w:rPr>
-              <w:t>CUP 7.840,00</w:t>
+              <w:t>CUP 7.980,00</w:t>
             </w:r>
           </w:p>
         </w:tc>
@@ -48536,7 +48536,7 @@
                 <w:sz w:val="20"/>
                 <w:szCs w:val="20"/>
               </w:rPr>
-              <w:t>CUP 94.080,00</w:t>
+              <w:t>CUP 95.760,00</w:t>
             </w:r>
           </w:p>
         </w:tc>
@@ -48592,7 +48592,7 @@
                 <w:sz w:val="20"/>
                 <w:szCs w:val="20"/>
               </w:rPr>
-              <w:t>CUP 86.240,00</w:t>
+              <w:t>CUP 87.780,00</w:t>
             </w:r>
           </w:p>
         </w:tc>
@@ -48648,7 +48648,7 @@
                 <w:sz w:val="20"/>
                 <w:szCs w:val="20"/>
               </w:rPr>
-              <w:t>CUP 5.488,00</w:t>
+              <w:t>CUP 5.586,00</w:t>
             </w:r>
           </w:p>
         </w:tc>
@@ -48704,7 +48704,7 @@
                 <w:sz w:val="20"/>
                 <w:szCs w:val="20"/>
               </w:rPr>
-              <w:t>CUP 6.272,00</w:t>
+              <w:t>CUP 6.384,00</w:t>
             </w:r>
           </w:p>
         </w:tc>
@@ -48760,7 +48760,7 @@
                 <w:sz w:val="20"/>
                 <w:szCs w:val="20"/>
               </w:rPr>
-              <w:t>CUP 66.640,00</w:t>
+              <w:t>CUP 67.830,00</w:t>
             </w:r>
           </w:p>
         </w:tc>
@@ -48816,7 +48816,7 @@
                 <w:sz w:val="20"/>
                 <w:szCs w:val="20"/>
               </w:rPr>
-              <w:t>CUP 70.560,00</w:t>
+              <w:t>CUP 71.820,00</w:t>
             </w:r>
           </w:p>
         </w:tc>
@@ -48872,7 +48872,7 @@
                 <w:sz w:val="20"/>
                 <w:szCs w:val="20"/>
               </w:rPr>
-              <w:t>CUP 23.520,00</w:t>
+              <w:t>CUP 23.940,00</w:t>
             </w:r>
           </w:p>
         </w:tc>
@@ -48928,7 +48928,7 @@
                 <w:sz w:val="20"/>
                 <w:szCs w:val="20"/>
               </w:rPr>
-              <w:t>CUP 282.240,00</w:t>
+              <w:t>CUP 287.280,00</w:t>
             </w:r>
           </w:p>
         </w:tc>
@@ -48984,7 +48984,7 @@
                 <w:sz w:val="20"/>
                 <w:szCs w:val="20"/>
               </w:rPr>
-              <w:t>CUP 290.080,00</w:t>
+              <w:t>CUP 295.260,00</w:t>
             </w:r>
           </w:p>
         </w:tc>
@@ -49040,7 +49040,7 @@
                 <w:sz w:val="20"/>
                 <w:szCs w:val="20"/>
               </w:rPr>
-              <w:t>CUP 172.480,00</w:t>
+              <w:t>CUP 175.560,00</w:t>
             </w:r>
           </w:p>
         </w:tc>
@@ -49096,7 +49096,7 @@
                 <w:sz w:val="20"/>
                 <w:szCs w:val="20"/>
               </w:rPr>
-              <w:t>CUP 70.560,00</w:t>
+              <w:t>CUP 71.820,00</w:t>
             </w:r>
           </w:p>
         </w:tc>
@@ -49152,7 +49152,7 @@
                 <w:sz w:val="20"/>
                 <w:szCs w:val="20"/>
               </w:rPr>
-              <w:t>CUP 39.200,00</w:t>
+              <w:t>CUP 39.900,00</w:t>
             </w:r>
           </w:p>
         </w:tc>
@@ -49207,7 +49207,7 @@
                 <w:sz w:val="20"/>
                 <w:szCs w:val="20"/>
               </w:rPr>
-              <w:t>CUP 3.920,00</w:t>
+              <w:t>CUP 3.990,00</w:t>
             </w:r>
           </w:p>
         </w:tc>
@@ -49262,7 +49262,7 @@
                 <w:sz w:val="20"/>
                 <w:szCs w:val="20"/>
               </w:rPr>
-              <w:t>CUP 3.920,00</w:t>
+              <w:t>CUP 3.990,00</w:t>
             </w:r>
           </w:p>
         </w:tc>
@@ -49317,7 +49317,7 @@
                 <w:sz w:val="20"/>
                 <w:szCs w:val="20"/>
               </w:rPr>
-              <w:t>CUP 11.760,00</w:t>
+              <w:t>CUP 11.970,00</w:t>
             </w:r>
           </w:p>
         </w:tc>
@@ -49393,7 +49393,7 @@
                 <w:sz w:val="20"/>
                 <w:szCs w:val="20"/>
               </w:rPr>
-              <w:t>CUP 35.280,00</w:t>
+              <w:t>CUP 35.910,00</w:t>
             </w:r>
           </w:p>
         </w:tc>
@@ -49448,7 +49448,7 @@
                 <w:sz w:val="20"/>
                 <w:szCs w:val="20"/>
               </w:rPr>
-              <w:t>CUP 31.360,00</w:t>
+              <w:t>CUP 31.920,00</w:t>
             </w:r>
           </w:p>
         </w:tc>
@@ -49503,7 +49503,7 @@
                 <w:sz w:val="20"/>
                 <w:szCs w:val="20"/>
               </w:rPr>
-              <w:t>CUP 15.680,00</w:t>
+              <w:t>CUP 15.960,00</w:t>
             </w:r>
           </w:p>
         </w:tc>
@@ -49558,7 +49558,7 @@
                 <w:sz w:val="20"/>
                 <w:szCs w:val="20"/>
               </w:rPr>
-              <w:t>CUP 19.600,00</w:t>
+              <w:t>CUP 19.950,00</w:t>
             </w:r>
           </w:p>
         </w:tc>
@@ -49611,7 +49611,7 @@
                 <w:sz w:val="20"/>
                 <w:szCs w:val="20"/>
               </w:rPr>
-              <w:t>CUP 6.272,00</w:t>
+              <w:t>CUP 6.384,00</w:t>
             </w:r>
           </w:p>
         </w:tc>
@@ -49663,7 +49663,7 @@
                 <w:sz w:val="20"/>
                 <w:szCs w:val="20"/>
               </w:rPr>
-              <w:t>CUP 3.920,00</w:t>
+              <w:t>CUP 3.990,00</w:t>
             </w:r>
           </w:p>
         </w:tc>
@@ -49715,7 +49715,7 @@
                 <w:sz w:val="20"/>
                 <w:szCs w:val="20"/>
               </w:rPr>
-              <w:t>CUP 7.840,00</w:t>
+              <w:t>CUP 7.980,00</w:t>
             </w:r>
           </w:p>
         </w:tc>
@@ -49767,7 +49767,7 @@
                 <w:sz w:val="20"/>
                 <w:szCs w:val="20"/>
               </w:rPr>
-              <w:t>CUP 3.920,00</w:t>
+              <w:t>CUP 3.990,00</w:t>
             </w:r>
           </w:p>
         </w:tc>
@@ -49820,7 +49820,7 @@
                 <w:sz w:val="20"/>
                 <w:szCs w:val="20"/>
               </w:rPr>
-              <w:t>CUP 54.880,00</w:t>
+              <w:t>CUP 55.860,00</w:t>
             </w:r>
           </w:p>
         </w:tc>
@@ -49873,7 +49873,7 @@
                 <w:sz w:val="20"/>
                 <w:szCs w:val="20"/>
               </w:rPr>
-              <w:t>CUP 23.520,00</w:t>
+              <w:t>CUP 23.940,00</w:t>
             </w:r>
           </w:p>
         </w:tc>
@@ -49926,7 +49926,7 @@
                 <w:sz w:val="20"/>
                 <w:szCs w:val="20"/>
               </w:rPr>
-              <w:t>CUP 6.272,00</w:t>
+              <w:t>CUP 6.384,00</w:t>
             </w:r>
           </w:p>
         </w:tc>
@@ -49979,7 +49979,7 @@
                 <w:sz w:val="20"/>
                 <w:szCs w:val="20"/>
               </w:rPr>
-              <w:t>CUP 9.408,00</w:t>
+              <w:t>CUP 9.576,00</w:t>
             </w:r>
           </w:p>
         </w:tc>
@@ -50032,7 +50032,7 @@
                 <w:sz w:val="20"/>
                 <w:szCs w:val="20"/>
               </w:rPr>
-              <w:t>CUP 15.680,00</w:t>
+              <w:t>CUP 15.960,00</w:t>
             </w:r>
           </w:p>
         </w:tc>
@@ -50085,7 +50085,7 @@
                 <w:sz w:val="20"/>
                 <w:szCs w:val="20"/>
               </w:rPr>
-              <w:t>CUP 7.840,00</w:t>
+              <w:t>CUP 7.980,00</w:t>
             </w:r>
           </w:p>
         </w:tc>
@@ -50139,7 +50139,7 @@
                 <w:sz w:val="20"/>
                 <w:szCs w:val="20"/>
               </w:rPr>
-              <w:t>CUP 7.840,00</w:t>
+              <w:t>CUP 7.980,00</w:t>
             </w:r>
           </w:p>
         </w:tc>
@@ -50192,7 +50192,7 @@
                 <w:sz w:val="20"/>
                 <w:szCs w:val="20"/>
               </w:rPr>
-              <w:t>CUP 7.840,00</w:t>
+              <w:t>CUP 7.980,00</w:t>
             </w:r>
           </w:p>
         </w:tc>
@@ -50245,7 +50245,7 @@
                 <w:sz w:val="20"/>
                 <w:szCs w:val="20"/>
               </w:rPr>
-              <w:t>CUP 78.400,00</w:t>
+              <w:t>CUP 79.800,00</w:t>
             </w:r>
           </w:p>
         </w:tc>
@@ -50298,7 +50298,7 @@
                 <w:sz w:val="20"/>
                 <w:szCs w:val="20"/>
               </w:rPr>
-              <w:t>CUP 23.520,00</w:t>
+              <w:t>CUP 23.940,00</w:t>
             </w:r>
           </w:p>
         </w:tc>
@@ -50558,7 +50558,7 @@
                 <w:sz w:val="20"/>
                 <w:szCs w:val="20"/>
               </w:rPr>
-              <w:t>CUP 5.488,00</w:t>
+              <w:t>CUP 5.586,00</w:t>
             </w:r>
           </w:p>
         </w:tc>
@@ -50626,7 +50626,7 @@
                 <w:sz w:val="20"/>
                 <w:szCs w:val="20"/>
               </w:rPr>
-              <w:t>CUP 23.520,00</w:t>
+              <w:t>CUP 23.940,00</w:t>
             </w:r>
           </w:p>
         </w:tc>
@@ -50694,7 +50694,7 @@
                 <w:sz w:val="20"/>
                 <w:szCs w:val="20"/>
               </w:rPr>
-              <w:t>CUP 5.488,00</w:t>
+              <w:t>CUP 5.586,00</w:t>
             </w:r>
           </w:p>
         </w:tc>
@@ -50762,7 +50762,7 @@
                 <w:sz w:val="20"/>
                 <w:szCs w:val="20"/>
               </w:rPr>
-              <w:t>CUP 23.520,00</w:t>
+              <w:t>CUP 23.940,00</w:t>
             </w:r>
           </w:p>
         </w:tc>
@@ -50830,7 +50830,7 @@
                 <w:sz w:val="20"/>
                 <w:szCs w:val="20"/>
               </w:rPr>
-              <w:t>CUP 27.440,00</w:t>
+              <w:t>CUP 27.930,00</w:t>
             </w:r>
           </w:p>
         </w:tc>
@@ -50898,7 +50898,7 @@
                 <w:sz w:val="20"/>
                 <w:szCs w:val="20"/>
               </w:rPr>
-              <w:t>CUP 27.440,00</w:t>
+              <w:t>CUP 27.930,00</w:t>
             </w:r>
           </w:p>
         </w:tc>
@@ -50966,7 +50966,7 @@
                 <w:sz w:val="20"/>
                 <w:szCs w:val="20"/>
               </w:rPr>
-              <w:t>CUP 31.360,00</w:t>
+              <w:t>CUP 31.920,00</w:t>
             </w:r>
           </w:p>
         </w:tc>
@@ -51034,7 +51034,7 @@
                 <w:sz w:val="20"/>
                 <w:szCs w:val="20"/>
               </w:rPr>
-              <w:t>CUP 6.272,00</w:t>
+              <w:t>CUP 6.384,00</w:t>
             </w:r>
           </w:p>
         </w:tc>
@@ -51102,7 +51102,7 @@
                 <w:sz w:val="20"/>
                 <w:szCs w:val="20"/>
               </w:rPr>
-              <w:t>CUP 25.088,00</w:t>
+              <w:t>CUP 25.536,00</w:t>
             </w:r>
           </w:p>
         </w:tc>
@@ -51170,7 +51170,7 @@
                 <w:sz w:val="20"/>
                 <w:szCs w:val="20"/>
               </w:rPr>
-              <w:t>CUP 4.704,00</w:t>
+              <w:t>CUP 4.788,00</w:t>
             </w:r>
           </w:p>
         </w:tc>
@@ -51238,7 +51238,7 @@
                 <w:sz w:val="20"/>
                 <w:szCs w:val="20"/>
               </w:rPr>
-              <w:t>CUP 5.488,00</w:t>
+              <w:t>CUP 5.586,00</w:t>
             </w:r>
           </w:p>
         </w:tc>
@@ -51306,7 +51306,7 @@
                 <w:sz w:val="20"/>
                 <w:szCs w:val="20"/>
               </w:rPr>
-              <w:t>CUP 6.272,00</w:t>
+              <w:t>CUP 6.384,00</w:t>
             </w:r>
           </w:p>
         </w:tc>
@@ -51374,7 +51374,7 @@
                 <w:sz w:val="20"/>
                 <w:szCs w:val="20"/>
               </w:rPr>
-              <w:t>CUP 4.704,00</w:t>
+              <w:t>CUP 4.788,00</w:t>
             </w:r>
           </w:p>
         </w:tc>
@@ -51442,7 +51442,7 @@
                 <w:sz w:val="20"/>
                 <w:szCs w:val="20"/>
               </w:rPr>
-              <w:t>CUP 3.920,00</w:t>
+              <w:t>CUP 3.990,00</w:t>
             </w:r>
           </w:p>
         </w:tc>
@@ -51510,7 +51510,7 @@
                 <w:sz w:val="20"/>
                 <w:szCs w:val="20"/>
               </w:rPr>
-              <w:t>CUP 7.056,00</w:t>
+              <w:t>CUP 7.182,00</w:t>
             </w:r>
           </w:p>
         </w:tc>
@@ -51578,7 +51578,7 @@
                 <w:sz w:val="20"/>
                 <w:szCs w:val="20"/>
               </w:rPr>
-              <w:t>CUP 4.704,00</w:t>
+              <w:t>CUP 4.788,00</w:t>
             </w:r>
           </w:p>
         </w:tc>
@@ -51646,7 +51646,7 @@
                 <w:sz w:val="20"/>
                 <w:szCs w:val="20"/>
               </w:rPr>
-              <w:t>CUP 66.640,00</w:t>
+              <w:t>CUP 67.830,00</w:t>
             </w:r>
           </w:p>
         </w:tc>
@@ -51714,7 +51714,7 @@
                 <w:sz w:val="20"/>
                 <w:szCs w:val="20"/>
               </w:rPr>
-              <w:t>CUP 137.200,00</w:t>
+              <w:t>CUP 139.650,00</w:t>
             </w:r>
           </w:p>
         </w:tc>
@@ -51782,7 +51782,7 @@
                 <w:sz w:val="20"/>
                 <w:szCs w:val="20"/>
               </w:rPr>
-              <w:t>CUP 152.880,00</w:t>
+              <w:t>CUP 155.610,00</w:t>
             </w:r>
           </w:p>
         </w:tc>
@@ -51850,7 +51850,7 @@
                 <w:sz w:val="20"/>
                 <w:szCs w:val="20"/>
               </w:rPr>
-              <w:t>CUP 172.480,00</w:t>
+              <w:t>CUP 175.560,00</w:t>
             </w:r>
           </w:p>
         </w:tc>
@@ -51918,7 +51918,7 @@
                 <w:sz w:val="20"/>
                 <w:szCs w:val="20"/>
               </w:rPr>
-              <w:t>CUP 62.720,00</w:t>
+              <w:t>CUP 63.840,00</w:t>
             </w:r>
           </w:p>
         </w:tc>
@@ -51986,7 +51986,7 @@
                 <w:sz w:val="20"/>
                 <w:szCs w:val="20"/>
               </w:rPr>
-              <w:t>CUP 78.400,00</w:t>
+              <w:t>CUP 79.800,00</w:t>
             </w:r>
           </w:p>
         </w:tc>
@@ -52054,7 +52054,7 @@
                 <w:sz w:val="20"/>
                 <w:szCs w:val="20"/>
               </w:rPr>
-              <w:t>CUP 78.400,00</w:t>
+              <w:t>CUP 79.800,00</w:t>
             </w:r>
           </w:p>
         </w:tc>
@@ -52122,7 +52122,7 @@
                 <w:sz w:val="20"/>
                 <w:szCs w:val="20"/>
               </w:rPr>
-              <w:t>CUP 86.240,00</w:t>
+              <w:t>CUP 87.780,00</w:t>
             </w:r>
           </w:p>
         </w:tc>
@@ -52191,7 +52191,7 @@
                 <w:sz w:val="20"/>
                 <w:szCs w:val="20"/>
               </w:rPr>
-              <w:t>CUP 94.080,00</w:t>
+              <w:t>CUP 95.760,00</w:t>
             </w:r>
           </w:p>
         </w:tc>
@@ -52259,7 +52259,7 @@
                 <w:sz w:val="20"/>
                 <w:szCs w:val="20"/>
               </w:rPr>
-              <w:t>CUP 105.840,00</w:t>
+              <w:t>CUP 107.730,00</w:t>
             </w:r>
           </w:p>
         </w:tc>
@@ -52322,7 +52322,7 @@
                 <w:sz w:val="20"/>
                 <w:szCs w:val="20"/>
               </w:rPr>
-              <w:t>CUP 125.440,00</w:t>
+              <w:t>CUP 127.680,00</w:t>
             </w:r>
           </w:p>
         </w:tc>
@@ -52385,7 +52385,7 @@
                 <w:sz w:val="20"/>
                 <w:szCs w:val="20"/>
               </w:rPr>
-              <w:t>CUP 133.280,00</w:t>
+              <w:t>CUP 135.660,00</w:t>
             </w:r>
           </w:p>
         </w:tc>
@@ -52448,7 +52448,7 @@
                 <w:sz w:val="20"/>
                 <w:szCs w:val="20"/>
               </w:rPr>
-              <w:t>CUP 784,00</w:t>
+              <w:t>CUP 798,00</w:t>
             </w:r>
           </w:p>
         </w:tc>
@@ -52511,7 +52511,7 @@
                 <w:sz w:val="20"/>
                 <w:szCs w:val="20"/>
               </w:rPr>
-              <w:t>CUP 784,00</w:t>
+              <w:t>CUP 798,00</w:t>
             </w:r>
           </w:p>
         </w:tc>
@@ -52574,7 +52574,7 @@
                 <w:sz w:val="20"/>
                 <w:szCs w:val="20"/>
               </w:rPr>
-              <w:t>CUP 784,00</w:t>
+              <w:t>CUP 798,00</w:t>
             </w:r>
           </w:p>
         </w:tc>
@@ -52642,7 +52642,7 @@
                 <w:sz w:val="20"/>
                 <w:szCs w:val="20"/>
               </w:rPr>
-              <w:t>CUP 2.352,00</w:t>
+              <w:t>CUP 2.394,00</w:t>
             </w:r>
           </w:p>
         </w:tc>
@@ -52705,7 +52705,7 @@
                 <w:sz w:val="20"/>
                 <w:szCs w:val="20"/>
               </w:rPr>
-              <w:t>CUP 11.760,00</w:t>
+              <w:t>CUP 11.970,00</w:t>
             </w:r>
           </w:p>
         </w:tc>
@@ -52768,7 +52768,7 @@
                 <w:sz w:val="20"/>
                 <w:szCs w:val="20"/>
               </w:rPr>
-              <w:t>CUP 4.704,00</w:t>
+              <w:t>CUP 4.788,00</w:t>
             </w:r>
           </w:p>
         </w:tc>
@@ -52831,7 +52831,7 @@
                 <w:sz w:val="20"/>
                 <w:szCs w:val="20"/>
               </w:rPr>
-              <w:t>CUP 6.272,00</w:t>
+              <w:t>CUP 6.384,00</w:t>
             </w:r>
           </w:p>
         </w:tc>
@@ -52894,7 +52894,7 @@
                 <w:sz w:val="20"/>
                 <w:szCs w:val="20"/>
               </w:rPr>
-              <w:t>CUP 23.520,00</w:t>
+              <w:t>CUP 23.940,00</w:t>
             </w:r>
           </w:p>
         </w:tc>
@@ -52957,7 +52957,7 @@
                 <w:sz w:val="20"/>
                 <w:szCs w:val="20"/>
               </w:rPr>
-              <w:t>CUP 3.920,00</w:t>
+              <w:t>CUP 3.990,00</w:t>
             </w:r>
           </w:p>
         </w:tc>
@@ -53020,7 +53020,7 @@
                 <w:sz w:val="20"/>
                 <w:szCs w:val="20"/>
               </w:rPr>
-              <w:t>CUP 3.920,00</w:t>
+              <w:t>CUP 3.990,00</w:t>
             </w:r>
           </w:p>
         </w:tc>
@@ -53083,7 +53083,7 @@
                 <w:sz w:val="20"/>
                 <w:szCs w:val="20"/>
               </w:rPr>
-              <w:t>CUP 23.520,00</w:t>
+              <w:t>CUP 23.940,00</w:t>
             </w:r>
           </w:p>
         </w:tc>
@@ -53146,7 +53146,7 @@
                 <w:sz w:val="20"/>
                 <w:szCs w:val="20"/>
               </w:rPr>
-              <w:t>CUP 3.136,00</w:t>
+              <w:t>CUP 3.192,00</w:t>
             </w:r>
           </w:p>
         </w:tc>
@@ -53209,7 +53209,7 @@
                 <w:sz w:val="20"/>
                 <w:szCs w:val="20"/>
               </w:rPr>
-              <w:t>CUP 4.704,00</w:t>
+              <w:t>CUP 4.788,00</w:t>
             </w:r>
           </w:p>
         </w:tc>
@@ -53272,7 +53272,7 @@
                 <w:sz w:val="20"/>
                 <w:szCs w:val="20"/>
               </w:rPr>
-              <w:t>CUP 6.272,00</w:t>
+              <w:t>CUP 6.384,00</w:t>
             </w:r>
           </w:p>
         </w:tc>
@@ -53335,7 +53335,7 @@
                 <w:sz w:val="20"/>
                 <w:szCs w:val="20"/>
               </w:rPr>
-              <w:t>CUP 6.272,00</w:t>
+              <w:t>CUP 6.384,00</w:t>
             </w:r>
           </w:p>
         </w:tc>
@@ -53398,7 +53398,7 @@
                 <w:sz w:val="20"/>
                 <w:szCs w:val="20"/>
               </w:rPr>
-              <w:t>CUP 5.488,00</w:t>
+              <w:t>CUP 5.586,00</w:t>
             </w:r>
           </w:p>
         </w:tc>
@@ -53461,7 +53461,7 @@
                 <w:sz w:val="20"/>
                 <w:szCs w:val="20"/>
               </w:rPr>
-              <w:t>CUP 11.760,00</w:t>
+              <w:t>CUP 11.970,00</w:t>
             </w:r>
           </w:p>
         </w:tc>
@@ -53524,7 +53524,7 @@
                 <w:sz w:val="20"/>
                 <w:szCs w:val="20"/>
               </w:rPr>
-              <w:t>CUP 4.704,00</w:t>
+              <w:t>CUP 4.788,00</w:t>
             </w:r>
           </w:p>
         </w:tc>
@@ -53587,7 +53587,7 @@
                 <w:sz w:val="20"/>
                 <w:szCs w:val="20"/>
               </w:rPr>
-              <w:t>CUP 7.840,00</w:t>
+              <w:t>CUP 7.980,00</w:t>
             </w:r>
           </w:p>
         </w:tc>
@@ -53650,7 +53650,7 @@
                 <w:sz w:val="20"/>
                 <w:szCs w:val="20"/>
               </w:rPr>
-              <w:t>CUP 6.272,00</w:t>
+              <w:t>CUP 6.384,00</w:t>
             </w:r>
           </w:p>
         </w:tc>
@@ -53713,7 +53713,7 @@
                 <w:sz w:val="20"/>
                 <w:szCs w:val="20"/>
               </w:rPr>
-              <w:t>CUP 5.488,00</w:t>
+              <w:t>CUP 5.586,00</w:t>
             </w:r>
           </w:p>
         </w:tc>
@@ -53776,7 +53776,7 @@
                 <w:sz w:val="20"/>
                 <w:szCs w:val="20"/>
               </w:rPr>
-              <w:t>CUP 3.920,00</w:t>
+              <w:t>CUP 3.990,00</w:t>
             </w:r>
           </w:p>
         </w:tc>
@@ -53839,7 +53839,7 @@
                 <w:sz w:val="20"/>
                 <w:szCs w:val="20"/>
               </w:rPr>
-              <w:t>CUP 6.272,00</w:t>
+              <w:t>CUP 6.384,00</w:t>
             </w:r>
           </w:p>
         </w:tc>
@@ -53902,7 +53902,7 @@
                 <w:sz w:val="20"/>
                 <w:szCs w:val="20"/>
               </w:rPr>
-              <w:t>CUP 43.120,00</w:t>
+              <w:t>CUP 43.890,00</w:t>
             </w:r>
           </w:p>
         </w:tc>
@@ -53965,7 +53965,7 @@
                 <w:sz w:val="20"/>
                 <w:szCs w:val="20"/>
               </w:rPr>
-              <w:t>CUP 47.040,00</w:t>
+              <w:t>CUP 47.880,00</w:t>
             </w:r>
           </w:p>
         </w:tc>
@@ -54028,7 +54028,7 @@
                 <w:sz w:val="20"/>
                 <w:szCs w:val="20"/>
               </w:rPr>
-              <w:t>CUP 50.960,00</w:t>
+              <w:t>CUP 51.870,00</w:t>
             </w:r>
           </w:p>
         </w:tc>
@@ -54091,7 +54091,7 @@
                 <w:sz w:val="20"/>
                 <w:szCs w:val="20"/>
               </w:rPr>
-              <w:t>CUP 50.960,00</w:t>
+              <w:t>CUP 51.870,00</w:t>
             </w:r>
           </w:p>
         </w:tc>
@@ -54155,7 +54155,7 @@
                 <w:sz w:val="20"/>
                 <w:szCs w:val="20"/>
               </w:rPr>
-              <w:t>CUP 50.960,00</w:t>
+              <w:t>CUP 51.870,00</w:t>
             </w:r>
           </w:p>
         </w:tc>
@@ -54223,7 +54223,7 @@
                 <w:sz w:val="20"/>
                 <w:szCs w:val="20"/>
               </w:rPr>
-              <w:t>CUP 58.800,00</w:t>
+              <w:t>CUP 59.850,00</w:t>
             </w:r>
           </w:p>
         </w:tc>
@@ -54286,7 +54286,7 @@
                 <w:sz w:val="20"/>
                 <w:szCs w:val="20"/>
               </w:rPr>
-              <w:t>CUP 50.960,00</w:t>
+              <w:t>CUP 51.870,00</w:t>
             </w:r>
           </w:p>
         </w:tc>
@@ -54349,7 +54349,7 @@
                 <w:sz w:val="20"/>
                 <w:szCs w:val="20"/>
               </w:rPr>
-              <w:t>CUP 62.720,00</w:t>
+              <w:t>CUP 63.840,00</w:t>
             </w:r>
           </w:p>
         </w:tc>
@@ -54412,7 +54412,7 @@
                 <w:sz w:val="20"/>
                 <w:szCs w:val="20"/>
               </w:rPr>
-              <w:t>CUP 66.640,00</w:t>
+              <w:t>CUP 67.830,00</w:t>
             </w:r>
           </w:p>
         </w:tc>
@@ -54480,7 +54480,7 @@
                 <w:sz w:val="20"/>
                 <w:szCs w:val="20"/>
               </w:rPr>
-              <w:t>CUP 70.560,00</w:t>
+              <w:t>CUP 71.820,00</w:t>
             </w:r>
           </w:p>
         </w:tc>
@@ -54548,7 +54548,7 @@
                 <w:sz w:val="20"/>
                 <w:szCs w:val="20"/>
               </w:rPr>
-              <w:t>CUP 172.480,00</w:t>
+              <w:t>CUP 175.560,00</w:t>
             </w:r>
           </w:p>
         </w:tc>
@@ -54616,7 +54616,7 @@
                 <w:sz w:val="20"/>
                 <w:szCs w:val="20"/>
               </w:rPr>
-              <w:t>CUP 7.840,00</w:t>
+              <w:t>CUP 7.980,00</w:t>
             </w:r>
           </w:p>
         </w:tc>
@@ -54684,7 +54684,7 @@
                 <w:sz w:val="20"/>
                 <w:szCs w:val="20"/>
               </w:rPr>
-              <w:t>CUP 7.840,00</w:t>
+              <w:t>CUP 7.980,00</w:t>
             </w:r>
           </w:p>
         </w:tc>
@@ -54752,7 +54752,7 @@
                 <w:sz w:val="20"/>
                 <w:szCs w:val="20"/>
               </w:rPr>
-              <w:t>CUP 11.760,00</w:t>
+              <w:t>CUP 11.970,00</w:t>
             </w:r>
           </w:p>
         </w:tc>
@@ -54820,7 +54820,7 @@
                 <w:sz w:val="20"/>
                 <w:szCs w:val="20"/>
               </w:rPr>
-              <w:t>CUP 14.112,00</w:t>
+              <w:t>CUP 14.364,00</w:t>
             </w:r>
           </w:p>
         </w:tc>
@@ -54888,7 +54888,7 @@
                 <w:sz w:val="20"/>
                 <w:szCs w:val="20"/>
               </w:rPr>
-              <w:t>CUP 7.840,00</w:t>
+              <w:t>CUP 7.980,00</w:t>
             </w:r>
           </w:p>
         </w:tc>
@@ -54956,7 +54956,7 @@
                 <w:sz w:val="20"/>
                 <w:szCs w:val="20"/>
               </w:rPr>
-              <w:t>CUP 7.840,00</w:t>
+              <w:t>CUP 7.980,00</w:t>
             </w:r>
           </w:p>
         </w:tc>
@@ -55024,7 +55024,7 @@
                 <w:sz w:val="20"/>
                 <w:szCs w:val="20"/>
               </w:rPr>
-              <w:t>CUP 3.920,00</w:t>
+              <w:t>CUP 3.990,00</w:t>
             </w:r>
           </w:p>
         </w:tc>
@@ -55092,7 +55092,7 @@
                 <w:sz w:val="20"/>
                 <w:szCs w:val="20"/>
               </w:rPr>
-              <w:t>CUP 5.488,00</w:t>
+              <w:t>CUP 5.586,00</w:t>
             </w:r>
           </w:p>
         </w:tc>
@@ -55160,7 +55160,7 @@
                 <w:sz w:val="20"/>
                 <w:szCs w:val="20"/>
               </w:rPr>
-              <w:t>CUP 7.840,00</w:t>
+              <w:t>CUP 7.980,00</w:t>
             </w:r>
           </w:p>
         </w:tc>
@@ -55228,7 +55228,7 @@
                 <w:sz w:val="20"/>
                 <w:szCs w:val="20"/>
               </w:rPr>
-              <w:t>CUP 7.840,00</w:t>
+              <w:t>CUP 7.980,00</w:t>
             </w:r>
           </w:p>
         </w:tc>
@@ -55296,7 +55296,7 @@
                 <w:sz w:val="20"/>
                 <w:szCs w:val="20"/>
               </w:rPr>
-              <w:t>CUP 6.272,00</w:t>
+              <w:t>CUP 6.384,00</w:t>
             </w:r>
           </w:p>
         </w:tc>
@@ -55364,7 +55364,7 @@
                 <w:sz w:val="20"/>
                 <w:szCs w:val="20"/>
               </w:rPr>
-              <w:t>CUP 6.272,00</w:t>
+              <w:t>CUP 6.384,00</w:t>
             </w:r>
           </w:p>
         </w:tc>
@@ -55432,7 +55432,7 @@
                 <w:sz w:val="20"/>
                 <w:szCs w:val="20"/>
               </w:rPr>
-              <w:t>CUP 6.272,00</w:t>
+              <w:t>CUP 6.384,00</w:t>
             </w:r>
           </w:p>
         </w:tc>
@@ -55500,7 +55500,7 @@
                 <w:sz w:val="20"/>
                 <w:szCs w:val="20"/>
               </w:rPr>
-              <w:t>CUP 5.488,00</w:t>
+              <w:t>CUP 5.586,00</w:t>
             </w:r>
           </w:p>
         </w:tc>
@@ -55568,7 +55568,7 @@
                 <w:sz w:val="20"/>
                 <w:szCs w:val="20"/>
               </w:rPr>
-              <w:t>CUP 3.920,00</w:t>
+              <w:t>CUP 3.990,00</w:t>
             </w:r>
           </w:p>
         </w:tc>
@@ -55636,7 +55636,7 @@
                 <w:sz w:val="20"/>
                 <w:szCs w:val="20"/>
               </w:rPr>
-              <w:t>CUP 6.272,00</w:t>
+              <w:t>CUP 6.384,00</w:t>
             </w:r>
           </w:p>
         </w:tc>
@@ -55704,7 +55704,7 @@
                 <w:sz w:val="20"/>
                 <w:szCs w:val="20"/>
               </w:rPr>
-              <w:t>CUP 9.408,00</w:t>
+              <w:t>CUP 9.576,00</w:t>
             </w:r>
           </w:p>
         </w:tc>
@@ -55772,7 +55772,7 @@
                 <w:sz w:val="20"/>
                 <w:szCs w:val="20"/>
               </w:rPr>
-              <w:t>CUP 15.680,00</w:t>
+              <w:t>CUP 15.960,00</w:t>
             </w:r>
           </w:p>
         </w:tc>
@@ -55840,7 +55840,7 @@
                 <w:sz w:val="20"/>
                 <w:szCs w:val="20"/>
               </w:rPr>
-              <w:t>CUP 7.840,00</w:t>
+              <w:t>CUP 7.980,00</w:t>
             </w:r>
           </w:p>
         </w:tc>
@@ -55908,7 +55908,7 @@
                 <w:sz w:val="20"/>
                 <w:szCs w:val="20"/>
               </w:rPr>
-              <w:t>CUP 2.352,00</w:t>
+              <w:t>CUP 2.394,00</w:t>
             </w:r>
           </w:p>
         </w:tc>

--- a/files/TODITICO_PROFORMA_CONTRATO_con_precios.docx
+++ b/files/TODITICO_PROFORMA_CONTRATO_con_precios.docx
@@ -2562,7 +2562,7 @@
                 <w:sz w:val="20"/>
                 <w:szCs w:val="20"/>
               </w:rPr>
-              <w:t>CUP 6.384,00</w:t>
+              <w:t>CUP 6.496,00</w:t>
             </w:r>
           </w:p>
         </w:tc>
@@ -2626,7 +2626,7 @@
                 <w:sz w:val="20"/>
                 <w:szCs w:val="20"/>
               </w:rPr>
-              <w:t>CUP 9.576,00</w:t>
+              <w:t>CUP 9.744,00</w:t>
             </w:r>
           </w:p>
         </w:tc>
@@ -2690,7 +2690,7 @@
                 <w:sz w:val="20"/>
                 <w:szCs w:val="20"/>
               </w:rPr>
-              <w:t>CUP 11.970,00</w:t>
+              <w:t>CUP 12.180,00</w:t>
             </w:r>
           </w:p>
         </w:tc>
@@ -2754,7 +2754,7 @@
                 <w:sz w:val="20"/>
                 <w:szCs w:val="20"/>
               </w:rPr>
-              <w:t>CUP 15.960,00</w:t>
+              <w:t>CUP 16.240,00</w:t>
             </w:r>
           </w:p>
         </w:tc>
@@ -2818,7 +2818,7 @@
                 <w:sz w:val="20"/>
                 <w:szCs w:val="20"/>
               </w:rPr>
-              <w:t>CUP 5.586,00</w:t>
+              <w:t>CUP 5.684,00</w:t>
             </w:r>
           </w:p>
         </w:tc>
@@ -2887,7 +2887,7 @@
                 <w:sz w:val="20"/>
                 <w:szCs w:val="20"/>
               </w:rPr>
-              <w:t>CUP 6.384,00</w:t>
+              <w:t>CUP 6.496,00</w:t>
             </w:r>
           </w:p>
         </w:tc>
@@ -2956,7 +2956,7 @@
                 <w:sz w:val="20"/>
                 <w:szCs w:val="20"/>
               </w:rPr>
-              <w:t>CUP 55.860,00</w:t>
+              <w:t>CUP 56.840,00</w:t>
             </w:r>
           </w:p>
         </w:tc>
@@ -3025,7 +3025,7 @@
                 <w:sz w:val="20"/>
                 <w:szCs w:val="20"/>
               </w:rPr>
-              <w:t>CUP 71.820,00</w:t>
+              <w:t>CUP 73.080,00</w:t>
             </w:r>
           </w:p>
         </w:tc>
@@ -3094,7 +3094,7 @@
                 <w:sz w:val="20"/>
                 <w:szCs w:val="20"/>
               </w:rPr>
-              <w:t>CUP 79.800,00</w:t>
+              <w:t>CUP 81.200,00</w:t>
             </w:r>
           </w:p>
         </w:tc>
@@ -3163,7 +3163,7 @@
                 <w:sz w:val="20"/>
                 <w:szCs w:val="20"/>
               </w:rPr>
-              <w:t>CUP 79.800,00</w:t>
+              <w:t>CUP 81.200,00</w:t>
             </w:r>
           </w:p>
         </w:tc>
@@ -3232,7 +3232,7 @@
                 <w:sz w:val="20"/>
                 <w:szCs w:val="20"/>
               </w:rPr>
-              <w:t>CUP 127.680,00</w:t>
+              <w:t>CUP 129.920,00</w:t>
             </w:r>
           </w:p>
         </w:tc>
@@ -3301,7 +3301,7 @@
                 <w:sz w:val="20"/>
                 <w:szCs w:val="20"/>
               </w:rPr>
-              <w:t>CUP 27.930,00</w:t>
+              <w:t>CUP 28.420,00</w:t>
             </w:r>
           </w:p>
         </w:tc>
@@ -3370,7 +3370,7 @@
                 <w:sz w:val="20"/>
                 <w:szCs w:val="20"/>
               </w:rPr>
-              <w:t>CUP 119.700,00</w:t>
+              <w:t>CUP 121.800,00</w:t>
             </w:r>
           </w:p>
         </w:tc>
@@ -3439,7 +3439,7 @@
                 <w:sz w:val="20"/>
                 <w:szCs w:val="20"/>
               </w:rPr>
-              <w:t>CUP 87.780,00</w:t>
+              <w:t>CUP 89.320,00</w:t>
             </w:r>
           </w:p>
         </w:tc>
@@ -3508,7 +3508,7 @@
                 <w:sz w:val="20"/>
                 <w:szCs w:val="20"/>
               </w:rPr>
-              <w:t>CUP 3.990,00</w:t>
+              <w:t>CUP 4.060,00</w:t>
             </w:r>
           </w:p>
         </w:tc>
@@ -3577,7 +3577,7 @@
                 <w:sz w:val="20"/>
                 <w:szCs w:val="20"/>
               </w:rPr>
-              <w:t>CUP 31.920,00</w:t>
+              <w:t>CUP 32.480,00</w:t>
             </w:r>
           </w:p>
         </w:tc>
@@ -3646,7 +3646,7 @@
                 <w:sz w:val="20"/>
                 <w:szCs w:val="20"/>
               </w:rPr>
-              <w:t>CUP 15.960,00</w:t>
+              <w:t>CUP 16.240,00</w:t>
             </w:r>
           </w:p>
         </w:tc>
@@ -3715,7 +3715,7 @@
                 <w:sz w:val="20"/>
                 <w:szCs w:val="20"/>
               </w:rPr>
-              <w:t>CUP 4.788,00</w:t>
+              <w:t>CUP 4.872,00</w:t>
             </w:r>
           </w:p>
         </w:tc>
@@ -3784,7 +3784,7 @@
                 <w:sz w:val="20"/>
                 <w:szCs w:val="20"/>
               </w:rPr>
-              <w:t>CUP 3.990,00</w:t>
+              <w:t>CUP 4.060,00</w:t>
             </w:r>
           </w:p>
         </w:tc>
@@ -3853,7 +3853,7 @@
                 <w:sz w:val="20"/>
                 <w:szCs w:val="20"/>
               </w:rPr>
-              <w:t>CUP 2.394,00</w:t>
+              <w:t>CUP 2.436,00</w:t>
             </w:r>
           </w:p>
         </w:tc>
@@ -3922,7 +3922,7 @@
                 <w:sz w:val="20"/>
                 <w:szCs w:val="20"/>
               </w:rPr>
-              <w:t>CUP 11.970,00</w:t>
+              <w:t>CUP 12.180,00</w:t>
             </w:r>
           </w:p>
         </w:tc>
@@ -3991,7 +3991,7 @@
                 <w:sz w:val="20"/>
                 <w:szCs w:val="20"/>
               </w:rPr>
-              <w:t>CUP 95.760,00</w:t>
+              <w:t>CUP 97.440,00</w:t>
             </w:r>
           </w:p>
         </w:tc>
@@ -4060,7 +4060,7 @@
                 <w:sz w:val="20"/>
                 <w:szCs w:val="20"/>
               </w:rPr>
-              <w:t>CUP 39.900,00</w:t>
+              <w:t>CUP 40.600,00</w:t>
             </w:r>
           </w:p>
         </w:tc>
@@ -4129,7 +4129,7 @@
                 <w:sz w:val="20"/>
                 <w:szCs w:val="20"/>
               </w:rPr>
-              <w:t>CUP 7.980,00</w:t>
+              <w:t>CUP 8.120,00</w:t>
             </w:r>
           </w:p>
         </w:tc>
@@ -4198,7 +4198,7 @@
                 <w:sz w:val="20"/>
                 <w:szCs w:val="20"/>
               </w:rPr>
-              <w:t>CUP 71.820,00</w:t>
+              <w:t>CUP 73.080,00</w:t>
             </w:r>
           </w:p>
         </w:tc>
@@ -4267,7 +4267,7 @@
                 <w:sz w:val="20"/>
                 <w:szCs w:val="20"/>
               </w:rPr>
-              <w:t>CUP 27.930,00</w:t>
+              <w:t>CUP 28.420,00</w:t>
             </w:r>
           </w:p>
         </w:tc>
@@ -4337,7 +4337,7 @@
                 <w:sz w:val="20"/>
                 <w:szCs w:val="20"/>
               </w:rPr>
-              <w:t>CUP 3.990,00</w:t>
+              <w:t>CUP 4.060,00</w:t>
             </w:r>
           </w:p>
         </w:tc>
@@ -4406,7 +4406,7 @@
                 <w:sz w:val="20"/>
                 <w:szCs w:val="20"/>
               </w:rPr>
-              <w:t>CUP 119.700,00</w:t>
+              <w:t>CUP 121.800,00</w:t>
             </w:r>
           </w:p>
         </w:tc>
@@ -4475,7 +4475,7 @@
                 <w:sz w:val="20"/>
                 <w:szCs w:val="20"/>
               </w:rPr>
-              <w:t>CUP 95.760,00</w:t>
+              <w:t>CUP 97.440,00</w:t>
             </w:r>
           </w:p>
         </w:tc>
@@ -4544,7 +4544,7 @@
                 <w:sz w:val="20"/>
                 <w:szCs w:val="20"/>
               </w:rPr>
-              <w:t>CUP 127.680,00</w:t>
+              <w:t>CUP 129.920,00</w:t>
             </w:r>
           </w:p>
         </w:tc>
@@ -4613,7 +4613,7 @@
                 <w:sz w:val="20"/>
                 <w:szCs w:val="20"/>
               </w:rPr>
-              <w:t>CUP 19.950,00</w:t>
+              <w:t>CUP 20.300,00</w:t>
             </w:r>
           </w:p>
         </w:tc>
@@ -4682,7 +4682,7 @@
                 <w:sz w:val="20"/>
                 <w:szCs w:val="20"/>
               </w:rPr>
-              <w:t>CUP 35.910,00</w:t>
+              <w:t>CUP 36.540,00</w:t>
             </w:r>
           </w:p>
         </w:tc>
@@ -4751,7 +4751,7 @@
                 <w:sz w:val="20"/>
                 <w:szCs w:val="20"/>
               </w:rPr>
-              <w:t>CUP 55.860,00</w:t>
+              <w:t>CUP 56.840,00</w:t>
             </w:r>
           </w:p>
         </w:tc>
@@ -4820,7 +4820,7 @@
                 <w:sz w:val="20"/>
                 <w:szCs w:val="20"/>
               </w:rPr>
-              <w:t>CUP 11.970,00</w:t>
+              <w:t>CUP 12.180,00</w:t>
             </w:r>
           </w:p>
         </w:tc>
@@ -4889,7 +4889,7 @@
                 <w:sz w:val="20"/>
                 <w:szCs w:val="20"/>
               </w:rPr>
-              <w:t>CUP 23.940,00</w:t>
+              <w:t>CUP 24.360,00</w:t>
             </w:r>
           </w:p>
         </w:tc>
@@ -4959,7 +4959,7 @@
                 <w:sz w:val="20"/>
                 <w:szCs w:val="20"/>
               </w:rPr>
-              <w:t>CUP 67.830,00</w:t>
+              <w:t>CUP 69.020,00</w:t>
             </w:r>
           </w:p>
         </w:tc>
@@ -5028,7 +5028,7 @@
                 <w:sz w:val="20"/>
                 <w:szCs w:val="20"/>
               </w:rPr>
-              <w:t>CUP 63.840,00</w:t>
+              <w:t>CUP 64.960,00</w:t>
             </w:r>
           </w:p>
         </w:tc>
@@ -5097,7 +5097,7 @@
                 <w:sz w:val="20"/>
                 <w:szCs w:val="20"/>
               </w:rPr>
-              <w:t>CUP 79.800,00</w:t>
+              <w:t>CUP 81.200,00</w:t>
             </w:r>
           </w:p>
         </w:tc>
@@ -5166,7 +5166,7 @@
                 <w:sz w:val="20"/>
                 <w:szCs w:val="20"/>
               </w:rPr>
-              <w:t>CUP 79.800,00</w:t>
+              <w:t>CUP 81.200,00</w:t>
             </w:r>
           </w:p>
         </w:tc>
@@ -5235,7 +5235,7 @@
                 <w:sz w:val="20"/>
                 <w:szCs w:val="20"/>
               </w:rPr>
-              <w:t>CUP 87.780,00</w:t>
+              <w:t>CUP 89.320,00</w:t>
             </w:r>
           </w:p>
         </w:tc>
@@ -5304,7 +5304,7 @@
                 <w:sz w:val="20"/>
                 <w:szCs w:val="20"/>
               </w:rPr>
-              <w:t>CUP 95.760,00</w:t>
+              <w:t>CUP 97.440,00</w:t>
             </w:r>
           </w:p>
         </w:tc>
@@ -5373,7 +5373,7 @@
                 <w:sz w:val="20"/>
                 <w:szCs w:val="20"/>
               </w:rPr>
-              <w:t>CUP 19.950,00</w:t>
+              <w:t>CUP 20.300,00</w:t>
             </w:r>
           </w:p>
         </w:tc>
@@ -5442,7 +5442,7 @@
                 <w:sz w:val="20"/>
                 <w:szCs w:val="20"/>
               </w:rPr>
-              <w:t>CUP 39.900,00</w:t>
+              <w:t>CUP 40.600,00</w:t>
             </w:r>
           </w:p>
         </w:tc>
@@ -5511,7 +5511,7 @@
                 <w:sz w:val="20"/>
                 <w:szCs w:val="20"/>
               </w:rPr>
-              <w:t>CUP 9.576,00</w:t>
+              <w:t>CUP 9.744,00</w:t>
             </w:r>
           </w:p>
         </w:tc>
@@ -5580,7 +5580,7 @@
                 <w:sz w:val="20"/>
                 <w:szCs w:val="20"/>
               </w:rPr>
-              <w:t>CUP 35.910,00</w:t>
+              <w:t>CUP 36.540,00</w:t>
             </w:r>
           </w:p>
         </w:tc>
@@ -5649,7 +5649,7 @@
                 <w:sz w:val="20"/>
                 <w:szCs w:val="20"/>
               </w:rPr>
-              <w:t>CUP 31.920,00</w:t>
+              <w:t>CUP 32.480,00</w:t>
             </w:r>
           </w:p>
         </w:tc>
@@ -5718,7 +5718,7 @@
                 <w:sz w:val="20"/>
                 <w:szCs w:val="20"/>
               </w:rPr>
-              <w:t>CUP 63.840,00</w:t>
+              <w:t>CUP 64.960,00</w:t>
             </w:r>
           </w:p>
         </w:tc>
@@ -5787,7 +5787,7 @@
                 <w:sz w:val="20"/>
                 <w:szCs w:val="20"/>
               </w:rPr>
-              <w:t>CUP 35.910,00</w:t>
+              <w:t>CUP 36.540,00</w:t>
             </w:r>
           </w:p>
         </w:tc>
@@ -5856,7 +5856,7 @@
                 <w:sz w:val="20"/>
                 <w:szCs w:val="20"/>
               </w:rPr>
-              <w:t>CUP 47.880,00</w:t>
+              <w:t>CUP 48.720,00</w:t>
             </w:r>
           </w:p>
         </w:tc>
@@ -5925,7 +5925,7 @@
                 <w:sz w:val="20"/>
                 <w:szCs w:val="20"/>
               </w:rPr>
-              <w:t>CUP 35.910,00</w:t>
+              <w:t>CUP 36.540,00</w:t>
             </w:r>
           </w:p>
         </w:tc>
@@ -5994,7 +5994,7 @@
                 <w:sz w:val="20"/>
                 <w:szCs w:val="20"/>
               </w:rPr>
-              <w:t>CUP 798,00</w:t>
+              <w:t>CUP 812,00</w:t>
             </w:r>
           </w:p>
         </w:tc>
@@ -6063,7 +6063,7 @@
                 <w:sz w:val="20"/>
                 <w:szCs w:val="20"/>
               </w:rPr>
-              <w:t>CUP 11.970,00</w:t>
+              <w:t>CUP 12.180,00</w:t>
             </w:r>
           </w:p>
         </w:tc>
@@ -6132,7 +6132,7 @@
                 <w:sz w:val="20"/>
                 <w:szCs w:val="20"/>
               </w:rPr>
-              <w:t>CUP 798,00</w:t>
+              <w:t>CUP 812,00</w:t>
             </w:r>
           </w:p>
         </w:tc>
@@ -6201,7 +6201,7 @@
                 <w:sz w:val="20"/>
                 <w:szCs w:val="20"/>
               </w:rPr>
-              <w:t>CUP 798,00</w:t>
+              <w:t>CUP 812,00</w:t>
             </w:r>
           </w:p>
         </w:tc>
@@ -6270,7 +6270,7 @@
                 <w:sz w:val="20"/>
                 <w:szCs w:val="20"/>
               </w:rPr>
-              <w:t>CUP 2.394,00</w:t>
+              <w:t>CUP 2.436,00</w:t>
             </w:r>
           </w:p>
         </w:tc>
@@ -6334,7 +6334,7 @@
                 <w:sz w:val="20"/>
                 <w:szCs w:val="20"/>
               </w:rPr>
-              <w:t>CUP 71.820,00</w:t>
+              <w:t>CUP 73.080,00</w:t>
             </w:r>
           </w:p>
         </w:tc>
@@ -6398,7 +6398,7 @@
                 <w:sz w:val="20"/>
                 <w:szCs w:val="20"/>
               </w:rPr>
-              <w:t>CUP 9.576,00</w:t>
+              <w:t>CUP 9.744,00</w:t>
             </w:r>
           </w:p>
         </w:tc>
@@ -6463,7 +6463,7 @@
                 <w:sz w:val="20"/>
                 <w:szCs w:val="20"/>
               </w:rPr>
-              <w:t>CUP 7.980,00</w:t>
+              <w:t>CUP 8.120,00</w:t>
             </w:r>
           </w:p>
         </w:tc>
@@ -6527,7 +6527,7 @@
                 <w:sz w:val="20"/>
                 <w:szCs w:val="20"/>
               </w:rPr>
-              <w:t>CUP 7.980,00</w:t>
+              <w:t>CUP 8.120,00</w:t>
             </w:r>
           </w:p>
         </w:tc>
@@ -6591,7 +6591,7 @@
                 <w:sz w:val="20"/>
                 <w:szCs w:val="20"/>
               </w:rPr>
-              <w:t>CUP 7.980,00</w:t>
+              <w:t>CUP 8.120,00</w:t>
             </w:r>
           </w:p>
         </w:tc>
@@ -6655,7 +6655,7 @@
                 <w:sz w:val="20"/>
                 <w:szCs w:val="20"/>
               </w:rPr>
-              <w:t>CUP 47.880,00</w:t>
+              <w:t>CUP 48.720,00</w:t>
             </w:r>
           </w:p>
         </w:tc>
@@ -6719,7 +6719,7 @@
                 <w:sz w:val="20"/>
                 <w:szCs w:val="20"/>
               </w:rPr>
-              <w:t>CUP 31.920,00</w:t>
+              <w:t>CUP 32.480,00</w:t>
             </w:r>
           </w:p>
         </w:tc>
@@ -6783,7 +6783,7 @@
                 <w:sz w:val="20"/>
                 <w:szCs w:val="20"/>
               </w:rPr>
-              <w:t>CUP 11.970,00</w:t>
+              <w:t>CUP 12.180,00</w:t>
             </w:r>
           </w:p>
         </w:tc>
@@ -6847,7 +6847,7 @@
                 <w:sz w:val="20"/>
                 <w:szCs w:val="20"/>
               </w:rPr>
-              <w:t>CUP 11.970,00</w:t>
+              <w:t>CUP 12.180,00</w:t>
             </w:r>
           </w:p>
         </w:tc>
@@ -6911,7 +6911,7 @@
                 <w:sz w:val="20"/>
                 <w:szCs w:val="20"/>
               </w:rPr>
-              <w:t>CUP 15.960,00</w:t>
+              <w:t>CUP 16.240,00</w:t>
             </w:r>
           </w:p>
         </w:tc>
@@ -6974,7 +6974,7 @@
                 <w:sz w:val="20"/>
                 <w:szCs w:val="20"/>
               </w:rPr>
-              <w:t>CUP 9.576,00</w:t>
+              <w:t>CUP 9.744,00</w:t>
             </w:r>
           </w:p>
         </w:tc>
@@ -7037,7 +7037,7 @@
                 <w:sz w:val="20"/>
                 <w:szCs w:val="20"/>
               </w:rPr>
-              <w:t>CUP 6.384,00</w:t>
+              <w:t>CUP 6.496,00</w:t>
             </w:r>
           </w:p>
         </w:tc>
@@ -7100,7 +7100,7 @@
                 <w:sz w:val="20"/>
                 <w:szCs w:val="20"/>
               </w:rPr>
-              <w:t>CUP 3.990,00</w:t>
+              <w:t>CUP 4.060,00</w:t>
             </w:r>
           </w:p>
         </w:tc>
@@ -7163,7 +7163,7 @@
                 <w:sz w:val="20"/>
                 <w:szCs w:val="20"/>
               </w:rPr>
-              <w:t>CUP 6.384,00</w:t>
+              <w:t>CUP 6.496,00</w:t>
             </w:r>
           </w:p>
         </w:tc>
@@ -7226,7 +7226,7 @@
                 <w:sz w:val="20"/>
                 <w:szCs w:val="20"/>
               </w:rPr>
-              <w:t>CUP 3.990,00</w:t>
+              <w:t>CUP 4.060,00</w:t>
             </w:r>
           </w:p>
         </w:tc>
@@ -7289,7 +7289,7 @@
                 <w:sz w:val="20"/>
                 <w:szCs w:val="20"/>
               </w:rPr>
-              <w:t>CUP 1.596,00</w:t>
+              <w:t>CUP 1.624,00</w:t>
             </w:r>
           </w:p>
         </w:tc>
@@ -7352,7 +7352,7 @@
                 <w:sz w:val="20"/>
                 <w:szCs w:val="20"/>
               </w:rPr>
-              <w:t>CUP 11.970,00</w:t>
+              <w:t>CUP 12.180,00</w:t>
             </w:r>
           </w:p>
         </w:tc>
@@ -7415,7 +7415,7 @@
                 <w:sz w:val="20"/>
                 <w:szCs w:val="20"/>
               </w:rPr>
-              <w:t>CUP 7.980,00</w:t>
+              <w:t>CUP 8.120,00</w:t>
             </w:r>
           </w:p>
         </w:tc>
@@ -7478,7 +7478,7 @@
                 <w:sz w:val="20"/>
                 <w:szCs w:val="20"/>
               </w:rPr>
-              <w:t>CUP 7.980,00</w:t>
+              <w:t>CUP 8.120,00</w:t>
             </w:r>
           </w:p>
         </w:tc>
@@ -7541,7 +7541,7 @@
                 <w:sz w:val="20"/>
                 <w:szCs w:val="20"/>
               </w:rPr>
-              <w:t>CUP 7.980,00</w:t>
+              <w:t>CUP 8.120,00</w:t>
             </w:r>
           </w:p>
         </w:tc>
@@ -7604,7 +7604,7 @@
                 <w:sz w:val="20"/>
                 <w:szCs w:val="20"/>
               </w:rPr>
-              <w:t>CUP 5.586,00</w:t>
+              <w:t>CUP 5.684,00</w:t>
             </w:r>
           </w:p>
         </w:tc>
@@ -7667,7 +7667,7 @@
                 <w:sz w:val="20"/>
                 <w:szCs w:val="20"/>
               </w:rPr>
-              <w:t>CUP 7.980,00</w:t>
+              <w:t>CUP 8.120,00</w:t>
             </w:r>
           </w:p>
         </w:tc>
@@ -7730,7 +7730,7 @@
                 <w:sz w:val="20"/>
                 <w:szCs w:val="20"/>
               </w:rPr>
-              <w:t>CUP 11.970,00</w:t>
+              <w:t>CUP 12.180,00</w:t>
             </w:r>
           </w:p>
         </w:tc>
@@ -7793,7 +7793,7 @@
                 <w:sz w:val="20"/>
                 <w:szCs w:val="20"/>
               </w:rPr>
-              <w:t>CUP 15.960,00</w:t>
+              <w:t>CUP 16.240,00</w:t>
             </w:r>
           </w:p>
         </w:tc>
@@ -7856,7 +7856,7 @@
                 <w:sz w:val="20"/>
                 <w:szCs w:val="20"/>
               </w:rPr>
-              <w:t>CUP 19.950,00</w:t>
+              <w:t>CUP 20.300,00</w:t>
             </w:r>
           </w:p>
         </w:tc>
@@ -7919,7 +7919,7 @@
                 <w:sz w:val="20"/>
                 <w:szCs w:val="20"/>
               </w:rPr>
-              <w:t>CUP 15.960,00</w:t>
+              <w:t>CUP 16.240,00</w:t>
             </w:r>
           </w:p>
         </w:tc>
@@ -7982,7 +7982,7 @@
                 <w:sz w:val="20"/>
                 <w:szCs w:val="20"/>
               </w:rPr>
-              <w:t>CUP 35.910,00</w:t>
+              <w:t>CUP 36.540,00</w:t>
             </w:r>
           </w:p>
         </w:tc>
@@ -8045,7 +8045,7 @@
                 <w:sz w:val="20"/>
                 <w:szCs w:val="20"/>
               </w:rPr>
-              <w:t>CUP 19.950,00</w:t>
+              <w:t>CUP 20.300,00</w:t>
             </w:r>
           </w:p>
         </w:tc>
@@ -8108,7 +8108,7 @@
                 <w:sz w:val="20"/>
                 <w:szCs w:val="20"/>
               </w:rPr>
-              <w:t>CUP 19.950,00</w:t>
+              <w:t>CUP 20.300,00</w:t>
             </w:r>
           </w:p>
         </w:tc>
@@ -8171,7 +8171,7 @@
                 <w:sz w:val="20"/>
                 <w:szCs w:val="20"/>
               </w:rPr>
-              <w:t>CUP 11.970,00</w:t>
+              <w:t>CUP 12.180,00</w:t>
             </w:r>
           </w:p>
         </w:tc>
@@ -8234,7 +8234,7 @@
                 <w:sz w:val="20"/>
                 <w:szCs w:val="20"/>
               </w:rPr>
-              <w:t>CUP 6.384,00</w:t>
+              <w:t>CUP 6.496,00</w:t>
             </w:r>
           </w:p>
         </w:tc>
@@ -8297,7 +8297,7 @@
                 <w:sz w:val="20"/>
                 <w:szCs w:val="20"/>
               </w:rPr>
-              <w:t>CUP 11.970,00</w:t>
+              <w:t>CUP 12.180,00</w:t>
             </w:r>
           </w:p>
         </w:tc>
@@ -8360,7 +8360,7 @@
                 <w:sz w:val="20"/>
                 <w:szCs w:val="20"/>
               </w:rPr>
-              <w:t>CUP 11.970,00</w:t>
+              <w:t>CUP 12.180,00</w:t>
             </w:r>
           </w:p>
         </w:tc>
@@ -8424,7 +8424,7 @@
                 <w:sz w:val="20"/>
                 <w:szCs w:val="20"/>
               </w:rPr>
-              <w:t>CUP 23.940,00</w:t>
+              <w:t>CUP 24.360,00</w:t>
             </w:r>
           </w:p>
         </w:tc>
@@ -8487,7 +8487,7 @@
                 <w:sz w:val="20"/>
                 <w:szCs w:val="20"/>
               </w:rPr>
-              <w:t>CUP 35.910,00</w:t>
+              <w:t>CUP 36.540,00</w:t>
             </w:r>
           </w:p>
         </w:tc>
@@ -8550,7 +8550,7 @@
                 <w:sz w:val="20"/>
                 <w:szCs w:val="20"/>
               </w:rPr>
-              <w:t>CUP 55.860,00</w:t>
+              <w:t>CUP 56.840,00</w:t>
             </w:r>
           </w:p>
         </w:tc>
@@ -8613,7 +8613,7 @@
                 <w:sz w:val="20"/>
                 <w:szCs w:val="20"/>
               </w:rPr>
-              <w:t>CUP 79.800,00</w:t>
+              <w:t>CUP 81.200,00</w:t>
             </w:r>
           </w:p>
         </w:tc>
@@ -8676,7 +8676,7 @@
                 <w:sz w:val="20"/>
                 <w:szCs w:val="20"/>
               </w:rPr>
-              <w:t>CUP 279.300,00</w:t>
+              <w:t>CUP 284.200,00</w:t>
             </w:r>
           </w:p>
         </w:tc>
@@ -8739,7 +8739,7 @@
                 <w:sz w:val="20"/>
                 <w:szCs w:val="20"/>
               </w:rPr>
-              <w:t>CUP 6.384,00</w:t>
+              <w:t>CUP 6.496,00</w:t>
             </w:r>
           </w:p>
         </w:tc>
@@ -8802,7 +8802,7 @@
                 <w:sz w:val="20"/>
                 <w:szCs w:val="20"/>
               </w:rPr>
-              <w:t>CUP 239.400,00</w:t>
+              <w:t>CUP 243.600,00</w:t>
             </w:r>
           </w:p>
         </w:tc>
@@ -8865,7 +8865,7 @@
                 <w:sz w:val="20"/>
                 <w:szCs w:val="20"/>
               </w:rPr>
-              <w:t>CUP 223.440,00</w:t>
+              <w:t>CUP 227.360,00</w:t>
             </w:r>
           </w:p>
         </w:tc>
@@ -8928,7 +8928,7 @@
                 <w:sz w:val="20"/>
                 <w:szCs w:val="20"/>
               </w:rPr>
-              <w:t>CUP 39.900,00</w:t>
+              <w:t>CUP 40.600,00</w:t>
             </w:r>
           </w:p>
         </w:tc>
@@ -8991,7 +8991,7 @@
                 <w:sz w:val="20"/>
                 <w:szCs w:val="20"/>
               </w:rPr>
-              <w:t>CUP 11.970,00</w:t>
+              <w:t>CUP 12.180,00</w:t>
             </w:r>
           </w:p>
         </w:tc>
@@ -9054,7 +9054,7 @@
                 <w:sz w:val="20"/>
                 <w:szCs w:val="20"/>
               </w:rPr>
-              <w:t>CUP 11.970,00</w:t>
+              <w:t>CUP 12.180,00</w:t>
             </w:r>
           </w:p>
         </w:tc>
@@ -9117,7 +9117,7 @@
                 <w:sz w:val="20"/>
                 <w:szCs w:val="20"/>
               </w:rPr>
-              <w:t>CUP 55.860,00</w:t>
+              <w:t>CUP 56.840,00</w:t>
             </w:r>
           </w:p>
         </w:tc>
@@ -9180,7 +9180,7 @@
                 <w:sz w:val="20"/>
                 <w:szCs w:val="20"/>
               </w:rPr>
-              <w:t>CUP 35.910,00</w:t>
+              <w:t>CUP 36.540,00</w:t>
             </w:r>
           </w:p>
         </w:tc>
@@ -9243,7 +9243,7 @@
                 <w:sz w:val="20"/>
                 <w:szCs w:val="20"/>
               </w:rPr>
-              <w:t>CUP 63.840,00</w:t>
+              <w:t>CUP 64.960,00</w:t>
             </w:r>
           </w:p>
         </w:tc>
@@ -9306,7 +9306,7 @@
                 <w:sz w:val="20"/>
                 <w:szCs w:val="20"/>
               </w:rPr>
-              <w:t>CUP 15.960,00</w:t>
+              <w:t>CUP 16.240,00</w:t>
             </w:r>
           </w:p>
         </w:tc>
@@ -9369,7 +9369,7 @@
                 <w:sz w:val="20"/>
                 <w:szCs w:val="20"/>
               </w:rPr>
-              <w:t>CUP 19.950,00</w:t>
+              <w:t>CUP 20.300,00</w:t>
             </w:r>
           </w:p>
         </w:tc>
@@ -9432,7 +9432,7 @@
                 <w:sz w:val="20"/>
                 <w:szCs w:val="20"/>
               </w:rPr>
-              <w:t>CUP 15.960,00</w:t>
+              <w:t>CUP 16.240,00</w:t>
             </w:r>
           </w:p>
         </w:tc>
@@ -9495,7 +9495,7 @@
                 <w:sz w:val="20"/>
                 <w:szCs w:val="20"/>
               </w:rPr>
-              <w:t>CUP 35.910,00</w:t>
+              <w:t>CUP 36.540,00</w:t>
             </w:r>
           </w:p>
         </w:tc>
@@ -9558,7 +9558,7 @@
                 <w:sz w:val="20"/>
                 <w:szCs w:val="20"/>
               </w:rPr>
-              <w:t>CUP 199.500,00</w:t>
+              <w:t>CUP 203.000,00</w:t>
             </w:r>
           </w:p>
         </w:tc>
@@ -9621,7 +9621,7 @@
                 <w:sz w:val="20"/>
                 <w:szCs w:val="20"/>
               </w:rPr>
-              <w:t>CUP 19.950,00</w:t>
+              <w:t>CUP 20.300,00</w:t>
             </w:r>
           </w:p>
         </w:tc>
@@ -9684,7 +9684,7 @@
                 <w:sz w:val="20"/>
                 <w:szCs w:val="20"/>
               </w:rPr>
-              <w:t>CUP 27.930,00</w:t>
+              <w:t>CUP 28.420,00</w:t>
             </w:r>
           </w:p>
         </w:tc>
@@ -9747,7 +9747,7 @@
                 <w:sz w:val="20"/>
                 <w:szCs w:val="20"/>
               </w:rPr>
-              <w:t>CUP 55.860,00</w:t>
+              <w:t>CUP 56.840,00</w:t>
             </w:r>
           </w:p>
         </w:tc>
@@ -9810,7 +9810,7 @@
                 <w:sz w:val="20"/>
                 <w:szCs w:val="20"/>
               </w:rPr>
-              <w:t>CUP 35.910,00</w:t>
+              <w:t>CUP 36.540,00</w:t>
             </w:r>
           </w:p>
         </w:tc>
@@ -9873,7 +9873,7 @@
                 <w:sz w:val="20"/>
                 <w:szCs w:val="20"/>
               </w:rPr>
-              <w:t>CUP 39.900,00</w:t>
+              <w:t>CUP 40.600,00</w:t>
             </w:r>
           </w:p>
         </w:tc>
@@ -9936,7 +9936,7 @@
                 <w:sz w:val="20"/>
                 <w:szCs w:val="20"/>
               </w:rPr>
-              <w:t>CUP 23.940,00</w:t>
+              <w:t>CUP 24.360,00</w:t>
             </w:r>
           </w:p>
         </w:tc>
@@ -9999,7 +9999,7 @@
                 <w:sz w:val="20"/>
                 <w:szCs w:val="20"/>
               </w:rPr>
-              <w:t>CUP 159,60</w:t>
+              <w:t>CUP 162,40</w:t>
             </w:r>
           </w:p>
         </w:tc>
@@ -10062,7 +10062,7 @@
                 <w:sz w:val="20"/>
                 <w:szCs w:val="20"/>
               </w:rPr>
-              <w:t>CUP 79.800,00</w:t>
+              <w:t>CUP 81.200,00</w:t>
             </w:r>
           </w:p>
         </w:tc>
@@ -10125,7 +10125,7 @@
                 <w:sz w:val="20"/>
                 <w:szCs w:val="20"/>
               </w:rPr>
-              <w:t>CUP 15.960,00</w:t>
+              <w:t>CUP 16.240,00</w:t>
             </w:r>
           </w:p>
         </w:tc>
@@ -10188,7 +10188,7 @@
                 <w:sz w:val="20"/>
                 <w:szCs w:val="20"/>
               </w:rPr>
-              <w:t>CUP 23.940,00</w:t>
+              <w:t>CUP 24.360,00</w:t>
             </w:r>
           </w:p>
         </w:tc>
@@ -10251,7 +10251,7 @@
                 <w:sz w:val="20"/>
                 <w:szCs w:val="20"/>
               </w:rPr>
-              <w:t>CUP 1.596,00</w:t>
+              <w:t>CUP 1.624,00</w:t>
             </w:r>
           </w:p>
         </w:tc>
@@ -10314,7 +10314,7 @@
                 <w:sz w:val="20"/>
                 <w:szCs w:val="20"/>
               </w:rPr>
-              <w:t>CUP 47.880,00</w:t>
+              <w:t>CUP 48.720,00</w:t>
             </w:r>
           </w:p>
         </w:tc>
@@ -10378,7 +10378,7 @@
                 <w:sz w:val="20"/>
                 <w:szCs w:val="20"/>
               </w:rPr>
-              <w:t>CUP 5.586,00</w:t>
+              <w:t>CUP 5.684,00</w:t>
             </w:r>
           </w:p>
         </w:tc>
@@ -10441,7 +10441,7 @@
                 <w:sz w:val="20"/>
                 <w:szCs w:val="20"/>
               </w:rPr>
-              <w:t>CUP 15.960,00</w:t>
+              <w:t>CUP 16.240,00</w:t>
             </w:r>
           </w:p>
         </w:tc>
@@ -10504,7 +10504,7 @@
                 <w:sz w:val="20"/>
                 <w:szCs w:val="20"/>
               </w:rPr>
-              <w:t>CUP 11.970,00</w:t>
+              <w:t>CUP 12.180,00</w:t>
             </w:r>
           </w:p>
         </w:tc>
@@ -10567,7 +10567,7 @@
                 <w:sz w:val="20"/>
                 <w:szCs w:val="20"/>
               </w:rPr>
-              <w:t>CUP 15.960,00</w:t>
+              <w:t>CUP 16.240,00</w:t>
             </w:r>
           </w:p>
         </w:tc>
@@ -10630,7 +10630,7 @@
                 <w:sz w:val="20"/>
                 <w:szCs w:val="20"/>
               </w:rPr>
-              <w:t>CUP 47.880,00</w:t>
+              <w:t>CUP 48.720,00</w:t>
             </w:r>
           </w:p>
         </w:tc>
@@ -10693,7 +10693,7 @@
                 <w:sz w:val="20"/>
                 <w:szCs w:val="20"/>
               </w:rPr>
-              <w:t>CUP 119.700,00</w:t>
+              <w:t>CUP 121.800,00</w:t>
             </w:r>
           </w:p>
         </w:tc>
@@ -10756,7 +10756,7 @@
                 <w:sz w:val="20"/>
                 <w:szCs w:val="20"/>
               </w:rPr>
-              <w:t>CUP 31.920,00</w:t>
+              <w:t>CUP 32.480,00</w:t>
             </w:r>
           </w:p>
         </w:tc>
@@ -10819,7 +10819,7 @@
                 <w:sz w:val="20"/>
                 <w:szCs w:val="20"/>
               </w:rPr>
-              <w:t>CUP 79.800,00</w:t>
+              <w:t>CUP 81.200,00</w:t>
             </w:r>
           </w:p>
         </w:tc>
@@ -10882,7 +10882,7 @@
                 <w:sz w:val="20"/>
                 <w:szCs w:val="20"/>
               </w:rPr>
-              <w:t>CUP 79.800,00</w:t>
+              <w:t>CUP 81.200,00</w:t>
             </w:r>
           </w:p>
         </w:tc>
@@ -10945,7 +10945,7 @@
                 <w:sz w:val="20"/>
                 <w:szCs w:val="20"/>
               </w:rPr>
-              <w:t>CUP 79.800,00</w:t>
+              <w:t>CUP 81.200,00</w:t>
             </w:r>
           </w:p>
         </w:tc>
@@ -11008,7 +11008,7 @@
                 <w:sz w:val="20"/>
                 <w:szCs w:val="20"/>
               </w:rPr>
-              <w:t>CUP 19.950,00</w:t>
+              <w:t>CUP 20.300,00</w:t>
             </w:r>
           </w:p>
         </w:tc>
@@ -11071,7 +11071,7 @@
                 <w:sz w:val="20"/>
                 <w:szCs w:val="20"/>
               </w:rPr>
-              <w:t>CUP 343.140,00</w:t>
+              <w:t>CUP 349.160,00</w:t>
             </w:r>
           </w:p>
         </w:tc>
@@ -11134,7 +11134,7 @@
                 <w:sz w:val="20"/>
                 <w:szCs w:val="20"/>
               </w:rPr>
-              <w:t>CUP 143.640,00</w:t>
+              <w:t>CUP 146.160,00</w:t>
             </w:r>
           </w:p>
         </w:tc>
@@ -11197,7 +11197,7 @@
                 <w:sz w:val="20"/>
                 <w:szCs w:val="20"/>
               </w:rPr>
-              <w:t>CUP 5.586,00</w:t>
+              <w:t>CUP 5.684,00</w:t>
             </w:r>
           </w:p>
         </w:tc>
@@ -11260,7 +11260,7 @@
                 <w:sz w:val="20"/>
                 <w:szCs w:val="20"/>
               </w:rPr>
-              <w:t>CUP 15.960,00</w:t>
+              <w:t>CUP 16.240,00</w:t>
             </w:r>
           </w:p>
         </w:tc>
@@ -11323,7 +11323,7 @@
                 <w:sz w:val="20"/>
                 <w:szCs w:val="20"/>
               </w:rPr>
-              <w:t>CUP 23.940,00</w:t>
+              <w:t>CUP 24.360,00</w:t>
             </w:r>
           </w:p>
         </w:tc>
@@ -11386,7 +11386,7 @@
                 <w:sz w:val="20"/>
                 <w:szCs w:val="20"/>
               </w:rPr>
-              <w:t>CUP 47.880,00</w:t>
+              <w:t>CUP 48.720,00</w:t>
             </w:r>
           </w:p>
         </w:tc>
@@ -11449,7 +11449,7 @@
                 <w:sz w:val="20"/>
                 <w:szCs w:val="20"/>
               </w:rPr>
-              <w:t>CUP 95.760,00</w:t>
+              <w:t>CUP 97.440,00</w:t>
             </w:r>
           </w:p>
         </w:tc>
@@ -11512,7 +11512,7 @@
                 <w:sz w:val="20"/>
                 <w:szCs w:val="20"/>
               </w:rPr>
-              <w:t>CUP 15.960,00</w:t>
+              <w:t>CUP 16.240,00</w:t>
             </w:r>
           </w:p>
         </w:tc>
@@ -11575,7 +11575,7 @@
                 <w:sz w:val="20"/>
                 <w:szCs w:val="20"/>
               </w:rPr>
-              <w:t>CUP 63.840,00</w:t>
+              <w:t>CUP 64.960,00</w:t>
             </w:r>
           </w:p>
         </w:tc>
@@ -11638,7 +11638,7 @@
                 <w:sz w:val="20"/>
                 <w:szCs w:val="20"/>
               </w:rPr>
-              <w:t>CUP 199.500,00</w:t>
+              <w:t>CUP 203.000,00</w:t>
             </w:r>
           </w:p>
         </w:tc>
@@ -11701,7 +11701,7 @@
                 <w:sz w:val="20"/>
                 <w:szCs w:val="20"/>
               </w:rPr>
-              <w:t>CUP 95.760,00</w:t>
+              <w:t>CUP 97.440,00</w:t>
             </w:r>
           </w:p>
         </w:tc>
@@ -11764,7 +11764,7 @@
                 <w:sz w:val="20"/>
                 <w:szCs w:val="20"/>
               </w:rPr>
-              <w:t>CUP 159,60</w:t>
+              <w:t>CUP 162,40</w:t>
             </w:r>
           </w:p>
         </w:tc>
@@ -11827,7 +11827,7 @@
                 <w:sz w:val="20"/>
                 <w:szCs w:val="20"/>
               </w:rPr>
-              <w:t>CUP 11.970,00</w:t>
+              <w:t>CUP 12.180,00</w:t>
             </w:r>
           </w:p>
         </w:tc>
@@ -11890,7 +11890,7 @@
                 <w:sz w:val="20"/>
                 <w:szCs w:val="20"/>
               </w:rPr>
-              <w:t>CUP 6.384,00</w:t>
+              <w:t>CUP 6.496,00</w:t>
             </w:r>
           </w:p>
         </w:tc>
@@ -11953,7 +11953,7 @@
                 <w:sz w:val="20"/>
                 <w:szCs w:val="20"/>
               </w:rPr>
-              <w:t>CUP 31.920,00</w:t>
+              <w:t>CUP 32.480,00</w:t>
             </w:r>
           </w:p>
         </w:tc>
@@ -12016,7 +12016,7 @@
                 <w:sz w:val="20"/>
                 <w:szCs w:val="20"/>
               </w:rPr>
-              <w:t>CUP 23.940,00</w:t>
+              <w:t>CUP 24.360,00</w:t>
             </w:r>
           </w:p>
         </w:tc>
@@ -12079,7 +12079,7 @@
                 <w:sz w:val="20"/>
                 <w:szCs w:val="20"/>
               </w:rPr>
-              <w:t>CUP 47.880,00</w:t>
+              <w:t>CUP 48.720,00</w:t>
             </w:r>
           </w:p>
         </w:tc>
@@ -12142,7 +12142,7 @@
                 <w:sz w:val="20"/>
                 <w:szCs w:val="20"/>
               </w:rPr>
-              <w:t>CUP 79.800,00</w:t>
+              <w:t>CUP 81.200,00</w:t>
             </w:r>
           </w:p>
         </w:tc>
@@ -12205,7 +12205,7 @@
                 <w:sz w:val="20"/>
                 <w:szCs w:val="20"/>
               </w:rPr>
-              <w:t>CUP 9.576,00</w:t>
+              <w:t>CUP 9.744,00</w:t>
             </w:r>
           </w:p>
         </w:tc>
@@ -12268,7 +12268,7 @@
                 <w:sz w:val="20"/>
                 <w:szCs w:val="20"/>
               </w:rPr>
-              <w:t>CUP 31.920,00</w:t>
+              <w:t>CUP 32.480,00</w:t>
             </w:r>
           </w:p>
         </w:tc>
@@ -12332,7 +12332,7 @@
                 <w:sz w:val="20"/>
                 <w:szCs w:val="20"/>
               </w:rPr>
-              <w:t>CUP 55.860,00</w:t>
+              <w:t>CUP 56.840,00</w:t>
             </w:r>
           </w:p>
         </w:tc>
@@ -12395,7 +12395,7 @@
                 <w:sz w:val="20"/>
                 <w:szCs w:val="20"/>
               </w:rPr>
-              <w:t>CUP 6.384,00</w:t>
+              <w:t>CUP 6.496,00</w:t>
             </w:r>
           </w:p>
         </w:tc>
@@ -12458,7 +12458,7 @@
                 <w:sz w:val="20"/>
                 <w:szCs w:val="20"/>
               </w:rPr>
-              <w:t>CUP 7.980,00</w:t>
+              <w:t>CUP 8.120,00</w:t>
             </w:r>
           </w:p>
         </w:tc>
@@ -12521,7 +12521,7 @@
                 <w:sz w:val="20"/>
                 <w:szCs w:val="20"/>
               </w:rPr>
-              <w:t>CUP 6.384,00</w:t>
+              <w:t>CUP 6.496,00</w:t>
             </w:r>
           </w:p>
         </w:tc>
@@ -12584,7 +12584,7 @@
                 <w:sz w:val="20"/>
                 <w:szCs w:val="20"/>
               </w:rPr>
-              <w:t>CUP 23.940,00</w:t>
+              <w:t>CUP 24.360,00</w:t>
             </w:r>
           </w:p>
         </w:tc>
@@ -12647,7 +12647,7 @@
                 <w:sz w:val="20"/>
                 <w:szCs w:val="20"/>
               </w:rPr>
-              <w:t>CUP 71.820,00</w:t>
+              <w:t>CUP 73.080,00</w:t>
             </w:r>
           </w:p>
         </w:tc>
@@ -12710,7 +12710,7 @@
                 <w:sz w:val="20"/>
                 <w:szCs w:val="20"/>
               </w:rPr>
-              <w:t>CUP 39.900,00</w:t>
+              <w:t>CUP 40.600,00</w:t>
             </w:r>
           </w:p>
         </w:tc>
@@ -12773,7 +12773,7 @@
                 <w:sz w:val="20"/>
                 <w:szCs w:val="20"/>
               </w:rPr>
-              <w:t>CUP 3.990,00</w:t>
+              <w:t>CUP 4.060,00</w:t>
             </w:r>
           </w:p>
         </w:tc>
@@ -12836,7 +12836,7 @@
                 <w:sz w:val="20"/>
                 <w:szCs w:val="20"/>
               </w:rPr>
-              <w:t>CUP 23.940,00</w:t>
+              <w:t>CUP 24.360,00</w:t>
             </w:r>
           </w:p>
         </w:tc>
@@ -12899,7 +12899,7 @@
                 <w:sz w:val="20"/>
                 <w:szCs w:val="20"/>
               </w:rPr>
-              <w:t>CUP 15.960,00</w:t>
+              <w:t>CUP 16.240,00</w:t>
             </w:r>
           </w:p>
         </w:tc>
@@ -12962,7 +12962,7 @@
                 <w:sz w:val="20"/>
                 <w:szCs w:val="20"/>
               </w:rPr>
-              <w:t>CUP 95.760,00</w:t>
+              <w:t>CUP 97.440,00</w:t>
             </w:r>
           </w:p>
         </w:tc>
@@ -13025,7 +13025,7 @@
                 <w:sz w:val="20"/>
                 <w:szCs w:val="20"/>
               </w:rPr>
-              <w:t>CUP 3.990,00</w:t>
+              <w:t>CUP 4.060,00</w:t>
             </w:r>
           </w:p>
         </w:tc>
@@ -13088,7 +13088,7 @@
                 <w:sz w:val="20"/>
                 <w:szCs w:val="20"/>
               </w:rPr>
-              <w:t>CUP 27.930,00</w:t>
+              <w:t>CUP 28.420,00</w:t>
             </w:r>
           </w:p>
         </w:tc>
@@ -13151,7 +13151,7 @@
                 <w:sz w:val="20"/>
                 <w:szCs w:val="20"/>
               </w:rPr>
-              <w:t>CUP 2.394,00</w:t>
+              <w:t>CUP 2.436,00</w:t>
             </w:r>
           </w:p>
         </w:tc>
@@ -13214,7 +13214,7 @@
                 <w:sz w:val="20"/>
                 <w:szCs w:val="20"/>
               </w:rPr>
-              <w:t>CUP 2.394,00</w:t>
+              <w:t>CUP 2.436,00</w:t>
             </w:r>
           </w:p>
         </w:tc>
@@ -13277,7 +13277,7 @@
                 <w:sz w:val="20"/>
                 <w:szCs w:val="20"/>
               </w:rPr>
-              <w:t>CUP 159,60</w:t>
+              <w:t>CUP 162,40</w:t>
             </w:r>
           </w:p>
         </w:tc>
@@ -13340,7 +13340,7 @@
                 <w:sz w:val="20"/>
                 <w:szCs w:val="20"/>
               </w:rPr>
-              <w:t>CUP 159,60</w:t>
+              <w:t>CUP 162,40</w:t>
             </w:r>
           </w:p>
         </w:tc>
@@ -13403,7 +13403,7 @@
                 <w:sz w:val="20"/>
                 <w:szCs w:val="20"/>
               </w:rPr>
-              <w:t>CUP 4.788,00</w:t>
+              <w:t>CUP 4.872,00</w:t>
             </w:r>
           </w:p>
         </w:tc>
@@ -13466,7 +13466,7 @@
                 <w:sz w:val="20"/>
                 <w:szCs w:val="20"/>
               </w:rPr>
-              <w:t>CUP 3.990,00</w:t>
+              <w:t>CUP 4.060,00</w:t>
             </w:r>
           </w:p>
         </w:tc>
@@ -13529,7 +13529,7 @@
                 <w:sz w:val="20"/>
                 <w:szCs w:val="20"/>
               </w:rPr>
-              <w:t>CUP 79.800,00</w:t>
+              <w:t>CUP 81.200,00</w:t>
             </w:r>
           </w:p>
         </w:tc>
@@ -13592,7 +13592,7 @@
                 <w:sz w:val="20"/>
                 <w:szCs w:val="20"/>
               </w:rPr>
-              <w:t>CUP 3.192,00</w:t>
+              <w:t>CUP 3.248,00</w:t>
             </w:r>
           </w:p>
         </w:tc>
@@ -13655,7 +13655,7 @@
                 <w:sz w:val="20"/>
                 <w:szCs w:val="20"/>
               </w:rPr>
-              <w:t>CUP 6.384,00</w:t>
+              <w:t>CUP 6.496,00</w:t>
             </w:r>
           </w:p>
         </w:tc>
@@ -13718,7 +13718,7 @@
                 <w:sz w:val="20"/>
                 <w:szCs w:val="20"/>
               </w:rPr>
-              <w:t>CUP 47.880,00</w:t>
+              <w:t>CUP 48.720,00</w:t>
             </w:r>
           </w:p>
         </w:tc>
@@ -13786,7 +13786,7 @@
                 <w:sz w:val="20"/>
                 <w:szCs w:val="20"/>
               </w:rPr>
-              <w:t>CUP 23.940,00</w:t>
+              <w:t>CUP 24.360,00</w:t>
             </w:r>
           </w:p>
         </w:tc>
@@ -13854,7 +13854,7 @@
                 <w:sz w:val="20"/>
                 <w:szCs w:val="20"/>
               </w:rPr>
-              <w:t>CUP 79.800,00</w:t>
+              <w:t>CUP 81.200,00</w:t>
             </w:r>
           </w:p>
         </w:tc>
@@ -13918,7 +13918,7 @@
                 <w:sz w:val="20"/>
                 <w:szCs w:val="20"/>
               </w:rPr>
-              <w:t>CUP 23.940,00</w:t>
+              <w:t>CUP 24.360,00</w:t>
             </w:r>
           </w:p>
         </w:tc>
@@ -13981,7 +13981,7 @@
                 <w:sz w:val="20"/>
                 <w:szCs w:val="20"/>
               </w:rPr>
-              <w:t>CUP 5.586,00</w:t>
+              <w:t>CUP 5.684,00</w:t>
             </w:r>
           </w:p>
         </w:tc>
@@ -14044,7 +14044,7 @@
                 <w:sz w:val="20"/>
                 <w:szCs w:val="20"/>
               </w:rPr>
-              <w:t>CUP 11.970,00</w:t>
+              <w:t>CUP 12.180,00</w:t>
             </w:r>
           </w:p>
         </w:tc>
@@ -14107,7 +14107,7 @@
                 <w:sz w:val="20"/>
                 <w:szCs w:val="20"/>
               </w:rPr>
-              <w:t>CUP 23.940,00</w:t>
+              <w:t>CUP 24.360,00</w:t>
             </w:r>
           </w:p>
         </w:tc>
@@ -14170,7 +14170,7 @@
                 <w:sz w:val="20"/>
                 <w:szCs w:val="20"/>
               </w:rPr>
-              <w:t>CUP 6.384,00</w:t>
+              <w:t>CUP 6.496,00</w:t>
             </w:r>
           </w:p>
         </w:tc>
@@ -14233,7 +14233,7 @@
                 <w:sz w:val="20"/>
                 <w:szCs w:val="20"/>
               </w:rPr>
-              <w:t>CUP 6.384,00</w:t>
+              <w:t>CUP 6.496,00</w:t>
             </w:r>
           </w:p>
         </w:tc>
@@ -14297,7 +14297,7 @@
                 <w:sz w:val="20"/>
                 <w:szCs w:val="20"/>
               </w:rPr>
-              <w:t>CUP 6.384,00</w:t>
+              <w:t>CUP 6.496,00</w:t>
             </w:r>
           </w:p>
         </w:tc>
@@ -14360,7 +14360,7 @@
                 <w:sz w:val="20"/>
                 <w:szCs w:val="20"/>
               </w:rPr>
-              <w:t>CUP 5.586,00</w:t>
+              <w:t>CUP 5.684,00</w:t>
             </w:r>
           </w:p>
         </w:tc>
@@ -14423,7 +14423,7 @@
                 <w:sz w:val="20"/>
                 <w:szCs w:val="20"/>
               </w:rPr>
-              <w:t>CUP 3.990,00</w:t>
+              <w:t>CUP 4.060,00</w:t>
             </w:r>
           </w:p>
         </w:tc>
@@ -14486,7 +14486,7 @@
                 <w:sz w:val="20"/>
                 <w:szCs w:val="20"/>
               </w:rPr>
-              <w:t>CUP 11.970,00</w:t>
+              <w:t>CUP 12.180,00</w:t>
             </w:r>
           </w:p>
         </w:tc>
@@ -14549,7 +14549,7 @@
                 <w:sz w:val="20"/>
                 <w:szCs w:val="20"/>
               </w:rPr>
-              <w:t>CUP 5.586,00</w:t>
+              <w:t>CUP 5.684,00</w:t>
             </w:r>
           </w:p>
         </w:tc>
@@ -14612,7 +14612,7 @@
                 <w:sz w:val="20"/>
                 <w:szCs w:val="20"/>
               </w:rPr>
-              <w:t>CUP 5.586,00</w:t>
+              <w:t>CUP 5.684,00</w:t>
             </w:r>
           </w:p>
         </w:tc>
@@ -14675,7 +14675,7 @@
                 <w:sz w:val="20"/>
                 <w:szCs w:val="20"/>
               </w:rPr>
-              <w:t>CUP 3.990,00</w:t>
+              <w:t>CUP 4.060,00</w:t>
             </w:r>
           </w:p>
         </w:tc>
@@ -14738,7 +14738,7 @@
                 <w:sz w:val="20"/>
                 <w:szCs w:val="20"/>
               </w:rPr>
-              <w:t>CUP 15.960,00</w:t>
+              <w:t>CUP 16.240,00</w:t>
             </w:r>
           </w:p>
         </w:tc>
@@ -14801,7 +14801,7 @@
                 <w:sz w:val="20"/>
                 <w:szCs w:val="20"/>
               </w:rPr>
-              <w:t>CUP 1.596,00</w:t>
+              <w:t>CUP 1.624,00</w:t>
             </w:r>
           </w:p>
         </w:tc>
@@ -14864,7 +14864,7 @@
                 <w:sz w:val="20"/>
                 <w:szCs w:val="20"/>
               </w:rPr>
-              <w:t>CUP 15.960,00</w:t>
+              <w:t>CUP 16.240,00</w:t>
             </w:r>
           </w:p>
         </w:tc>
@@ -14927,7 +14927,7 @@
                 <w:sz w:val="20"/>
                 <w:szCs w:val="20"/>
               </w:rPr>
-              <w:t>CUP 39.900,00</w:t>
+              <w:t>CUP 40.600,00</w:t>
             </w:r>
           </w:p>
         </w:tc>
@@ -14990,7 +14990,7 @@
                 <w:sz w:val="20"/>
                 <w:szCs w:val="20"/>
               </w:rPr>
-              <w:t>CUP 31.920,00</w:t>
+              <w:t>CUP 32.480,00</w:t>
             </w:r>
           </w:p>
         </w:tc>
@@ -15053,7 +15053,7 @@
                 <w:sz w:val="20"/>
                 <w:szCs w:val="20"/>
               </w:rPr>
-              <w:t>CUP 119.700,00</w:t>
+              <w:t>CUP 121.800,00</w:t>
             </w:r>
           </w:p>
         </w:tc>
@@ -15116,7 +15116,7 @@
                 <w:sz w:val="20"/>
                 <w:szCs w:val="20"/>
               </w:rPr>
-              <w:t>CUP 71.820,00</w:t>
+              <w:t>CUP 73.080,00</w:t>
             </w:r>
           </w:p>
         </w:tc>
@@ -15179,7 +15179,7 @@
                 <w:sz w:val="20"/>
                 <w:szCs w:val="20"/>
               </w:rPr>
-              <w:t>CUP 2.394,00</w:t>
+              <w:t>CUP 2.436,00</w:t>
             </w:r>
           </w:p>
         </w:tc>
@@ -15242,7 +15242,7 @@
                 <w:sz w:val="20"/>
                 <w:szCs w:val="20"/>
               </w:rPr>
-              <w:t>CUP 6.384,00</w:t>
+              <w:t>CUP 6.496,00</w:t>
             </w:r>
           </w:p>
         </w:tc>
@@ -15305,7 +15305,7 @@
                 <w:sz w:val="20"/>
                 <w:szCs w:val="20"/>
               </w:rPr>
-              <w:t>CUP 5.586,00</w:t>
+              <w:t>CUP 5.684,00</w:t>
             </w:r>
           </w:p>
         </w:tc>
@@ -15368,7 +15368,7 @@
                 <w:sz w:val="20"/>
                 <w:szCs w:val="20"/>
               </w:rPr>
-              <w:t>CUP 255.360,00</w:t>
+              <w:t>CUP 259.840,00</w:t>
             </w:r>
           </w:p>
         </w:tc>
@@ -15431,7 +15431,7 @@
                 <w:sz w:val="20"/>
                 <w:szCs w:val="20"/>
               </w:rPr>
-              <w:t>CUP 414.960,00</w:t>
+              <w:t>CUP 422.240,00</w:t>
             </w:r>
           </w:p>
         </w:tc>
@@ -15494,7 +15494,7 @@
                 <w:sz w:val="20"/>
                 <w:szCs w:val="20"/>
               </w:rPr>
-              <w:t>CUP 422.940,00</w:t>
+              <w:t>CUP 430.360,00</w:t>
             </w:r>
           </w:p>
         </w:tc>
@@ -15557,7 +15557,7 @@
                 <w:sz w:val="20"/>
                 <w:szCs w:val="20"/>
               </w:rPr>
-              <w:t>CUP 4.788,00</w:t>
+              <w:t>CUP 4.872,00</w:t>
             </w:r>
           </w:p>
         </w:tc>
@@ -15620,7 +15620,7 @@
                 <w:sz w:val="20"/>
                 <w:szCs w:val="20"/>
               </w:rPr>
-              <w:t>CUP 9.576,00</w:t>
+              <w:t>CUP 9.744,00</w:t>
             </w:r>
           </w:p>
         </w:tc>
@@ -15683,7 +15683,7 @@
                 <w:sz w:val="20"/>
                 <w:szCs w:val="20"/>
               </w:rPr>
-              <w:t>CUP 6.384,00</w:t>
+              <w:t>CUP 6.496,00</w:t>
             </w:r>
           </w:p>
         </w:tc>
@@ -15746,7 +15746,7 @@
                 <w:sz w:val="20"/>
                 <w:szCs w:val="20"/>
               </w:rPr>
-              <w:t>CUP 15.960,00</w:t>
+              <w:t>CUP 16.240,00</w:t>
             </w:r>
           </w:p>
         </w:tc>
@@ -15809,7 +15809,7 @@
                 <w:sz w:val="20"/>
                 <w:szCs w:val="20"/>
               </w:rPr>
-              <w:t>CUP 11.970,00</w:t>
+              <w:t>CUP 12.180,00</w:t>
             </w:r>
           </w:p>
         </w:tc>
@@ -15872,7 +15872,7 @@
                 <w:sz w:val="20"/>
                 <w:szCs w:val="20"/>
               </w:rPr>
-              <w:t>CUP 3.990,00</w:t>
+              <w:t>CUP 4.060,00</w:t>
             </w:r>
           </w:p>
         </w:tc>
@@ -15935,7 +15935,7 @@
                 <w:sz w:val="20"/>
                 <w:szCs w:val="20"/>
               </w:rPr>
-              <w:t>CUP 11.970,00</w:t>
+              <w:t>CUP 12.180,00</w:t>
             </w:r>
           </w:p>
         </w:tc>
@@ -15998,7 +15998,7 @@
                 <w:sz w:val="20"/>
                 <w:szCs w:val="20"/>
               </w:rPr>
-              <w:t>CUP 55.860,00</w:t>
+              <w:t>CUP 56.840,00</w:t>
             </w:r>
           </w:p>
         </w:tc>
@@ -16061,7 +16061,7 @@
                 <w:sz w:val="20"/>
                 <w:szCs w:val="20"/>
               </w:rPr>
-              <w:t>CUP 6.384,00</w:t>
+              <w:t>CUP 6.496,00</w:t>
             </w:r>
           </w:p>
         </w:tc>
@@ -16124,7 +16124,7 @@
                 <w:sz w:val="20"/>
                 <w:szCs w:val="20"/>
               </w:rPr>
-              <w:t>CUP 7.980,00</w:t>
+              <w:t>CUP 8.120,00</w:t>
             </w:r>
           </w:p>
         </w:tc>
@@ -16187,7 +16187,7 @@
                 <w:sz w:val="20"/>
                 <w:szCs w:val="20"/>
               </w:rPr>
-              <w:t>CUP 15.960,00</w:t>
+              <w:t>CUP 16.240,00</w:t>
             </w:r>
           </w:p>
         </w:tc>
@@ -16251,7 +16251,7 @@
                 <w:sz w:val="20"/>
                 <w:szCs w:val="20"/>
               </w:rPr>
-              <w:t>CUP 6.384,00</w:t>
+              <w:t>CUP 6.496,00</w:t>
             </w:r>
           </w:p>
         </w:tc>
@@ -16314,7 +16314,7 @@
                 <w:sz w:val="20"/>
                 <w:szCs w:val="20"/>
               </w:rPr>
-              <w:t>CUP 6.384,00</w:t>
+              <w:t>CUP 6.496,00</w:t>
             </w:r>
           </w:p>
         </w:tc>
@@ -16377,7 +16377,7 @@
                 <w:sz w:val="20"/>
                 <w:szCs w:val="20"/>
               </w:rPr>
-              <w:t>CUP 6.384,00</w:t>
+              <w:t>CUP 6.496,00</w:t>
             </w:r>
           </w:p>
         </w:tc>
@@ -16440,7 +16440,7 @@
                 <w:sz w:val="20"/>
                 <w:szCs w:val="20"/>
               </w:rPr>
-              <w:t>CUP 6.384,00</w:t>
+              <w:t>CUP 6.496,00</w:t>
             </w:r>
           </w:p>
         </w:tc>
@@ -16503,7 +16503,7 @@
                 <w:sz w:val="20"/>
                 <w:szCs w:val="20"/>
               </w:rPr>
-              <w:t>CUP 39.900,00</w:t>
+              <w:t>CUP 40.600,00</w:t>
             </w:r>
           </w:p>
         </w:tc>
@@ -16566,7 +16566,7 @@
                 <w:sz w:val="20"/>
                 <w:szCs w:val="20"/>
               </w:rPr>
-              <w:t>CUP 3.990,00</w:t>
+              <w:t>CUP 4.060,00</w:t>
             </w:r>
           </w:p>
         </w:tc>
@@ -16629,7 +16629,7 @@
                 <w:sz w:val="20"/>
                 <w:szCs w:val="20"/>
               </w:rPr>
-              <w:t>CUP 3.990,00</w:t>
+              <w:t>CUP 4.060,00</w:t>
             </w:r>
           </w:p>
         </w:tc>
@@ -16692,7 +16692,7 @@
                 <w:sz w:val="20"/>
                 <w:szCs w:val="20"/>
               </w:rPr>
-              <w:t>CUP 23.940,00</w:t>
+              <w:t>CUP 24.360,00</w:t>
             </w:r>
           </w:p>
         </w:tc>
@@ -16755,7 +16755,7 @@
                 <w:sz w:val="20"/>
                 <w:szCs w:val="20"/>
               </w:rPr>
-              <w:t>CUP 3.990,00</w:t>
+              <w:t>CUP 4.060,00</w:t>
             </w:r>
           </w:p>
         </w:tc>
@@ -16818,7 +16818,7 @@
                 <w:sz w:val="20"/>
                 <w:szCs w:val="20"/>
               </w:rPr>
-              <w:t>CUP 223.440,00</w:t>
+              <w:t>CUP 227.360,00</w:t>
             </w:r>
           </w:p>
         </w:tc>
@@ -16881,7 +16881,7 @@
                 <w:sz w:val="20"/>
                 <w:szCs w:val="20"/>
               </w:rPr>
-              <w:t>CUP 119.700,00</w:t>
+              <w:t>CUP 121.800,00</w:t>
             </w:r>
           </w:p>
         </w:tc>
@@ -16962,7 +16962,7 @@
                 <w:sz w:val="20"/>
                 <w:szCs w:val="20"/>
               </w:rPr>
-              <w:t>CUP 51.870,00</w:t>
+              <w:t>CUP 52.780,00</w:t>
             </w:r>
           </w:p>
         </w:tc>
@@ -17025,7 +17025,7 @@
                 <w:sz w:val="20"/>
                 <w:szCs w:val="20"/>
               </w:rPr>
-              <w:t>CUP 63.840,00</w:t>
+              <w:t>CUP 64.960,00</w:t>
             </w:r>
           </w:p>
         </w:tc>
@@ -17088,7 +17088,7 @@
                 <w:sz w:val="20"/>
                 <w:szCs w:val="20"/>
               </w:rPr>
-              <w:t>CUP 23.940,00</w:t>
+              <w:t>CUP 24.360,00</w:t>
             </w:r>
           </w:p>
         </w:tc>
@@ -17151,7 +17151,7 @@
                 <w:sz w:val="20"/>
                 <w:szCs w:val="20"/>
               </w:rPr>
-              <w:t>CUP 119.700,00</w:t>
+              <w:t>CUP 121.800,00</w:t>
             </w:r>
           </w:p>
         </w:tc>
@@ -17214,7 +17214,7 @@
                 <w:sz w:val="20"/>
                 <w:szCs w:val="20"/>
               </w:rPr>
-              <w:t>CUP 119.700,00</w:t>
+              <w:t>CUP 121.800,00</w:t>
             </w:r>
           </w:p>
         </w:tc>
@@ -17277,7 +17277,7 @@
                 <w:sz w:val="20"/>
                 <w:szCs w:val="20"/>
               </w:rPr>
-              <w:t>CUP 43.890,00</w:t>
+              <w:t>CUP 44.660,00</w:t>
             </w:r>
           </w:p>
         </w:tc>
@@ -17340,7 +17340,7 @@
                 <w:sz w:val="20"/>
                 <w:szCs w:val="20"/>
               </w:rPr>
-              <w:t>CUP 47.880,00</w:t>
+              <w:t>CUP 48.720,00</w:t>
             </w:r>
           </w:p>
         </w:tc>
@@ -17403,7 +17403,7 @@
                 <w:sz w:val="20"/>
                 <w:szCs w:val="20"/>
               </w:rPr>
-              <w:t>CUP 51.870,00</w:t>
+              <w:t>CUP 52.780,00</w:t>
             </w:r>
           </w:p>
         </w:tc>
@@ -17466,7 +17466,7 @@
                 <w:sz w:val="20"/>
                 <w:szCs w:val="20"/>
               </w:rPr>
-              <w:t>CUP 51.870,00</w:t>
+              <w:t>CUP 52.780,00</w:t>
             </w:r>
           </w:p>
         </w:tc>
@@ -17529,7 +17529,7 @@
                 <w:sz w:val="20"/>
                 <w:szCs w:val="20"/>
               </w:rPr>
-              <w:t>CUP 5.586,00</w:t>
+              <w:t>CUP 5.684,00</w:t>
             </w:r>
           </w:p>
         </w:tc>
@@ -17592,7 +17592,7 @@
                 <w:sz w:val="20"/>
                 <w:szCs w:val="20"/>
               </w:rPr>
-              <w:t>CUP 7.980,00</w:t>
+              <w:t>CUP 8.120,00</w:t>
             </w:r>
           </w:p>
         </w:tc>
@@ -17655,7 +17655,7 @@
                 <w:sz w:val="20"/>
                 <w:szCs w:val="20"/>
               </w:rPr>
-              <w:t>CUP 47.880,00</w:t>
+              <w:t>CUP 48.720,00</w:t>
             </w:r>
           </w:p>
         </w:tc>
@@ -17718,7 +17718,7 @@
                 <w:sz w:val="20"/>
                 <w:szCs w:val="20"/>
               </w:rPr>
-              <w:t>CUP 7.980,00</w:t>
+              <w:t>CUP 8.120,00</w:t>
             </w:r>
           </w:p>
         </w:tc>
@@ -17781,7 +17781,7 @@
                 <w:sz w:val="20"/>
                 <w:szCs w:val="20"/>
               </w:rPr>
-              <w:t>CUP 15.960,00</w:t>
+              <w:t>CUP 16.240,00</w:t>
             </w:r>
           </w:p>
         </w:tc>
@@ -17844,7 +17844,7 @@
                 <w:sz w:val="20"/>
                 <w:szCs w:val="20"/>
               </w:rPr>
-              <w:t>CUP 79.800,00</w:t>
+              <w:t>CUP 81.200,00</w:t>
             </w:r>
           </w:p>
         </w:tc>
@@ -17907,7 +17907,7 @@
                 <w:sz w:val="20"/>
                 <w:szCs w:val="20"/>
               </w:rPr>
-              <w:t>CUP 95.760,00</w:t>
+              <w:t>CUP 97.440,00</w:t>
             </w:r>
           </w:p>
         </w:tc>
@@ -17970,7 +17970,7 @@
                 <w:sz w:val="20"/>
                 <w:szCs w:val="20"/>
               </w:rPr>
-              <w:t>CUP 239.400,00</w:t>
+              <w:t>CUP 243.600,00</w:t>
             </w:r>
           </w:p>
         </w:tc>
@@ -18033,7 +18033,7 @@
                 <w:sz w:val="20"/>
                 <w:szCs w:val="20"/>
               </w:rPr>
-              <w:t>CUP 239.400,00</w:t>
+              <w:t>CUP 243.600,00</w:t>
             </w:r>
           </w:p>
         </w:tc>
@@ -18096,7 +18096,7 @@
                 <w:sz w:val="20"/>
                 <w:szCs w:val="20"/>
               </w:rPr>
-              <w:t>CUP 127.680,00</w:t>
+              <w:t>CUP 129.920,00</w:t>
             </w:r>
           </w:p>
         </w:tc>
@@ -18159,7 +18159,7 @@
                 <w:sz w:val="20"/>
                 <w:szCs w:val="20"/>
               </w:rPr>
-              <w:t>CUP 175.560,00</w:t>
+              <w:t>CUP 178.640,00</w:t>
             </w:r>
           </w:p>
         </w:tc>
@@ -18223,7 +18223,7 @@
                 <w:sz w:val="20"/>
                 <w:szCs w:val="20"/>
               </w:rPr>
-              <w:t>CUP 87.780,00</w:t>
+              <w:t>CUP 89.320,00</w:t>
             </w:r>
           </w:p>
         </w:tc>
@@ -18286,7 +18286,7 @@
                 <w:sz w:val="20"/>
                 <w:szCs w:val="20"/>
               </w:rPr>
-              <w:t>CUP 127.680,00</w:t>
+              <w:t>CUP 129.920,00</w:t>
             </w:r>
           </w:p>
         </w:tc>
@@ -18349,7 +18349,7 @@
                 <w:sz w:val="20"/>
                 <w:szCs w:val="20"/>
               </w:rPr>
-              <w:t>CUP 23.940,00</w:t>
+              <w:t>CUP 24.360,00</w:t>
             </w:r>
           </w:p>
         </w:tc>
@@ -18412,7 +18412,7 @@
                 <w:sz w:val="20"/>
                 <w:szCs w:val="20"/>
               </w:rPr>
-              <w:t>CUP 23.940,00</w:t>
+              <w:t>CUP 24.360,00</w:t>
             </w:r>
           </w:p>
         </w:tc>
@@ -18475,7 +18475,7 @@
                 <w:sz w:val="20"/>
                 <w:szCs w:val="20"/>
               </w:rPr>
-              <w:t>CUP 135.660,00</w:t>
+              <w:t>CUP 138.040,00</w:t>
             </w:r>
           </w:p>
         </w:tc>
@@ -18538,7 +18538,7 @@
                 <w:sz w:val="20"/>
                 <w:szCs w:val="20"/>
               </w:rPr>
-              <w:t>CUP 55.860,00</w:t>
+              <w:t>CUP 56.840,00</w:t>
             </w:r>
           </w:p>
         </w:tc>
@@ -18601,7 +18601,7 @@
                 <w:sz w:val="20"/>
                 <w:szCs w:val="20"/>
               </w:rPr>
-              <w:t>CUP 159.600,00</w:t>
+              <w:t>CUP 162.400,00</w:t>
             </w:r>
           </w:p>
         </w:tc>
@@ -18664,7 +18664,7 @@
                 <w:sz w:val="20"/>
                 <w:szCs w:val="20"/>
               </w:rPr>
-              <w:t>CUP 71.820,00</w:t>
+              <w:t>CUP 73.080,00</w:t>
             </w:r>
           </w:p>
         </w:tc>
@@ -18727,7 +18727,7 @@
                 <w:sz w:val="20"/>
                 <w:szCs w:val="20"/>
               </w:rPr>
-              <w:t>CUP 15.960,00</w:t>
+              <w:t>CUP 16.240,00</w:t>
             </w:r>
           </w:p>
         </w:tc>
@@ -18790,7 +18790,7 @@
                 <w:sz w:val="20"/>
                 <w:szCs w:val="20"/>
               </w:rPr>
-              <w:t>CUP 55.860,00</w:t>
+              <w:t>CUP 56.840,00</w:t>
             </w:r>
           </w:p>
         </w:tc>
@@ -18853,7 +18853,7 @@
                 <w:sz w:val="20"/>
                 <w:szCs w:val="20"/>
               </w:rPr>
-              <w:t>CUP 19.950,00</w:t>
+              <w:t>CUP 20.300,00</w:t>
             </w:r>
           </w:p>
         </w:tc>
@@ -18916,7 +18916,7 @@
                 <w:sz w:val="20"/>
                 <w:szCs w:val="20"/>
               </w:rPr>
-              <w:t>CUP 7.980,00</w:t>
+              <w:t>CUP 8.120,00</w:t>
             </w:r>
           </w:p>
         </w:tc>
@@ -18979,7 +18979,7 @@
                 <w:sz w:val="20"/>
                 <w:szCs w:val="20"/>
               </w:rPr>
-              <w:t>CUP 15.960,00</w:t>
+              <w:t>CUP 16.240,00</w:t>
             </w:r>
           </w:p>
         </w:tc>
@@ -19042,7 +19042,7 @@
                 <w:sz w:val="20"/>
                 <w:szCs w:val="20"/>
               </w:rPr>
-              <w:t>CUP 9.576,00</w:t>
+              <w:t>CUP 9.744,00</w:t>
             </w:r>
           </w:p>
         </w:tc>
@@ -19105,7 +19105,7 @@
                 <w:sz w:val="20"/>
                 <w:szCs w:val="20"/>
               </w:rPr>
-              <w:t>CUP 9.576,00</w:t>
+              <w:t>CUP 9.744,00</w:t>
             </w:r>
           </w:p>
         </w:tc>
@@ -19168,7 +19168,7 @@
                 <w:sz w:val="20"/>
                 <w:szCs w:val="20"/>
               </w:rPr>
-              <w:t>CUP 15.960,00</w:t>
+              <w:t>CUP 16.240,00</w:t>
             </w:r>
           </w:p>
         </w:tc>
@@ -19231,7 +19231,7 @@
                 <w:sz w:val="20"/>
                 <w:szCs w:val="20"/>
               </w:rPr>
-              <w:t>CUP 15.960,00</w:t>
+              <w:t>CUP 16.240,00</w:t>
             </w:r>
           </w:p>
         </w:tc>
@@ -19294,7 +19294,7 @@
                 <w:sz w:val="20"/>
                 <w:szCs w:val="20"/>
               </w:rPr>
-              <w:t>CUP 19.950,00</w:t>
+              <w:t>CUP 20.300,00</w:t>
             </w:r>
           </w:p>
         </w:tc>
@@ -19357,7 +19357,7 @@
                 <w:sz w:val="20"/>
                 <w:szCs w:val="20"/>
               </w:rPr>
-              <w:t>CUP 47.880,00</w:t>
+              <w:t>CUP 48.720,00</w:t>
             </w:r>
           </w:p>
         </w:tc>
@@ -19420,7 +19420,7 @@
                 <w:sz w:val="20"/>
                 <w:szCs w:val="20"/>
               </w:rPr>
-              <w:t>CUP 31.920,00</w:t>
+              <w:t>CUP 32.480,00</w:t>
             </w:r>
           </w:p>
         </w:tc>
@@ -19483,7 +19483,7 @@
                 <w:sz w:val="20"/>
                 <w:szCs w:val="20"/>
               </w:rPr>
-              <w:t>CUP 23.940,00</w:t>
+              <w:t>CUP 24.360,00</w:t>
             </w:r>
           </w:p>
         </w:tc>
@@ -19546,7 +19546,7 @@
                 <w:sz w:val="20"/>
                 <w:szCs w:val="20"/>
               </w:rPr>
-              <w:t>CUP 15.960,00</w:t>
+              <w:t>CUP 16.240,00</w:t>
             </w:r>
           </w:p>
         </w:tc>
@@ -19609,7 +19609,7 @@
                 <w:sz w:val="20"/>
                 <w:szCs w:val="20"/>
               </w:rPr>
-              <w:t>CUP 159,60</w:t>
+              <w:t>CUP 162,40</w:t>
             </w:r>
           </w:p>
         </w:tc>
@@ -19672,7 +19672,7 @@
                 <w:sz w:val="20"/>
                 <w:szCs w:val="20"/>
               </w:rPr>
-              <w:t>CUP 119.700,00</w:t>
+              <w:t>CUP 121.800,00</w:t>
             </w:r>
           </w:p>
         </w:tc>
@@ -19735,7 +19735,7 @@
                 <w:sz w:val="20"/>
                 <w:szCs w:val="20"/>
               </w:rPr>
-              <w:t>CUP 239.400,00</w:t>
+              <w:t>CUP 243.600,00</w:t>
             </w:r>
           </w:p>
         </w:tc>
@@ -19798,7 +19798,7 @@
                 <w:sz w:val="20"/>
                 <w:szCs w:val="20"/>
               </w:rPr>
-              <w:t>CUP 15.960,00</w:t>
+              <w:t>CUP 16.240,00</w:t>
             </w:r>
           </w:p>
         </w:tc>
@@ -19861,7 +19861,7 @@
                 <w:sz w:val="20"/>
                 <w:szCs w:val="20"/>
               </w:rPr>
-              <w:t>CUP 15.960,00</w:t>
+              <w:t>CUP 16.240,00</w:t>
             </w:r>
           </w:p>
         </w:tc>
@@ -19924,7 +19924,7 @@
                 <w:sz w:val="20"/>
                 <w:szCs w:val="20"/>
               </w:rPr>
-              <w:t>CUP 11.970,00</w:t>
+              <w:t>CUP 12.180,00</w:t>
             </w:r>
           </w:p>
         </w:tc>
@@ -19987,7 +19987,7 @@
                 <w:sz w:val="20"/>
                 <w:szCs w:val="20"/>
               </w:rPr>
-              <w:t>CUP 23.940,00</w:t>
+              <w:t>CUP 24.360,00</w:t>
             </w:r>
           </w:p>
         </w:tc>
@@ -20050,7 +20050,7 @@
                 <w:sz w:val="20"/>
                 <w:szCs w:val="20"/>
               </w:rPr>
-              <w:t>CUP 11.970,00</w:t>
+              <w:t>CUP 12.180,00</w:t>
             </w:r>
           </w:p>
         </w:tc>
@@ -20113,7 +20113,7 @@
                 <w:sz w:val="20"/>
                 <w:szCs w:val="20"/>
               </w:rPr>
-              <w:t>CUP 23.940,00</w:t>
+              <w:t>CUP 24.360,00</w:t>
             </w:r>
           </w:p>
         </w:tc>
@@ -20177,7 +20177,7 @@
                 <w:sz w:val="20"/>
                 <w:szCs w:val="20"/>
               </w:rPr>
-              <w:t>CUP 31.920,00</w:t>
+              <w:t>CUP 32.480,00</w:t>
             </w:r>
           </w:p>
         </w:tc>
@@ -20240,7 +20240,7 @@
                 <w:sz w:val="20"/>
                 <w:szCs w:val="20"/>
               </w:rPr>
-              <w:t>CUP 79.800,00</w:t>
+              <w:t>CUP 81.200,00</w:t>
             </w:r>
           </w:p>
         </w:tc>
@@ -20303,7 +20303,7 @@
                 <w:sz w:val="20"/>
                 <w:szCs w:val="20"/>
               </w:rPr>
-              <w:t>CUP 55.860,00</w:t>
+              <w:t>CUP 56.840,00</w:t>
             </w:r>
           </w:p>
         </w:tc>
@@ -20366,7 +20366,7 @@
                 <w:sz w:val="20"/>
                 <w:szCs w:val="20"/>
               </w:rPr>
-              <w:t>CUP 7.980,00</w:t>
+              <w:t>CUP 8.120,00</w:t>
             </w:r>
           </w:p>
         </w:tc>
@@ -20429,7 +20429,7 @@
                 <w:sz w:val="20"/>
                 <w:szCs w:val="20"/>
               </w:rPr>
-              <w:t>CUP 103.740,00</w:t>
+              <w:t>CUP 105.560,00</w:t>
             </w:r>
           </w:p>
         </w:tc>
@@ -20492,7 +20492,7 @@
                 <w:sz w:val="20"/>
                 <w:szCs w:val="20"/>
               </w:rPr>
-              <w:t>CUP 159.600,00</w:t>
+              <w:t>CUP 162.400,00</w:t>
             </w:r>
           </w:p>
         </w:tc>
@@ -20555,7 +20555,7 @@
                 <w:sz w:val="20"/>
                 <w:szCs w:val="20"/>
               </w:rPr>
-              <w:t>CUP 19.950,00</w:t>
+              <w:t>CUP 20.300,00</w:t>
             </w:r>
           </w:p>
         </w:tc>
@@ -20618,7 +20618,7 @@
                 <w:sz w:val="20"/>
                 <w:szCs w:val="20"/>
               </w:rPr>
-              <w:t>CUP 11.970,00</w:t>
+              <w:t>CUP 12.180,00</w:t>
             </w:r>
           </w:p>
         </w:tc>
@@ -20681,7 +20681,7 @@
                 <w:sz w:val="20"/>
                 <w:szCs w:val="20"/>
               </w:rPr>
-              <w:t>CUP 79.800,00</w:t>
+              <w:t>CUP 81.200,00</w:t>
             </w:r>
           </w:p>
         </w:tc>
@@ -20744,7 +20744,7 @@
                 <w:sz w:val="20"/>
                 <w:szCs w:val="20"/>
               </w:rPr>
-              <w:t>CUP 47.880,00</w:t>
+              <w:t>CUP 48.720,00</w:t>
             </w:r>
           </w:p>
         </w:tc>
@@ -20825,7 +20825,7 @@
                 <w:sz w:val="20"/>
                 <w:szCs w:val="20"/>
               </w:rPr>
-              <w:t>CUP 75.810,00</w:t>
+              <w:t>CUP 77.140,00</w:t>
             </w:r>
           </w:p>
         </w:tc>
@@ -20888,7 +20888,7 @@
                 <w:sz w:val="20"/>
                 <w:szCs w:val="20"/>
               </w:rPr>
-              <w:t>CUP 3.990,00</w:t>
+              <w:t>CUP 4.060,00</w:t>
             </w:r>
           </w:p>
         </w:tc>
@@ -20951,7 +20951,7 @@
                 <w:sz w:val="20"/>
                 <w:szCs w:val="20"/>
               </w:rPr>
-              <w:t>CUP 3.990,00</w:t>
+              <w:t>CUP 4.060,00</w:t>
             </w:r>
           </w:p>
         </w:tc>
@@ -21014,7 +21014,7 @@
                 <w:sz w:val="20"/>
                 <w:szCs w:val="20"/>
               </w:rPr>
-              <w:t>CUP 6.384,00</w:t>
+              <w:t>CUP 6.496,00</w:t>
             </w:r>
           </w:p>
         </w:tc>
@@ -21077,7 +21077,7 @@
                 <w:sz w:val="20"/>
                 <w:szCs w:val="20"/>
               </w:rPr>
-              <w:t>CUP 5.586,00</w:t>
+              <w:t>CUP 5.684,00</w:t>
             </w:r>
           </w:p>
         </w:tc>
@@ -21140,7 +21140,7 @@
                 <w:sz w:val="20"/>
                 <w:szCs w:val="20"/>
               </w:rPr>
-              <w:t>CUP 15.960,00</w:t>
+              <w:t>CUP 16.240,00</w:t>
             </w:r>
           </w:p>
         </w:tc>
@@ -21203,7 +21203,7 @@
                 <w:sz w:val="20"/>
                 <w:szCs w:val="20"/>
               </w:rPr>
-              <w:t>CUP 6.384,00</w:t>
+              <w:t>CUP 6.496,00</w:t>
             </w:r>
           </w:p>
         </w:tc>
@@ -21266,7 +21266,7 @@
                 <w:sz w:val="20"/>
                 <w:szCs w:val="20"/>
               </w:rPr>
-              <w:t>CUP 7.980,00</w:t>
+              <w:t>CUP 8.120,00</w:t>
             </w:r>
           </w:p>
         </w:tc>
@@ -21329,7 +21329,7 @@
                 <w:sz w:val="20"/>
                 <w:szCs w:val="20"/>
               </w:rPr>
-              <w:t>CUP 7.980,00</w:t>
+              <w:t>CUP 8.120,00</w:t>
             </w:r>
           </w:p>
         </w:tc>
@@ -21392,7 +21392,7 @@
                 <w:sz w:val="20"/>
                 <w:szCs w:val="20"/>
               </w:rPr>
-              <w:t>CUP 7.980,00</w:t>
+              <w:t>CUP 8.120,00</w:t>
             </w:r>
           </w:p>
         </w:tc>
@@ -21455,7 +21455,7 @@
                 <w:sz w:val="20"/>
                 <w:szCs w:val="20"/>
               </w:rPr>
-              <w:t>CUP 11.970,00</w:t>
+              <w:t>CUP 12.180,00</w:t>
             </w:r>
           </w:p>
         </w:tc>
@@ -21518,7 +21518,7 @@
                 <w:sz w:val="20"/>
                 <w:szCs w:val="20"/>
               </w:rPr>
-              <w:t>CUP 11.970,00</w:t>
+              <w:t>CUP 12.180,00</w:t>
             </w:r>
           </w:p>
         </w:tc>
@@ -21581,7 +21581,7 @@
                 <w:sz w:val="20"/>
                 <w:szCs w:val="20"/>
               </w:rPr>
-              <w:t>CUP 9.576,00</w:t>
+              <w:t>CUP 9.744,00</w:t>
             </w:r>
           </w:p>
         </w:tc>
@@ -21644,7 +21644,7 @@
                 <w:sz w:val="20"/>
                 <w:szCs w:val="20"/>
               </w:rPr>
-              <w:t>CUP 11.970,00</w:t>
+              <w:t>CUP 12.180,00</w:t>
             </w:r>
           </w:p>
         </w:tc>
@@ -21707,7 +21707,7 @@
                 <w:sz w:val="20"/>
                 <w:szCs w:val="20"/>
               </w:rPr>
-              <w:t>CUP 4.788,00</w:t>
+              <w:t>CUP 4.872,00</w:t>
             </w:r>
           </w:p>
         </w:tc>
@@ -21770,7 +21770,7 @@
                 <w:sz w:val="20"/>
                 <w:szCs w:val="20"/>
               </w:rPr>
-              <w:t>CUP 7.980,00</w:t>
+              <w:t>CUP 8.120,00</w:t>
             </w:r>
           </w:p>
         </w:tc>
@@ -21833,7 +21833,7 @@
                 <w:sz w:val="20"/>
                 <w:szCs w:val="20"/>
               </w:rPr>
-              <w:t>CUP 119.700,00</w:t>
+              <w:t>CUP 121.800,00</w:t>
             </w:r>
           </w:p>
         </w:tc>
@@ -21896,7 +21896,7 @@
                 <w:sz w:val="20"/>
                 <w:szCs w:val="20"/>
               </w:rPr>
-              <w:t>CUP 143.640,00</w:t>
+              <w:t>CUP 146.160,00</w:t>
             </w:r>
           </w:p>
         </w:tc>
@@ -21959,7 +21959,7 @@
                 <w:sz w:val="20"/>
                 <w:szCs w:val="20"/>
               </w:rPr>
-              <w:t>CUP 71.820,00</w:t>
+              <w:t>CUP 73.080,00</w:t>
             </w:r>
           </w:p>
         </w:tc>
@@ -22022,7 +22022,7 @@
                 <w:sz w:val="20"/>
                 <w:szCs w:val="20"/>
               </w:rPr>
-              <w:t>CUP 23.940,00</w:t>
+              <w:t>CUP 24.360,00</w:t>
             </w:r>
           </w:p>
         </w:tc>
@@ -22085,7 +22085,7 @@
                 <w:sz w:val="20"/>
                 <w:szCs w:val="20"/>
               </w:rPr>
-              <w:t>CUP 15.960,00</w:t>
+              <w:t>CUP 16.240,00</w:t>
             </w:r>
           </w:p>
         </w:tc>
@@ -22149,7 +22149,7 @@
                 <w:sz w:val="20"/>
                 <w:szCs w:val="20"/>
               </w:rPr>
-              <w:t>CUP 3.192,00</w:t>
+              <w:t>CUP 3.248,00</w:t>
             </w:r>
           </w:p>
         </w:tc>
@@ -22212,7 +22212,7 @@
                 <w:sz w:val="20"/>
                 <w:szCs w:val="20"/>
               </w:rPr>
-              <w:t>CUP 1.596,00</w:t>
+              <w:t>CUP 1.624,00</w:t>
             </w:r>
           </w:p>
         </w:tc>
@@ -22275,7 +22275,7 @@
                 <w:sz w:val="20"/>
                 <w:szCs w:val="20"/>
               </w:rPr>
-              <w:t>CUP 95.760,00</w:t>
+              <w:t>CUP 97.440,00</w:t>
             </w:r>
           </w:p>
         </w:tc>
@@ -22338,7 +22338,7 @@
                 <w:sz w:val="20"/>
                 <w:szCs w:val="20"/>
               </w:rPr>
-              <w:t>CUP 59.850,00</w:t>
+              <w:t>CUP 60.900,00</w:t>
             </w:r>
           </w:p>
         </w:tc>
@@ -22401,7 +22401,7 @@
                 <w:sz w:val="20"/>
                 <w:szCs w:val="20"/>
               </w:rPr>
-              <w:t>CUP 19.950,00</w:t>
+              <w:t>CUP 20.300,00</w:t>
             </w:r>
           </w:p>
         </w:tc>
@@ -22464,7 +22464,7 @@
                 <w:sz w:val="20"/>
                 <w:szCs w:val="20"/>
               </w:rPr>
-              <w:t>CUP 47.880,00</w:t>
+              <w:t>CUP 48.720,00</w:t>
             </w:r>
           </w:p>
         </w:tc>
@@ -22527,7 +22527,7 @@
                 <w:sz w:val="20"/>
                 <w:szCs w:val="20"/>
               </w:rPr>
-              <w:t>CUP 7.980,00</w:t>
+              <w:t>CUP 8.120,00</w:t>
             </w:r>
           </w:p>
         </w:tc>
@@ -22590,7 +22590,7 @@
                 <w:sz w:val="20"/>
                 <w:szCs w:val="20"/>
               </w:rPr>
-              <w:t>CUP 9.576,00</w:t>
+              <w:t>CUP 9.744,00</w:t>
             </w:r>
           </w:p>
         </w:tc>
@@ -22653,7 +22653,7 @@
                 <w:sz w:val="20"/>
                 <w:szCs w:val="20"/>
               </w:rPr>
-              <w:t>CUP 199.500,00</w:t>
+              <w:t>CUP 203.000,00</w:t>
             </w:r>
           </w:p>
         </w:tc>
@@ -22716,7 +22716,7 @@
                 <w:sz w:val="20"/>
                 <w:szCs w:val="20"/>
               </w:rPr>
-              <w:t>CUP 438.900,00</w:t>
+              <w:t>CUP 446.600,00</w:t>
             </w:r>
           </w:p>
         </w:tc>
@@ -22779,7 +22779,7 @@
                 <w:sz w:val="20"/>
                 <w:szCs w:val="20"/>
               </w:rPr>
-              <w:t>CUP 19.950,00</w:t>
+              <w:t>CUP 20.300,00</w:t>
             </w:r>
           </w:p>
         </w:tc>
@@ -22842,7 +22842,7 @@
                 <w:sz w:val="20"/>
                 <w:szCs w:val="20"/>
               </w:rPr>
-              <w:t>CUP 7.980,00</w:t>
+              <w:t>CUP 8.120,00</w:t>
             </w:r>
           </w:p>
         </w:tc>
@@ -22905,7 +22905,7 @@
                 <w:sz w:val="20"/>
                 <w:szCs w:val="20"/>
               </w:rPr>
-              <w:t>CUP 15.960,00</w:t>
+              <w:t>CUP 16.240,00</w:t>
             </w:r>
           </w:p>
         </w:tc>
@@ -22968,7 +22968,7 @@
                 <w:sz w:val="20"/>
                 <w:szCs w:val="20"/>
               </w:rPr>
-              <w:t>CUP 6.384,00</w:t>
+              <w:t>CUP 6.496,00</w:t>
             </w:r>
           </w:p>
         </w:tc>
@@ -23031,7 +23031,7 @@
                 <w:sz w:val="20"/>
                 <w:szCs w:val="20"/>
               </w:rPr>
-              <w:t>CUP 6.384,00</w:t>
+              <w:t>CUP 6.496,00</w:t>
             </w:r>
           </w:p>
         </w:tc>
@@ -23094,7 +23094,7 @@
                 <w:sz w:val="20"/>
                 <w:szCs w:val="20"/>
               </w:rPr>
-              <w:t>CUP 3.192,00</w:t>
+              <w:t>CUP 3.248,00</w:t>
             </w:r>
           </w:p>
         </w:tc>
@@ -23157,7 +23157,7 @@
                 <w:sz w:val="20"/>
                 <w:szCs w:val="20"/>
               </w:rPr>
-              <w:t>CUP 11.970,00</w:t>
+              <w:t>CUP 12.180,00</w:t>
             </w:r>
           </w:p>
         </w:tc>
@@ -23220,7 +23220,7 @@
                 <w:sz w:val="20"/>
                 <w:szCs w:val="20"/>
               </w:rPr>
-              <w:t>CUP 6.384,00</w:t>
+              <w:t>CUP 6.496,00</w:t>
             </w:r>
           </w:p>
         </w:tc>
@@ -23283,7 +23283,7 @@
                 <w:sz w:val="20"/>
                 <w:szCs w:val="20"/>
               </w:rPr>
-              <w:t>CUP 5.586,00</w:t>
+              <w:t>CUP 5.684,00</w:t>
             </w:r>
           </w:p>
         </w:tc>
@@ -23346,7 +23346,7 @@
                 <w:sz w:val="20"/>
                 <w:szCs w:val="20"/>
               </w:rPr>
-              <w:t>CUP 35.910,00</w:t>
+              <w:t>CUP 36.540,00</w:t>
             </w:r>
           </w:p>
         </w:tc>
@@ -23409,7 +23409,7 @@
                 <w:sz w:val="20"/>
                 <w:szCs w:val="20"/>
               </w:rPr>
-              <w:t>CUP 3.192,00</w:t>
+              <w:t>CUP 3.248,00</w:t>
             </w:r>
           </w:p>
         </w:tc>
@@ -23472,7 +23472,7 @@
                 <w:sz w:val="20"/>
                 <w:szCs w:val="20"/>
               </w:rPr>
-              <w:t>CUP 3.990,00</w:t>
+              <w:t>CUP 4.060,00</w:t>
             </w:r>
           </w:p>
         </w:tc>
@@ -23535,7 +23535,7 @@
                 <w:sz w:val="20"/>
                 <w:szCs w:val="20"/>
               </w:rPr>
-              <w:t>CUP 3.990,00</w:t>
+              <w:t>CUP 4.060,00</w:t>
             </w:r>
           </w:p>
         </w:tc>
@@ -23598,7 +23598,7 @@
                 <w:sz w:val="20"/>
                 <w:szCs w:val="20"/>
               </w:rPr>
-              <w:t>CUP 3.990,00</w:t>
+              <w:t>CUP 4.060,00</w:t>
             </w:r>
           </w:p>
         </w:tc>
@@ -23661,7 +23661,7 @@
                 <w:sz w:val="20"/>
                 <w:szCs w:val="20"/>
               </w:rPr>
-              <w:t>CUP 15.960,00</w:t>
+              <w:t>CUP 16.240,00</w:t>
             </w:r>
           </w:p>
         </w:tc>
@@ -23724,7 +23724,7 @@
                 <w:sz w:val="20"/>
                 <w:szCs w:val="20"/>
               </w:rPr>
-              <w:t>CUP 6.384,00</w:t>
+              <w:t>CUP 6.496,00</w:t>
             </w:r>
           </w:p>
         </w:tc>
@@ -23787,7 +23787,7 @@
                 <w:sz w:val="20"/>
                 <w:szCs w:val="20"/>
               </w:rPr>
-              <w:t>CUP 9.576,00</w:t>
+              <w:t>CUP 9.744,00</w:t>
             </w:r>
           </w:p>
         </w:tc>
@@ -23850,7 +23850,7 @@
                 <w:sz w:val="20"/>
                 <w:szCs w:val="20"/>
               </w:rPr>
-              <w:t>CUP 9.576,00</w:t>
+              <w:t>CUP 9.744,00</w:t>
             </w:r>
           </w:p>
         </w:tc>
@@ -23913,7 +23913,7 @@
                 <w:sz w:val="20"/>
                 <w:szCs w:val="20"/>
               </w:rPr>
-              <w:t>CUP 11.970,00</w:t>
+              <w:t>CUP 12.180,00</w:t>
             </w:r>
           </w:p>
         </w:tc>
@@ -23976,7 +23976,7 @@
                 <w:sz w:val="20"/>
                 <w:szCs w:val="20"/>
               </w:rPr>
-              <w:t>CUP 15.960,00</w:t>
+              <w:t>CUP 16.240,00</w:t>
             </w:r>
           </w:p>
         </w:tc>
@@ -24039,7 +24039,7 @@
                 <w:sz w:val="20"/>
                 <w:szCs w:val="20"/>
               </w:rPr>
-              <w:t>CUP 7.980,00</w:t>
+              <w:t>CUP 8.120,00</w:t>
             </w:r>
           </w:p>
         </w:tc>
@@ -24103,7 +24103,7 @@
                 <w:sz w:val="20"/>
                 <w:szCs w:val="20"/>
               </w:rPr>
-              <w:t>CUP 3.990,00</w:t>
+              <w:t>CUP 4.060,00</w:t>
             </w:r>
           </w:p>
         </w:tc>
@@ -24166,7 +24166,7 @@
                 <w:sz w:val="20"/>
                 <w:szCs w:val="20"/>
               </w:rPr>
-              <w:t>CUP 5.586,00</w:t>
+              <w:t>CUP 5.684,00</w:t>
             </w:r>
           </w:p>
         </w:tc>
@@ -24229,7 +24229,7 @@
                 <w:sz w:val="20"/>
                 <w:szCs w:val="20"/>
               </w:rPr>
-              <w:t>CUP 4.788,00</w:t>
+              <w:t>CUP 4.872,00</w:t>
             </w:r>
           </w:p>
         </w:tc>
@@ -24292,7 +24292,7 @@
                 <w:sz w:val="20"/>
                 <w:szCs w:val="20"/>
               </w:rPr>
-              <w:t>CUP 1.596,00</w:t>
+              <w:t>CUP 1.624,00</w:t>
             </w:r>
           </w:p>
         </w:tc>
@@ -24355,7 +24355,7 @@
                 <w:sz w:val="20"/>
                 <w:szCs w:val="20"/>
               </w:rPr>
-              <w:t>CUP 3.990,00</w:t>
+              <w:t>CUP 4.060,00</w:t>
             </w:r>
           </w:p>
         </w:tc>
@@ -24418,7 +24418,7 @@
                 <w:sz w:val="20"/>
                 <w:szCs w:val="20"/>
               </w:rPr>
-              <w:t>CUP 2.394,00</w:t>
+              <w:t>CUP 2.436,00</w:t>
             </w:r>
           </w:p>
         </w:tc>
@@ -24481,7 +24481,7 @@
                 <w:sz w:val="20"/>
                 <w:szCs w:val="20"/>
               </w:rPr>
-              <w:t>CUP 3.192,00</w:t>
+              <w:t>CUP 3.248,00</w:t>
             </w:r>
           </w:p>
         </w:tc>
@@ -24544,7 +24544,7 @@
                 <w:sz w:val="20"/>
                 <w:szCs w:val="20"/>
               </w:rPr>
-              <w:t>CUP 2.394,00</w:t>
+              <w:t>CUP 2.436,00</w:t>
             </w:r>
           </w:p>
         </w:tc>
@@ -24607,7 +24607,7 @@
                 <w:sz w:val="20"/>
                 <w:szCs w:val="20"/>
               </w:rPr>
-              <w:t>CUP 5.586,00</w:t>
+              <w:t>CUP 5.684,00</w:t>
             </w:r>
           </w:p>
         </w:tc>
@@ -24670,7 +24670,7 @@
                 <w:sz w:val="20"/>
                 <w:szCs w:val="20"/>
               </w:rPr>
-              <w:t>CUP 2.394,00</w:t>
+              <w:t>CUP 2.436,00</w:t>
             </w:r>
           </w:p>
         </w:tc>
@@ -24733,7 +24733,7 @@
                 <w:sz w:val="20"/>
                 <w:szCs w:val="20"/>
               </w:rPr>
-              <w:t>CUP 1.596,00</w:t>
+              <w:t>CUP 1.624,00</w:t>
             </w:r>
           </w:p>
         </w:tc>
@@ -24796,7 +24796,7 @@
                 <w:sz w:val="20"/>
                 <w:szCs w:val="20"/>
               </w:rPr>
-              <w:t>CUP 143.640,00</w:t>
+              <w:t>CUP 146.160,00</w:t>
             </w:r>
           </w:p>
         </w:tc>
@@ -24869,7 +24869,7 @@
                 <w:sz w:val="20"/>
                 <w:szCs w:val="20"/>
               </w:rPr>
-              <w:t>CUP 7.980,00</w:t>
+              <w:t>CUP 8.120,00</w:t>
             </w:r>
           </w:p>
         </w:tc>
@@ -24932,7 +24932,7 @@
                 <w:sz w:val="20"/>
                 <w:szCs w:val="20"/>
               </w:rPr>
-              <w:t>CUP 15.960,00</w:t>
+              <w:t>CUP 16.240,00</w:t>
             </w:r>
           </w:p>
         </w:tc>
@@ -24995,7 +24995,7 @@
                 <w:sz w:val="20"/>
                 <w:szCs w:val="20"/>
               </w:rPr>
-              <w:t>CUP 23.940,00</w:t>
+              <w:t>CUP 24.360,00</w:t>
             </w:r>
           </w:p>
         </w:tc>
@@ -25058,7 +25058,7 @@
                 <w:sz w:val="20"/>
                 <w:szCs w:val="20"/>
               </w:rPr>
-              <w:t>CUP 23.940,00</w:t>
+              <w:t>CUP 24.360,00</w:t>
             </w:r>
           </w:p>
         </w:tc>
@@ -25121,7 +25121,7 @@
                 <w:sz w:val="20"/>
                 <w:szCs w:val="20"/>
               </w:rPr>
-              <w:t>CUP 15.960,00</w:t>
+              <w:t>CUP 16.240,00</w:t>
             </w:r>
           </w:p>
         </w:tc>
@@ -25190,7 +25190,7 @@
                 <w:sz w:val="20"/>
                 <w:szCs w:val="20"/>
               </w:rPr>
-              <w:t>CUP 35.910,00</w:t>
+              <w:t>CUP 36.540,00</w:t>
             </w:r>
           </w:p>
         </w:tc>
@@ -25259,7 +25259,7 @@
                 <w:sz w:val="20"/>
                 <w:szCs w:val="20"/>
               </w:rPr>
-              <w:t>CUP 11.970,00</w:t>
+              <w:t>CUP 12.180,00</w:t>
             </w:r>
           </w:p>
         </w:tc>
@@ -25328,7 +25328,7 @@
                 <w:sz w:val="20"/>
                 <w:szCs w:val="20"/>
               </w:rPr>
-              <w:t>CUP 2.394,00</w:t>
+              <w:t>CUP 2.436,00</w:t>
             </w:r>
           </w:p>
         </w:tc>
@@ -25397,7 +25397,7 @@
                 <w:sz w:val="20"/>
                 <w:szCs w:val="20"/>
               </w:rPr>
-              <w:t>CUP 47.880,00</w:t>
+              <w:t>CUP 48.720,00</w:t>
             </w:r>
           </w:p>
         </w:tc>
@@ -25466,7 +25466,7 @@
                 <w:sz w:val="20"/>
                 <w:szCs w:val="20"/>
               </w:rPr>
-              <w:t>CUP 11.970,00</w:t>
+              <w:t>CUP 12.180,00</w:t>
             </w:r>
           </w:p>
         </w:tc>
@@ -25535,7 +25535,7 @@
                 <w:sz w:val="20"/>
                 <w:szCs w:val="20"/>
               </w:rPr>
-              <w:t>CUP 11.970,00</w:t>
+              <w:t>CUP 12.180,00</w:t>
             </w:r>
           </w:p>
         </w:tc>
@@ -25604,7 +25604,7 @@
                 <w:sz w:val="20"/>
                 <w:szCs w:val="20"/>
               </w:rPr>
-              <w:t>CUP 159.600,00</w:t>
+              <w:t>CUP 162.400,00</w:t>
             </w:r>
           </w:p>
         </w:tc>
@@ -25673,7 +25673,7 @@
                 <w:sz w:val="20"/>
                 <w:szCs w:val="20"/>
               </w:rPr>
-              <w:t>CUP 27.930,00</w:t>
+              <w:t>CUP 28.420,00</w:t>
             </w:r>
           </w:p>
         </w:tc>
@@ -25742,7 +25742,7 @@
                 <w:sz w:val="20"/>
                 <w:szCs w:val="20"/>
               </w:rPr>
-              <w:t>CUP 7.980,00</w:t>
+              <w:t>CUP 8.120,00</w:t>
             </w:r>
           </w:p>
         </w:tc>
@@ -25811,7 +25811,7 @@
                 <w:sz w:val="20"/>
                 <w:szCs w:val="20"/>
               </w:rPr>
-              <w:t>CUP 3.192,00</w:t>
+              <w:t>CUP 3.248,00</w:t>
             </w:r>
           </w:p>
         </w:tc>
@@ -25880,7 +25880,7 @@
                 <w:sz w:val="20"/>
                 <w:szCs w:val="20"/>
               </w:rPr>
-              <w:t>CUP 9.576,00</w:t>
+              <w:t>CUP 9.744,00</w:t>
             </w:r>
           </w:p>
         </w:tc>
@@ -26008,7 +26008,7 @@
                 <w:sz w:val="20"/>
                 <w:szCs w:val="20"/>
               </w:rPr>
-              <w:t>CUP 111.720,00</w:t>
+              <w:t>CUP 113.680,00</w:t>
             </w:r>
           </w:p>
         </w:tc>
@@ -26059,7 +26059,7 @@
                 <w:sz w:val="20"/>
                 <w:szCs w:val="20"/>
               </w:rPr>
-              <w:t>CUP 159.600,00</w:t>
+              <w:t>CUP 162.400,00</w:t>
             </w:r>
           </w:p>
         </w:tc>
@@ -26110,7 +26110,7 @@
                 <w:sz w:val="20"/>
                 <w:szCs w:val="20"/>
               </w:rPr>
-              <w:t>CUP 27.930,00</w:t>
+              <w:t>CUP 28.420,00</w:t>
             </w:r>
           </w:p>
         </w:tc>
@@ -26171,7 +26171,7 @@
                 <w:sz w:val="20"/>
                 <w:szCs w:val="20"/>
               </w:rPr>
-              <w:t>CUP 143.640,00</w:t>
+              <w:t>CUP 146.160,00</w:t>
             </w:r>
           </w:p>
         </w:tc>
@@ -26223,7 +26223,7 @@
                 <w:sz w:val="20"/>
                 <w:szCs w:val="20"/>
               </w:rPr>
-              <w:t>CUP 95.760,00</w:t>
+              <w:t>CUP 97.440,00</w:t>
             </w:r>
           </w:p>
         </w:tc>
@@ -26284,7 +26284,7 @@
                 <w:sz w:val="20"/>
                 <w:szCs w:val="20"/>
               </w:rPr>
-              <w:t>CUP 95.760,00</w:t>
+              <w:t>CUP 97.440,00</w:t>
             </w:r>
           </w:p>
         </w:tc>
@@ -26336,7 +26336,7 @@
                 <w:sz w:val="20"/>
                 <w:szCs w:val="20"/>
               </w:rPr>
-              <w:t>CUP 4.788,00</w:t>
+              <w:t>CUP 4.872,00</w:t>
             </w:r>
           </w:p>
         </w:tc>
@@ -26388,7 +26388,7 @@
                 <w:sz w:val="20"/>
                 <w:szCs w:val="20"/>
               </w:rPr>
-              <w:t>CUP 103.740,00</w:t>
+              <w:t>CUP 105.560,00</w:t>
             </w:r>
           </w:p>
         </w:tc>
@@ -26440,7 +26440,7 @@
                 <w:sz w:val="20"/>
                 <w:szCs w:val="20"/>
               </w:rPr>
-              <w:t>CUP 31.920,00</w:t>
+              <w:t>CUP 32.480,00</w:t>
             </w:r>
           </w:p>
         </w:tc>
@@ -26492,7 +26492,7 @@
                 <w:sz w:val="20"/>
                 <w:szCs w:val="20"/>
               </w:rPr>
-              <w:t>CUP 63.840,00</w:t>
+              <w:t>CUP 64.960,00</w:t>
             </w:r>
           </w:p>
         </w:tc>
@@ -26565,7 +26565,7 @@
                 <w:sz w:val="20"/>
                 <w:szCs w:val="20"/>
               </w:rPr>
-              <w:t>CUP 31.920,00</w:t>
+              <w:t>CUP 32.480,00</w:t>
             </w:r>
           </w:p>
         </w:tc>
@@ -26618,7 +26618,7 @@
                 <w:sz w:val="20"/>
                 <w:szCs w:val="20"/>
               </w:rPr>
-              <w:t>CUP 15.960,00</w:t>
+              <w:t>CUP 16.240,00</w:t>
             </w:r>
           </w:p>
         </w:tc>
@@ -26671,7 +26671,7 @@
                 <w:sz w:val="20"/>
                 <w:szCs w:val="20"/>
               </w:rPr>
-              <w:t>CUP 67.830,00</w:t>
+              <w:t>CUP 69.020,00</w:t>
             </w:r>
           </w:p>
         </w:tc>
@@ -26723,7 +26723,7 @@
                 <w:sz w:val="20"/>
                 <w:szCs w:val="20"/>
               </w:rPr>
-              <w:t>CUP 63.840,00</w:t>
+              <w:t>CUP 64.960,00</w:t>
             </w:r>
           </w:p>
         </w:tc>
@@ -26776,7 +26776,7 @@
                 <w:sz w:val="20"/>
                 <w:szCs w:val="20"/>
               </w:rPr>
-              <w:t>CUP 79.800,00</w:t>
+              <w:t>CUP 81.200,00</w:t>
             </w:r>
           </w:p>
         </w:tc>
@@ -26828,7 +26828,7 @@
                 <w:sz w:val="20"/>
                 <w:szCs w:val="20"/>
               </w:rPr>
-              <w:t>CUP 79.800,00</w:t>
+              <w:t>CUP 81.200,00</w:t>
             </w:r>
           </w:p>
         </w:tc>
@@ -26880,7 +26880,7 @@
                 <w:sz w:val="20"/>
                 <w:szCs w:val="20"/>
               </w:rPr>
-              <w:t>CUP 87.780,00</w:t>
+              <w:t>CUP 89.320,00</w:t>
             </w:r>
           </w:p>
         </w:tc>
@@ -26932,7 +26932,7 @@
                 <w:sz w:val="20"/>
                 <w:szCs w:val="20"/>
               </w:rPr>
-              <w:t>CUP 95.760,00</w:t>
+              <w:t>CUP 97.440,00</w:t>
             </w:r>
           </w:p>
         </w:tc>
@@ -26985,7 +26985,7 @@
                 <w:sz w:val="20"/>
                 <w:szCs w:val="20"/>
               </w:rPr>
-              <w:t>CUP 19.950,00</w:t>
+              <w:t>CUP 20.300,00</w:t>
             </w:r>
           </w:p>
         </w:tc>
@@ -27038,7 +27038,7 @@
                 <w:sz w:val="20"/>
                 <w:szCs w:val="20"/>
               </w:rPr>
-              <w:t>CUP 47.880,00</w:t>
+              <w:t>CUP 48.720,00</w:t>
             </w:r>
           </w:p>
         </w:tc>
@@ -27090,7 +27090,7 @@
                 <w:sz w:val="20"/>
                 <w:szCs w:val="20"/>
               </w:rPr>
-              <w:t>CUP 47.880,00</w:t>
+              <w:t>CUP 48.720,00</w:t>
             </w:r>
           </w:p>
         </w:tc>
@@ -27142,7 +27142,7 @@
                 <w:sz w:val="20"/>
                 <w:szCs w:val="20"/>
               </w:rPr>
-              <w:t>CUP 79.800,00</w:t>
+              <w:t>CUP 81.200,00</w:t>
             </w:r>
           </w:p>
         </w:tc>
@@ -27194,7 +27194,7 @@
                 <w:sz w:val="20"/>
                 <w:szCs w:val="20"/>
               </w:rPr>
-              <w:t>CUP 55.860,00</w:t>
+              <w:t>CUP 56.840,00</w:t>
             </w:r>
           </w:p>
         </w:tc>
@@ -27246,7 +27246,7 @@
                 <w:sz w:val="20"/>
                 <w:szCs w:val="20"/>
               </w:rPr>
-              <w:t>CUP 63.840,00</w:t>
+              <w:t>CUP 64.960,00</w:t>
             </w:r>
           </w:p>
         </w:tc>
@@ -27298,7 +27298,7 @@
                 <w:sz w:val="20"/>
                 <w:szCs w:val="20"/>
               </w:rPr>
-              <w:t>CUP 798,00</w:t>
+              <w:t>CUP 812,00</w:t>
             </w:r>
           </w:p>
         </w:tc>
@@ -27350,7 +27350,7 @@
                 <w:sz w:val="20"/>
                 <w:szCs w:val="20"/>
               </w:rPr>
-              <w:t>CUP 798,00</w:t>
+              <w:t>CUP 812,00</w:t>
             </w:r>
           </w:p>
         </w:tc>
@@ -27402,7 +27402,7 @@
                 <w:sz w:val="20"/>
                 <w:szCs w:val="20"/>
               </w:rPr>
-              <w:t>CUP 798,00</w:t>
+              <w:t>CUP 812,00</w:t>
             </w:r>
           </w:p>
         </w:tc>
@@ -27454,7 +27454,7 @@
                 <w:sz w:val="20"/>
                 <w:szCs w:val="20"/>
               </w:rPr>
-              <w:t>CUP 11.970,00</w:t>
+              <w:t>CUP 12.180,00</w:t>
             </w:r>
           </w:p>
         </w:tc>
@@ -27506,7 +27506,7 @@
                 <w:sz w:val="20"/>
                 <w:szCs w:val="20"/>
               </w:rPr>
-              <w:t>CUP 15.960,00</w:t>
+              <w:t>CUP 16.240,00</w:t>
             </w:r>
           </w:p>
         </w:tc>
@@ -27568,7 +27568,7 @@
                 <w:sz w:val="20"/>
                 <w:szCs w:val="20"/>
               </w:rPr>
-              <w:t>CUP 31.920,00</w:t>
+              <w:t>CUP 32.480,00</w:t>
             </w:r>
           </w:p>
         </w:tc>
@@ -27620,7 +27620,7 @@
                 <w:sz w:val="20"/>
                 <w:szCs w:val="20"/>
               </w:rPr>
-              <w:t>CUP 31.920,00</w:t>
+              <w:t>CUP 32.480,00</w:t>
             </w:r>
           </w:p>
         </w:tc>
@@ -27671,7 +27671,7 @@
                 <w:sz w:val="20"/>
                 <w:szCs w:val="20"/>
               </w:rPr>
-              <w:t>CUP 11.970,00</w:t>
+              <w:t>CUP 12.180,00</w:t>
             </w:r>
           </w:p>
         </w:tc>
@@ -27722,7 +27722,7 @@
                 <w:sz w:val="20"/>
                 <w:szCs w:val="20"/>
               </w:rPr>
-              <w:t>CUP 7.980,00</w:t>
+              <w:t>CUP 8.120,00</w:t>
             </w:r>
           </w:p>
         </w:tc>
@@ -27773,7 +27773,7 @@
                 <w:sz w:val="20"/>
                 <w:szCs w:val="20"/>
               </w:rPr>
-              <w:t>CUP 11.970,00</w:t>
+              <w:t>CUP 12.180,00</w:t>
             </w:r>
           </w:p>
         </w:tc>
@@ -27824,7 +27824,7 @@
                 <w:sz w:val="20"/>
                 <w:szCs w:val="20"/>
               </w:rPr>
-              <w:t>CUP 1.995,00</w:t>
+              <w:t>CUP 2.030,00</w:t>
             </w:r>
           </w:p>
         </w:tc>
@@ -27875,7 +27875,7 @@
                 <w:sz w:val="20"/>
                 <w:szCs w:val="20"/>
               </w:rPr>
-              <w:t>CUP 7.980,00</w:t>
+              <w:t>CUP 8.120,00</w:t>
             </w:r>
           </w:p>
         </w:tc>
@@ -27926,7 +27926,7 @@
                 <w:sz w:val="20"/>
                 <w:szCs w:val="20"/>
               </w:rPr>
-              <w:t>CUP 5.586,00</w:t>
+              <w:t>CUP 5.684,00</w:t>
             </w:r>
           </w:p>
         </w:tc>
@@ -27977,7 +27977,7 @@
                 <w:sz w:val="20"/>
                 <w:szCs w:val="20"/>
               </w:rPr>
-              <w:t>CUP 19.950,00</w:t>
+              <w:t>CUP 20.300,00</w:t>
             </w:r>
           </w:p>
         </w:tc>
@@ -28028,7 +28028,7 @@
                 <w:sz w:val="20"/>
                 <w:szCs w:val="20"/>
               </w:rPr>
-              <w:t>CUP 11.970,00</w:t>
+              <w:t>CUP 12.180,00</w:t>
             </w:r>
           </w:p>
         </w:tc>
@@ -28079,7 +28079,7 @@
                 <w:sz w:val="20"/>
                 <w:szCs w:val="20"/>
               </w:rPr>
-              <w:t>CUP 23.940,00</w:t>
+              <w:t>CUP 24.360,00</w:t>
             </w:r>
           </w:p>
         </w:tc>
@@ -28131,7 +28131,7 @@
                 <w:sz w:val="20"/>
                 <w:szCs w:val="20"/>
               </w:rPr>
-              <w:t>CUP 15.960,00</w:t>
+              <w:t>CUP 16.240,00</w:t>
             </w:r>
           </w:p>
         </w:tc>
@@ -28182,7 +28182,7 @@
                 <w:sz w:val="20"/>
                 <w:szCs w:val="20"/>
               </w:rPr>
-              <w:t>CUP 19.950,00</w:t>
+              <w:t>CUP 20.300,00</w:t>
             </w:r>
           </w:p>
         </w:tc>
@@ -28233,7 +28233,7 @@
                 <w:sz w:val="20"/>
                 <w:szCs w:val="20"/>
               </w:rPr>
-              <w:t>CUP 39.900,00</w:t>
+              <w:t>CUP 40.600,00</w:t>
             </w:r>
           </w:p>
         </w:tc>
@@ -28284,7 +28284,7 @@
                 <w:sz w:val="20"/>
                 <w:szCs w:val="20"/>
               </w:rPr>
-              <w:t>CUP 47.880,00</w:t>
+              <w:t>CUP 48.720,00</w:t>
             </w:r>
           </w:p>
         </w:tc>
@@ -28335,7 +28335,7 @@
                 <w:sz w:val="20"/>
                 <w:szCs w:val="20"/>
               </w:rPr>
-              <w:t>CUP 39.900,00</w:t>
+              <w:t>CUP 40.600,00</w:t>
             </w:r>
           </w:p>
         </w:tc>
@@ -28386,7 +28386,7 @@
                 <w:sz w:val="20"/>
                 <w:szCs w:val="20"/>
               </w:rPr>
-              <w:t>CUP 55.860,00</w:t>
+              <w:t>CUP 56.840,00</w:t>
             </w:r>
           </w:p>
         </w:tc>
@@ -28437,7 +28437,7 @@
                 <w:sz w:val="20"/>
                 <w:szCs w:val="20"/>
               </w:rPr>
-              <w:t>CUP 279.300,00</w:t>
+              <w:t>CUP 284.200,00</w:t>
             </w:r>
           </w:p>
         </w:tc>
@@ -28488,7 +28488,7 @@
                 <w:sz w:val="20"/>
                 <w:szCs w:val="20"/>
               </w:rPr>
-              <w:t>CUP 11.970,00</w:t>
+              <w:t>CUP 12.180,00</w:t>
             </w:r>
           </w:p>
         </w:tc>
@@ -28539,7 +28539,7 @@
                 <w:sz w:val="20"/>
                 <w:szCs w:val="20"/>
               </w:rPr>
-              <w:t>CUP 103.740,00</w:t>
+              <w:t>CUP 105.560,00</w:t>
             </w:r>
           </w:p>
         </w:tc>
@@ -28591,7 +28591,7 @@
                 <w:sz w:val="20"/>
                 <w:szCs w:val="20"/>
               </w:rPr>
-              <w:t>CUP 15.960,00</w:t>
+              <w:t>CUP 16.240,00</w:t>
             </w:r>
           </w:p>
         </w:tc>
@@ -28643,7 +28643,7 @@
                 <w:sz w:val="20"/>
                 <w:szCs w:val="20"/>
               </w:rPr>
-              <w:t>CUP 39.900,00</w:t>
+              <w:t>CUP 40.600,00</w:t>
             </w:r>
           </w:p>
         </w:tc>
@@ -28694,7 +28694,7 @@
                 <w:sz w:val="20"/>
                 <w:szCs w:val="20"/>
               </w:rPr>
-              <w:t>CUP 27.930,00</w:t>
+              <w:t>CUP 28.420,00</w:t>
             </w:r>
           </w:p>
         </w:tc>
@@ -28741,7 +28741,7 @@
                 <w:sz w:val="20"/>
                 <w:szCs w:val="20"/>
               </w:rPr>
-              <w:t>CUP 111.720,00</w:t>
+              <w:t>CUP 113.680,00</w:t>
             </w:r>
           </w:p>
         </w:tc>
@@ -28786,7 +28786,7 @@
                 <w:sz w:val="20"/>
                 <w:szCs w:val="20"/>
               </w:rPr>
-              <w:t>CUP 55.860,00</w:t>
+              <w:t>CUP 56.840,00</w:t>
             </w:r>
           </w:p>
         </w:tc>
@@ -28838,7 +28838,7 @@
                 <w:sz w:val="20"/>
                 <w:szCs w:val="20"/>
               </w:rPr>
-              <w:t>CUP 11.970,00</w:t>
+              <w:t>CUP 12.180,00</w:t>
             </w:r>
           </w:p>
         </w:tc>
@@ -28904,7 +28904,7 @@
                 <w:sz w:val="20"/>
                 <w:szCs w:val="20"/>
               </w:rPr>
-              <w:t>CUP 23.940,00</w:t>
+              <w:t>CUP 24.360,00</w:t>
             </w:r>
           </w:p>
         </w:tc>
@@ -28948,7 +28948,7 @@
                 <w:sz w:val="20"/>
                 <w:szCs w:val="20"/>
               </w:rPr>
-              <w:t>CUP 159.600,00</w:t>
+              <w:t>CUP 162.400,00</w:t>
             </w:r>
           </w:p>
         </w:tc>
@@ -28993,7 +28993,7 @@
                 <w:sz w:val="20"/>
                 <w:szCs w:val="20"/>
               </w:rPr>
-              <w:t>CUP 63.840,00</w:t>
+              <w:t>CUP 64.960,00</w:t>
             </w:r>
           </w:p>
         </w:tc>
@@ -29059,7 +29059,7 @@
                 <w:sz w:val="20"/>
                 <w:szCs w:val="20"/>
               </w:rPr>
-              <w:t>CUP 79.800,00</w:t>
+              <w:t>CUP 81.200,00</w:t>
             </w:r>
           </w:p>
         </w:tc>
@@ -29103,7 +29103,7 @@
                 <w:sz w:val="20"/>
                 <w:szCs w:val="20"/>
               </w:rPr>
-              <w:t>CUP 79.800,00</w:t>
+              <w:t>CUP 81.200,00</w:t>
             </w:r>
           </w:p>
         </w:tc>
@@ -29160,7 +29160,7 @@
                 <w:sz w:val="20"/>
                 <w:szCs w:val="20"/>
               </w:rPr>
-              <w:t>CUP 119.700,00</w:t>
+              <w:t>CUP 121.800,00</w:t>
             </w:r>
           </w:p>
         </w:tc>
@@ -29206,7 +29206,7 @@
                 <w:sz w:val="20"/>
                 <w:szCs w:val="20"/>
               </w:rPr>
-              <w:t>CUP 199.500,00</w:t>
+              <w:t>CUP 203.000,00</w:t>
             </w:r>
           </w:p>
         </w:tc>
@@ -29251,7 +29251,7 @@
                 <w:sz w:val="20"/>
                 <w:szCs w:val="20"/>
               </w:rPr>
-              <w:t>CUP 175.560,00</w:t>
+              <w:t>CUP 178.640,00</w:t>
             </w:r>
           </w:p>
         </w:tc>
@@ -29304,7 +29304,7 @@
                 <w:sz w:val="20"/>
                 <w:szCs w:val="20"/>
               </w:rPr>
-              <w:t>CUP 95.760,00</w:t>
+              <w:t>CUP 97.440,00</w:t>
             </w:r>
           </w:p>
         </w:tc>
@@ -29349,7 +29349,7 @@
                 <w:sz w:val="20"/>
                 <w:szCs w:val="20"/>
               </w:rPr>
-              <w:t>CUP 47.880,00</w:t>
+              <w:t>CUP 48.720,00</w:t>
             </w:r>
           </w:p>
         </w:tc>
@@ -29393,7 +29393,7 @@
                 <w:sz w:val="20"/>
                 <w:szCs w:val="20"/>
               </w:rPr>
-              <w:t>CUP 55.860,00</w:t>
+              <w:t>CUP 56.840,00</w:t>
             </w:r>
           </w:p>
         </w:tc>
@@ -29438,7 +29438,7 @@
                 <w:sz w:val="20"/>
                 <w:szCs w:val="20"/>
               </w:rPr>
-              <w:t>CUP 103.740,00</w:t>
+              <w:t>CUP 105.560,00</w:t>
             </w:r>
           </w:p>
         </w:tc>
@@ -29482,7 +29482,7 @@
                 <w:sz w:val="20"/>
                 <w:szCs w:val="20"/>
               </w:rPr>
-              <w:t>CUP 15.960,00</w:t>
+              <w:t>CUP 16.240,00</w:t>
             </w:r>
           </w:p>
         </w:tc>
@@ -29526,7 +29526,7 @@
                 <w:sz w:val="20"/>
                 <w:szCs w:val="20"/>
               </w:rPr>
-              <w:t>CUP 11.970,00</w:t>
+              <w:t>CUP 12.180,00</w:t>
             </w:r>
           </w:p>
         </w:tc>
@@ -29570,7 +29570,7 @@
                 <w:sz w:val="20"/>
                 <w:szCs w:val="20"/>
               </w:rPr>
-              <w:t>CUP 31.920,00</w:t>
+              <w:t>CUP 32.480,00</w:t>
             </w:r>
           </w:p>
         </w:tc>
@@ -29614,7 +29614,7 @@
                 <w:sz w:val="20"/>
                 <w:szCs w:val="20"/>
               </w:rPr>
-              <w:t>CUP 6.384,00</w:t>
+              <w:t>CUP 6.496,00</w:t>
             </w:r>
           </w:p>
         </w:tc>
@@ -29658,7 +29658,7 @@
                 <w:sz w:val="20"/>
                 <w:szCs w:val="20"/>
               </w:rPr>
-              <w:t>CUP 23.940,00</w:t>
+              <w:t>CUP 24.360,00</w:t>
             </w:r>
           </w:p>
         </w:tc>
@@ -29702,7 +29702,7 @@
                 <w:sz w:val="20"/>
                 <w:szCs w:val="20"/>
               </w:rPr>
-              <w:t>CUP 47.880,00</w:t>
+              <w:t>CUP 48.720,00</w:t>
             </w:r>
           </w:p>
         </w:tc>
@@ -29746,7 +29746,7 @@
                 <w:sz w:val="20"/>
                 <w:szCs w:val="20"/>
               </w:rPr>
-              <w:t>CUP 43.890,00</w:t>
+              <w:t>CUP 44.660,00</w:t>
             </w:r>
           </w:p>
         </w:tc>
@@ -29797,7 +29797,7 @@
                 <w:sz w:val="20"/>
                 <w:szCs w:val="20"/>
               </w:rPr>
-              <w:t>CUP 55.860,00</w:t>
+              <w:t>CUP 56.840,00</w:t>
             </w:r>
           </w:p>
         </w:tc>
@@ -29841,7 +29841,7 @@
                 <w:sz w:val="20"/>
                 <w:szCs w:val="20"/>
               </w:rPr>
-              <w:t>CUP 55.860,00</w:t>
+              <w:t>CUP 56.840,00</w:t>
             </w:r>
           </w:p>
         </w:tc>
@@ -29885,7 +29885,7 @@
                 <w:sz w:val="20"/>
                 <w:szCs w:val="20"/>
               </w:rPr>
-              <w:t>CUP 7.980,00</w:t>
+              <w:t>CUP 8.120,00</w:t>
             </w:r>
           </w:p>
         </w:tc>
@@ -29931,7 +29931,7 @@
                 <w:sz w:val="20"/>
                 <w:szCs w:val="20"/>
               </w:rPr>
-              <w:t>CUP 7.980,00</w:t>
+              <w:t>CUP 8.120,00</w:t>
             </w:r>
           </w:p>
         </w:tc>
@@ -29996,7 +29996,7 @@
                 <w:sz w:val="20"/>
                 <w:szCs w:val="20"/>
               </w:rPr>
-              <w:t>CUP 23.940,00</w:t>
+              <w:t>CUP 24.360,00</w:t>
             </w:r>
           </w:p>
         </w:tc>
@@ -30050,7 +30050,7 @@
                 <w:sz w:val="20"/>
                 <w:szCs w:val="20"/>
               </w:rPr>
-              <w:t>CUP 11.970,00</w:t>
+              <w:t>CUP 12.180,00</w:t>
             </w:r>
           </w:p>
         </w:tc>
@@ -30094,7 +30094,7 @@
                 <w:sz w:val="20"/>
                 <w:szCs w:val="20"/>
               </w:rPr>
-              <w:t>CUP 27.930,00</w:t>
+              <w:t>CUP 28.420,00</w:t>
             </w:r>
           </w:p>
         </w:tc>
@@ -30146,7 +30146,7 @@
                 <w:sz w:val="20"/>
                 <w:szCs w:val="20"/>
               </w:rPr>
-              <w:t>CUP 3.192,00</w:t>
+              <w:t>CUP 3.248,00</w:t>
             </w:r>
           </w:p>
         </w:tc>
@@ -30191,7 +30191,7 @@
                 <w:sz w:val="20"/>
                 <w:szCs w:val="20"/>
               </w:rPr>
-              <w:t>CUP 4.788,00</w:t>
+              <w:t>CUP 4.872,00</w:t>
             </w:r>
           </w:p>
         </w:tc>
@@ -30235,7 +30235,7 @@
                 <w:sz w:val="20"/>
                 <w:szCs w:val="20"/>
               </w:rPr>
-              <w:t>CUP 79.800,00</w:t>
+              <w:t>CUP 81.200,00</w:t>
             </w:r>
           </w:p>
         </w:tc>
@@ -30280,7 +30280,7 @@
                 <w:sz w:val="20"/>
                 <w:szCs w:val="20"/>
               </w:rPr>
-              <w:t>CUP 6.384,00</w:t>
+              <w:t>CUP 6.496,00</w:t>
             </w:r>
           </w:p>
         </w:tc>
@@ -30325,7 +30325,7 @@
                 <w:sz w:val="20"/>
                 <w:szCs w:val="20"/>
               </w:rPr>
-              <w:t>CUP 95.760,00</w:t>
+              <w:t>CUP 97.440,00</w:t>
             </w:r>
           </w:p>
         </w:tc>
@@ -30371,7 +30371,7 @@
                 <w:sz w:val="20"/>
                 <w:szCs w:val="20"/>
               </w:rPr>
-              <w:t>CUP 7.980,00</w:t>
+              <w:t>CUP 8.120,00</w:t>
             </w:r>
           </w:p>
         </w:tc>
@@ -30416,7 +30416,7 @@
                 <w:sz w:val="20"/>
                 <w:szCs w:val="20"/>
               </w:rPr>
-              <w:t>CUP 15.960,00</w:t>
+              <w:t>CUP 16.240,00</w:t>
             </w:r>
           </w:p>
         </w:tc>
@@ -30461,7 +30461,7 @@
                 <w:sz w:val="20"/>
                 <w:szCs w:val="20"/>
               </w:rPr>
-              <w:t>CUP 7.980,00</w:t>
+              <w:t>CUP 8.120,00</w:t>
             </w:r>
           </w:p>
         </w:tc>
@@ -30505,7 +30505,7 @@
                 <w:sz w:val="20"/>
                 <w:szCs w:val="20"/>
               </w:rPr>
-              <w:t>CUP 55.860,00</w:t>
+              <w:t>CUP 56.840,00</w:t>
             </w:r>
           </w:p>
         </w:tc>
@@ -30549,7 +30549,7 @@
                 <w:sz w:val="20"/>
                 <w:szCs w:val="20"/>
               </w:rPr>
-              <w:t>CUP 47.880,00</w:t>
+              <w:t>CUP 48.720,00</w:t>
             </w:r>
           </w:p>
         </w:tc>
@@ -30594,7 +30594,7 @@
                 <w:sz w:val="20"/>
                 <w:szCs w:val="20"/>
               </w:rPr>
-              <w:t>CUP 5.586,00</w:t>
+              <w:t>CUP 5.684,00</w:t>
             </w:r>
           </w:p>
         </w:tc>
@@ -30640,7 +30640,7 @@
                 <w:sz w:val="20"/>
                 <w:szCs w:val="20"/>
               </w:rPr>
-              <w:t>CUP 15.960,00</w:t>
+              <w:t>CUP 16.240,00</w:t>
             </w:r>
           </w:p>
         </w:tc>
@@ -30686,7 +30686,7 @@
                 <w:sz w:val="20"/>
                 <w:szCs w:val="20"/>
               </w:rPr>
-              <w:t>CUP 19.950,00</w:t>
+              <w:t>CUP 20.300,00</w:t>
             </w:r>
           </w:p>
         </w:tc>
@@ -30732,7 +30732,7 @@
                 <w:sz w:val="20"/>
                 <w:szCs w:val="20"/>
               </w:rPr>
-              <w:t>CUP 11.970,00</w:t>
+              <w:t>CUP 12.180,00</w:t>
             </w:r>
           </w:p>
         </w:tc>
@@ -30776,7 +30776,7 @@
                 <w:sz w:val="20"/>
                 <w:szCs w:val="20"/>
               </w:rPr>
-              <w:t>CUP 7.980,00</w:t>
+              <w:t>CUP 8.120,00</w:t>
             </w:r>
           </w:p>
         </w:tc>
@@ -30821,7 +30821,7 @@
                 <w:sz w:val="20"/>
                 <w:szCs w:val="20"/>
               </w:rPr>
-              <w:t>CUP 11.970,00</w:t>
+              <w:t>CUP 12.180,00</w:t>
             </w:r>
           </w:p>
         </w:tc>
@@ -30867,7 +30867,7 @@
                 <w:sz w:val="20"/>
                 <w:szCs w:val="20"/>
               </w:rPr>
-              <w:t>CUP 7.980,00</w:t>
+              <w:t>CUP 8.120,00</w:t>
             </w:r>
           </w:p>
         </w:tc>
@@ -30911,7 +30911,7 @@
                 <w:sz w:val="20"/>
                 <w:szCs w:val="20"/>
               </w:rPr>
-              <w:t>CUP 6.384,00</w:t>
+              <w:t>CUP 6.496,00</w:t>
             </w:r>
           </w:p>
         </w:tc>
@@ -30962,7 +30962,7 @@
                 <w:sz w:val="20"/>
                 <w:szCs w:val="20"/>
               </w:rPr>
-              <w:t>CUP 35.910,00</w:t>
+              <w:t>CUP 36.540,00</w:t>
             </w:r>
           </w:p>
         </w:tc>
@@ -31007,7 +31007,7 @@
                 <w:sz w:val="20"/>
                 <w:szCs w:val="20"/>
               </w:rPr>
-              <w:t>CUP 27.930,00</w:t>
+              <w:t>CUP 28.420,00</w:t>
             </w:r>
           </w:p>
         </w:tc>
@@ -31052,7 +31052,7 @@
                 <w:sz w:val="20"/>
                 <w:szCs w:val="20"/>
               </w:rPr>
-              <w:t>CUP 31.920,00</w:t>
+              <w:t>CUP 32.480,00</w:t>
             </w:r>
           </w:p>
         </w:tc>
@@ -31097,7 +31097,7 @@
                 <w:sz w:val="20"/>
                 <w:szCs w:val="20"/>
               </w:rPr>
-              <w:t>CUP 27.930,00</w:t>
+              <w:t>CUP 28.420,00</w:t>
             </w:r>
           </w:p>
         </w:tc>
@@ -31143,7 +31143,7 @@
                 <w:sz w:val="20"/>
                 <w:szCs w:val="20"/>
               </w:rPr>
-              <w:t>CUP 159.600,00</w:t>
+              <w:t>CUP 162.400,00</w:t>
             </w:r>
           </w:p>
         </w:tc>
@@ -31187,7 +31187,7 @@
                 <w:sz w:val="20"/>
                 <w:szCs w:val="20"/>
               </w:rPr>
-              <w:t>CUP 11.970,00</w:t>
+              <w:t>CUP 12.180,00</w:t>
             </w:r>
           </w:p>
         </w:tc>
@@ -31231,7 +31231,7 @@
                 <w:sz w:val="20"/>
                 <w:szCs w:val="20"/>
               </w:rPr>
-              <w:t>CUP 35.910,00</w:t>
+              <w:t>CUP 36.540,00</w:t>
             </w:r>
           </w:p>
         </w:tc>
@@ -31276,7 +31276,7 @@
                 <w:sz w:val="20"/>
                 <w:szCs w:val="20"/>
               </w:rPr>
-              <w:t>CUP 51.870,00</w:t>
+              <w:t>CUP 52.780,00</w:t>
             </w:r>
           </w:p>
         </w:tc>
@@ -31320,7 +31320,7 @@
                 <w:sz w:val="20"/>
                 <w:szCs w:val="20"/>
               </w:rPr>
-              <w:t>CUP 51.870,00</w:t>
+              <w:t>CUP 52.780,00</w:t>
             </w:r>
           </w:p>
         </w:tc>
@@ -31364,7 +31364,7 @@
                 <w:sz w:val="20"/>
                 <w:szCs w:val="20"/>
               </w:rPr>
-              <w:t>CUP 51.870,00</w:t>
+              <w:t>CUP 52.780,00</w:t>
             </w:r>
           </w:p>
         </w:tc>
@@ -31409,7 +31409,7 @@
                 <w:sz w:val="20"/>
                 <w:szCs w:val="20"/>
               </w:rPr>
-              <w:t>CUP 51.870,00</w:t>
+              <w:t>CUP 52.780,00</w:t>
             </w:r>
           </w:p>
         </w:tc>
@@ -31453,7 +31453,7 @@
                 <w:sz w:val="20"/>
                 <w:szCs w:val="20"/>
               </w:rPr>
-              <w:t>CUP 9.576,00</w:t>
+              <w:t>CUP 9.744,00</w:t>
             </w:r>
           </w:p>
         </w:tc>
@@ -31507,7 +31507,7 @@
                 <w:sz w:val="20"/>
                 <w:szCs w:val="20"/>
               </w:rPr>
-              <w:t>CUP 143.640,00</w:t>
+              <w:t>CUP 146.160,00</w:t>
             </w:r>
           </w:p>
         </w:tc>
@@ -31551,7 +31551,7 @@
                 <w:sz w:val="20"/>
                 <w:szCs w:val="20"/>
               </w:rPr>
-              <w:t>CUP 279.300,00</w:t>
+              <w:t>CUP 284.200,00</w:t>
             </w:r>
           </w:p>
         </w:tc>
@@ -31595,7 +31595,7 @@
                 <w:sz w:val="20"/>
                 <w:szCs w:val="20"/>
               </w:rPr>
-              <w:t>CUP 279.300,00</w:t>
+              <w:t>CUP 284.200,00</w:t>
             </w:r>
           </w:p>
         </w:tc>
@@ -31639,7 +31639,7 @@
                 <w:sz w:val="20"/>
                 <w:szCs w:val="20"/>
               </w:rPr>
-              <w:t>CUP 143.640,00</w:t>
+              <w:t>CUP 146.160,00</w:t>
             </w:r>
           </w:p>
         </w:tc>
@@ -31684,7 +31684,7 @@
                 <w:sz w:val="20"/>
                 <w:szCs w:val="20"/>
               </w:rPr>
-              <w:t>CUP 39.900,00</w:t>
+              <w:t>CUP 40.600,00</w:t>
             </w:r>
           </w:p>
         </w:tc>
@@ -31728,7 +31728,7 @@
                 <w:sz w:val="20"/>
                 <w:szCs w:val="20"/>
               </w:rPr>
-              <w:t>CUP 175.560,00</w:t>
+              <w:t>CUP 178.640,00</w:t>
             </w:r>
           </w:p>
         </w:tc>
@@ -31773,7 +31773,7 @@
                 <w:sz w:val="20"/>
                 <w:szCs w:val="20"/>
               </w:rPr>
-              <w:t>CUP 47.880,00</w:t>
+              <w:t>CUP 48.720,00</w:t>
             </w:r>
           </w:p>
         </w:tc>
@@ -31818,7 +31818,7 @@
                 <w:sz w:val="20"/>
                 <w:szCs w:val="20"/>
               </w:rPr>
-              <w:t>CUP 31.920,00</w:t>
+              <w:t>CUP 32.480,00</w:t>
             </w:r>
           </w:p>
         </w:tc>
@@ -31862,7 +31862,7 @@
                 <w:sz w:val="20"/>
                 <w:szCs w:val="20"/>
               </w:rPr>
-              <w:t>CUP 95.760,00</w:t>
+              <w:t>CUP 97.440,00</w:t>
             </w:r>
           </w:p>
         </w:tc>
@@ -31907,7 +31907,7 @@
                 <w:sz w:val="20"/>
                 <w:szCs w:val="20"/>
               </w:rPr>
-              <w:t>CUP 55.860,00</w:t>
+              <w:t>CUP 56.840,00</w:t>
             </w:r>
           </w:p>
         </w:tc>
@@ -31951,7 +31951,7 @@
                 <w:sz w:val="20"/>
                 <w:szCs w:val="20"/>
               </w:rPr>
-              <w:t>CUP 15.960,00</w:t>
+              <w:t>CUP 16.240,00</w:t>
             </w:r>
           </w:p>
         </w:tc>
@@ -31995,7 +31995,7 @@
                 <w:sz w:val="20"/>
                 <w:szCs w:val="20"/>
               </w:rPr>
-              <w:t>CUP 11.970,00</w:t>
+              <w:t>CUP 12.180,00</w:t>
             </w:r>
           </w:p>
         </w:tc>
@@ -32040,7 +32040,7 @@
                 <w:sz w:val="20"/>
                 <w:szCs w:val="20"/>
               </w:rPr>
-              <w:t>CUP 11.970,00</w:t>
+              <w:t>CUP 12.180,00</w:t>
             </w:r>
           </w:p>
         </w:tc>
@@ -32091,7 +32091,7 @@
                 <w:sz w:val="20"/>
                 <w:szCs w:val="20"/>
               </w:rPr>
-              <w:t>CUP 11.970,00</w:t>
+              <w:t>CUP 12.180,00</w:t>
             </w:r>
           </w:p>
         </w:tc>
@@ -32142,7 +32142,7 @@
                 <w:sz w:val="20"/>
                 <w:szCs w:val="20"/>
               </w:rPr>
-              <w:t>CUP 11.970,00</w:t>
+              <w:t>CUP 12.180,00</w:t>
             </w:r>
           </w:p>
         </w:tc>
@@ -32193,7 +32193,7 @@
                 <w:sz w:val="20"/>
                 <w:szCs w:val="20"/>
               </w:rPr>
-              <w:t>CUP 59.850,00</w:t>
+              <w:t>CUP 60.900,00</w:t>
             </w:r>
           </w:p>
         </w:tc>
@@ -32245,7 +32245,7 @@
                 <w:sz w:val="20"/>
                 <w:szCs w:val="20"/>
               </w:rPr>
-              <w:t>CUP 39.900,00</w:t>
+              <w:t>CUP 40.600,00</w:t>
             </w:r>
           </w:p>
         </w:tc>
@@ -32296,7 +32296,7 @@
                 <w:sz w:val="20"/>
                 <w:szCs w:val="20"/>
               </w:rPr>
-              <w:t>CUP 119.700,00</w:t>
+              <w:t>CUP 121.800,00</w:t>
             </w:r>
           </w:p>
         </w:tc>
@@ -32347,7 +32347,7 @@
                 <w:sz w:val="20"/>
                 <w:szCs w:val="20"/>
               </w:rPr>
-              <w:t>CUP 119.700,00</w:t>
+              <w:t>CUP 121.800,00</w:t>
             </w:r>
           </w:p>
         </w:tc>
@@ -32398,7 +32398,7 @@
                 <w:sz w:val="20"/>
                 <w:szCs w:val="20"/>
               </w:rPr>
-              <w:t>CUP 103.740,00</w:t>
+              <w:t>CUP 105.560,00</w:t>
             </w:r>
           </w:p>
         </w:tc>
@@ -32449,7 +32449,7 @@
                 <w:sz w:val="20"/>
                 <w:szCs w:val="20"/>
               </w:rPr>
-              <w:t>CUP 143.640,00</w:t>
+              <w:t>CUP 146.160,00</w:t>
             </w:r>
           </w:p>
         </w:tc>
@@ -32500,7 +32500,7 @@
                 <w:sz w:val="20"/>
                 <w:szCs w:val="20"/>
               </w:rPr>
-              <w:t>CUP 79.800,00</w:t>
+              <w:t>CUP 81.200,00</w:t>
             </w:r>
           </w:p>
         </w:tc>
@@ -32551,7 +32551,7 @@
                 <w:sz w:val="20"/>
                 <w:szCs w:val="20"/>
               </w:rPr>
-              <w:t>CUP 71.820,00</w:t>
+              <w:t>CUP 73.080,00</w:t>
             </w:r>
           </w:p>
         </w:tc>
@@ -32602,7 +32602,7 @@
                 <w:sz w:val="20"/>
                 <w:szCs w:val="20"/>
               </w:rPr>
-              <w:t>CUP 3.990,00</w:t>
+              <w:t>CUP 4.060,00</w:t>
             </w:r>
           </w:p>
         </w:tc>
@@ -32653,7 +32653,7 @@
                 <w:sz w:val="20"/>
                 <w:szCs w:val="20"/>
               </w:rPr>
-              <w:t>CUP 7.980,00</w:t>
+              <w:t>CUP 8.120,00</w:t>
             </w:r>
           </w:p>
         </w:tc>
@@ -32704,7 +32704,7 @@
                 <w:sz w:val="20"/>
                 <w:szCs w:val="20"/>
               </w:rPr>
-              <w:t>CUP 3.990,00</w:t>
+              <w:t>CUP 4.060,00</w:t>
             </w:r>
           </w:p>
         </w:tc>
@@ -32755,7 +32755,7 @@
                 <w:sz w:val="20"/>
                 <w:szCs w:val="20"/>
               </w:rPr>
-              <w:t>CUP 59.850,00</w:t>
+              <w:t>CUP 60.900,00</w:t>
             </w:r>
           </w:p>
         </w:tc>
@@ -32807,7 +32807,7 @@
                 <w:sz w:val="20"/>
                 <w:szCs w:val="20"/>
               </w:rPr>
-              <w:t>CUP 27.930,00</w:t>
+              <w:t>CUP 28.420,00</w:t>
             </w:r>
           </w:p>
         </w:tc>
@@ -32858,7 +32858,7 @@
                 <w:sz w:val="20"/>
                 <w:szCs w:val="20"/>
               </w:rPr>
-              <w:t>CUP 2.394,00</w:t>
+              <w:t>CUP 2.436,00</w:t>
             </w:r>
           </w:p>
         </w:tc>
@@ -32909,7 +32909,7 @@
                 <w:sz w:val="20"/>
                 <w:szCs w:val="20"/>
               </w:rPr>
-              <w:t>CUP 11.970,00</w:t>
+              <w:t>CUP 12.180,00</w:t>
             </w:r>
           </w:p>
         </w:tc>
@@ -32960,7 +32960,7 @@
                 <w:sz w:val="20"/>
                 <w:szCs w:val="20"/>
               </w:rPr>
-              <w:t>CUP 31.920,00</w:t>
+              <w:t>CUP 32.480,00</w:t>
             </w:r>
           </w:p>
         </w:tc>
@@ -33011,7 +33011,7 @@
                 <w:sz w:val="20"/>
                 <w:szCs w:val="20"/>
               </w:rPr>
-              <w:t>CUP 31.920,00</w:t>
+              <w:t>CUP 32.480,00</w:t>
             </w:r>
           </w:p>
         </w:tc>
@@ -33062,7 +33062,7 @@
                 <w:sz w:val="20"/>
                 <w:szCs w:val="20"/>
               </w:rPr>
-              <w:t>CUP 55.860,00</w:t>
+              <w:t>CUP 56.840,00</w:t>
             </w:r>
           </w:p>
         </w:tc>
@@ -33113,7 +33113,7 @@
                 <w:sz w:val="20"/>
                 <w:szCs w:val="20"/>
               </w:rPr>
-              <w:t>CUP 15.960,00</w:t>
+              <w:t>CUP 16.240,00</w:t>
             </w:r>
           </w:p>
         </w:tc>
@@ -33164,7 +33164,7 @@
                 <w:sz w:val="20"/>
                 <w:szCs w:val="20"/>
               </w:rPr>
-              <w:t>CUP 31.920,00</w:t>
+              <w:t>CUP 32.480,00</w:t>
             </w:r>
           </w:p>
         </w:tc>
@@ -33215,7 +33215,7 @@
                 <w:sz w:val="20"/>
                 <w:szCs w:val="20"/>
               </w:rPr>
-              <w:t>CUP 7.980,00</w:t>
+              <w:t>CUP 8.120,00</w:t>
             </w:r>
           </w:p>
         </w:tc>
@@ -33267,7 +33267,7 @@
                 <w:sz w:val="20"/>
                 <w:szCs w:val="20"/>
               </w:rPr>
-              <w:t>CUP 11.970,00</w:t>
+              <w:t>CUP 12.180,00</w:t>
             </w:r>
           </w:p>
         </w:tc>
@@ -33318,7 +33318,7 @@
                 <w:sz w:val="20"/>
                 <w:szCs w:val="20"/>
               </w:rPr>
-              <w:t>CUP 7.980,00</w:t>
+              <w:t>CUP 8.120,00</w:t>
             </w:r>
           </w:p>
         </w:tc>
@@ -33369,7 +33369,7 @@
                 <w:sz w:val="20"/>
                 <w:szCs w:val="20"/>
               </w:rPr>
-              <w:t>CUP 7.980,00</w:t>
+              <w:t>CUP 8.120,00</w:t>
             </w:r>
           </w:p>
         </w:tc>
@@ -33413,7 +33413,7 @@
                 <w:sz w:val="20"/>
                 <w:szCs w:val="20"/>
               </w:rPr>
-              <w:t>CUP 3.990,00</w:t>
+              <w:t>CUP 4.060,00</w:t>
             </w:r>
           </w:p>
         </w:tc>
@@ -33464,7 +33464,7 @@
                 <w:sz w:val="20"/>
                 <w:szCs w:val="20"/>
               </w:rPr>
-              <w:t>CUP 6.384,00</w:t>
+              <w:t>CUP 6.496,00</w:t>
             </w:r>
           </w:p>
         </w:tc>
@@ -33515,7 +33515,7 @@
                 <w:sz w:val="20"/>
                 <w:szCs w:val="20"/>
               </w:rPr>
-              <w:t>CUP 6.384,00</w:t>
+              <w:t>CUP 6.496,00</w:t>
             </w:r>
           </w:p>
         </w:tc>
@@ -33567,7 +33567,7 @@
                 <w:sz w:val="20"/>
                 <w:szCs w:val="20"/>
               </w:rPr>
-              <w:t>CUP 23.940,00</w:t>
+              <w:t>CUP 24.360,00</w:t>
             </w:r>
           </w:p>
         </w:tc>
@@ -33619,7 +33619,7 @@
                 <w:sz w:val="20"/>
                 <w:szCs w:val="20"/>
               </w:rPr>
-              <w:t>CUP 6.384,00</w:t>
+              <w:t>CUP 6.496,00</w:t>
             </w:r>
           </w:p>
         </w:tc>
@@ -33670,7 +33670,7 @@
                 <w:sz w:val="20"/>
                 <w:szCs w:val="20"/>
               </w:rPr>
-              <w:t>CUP 9.576,00</w:t>
+              <w:t>CUP 9.744,00</w:t>
             </w:r>
           </w:p>
         </w:tc>
@@ -33721,7 +33721,7 @@
                 <w:sz w:val="20"/>
                 <w:szCs w:val="20"/>
               </w:rPr>
-              <w:t>CUP 11.970,00</w:t>
+              <w:t>CUP 12.180,00</w:t>
             </w:r>
           </w:p>
         </w:tc>
@@ -33772,7 +33772,7 @@
                 <w:sz w:val="20"/>
                 <w:szCs w:val="20"/>
               </w:rPr>
-              <w:t>CUP 15.960,00</w:t>
+              <w:t>CUP 16.240,00</w:t>
             </w:r>
           </w:p>
         </w:tc>
@@ -33823,7 +33823,7 @@
                 <w:sz w:val="20"/>
                 <w:szCs w:val="20"/>
               </w:rPr>
-              <w:t>CUP 7.980,00</w:t>
+              <w:t>CUP 8.120,00</w:t>
             </w:r>
           </w:p>
         </w:tc>
@@ -33874,7 +33874,7 @@
                 <w:sz w:val="20"/>
                 <w:szCs w:val="20"/>
               </w:rPr>
-              <w:t>CUP 11.970,00</w:t>
+              <w:t>CUP 12.180,00</w:t>
             </w:r>
           </w:p>
         </w:tc>
@@ -33925,7 +33925,7 @@
                 <w:sz w:val="20"/>
                 <w:szCs w:val="20"/>
               </w:rPr>
-              <w:t>CUP 7.980,00</w:t>
+              <w:t>CUP 8.120,00</w:t>
             </w:r>
           </w:p>
         </w:tc>
@@ -33976,7 +33976,7 @@
                 <w:sz w:val="20"/>
                 <w:szCs w:val="20"/>
               </w:rPr>
-              <w:t>CUP 7.980,00</w:t>
+              <w:t>CUP 8.120,00</w:t>
             </w:r>
           </w:p>
         </w:tc>
@@ -34027,7 +34027,7 @@
                 <w:sz w:val="20"/>
                 <w:szCs w:val="20"/>
               </w:rPr>
-              <w:t>CUP 9.576,00</w:t>
+              <w:t>CUP 9.744,00</w:t>
             </w:r>
           </w:p>
         </w:tc>
@@ -34078,7 +34078,7 @@
                 <w:sz w:val="20"/>
                 <w:szCs w:val="20"/>
               </w:rPr>
-              <w:t>CUP 79.800,00</w:t>
+              <w:t>CUP 81.200,00</w:t>
             </w:r>
           </w:p>
         </w:tc>
@@ -34129,7 +34129,7 @@
                 <w:sz w:val="20"/>
                 <w:szCs w:val="20"/>
               </w:rPr>
-              <w:t>CUP 27.930,00</w:t>
+              <w:t>CUP 28.420,00</w:t>
             </w:r>
           </w:p>
         </w:tc>
@@ -34180,7 +34180,7 @@
                 <w:sz w:val="20"/>
                 <w:szCs w:val="20"/>
               </w:rPr>
-              <w:t>CUP 7.980,00</w:t>
+              <w:t>CUP 8.120,00</w:t>
             </w:r>
           </w:p>
         </w:tc>
@@ -34299,7 +34299,7 @@
                 <w:sz w:val="20"/>
                 <w:szCs w:val="20"/>
               </w:rPr>
-              <w:t>CUP 111.720,00</w:t>
+              <w:t>CUP 113.680,00</w:t>
             </w:r>
           </w:p>
         </w:tc>
@@ -34351,7 +34351,7 @@
                 <w:sz w:val="20"/>
                 <w:szCs w:val="20"/>
               </w:rPr>
-              <w:t>CUP 3.990,00</w:t>
+              <w:t>CUP 4.060,00</w:t>
             </w:r>
           </w:p>
         </w:tc>
@@ -34403,7 +34403,7 @@
                 <w:sz w:val="20"/>
                 <w:szCs w:val="20"/>
               </w:rPr>
-              <w:t>CUP 19.950,00</w:t>
+              <w:t>CUP 20.300,00</w:t>
             </w:r>
           </w:p>
         </w:tc>
@@ -34455,7 +34455,7 @@
                 <w:sz w:val="20"/>
                 <w:szCs w:val="20"/>
               </w:rPr>
-              <w:t>CUP 111.720,00</w:t>
+              <w:t>CUP 113.680,00</w:t>
             </w:r>
           </w:p>
         </w:tc>
@@ -34506,7 +34506,7 @@
                 <w:sz w:val="20"/>
                 <w:szCs w:val="20"/>
               </w:rPr>
-              <w:t>CUP 159.600,00</w:t>
+              <w:t>CUP 162.400,00</w:t>
             </w:r>
           </w:p>
         </w:tc>
@@ -34567,7 +34567,7 @@
                 <w:sz w:val="20"/>
                 <w:szCs w:val="20"/>
               </w:rPr>
-              <w:t>CUP 159.600,00</w:t>
+              <w:t>CUP 162.400,00</w:t>
             </w:r>
           </w:p>
         </w:tc>
@@ -34618,7 +34618,7 @@
                 <w:sz w:val="20"/>
                 <w:szCs w:val="20"/>
               </w:rPr>
-              <w:t>CUP 199.500,00</w:t>
+              <w:t>CUP 203.000,00</w:t>
             </w:r>
           </w:p>
         </w:tc>
@@ -34670,7 +34670,7 @@
                 <w:sz w:val="20"/>
                 <w:szCs w:val="20"/>
               </w:rPr>
-              <w:t>CUP 127.680,00</w:t>
+              <w:t>CUP 129.920,00</w:t>
             </w:r>
           </w:p>
         </w:tc>
@@ -34731,7 +34731,7 @@
                 <w:sz w:val="20"/>
                 <w:szCs w:val="20"/>
               </w:rPr>
-              <w:t>CUP 143.640,00</w:t>
+              <w:t>CUP 146.160,00</w:t>
             </w:r>
           </w:p>
         </w:tc>
@@ -34782,7 +34782,7 @@
                 <w:sz w:val="20"/>
                 <w:szCs w:val="20"/>
               </w:rPr>
-              <w:t>CUP 143.640,00</w:t>
+              <w:t>CUP 146.160,00</w:t>
             </w:r>
           </w:p>
         </w:tc>
@@ -34894,7 +34894,7 @@
                 <w:sz w:val="20"/>
                 <w:szCs w:val="20"/>
               </w:rPr>
-              <w:t>CUP 95.760,00</w:t>
+              <w:t>CUP 97.440,00</w:t>
             </w:r>
           </w:p>
         </w:tc>
@@ -34945,7 +34945,7 @@
                 <w:sz w:val="20"/>
                 <w:szCs w:val="20"/>
               </w:rPr>
-              <w:t>CUP 4.788,00</w:t>
+              <w:t>CUP 4.872,00</w:t>
             </w:r>
           </w:p>
         </w:tc>
@@ -34996,7 +34996,7 @@
                 <w:sz w:val="20"/>
                 <w:szCs w:val="20"/>
               </w:rPr>
-              <w:t>CUP 63.840,00</w:t>
+              <w:t>CUP 64.960,00</w:t>
             </w:r>
           </w:p>
         </w:tc>
@@ -35047,7 +35047,7 @@
                 <w:sz w:val="20"/>
                 <w:szCs w:val="20"/>
               </w:rPr>
-              <w:t>CUP 31.920,00</w:t>
+              <w:t>CUP 32.480,00</w:t>
             </w:r>
           </w:p>
         </w:tc>
@@ -35099,7 +35099,7 @@
                 <w:sz w:val="20"/>
                 <w:szCs w:val="20"/>
               </w:rPr>
-              <w:t>CUP 31.920,00</w:t>
+              <w:t>CUP 32.480,00</w:t>
             </w:r>
           </w:p>
         </w:tc>
@@ -35150,7 +35150,7 @@
                 <w:sz w:val="20"/>
                 <w:szCs w:val="20"/>
               </w:rPr>
-              <w:t>CUP 31.920,00</w:t>
+              <w:t>CUP 32.480,00</w:t>
             </w:r>
           </w:p>
         </w:tc>
@@ -35202,7 +35202,7 @@
                 <w:sz w:val="20"/>
                 <w:szCs w:val="20"/>
               </w:rPr>
-              <w:t>CUP 7.980,00</w:t>
+              <w:t>CUP 8.120,00</w:t>
             </w:r>
           </w:p>
         </w:tc>
@@ -35254,7 +35254,7 @@
                 <w:sz w:val="20"/>
                 <w:szCs w:val="20"/>
               </w:rPr>
-              <w:t>CUP 67.830,00</w:t>
+              <w:t>CUP 69.020,00</w:t>
             </w:r>
           </w:p>
         </w:tc>
@@ -35305,7 +35305,7 @@
                 <w:sz w:val="20"/>
                 <w:szCs w:val="20"/>
               </w:rPr>
-              <w:t>CUP 63.840,00</w:t>
+              <w:t>CUP 64.960,00</w:t>
             </w:r>
           </w:p>
         </w:tc>
@@ -35356,7 +35356,7 @@
                 <w:sz w:val="20"/>
                 <w:szCs w:val="20"/>
               </w:rPr>
-              <w:t>CUP 79.800,00</w:t>
+              <w:t>CUP 81.200,00</w:t>
             </w:r>
           </w:p>
         </w:tc>
@@ -35407,7 +35407,7 @@
                 <w:sz w:val="20"/>
                 <w:szCs w:val="20"/>
               </w:rPr>
-              <w:t>CUP 79.800,00</w:t>
+              <w:t>CUP 81.200,00</w:t>
             </w:r>
           </w:p>
         </w:tc>
@@ -35458,7 +35458,7 @@
                 <w:sz w:val="20"/>
                 <w:szCs w:val="20"/>
               </w:rPr>
-              <w:t>CUP 87.780,00</w:t>
+              <w:t>CUP 89.320,00</w:t>
             </w:r>
           </w:p>
         </w:tc>
@@ -35509,7 +35509,7 @@
                 <w:sz w:val="20"/>
                 <w:szCs w:val="20"/>
               </w:rPr>
-              <w:t>CUP 95.760,00</w:t>
+              <w:t>CUP 97.440,00</w:t>
             </w:r>
           </w:p>
         </w:tc>
@@ -35560,7 +35560,7 @@
                 <w:sz w:val="20"/>
                 <w:szCs w:val="20"/>
               </w:rPr>
-              <w:t>CUP 19.950,00</w:t>
+              <w:t>CUP 20.300,00</w:t>
             </w:r>
           </w:p>
         </w:tc>
@@ -35611,7 +35611,7 @@
                 <w:sz w:val="20"/>
                 <w:szCs w:val="20"/>
               </w:rPr>
-              <w:t>CUP 31.920,00</w:t>
+              <w:t>CUP 32.480,00</w:t>
             </w:r>
           </w:p>
         </w:tc>
@@ -35662,7 +35662,7 @@
                 <w:sz w:val="20"/>
                 <w:szCs w:val="20"/>
               </w:rPr>
-              <w:t>CUP 31.920,00</w:t>
+              <w:t>CUP 32.480,00</w:t>
             </w:r>
           </w:p>
         </w:tc>
@@ -35714,7 +35714,7 @@
                 <w:sz w:val="20"/>
                 <w:szCs w:val="20"/>
               </w:rPr>
-              <w:t>CUP 47.880,00</w:t>
+              <w:t>CUP 48.720,00</w:t>
             </w:r>
           </w:p>
         </w:tc>
@@ -35765,7 +35765,7 @@
                 <w:sz w:val="20"/>
                 <w:szCs w:val="20"/>
               </w:rPr>
-              <w:t>CUP 47.880,00</w:t>
+              <w:t>CUP 48.720,00</w:t>
             </w:r>
           </w:p>
         </w:tc>
@@ -35816,7 +35816,7 @@
                 <w:sz w:val="20"/>
                 <w:szCs w:val="20"/>
               </w:rPr>
-              <w:t>CUP 23.940,00</w:t>
+              <w:t>CUP 24.360,00</w:t>
             </w:r>
           </w:p>
         </w:tc>
@@ -35867,7 +35867,7 @@
                 <w:sz w:val="20"/>
                 <w:szCs w:val="20"/>
               </w:rPr>
-              <w:t>CUP 63.840,00</w:t>
+              <w:t>CUP 64.960,00</w:t>
             </w:r>
           </w:p>
         </w:tc>
@@ -35918,7 +35918,7 @@
                 <w:sz w:val="20"/>
                 <w:szCs w:val="20"/>
               </w:rPr>
-              <w:t>CUP 47.880,00</w:t>
+              <w:t>CUP 48.720,00</w:t>
             </w:r>
           </w:p>
         </w:tc>
@@ -35969,7 +35969,7 @@
                 <w:sz w:val="20"/>
                 <w:szCs w:val="20"/>
               </w:rPr>
-              <w:t>CUP 47.880,00</w:t>
+              <w:t>CUP 48.720,00</w:t>
             </w:r>
           </w:p>
         </w:tc>
@@ -36020,7 +36020,7 @@
                 <w:sz w:val="20"/>
                 <w:szCs w:val="20"/>
               </w:rPr>
-              <w:t>CUP 79.800,00</w:t>
+              <w:t>CUP 81.200,00</w:t>
             </w:r>
           </w:p>
         </w:tc>
@@ -36071,7 +36071,7 @@
                 <w:sz w:val="20"/>
                 <w:szCs w:val="20"/>
               </w:rPr>
-              <w:t>CUP 35.910,00</w:t>
+              <w:t>CUP 36.540,00</w:t>
             </w:r>
           </w:p>
         </w:tc>
@@ -36122,7 +36122,7 @@
                 <w:sz w:val="20"/>
                 <w:szCs w:val="20"/>
               </w:rPr>
-              <w:t>CUP 798,00</w:t>
+              <w:t>CUP 812,00</w:t>
             </w:r>
           </w:p>
         </w:tc>
@@ -36173,7 +36173,7 @@
                 <w:sz w:val="20"/>
                 <w:szCs w:val="20"/>
               </w:rPr>
-              <w:t>CUP 798,00</w:t>
+              <w:t>CUP 812,00</w:t>
             </w:r>
           </w:p>
         </w:tc>
@@ -36224,7 +36224,7 @@
                 <w:sz w:val="20"/>
                 <w:szCs w:val="20"/>
               </w:rPr>
-              <w:t>CUP 798,00</w:t>
+              <w:t>CUP 812,00</w:t>
             </w:r>
           </w:p>
         </w:tc>
@@ -36275,7 +36275,7 @@
                 <w:sz w:val="20"/>
                 <w:szCs w:val="20"/>
               </w:rPr>
-              <w:t>CUP 95.760,00</w:t>
+              <w:t>CUP 97.440,00</w:t>
             </w:r>
           </w:p>
         </w:tc>
@@ -36326,7 +36326,7 @@
                 <w:sz w:val="20"/>
                 <w:szCs w:val="20"/>
               </w:rPr>
-              <w:t>CUP 95.760,00</w:t>
+              <w:t>CUP 97.440,00</w:t>
             </w:r>
           </w:p>
         </w:tc>
@@ -36377,7 +36377,7 @@
                 <w:sz w:val="20"/>
                 <w:szCs w:val="20"/>
               </w:rPr>
-              <w:t>CUP 79.800,00</w:t>
+              <w:t>CUP 81.200,00</w:t>
             </w:r>
           </w:p>
         </w:tc>
@@ -36428,7 +36428,7 @@
                 <w:sz w:val="20"/>
                 <w:szCs w:val="20"/>
               </w:rPr>
-              <w:t>CUP 79.800,00</w:t>
+              <w:t>CUP 81.200,00</w:t>
             </w:r>
           </w:p>
         </w:tc>
@@ -36479,7 +36479,7 @@
                 <w:sz w:val="20"/>
                 <w:szCs w:val="20"/>
               </w:rPr>
-              <w:t>CUP 7.980,00</w:t>
+              <w:t>CUP 8.120,00</w:t>
             </w:r>
           </w:p>
         </w:tc>
@@ -36541,7 +36541,7 @@
                 <w:sz w:val="20"/>
                 <w:szCs w:val="20"/>
               </w:rPr>
-              <w:t>CUP 63.840,00</w:t>
+              <w:t>CUP 64.960,00</w:t>
             </w:r>
           </w:p>
         </w:tc>
@@ -36592,7 +36592,7 @@
                 <w:sz w:val="20"/>
                 <w:szCs w:val="20"/>
               </w:rPr>
-              <w:t>CUP 63.840,00</w:t>
+              <w:t>CUP 64.960,00</w:t>
             </w:r>
           </w:p>
         </w:tc>
@@ -36643,7 +36643,7 @@
                 <w:sz w:val="20"/>
                 <w:szCs w:val="20"/>
               </w:rPr>
-              <w:t>CUP 63.840,00</w:t>
+              <w:t>CUP 64.960,00</w:t>
             </w:r>
           </w:p>
         </w:tc>
@@ -36694,7 +36694,7 @@
                 <w:sz w:val="20"/>
                 <w:szCs w:val="20"/>
               </w:rPr>
-              <w:t>CUP 7.980,00</w:t>
+              <w:t>CUP 8.120,00</w:t>
             </w:r>
           </w:p>
         </w:tc>
@@ -36745,7 +36745,7 @@
                 <w:sz w:val="20"/>
                 <w:szCs w:val="20"/>
               </w:rPr>
-              <w:t>CUP 7.980,00</w:t>
+              <w:t>CUP 8.120,00</w:t>
             </w:r>
           </w:p>
         </w:tc>
@@ -36797,7 +36797,7 @@
                 <w:sz w:val="20"/>
                 <w:szCs w:val="20"/>
               </w:rPr>
-              <w:t>CUP 3.990,00</w:t>
+              <w:t>CUP 4.060,00</w:t>
             </w:r>
           </w:p>
         </w:tc>
@@ -36848,7 +36848,7 @@
                 <w:sz w:val="20"/>
                 <w:szCs w:val="20"/>
               </w:rPr>
-              <w:t>CUP 5.586,00</w:t>
+              <w:t>CUP 5.684,00</w:t>
             </w:r>
           </w:p>
         </w:tc>
@@ -36899,7 +36899,7 @@
                 <w:sz w:val="20"/>
                 <w:szCs w:val="20"/>
               </w:rPr>
-              <w:t>CUP 5.586,00</w:t>
+              <w:t>CUP 5.684,00</w:t>
             </w:r>
           </w:p>
         </w:tc>
@@ -36968,7 +36968,7 @@
                 <w:sz w:val="20"/>
                 <w:szCs w:val="20"/>
               </w:rPr>
-              <w:t>CUP 23.940,00</w:t>
+              <w:t>CUP 24.360,00</w:t>
             </w:r>
           </w:p>
         </w:tc>
@@ -37019,7 +37019,7 @@
                 <w:sz w:val="20"/>
                 <w:szCs w:val="20"/>
               </w:rPr>
-              <w:t>CUP 31.920,00</w:t>
+              <w:t>CUP 32.480,00</w:t>
             </w:r>
           </w:p>
         </w:tc>
@@ -37070,7 +37070,7 @@
                 <w:sz w:val="20"/>
                 <w:szCs w:val="20"/>
               </w:rPr>
-              <w:t>CUP 63.840,00</w:t>
+              <w:t>CUP 64.960,00</w:t>
             </w:r>
           </w:p>
         </w:tc>
@@ -37121,7 +37121,7 @@
                 <w:sz w:val="20"/>
                 <w:szCs w:val="20"/>
               </w:rPr>
-              <w:t>CUP 71.820,00</w:t>
+              <w:t>CUP 73.080,00</w:t>
             </w:r>
           </w:p>
         </w:tc>
@@ -37172,7 +37172,7 @@
                 <w:sz w:val="20"/>
                 <w:szCs w:val="20"/>
               </w:rPr>
-              <w:t>CUP 19.950,00</w:t>
+              <w:t>CUP 20.300,00</w:t>
             </w:r>
           </w:p>
         </w:tc>
@@ -37223,7 +37223,7 @@
                 <w:sz w:val="20"/>
                 <w:szCs w:val="20"/>
               </w:rPr>
-              <w:t>CUP 23.940,00</w:t>
+              <w:t>CUP 24.360,00</w:t>
             </w:r>
           </w:p>
         </w:tc>
@@ -37292,7 +37292,7 @@
                 <w:sz w:val="20"/>
                 <w:szCs w:val="20"/>
               </w:rPr>
-              <w:t>CUP 79.800,00</w:t>
+              <w:t>CUP 81.200,00</w:t>
             </w:r>
           </w:p>
         </w:tc>
@@ -37344,7 +37344,7 @@
                 <w:sz w:val="20"/>
                 <w:szCs w:val="20"/>
               </w:rPr>
-              <w:t>CUP 59.850,00</w:t>
+              <w:t>CUP 60.900,00</w:t>
             </w:r>
           </w:p>
         </w:tc>
@@ -37396,7 +37396,7 @@
                 <w:sz w:val="20"/>
                 <w:szCs w:val="20"/>
               </w:rPr>
-              <w:t>CUP 31.920,00</w:t>
+              <w:t>CUP 32.480,00</w:t>
             </w:r>
           </w:p>
         </w:tc>
@@ -37448,7 +37448,7 @@
                 <w:sz w:val="20"/>
                 <w:szCs w:val="20"/>
               </w:rPr>
-              <w:t>CUP 11.970,00</w:t>
+              <w:t>CUP 12.180,00</w:t>
             </w:r>
           </w:p>
         </w:tc>
@@ -37501,7 +37501,7 @@
                 <w:sz w:val="20"/>
                 <w:szCs w:val="20"/>
               </w:rPr>
-              <w:t>CUP 19.950,00</w:t>
+              <w:t>CUP 20.300,00</w:t>
             </w:r>
           </w:p>
         </w:tc>
@@ -37553,7 +37553,7 @@
                 <w:sz w:val="20"/>
                 <w:szCs w:val="20"/>
               </w:rPr>
-              <w:t>CUP 23.940,00</w:t>
+              <w:t>CUP 24.360,00</w:t>
             </w:r>
           </w:p>
         </w:tc>
@@ -37605,7 +37605,7 @@
                 <w:sz w:val="20"/>
                 <w:szCs w:val="20"/>
               </w:rPr>
-              <w:t>CUP 47.880,00</w:t>
+              <w:t>CUP 48.720,00</w:t>
             </w:r>
           </w:p>
         </w:tc>
@@ -37657,7 +37657,7 @@
                 <w:sz w:val="20"/>
                 <w:szCs w:val="20"/>
               </w:rPr>
-              <w:t>CUP 23.940,00</w:t>
+              <w:t>CUP 24.360,00</w:t>
             </w:r>
           </w:p>
         </w:tc>
@@ -37702,7 +37702,7 @@
                 <w:sz w:val="20"/>
                 <w:szCs w:val="20"/>
               </w:rPr>
-              <w:t>CUP 39.900,00</w:t>
+              <w:t>CUP 40.600,00</w:t>
             </w:r>
           </w:p>
         </w:tc>
@@ -37764,7 +37764,7 @@
                 <w:sz w:val="20"/>
                 <w:szCs w:val="20"/>
               </w:rPr>
-              <w:t>CUP 27.930,00</w:t>
+              <w:t>CUP 28.420,00</w:t>
             </w:r>
           </w:p>
         </w:tc>
@@ -37808,7 +37808,7 @@
                 <w:sz w:val="20"/>
                 <w:szCs w:val="20"/>
               </w:rPr>
-              <w:t>CUP 127.680,00</w:t>
+              <w:t>CUP 129.920,00</w:t>
             </w:r>
           </w:p>
         </w:tc>
@@ -37853,7 +37853,7 @@
                 <w:sz w:val="20"/>
                 <w:szCs w:val="20"/>
               </w:rPr>
-              <w:t>CUP 127.680,00</w:t>
+              <w:t>CUP 129.920,00</w:t>
             </w:r>
           </w:p>
         </w:tc>
@@ -37916,7 +37916,7 @@
                 <w:sz w:val="20"/>
                 <w:szCs w:val="20"/>
               </w:rPr>
-              <w:t>CUP 127.680,00</w:t>
+              <w:t>CUP 129.920,00</w:t>
             </w:r>
           </w:p>
         </w:tc>
@@ -37960,7 +37960,7 @@
                 <w:sz w:val="20"/>
                 <w:szCs w:val="20"/>
               </w:rPr>
-              <w:t>CUP 127.680,00</w:t>
+              <w:t>CUP 129.920,00</w:t>
             </w:r>
           </w:p>
         </w:tc>
@@ -38026,7 +38026,7 @@
                 <w:sz w:val="20"/>
                 <w:szCs w:val="20"/>
               </w:rPr>
-              <w:t>CUP 23.940,00</w:t>
+              <w:t>CUP 24.360,00</w:t>
             </w:r>
           </w:p>
         </w:tc>
@@ -38070,7 +38070,7 @@
                 <w:sz w:val="20"/>
                 <w:szCs w:val="20"/>
               </w:rPr>
-              <w:t>CUP 11.970,00</w:t>
+              <w:t>CUP 12.180,00</w:t>
             </w:r>
           </w:p>
         </w:tc>
@@ -38114,7 +38114,7 @@
                 <w:sz w:val="20"/>
                 <w:szCs w:val="20"/>
               </w:rPr>
-              <w:t>CUP 15.960,00</w:t>
+              <w:t>CUP 16.240,00</w:t>
             </w:r>
           </w:p>
         </w:tc>
@@ -38158,7 +38158,7 @@
                 <w:sz w:val="20"/>
                 <w:szCs w:val="20"/>
               </w:rPr>
-              <w:t>CUP 31.920,00</w:t>
+              <w:t>CUP 32.480,00</w:t>
             </w:r>
           </w:p>
         </w:tc>
@@ -38202,7 +38202,7 @@
                 <w:sz w:val="20"/>
                 <w:szCs w:val="20"/>
               </w:rPr>
-              <w:t>CUP 31.920,00</w:t>
+              <w:t>CUP 32.480,00</w:t>
             </w:r>
           </w:p>
         </w:tc>
@@ -38246,7 +38246,7 @@
                 <w:sz w:val="20"/>
                 <w:szCs w:val="20"/>
               </w:rPr>
-              <w:t>CUP 119.700,00</w:t>
+              <w:t>CUP 121.800,00</w:t>
             </w:r>
           </w:p>
         </w:tc>
@@ -38290,7 +38290,7 @@
                 <w:sz w:val="20"/>
                 <w:szCs w:val="20"/>
               </w:rPr>
-              <w:t>CUP 159.600,00</w:t>
+              <w:t>CUP 162.400,00</w:t>
             </w:r>
           </w:p>
         </w:tc>
@@ -38334,7 +38334,7 @@
                 <w:sz w:val="20"/>
                 <w:szCs w:val="20"/>
               </w:rPr>
-              <w:t>CUP 79.800,00</w:t>
+              <w:t>CUP 81.200,00</w:t>
             </w:r>
           </w:p>
         </w:tc>
@@ -38379,7 +38379,7 @@
                 <w:sz w:val="20"/>
                 <w:szCs w:val="20"/>
               </w:rPr>
-              <w:t>CUP 39.900,00</w:t>
+              <w:t>CUP 40.600,00</w:t>
             </w:r>
           </w:p>
         </w:tc>
@@ -38424,7 +38424,7 @@
                 <w:sz w:val="20"/>
                 <w:szCs w:val="20"/>
               </w:rPr>
-              <w:t>CUP 79.800,00</w:t>
+              <w:t>CUP 81.200,00</w:t>
             </w:r>
           </w:p>
         </w:tc>
@@ -38468,7 +38468,7 @@
                 <w:sz w:val="20"/>
                 <w:szCs w:val="20"/>
               </w:rPr>
-              <w:t>CUP 79.800,00</w:t>
+              <w:t>CUP 81.200,00</w:t>
             </w:r>
           </w:p>
         </w:tc>
@@ -38512,7 +38512,7 @@
                 <w:sz w:val="20"/>
                 <w:szCs w:val="20"/>
               </w:rPr>
-              <w:t>CUP 127.680,00</w:t>
+              <w:t>CUP 129.920,00</w:t>
             </w:r>
           </w:p>
         </w:tc>
@@ -38557,7 +38557,7 @@
                 <w:sz w:val="20"/>
                 <w:szCs w:val="20"/>
               </w:rPr>
-              <w:t>CUP 127.680,00</w:t>
+              <w:t>CUP 129.920,00</w:t>
             </w:r>
           </w:p>
         </w:tc>
@@ -38601,7 +38601,7 @@
                 <w:sz w:val="20"/>
                 <w:szCs w:val="20"/>
               </w:rPr>
-              <w:t>CUP 199.500,00</w:t>
+              <w:t>CUP 203.000,00</w:t>
             </w:r>
           </w:p>
         </w:tc>
@@ -38645,7 +38645,7 @@
                 <w:sz w:val="20"/>
                 <w:szCs w:val="20"/>
               </w:rPr>
-              <w:t>CUP 199.500,00</w:t>
+              <w:t>CUP 203.000,00</w:t>
             </w:r>
           </w:p>
         </w:tc>
@@ -38689,7 +38689,7 @@
                 <w:sz w:val="20"/>
                 <w:szCs w:val="20"/>
               </w:rPr>
-              <w:t>CUP 183.540,00</w:t>
+              <w:t>CUP 186.760,00</w:t>
             </w:r>
           </w:p>
         </w:tc>
@@ -38733,7 +38733,7 @@
                 <w:sz w:val="20"/>
                 <w:szCs w:val="20"/>
               </w:rPr>
-              <w:t>CUP 199.500,00</w:t>
+              <w:t>CUP 203.000,00</w:t>
             </w:r>
           </w:p>
         </w:tc>
@@ -38778,7 +38778,7 @@
                 <w:sz w:val="20"/>
                 <w:szCs w:val="20"/>
               </w:rPr>
-              <w:t>CUP 199.500,00</w:t>
+              <w:t>CUP 203.000,00</w:t>
             </w:r>
           </w:p>
         </w:tc>
@@ -38822,7 +38822,7 @@
                 <w:sz w:val="20"/>
                 <w:szCs w:val="20"/>
               </w:rPr>
-              <w:t>CUP 199.500,00</w:t>
+              <w:t>CUP 203.000,00</w:t>
             </w:r>
           </w:p>
         </w:tc>
@@ -38866,7 +38866,7 @@
                 <w:sz w:val="20"/>
                 <w:szCs w:val="20"/>
               </w:rPr>
-              <w:t>CUP 119.700,00</w:t>
+              <w:t>CUP 121.800,00</w:t>
             </w:r>
           </w:p>
         </w:tc>
@@ -38910,7 +38910,7 @@
                 <w:sz w:val="20"/>
                 <w:szCs w:val="20"/>
               </w:rPr>
-              <w:t>CUP 159.600,00</w:t>
+              <w:t>CUP 162.400,00</w:t>
             </w:r>
           </w:p>
         </w:tc>
@@ -38954,7 +38954,7 @@
                 <w:sz w:val="20"/>
                 <w:szCs w:val="20"/>
               </w:rPr>
-              <w:t>CUP 175.560,00</w:t>
+              <w:t>CUP 178.640,00</w:t>
             </w:r>
           </w:p>
         </w:tc>
@@ -38998,7 +38998,7 @@
                 <w:sz w:val="20"/>
                 <w:szCs w:val="20"/>
               </w:rPr>
-              <w:t>CUP 175.560,00</w:t>
+              <w:t>CUP 178.640,00</w:t>
             </w:r>
           </w:p>
         </w:tc>
@@ -39042,7 +39042,7 @@
                 <w:sz w:val="20"/>
                 <w:szCs w:val="20"/>
               </w:rPr>
-              <w:t>CUP 175.560,00</w:t>
+              <w:t>CUP 178.640,00</w:t>
             </w:r>
           </w:p>
         </w:tc>
@@ -39086,7 +39086,7 @@
                 <w:sz w:val="20"/>
                 <w:szCs w:val="20"/>
               </w:rPr>
-              <w:t>CUP 55.860,00</w:t>
+              <w:t>CUP 56.840,00</w:t>
             </w:r>
           </w:p>
         </w:tc>
@@ -39130,7 +39130,7 @@
                 <w:sz w:val="20"/>
                 <w:szCs w:val="20"/>
               </w:rPr>
-              <w:t>CUP 55.860,00</w:t>
+              <w:t>CUP 56.840,00</w:t>
             </w:r>
           </w:p>
         </w:tc>
@@ -39174,7 +39174,7 @@
                 <w:sz w:val="20"/>
                 <w:szCs w:val="20"/>
               </w:rPr>
-              <w:t>CUP 47.880,00</w:t>
+              <w:t>CUP 48.720,00</w:t>
             </w:r>
           </w:p>
         </w:tc>
@@ -39218,7 +39218,7 @@
                 <w:sz w:val="20"/>
                 <w:szCs w:val="20"/>
               </w:rPr>
-              <w:t>CUP 55.860,00</w:t>
+              <w:t>CUP 56.840,00</w:t>
             </w:r>
           </w:p>
         </w:tc>
@@ -39262,7 +39262,7 @@
                 <w:sz w:val="20"/>
                 <w:szCs w:val="20"/>
               </w:rPr>
-              <w:t>CUP 55.860,00</w:t>
+              <w:t>CUP 56.840,00</w:t>
             </w:r>
           </w:p>
         </w:tc>
@@ -39306,7 +39306,7 @@
                 <w:sz w:val="20"/>
                 <w:szCs w:val="20"/>
               </w:rPr>
-              <w:t>CUP 111.720,00</w:t>
+              <w:t>CUP 113.680,00</w:t>
             </w:r>
           </w:p>
         </w:tc>
@@ -39350,7 +39350,7 @@
                 <w:sz w:val="20"/>
                 <w:szCs w:val="20"/>
               </w:rPr>
-              <w:t>CUP 111.720,00</w:t>
+              <w:t>CUP 113.680,00</w:t>
             </w:r>
           </w:p>
         </w:tc>
@@ -39394,7 +39394,7 @@
                 <w:sz w:val="20"/>
                 <w:szCs w:val="20"/>
               </w:rPr>
-              <w:t>CUP 143.640,00</w:t>
+              <w:t>CUP 146.160,00</w:t>
             </w:r>
           </w:p>
         </w:tc>
@@ -39438,7 +39438,7 @@
                 <w:sz w:val="20"/>
                 <w:szCs w:val="20"/>
               </w:rPr>
-              <w:t>CUP 6.384,00</w:t>
+              <w:t>CUP 6.496,00</w:t>
             </w:r>
           </w:p>
         </w:tc>
@@ -39483,7 +39483,7 @@
                 <w:sz w:val="20"/>
                 <w:szCs w:val="20"/>
               </w:rPr>
-              <w:t>CUP 19.950,00</w:t>
+              <w:t>CUP 20.300,00</w:t>
             </w:r>
           </w:p>
         </w:tc>
@@ -39527,7 +39527,7 @@
                 <w:sz w:val="20"/>
                 <w:szCs w:val="20"/>
               </w:rPr>
-              <w:t>CUP 39.900,00</w:t>
+              <w:t>CUP 40.600,00</w:t>
             </w:r>
           </w:p>
         </w:tc>
@@ -39571,7 +39571,7 @@
                 <w:sz w:val="20"/>
                 <w:szCs w:val="20"/>
               </w:rPr>
-              <w:t>CUP 19.950,00</w:t>
+              <w:t>CUP 20.300,00</w:t>
             </w:r>
           </w:p>
         </w:tc>
@@ -39615,7 +39615,7 @@
                 <w:sz w:val="20"/>
                 <w:szCs w:val="20"/>
               </w:rPr>
-              <w:t>CUP 6.384,00</w:t>
+              <w:t>CUP 6.496,00</w:t>
             </w:r>
           </w:p>
         </w:tc>
@@ -39659,7 +39659,7 @@
                 <w:sz w:val="20"/>
                 <w:szCs w:val="20"/>
               </w:rPr>
-              <w:t>CUP 23.940,00</w:t>
+              <w:t>CUP 24.360,00</w:t>
             </w:r>
           </w:p>
         </w:tc>
@@ -39703,7 +39703,7 @@
                 <w:sz w:val="20"/>
                 <w:szCs w:val="20"/>
               </w:rPr>
-              <w:t>CUP 47.880,00</w:t>
+              <w:t>CUP 48.720,00</w:t>
             </w:r>
           </w:p>
         </w:tc>
@@ -39748,7 +39748,7 @@
                 <w:sz w:val="20"/>
                 <w:szCs w:val="20"/>
               </w:rPr>
-              <w:t>CUP 47.880,00</w:t>
+              <w:t>CUP 48.720,00</w:t>
             </w:r>
           </w:p>
         </w:tc>
@@ -39792,7 +39792,7 @@
                 <w:sz w:val="20"/>
                 <w:szCs w:val="20"/>
               </w:rPr>
-              <w:t>CUP 47.880,00</w:t>
+              <w:t>CUP 48.720,00</w:t>
             </w:r>
           </w:p>
         </w:tc>
@@ -39837,7 +39837,7 @@
                 <w:sz w:val="20"/>
                 <w:szCs w:val="20"/>
               </w:rPr>
-              <w:t>CUP 95.760,00</w:t>
+              <w:t>CUP 97.440,00</w:t>
             </w:r>
           </w:p>
         </w:tc>
@@ -39882,7 +39882,7 @@
                 <w:sz w:val="20"/>
                 <w:szCs w:val="20"/>
               </w:rPr>
-              <w:t>CUP 119.700,00</w:t>
+              <w:t>CUP 121.800,00</w:t>
             </w:r>
           </w:p>
         </w:tc>
@@ -39926,7 +39926,7 @@
                 <w:sz w:val="20"/>
                 <w:szCs w:val="20"/>
               </w:rPr>
-              <w:t>CUP 7.980,00</w:t>
+              <w:t>CUP 8.120,00</w:t>
             </w:r>
           </w:p>
         </w:tc>
@@ -39971,7 +39971,7 @@
                 <w:sz w:val="20"/>
                 <w:szCs w:val="20"/>
               </w:rPr>
-              <w:t>CUP 11.970,00</w:t>
+              <w:t>CUP 12.180,00</w:t>
             </w:r>
           </w:p>
         </w:tc>
@@ -40015,7 +40015,7 @@
                 <w:sz w:val="20"/>
                 <w:szCs w:val="20"/>
               </w:rPr>
-              <w:t>CUP 11.970,00</w:t>
+              <w:t>CUP 12.180,00</w:t>
             </w:r>
           </w:p>
         </w:tc>
@@ -40059,7 +40059,7 @@
                 <w:sz w:val="20"/>
                 <w:szCs w:val="20"/>
               </w:rPr>
-              <w:t>CUP 7.980,00</w:t>
+              <w:t>CUP 8.120,00</w:t>
             </w:r>
           </w:p>
         </w:tc>
@@ -40103,7 +40103,7 @@
                 <w:sz w:val="20"/>
                 <w:szCs w:val="20"/>
               </w:rPr>
-              <w:t>CUP 7.980,00</w:t>
+              <w:t>CUP 8.120,00</w:t>
             </w:r>
           </w:p>
         </w:tc>
@@ -40147,7 +40147,7 @@
                 <w:sz w:val="20"/>
                 <w:szCs w:val="20"/>
               </w:rPr>
-              <w:t>CUP 11.970,00</w:t>
+              <w:t>CUP 12.180,00</w:t>
             </w:r>
           </w:p>
         </w:tc>
@@ -40191,7 +40191,7 @@
                 <w:sz w:val="20"/>
                 <w:szCs w:val="20"/>
               </w:rPr>
-              <w:t>CUP 11.970,00</w:t>
+              <w:t>CUP 12.180,00</w:t>
             </w:r>
           </w:p>
         </w:tc>
@@ -40235,7 +40235,7 @@
                 <w:sz w:val="20"/>
                 <w:szCs w:val="20"/>
               </w:rPr>
-              <w:t>CUP 15.960,00</w:t>
+              <w:t>CUP 16.240,00</w:t>
             </w:r>
           </w:p>
         </w:tc>
@@ -40279,7 +40279,7 @@
                 <w:sz w:val="20"/>
                 <w:szCs w:val="20"/>
               </w:rPr>
-              <w:t>CUP 9.576,00</w:t>
+              <w:t>CUP 9.744,00</w:t>
             </w:r>
           </w:p>
         </w:tc>
@@ -40323,7 +40323,7 @@
                 <w:sz w:val="20"/>
                 <w:szCs w:val="20"/>
               </w:rPr>
-              <w:t>CUP 27.930,00</w:t>
+              <w:t>CUP 28.420,00</w:t>
             </w:r>
           </w:p>
         </w:tc>
@@ -40367,7 +40367,7 @@
                 <w:sz w:val="20"/>
                 <w:szCs w:val="20"/>
               </w:rPr>
-              <w:t>CUP 27.930,00</w:t>
+              <w:t>CUP 28.420,00</w:t>
             </w:r>
           </w:p>
         </w:tc>
@@ -40411,7 +40411,7 @@
                 <w:sz w:val="20"/>
                 <w:szCs w:val="20"/>
               </w:rPr>
-              <w:t>CUP 4.788,00</w:t>
+              <w:t>CUP 4.872,00</w:t>
             </w:r>
           </w:p>
         </w:tc>
@@ -40455,7 +40455,7 @@
                 <w:sz w:val="20"/>
                 <w:szCs w:val="20"/>
               </w:rPr>
-              <w:t>CUP 6.384,00</w:t>
+              <w:t>CUP 6.496,00</w:t>
             </w:r>
           </w:p>
         </w:tc>
@@ -40499,7 +40499,7 @@
                 <w:sz w:val="20"/>
                 <w:szCs w:val="20"/>
               </w:rPr>
-              <w:t>CUP 19.950,00</w:t>
+              <w:t>CUP 20.300,00</w:t>
             </w:r>
           </w:p>
         </w:tc>
@@ -40543,7 +40543,7 @@
                 <w:sz w:val="20"/>
                 <w:szCs w:val="20"/>
               </w:rPr>
-              <w:t>CUP 19.950,00</w:t>
+              <w:t>CUP 20.300,00</w:t>
             </w:r>
           </w:p>
         </w:tc>
@@ -40588,7 +40588,7 @@
                 <w:sz w:val="20"/>
                 <w:szCs w:val="20"/>
               </w:rPr>
-              <w:t>CUP 15.960,00</w:t>
+              <w:t>CUP 16.240,00</w:t>
             </w:r>
           </w:p>
         </w:tc>
@@ -40632,7 +40632,7 @@
                 <w:sz w:val="20"/>
                 <w:szCs w:val="20"/>
               </w:rPr>
-              <w:t>CUP 15.960,00</w:t>
+              <w:t>CUP 16.240,00</w:t>
             </w:r>
           </w:p>
         </w:tc>
@@ -40676,7 +40676,7 @@
                 <w:sz w:val="20"/>
                 <w:szCs w:val="20"/>
               </w:rPr>
-              <w:t>CUP 7.980,00</w:t>
+              <w:t>CUP 8.120,00</w:t>
             </w:r>
           </w:p>
         </w:tc>
@@ -40720,7 +40720,7 @@
                 <w:sz w:val="20"/>
                 <w:szCs w:val="20"/>
               </w:rPr>
-              <w:t>CUP 7.980,00</w:t>
+              <w:t>CUP 8.120,00</w:t>
             </w:r>
           </w:p>
         </w:tc>
@@ -40765,7 +40765,7 @@
                 <w:sz w:val="20"/>
                 <w:szCs w:val="20"/>
               </w:rPr>
-              <w:t>CUP 111.720,00</w:t>
+              <w:t>CUP 113.680,00</w:t>
             </w:r>
           </w:p>
         </w:tc>
@@ -40810,7 +40810,7 @@
                 <w:sz w:val="20"/>
                 <w:szCs w:val="20"/>
               </w:rPr>
-              <w:t>CUP 47.880,00</w:t>
+              <w:t>CUP 48.720,00</w:t>
             </w:r>
           </w:p>
         </w:tc>
@@ -40855,7 +40855,7 @@
                 <w:sz w:val="20"/>
                 <w:szCs w:val="20"/>
               </w:rPr>
-              <w:t>CUP 47.880,00</w:t>
+              <w:t>CUP 48.720,00</w:t>
             </w:r>
           </w:p>
         </w:tc>
@@ -40899,7 +40899,7 @@
                 <w:sz w:val="20"/>
                 <w:szCs w:val="20"/>
               </w:rPr>
-              <w:t>CUP 5.586,00</w:t>
+              <w:t>CUP 5.684,00</w:t>
             </w:r>
           </w:p>
         </w:tc>
@@ -40944,7 +40944,7 @@
                 <w:sz w:val="20"/>
                 <w:szCs w:val="20"/>
               </w:rPr>
-              <w:t>CUP 438.900,00</w:t>
+              <w:t>CUP 446.600,00</w:t>
             </w:r>
           </w:p>
         </w:tc>
@@ -40988,7 +40988,7 @@
                 <w:sz w:val="20"/>
                 <w:szCs w:val="20"/>
               </w:rPr>
-              <w:t>CUP 454.860,00</w:t>
+              <w:t>CUP 462.840,00</w:t>
             </w:r>
           </w:p>
         </w:tc>
@@ -41033,7 +41033,7 @@
                 <w:sz w:val="20"/>
                 <w:szCs w:val="20"/>
               </w:rPr>
-              <w:t>CUP 15.960,00</w:t>
+              <w:t>CUP 16.240,00</w:t>
             </w:r>
           </w:p>
         </w:tc>
@@ -41077,7 +41077,7 @@
                 <w:sz w:val="20"/>
                 <w:szCs w:val="20"/>
               </w:rPr>
-              <w:t>CUP 11.970,00</w:t>
+              <w:t>CUP 12.180,00</w:t>
             </w:r>
           </w:p>
         </w:tc>
@@ -41122,7 +41122,7 @@
                 <w:sz w:val="20"/>
                 <w:szCs w:val="20"/>
               </w:rPr>
-              <w:t>CUP 11.970,00</w:t>
+              <w:t>CUP 12.180,00</w:t>
             </w:r>
           </w:p>
         </w:tc>
@@ -41184,7 +41184,7 @@
                 <w:sz w:val="20"/>
                 <w:szCs w:val="20"/>
               </w:rPr>
-              <w:t>CUP 19.950,00</w:t>
+              <w:t>CUP 20.300,00</w:t>
             </w:r>
           </w:p>
         </w:tc>
@@ -41228,7 +41228,7 @@
                 <w:sz w:val="20"/>
                 <w:szCs w:val="20"/>
               </w:rPr>
-              <w:t>CUP 7.980,00</w:t>
+              <w:t>CUP 8.120,00</w:t>
             </w:r>
           </w:p>
         </w:tc>
@@ -41290,7 +41290,7 @@
                 <w:sz w:val="20"/>
                 <w:szCs w:val="20"/>
               </w:rPr>
-              <w:t>CUP 11.970,00</w:t>
+              <w:t>CUP 12.180,00</w:t>
             </w:r>
           </w:p>
         </w:tc>
@@ -41334,7 +41334,7 @@
                 <w:sz w:val="20"/>
                 <w:szCs w:val="20"/>
               </w:rPr>
-              <w:t>CUP 11.970,00</w:t>
+              <w:t>CUP 12.180,00</w:t>
             </w:r>
           </w:p>
         </w:tc>
@@ -41378,7 +41378,7 @@
                 <w:sz w:val="20"/>
                 <w:szCs w:val="20"/>
               </w:rPr>
-              <w:t>CUP 7.980,00</w:t>
+              <w:t>CUP 8.120,00</w:t>
             </w:r>
           </w:p>
         </w:tc>
@@ -41422,7 +41422,7 @@
                 <w:sz w:val="20"/>
                 <w:szCs w:val="20"/>
               </w:rPr>
-              <w:t>CUP 11.970,00</w:t>
+              <w:t>CUP 12.180,00</w:t>
             </w:r>
           </w:p>
         </w:tc>
@@ -41466,7 +41466,7 @@
                 <w:sz w:val="20"/>
                 <w:szCs w:val="20"/>
               </w:rPr>
-              <w:t>CUP 11.970,00</w:t>
+              <w:t>CUP 12.180,00</w:t>
             </w:r>
           </w:p>
         </w:tc>
@@ -41510,7 +41510,7 @@
                 <w:sz w:val="20"/>
                 <w:szCs w:val="20"/>
               </w:rPr>
-              <w:t>CUP 11.970,00</w:t>
+              <w:t>CUP 12.180,00</w:t>
             </w:r>
           </w:p>
         </w:tc>
@@ -41554,7 +41554,7 @@
                 <w:sz w:val="20"/>
                 <w:szCs w:val="20"/>
               </w:rPr>
-              <w:t>CUP 6.384,00</w:t>
+              <w:t>CUP 6.496,00</w:t>
             </w:r>
           </w:p>
         </w:tc>
@@ -41598,7 +41598,7 @@
                 <w:sz w:val="20"/>
                 <w:szCs w:val="20"/>
               </w:rPr>
-              <w:t>CUP 35.910,00</w:t>
+              <w:t>CUP 36.540,00</w:t>
             </w:r>
           </w:p>
         </w:tc>
@@ -41642,7 +41642,7 @@
                 <w:sz w:val="20"/>
                 <w:szCs w:val="20"/>
               </w:rPr>
-              <w:t>CUP 27.930,00</w:t>
+              <w:t>CUP 28.420,00</w:t>
             </w:r>
           </w:p>
         </w:tc>
@@ -41686,7 +41686,7 @@
                 <w:sz w:val="20"/>
                 <w:szCs w:val="20"/>
               </w:rPr>
-              <w:t>CUP 199.500,00</w:t>
+              <w:t>CUP 203.000,00</w:t>
             </w:r>
           </w:p>
         </w:tc>
@@ -41731,7 +41731,7 @@
                 <w:sz w:val="20"/>
                 <w:szCs w:val="20"/>
               </w:rPr>
-              <w:t>CUP 159.600,00</w:t>
+              <w:t>CUP 162.400,00</w:t>
             </w:r>
           </w:p>
         </w:tc>
@@ -41776,7 +41776,7 @@
                 <w:sz w:val="20"/>
                 <w:szCs w:val="20"/>
               </w:rPr>
-              <w:t>CUP 59.850,00</w:t>
+              <w:t>CUP 60.900,00</w:t>
             </w:r>
           </w:p>
         </w:tc>
@@ -41820,7 +41820,7 @@
                 <w:sz w:val="20"/>
                 <w:szCs w:val="20"/>
               </w:rPr>
-              <w:t>CUP 59.850,00</w:t>
+              <w:t>CUP 60.900,00</w:t>
             </w:r>
           </w:p>
         </w:tc>
@@ -41864,7 +41864,7 @@
                 <w:sz w:val="20"/>
                 <w:szCs w:val="20"/>
               </w:rPr>
-              <w:t>CUP 119.700,00</w:t>
+              <w:t>CUP 121.800,00</w:t>
             </w:r>
           </w:p>
         </w:tc>
@@ -41909,7 +41909,7 @@
                 <w:sz w:val="20"/>
                 <w:szCs w:val="20"/>
               </w:rPr>
-              <w:t>CUP 119.700,00</w:t>
+              <w:t>CUP 121.800,00</w:t>
             </w:r>
           </w:p>
         </w:tc>
@@ -41953,7 +41953,7 @@
                 <w:sz w:val="20"/>
                 <w:szCs w:val="20"/>
               </w:rPr>
-              <w:t>CUP 111.720,00</w:t>
+              <w:t>CUP 113.680,00</w:t>
             </w:r>
           </w:p>
         </w:tc>
@@ -41997,7 +41997,7 @@
                 <w:sz w:val="20"/>
                 <w:szCs w:val="20"/>
               </w:rPr>
-              <w:t>CUP 95.760,00</w:t>
+              <w:t>CUP 97.440,00</w:t>
             </w:r>
           </w:p>
         </w:tc>
@@ -42041,7 +42041,7 @@
                 <w:sz w:val="20"/>
                 <w:szCs w:val="20"/>
               </w:rPr>
-              <w:t>CUP 51.870,00</w:t>
+              <w:t>CUP 52.780,00</w:t>
             </w:r>
           </w:p>
         </w:tc>
@@ -42086,7 +42086,7 @@
                 <w:sz w:val="20"/>
                 <w:szCs w:val="20"/>
               </w:rPr>
-              <w:t>CUP 59.850,00</w:t>
+              <w:t>CUP 60.900,00</w:t>
             </w:r>
           </w:p>
         </w:tc>
@@ -42130,7 +42130,7 @@
                 <w:sz w:val="20"/>
                 <w:szCs w:val="20"/>
               </w:rPr>
-              <w:t>CUP 51.870,00</w:t>
+              <w:t>CUP 52.780,00</w:t>
             </w:r>
           </w:p>
         </w:tc>
@@ -42175,7 +42175,7 @@
                 <w:sz w:val="20"/>
                 <w:szCs w:val="20"/>
               </w:rPr>
-              <w:t>CUP 63.840,00</w:t>
+              <w:t>CUP 64.960,00</w:t>
             </w:r>
           </w:p>
         </w:tc>
@@ -42219,7 +42219,7 @@
                 <w:sz w:val="20"/>
                 <w:szCs w:val="20"/>
               </w:rPr>
-              <w:t>CUP 1.197,00</w:t>
+              <w:t>CUP 1.218,00</w:t>
             </w:r>
           </w:p>
         </w:tc>
@@ -42263,7 +42263,7 @@
                 <w:sz w:val="20"/>
                 <w:szCs w:val="20"/>
               </w:rPr>
-              <w:t>CUP 159.600,00</w:t>
+              <w:t>CUP 162.400,00</w:t>
             </w:r>
           </w:p>
         </w:tc>
@@ -42307,7 +42307,7 @@
                 <w:sz w:val="20"/>
                 <w:szCs w:val="20"/>
               </w:rPr>
-              <w:t>CUP 183.540,00</w:t>
+              <w:t>CUP 186.760,00</w:t>
             </w:r>
           </w:p>
         </w:tc>
@@ -42351,7 +42351,7 @@
                 <w:sz w:val="20"/>
                 <w:szCs w:val="20"/>
               </w:rPr>
-              <w:t>CUP 279.300,00</w:t>
+              <w:t>CUP 284.200,00</w:t>
             </w:r>
           </w:p>
         </w:tc>
@@ -42395,7 +42395,7 @@
                 <w:sz w:val="20"/>
                 <w:szCs w:val="20"/>
               </w:rPr>
-              <w:t>CUP 279.300,00</w:t>
+              <w:t>CUP 284.200,00</w:t>
             </w:r>
           </w:p>
         </w:tc>
@@ -42439,7 +42439,7 @@
                 <w:sz w:val="20"/>
                 <w:szCs w:val="20"/>
               </w:rPr>
-              <w:t>CUP 287.280,00</w:t>
+              <w:t>CUP 292.320,00</w:t>
             </w:r>
           </w:p>
         </w:tc>
@@ -42483,7 +42483,7 @@
                 <w:sz w:val="20"/>
                 <w:szCs w:val="20"/>
               </w:rPr>
-              <w:t>CUP 295.260,00</w:t>
+              <w:t>CUP 300.440,00</w:t>
             </w:r>
           </w:p>
         </w:tc>
@@ -42529,7 +42529,7 @@
                 <w:sz w:val="20"/>
                 <w:szCs w:val="20"/>
               </w:rPr>
-              <w:t>CUP 279.300,00</w:t>
+              <w:t>CUP 284.200,00</w:t>
             </w:r>
           </w:p>
         </w:tc>
@@ -42573,7 +42573,7 @@
                 <w:sz w:val="20"/>
                 <w:szCs w:val="20"/>
               </w:rPr>
-              <w:t>CUP 279.300,00</w:t>
+              <w:t>CUP 284.200,00</w:t>
             </w:r>
           </w:p>
         </w:tc>
@@ -42617,7 +42617,7 @@
                 <w:sz w:val="20"/>
                 <w:szCs w:val="20"/>
               </w:rPr>
-              <w:t>CUP 279.300,00</w:t>
+              <w:t>CUP 284.200,00</w:t>
             </w:r>
           </w:p>
         </w:tc>
@@ -42661,7 +42661,7 @@
                 <w:sz w:val="20"/>
                 <w:szCs w:val="20"/>
               </w:rPr>
-              <w:t>CUP 175.560,00</w:t>
+              <w:t>CUP 178.640,00</w:t>
             </w:r>
           </w:p>
         </w:tc>
@@ -42706,7 +42706,7 @@
                 <w:sz w:val="20"/>
                 <w:szCs w:val="20"/>
               </w:rPr>
-              <w:t>CUP 143.640,00</w:t>
+              <w:t>CUP 146.160,00</w:t>
             </w:r>
           </w:p>
         </w:tc>
@@ -42751,7 +42751,7 @@
                 <w:sz w:val="20"/>
                 <w:szCs w:val="20"/>
               </w:rPr>
-              <w:t>CUP 143.640,00</w:t>
+              <w:t>CUP 146.160,00</w:t>
             </w:r>
           </w:p>
         </w:tc>
@@ -42795,7 +42795,7 @@
                 <w:sz w:val="20"/>
                 <w:szCs w:val="20"/>
               </w:rPr>
-              <w:t>CUP 159.600,00</w:t>
+              <w:t>CUP 162.400,00</w:t>
             </w:r>
           </w:p>
         </w:tc>
@@ -42840,7 +42840,7 @@
                 <w:sz w:val="20"/>
                 <w:szCs w:val="20"/>
               </w:rPr>
-              <w:t>CUP 31.920,00</w:t>
+              <w:t>CUP 32.480,00</w:t>
             </w:r>
           </w:p>
         </w:tc>
@@ -42892,7 +42892,7 @@
                 <w:sz w:val="20"/>
                 <w:szCs w:val="20"/>
               </w:rPr>
-              <w:t>CUP 31.920,00</w:t>
+              <w:t>CUP 32.480,00</w:t>
             </w:r>
           </w:p>
         </w:tc>
@@ -42936,7 +42936,7 @@
                 <w:sz w:val="20"/>
                 <w:szCs w:val="20"/>
               </w:rPr>
-              <w:t>CUP 31.920,00</w:t>
+              <w:t>CUP 32.480,00</w:t>
             </w:r>
           </w:p>
         </w:tc>
@@ -42980,7 +42980,7 @@
                 <w:sz w:val="20"/>
                 <w:szCs w:val="20"/>
               </w:rPr>
-              <w:t>CUP 31.920,00</w:t>
+              <w:t>CUP 32.480,00</w:t>
             </w:r>
           </w:p>
         </w:tc>
@@ -43024,7 +43024,7 @@
                 <w:sz w:val="20"/>
                 <w:szCs w:val="20"/>
               </w:rPr>
-              <w:t>CUP 55.860,00</w:t>
+              <w:t>CUP 56.840,00</w:t>
             </w:r>
           </w:p>
         </w:tc>
@@ -43068,7 +43068,7 @@
                 <w:sz w:val="20"/>
                 <w:szCs w:val="20"/>
               </w:rPr>
-              <w:t>CUP 95.760,00</w:t>
+              <w:t>CUP 97.440,00</w:t>
             </w:r>
           </w:p>
         </w:tc>
@@ -43112,7 +43112,7 @@
                 <w:sz w:val="20"/>
                 <w:szCs w:val="20"/>
               </w:rPr>
-              <w:t>CUP 47.880,00</w:t>
+              <w:t>CUP 48.720,00</w:t>
             </w:r>
           </w:p>
         </w:tc>
@@ -43157,7 +43157,7 @@
                 <w:sz w:val="20"/>
                 <w:szCs w:val="20"/>
               </w:rPr>
-              <w:t>CUP 55.860,00</w:t>
+              <w:t>CUP 56.840,00</w:t>
             </w:r>
           </w:p>
         </w:tc>
@@ -43201,7 +43201,7 @@
                 <w:sz w:val="20"/>
                 <w:szCs w:val="20"/>
               </w:rPr>
-              <w:t>CUP 71.820,00</w:t>
+              <w:t>CUP 73.080,00</w:t>
             </w:r>
           </w:p>
         </w:tc>
@@ -43245,7 +43245,7 @@
                 <w:sz w:val="20"/>
                 <w:szCs w:val="20"/>
               </w:rPr>
-              <w:t>CUP 15.960,00</w:t>
+              <w:t>CUP 16.240,00</w:t>
             </w:r>
           </w:p>
         </w:tc>
@@ -43289,7 +43289,7 @@
                 <w:sz w:val="20"/>
                 <w:szCs w:val="20"/>
               </w:rPr>
-              <w:t>CUP 23.940,00</w:t>
+              <w:t>CUP 24.360,00</w:t>
             </w:r>
           </w:p>
         </w:tc>
@@ -43334,7 +43334,7 @@
                 <w:sz w:val="20"/>
                 <w:szCs w:val="20"/>
               </w:rPr>
-              <w:t>CUP 47.880,00</w:t>
+              <w:t>CUP 48.720,00</w:t>
             </w:r>
           </w:p>
         </w:tc>
@@ -43378,7 +43378,7 @@
                 <w:sz w:val="20"/>
                 <w:szCs w:val="20"/>
               </w:rPr>
-              <w:t>CUP 27.930,00</w:t>
+              <w:t>CUP 28.420,00</w:t>
             </w:r>
           </w:p>
         </w:tc>
@@ -43422,7 +43422,7 @@
                 <w:sz w:val="20"/>
                 <w:szCs w:val="20"/>
               </w:rPr>
-              <w:t>CUP 11.970,00</w:t>
+              <w:t>CUP 12.180,00</w:t>
             </w:r>
           </w:p>
         </w:tc>
@@ -43466,7 +43466,7 @@
                 <w:sz w:val="20"/>
                 <w:szCs w:val="20"/>
               </w:rPr>
-              <w:t>CUP 35.910,00</w:t>
+              <w:t>CUP 36.540,00</w:t>
             </w:r>
           </w:p>
         </w:tc>
@@ -43510,7 +43510,7 @@
                 <w:sz w:val="20"/>
                 <w:szCs w:val="20"/>
               </w:rPr>
-              <w:t>CUP 19.950,00</w:t>
+              <w:t>CUP 20.300,00</w:t>
             </w:r>
           </w:p>
         </w:tc>
@@ -43554,7 +43554,7 @@
                 <w:sz w:val="20"/>
                 <w:szCs w:val="20"/>
               </w:rPr>
-              <w:t>CUP 59.850,00</w:t>
+              <w:t>CUP 60.900,00</w:t>
             </w:r>
           </w:p>
         </w:tc>
@@ -43598,7 +43598,7 @@
                 <w:sz w:val="20"/>
                 <w:szCs w:val="20"/>
               </w:rPr>
-              <w:t>CUP 35.910,00</w:t>
+              <w:t>CUP 36.540,00</w:t>
             </w:r>
           </w:p>
         </w:tc>
@@ -43642,7 +43642,7 @@
                 <w:sz w:val="20"/>
                 <w:szCs w:val="20"/>
               </w:rPr>
-              <w:t>CUP 119.700,00</w:t>
+              <w:t>CUP 121.800,00</w:t>
             </w:r>
           </w:p>
         </w:tc>
@@ -43686,7 +43686,7 @@
                 <w:sz w:val="20"/>
                 <w:szCs w:val="20"/>
               </w:rPr>
-              <w:t>CUP 135.660,00</w:t>
+              <w:t>CUP 138.040,00</w:t>
             </w:r>
           </w:p>
         </w:tc>
@@ -43730,7 +43730,7 @@
                 <w:sz w:val="20"/>
                 <w:szCs w:val="20"/>
               </w:rPr>
-              <w:t>CUP 127.680,00</w:t>
+              <w:t>CUP 129.920,00</w:t>
             </w:r>
           </w:p>
         </w:tc>
@@ -43774,7 +43774,7 @@
                 <w:sz w:val="20"/>
                 <w:szCs w:val="20"/>
               </w:rPr>
-              <w:t>CUP 119.700,00</w:t>
+              <w:t>CUP 121.800,00</w:t>
             </w:r>
           </w:p>
         </w:tc>
@@ -43818,7 +43818,7 @@
                 <w:sz w:val="20"/>
                 <w:szCs w:val="20"/>
               </w:rPr>
-              <w:t>CUP 159.600,00</w:t>
+              <w:t>CUP 162.400,00</w:t>
             </w:r>
           </w:p>
         </w:tc>
@@ -43862,7 +43862,7 @@
                 <w:sz w:val="20"/>
                 <w:szCs w:val="20"/>
               </w:rPr>
-              <w:t>CUP 111.720,00</w:t>
+              <w:t>CUP 113.680,00</w:t>
             </w:r>
           </w:p>
         </w:tc>
@@ -43907,7 +43907,7 @@
                 <w:sz w:val="20"/>
                 <w:szCs w:val="20"/>
               </w:rPr>
-              <w:t>CUP 143.640,00</w:t>
+              <w:t>CUP 146.160,00</w:t>
             </w:r>
           </w:p>
         </w:tc>
@@ -43951,7 +43951,7 @@
                 <w:sz w:val="20"/>
                 <w:szCs w:val="20"/>
               </w:rPr>
-              <w:t>CUP 103.740,00</w:t>
+              <w:t>CUP 105.560,00</w:t>
             </w:r>
           </w:p>
         </w:tc>
@@ -43995,7 +43995,7 @@
                 <w:sz w:val="20"/>
                 <w:szCs w:val="20"/>
               </w:rPr>
-              <w:t>CUP 63.840,00</w:t>
+              <w:t>CUP 64.960,00</w:t>
             </w:r>
           </w:p>
         </w:tc>
@@ -44039,7 +44039,7 @@
                 <w:sz w:val="20"/>
                 <w:szCs w:val="20"/>
               </w:rPr>
-              <w:t>CUP 79.800,00</w:t>
+              <w:t>CUP 81.200,00</w:t>
             </w:r>
           </w:p>
         </w:tc>
@@ -44083,7 +44083,7 @@
                 <w:sz w:val="20"/>
                 <w:szCs w:val="20"/>
               </w:rPr>
-              <w:t>CUP 79.800,00</w:t>
+              <w:t>CUP 81.200,00</w:t>
             </w:r>
           </w:p>
         </w:tc>
@@ -44127,7 +44127,7 @@
                 <w:sz w:val="20"/>
                 <w:szCs w:val="20"/>
               </w:rPr>
-              <w:t>CUP 95.760,00</w:t>
+              <w:t>CUP 97.440,00</w:t>
             </w:r>
           </w:p>
         </w:tc>
@@ -44171,7 +44171,7 @@
                 <w:sz w:val="20"/>
                 <w:szCs w:val="20"/>
               </w:rPr>
-              <w:t>CUP 79.800,00</w:t>
+              <w:t>CUP 81.200,00</w:t>
             </w:r>
           </w:p>
         </w:tc>
@@ -44215,7 +44215,7 @@
                 <w:sz w:val="20"/>
                 <w:szCs w:val="20"/>
               </w:rPr>
-              <w:t>CUP 95.760,00</w:t>
+              <w:t>CUP 97.440,00</w:t>
             </w:r>
           </w:p>
         </w:tc>
@@ -44259,7 +44259,7 @@
                 <w:sz w:val="20"/>
                 <w:szCs w:val="20"/>
               </w:rPr>
-              <w:t>CUP 143.640,00</w:t>
+              <w:t>CUP 146.160,00</w:t>
             </w:r>
           </w:p>
         </w:tc>
@@ -44303,7 +44303,7 @@
                 <w:sz w:val="20"/>
                 <w:szCs w:val="20"/>
               </w:rPr>
-              <w:t>CUP 3.990,00</w:t>
+              <w:t>CUP 4.060,00</w:t>
             </w:r>
           </w:p>
         </w:tc>
@@ -44347,7 +44347,7 @@
                 <w:sz w:val="20"/>
                 <w:szCs w:val="20"/>
               </w:rPr>
-              <w:t>CUP 7.980,00</w:t>
+              <w:t>CUP 8.120,00</w:t>
             </w:r>
           </w:p>
         </w:tc>
@@ -44392,7 +44392,7 @@
                 <w:sz w:val="20"/>
                 <w:szCs w:val="20"/>
               </w:rPr>
-              <w:t>CUP 6.384,00</w:t>
+              <w:t>CUP 6.496,00</w:t>
             </w:r>
           </w:p>
         </w:tc>
@@ -44436,7 +44436,7 @@
                 <w:sz w:val="20"/>
                 <w:szCs w:val="20"/>
               </w:rPr>
-              <w:t>CUP 3.990,00</w:t>
+              <w:t>CUP 4.060,00</w:t>
             </w:r>
           </w:p>
         </w:tc>
@@ -44480,7 +44480,7 @@
                 <w:sz w:val="20"/>
                 <w:szCs w:val="20"/>
               </w:rPr>
-              <w:t>CUP 199.500,00</w:t>
+              <w:t>CUP 203.000,00</w:t>
             </w:r>
           </w:p>
         </w:tc>
@@ -44524,7 +44524,7 @@
                 <w:sz w:val="20"/>
                 <w:szCs w:val="20"/>
               </w:rPr>
-              <w:t>CUP 159.600,00</w:t>
+              <w:t>CUP 162.400,00</w:t>
             </w:r>
           </w:p>
         </w:tc>
@@ -44568,7 +44568,7 @@
                 <w:sz w:val="20"/>
                 <w:szCs w:val="20"/>
               </w:rPr>
-              <w:t>CUP 159.600,00</w:t>
+              <w:t>CUP 162.400,00</w:t>
             </w:r>
           </w:p>
         </w:tc>
@@ -44612,7 +44612,7 @@
                 <w:sz w:val="20"/>
                 <w:szCs w:val="20"/>
               </w:rPr>
-              <w:t>CUP 119.700,00</w:t>
+              <w:t>CUP 121.800,00</w:t>
             </w:r>
           </w:p>
         </w:tc>
@@ -44656,7 +44656,7 @@
                 <w:sz w:val="20"/>
                 <w:szCs w:val="20"/>
               </w:rPr>
-              <w:t>CUP 119.700,00</w:t>
+              <w:t>CUP 121.800,00</w:t>
             </w:r>
           </w:p>
         </w:tc>
@@ -44700,7 +44700,7 @@
                 <w:sz w:val="20"/>
                 <w:szCs w:val="20"/>
               </w:rPr>
-              <w:t>CUP 143.640,00</w:t>
+              <w:t>CUP 146.160,00</w:t>
             </w:r>
           </w:p>
         </w:tc>
@@ -44744,7 +44744,7 @@
                 <w:sz w:val="20"/>
                 <w:szCs w:val="20"/>
               </w:rPr>
-              <w:t>CUP 143.640,00</w:t>
+              <w:t>CUP 146.160,00</w:t>
             </w:r>
           </w:p>
         </w:tc>
@@ -44789,7 +44789,7 @@
                 <w:sz w:val="20"/>
                 <w:szCs w:val="20"/>
               </w:rPr>
-              <w:t>CUP 27.930,00</w:t>
+              <w:t>CUP 28.420,00</w:t>
             </w:r>
           </w:p>
         </w:tc>
@@ -44833,7 +44833,7 @@
                 <w:sz w:val="20"/>
                 <w:szCs w:val="20"/>
               </w:rPr>
-              <w:t>CUP 27.930,00</w:t>
+              <w:t>CUP 28.420,00</w:t>
             </w:r>
           </w:p>
         </w:tc>
@@ -44877,7 +44877,7 @@
                 <w:sz w:val="20"/>
                 <w:szCs w:val="20"/>
               </w:rPr>
-              <w:t>CUP 23.940,00</w:t>
+              <w:t>CUP 24.360,00</w:t>
             </w:r>
           </w:p>
         </w:tc>
@@ -44922,7 +44922,7 @@
                 <w:sz w:val="20"/>
                 <w:szCs w:val="20"/>
               </w:rPr>
-              <w:t>CUP 31.920,00</w:t>
+              <w:t>CUP 32.480,00</w:t>
             </w:r>
           </w:p>
         </w:tc>
@@ -44966,7 +44966,7 @@
                 <w:sz w:val="20"/>
                 <w:szCs w:val="20"/>
               </w:rPr>
-              <w:t>CUP 23.940,00</w:t>
+              <w:t>CUP 24.360,00</w:t>
             </w:r>
           </w:p>
         </w:tc>
@@ -45010,7 +45010,7 @@
                 <w:sz w:val="20"/>
                 <w:szCs w:val="20"/>
               </w:rPr>
-              <w:t>CUP 23.940,00</w:t>
+              <w:t>CUP 24.360,00</w:t>
             </w:r>
           </w:p>
         </w:tc>
@@ -45054,7 +45054,7 @@
                 <w:sz w:val="20"/>
                 <w:szCs w:val="20"/>
               </w:rPr>
-              <w:t>CUP 31.920,00</w:t>
+              <w:t>CUP 32.480,00</w:t>
             </w:r>
           </w:p>
         </w:tc>
@@ -45098,7 +45098,7 @@
                 <w:sz w:val="20"/>
                 <w:szCs w:val="20"/>
               </w:rPr>
-              <w:t>CUP 31.920,00</w:t>
+              <w:t>CUP 32.480,00</w:t>
             </w:r>
           </w:p>
         </w:tc>
@@ -45142,7 +45142,7 @@
                 <w:sz w:val="20"/>
                 <w:szCs w:val="20"/>
               </w:rPr>
-              <w:t>CUP 31.920,00</w:t>
+              <w:t>CUP 32.480,00</w:t>
             </w:r>
           </w:p>
         </w:tc>
@@ -45193,7 +45193,7 @@
                 <w:sz w:val="20"/>
                 <w:szCs w:val="20"/>
               </w:rPr>
-              <w:t>CUP 31.920,00</w:t>
+              <w:t>CUP 32.480,00</w:t>
             </w:r>
           </w:p>
         </w:tc>
@@ -45244,7 +45244,7 @@
                 <w:sz w:val="20"/>
                 <w:szCs w:val="20"/>
               </w:rPr>
-              <w:t>CUP 31.920,00</w:t>
+              <w:t>CUP 32.480,00</w:t>
             </w:r>
           </w:p>
         </w:tc>
@@ -45296,7 +45296,7 @@
                 <w:sz w:val="20"/>
                 <w:szCs w:val="20"/>
               </w:rPr>
-              <w:t>CUP 27.930,00</w:t>
+              <w:t>CUP 28.420,00</w:t>
             </w:r>
           </w:p>
         </w:tc>
@@ -45347,7 +45347,7 @@
                 <w:sz w:val="20"/>
                 <w:szCs w:val="20"/>
               </w:rPr>
-              <w:t>CUP 15.960,00</w:t>
+              <w:t>CUP 16.240,00</w:t>
             </w:r>
           </w:p>
         </w:tc>
@@ -45398,7 +45398,7 @@
                 <w:sz w:val="20"/>
                 <w:szCs w:val="20"/>
               </w:rPr>
-              <w:t>CUP 15.960,00</w:t>
+              <w:t>CUP 16.240,00</w:t>
             </w:r>
           </w:p>
         </w:tc>
@@ -45449,7 +45449,7 @@
                 <w:sz w:val="20"/>
                 <w:szCs w:val="20"/>
               </w:rPr>
-              <w:t>CUP 55.860,00</w:t>
+              <w:t>CUP 56.840,00</w:t>
             </w:r>
           </w:p>
         </w:tc>
@@ -45500,7 +45500,7 @@
                 <w:sz w:val="20"/>
                 <w:szCs w:val="20"/>
               </w:rPr>
-              <w:t>CUP 55.860,00</w:t>
+              <w:t>CUP 56.840,00</w:t>
             </w:r>
           </w:p>
         </w:tc>
@@ -45551,7 +45551,7 @@
                 <w:sz w:val="20"/>
                 <w:szCs w:val="20"/>
               </w:rPr>
-              <w:t>CUP 11.970,00</w:t>
+              <w:t>CUP 12.180,00</w:t>
             </w:r>
           </w:p>
         </w:tc>
@@ -45602,7 +45602,7 @@
                 <w:sz w:val="20"/>
                 <w:szCs w:val="20"/>
               </w:rPr>
-              <w:t>CUP 7.980,00</w:t>
+              <w:t>CUP 8.120,00</w:t>
             </w:r>
           </w:p>
         </w:tc>
@@ -45653,7 +45653,7 @@
                 <w:sz w:val="20"/>
                 <w:szCs w:val="20"/>
               </w:rPr>
-              <w:t>CUP 6.384,00</w:t>
+              <w:t>CUP 6.496,00</w:t>
             </w:r>
           </w:p>
         </w:tc>
@@ -45704,7 +45704,7 @@
                 <w:sz w:val="20"/>
                 <w:szCs w:val="20"/>
               </w:rPr>
-              <w:t>CUP 6.384,00</w:t>
+              <w:t>CUP 6.496,00</w:t>
             </w:r>
           </w:p>
         </w:tc>
@@ -45756,7 +45756,7 @@
                 <w:sz w:val="20"/>
                 <w:szCs w:val="20"/>
               </w:rPr>
-              <w:t>CUP 23.940,00</w:t>
+              <w:t>CUP 24.360,00</w:t>
             </w:r>
           </w:p>
         </w:tc>
@@ -45807,7 +45807,7 @@
                 <w:sz w:val="20"/>
                 <w:szCs w:val="20"/>
               </w:rPr>
-              <w:t>CUP 6.384,00</w:t>
+              <w:t>CUP 6.496,00</w:t>
             </w:r>
           </w:p>
         </w:tc>
@@ -45858,7 +45858,7 @@
                 <w:sz w:val="20"/>
                 <w:szCs w:val="20"/>
               </w:rPr>
-              <w:t>CUP 9.576,00</w:t>
+              <w:t>CUP 9.744,00</w:t>
             </w:r>
           </w:p>
         </w:tc>
@@ -45918,7 +45918,7 @@
                 <w:sz w:val="20"/>
                 <w:szCs w:val="20"/>
               </w:rPr>
-              <w:t>CUP 15.960,00</w:t>
+              <w:t>CUP 16.240,00</w:t>
             </w:r>
           </w:p>
         </w:tc>
@@ -45969,7 +45969,7 @@
                 <w:sz w:val="20"/>
                 <w:szCs w:val="20"/>
               </w:rPr>
-              <w:t>CUP 23.940,00</w:t>
+              <w:t>CUP 24.360,00</w:t>
             </w:r>
           </w:p>
         </w:tc>
@@ -46020,7 +46020,7 @@
                 <w:sz w:val="20"/>
                 <w:szCs w:val="20"/>
               </w:rPr>
-              <w:t>CUP 15.960,00</w:t>
+              <w:t>CUP 16.240,00</w:t>
             </w:r>
           </w:p>
         </w:tc>
@@ -46071,7 +46071,7 @@
                 <w:sz w:val="20"/>
                 <w:szCs w:val="20"/>
               </w:rPr>
-              <w:t>CUP 7.980,00</w:t>
+              <w:t>CUP 8.120,00</w:t>
             </w:r>
           </w:p>
         </w:tc>
@@ -46122,7 +46122,7 @@
                 <w:sz w:val="20"/>
                 <w:szCs w:val="20"/>
               </w:rPr>
-              <w:t>CUP 11.970,00</w:t>
+              <w:t>CUP 12.180,00</w:t>
             </w:r>
           </w:p>
         </w:tc>
@@ -46174,7 +46174,7 @@
                 <w:sz w:val="20"/>
                 <w:szCs w:val="20"/>
               </w:rPr>
-              <w:t>CUP 11.970,00</w:t>
+              <w:t>CUP 12.180,00</w:t>
             </w:r>
           </w:p>
         </w:tc>
@@ -46225,7 +46225,7 @@
                 <w:sz w:val="20"/>
                 <w:szCs w:val="20"/>
               </w:rPr>
-              <w:t>CUP 15.960,00</w:t>
+              <w:t>CUP 16.240,00</w:t>
             </w:r>
           </w:p>
         </w:tc>
@@ -46277,7 +46277,7 @@
                 <w:sz w:val="20"/>
                 <w:szCs w:val="20"/>
               </w:rPr>
-              <w:t>CUP 2.394,00</w:t>
+              <w:t>CUP 2.436,00</w:t>
             </w:r>
           </w:p>
         </w:tc>
@@ -46328,7 +46328,7 @@
                 <w:sz w:val="20"/>
                 <w:szCs w:val="20"/>
               </w:rPr>
-              <w:t>CUP 183.540,00</w:t>
+              <w:t>CUP 186.760,00</w:t>
             </w:r>
           </w:p>
         </w:tc>
@@ -46379,7 +46379,7 @@
                 <w:sz w:val="20"/>
                 <w:szCs w:val="20"/>
               </w:rPr>
-              <w:t>CUP 15.960,00</w:t>
+              <w:t>CUP 16.240,00</w:t>
             </w:r>
           </w:p>
         </w:tc>
@@ -46430,7 +46430,7 @@
                 <w:sz w:val="20"/>
                 <w:szCs w:val="20"/>
               </w:rPr>
-              <w:t>CUP 11.970,00</w:t>
+              <w:t>CUP 12.180,00</w:t>
             </w:r>
           </w:p>
         </w:tc>
@@ -46481,7 +46481,7 @@
                 <w:sz w:val="20"/>
                 <w:szCs w:val="20"/>
               </w:rPr>
-              <w:t>CUP 7.980,00</w:t>
+              <w:t>CUP 8.120,00</w:t>
             </w:r>
           </w:p>
         </w:tc>
@@ -46532,7 +46532,7 @@
                 <w:sz w:val="20"/>
                 <w:szCs w:val="20"/>
               </w:rPr>
-              <w:t>CUP 79.800,00</w:t>
+              <w:t>CUP 81.200,00</w:t>
             </w:r>
           </w:p>
         </w:tc>
@@ -46583,7 +46583,7 @@
                 <w:sz w:val="20"/>
                 <w:szCs w:val="20"/>
               </w:rPr>
-              <w:t>CUP 47.880,00</w:t>
+              <w:t>CUP 48.720,00</w:t>
             </w:r>
           </w:p>
         </w:tc>
@@ -46634,7 +46634,7 @@
                 <w:sz w:val="20"/>
                 <w:szCs w:val="20"/>
               </w:rPr>
-              <w:t>CUP 27.930,00</w:t>
+              <w:t>CUP 28.420,00</w:t>
             </w:r>
           </w:p>
         </w:tc>
@@ -46685,7 +46685,7 @@
                 <w:sz w:val="20"/>
                 <w:szCs w:val="20"/>
               </w:rPr>
-              <w:t>CUP 31.920,00</w:t>
+              <w:t>CUP 32.480,00</w:t>
             </w:r>
           </w:p>
         </w:tc>
@@ -46843,7 +46843,7 @@
                 <w:sz w:val="20"/>
                 <w:szCs w:val="20"/>
               </w:rPr>
-              <w:t>CUP 143.640,00</w:t>
+              <w:t>CUP 146.160,00</w:t>
             </w:r>
           </w:p>
         </w:tc>
@@ -46895,7 +46895,7 @@
                 <w:sz w:val="20"/>
                 <w:szCs w:val="20"/>
               </w:rPr>
-              <w:t>CUP 107.730,00</w:t>
+              <w:t>CUP 109.620,00</w:t>
             </w:r>
           </w:p>
         </w:tc>
@@ -46947,7 +46947,7 @@
                 <w:sz w:val="20"/>
                 <w:szCs w:val="20"/>
               </w:rPr>
-              <w:t>CUP 71.820,00</w:t>
+              <w:t>CUP 73.080,00</w:t>
             </w:r>
           </w:p>
         </w:tc>
@@ -47000,7 +47000,7 @@
                 <w:sz w:val="20"/>
                 <w:szCs w:val="20"/>
               </w:rPr>
-              <w:t>CUP 4.788,00</w:t>
+              <w:t>CUP 4.872,00</w:t>
             </w:r>
           </w:p>
         </w:tc>
@@ -47051,7 +47051,7 @@
                 <w:sz w:val="20"/>
                 <w:szCs w:val="20"/>
               </w:rPr>
-              <w:t>CUP 47.880,00</w:t>
+              <w:t>CUP 48.720,00</w:t>
             </w:r>
           </w:p>
         </w:tc>
@@ -47103,7 +47103,7 @@
                 <w:sz w:val="20"/>
                 <w:szCs w:val="20"/>
               </w:rPr>
-              <w:t>CUP 87.780,00</w:t>
+              <w:t>CUP 89.320,00</w:t>
             </w:r>
           </w:p>
         </w:tc>
@@ -47154,7 +47154,7 @@
                 <w:sz w:val="20"/>
                 <w:szCs w:val="20"/>
               </w:rPr>
-              <w:t>CUP 95.760,00</w:t>
+              <w:t>CUP 97.440,00</w:t>
             </w:r>
           </w:p>
         </w:tc>
@@ -47206,7 +47206,7 @@
                 <w:sz w:val="20"/>
                 <w:szCs w:val="20"/>
               </w:rPr>
-              <w:t>CUP 19.950,00</w:t>
+              <w:t>CUP 20.300,00</w:t>
             </w:r>
           </w:p>
         </w:tc>
@@ -47258,7 +47258,7 @@
                 <w:sz w:val="20"/>
                 <w:szCs w:val="20"/>
               </w:rPr>
-              <w:t>CUP 27.930,00</w:t>
+              <w:t>CUP 28.420,00</w:t>
             </w:r>
           </w:p>
         </w:tc>
@@ -47310,7 +47310,7 @@
                 <w:sz w:val="20"/>
                 <w:szCs w:val="20"/>
               </w:rPr>
-              <w:t>CUP 79.800,00</w:t>
+              <w:t>CUP 81.200,00</w:t>
             </w:r>
           </w:p>
         </w:tc>
@@ -47362,7 +47362,7 @@
                 <w:sz w:val="20"/>
                 <w:szCs w:val="20"/>
               </w:rPr>
-              <w:t>CUP 71.820,00</w:t>
+              <w:t>CUP 73.080,00</w:t>
             </w:r>
           </w:p>
         </w:tc>
@@ -47413,7 +47413,7 @@
                 <w:sz w:val="20"/>
                 <w:szCs w:val="20"/>
               </w:rPr>
-              <w:t>CUP 9.576,00</w:t>
+              <w:t>CUP 9.744,00</w:t>
             </w:r>
           </w:p>
         </w:tc>
@@ -47465,7 +47465,7 @@
                 <w:sz w:val="20"/>
                 <w:szCs w:val="20"/>
               </w:rPr>
-              <w:t>CUP 11.970,00</w:t>
+              <w:t>CUP 12.180,00</w:t>
             </w:r>
           </w:p>
         </w:tc>
@@ -47516,7 +47516,7 @@
                 <w:sz w:val="20"/>
                 <w:szCs w:val="20"/>
               </w:rPr>
-              <w:t>CUP 39.900,00</w:t>
+              <w:t>CUP 40.600,00</w:t>
             </w:r>
           </w:p>
         </w:tc>
@@ -47568,7 +47568,7 @@
                 <w:sz w:val="20"/>
                 <w:szCs w:val="20"/>
               </w:rPr>
-              <w:t>CUP 31.920,00</w:t>
+              <w:t>CUP 32.480,00</w:t>
             </w:r>
           </w:p>
         </w:tc>
@@ -47620,7 +47620,7 @@
                 <w:sz w:val="20"/>
                 <w:szCs w:val="20"/>
               </w:rPr>
-              <w:t>CUP 27.930,00</w:t>
+              <w:t>CUP 28.420,00</w:t>
             </w:r>
           </w:p>
         </w:tc>
@@ -47672,7 +47672,7 @@
                 <w:sz w:val="20"/>
                 <w:szCs w:val="20"/>
               </w:rPr>
-              <w:t>CUP 79.800,00</w:t>
+              <w:t>CUP 81.200,00</w:t>
             </w:r>
           </w:p>
         </w:tc>
@@ -47724,7 +47724,7 @@
                 <w:sz w:val="20"/>
                 <w:szCs w:val="20"/>
               </w:rPr>
-              <w:t>CUP 39.900,00</w:t>
+              <w:t>CUP 40.600,00</w:t>
             </w:r>
           </w:p>
         </w:tc>
@@ -47776,7 +47776,7 @@
                 <w:sz w:val="20"/>
                 <w:szCs w:val="20"/>
               </w:rPr>
-              <w:t>CUP 47.880,00</w:t>
+              <w:t>CUP 48.720,00</w:t>
             </w:r>
           </w:p>
         </w:tc>
@@ -47829,7 +47829,7 @@
                 <w:sz w:val="20"/>
                 <w:szCs w:val="20"/>
               </w:rPr>
-              <w:t>CUP 19.950,00</w:t>
+              <w:t>CUP 20.300,00</w:t>
             </w:r>
           </w:p>
         </w:tc>
@@ -47882,7 +47882,7 @@
                 <w:sz w:val="20"/>
                 <w:szCs w:val="20"/>
               </w:rPr>
-              <w:t>CUP 6.384,00</w:t>
+              <w:t>CUP 6.496,00</w:t>
             </w:r>
           </w:p>
         </w:tc>
@@ -47934,7 +47934,7 @@
                 <w:sz w:val="20"/>
                 <w:szCs w:val="20"/>
               </w:rPr>
-              <w:t>CUP 23.940,00</w:t>
+              <w:t>CUP 24.360,00</w:t>
             </w:r>
           </w:p>
         </w:tc>
@@ -47990,7 +47990,7 @@
                 <w:sz w:val="20"/>
                 <w:szCs w:val="20"/>
               </w:rPr>
-              <w:t>CUP 7.980,00</w:t>
+              <w:t>CUP 8.120,00</w:t>
             </w:r>
           </w:p>
         </w:tc>
@@ -48046,7 +48046,7 @@
                 <w:sz w:val="20"/>
                 <w:szCs w:val="20"/>
               </w:rPr>
-              <w:t>CUP 11.970,00</w:t>
+              <w:t>CUP 12.180,00</w:t>
             </w:r>
           </w:p>
         </w:tc>
@@ -48099,7 +48099,7 @@
                 <w:sz w:val="20"/>
                 <w:szCs w:val="20"/>
               </w:rPr>
-              <w:t>CUP 7.980,00</w:t>
+              <w:t>CUP 8.120,00</w:t>
             </w:r>
           </w:p>
         </w:tc>
@@ -48152,7 +48152,7 @@
                 <w:sz w:val="20"/>
                 <w:szCs w:val="20"/>
               </w:rPr>
-              <w:t>CUP 27.930,00</w:t>
+              <w:t>CUP 28.420,00</w:t>
             </w:r>
           </w:p>
         </w:tc>
@@ -48205,7 +48205,7 @@
                 <w:sz w:val="20"/>
                 <w:szCs w:val="20"/>
               </w:rPr>
-              <w:t>CUP 4.788,00</w:t>
+              <w:t>CUP 4.872,00</w:t>
             </w:r>
           </w:p>
         </w:tc>
@@ -48258,7 +48258,7 @@
                 <w:sz w:val="20"/>
                 <w:szCs w:val="20"/>
               </w:rPr>
-              <w:t>CUP 6.384,00</w:t>
+              <w:t>CUP 6.496,00</w:t>
             </w:r>
           </w:p>
         </w:tc>
@@ -48311,7 +48311,7 @@
                 <w:sz w:val="20"/>
                 <w:szCs w:val="20"/>
               </w:rPr>
-              <w:t>CUP 11.970,00</w:t>
+              <w:t>CUP 12.180,00</w:t>
             </w:r>
           </w:p>
         </w:tc>
@@ -48367,7 +48367,7 @@
                 <w:sz w:val="20"/>
                 <w:szCs w:val="20"/>
               </w:rPr>
-              <w:t>CUP 19.950,00</w:t>
+              <w:t>CUP 20.300,00</w:t>
             </w:r>
           </w:p>
         </w:tc>
@@ -48424,7 +48424,7 @@
                 <w:sz w:val="20"/>
                 <w:szCs w:val="20"/>
               </w:rPr>
-              <w:t>CUP 15.960,00</w:t>
+              <w:t>CUP 16.240,00</w:t>
             </w:r>
           </w:p>
         </w:tc>
@@ -48480,7 +48480,7 @@
                 <w:sz w:val="20"/>
                 <w:szCs w:val="20"/>
               </w:rPr>
-              <w:t>CUP 7.980,00</w:t>
+              <w:t>CUP 8.120,00</w:t>
             </w:r>
           </w:p>
         </w:tc>
@@ -48536,7 +48536,7 @@
                 <w:sz w:val="20"/>
                 <w:szCs w:val="20"/>
               </w:rPr>
-              <w:t>CUP 95.760,00</w:t>
+              <w:t>CUP 97.440,00</w:t>
             </w:r>
           </w:p>
         </w:tc>
@@ -48592,7 +48592,7 @@
                 <w:sz w:val="20"/>
                 <w:szCs w:val="20"/>
               </w:rPr>
-              <w:t>CUP 87.780,00</w:t>
+              <w:t>CUP 89.320,00</w:t>
             </w:r>
           </w:p>
         </w:tc>
@@ -48648,7 +48648,7 @@
                 <w:sz w:val="20"/>
                 <w:szCs w:val="20"/>
               </w:rPr>
-              <w:t>CUP 5.586,00</w:t>
+              <w:t>CUP 5.684,00</w:t>
             </w:r>
           </w:p>
         </w:tc>
@@ -48704,7 +48704,7 @@
                 <w:sz w:val="20"/>
                 <w:szCs w:val="20"/>
               </w:rPr>
-              <w:t>CUP 6.384,00</w:t>
+              <w:t>CUP 6.496,00</w:t>
             </w:r>
           </w:p>
         </w:tc>
@@ -48760,7 +48760,7 @@
                 <w:sz w:val="20"/>
                 <w:szCs w:val="20"/>
               </w:rPr>
-              <w:t>CUP 67.830,00</w:t>
+              <w:t>CUP 69.020,00</w:t>
             </w:r>
           </w:p>
         </w:tc>
@@ -48816,7 +48816,7 @@
                 <w:sz w:val="20"/>
                 <w:szCs w:val="20"/>
               </w:rPr>
-              <w:t>CUP 71.820,00</w:t>
+              <w:t>CUP 73.080,00</w:t>
             </w:r>
           </w:p>
         </w:tc>
@@ -48872,7 +48872,7 @@
                 <w:sz w:val="20"/>
                 <w:szCs w:val="20"/>
               </w:rPr>
-              <w:t>CUP 23.940,00</w:t>
+              <w:t>CUP 24.360,00</w:t>
             </w:r>
           </w:p>
         </w:tc>
@@ -48928,7 +48928,7 @@
                 <w:sz w:val="20"/>
                 <w:szCs w:val="20"/>
               </w:rPr>
-              <w:t>CUP 287.280,00</w:t>
+              <w:t>CUP 292.320,00</w:t>
             </w:r>
           </w:p>
         </w:tc>
@@ -48984,7 +48984,7 @@
                 <w:sz w:val="20"/>
                 <w:szCs w:val="20"/>
               </w:rPr>
-              <w:t>CUP 295.260,00</w:t>
+              <w:t>CUP 300.440,00</w:t>
             </w:r>
           </w:p>
         </w:tc>
@@ -49040,7 +49040,7 @@
                 <w:sz w:val="20"/>
                 <w:szCs w:val="20"/>
               </w:rPr>
-              <w:t>CUP 175.560,00</w:t>
+              <w:t>CUP 178.640,00</w:t>
             </w:r>
           </w:p>
         </w:tc>
@@ -49096,7 +49096,7 @@
                 <w:sz w:val="20"/>
                 <w:szCs w:val="20"/>
               </w:rPr>
-              <w:t>CUP 71.820,00</w:t>
+              <w:t>CUP 73.080,00</w:t>
             </w:r>
           </w:p>
         </w:tc>
@@ -49152,7 +49152,7 @@
                 <w:sz w:val="20"/>
                 <w:szCs w:val="20"/>
               </w:rPr>
-              <w:t>CUP 39.900,00</w:t>
+              <w:t>CUP 40.600,00</w:t>
             </w:r>
           </w:p>
         </w:tc>
@@ -49207,7 +49207,7 @@
                 <w:sz w:val="20"/>
                 <w:szCs w:val="20"/>
               </w:rPr>
-              <w:t>CUP 3.990,00</w:t>
+              <w:t>CUP 4.060,00</w:t>
             </w:r>
           </w:p>
         </w:tc>
@@ -49262,7 +49262,7 @@
                 <w:sz w:val="20"/>
                 <w:szCs w:val="20"/>
               </w:rPr>
-              <w:t>CUP 3.990,00</w:t>
+              <w:t>CUP 4.060,00</w:t>
             </w:r>
           </w:p>
         </w:tc>
@@ -49317,7 +49317,7 @@
                 <w:sz w:val="20"/>
                 <w:szCs w:val="20"/>
               </w:rPr>
-              <w:t>CUP 11.970,00</w:t>
+              <w:t>CUP 12.180,00</w:t>
             </w:r>
           </w:p>
         </w:tc>
@@ -49393,7 +49393,7 @@
                 <w:sz w:val="20"/>
                 <w:szCs w:val="20"/>
               </w:rPr>
-              <w:t>CUP 35.910,00</w:t>
+              <w:t>CUP 36.540,00</w:t>
             </w:r>
           </w:p>
         </w:tc>
@@ -49448,7 +49448,7 @@
                 <w:sz w:val="20"/>
                 <w:szCs w:val="20"/>
               </w:rPr>
-              <w:t>CUP 31.920,00</w:t>
+              <w:t>CUP 32.480,00</w:t>
             </w:r>
           </w:p>
         </w:tc>
@@ -49503,7 +49503,7 @@
                 <w:sz w:val="20"/>
                 <w:szCs w:val="20"/>
               </w:rPr>
-              <w:t>CUP 15.960,00</w:t>
+              <w:t>CUP 16.240,00</w:t>
             </w:r>
           </w:p>
         </w:tc>
@@ -49558,7 +49558,7 @@
                 <w:sz w:val="20"/>
                 <w:szCs w:val="20"/>
               </w:rPr>
-              <w:t>CUP 19.950,00</w:t>
+              <w:t>CUP 20.300,00</w:t>
             </w:r>
           </w:p>
         </w:tc>
@@ -49611,7 +49611,7 @@
                 <w:sz w:val="20"/>
                 <w:szCs w:val="20"/>
               </w:rPr>
-              <w:t>CUP 6.384,00</w:t>
+              <w:t>CUP 6.496,00</w:t>
             </w:r>
           </w:p>
         </w:tc>
@@ -49663,7 +49663,7 @@
                 <w:sz w:val="20"/>
                 <w:szCs w:val="20"/>
               </w:rPr>
-              <w:t>CUP 3.990,00</w:t>
+              <w:t>CUP 4.060,00</w:t>
             </w:r>
           </w:p>
         </w:tc>
@@ -49715,7 +49715,7 @@
                 <w:sz w:val="20"/>
                 <w:szCs w:val="20"/>
               </w:rPr>
-              <w:t>CUP 7.980,00</w:t>
+              <w:t>CUP 8.120,00</w:t>
             </w:r>
           </w:p>
         </w:tc>
@@ -49767,7 +49767,7 @@
                 <w:sz w:val="20"/>
                 <w:szCs w:val="20"/>
               </w:rPr>
-              <w:t>CUP 3.990,00</w:t>
+              <w:t>CUP 4.060,00</w:t>
             </w:r>
           </w:p>
         </w:tc>
@@ -49820,7 +49820,7 @@
                 <w:sz w:val="20"/>
                 <w:szCs w:val="20"/>
               </w:rPr>
-              <w:t>CUP 55.860,00</w:t>
+              <w:t>CUP 56.840,00</w:t>
             </w:r>
           </w:p>
         </w:tc>
@@ -49873,7 +49873,7 @@
                 <w:sz w:val="20"/>
                 <w:szCs w:val="20"/>
               </w:rPr>
-              <w:t>CUP 23.940,00</w:t>
+              <w:t>CUP 24.360,00</w:t>
             </w:r>
           </w:p>
         </w:tc>
@@ -49926,7 +49926,7 @@
                 <w:sz w:val="20"/>
                 <w:szCs w:val="20"/>
               </w:rPr>
-              <w:t>CUP 6.384,00</w:t>
+              <w:t>CUP 6.496,00</w:t>
             </w:r>
           </w:p>
         </w:tc>
@@ -49979,7 +49979,7 @@
                 <w:sz w:val="20"/>
                 <w:szCs w:val="20"/>
               </w:rPr>
-              <w:t>CUP 9.576,00</w:t>
+              <w:t>CUP 9.744,00</w:t>
             </w:r>
           </w:p>
         </w:tc>
@@ -50032,7 +50032,7 @@
                 <w:sz w:val="20"/>
                 <w:szCs w:val="20"/>
               </w:rPr>
-              <w:t>CUP 15.960,00</w:t>
+              <w:t>CUP 16.240,00</w:t>
             </w:r>
           </w:p>
         </w:tc>
@@ -50085,7 +50085,7 @@
                 <w:sz w:val="20"/>
                 <w:szCs w:val="20"/>
               </w:rPr>
-              <w:t>CUP 7.980,00</w:t>
+              <w:t>CUP 8.120,00</w:t>
             </w:r>
           </w:p>
         </w:tc>
@@ -50139,7 +50139,7 @@
                 <w:sz w:val="20"/>
                 <w:szCs w:val="20"/>
               </w:rPr>
-              <w:t>CUP 7.980,00</w:t>
+              <w:t>CUP 8.120,00</w:t>
             </w:r>
           </w:p>
         </w:tc>
@@ -50192,7 +50192,7 @@
                 <w:sz w:val="20"/>
                 <w:szCs w:val="20"/>
               </w:rPr>
-              <w:t>CUP 7.980,00</w:t>
+              <w:t>CUP 8.120,00</w:t>
             </w:r>
           </w:p>
         </w:tc>
@@ -50245,7 +50245,7 @@
                 <w:sz w:val="20"/>
                 <w:szCs w:val="20"/>
               </w:rPr>
-              <w:t>CUP 79.800,00</w:t>
+              <w:t>CUP 81.200,00</w:t>
             </w:r>
           </w:p>
         </w:tc>
@@ -50298,7 +50298,7 @@
                 <w:sz w:val="20"/>
                 <w:szCs w:val="20"/>
               </w:rPr>
-              <w:t>CUP 23.940,00</w:t>
+              <w:t>CUP 24.360,00</w:t>
             </w:r>
           </w:p>
         </w:tc>
@@ -50558,7 +50558,7 @@
                 <w:sz w:val="20"/>
                 <w:szCs w:val="20"/>
               </w:rPr>
-              <w:t>CUP 5.586,00</w:t>
+              <w:t>CUP 5.684,00</w:t>
             </w:r>
           </w:p>
         </w:tc>
@@ -50626,7 +50626,7 @@
                 <w:sz w:val="20"/>
                 <w:szCs w:val="20"/>
               </w:rPr>
-              <w:t>CUP 23.940,00</w:t>
+              <w:t>CUP 24.360,00</w:t>
             </w:r>
           </w:p>
         </w:tc>
@@ -50694,7 +50694,7 @@
                 <w:sz w:val="20"/>
                 <w:szCs w:val="20"/>
               </w:rPr>
-              <w:t>CUP 5.586,00</w:t>
+              <w:t>CUP 5.684,00</w:t>
             </w:r>
           </w:p>
         </w:tc>
@@ -50762,7 +50762,7 @@
                 <w:sz w:val="20"/>
                 <w:szCs w:val="20"/>
               </w:rPr>
-              <w:t>CUP 23.940,00</w:t>
+              <w:t>CUP 24.360,00</w:t>
             </w:r>
           </w:p>
         </w:tc>
@@ -50830,7 +50830,7 @@
                 <w:sz w:val="20"/>
                 <w:szCs w:val="20"/>
               </w:rPr>
-              <w:t>CUP 27.930,00</w:t>
+              <w:t>CUP 28.420,00</w:t>
             </w:r>
           </w:p>
         </w:tc>
@@ -50898,7 +50898,7 @@
                 <w:sz w:val="20"/>
                 <w:szCs w:val="20"/>
               </w:rPr>
-              <w:t>CUP 27.930,00</w:t>
+              <w:t>CUP 28.420,00</w:t>
             </w:r>
           </w:p>
         </w:tc>
@@ -50966,7 +50966,7 @@
                 <w:sz w:val="20"/>
                 <w:szCs w:val="20"/>
               </w:rPr>
-              <w:t>CUP 31.920,00</w:t>
+              <w:t>CUP 32.480,00</w:t>
             </w:r>
           </w:p>
         </w:tc>
@@ -51034,7 +51034,7 @@
                 <w:sz w:val="20"/>
                 <w:szCs w:val="20"/>
               </w:rPr>
-              <w:t>CUP 6.384,00</w:t>
+              <w:t>CUP 6.496,00</w:t>
             </w:r>
           </w:p>
         </w:tc>
@@ -51102,7 +51102,7 @@
                 <w:sz w:val="20"/>
                 <w:szCs w:val="20"/>
               </w:rPr>
-              <w:t>CUP 25.536,00</w:t>
+              <w:t>CUP 25.984,00</w:t>
             </w:r>
           </w:p>
         </w:tc>
@@ -51170,7 +51170,7 @@
                 <w:sz w:val="20"/>
                 <w:szCs w:val="20"/>
               </w:rPr>
-              <w:t>CUP 4.788,00</w:t>
+              <w:t>CUP 4.872,00</w:t>
             </w:r>
           </w:p>
         </w:tc>
@@ -51238,7 +51238,7 @@
                 <w:sz w:val="20"/>
                 <w:szCs w:val="20"/>
               </w:rPr>
-              <w:t>CUP 5.586,00</w:t>
+              <w:t>CUP 5.684,00</w:t>
             </w:r>
           </w:p>
         </w:tc>
@@ -51306,7 +51306,7 @@
                 <w:sz w:val="20"/>
                 <w:szCs w:val="20"/>
               </w:rPr>
-              <w:t>CUP 6.384,00</w:t>
+              <w:t>CUP 6.496,00</w:t>
             </w:r>
           </w:p>
         </w:tc>
@@ -51374,7 +51374,7 @@
                 <w:sz w:val="20"/>
                 <w:szCs w:val="20"/>
               </w:rPr>
-              <w:t>CUP 4.788,00</w:t>
+              <w:t>CUP 4.872,00</w:t>
             </w:r>
           </w:p>
         </w:tc>
@@ -51442,7 +51442,7 @@
                 <w:sz w:val="20"/>
                 <w:szCs w:val="20"/>
               </w:rPr>
-              <w:t>CUP 3.990,00</w:t>
+              <w:t>CUP 4.060,00</w:t>
             </w:r>
           </w:p>
         </w:tc>
@@ -51510,7 +51510,7 @@
                 <w:sz w:val="20"/>
                 <w:szCs w:val="20"/>
               </w:rPr>
-              <w:t>CUP 7.182,00</w:t>
+              <w:t>CUP 7.308,00</w:t>
             </w:r>
           </w:p>
         </w:tc>
@@ -51578,7 +51578,7 @@
                 <w:sz w:val="20"/>
                 <w:szCs w:val="20"/>
               </w:rPr>
-              <w:t>CUP 4.788,00</w:t>
+              <w:t>CUP 4.872,00</w:t>
             </w:r>
           </w:p>
         </w:tc>
@@ -51646,7 +51646,7 @@
                 <w:sz w:val="20"/>
                 <w:szCs w:val="20"/>
               </w:rPr>
-              <w:t>CUP 67.830,00</w:t>
+              <w:t>CUP 69.020,00</w:t>
             </w:r>
           </w:p>
         </w:tc>
@@ -51714,7 +51714,7 @@
                 <w:sz w:val="20"/>
                 <w:szCs w:val="20"/>
               </w:rPr>
-              <w:t>CUP 139.650,00</w:t>
+              <w:t>CUP 142.100,00</w:t>
             </w:r>
           </w:p>
         </w:tc>
@@ -51782,7 +51782,7 @@
                 <w:sz w:val="20"/>
                 <w:szCs w:val="20"/>
               </w:rPr>
-              <w:t>CUP 155.610,00</w:t>
+              <w:t>CUP 158.340,00</w:t>
             </w:r>
           </w:p>
         </w:tc>
@@ -51850,7 +51850,7 @@
                 <w:sz w:val="20"/>
                 <w:szCs w:val="20"/>
               </w:rPr>
-              <w:t>CUP 175.560,00</w:t>
+              <w:t>CUP 178.640,00</w:t>
             </w:r>
           </w:p>
         </w:tc>
@@ -51918,7 +51918,7 @@
                 <w:sz w:val="20"/>
                 <w:szCs w:val="20"/>
               </w:rPr>
-              <w:t>CUP 63.840,00</w:t>
+              <w:t>CUP 64.960,00</w:t>
             </w:r>
           </w:p>
         </w:tc>
@@ -51986,7 +51986,7 @@
                 <w:sz w:val="20"/>
                 <w:szCs w:val="20"/>
               </w:rPr>
-              <w:t>CUP 79.800,00</w:t>
+              <w:t>CUP 81.200,00</w:t>
             </w:r>
           </w:p>
         </w:tc>
@@ -52054,7 +52054,7 @@
                 <w:sz w:val="20"/>
                 <w:szCs w:val="20"/>
               </w:rPr>
-              <w:t>CUP 79.800,00</w:t>
+              <w:t>CUP 81.200,00</w:t>
             </w:r>
           </w:p>
         </w:tc>
@@ -52122,7 +52122,7 @@
                 <w:sz w:val="20"/>
                 <w:szCs w:val="20"/>
               </w:rPr>
-              <w:t>CUP 87.780,00</w:t>
+              <w:t>CUP 89.320,00</w:t>
             </w:r>
           </w:p>
         </w:tc>
@@ -52191,7 +52191,7 @@
                 <w:sz w:val="20"/>
                 <w:szCs w:val="20"/>
               </w:rPr>
-              <w:t>CUP 95.760,00</w:t>
+              <w:t>CUP 97.440,00</w:t>
             </w:r>
           </w:p>
         </w:tc>
@@ -52259,7 +52259,7 @@
                 <w:sz w:val="20"/>
                 <w:szCs w:val="20"/>
               </w:rPr>
-              <w:t>CUP 107.730,00</w:t>
+              <w:t>CUP 109.620,00</w:t>
             </w:r>
           </w:p>
         </w:tc>
@@ -52322,7 +52322,7 @@
                 <w:sz w:val="20"/>
                 <w:szCs w:val="20"/>
               </w:rPr>
-              <w:t>CUP 127.680,00</w:t>
+              <w:t>CUP 129.920,00</w:t>
             </w:r>
           </w:p>
         </w:tc>
@@ -52385,7 +52385,7 @@
                 <w:sz w:val="20"/>
                 <w:szCs w:val="20"/>
               </w:rPr>
-              <w:t>CUP 135.660,00</w:t>
+              <w:t>CUP 138.040,00</w:t>
             </w:r>
           </w:p>
         </w:tc>
@@ -52448,7 +52448,7 @@
                 <w:sz w:val="20"/>
                 <w:szCs w:val="20"/>
               </w:rPr>
-              <w:t>CUP 798,00</w:t>
+              <w:t>CUP 812,00</w:t>
             </w:r>
           </w:p>
         </w:tc>
@@ -52511,7 +52511,7 @@
                 <w:sz w:val="20"/>
                 <w:szCs w:val="20"/>
               </w:rPr>
-              <w:t>CUP 798,00</w:t>
+              <w:t>CUP 812,00</w:t>
             </w:r>
           </w:p>
         </w:tc>
@@ -52574,7 +52574,7 @@
                 <w:sz w:val="20"/>
                 <w:szCs w:val="20"/>
               </w:rPr>
-              <w:t>CUP 798,00</w:t>
+              <w:t>CUP 812,00</w:t>
             </w:r>
           </w:p>
         </w:tc>
@@ -52642,7 +52642,7 @@
                 <w:sz w:val="20"/>
                 <w:szCs w:val="20"/>
               </w:rPr>
-              <w:t>CUP 2.394,00</w:t>
+              <w:t>CUP 2.436,00</w:t>
             </w:r>
           </w:p>
         </w:tc>
@@ -52705,7 +52705,7 @@
                 <w:sz w:val="20"/>
                 <w:szCs w:val="20"/>
               </w:rPr>
-              <w:t>CUP 11.970,00</w:t>
+              <w:t>CUP 12.180,00</w:t>
             </w:r>
           </w:p>
         </w:tc>
@@ -52768,7 +52768,7 @@
                 <w:sz w:val="20"/>
                 <w:szCs w:val="20"/>
               </w:rPr>
-              <w:t>CUP 4.788,00</w:t>
+              <w:t>CUP 4.872,00</w:t>
             </w:r>
           </w:p>
         </w:tc>
@@ -52831,7 +52831,7 @@
                 <w:sz w:val="20"/>
                 <w:szCs w:val="20"/>
               </w:rPr>
-              <w:t>CUP 6.384,00</w:t>
+              <w:t>CUP 6.496,00</w:t>
             </w:r>
           </w:p>
         </w:tc>
@@ -52894,7 +52894,7 @@
                 <w:sz w:val="20"/>
                 <w:szCs w:val="20"/>
               </w:rPr>
-              <w:t>CUP 23.940,00</w:t>
+              <w:t>CUP 24.360,00</w:t>
             </w:r>
           </w:p>
         </w:tc>
@@ -52957,7 +52957,7 @@
                 <w:sz w:val="20"/>
                 <w:szCs w:val="20"/>
               </w:rPr>
-              <w:t>CUP 3.990,00</w:t>
+              <w:t>CUP 4.060,00</w:t>
             </w:r>
           </w:p>
         </w:tc>
@@ -53020,7 +53020,7 @@
                 <w:sz w:val="20"/>
                 <w:szCs w:val="20"/>
               </w:rPr>
-              <w:t>CUP 3.990,00</w:t>
+              <w:t>CUP 4.060,00</w:t>
             </w:r>
           </w:p>
         </w:tc>
@@ -53083,7 +53083,7 @@
                 <w:sz w:val="20"/>
                 <w:szCs w:val="20"/>
               </w:rPr>
-              <w:t>CUP 23.940,00</w:t>
+              <w:t>CUP 24.360,00</w:t>
             </w:r>
           </w:p>
         </w:tc>
@@ -53146,7 +53146,7 @@
                 <w:sz w:val="20"/>
                 <w:szCs w:val="20"/>
               </w:rPr>
-              <w:t>CUP 3.192,00</w:t>
+              <w:t>CUP 3.248,00</w:t>
             </w:r>
           </w:p>
         </w:tc>
@@ -53209,7 +53209,7 @@
                 <w:sz w:val="20"/>
                 <w:szCs w:val="20"/>
               </w:rPr>
-              <w:t>CUP 4.788,00</w:t>
+              <w:t>CUP 4.872,00</w:t>
             </w:r>
           </w:p>
         </w:tc>
@@ -53272,7 +53272,7 @@
                 <w:sz w:val="20"/>
                 <w:szCs w:val="20"/>
               </w:rPr>
-              <w:t>CUP 6.384,00</w:t>
+              <w:t>CUP 6.496,00</w:t>
             </w:r>
           </w:p>
         </w:tc>
@@ -53335,7 +53335,7 @@
                 <w:sz w:val="20"/>
                 <w:szCs w:val="20"/>
               </w:rPr>
-              <w:t>CUP 6.384,00</w:t>
+              <w:t>CUP 6.496,00</w:t>
             </w:r>
           </w:p>
         </w:tc>
@@ -53398,7 +53398,7 @@
                 <w:sz w:val="20"/>
                 <w:szCs w:val="20"/>
               </w:rPr>
-              <w:t>CUP 5.586,00</w:t>
+              <w:t>CUP 5.684,00</w:t>
             </w:r>
           </w:p>
         </w:tc>
@@ -53461,7 +53461,7 @@
                 <w:sz w:val="20"/>
                 <w:szCs w:val="20"/>
               </w:rPr>
-              <w:t>CUP 11.970,00</w:t>
+              <w:t>CUP 12.180,00</w:t>
             </w:r>
           </w:p>
         </w:tc>
@@ -53524,7 +53524,7 @@
                 <w:sz w:val="20"/>
                 <w:szCs w:val="20"/>
               </w:rPr>
-              <w:t>CUP 4.788,00</w:t>
+              <w:t>CUP 4.872,00</w:t>
             </w:r>
           </w:p>
         </w:tc>
@@ -53587,7 +53587,7 @@
                 <w:sz w:val="20"/>
                 <w:szCs w:val="20"/>
               </w:rPr>
-              <w:t>CUP 7.980,00</w:t>
+              <w:t>CUP 8.120,00</w:t>
             </w:r>
           </w:p>
         </w:tc>
@@ -53650,7 +53650,7 @@
                 <w:sz w:val="20"/>
                 <w:szCs w:val="20"/>
               </w:rPr>
-              <w:t>CUP 6.384,00</w:t>
+              <w:t>CUP 6.496,00</w:t>
             </w:r>
           </w:p>
         </w:tc>
@@ -53713,7 +53713,7 @@
                 <w:sz w:val="20"/>
                 <w:szCs w:val="20"/>
               </w:rPr>
-              <w:t>CUP 5.586,00</w:t>
+              <w:t>CUP 5.684,00</w:t>
             </w:r>
           </w:p>
         </w:tc>
@@ -53776,7 +53776,7 @@
                 <w:sz w:val="20"/>
                 <w:szCs w:val="20"/>
               </w:rPr>
-              <w:t>CUP 3.990,00</w:t>
+              <w:t>CUP 4.060,00</w:t>
             </w:r>
           </w:p>
         </w:tc>
@@ -53839,7 +53839,7 @@
                 <w:sz w:val="20"/>
                 <w:szCs w:val="20"/>
               </w:rPr>
-              <w:t>CUP 6.384,00</w:t>
+              <w:t>CUP 6.496,00</w:t>
             </w:r>
           </w:p>
         </w:tc>
@@ -53902,7 +53902,7 @@
                 <w:sz w:val="20"/>
                 <w:szCs w:val="20"/>
               </w:rPr>
-              <w:t>CUP 43.890,00</w:t>
+              <w:t>CUP 44.660,00</w:t>
             </w:r>
           </w:p>
         </w:tc>
@@ -53965,7 +53965,7 @@
                 <w:sz w:val="20"/>
                 <w:szCs w:val="20"/>
               </w:rPr>
-              <w:t>CUP 47.880,00</w:t>
+              <w:t>CUP 48.720,00</w:t>
             </w:r>
           </w:p>
         </w:tc>
@@ -54028,7 +54028,7 @@
                 <w:sz w:val="20"/>
                 <w:szCs w:val="20"/>
               </w:rPr>
-              <w:t>CUP 51.870,00</w:t>
+              <w:t>CUP 52.780,00</w:t>
             </w:r>
           </w:p>
         </w:tc>
@@ -54091,7 +54091,7 @@
                 <w:sz w:val="20"/>
                 <w:szCs w:val="20"/>
               </w:rPr>
-              <w:t>CUP 51.870,00</w:t>
+              <w:t>CUP 52.780,00</w:t>
             </w:r>
           </w:p>
         </w:tc>
@@ -54155,7 +54155,7 @@
                 <w:sz w:val="20"/>
                 <w:szCs w:val="20"/>
               </w:rPr>
-              <w:t>CUP 51.870,00</w:t>
+              <w:t>CUP 52.780,00</w:t>
             </w:r>
           </w:p>
         </w:tc>
@@ -54223,7 +54223,7 @@
                 <w:sz w:val="20"/>
                 <w:szCs w:val="20"/>
               </w:rPr>
-              <w:t>CUP 59.850,00</w:t>
+              <w:t>CUP 60.900,00</w:t>
             </w:r>
           </w:p>
         </w:tc>
@@ -54286,7 +54286,7 @@
                 <w:sz w:val="20"/>
                 <w:szCs w:val="20"/>
               </w:rPr>
-              <w:t>CUP 51.870,00</w:t>
+              <w:t>CUP 52.780,00</w:t>
             </w:r>
           </w:p>
         </w:tc>
@@ -54349,7 +54349,7 @@
                 <w:sz w:val="20"/>
                 <w:szCs w:val="20"/>
               </w:rPr>
-              <w:t>CUP 63.840,00</w:t>
+              <w:t>CUP 64.960,00</w:t>
             </w:r>
           </w:p>
         </w:tc>
@@ -54412,7 +54412,7 @@
                 <w:sz w:val="20"/>
                 <w:szCs w:val="20"/>
               </w:rPr>
-              <w:t>CUP 67.830,00</w:t>
+              <w:t>CUP 69.020,00</w:t>
             </w:r>
           </w:p>
         </w:tc>
@@ -54480,7 +54480,7 @@
                 <w:sz w:val="20"/>
                 <w:szCs w:val="20"/>
               </w:rPr>
-              <w:t>CUP 71.820,00</w:t>
+              <w:t>CUP 73.080,00</w:t>
             </w:r>
           </w:p>
         </w:tc>
@@ -54548,7 +54548,7 @@
                 <w:sz w:val="20"/>
                 <w:szCs w:val="20"/>
               </w:rPr>
-              <w:t>CUP 175.560,00</w:t>
+              <w:t>CUP 178.640,00</w:t>
             </w:r>
           </w:p>
         </w:tc>
@@ -54616,7 +54616,7 @@
                 <w:sz w:val="20"/>
                 <w:szCs w:val="20"/>
               </w:rPr>
-              <w:t>CUP 7.980,00</w:t>
+              <w:t>CUP 8.120,00</w:t>
             </w:r>
           </w:p>
         </w:tc>
@@ -54684,7 +54684,7 @@
                 <w:sz w:val="20"/>
                 <w:szCs w:val="20"/>
               </w:rPr>
-              <w:t>CUP 7.980,00</w:t>
+              <w:t>CUP 8.120,00</w:t>
             </w:r>
           </w:p>
         </w:tc>
@@ -54752,7 +54752,7 @@
                 <w:sz w:val="20"/>
                 <w:szCs w:val="20"/>
               </w:rPr>
-              <w:t>CUP 11.970,00</w:t>
+              <w:t>CUP 12.180,00</w:t>
             </w:r>
           </w:p>
         </w:tc>
@@ -54820,7 +54820,7 @@
                 <w:sz w:val="20"/>
                 <w:szCs w:val="20"/>
               </w:rPr>
-              <w:t>CUP 14.364,00</w:t>
+              <w:t>CUP 14.616,00</w:t>
             </w:r>
           </w:p>
         </w:tc>
@@ -54888,7 +54888,7 @@
                 <w:sz w:val="20"/>
                 <w:szCs w:val="20"/>
               </w:rPr>
-              <w:t>CUP 7.980,00</w:t>
+              <w:t>CUP 8.120,00</w:t>
             </w:r>
           </w:p>
         </w:tc>
@@ -54956,7 +54956,7 @@
                 <w:sz w:val="20"/>
                 <w:szCs w:val="20"/>
               </w:rPr>
-              <w:t>CUP 7.980,00</w:t>
+              <w:t>CUP 8.120,00</w:t>
             </w:r>
           </w:p>
         </w:tc>
@@ -55024,7 +55024,7 @@
                 <w:sz w:val="20"/>
                 <w:szCs w:val="20"/>
               </w:rPr>
-              <w:t>CUP 3.990,00</w:t>
+              <w:t>CUP 4.060,00</w:t>
             </w:r>
           </w:p>
         </w:tc>
@@ -55092,7 +55092,7 @@
                 <w:sz w:val="20"/>
                 <w:szCs w:val="20"/>
               </w:rPr>
-              <w:t>CUP 5.586,00</w:t>
+              <w:t>CUP 5.684,00</w:t>
             </w:r>
           </w:p>
         </w:tc>
@@ -55160,7 +55160,7 @@
                 <w:sz w:val="20"/>
                 <w:szCs w:val="20"/>
               </w:rPr>
-              <w:t>CUP 7.980,00</w:t>
+              <w:t>CUP 8.120,00</w:t>
             </w:r>
           </w:p>
         </w:tc>
@@ -55228,7 +55228,7 @@
                 <w:sz w:val="20"/>
                 <w:szCs w:val="20"/>
               </w:rPr>
-              <w:t>CUP 7.980,00</w:t>
+              <w:t>CUP 8.120,00</w:t>
             </w:r>
           </w:p>
         </w:tc>
@@ -55296,7 +55296,7 @@
                 <w:sz w:val="20"/>
                 <w:szCs w:val="20"/>
               </w:rPr>
-              <w:t>CUP 6.384,00</w:t>
+              <w:t>CUP 6.496,00</w:t>
             </w:r>
           </w:p>
         </w:tc>
@@ -55364,7 +55364,7 @@
                 <w:sz w:val="20"/>
                 <w:szCs w:val="20"/>
               </w:rPr>
-              <w:t>CUP 6.384,00</w:t>
+              <w:t>CUP 6.496,00</w:t>
             </w:r>
           </w:p>
         </w:tc>
@@ -55432,7 +55432,7 @@
                 <w:sz w:val="20"/>
                 <w:szCs w:val="20"/>
               </w:rPr>
-              <w:t>CUP 6.384,00</w:t>
+              <w:t>CUP 6.496,00</w:t>
             </w:r>
           </w:p>
         </w:tc>
@@ -55500,7 +55500,7 @@
                 <w:sz w:val="20"/>
                 <w:szCs w:val="20"/>
               </w:rPr>
-              <w:t>CUP 5.586,00</w:t>
+              <w:t>CUP 5.684,00</w:t>
             </w:r>
           </w:p>
         </w:tc>
@@ -55568,7 +55568,7 @@
                 <w:sz w:val="20"/>
                 <w:szCs w:val="20"/>
               </w:rPr>
-              <w:t>CUP 3.990,00</w:t>
+              <w:t>CUP 4.060,00</w:t>
             </w:r>
           </w:p>
         </w:tc>
@@ -55636,7 +55636,7 @@
                 <w:sz w:val="20"/>
                 <w:szCs w:val="20"/>
               </w:rPr>
-              <w:t>CUP 6.384,00</w:t>
+              <w:t>CUP 6.496,00</w:t>
             </w:r>
           </w:p>
         </w:tc>
@@ -55704,7 +55704,7 @@
                 <w:sz w:val="20"/>
                 <w:szCs w:val="20"/>
               </w:rPr>
-              <w:t>CUP 9.576,00</w:t>
+              <w:t>CUP 9.744,00</w:t>
             </w:r>
           </w:p>
         </w:tc>
@@ -55772,7 +55772,7 @@
                 <w:sz w:val="20"/>
                 <w:szCs w:val="20"/>
               </w:rPr>
-              <w:t>CUP 15.960,00</w:t>
+              <w:t>CUP 16.240,00</w:t>
             </w:r>
           </w:p>
         </w:tc>
@@ -55840,7 +55840,7 @@
                 <w:sz w:val="20"/>
                 <w:szCs w:val="20"/>
               </w:rPr>
-              <w:t>CUP 7.980,00</w:t>
+              <w:t>CUP 8.120,00</w:t>
             </w:r>
           </w:p>
         </w:tc>
@@ -55908,7 +55908,7 @@
                 <w:sz w:val="20"/>
                 <w:szCs w:val="20"/>
               </w:rPr>
-              <w:t>CUP 2.394,00</w:t>
+              <w:t>CUP 2.436,00</w:t>
             </w:r>
           </w:p>
         </w:tc>

--- a/files/TODITICO_PROFORMA_CONTRATO_con_precios.docx
+++ b/files/TODITICO_PROFORMA_CONTRATO_con_precios.docx
@@ -2562,7 +2562,7 @@
                 <w:sz w:val="20"/>
                 <w:szCs w:val="20"/>
               </w:rPr>
-              <w:t>CUP 6.496,00</w:t>
+              <w:t>CUP 6.608,00</w:t>
             </w:r>
           </w:p>
         </w:tc>
@@ -2626,7 +2626,7 @@
                 <w:sz w:val="20"/>
                 <w:szCs w:val="20"/>
               </w:rPr>
-              <w:t>CUP 9.744,00</w:t>
+              <w:t>CUP 9.912,00</w:t>
             </w:r>
           </w:p>
         </w:tc>
@@ -2690,7 +2690,7 @@
                 <w:sz w:val="20"/>
                 <w:szCs w:val="20"/>
               </w:rPr>
-              <w:t>CUP 12.180,00</w:t>
+              <w:t>CUP 12.390,00</w:t>
             </w:r>
           </w:p>
         </w:tc>
@@ -2754,7 +2754,7 @@
                 <w:sz w:val="20"/>
                 <w:szCs w:val="20"/>
               </w:rPr>
-              <w:t>CUP 16.240,00</w:t>
+              <w:t>CUP 16.520,00</w:t>
             </w:r>
           </w:p>
         </w:tc>
@@ -2818,7 +2818,7 @@
                 <w:sz w:val="20"/>
                 <w:szCs w:val="20"/>
               </w:rPr>
-              <w:t>CUP 5.684,00</w:t>
+              <w:t>CUP 5.782,00</w:t>
             </w:r>
           </w:p>
         </w:tc>
@@ -2887,7 +2887,7 @@
                 <w:sz w:val="20"/>
                 <w:szCs w:val="20"/>
               </w:rPr>
-              <w:t>CUP 6.496,00</w:t>
+              <w:t>CUP 6.608,00</w:t>
             </w:r>
           </w:p>
         </w:tc>
@@ -2956,7 +2956,7 @@
                 <w:sz w:val="20"/>
                 <w:szCs w:val="20"/>
               </w:rPr>
-              <w:t>CUP 56.840,00</w:t>
+              <w:t>CUP 57.820,00</w:t>
             </w:r>
           </w:p>
         </w:tc>
@@ -3025,7 +3025,7 @@
                 <w:sz w:val="20"/>
                 <w:szCs w:val="20"/>
               </w:rPr>
-              <w:t>CUP 73.080,00</w:t>
+              <w:t>CUP 74.340,00</w:t>
             </w:r>
           </w:p>
         </w:tc>
@@ -3094,7 +3094,7 @@
                 <w:sz w:val="20"/>
                 <w:szCs w:val="20"/>
               </w:rPr>
-              <w:t>CUP 81.200,00</w:t>
+              <w:t>CUP 82.600,00</w:t>
             </w:r>
           </w:p>
         </w:tc>
@@ -3163,7 +3163,7 @@
                 <w:sz w:val="20"/>
                 <w:szCs w:val="20"/>
               </w:rPr>
-              <w:t>CUP 81.200,00</w:t>
+              <w:t>CUP 82.600,00</w:t>
             </w:r>
           </w:p>
         </w:tc>
@@ -3232,7 +3232,7 @@
                 <w:sz w:val="20"/>
                 <w:szCs w:val="20"/>
               </w:rPr>
-              <w:t>CUP 129.920,00</w:t>
+              <w:t>CUP 132.160,00</w:t>
             </w:r>
           </w:p>
         </w:tc>
@@ -3301,7 +3301,7 @@
                 <w:sz w:val="20"/>
                 <w:szCs w:val="20"/>
               </w:rPr>
-              <w:t>CUP 28.420,00</w:t>
+              <w:t>CUP 28.910,00</w:t>
             </w:r>
           </w:p>
         </w:tc>
@@ -3370,7 +3370,7 @@
                 <w:sz w:val="20"/>
                 <w:szCs w:val="20"/>
               </w:rPr>
-              <w:t>CUP 121.800,00</w:t>
+              <w:t>CUP 123.900,00</w:t>
             </w:r>
           </w:p>
         </w:tc>
@@ -3439,7 +3439,7 @@
                 <w:sz w:val="20"/>
                 <w:szCs w:val="20"/>
               </w:rPr>
-              <w:t>CUP 89.320,00</w:t>
+              <w:t>CUP 90.860,00</w:t>
             </w:r>
           </w:p>
         </w:tc>
@@ -3508,7 +3508,7 @@
                 <w:sz w:val="20"/>
                 <w:szCs w:val="20"/>
               </w:rPr>
-              <w:t>CUP 4.060,00</w:t>
+              <w:t>CUP 4.130,00</w:t>
             </w:r>
           </w:p>
         </w:tc>
@@ -3577,7 +3577,7 @@
                 <w:sz w:val="20"/>
                 <w:szCs w:val="20"/>
               </w:rPr>
-              <w:t>CUP 32.480,00</w:t>
+              <w:t>CUP 33.040,00</w:t>
             </w:r>
           </w:p>
         </w:tc>
@@ -3646,7 +3646,7 @@
                 <w:sz w:val="20"/>
                 <w:szCs w:val="20"/>
               </w:rPr>
-              <w:t>CUP 16.240,00</w:t>
+              <w:t>CUP 16.520,00</w:t>
             </w:r>
           </w:p>
         </w:tc>
@@ -3715,7 +3715,7 @@
                 <w:sz w:val="20"/>
                 <w:szCs w:val="20"/>
               </w:rPr>
-              <w:t>CUP 4.872,00</w:t>
+              <w:t>CUP 4.956,00</w:t>
             </w:r>
           </w:p>
         </w:tc>
@@ -3784,7 +3784,7 @@
                 <w:sz w:val="20"/>
                 <w:szCs w:val="20"/>
               </w:rPr>
-              <w:t>CUP 4.060,00</w:t>
+              <w:t>CUP 4.130,00</w:t>
             </w:r>
           </w:p>
         </w:tc>
@@ -3853,7 +3853,7 @@
                 <w:sz w:val="20"/>
                 <w:szCs w:val="20"/>
               </w:rPr>
-              <w:t>CUP 2.436,00</w:t>
+              <w:t>CUP 2.478,00</w:t>
             </w:r>
           </w:p>
         </w:tc>
@@ -3922,7 +3922,7 @@
                 <w:sz w:val="20"/>
                 <w:szCs w:val="20"/>
               </w:rPr>
-              <w:t>CUP 12.180,00</w:t>
+              <w:t>CUP 12.390,00</w:t>
             </w:r>
           </w:p>
         </w:tc>
@@ -3991,7 +3991,7 @@
                 <w:sz w:val="20"/>
                 <w:szCs w:val="20"/>
               </w:rPr>
-              <w:t>CUP 97.440,00</w:t>
+              <w:t>CUP 99.120,00</w:t>
             </w:r>
           </w:p>
         </w:tc>
@@ -4060,7 +4060,7 @@
                 <w:sz w:val="20"/>
                 <w:szCs w:val="20"/>
               </w:rPr>
-              <w:t>CUP 40.600,00</w:t>
+              <w:t>CUP 41.300,00</w:t>
             </w:r>
           </w:p>
         </w:tc>
@@ -4129,7 +4129,7 @@
                 <w:sz w:val="20"/>
                 <w:szCs w:val="20"/>
               </w:rPr>
-              <w:t>CUP 8.120,00</w:t>
+              <w:t>CUP 8.260,00</w:t>
             </w:r>
           </w:p>
         </w:tc>
@@ -4198,7 +4198,7 @@
                 <w:sz w:val="20"/>
                 <w:szCs w:val="20"/>
               </w:rPr>
-              <w:t>CUP 73.080,00</w:t>
+              <w:t>CUP 74.340,00</w:t>
             </w:r>
           </w:p>
         </w:tc>
@@ -4267,7 +4267,7 @@
                 <w:sz w:val="20"/>
                 <w:szCs w:val="20"/>
               </w:rPr>
-              <w:t>CUP 28.420,00</w:t>
+              <w:t>CUP 28.910,00</w:t>
             </w:r>
           </w:p>
         </w:tc>
@@ -4337,7 +4337,7 @@
                 <w:sz w:val="20"/>
                 <w:szCs w:val="20"/>
               </w:rPr>
-              <w:t>CUP 4.060,00</w:t>
+              <w:t>CUP 4.130,00</w:t>
             </w:r>
           </w:p>
         </w:tc>
@@ -4406,7 +4406,7 @@
                 <w:sz w:val="20"/>
                 <w:szCs w:val="20"/>
               </w:rPr>
-              <w:t>CUP 121.800,00</w:t>
+              <w:t>CUP 123.900,00</w:t>
             </w:r>
           </w:p>
         </w:tc>
@@ -4475,7 +4475,7 @@
                 <w:sz w:val="20"/>
                 <w:szCs w:val="20"/>
               </w:rPr>
-              <w:t>CUP 97.440,00</w:t>
+              <w:t>CUP 99.120,00</w:t>
             </w:r>
           </w:p>
         </w:tc>
@@ -4544,7 +4544,7 @@
                 <w:sz w:val="20"/>
                 <w:szCs w:val="20"/>
               </w:rPr>
-              <w:t>CUP 129.920,00</w:t>
+              <w:t>CUP 132.160,00</w:t>
             </w:r>
           </w:p>
         </w:tc>
@@ -4613,7 +4613,7 @@
                 <w:sz w:val="20"/>
                 <w:szCs w:val="20"/>
               </w:rPr>
-              <w:t>CUP 20.300,00</w:t>
+              <w:t>CUP 20.650,00</w:t>
             </w:r>
           </w:p>
         </w:tc>
@@ -4682,7 +4682,7 @@
                 <w:sz w:val="20"/>
                 <w:szCs w:val="20"/>
               </w:rPr>
-              <w:t>CUP 36.540,00</w:t>
+              <w:t>CUP 37.170,00</w:t>
             </w:r>
           </w:p>
         </w:tc>
@@ -4751,7 +4751,7 @@
                 <w:sz w:val="20"/>
                 <w:szCs w:val="20"/>
               </w:rPr>
-              <w:t>CUP 56.840,00</w:t>
+              <w:t>CUP 57.820,00</w:t>
             </w:r>
           </w:p>
         </w:tc>
@@ -4820,7 +4820,7 @@
                 <w:sz w:val="20"/>
                 <w:szCs w:val="20"/>
               </w:rPr>
-              <w:t>CUP 12.180,00</w:t>
+              <w:t>CUP 12.390,00</w:t>
             </w:r>
           </w:p>
         </w:tc>
@@ -4889,7 +4889,7 @@
                 <w:sz w:val="20"/>
                 <w:szCs w:val="20"/>
               </w:rPr>
-              <w:t>CUP 24.360,00</w:t>
+              <w:t>CUP 24.780,00</w:t>
             </w:r>
           </w:p>
         </w:tc>
@@ -4959,7 +4959,7 @@
                 <w:sz w:val="20"/>
                 <w:szCs w:val="20"/>
               </w:rPr>
-              <w:t>CUP 69.020,00</w:t>
+              <w:t>CUP 70.210,00</w:t>
             </w:r>
           </w:p>
         </w:tc>
@@ -5028,7 +5028,7 @@
                 <w:sz w:val="20"/>
                 <w:szCs w:val="20"/>
               </w:rPr>
-              <w:t>CUP 64.960,00</w:t>
+              <w:t>CUP 66.080,00</w:t>
             </w:r>
           </w:p>
         </w:tc>
@@ -5097,7 +5097,7 @@
                 <w:sz w:val="20"/>
                 <w:szCs w:val="20"/>
               </w:rPr>
-              <w:t>CUP 81.200,00</w:t>
+              <w:t>CUP 82.600,00</w:t>
             </w:r>
           </w:p>
         </w:tc>
@@ -5166,7 +5166,7 @@
                 <w:sz w:val="20"/>
                 <w:szCs w:val="20"/>
               </w:rPr>
-              <w:t>CUP 81.200,00</w:t>
+              <w:t>CUP 82.600,00</w:t>
             </w:r>
           </w:p>
         </w:tc>
@@ -5235,7 +5235,7 @@
                 <w:sz w:val="20"/>
                 <w:szCs w:val="20"/>
               </w:rPr>
-              <w:t>CUP 89.320,00</w:t>
+              <w:t>CUP 90.860,00</w:t>
             </w:r>
           </w:p>
         </w:tc>
@@ -5304,7 +5304,7 @@
                 <w:sz w:val="20"/>
                 <w:szCs w:val="20"/>
               </w:rPr>
-              <w:t>CUP 97.440,00</w:t>
+              <w:t>CUP 99.120,00</w:t>
             </w:r>
           </w:p>
         </w:tc>
@@ -5373,7 +5373,7 @@
                 <w:sz w:val="20"/>
                 <w:szCs w:val="20"/>
               </w:rPr>
-              <w:t>CUP 20.300,00</w:t>
+              <w:t>CUP 20.650,00</w:t>
             </w:r>
           </w:p>
         </w:tc>
@@ -5442,7 +5442,7 @@
                 <w:sz w:val="20"/>
                 <w:szCs w:val="20"/>
               </w:rPr>
-              <w:t>CUP 40.600,00</w:t>
+              <w:t>CUP 41.300,00</w:t>
             </w:r>
           </w:p>
         </w:tc>
@@ -5511,7 +5511,7 @@
                 <w:sz w:val="20"/>
                 <w:szCs w:val="20"/>
               </w:rPr>
-              <w:t>CUP 9.744,00</w:t>
+              <w:t>CUP 9.912,00</w:t>
             </w:r>
           </w:p>
         </w:tc>
@@ -5580,7 +5580,7 @@
                 <w:sz w:val="20"/>
                 <w:szCs w:val="20"/>
               </w:rPr>
-              <w:t>CUP 36.540,00</w:t>
+              <w:t>CUP 37.170,00</w:t>
             </w:r>
           </w:p>
         </w:tc>
@@ -5649,7 +5649,7 @@
                 <w:sz w:val="20"/>
                 <w:szCs w:val="20"/>
               </w:rPr>
-              <w:t>CUP 32.480,00</w:t>
+              <w:t>CUP 33.040,00</w:t>
             </w:r>
           </w:p>
         </w:tc>
@@ -5718,7 +5718,7 @@
                 <w:sz w:val="20"/>
                 <w:szCs w:val="20"/>
               </w:rPr>
-              <w:t>CUP 64.960,00</w:t>
+              <w:t>CUP 66.080,00</w:t>
             </w:r>
           </w:p>
         </w:tc>
@@ -5787,7 +5787,7 @@
                 <w:sz w:val="20"/>
                 <w:szCs w:val="20"/>
               </w:rPr>
-              <w:t>CUP 36.540,00</w:t>
+              <w:t>CUP 37.170,00</w:t>
             </w:r>
           </w:p>
         </w:tc>
@@ -5856,7 +5856,7 @@
                 <w:sz w:val="20"/>
                 <w:szCs w:val="20"/>
               </w:rPr>
-              <w:t>CUP 48.720,00</w:t>
+              <w:t>CUP 49.560,00</w:t>
             </w:r>
           </w:p>
         </w:tc>
@@ -5925,7 +5925,7 @@
                 <w:sz w:val="20"/>
                 <w:szCs w:val="20"/>
               </w:rPr>
-              <w:t>CUP 36.540,00</w:t>
+              <w:t>CUP 37.170,00</w:t>
             </w:r>
           </w:p>
         </w:tc>
@@ -5994,7 +5994,7 @@
                 <w:sz w:val="20"/>
                 <w:szCs w:val="20"/>
               </w:rPr>
-              <w:t>CUP 812,00</w:t>
+              <w:t>CUP 826,00</w:t>
             </w:r>
           </w:p>
         </w:tc>
@@ -6063,7 +6063,7 @@
                 <w:sz w:val="20"/>
                 <w:szCs w:val="20"/>
               </w:rPr>
-              <w:t>CUP 12.180,00</w:t>
+              <w:t>CUP 12.390,00</w:t>
             </w:r>
           </w:p>
         </w:tc>
@@ -6132,7 +6132,7 @@
                 <w:sz w:val="20"/>
                 <w:szCs w:val="20"/>
               </w:rPr>
-              <w:t>CUP 812,00</w:t>
+              <w:t>CUP 826,00</w:t>
             </w:r>
           </w:p>
         </w:tc>
@@ -6201,7 +6201,7 @@
                 <w:sz w:val="20"/>
                 <w:szCs w:val="20"/>
               </w:rPr>
-              <w:t>CUP 812,00</w:t>
+              <w:t>CUP 826,00</w:t>
             </w:r>
           </w:p>
         </w:tc>
@@ -6270,7 +6270,7 @@
                 <w:sz w:val="20"/>
                 <w:szCs w:val="20"/>
               </w:rPr>
-              <w:t>CUP 2.436,00</w:t>
+              <w:t>CUP 2.478,00</w:t>
             </w:r>
           </w:p>
         </w:tc>
@@ -6334,7 +6334,7 @@
                 <w:sz w:val="20"/>
                 <w:szCs w:val="20"/>
               </w:rPr>
-              <w:t>CUP 73.080,00</w:t>
+              <w:t>CUP 74.340,00</w:t>
             </w:r>
           </w:p>
         </w:tc>
@@ -6398,7 +6398,7 @@
                 <w:sz w:val="20"/>
                 <w:szCs w:val="20"/>
               </w:rPr>
-              <w:t>CUP 9.744,00</w:t>
+              <w:t>CUP 9.912,00</w:t>
             </w:r>
           </w:p>
         </w:tc>
@@ -6463,7 +6463,7 @@
                 <w:sz w:val="20"/>
                 <w:szCs w:val="20"/>
               </w:rPr>
-              <w:t>CUP 8.120,00</w:t>
+              <w:t>CUP 8.260,00</w:t>
             </w:r>
           </w:p>
         </w:tc>
@@ -6527,7 +6527,7 @@
                 <w:sz w:val="20"/>
                 <w:szCs w:val="20"/>
               </w:rPr>
-              <w:t>CUP 8.120,00</w:t>
+              <w:t>CUP 8.260,00</w:t>
             </w:r>
           </w:p>
         </w:tc>
@@ -6591,7 +6591,7 @@
                 <w:sz w:val="20"/>
                 <w:szCs w:val="20"/>
               </w:rPr>
-              <w:t>CUP 8.120,00</w:t>
+              <w:t>CUP 8.260,00</w:t>
             </w:r>
           </w:p>
         </w:tc>
@@ -6655,7 +6655,7 @@
                 <w:sz w:val="20"/>
                 <w:szCs w:val="20"/>
               </w:rPr>
-              <w:t>CUP 48.720,00</w:t>
+              <w:t>CUP 49.560,00</w:t>
             </w:r>
           </w:p>
         </w:tc>
@@ -6719,7 +6719,7 @@
                 <w:sz w:val="20"/>
                 <w:szCs w:val="20"/>
               </w:rPr>
-              <w:t>CUP 32.480,00</w:t>
+              <w:t>CUP 33.040,00</w:t>
             </w:r>
           </w:p>
         </w:tc>
@@ -6783,7 +6783,7 @@
                 <w:sz w:val="20"/>
                 <w:szCs w:val="20"/>
               </w:rPr>
-              <w:t>CUP 12.180,00</w:t>
+              <w:t>CUP 12.390,00</w:t>
             </w:r>
           </w:p>
         </w:tc>
@@ -6847,7 +6847,7 @@
                 <w:sz w:val="20"/>
                 <w:szCs w:val="20"/>
               </w:rPr>
-              <w:t>CUP 12.180,00</w:t>
+              <w:t>CUP 12.390,00</w:t>
             </w:r>
           </w:p>
         </w:tc>
@@ -6911,7 +6911,7 @@
                 <w:sz w:val="20"/>
                 <w:szCs w:val="20"/>
               </w:rPr>
-              <w:t>CUP 16.240,00</w:t>
+              <w:t>CUP 16.520,00</w:t>
             </w:r>
           </w:p>
         </w:tc>
@@ -6974,7 +6974,7 @@
                 <w:sz w:val="20"/>
                 <w:szCs w:val="20"/>
               </w:rPr>
-              <w:t>CUP 9.744,00</w:t>
+              <w:t>CUP 9.912,00</w:t>
             </w:r>
           </w:p>
         </w:tc>
@@ -7037,7 +7037,7 @@
                 <w:sz w:val="20"/>
                 <w:szCs w:val="20"/>
               </w:rPr>
-              <w:t>CUP 6.496,00</w:t>
+              <w:t>CUP 6.608,00</w:t>
             </w:r>
           </w:p>
         </w:tc>
@@ -7100,7 +7100,7 @@
                 <w:sz w:val="20"/>
                 <w:szCs w:val="20"/>
               </w:rPr>
-              <w:t>CUP 4.060,00</w:t>
+              <w:t>CUP 4.130,00</w:t>
             </w:r>
           </w:p>
         </w:tc>
@@ -7163,7 +7163,7 @@
                 <w:sz w:val="20"/>
                 <w:szCs w:val="20"/>
               </w:rPr>
-              <w:t>CUP 6.496,00</w:t>
+              <w:t>CUP 6.608,00</w:t>
             </w:r>
           </w:p>
         </w:tc>
@@ -7226,7 +7226,7 @@
                 <w:sz w:val="20"/>
                 <w:szCs w:val="20"/>
               </w:rPr>
-              <w:t>CUP 4.060,00</w:t>
+              <w:t>CUP 4.130,00</w:t>
             </w:r>
           </w:p>
         </w:tc>
@@ -7289,7 +7289,7 @@
                 <w:sz w:val="20"/>
                 <w:szCs w:val="20"/>
               </w:rPr>
-              <w:t>CUP 1.624,00</w:t>
+              <w:t>CUP 1.652,00</w:t>
             </w:r>
           </w:p>
         </w:tc>
@@ -7352,7 +7352,7 @@
                 <w:sz w:val="20"/>
                 <w:szCs w:val="20"/>
               </w:rPr>
-              <w:t>CUP 12.180,00</w:t>
+              <w:t>CUP 12.390,00</w:t>
             </w:r>
           </w:p>
         </w:tc>
@@ -7415,7 +7415,7 @@
                 <w:sz w:val="20"/>
                 <w:szCs w:val="20"/>
               </w:rPr>
-              <w:t>CUP 8.120,00</w:t>
+              <w:t>CUP 8.260,00</w:t>
             </w:r>
           </w:p>
         </w:tc>
@@ -7478,7 +7478,7 @@
                 <w:sz w:val="20"/>
                 <w:szCs w:val="20"/>
               </w:rPr>
-              <w:t>CUP 8.120,00</w:t>
+              <w:t>CUP 8.260,00</w:t>
             </w:r>
           </w:p>
         </w:tc>
@@ -7541,7 +7541,7 @@
                 <w:sz w:val="20"/>
                 <w:szCs w:val="20"/>
               </w:rPr>
-              <w:t>CUP 8.120,00</w:t>
+              <w:t>CUP 8.260,00</w:t>
             </w:r>
           </w:p>
         </w:tc>
@@ -7604,7 +7604,7 @@
                 <w:sz w:val="20"/>
                 <w:szCs w:val="20"/>
               </w:rPr>
-              <w:t>CUP 5.684,00</w:t>
+              <w:t>CUP 5.782,00</w:t>
             </w:r>
           </w:p>
         </w:tc>
@@ -7667,7 +7667,7 @@
                 <w:sz w:val="20"/>
                 <w:szCs w:val="20"/>
               </w:rPr>
-              <w:t>CUP 8.120,00</w:t>
+              <w:t>CUP 8.260,00</w:t>
             </w:r>
           </w:p>
         </w:tc>
@@ -7730,7 +7730,7 @@
                 <w:sz w:val="20"/>
                 <w:szCs w:val="20"/>
               </w:rPr>
-              <w:t>CUP 12.180,00</w:t>
+              <w:t>CUP 12.390,00</w:t>
             </w:r>
           </w:p>
         </w:tc>
@@ -7793,7 +7793,7 @@
                 <w:sz w:val="20"/>
                 <w:szCs w:val="20"/>
               </w:rPr>
-              <w:t>CUP 16.240,00</w:t>
+              <w:t>CUP 16.520,00</w:t>
             </w:r>
           </w:p>
         </w:tc>
@@ -7856,7 +7856,7 @@
                 <w:sz w:val="20"/>
                 <w:szCs w:val="20"/>
               </w:rPr>
-              <w:t>CUP 20.300,00</w:t>
+              <w:t>CUP 20.650,00</w:t>
             </w:r>
           </w:p>
         </w:tc>
@@ -7919,7 +7919,7 @@
                 <w:sz w:val="20"/>
                 <w:szCs w:val="20"/>
               </w:rPr>
-              <w:t>CUP 16.240,00</w:t>
+              <w:t>CUP 16.520,00</w:t>
             </w:r>
           </w:p>
         </w:tc>
@@ -7982,7 +7982,7 @@
                 <w:sz w:val="20"/>
                 <w:szCs w:val="20"/>
               </w:rPr>
-              <w:t>CUP 36.540,00</w:t>
+              <w:t>CUP 37.170,00</w:t>
             </w:r>
           </w:p>
         </w:tc>
@@ -8045,7 +8045,7 @@
                 <w:sz w:val="20"/>
                 <w:szCs w:val="20"/>
               </w:rPr>
-              <w:t>CUP 20.300,00</w:t>
+              <w:t>CUP 20.650,00</w:t>
             </w:r>
           </w:p>
         </w:tc>
@@ -8108,7 +8108,7 @@
                 <w:sz w:val="20"/>
                 <w:szCs w:val="20"/>
               </w:rPr>
-              <w:t>CUP 20.300,00</w:t>
+              <w:t>CUP 20.650,00</w:t>
             </w:r>
           </w:p>
         </w:tc>
@@ -8171,7 +8171,7 @@
                 <w:sz w:val="20"/>
                 <w:szCs w:val="20"/>
               </w:rPr>
-              <w:t>CUP 12.180,00</w:t>
+              <w:t>CUP 12.390,00</w:t>
             </w:r>
           </w:p>
         </w:tc>
@@ -8234,7 +8234,7 @@
                 <w:sz w:val="20"/>
                 <w:szCs w:val="20"/>
               </w:rPr>
-              <w:t>CUP 6.496,00</w:t>
+              <w:t>CUP 6.608,00</w:t>
             </w:r>
           </w:p>
         </w:tc>
@@ -8297,7 +8297,7 @@
                 <w:sz w:val="20"/>
                 <w:szCs w:val="20"/>
               </w:rPr>
-              <w:t>CUP 12.180,00</w:t>
+              <w:t>CUP 12.390,00</w:t>
             </w:r>
           </w:p>
         </w:tc>
@@ -8360,7 +8360,7 @@
                 <w:sz w:val="20"/>
                 <w:szCs w:val="20"/>
               </w:rPr>
-              <w:t>CUP 12.180,00</w:t>
+              <w:t>CUP 12.390,00</w:t>
             </w:r>
           </w:p>
         </w:tc>
@@ -8424,7 +8424,7 @@
                 <w:sz w:val="20"/>
                 <w:szCs w:val="20"/>
               </w:rPr>
-              <w:t>CUP 24.360,00</w:t>
+              <w:t>CUP 24.780,00</w:t>
             </w:r>
           </w:p>
         </w:tc>
@@ -8487,7 +8487,7 @@
                 <w:sz w:val="20"/>
                 <w:szCs w:val="20"/>
               </w:rPr>
-              <w:t>CUP 36.540,00</w:t>
+              <w:t>CUP 37.170,00</w:t>
             </w:r>
           </w:p>
         </w:tc>
@@ -8550,7 +8550,7 @@
                 <w:sz w:val="20"/>
                 <w:szCs w:val="20"/>
               </w:rPr>
-              <w:t>CUP 56.840,00</w:t>
+              <w:t>CUP 57.820,00</w:t>
             </w:r>
           </w:p>
         </w:tc>
@@ -8613,7 +8613,7 @@
                 <w:sz w:val="20"/>
                 <w:szCs w:val="20"/>
               </w:rPr>
-              <w:t>CUP 81.200,00</w:t>
+              <w:t>CUP 82.600,00</w:t>
             </w:r>
           </w:p>
         </w:tc>
@@ -8676,7 +8676,7 @@
                 <w:sz w:val="20"/>
                 <w:szCs w:val="20"/>
               </w:rPr>
-              <w:t>CUP 284.200,00</w:t>
+              <w:t>CUP 289.100,00</w:t>
             </w:r>
           </w:p>
         </w:tc>
@@ -8739,7 +8739,7 @@
                 <w:sz w:val="20"/>
                 <w:szCs w:val="20"/>
               </w:rPr>
-              <w:t>CUP 6.496,00</w:t>
+              <w:t>CUP 6.608,00</w:t>
             </w:r>
           </w:p>
         </w:tc>
@@ -8802,7 +8802,7 @@
                 <w:sz w:val="20"/>
                 <w:szCs w:val="20"/>
               </w:rPr>
-              <w:t>CUP 243.600,00</w:t>
+              <w:t>CUP 247.800,00</w:t>
             </w:r>
           </w:p>
         </w:tc>
@@ -8865,7 +8865,7 @@
                 <w:sz w:val="20"/>
                 <w:szCs w:val="20"/>
               </w:rPr>
-              <w:t>CUP 227.360,00</w:t>
+              <w:t>CUP 231.280,00</w:t>
             </w:r>
           </w:p>
         </w:tc>
@@ -8928,7 +8928,7 @@
                 <w:sz w:val="20"/>
                 <w:szCs w:val="20"/>
               </w:rPr>
-              <w:t>CUP 40.600,00</w:t>
+              <w:t>CUP 41.300,00</w:t>
             </w:r>
           </w:p>
         </w:tc>
@@ -8991,7 +8991,7 @@
                 <w:sz w:val="20"/>
                 <w:szCs w:val="20"/>
               </w:rPr>
-              <w:t>CUP 12.180,00</w:t>
+              <w:t>CUP 12.390,00</w:t>
             </w:r>
           </w:p>
         </w:tc>
@@ -9054,7 +9054,7 @@
                 <w:sz w:val="20"/>
                 <w:szCs w:val="20"/>
               </w:rPr>
-              <w:t>CUP 12.180,00</w:t>
+              <w:t>CUP 12.390,00</w:t>
             </w:r>
           </w:p>
         </w:tc>
@@ -9117,7 +9117,7 @@
                 <w:sz w:val="20"/>
                 <w:szCs w:val="20"/>
               </w:rPr>
-              <w:t>CUP 56.840,00</w:t>
+              <w:t>CUP 57.820,00</w:t>
             </w:r>
           </w:p>
         </w:tc>
@@ -9180,7 +9180,7 @@
                 <w:sz w:val="20"/>
                 <w:szCs w:val="20"/>
               </w:rPr>
-              <w:t>CUP 36.540,00</w:t>
+              <w:t>CUP 37.170,00</w:t>
             </w:r>
           </w:p>
         </w:tc>
@@ -9243,7 +9243,7 @@
                 <w:sz w:val="20"/>
                 <w:szCs w:val="20"/>
               </w:rPr>
-              <w:t>CUP 64.960,00</w:t>
+              <w:t>CUP 66.080,00</w:t>
             </w:r>
           </w:p>
         </w:tc>
@@ -9306,7 +9306,7 @@
                 <w:sz w:val="20"/>
                 <w:szCs w:val="20"/>
               </w:rPr>
-              <w:t>CUP 16.240,00</w:t>
+              <w:t>CUP 16.520,00</w:t>
             </w:r>
           </w:p>
         </w:tc>
@@ -9369,7 +9369,7 @@
                 <w:sz w:val="20"/>
                 <w:szCs w:val="20"/>
               </w:rPr>
-              <w:t>CUP 20.300,00</w:t>
+              <w:t>CUP 20.650,00</w:t>
             </w:r>
           </w:p>
         </w:tc>
@@ -9432,7 +9432,7 @@
                 <w:sz w:val="20"/>
                 <w:szCs w:val="20"/>
               </w:rPr>
-              <w:t>CUP 16.240,00</w:t>
+              <w:t>CUP 16.520,00</w:t>
             </w:r>
           </w:p>
         </w:tc>
@@ -9495,7 +9495,7 @@
                 <w:sz w:val="20"/>
                 <w:szCs w:val="20"/>
               </w:rPr>
-              <w:t>CUP 36.540,00</w:t>
+              <w:t>CUP 37.170,00</w:t>
             </w:r>
           </w:p>
         </w:tc>
@@ -9558,7 +9558,7 @@
                 <w:sz w:val="20"/>
                 <w:szCs w:val="20"/>
               </w:rPr>
-              <w:t>CUP 203.000,00</w:t>
+              <w:t>CUP 206.500,00</w:t>
             </w:r>
           </w:p>
         </w:tc>
@@ -9621,7 +9621,7 @@
                 <w:sz w:val="20"/>
                 <w:szCs w:val="20"/>
               </w:rPr>
-              <w:t>CUP 20.300,00</w:t>
+              <w:t>CUP 20.650,00</w:t>
             </w:r>
           </w:p>
         </w:tc>
@@ -9684,7 +9684,7 @@
                 <w:sz w:val="20"/>
                 <w:szCs w:val="20"/>
               </w:rPr>
-              <w:t>CUP 28.420,00</w:t>
+              <w:t>CUP 28.910,00</w:t>
             </w:r>
           </w:p>
         </w:tc>
@@ -9747,7 +9747,7 @@
                 <w:sz w:val="20"/>
                 <w:szCs w:val="20"/>
               </w:rPr>
-              <w:t>CUP 56.840,00</w:t>
+              <w:t>CUP 57.820,00</w:t>
             </w:r>
           </w:p>
         </w:tc>
@@ -9810,7 +9810,7 @@
                 <w:sz w:val="20"/>
                 <w:szCs w:val="20"/>
               </w:rPr>
-              <w:t>CUP 36.540,00</w:t>
+              <w:t>CUP 37.170,00</w:t>
             </w:r>
           </w:p>
         </w:tc>
@@ -9873,7 +9873,7 @@
                 <w:sz w:val="20"/>
                 <w:szCs w:val="20"/>
               </w:rPr>
-              <w:t>CUP 40.600,00</w:t>
+              <w:t>CUP 41.300,00</w:t>
             </w:r>
           </w:p>
         </w:tc>
@@ -9936,7 +9936,7 @@
                 <w:sz w:val="20"/>
                 <w:szCs w:val="20"/>
               </w:rPr>
-              <w:t>CUP 24.360,00</w:t>
+              <w:t>CUP 24.780,00</w:t>
             </w:r>
           </w:p>
         </w:tc>
@@ -9999,7 +9999,7 @@
                 <w:sz w:val="20"/>
                 <w:szCs w:val="20"/>
               </w:rPr>
-              <w:t>CUP 162,40</w:t>
+              <w:t>CUP 165,20</w:t>
             </w:r>
           </w:p>
         </w:tc>
@@ -10062,7 +10062,7 @@
                 <w:sz w:val="20"/>
                 <w:szCs w:val="20"/>
               </w:rPr>
-              <w:t>CUP 81.200,00</w:t>
+              <w:t>CUP 82.600,00</w:t>
             </w:r>
           </w:p>
         </w:tc>
@@ -10125,7 +10125,7 @@
                 <w:sz w:val="20"/>
                 <w:szCs w:val="20"/>
               </w:rPr>
-              <w:t>CUP 16.240,00</w:t>
+              <w:t>CUP 16.520,00</w:t>
             </w:r>
           </w:p>
         </w:tc>
@@ -10188,7 +10188,7 @@
                 <w:sz w:val="20"/>
                 <w:szCs w:val="20"/>
               </w:rPr>
-              <w:t>CUP 24.360,00</w:t>
+              <w:t>CUP 24.780,00</w:t>
             </w:r>
           </w:p>
         </w:tc>
@@ -10251,7 +10251,7 @@
                 <w:sz w:val="20"/>
                 <w:szCs w:val="20"/>
               </w:rPr>
-              <w:t>CUP 1.624,00</w:t>
+              <w:t>CUP 1.652,00</w:t>
             </w:r>
           </w:p>
         </w:tc>
@@ -10314,7 +10314,7 @@
                 <w:sz w:val="20"/>
                 <w:szCs w:val="20"/>
               </w:rPr>
-              <w:t>CUP 48.720,00</w:t>
+              <w:t>CUP 49.560,00</w:t>
             </w:r>
           </w:p>
         </w:tc>
@@ -10378,7 +10378,7 @@
                 <w:sz w:val="20"/>
                 <w:szCs w:val="20"/>
               </w:rPr>
-              <w:t>CUP 5.684,00</w:t>
+              <w:t>CUP 5.782,00</w:t>
             </w:r>
           </w:p>
         </w:tc>
@@ -10441,7 +10441,7 @@
                 <w:sz w:val="20"/>
                 <w:szCs w:val="20"/>
               </w:rPr>
-              <w:t>CUP 16.240,00</w:t>
+              <w:t>CUP 16.520,00</w:t>
             </w:r>
           </w:p>
         </w:tc>
@@ -10504,7 +10504,7 @@
                 <w:sz w:val="20"/>
                 <w:szCs w:val="20"/>
               </w:rPr>
-              <w:t>CUP 12.180,00</w:t>
+              <w:t>CUP 12.390,00</w:t>
             </w:r>
           </w:p>
         </w:tc>
@@ -10567,7 +10567,7 @@
                 <w:sz w:val="20"/>
                 <w:szCs w:val="20"/>
               </w:rPr>
-              <w:t>CUP 16.240,00</w:t>
+              <w:t>CUP 16.520,00</w:t>
             </w:r>
           </w:p>
         </w:tc>
@@ -10630,7 +10630,7 @@
                 <w:sz w:val="20"/>
                 <w:szCs w:val="20"/>
               </w:rPr>
-              <w:t>CUP 48.720,00</w:t>
+              <w:t>CUP 49.560,00</w:t>
             </w:r>
           </w:p>
         </w:tc>
@@ -10693,7 +10693,7 @@
                 <w:sz w:val="20"/>
                 <w:szCs w:val="20"/>
               </w:rPr>
-              <w:t>CUP 121.800,00</w:t>
+              <w:t>CUP 123.900,00</w:t>
             </w:r>
           </w:p>
         </w:tc>
@@ -10756,7 +10756,7 @@
                 <w:sz w:val="20"/>
                 <w:szCs w:val="20"/>
               </w:rPr>
-              <w:t>CUP 32.480,00</w:t>
+              <w:t>CUP 33.040,00</w:t>
             </w:r>
           </w:p>
         </w:tc>
@@ -10819,7 +10819,7 @@
                 <w:sz w:val="20"/>
                 <w:szCs w:val="20"/>
               </w:rPr>
-              <w:t>CUP 81.200,00</w:t>
+              <w:t>CUP 82.600,00</w:t>
             </w:r>
           </w:p>
         </w:tc>
@@ -10882,7 +10882,7 @@
                 <w:sz w:val="20"/>
                 <w:szCs w:val="20"/>
               </w:rPr>
-              <w:t>CUP 81.200,00</w:t>
+              <w:t>CUP 82.600,00</w:t>
             </w:r>
           </w:p>
         </w:tc>
@@ -10945,7 +10945,7 @@
                 <w:sz w:val="20"/>
                 <w:szCs w:val="20"/>
               </w:rPr>
-              <w:t>CUP 81.200,00</w:t>
+              <w:t>CUP 82.600,00</w:t>
             </w:r>
           </w:p>
         </w:tc>
@@ -11008,7 +11008,7 @@
                 <w:sz w:val="20"/>
                 <w:szCs w:val="20"/>
               </w:rPr>
-              <w:t>CUP 20.300,00</w:t>
+              <w:t>CUP 20.650,00</w:t>
             </w:r>
           </w:p>
         </w:tc>
@@ -11071,7 +11071,7 @@
                 <w:sz w:val="20"/>
                 <w:szCs w:val="20"/>
               </w:rPr>
-              <w:t>CUP 349.160,00</w:t>
+              <w:t>CUP 355.180,00</w:t>
             </w:r>
           </w:p>
         </w:tc>
@@ -11134,7 +11134,7 @@
                 <w:sz w:val="20"/>
                 <w:szCs w:val="20"/>
               </w:rPr>
-              <w:t>CUP 146.160,00</w:t>
+              <w:t>CUP 148.680,00</w:t>
             </w:r>
           </w:p>
         </w:tc>
@@ -11197,7 +11197,7 @@
                 <w:sz w:val="20"/>
                 <w:szCs w:val="20"/>
               </w:rPr>
-              <w:t>CUP 5.684,00</w:t>
+              <w:t>CUP 5.782,00</w:t>
             </w:r>
           </w:p>
         </w:tc>
@@ -11260,7 +11260,7 @@
                 <w:sz w:val="20"/>
                 <w:szCs w:val="20"/>
               </w:rPr>
-              <w:t>CUP 16.240,00</w:t>
+              <w:t>CUP 16.520,00</w:t>
             </w:r>
           </w:p>
         </w:tc>
@@ -11323,7 +11323,7 @@
                 <w:sz w:val="20"/>
                 <w:szCs w:val="20"/>
               </w:rPr>
-              <w:t>CUP 24.360,00</w:t>
+              <w:t>CUP 24.780,00</w:t>
             </w:r>
           </w:p>
         </w:tc>
@@ -11386,7 +11386,7 @@
                 <w:sz w:val="20"/>
                 <w:szCs w:val="20"/>
               </w:rPr>
-              <w:t>CUP 48.720,00</w:t>
+              <w:t>CUP 49.560,00</w:t>
             </w:r>
           </w:p>
         </w:tc>
@@ -11449,7 +11449,7 @@
                 <w:sz w:val="20"/>
                 <w:szCs w:val="20"/>
               </w:rPr>
-              <w:t>CUP 97.440,00</w:t>
+              <w:t>CUP 99.120,00</w:t>
             </w:r>
           </w:p>
         </w:tc>
@@ -11512,7 +11512,7 @@
                 <w:sz w:val="20"/>
                 <w:szCs w:val="20"/>
               </w:rPr>
-              <w:t>CUP 16.240,00</w:t>
+              <w:t>CUP 16.520,00</w:t>
             </w:r>
           </w:p>
         </w:tc>
@@ -11575,7 +11575,7 @@
                 <w:sz w:val="20"/>
                 <w:szCs w:val="20"/>
               </w:rPr>
-              <w:t>CUP 64.960,00</w:t>
+              <w:t>CUP 66.080,00</w:t>
             </w:r>
           </w:p>
         </w:tc>
@@ -11638,7 +11638,7 @@
                 <w:sz w:val="20"/>
                 <w:szCs w:val="20"/>
               </w:rPr>
-              <w:t>CUP 203.000,00</w:t>
+              <w:t>CUP 206.500,00</w:t>
             </w:r>
           </w:p>
         </w:tc>
@@ -11701,7 +11701,7 @@
                 <w:sz w:val="20"/>
                 <w:szCs w:val="20"/>
               </w:rPr>
-              <w:t>CUP 97.440,00</w:t>
+              <w:t>CUP 99.120,00</w:t>
             </w:r>
           </w:p>
         </w:tc>
@@ -11764,7 +11764,7 @@
                 <w:sz w:val="20"/>
                 <w:szCs w:val="20"/>
               </w:rPr>
-              <w:t>CUP 162,40</w:t>
+              <w:t>CUP 165,20</w:t>
             </w:r>
           </w:p>
         </w:tc>
@@ -11827,7 +11827,7 @@
                 <w:sz w:val="20"/>
                 <w:szCs w:val="20"/>
               </w:rPr>
-              <w:t>CUP 12.180,00</w:t>
+              <w:t>CUP 12.390,00</w:t>
             </w:r>
           </w:p>
         </w:tc>
@@ -11890,7 +11890,7 @@
                 <w:sz w:val="20"/>
                 <w:szCs w:val="20"/>
               </w:rPr>
-              <w:t>CUP 6.496,00</w:t>
+              <w:t>CUP 6.608,00</w:t>
             </w:r>
           </w:p>
         </w:tc>
@@ -11953,7 +11953,7 @@
                 <w:sz w:val="20"/>
                 <w:szCs w:val="20"/>
               </w:rPr>
-              <w:t>CUP 32.480,00</w:t>
+              <w:t>CUP 33.040,00</w:t>
             </w:r>
           </w:p>
         </w:tc>
@@ -12016,7 +12016,7 @@
                 <w:sz w:val="20"/>
                 <w:szCs w:val="20"/>
               </w:rPr>
-              <w:t>CUP 24.360,00</w:t>
+              <w:t>CUP 24.780,00</w:t>
             </w:r>
           </w:p>
         </w:tc>
@@ -12079,7 +12079,7 @@
                 <w:sz w:val="20"/>
                 <w:szCs w:val="20"/>
               </w:rPr>
-              <w:t>CUP 48.720,00</w:t>
+              <w:t>CUP 49.560,00</w:t>
             </w:r>
           </w:p>
         </w:tc>
@@ -12142,7 +12142,7 @@
                 <w:sz w:val="20"/>
                 <w:szCs w:val="20"/>
               </w:rPr>
-              <w:t>CUP 81.200,00</w:t>
+              <w:t>CUP 82.600,00</w:t>
             </w:r>
           </w:p>
         </w:tc>
@@ -12205,7 +12205,7 @@
                 <w:sz w:val="20"/>
                 <w:szCs w:val="20"/>
               </w:rPr>
-              <w:t>CUP 9.744,00</w:t>
+              <w:t>CUP 9.912,00</w:t>
             </w:r>
           </w:p>
         </w:tc>
@@ -12268,7 +12268,7 @@
                 <w:sz w:val="20"/>
                 <w:szCs w:val="20"/>
               </w:rPr>
-              <w:t>CUP 32.480,00</w:t>
+              <w:t>CUP 33.040,00</w:t>
             </w:r>
           </w:p>
         </w:tc>
@@ -12332,7 +12332,7 @@
                 <w:sz w:val="20"/>
                 <w:szCs w:val="20"/>
               </w:rPr>
-              <w:t>CUP 56.840,00</w:t>
+              <w:t>CUP 57.820,00</w:t>
             </w:r>
           </w:p>
         </w:tc>
@@ -12395,7 +12395,7 @@
                 <w:sz w:val="20"/>
                 <w:szCs w:val="20"/>
               </w:rPr>
-              <w:t>CUP 6.496,00</w:t>
+              <w:t>CUP 6.608,00</w:t>
             </w:r>
           </w:p>
         </w:tc>
@@ -12458,7 +12458,7 @@
                 <w:sz w:val="20"/>
                 <w:szCs w:val="20"/>
               </w:rPr>
-              <w:t>CUP 8.120,00</w:t>
+              <w:t>CUP 8.260,00</w:t>
             </w:r>
           </w:p>
         </w:tc>
@@ -12521,7 +12521,7 @@
                 <w:sz w:val="20"/>
                 <w:szCs w:val="20"/>
               </w:rPr>
-              <w:t>CUP 6.496,00</w:t>
+              <w:t>CUP 6.608,00</w:t>
             </w:r>
           </w:p>
         </w:tc>
@@ -12584,7 +12584,7 @@
                 <w:sz w:val="20"/>
                 <w:szCs w:val="20"/>
               </w:rPr>
-              <w:t>CUP 24.360,00</w:t>
+              <w:t>CUP 24.780,00</w:t>
             </w:r>
           </w:p>
         </w:tc>
@@ -12647,7 +12647,7 @@
                 <w:sz w:val="20"/>
                 <w:szCs w:val="20"/>
               </w:rPr>
-              <w:t>CUP 73.080,00</w:t>
+              <w:t>CUP 74.340,00</w:t>
             </w:r>
           </w:p>
         </w:tc>
@@ -12710,7 +12710,7 @@
                 <w:sz w:val="20"/>
                 <w:szCs w:val="20"/>
               </w:rPr>
-              <w:t>CUP 40.600,00</w:t>
+              <w:t>CUP 41.300,00</w:t>
             </w:r>
           </w:p>
         </w:tc>
@@ -12773,7 +12773,7 @@
                 <w:sz w:val="20"/>
                 <w:szCs w:val="20"/>
               </w:rPr>
-              <w:t>CUP 4.060,00</w:t>
+              <w:t>CUP 4.130,00</w:t>
             </w:r>
           </w:p>
         </w:tc>
@@ -12836,7 +12836,7 @@
                 <w:sz w:val="20"/>
                 <w:szCs w:val="20"/>
               </w:rPr>
-              <w:t>CUP 24.360,00</w:t>
+              <w:t>CUP 24.780,00</w:t>
             </w:r>
           </w:p>
         </w:tc>
@@ -12899,7 +12899,7 @@
                 <w:sz w:val="20"/>
                 <w:szCs w:val="20"/>
               </w:rPr>
-              <w:t>CUP 16.240,00</w:t>
+              <w:t>CUP 16.520,00</w:t>
             </w:r>
           </w:p>
         </w:tc>
@@ -12962,7 +12962,7 @@
                 <w:sz w:val="20"/>
                 <w:szCs w:val="20"/>
               </w:rPr>
-              <w:t>CUP 97.440,00</w:t>
+              <w:t>CUP 99.120,00</w:t>
             </w:r>
           </w:p>
         </w:tc>
@@ -13025,7 +13025,7 @@
                 <w:sz w:val="20"/>
                 <w:szCs w:val="20"/>
               </w:rPr>
-              <w:t>CUP 4.060,00</w:t>
+              <w:t>CUP 4.130,00</w:t>
             </w:r>
           </w:p>
         </w:tc>
@@ -13088,7 +13088,7 @@
                 <w:sz w:val="20"/>
                 <w:szCs w:val="20"/>
               </w:rPr>
-              <w:t>CUP 28.420,00</w:t>
+              <w:t>CUP 28.910,00</w:t>
             </w:r>
           </w:p>
         </w:tc>
@@ -13151,7 +13151,7 @@
                 <w:sz w:val="20"/>
                 <w:szCs w:val="20"/>
               </w:rPr>
-              <w:t>CUP 2.436,00</w:t>
+              <w:t>CUP 2.478,00</w:t>
             </w:r>
           </w:p>
         </w:tc>
@@ -13214,7 +13214,7 @@
                 <w:sz w:val="20"/>
                 <w:szCs w:val="20"/>
               </w:rPr>
-              <w:t>CUP 2.436,00</w:t>
+              <w:t>CUP 2.478,00</w:t>
             </w:r>
           </w:p>
         </w:tc>
@@ -13277,7 +13277,7 @@
                 <w:sz w:val="20"/>
                 <w:szCs w:val="20"/>
               </w:rPr>
-              <w:t>CUP 162,40</w:t>
+              <w:t>CUP 165,20</w:t>
             </w:r>
           </w:p>
         </w:tc>
@@ -13340,7 +13340,7 @@
                 <w:sz w:val="20"/>
                 <w:szCs w:val="20"/>
               </w:rPr>
-              <w:t>CUP 162,40</w:t>
+              <w:t>CUP 165,20</w:t>
             </w:r>
           </w:p>
         </w:tc>
@@ -13403,7 +13403,7 @@
                 <w:sz w:val="20"/>
                 <w:szCs w:val="20"/>
               </w:rPr>
-              <w:t>CUP 4.872,00</w:t>
+              <w:t>CUP 4.956,00</w:t>
             </w:r>
           </w:p>
         </w:tc>
@@ -13466,7 +13466,7 @@
                 <w:sz w:val="20"/>
                 <w:szCs w:val="20"/>
               </w:rPr>
-              <w:t>CUP 4.060,00</w:t>
+              <w:t>CUP 4.130,00</w:t>
             </w:r>
           </w:p>
         </w:tc>
@@ -13529,7 +13529,7 @@
                 <w:sz w:val="20"/>
                 <w:szCs w:val="20"/>
               </w:rPr>
-              <w:t>CUP 81.200,00</w:t>
+              <w:t>CUP 82.600,00</w:t>
             </w:r>
           </w:p>
         </w:tc>
@@ -13592,7 +13592,7 @@
                 <w:sz w:val="20"/>
                 <w:szCs w:val="20"/>
               </w:rPr>
-              <w:t>CUP 3.248,00</w:t>
+              <w:t>CUP 3.304,00</w:t>
             </w:r>
           </w:p>
         </w:tc>
@@ -13655,7 +13655,7 @@
                 <w:sz w:val="20"/>
                 <w:szCs w:val="20"/>
               </w:rPr>
-              <w:t>CUP 6.496,00</w:t>
+              <w:t>CUP 6.608,00</w:t>
             </w:r>
           </w:p>
         </w:tc>
@@ -13718,7 +13718,7 @@
                 <w:sz w:val="20"/>
                 <w:szCs w:val="20"/>
               </w:rPr>
-              <w:t>CUP 48.720,00</w:t>
+              <w:t>CUP 49.560,00</w:t>
             </w:r>
           </w:p>
         </w:tc>
@@ -13786,7 +13786,7 @@
                 <w:sz w:val="20"/>
                 <w:szCs w:val="20"/>
               </w:rPr>
-              <w:t>CUP 24.360,00</w:t>
+              <w:t>CUP 24.780,00</w:t>
             </w:r>
           </w:p>
         </w:tc>
@@ -13854,7 +13854,7 @@
                 <w:sz w:val="20"/>
                 <w:szCs w:val="20"/>
               </w:rPr>
-              <w:t>CUP 81.200,00</w:t>
+              <w:t>CUP 82.600,00</w:t>
             </w:r>
           </w:p>
         </w:tc>
@@ -13918,7 +13918,7 @@
                 <w:sz w:val="20"/>
                 <w:szCs w:val="20"/>
               </w:rPr>
-              <w:t>CUP 24.360,00</w:t>
+              <w:t>CUP 24.780,00</w:t>
             </w:r>
           </w:p>
         </w:tc>
@@ -13981,7 +13981,7 @@
                 <w:sz w:val="20"/>
                 <w:szCs w:val="20"/>
               </w:rPr>
-              <w:t>CUP 5.684,00</w:t>
+              <w:t>CUP 5.782,00</w:t>
             </w:r>
           </w:p>
         </w:tc>
@@ -14044,7 +14044,7 @@
                 <w:sz w:val="20"/>
                 <w:szCs w:val="20"/>
               </w:rPr>
-              <w:t>CUP 12.180,00</w:t>
+              <w:t>CUP 12.390,00</w:t>
             </w:r>
           </w:p>
         </w:tc>
@@ -14107,7 +14107,7 @@
                 <w:sz w:val="20"/>
                 <w:szCs w:val="20"/>
               </w:rPr>
-              <w:t>CUP 24.360,00</w:t>
+              <w:t>CUP 24.780,00</w:t>
             </w:r>
           </w:p>
         </w:tc>
@@ -14170,7 +14170,7 @@
                 <w:sz w:val="20"/>
                 <w:szCs w:val="20"/>
               </w:rPr>
-              <w:t>CUP 6.496,00</w:t>
+              <w:t>CUP 6.608,00</w:t>
             </w:r>
           </w:p>
         </w:tc>
@@ -14233,7 +14233,7 @@
                 <w:sz w:val="20"/>
                 <w:szCs w:val="20"/>
               </w:rPr>
-              <w:t>CUP 6.496,00</w:t>
+              <w:t>CUP 6.608,00</w:t>
             </w:r>
           </w:p>
         </w:tc>
@@ -14297,7 +14297,7 @@
                 <w:sz w:val="20"/>
                 <w:szCs w:val="20"/>
               </w:rPr>
-              <w:t>CUP 6.496,00</w:t>
+              <w:t>CUP 6.608,00</w:t>
             </w:r>
           </w:p>
         </w:tc>
@@ -14360,7 +14360,7 @@
                 <w:sz w:val="20"/>
                 <w:szCs w:val="20"/>
               </w:rPr>
-              <w:t>CUP 5.684,00</w:t>
+              <w:t>CUP 5.782,00</w:t>
             </w:r>
           </w:p>
         </w:tc>
@@ -14423,7 +14423,7 @@
                 <w:sz w:val="20"/>
                 <w:szCs w:val="20"/>
               </w:rPr>
-              <w:t>CUP 4.060,00</w:t>
+              <w:t>CUP 4.130,00</w:t>
             </w:r>
           </w:p>
         </w:tc>
@@ -14486,7 +14486,7 @@
                 <w:sz w:val="20"/>
                 <w:szCs w:val="20"/>
               </w:rPr>
-              <w:t>CUP 12.180,00</w:t>
+              <w:t>CUP 12.390,00</w:t>
             </w:r>
           </w:p>
         </w:tc>
@@ -14549,7 +14549,7 @@
                 <w:sz w:val="20"/>
                 <w:szCs w:val="20"/>
               </w:rPr>
-              <w:t>CUP 5.684,00</w:t>
+              <w:t>CUP 5.782,00</w:t>
             </w:r>
           </w:p>
         </w:tc>
@@ -14612,7 +14612,7 @@
                 <w:sz w:val="20"/>
                 <w:szCs w:val="20"/>
               </w:rPr>
-              <w:t>CUP 5.684,00</w:t>
+              <w:t>CUP 5.782,00</w:t>
             </w:r>
           </w:p>
         </w:tc>
@@ -14675,7 +14675,7 @@
                 <w:sz w:val="20"/>
                 <w:szCs w:val="20"/>
               </w:rPr>
-              <w:t>CUP 4.060,00</w:t>
+              <w:t>CUP 4.130,00</w:t>
             </w:r>
           </w:p>
         </w:tc>
@@ -14738,7 +14738,7 @@
                 <w:sz w:val="20"/>
                 <w:szCs w:val="20"/>
               </w:rPr>
-              <w:t>CUP 16.240,00</w:t>
+              <w:t>CUP 16.520,00</w:t>
             </w:r>
           </w:p>
         </w:tc>
@@ -14801,7 +14801,7 @@
                 <w:sz w:val="20"/>
                 <w:szCs w:val="20"/>
               </w:rPr>
-              <w:t>CUP 1.624,00</w:t>
+              <w:t>CUP 1.652,00</w:t>
             </w:r>
           </w:p>
         </w:tc>
@@ -14864,7 +14864,7 @@
                 <w:sz w:val="20"/>
                 <w:szCs w:val="20"/>
               </w:rPr>
-              <w:t>CUP 16.240,00</w:t>
+              <w:t>CUP 16.520,00</w:t>
             </w:r>
           </w:p>
         </w:tc>
@@ -14927,7 +14927,7 @@
                 <w:sz w:val="20"/>
                 <w:szCs w:val="20"/>
               </w:rPr>
-              <w:t>CUP 40.600,00</w:t>
+              <w:t>CUP 41.300,00</w:t>
             </w:r>
           </w:p>
         </w:tc>
@@ -14990,7 +14990,7 @@
                 <w:sz w:val="20"/>
                 <w:szCs w:val="20"/>
               </w:rPr>
-              <w:t>CUP 32.480,00</w:t>
+              <w:t>CUP 33.040,00</w:t>
             </w:r>
           </w:p>
         </w:tc>
@@ -15053,7 +15053,7 @@
                 <w:sz w:val="20"/>
                 <w:szCs w:val="20"/>
               </w:rPr>
-              <w:t>CUP 121.800,00</w:t>
+              <w:t>CUP 123.900,00</w:t>
             </w:r>
           </w:p>
         </w:tc>
@@ -15116,7 +15116,7 @@
                 <w:sz w:val="20"/>
                 <w:szCs w:val="20"/>
               </w:rPr>
-              <w:t>CUP 73.080,00</w:t>
+              <w:t>CUP 74.340,00</w:t>
             </w:r>
           </w:p>
         </w:tc>
@@ -15179,7 +15179,7 @@
                 <w:sz w:val="20"/>
                 <w:szCs w:val="20"/>
               </w:rPr>
-              <w:t>CUP 2.436,00</w:t>
+              <w:t>CUP 2.478,00</w:t>
             </w:r>
           </w:p>
         </w:tc>
@@ -15242,7 +15242,7 @@
                 <w:sz w:val="20"/>
                 <w:szCs w:val="20"/>
               </w:rPr>
-              <w:t>CUP 6.496,00</w:t>
+              <w:t>CUP 6.608,00</w:t>
             </w:r>
           </w:p>
         </w:tc>
@@ -15305,7 +15305,7 @@
                 <w:sz w:val="20"/>
                 <w:szCs w:val="20"/>
               </w:rPr>
-              <w:t>CUP 5.684,00</w:t>
+              <w:t>CUP 5.782,00</w:t>
             </w:r>
           </w:p>
         </w:tc>
@@ -15368,7 +15368,7 @@
                 <w:sz w:val="20"/>
                 <w:szCs w:val="20"/>
               </w:rPr>
-              <w:t>CUP 259.840,00</w:t>
+              <w:t>CUP 264.320,00</w:t>
             </w:r>
           </w:p>
         </w:tc>
@@ -15431,7 +15431,7 @@
                 <w:sz w:val="20"/>
                 <w:szCs w:val="20"/>
               </w:rPr>
-              <w:t>CUP 422.240,00</w:t>
+              <w:t>CUP 429.520,00</w:t>
             </w:r>
           </w:p>
         </w:tc>
@@ -15494,7 +15494,7 @@
                 <w:sz w:val="20"/>
                 <w:szCs w:val="20"/>
               </w:rPr>
-              <w:t>CUP 430.360,00</w:t>
+              <w:t>CUP 437.780,00</w:t>
             </w:r>
           </w:p>
         </w:tc>
@@ -15557,7 +15557,7 @@
                 <w:sz w:val="20"/>
                 <w:szCs w:val="20"/>
               </w:rPr>
-              <w:t>CUP 4.872,00</w:t>
+              <w:t>CUP 4.956,00</w:t>
             </w:r>
           </w:p>
         </w:tc>
@@ -15620,7 +15620,7 @@
                 <w:sz w:val="20"/>
                 <w:szCs w:val="20"/>
               </w:rPr>
-              <w:t>CUP 9.744,00</w:t>
+              <w:t>CUP 9.912,00</w:t>
             </w:r>
           </w:p>
         </w:tc>
@@ -15683,7 +15683,7 @@
                 <w:sz w:val="20"/>
                 <w:szCs w:val="20"/>
               </w:rPr>
-              <w:t>CUP 6.496,00</w:t>
+              <w:t>CUP 6.608,00</w:t>
             </w:r>
           </w:p>
         </w:tc>
@@ -15746,7 +15746,7 @@
                 <w:sz w:val="20"/>
                 <w:szCs w:val="20"/>
               </w:rPr>
-              <w:t>CUP 16.240,00</w:t>
+              <w:t>CUP 16.520,00</w:t>
             </w:r>
           </w:p>
         </w:tc>
@@ -15809,7 +15809,7 @@
                 <w:sz w:val="20"/>
                 <w:szCs w:val="20"/>
               </w:rPr>
-              <w:t>CUP 12.180,00</w:t>
+              <w:t>CUP 12.390,00</w:t>
             </w:r>
           </w:p>
         </w:tc>
@@ -15872,7 +15872,7 @@
                 <w:sz w:val="20"/>
                 <w:szCs w:val="20"/>
               </w:rPr>
-              <w:t>CUP 4.060,00</w:t>
+              <w:t>CUP 4.130,00</w:t>
             </w:r>
           </w:p>
         </w:tc>
@@ -15935,7 +15935,7 @@
                 <w:sz w:val="20"/>
                 <w:szCs w:val="20"/>
               </w:rPr>
-              <w:t>CUP 12.180,00</w:t>
+              <w:t>CUP 12.390,00</w:t>
             </w:r>
           </w:p>
         </w:tc>
@@ -15998,7 +15998,7 @@
                 <w:sz w:val="20"/>
                 <w:szCs w:val="20"/>
               </w:rPr>
-              <w:t>CUP 56.840,00</w:t>
+              <w:t>CUP 57.820,00</w:t>
             </w:r>
           </w:p>
         </w:tc>
@@ -16061,7 +16061,7 @@
                 <w:sz w:val="20"/>
                 <w:szCs w:val="20"/>
               </w:rPr>
-              <w:t>CUP 6.496,00</w:t>
+              <w:t>CUP 6.608,00</w:t>
             </w:r>
           </w:p>
         </w:tc>
@@ -16124,7 +16124,7 @@
                 <w:sz w:val="20"/>
                 <w:szCs w:val="20"/>
               </w:rPr>
-              <w:t>CUP 8.120,00</w:t>
+              <w:t>CUP 8.260,00</w:t>
             </w:r>
           </w:p>
         </w:tc>
@@ -16187,7 +16187,7 @@
                 <w:sz w:val="20"/>
                 <w:szCs w:val="20"/>
               </w:rPr>
-              <w:t>CUP 16.240,00</w:t>
+              <w:t>CUP 16.520,00</w:t>
             </w:r>
           </w:p>
         </w:tc>
@@ -16251,7 +16251,7 @@
                 <w:sz w:val="20"/>
                 <w:szCs w:val="20"/>
               </w:rPr>
-              <w:t>CUP 6.496,00</w:t>
+              <w:t>CUP 6.608,00</w:t>
             </w:r>
           </w:p>
         </w:tc>
@@ -16314,7 +16314,7 @@
                 <w:sz w:val="20"/>
                 <w:szCs w:val="20"/>
               </w:rPr>
-              <w:t>CUP 6.496,00</w:t>
+              <w:t>CUP 6.608,00</w:t>
             </w:r>
           </w:p>
         </w:tc>
@@ -16377,7 +16377,7 @@
                 <w:sz w:val="20"/>
                 <w:szCs w:val="20"/>
               </w:rPr>
-              <w:t>CUP 6.496,00</w:t>
+              <w:t>CUP 6.608,00</w:t>
             </w:r>
           </w:p>
         </w:tc>
@@ -16440,7 +16440,7 @@
                 <w:sz w:val="20"/>
                 <w:szCs w:val="20"/>
               </w:rPr>
-              <w:t>CUP 6.496,00</w:t>
+              <w:t>CUP 6.608,00</w:t>
             </w:r>
           </w:p>
         </w:tc>
@@ -16503,7 +16503,7 @@
                 <w:sz w:val="20"/>
                 <w:szCs w:val="20"/>
               </w:rPr>
-              <w:t>CUP 40.600,00</w:t>
+              <w:t>CUP 41.300,00</w:t>
             </w:r>
           </w:p>
         </w:tc>
@@ -16566,7 +16566,7 @@
                 <w:sz w:val="20"/>
                 <w:szCs w:val="20"/>
               </w:rPr>
-              <w:t>CUP 4.060,00</w:t>
+              <w:t>CUP 4.130,00</w:t>
             </w:r>
           </w:p>
         </w:tc>
@@ -16629,7 +16629,7 @@
                 <w:sz w:val="20"/>
                 <w:szCs w:val="20"/>
               </w:rPr>
-              <w:t>CUP 4.060,00</w:t>
+              <w:t>CUP 4.130,00</w:t>
             </w:r>
           </w:p>
         </w:tc>
@@ -16692,7 +16692,7 @@
                 <w:sz w:val="20"/>
                 <w:szCs w:val="20"/>
               </w:rPr>
-              <w:t>CUP 24.360,00</w:t>
+              <w:t>CUP 24.780,00</w:t>
             </w:r>
           </w:p>
         </w:tc>
@@ -16755,7 +16755,7 @@
                 <w:sz w:val="20"/>
                 <w:szCs w:val="20"/>
               </w:rPr>
-              <w:t>CUP 4.060,00</w:t>
+              <w:t>CUP 4.130,00</w:t>
             </w:r>
           </w:p>
         </w:tc>
@@ -16818,7 +16818,7 @@
                 <w:sz w:val="20"/>
                 <w:szCs w:val="20"/>
               </w:rPr>
-              <w:t>CUP 227.360,00</w:t>
+              <w:t>CUP 231.280,00</w:t>
             </w:r>
           </w:p>
         </w:tc>
@@ -16881,7 +16881,7 @@
                 <w:sz w:val="20"/>
                 <w:szCs w:val="20"/>
               </w:rPr>
-              <w:t>CUP 121.800,00</w:t>
+              <w:t>CUP 123.900,00</w:t>
             </w:r>
           </w:p>
         </w:tc>
@@ -16962,7 +16962,7 @@
                 <w:sz w:val="20"/>
                 <w:szCs w:val="20"/>
               </w:rPr>
-              <w:t>CUP 52.780,00</w:t>
+              <w:t>CUP 53.690,00</w:t>
             </w:r>
           </w:p>
         </w:tc>
@@ -17025,7 +17025,7 @@
                 <w:sz w:val="20"/>
                 <w:szCs w:val="20"/>
               </w:rPr>
-              <w:t>CUP 64.960,00</w:t>
+              <w:t>CUP 66.080,00</w:t>
             </w:r>
           </w:p>
         </w:tc>
@@ -17088,7 +17088,7 @@
                 <w:sz w:val="20"/>
                 <w:szCs w:val="20"/>
               </w:rPr>
-              <w:t>CUP 24.360,00</w:t>
+              <w:t>CUP 24.780,00</w:t>
             </w:r>
           </w:p>
         </w:tc>
@@ -17151,7 +17151,7 @@
                 <w:sz w:val="20"/>
                 <w:szCs w:val="20"/>
               </w:rPr>
-              <w:t>CUP 121.800,00</w:t>
+              <w:t>CUP 123.900,00</w:t>
             </w:r>
           </w:p>
         </w:tc>
@@ -17214,7 +17214,7 @@
                 <w:sz w:val="20"/>
                 <w:szCs w:val="20"/>
               </w:rPr>
-              <w:t>CUP 121.800,00</w:t>
+              <w:t>CUP 123.900,00</w:t>
             </w:r>
           </w:p>
         </w:tc>
@@ -17277,7 +17277,7 @@
                 <w:sz w:val="20"/>
                 <w:szCs w:val="20"/>
               </w:rPr>
-              <w:t>CUP 44.660,00</w:t>
+              <w:t>CUP 45.430,00</w:t>
             </w:r>
           </w:p>
         </w:tc>
@@ -17340,7 +17340,7 @@
                 <w:sz w:val="20"/>
                 <w:szCs w:val="20"/>
               </w:rPr>
-              <w:t>CUP 48.720,00</w:t>
+              <w:t>CUP 49.560,00</w:t>
             </w:r>
           </w:p>
         </w:tc>
@@ -17403,7 +17403,7 @@
                 <w:sz w:val="20"/>
                 <w:szCs w:val="20"/>
               </w:rPr>
-              <w:t>CUP 52.780,00</w:t>
+              <w:t>CUP 53.690,00</w:t>
             </w:r>
           </w:p>
         </w:tc>
@@ -17466,7 +17466,7 @@
                 <w:sz w:val="20"/>
                 <w:szCs w:val="20"/>
               </w:rPr>
-              <w:t>CUP 52.780,00</w:t>
+              <w:t>CUP 53.690,00</w:t>
             </w:r>
           </w:p>
         </w:tc>
@@ -17529,7 +17529,7 @@
                 <w:sz w:val="20"/>
                 <w:szCs w:val="20"/>
               </w:rPr>
-              <w:t>CUP 5.684,00</w:t>
+              <w:t>CUP 5.782,00</w:t>
             </w:r>
           </w:p>
         </w:tc>
@@ -17592,7 +17592,7 @@
                 <w:sz w:val="20"/>
                 <w:szCs w:val="20"/>
               </w:rPr>
-              <w:t>CUP 8.120,00</w:t>
+              <w:t>CUP 8.260,00</w:t>
             </w:r>
           </w:p>
         </w:tc>
@@ -17655,7 +17655,7 @@
                 <w:sz w:val="20"/>
                 <w:szCs w:val="20"/>
               </w:rPr>
-              <w:t>CUP 48.720,00</w:t>
+              <w:t>CUP 49.560,00</w:t>
             </w:r>
           </w:p>
         </w:tc>
@@ -17718,7 +17718,7 @@
                 <w:sz w:val="20"/>
                 <w:szCs w:val="20"/>
               </w:rPr>
-              <w:t>CUP 8.120,00</w:t>
+              <w:t>CUP 8.260,00</w:t>
             </w:r>
           </w:p>
         </w:tc>
@@ -17781,7 +17781,7 @@
                 <w:sz w:val="20"/>
                 <w:szCs w:val="20"/>
               </w:rPr>
-              <w:t>CUP 16.240,00</w:t>
+              <w:t>CUP 16.520,00</w:t>
             </w:r>
           </w:p>
         </w:tc>
@@ -17844,7 +17844,7 @@
                 <w:sz w:val="20"/>
                 <w:szCs w:val="20"/>
               </w:rPr>
-              <w:t>CUP 81.200,00</w:t>
+              <w:t>CUP 82.600,00</w:t>
             </w:r>
           </w:p>
         </w:tc>
@@ -17907,7 +17907,7 @@
                 <w:sz w:val="20"/>
                 <w:szCs w:val="20"/>
               </w:rPr>
-              <w:t>CUP 97.440,00</w:t>
+              <w:t>CUP 99.120,00</w:t>
             </w:r>
           </w:p>
         </w:tc>
@@ -17970,7 +17970,7 @@
                 <w:sz w:val="20"/>
                 <w:szCs w:val="20"/>
               </w:rPr>
-              <w:t>CUP 243.600,00</w:t>
+              <w:t>CUP 247.800,00</w:t>
             </w:r>
           </w:p>
         </w:tc>
@@ -18033,7 +18033,7 @@
                 <w:sz w:val="20"/>
                 <w:szCs w:val="20"/>
               </w:rPr>
-              <w:t>CUP 243.600,00</w:t>
+              <w:t>CUP 247.800,00</w:t>
             </w:r>
           </w:p>
         </w:tc>
@@ -18096,7 +18096,7 @@
                 <w:sz w:val="20"/>
                 <w:szCs w:val="20"/>
               </w:rPr>
-              <w:t>CUP 129.920,00</w:t>
+              <w:t>CUP 132.160,00</w:t>
             </w:r>
           </w:p>
         </w:tc>
@@ -18159,7 +18159,7 @@
                 <w:sz w:val="20"/>
                 <w:szCs w:val="20"/>
               </w:rPr>
-              <w:t>CUP 178.640,00</w:t>
+              <w:t>CUP 181.720,00</w:t>
             </w:r>
           </w:p>
         </w:tc>
@@ -18223,7 +18223,7 @@
                 <w:sz w:val="20"/>
                 <w:szCs w:val="20"/>
               </w:rPr>
-              <w:t>CUP 89.320,00</w:t>
+              <w:t>CUP 90.860,00</w:t>
             </w:r>
           </w:p>
         </w:tc>
@@ -18286,7 +18286,7 @@
                 <w:sz w:val="20"/>
                 <w:szCs w:val="20"/>
               </w:rPr>
-              <w:t>CUP 129.920,00</w:t>
+              <w:t>CUP 132.160,00</w:t>
             </w:r>
           </w:p>
         </w:tc>
@@ -18349,7 +18349,7 @@
                 <w:sz w:val="20"/>
                 <w:szCs w:val="20"/>
               </w:rPr>
-              <w:t>CUP 24.360,00</w:t>
+              <w:t>CUP 24.780,00</w:t>
             </w:r>
           </w:p>
         </w:tc>
@@ -18412,7 +18412,7 @@
                 <w:sz w:val="20"/>
                 <w:szCs w:val="20"/>
               </w:rPr>
-              <w:t>CUP 24.360,00</w:t>
+              <w:t>CUP 24.780,00</w:t>
             </w:r>
           </w:p>
         </w:tc>
@@ -18475,7 +18475,7 @@
                 <w:sz w:val="20"/>
                 <w:szCs w:val="20"/>
               </w:rPr>
-              <w:t>CUP 138.040,00</w:t>
+              <w:t>CUP 140.420,00</w:t>
             </w:r>
           </w:p>
         </w:tc>
@@ -18538,7 +18538,7 @@
                 <w:sz w:val="20"/>
                 <w:szCs w:val="20"/>
               </w:rPr>
-              <w:t>CUP 56.840,00</w:t>
+              <w:t>CUP 57.820,00</w:t>
             </w:r>
           </w:p>
         </w:tc>
@@ -18601,7 +18601,7 @@
                 <w:sz w:val="20"/>
                 <w:szCs w:val="20"/>
               </w:rPr>
-              <w:t>CUP 162.400,00</w:t>
+              <w:t>CUP 165.200,00</w:t>
             </w:r>
           </w:p>
         </w:tc>
@@ -18664,7 +18664,7 @@
                 <w:sz w:val="20"/>
                 <w:szCs w:val="20"/>
               </w:rPr>
-              <w:t>CUP 73.080,00</w:t>
+              <w:t>CUP 74.340,00</w:t>
             </w:r>
           </w:p>
         </w:tc>
@@ -18727,7 +18727,7 @@
                 <w:sz w:val="20"/>
                 <w:szCs w:val="20"/>
               </w:rPr>
-              <w:t>CUP 16.240,00</w:t>
+              <w:t>CUP 16.520,00</w:t>
             </w:r>
           </w:p>
         </w:tc>
@@ -18790,7 +18790,7 @@
                 <w:sz w:val="20"/>
                 <w:szCs w:val="20"/>
               </w:rPr>
-              <w:t>CUP 56.840,00</w:t>
+              <w:t>CUP 57.820,00</w:t>
             </w:r>
           </w:p>
         </w:tc>
@@ -18853,7 +18853,7 @@
                 <w:sz w:val="20"/>
                 <w:szCs w:val="20"/>
               </w:rPr>
-              <w:t>CUP 20.300,00</w:t>
+              <w:t>CUP 20.650,00</w:t>
             </w:r>
           </w:p>
         </w:tc>
@@ -18916,7 +18916,7 @@
                 <w:sz w:val="20"/>
                 <w:szCs w:val="20"/>
               </w:rPr>
-              <w:t>CUP 8.120,00</w:t>
+              <w:t>CUP 8.260,00</w:t>
             </w:r>
           </w:p>
         </w:tc>
@@ -18979,7 +18979,7 @@
                 <w:sz w:val="20"/>
                 <w:szCs w:val="20"/>
               </w:rPr>
-              <w:t>CUP 16.240,00</w:t>
+              <w:t>CUP 16.520,00</w:t>
             </w:r>
           </w:p>
         </w:tc>
@@ -19042,7 +19042,7 @@
                 <w:sz w:val="20"/>
                 <w:szCs w:val="20"/>
               </w:rPr>
-              <w:t>CUP 9.744,00</w:t>
+              <w:t>CUP 9.912,00</w:t>
             </w:r>
           </w:p>
         </w:tc>
@@ -19105,7 +19105,7 @@
                 <w:sz w:val="20"/>
                 <w:szCs w:val="20"/>
               </w:rPr>
-              <w:t>CUP 9.744,00</w:t>
+              <w:t>CUP 9.912,00</w:t>
             </w:r>
           </w:p>
         </w:tc>
@@ -19168,7 +19168,7 @@
                 <w:sz w:val="20"/>
                 <w:szCs w:val="20"/>
               </w:rPr>
-              <w:t>CUP 16.240,00</w:t>
+              <w:t>CUP 16.520,00</w:t>
             </w:r>
           </w:p>
         </w:tc>
@@ -19231,7 +19231,7 @@
                 <w:sz w:val="20"/>
                 <w:szCs w:val="20"/>
               </w:rPr>
-              <w:t>CUP 16.240,00</w:t>
+              <w:t>CUP 16.520,00</w:t>
             </w:r>
           </w:p>
         </w:tc>
@@ -19294,7 +19294,7 @@
                 <w:sz w:val="20"/>
                 <w:szCs w:val="20"/>
               </w:rPr>
-              <w:t>CUP 20.300,00</w:t>
+              <w:t>CUP 20.650,00</w:t>
             </w:r>
           </w:p>
         </w:tc>
@@ -19357,7 +19357,7 @@
                 <w:sz w:val="20"/>
                 <w:szCs w:val="20"/>
               </w:rPr>
-              <w:t>CUP 48.720,00</w:t>
+              <w:t>CUP 49.560,00</w:t>
             </w:r>
           </w:p>
         </w:tc>
@@ -19420,7 +19420,7 @@
                 <w:sz w:val="20"/>
                 <w:szCs w:val="20"/>
               </w:rPr>
-              <w:t>CUP 32.480,00</w:t>
+              <w:t>CUP 33.040,00</w:t>
             </w:r>
           </w:p>
         </w:tc>
@@ -19483,7 +19483,7 @@
                 <w:sz w:val="20"/>
                 <w:szCs w:val="20"/>
               </w:rPr>
-              <w:t>CUP 24.360,00</w:t>
+              <w:t>CUP 24.780,00</w:t>
             </w:r>
           </w:p>
         </w:tc>
@@ -19546,7 +19546,7 @@
                 <w:sz w:val="20"/>
                 <w:szCs w:val="20"/>
               </w:rPr>
-              <w:t>CUP 16.240,00</w:t>
+              <w:t>CUP 16.520,00</w:t>
             </w:r>
           </w:p>
         </w:tc>
@@ -19609,7 +19609,7 @@
                 <w:sz w:val="20"/>
                 <w:szCs w:val="20"/>
               </w:rPr>
-              <w:t>CUP 162,40</w:t>
+              <w:t>CUP 165,20</w:t>
             </w:r>
           </w:p>
         </w:tc>
@@ -19672,7 +19672,7 @@
                 <w:sz w:val="20"/>
                 <w:szCs w:val="20"/>
               </w:rPr>
-              <w:t>CUP 121.800,00</w:t>
+              <w:t>CUP 123.900,00</w:t>
             </w:r>
           </w:p>
         </w:tc>
@@ -19735,7 +19735,7 @@
                 <w:sz w:val="20"/>
                 <w:szCs w:val="20"/>
               </w:rPr>
-              <w:t>CUP 243.600,00</w:t>
+              <w:t>CUP 247.800,00</w:t>
             </w:r>
           </w:p>
         </w:tc>
@@ -19798,7 +19798,7 @@
                 <w:sz w:val="20"/>
                 <w:szCs w:val="20"/>
               </w:rPr>
-              <w:t>CUP 16.240,00</w:t>
+              <w:t>CUP 16.520,00</w:t>
             </w:r>
           </w:p>
         </w:tc>
@@ -19861,7 +19861,7 @@
                 <w:sz w:val="20"/>
                 <w:szCs w:val="20"/>
               </w:rPr>
-              <w:t>CUP 16.240,00</w:t>
+              <w:t>CUP 16.520,00</w:t>
             </w:r>
           </w:p>
         </w:tc>
@@ -19924,7 +19924,7 @@
                 <w:sz w:val="20"/>
                 <w:szCs w:val="20"/>
               </w:rPr>
-              <w:t>CUP 12.180,00</w:t>
+              <w:t>CUP 12.390,00</w:t>
             </w:r>
           </w:p>
         </w:tc>
@@ -19987,7 +19987,7 @@
                 <w:sz w:val="20"/>
                 <w:szCs w:val="20"/>
               </w:rPr>
-              <w:t>CUP 24.360,00</w:t>
+              <w:t>CUP 24.780,00</w:t>
             </w:r>
           </w:p>
         </w:tc>
@@ -20050,7 +20050,7 @@
                 <w:sz w:val="20"/>
                 <w:szCs w:val="20"/>
               </w:rPr>
-              <w:t>CUP 12.180,00</w:t>
+              <w:t>CUP 12.390,00</w:t>
             </w:r>
           </w:p>
         </w:tc>
@@ -20113,7 +20113,7 @@
                 <w:sz w:val="20"/>
                 <w:szCs w:val="20"/>
               </w:rPr>
-              <w:t>CUP 24.360,00</w:t>
+              <w:t>CUP 24.780,00</w:t>
             </w:r>
           </w:p>
         </w:tc>
@@ -20177,7 +20177,7 @@
                 <w:sz w:val="20"/>
                 <w:szCs w:val="20"/>
               </w:rPr>
-              <w:t>CUP 32.480,00</w:t>
+              <w:t>CUP 33.040,00</w:t>
             </w:r>
           </w:p>
         </w:tc>
@@ -20240,7 +20240,7 @@
                 <w:sz w:val="20"/>
                 <w:szCs w:val="20"/>
               </w:rPr>
-              <w:t>CUP 81.200,00</w:t>
+              <w:t>CUP 82.600,00</w:t>
             </w:r>
           </w:p>
         </w:tc>
@@ -20303,7 +20303,7 @@
                 <w:sz w:val="20"/>
                 <w:szCs w:val="20"/>
               </w:rPr>
-              <w:t>CUP 56.840,00</w:t>
+              <w:t>CUP 57.820,00</w:t>
             </w:r>
           </w:p>
         </w:tc>
@@ -20366,7 +20366,7 @@
                 <w:sz w:val="20"/>
                 <w:szCs w:val="20"/>
               </w:rPr>
-              <w:t>CUP 8.120,00</w:t>
+              <w:t>CUP 8.260,00</w:t>
             </w:r>
           </w:p>
         </w:tc>
@@ -20429,7 +20429,7 @@
                 <w:sz w:val="20"/>
                 <w:szCs w:val="20"/>
               </w:rPr>
-              <w:t>CUP 105.560,00</w:t>
+              <w:t>CUP 107.380,00</w:t>
             </w:r>
           </w:p>
         </w:tc>
@@ -20492,7 +20492,7 @@
                 <w:sz w:val="20"/>
                 <w:szCs w:val="20"/>
               </w:rPr>
-              <w:t>CUP 162.400,00</w:t>
+              <w:t>CUP 165.200,00</w:t>
             </w:r>
           </w:p>
         </w:tc>
@@ -20555,7 +20555,7 @@
                 <w:sz w:val="20"/>
                 <w:szCs w:val="20"/>
               </w:rPr>
-              <w:t>CUP 20.300,00</w:t>
+              <w:t>CUP 20.650,00</w:t>
             </w:r>
           </w:p>
         </w:tc>
@@ -20618,7 +20618,7 @@
                 <w:sz w:val="20"/>
                 <w:szCs w:val="20"/>
               </w:rPr>
-              <w:t>CUP 12.180,00</w:t>
+              <w:t>CUP 12.390,00</w:t>
             </w:r>
           </w:p>
         </w:tc>
@@ -20681,7 +20681,7 @@
                 <w:sz w:val="20"/>
                 <w:szCs w:val="20"/>
               </w:rPr>
-              <w:t>CUP 81.200,00</w:t>
+              <w:t>CUP 82.600,00</w:t>
             </w:r>
           </w:p>
         </w:tc>
@@ -20744,7 +20744,7 @@
                 <w:sz w:val="20"/>
                 <w:szCs w:val="20"/>
               </w:rPr>
-              <w:t>CUP 48.720,00</w:t>
+              <w:t>CUP 49.560,00</w:t>
             </w:r>
           </w:p>
         </w:tc>
@@ -20825,7 +20825,7 @@
                 <w:sz w:val="20"/>
                 <w:szCs w:val="20"/>
               </w:rPr>
-              <w:t>CUP 77.140,00</w:t>
+              <w:t>CUP 78.470,00</w:t>
             </w:r>
           </w:p>
         </w:tc>
@@ -20888,7 +20888,7 @@
                 <w:sz w:val="20"/>
                 <w:szCs w:val="20"/>
               </w:rPr>
-              <w:t>CUP 4.060,00</w:t>
+              <w:t>CUP 4.130,00</w:t>
             </w:r>
           </w:p>
         </w:tc>
@@ -20951,7 +20951,7 @@
                 <w:sz w:val="20"/>
                 <w:szCs w:val="20"/>
               </w:rPr>
-              <w:t>CUP 4.060,00</w:t>
+              <w:t>CUP 4.130,00</w:t>
             </w:r>
           </w:p>
         </w:tc>
@@ -21014,7 +21014,7 @@
                 <w:sz w:val="20"/>
                 <w:szCs w:val="20"/>
               </w:rPr>
-              <w:t>CUP 6.496,00</w:t>
+              <w:t>CUP 6.608,00</w:t>
             </w:r>
           </w:p>
         </w:tc>
@@ -21077,7 +21077,7 @@
                 <w:sz w:val="20"/>
                 <w:szCs w:val="20"/>
               </w:rPr>
-              <w:t>CUP 5.684,00</w:t>
+              <w:t>CUP 5.782,00</w:t>
             </w:r>
           </w:p>
         </w:tc>
@@ -21140,7 +21140,7 @@
                 <w:sz w:val="20"/>
                 <w:szCs w:val="20"/>
               </w:rPr>
-              <w:t>CUP 16.240,00</w:t>
+              <w:t>CUP 16.520,00</w:t>
             </w:r>
           </w:p>
         </w:tc>
@@ -21203,7 +21203,7 @@
                 <w:sz w:val="20"/>
                 <w:szCs w:val="20"/>
               </w:rPr>
-              <w:t>CUP 6.496,00</w:t>
+              <w:t>CUP 6.608,00</w:t>
             </w:r>
           </w:p>
         </w:tc>
@@ -21266,7 +21266,7 @@
                 <w:sz w:val="20"/>
                 <w:szCs w:val="20"/>
               </w:rPr>
-              <w:t>CUP 8.120,00</w:t>
+              <w:t>CUP 8.260,00</w:t>
             </w:r>
           </w:p>
         </w:tc>
@@ -21329,7 +21329,7 @@
                 <w:sz w:val="20"/>
                 <w:szCs w:val="20"/>
               </w:rPr>
-              <w:t>CUP 8.120,00</w:t>
+              <w:t>CUP 8.260,00</w:t>
             </w:r>
           </w:p>
         </w:tc>
@@ -21392,7 +21392,7 @@
                 <w:sz w:val="20"/>
                 <w:szCs w:val="20"/>
               </w:rPr>
-              <w:t>CUP 8.120,00</w:t>
+              <w:t>CUP 8.260,00</w:t>
             </w:r>
           </w:p>
         </w:tc>
@@ -21455,7 +21455,7 @@
                 <w:sz w:val="20"/>
                 <w:szCs w:val="20"/>
               </w:rPr>
-              <w:t>CUP 12.180,00</w:t>
+              <w:t>CUP 12.390,00</w:t>
             </w:r>
           </w:p>
         </w:tc>
@@ -21518,7 +21518,7 @@
                 <w:sz w:val="20"/>
                 <w:szCs w:val="20"/>
               </w:rPr>
-              <w:t>CUP 12.180,00</w:t>
+              <w:t>CUP 12.390,00</w:t>
             </w:r>
           </w:p>
         </w:tc>
@@ -21581,7 +21581,7 @@
                 <w:sz w:val="20"/>
                 <w:szCs w:val="20"/>
               </w:rPr>
-              <w:t>CUP 9.744,00</w:t>
+              <w:t>CUP 9.912,00</w:t>
             </w:r>
           </w:p>
         </w:tc>
@@ -21644,7 +21644,7 @@
                 <w:sz w:val="20"/>
                 <w:szCs w:val="20"/>
               </w:rPr>
-              <w:t>CUP 12.180,00</w:t>
+              <w:t>CUP 12.390,00</w:t>
             </w:r>
           </w:p>
         </w:tc>
@@ -21707,7 +21707,7 @@
                 <w:sz w:val="20"/>
                 <w:szCs w:val="20"/>
               </w:rPr>
-              <w:t>CUP 4.872,00</w:t>
+              <w:t>CUP 4.956,00</w:t>
             </w:r>
           </w:p>
         </w:tc>
@@ -21770,7 +21770,7 @@
                 <w:sz w:val="20"/>
                 <w:szCs w:val="20"/>
               </w:rPr>
-              <w:t>CUP 8.120,00</w:t>
+              <w:t>CUP 8.260,00</w:t>
             </w:r>
           </w:p>
         </w:tc>
@@ -21833,7 +21833,7 @@
                 <w:sz w:val="20"/>
                 <w:szCs w:val="20"/>
               </w:rPr>
-              <w:t>CUP 121.800,00</w:t>
+              <w:t>CUP 123.900,00</w:t>
             </w:r>
           </w:p>
         </w:tc>
@@ -21896,7 +21896,7 @@
                 <w:sz w:val="20"/>
                 <w:szCs w:val="20"/>
               </w:rPr>
-              <w:t>CUP 146.160,00</w:t>
+              <w:t>CUP 148.680,00</w:t>
             </w:r>
           </w:p>
         </w:tc>
@@ -21959,7 +21959,7 @@
                 <w:sz w:val="20"/>
                 <w:szCs w:val="20"/>
               </w:rPr>
-              <w:t>CUP 73.080,00</w:t>
+              <w:t>CUP 74.340,00</w:t>
             </w:r>
           </w:p>
         </w:tc>
@@ -22022,7 +22022,7 @@
                 <w:sz w:val="20"/>
                 <w:szCs w:val="20"/>
               </w:rPr>
-              <w:t>CUP 24.360,00</w:t>
+              <w:t>CUP 24.780,00</w:t>
             </w:r>
           </w:p>
         </w:tc>
@@ -22085,7 +22085,7 @@
                 <w:sz w:val="20"/>
                 <w:szCs w:val="20"/>
               </w:rPr>
-              <w:t>CUP 16.240,00</w:t>
+              <w:t>CUP 16.520,00</w:t>
             </w:r>
           </w:p>
         </w:tc>
@@ -22149,7 +22149,7 @@
                 <w:sz w:val="20"/>
                 <w:szCs w:val="20"/>
               </w:rPr>
-              <w:t>CUP 3.248,00</w:t>
+              <w:t>CUP 3.304,00</w:t>
             </w:r>
           </w:p>
         </w:tc>
@@ -22212,7 +22212,7 @@
                 <w:sz w:val="20"/>
                 <w:szCs w:val="20"/>
               </w:rPr>
-              <w:t>CUP 1.624,00</w:t>
+              <w:t>CUP 1.652,00</w:t>
             </w:r>
           </w:p>
         </w:tc>
@@ -22275,7 +22275,7 @@
                 <w:sz w:val="20"/>
                 <w:szCs w:val="20"/>
               </w:rPr>
-              <w:t>CUP 97.440,00</w:t>
+              <w:t>CUP 99.120,00</w:t>
             </w:r>
           </w:p>
         </w:tc>
@@ -22338,7 +22338,7 @@
                 <w:sz w:val="20"/>
                 <w:szCs w:val="20"/>
               </w:rPr>
-              <w:t>CUP 60.900,00</w:t>
+              <w:t>CUP 61.950,00</w:t>
             </w:r>
           </w:p>
         </w:tc>
@@ -22401,7 +22401,7 @@
                 <w:sz w:val="20"/>
                 <w:szCs w:val="20"/>
               </w:rPr>
-              <w:t>CUP 20.300,00</w:t>
+              <w:t>CUP 20.650,00</w:t>
             </w:r>
           </w:p>
         </w:tc>
@@ -22464,7 +22464,7 @@
                 <w:sz w:val="20"/>
                 <w:szCs w:val="20"/>
               </w:rPr>
-              <w:t>CUP 48.720,00</w:t>
+              <w:t>CUP 49.560,00</w:t>
             </w:r>
           </w:p>
         </w:tc>
@@ -22527,7 +22527,7 @@
                 <w:sz w:val="20"/>
                 <w:szCs w:val="20"/>
               </w:rPr>
-              <w:t>CUP 8.120,00</w:t>
+              <w:t>CUP 8.260,00</w:t>
             </w:r>
           </w:p>
         </w:tc>
@@ -22590,7 +22590,7 @@
                 <w:sz w:val="20"/>
                 <w:szCs w:val="20"/>
               </w:rPr>
-              <w:t>CUP 9.744,00</w:t>
+              <w:t>CUP 9.912,00</w:t>
             </w:r>
           </w:p>
         </w:tc>
@@ -22653,7 +22653,7 @@
                 <w:sz w:val="20"/>
                 <w:szCs w:val="20"/>
               </w:rPr>
-              <w:t>CUP 203.000,00</w:t>
+              <w:t>CUP 206.500,00</w:t>
             </w:r>
           </w:p>
         </w:tc>
@@ -22716,7 +22716,7 @@
                 <w:sz w:val="20"/>
                 <w:szCs w:val="20"/>
               </w:rPr>
-              <w:t>CUP 446.600,00</w:t>
+              <w:t>CUP 454.300,00</w:t>
             </w:r>
           </w:p>
         </w:tc>
@@ -22779,7 +22779,7 @@
                 <w:sz w:val="20"/>
                 <w:szCs w:val="20"/>
               </w:rPr>
-              <w:t>CUP 20.300,00</w:t>
+              <w:t>CUP 20.650,00</w:t>
             </w:r>
           </w:p>
         </w:tc>
@@ -22842,7 +22842,7 @@
                 <w:sz w:val="20"/>
                 <w:szCs w:val="20"/>
               </w:rPr>
-              <w:t>CUP 8.120,00</w:t>
+              <w:t>CUP 8.260,00</w:t>
             </w:r>
           </w:p>
         </w:tc>
@@ -22905,7 +22905,7 @@
                 <w:sz w:val="20"/>
                 <w:szCs w:val="20"/>
               </w:rPr>
-              <w:t>CUP 16.240,00</w:t>
+              <w:t>CUP 16.520,00</w:t>
             </w:r>
           </w:p>
         </w:tc>
@@ -22968,7 +22968,7 @@
                 <w:sz w:val="20"/>
                 <w:szCs w:val="20"/>
               </w:rPr>
-              <w:t>CUP 6.496,00</w:t>
+              <w:t>CUP 6.608,00</w:t>
             </w:r>
           </w:p>
         </w:tc>
@@ -23031,7 +23031,7 @@
                 <w:sz w:val="20"/>
                 <w:szCs w:val="20"/>
               </w:rPr>
-              <w:t>CUP 6.496,00</w:t>
+              <w:t>CUP 6.608,00</w:t>
             </w:r>
           </w:p>
         </w:tc>
@@ -23094,7 +23094,7 @@
                 <w:sz w:val="20"/>
                 <w:szCs w:val="20"/>
               </w:rPr>
-              <w:t>CUP 3.248,00</w:t>
+              <w:t>CUP 3.304,00</w:t>
             </w:r>
           </w:p>
         </w:tc>
@@ -23157,7 +23157,7 @@
                 <w:sz w:val="20"/>
                 <w:szCs w:val="20"/>
               </w:rPr>
-              <w:t>CUP 12.180,00</w:t>
+              <w:t>CUP 12.390,00</w:t>
             </w:r>
           </w:p>
         </w:tc>
@@ -23220,7 +23220,7 @@
                 <w:sz w:val="20"/>
                 <w:szCs w:val="20"/>
               </w:rPr>
-              <w:t>CUP 6.496,00</w:t>
+              <w:t>CUP 6.608,00</w:t>
             </w:r>
           </w:p>
         </w:tc>
@@ -23283,7 +23283,7 @@
                 <w:sz w:val="20"/>
                 <w:szCs w:val="20"/>
               </w:rPr>
-              <w:t>CUP 5.684,00</w:t>
+              <w:t>CUP 5.782,00</w:t>
             </w:r>
           </w:p>
         </w:tc>
@@ -23346,7 +23346,7 @@
                 <w:sz w:val="20"/>
                 <w:szCs w:val="20"/>
               </w:rPr>
-              <w:t>CUP 36.540,00</w:t>
+              <w:t>CUP 37.170,00</w:t>
             </w:r>
           </w:p>
         </w:tc>
@@ -23409,7 +23409,7 @@
                 <w:sz w:val="20"/>
                 <w:szCs w:val="20"/>
               </w:rPr>
-              <w:t>CUP 3.248,00</w:t>
+              <w:t>CUP 3.304,00</w:t>
             </w:r>
           </w:p>
         </w:tc>
@@ -23472,7 +23472,7 @@
                 <w:sz w:val="20"/>
                 <w:szCs w:val="20"/>
               </w:rPr>
-              <w:t>CUP 4.060,00</w:t>
+              <w:t>CUP 4.130,00</w:t>
             </w:r>
           </w:p>
         </w:tc>
@@ -23535,7 +23535,7 @@
                 <w:sz w:val="20"/>
                 <w:szCs w:val="20"/>
               </w:rPr>
-              <w:t>CUP 4.060,00</w:t>
+              <w:t>CUP 4.130,00</w:t>
             </w:r>
           </w:p>
         </w:tc>
@@ -23598,7 +23598,7 @@
                 <w:sz w:val="20"/>
                 <w:szCs w:val="20"/>
               </w:rPr>
-              <w:t>CUP 4.060,00</w:t>
+              <w:t>CUP 4.130,00</w:t>
             </w:r>
           </w:p>
         </w:tc>
@@ -23661,7 +23661,7 @@
                 <w:sz w:val="20"/>
                 <w:szCs w:val="20"/>
               </w:rPr>
-              <w:t>CUP 16.240,00</w:t>
+              <w:t>CUP 16.520,00</w:t>
             </w:r>
           </w:p>
         </w:tc>
@@ -23724,7 +23724,7 @@
                 <w:sz w:val="20"/>
                 <w:szCs w:val="20"/>
               </w:rPr>
-              <w:t>CUP 6.496,00</w:t>
+              <w:t>CUP 6.608,00</w:t>
             </w:r>
           </w:p>
         </w:tc>
@@ -23787,7 +23787,7 @@
                 <w:sz w:val="20"/>
                 <w:szCs w:val="20"/>
               </w:rPr>
-              <w:t>CUP 9.744,00</w:t>
+              <w:t>CUP 9.912,00</w:t>
             </w:r>
           </w:p>
         </w:tc>
@@ -23850,7 +23850,7 @@
                 <w:sz w:val="20"/>
                 <w:szCs w:val="20"/>
               </w:rPr>
-              <w:t>CUP 9.744,00</w:t>
+              <w:t>CUP 9.912,00</w:t>
             </w:r>
           </w:p>
         </w:tc>
@@ -23913,7 +23913,7 @@
                 <w:sz w:val="20"/>
                 <w:szCs w:val="20"/>
               </w:rPr>
-              <w:t>CUP 12.180,00</w:t>
+              <w:t>CUP 12.390,00</w:t>
             </w:r>
           </w:p>
         </w:tc>
@@ -23976,7 +23976,7 @@
                 <w:sz w:val="20"/>
                 <w:szCs w:val="20"/>
               </w:rPr>
-              <w:t>CUP 16.240,00</w:t>
+              <w:t>CUP 16.520,00</w:t>
             </w:r>
           </w:p>
         </w:tc>
@@ -24039,7 +24039,7 @@
                 <w:sz w:val="20"/>
                 <w:szCs w:val="20"/>
               </w:rPr>
-              <w:t>CUP 8.120,00</w:t>
+              <w:t>CUP 8.260,00</w:t>
             </w:r>
           </w:p>
         </w:tc>
@@ -24103,7 +24103,7 @@
                 <w:sz w:val="20"/>
                 <w:szCs w:val="20"/>
               </w:rPr>
-              <w:t>CUP 4.060,00</w:t>
+              <w:t>CUP 4.130,00</w:t>
             </w:r>
           </w:p>
         </w:tc>
@@ -24166,7 +24166,7 @@
                 <w:sz w:val="20"/>
                 <w:szCs w:val="20"/>
               </w:rPr>
-              <w:t>CUP 5.684,00</w:t>
+              <w:t>CUP 5.782,00</w:t>
             </w:r>
           </w:p>
         </w:tc>
@@ -24229,7 +24229,7 @@
                 <w:sz w:val="20"/>
                 <w:szCs w:val="20"/>
               </w:rPr>
-              <w:t>CUP 4.872,00</w:t>
+              <w:t>CUP 4.956,00</w:t>
             </w:r>
           </w:p>
         </w:tc>
@@ -24292,7 +24292,7 @@
                 <w:sz w:val="20"/>
                 <w:szCs w:val="20"/>
               </w:rPr>
-              <w:t>CUP 1.624,00</w:t>
+              <w:t>CUP 1.652,00</w:t>
             </w:r>
           </w:p>
         </w:tc>
@@ -24355,7 +24355,7 @@
                 <w:sz w:val="20"/>
                 <w:szCs w:val="20"/>
               </w:rPr>
-              <w:t>CUP 4.060,00</w:t>
+              <w:t>CUP 4.130,00</w:t>
             </w:r>
           </w:p>
         </w:tc>
@@ -24418,7 +24418,7 @@
                 <w:sz w:val="20"/>
                 <w:szCs w:val="20"/>
               </w:rPr>
-              <w:t>CUP 2.436,00</w:t>
+              <w:t>CUP 2.478,00</w:t>
             </w:r>
           </w:p>
         </w:tc>
@@ -24481,7 +24481,7 @@
                 <w:sz w:val="20"/>
                 <w:szCs w:val="20"/>
               </w:rPr>
-              <w:t>CUP 3.248,00</w:t>
+              <w:t>CUP 3.304,00</w:t>
             </w:r>
           </w:p>
         </w:tc>
@@ -24544,7 +24544,7 @@
                 <w:sz w:val="20"/>
                 <w:szCs w:val="20"/>
               </w:rPr>
-              <w:t>CUP 2.436,00</w:t>
+              <w:t>CUP 2.478,00</w:t>
             </w:r>
           </w:p>
         </w:tc>
@@ -24607,7 +24607,7 @@
                 <w:sz w:val="20"/>
                 <w:szCs w:val="20"/>
               </w:rPr>
-              <w:t>CUP 5.684,00</w:t>
+              <w:t>CUP 5.782,00</w:t>
             </w:r>
           </w:p>
         </w:tc>
@@ -24670,7 +24670,7 @@
                 <w:sz w:val="20"/>
                 <w:szCs w:val="20"/>
               </w:rPr>
-              <w:t>CUP 2.436,00</w:t>
+              <w:t>CUP 2.478,00</w:t>
             </w:r>
           </w:p>
         </w:tc>
@@ -24733,7 +24733,7 @@
                 <w:sz w:val="20"/>
                 <w:szCs w:val="20"/>
               </w:rPr>
-              <w:t>CUP 1.624,00</w:t>
+              <w:t>CUP 1.652,00</w:t>
             </w:r>
           </w:p>
         </w:tc>
@@ -24796,7 +24796,7 @@
                 <w:sz w:val="20"/>
                 <w:szCs w:val="20"/>
               </w:rPr>
-              <w:t>CUP 146.160,00</w:t>
+              <w:t>CUP 148.680,00</w:t>
             </w:r>
           </w:p>
         </w:tc>
@@ -24869,7 +24869,7 @@
                 <w:sz w:val="20"/>
                 <w:szCs w:val="20"/>
               </w:rPr>
-              <w:t>CUP 8.120,00</w:t>
+              <w:t>CUP 8.260,00</w:t>
             </w:r>
           </w:p>
         </w:tc>
@@ -24932,7 +24932,7 @@
                 <w:sz w:val="20"/>
                 <w:szCs w:val="20"/>
               </w:rPr>
-              <w:t>CUP 16.240,00</w:t>
+              <w:t>CUP 16.520,00</w:t>
             </w:r>
           </w:p>
         </w:tc>
@@ -24995,7 +24995,7 @@
                 <w:sz w:val="20"/>
                 <w:szCs w:val="20"/>
               </w:rPr>
-              <w:t>CUP 24.360,00</w:t>
+              <w:t>CUP 24.780,00</w:t>
             </w:r>
           </w:p>
         </w:tc>
@@ -25058,7 +25058,7 @@
                 <w:sz w:val="20"/>
                 <w:szCs w:val="20"/>
               </w:rPr>
-              <w:t>CUP 24.360,00</w:t>
+              <w:t>CUP 24.780,00</w:t>
             </w:r>
           </w:p>
         </w:tc>
@@ -25121,7 +25121,7 @@
                 <w:sz w:val="20"/>
                 <w:szCs w:val="20"/>
               </w:rPr>
-              <w:t>CUP 16.240,00</w:t>
+              <w:t>CUP 16.520,00</w:t>
             </w:r>
           </w:p>
         </w:tc>
@@ -25190,7 +25190,7 @@
                 <w:sz w:val="20"/>
                 <w:szCs w:val="20"/>
               </w:rPr>
-              <w:t>CUP 36.540,00</w:t>
+              <w:t>CUP 37.170,00</w:t>
             </w:r>
           </w:p>
         </w:tc>
@@ -25259,7 +25259,7 @@
                 <w:sz w:val="20"/>
                 <w:szCs w:val="20"/>
               </w:rPr>
-              <w:t>CUP 12.180,00</w:t>
+              <w:t>CUP 12.390,00</w:t>
             </w:r>
           </w:p>
         </w:tc>
@@ -25328,7 +25328,7 @@
                 <w:sz w:val="20"/>
                 <w:szCs w:val="20"/>
               </w:rPr>
-              <w:t>CUP 2.436,00</w:t>
+              <w:t>CUP 2.478,00</w:t>
             </w:r>
           </w:p>
         </w:tc>
@@ -25397,7 +25397,7 @@
                 <w:sz w:val="20"/>
                 <w:szCs w:val="20"/>
               </w:rPr>
-              <w:t>CUP 48.720,00</w:t>
+              <w:t>CUP 49.560,00</w:t>
             </w:r>
           </w:p>
         </w:tc>
@@ -25466,7 +25466,7 @@
                 <w:sz w:val="20"/>
                 <w:szCs w:val="20"/>
               </w:rPr>
-              <w:t>CUP 12.180,00</w:t>
+              <w:t>CUP 12.390,00</w:t>
             </w:r>
           </w:p>
         </w:tc>
@@ -25535,7 +25535,7 @@
                 <w:sz w:val="20"/>
                 <w:szCs w:val="20"/>
               </w:rPr>
-              <w:t>CUP 12.180,00</w:t>
+              <w:t>CUP 12.390,00</w:t>
             </w:r>
           </w:p>
         </w:tc>
@@ -25604,7 +25604,7 @@
                 <w:sz w:val="20"/>
                 <w:szCs w:val="20"/>
               </w:rPr>
-              <w:t>CUP 162.400,00</w:t>
+              <w:t>CUP 165.200,00</w:t>
             </w:r>
           </w:p>
         </w:tc>
@@ -25673,7 +25673,7 @@
                 <w:sz w:val="20"/>
                 <w:szCs w:val="20"/>
               </w:rPr>
-              <w:t>CUP 28.420,00</w:t>
+              <w:t>CUP 28.910,00</w:t>
             </w:r>
           </w:p>
         </w:tc>
@@ -25742,7 +25742,7 @@
                 <w:sz w:val="20"/>
                 <w:szCs w:val="20"/>
               </w:rPr>
-              <w:t>CUP 8.120,00</w:t>
+              <w:t>CUP 8.260,00</w:t>
             </w:r>
           </w:p>
         </w:tc>
@@ -25811,7 +25811,7 @@
                 <w:sz w:val="20"/>
                 <w:szCs w:val="20"/>
               </w:rPr>
-              <w:t>CUP 3.248,00</w:t>
+              <w:t>CUP 3.304,00</w:t>
             </w:r>
           </w:p>
         </w:tc>
@@ -25880,7 +25880,7 @@
                 <w:sz w:val="20"/>
                 <w:szCs w:val="20"/>
               </w:rPr>
-              <w:t>CUP 9.744,00</w:t>
+              <w:t>CUP 9.912,00</w:t>
             </w:r>
           </w:p>
         </w:tc>
@@ -26008,7 +26008,7 @@
                 <w:sz w:val="20"/>
                 <w:szCs w:val="20"/>
               </w:rPr>
-              <w:t>CUP 113.680,00</w:t>
+              <w:t>CUP 115.640,00</w:t>
             </w:r>
           </w:p>
         </w:tc>
@@ -26059,7 +26059,7 @@
                 <w:sz w:val="20"/>
                 <w:szCs w:val="20"/>
               </w:rPr>
-              <w:t>CUP 162.400,00</w:t>
+              <w:t>CUP 165.200,00</w:t>
             </w:r>
           </w:p>
         </w:tc>
@@ -26110,7 +26110,7 @@
                 <w:sz w:val="20"/>
                 <w:szCs w:val="20"/>
               </w:rPr>
-              <w:t>CUP 28.420,00</w:t>
+              <w:t>CUP 28.910,00</w:t>
             </w:r>
           </w:p>
         </w:tc>
@@ -26171,7 +26171,7 @@
                 <w:sz w:val="20"/>
                 <w:szCs w:val="20"/>
               </w:rPr>
-              <w:t>CUP 146.160,00</w:t>
+              <w:t>CUP 148.680,00</w:t>
             </w:r>
           </w:p>
         </w:tc>
@@ -26223,7 +26223,7 @@
                 <w:sz w:val="20"/>
                 <w:szCs w:val="20"/>
               </w:rPr>
-              <w:t>CUP 97.440,00</w:t>
+              <w:t>CUP 99.120,00</w:t>
             </w:r>
           </w:p>
         </w:tc>
@@ -26284,7 +26284,7 @@
                 <w:sz w:val="20"/>
                 <w:szCs w:val="20"/>
               </w:rPr>
-              <w:t>CUP 97.440,00</w:t>
+              <w:t>CUP 99.120,00</w:t>
             </w:r>
           </w:p>
         </w:tc>
@@ -26336,7 +26336,7 @@
                 <w:sz w:val="20"/>
                 <w:szCs w:val="20"/>
               </w:rPr>
-              <w:t>CUP 4.872,00</w:t>
+              <w:t>CUP 4.956,00</w:t>
             </w:r>
           </w:p>
         </w:tc>
@@ -26388,7 +26388,7 @@
                 <w:sz w:val="20"/>
                 <w:szCs w:val="20"/>
               </w:rPr>
-              <w:t>CUP 105.560,00</w:t>
+              <w:t>CUP 107.380,00</w:t>
             </w:r>
           </w:p>
         </w:tc>
@@ -26440,7 +26440,7 @@
                 <w:sz w:val="20"/>
                 <w:szCs w:val="20"/>
               </w:rPr>
-              <w:t>CUP 32.480,00</w:t>
+              <w:t>CUP 33.040,00</w:t>
             </w:r>
           </w:p>
         </w:tc>
@@ -26492,7 +26492,7 @@
                 <w:sz w:val="20"/>
                 <w:szCs w:val="20"/>
               </w:rPr>
-              <w:t>CUP 64.960,00</w:t>
+              <w:t>CUP 66.080,00</w:t>
             </w:r>
           </w:p>
         </w:tc>
@@ -26565,7 +26565,7 @@
                 <w:sz w:val="20"/>
                 <w:szCs w:val="20"/>
               </w:rPr>
-              <w:t>CUP 32.480,00</w:t>
+              <w:t>CUP 33.040,00</w:t>
             </w:r>
           </w:p>
         </w:tc>
@@ -26618,7 +26618,7 @@
                 <w:sz w:val="20"/>
                 <w:szCs w:val="20"/>
               </w:rPr>
-              <w:t>CUP 16.240,00</w:t>
+              <w:t>CUP 16.520,00</w:t>
             </w:r>
           </w:p>
         </w:tc>
@@ -26671,7 +26671,7 @@
                 <w:sz w:val="20"/>
                 <w:szCs w:val="20"/>
               </w:rPr>
-              <w:t>CUP 69.020,00</w:t>
+              <w:t>CUP 70.210,00</w:t>
             </w:r>
           </w:p>
         </w:tc>
@@ -26723,7 +26723,7 @@
                 <w:sz w:val="20"/>
                 <w:szCs w:val="20"/>
               </w:rPr>
-              <w:t>CUP 64.960,00</w:t>
+              <w:t>CUP 66.080,00</w:t>
             </w:r>
           </w:p>
         </w:tc>
@@ -26776,7 +26776,7 @@
                 <w:sz w:val="20"/>
                 <w:szCs w:val="20"/>
               </w:rPr>
-              <w:t>CUP 81.200,00</w:t>
+              <w:t>CUP 82.600,00</w:t>
             </w:r>
           </w:p>
         </w:tc>
@@ -26828,7 +26828,7 @@
                 <w:sz w:val="20"/>
                 <w:szCs w:val="20"/>
               </w:rPr>
-              <w:t>CUP 81.200,00</w:t>
+              <w:t>CUP 82.600,00</w:t>
             </w:r>
           </w:p>
         </w:tc>
@@ -26880,7 +26880,7 @@
                 <w:sz w:val="20"/>
                 <w:szCs w:val="20"/>
               </w:rPr>
-              <w:t>CUP 89.320,00</w:t>
+              <w:t>CUP 90.860,00</w:t>
             </w:r>
           </w:p>
         </w:tc>
@@ -26932,7 +26932,7 @@
                 <w:sz w:val="20"/>
                 <w:szCs w:val="20"/>
               </w:rPr>
-              <w:t>CUP 97.440,00</w:t>
+              <w:t>CUP 99.120,00</w:t>
             </w:r>
           </w:p>
         </w:tc>
@@ -26985,7 +26985,7 @@
                 <w:sz w:val="20"/>
                 <w:szCs w:val="20"/>
               </w:rPr>
-              <w:t>CUP 20.300,00</w:t>
+              <w:t>CUP 20.650,00</w:t>
             </w:r>
           </w:p>
         </w:tc>
@@ -27038,7 +27038,7 @@
                 <w:sz w:val="20"/>
                 <w:szCs w:val="20"/>
               </w:rPr>
-              <w:t>CUP 48.720,00</w:t>
+              <w:t>CUP 49.560,00</w:t>
             </w:r>
           </w:p>
         </w:tc>
@@ -27090,7 +27090,7 @@
                 <w:sz w:val="20"/>
                 <w:szCs w:val="20"/>
               </w:rPr>
-              <w:t>CUP 48.720,00</w:t>
+              <w:t>CUP 49.560,00</w:t>
             </w:r>
           </w:p>
         </w:tc>
@@ -27142,7 +27142,7 @@
                 <w:sz w:val="20"/>
                 <w:szCs w:val="20"/>
               </w:rPr>
-              <w:t>CUP 81.200,00</w:t>
+              <w:t>CUP 82.600,00</w:t>
             </w:r>
           </w:p>
         </w:tc>
@@ -27194,7 +27194,7 @@
                 <w:sz w:val="20"/>
                 <w:szCs w:val="20"/>
               </w:rPr>
-              <w:t>CUP 56.840,00</w:t>
+              <w:t>CUP 57.820,00</w:t>
             </w:r>
           </w:p>
         </w:tc>
@@ -27246,7 +27246,7 @@
                 <w:sz w:val="20"/>
                 <w:szCs w:val="20"/>
               </w:rPr>
-              <w:t>CUP 64.960,00</w:t>
+              <w:t>CUP 66.080,00</w:t>
             </w:r>
           </w:p>
         </w:tc>
@@ -27298,7 +27298,7 @@
                 <w:sz w:val="20"/>
                 <w:szCs w:val="20"/>
               </w:rPr>
-              <w:t>CUP 812,00</w:t>
+              <w:t>CUP 826,00</w:t>
             </w:r>
           </w:p>
         </w:tc>
@@ -27350,7 +27350,7 @@
                 <w:sz w:val="20"/>
                 <w:szCs w:val="20"/>
               </w:rPr>
-              <w:t>CUP 812,00</w:t>
+              <w:t>CUP 826,00</w:t>
             </w:r>
           </w:p>
         </w:tc>
@@ -27402,7 +27402,7 @@
                 <w:sz w:val="20"/>
                 <w:szCs w:val="20"/>
               </w:rPr>
-              <w:t>CUP 812,00</w:t>
+              <w:t>CUP 826,00</w:t>
             </w:r>
           </w:p>
         </w:tc>
@@ -27454,7 +27454,7 @@
                 <w:sz w:val="20"/>
                 <w:szCs w:val="20"/>
               </w:rPr>
-              <w:t>CUP 12.180,00</w:t>
+              <w:t>CUP 12.390,00</w:t>
             </w:r>
           </w:p>
         </w:tc>
@@ -27506,7 +27506,7 @@
                 <w:sz w:val="20"/>
                 <w:szCs w:val="20"/>
               </w:rPr>
-              <w:t>CUP 16.240,00</w:t>
+              <w:t>CUP 16.520,00</w:t>
             </w:r>
           </w:p>
         </w:tc>
@@ -27568,7 +27568,7 @@
                 <w:sz w:val="20"/>
                 <w:szCs w:val="20"/>
               </w:rPr>
-              <w:t>CUP 32.480,00</w:t>
+              <w:t>CUP 33.040,00</w:t>
             </w:r>
           </w:p>
         </w:tc>
@@ -27620,7 +27620,7 @@
                 <w:sz w:val="20"/>
                 <w:szCs w:val="20"/>
               </w:rPr>
-              <w:t>CUP 32.480,00</w:t>
+              <w:t>CUP 33.040,00</w:t>
             </w:r>
           </w:p>
         </w:tc>
@@ -27671,7 +27671,7 @@
                 <w:sz w:val="20"/>
                 <w:szCs w:val="20"/>
               </w:rPr>
-              <w:t>CUP 12.180,00</w:t>
+              <w:t>CUP 12.390,00</w:t>
             </w:r>
           </w:p>
         </w:tc>
@@ -27722,7 +27722,7 @@
                 <w:sz w:val="20"/>
                 <w:szCs w:val="20"/>
               </w:rPr>
-              <w:t>CUP 8.120,00</w:t>
+              <w:t>CUP 8.260,00</w:t>
             </w:r>
           </w:p>
         </w:tc>
@@ -27773,7 +27773,7 @@
                 <w:sz w:val="20"/>
                 <w:szCs w:val="20"/>
               </w:rPr>
-              <w:t>CUP 12.180,00</w:t>
+              <w:t>CUP 12.390,00</w:t>
             </w:r>
           </w:p>
         </w:tc>
@@ -27824,7 +27824,7 @@
                 <w:sz w:val="20"/>
                 <w:szCs w:val="20"/>
               </w:rPr>
-              <w:t>CUP 2.030,00</w:t>
+              <w:t>CUP 2.065,00</w:t>
             </w:r>
           </w:p>
         </w:tc>
@@ -27875,7 +27875,7 @@
                 <w:sz w:val="20"/>
                 <w:szCs w:val="20"/>
               </w:rPr>
-              <w:t>CUP 8.120,00</w:t>
+              <w:t>CUP 8.260,00</w:t>
             </w:r>
           </w:p>
         </w:tc>
@@ -27926,7 +27926,7 @@
                 <w:sz w:val="20"/>
                 <w:szCs w:val="20"/>
               </w:rPr>
-              <w:t>CUP 5.684,00</w:t>
+              <w:t>CUP 5.782,00</w:t>
             </w:r>
           </w:p>
         </w:tc>
@@ -27977,7 +27977,7 @@
                 <w:sz w:val="20"/>
                 <w:szCs w:val="20"/>
               </w:rPr>
-              <w:t>CUP 20.300,00</w:t>
+              <w:t>CUP 20.650,00</w:t>
             </w:r>
           </w:p>
         </w:tc>
@@ -28028,7 +28028,7 @@
                 <w:sz w:val="20"/>
                 <w:szCs w:val="20"/>
               </w:rPr>
-              <w:t>CUP 12.180,00</w:t>
+              <w:t>CUP 12.390,00</w:t>
             </w:r>
           </w:p>
         </w:tc>
@@ -28079,7 +28079,7 @@
                 <w:sz w:val="20"/>
                 <w:szCs w:val="20"/>
               </w:rPr>
-              <w:t>CUP 24.360,00</w:t>
+              <w:t>CUP 24.780,00</w:t>
             </w:r>
           </w:p>
         </w:tc>
@@ -28131,7 +28131,7 @@
                 <w:sz w:val="20"/>
                 <w:szCs w:val="20"/>
               </w:rPr>
-              <w:t>CUP 16.240,00</w:t>
+              <w:t>CUP 16.520,00</w:t>
             </w:r>
           </w:p>
         </w:tc>
@@ -28182,7 +28182,7 @@
                 <w:sz w:val="20"/>
                 <w:szCs w:val="20"/>
               </w:rPr>
-              <w:t>CUP 20.300,00</w:t>
+              <w:t>CUP 20.650,00</w:t>
             </w:r>
           </w:p>
         </w:tc>
@@ -28233,7 +28233,7 @@
                 <w:sz w:val="20"/>
                 <w:szCs w:val="20"/>
               </w:rPr>
-              <w:t>CUP 40.600,00</w:t>
+              <w:t>CUP 41.300,00</w:t>
             </w:r>
           </w:p>
         </w:tc>
@@ -28284,7 +28284,7 @@
                 <w:sz w:val="20"/>
                 <w:szCs w:val="20"/>
               </w:rPr>
-              <w:t>CUP 48.720,00</w:t>
+              <w:t>CUP 49.560,00</w:t>
             </w:r>
           </w:p>
         </w:tc>
@@ -28335,7 +28335,7 @@
                 <w:sz w:val="20"/>
                 <w:szCs w:val="20"/>
               </w:rPr>
-              <w:t>CUP 40.600,00</w:t>
+              <w:t>CUP 41.300,00</w:t>
             </w:r>
           </w:p>
         </w:tc>
@@ -28386,7 +28386,7 @@
                 <w:sz w:val="20"/>
                 <w:szCs w:val="20"/>
               </w:rPr>
-              <w:t>CUP 56.840,00</w:t>
+              <w:t>CUP 57.820,00</w:t>
             </w:r>
           </w:p>
         </w:tc>
@@ -28437,7 +28437,7 @@
                 <w:sz w:val="20"/>
                 <w:szCs w:val="20"/>
               </w:rPr>
-              <w:t>CUP 284.200,00</w:t>
+              <w:t>CUP 289.100,00</w:t>
             </w:r>
           </w:p>
         </w:tc>
@@ -28488,7 +28488,7 @@
                 <w:sz w:val="20"/>
                 <w:szCs w:val="20"/>
               </w:rPr>
-              <w:t>CUP 12.180,00</w:t>
+              <w:t>CUP 12.390,00</w:t>
             </w:r>
           </w:p>
         </w:tc>
@@ -28539,7 +28539,7 @@
                 <w:sz w:val="20"/>
                 <w:szCs w:val="20"/>
               </w:rPr>
-              <w:t>CUP 105.560,00</w:t>
+              <w:t>CUP 107.380,00</w:t>
             </w:r>
           </w:p>
         </w:tc>
@@ -28591,7 +28591,7 @@
                 <w:sz w:val="20"/>
                 <w:szCs w:val="20"/>
               </w:rPr>
-              <w:t>CUP 16.240,00</w:t>
+              <w:t>CUP 16.520,00</w:t>
             </w:r>
           </w:p>
         </w:tc>
@@ -28643,7 +28643,7 @@
                 <w:sz w:val="20"/>
                 <w:szCs w:val="20"/>
               </w:rPr>
-              <w:t>CUP 40.600,00</w:t>
+              <w:t>CUP 41.300,00</w:t>
             </w:r>
           </w:p>
         </w:tc>
@@ -28694,7 +28694,7 @@
                 <w:sz w:val="20"/>
                 <w:szCs w:val="20"/>
               </w:rPr>
-              <w:t>CUP 28.420,00</w:t>
+              <w:t>CUP 28.910,00</w:t>
             </w:r>
           </w:p>
         </w:tc>
@@ -28741,7 +28741,7 @@
                 <w:sz w:val="20"/>
                 <w:szCs w:val="20"/>
               </w:rPr>
-              <w:t>CUP 113.680,00</w:t>
+              <w:t>CUP 115.640,00</w:t>
             </w:r>
           </w:p>
         </w:tc>
@@ -28786,7 +28786,7 @@
                 <w:sz w:val="20"/>
                 <w:szCs w:val="20"/>
               </w:rPr>
-              <w:t>CUP 56.840,00</w:t>
+              <w:t>CUP 57.820,00</w:t>
             </w:r>
           </w:p>
         </w:tc>
@@ -28838,7 +28838,7 @@
                 <w:sz w:val="20"/>
                 <w:szCs w:val="20"/>
               </w:rPr>
-              <w:t>CUP 12.180,00</w:t>
+              <w:t>CUP 12.390,00</w:t>
             </w:r>
           </w:p>
         </w:tc>
@@ -28904,7 +28904,7 @@
                 <w:sz w:val="20"/>
                 <w:szCs w:val="20"/>
               </w:rPr>
-              <w:t>CUP 24.360,00</w:t>
+              <w:t>CUP 24.780,00</w:t>
             </w:r>
           </w:p>
         </w:tc>
@@ -28948,7 +28948,7 @@
                 <w:sz w:val="20"/>
                 <w:szCs w:val="20"/>
               </w:rPr>
-              <w:t>CUP 162.400,00</w:t>
+              <w:t>CUP 165.200,00</w:t>
             </w:r>
           </w:p>
         </w:tc>
@@ -28993,7 +28993,7 @@
                 <w:sz w:val="20"/>
                 <w:szCs w:val="20"/>
               </w:rPr>
-              <w:t>CUP 64.960,00</w:t>
+              <w:t>CUP 66.080,00</w:t>
             </w:r>
           </w:p>
         </w:tc>
@@ -29059,7 +29059,7 @@
                 <w:sz w:val="20"/>
                 <w:szCs w:val="20"/>
               </w:rPr>
-              <w:t>CUP 81.200,00</w:t>
+              <w:t>CUP 82.600,00</w:t>
             </w:r>
           </w:p>
         </w:tc>
@@ -29103,7 +29103,7 @@
                 <w:sz w:val="20"/>
                 <w:szCs w:val="20"/>
               </w:rPr>
-              <w:t>CUP 81.200,00</w:t>
+              <w:t>CUP 82.600,00</w:t>
             </w:r>
           </w:p>
         </w:tc>
@@ -29160,7 +29160,7 @@
                 <w:sz w:val="20"/>
                 <w:szCs w:val="20"/>
               </w:rPr>
-              <w:t>CUP 121.800,00</w:t>
+              <w:t>CUP 123.900,00</w:t>
             </w:r>
           </w:p>
         </w:tc>
@@ -29206,7 +29206,7 @@
                 <w:sz w:val="20"/>
                 <w:szCs w:val="20"/>
               </w:rPr>
-              <w:t>CUP 203.000,00</w:t>
+              <w:t>CUP 206.500,00</w:t>
             </w:r>
           </w:p>
         </w:tc>
@@ -29251,7 +29251,7 @@
                 <w:sz w:val="20"/>
                 <w:szCs w:val="20"/>
               </w:rPr>
-              <w:t>CUP 178.640,00</w:t>
+              <w:t>CUP 181.720,00</w:t>
             </w:r>
           </w:p>
         </w:tc>
@@ -29304,7 +29304,7 @@
                 <w:sz w:val="20"/>
                 <w:szCs w:val="20"/>
               </w:rPr>
-              <w:t>CUP 97.440,00</w:t>
+              <w:t>CUP 99.120,00</w:t>
             </w:r>
           </w:p>
         </w:tc>
@@ -29349,7 +29349,7 @@
                 <w:sz w:val="20"/>
                 <w:szCs w:val="20"/>
               </w:rPr>
-              <w:t>CUP 48.720,00</w:t>
+              <w:t>CUP 49.560,00</w:t>
             </w:r>
           </w:p>
         </w:tc>
@@ -29393,7 +29393,7 @@
                 <w:sz w:val="20"/>
                 <w:szCs w:val="20"/>
               </w:rPr>
-              <w:t>CUP 56.840,00</w:t>
+              <w:t>CUP 57.820,00</w:t>
             </w:r>
           </w:p>
         </w:tc>
@@ -29438,7 +29438,7 @@
                 <w:sz w:val="20"/>
                 <w:szCs w:val="20"/>
               </w:rPr>
-              <w:t>CUP 105.560,00</w:t>
+              <w:t>CUP 107.380,00</w:t>
             </w:r>
           </w:p>
         </w:tc>
@@ -29482,7 +29482,7 @@
                 <w:sz w:val="20"/>
                 <w:szCs w:val="20"/>
               </w:rPr>
-              <w:t>CUP 16.240,00</w:t>
+              <w:t>CUP 16.520,00</w:t>
             </w:r>
           </w:p>
         </w:tc>
@@ -29526,7 +29526,7 @@
                 <w:sz w:val="20"/>
                 <w:szCs w:val="20"/>
               </w:rPr>
-              <w:t>CUP 12.180,00</w:t>
+              <w:t>CUP 12.390,00</w:t>
             </w:r>
           </w:p>
         </w:tc>
@@ -29570,7 +29570,7 @@
                 <w:sz w:val="20"/>
                 <w:szCs w:val="20"/>
               </w:rPr>
-              <w:t>CUP 32.480,00</w:t>
+              <w:t>CUP 33.040,00</w:t>
             </w:r>
           </w:p>
         </w:tc>
@@ -29614,7 +29614,7 @@
                 <w:sz w:val="20"/>
                 <w:szCs w:val="20"/>
               </w:rPr>
-              <w:t>CUP 6.496,00</w:t>
+              <w:t>CUP 6.608,00</w:t>
             </w:r>
           </w:p>
         </w:tc>
@@ -29658,7 +29658,7 @@
                 <w:sz w:val="20"/>
                 <w:szCs w:val="20"/>
               </w:rPr>
-              <w:t>CUP 24.360,00</w:t>
+              <w:t>CUP 24.780,00</w:t>
             </w:r>
           </w:p>
         </w:tc>
@@ -29702,7 +29702,7 @@
                 <w:sz w:val="20"/>
                 <w:szCs w:val="20"/>
               </w:rPr>
-              <w:t>CUP 48.720,00</w:t>
+              <w:t>CUP 49.560,00</w:t>
             </w:r>
           </w:p>
         </w:tc>
@@ -29746,7 +29746,7 @@
                 <w:sz w:val="20"/>
                 <w:szCs w:val="20"/>
               </w:rPr>
-              <w:t>CUP 44.660,00</w:t>
+              <w:t>CUP 45.430,00</w:t>
             </w:r>
           </w:p>
         </w:tc>
@@ -29797,7 +29797,7 @@
                 <w:sz w:val="20"/>
                 <w:szCs w:val="20"/>
               </w:rPr>
-              <w:t>CUP 56.840,00</w:t>
+              <w:t>CUP 57.820,00</w:t>
             </w:r>
           </w:p>
         </w:tc>
@@ -29841,7 +29841,7 @@
                 <w:sz w:val="20"/>
                 <w:szCs w:val="20"/>
               </w:rPr>
-              <w:t>CUP 56.840,00</w:t>
+              <w:t>CUP 57.820,00</w:t>
             </w:r>
           </w:p>
         </w:tc>
@@ -29885,7 +29885,7 @@
                 <w:sz w:val="20"/>
                 <w:szCs w:val="20"/>
               </w:rPr>
-              <w:t>CUP 8.120,00</w:t>
+              <w:t>CUP 8.260,00</w:t>
             </w:r>
           </w:p>
         </w:tc>
@@ -29931,7 +29931,7 @@
                 <w:sz w:val="20"/>
                 <w:szCs w:val="20"/>
               </w:rPr>
-              <w:t>CUP 8.120,00</w:t>
+              <w:t>CUP 8.260,00</w:t>
             </w:r>
           </w:p>
         </w:tc>
@@ -29996,7 +29996,7 @@
                 <w:sz w:val="20"/>
                 <w:szCs w:val="20"/>
               </w:rPr>
-              <w:t>CUP 24.360,00</w:t>
+              <w:t>CUP 24.780,00</w:t>
             </w:r>
           </w:p>
         </w:tc>
@@ -30050,7 +30050,7 @@
                 <w:sz w:val="20"/>
                 <w:szCs w:val="20"/>
               </w:rPr>
-              <w:t>CUP 12.180,00</w:t>
+              <w:t>CUP 12.390,00</w:t>
             </w:r>
           </w:p>
         </w:tc>
@@ -30094,7 +30094,7 @@
                 <w:sz w:val="20"/>
                 <w:szCs w:val="20"/>
               </w:rPr>
-              <w:t>CUP 28.420,00</w:t>
+              <w:t>CUP 28.910,00</w:t>
             </w:r>
           </w:p>
         </w:tc>
@@ -30146,7 +30146,7 @@
                 <w:sz w:val="20"/>
                 <w:szCs w:val="20"/>
               </w:rPr>
-              <w:t>CUP 3.248,00</w:t>
+              <w:t>CUP 3.304,00</w:t>
             </w:r>
           </w:p>
         </w:tc>
@@ -30191,7 +30191,7 @@
                 <w:sz w:val="20"/>
                 <w:szCs w:val="20"/>
               </w:rPr>
-              <w:t>CUP 4.872,00</w:t>
+              <w:t>CUP 4.956,00</w:t>
             </w:r>
           </w:p>
         </w:tc>
@@ -30235,7 +30235,7 @@
                 <w:sz w:val="20"/>
                 <w:szCs w:val="20"/>
               </w:rPr>
-              <w:t>CUP 81.200,00</w:t>
+              <w:t>CUP 82.600,00</w:t>
             </w:r>
           </w:p>
         </w:tc>
@@ -30280,7 +30280,7 @@
                 <w:sz w:val="20"/>
                 <w:szCs w:val="20"/>
               </w:rPr>
-              <w:t>CUP 6.496,00</w:t>
+              <w:t>CUP 6.608,00</w:t>
             </w:r>
           </w:p>
         </w:tc>
@@ -30325,7 +30325,7 @@
                 <w:sz w:val="20"/>
                 <w:szCs w:val="20"/>
               </w:rPr>
-              <w:t>CUP 97.440,00</w:t>
+              <w:t>CUP 99.120,00</w:t>
             </w:r>
           </w:p>
         </w:tc>
@@ -30371,7 +30371,7 @@
                 <w:sz w:val="20"/>
                 <w:szCs w:val="20"/>
               </w:rPr>
-              <w:t>CUP 8.120,00</w:t>
+              <w:t>CUP 8.260,00</w:t>
             </w:r>
           </w:p>
         </w:tc>
@@ -30416,7 +30416,7 @@
                 <w:sz w:val="20"/>
                 <w:szCs w:val="20"/>
               </w:rPr>
-              <w:t>CUP 16.240,00</w:t>
+              <w:t>CUP 16.520,00</w:t>
             </w:r>
           </w:p>
         </w:tc>
@@ -30461,7 +30461,7 @@
                 <w:sz w:val="20"/>
                 <w:szCs w:val="20"/>
               </w:rPr>
-              <w:t>CUP 8.120,00</w:t>
+              <w:t>CUP 8.260,00</w:t>
             </w:r>
           </w:p>
         </w:tc>
@@ -30505,7 +30505,7 @@
                 <w:sz w:val="20"/>
                 <w:szCs w:val="20"/>
               </w:rPr>
-              <w:t>CUP 56.840,00</w:t>
+              <w:t>CUP 57.820,00</w:t>
             </w:r>
           </w:p>
         </w:tc>
@@ -30549,7 +30549,7 @@
                 <w:sz w:val="20"/>
                 <w:szCs w:val="20"/>
               </w:rPr>
-              <w:t>CUP 48.720,00</w:t>
+              <w:t>CUP 49.560,00</w:t>
             </w:r>
           </w:p>
         </w:tc>
@@ -30594,7 +30594,7 @@
                 <w:sz w:val="20"/>
                 <w:szCs w:val="20"/>
               </w:rPr>
-              <w:t>CUP 5.684,00</w:t>
+              <w:t>CUP 5.782,00</w:t>
             </w:r>
           </w:p>
         </w:tc>
@@ -30640,7 +30640,7 @@
                 <w:sz w:val="20"/>
                 <w:szCs w:val="20"/>
               </w:rPr>
-              <w:t>CUP 16.240,00</w:t>
+              <w:t>CUP 16.520,00</w:t>
             </w:r>
           </w:p>
         </w:tc>
@@ -30686,7 +30686,7 @@
                 <w:sz w:val="20"/>
                 <w:szCs w:val="20"/>
               </w:rPr>
-              <w:t>CUP 20.300,00</w:t>
+              <w:t>CUP 20.650,00</w:t>
             </w:r>
           </w:p>
         </w:tc>
@@ -30732,7 +30732,7 @@
                 <w:sz w:val="20"/>
                 <w:szCs w:val="20"/>
               </w:rPr>
-              <w:t>CUP 12.180,00</w:t>
+              <w:t>CUP 12.390,00</w:t>
             </w:r>
           </w:p>
         </w:tc>
@@ -30776,7 +30776,7 @@
                 <w:sz w:val="20"/>
                 <w:szCs w:val="20"/>
               </w:rPr>
-              <w:t>CUP 8.120,00</w:t>
+              <w:t>CUP 8.260,00</w:t>
             </w:r>
           </w:p>
         </w:tc>
@@ -30821,7 +30821,7 @@
                 <w:sz w:val="20"/>
                 <w:szCs w:val="20"/>
               </w:rPr>
-              <w:t>CUP 12.180,00</w:t>
+              <w:t>CUP 12.390,00</w:t>
             </w:r>
           </w:p>
         </w:tc>
@@ -30867,7 +30867,7 @@
                 <w:sz w:val="20"/>
                 <w:szCs w:val="20"/>
               </w:rPr>
-              <w:t>CUP 8.120,00</w:t>
+              <w:t>CUP 8.260,00</w:t>
             </w:r>
           </w:p>
         </w:tc>
@@ -30911,7 +30911,7 @@
                 <w:sz w:val="20"/>
                 <w:szCs w:val="20"/>
               </w:rPr>
-              <w:t>CUP 6.496,00</w:t>
+              <w:t>CUP 6.608,00</w:t>
             </w:r>
           </w:p>
         </w:tc>
@@ -30962,7 +30962,7 @@
                 <w:sz w:val="20"/>
                 <w:szCs w:val="20"/>
               </w:rPr>
-              <w:t>CUP 36.540,00</w:t>
+              <w:t>CUP 37.170,00</w:t>
             </w:r>
           </w:p>
         </w:tc>
@@ -31007,7 +31007,7 @@
                 <w:sz w:val="20"/>
                 <w:szCs w:val="20"/>
               </w:rPr>
-              <w:t>CUP 28.420,00</w:t>
+              <w:t>CUP 28.910,00</w:t>
             </w:r>
           </w:p>
         </w:tc>
@@ -31052,7 +31052,7 @@
                 <w:sz w:val="20"/>
                 <w:szCs w:val="20"/>
               </w:rPr>
-              <w:t>CUP 32.480,00</w:t>
+              <w:t>CUP 33.040,00</w:t>
             </w:r>
           </w:p>
         </w:tc>
@@ -31097,7 +31097,7 @@
                 <w:sz w:val="20"/>
                 <w:szCs w:val="20"/>
               </w:rPr>
-              <w:t>CUP 28.420,00</w:t>
+              <w:t>CUP 28.910,00</w:t>
             </w:r>
           </w:p>
         </w:tc>
@@ -31143,7 +31143,7 @@
                 <w:sz w:val="20"/>
                 <w:szCs w:val="20"/>
               </w:rPr>
-              <w:t>CUP 162.400,00</w:t>
+              <w:t>CUP 165.200,00</w:t>
             </w:r>
           </w:p>
         </w:tc>
@@ -31187,7 +31187,7 @@
                 <w:sz w:val="20"/>
                 <w:szCs w:val="20"/>
               </w:rPr>
-              <w:t>CUP 12.180,00</w:t>
+              <w:t>CUP 12.390,00</w:t>
             </w:r>
           </w:p>
         </w:tc>
@@ -31231,7 +31231,7 @@
                 <w:sz w:val="20"/>
                 <w:szCs w:val="20"/>
               </w:rPr>
-              <w:t>CUP 36.540,00</w:t>
+              <w:t>CUP 37.170,00</w:t>
             </w:r>
           </w:p>
         </w:tc>
@@ -31276,7 +31276,7 @@
                 <w:sz w:val="20"/>
                 <w:szCs w:val="20"/>
               </w:rPr>
-              <w:t>CUP 52.780,00</w:t>
+              <w:t>CUP 53.690,00</w:t>
             </w:r>
           </w:p>
         </w:tc>
@@ -31320,7 +31320,7 @@
                 <w:sz w:val="20"/>
                 <w:szCs w:val="20"/>
               </w:rPr>
-              <w:t>CUP 52.780,00</w:t>
+              <w:t>CUP 53.690,00</w:t>
             </w:r>
           </w:p>
         </w:tc>
@@ -31364,7 +31364,7 @@
                 <w:sz w:val="20"/>
                 <w:szCs w:val="20"/>
               </w:rPr>
-              <w:t>CUP 52.780,00</w:t>
+              <w:t>CUP 53.690,00</w:t>
             </w:r>
           </w:p>
         </w:tc>
@@ -31409,7 +31409,7 @@
                 <w:sz w:val="20"/>
                 <w:szCs w:val="20"/>
               </w:rPr>
-              <w:t>CUP 52.780,00</w:t>
+              <w:t>CUP 53.690,00</w:t>
             </w:r>
           </w:p>
         </w:tc>
@@ -31453,7 +31453,7 @@
                 <w:sz w:val="20"/>
                 <w:szCs w:val="20"/>
               </w:rPr>
-              <w:t>CUP 9.744,00</w:t>
+              <w:t>CUP 9.912,00</w:t>
             </w:r>
           </w:p>
         </w:tc>
@@ -31507,7 +31507,7 @@
                 <w:sz w:val="20"/>
                 <w:szCs w:val="20"/>
               </w:rPr>
-              <w:t>CUP 146.160,00</w:t>
+              <w:t>CUP 148.680,00</w:t>
             </w:r>
           </w:p>
         </w:tc>
@@ -31551,7 +31551,7 @@
                 <w:sz w:val="20"/>
                 <w:szCs w:val="20"/>
               </w:rPr>
-              <w:t>CUP 284.200,00</w:t>
+              <w:t>CUP 289.100,00</w:t>
             </w:r>
           </w:p>
         </w:tc>
@@ -31595,7 +31595,7 @@
                 <w:sz w:val="20"/>
                 <w:szCs w:val="20"/>
               </w:rPr>
-              <w:t>CUP 284.200,00</w:t>
+              <w:t>CUP 289.100,00</w:t>
             </w:r>
           </w:p>
         </w:tc>
@@ -31639,7 +31639,7 @@
                 <w:sz w:val="20"/>
                 <w:szCs w:val="20"/>
               </w:rPr>
-              <w:t>CUP 146.160,00</w:t>
+              <w:t>CUP 148.680,00</w:t>
             </w:r>
           </w:p>
         </w:tc>
@@ -31684,7 +31684,7 @@
                 <w:sz w:val="20"/>
                 <w:szCs w:val="20"/>
               </w:rPr>
-              <w:t>CUP 40.600,00</w:t>
+              <w:t>CUP 41.300,00</w:t>
             </w:r>
           </w:p>
         </w:tc>
@@ -31728,7 +31728,7 @@
                 <w:sz w:val="20"/>
                 <w:szCs w:val="20"/>
               </w:rPr>
-              <w:t>CUP 178.640,00</w:t>
+              <w:t>CUP 181.720,00</w:t>
             </w:r>
           </w:p>
         </w:tc>
@@ -31773,7 +31773,7 @@
                 <w:sz w:val="20"/>
                 <w:szCs w:val="20"/>
               </w:rPr>
-              <w:t>CUP 48.720,00</w:t>
+              <w:t>CUP 49.560,00</w:t>
             </w:r>
           </w:p>
         </w:tc>
@@ -31818,7 +31818,7 @@
                 <w:sz w:val="20"/>
                 <w:szCs w:val="20"/>
               </w:rPr>
-              <w:t>CUP 32.480,00</w:t>
+              <w:t>CUP 33.040,00</w:t>
             </w:r>
           </w:p>
         </w:tc>
@@ -31862,7 +31862,7 @@
                 <w:sz w:val="20"/>
                 <w:szCs w:val="20"/>
               </w:rPr>
-              <w:t>CUP 97.440,00</w:t>
+              <w:t>CUP 99.120,00</w:t>
             </w:r>
           </w:p>
         </w:tc>
@@ -31907,7 +31907,7 @@
                 <w:sz w:val="20"/>
                 <w:szCs w:val="20"/>
               </w:rPr>
-              <w:t>CUP 56.840,00</w:t>
+              <w:t>CUP 57.820,00</w:t>
             </w:r>
           </w:p>
         </w:tc>
@@ -31951,7 +31951,7 @@
                 <w:sz w:val="20"/>
                 <w:szCs w:val="20"/>
               </w:rPr>
-              <w:t>CUP 16.240,00</w:t>
+              <w:t>CUP 16.520,00</w:t>
             </w:r>
           </w:p>
         </w:tc>
@@ -31995,7 +31995,7 @@
                 <w:sz w:val="20"/>
                 <w:szCs w:val="20"/>
               </w:rPr>
-              <w:t>CUP 12.180,00</w:t>
+              <w:t>CUP 12.390,00</w:t>
             </w:r>
           </w:p>
         </w:tc>
@@ -32040,7 +32040,7 @@
                 <w:sz w:val="20"/>
                 <w:szCs w:val="20"/>
               </w:rPr>
-              <w:t>CUP 12.180,00</w:t>
+              <w:t>CUP 12.390,00</w:t>
             </w:r>
           </w:p>
         </w:tc>
@@ -32091,7 +32091,7 @@
                 <w:sz w:val="20"/>
                 <w:szCs w:val="20"/>
               </w:rPr>
-              <w:t>CUP 12.180,00</w:t>
+              <w:t>CUP 12.390,00</w:t>
             </w:r>
           </w:p>
         </w:tc>
@@ -32142,7 +32142,7 @@
                 <w:sz w:val="20"/>
                 <w:szCs w:val="20"/>
               </w:rPr>
-              <w:t>CUP 12.180,00</w:t>
+              <w:t>CUP 12.390,00</w:t>
             </w:r>
           </w:p>
         </w:tc>
@@ -32193,7 +32193,7 @@
                 <w:sz w:val="20"/>
                 <w:szCs w:val="20"/>
               </w:rPr>
-              <w:t>CUP 60.900,00</w:t>
+              <w:t>CUP 61.950,00</w:t>
             </w:r>
           </w:p>
         </w:tc>
@@ -32245,7 +32245,7 @@
                 <w:sz w:val="20"/>
                 <w:szCs w:val="20"/>
               </w:rPr>
-              <w:t>CUP 40.600,00</w:t>
+              <w:t>CUP 41.300,00</w:t>
             </w:r>
           </w:p>
         </w:tc>
@@ -32296,7 +32296,7 @@
                 <w:sz w:val="20"/>
                 <w:szCs w:val="20"/>
               </w:rPr>
-              <w:t>CUP 121.800,00</w:t>
+              <w:t>CUP 123.900,00</w:t>
             </w:r>
           </w:p>
         </w:tc>
@@ -32347,7 +32347,7 @@
                 <w:sz w:val="20"/>
                 <w:szCs w:val="20"/>
               </w:rPr>
-              <w:t>CUP 121.800,00</w:t>
+              <w:t>CUP 123.900,00</w:t>
             </w:r>
           </w:p>
         </w:tc>
@@ -32398,7 +32398,7 @@
                 <w:sz w:val="20"/>
                 <w:szCs w:val="20"/>
               </w:rPr>
-              <w:t>CUP 105.560,00</w:t>
+              <w:t>CUP 107.380,00</w:t>
             </w:r>
           </w:p>
         </w:tc>
@@ -32449,7 +32449,7 @@
                 <w:sz w:val="20"/>
                 <w:szCs w:val="20"/>
               </w:rPr>
-              <w:t>CUP 146.160,00</w:t>
+              <w:t>CUP 148.680,00</w:t>
             </w:r>
           </w:p>
         </w:tc>
@@ -32500,7 +32500,7 @@
                 <w:sz w:val="20"/>
                 <w:szCs w:val="20"/>
               </w:rPr>
-              <w:t>CUP 81.200,00</w:t>
+              <w:t>CUP 82.600,00</w:t>
             </w:r>
           </w:p>
         </w:tc>
@@ -32551,7 +32551,7 @@
                 <w:sz w:val="20"/>
                 <w:szCs w:val="20"/>
               </w:rPr>
-              <w:t>CUP 73.080,00</w:t>
+              <w:t>CUP 74.340,00</w:t>
             </w:r>
           </w:p>
         </w:tc>
@@ -32602,7 +32602,7 @@
                 <w:sz w:val="20"/>
                 <w:szCs w:val="20"/>
               </w:rPr>
-              <w:t>CUP 4.060,00</w:t>
+              <w:t>CUP 4.130,00</w:t>
             </w:r>
           </w:p>
         </w:tc>
@@ -32653,7 +32653,7 @@
                 <w:sz w:val="20"/>
                 <w:szCs w:val="20"/>
               </w:rPr>
-              <w:t>CUP 8.120,00</w:t>
+              <w:t>CUP 8.260,00</w:t>
             </w:r>
           </w:p>
         </w:tc>
@@ -32704,7 +32704,7 @@
                 <w:sz w:val="20"/>
                 <w:szCs w:val="20"/>
               </w:rPr>
-              <w:t>CUP 4.060,00</w:t>
+              <w:t>CUP 4.130,00</w:t>
             </w:r>
           </w:p>
         </w:tc>
@@ -32755,7 +32755,7 @@
                 <w:sz w:val="20"/>
                 <w:szCs w:val="20"/>
               </w:rPr>
-              <w:t>CUP 60.900,00</w:t>
+              <w:t>CUP 61.950,00</w:t>
             </w:r>
           </w:p>
         </w:tc>
@@ -32807,7 +32807,7 @@
                 <w:sz w:val="20"/>
                 <w:szCs w:val="20"/>
               </w:rPr>
-              <w:t>CUP 28.420,00</w:t>
+              <w:t>CUP 28.910,00</w:t>
             </w:r>
           </w:p>
         </w:tc>
@@ -32858,7 +32858,7 @@
                 <w:sz w:val="20"/>
                 <w:szCs w:val="20"/>
               </w:rPr>
-              <w:t>CUP 2.436,00</w:t>
+              <w:t>CUP 2.478,00</w:t>
             </w:r>
           </w:p>
         </w:tc>
@@ -32909,7 +32909,7 @@
                 <w:sz w:val="20"/>
                 <w:szCs w:val="20"/>
               </w:rPr>
-              <w:t>CUP 12.180,00</w:t>
+              <w:t>CUP 12.390,00</w:t>
             </w:r>
           </w:p>
         </w:tc>
@@ -32960,7 +32960,7 @@
                 <w:sz w:val="20"/>
                 <w:szCs w:val="20"/>
               </w:rPr>
-              <w:t>CUP 32.480,00</w:t>
+              <w:t>CUP 33.040,00</w:t>
             </w:r>
           </w:p>
         </w:tc>
@@ -33011,7 +33011,7 @@
                 <w:sz w:val="20"/>
                 <w:szCs w:val="20"/>
               </w:rPr>
-              <w:t>CUP 32.480,00</w:t>
+              <w:t>CUP 33.040,00</w:t>
             </w:r>
           </w:p>
         </w:tc>
@@ -33062,7 +33062,7 @@
                 <w:sz w:val="20"/>
                 <w:szCs w:val="20"/>
               </w:rPr>
-              <w:t>CUP 56.840,00</w:t>
+              <w:t>CUP 57.820,00</w:t>
             </w:r>
           </w:p>
         </w:tc>
@@ -33113,7 +33113,7 @@
                 <w:sz w:val="20"/>
                 <w:szCs w:val="20"/>
               </w:rPr>
-              <w:t>CUP 16.240,00</w:t>
+              <w:t>CUP 16.520,00</w:t>
             </w:r>
           </w:p>
         </w:tc>
@@ -33164,7 +33164,7 @@
                 <w:sz w:val="20"/>
                 <w:szCs w:val="20"/>
               </w:rPr>
-              <w:t>CUP 32.480,00</w:t>
+              <w:t>CUP 33.040,00</w:t>
             </w:r>
           </w:p>
         </w:tc>
@@ -33215,7 +33215,7 @@
                 <w:sz w:val="20"/>
                 <w:szCs w:val="20"/>
               </w:rPr>
-              <w:t>CUP 8.120,00</w:t>
+              <w:t>CUP 8.260,00</w:t>
             </w:r>
           </w:p>
         </w:tc>
@@ -33267,7 +33267,7 @@
                 <w:sz w:val="20"/>
                 <w:szCs w:val="20"/>
               </w:rPr>
-              <w:t>CUP 12.180,00</w:t>
+              <w:t>CUP 12.390,00</w:t>
             </w:r>
           </w:p>
         </w:tc>
@@ -33318,7 +33318,7 @@
                 <w:sz w:val="20"/>
                 <w:szCs w:val="20"/>
               </w:rPr>
-              <w:t>CUP 8.120,00</w:t>
+              <w:t>CUP 8.260,00</w:t>
             </w:r>
           </w:p>
         </w:tc>
@@ -33369,7 +33369,7 @@
                 <w:sz w:val="20"/>
                 <w:szCs w:val="20"/>
               </w:rPr>
-              <w:t>CUP 8.120,00</w:t>
+              <w:t>CUP 8.260,00</w:t>
             </w:r>
           </w:p>
         </w:tc>
@@ -33413,7 +33413,7 @@
                 <w:sz w:val="20"/>
                 <w:szCs w:val="20"/>
               </w:rPr>
-              <w:t>CUP 4.060,00</w:t>
+              <w:t>CUP 4.130,00</w:t>
             </w:r>
           </w:p>
         </w:tc>
@@ -33464,7 +33464,7 @@
                 <w:sz w:val="20"/>
                 <w:szCs w:val="20"/>
               </w:rPr>
-              <w:t>CUP 6.496,00</w:t>
+              <w:t>CUP 6.608,00</w:t>
             </w:r>
           </w:p>
         </w:tc>
@@ -33515,7 +33515,7 @@
                 <w:sz w:val="20"/>
                 <w:szCs w:val="20"/>
               </w:rPr>
-              <w:t>CUP 6.496,00</w:t>
+              <w:t>CUP 6.608,00</w:t>
             </w:r>
           </w:p>
         </w:tc>
@@ -33567,7 +33567,7 @@
                 <w:sz w:val="20"/>
                 <w:szCs w:val="20"/>
               </w:rPr>
-              <w:t>CUP 24.360,00</w:t>
+              <w:t>CUP 24.780,00</w:t>
             </w:r>
           </w:p>
         </w:tc>
@@ -33619,7 +33619,7 @@
                 <w:sz w:val="20"/>
                 <w:szCs w:val="20"/>
               </w:rPr>
-              <w:t>CUP 6.496,00</w:t>
+              <w:t>CUP 6.608,00</w:t>
             </w:r>
           </w:p>
         </w:tc>
@@ -33670,7 +33670,7 @@
                 <w:sz w:val="20"/>
                 <w:szCs w:val="20"/>
               </w:rPr>
-              <w:t>CUP 9.744,00</w:t>
+              <w:t>CUP 9.912,00</w:t>
             </w:r>
           </w:p>
         </w:tc>
@@ -33721,7 +33721,7 @@
                 <w:sz w:val="20"/>
                 <w:szCs w:val="20"/>
               </w:rPr>
-              <w:t>CUP 12.180,00</w:t>
+              <w:t>CUP 12.390,00</w:t>
             </w:r>
           </w:p>
         </w:tc>
@@ -33772,7 +33772,7 @@
                 <w:sz w:val="20"/>
                 <w:szCs w:val="20"/>
               </w:rPr>
-              <w:t>CUP 16.240,00</w:t>
+              <w:t>CUP 16.520,00</w:t>
             </w:r>
           </w:p>
         </w:tc>
@@ -33823,7 +33823,7 @@
                 <w:sz w:val="20"/>
                 <w:szCs w:val="20"/>
               </w:rPr>
-              <w:t>CUP 8.120,00</w:t>
+              <w:t>CUP 8.260,00</w:t>
             </w:r>
           </w:p>
         </w:tc>
@@ -33874,7 +33874,7 @@
                 <w:sz w:val="20"/>
                 <w:szCs w:val="20"/>
               </w:rPr>
-              <w:t>CUP 12.180,00</w:t>
+              <w:t>CUP 12.390,00</w:t>
             </w:r>
           </w:p>
         </w:tc>
@@ -33925,7 +33925,7 @@
                 <w:sz w:val="20"/>
                 <w:szCs w:val="20"/>
               </w:rPr>
-              <w:t>CUP 8.120,00</w:t>
+              <w:t>CUP 8.260,00</w:t>
             </w:r>
           </w:p>
         </w:tc>
@@ -33976,7 +33976,7 @@
                 <w:sz w:val="20"/>
                 <w:szCs w:val="20"/>
               </w:rPr>
-              <w:t>CUP 8.120,00</w:t>
+              <w:t>CUP 8.260,00</w:t>
             </w:r>
           </w:p>
         </w:tc>
@@ -34027,7 +34027,7 @@
                 <w:sz w:val="20"/>
                 <w:szCs w:val="20"/>
               </w:rPr>
-              <w:t>CUP 9.744,00</w:t>
+              <w:t>CUP 9.912,00</w:t>
             </w:r>
           </w:p>
         </w:tc>
@@ -34078,7 +34078,7 @@
                 <w:sz w:val="20"/>
                 <w:szCs w:val="20"/>
               </w:rPr>
-              <w:t>CUP 81.200,00</w:t>
+              <w:t>CUP 82.600,00</w:t>
             </w:r>
           </w:p>
         </w:tc>
@@ -34129,7 +34129,7 @@
                 <w:sz w:val="20"/>
                 <w:szCs w:val="20"/>
               </w:rPr>
-              <w:t>CUP 28.420,00</w:t>
+              <w:t>CUP 28.910,00</w:t>
             </w:r>
           </w:p>
         </w:tc>
@@ -34180,7 +34180,7 @@
                 <w:sz w:val="20"/>
                 <w:szCs w:val="20"/>
               </w:rPr>
-              <w:t>CUP 8.120,00</w:t>
+              <w:t>CUP 8.260,00</w:t>
             </w:r>
           </w:p>
         </w:tc>
@@ -34299,7 +34299,7 @@
                 <w:sz w:val="20"/>
                 <w:szCs w:val="20"/>
               </w:rPr>
-              <w:t>CUP 113.680,00</w:t>
+              <w:t>CUP 115.640,00</w:t>
             </w:r>
           </w:p>
         </w:tc>
@@ -34351,7 +34351,7 @@
                 <w:sz w:val="20"/>
                 <w:szCs w:val="20"/>
               </w:rPr>
-              <w:t>CUP 4.060,00</w:t>
+              <w:t>CUP 4.130,00</w:t>
             </w:r>
           </w:p>
         </w:tc>
@@ -34403,7 +34403,7 @@
                 <w:sz w:val="20"/>
                 <w:szCs w:val="20"/>
               </w:rPr>
-              <w:t>CUP 20.300,00</w:t>
+              <w:t>CUP 20.650,00</w:t>
             </w:r>
           </w:p>
         </w:tc>
@@ -34455,7 +34455,7 @@
                 <w:sz w:val="20"/>
                 <w:szCs w:val="20"/>
               </w:rPr>
-              <w:t>CUP 113.680,00</w:t>
+              <w:t>CUP 115.640,00</w:t>
             </w:r>
           </w:p>
         </w:tc>
@@ -34506,7 +34506,7 @@
                 <w:sz w:val="20"/>
                 <w:szCs w:val="20"/>
               </w:rPr>
-              <w:t>CUP 162.400,00</w:t>
+              <w:t>CUP 165.200,00</w:t>
             </w:r>
           </w:p>
         </w:tc>
@@ -34567,7 +34567,7 @@
                 <w:sz w:val="20"/>
                 <w:szCs w:val="20"/>
               </w:rPr>
-              <w:t>CUP 162.400,00</w:t>
+              <w:t>CUP 165.200,00</w:t>
             </w:r>
           </w:p>
         </w:tc>
@@ -34618,7 +34618,7 @@
                 <w:sz w:val="20"/>
                 <w:szCs w:val="20"/>
               </w:rPr>
-              <w:t>CUP 203.000,00</w:t>
+              <w:t>CUP 206.500,00</w:t>
             </w:r>
           </w:p>
         </w:tc>
@@ -34670,7 +34670,7 @@
                 <w:sz w:val="20"/>
                 <w:szCs w:val="20"/>
               </w:rPr>
-              <w:t>CUP 129.920,00</w:t>
+              <w:t>CUP 132.160,00</w:t>
             </w:r>
           </w:p>
         </w:tc>
@@ -34731,7 +34731,7 @@
                 <w:sz w:val="20"/>
                 <w:szCs w:val="20"/>
               </w:rPr>
-              <w:t>CUP 146.160,00</w:t>
+              <w:t>CUP 148.680,00</w:t>
             </w:r>
           </w:p>
         </w:tc>
@@ -34782,7 +34782,7 @@
                 <w:sz w:val="20"/>
                 <w:szCs w:val="20"/>
               </w:rPr>
-              <w:t>CUP 146.160,00</w:t>
+              <w:t>CUP 148.680,00</w:t>
             </w:r>
           </w:p>
         </w:tc>
@@ -34894,7 +34894,7 @@
                 <w:sz w:val="20"/>
                 <w:szCs w:val="20"/>
               </w:rPr>
-              <w:t>CUP 97.440,00</w:t>
+              <w:t>CUP 99.120,00</w:t>
             </w:r>
           </w:p>
         </w:tc>
@@ -34945,7 +34945,7 @@
                 <w:sz w:val="20"/>
                 <w:szCs w:val="20"/>
               </w:rPr>
-              <w:t>CUP 4.872,00</w:t>
+              <w:t>CUP 4.956,00</w:t>
             </w:r>
           </w:p>
         </w:tc>
@@ -34996,7 +34996,7 @@
                 <w:sz w:val="20"/>
                 <w:szCs w:val="20"/>
               </w:rPr>
-              <w:t>CUP 64.960,00</w:t>
+              <w:t>CUP 66.080,00</w:t>
             </w:r>
           </w:p>
         </w:tc>
@@ -35047,7 +35047,7 @@
                 <w:sz w:val="20"/>
                 <w:szCs w:val="20"/>
               </w:rPr>
-              <w:t>CUP 32.480,00</w:t>
+              <w:t>CUP 33.040,00</w:t>
             </w:r>
           </w:p>
         </w:tc>
@@ -35099,7 +35099,7 @@
                 <w:sz w:val="20"/>
                 <w:szCs w:val="20"/>
               </w:rPr>
-              <w:t>CUP 32.480,00</w:t>
+              <w:t>CUP 33.040,00</w:t>
             </w:r>
           </w:p>
         </w:tc>
@@ -35150,7 +35150,7 @@
                 <w:sz w:val="20"/>
                 <w:szCs w:val="20"/>
               </w:rPr>
-              <w:t>CUP 32.480,00</w:t>
+              <w:t>CUP 33.040,00</w:t>
             </w:r>
           </w:p>
         </w:tc>
@@ -35202,7 +35202,7 @@
                 <w:sz w:val="20"/>
                 <w:szCs w:val="20"/>
               </w:rPr>
-              <w:t>CUP 8.120,00</w:t>
+              <w:t>CUP 8.260,00</w:t>
             </w:r>
           </w:p>
         </w:tc>
@@ -35254,7 +35254,7 @@
                 <w:sz w:val="20"/>
                 <w:szCs w:val="20"/>
               </w:rPr>
-              <w:t>CUP 69.020,00</w:t>
+              <w:t>CUP 70.210,00</w:t>
             </w:r>
           </w:p>
         </w:tc>
@@ -35305,7 +35305,7 @@
                 <w:sz w:val="20"/>
                 <w:szCs w:val="20"/>
               </w:rPr>
-              <w:t>CUP 64.960,00</w:t>
+              <w:t>CUP 66.080,00</w:t>
             </w:r>
           </w:p>
         </w:tc>
@@ -35356,7 +35356,7 @@
                 <w:sz w:val="20"/>
                 <w:szCs w:val="20"/>
               </w:rPr>
-              <w:t>CUP 81.200,00</w:t>
+              <w:t>CUP 82.600,00</w:t>
             </w:r>
           </w:p>
         </w:tc>
@@ -35407,7 +35407,7 @@
                 <w:sz w:val="20"/>
                 <w:szCs w:val="20"/>
               </w:rPr>
-              <w:t>CUP 81.200,00</w:t>
+              <w:t>CUP 82.600,00</w:t>
             </w:r>
           </w:p>
         </w:tc>
@@ -35458,7 +35458,7 @@
                 <w:sz w:val="20"/>
                 <w:szCs w:val="20"/>
               </w:rPr>
-              <w:t>CUP 89.320,00</w:t>
+              <w:t>CUP 90.860,00</w:t>
             </w:r>
           </w:p>
         </w:tc>
@@ -35509,7 +35509,7 @@
                 <w:sz w:val="20"/>
                 <w:szCs w:val="20"/>
               </w:rPr>
-              <w:t>CUP 97.440,00</w:t>
+              <w:t>CUP 99.120,00</w:t>
             </w:r>
           </w:p>
         </w:tc>
@@ -35560,7 +35560,7 @@
                 <w:sz w:val="20"/>
                 <w:szCs w:val="20"/>
               </w:rPr>
-              <w:t>CUP 20.300,00</w:t>
+              <w:t>CUP 20.650,00</w:t>
             </w:r>
           </w:p>
         </w:tc>
@@ -35611,7 +35611,7 @@
                 <w:sz w:val="20"/>
                 <w:szCs w:val="20"/>
               </w:rPr>
-              <w:t>CUP 32.480,00</w:t>
+              <w:t>CUP 33.040,00</w:t>
             </w:r>
           </w:p>
         </w:tc>
@@ -35662,7 +35662,7 @@
                 <w:sz w:val="20"/>
                 <w:szCs w:val="20"/>
               </w:rPr>
-              <w:t>CUP 32.480,00</w:t>
+              <w:t>CUP 33.040,00</w:t>
             </w:r>
           </w:p>
         </w:tc>
@@ -35714,7 +35714,7 @@
                 <w:sz w:val="20"/>
                 <w:szCs w:val="20"/>
               </w:rPr>
-              <w:t>CUP 48.720,00</w:t>
+              <w:t>CUP 49.560,00</w:t>
             </w:r>
           </w:p>
         </w:tc>
@@ -35765,7 +35765,7 @@
                 <w:sz w:val="20"/>
                 <w:szCs w:val="20"/>
               </w:rPr>
-              <w:t>CUP 48.720,00</w:t>
+              <w:t>CUP 49.560,00</w:t>
             </w:r>
           </w:p>
         </w:tc>
@@ -35816,7 +35816,7 @@
                 <w:sz w:val="20"/>
                 <w:szCs w:val="20"/>
               </w:rPr>
-              <w:t>CUP 24.360,00</w:t>
+              <w:t>CUP 24.780,00</w:t>
             </w:r>
           </w:p>
         </w:tc>
@@ -35867,7 +35867,7 @@
                 <w:sz w:val="20"/>
                 <w:szCs w:val="20"/>
               </w:rPr>
-              <w:t>CUP 64.960,00</w:t>
+              <w:t>CUP 66.080,00</w:t>
             </w:r>
           </w:p>
         </w:tc>
@@ -35918,7 +35918,7 @@
                 <w:sz w:val="20"/>
                 <w:szCs w:val="20"/>
               </w:rPr>
-              <w:t>CUP 48.720,00</w:t>
+              <w:t>CUP 49.560,00</w:t>
             </w:r>
           </w:p>
         </w:tc>
@@ -35969,7 +35969,7 @@
                 <w:sz w:val="20"/>
                 <w:szCs w:val="20"/>
               </w:rPr>
-              <w:t>CUP 48.720,00</w:t>
+              <w:t>CUP 49.560,00</w:t>
             </w:r>
           </w:p>
         </w:tc>
@@ -36020,7 +36020,7 @@
                 <w:sz w:val="20"/>
                 <w:szCs w:val="20"/>
               </w:rPr>
-              <w:t>CUP 81.200,00</w:t>
+              <w:t>CUP 82.600,00</w:t>
             </w:r>
           </w:p>
         </w:tc>
@@ -36071,7 +36071,7 @@
                 <w:sz w:val="20"/>
                 <w:szCs w:val="20"/>
               </w:rPr>
-              <w:t>CUP 36.540,00</w:t>
+              <w:t>CUP 37.170,00</w:t>
             </w:r>
           </w:p>
         </w:tc>
@@ -36122,7 +36122,7 @@
                 <w:sz w:val="20"/>
                 <w:szCs w:val="20"/>
               </w:rPr>
-              <w:t>CUP 812,00</w:t>
+              <w:t>CUP 826,00</w:t>
             </w:r>
           </w:p>
         </w:tc>
@@ -36173,7 +36173,7 @@
                 <w:sz w:val="20"/>
                 <w:szCs w:val="20"/>
               </w:rPr>
-              <w:t>CUP 812,00</w:t>
+              <w:t>CUP 826,00</w:t>
             </w:r>
           </w:p>
         </w:tc>
@@ -36224,7 +36224,7 @@
                 <w:sz w:val="20"/>
                 <w:szCs w:val="20"/>
               </w:rPr>
-              <w:t>CUP 812,00</w:t>
+              <w:t>CUP 826,00</w:t>
             </w:r>
           </w:p>
         </w:tc>
@@ -36275,7 +36275,7 @@
                 <w:sz w:val="20"/>
                 <w:szCs w:val="20"/>
               </w:rPr>
-              <w:t>CUP 97.440,00</w:t>
+              <w:t>CUP 99.120,00</w:t>
             </w:r>
           </w:p>
         </w:tc>
@@ -36326,7 +36326,7 @@
                 <w:sz w:val="20"/>
                 <w:szCs w:val="20"/>
               </w:rPr>
-              <w:t>CUP 97.440,00</w:t>
+              <w:t>CUP 99.120,00</w:t>
             </w:r>
           </w:p>
         </w:tc>
@@ -36377,7 +36377,7 @@
                 <w:sz w:val="20"/>
                 <w:szCs w:val="20"/>
               </w:rPr>
-              <w:t>CUP 81.200,00</w:t>
+              <w:t>CUP 82.600,00</w:t>
             </w:r>
           </w:p>
         </w:tc>
@@ -36428,7 +36428,7 @@
                 <w:sz w:val="20"/>
                 <w:szCs w:val="20"/>
               </w:rPr>
-              <w:t>CUP 81.200,00</w:t>
+              <w:t>CUP 82.600,00</w:t>
             </w:r>
           </w:p>
         </w:tc>
@@ -36479,7 +36479,7 @@
                 <w:sz w:val="20"/>
                 <w:szCs w:val="20"/>
               </w:rPr>
-              <w:t>CUP 8.120,00</w:t>
+              <w:t>CUP 8.260,00</w:t>
             </w:r>
           </w:p>
         </w:tc>
@@ -36541,7 +36541,7 @@
                 <w:sz w:val="20"/>
                 <w:szCs w:val="20"/>
               </w:rPr>
-              <w:t>CUP 64.960,00</w:t>
+              <w:t>CUP 66.080,00</w:t>
             </w:r>
           </w:p>
         </w:tc>
@@ -36592,7 +36592,7 @@
                 <w:sz w:val="20"/>
                 <w:szCs w:val="20"/>
               </w:rPr>
-              <w:t>CUP 64.960,00</w:t>
+              <w:t>CUP 66.080,00</w:t>
             </w:r>
           </w:p>
         </w:tc>
@@ -36643,7 +36643,7 @@
                 <w:sz w:val="20"/>
                 <w:szCs w:val="20"/>
               </w:rPr>
-              <w:t>CUP 64.960,00</w:t>
+              <w:t>CUP 66.080,00</w:t>
             </w:r>
           </w:p>
         </w:tc>
@@ -36694,7 +36694,7 @@
                 <w:sz w:val="20"/>
                 <w:szCs w:val="20"/>
               </w:rPr>
-              <w:t>CUP 8.120,00</w:t>
+              <w:t>CUP 8.260,00</w:t>
             </w:r>
           </w:p>
         </w:tc>
@@ -36745,7 +36745,7 @@
                 <w:sz w:val="20"/>
                 <w:szCs w:val="20"/>
               </w:rPr>
-              <w:t>CUP 8.120,00</w:t>
+              <w:t>CUP 8.260,00</w:t>
             </w:r>
           </w:p>
         </w:tc>
@@ -36797,7 +36797,7 @@
                 <w:sz w:val="20"/>
                 <w:szCs w:val="20"/>
               </w:rPr>
-              <w:t>CUP 4.060,00</w:t>
+              <w:t>CUP 4.130,00</w:t>
             </w:r>
           </w:p>
         </w:tc>
@@ -36848,7 +36848,7 @@
                 <w:sz w:val="20"/>
                 <w:szCs w:val="20"/>
               </w:rPr>
-              <w:t>CUP 5.684,00</w:t>
+              <w:t>CUP 5.782,00</w:t>
             </w:r>
           </w:p>
         </w:tc>
@@ -36899,7 +36899,7 @@
                 <w:sz w:val="20"/>
                 <w:szCs w:val="20"/>
               </w:rPr>
-              <w:t>CUP 5.684,00</w:t>
+              <w:t>CUP 5.782,00</w:t>
             </w:r>
           </w:p>
         </w:tc>
@@ -36968,7 +36968,7 @@
                 <w:sz w:val="20"/>
                 <w:szCs w:val="20"/>
               </w:rPr>
-              <w:t>CUP 24.360,00</w:t>
+              <w:t>CUP 24.780,00</w:t>
             </w:r>
           </w:p>
         </w:tc>
@@ -37019,7 +37019,7 @@
                 <w:sz w:val="20"/>
                 <w:szCs w:val="20"/>
               </w:rPr>
-              <w:t>CUP 32.480,00</w:t>
+              <w:t>CUP 33.040,00</w:t>
             </w:r>
           </w:p>
         </w:tc>
@@ -37070,7 +37070,7 @@
                 <w:sz w:val="20"/>
                 <w:szCs w:val="20"/>
               </w:rPr>
-              <w:t>CUP 64.960,00</w:t>
+              <w:t>CUP 66.080,00</w:t>
             </w:r>
           </w:p>
         </w:tc>
@@ -37121,7 +37121,7 @@
                 <w:sz w:val="20"/>
                 <w:szCs w:val="20"/>
               </w:rPr>
-              <w:t>CUP 73.080,00</w:t>
+              <w:t>CUP 74.340,00</w:t>
             </w:r>
           </w:p>
         </w:tc>
@@ -37172,7 +37172,7 @@
                 <w:sz w:val="20"/>
                 <w:szCs w:val="20"/>
               </w:rPr>
-              <w:t>CUP 20.300,00</w:t>
+              <w:t>CUP 20.650,00</w:t>
             </w:r>
           </w:p>
         </w:tc>
@@ -37223,7 +37223,7 @@
                 <w:sz w:val="20"/>
                 <w:szCs w:val="20"/>
               </w:rPr>
-              <w:t>CUP 24.360,00</w:t>
+              <w:t>CUP 24.780,00</w:t>
             </w:r>
           </w:p>
         </w:tc>
@@ -37292,7 +37292,7 @@
                 <w:sz w:val="20"/>
                 <w:szCs w:val="20"/>
               </w:rPr>
-              <w:t>CUP 81.200,00</w:t>
+              <w:t>CUP 82.600,00</w:t>
             </w:r>
           </w:p>
         </w:tc>
@@ -37344,7 +37344,7 @@
                 <w:sz w:val="20"/>
                 <w:szCs w:val="20"/>
               </w:rPr>
-              <w:t>CUP 60.900,00</w:t>
+              <w:t>CUP 61.950,00</w:t>
             </w:r>
           </w:p>
         </w:tc>
@@ -37396,7 +37396,7 @@
                 <w:sz w:val="20"/>
                 <w:szCs w:val="20"/>
               </w:rPr>
-              <w:t>CUP 32.480,00</w:t>
+              <w:t>CUP 33.040,00</w:t>
             </w:r>
           </w:p>
         </w:tc>
@@ -37448,7 +37448,7 @@
                 <w:sz w:val="20"/>
                 <w:szCs w:val="20"/>
               </w:rPr>
-              <w:t>CUP 12.180,00</w:t>
+              <w:t>CUP 12.390,00</w:t>
             </w:r>
           </w:p>
         </w:tc>
@@ -37501,7 +37501,7 @@
                 <w:sz w:val="20"/>
                 <w:szCs w:val="20"/>
               </w:rPr>
-              <w:t>CUP 20.300,00</w:t>
+              <w:t>CUP 20.650,00</w:t>
             </w:r>
           </w:p>
         </w:tc>
@@ -37553,7 +37553,7 @@
                 <w:sz w:val="20"/>
                 <w:szCs w:val="20"/>
               </w:rPr>
-              <w:t>CUP 24.360,00</w:t>
+              <w:t>CUP 24.780,00</w:t>
             </w:r>
           </w:p>
         </w:tc>
@@ -37605,7 +37605,7 @@
                 <w:sz w:val="20"/>
                 <w:szCs w:val="20"/>
               </w:rPr>
-              <w:t>CUP 48.720,00</w:t>
+              <w:t>CUP 49.560,00</w:t>
             </w:r>
           </w:p>
         </w:tc>
@@ -37657,7 +37657,7 @@
                 <w:sz w:val="20"/>
                 <w:szCs w:val="20"/>
               </w:rPr>
-              <w:t>CUP 24.360,00</w:t>
+              <w:t>CUP 24.780,00</w:t>
             </w:r>
           </w:p>
         </w:tc>
@@ -37702,7 +37702,7 @@
                 <w:sz w:val="20"/>
                 <w:szCs w:val="20"/>
               </w:rPr>
-              <w:t>CUP 40.600,00</w:t>
+              <w:t>CUP 41.300,00</w:t>
             </w:r>
           </w:p>
         </w:tc>
@@ -37764,7 +37764,7 @@
                 <w:sz w:val="20"/>
                 <w:szCs w:val="20"/>
               </w:rPr>
-              <w:t>CUP 28.420,00</w:t>
+              <w:t>CUP 28.910,00</w:t>
             </w:r>
           </w:p>
         </w:tc>
@@ -37808,7 +37808,7 @@
                 <w:sz w:val="20"/>
                 <w:szCs w:val="20"/>
               </w:rPr>
-              <w:t>CUP 129.920,00</w:t>
+              <w:t>CUP 132.160,00</w:t>
             </w:r>
           </w:p>
         </w:tc>
@@ -37853,7 +37853,7 @@
                 <w:sz w:val="20"/>
                 <w:szCs w:val="20"/>
               </w:rPr>
-              <w:t>CUP 129.920,00</w:t>
+              <w:t>CUP 132.160,00</w:t>
             </w:r>
           </w:p>
         </w:tc>
@@ -37916,7 +37916,7 @@
                 <w:sz w:val="20"/>
                 <w:szCs w:val="20"/>
               </w:rPr>
-              <w:t>CUP 129.920,00</w:t>
+              <w:t>CUP 132.160,00</w:t>
             </w:r>
           </w:p>
         </w:tc>
@@ -37960,7 +37960,7 @@
                 <w:sz w:val="20"/>
                 <w:szCs w:val="20"/>
               </w:rPr>
-              <w:t>CUP 129.920,00</w:t>
+              <w:t>CUP 132.160,00</w:t>
             </w:r>
           </w:p>
         </w:tc>
@@ -38026,7 +38026,7 @@
                 <w:sz w:val="20"/>
                 <w:szCs w:val="20"/>
               </w:rPr>
-              <w:t>CUP 24.360,00</w:t>
+              <w:t>CUP 24.780,00</w:t>
             </w:r>
           </w:p>
         </w:tc>
@@ -38070,7 +38070,7 @@
                 <w:sz w:val="20"/>
                 <w:szCs w:val="20"/>
               </w:rPr>
-              <w:t>CUP 12.180,00</w:t>
+              <w:t>CUP 12.390,00</w:t>
             </w:r>
           </w:p>
         </w:tc>
@@ -38114,7 +38114,7 @@
                 <w:sz w:val="20"/>
                 <w:szCs w:val="20"/>
               </w:rPr>
-              <w:t>CUP 16.240,00</w:t>
+              <w:t>CUP 16.520,00</w:t>
             </w:r>
           </w:p>
         </w:tc>
@@ -38158,7 +38158,7 @@
                 <w:sz w:val="20"/>
                 <w:szCs w:val="20"/>
               </w:rPr>
-              <w:t>CUP 32.480,00</w:t>
+              <w:t>CUP 33.040,00</w:t>
             </w:r>
           </w:p>
         </w:tc>
@@ -38202,7 +38202,7 @@
                 <w:sz w:val="20"/>
                 <w:szCs w:val="20"/>
               </w:rPr>
-              <w:t>CUP 32.480,00</w:t>
+              <w:t>CUP 33.040,00</w:t>
             </w:r>
           </w:p>
         </w:tc>
@@ -38246,7 +38246,7 @@
                 <w:sz w:val="20"/>
                 <w:szCs w:val="20"/>
               </w:rPr>
-              <w:t>CUP 121.800,00</w:t>
+              <w:t>CUP 123.900,00</w:t>
             </w:r>
           </w:p>
         </w:tc>
@@ -38290,7 +38290,7 @@
                 <w:sz w:val="20"/>
                 <w:szCs w:val="20"/>
               </w:rPr>
-              <w:t>CUP 162.400,00</w:t>
+              <w:t>CUP 165.200,00</w:t>
             </w:r>
           </w:p>
         </w:tc>
@@ -38334,7 +38334,7 @@
                 <w:sz w:val="20"/>
                 <w:szCs w:val="20"/>
               </w:rPr>
-              <w:t>CUP 81.200,00</w:t>
+              <w:t>CUP 82.600,00</w:t>
             </w:r>
           </w:p>
         </w:tc>
@@ -38379,7 +38379,7 @@
                 <w:sz w:val="20"/>
                 <w:szCs w:val="20"/>
               </w:rPr>
-              <w:t>CUP 40.600,00</w:t>
+              <w:t>CUP 41.300,00</w:t>
             </w:r>
           </w:p>
         </w:tc>
@@ -38424,7 +38424,7 @@
                 <w:sz w:val="20"/>
                 <w:szCs w:val="20"/>
               </w:rPr>
-              <w:t>CUP 81.200,00</w:t>
+              <w:t>CUP 82.600,00</w:t>
             </w:r>
           </w:p>
         </w:tc>
@@ -38468,7 +38468,7 @@
                 <w:sz w:val="20"/>
                 <w:szCs w:val="20"/>
               </w:rPr>
-              <w:t>CUP 81.200,00</w:t>
+              <w:t>CUP 82.600,00</w:t>
             </w:r>
           </w:p>
         </w:tc>
@@ -38512,7 +38512,7 @@
                 <w:sz w:val="20"/>
                 <w:szCs w:val="20"/>
               </w:rPr>
-              <w:t>CUP 129.920,00</w:t>
+              <w:t>CUP 132.160,00</w:t>
             </w:r>
           </w:p>
         </w:tc>
@@ -38557,7 +38557,7 @@
                 <w:sz w:val="20"/>
                 <w:szCs w:val="20"/>
               </w:rPr>
-              <w:t>CUP 129.920,00</w:t>
+              <w:t>CUP 132.160,00</w:t>
             </w:r>
           </w:p>
         </w:tc>
@@ -38601,7 +38601,7 @@
                 <w:sz w:val="20"/>
                 <w:szCs w:val="20"/>
               </w:rPr>
-              <w:t>CUP 203.000,00</w:t>
+              <w:t>CUP 206.500,00</w:t>
             </w:r>
           </w:p>
         </w:tc>
@@ -38645,7 +38645,7 @@
                 <w:sz w:val="20"/>
                 <w:szCs w:val="20"/>
               </w:rPr>
-              <w:t>CUP 203.000,00</w:t>
+              <w:t>CUP 206.500,00</w:t>
             </w:r>
           </w:p>
         </w:tc>
@@ -38689,7 +38689,7 @@
                 <w:sz w:val="20"/>
                 <w:szCs w:val="20"/>
               </w:rPr>
-              <w:t>CUP 186.760,00</w:t>
+              <w:t>CUP 189.980,00</w:t>
             </w:r>
           </w:p>
         </w:tc>
@@ -38733,7 +38733,7 @@
                 <w:sz w:val="20"/>
                 <w:szCs w:val="20"/>
               </w:rPr>
-              <w:t>CUP 203.000,00</w:t>
+              <w:t>CUP 206.500,00</w:t>
             </w:r>
           </w:p>
         </w:tc>
@@ -38778,7 +38778,7 @@
                 <w:sz w:val="20"/>
                 <w:szCs w:val="20"/>
               </w:rPr>
-              <w:t>CUP 203.000,00</w:t>
+              <w:t>CUP 206.500,00</w:t>
             </w:r>
           </w:p>
         </w:tc>
@@ -38822,7 +38822,7 @@
                 <w:sz w:val="20"/>
                 <w:szCs w:val="20"/>
               </w:rPr>
-              <w:t>CUP 203.000,00</w:t>
+              <w:t>CUP 206.500,00</w:t>
             </w:r>
           </w:p>
         </w:tc>
@@ -38866,7 +38866,7 @@
                 <w:sz w:val="20"/>
                 <w:szCs w:val="20"/>
               </w:rPr>
-              <w:t>CUP 121.800,00</w:t>
+              <w:t>CUP 123.900,00</w:t>
             </w:r>
           </w:p>
         </w:tc>
@@ -38910,7 +38910,7 @@
                 <w:sz w:val="20"/>
                 <w:szCs w:val="20"/>
               </w:rPr>
-              <w:t>CUP 162.400,00</w:t>
+              <w:t>CUP 165.200,00</w:t>
             </w:r>
           </w:p>
         </w:tc>
@@ -38954,7 +38954,7 @@
                 <w:sz w:val="20"/>
                 <w:szCs w:val="20"/>
               </w:rPr>
-              <w:t>CUP 178.640,00</w:t>
+              <w:t>CUP 181.720,00</w:t>
             </w:r>
           </w:p>
         </w:tc>
@@ -38998,7 +38998,7 @@
                 <w:sz w:val="20"/>
                 <w:szCs w:val="20"/>
               </w:rPr>
-              <w:t>CUP 178.640,00</w:t>
+              <w:t>CUP 181.720,00</w:t>
             </w:r>
           </w:p>
         </w:tc>
@@ -39042,7 +39042,7 @@
                 <w:sz w:val="20"/>
                 <w:szCs w:val="20"/>
               </w:rPr>
-              <w:t>CUP 178.640,00</w:t>
+              <w:t>CUP 181.720,00</w:t>
             </w:r>
           </w:p>
         </w:tc>
@@ -39086,7 +39086,7 @@
                 <w:sz w:val="20"/>
                 <w:szCs w:val="20"/>
               </w:rPr>
-              <w:t>CUP 56.840,00</w:t>
+              <w:t>CUP 57.820,00</w:t>
             </w:r>
           </w:p>
         </w:tc>
@@ -39130,7 +39130,7 @@
                 <w:sz w:val="20"/>
                 <w:szCs w:val="20"/>
               </w:rPr>
-              <w:t>CUP 56.840,00</w:t>
+              <w:t>CUP 57.820,00</w:t>
             </w:r>
           </w:p>
         </w:tc>
@@ -39174,7 +39174,7 @@
                 <w:sz w:val="20"/>
                 <w:szCs w:val="20"/>
               </w:rPr>
-              <w:t>CUP 48.720,00</w:t>
+              <w:t>CUP 49.560,00</w:t>
             </w:r>
           </w:p>
         </w:tc>
@@ -39218,7 +39218,7 @@
                 <w:sz w:val="20"/>
                 <w:szCs w:val="20"/>
               </w:rPr>
-              <w:t>CUP 56.840,00</w:t>
+              <w:t>CUP 57.820,00</w:t>
             </w:r>
           </w:p>
         </w:tc>
@@ -39262,7 +39262,7 @@
                 <w:sz w:val="20"/>
                 <w:szCs w:val="20"/>
               </w:rPr>
-              <w:t>CUP 56.840,00</w:t>
+              <w:t>CUP 57.820,00</w:t>
             </w:r>
           </w:p>
         </w:tc>
@@ -39306,7 +39306,7 @@
                 <w:sz w:val="20"/>
                 <w:szCs w:val="20"/>
               </w:rPr>
-              <w:t>CUP 113.680,00</w:t>
+              <w:t>CUP 115.640,00</w:t>
             </w:r>
           </w:p>
         </w:tc>
@@ -39350,7 +39350,7 @@
                 <w:sz w:val="20"/>
                 <w:szCs w:val="20"/>
               </w:rPr>
-              <w:t>CUP 113.680,00</w:t>
+              <w:t>CUP 115.640,00</w:t>
             </w:r>
           </w:p>
         </w:tc>
@@ -39394,7 +39394,7 @@
                 <w:sz w:val="20"/>
                 <w:szCs w:val="20"/>
               </w:rPr>
-              <w:t>CUP 146.160,00</w:t>
+              <w:t>CUP 148.680,00</w:t>
             </w:r>
           </w:p>
         </w:tc>
@@ -39438,7 +39438,7 @@
                 <w:sz w:val="20"/>
                 <w:szCs w:val="20"/>
               </w:rPr>
-              <w:t>CUP 6.496,00</w:t>
+              <w:t>CUP 6.608,00</w:t>
             </w:r>
           </w:p>
         </w:tc>
@@ -39483,7 +39483,7 @@
                 <w:sz w:val="20"/>
                 <w:szCs w:val="20"/>
               </w:rPr>
-              <w:t>CUP 20.300,00</w:t>
+              <w:t>CUP 20.650,00</w:t>
             </w:r>
           </w:p>
         </w:tc>
@@ -39527,7 +39527,7 @@
                 <w:sz w:val="20"/>
                 <w:szCs w:val="20"/>
               </w:rPr>
-              <w:t>CUP 40.600,00</w:t>
+              <w:t>CUP 41.300,00</w:t>
             </w:r>
           </w:p>
         </w:tc>
@@ -39571,7 +39571,7 @@
                 <w:sz w:val="20"/>
                 <w:szCs w:val="20"/>
               </w:rPr>
-              <w:t>CUP 20.300,00</w:t>
+              <w:t>CUP 20.650,00</w:t>
             </w:r>
           </w:p>
         </w:tc>
@@ -39615,7 +39615,7 @@
                 <w:sz w:val="20"/>
                 <w:szCs w:val="20"/>
               </w:rPr>
-              <w:t>CUP 6.496,00</w:t>
+              <w:t>CUP 6.608,00</w:t>
             </w:r>
           </w:p>
         </w:tc>
@@ -39659,7 +39659,7 @@
                 <w:sz w:val="20"/>
                 <w:szCs w:val="20"/>
               </w:rPr>
-              <w:t>CUP 24.360,00</w:t>
+              <w:t>CUP 24.780,00</w:t>
             </w:r>
           </w:p>
         </w:tc>
@@ -39703,7 +39703,7 @@
                 <w:sz w:val="20"/>
                 <w:szCs w:val="20"/>
               </w:rPr>
-              <w:t>CUP 48.720,00</w:t>
+              <w:t>CUP 49.560,00</w:t>
             </w:r>
           </w:p>
         </w:tc>
@@ -39748,7 +39748,7 @@
                 <w:sz w:val="20"/>
                 <w:szCs w:val="20"/>
               </w:rPr>
-              <w:t>CUP 48.720,00</w:t>
+              <w:t>CUP 49.560,00</w:t>
             </w:r>
           </w:p>
         </w:tc>
@@ -39792,7 +39792,7 @@
                 <w:sz w:val="20"/>
                 <w:szCs w:val="20"/>
               </w:rPr>
-              <w:t>CUP 48.720,00</w:t>
+              <w:t>CUP 49.560,00</w:t>
             </w:r>
           </w:p>
         </w:tc>
@@ -39837,7 +39837,7 @@
                 <w:sz w:val="20"/>
                 <w:szCs w:val="20"/>
               </w:rPr>
-              <w:t>CUP 97.440,00</w:t>
+              <w:t>CUP 99.120,00</w:t>
             </w:r>
           </w:p>
         </w:tc>
@@ -39882,7 +39882,7 @@
                 <w:sz w:val="20"/>
                 <w:szCs w:val="20"/>
               </w:rPr>
-              <w:t>CUP 121.800,00</w:t>
+              <w:t>CUP 123.900,00</w:t>
             </w:r>
           </w:p>
         </w:tc>
@@ -39926,7 +39926,7 @@
                 <w:sz w:val="20"/>
                 <w:szCs w:val="20"/>
               </w:rPr>
-              <w:t>CUP 8.120,00</w:t>
+              <w:t>CUP 8.260,00</w:t>
             </w:r>
           </w:p>
         </w:tc>
@@ -39971,7 +39971,7 @@
                 <w:sz w:val="20"/>
                 <w:szCs w:val="20"/>
               </w:rPr>
-              <w:t>CUP 12.180,00</w:t>
+              <w:t>CUP 12.390,00</w:t>
             </w:r>
           </w:p>
         </w:tc>
@@ -40015,7 +40015,7 @@
                 <w:sz w:val="20"/>
                 <w:szCs w:val="20"/>
               </w:rPr>
-              <w:t>CUP 12.180,00</w:t>
+              <w:t>CUP 12.390,00</w:t>
             </w:r>
           </w:p>
         </w:tc>
@@ -40059,7 +40059,7 @@
                 <w:sz w:val="20"/>
                 <w:szCs w:val="20"/>
               </w:rPr>
-              <w:t>CUP 8.120,00</w:t>
+              <w:t>CUP 8.260,00</w:t>
             </w:r>
           </w:p>
         </w:tc>
@@ -40103,7 +40103,7 @@
                 <w:sz w:val="20"/>
                 <w:szCs w:val="20"/>
               </w:rPr>
-              <w:t>CUP 8.120,00</w:t>
+              <w:t>CUP 8.260,00</w:t>
             </w:r>
           </w:p>
         </w:tc>
@@ -40147,7 +40147,7 @@
                 <w:sz w:val="20"/>
                 <w:szCs w:val="20"/>
               </w:rPr>
-              <w:t>CUP 12.180,00</w:t>
+              <w:t>CUP 12.390,00</w:t>
             </w:r>
           </w:p>
         </w:tc>
@@ -40191,7 +40191,7 @@
                 <w:sz w:val="20"/>
                 <w:szCs w:val="20"/>
               </w:rPr>
-              <w:t>CUP 12.180,00</w:t>
+              <w:t>CUP 12.390,00</w:t>
             </w:r>
           </w:p>
         </w:tc>
@@ -40235,7 +40235,7 @@
                 <w:sz w:val="20"/>
                 <w:szCs w:val="20"/>
               </w:rPr>
-              <w:t>CUP 16.240,00</w:t>
+              <w:t>CUP 16.520,00</w:t>
             </w:r>
           </w:p>
         </w:tc>
@@ -40279,7 +40279,7 @@
                 <w:sz w:val="20"/>
                 <w:szCs w:val="20"/>
               </w:rPr>
-              <w:t>CUP 9.744,00</w:t>
+              <w:t>CUP 9.912,00</w:t>
             </w:r>
           </w:p>
         </w:tc>
@@ -40323,7 +40323,7 @@
                 <w:sz w:val="20"/>
                 <w:szCs w:val="20"/>
               </w:rPr>
-              <w:t>CUP 28.420,00</w:t>
+              <w:t>CUP 28.910,00</w:t>
             </w:r>
           </w:p>
         </w:tc>
@@ -40367,7 +40367,7 @@
                 <w:sz w:val="20"/>
                 <w:szCs w:val="20"/>
               </w:rPr>
-              <w:t>CUP 28.420,00</w:t>
+              <w:t>CUP 28.910,00</w:t>
             </w:r>
           </w:p>
         </w:tc>
@@ -40411,7 +40411,7 @@
                 <w:sz w:val="20"/>
                 <w:szCs w:val="20"/>
               </w:rPr>
-              <w:t>CUP 4.872,00</w:t>
+              <w:t>CUP 4.956,00</w:t>
             </w:r>
           </w:p>
         </w:tc>
@@ -40455,7 +40455,7 @@
                 <w:sz w:val="20"/>
                 <w:szCs w:val="20"/>
               </w:rPr>
-              <w:t>CUP 6.496,00</w:t>
+              <w:t>CUP 6.608,00</w:t>
             </w:r>
           </w:p>
         </w:tc>
@@ -40499,7 +40499,7 @@
                 <w:sz w:val="20"/>
                 <w:szCs w:val="20"/>
               </w:rPr>
-              <w:t>CUP 20.300,00</w:t>
+              <w:t>CUP 20.650,00</w:t>
             </w:r>
           </w:p>
         </w:tc>
@@ -40543,7 +40543,7 @@
                 <w:sz w:val="20"/>
                 <w:szCs w:val="20"/>
               </w:rPr>
-              <w:t>CUP 20.300,00</w:t>
+              <w:t>CUP 20.650,00</w:t>
             </w:r>
           </w:p>
         </w:tc>
@@ -40588,7 +40588,7 @@
                 <w:sz w:val="20"/>
                 <w:szCs w:val="20"/>
               </w:rPr>
-              <w:t>CUP 16.240,00</w:t>
+              <w:t>CUP 16.520,00</w:t>
             </w:r>
           </w:p>
         </w:tc>
@@ -40632,7 +40632,7 @@
                 <w:sz w:val="20"/>
                 <w:szCs w:val="20"/>
               </w:rPr>
-              <w:t>CUP 16.240,00</w:t>
+              <w:t>CUP 16.520,00</w:t>
             </w:r>
           </w:p>
         </w:tc>
@@ -40676,7 +40676,7 @@
                 <w:sz w:val="20"/>
                 <w:szCs w:val="20"/>
               </w:rPr>
-              <w:t>CUP 8.120,00</w:t>
+              <w:t>CUP 8.260,00</w:t>
             </w:r>
           </w:p>
         </w:tc>
@@ -40720,7 +40720,7 @@
                 <w:sz w:val="20"/>
                 <w:szCs w:val="20"/>
               </w:rPr>
-              <w:t>CUP 8.120,00</w:t>
+              <w:t>CUP 8.260,00</w:t>
             </w:r>
           </w:p>
         </w:tc>
@@ -40765,7 +40765,7 @@
                 <w:sz w:val="20"/>
                 <w:szCs w:val="20"/>
               </w:rPr>
-              <w:t>CUP 113.680,00</w:t>
+              <w:t>CUP 115.640,00</w:t>
             </w:r>
           </w:p>
         </w:tc>
@@ -40810,7 +40810,7 @@
                 <w:sz w:val="20"/>
                 <w:szCs w:val="20"/>
               </w:rPr>
-              <w:t>CUP 48.720,00</w:t>
+              <w:t>CUP 49.560,00</w:t>
             </w:r>
           </w:p>
         </w:tc>
@@ -40855,7 +40855,7 @@
                 <w:sz w:val="20"/>
                 <w:szCs w:val="20"/>
               </w:rPr>
-              <w:t>CUP 48.720,00</w:t>
+              <w:t>CUP 49.560,00</w:t>
             </w:r>
           </w:p>
         </w:tc>
@@ -40899,7 +40899,7 @@
                 <w:sz w:val="20"/>
                 <w:szCs w:val="20"/>
               </w:rPr>
-              <w:t>CUP 5.684,00</w:t>
+              <w:t>CUP 5.782,00</w:t>
             </w:r>
           </w:p>
         </w:tc>
@@ -40944,7 +40944,7 @@
                 <w:sz w:val="20"/>
                 <w:szCs w:val="20"/>
               </w:rPr>
-              <w:t>CUP 446.600,00</w:t>
+              <w:t>CUP 454.300,00</w:t>
             </w:r>
           </w:p>
         </w:tc>
@@ -40988,7 +40988,7 @@
                 <w:sz w:val="20"/>
                 <w:szCs w:val="20"/>
               </w:rPr>
-              <w:t>CUP 462.840,00</w:t>
+              <w:t>CUP 470.820,00</w:t>
             </w:r>
           </w:p>
         </w:tc>
@@ -41033,7 +41033,7 @@
                 <w:sz w:val="20"/>
                 <w:szCs w:val="20"/>
               </w:rPr>
-              <w:t>CUP 16.240,00</w:t>
+              <w:t>CUP 16.520,00</w:t>
             </w:r>
           </w:p>
         </w:tc>
@@ -41077,7 +41077,7 @@
                 <w:sz w:val="20"/>
                 <w:szCs w:val="20"/>
               </w:rPr>
-              <w:t>CUP 12.180,00</w:t>
+              <w:t>CUP 12.390,00</w:t>
             </w:r>
           </w:p>
         </w:tc>
@@ -41122,7 +41122,7 @@
                 <w:sz w:val="20"/>
                 <w:szCs w:val="20"/>
               </w:rPr>
-              <w:t>CUP 12.180,00</w:t>
+              <w:t>CUP 12.390,00</w:t>
             </w:r>
           </w:p>
         </w:tc>
@@ -41184,7 +41184,7 @@
                 <w:sz w:val="20"/>
                 <w:szCs w:val="20"/>
               </w:rPr>
-              <w:t>CUP 20.300,00</w:t>
+              <w:t>CUP 20.650,00</w:t>
             </w:r>
           </w:p>
         </w:tc>
@@ -41228,7 +41228,7 @@
                 <w:sz w:val="20"/>
                 <w:szCs w:val="20"/>
               </w:rPr>
-              <w:t>CUP 8.120,00</w:t>
+              <w:t>CUP 8.260,00</w:t>
             </w:r>
           </w:p>
         </w:tc>
@@ -41290,7 +41290,7 @@
                 <w:sz w:val="20"/>
                 <w:szCs w:val="20"/>
               </w:rPr>
-              <w:t>CUP 12.180,00</w:t>
+              <w:t>CUP 12.390,00</w:t>
             </w:r>
           </w:p>
         </w:tc>
@@ -41334,7 +41334,7 @@
                 <w:sz w:val="20"/>
                 <w:szCs w:val="20"/>
               </w:rPr>
-              <w:t>CUP 12.180,00</w:t>
+              <w:t>CUP 12.390,00</w:t>
             </w:r>
           </w:p>
         </w:tc>
@@ -41378,7 +41378,7 @@
                 <w:sz w:val="20"/>
                 <w:szCs w:val="20"/>
               </w:rPr>
-              <w:t>CUP 8.120,00</w:t>
+              <w:t>CUP 8.260,00</w:t>
             </w:r>
           </w:p>
         </w:tc>
@@ -41422,7 +41422,7 @@
                 <w:sz w:val="20"/>
                 <w:szCs w:val="20"/>
               </w:rPr>
-              <w:t>CUP 12.180,00</w:t>
+              <w:t>CUP 12.390,00</w:t>
             </w:r>
           </w:p>
         </w:tc>
@@ -41466,7 +41466,7 @@
                 <w:sz w:val="20"/>
                 <w:szCs w:val="20"/>
               </w:rPr>
-              <w:t>CUP 12.180,00</w:t>
+              <w:t>CUP 12.390,00</w:t>
             </w:r>
           </w:p>
         </w:tc>
@@ -41510,7 +41510,7 @@
                 <w:sz w:val="20"/>
                 <w:szCs w:val="20"/>
               </w:rPr>
-              <w:t>CUP 12.180,00</w:t>
+              <w:t>CUP 12.390,00</w:t>
             </w:r>
           </w:p>
         </w:tc>
@@ -41554,7 +41554,7 @@
                 <w:sz w:val="20"/>
                 <w:szCs w:val="20"/>
               </w:rPr>
-              <w:t>CUP 6.496,00</w:t>
+              <w:t>CUP 6.608,00</w:t>
             </w:r>
           </w:p>
         </w:tc>
@@ -41598,7 +41598,7 @@
                 <w:sz w:val="20"/>
                 <w:szCs w:val="20"/>
               </w:rPr>
-              <w:t>CUP 36.540,00</w:t>
+              <w:t>CUP 37.170,00</w:t>
             </w:r>
           </w:p>
         </w:tc>
@@ -41642,7 +41642,7 @@
                 <w:sz w:val="20"/>
                 <w:szCs w:val="20"/>
               </w:rPr>
-              <w:t>CUP 28.420,00</w:t>
+              <w:t>CUP 28.910,00</w:t>
             </w:r>
           </w:p>
         </w:tc>
@@ -41686,7 +41686,7 @@
                 <w:sz w:val="20"/>
                 <w:szCs w:val="20"/>
               </w:rPr>
-              <w:t>CUP 203.000,00</w:t>
+              <w:t>CUP 206.500,00</w:t>
             </w:r>
           </w:p>
         </w:tc>
@@ -41731,7 +41731,7 @@
                 <w:sz w:val="20"/>
                 <w:szCs w:val="20"/>
               </w:rPr>
-              <w:t>CUP 162.400,00</w:t>
+              <w:t>CUP 165.200,00</w:t>
             </w:r>
           </w:p>
         </w:tc>
@@ -41776,7 +41776,7 @@
                 <w:sz w:val="20"/>
                 <w:szCs w:val="20"/>
               </w:rPr>
-              <w:t>CUP 60.900,00</w:t>
+              <w:t>CUP 61.950,00</w:t>
             </w:r>
           </w:p>
         </w:tc>
@@ -41820,7 +41820,7 @@
                 <w:sz w:val="20"/>
                 <w:szCs w:val="20"/>
               </w:rPr>
-              <w:t>CUP 60.900,00</w:t>
+              <w:t>CUP 61.950,00</w:t>
             </w:r>
           </w:p>
         </w:tc>
@@ -41864,7 +41864,7 @@
                 <w:sz w:val="20"/>
                 <w:szCs w:val="20"/>
               </w:rPr>
-              <w:t>CUP 121.800,00</w:t>
+              <w:t>CUP 123.900,00</w:t>
             </w:r>
           </w:p>
         </w:tc>
@@ -41909,7 +41909,7 @@
                 <w:sz w:val="20"/>
                 <w:szCs w:val="20"/>
               </w:rPr>
-              <w:t>CUP 121.800,00</w:t>
+              <w:t>CUP 123.900,00</w:t>
             </w:r>
           </w:p>
         </w:tc>
@@ -41953,7 +41953,7 @@
                 <w:sz w:val="20"/>
                 <w:szCs w:val="20"/>
               </w:rPr>
-              <w:t>CUP 113.680,00</w:t>
+              <w:t>CUP 115.640,00</w:t>
             </w:r>
           </w:p>
         </w:tc>
@@ -41997,7 +41997,7 @@
                 <w:sz w:val="20"/>
                 <w:szCs w:val="20"/>
               </w:rPr>
-              <w:t>CUP 97.440,00</w:t>
+              <w:t>CUP 99.120,00</w:t>
             </w:r>
           </w:p>
         </w:tc>
@@ -42041,7 +42041,7 @@
                 <w:sz w:val="20"/>
                 <w:szCs w:val="20"/>
               </w:rPr>
-              <w:t>CUP 52.780,00</w:t>
+              <w:t>CUP 53.690,00</w:t>
             </w:r>
           </w:p>
         </w:tc>
@@ -42086,7 +42086,7 @@
                 <w:sz w:val="20"/>
                 <w:szCs w:val="20"/>
               </w:rPr>
-              <w:t>CUP 60.900,00</w:t>
+              <w:t>CUP 61.950,00</w:t>
             </w:r>
           </w:p>
         </w:tc>
@@ -42130,7 +42130,7 @@
                 <w:sz w:val="20"/>
                 <w:szCs w:val="20"/>
               </w:rPr>
-              <w:t>CUP 52.780,00</w:t>
+              <w:t>CUP 53.690,00</w:t>
             </w:r>
           </w:p>
         </w:tc>
@@ -42175,7 +42175,7 @@
                 <w:sz w:val="20"/>
                 <w:szCs w:val="20"/>
               </w:rPr>
-              <w:t>CUP 64.960,00</w:t>
+              <w:t>CUP 66.080,00</w:t>
             </w:r>
           </w:p>
         </w:tc>
@@ -42219,7 +42219,7 @@
                 <w:sz w:val="20"/>
                 <w:szCs w:val="20"/>
               </w:rPr>
-              <w:t>CUP 1.218,00</w:t>
+              <w:t>CUP 1.239,00</w:t>
             </w:r>
           </w:p>
         </w:tc>
@@ -42263,7 +42263,7 @@
                 <w:sz w:val="20"/>
                 <w:szCs w:val="20"/>
               </w:rPr>
-              <w:t>CUP 162.400,00</w:t>
+              <w:t>CUP 165.200,00</w:t>
             </w:r>
           </w:p>
         </w:tc>
@@ -42307,7 +42307,7 @@
                 <w:sz w:val="20"/>
                 <w:szCs w:val="20"/>
               </w:rPr>
-              <w:t>CUP 186.760,00</w:t>
+              <w:t>CUP 189.980,00</w:t>
             </w:r>
           </w:p>
         </w:tc>
@@ -42351,7 +42351,7 @@
                 <w:sz w:val="20"/>
                 <w:szCs w:val="20"/>
               </w:rPr>
-              <w:t>CUP 284.200,00</w:t>
+              <w:t>CUP 289.100,00</w:t>
             </w:r>
           </w:p>
         </w:tc>
@@ -42395,7 +42395,7 @@
                 <w:sz w:val="20"/>
                 <w:szCs w:val="20"/>
               </w:rPr>
-              <w:t>CUP 284.200,00</w:t>
+              <w:t>CUP 289.100,00</w:t>
             </w:r>
           </w:p>
         </w:tc>
@@ -42439,7 +42439,7 @@
                 <w:sz w:val="20"/>
                 <w:szCs w:val="20"/>
               </w:rPr>
-              <w:t>CUP 292.320,00</w:t>
+              <w:t>CUP 297.360,00</w:t>
             </w:r>
           </w:p>
         </w:tc>
@@ -42483,7 +42483,7 @@
                 <w:sz w:val="20"/>
                 <w:szCs w:val="20"/>
               </w:rPr>
-              <w:t>CUP 300.440,00</w:t>
+              <w:t>CUP 305.620,00</w:t>
             </w:r>
           </w:p>
         </w:tc>
@@ -42529,7 +42529,7 @@
                 <w:sz w:val="20"/>
                 <w:szCs w:val="20"/>
               </w:rPr>
-              <w:t>CUP 284.200,00</w:t>
+              <w:t>CUP 289.100,00</w:t>
             </w:r>
           </w:p>
         </w:tc>
@@ -42573,7 +42573,7 @@
                 <w:sz w:val="20"/>
                 <w:szCs w:val="20"/>
               </w:rPr>
-              <w:t>CUP 284.200,00</w:t>
+              <w:t>CUP 289.100,00</w:t>
             </w:r>
           </w:p>
         </w:tc>
@@ -42617,7 +42617,7 @@
                 <w:sz w:val="20"/>
                 <w:szCs w:val="20"/>
               </w:rPr>
-              <w:t>CUP 284.200,00</w:t>
+              <w:t>CUP 289.100,00</w:t>
             </w:r>
           </w:p>
         </w:tc>
@@ -42661,7 +42661,7 @@
                 <w:sz w:val="20"/>
                 <w:szCs w:val="20"/>
               </w:rPr>
-              <w:t>CUP 178.640,00</w:t>
+              <w:t>CUP 181.720,00</w:t>
             </w:r>
           </w:p>
         </w:tc>
@@ -42706,7 +42706,7 @@
                 <w:sz w:val="20"/>
                 <w:szCs w:val="20"/>
               </w:rPr>
-              <w:t>CUP 146.160,00</w:t>
+              <w:t>CUP 148.680,00</w:t>
             </w:r>
           </w:p>
         </w:tc>
@@ -42751,7 +42751,7 @@
                 <w:sz w:val="20"/>
                 <w:szCs w:val="20"/>
               </w:rPr>
-              <w:t>CUP 146.160,00</w:t>
+              <w:t>CUP 148.680,00</w:t>
             </w:r>
           </w:p>
         </w:tc>
@@ -42795,7 +42795,7 @@
                 <w:sz w:val="20"/>
                 <w:szCs w:val="20"/>
               </w:rPr>
-              <w:t>CUP 162.400,00</w:t>
+              <w:t>CUP 165.200,00</w:t>
             </w:r>
           </w:p>
         </w:tc>
@@ -42840,7 +42840,7 @@
                 <w:sz w:val="20"/>
                 <w:szCs w:val="20"/>
               </w:rPr>
-              <w:t>CUP 32.480,00</w:t>
+              <w:t>CUP 33.040,00</w:t>
             </w:r>
           </w:p>
         </w:tc>
@@ -42892,7 +42892,7 @@
                 <w:sz w:val="20"/>
                 <w:szCs w:val="20"/>
               </w:rPr>
-              <w:t>CUP 32.480,00</w:t>
+              <w:t>CUP 33.040,00</w:t>
             </w:r>
           </w:p>
         </w:tc>
@@ -42936,7 +42936,7 @@
                 <w:sz w:val="20"/>
                 <w:szCs w:val="20"/>
               </w:rPr>
-              <w:t>CUP 32.480,00</w:t>
+              <w:t>CUP 33.040,00</w:t>
             </w:r>
           </w:p>
         </w:tc>
@@ -42980,7 +42980,7 @@
                 <w:sz w:val="20"/>
                 <w:szCs w:val="20"/>
               </w:rPr>
-              <w:t>CUP 32.480,00</w:t>
+              <w:t>CUP 33.040,00</w:t>
             </w:r>
           </w:p>
         </w:tc>
@@ -43024,7 +43024,7 @@
                 <w:sz w:val="20"/>
                 <w:szCs w:val="20"/>
               </w:rPr>
-              <w:t>CUP 56.840,00</w:t>
+              <w:t>CUP 57.820,00</w:t>
             </w:r>
           </w:p>
         </w:tc>
@@ -43068,7 +43068,7 @@
                 <w:sz w:val="20"/>
                 <w:szCs w:val="20"/>
               </w:rPr>
-              <w:t>CUP 97.440,00</w:t>
+              <w:t>CUP 99.120,00</w:t>
             </w:r>
           </w:p>
         </w:tc>
@@ -43112,7 +43112,7 @@
                 <w:sz w:val="20"/>
                 <w:szCs w:val="20"/>
               </w:rPr>
-              <w:t>CUP 48.720,00</w:t>
+              <w:t>CUP 49.560,00</w:t>
             </w:r>
           </w:p>
         </w:tc>
@@ -43157,7 +43157,7 @@
                 <w:sz w:val="20"/>
                 <w:szCs w:val="20"/>
               </w:rPr>
-              <w:t>CUP 56.840,00</w:t>
+              <w:t>CUP 57.820,00</w:t>
             </w:r>
           </w:p>
         </w:tc>
@@ -43201,7 +43201,7 @@
                 <w:sz w:val="20"/>
                 <w:szCs w:val="20"/>
               </w:rPr>
-              <w:t>CUP 73.080,00</w:t>
+              <w:t>CUP 74.340,00</w:t>
             </w:r>
           </w:p>
         </w:tc>
@@ -43245,7 +43245,7 @@
                 <w:sz w:val="20"/>
                 <w:szCs w:val="20"/>
               </w:rPr>
-              <w:t>CUP 16.240,00</w:t>
+              <w:t>CUP 16.520,00</w:t>
             </w:r>
           </w:p>
         </w:tc>
@@ -43289,7 +43289,7 @@
                 <w:sz w:val="20"/>
                 <w:szCs w:val="20"/>
               </w:rPr>
-              <w:t>CUP 24.360,00</w:t>
+              <w:t>CUP 24.780,00</w:t>
             </w:r>
           </w:p>
         </w:tc>
@@ -43334,7 +43334,7 @@
                 <w:sz w:val="20"/>
                 <w:szCs w:val="20"/>
               </w:rPr>
-              <w:t>CUP 48.720,00</w:t>
+              <w:t>CUP 49.560,00</w:t>
             </w:r>
           </w:p>
         </w:tc>
@@ -43378,7 +43378,7 @@
                 <w:sz w:val="20"/>
                 <w:szCs w:val="20"/>
               </w:rPr>
-              <w:t>CUP 28.420,00</w:t>
+              <w:t>CUP 28.910,00</w:t>
             </w:r>
           </w:p>
         </w:tc>
@@ -43422,7 +43422,7 @@
                 <w:sz w:val="20"/>
                 <w:szCs w:val="20"/>
               </w:rPr>
-              <w:t>CUP 12.180,00</w:t>
+              <w:t>CUP 12.390,00</w:t>
             </w:r>
           </w:p>
         </w:tc>
@@ -43466,7 +43466,7 @@
                 <w:sz w:val="20"/>
                 <w:szCs w:val="20"/>
               </w:rPr>
-              <w:t>CUP 36.540,00</w:t>
+              <w:t>CUP 37.170,00</w:t>
             </w:r>
           </w:p>
         </w:tc>
@@ -43510,7 +43510,7 @@
                 <w:sz w:val="20"/>
                 <w:szCs w:val="20"/>
               </w:rPr>
-              <w:t>CUP 20.300,00</w:t>
+              <w:t>CUP 20.650,00</w:t>
             </w:r>
           </w:p>
         </w:tc>
@@ -43554,7 +43554,7 @@
                 <w:sz w:val="20"/>
                 <w:szCs w:val="20"/>
               </w:rPr>
-              <w:t>CUP 60.900,00</w:t>
+              <w:t>CUP 61.950,00</w:t>
             </w:r>
           </w:p>
         </w:tc>
@@ -43598,7 +43598,7 @@
                 <w:sz w:val="20"/>
                 <w:szCs w:val="20"/>
               </w:rPr>
-              <w:t>CUP 36.540,00</w:t>
+              <w:t>CUP 37.170,00</w:t>
             </w:r>
           </w:p>
         </w:tc>
@@ -43642,7 +43642,7 @@
                 <w:sz w:val="20"/>
                 <w:szCs w:val="20"/>
               </w:rPr>
-              <w:t>CUP 121.800,00</w:t>
+              <w:t>CUP 123.900,00</w:t>
             </w:r>
           </w:p>
         </w:tc>
@@ -43686,7 +43686,7 @@
                 <w:sz w:val="20"/>
                 <w:szCs w:val="20"/>
               </w:rPr>
-              <w:t>CUP 138.040,00</w:t>
+              <w:t>CUP 140.420,00</w:t>
             </w:r>
           </w:p>
         </w:tc>
@@ -43730,7 +43730,7 @@
                 <w:sz w:val="20"/>
                 <w:szCs w:val="20"/>
               </w:rPr>
-              <w:t>CUP 129.920,00</w:t>
+              <w:t>CUP 132.160,00</w:t>
             </w:r>
           </w:p>
         </w:tc>
@@ -43774,7 +43774,7 @@
                 <w:sz w:val="20"/>
                 <w:szCs w:val="20"/>
               </w:rPr>
-              <w:t>CUP 121.800,00</w:t>
+              <w:t>CUP 123.900,00</w:t>
             </w:r>
           </w:p>
         </w:tc>
@@ -43818,7 +43818,7 @@
                 <w:sz w:val="20"/>
                 <w:szCs w:val="20"/>
               </w:rPr>
-              <w:t>CUP 162.400,00</w:t>
+              <w:t>CUP 165.200,00</w:t>
             </w:r>
           </w:p>
         </w:tc>
@@ -43862,7 +43862,7 @@
                 <w:sz w:val="20"/>
                 <w:szCs w:val="20"/>
               </w:rPr>
-              <w:t>CUP 113.680,00</w:t>
+              <w:t>CUP 115.640,00</w:t>
             </w:r>
           </w:p>
         </w:tc>
@@ -43907,7 +43907,7 @@
                 <w:sz w:val="20"/>
                 <w:szCs w:val="20"/>
               </w:rPr>
-              <w:t>CUP 146.160,00</w:t>
+              <w:t>CUP 148.680,00</w:t>
             </w:r>
           </w:p>
         </w:tc>
@@ -43951,7 +43951,7 @@
                 <w:sz w:val="20"/>
                 <w:szCs w:val="20"/>
               </w:rPr>
-              <w:t>CUP 105.560,00</w:t>
+              <w:t>CUP 107.380,00</w:t>
             </w:r>
           </w:p>
         </w:tc>
@@ -43995,7 +43995,7 @@
                 <w:sz w:val="20"/>
                 <w:szCs w:val="20"/>
               </w:rPr>
-              <w:t>CUP 64.960,00</w:t>
+              <w:t>CUP 66.080,00</w:t>
             </w:r>
           </w:p>
         </w:tc>
@@ -44039,7 +44039,7 @@
                 <w:sz w:val="20"/>
                 <w:szCs w:val="20"/>
               </w:rPr>
-              <w:t>CUP 81.200,00</w:t>
+              <w:t>CUP 82.600,00</w:t>
             </w:r>
           </w:p>
         </w:tc>
@@ -44083,7 +44083,7 @@
                 <w:sz w:val="20"/>
                 <w:szCs w:val="20"/>
               </w:rPr>
-              <w:t>CUP 81.200,00</w:t>
+              <w:t>CUP 82.600,00</w:t>
             </w:r>
           </w:p>
         </w:tc>
@@ -44127,7 +44127,7 @@
                 <w:sz w:val="20"/>
                 <w:szCs w:val="20"/>
               </w:rPr>
-              <w:t>CUP 97.440,00</w:t>
+              <w:t>CUP 99.120,00</w:t>
             </w:r>
           </w:p>
         </w:tc>
@@ -44171,7 +44171,7 @@
                 <w:sz w:val="20"/>
                 <w:szCs w:val="20"/>
               </w:rPr>
-              <w:t>CUP 81.200,00</w:t>
+              <w:t>CUP 82.600,00</w:t>
             </w:r>
           </w:p>
         </w:tc>
@@ -44215,7 +44215,7 @@
                 <w:sz w:val="20"/>
                 <w:szCs w:val="20"/>
               </w:rPr>
-              <w:t>CUP 97.440,00</w:t>
+              <w:t>CUP 99.120,00</w:t>
             </w:r>
           </w:p>
         </w:tc>
@@ -44259,7 +44259,7 @@
                 <w:sz w:val="20"/>
                 <w:szCs w:val="20"/>
               </w:rPr>
-              <w:t>CUP 146.160,00</w:t>
+              <w:t>CUP 148.680,00</w:t>
             </w:r>
           </w:p>
         </w:tc>
@@ -44303,7 +44303,7 @@
                 <w:sz w:val="20"/>
                 <w:szCs w:val="20"/>
               </w:rPr>
-              <w:t>CUP 4.060,00</w:t>
+              <w:t>CUP 4.130,00</w:t>
             </w:r>
           </w:p>
         </w:tc>
@@ -44347,7 +44347,7 @@
                 <w:sz w:val="20"/>
                 <w:szCs w:val="20"/>
               </w:rPr>
-              <w:t>CUP 8.120,00</w:t>
+              <w:t>CUP 8.260,00</w:t>
             </w:r>
           </w:p>
         </w:tc>
@@ -44392,7 +44392,7 @@
                 <w:sz w:val="20"/>
                 <w:szCs w:val="20"/>
               </w:rPr>
-              <w:t>CUP 6.496,00</w:t>
+              <w:t>CUP 6.608,00</w:t>
             </w:r>
           </w:p>
         </w:tc>
@@ -44436,7 +44436,7 @@
                 <w:sz w:val="20"/>
                 <w:szCs w:val="20"/>
               </w:rPr>
-              <w:t>CUP 4.060,00</w:t>
+              <w:t>CUP 4.130,00</w:t>
             </w:r>
           </w:p>
         </w:tc>
@@ -44480,7 +44480,7 @@
                 <w:sz w:val="20"/>
                 <w:szCs w:val="20"/>
               </w:rPr>
-              <w:t>CUP 203.000,00</w:t>
+              <w:t>CUP 206.500,00</w:t>
             </w:r>
           </w:p>
         </w:tc>
@@ -44524,7 +44524,7 @@
                 <w:sz w:val="20"/>
                 <w:szCs w:val="20"/>
               </w:rPr>
-              <w:t>CUP 162.400,00</w:t>
+              <w:t>CUP 165.200,00</w:t>
             </w:r>
           </w:p>
         </w:tc>
@@ -44568,7 +44568,7 @@
                 <w:sz w:val="20"/>
                 <w:szCs w:val="20"/>
               </w:rPr>
-              <w:t>CUP 162.400,00</w:t>
+              <w:t>CUP 165.200,00</w:t>
             </w:r>
           </w:p>
         </w:tc>
@@ -44612,7 +44612,7 @@
                 <w:sz w:val="20"/>
                 <w:szCs w:val="20"/>
               </w:rPr>
-              <w:t>CUP 121.800,00</w:t>
+              <w:t>CUP 123.900,00</w:t>
             </w:r>
           </w:p>
         </w:tc>
@@ -44656,7 +44656,7 @@
                 <w:sz w:val="20"/>
                 <w:szCs w:val="20"/>
               </w:rPr>
-              <w:t>CUP 121.800,00</w:t>
+              <w:t>CUP 123.900,00</w:t>
             </w:r>
           </w:p>
         </w:tc>
@@ -44700,7 +44700,7 @@
                 <w:sz w:val="20"/>
                 <w:szCs w:val="20"/>
               </w:rPr>
-              <w:t>CUP 146.160,00</w:t>
+              <w:t>CUP 148.680,00</w:t>
             </w:r>
           </w:p>
         </w:tc>
@@ -44744,7 +44744,7 @@
                 <w:sz w:val="20"/>
                 <w:szCs w:val="20"/>
               </w:rPr>
-              <w:t>CUP 146.160,00</w:t>
+              <w:t>CUP 148.680,00</w:t>
             </w:r>
           </w:p>
         </w:tc>
@@ -44789,7 +44789,7 @@
                 <w:sz w:val="20"/>
                 <w:szCs w:val="20"/>
               </w:rPr>
-              <w:t>CUP 28.420,00</w:t>
+              <w:t>CUP 28.910,00</w:t>
             </w:r>
           </w:p>
         </w:tc>
@@ -44833,7 +44833,7 @@
                 <w:sz w:val="20"/>
                 <w:szCs w:val="20"/>
               </w:rPr>
-              <w:t>CUP 28.420,00</w:t>
+              <w:t>CUP 28.910,00</w:t>
             </w:r>
           </w:p>
         </w:tc>
@@ -44877,7 +44877,7 @@
                 <w:sz w:val="20"/>
                 <w:szCs w:val="20"/>
               </w:rPr>
-              <w:t>CUP 24.360,00</w:t>
+              <w:t>CUP 24.780,00</w:t>
             </w:r>
           </w:p>
         </w:tc>
@@ -44922,7 +44922,7 @@
                 <w:sz w:val="20"/>
                 <w:szCs w:val="20"/>
               </w:rPr>
-              <w:t>CUP 32.480,00</w:t>
+              <w:t>CUP 33.040,00</w:t>
             </w:r>
           </w:p>
         </w:tc>
@@ -44966,7 +44966,7 @@
                 <w:sz w:val="20"/>
                 <w:szCs w:val="20"/>
               </w:rPr>
-              <w:t>CUP 24.360,00</w:t>
+              <w:t>CUP 24.780,00</w:t>
             </w:r>
           </w:p>
         </w:tc>
@@ -45010,7 +45010,7 @@
                 <w:sz w:val="20"/>
                 <w:szCs w:val="20"/>
               </w:rPr>
-              <w:t>CUP 24.360,00</w:t>
+              <w:t>CUP 24.780,00</w:t>
             </w:r>
           </w:p>
         </w:tc>
@@ -45054,7 +45054,7 @@
                 <w:sz w:val="20"/>
                 <w:szCs w:val="20"/>
               </w:rPr>
-              <w:t>CUP 32.480,00</w:t>
+              <w:t>CUP 33.040,00</w:t>
             </w:r>
           </w:p>
         </w:tc>
@@ -45098,7 +45098,7 @@
                 <w:sz w:val="20"/>
                 <w:szCs w:val="20"/>
               </w:rPr>
-              <w:t>CUP 32.480,00</w:t>
+              <w:t>CUP 33.040,00</w:t>
             </w:r>
           </w:p>
         </w:tc>
@@ -45142,7 +45142,7 @@
                 <w:sz w:val="20"/>
                 <w:szCs w:val="20"/>
               </w:rPr>
-              <w:t>CUP 32.480,00</w:t>
+              <w:t>CUP 33.040,00</w:t>
             </w:r>
           </w:p>
         </w:tc>
@@ -45193,7 +45193,7 @@
                 <w:sz w:val="20"/>
                 <w:szCs w:val="20"/>
               </w:rPr>
-              <w:t>CUP 32.480,00</w:t>
+              <w:t>CUP 33.040,00</w:t>
             </w:r>
           </w:p>
         </w:tc>
@@ -45244,7 +45244,7 @@
                 <w:sz w:val="20"/>
                 <w:szCs w:val="20"/>
               </w:rPr>
-              <w:t>CUP 32.480,00</w:t>
+              <w:t>CUP 33.040,00</w:t>
             </w:r>
           </w:p>
         </w:tc>
@@ -45296,7 +45296,7 @@
                 <w:sz w:val="20"/>
                 <w:szCs w:val="20"/>
               </w:rPr>
-              <w:t>CUP 28.420,00</w:t>
+              <w:t>CUP 28.910,00</w:t>
             </w:r>
           </w:p>
         </w:tc>
@@ -45347,7 +45347,7 @@
                 <w:sz w:val="20"/>
                 <w:szCs w:val="20"/>
               </w:rPr>
-              <w:t>CUP 16.240,00</w:t>
+              <w:t>CUP 16.520,00</w:t>
             </w:r>
           </w:p>
         </w:tc>
@@ -45398,7 +45398,7 @@
                 <w:sz w:val="20"/>
                 <w:szCs w:val="20"/>
               </w:rPr>
-              <w:t>CUP 16.240,00</w:t>
+              <w:t>CUP 16.520,00</w:t>
             </w:r>
           </w:p>
         </w:tc>
@@ -45449,7 +45449,7 @@
                 <w:sz w:val="20"/>
                 <w:szCs w:val="20"/>
               </w:rPr>
-              <w:t>CUP 56.840,00</w:t>
+              <w:t>CUP 57.820,00</w:t>
             </w:r>
           </w:p>
         </w:tc>
@@ -45500,7 +45500,7 @@
                 <w:sz w:val="20"/>
                 <w:szCs w:val="20"/>
               </w:rPr>
-              <w:t>CUP 56.840,00</w:t>
+              <w:t>CUP 57.820,00</w:t>
             </w:r>
           </w:p>
         </w:tc>
@@ -45551,7 +45551,7 @@
                 <w:sz w:val="20"/>
                 <w:szCs w:val="20"/>
               </w:rPr>
-              <w:t>CUP 12.180,00</w:t>
+              <w:t>CUP 12.390,00</w:t>
             </w:r>
           </w:p>
         </w:tc>
@@ -45602,7 +45602,7 @@
                 <w:sz w:val="20"/>
                 <w:szCs w:val="20"/>
               </w:rPr>
-              <w:t>CUP 8.120,00</w:t>
+              <w:t>CUP 8.260,00</w:t>
             </w:r>
           </w:p>
         </w:tc>
@@ -45653,7 +45653,7 @@
                 <w:sz w:val="20"/>
                 <w:szCs w:val="20"/>
               </w:rPr>
-              <w:t>CUP 6.496,00</w:t>
+              <w:t>CUP 6.608,00</w:t>
             </w:r>
           </w:p>
         </w:tc>
@@ -45704,7 +45704,7 @@
                 <w:sz w:val="20"/>
                 <w:szCs w:val="20"/>
               </w:rPr>
-              <w:t>CUP 6.496,00</w:t>
+              <w:t>CUP 6.608,00</w:t>
             </w:r>
           </w:p>
         </w:tc>
@@ -45756,7 +45756,7 @@
                 <w:sz w:val="20"/>
                 <w:szCs w:val="20"/>
               </w:rPr>
-              <w:t>CUP 24.360,00</w:t>
+              <w:t>CUP 24.780,00</w:t>
             </w:r>
           </w:p>
         </w:tc>
@@ -45807,7 +45807,7 @@
                 <w:sz w:val="20"/>
                 <w:szCs w:val="20"/>
               </w:rPr>
-              <w:t>CUP 6.496,00</w:t>
+              <w:t>CUP 6.608,00</w:t>
             </w:r>
           </w:p>
         </w:tc>
@@ -45858,7 +45858,7 @@
                 <w:sz w:val="20"/>
                 <w:szCs w:val="20"/>
               </w:rPr>
-              <w:t>CUP 9.744,00</w:t>
+              <w:t>CUP 9.912,00</w:t>
             </w:r>
           </w:p>
         </w:tc>
@@ -45918,7 +45918,7 @@
                 <w:sz w:val="20"/>
                 <w:szCs w:val="20"/>
               </w:rPr>
-              <w:t>CUP 16.240,00</w:t>
+              <w:t>CUP 16.520,00</w:t>
             </w:r>
           </w:p>
         </w:tc>
@@ -45969,7 +45969,7 @@
                 <w:sz w:val="20"/>
                 <w:szCs w:val="20"/>
               </w:rPr>
-              <w:t>CUP 24.360,00</w:t>
+              <w:t>CUP 24.780,00</w:t>
             </w:r>
           </w:p>
         </w:tc>
@@ -46020,7 +46020,7 @@
                 <w:sz w:val="20"/>
                 <w:szCs w:val="20"/>
               </w:rPr>
-              <w:t>CUP 16.240,00</w:t>
+              <w:t>CUP 16.520,00</w:t>
             </w:r>
           </w:p>
         </w:tc>
@@ -46071,7 +46071,7 @@
                 <w:sz w:val="20"/>
                 <w:szCs w:val="20"/>
               </w:rPr>
-              <w:t>CUP 8.120,00</w:t>
+              <w:t>CUP 8.260,00</w:t>
             </w:r>
           </w:p>
         </w:tc>
@@ -46122,7 +46122,7 @@
                 <w:sz w:val="20"/>
                 <w:szCs w:val="20"/>
               </w:rPr>
-              <w:t>CUP 12.180,00</w:t>
+              <w:t>CUP 12.390,00</w:t>
             </w:r>
           </w:p>
         </w:tc>
@@ -46174,7 +46174,7 @@
                 <w:sz w:val="20"/>
                 <w:szCs w:val="20"/>
               </w:rPr>
-              <w:t>CUP 12.180,00</w:t>
+              <w:t>CUP 12.390,00</w:t>
             </w:r>
           </w:p>
         </w:tc>
@@ -46225,7 +46225,7 @@
                 <w:sz w:val="20"/>
                 <w:szCs w:val="20"/>
               </w:rPr>
-              <w:t>CUP 16.240,00</w:t>
+              <w:t>CUP 16.520,00</w:t>
             </w:r>
           </w:p>
         </w:tc>
@@ -46277,7 +46277,7 @@
                 <w:sz w:val="20"/>
                 <w:szCs w:val="20"/>
               </w:rPr>
-              <w:t>CUP 2.436,00</w:t>
+              <w:t>CUP 2.478,00</w:t>
             </w:r>
           </w:p>
         </w:tc>
@@ -46328,7 +46328,7 @@
                 <w:sz w:val="20"/>
                 <w:szCs w:val="20"/>
               </w:rPr>
-              <w:t>CUP 186.760,00</w:t>
+              <w:t>CUP 189.980,00</w:t>
             </w:r>
           </w:p>
         </w:tc>
@@ -46379,7 +46379,7 @@
                 <w:sz w:val="20"/>
                 <w:szCs w:val="20"/>
               </w:rPr>
-              <w:t>CUP 16.240,00</w:t>
+              <w:t>CUP 16.520,00</w:t>
             </w:r>
           </w:p>
         </w:tc>
@@ -46430,7 +46430,7 @@
                 <w:sz w:val="20"/>
                 <w:szCs w:val="20"/>
               </w:rPr>
-              <w:t>CUP 12.180,00</w:t>
+              <w:t>CUP 12.390,00</w:t>
             </w:r>
           </w:p>
         </w:tc>
@@ -46481,7 +46481,7 @@
                 <w:sz w:val="20"/>
                 <w:szCs w:val="20"/>
               </w:rPr>
-              <w:t>CUP 8.120,00</w:t>
+              <w:t>CUP 8.260,00</w:t>
             </w:r>
           </w:p>
         </w:tc>
@@ -46532,7 +46532,7 @@
                 <w:sz w:val="20"/>
                 <w:szCs w:val="20"/>
               </w:rPr>
-              <w:t>CUP 81.200,00</w:t>
+              <w:t>CUP 82.600,00</w:t>
             </w:r>
           </w:p>
         </w:tc>
@@ -46583,7 +46583,7 @@
                 <w:sz w:val="20"/>
                 <w:szCs w:val="20"/>
               </w:rPr>
-              <w:t>CUP 48.720,00</w:t>
+              <w:t>CUP 49.560,00</w:t>
             </w:r>
           </w:p>
         </w:tc>
@@ -46634,7 +46634,7 @@
                 <w:sz w:val="20"/>
                 <w:szCs w:val="20"/>
               </w:rPr>
-              <w:t>CUP 28.420,00</w:t>
+              <w:t>CUP 28.910,00</w:t>
             </w:r>
           </w:p>
         </w:tc>
@@ -46685,7 +46685,7 @@
                 <w:sz w:val="20"/>
                 <w:szCs w:val="20"/>
               </w:rPr>
-              <w:t>CUP 32.480,00</w:t>
+              <w:t>CUP 33.040,00</w:t>
             </w:r>
           </w:p>
         </w:tc>
@@ -46843,7 +46843,7 @@
                 <w:sz w:val="20"/>
                 <w:szCs w:val="20"/>
               </w:rPr>
-              <w:t>CUP 146.160,00</w:t>
+              <w:t>CUP 148.680,00</w:t>
             </w:r>
           </w:p>
         </w:tc>
@@ -46895,7 +46895,7 @@
                 <w:sz w:val="20"/>
                 <w:szCs w:val="20"/>
               </w:rPr>
-              <w:t>CUP 109.620,00</w:t>
+              <w:t>CUP 111.510,00</w:t>
             </w:r>
           </w:p>
         </w:tc>
@@ -46947,7 +46947,7 @@
                 <w:sz w:val="20"/>
                 <w:szCs w:val="20"/>
               </w:rPr>
-              <w:t>CUP 73.080,00</w:t>
+              <w:t>CUP 74.340,00</w:t>
             </w:r>
           </w:p>
         </w:tc>
@@ -47000,7 +47000,7 @@
                 <w:sz w:val="20"/>
                 <w:szCs w:val="20"/>
               </w:rPr>
-              <w:t>CUP 4.872,00</w:t>
+              <w:t>CUP 4.956,00</w:t>
             </w:r>
           </w:p>
         </w:tc>
@@ -47051,7 +47051,7 @@
                 <w:sz w:val="20"/>
                 <w:szCs w:val="20"/>
               </w:rPr>
-              <w:t>CUP 48.720,00</w:t>
+              <w:t>CUP 49.560,00</w:t>
             </w:r>
           </w:p>
         </w:tc>
@@ -47103,7 +47103,7 @@
                 <w:sz w:val="20"/>
                 <w:szCs w:val="20"/>
               </w:rPr>
-              <w:t>CUP 89.320,00</w:t>
+              <w:t>CUP 90.860,00</w:t>
             </w:r>
           </w:p>
         </w:tc>
@@ -47154,7 +47154,7 @@
                 <w:sz w:val="20"/>
                 <w:szCs w:val="20"/>
               </w:rPr>
-              <w:t>CUP 97.440,00</w:t>
+              <w:t>CUP 99.120,00</w:t>
             </w:r>
           </w:p>
         </w:tc>
@@ -47206,7 +47206,7 @@
                 <w:sz w:val="20"/>
                 <w:szCs w:val="20"/>
               </w:rPr>
-              <w:t>CUP 20.300,00</w:t>
+              <w:t>CUP 20.650,00</w:t>
             </w:r>
           </w:p>
         </w:tc>
@@ -47258,7 +47258,7 @@
                 <w:sz w:val="20"/>
                 <w:szCs w:val="20"/>
               </w:rPr>
-              <w:t>CUP 28.420,00</w:t>
+              <w:t>CUP 28.910,00</w:t>
             </w:r>
           </w:p>
         </w:tc>
@@ -47310,7 +47310,7 @@
                 <w:sz w:val="20"/>
                 <w:szCs w:val="20"/>
               </w:rPr>
-              <w:t>CUP 81.200,00</w:t>
+              <w:t>CUP 82.600,00</w:t>
             </w:r>
           </w:p>
         </w:tc>
@@ -47362,7 +47362,7 @@
                 <w:sz w:val="20"/>
                 <w:szCs w:val="20"/>
               </w:rPr>
-              <w:t>CUP 73.080,00</w:t>
+              <w:t>CUP 74.340,00</w:t>
             </w:r>
           </w:p>
         </w:tc>
@@ -47413,7 +47413,7 @@
                 <w:sz w:val="20"/>
                 <w:szCs w:val="20"/>
               </w:rPr>
-              <w:t>CUP 9.744,00</w:t>
+              <w:t>CUP 9.912,00</w:t>
             </w:r>
           </w:p>
         </w:tc>
@@ -47465,7 +47465,7 @@
                 <w:sz w:val="20"/>
                 <w:szCs w:val="20"/>
               </w:rPr>
-              <w:t>CUP 12.180,00</w:t>
+              <w:t>CUP 12.390,00</w:t>
             </w:r>
           </w:p>
         </w:tc>
@@ -47516,7 +47516,7 @@
                 <w:sz w:val="20"/>
                 <w:szCs w:val="20"/>
               </w:rPr>
-              <w:t>CUP 40.600,00</w:t>
+              <w:t>CUP 41.300,00</w:t>
             </w:r>
           </w:p>
         </w:tc>
@@ -47568,7 +47568,7 @@
                 <w:sz w:val="20"/>
                 <w:szCs w:val="20"/>
               </w:rPr>
-              <w:t>CUP 32.480,00</w:t>
+              <w:t>CUP 33.040,00</w:t>
             </w:r>
           </w:p>
         </w:tc>
@@ -47620,7 +47620,7 @@
                 <w:sz w:val="20"/>
                 <w:szCs w:val="20"/>
               </w:rPr>
-              <w:t>CUP 28.420,00</w:t>
+              <w:t>CUP 28.910,00</w:t>
             </w:r>
           </w:p>
         </w:tc>
@@ -47672,7 +47672,7 @@
                 <w:sz w:val="20"/>
                 <w:szCs w:val="20"/>
               </w:rPr>
-              <w:t>CUP 81.200,00</w:t>
+              <w:t>CUP 82.600,00</w:t>
             </w:r>
           </w:p>
         </w:tc>
@@ -47724,7 +47724,7 @@
                 <w:sz w:val="20"/>
                 <w:szCs w:val="20"/>
               </w:rPr>
-              <w:t>CUP 40.600,00</w:t>
+              <w:t>CUP 41.300,00</w:t>
             </w:r>
           </w:p>
         </w:tc>
@@ -47776,7 +47776,7 @@
                 <w:sz w:val="20"/>
                 <w:szCs w:val="20"/>
               </w:rPr>
-              <w:t>CUP 48.720,00</w:t>
+              <w:t>CUP 49.560,00</w:t>
             </w:r>
           </w:p>
         </w:tc>
@@ -47829,7 +47829,7 @@
                 <w:sz w:val="20"/>
                 <w:szCs w:val="20"/>
               </w:rPr>
-              <w:t>CUP 20.300,00</w:t>
+              <w:t>CUP 20.650,00</w:t>
             </w:r>
           </w:p>
         </w:tc>
@@ -47882,7 +47882,7 @@
                 <w:sz w:val="20"/>
                 <w:szCs w:val="20"/>
               </w:rPr>
-              <w:t>CUP 6.496,00</w:t>
+              <w:t>CUP 6.608,00</w:t>
             </w:r>
           </w:p>
         </w:tc>
@@ -47934,7 +47934,7 @@
                 <w:sz w:val="20"/>
                 <w:szCs w:val="20"/>
               </w:rPr>
-              <w:t>CUP 24.360,00</w:t>
+              <w:t>CUP 24.780,00</w:t>
             </w:r>
           </w:p>
         </w:tc>
@@ -47990,7 +47990,7 @@
                 <w:sz w:val="20"/>
                 <w:szCs w:val="20"/>
               </w:rPr>
-              <w:t>CUP 8.120,00</w:t>
+              <w:t>CUP 8.260,00</w:t>
             </w:r>
           </w:p>
         </w:tc>
@@ -48046,7 +48046,7 @@
                 <w:sz w:val="20"/>
                 <w:szCs w:val="20"/>
               </w:rPr>
-              <w:t>CUP 12.180,00</w:t>
+              <w:t>CUP 12.390,00</w:t>
             </w:r>
           </w:p>
         </w:tc>
@@ -48099,7 +48099,7 @@
                 <w:sz w:val="20"/>
                 <w:szCs w:val="20"/>
               </w:rPr>
-              <w:t>CUP 8.120,00</w:t>
+              <w:t>CUP 8.260,00</w:t>
             </w:r>
           </w:p>
         </w:tc>
@@ -48152,7 +48152,7 @@
                 <w:sz w:val="20"/>
                 <w:szCs w:val="20"/>
               </w:rPr>
-              <w:t>CUP 28.420,00</w:t>
+              <w:t>CUP 28.910,00</w:t>
             </w:r>
           </w:p>
         </w:tc>
@@ -48205,7 +48205,7 @@
                 <w:sz w:val="20"/>
                 <w:szCs w:val="20"/>
               </w:rPr>
-              <w:t>CUP 4.872,00</w:t>
+              <w:t>CUP 4.956,00</w:t>
             </w:r>
           </w:p>
         </w:tc>
@@ -48258,7 +48258,7 @@
                 <w:sz w:val="20"/>
                 <w:szCs w:val="20"/>
               </w:rPr>
-              <w:t>CUP 6.496,00</w:t>
+              <w:t>CUP 6.608,00</w:t>
             </w:r>
           </w:p>
         </w:tc>
@@ -48311,7 +48311,7 @@
                 <w:sz w:val="20"/>
                 <w:szCs w:val="20"/>
               </w:rPr>
-              <w:t>CUP 12.180,00</w:t>
+              <w:t>CUP 12.390,00</w:t>
             </w:r>
           </w:p>
         </w:tc>
@@ -48367,7 +48367,7 @@
                 <w:sz w:val="20"/>
                 <w:szCs w:val="20"/>
               </w:rPr>
-              <w:t>CUP 20.300,00</w:t>
+              <w:t>CUP 20.650,00</w:t>
             </w:r>
           </w:p>
         </w:tc>
@@ -48424,7 +48424,7 @@
                 <w:sz w:val="20"/>
                 <w:szCs w:val="20"/>
               </w:rPr>
-              <w:t>CUP 16.240,00</w:t>
+              <w:t>CUP 16.520,00</w:t>
             </w:r>
           </w:p>
         </w:tc>
@@ -48480,7 +48480,7 @@
                 <w:sz w:val="20"/>
                 <w:szCs w:val="20"/>
               </w:rPr>
-              <w:t>CUP 8.120,00</w:t>
+              <w:t>CUP 8.260,00</w:t>
             </w:r>
           </w:p>
         </w:tc>
@@ -48536,7 +48536,7 @@
                 <w:sz w:val="20"/>
                 <w:szCs w:val="20"/>
               </w:rPr>
-              <w:t>CUP 97.440,00</w:t>
+              <w:t>CUP 99.120,00</w:t>
             </w:r>
           </w:p>
         </w:tc>
@@ -48592,7 +48592,7 @@
                 <w:sz w:val="20"/>
                 <w:szCs w:val="20"/>
               </w:rPr>
-              <w:t>CUP 89.320,00</w:t>
+              <w:t>CUP 90.860,00</w:t>
             </w:r>
           </w:p>
         </w:tc>
@@ -48648,7 +48648,7 @@
                 <w:sz w:val="20"/>
                 <w:szCs w:val="20"/>
               </w:rPr>
-              <w:t>CUP 5.684,00</w:t>
+              <w:t>CUP 5.782,00</w:t>
             </w:r>
           </w:p>
         </w:tc>
@@ -48704,7 +48704,7 @@
                 <w:sz w:val="20"/>
                 <w:szCs w:val="20"/>
               </w:rPr>
-              <w:t>CUP 6.496,00</w:t>
+              <w:t>CUP 6.608,00</w:t>
             </w:r>
           </w:p>
         </w:tc>
@@ -48760,7 +48760,7 @@
                 <w:sz w:val="20"/>
                 <w:szCs w:val="20"/>
               </w:rPr>
-              <w:t>CUP 69.020,00</w:t>
+              <w:t>CUP 70.210,00</w:t>
             </w:r>
           </w:p>
         </w:tc>
@@ -48816,7 +48816,7 @@
                 <w:sz w:val="20"/>
                 <w:szCs w:val="20"/>
               </w:rPr>
-              <w:t>CUP 73.080,00</w:t>
+              <w:t>CUP 74.340,00</w:t>
             </w:r>
           </w:p>
         </w:tc>
@@ -48872,7 +48872,7 @@
                 <w:sz w:val="20"/>
                 <w:szCs w:val="20"/>
               </w:rPr>
-              <w:t>CUP 24.360,00</w:t>
+              <w:t>CUP 24.780,00</w:t>
             </w:r>
           </w:p>
         </w:tc>
@@ -48928,7 +48928,7 @@
                 <w:sz w:val="20"/>
                 <w:szCs w:val="20"/>
               </w:rPr>
-              <w:t>CUP 292.320,00</w:t>
+              <w:t>CUP 297.360,00</w:t>
             </w:r>
           </w:p>
         </w:tc>
@@ -48984,7 +48984,7 @@
                 <w:sz w:val="20"/>
                 <w:szCs w:val="20"/>
               </w:rPr>
-              <w:t>CUP 300.440,00</w:t>
+              <w:t>CUP 305.620,00</w:t>
             </w:r>
           </w:p>
         </w:tc>
@@ -49040,7 +49040,7 @@
                 <w:sz w:val="20"/>
                 <w:szCs w:val="20"/>
               </w:rPr>
-              <w:t>CUP 178.640,00</w:t>
+              <w:t>CUP 181.720,00</w:t>
             </w:r>
           </w:p>
         </w:tc>
@@ -49096,7 +49096,7 @@
                 <w:sz w:val="20"/>
                 <w:szCs w:val="20"/>
               </w:rPr>
-              <w:t>CUP 73.080,00</w:t>
+              <w:t>CUP 74.340,00</w:t>
             </w:r>
           </w:p>
         </w:tc>
@@ -49152,7 +49152,7 @@
                 <w:sz w:val="20"/>
                 <w:szCs w:val="20"/>
               </w:rPr>
-              <w:t>CUP 40.600,00</w:t>
+              <w:t>CUP 41.300,00</w:t>
             </w:r>
           </w:p>
         </w:tc>
@@ -49207,7 +49207,7 @@
                 <w:sz w:val="20"/>
                 <w:szCs w:val="20"/>
               </w:rPr>
-              <w:t>CUP 4.060,00</w:t>
+              <w:t>CUP 4.130,00</w:t>
             </w:r>
           </w:p>
         </w:tc>
@@ -49262,7 +49262,7 @@
                 <w:sz w:val="20"/>
                 <w:szCs w:val="20"/>
               </w:rPr>
-              <w:t>CUP 4.060,00</w:t>
+              <w:t>CUP 4.130,00</w:t>
             </w:r>
           </w:p>
         </w:tc>
@@ -49317,7 +49317,7 @@
                 <w:sz w:val="20"/>
                 <w:szCs w:val="20"/>
               </w:rPr>
-              <w:t>CUP 12.180,00</w:t>
+              <w:t>CUP 12.390,00</w:t>
             </w:r>
           </w:p>
         </w:tc>
@@ -49393,7 +49393,7 @@
                 <w:sz w:val="20"/>
                 <w:szCs w:val="20"/>
               </w:rPr>
-              <w:t>CUP 36.540,00</w:t>
+              <w:t>CUP 37.170,00</w:t>
             </w:r>
           </w:p>
         </w:tc>
@@ -49448,7 +49448,7 @@
                 <w:sz w:val="20"/>
                 <w:szCs w:val="20"/>
               </w:rPr>
-              <w:t>CUP 32.480,00</w:t>
+              <w:t>CUP 33.040,00</w:t>
             </w:r>
           </w:p>
         </w:tc>
@@ -49503,7 +49503,7 @@
                 <w:sz w:val="20"/>
                 <w:szCs w:val="20"/>
               </w:rPr>
-              <w:t>CUP 16.240,00</w:t>
+              <w:t>CUP 16.520,00</w:t>
             </w:r>
           </w:p>
         </w:tc>
@@ -49558,7 +49558,7 @@
                 <w:sz w:val="20"/>
                 <w:szCs w:val="20"/>
               </w:rPr>
-              <w:t>CUP 20.300,00</w:t>
+              <w:t>CUP 20.650,00</w:t>
             </w:r>
           </w:p>
         </w:tc>
@@ -49611,7 +49611,7 @@
                 <w:sz w:val="20"/>
                 <w:szCs w:val="20"/>
               </w:rPr>
-              <w:t>CUP 6.496,00</w:t>
+              <w:t>CUP 6.608,00</w:t>
             </w:r>
           </w:p>
         </w:tc>
@@ -49663,7 +49663,7 @@
                 <w:sz w:val="20"/>
                 <w:szCs w:val="20"/>
               </w:rPr>
-              <w:t>CUP 4.060,00</w:t>
+              <w:t>CUP 4.130,00</w:t>
             </w:r>
           </w:p>
         </w:tc>
@@ -49715,7 +49715,7 @@
                 <w:sz w:val="20"/>
                 <w:szCs w:val="20"/>
               </w:rPr>
-              <w:t>CUP 8.120,00</w:t>
+              <w:t>CUP 8.260,00</w:t>
             </w:r>
           </w:p>
         </w:tc>
@@ -49767,7 +49767,7 @@
                 <w:sz w:val="20"/>
                 <w:szCs w:val="20"/>
               </w:rPr>
-              <w:t>CUP 4.060,00</w:t>
+              <w:t>CUP 4.130,00</w:t>
             </w:r>
           </w:p>
         </w:tc>
@@ -49820,7 +49820,7 @@
                 <w:sz w:val="20"/>
                 <w:szCs w:val="20"/>
               </w:rPr>
-              <w:t>CUP 56.840,00</w:t>
+              <w:t>CUP 57.820,00</w:t>
             </w:r>
           </w:p>
         </w:tc>
@@ -49873,7 +49873,7 @@
                 <w:sz w:val="20"/>
                 <w:szCs w:val="20"/>
               </w:rPr>
-              <w:t>CUP 24.360,00</w:t>
+              <w:t>CUP 24.780,00</w:t>
             </w:r>
           </w:p>
         </w:tc>
@@ -49926,7 +49926,7 @@
                 <w:sz w:val="20"/>
                 <w:szCs w:val="20"/>
               </w:rPr>
-              <w:t>CUP 6.496,00</w:t>
+              <w:t>CUP 6.608,00</w:t>
             </w:r>
           </w:p>
         </w:tc>
@@ -49979,7 +49979,7 @@
                 <w:sz w:val="20"/>
                 <w:szCs w:val="20"/>
               </w:rPr>
-              <w:t>CUP 9.744,00</w:t>
+              <w:t>CUP 9.912,00</w:t>
             </w:r>
           </w:p>
         </w:tc>
@@ -50032,7 +50032,7 @@
                 <w:sz w:val="20"/>
                 <w:szCs w:val="20"/>
               </w:rPr>
-              <w:t>CUP 16.240,00</w:t>
+              <w:t>CUP 16.520,00</w:t>
             </w:r>
           </w:p>
         </w:tc>
@@ -50085,7 +50085,7 @@
                 <w:sz w:val="20"/>
                 <w:szCs w:val="20"/>
               </w:rPr>
-              <w:t>CUP 8.120,00</w:t>
+              <w:t>CUP 8.260,00</w:t>
             </w:r>
           </w:p>
         </w:tc>
@@ -50139,7 +50139,7 @@
                 <w:sz w:val="20"/>
                 <w:szCs w:val="20"/>
               </w:rPr>
-              <w:t>CUP 8.120,00</w:t>
+              <w:t>CUP 8.260,00</w:t>
             </w:r>
           </w:p>
         </w:tc>
@@ -50192,7 +50192,7 @@
                 <w:sz w:val="20"/>
                 <w:szCs w:val="20"/>
               </w:rPr>
-              <w:t>CUP 8.120,00</w:t>
+              <w:t>CUP 8.260,00</w:t>
             </w:r>
           </w:p>
         </w:tc>
@@ -50245,7 +50245,7 @@
                 <w:sz w:val="20"/>
                 <w:szCs w:val="20"/>
               </w:rPr>
-              <w:t>CUP 81.200,00</w:t>
+              <w:t>CUP 82.600,00</w:t>
             </w:r>
           </w:p>
         </w:tc>
@@ -50298,7 +50298,7 @@
                 <w:sz w:val="20"/>
                 <w:szCs w:val="20"/>
               </w:rPr>
-              <w:t>CUP 24.360,00</w:t>
+              <w:t>CUP 24.780,00</w:t>
             </w:r>
           </w:p>
         </w:tc>
@@ -50558,7 +50558,7 @@
                 <w:sz w:val="20"/>
                 <w:szCs w:val="20"/>
               </w:rPr>
-              <w:t>CUP 5.684,00</w:t>
+              <w:t>CUP 5.782,00</w:t>
             </w:r>
           </w:p>
         </w:tc>
@@ -50626,7 +50626,7 @@
                 <w:sz w:val="20"/>
                 <w:szCs w:val="20"/>
               </w:rPr>
-              <w:t>CUP 24.360,00</w:t>
+              <w:t>CUP 24.780,00</w:t>
             </w:r>
           </w:p>
         </w:tc>
@@ -50694,7 +50694,7 @@
                 <w:sz w:val="20"/>
                 <w:szCs w:val="20"/>
               </w:rPr>
-              <w:t>CUP 5.684,00</w:t>
+              <w:t>CUP 5.782,00</w:t>
             </w:r>
           </w:p>
         </w:tc>
@@ -50762,7 +50762,7 @@
                 <w:sz w:val="20"/>
                 <w:szCs w:val="20"/>
               </w:rPr>
-              <w:t>CUP 24.360,00</w:t>
+              <w:t>CUP 24.780,00</w:t>
             </w:r>
           </w:p>
         </w:tc>
@@ -50830,7 +50830,7 @@
                 <w:sz w:val="20"/>
                 <w:szCs w:val="20"/>
               </w:rPr>
-              <w:t>CUP 28.420,00</w:t>
+              <w:t>CUP 28.910,00</w:t>
             </w:r>
           </w:p>
         </w:tc>
@@ -50898,7 +50898,7 @@
                 <w:sz w:val="20"/>
                 <w:szCs w:val="20"/>
               </w:rPr>
-              <w:t>CUP 28.420,00</w:t>
+              <w:t>CUP 28.910,00</w:t>
             </w:r>
           </w:p>
         </w:tc>
@@ -50966,7 +50966,7 @@
                 <w:sz w:val="20"/>
                 <w:szCs w:val="20"/>
               </w:rPr>
-              <w:t>CUP 32.480,00</w:t>
+              <w:t>CUP 33.040,00</w:t>
             </w:r>
           </w:p>
         </w:tc>
@@ -51034,7 +51034,7 @@
                 <w:sz w:val="20"/>
                 <w:szCs w:val="20"/>
               </w:rPr>
-              <w:t>CUP 6.496,00</w:t>
+              <w:t>CUP 6.608,00</w:t>
             </w:r>
           </w:p>
         </w:tc>
@@ -51102,7 +51102,7 @@
                 <w:sz w:val="20"/>
                 <w:szCs w:val="20"/>
               </w:rPr>
-              <w:t>CUP 25.984,00</w:t>
+              <w:t>CUP 26.432,00</w:t>
             </w:r>
           </w:p>
         </w:tc>
@@ -51170,7 +51170,7 @@
                 <w:sz w:val="20"/>
                 <w:szCs w:val="20"/>
               </w:rPr>
-              <w:t>CUP 4.872,00</w:t>
+              <w:t>CUP 4.956,00</w:t>
             </w:r>
           </w:p>
         </w:tc>
@@ -51238,7 +51238,7 @@
                 <w:sz w:val="20"/>
                 <w:szCs w:val="20"/>
               </w:rPr>
-              <w:t>CUP 5.684,00</w:t>
+              <w:t>CUP 5.782,00</w:t>
             </w:r>
           </w:p>
         </w:tc>
@@ -51306,7 +51306,7 @@
                 <w:sz w:val="20"/>
                 <w:szCs w:val="20"/>
               </w:rPr>
-              <w:t>CUP 6.496,00</w:t>
+              <w:t>CUP 6.608,00</w:t>
             </w:r>
           </w:p>
         </w:tc>
@@ -51374,7 +51374,7 @@
                 <w:sz w:val="20"/>
                 <w:szCs w:val="20"/>
               </w:rPr>
-              <w:t>CUP 4.872,00</w:t>
+              <w:t>CUP 4.956,00</w:t>
             </w:r>
           </w:p>
         </w:tc>
@@ -51442,7 +51442,7 @@
                 <w:sz w:val="20"/>
                 <w:szCs w:val="20"/>
               </w:rPr>
-              <w:t>CUP 4.060,00</w:t>
+              <w:t>CUP 4.130,00</w:t>
             </w:r>
           </w:p>
         </w:tc>
@@ -51510,7 +51510,7 @@
                 <w:sz w:val="20"/>
                 <w:szCs w:val="20"/>
               </w:rPr>
-              <w:t>CUP 7.308,00</w:t>
+              <w:t>CUP 7.434,00</w:t>
             </w:r>
           </w:p>
         </w:tc>
@@ -51578,7 +51578,7 @@
                 <w:sz w:val="20"/>
                 <w:szCs w:val="20"/>
               </w:rPr>
-              <w:t>CUP 4.872,00</w:t>
+              <w:t>CUP 4.956,00</w:t>
             </w:r>
           </w:p>
         </w:tc>
@@ -51646,7 +51646,7 @@
                 <w:sz w:val="20"/>
                 <w:szCs w:val="20"/>
               </w:rPr>
-              <w:t>CUP 69.020,00</w:t>
+              <w:t>CUP 70.210,00</w:t>
             </w:r>
           </w:p>
         </w:tc>
@@ -51714,7 +51714,7 @@
                 <w:sz w:val="20"/>
                 <w:szCs w:val="20"/>
               </w:rPr>
-              <w:t>CUP 142.100,00</w:t>
+              <w:t>CUP 144.550,00</w:t>
             </w:r>
           </w:p>
         </w:tc>
@@ -51782,7 +51782,7 @@
                 <w:sz w:val="20"/>
                 <w:szCs w:val="20"/>
               </w:rPr>
-              <w:t>CUP 158.340,00</w:t>
+              <w:t>CUP 161.070,00</w:t>
             </w:r>
           </w:p>
         </w:tc>
@@ -51850,7 +51850,7 @@
                 <w:sz w:val="20"/>
                 <w:szCs w:val="20"/>
               </w:rPr>
-              <w:t>CUP 178.640,00</w:t>
+              <w:t>CUP 181.720,00</w:t>
             </w:r>
           </w:p>
         </w:tc>
@@ -51918,7 +51918,7 @@
                 <w:sz w:val="20"/>
                 <w:szCs w:val="20"/>
               </w:rPr>
-              <w:t>CUP 64.960,00</w:t>
+              <w:t>CUP 66.080,00</w:t>
             </w:r>
           </w:p>
         </w:tc>
@@ -51986,7 +51986,7 @@
                 <w:sz w:val="20"/>
                 <w:szCs w:val="20"/>
               </w:rPr>
-              <w:t>CUP 81.200,00</w:t>
+              <w:t>CUP 82.600,00</w:t>
             </w:r>
           </w:p>
         </w:tc>
@@ -52054,7 +52054,7 @@
                 <w:sz w:val="20"/>
                 <w:szCs w:val="20"/>
               </w:rPr>
-              <w:t>CUP 81.200,00</w:t>
+              <w:t>CUP 82.600,00</w:t>
             </w:r>
           </w:p>
         </w:tc>
@@ -52122,7 +52122,7 @@
                 <w:sz w:val="20"/>
                 <w:szCs w:val="20"/>
               </w:rPr>
-              <w:t>CUP 89.320,00</w:t>
+              <w:t>CUP 90.860,00</w:t>
             </w:r>
           </w:p>
         </w:tc>
@@ -52191,7 +52191,7 @@
                 <w:sz w:val="20"/>
                 <w:szCs w:val="20"/>
               </w:rPr>
-              <w:t>CUP 97.440,00</w:t>
+              <w:t>CUP 99.120,00</w:t>
             </w:r>
           </w:p>
         </w:tc>
@@ -52259,7 +52259,7 @@
                 <w:sz w:val="20"/>
                 <w:szCs w:val="20"/>
               </w:rPr>
-              <w:t>CUP 109.620,00</w:t>
+              <w:t>CUP 111.510,00</w:t>
             </w:r>
           </w:p>
         </w:tc>
@@ -52322,7 +52322,7 @@
                 <w:sz w:val="20"/>
                 <w:szCs w:val="20"/>
               </w:rPr>
-              <w:t>CUP 129.920,00</w:t>
+              <w:t>CUP 132.160,00</w:t>
             </w:r>
           </w:p>
         </w:tc>
@@ -52385,7 +52385,7 @@
                 <w:sz w:val="20"/>
                 <w:szCs w:val="20"/>
               </w:rPr>
-              <w:t>CUP 138.040,00</w:t>
+              <w:t>CUP 140.420,00</w:t>
             </w:r>
           </w:p>
         </w:tc>
@@ -52448,7 +52448,7 @@
                 <w:sz w:val="20"/>
                 <w:szCs w:val="20"/>
               </w:rPr>
-              <w:t>CUP 812,00</w:t>
+              <w:t>CUP 826,00</w:t>
             </w:r>
           </w:p>
         </w:tc>
@@ -52511,7 +52511,7 @@
                 <w:sz w:val="20"/>
                 <w:szCs w:val="20"/>
               </w:rPr>
-              <w:t>CUP 812,00</w:t>
+              <w:t>CUP 826,00</w:t>
             </w:r>
           </w:p>
         </w:tc>
@@ -52574,7 +52574,7 @@
                 <w:sz w:val="20"/>
                 <w:szCs w:val="20"/>
               </w:rPr>
-              <w:t>CUP 812,00</w:t>
+              <w:t>CUP 826,00</w:t>
             </w:r>
           </w:p>
         </w:tc>
@@ -52642,7 +52642,7 @@
                 <w:sz w:val="20"/>
                 <w:szCs w:val="20"/>
               </w:rPr>
-              <w:t>CUP 2.436,00</w:t>
+              <w:t>CUP 2.478,00</w:t>
             </w:r>
           </w:p>
         </w:tc>
@@ -52705,7 +52705,7 @@
                 <w:sz w:val="20"/>
                 <w:szCs w:val="20"/>
               </w:rPr>
-              <w:t>CUP 12.180,00</w:t>
+              <w:t>CUP 12.390,00</w:t>
             </w:r>
           </w:p>
         </w:tc>
@@ -52768,7 +52768,7 @@
                 <w:sz w:val="20"/>
                 <w:szCs w:val="20"/>
               </w:rPr>
-              <w:t>CUP 4.872,00</w:t>
+              <w:t>CUP 4.956,00</w:t>
             </w:r>
           </w:p>
         </w:tc>
@@ -52831,7 +52831,7 @@
                 <w:sz w:val="20"/>
                 <w:szCs w:val="20"/>
               </w:rPr>
-              <w:t>CUP 6.496,00</w:t>
+              <w:t>CUP 6.608,00</w:t>
             </w:r>
           </w:p>
         </w:tc>
@@ -52894,7 +52894,7 @@
                 <w:sz w:val="20"/>
                 <w:szCs w:val="20"/>
               </w:rPr>
-              <w:t>CUP 24.360,00</w:t>
+              <w:t>CUP 24.780,00</w:t>
             </w:r>
           </w:p>
         </w:tc>
@@ -52957,7 +52957,7 @@
                 <w:sz w:val="20"/>
                 <w:szCs w:val="20"/>
               </w:rPr>
-              <w:t>CUP 4.060,00</w:t>
+              <w:t>CUP 4.130,00</w:t>
             </w:r>
           </w:p>
         </w:tc>
@@ -53020,7 +53020,7 @@
                 <w:sz w:val="20"/>
                 <w:szCs w:val="20"/>
               </w:rPr>
-              <w:t>CUP 4.060,00</w:t>
+              <w:t>CUP 4.130,00</w:t>
             </w:r>
           </w:p>
         </w:tc>
@@ -53083,7 +53083,7 @@
                 <w:sz w:val="20"/>
                 <w:szCs w:val="20"/>
               </w:rPr>
-              <w:t>CUP 24.360,00</w:t>
+              <w:t>CUP 24.780,00</w:t>
             </w:r>
           </w:p>
         </w:tc>
@@ -53146,7 +53146,7 @@
                 <w:sz w:val="20"/>
                 <w:szCs w:val="20"/>
               </w:rPr>
-              <w:t>CUP 3.248,00</w:t>
+              <w:t>CUP 3.304,00</w:t>
             </w:r>
           </w:p>
         </w:tc>
@@ -53209,7 +53209,7 @@
                 <w:sz w:val="20"/>
                 <w:szCs w:val="20"/>
               </w:rPr>
-              <w:t>CUP 4.872,00</w:t>
+              <w:t>CUP 4.956,00</w:t>
             </w:r>
           </w:p>
         </w:tc>
@@ -53272,7 +53272,7 @@
                 <w:sz w:val="20"/>
                 <w:szCs w:val="20"/>
               </w:rPr>
-              <w:t>CUP 6.496,00</w:t>
+              <w:t>CUP 6.608,00</w:t>
             </w:r>
           </w:p>
         </w:tc>
@@ -53335,7 +53335,7 @@
                 <w:sz w:val="20"/>
                 <w:szCs w:val="20"/>
               </w:rPr>
-              <w:t>CUP 6.496,00</w:t>
+              <w:t>CUP 6.608,00</w:t>
             </w:r>
           </w:p>
         </w:tc>
@@ -53398,7 +53398,7 @@
                 <w:sz w:val="20"/>
                 <w:szCs w:val="20"/>
               </w:rPr>
-              <w:t>CUP 5.684,00</w:t>
+              <w:t>CUP 5.782,00</w:t>
             </w:r>
           </w:p>
         </w:tc>
@@ -53461,7 +53461,7 @@
                 <w:sz w:val="20"/>
                 <w:szCs w:val="20"/>
               </w:rPr>
-              <w:t>CUP 12.180,00</w:t>
+              <w:t>CUP 12.390,00</w:t>
             </w:r>
           </w:p>
         </w:tc>
@@ -53524,7 +53524,7 @@
                 <w:sz w:val="20"/>
                 <w:szCs w:val="20"/>
               </w:rPr>
-              <w:t>CUP 4.872,00</w:t>
+              <w:t>CUP 4.956,00</w:t>
             </w:r>
           </w:p>
         </w:tc>
@@ -53587,7 +53587,7 @@
                 <w:sz w:val="20"/>
                 <w:szCs w:val="20"/>
               </w:rPr>
-              <w:t>CUP 8.120,00</w:t>
+              <w:t>CUP 8.260,00</w:t>
             </w:r>
           </w:p>
         </w:tc>
@@ -53650,7 +53650,7 @@
                 <w:sz w:val="20"/>
                 <w:szCs w:val="20"/>
               </w:rPr>
-              <w:t>CUP 6.496,00</w:t>
+              <w:t>CUP 6.608,00</w:t>
             </w:r>
           </w:p>
         </w:tc>
@@ -53713,7 +53713,7 @@
                 <w:sz w:val="20"/>
                 <w:szCs w:val="20"/>
               </w:rPr>
-              <w:t>CUP 5.684,00</w:t>
+              <w:t>CUP 5.782,00</w:t>
             </w:r>
           </w:p>
         </w:tc>
@@ -53776,7 +53776,7 @@
                 <w:sz w:val="20"/>
                 <w:szCs w:val="20"/>
               </w:rPr>
-              <w:t>CUP 4.060,00</w:t>
+              <w:t>CUP 4.130,00</w:t>
             </w:r>
           </w:p>
         </w:tc>
@@ -53839,7 +53839,7 @@
                 <w:sz w:val="20"/>
                 <w:szCs w:val="20"/>
               </w:rPr>
-              <w:t>CUP 6.496,00</w:t>
+              <w:t>CUP 6.608,00</w:t>
             </w:r>
           </w:p>
         </w:tc>
@@ -53902,7 +53902,7 @@
                 <w:sz w:val="20"/>
                 <w:szCs w:val="20"/>
               </w:rPr>
-              <w:t>CUP 44.660,00</w:t>
+              <w:t>CUP 45.430,00</w:t>
             </w:r>
           </w:p>
         </w:tc>
@@ -53965,7 +53965,7 @@
                 <w:sz w:val="20"/>
                 <w:szCs w:val="20"/>
               </w:rPr>
-              <w:t>CUP 48.720,00</w:t>
+              <w:t>CUP 49.560,00</w:t>
             </w:r>
           </w:p>
         </w:tc>
@@ -54028,7 +54028,7 @@
                 <w:sz w:val="20"/>
                 <w:szCs w:val="20"/>
               </w:rPr>
-              <w:t>CUP 52.780,00</w:t>
+              <w:t>CUP 53.690,00</w:t>
             </w:r>
           </w:p>
         </w:tc>
@@ -54091,7 +54091,7 @@
                 <w:sz w:val="20"/>
                 <w:szCs w:val="20"/>
               </w:rPr>
-              <w:t>CUP 52.780,00</w:t>
+              <w:t>CUP 53.690,00</w:t>
             </w:r>
           </w:p>
         </w:tc>
@@ -54155,7 +54155,7 @@
                 <w:sz w:val="20"/>
                 <w:szCs w:val="20"/>
               </w:rPr>
-              <w:t>CUP 52.780,00</w:t>
+              <w:t>CUP 53.690,00</w:t>
             </w:r>
           </w:p>
         </w:tc>
@@ -54223,7 +54223,7 @@
                 <w:sz w:val="20"/>
                 <w:szCs w:val="20"/>
               </w:rPr>
-              <w:t>CUP 60.900,00</w:t>
+              <w:t>CUP 61.950,00</w:t>
             </w:r>
           </w:p>
         </w:tc>
@@ -54286,7 +54286,7 @@
                 <w:sz w:val="20"/>
                 <w:szCs w:val="20"/>
               </w:rPr>
-              <w:t>CUP 52.780,00</w:t>
+              <w:t>CUP 53.690,00</w:t>
             </w:r>
           </w:p>
         </w:tc>
@@ -54349,7 +54349,7 @@
                 <w:sz w:val="20"/>
                 <w:szCs w:val="20"/>
               </w:rPr>
-              <w:t>CUP 64.960,00</w:t>
+              <w:t>CUP 66.080,00</w:t>
             </w:r>
           </w:p>
         </w:tc>
@@ -54412,7 +54412,7 @@
                 <w:sz w:val="20"/>
                 <w:szCs w:val="20"/>
               </w:rPr>
-              <w:t>CUP 69.020,00</w:t>
+              <w:t>CUP 70.210,00</w:t>
             </w:r>
           </w:p>
         </w:tc>
@@ -54480,7 +54480,7 @@
                 <w:sz w:val="20"/>
                 <w:szCs w:val="20"/>
               </w:rPr>
-              <w:t>CUP 73.080,00</w:t>
+              <w:t>CUP 74.340,00</w:t>
             </w:r>
           </w:p>
         </w:tc>
@@ -54548,7 +54548,7 @@
                 <w:sz w:val="20"/>
                 <w:szCs w:val="20"/>
               </w:rPr>
-              <w:t>CUP 178.640,00</w:t>
+              <w:t>CUP 181.720,00</w:t>
             </w:r>
           </w:p>
         </w:tc>
@@ -54616,7 +54616,7 @@
                 <w:sz w:val="20"/>
                 <w:szCs w:val="20"/>
               </w:rPr>
-              <w:t>CUP 8.120,00</w:t>
+              <w:t>CUP 8.260,00</w:t>
             </w:r>
           </w:p>
         </w:tc>
@@ -54684,7 +54684,7 @@
                 <w:sz w:val="20"/>
                 <w:szCs w:val="20"/>
               </w:rPr>
-              <w:t>CUP 8.120,00</w:t>
+              <w:t>CUP 8.260,00</w:t>
             </w:r>
           </w:p>
         </w:tc>
@@ -54752,7 +54752,7 @@
                 <w:sz w:val="20"/>
                 <w:szCs w:val="20"/>
               </w:rPr>
-              <w:t>CUP 12.180,00</w:t>
+              <w:t>CUP 12.390,00</w:t>
             </w:r>
           </w:p>
         </w:tc>
@@ -54820,7 +54820,7 @@
                 <w:sz w:val="20"/>
                 <w:szCs w:val="20"/>
               </w:rPr>
-              <w:t>CUP 14.616,00</w:t>
+              <w:t>CUP 14.868,00</w:t>
             </w:r>
           </w:p>
         </w:tc>
@@ -54888,7 +54888,7 @@
                 <w:sz w:val="20"/>
                 <w:szCs w:val="20"/>
               </w:rPr>
-              <w:t>CUP 8.120,00</w:t>
+              <w:t>CUP 8.260,00</w:t>
             </w:r>
           </w:p>
         </w:tc>
@@ -54956,7 +54956,7 @@
                 <w:sz w:val="20"/>
                 <w:szCs w:val="20"/>
               </w:rPr>
-              <w:t>CUP 8.120,00</w:t>
+              <w:t>CUP 8.260,00</w:t>
             </w:r>
           </w:p>
         </w:tc>
@@ -55024,7 +55024,7 @@
                 <w:sz w:val="20"/>
                 <w:szCs w:val="20"/>
               </w:rPr>
-              <w:t>CUP 4.060,00</w:t>
+              <w:t>CUP 4.130,00</w:t>
             </w:r>
           </w:p>
         </w:tc>
@@ -55092,7 +55092,7 @@
                 <w:sz w:val="20"/>
                 <w:szCs w:val="20"/>
               </w:rPr>
-              <w:t>CUP 5.684,00</w:t>
+              <w:t>CUP 5.782,00</w:t>
             </w:r>
           </w:p>
         </w:tc>
@@ -55160,7 +55160,7 @@
                 <w:sz w:val="20"/>
                 <w:szCs w:val="20"/>
               </w:rPr>
-              <w:t>CUP 8.120,00</w:t>
+              <w:t>CUP 8.260,00</w:t>
             </w:r>
           </w:p>
         </w:tc>
@@ -55228,7 +55228,7 @@
                 <w:sz w:val="20"/>
                 <w:szCs w:val="20"/>
               </w:rPr>
-              <w:t>CUP 8.120,00</w:t>
+              <w:t>CUP 8.260,00</w:t>
             </w:r>
           </w:p>
         </w:tc>
@@ -55296,7 +55296,7 @@
                 <w:sz w:val="20"/>
                 <w:szCs w:val="20"/>
               </w:rPr>
-              <w:t>CUP 6.496,00</w:t>
+              <w:t>CUP 6.608,00</w:t>
             </w:r>
           </w:p>
         </w:tc>
@@ -55364,7 +55364,7 @@
                 <w:sz w:val="20"/>
                 <w:szCs w:val="20"/>
               </w:rPr>
-              <w:t>CUP 6.496,00</w:t>
+              <w:t>CUP 6.608,00</w:t>
             </w:r>
           </w:p>
         </w:tc>
@@ -55432,7 +55432,7 @@
                 <w:sz w:val="20"/>
                 <w:szCs w:val="20"/>
               </w:rPr>
-              <w:t>CUP 6.496,00</w:t>
+              <w:t>CUP 6.608,00</w:t>
             </w:r>
           </w:p>
         </w:tc>
@@ -55500,7 +55500,7 @@
                 <w:sz w:val="20"/>
                 <w:szCs w:val="20"/>
               </w:rPr>
-              <w:t>CUP 5.684,00</w:t>
+              <w:t>CUP 5.782,00</w:t>
             </w:r>
           </w:p>
         </w:tc>
@@ -55568,7 +55568,7 @@
                 <w:sz w:val="20"/>
                 <w:szCs w:val="20"/>
               </w:rPr>
-              <w:t>CUP 4.060,00</w:t>
+              <w:t>CUP 4.130,00</w:t>
             </w:r>
           </w:p>
         </w:tc>
@@ -55636,7 +55636,7 @@
                 <w:sz w:val="20"/>
                 <w:szCs w:val="20"/>
               </w:rPr>
-              <w:t>CUP 6.496,00</w:t>
+              <w:t>CUP 6.608,00</w:t>
             </w:r>
           </w:p>
         </w:tc>
@@ -55704,7 +55704,7 @@
                 <w:sz w:val="20"/>
                 <w:szCs w:val="20"/>
               </w:rPr>
-              <w:t>CUP 9.744,00</w:t>
+              <w:t>CUP 9.912,00</w:t>
             </w:r>
           </w:p>
         </w:tc>
@@ -55772,7 +55772,7 @@
                 <w:sz w:val="20"/>
                 <w:szCs w:val="20"/>
               </w:rPr>
-              <w:t>CUP 16.240,00</w:t>
+              <w:t>CUP 16.520,00</w:t>
             </w:r>
           </w:p>
         </w:tc>
@@ -55840,7 +55840,7 @@
                 <w:sz w:val="20"/>
                 <w:szCs w:val="20"/>
               </w:rPr>
-              <w:t>CUP 8.120,00</w:t>
+              <w:t>CUP 8.260,00</w:t>
             </w:r>
           </w:p>
         </w:tc>
@@ -55908,7 +55908,7 @@
                 <w:sz w:val="20"/>
                 <w:szCs w:val="20"/>
               </w:rPr>
-              <w:t>CUP 2.436,00</w:t>
+              <w:t>CUP 2.478,00</w:t>
             </w:r>
           </w:p>
         </w:tc>

--- a/files/TODITICO_PROFORMA_CONTRATO_con_precios.docx
+++ b/files/TODITICO_PROFORMA_CONTRATO_con_precios.docx
@@ -91,7 +91,7 @@
     </w:p>
     <w:p>
       <w:pPr>
-        <w:jc w:val="center"/>
+        <w:jc w:val="both"/>
         <w:rPr>
           <w:rFonts w:ascii="Arial" w:hAnsi="Arial" w:cs="Arial"/>
           <w:b/>
@@ -100,16 +100,6 @@
           <w:szCs w:val="24"/>
         </w:rPr>
       </w:pPr>
-      <w:r>
-        <w:rPr>
-          <w:rFonts w:ascii="Arial" w:hAnsi="Arial" w:cs="Arial"/>
-          <w:b/>
-          <w:color w:val="0070C0"/>
-          <w:sz w:val="24"/>
-          <w:szCs w:val="24"/>
-        </w:rPr>
-        <w:t>GRUPO EMPRENDEDOR</w:t>
-      </w:r>
     </w:p>
     <w:p>
       <w:pPr>
@@ -56049,9 +56039,19 @@
                 <w:szCs w:val="24"/>
               </w:rPr>
               <w:lastRenderedPageBreak/>
-              <w:t xml:space="preserve">DESCRIPCION </w:t>
-            </w:r>
-            <w:r>
+              <w:t>DESCRIPCION ENERGÍA RENOVABLE</w:t>
+            </w:r>
+          </w:p>
+        </w:tc>
+        <w:tc>
+          <w:tcPr>
+            <w:tcW w:w="1703" w:type="dxa"/>
+            <w:vAlign w:val="center"/>
+          </w:tcPr>
+          <w:p>
+            <w:pPr>
+              <w:spacing w:line="276" w:lineRule="auto"/>
+              <w:jc w:val="center"/>
               <w:rPr>
                 <w:rFonts w:cs="Calibri"/>
                 <w:b/>
@@ -56059,19 +56059,8 @@
                 <w:sz w:val="24"/>
                 <w:szCs w:val="24"/>
               </w:rPr>
-              <w:t>ENERGÍA RENOVABLE</w:t>
-            </w:r>
-          </w:p>
-        </w:tc>
-        <w:tc>
-          <w:tcPr>
-            <w:tcW w:w="1703" w:type="dxa"/>
-            <w:vAlign w:val="center"/>
-          </w:tcPr>
-          <w:p>
-            <w:pPr>
-              <w:spacing w:line="276" w:lineRule="auto"/>
-              <w:jc w:val="center"/>
+            </w:pPr>
+            <w:r>
               <w:rPr>
                 <w:rFonts w:cs="Calibri"/>
                 <w:b/>
@@ -56079,15 +56068,6 @@
                 <w:sz w:val="24"/>
                 <w:szCs w:val="24"/>
               </w:rPr>
-            </w:pPr>
-            <w:r>
-              <w:rPr>
-                <w:rFonts w:cs="Calibri"/>
-                <w:b/>
-                <w:color w:val="0070C0"/>
-                <w:sz w:val="24"/>
-                <w:szCs w:val="24"/>
-              </w:rPr>
               <w:t>PRECIO</w:t>
             </w:r>
           </w:p>
@@ -56322,15 +56302,7 @@
                 <w:sz w:val="22"/>
                 <w:szCs w:val="22"/>
               </w:rPr>
-              <w:t xml:space="preserve">CABLE TOPSOLAR </w:t>
-            </w:r>
-            <w:r>
-              <w:rPr>
-                <w:rFonts w:cs="Calibri"/>
-                <w:sz w:val="22"/>
-                <w:szCs w:val="22"/>
-              </w:rPr>
-              <w:t>PV H1Z272-K 1x6 1500 V -Negro (1 metro)</w:t>
+              <w:t>CABLE TOPSOLAR PV H1Z272-K 1x6 1500 V -Negro (1 metro)</w:t>
             </w:r>
           </w:p>
         </w:tc>

--- a/files/TODITICO_PROFORMA_CONTRATO_con_precios.docx
+++ b/files/TODITICO_PROFORMA_CONTRATO_con_precios.docx
@@ -2595,7 +2595,7 @@
                 <w:sz w:val="20"/>
                 <w:szCs w:val="20"/>
               </w:rPr>
-              <w:t>CUP 6.720,00</w:t>
+              <w:t>CUP 6.832,00</w:t>
             </w:r>
           </w:p>
         </w:tc>
@@ -2659,7 +2659,7 @@
                 <w:sz w:val="20"/>
                 <w:szCs w:val="20"/>
               </w:rPr>
-              <w:t>CUP 10.080,00</w:t>
+              <w:t>CUP 10.248,00</w:t>
             </w:r>
           </w:p>
         </w:tc>
@@ -2723,7 +2723,7 @@
                 <w:sz w:val="20"/>
                 <w:szCs w:val="20"/>
               </w:rPr>
-              <w:t>CUP 12.600,00</w:t>
+              <w:t>CUP 12.810,00</w:t>
             </w:r>
           </w:p>
         </w:tc>
@@ -2787,7 +2787,7 @@
                 <w:sz w:val="20"/>
                 <w:szCs w:val="20"/>
               </w:rPr>
-              <w:t>CUP 16.800,00</w:t>
+              <w:t>CUP 17.080,00</w:t>
             </w:r>
           </w:p>
         </w:tc>
@@ -2851,7 +2851,7 @@
                 <w:sz w:val="20"/>
                 <w:szCs w:val="20"/>
               </w:rPr>
-              <w:t>CUP 5.880,00</w:t>
+              <w:t>CUP 5.978,00</w:t>
             </w:r>
           </w:p>
         </w:tc>
@@ -2920,7 +2920,7 @@
                 <w:sz w:val="20"/>
                 <w:szCs w:val="20"/>
               </w:rPr>
-              <w:t>CUP 6.720,00</w:t>
+              <w:t>CUP 6.832,00</w:t>
             </w:r>
           </w:p>
         </w:tc>
@@ -2989,7 +2989,7 @@
                 <w:sz w:val="20"/>
                 <w:szCs w:val="20"/>
               </w:rPr>
-              <w:t>CUP 58.800,00</w:t>
+              <w:t>CUP 59.780,00</w:t>
             </w:r>
           </w:p>
         </w:tc>
@@ -3058,7 +3058,7 @@
                 <w:sz w:val="20"/>
                 <w:szCs w:val="20"/>
               </w:rPr>
-              <w:t>CUP 75.600,00</w:t>
+              <w:t>CUP 76.860,00</w:t>
             </w:r>
           </w:p>
         </w:tc>
@@ -3127,7 +3127,7 @@
                 <w:sz w:val="20"/>
                 <w:szCs w:val="20"/>
               </w:rPr>
-              <w:t>CUP 84.000,00</w:t>
+              <w:t>CUP 85.400,00</w:t>
             </w:r>
           </w:p>
         </w:tc>
@@ -3196,7 +3196,7 @@
                 <w:sz w:val="20"/>
                 <w:szCs w:val="20"/>
               </w:rPr>
-              <w:t>CUP 84.000,00</w:t>
+              <w:t>CUP 85.400,00</w:t>
             </w:r>
           </w:p>
         </w:tc>
@@ -3265,7 +3265,7 @@
                 <w:sz w:val="20"/>
                 <w:szCs w:val="20"/>
               </w:rPr>
-              <w:t>CUP 134.400,00</w:t>
+              <w:t>CUP 136.640,00</w:t>
             </w:r>
           </w:p>
         </w:tc>
@@ -3334,7 +3334,7 @@
                 <w:sz w:val="20"/>
                 <w:szCs w:val="20"/>
               </w:rPr>
-              <w:t>CUP 29.400,00</w:t>
+              <w:t>CUP 29.890,00</w:t>
             </w:r>
           </w:p>
         </w:tc>
@@ -3403,7 +3403,7 @@
                 <w:sz w:val="20"/>
                 <w:szCs w:val="20"/>
               </w:rPr>
-              <w:t>CUP 126.000,00</w:t>
+              <w:t>CUP 128.100,00</w:t>
             </w:r>
           </w:p>
         </w:tc>
@@ -3472,7 +3472,7 @@
                 <w:sz w:val="20"/>
                 <w:szCs w:val="20"/>
               </w:rPr>
-              <w:t>CUP 92.400,00</w:t>
+              <w:t>CUP 93.940,00</w:t>
             </w:r>
           </w:p>
         </w:tc>
@@ -3541,7 +3541,7 @@
                 <w:sz w:val="20"/>
                 <w:szCs w:val="20"/>
               </w:rPr>
-              <w:t>CUP 4.200,00</w:t>
+              <w:t>CUP 4.270,00</w:t>
             </w:r>
           </w:p>
         </w:tc>
@@ -3610,7 +3610,7 @@
                 <w:sz w:val="20"/>
                 <w:szCs w:val="20"/>
               </w:rPr>
-              <w:t>CUP 33.600,00</w:t>
+              <w:t>CUP 34.160,00</w:t>
             </w:r>
           </w:p>
         </w:tc>
@@ -3679,7 +3679,7 @@
                 <w:sz w:val="20"/>
                 <w:szCs w:val="20"/>
               </w:rPr>
-              <w:t>CUP 16.800,00</w:t>
+              <w:t>CUP 17.080,00</w:t>
             </w:r>
           </w:p>
         </w:tc>
@@ -3748,7 +3748,7 @@
                 <w:sz w:val="20"/>
                 <w:szCs w:val="20"/>
               </w:rPr>
-              <w:t>CUP 5.040,00</w:t>
+              <w:t>CUP 5.124,00</w:t>
             </w:r>
           </w:p>
         </w:tc>
@@ -3817,7 +3817,7 @@
                 <w:sz w:val="20"/>
                 <w:szCs w:val="20"/>
               </w:rPr>
-              <w:t>CUP 4.200,00</w:t>
+              <w:t>CUP 4.270,00</w:t>
             </w:r>
           </w:p>
         </w:tc>
@@ -3886,7 +3886,7 @@
                 <w:sz w:val="20"/>
                 <w:szCs w:val="20"/>
               </w:rPr>
-              <w:t>CUP 2.520,00</w:t>
+              <w:t>CUP 2.562,00</w:t>
             </w:r>
           </w:p>
         </w:tc>
@@ -3955,7 +3955,7 @@
                 <w:sz w:val="20"/>
                 <w:szCs w:val="20"/>
               </w:rPr>
-              <w:t>CUP 12.600,00</w:t>
+              <w:t>CUP 12.810,00</w:t>
             </w:r>
           </w:p>
         </w:tc>
@@ -4024,7 +4024,7 @@
                 <w:sz w:val="20"/>
                 <w:szCs w:val="20"/>
               </w:rPr>
-              <w:t>CUP 100.800,00</w:t>
+              <w:t>CUP 102.480,00</w:t>
             </w:r>
           </w:p>
         </w:tc>
@@ -4093,7 +4093,7 @@
                 <w:sz w:val="20"/>
                 <w:szCs w:val="20"/>
               </w:rPr>
-              <w:t>CUP 42.000,00</w:t>
+              <w:t>CUP 42.700,00</w:t>
             </w:r>
           </w:p>
         </w:tc>
@@ -4162,7 +4162,7 @@
                 <w:sz w:val="20"/>
                 <w:szCs w:val="20"/>
               </w:rPr>
-              <w:t>CUP 8.400,00</w:t>
+              <w:t>CUP 8.540,00</w:t>
             </w:r>
           </w:p>
         </w:tc>
@@ -4231,7 +4231,7 @@
                 <w:sz w:val="20"/>
                 <w:szCs w:val="20"/>
               </w:rPr>
-              <w:t>CUP 75.600,00</w:t>
+              <w:t>CUP 76.860,00</w:t>
             </w:r>
           </w:p>
         </w:tc>
@@ -4300,7 +4300,7 @@
                 <w:sz w:val="20"/>
                 <w:szCs w:val="20"/>
               </w:rPr>
-              <w:t>CUP 29.400,00</w:t>
+              <w:t>CUP 29.890,00</w:t>
             </w:r>
           </w:p>
         </w:tc>
@@ -4370,7 +4370,7 @@
                 <w:sz w:val="20"/>
                 <w:szCs w:val="20"/>
               </w:rPr>
-              <w:t>CUP 4.200,00</w:t>
+              <w:t>CUP 4.270,00</w:t>
             </w:r>
           </w:p>
         </w:tc>
@@ -4439,7 +4439,7 @@
                 <w:sz w:val="20"/>
                 <w:szCs w:val="20"/>
               </w:rPr>
-              <w:t>CUP 126.000,00</w:t>
+              <w:t>CUP 128.100,00</w:t>
             </w:r>
           </w:p>
         </w:tc>
@@ -4508,7 +4508,7 @@
                 <w:sz w:val="20"/>
                 <w:szCs w:val="20"/>
               </w:rPr>
-              <w:t>CUP 100.800,00</w:t>
+              <w:t>CUP 102.480,00</w:t>
             </w:r>
           </w:p>
         </w:tc>
@@ -4577,7 +4577,7 @@
                 <w:sz w:val="20"/>
                 <w:szCs w:val="20"/>
               </w:rPr>
-              <w:t>CUP 134.400,00</w:t>
+              <w:t>CUP 136.640,00</w:t>
             </w:r>
           </w:p>
         </w:tc>
@@ -4646,7 +4646,7 @@
                 <w:sz w:val="20"/>
                 <w:szCs w:val="20"/>
               </w:rPr>
-              <w:t>CUP 21.000,00</w:t>
+              <w:t>CUP 21.350,00</w:t>
             </w:r>
           </w:p>
         </w:tc>
@@ -4715,7 +4715,7 @@
                 <w:sz w:val="20"/>
                 <w:szCs w:val="20"/>
               </w:rPr>
-              <w:t>CUP 37.800,00</w:t>
+              <w:t>CUP 38.430,00</w:t>
             </w:r>
           </w:p>
         </w:tc>
@@ -4784,7 +4784,7 @@
                 <w:sz w:val="20"/>
                 <w:szCs w:val="20"/>
               </w:rPr>
-              <w:t>CUP 58.800,00</w:t>
+              <w:t>CUP 59.780,00</w:t>
             </w:r>
           </w:p>
         </w:tc>
@@ -4853,7 +4853,7 @@
                 <w:sz w:val="20"/>
                 <w:szCs w:val="20"/>
               </w:rPr>
-              <w:t>CUP 12.600,00</w:t>
+              <w:t>CUP 12.810,00</w:t>
             </w:r>
           </w:p>
         </w:tc>
@@ -4922,7 +4922,7 @@
                 <w:sz w:val="20"/>
                 <w:szCs w:val="20"/>
               </w:rPr>
-              <w:t>CUP 25.200,00</w:t>
+              <w:t>CUP 25.620,00</w:t>
             </w:r>
           </w:p>
         </w:tc>
@@ -4992,7 +4992,7 @@
                 <w:sz w:val="20"/>
                 <w:szCs w:val="20"/>
               </w:rPr>
-              <w:t>CUP 71.400,00</w:t>
+              <w:t>CUP 72.590,00</w:t>
             </w:r>
           </w:p>
         </w:tc>
@@ -5061,7 +5061,7 @@
                 <w:sz w:val="20"/>
                 <w:szCs w:val="20"/>
               </w:rPr>
-              <w:t>CUP 67.200,00</w:t>
+              <w:t>CUP 68.320,00</w:t>
             </w:r>
           </w:p>
         </w:tc>
@@ -5130,7 +5130,7 @@
                 <w:sz w:val="20"/>
                 <w:szCs w:val="20"/>
               </w:rPr>
-              <w:t>CUP 84.000,00</w:t>
+              <w:t>CUP 85.400,00</w:t>
             </w:r>
           </w:p>
         </w:tc>
@@ -5199,7 +5199,7 @@
                 <w:sz w:val="20"/>
                 <w:szCs w:val="20"/>
               </w:rPr>
-              <w:t>CUP 84.000,00</w:t>
+              <w:t>CUP 85.400,00</w:t>
             </w:r>
           </w:p>
         </w:tc>
@@ -5268,7 +5268,7 @@
                 <w:sz w:val="20"/>
                 <w:szCs w:val="20"/>
               </w:rPr>
-              <w:t>CUP 92.400,00</w:t>
+              <w:t>CUP 93.940,00</w:t>
             </w:r>
           </w:p>
         </w:tc>
@@ -5337,7 +5337,7 @@
                 <w:sz w:val="20"/>
                 <w:szCs w:val="20"/>
               </w:rPr>
-              <w:t>CUP 100.800,00</w:t>
+              <w:t>CUP 102.480,00</w:t>
             </w:r>
           </w:p>
         </w:tc>
@@ -5406,7 +5406,7 @@
                 <w:sz w:val="20"/>
                 <w:szCs w:val="20"/>
               </w:rPr>
-              <w:t>CUP 21.000,00</w:t>
+              <w:t>CUP 21.350,00</w:t>
             </w:r>
           </w:p>
         </w:tc>
@@ -5475,7 +5475,7 @@
                 <w:sz w:val="20"/>
                 <w:szCs w:val="20"/>
               </w:rPr>
-              <w:t>CUP 42.000,00</w:t>
+              <w:t>CUP 42.700,00</w:t>
             </w:r>
           </w:p>
         </w:tc>
@@ -5544,7 +5544,7 @@
                 <w:sz w:val="20"/>
                 <w:szCs w:val="20"/>
               </w:rPr>
-              <w:t>CUP 10.080,00</w:t>
+              <w:t>CUP 10.248,00</w:t>
             </w:r>
           </w:p>
         </w:tc>
@@ -5613,7 +5613,7 @@
                 <w:sz w:val="20"/>
                 <w:szCs w:val="20"/>
               </w:rPr>
-              <w:t>CUP 37.800,00</w:t>
+              <w:t>CUP 38.430,00</w:t>
             </w:r>
           </w:p>
         </w:tc>
@@ -5682,7 +5682,7 @@
                 <w:sz w:val="20"/>
                 <w:szCs w:val="20"/>
               </w:rPr>
-              <w:t>CUP 33.600,00</w:t>
+              <w:t>CUP 34.160,00</w:t>
             </w:r>
           </w:p>
         </w:tc>
@@ -5751,7 +5751,7 @@
                 <w:sz w:val="20"/>
                 <w:szCs w:val="20"/>
               </w:rPr>
-              <w:t>CUP 67.200,00</w:t>
+              <w:t>CUP 68.320,00</w:t>
             </w:r>
           </w:p>
         </w:tc>
@@ -5820,7 +5820,7 @@
                 <w:sz w:val="20"/>
                 <w:szCs w:val="20"/>
               </w:rPr>
-              <w:t>CUP 37.800,00</w:t>
+              <w:t>CUP 38.430,00</w:t>
             </w:r>
           </w:p>
         </w:tc>
@@ -5889,7 +5889,7 @@
                 <w:sz w:val="20"/>
                 <w:szCs w:val="20"/>
               </w:rPr>
-              <w:t>CUP 50.400,00</w:t>
+              <w:t>CUP 51.240,00</w:t>
             </w:r>
           </w:p>
         </w:tc>
@@ -5958,7 +5958,7 @@
                 <w:sz w:val="20"/>
                 <w:szCs w:val="20"/>
               </w:rPr>
-              <w:t>CUP 37.800,00</w:t>
+              <w:t>CUP 38.430,00</w:t>
             </w:r>
           </w:p>
         </w:tc>
@@ -6027,7 +6027,7 @@
                 <w:sz w:val="20"/>
                 <w:szCs w:val="20"/>
               </w:rPr>
-              <w:t>CUP 840,00</w:t>
+              <w:t>CUP 854,00</w:t>
             </w:r>
           </w:p>
         </w:tc>
@@ -6096,7 +6096,7 @@
                 <w:sz w:val="20"/>
                 <w:szCs w:val="20"/>
               </w:rPr>
-              <w:t>CUP 12.600,00</w:t>
+              <w:t>CUP 12.810,00</w:t>
             </w:r>
           </w:p>
         </w:tc>
@@ -6165,7 +6165,7 @@
                 <w:sz w:val="20"/>
                 <w:szCs w:val="20"/>
               </w:rPr>
-              <w:t>CUP 840,00</w:t>
+              <w:t>CUP 854,00</w:t>
             </w:r>
           </w:p>
         </w:tc>
@@ -6234,7 +6234,7 @@
                 <w:sz w:val="20"/>
                 <w:szCs w:val="20"/>
               </w:rPr>
-              <w:t>CUP 840,00</w:t>
+              <w:t>CUP 854,00</w:t>
             </w:r>
           </w:p>
         </w:tc>
@@ -6303,7 +6303,7 @@
                 <w:sz w:val="20"/>
                 <w:szCs w:val="20"/>
               </w:rPr>
-              <w:t>CUP 2.520,00</w:t>
+              <w:t>CUP 2.562,00</w:t>
             </w:r>
           </w:p>
         </w:tc>
@@ -6367,7 +6367,7 @@
                 <w:sz w:val="20"/>
                 <w:szCs w:val="20"/>
               </w:rPr>
-              <w:t>CUP 75.600,00</w:t>
+              <w:t>CUP 76.860,00</w:t>
             </w:r>
           </w:p>
         </w:tc>
@@ -6431,7 +6431,7 @@
                 <w:sz w:val="20"/>
                 <w:szCs w:val="20"/>
               </w:rPr>
-              <w:t>CUP 10.080,00</w:t>
+              <w:t>CUP 10.248,00</w:t>
             </w:r>
           </w:p>
         </w:tc>
@@ -6496,7 +6496,7 @@
                 <w:sz w:val="20"/>
                 <w:szCs w:val="20"/>
               </w:rPr>
-              <w:t>CUP 8.400,00</w:t>
+              <w:t>CUP 8.540,00</w:t>
             </w:r>
           </w:p>
         </w:tc>
@@ -6560,7 +6560,7 @@
                 <w:sz w:val="20"/>
                 <w:szCs w:val="20"/>
               </w:rPr>
-              <w:t>CUP 8.400,00</w:t>
+              <w:t>CUP 8.540,00</w:t>
             </w:r>
           </w:p>
         </w:tc>
@@ -6624,7 +6624,7 @@
                 <w:sz w:val="20"/>
                 <w:szCs w:val="20"/>
               </w:rPr>
-              <w:t>CUP 8.400,00</w:t>
+              <w:t>CUP 8.540,00</w:t>
             </w:r>
           </w:p>
         </w:tc>
@@ -6688,7 +6688,7 @@
                 <w:sz w:val="20"/>
                 <w:szCs w:val="20"/>
               </w:rPr>
-              <w:t>CUP 50.400,00</w:t>
+              <w:t>CUP 51.240,00</w:t>
             </w:r>
           </w:p>
         </w:tc>
@@ -6752,7 +6752,7 @@
                 <w:sz w:val="20"/>
                 <w:szCs w:val="20"/>
               </w:rPr>
-              <w:t>CUP 33.600,00</w:t>
+              <w:t>CUP 34.160,00</w:t>
             </w:r>
           </w:p>
         </w:tc>
@@ -6816,7 +6816,7 @@
                 <w:sz w:val="20"/>
                 <w:szCs w:val="20"/>
               </w:rPr>
-              <w:t>CUP 12.600,00</w:t>
+              <w:t>CUP 12.810,00</w:t>
             </w:r>
           </w:p>
         </w:tc>
@@ -6880,7 +6880,7 @@
                 <w:sz w:val="20"/>
                 <w:szCs w:val="20"/>
               </w:rPr>
-              <w:t>CUP 12.600,00</w:t>
+              <w:t>CUP 12.810,00</w:t>
             </w:r>
           </w:p>
         </w:tc>
@@ -6944,7 +6944,7 @@
                 <w:sz w:val="20"/>
                 <w:szCs w:val="20"/>
               </w:rPr>
-              <w:t>CUP 16.800,00</w:t>
+              <w:t>CUP 17.080,00</w:t>
             </w:r>
           </w:p>
         </w:tc>
@@ -7007,7 +7007,7 @@
                 <w:sz w:val="20"/>
                 <w:szCs w:val="20"/>
               </w:rPr>
-              <w:t>CUP 10.080,00</w:t>
+              <w:t>CUP 10.248,00</w:t>
             </w:r>
           </w:p>
         </w:tc>
@@ -7070,7 +7070,7 @@
                 <w:sz w:val="20"/>
                 <w:szCs w:val="20"/>
               </w:rPr>
-              <w:t>CUP 6.720,00</w:t>
+              <w:t>CUP 6.832,00</w:t>
             </w:r>
           </w:p>
         </w:tc>
@@ -7133,7 +7133,7 @@
                 <w:sz w:val="20"/>
                 <w:szCs w:val="20"/>
               </w:rPr>
-              <w:t>CUP 4.200,00</w:t>
+              <w:t>CUP 4.270,00</w:t>
             </w:r>
           </w:p>
         </w:tc>
@@ -7196,7 +7196,7 @@
                 <w:sz w:val="20"/>
                 <w:szCs w:val="20"/>
               </w:rPr>
-              <w:t>CUP 6.720,00</w:t>
+              <w:t>CUP 6.832,00</w:t>
             </w:r>
           </w:p>
         </w:tc>
@@ -7259,7 +7259,7 @@
                 <w:sz w:val="20"/>
                 <w:szCs w:val="20"/>
               </w:rPr>
-              <w:t>CUP 4.200,00</w:t>
+              <w:t>CUP 4.270,00</w:t>
             </w:r>
           </w:p>
         </w:tc>
@@ -7322,7 +7322,7 @@
                 <w:sz w:val="20"/>
                 <w:szCs w:val="20"/>
               </w:rPr>
-              <w:t>CUP 1.680,00</w:t>
+              <w:t>CUP 1.708,00</w:t>
             </w:r>
           </w:p>
         </w:tc>
@@ -7385,7 +7385,7 @@
                 <w:sz w:val="20"/>
                 <w:szCs w:val="20"/>
               </w:rPr>
-              <w:t>CUP 12.600,00</w:t>
+              <w:t>CUP 12.810,00</w:t>
             </w:r>
           </w:p>
         </w:tc>
@@ -7448,7 +7448,7 @@
                 <w:sz w:val="20"/>
                 <w:szCs w:val="20"/>
               </w:rPr>
-              <w:t>CUP 8.400,00</w:t>
+              <w:t>CUP 8.540,00</w:t>
             </w:r>
           </w:p>
         </w:tc>
@@ -7511,7 +7511,7 @@
                 <w:sz w:val="20"/>
                 <w:szCs w:val="20"/>
               </w:rPr>
-              <w:t>CUP 8.400,00</w:t>
+              <w:t>CUP 8.540,00</w:t>
             </w:r>
           </w:p>
         </w:tc>
@@ -7574,7 +7574,7 @@
                 <w:sz w:val="20"/>
                 <w:szCs w:val="20"/>
               </w:rPr>
-              <w:t>CUP 8.400,00</w:t>
+              <w:t>CUP 8.540,00</w:t>
             </w:r>
           </w:p>
         </w:tc>
@@ -7637,7 +7637,7 @@
                 <w:sz w:val="20"/>
                 <w:szCs w:val="20"/>
               </w:rPr>
-              <w:t>CUP 5.880,00</w:t>
+              <w:t>CUP 5.978,00</w:t>
             </w:r>
           </w:p>
         </w:tc>
@@ -7700,7 +7700,7 @@
                 <w:sz w:val="20"/>
                 <w:szCs w:val="20"/>
               </w:rPr>
-              <w:t>CUP 8.400,00</w:t>
+              <w:t>CUP 8.540,00</w:t>
             </w:r>
           </w:p>
         </w:tc>
@@ -7763,7 +7763,7 @@
                 <w:sz w:val="20"/>
                 <w:szCs w:val="20"/>
               </w:rPr>
-              <w:t>CUP 12.600,00</w:t>
+              <w:t>CUP 12.810,00</w:t>
             </w:r>
           </w:p>
         </w:tc>
@@ -7826,7 +7826,7 @@
                 <w:sz w:val="20"/>
                 <w:szCs w:val="20"/>
               </w:rPr>
-              <w:t>CUP 16.800,00</w:t>
+              <w:t>CUP 17.080,00</w:t>
             </w:r>
           </w:p>
         </w:tc>
@@ -7889,7 +7889,7 @@
                 <w:sz w:val="20"/>
                 <w:szCs w:val="20"/>
               </w:rPr>
-              <w:t>CUP 21.000,00</w:t>
+              <w:t>CUP 21.350,00</w:t>
             </w:r>
           </w:p>
         </w:tc>
@@ -7952,7 +7952,7 @@
                 <w:sz w:val="20"/>
                 <w:szCs w:val="20"/>
               </w:rPr>
-              <w:t>CUP 16.800,00</w:t>
+              <w:t>CUP 17.080,00</w:t>
             </w:r>
           </w:p>
         </w:tc>
@@ -8015,7 +8015,7 @@
                 <w:sz w:val="20"/>
                 <w:szCs w:val="20"/>
               </w:rPr>
-              <w:t>CUP 37.800,00</w:t>
+              <w:t>CUP 38.430,00</w:t>
             </w:r>
           </w:p>
         </w:tc>
@@ -8078,7 +8078,7 @@
                 <w:sz w:val="20"/>
                 <w:szCs w:val="20"/>
               </w:rPr>
-              <w:t>CUP 21.000,00</w:t>
+              <w:t>CUP 21.350,00</w:t>
             </w:r>
           </w:p>
         </w:tc>
@@ -8141,7 +8141,7 @@
                 <w:sz w:val="20"/>
                 <w:szCs w:val="20"/>
               </w:rPr>
-              <w:t>CUP 21.000,00</w:t>
+              <w:t>CUP 21.350,00</w:t>
             </w:r>
           </w:p>
         </w:tc>
@@ -8204,7 +8204,7 @@
                 <w:sz w:val="20"/>
                 <w:szCs w:val="20"/>
               </w:rPr>
-              <w:t>CUP 12.600,00</w:t>
+              <w:t>CUP 12.810,00</w:t>
             </w:r>
           </w:p>
         </w:tc>
@@ -8267,7 +8267,7 @@
                 <w:sz w:val="20"/>
                 <w:szCs w:val="20"/>
               </w:rPr>
-              <w:t>CUP 6.720,00</w:t>
+              <w:t>CUP 6.832,00</w:t>
             </w:r>
           </w:p>
         </w:tc>
@@ -8330,7 +8330,7 @@
                 <w:sz w:val="20"/>
                 <w:szCs w:val="20"/>
               </w:rPr>
-              <w:t>CUP 12.600,00</w:t>
+              <w:t>CUP 12.810,00</w:t>
             </w:r>
           </w:p>
         </w:tc>
@@ -8393,7 +8393,7 @@
                 <w:sz w:val="20"/>
                 <w:szCs w:val="20"/>
               </w:rPr>
-              <w:t>CUP 12.600,00</w:t>
+              <w:t>CUP 12.810,00</w:t>
             </w:r>
           </w:p>
         </w:tc>
@@ -8457,7 +8457,7 @@
                 <w:sz w:val="20"/>
                 <w:szCs w:val="20"/>
               </w:rPr>
-              <w:t>CUP 25.200,00</w:t>
+              <w:t>CUP 25.620,00</w:t>
             </w:r>
           </w:p>
         </w:tc>
@@ -8520,7 +8520,7 @@
                 <w:sz w:val="20"/>
                 <w:szCs w:val="20"/>
               </w:rPr>
-              <w:t>CUP 37.800,00</w:t>
+              <w:t>CUP 38.430,00</w:t>
             </w:r>
           </w:p>
         </w:tc>
@@ -8583,7 +8583,7 @@
                 <w:sz w:val="20"/>
                 <w:szCs w:val="20"/>
               </w:rPr>
-              <w:t>CUP 58.800,00</w:t>
+              <w:t>CUP 59.780,00</w:t>
             </w:r>
           </w:p>
         </w:tc>
@@ -8646,7 +8646,7 @@
                 <w:sz w:val="20"/>
                 <w:szCs w:val="20"/>
               </w:rPr>
-              <w:t>CUP 84.000,00</w:t>
+              <w:t>CUP 85.400,00</w:t>
             </w:r>
           </w:p>
         </w:tc>
@@ -8709,7 +8709,7 @@
                 <w:sz w:val="20"/>
                 <w:szCs w:val="20"/>
               </w:rPr>
-              <w:t>CUP 294.000,00</w:t>
+              <w:t>CUP 298.900,00</w:t>
             </w:r>
           </w:p>
         </w:tc>
@@ -8772,7 +8772,7 @@
                 <w:sz w:val="20"/>
                 <w:szCs w:val="20"/>
               </w:rPr>
-              <w:t>CUP 6.720,00</w:t>
+              <w:t>CUP 6.832,00</w:t>
             </w:r>
           </w:p>
         </w:tc>
@@ -8835,7 +8835,7 @@
                 <w:sz w:val="20"/>
                 <w:szCs w:val="20"/>
               </w:rPr>
-              <w:t>CUP 252.000,00</w:t>
+              <w:t>CUP 256.200,00</w:t>
             </w:r>
           </w:p>
         </w:tc>
@@ -8898,7 +8898,7 @@
                 <w:sz w:val="20"/>
                 <w:szCs w:val="20"/>
               </w:rPr>
-              <w:t>CUP 235.200,00</w:t>
+              <w:t>CUP 239.120,00</w:t>
             </w:r>
           </w:p>
         </w:tc>
@@ -8961,7 +8961,7 @@
                 <w:sz w:val="20"/>
                 <w:szCs w:val="20"/>
               </w:rPr>
-              <w:t>CUP 42.000,00</w:t>
+              <w:t>CUP 42.700,00</w:t>
             </w:r>
           </w:p>
         </w:tc>
@@ -9024,7 +9024,7 @@
                 <w:sz w:val="20"/>
                 <w:szCs w:val="20"/>
               </w:rPr>
-              <w:t>CUP 12.600,00</w:t>
+              <w:t>CUP 12.810,00</w:t>
             </w:r>
           </w:p>
         </w:tc>
@@ -9087,7 +9087,7 @@
                 <w:sz w:val="20"/>
                 <w:szCs w:val="20"/>
               </w:rPr>
-              <w:t>CUP 12.600,00</w:t>
+              <w:t>CUP 12.810,00</w:t>
             </w:r>
           </w:p>
         </w:tc>
@@ -9150,7 +9150,7 @@
                 <w:sz w:val="20"/>
                 <w:szCs w:val="20"/>
               </w:rPr>
-              <w:t>CUP 58.800,00</w:t>
+              <w:t>CUP 59.780,00</w:t>
             </w:r>
           </w:p>
         </w:tc>
@@ -9213,7 +9213,7 @@
                 <w:sz w:val="20"/>
                 <w:szCs w:val="20"/>
               </w:rPr>
-              <w:t>CUP 37.800,00</w:t>
+              <w:t>CUP 38.430,00</w:t>
             </w:r>
           </w:p>
         </w:tc>
@@ -9276,7 +9276,7 @@
                 <w:sz w:val="20"/>
                 <w:szCs w:val="20"/>
               </w:rPr>
-              <w:t>CUP 67.200,00</w:t>
+              <w:t>CUP 68.320,00</w:t>
             </w:r>
           </w:p>
         </w:tc>
@@ -9339,7 +9339,7 @@
                 <w:sz w:val="20"/>
                 <w:szCs w:val="20"/>
               </w:rPr>
-              <w:t>CUP 16.800,00</w:t>
+              <w:t>CUP 17.080,00</w:t>
             </w:r>
           </w:p>
         </w:tc>
@@ -9402,7 +9402,7 @@
                 <w:sz w:val="20"/>
                 <w:szCs w:val="20"/>
               </w:rPr>
-              <w:t>CUP 21.000,00</w:t>
+              <w:t>CUP 21.350,00</w:t>
             </w:r>
           </w:p>
         </w:tc>
@@ -9465,7 +9465,7 @@
                 <w:sz w:val="20"/>
                 <w:szCs w:val="20"/>
               </w:rPr>
-              <w:t>CUP 16.800,00</w:t>
+              <w:t>CUP 17.080,00</w:t>
             </w:r>
           </w:p>
         </w:tc>
@@ -9528,7 +9528,7 @@
                 <w:sz w:val="20"/>
                 <w:szCs w:val="20"/>
               </w:rPr>
-              <w:t>CUP 37.800,00</w:t>
+              <w:t>CUP 38.430,00</w:t>
             </w:r>
           </w:p>
         </w:tc>
@@ -9591,7 +9591,7 @@
                 <w:sz w:val="20"/>
                 <w:szCs w:val="20"/>
               </w:rPr>
-              <w:t>CUP 210.000,00</w:t>
+              <w:t>CUP 213.500,00</w:t>
             </w:r>
           </w:p>
         </w:tc>
@@ -9654,7 +9654,7 @@
                 <w:sz w:val="20"/>
                 <w:szCs w:val="20"/>
               </w:rPr>
-              <w:t>CUP 21.000,00</w:t>
+              <w:t>CUP 21.350,00</w:t>
             </w:r>
           </w:p>
         </w:tc>
@@ -9717,7 +9717,7 @@
                 <w:sz w:val="20"/>
                 <w:szCs w:val="20"/>
               </w:rPr>
-              <w:t>CUP 29.400,00</w:t>
+              <w:t>CUP 29.890,00</w:t>
             </w:r>
           </w:p>
         </w:tc>
@@ -9780,7 +9780,7 @@
                 <w:sz w:val="20"/>
                 <w:szCs w:val="20"/>
               </w:rPr>
-              <w:t>CUP 58.800,00</w:t>
+              <w:t>CUP 59.780,00</w:t>
             </w:r>
           </w:p>
         </w:tc>
@@ -9843,7 +9843,7 @@
                 <w:sz w:val="20"/>
                 <w:szCs w:val="20"/>
               </w:rPr>
-              <w:t>CUP 37.800,00</w:t>
+              <w:t>CUP 38.430,00</w:t>
             </w:r>
           </w:p>
         </w:tc>
@@ -9906,7 +9906,7 @@
                 <w:sz w:val="20"/>
                 <w:szCs w:val="20"/>
               </w:rPr>
-              <w:t>CUP 42.000,00</w:t>
+              <w:t>CUP 42.700,00</w:t>
             </w:r>
           </w:p>
         </w:tc>
@@ -9969,7 +9969,7 @@
                 <w:sz w:val="20"/>
                 <w:szCs w:val="20"/>
               </w:rPr>
-              <w:t>CUP 25.200,00</w:t>
+              <w:t>CUP 25.620,00</w:t>
             </w:r>
           </w:p>
         </w:tc>
@@ -10032,7 +10032,7 @@
                 <w:sz w:val="20"/>
                 <w:szCs w:val="20"/>
               </w:rPr>
-              <w:t>CUP 168,00</w:t>
+              <w:t>CUP 170,80</w:t>
             </w:r>
           </w:p>
         </w:tc>
@@ -10095,7 +10095,7 @@
                 <w:sz w:val="20"/>
                 <w:szCs w:val="20"/>
               </w:rPr>
-              <w:t>CUP 84.000,00</w:t>
+              <w:t>CUP 85.400,00</w:t>
             </w:r>
           </w:p>
         </w:tc>
@@ -10158,7 +10158,7 @@
                 <w:sz w:val="20"/>
                 <w:szCs w:val="20"/>
               </w:rPr>
-              <w:t>CUP 16.800,00</w:t>
+              <w:t>CUP 17.080,00</w:t>
             </w:r>
           </w:p>
         </w:tc>
@@ -10221,7 +10221,7 @@
                 <w:sz w:val="20"/>
                 <w:szCs w:val="20"/>
               </w:rPr>
-              <w:t>CUP 25.200,00</w:t>
+              <w:t>CUP 25.620,00</w:t>
             </w:r>
           </w:p>
         </w:tc>
@@ -10284,7 +10284,7 @@
                 <w:sz w:val="20"/>
                 <w:szCs w:val="20"/>
               </w:rPr>
-              <w:t>CUP 1.680,00</w:t>
+              <w:t>CUP 1.708,00</w:t>
             </w:r>
           </w:p>
         </w:tc>
@@ -10347,7 +10347,7 @@
                 <w:sz w:val="20"/>
                 <w:szCs w:val="20"/>
               </w:rPr>
-              <w:t>CUP 50.400,00</w:t>
+              <w:t>CUP 51.240,00</w:t>
             </w:r>
           </w:p>
         </w:tc>
@@ -10411,7 +10411,7 @@
                 <w:sz w:val="20"/>
                 <w:szCs w:val="20"/>
               </w:rPr>
-              <w:t>CUP 5.880,00</w:t>
+              <w:t>CUP 5.978,00</w:t>
             </w:r>
           </w:p>
         </w:tc>
@@ -10474,7 +10474,7 @@
                 <w:sz w:val="20"/>
                 <w:szCs w:val="20"/>
               </w:rPr>
-              <w:t>CUP 16.800,00</w:t>
+              <w:t>CUP 17.080,00</w:t>
             </w:r>
           </w:p>
         </w:tc>
@@ -10537,7 +10537,7 @@
                 <w:sz w:val="20"/>
                 <w:szCs w:val="20"/>
               </w:rPr>
-              <w:t>CUP 12.600,00</w:t>
+              <w:t>CUP 12.810,00</w:t>
             </w:r>
           </w:p>
         </w:tc>
@@ -10600,7 +10600,7 @@
                 <w:sz w:val="20"/>
                 <w:szCs w:val="20"/>
               </w:rPr>
-              <w:t>CUP 16.800,00</w:t>
+              <w:t>CUP 17.080,00</w:t>
             </w:r>
           </w:p>
         </w:tc>
@@ -10663,7 +10663,7 @@
                 <w:sz w:val="20"/>
                 <w:szCs w:val="20"/>
               </w:rPr>
-              <w:t>CUP 50.400,00</w:t>
+              <w:t>CUP 51.240,00</w:t>
             </w:r>
           </w:p>
         </w:tc>
@@ -10726,7 +10726,7 @@
                 <w:sz w:val="20"/>
                 <w:szCs w:val="20"/>
               </w:rPr>
-              <w:t>CUP 126.000,00</w:t>
+              <w:t>CUP 128.100,00</w:t>
             </w:r>
           </w:p>
         </w:tc>
@@ -10789,7 +10789,7 @@
                 <w:sz w:val="20"/>
                 <w:szCs w:val="20"/>
               </w:rPr>
-              <w:t>CUP 33.600,00</w:t>
+              <w:t>CUP 34.160,00</w:t>
             </w:r>
           </w:p>
         </w:tc>
@@ -10852,7 +10852,7 @@
                 <w:sz w:val="20"/>
                 <w:szCs w:val="20"/>
               </w:rPr>
-              <w:t>CUP 84.000,00</w:t>
+              <w:t>CUP 85.400,00</w:t>
             </w:r>
           </w:p>
         </w:tc>
@@ -10915,7 +10915,7 @@
                 <w:sz w:val="20"/>
                 <w:szCs w:val="20"/>
               </w:rPr>
-              <w:t>CUP 84.000,00</w:t>
+              <w:t>CUP 85.400,00</w:t>
             </w:r>
           </w:p>
         </w:tc>
@@ -10978,7 +10978,7 @@
                 <w:sz w:val="20"/>
                 <w:szCs w:val="20"/>
               </w:rPr>
-              <w:t>CUP 84.000,00</w:t>
+              <w:t>CUP 85.400,00</w:t>
             </w:r>
           </w:p>
         </w:tc>
@@ -11041,7 +11041,7 @@
                 <w:sz w:val="20"/>
                 <w:szCs w:val="20"/>
               </w:rPr>
-              <w:t>CUP 21.000,00</w:t>
+              <w:t>CUP 21.350,00</w:t>
             </w:r>
           </w:p>
         </w:tc>
@@ -11104,7 +11104,7 @@
                 <w:sz w:val="20"/>
                 <w:szCs w:val="20"/>
               </w:rPr>
-              <w:t>CUP 361.200,00</w:t>
+              <w:t>CUP 367.220,00</w:t>
             </w:r>
           </w:p>
         </w:tc>
@@ -11167,7 +11167,7 @@
                 <w:sz w:val="20"/>
                 <w:szCs w:val="20"/>
               </w:rPr>
-              <w:t>CUP 151.200,00</w:t>
+              <w:t>CUP 153.720,00</w:t>
             </w:r>
           </w:p>
         </w:tc>
@@ -11230,7 +11230,7 @@
                 <w:sz w:val="20"/>
                 <w:szCs w:val="20"/>
               </w:rPr>
-              <w:t>CUP 5.880,00</w:t>
+              <w:t>CUP 5.978,00</w:t>
             </w:r>
           </w:p>
         </w:tc>
@@ -11293,7 +11293,7 @@
                 <w:sz w:val="20"/>
                 <w:szCs w:val="20"/>
               </w:rPr>
-              <w:t>CUP 16.800,00</w:t>
+              <w:t>CUP 17.080,00</w:t>
             </w:r>
           </w:p>
         </w:tc>
@@ -11356,7 +11356,7 @@
                 <w:sz w:val="20"/>
                 <w:szCs w:val="20"/>
               </w:rPr>
-              <w:t>CUP 25.200,00</w:t>
+              <w:t>CUP 25.620,00</w:t>
             </w:r>
           </w:p>
         </w:tc>
@@ -11419,7 +11419,7 @@
                 <w:sz w:val="20"/>
                 <w:szCs w:val="20"/>
               </w:rPr>
-              <w:t>CUP 50.400,00</w:t>
+              <w:t>CUP 51.240,00</w:t>
             </w:r>
           </w:p>
         </w:tc>
@@ -11482,7 +11482,7 @@
                 <w:sz w:val="20"/>
                 <w:szCs w:val="20"/>
               </w:rPr>
-              <w:t>CUP 100.800,00</w:t>
+              <w:t>CUP 102.480,00</w:t>
             </w:r>
           </w:p>
         </w:tc>
@@ -11545,7 +11545,7 @@
                 <w:sz w:val="20"/>
                 <w:szCs w:val="20"/>
               </w:rPr>
-              <w:t>CUP 16.800,00</w:t>
+              <w:t>CUP 17.080,00</w:t>
             </w:r>
           </w:p>
         </w:tc>
@@ -11608,7 +11608,7 @@
                 <w:sz w:val="20"/>
                 <w:szCs w:val="20"/>
               </w:rPr>
-              <w:t>CUP 67.200,00</w:t>
+              <w:t>CUP 68.320,00</w:t>
             </w:r>
           </w:p>
         </w:tc>
@@ -11671,7 +11671,7 @@
                 <w:sz w:val="20"/>
                 <w:szCs w:val="20"/>
               </w:rPr>
-              <w:t>CUP 210.000,00</w:t>
+              <w:t>CUP 213.500,00</w:t>
             </w:r>
           </w:p>
         </w:tc>
@@ -11734,7 +11734,7 @@
                 <w:sz w:val="20"/>
                 <w:szCs w:val="20"/>
               </w:rPr>
-              <w:t>CUP 100.800,00</w:t>
+              <w:t>CUP 102.480,00</w:t>
             </w:r>
           </w:p>
         </w:tc>
@@ -11797,7 +11797,7 @@
                 <w:sz w:val="20"/>
                 <w:szCs w:val="20"/>
               </w:rPr>
-              <w:t>CUP 168,00</w:t>
+              <w:t>CUP 170,80</w:t>
             </w:r>
           </w:p>
         </w:tc>
@@ -11860,7 +11860,7 @@
                 <w:sz w:val="20"/>
                 <w:szCs w:val="20"/>
               </w:rPr>
-              <w:t>CUP 12.600,00</w:t>
+              <w:t>CUP 12.810,00</w:t>
             </w:r>
           </w:p>
         </w:tc>
@@ -11923,7 +11923,7 @@
                 <w:sz w:val="20"/>
                 <w:szCs w:val="20"/>
               </w:rPr>
-              <w:t>CUP 6.720,00</w:t>
+              <w:t>CUP 6.832,00</w:t>
             </w:r>
           </w:p>
         </w:tc>
@@ -11986,7 +11986,7 @@
                 <w:sz w:val="20"/>
                 <w:szCs w:val="20"/>
               </w:rPr>
-              <w:t>CUP 33.600,00</w:t>
+              <w:t>CUP 34.160,00</w:t>
             </w:r>
           </w:p>
         </w:tc>
@@ -12049,7 +12049,7 @@
                 <w:sz w:val="20"/>
                 <w:szCs w:val="20"/>
               </w:rPr>
-              <w:t>CUP 25.200,00</w:t>
+              <w:t>CUP 25.620,00</w:t>
             </w:r>
           </w:p>
         </w:tc>
@@ -12112,7 +12112,7 @@
                 <w:sz w:val="20"/>
                 <w:szCs w:val="20"/>
               </w:rPr>
-              <w:t>CUP 50.400,00</w:t>
+              <w:t>CUP 51.240,00</w:t>
             </w:r>
           </w:p>
         </w:tc>
@@ -12175,7 +12175,7 @@
                 <w:sz w:val="20"/>
                 <w:szCs w:val="20"/>
               </w:rPr>
-              <w:t>CUP 84.000,00</w:t>
+              <w:t>CUP 85.400,00</w:t>
             </w:r>
           </w:p>
         </w:tc>
@@ -12238,7 +12238,7 @@
                 <w:sz w:val="20"/>
                 <w:szCs w:val="20"/>
               </w:rPr>
-              <w:t>CUP 10.080,00</w:t>
+              <w:t>CUP 10.248,00</w:t>
             </w:r>
           </w:p>
         </w:tc>
@@ -12301,7 +12301,7 @@
                 <w:sz w:val="20"/>
                 <w:szCs w:val="20"/>
               </w:rPr>
-              <w:t>CUP 33.600,00</w:t>
+              <w:t>CUP 34.160,00</w:t>
             </w:r>
           </w:p>
         </w:tc>
@@ -12365,7 +12365,7 @@
                 <w:sz w:val="20"/>
                 <w:szCs w:val="20"/>
               </w:rPr>
-              <w:t>CUP 58.800,00</w:t>
+              <w:t>CUP 59.780,00</w:t>
             </w:r>
           </w:p>
         </w:tc>
@@ -12428,7 +12428,7 @@
                 <w:sz w:val="20"/>
                 <w:szCs w:val="20"/>
               </w:rPr>
-              <w:t>CUP 6.720,00</w:t>
+              <w:t>CUP 6.832,00</w:t>
             </w:r>
           </w:p>
         </w:tc>
@@ -12491,7 +12491,7 @@
                 <w:sz w:val="20"/>
                 <w:szCs w:val="20"/>
               </w:rPr>
-              <w:t>CUP 8.400,00</w:t>
+              <w:t>CUP 8.540,00</w:t>
             </w:r>
           </w:p>
         </w:tc>
@@ -12554,7 +12554,7 @@
                 <w:sz w:val="20"/>
                 <w:szCs w:val="20"/>
               </w:rPr>
-              <w:t>CUP 6.720,00</w:t>
+              <w:t>CUP 6.832,00</w:t>
             </w:r>
           </w:p>
         </w:tc>
@@ -12617,7 +12617,7 @@
                 <w:sz w:val="20"/>
                 <w:szCs w:val="20"/>
               </w:rPr>
-              <w:t>CUP 25.200,00</w:t>
+              <w:t>CUP 25.620,00</w:t>
             </w:r>
           </w:p>
         </w:tc>
@@ -12680,7 +12680,7 @@
                 <w:sz w:val="20"/>
                 <w:szCs w:val="20"/>
               </w:rPr>
-              <w:t>CUP 75.600,00</w:t>
+              <w:t>CUP 76.860,00</w:t>
             </w:r>
           </w:p>
         </w:tc>
@@ -12743,7 +12743,7 @@
                 <w:sz w:val="20"/>
                 <w:szCs w:val="20"/>
               </w:rPr>
-              <w:t>CUP 42.000,00</w:t>
+              <w:t>CUP 42.700,00</w:t>
             </w:r>
           </w:p>
         </w:tc>
@@ -12806,7 +12806,7 @@
                 <w:sz w:val="20"/>
                 <w:szCs w:val="20"/>
               </w:rPr>
-              <w:t>CUP 4.200,00</w:t>
+              <w:t>CUP 4.270,00</w:t>
             </w:r>
           </w:p>
         </w:tc>
@@ -12869,7 +12869,7 @@
                 <w:sz w:val="20"/>
                 <w:szCs w:val="20"/>
               </w:rPr>
-              <w:t>CUP 25.200,00</w:t>
+              <w:t>CUP 25.620,00</w:t>
             </w:r>
           </w:p>
         </w:tc>
@@ -12932,7 +12932,7 @@
                 <w:sz w:val="20"/>
                 <w:szCs w:val="20"/>
               </w:rPr>
-              <w:t>CUP 16.800,00</w:t>
+              <w:t>CUP 17.080,00</w:t>
             </w:r>
           </w:p>
         </w:tc>
@@ -12995,7 +12995,7 @@
                 <w:sz w:val="20"/>
                 <w:szCs w:val="20"/>
               </w:rPr>
-              <w:t>CUP 100.800,00</w:t>
+              <w:t>CUP 102.480,00</w:t>
             </w:r>
           </w:p>
         </w:tc>
@@ -13058,7 +13058,7 @@
                 <w:sz w:val="20"/>
                 <w:szCs w:val="20"/>
               </w:rPr>
-              <w:t>CUP 4.200,00</w:t>
+              <w:t>CUP 4.270,00</w:t>
             </w:r>
           </w:p>
         </w:tc>
@@ -13121,7 +13121,7 @@
                 <w:sz w:val="20"/>
                 <w:szCs w:val="20"/>
               </w:rPr>
-              <w:t>CUP 29.400,00</w:t>
+              <w:t>CUP 29.890,00</w:t>
             </w:r>
           </w:p>
         </w:tc>
@@ -13184,7 +13184,7 @@
                 <w:sz w:val="20"/>
                 <w:szCs w:val="20"/>
               </w:rPr>
-              <w:t>CUP 2.520,00</w:t>
+              <w:t>CUP 2.562,00</w:t>
             </w:r>
           </w:p>
         </w:tc>
@@ -13247,7 +13247,7 @@
                 <w:sz w:val="20"/>
                 <w:szCs w:val="20"/>
               </w:rPr>
-              <w:t>CUP 2.520,00</w:t>
+              <w:t>CUP 2.562,00</w:t>
             </w:r>
           </w:p>
         </w:tc>
@@ -13310,7 +13310,7 @@
                 <w:sz w:val="20"/>
                 <w:szCs w:val="20"/>
               </w:rPr>
-              <w:t>CUP 168,00</w:t>
+              <w:t>CUP 170,80</w:t>
             </w:r>
           </w:p>
         </w:tc>
@@ -13373,7 +13373,7 @@
                 <w:sz w:val="20"/>
                 <w:szCs w:val="20"/>
               </w:rPr>
-              <w:t>CUP 168,00</w:t>
+              <w:t>CUP 170,80</w:t>
             </w:r>
           </w:p>
         </w:tc>
@@ -13436,7 +13436,7 @@
                 <w:sz w:val="20"/>
                 <w:szCs w:val="20"/>
               </w:rPr>
-              <w:t>CUP 5.040,00</w:t>
+              <w:t>CUP 5.124,00</w:t>
             </w:r>
           </w:p>
         </w:tc>
@@ -13499,7 +13499,7 @@
                 <w:sz w:val="20"/>
                 <w:szCs w:val="20"/>
               </w:rPr>
-              <w:t>CUP 4.200,00</w:t>
+              <w:t>CUP 4.270,00</w:t>
             </w:r>
           </w:p>
         </w:tc>
@@ -13562,7 +13562,7 @@
                 <w:sz w:val="20"/>
                 <w:szCs w:val="20"/>
               </w:rPr>
-              <w:t>CUP 84.000,00</w:t>
+              <w:t>CUP 85.400,00</w:t>
             </w:r>
           </w:p>
         </w:tc>
@@ -13625,7 +13625,7 @@
                 <w:sz w:val="20"/>
                 <w:szCs w:val="20"/>
               </w:rPr>
-              <w:t>CUP 3.360,00</w:t>
+              <w:t>CUP 3.416,00</w:t>
             </w:r>
           </w:p>
         </w:tc>
@@ -13688,7 +13688,7 @@
                 <w:sz w:val="20"/>
                 <w:szCs w:val="20"/>
               </w:rPr>
-              <w:t>CUP 6.720,00</w:t>
+              <w:t>CUP 6.832,00</w:t>
             </w:r>
           </w:p>
         </w:tc>
@@ -13751,7 +13751,7 @@
                 <w:sz w:val="20"/>
                 <w:szCs w:val="20"/>
               </w:rPr>
-              <w:t>CUP 50.400,00</w:t>
+              <w:t>CUP 51.240,00</w:t>
             </w:r>
           </w:p>
         </w:tc>
@@ -13819,7 +13819,7 @@
                 <w:sz w:val="20"/>
                 <w:szCs w:val="20"/>
               </w:rPr>
-              <w:t>CUP 25.200,00</w:t>
+              <w:t>CUP 25.620,00</w:t>
             </w:r>
           </w:p>
         </w:tc>
@@ -13887,7 +13887,7 @@
                 <w:sz w:val="20"/>
                 <w:szCs w:val="20"/>
               </w:rPr>
-              <w:t>CUP 84.000,00</w:t>
+              <w:t>CUP 85.400,00</w:t>
             </w:r>
           </w:p>
         </w:tc>
@@ -13951,7 +13951,7 @@
                 <w:sz w:val="20"/>
                 <w:szCs w:val="20"/>
               </w:rPr>
-              <w:t>CUP 25.200,00</w:t>
+              <w:t>CUP 25.620,00</w:t>
             </w:r>
           </w:p>
         </w:tc>
@@ -14014,7 +14014,7 @@
                 <w:sz w:val="20"/>
                 <w:szCs w:val="20"/>
               </w:rPr>
-              <w:t>CUP 5.880,00</w:t>
+              <w:t>CUP 5.978,00</w:t>
             </w:r>
           </w:p>
         </w:tc>
@@ -14077,7 +14077,7 @@
                 <w:sz w:val="20"/>
                 <w:szCs w:val="20"/>
               </w:rPr>
-              <w:t>CUP 12.600,00</w:t>
+              <w:t>CUP 12.810,00</w:t>
             </w:r>
           </w:p>
         </w:tc>
@@ -14140,7 +14140,7 @@
                 <w:sz w:val="20"/>
                 <w:szCs w:val="20"/>
               </w:rPr>
-              <w:t>CUP 25.200,00</w:t>
+              <w:t>CUP 25.620,00</w:t>
             </w:r>
           </w:p>
         </w:tc>
@@ -14203,7 +14203,7 @@
                 <w:sz w:val="20"/>
                 <w:szCs w:val="20"/>
               </w:rPr>
-              <w:t>CUP 6.720,00</w:t>
+              <w:t>CUP 6.832,00</w:t>
             </w:r>
           </w:p>
         </w:tc>
@@ -14266,7 +14266,7 @@
                 <w:sz w:val="20"/>
                 <w:szCs w:val="20"/>
               </w:rPr>
-              <w:t>CUP 6.720,00</w:t>
+              <w:t>CUP 6.832,00</w:t>
             </w:r>
           </w:p>
         </w:tc>
@@ -14330,7 +14330,7 @@
                 <w:sz w:val="20"/>
                 <w:szCs w:val="20"/>
               </w:rPr>
-              <w:t>CUP 6.720,00</w:t>
+              <w:t>CUP 6.832,00</w:t>
             </w:r>
           </w:p>
         </w:tc>
@@ -14393,7 +14393,7 @@
                 <w:sz w:val="20"/>
                 <w:szCs w:val="20"/>
               </w:rPr>
-              <w:t>CUP 5.880,00</w:t>
+              <w:t>CUP 5.978,00</w:t>
             </w:r>
           </w:p>
         </w:tc>
@@ -14456,7 +14456,7 @@
                 <w:sz w:val="20"/>
                 <w:szCs w:val="20"/>
               </w:rPr>
-              <w:t>CUP 4.200,00</w:t>
+              <w:t>CUP 4.270,00</w:t>
             </w:r>
           </w:p>
         </w:tc>
@@ -14519,7 +14519,7 @@
                 <w:sz w:val="20"/>
                 <w:szCs w:val="20"/>
               </w:rPr>
-              <w:t>CUP 12.600,00</w:t>
+              <w:t>CUP 12.810,00</w:t>
             </w:r>
           </w:p>
         </w:tc>
@@ -14582,7 +14582,7 @@
                 <w:sz w:val="20"/>
                 <w:szCs w:val="20"/>
               </w:rPr>
-              <w:t>CUP 5.880,00</w:t>
+              <w:t>CUP 5.978,00</w:t>
             </w:r>
           </w:p>
         </w:tc>
@@ -14645,7 +14645,7 @@
                 <w:sz w:val="20"/>
                 <w:szCs w:val="20"/>
               </w:rPr>
-              <w:t>CUP 5.880,00</w:t>
+              <w:t>CUP 5.978,00</w:t>
             </w:r>
           </w:p>
         </w:tc>
@@ -14708,7 +14708,7 @@
                 <w:sz w:val="20"/>
                 <w:szCs w:val="20"/>
               </w:rPr>
-              <w:t>CUP 4.200,00</w:t>
+              <w:t>CUP 4.270,00</w:t>
             </w:r>
           </w:p>
         </w:tc>
@@ -14771,7 +14771,7 @@
                 <w:sz w:val="20"/>
                 <w:szCs w:val="20"/>
               </w:rPr>
-              <w:t>CUP 16.800,00</w:t>
+              <w:t>CUP 17.080,00</w:t>
             </w:r>
           </w:p>
         </w:tc>
@@ -14834,7 +14834,7 @@
                 <w:sz w:val="20"/>
                 <w:szCs w:val="20"/>
               </w:rPr>
-              <w:t>CUP 1.680,00</w:t>
+              <w:t>CUP 1.708,00</w:t>
             </w:r>
           </w:p>
         </w:tc>
@@ -14897,7 +14897,7 @@
                 <w:sz w:val="20"/>
                 <w:szCs w:val="20"/>
               </w:rPr>
-              <w:t>CUP 16.800,00</w:t>
+              <w:t>CUP 17.080,00</w:t>
             </w:r>
           </w:p>
         </w:tc>
@@ -14960,7 +14960,7 @@
                 <w:sz w:val="20"/>
                 <w:szCs w:val="20"/>
               </w:rPr>
-              <w:t>CUP 42.000,00</w:t>
+              <w:t>CUP 42.700,00</w:t>
             </w:r>
           </w:p>
         </w:tc>
@@ -15023,7 +15023,7 @@
                 <w:sz w:val="20"/>
                 <w:szCs w:val="20"/>
               </w:rPr>
-              <w:t>CUP 33.600,00</w:t>
+              <w:t>CUP 34.160,00</w:t>
             </w:r>
           </w:p>
         </w:tc>
@@ -15086,7 +15086,7 @@
                 <w:sz w:val="20"/>
                 <w:szCs w:val="20"/>
               </w:rPr>
-              <w:t>CUP 126.000,00</w:t>
+              <w:t>CUP 128.100,00</w:t>
             </w:r>
           </w:p>
         </w:tc>
@@ -15149,7 +15149,7 @@
                 <w:sz w:val="20"/>
                 <w:szCs w:val="20"/>
               </w:rPr>
-              <w:t>CUP 75.600,00</w:t>
+              <w:t>CUP 76.860,00</w:t>
             </w:r>
           </w:p>
         </w:tc>
@@ -15212,7 +15212,7 @@
                 <w:sz w:val="20"/>
                 <w:szCs w:val="20"/>
               </w:rPr>
-              <w:t>CUP 2.520,00</w:t>
+              <w:t>CUP 2.562,00</w:t>
             </w:r>
           </w:p>
         </w:tc>
@@ -15275,7 +15275,7 @@
                 <w:sz w:val="20"/>
                 <w:szCs w:val="20"/>
               </w:rPr>
-              <w:t>CUP 6.720,00</w:t>
+              <w:t>CUP 6.832,00</w:t>
             </w:r>
           </w:p>
         </w:tc>
@@ -15338,7 +15338,7 @@
                 <w:sz w:val="20"/>
                 <w:szCs w:val="20"/>
               </w:rPr>
-              <w:t>CUP 5.880,00</w:t>
+              <w:t>CUP 5.978,00</w:t>
             </w:r>
           </w:p>
         </w:tc>
@@ -15401,7 +15401,7 @@
                 <w:sz w:val="20"/>
                 <w:szCs w:val="20"/>
               </w:rPr>
-              <w:t>CUP 268.800,00</w:t>
+              <w:t>CUP 273.280,00</w:t>
             </w:r>
           </w:p>
         </w:tc>
@@ -15464,7 +15464,7 @@
                 <w:sz w:val="20"/>
                 <w:szCs w:val="20"/>
               </w:rPr>
-              <w:t>CUP 436.800,00</w:t>
+              <w:t>CUP 444.080,00</w:t>
             </w:r>
           </w:p>
         </w:tc>
@@ -15527,7 +15527,7 @@
                 <w:sz w:val="20"/>
                 <w:szCs w:val="20"/>
               </w:rPr>
-              <w:t>CUP 445.200,00</w:t>
+              <w:t>CUP 452.620,00</w:t>
             </w:r>
           </w:p>
         </w:tc>
@@ -15590,7 +15590,7 @@
                 <w:sz w:val="20"/>
                 <w:szCs w:val="20"/>
               </w:rPr>
-              <w:t>CUP 5.040,00</w:t>
+              <w:t>CUP 5.124,00</w:t>
             </w:r>
           </w:p>
         </w:tc>
@@ -15653,7 +15653,7 @@
                 <w:sz w:val="20"/>
                 <w:szCs w:val="20"/>
               </w:rPr>
-              <w:t>CUP 10.080,00</w:t>
+              <w:t>CUP 10.248,00</w:t>
             </w:r>
           </w:p>
         </w:tc>
@@ -15716,7 +15716,7 @@
                 <w:sz w:val="20"/>
                 <w:szCs w:val="20"/>
               </w:rPr>
-              <w:t>CUP 6.720,00</w:t>
+              <w:t>CUP 6.832,00</w:t>
             </w:r>
           </w:p>
         </w:tc>
@@ -15779,7 +15779,7 @@
                 <w:sz w:val="20"/>
                 <w:szCs w:val="20"/>
               </w:rPr>
-              <w:t>CUP 16.800,00</w:t>
+              <w:t>CUP 17.080,00</w:t>
             </w:r>
           </w:p>
         </w:tc>
@@ -15842,7 +15842,7 @@
                 <w:sz w:val="20"/>
                 <w:szCs w:val="20"/>
               </w:rPr>
-              <w:t>CUP 12.600,00</w:t>
+              <w:t>CUP 12.810,00</w:t>
             </w:r>
           </w:p>
         </w:tc>
@@ -15905,7 +15905,7 @@
                 <w:sz w:val="20"/>
                 <w:szCs w:val="20"/>
               </w:rPr>
-              <w:t>CUP 4.200,00</w:t>
+              <w:t>CUP 4.270,00</w:t>
             </w:r>
           </w:p>
         </w:tc>
@@ -15968,7 +15968,7 @@
                 <w:sz w:val="20"/>
                 <w:szCs w:val="20"/>
               </w:rPr>
-              <w:t>CUP 12.600,00</w:t>
+              <w:t>CUP 12.810,00</w:t>
             </w:r>
           </w:p>
         </w:tc>
@@ -16031,7 +16031,7 @@
                 <w:sz w:val="20"/>
                 <w:szCs w:val="20"/>
               </w:rPr>
-              <w:t>CUP 58.800,00</w:t>
+              <w:t>CUP 59.780,00</w:t>
             </w:r>
           </w:p>
         </w:tc>
@@ -16094,7 +16094,7 @@
                 <w:sz w:val="20"/>
                 <w:szCs w:val="20"/>
               </w:rPr>
-              <w:t>CUP 6.720,00</w:t>
+              <w:t>CUP 6.832,00</w:t>
             </w:r>
           </w:p>
         </w:tc>
@@ -16157,7 +16157,7 @@
                 <w:sz w:val="20"/>
                 <w:szCs w:val="20"/>
               </w:rPr>
-              <w:t>CUP 8.400,00</w:t>
+              <w:t>CUP 8.540,00</w:t>
             </w:r>
           </w:p>
         </w:tc>
@@ -16220,7 +16220,7 @@
                 <w:sz w:val="20"/>
                 <w:szCs w:val="20"/>
               </w:rPr>
-              <w:t>CUP 16.800,00</w:t>
+              <w:t>CUP 17.080,00</w:t>
             </w:r>
           </w:p>
         </w:tc>
@@ -16284,7 +16284,7 @@
                 <w:sz w:val="20"/>
                 <w:szCs w:val="20"/>
               </w:rPr>
-              <w:t>CUP 6.720,00</w:t>
+              <w:t>CUP 6.832,00</w:t>
             </w:r>
           </w:p>
         </w:tc>
@@ -16347,7 +16347,7 @@
                 <w:sz w:val="20"/>
                 <w:szCs w:val="20"/>
               </w:rPr>
-              <w:t>CUP 6.720,00</w:t>
+              <w:t>CUP 6.832,00</w:t>
             </w:r>
           </w:p>
         </w:tc>
@@ -16410,7 +16410,7 @@
                 <w:sz w:val="20"/>
                 <w:szCs w:val="20"/>
               </w:rPr>
-              <w:t>CUP 6.720,00</w:t>
+              <w:t>CUP 6.832,00</w:t>
             </w:r>
           </w:p>
         </w:tc>
@@ -16473,7 +16473,7 @@
                 <w:sz w:val="20"/>
                 <w:szCs w:val="20"/>
               </w:rPr>
-              <w:t>CUP 6.720,00</w:t>
+              <w:t>CUP 6.832,00</w:t>
             </w:r>
           </w:p>
         </w:tc>
@@ -16536,7 +16536,7 @@
                 <w:sz w:val="20"/>
                 <w:szCs w:val="20"/>
               </w:rPr>
-              <w:t>CUP 42.000,00</w:t>
+              <w:t>CUP 42.700,00</w:t>
             </w:r>
           </w:p>
         </w:tc>
@@ -16599,7 +16599,7 @@
                 <w:sz w:val="20"/>
                 <w:szCs w:val="20"/>
               </w:rPr>
-              <w:t>CUP 4.200,00</w:t>
+              <w:t>CUP 4.270,00</w:t>
             </w:r>
           </w:p>
         </w:tc>
@@ -16662,7 +16662,7 @@
                 <w:sz w:val="20"/>
                 <w:szCs w:val="20"/>
               </w:rPr>
-              <w:t>CUP 4.200,00</w:t>
+              <w:t>CUP 4.270,00</w:t>
             </w:r>
           </w:p>
         </w:tc>
@@ -16725,7 +16725,7 @@
                 <w:sz w:val="20"/>
                 <w:szCs w:val="20"/>
               </w:rPr>
-              <w:t>CUP 25.200,00</w:t>
+              <w:t>CUP 25.620,00</w:t>
             </w:r>
           </w:p>
         </w:tc>
@@ -16788,7 +16788,7 @@
                 <w:sz w:val="20"/>
                 <w:szCs w:val="20"/>
               </w:rPr>
-              <w:t>CUP 4.200,00</w:t>
+              <w:t>CUP 4.270,00</w:t>
             </w:r>
           </w:p>
         </w:tc>
@@ -16851,7 +16851,7 @@
                 <w:sz w:val="20"/>
                 <w:szCs w:val="20"/>
               </w:rPr>
-              <w:t>CUP 235.200,00</w:t>
+              <w:t>CUP 239.120,00</w:t>
             </w:r>
           </w:p>
         </w:tc>
@@ -16914,7 +16914,7 @@
                 <w:sz w:val="20"/>
                 <w:szCs w:val="20"/>
               </w:rPr>
-              <w:t>CUP 126.000,00</w:t>
+              <w:t>CUP 128.100,00</w:t>
             </w:r>
           </w:p>
         </w:tc>
@@ -16995,7 +16995,7 @@
                 <w:sz w:val="20"/>
                 <w:szCs w:val="20"/>
               </w:rPr>
-              <w:t>CUP 54.600,00</w:t>
+              <w:t>CUP 55.510,00</w:t>
             </w:r>
           </w:p>
         </w:tc>
@@ -17058,7 +17058,7 @@
                 <w:sz w:val="20"/>
                 <w:szCs w:val="20"/>
               </w:rPr>
-              <w:t>CUP 67.200,00</w:t>
+              <w:t>CUP 68.320,00</w:t>
             </w:r>
           </w:p>
         </w:tc>
@@ -17121,7 +17121,7 @@
                 <w:sz w:val="20"/>
                 <w:szCs w:val="20"/>
               </w:rPr>
-              <w:t>CUP 25.200,00</w:t>
+              <w:t>CUP 25.620,00</w:t>
             </w:r>
           </w:p>
         </w:tc>
@@ -17184,7 +17184,7 @@
                 <w:sz w:val="20"/>
                 <w:szCs w:val="20"/>
               </w:rPr>
-              <w:t>CUP 126.000,00</w:t>
+              <w:t>CUP 128.100,00</w:t>
             </w:r>
           </w:p>
         </w:tc>
@@ -17247,7 +17247,7 @@
                 <w:sz w:val="20"/>
                 <w:szCs w:val="20"/>
               </w:rPr>
-              <w:t>CUP 126.000,00</w:t>
+              <w:t>CUP 128.100,00</w:t>
             </w:r>
           </w:p>
         </w:tc>
@@ -17310,7 +17310,7 @@
                 <w:sz w:val="20"/>
                 <w:szCs w:val="20"/>
               </w:rPr>
-              <w:t>CUP 46.200,00</w:t>
+              <w:t>CUP 46.970,00</w:t>
             </w:r>
           </w:p>
         </w:tc>
@@ -17373,7 +17373,7 @@
                 <w:sz w:val="20"/>
                 <w:szCs w:val="20"/>
               </w:rPr>
-              <w:t>CUP 50.400,00</w:t>
+              <w:t>CUP 51.240,00</w:t>
             </w:r>
           </w:p>
         </w:tc>
@@ -17436,7 +17436,7 @@
                 <w:sz w:val="20"/>
                 <w:szCs w:val="20"/>
               </w:rPr>
-              <w:t>CUP 54.600,00</w:t>
+              <w:t>CUP 55.510,00</w:t>
             </w:r>
           </w:p>
         </w:tc>
@@ -17499,7 +17499,7 @@
                 <w:sz w:val="20"/>
                 <w:szCs w:val="20"/>
               </w:rPr>
-              <w:t>CUP 54.600,00</w:t>
+              <w:t>CUP 55.510,00</w:t>
             </w:r>
           </w:p>
         </w:tc>
@@ -17562,7 +17562,7 @@
                 <w:sz w:val="20"/>
                 <w:szCs w:val="20"/>
               </w:rPr>
-              <w:t>CUP 5.880,00</w:t>
+              <w:t>CUP 5.978,00</w:t>
             </w:r>
           </w:p>
         </w:tc>
@@ -17625,7 +17625,7 @@
                 <w:sz w:val="20"/>
                 <w:szCs w:val="20"/>
               </w:rPr>
-              <w:t>CUP 8.400,00</w:t>
+              <w:t>CUP 8.540,00</w:t>
             </w:r>
           </w:p>
         </w:tc>
@@ -17688,7 +17688,7 @@
                 <w:sz w:val="20"/>
                 <w:szCs w:val="20"/>
               </w:rPr>
-              <w:t>CUP 50.400,00</w:t>
+              <w:t>CUP 51.240,00</w:t>
             </w:r>
           </w:p>
         </w:tc>
@@ -17751,7 +17751,7 @@
                 <w:sz w:val="20"/>
                 <w:szCs w:val="20"/>
               </w:rPr>
-              <w:t>CUP 8.400,00</w:t>
+              <w:t>CUP 8.540,00</w:t>
             </w:r>
           </w:p>
         </w:tc>
@@ -17814,7 +17814,7 @@
                 <w:sz w:val="20"/>
                 <w:szCs w:val="20"/>
               </w:rPr>
-              <w:t>CUP 16.800,00</w:t>
+              <w:t>CUP 17.080,00</w:t>
             </w:r>
           </w:p>
         </w:tc>
@@ -17877,7 +17877,7 @@
                 <w:sz w:val="20"/>
                 <w:szCs w:val="20"/>
               </w:rPr>
-              <w:t>CUP 84.000,00</w:t>
+              <w:t>CUP 85.400,00</w:t>
             </w:r>
           </w:p>
         </w:tc>
@@ -17940,7 +17940,7 @@
                 <w:sz w:val="20"/>
                 <w:szCs w:val="20"/>
               </w:rPr>
-              <w:t>CUP 100.800,00</w:t>
+              <w:t>CUP 102.480,00</w:t>
             </w:r>
           </w:p>
         </w:tc>
@@ -18003,7 +18003,7 @@
                 <w:sz w:val="20"/>
                 <w:szCs w:val="20"/>
               </w:rPr>
-              <w:t>CUP 252.000,00</w:t>
+              <w:t>CUP 256.200,00</w:t>
             </w:r>
           </w:p>
         </w:tc>
@@ -18066,7 +18066,7 @@
                 <w:sz w:val="20"/>
                 <w:szCs w:val="20"/>
               </w:rPr>
-              <w:t>CUP 252.000,00</w:t>
+              <w:t>CUP 256.200,00</w:t>
             </w:r>
           </w:p>
         </w:tc>
@@ -18129,7 +18129,7 @@
                 <w:sz w:val="20"/>
                 <w:szCs w:val="20"/>
               </w:rPr>
-              <w:t>CUP 134.400,00</w:t>
+              <w:t>CUP 136.640,00</w:t>
             </w:r>
           </w:p>
         </w:tc>
@@ -18192,7 +18192,7 @@
                 <w:sz w:val="20"/>
                 <w:szCs w:val="20"/>
               </w:rPr>
-              <w:t>CUP 184.800,00</w:t>
+              <w:t>CUP 187.880,00</w:t>
             </w:r>
           </w:p>
         </w:tc>
@@ -18256,7 +18256,7 @@
                 <w:sz w:val="20"/>
                 <w:szCs w:val="20"/>
               </w:rPr>
-              <w:t>CUP 92.400,00</w:t>
+              <w:t>CUP 93.940,00</w:t>
             </w:r>
           </w:p>
         </w:tc>
@@ -18319,7 +18319,7 @@
                 <w:sz w:val="20"/>
                 <w:szCs w:val="20"/>
               </w:rPr>
-              <w:t>CUP 134.400,00</w:t>
+              <w:t>CUP 136.640,00</w:t>
             </w:r>
           </w:p>
         </w:tc>
@@ -18382,7 +18382,7 @@
                 <w:sz w:val="20"/>
                 <w:szCs w:val="20"/>
               </w:rPr>
-              <w:t>CUP 25.200,00</w:t>
+              <w:t>CUP 25.620,00</w:t>
             </w:r>
           </w:p>
         </w:tc>
@@ -18445,7 +18445,7 @@
                 <w:sz w:val="20"/>
                 <w:szCs w:val="20"/>
               </w:rPr>
-              <w:t>CUP 25.200,00</w:t>
+              <w:t>CUP 25.620,00</w:t>
             </w:r>
           </w:p>
         </w:tc>
@@ -18508,7 +18508,7 @@
                 <w:sz w:val="20"/>
                 <w:szCs w:val="20"/>
               </w:rPr>
-              <w:t>CUP 142.800,00</w:t>
+              <w:t>CUP 145.180,00</w:t>
             </w:r>
           </w:p>
         </w:tc>
@@ -18571,7 +18571,7 @@
                 <w:sz w:val="20"/>
                 <w:szCs w:val="20"/>
               </w:rPr>
-              <w:t>CUP 58.800,00</w:t>
+              <w:t>CUP 59.780,00</w:t>
             </w:r>
           </w:p>
         </w:tc>
@@ -18634,7 +18634,7 @@
                 <w:sz w:val="20"/>
                 <w:szCs w:val="20"/>
               </w:rPr>
-              <w:t>CUP 168.000,00</w:t>
+              <w:t>CUP 170.800,00</w:t>
             </w:r>
           </w:p>
         </w:tc>
@@ -18697,7 +18697,7 @@
                 <w:sz w:val="20"/>
                 <w:szCs w:val="20"/>
               </w:rPr>
-              <w:t>CUP 75.600,00</w:t>
+              <w:t>CUP 76.860,00</w:t>
             </w:r>
           </w:p>
         </w:tc>
@@ -18760,7 +18760,7 @@
                 <w:sz w:val="20"/>
                 <w:szCs w:val="20"/>
               </w:rPr>
-              <w:t>CUP 16.800,00</w:t>
+              <w:t>CUP 17.080,00</w:t>
             </w:r>
           </w:p>
         </w:tc>
@@ -18823,7 +18823,7 @@
                 <w:sz w:val="20"/>
                 <w:szCs w:val="20"/>
               </w:rPr>
-              <w:t>CUP 58.800,00</w:t>
+              <w:t>CUP 59.780,00</w:t>
             </w:r>
           </w:p>
         </w:tc>
@@ -18886,7 +18886,7 @@
                 <w:sz w:val="20"/>
                 <w:szCs w:val="20"/>
               </w:rPr>
-              <w:t>CUP 21.000,00</w:t>
+              <w:t>CUP 21.350,00</w:t>
             </w:r>
           </w:p>
         </w:tc>
@@ -18949,7 +18949,7 @@
                 <w:sz w:val="20"/>
                 <w:szCs w:val="20"/>
               </w:rPr>
-              <w:t>CUP 8.400,00</w:t>
+              <w:t>CUP 8.540,00</w:t>
             </w:r>
           </w:p>
         </w:tc>
@@ -19012,7 +19012,7 @@
                 <w:sz w:val="20"/>
                 <w:szCs w:val="20"/>
               </w:rPr>
-              <w:t>CUP 16.800,00</w:t>
+              <w:t>CUP 17.080,00</w:t>
             </w:r>
           </w:p>
         </w:tc>
@@ -19075,7 +19075,7 @@
                 <w:sz w:val="20"/>
                 <w:szCs w:val="20"/>
               </w:rPr>
-              <w:t>CUP 10.080,00</w:t>
+              <w:t>CUP 10.248,00</w:t>
             </w:r>
           </w:p>
         </w:tc>
@@ -19138,7 +19138,7 @@
                 <w:sz w:val="20"/>
                 <w:szCs w:val="20"/>
               </w:rPr>
-              <w:t>CUP 10.080,00</w:t>
+              <w:t>CUP 10.248,00</w:t>
             </w:r>
           </w:p>
         </w:tc>
@@ -19201,7 +19201,7 @@
                 <w:sz w:val="20"/>
                 <w:szCs w:val="20"/>
               </w:rPr>
-              <w:t>CUP 16.800,00</w:t>
+              <w:t>CUP 17.080,00</w:t>
             </w:r>
           </w:p>
         </w:tc>
@@ -19264,7 +19264,7 @@
                 <w:sz w:val="20"/>
                 <w:szCs w:val="20"/>
               </w:rPr>
-              <w:t>CUP 16.800,00</w:t>
+              <w:t>CUP 17.080,00</w:t>
             </w:r>
           </w:p>
         </w:tc>
@@ -19327,7 +19327,7 @@
                 <w:sz w:val="20"/>
                 <w:szCs w:val="20"/>
               </w:rPr>
-              <w:t>CUP 21.000,00</w:t>
+              <w:t>CUP 21.350,00</w:t>
             </w:r>
           </w:p>
         </w:tc>
@@ -19390,7 +19390,7 @@
                 <w:sz w:val="20"/>
                 <w:szCs w:val="20"/>
               </w:rPr>
-              <w:t>CUP 50.400,00</w:t>
+              <w:t>CUP 51.240,00</w:t>
             </w:r>
           </w:p>
         </w:tc>
@@ -19453,7 +19453,7 @@
                 <w:sz w:val="20"/>
                 <w:szCs w:val="20"/>
               </w:rPr>
-              <w:t>CUP 33.600,00</w:t>
+              <w:t>CUP 34.160,00</w:t>
             </w:r>
           </w:p>
         </w:tc>
@@ -19516,7 +19516,7 @@
                 <w:sz w:val="20"/>
                 <w:szCs w:val="20"/>
               </w:rPr>
-              <w:t>CUP 25.200,00</w:t>
+              <w:t>CUP 25.620,00</w:t>
             </w:r>
           </w:p>
         </w:tc>
@@ -19579,7 +19579,7 @@
                 <w:sz w:val="20"/>
                 <w:szCs w:val="20"/>
               </w:rPr>
-              <w:t>CUP 16.800,00</w:t>
+              <w:t>CUP 17.080,00</w:t>
             </w:r>
           </w:p>
         </w:tc>
@@ -19642,7 +19642,7 @@
                 <w:sz w:val="20"/>
                 <w:szCs w:val="20"/>
               </w:rPr>
-              <w:t>CUP 168,00</w:t>
+              <w:t>CUP 170,80</w:t>
             </w:r>
           </w:p>
         </w:tc>
@@ -19705,7 +19705,7 @@
                 <w:sz w:val="20"/>
                 <w:szCs w:val="20"/>
               </w:rPr>
-              <w:t>CUP 126.000,00</w:t>
+              <w:t>CUP 128.100,00</w:t>
             </w:r>
           </w:p>
         </w:tc>
@@ -19768,7 +19768,7 @@
                 <w:sz w:val="20"/>
                 <w:szCs w:val="20"/>
               </w:rPr>
-              <w:t>CUP 252.000,00</w:t>
+              <w:t>CUP 256.200,00</w:t>
             </w:r>
           </w:p>
         </w:tc>
@@ -19831,7 +19831,7 @@
                 <w:sz w:val="20"/>
                 <w:szCs w:val="20"/>
               </w:rPr>
-              <w:t>CUP 16.800,00</w:t>
+              <w:t>CUP 17.080,00</w:t>
             </w:r>
           </w:p>
         </w:tc>
@@ -19894,7 +19894,7 @@
                 <w:sz w:val="20"/>
                 <w:szCs w:val="20"/>
               </w:rPr>
-              <w:t>CUP 16.800,00</w:t>
+              <w:t>CUP 17.080,00</w:t>
             </w:r>
           </w:p>
         </w:tc>
@@ -19957,7 +19957,7 @@
                 <w:sz w:val="20"/>
                 <w:szCs w:val="20"/>
               </w:rPr>
-              <w:t>CUP 12.600,00</w:t>
+              <w:t>CUP 12.810,00</w:t>
             </w:r>
           </w:p>
         </w:tc>
@@ -20020,7 +20020,7 @@
                 <w:sz w:val="20"/>
                 <w:szCs w:val="20"/>
               </w:rPr>
-              <w:t>CUP 25.200,00</w:t>
+              <w:t>CUP 25.620,00</w:t>
             </w:r>
           </w:p>
         </w:tc>
@@ -20083,7 +20083,7 @@
                 <w:sz w:val="20"/>
                 <w:szCs w:val="20"/>
               </w:rPr>
-              <w:t>CUP 12.600,00</w:t>
+              <w:t>CUP 12.810,00</w:t>
             </w:r>
           </w:p>
         </w:tc>
@@ -20146,7 +20146,7 @@
                 <w:sz w:val="20"/>
                 <w:szCs w:val="20"/>
               </w:rPr>
-              <w:t>CUP 25.200,00</w:t>
+              <w:t>CUP 25.620,00</w:t>
             </w:r>
           </w:p>
         </w:tc>
@@ -20210,7 +20210,7 @@
                 <w:sz w:val="20"/>
                 <w:szCs w:val="20"/>
               </w:rPr>
-              <w:t>CUP 33.600,00</w:t>
+              <w:t>CUP 34.160,00</w:t>
             </w:r>
           </w:p>
         </w:tc>
@@ -20273,7 +20273,7 @@
                 <w:sz w:val="20"/>
                 <w:szCs w:val="20"/>
               </w:rPr>
-              <w:t>CUP 84.000,00</w:t>
+              <w:t>CUP 85.400,00</w:t>
             </w:r>
           </w:p>
         </w:tc>
@@ -20336,7 +20336,7 @@
                 <w:sz w:val="20"/>
                 <w:szCs w:val="20"/>
               </w:rPr>
-              <w:t>CUP 58.800,00</w:t>
+              <w:t>CUP 59.780,00</w:t>
             </w:r>
           </w:p>
         </w:tc>
@@ -20399,7 +20399,7 @@
                 <w:sz w:val="20"/>
                 <w:szCs w:val="20"/>
               </w:rPr>
-              <w:t>CUP 8.400,00</w:t>
+              <w:t>CUP 8.540,00</w:t>
             </w:r>
           </w:p>
         </w:tc>
@@ -20462,7 +20462,7 @@
                 <w:sz w:val="20"/>
                 <w:szCs w:val="20"/>
               </w:rPr>
-              <w:t>CUP 109.200,00</w:t>
+              <w:t>CUP 111.020,00</w:t>
             </w:r>
           </w:p>
         </w:tc>
@@ -20525,7 +20525,7 @@
                 <w:sz w:val="20"/>
                 <w:szCs w:val="20"/>
               </w:rPr>
-              <w:t>CUP 168.000,00</w:t>
+              <w:t>CUP 170.800,00</w:t>
             </w:r>
           </w:p>
         </w:tc>
@@ -20588,7 +20588,7 @@
                 <w:sz w:val="20"/>
                 <w:szCs w:val="20"/>
               </w:rPr>
-              <w:t>CUP 21.000,00</w:t>
+              <w:t>CUP 21.350,00</w:t>
             </w:r>
           </w:p>
         </w:tc>
@@ -20651,7 +20651,7 @@
                 <w:sz w:val="20"/>
                 <w:szCs w:val="20"/>
               </w:rPr>
-              <w:t>CUP 12.600,00</w:t>
+              <w:t>CUP 12.810,00</w:t>
             </w:r>
           </w:p>
         </w:tc>
@@ -20714,7 +20714,7 @@
                 <w:sz w:val="20"/>
                 <w:szCs w:val="20"/>
               </w:rPr>
-              <w:t>CUP 84.000,00</w:t>
+              <w:t>CUP 85.400,00</w:t>
             </w:r>
           </w:p>
         </w:tc>
@@ -20777,7 +20777,7 @@
                 <w:sz w:val="20"/>
                 <w:szCs w:val="20"/>
               </w:rPr>
-              <w:t>CUP 50.400,00</w:t>
+              <w:t>CUP 51.240,00</w:t>
             </w:r>
           </w:p>
         </w:tc>
@@ -20858,7 +20858,7 @@
                 <w:sz w:val="20"/>
                 <w:szCs w:val="20"/>
               </w:rPr>
-              <w:t>CUP 79.800,00</w:t>
+              <w:t>CUP 81.130,00</w:t>
             </w:r>
           </w:p>
         </w:tc>
@@ -20921,7 +20921,7 @@
                 <w:sz w:val="20"/>
                 <w:szCs w:val="20"/>
               </w:rPr>
-              <w:t>CUP 4.200,00</w:t>
+              <w:t>CUP 4.270,00</w:t>
             </w:r>
           </w:p>
         </w:tc>
@@ -20984,7 +20984,7 @@
                 <w:sz w:val="20"/>
                 <w:szCs w:val="20"/>
               </w:rPr>
-              <w:t>CUP 4.200,00</w:t>
+              <w:t>CUP 4.270,00</w:t>
             </w:r>
           </w:p>
         </w:tc>
@@ -21047,7 +21047,7 @@
                 <w:sz w:val="20"/>
                 <w:szCs w:val="20"/>
               </w:rPr>
-              <w:t>CUP 6.720,00</w:t>
+              <w:t>CUP 6.832,00</w:t>
             </w:r>
           </w:p>
         </w:tc>
@@ -21110,7 +21110,7 @@
                 <w:sz w:val="20"/>
                 <w:szCs w:val="20"/>
               </w:rPr>
-              <w:t>CUP 5.880,00</w:t>
+              <w:t>CUP 5.978,00</w:t>
             </w:r>
           </w:p>
         </w:tc>
@@ -21173,7 +21173,7 @@
                 <w:sz w:val="20"/>
                 <w:szCs w:val="20"/>
               </w:rPr>
-              <w:t>CUP 16.800,00</w:t>
+              <w:t>CUP 17.080,00</w:t>
             </w:r>
           </w:p>
         </w:tc>
@@ -21236,7 +21236,7 @@
                 <w:sz w:val="20"/>
                 <w:szCs w:val="20"/>
               </w:rPr>
-              <w:t>CUP 6.720,00</w:t>
+              <w:t>CUP 6.832,00</w:t>
             </w:r>
           </w:p>
         </w:tc>
@@ -21299,7 +21299,7 @@
                 <w:sz w:val="20"/>
                 <w:szCs w:val="20"/>
               </w:rPr>
-              <w:t>CUP 8.400,00</w:t>
+              <w:t>CUP 8.540,00</w:t>
             </w:r>
           </w:p>
         </w:tc>
@@ -21362,7 +21362,7 @@
                 <w:sz w:val="20"/>
                 <w:szCs w:val="20"/>
               </w:rPr>
-              <w:t>CUP 8.400,00</w:t>
+              <w:t>CUP 8.540,00</w:t>
             </w:r>
           </w:p>
         </w:tc>
@@ -21425,7 +21425,7 @@
                 <w:sz w:val="20"/>
                 <w:szCs w:val="20"/>
               </w:rPr>
-              <w:t>CUP 8.400,00</w:t>
+              <w:t>CUP 8.540,00</w:t>
             </w:r>
           </w:p>
         </w:tc>
@@ -21488,7 +21488,7 @@
                 <w:sz w:val="20"/>
                 <w:szCs w:val="20"/>
               </w:rPr>
-              <w:t>CUP 12.600,00</w:t>
+              <w:t>CUP 12.810,00</w:t>
             </w:r>
           </w:p>
         </w:tc>
@@ -21551,7 +21551,7 @@
                 <w:sz w:val="20"/>
                 <w:szCs w:val="20"/>
               </w:rPr>
-              <w:t>CUP 12.600,00</w:t>
+              <w:t>CUP 12.810,00</w:t>
             </w:r>
           </w:p>
         </w:tc>
@@ -21614,7 +21614,7 @@
                 <w:sz w:val="20"/>
                 <w:szCs w:val="20"/>
               </w:rPr>
-              <w:t>CUP 10.080,00</w:t>
+              <w:t>CUP 10.248,00</w:t>
             </w:r>
           </w:p>
         </w:tc>
@@ -21677,7 +21677,7 @@
                 <w:sz w:val="20"/>
                 <w:szCs w:val="20"/>
               </w:rPr>
-              <w:t>CUP 12.600,00</w:t>
+              <w:t>CUP 12.810,00</w:t>
             </w:r>
           </w:p>
         </w:tc>
@@ -21740,7 +21740,7 @@
                 <w:sz w:val="20"/>
                 <w:szCs w:val="20"/>
               </w:rPr>
-              <w:t>CUP 5.040,00</w:t>
+              <w:t>CUP 5.124,00</w:t>
             </w:r>
           </w:p>
         </w:tc>
@@ -21803,7 +21803,7 @@
                 <w:sz w:val="20"/>
                 <w:szCs w:val="20"/>
               </w:rPr>
-              <w:t>CUP 8.400,00</w:t>
+              <w:t>CUP 8.540,00</w:t>
             </w:r>
           </w:p>
         </w:tc>
@@ -21866,7 +21866,7 @@
                 <w:sz w:val="20"/>
                 <w:szCs w:val="20"/>
               </w:rPr>
-              <w:t>CUP 126.000,00</w:t>
+              <w:t>CUP 128.100,00</w:t>
             </w:r>
           </w:p>
         </w:tc>
@@ -21929,7 +21929,7 @@
                 <w:sz w:val="20"/>
                 <w:szCs w:val="20"/>
               </w:rPr>
-              <w:t>CUP 151.200,00</w:t>
+              <w:t>CUP 153.720,00</w:t>
             </w:r>
           </w:p>
         </w:tc>
@@ -21992,7 +21992,7 @@
                 <w:sz w:val="20"/>
                 <w:szCs w:val="20"/>
               </w:rPr>
-              <w:t>CUP 75.600,00</w:t>
+              <w:t>CUP 76.860,00</w:t>
             </w:r>
           </w:p>
         </w:tc>
@@ -22055,7 +22055,7 @@
                 <w:sz w:val="20"/>
                 <w:szCs w:val="20"/>
               </w:rPr>
-              <w:t>CUP 25.200,00</w:t>
+              <w:t>CUP 25.620,00</w:t>
             </w:r>
           </w:p>
         </w:tc>
@@ -22118,7 +22118,7 @@
                 <w:sz w:val="20"/>
                 <w:szCs w:val="20"/>
               </w:rPr>
-              <w:t>CUP 16.800,00</w:t>
+              <w:t>CUP 17.080,00</w:t>
             </w:r>
           </w:p>
         </w:tc>
@@ -22182,7 +22182,7 @@
                 <w:sz w:val="20"/>
                 <w:szCs w:val="20"/>
               </w:rPr>
-              <w:t>CUP 3.360,00</w:t>
+              <w:t>CUP 3.416,00</w:t>
             </w:r>
           </w:p>
         </w:tc>
@@ -22245,7 +22245,7 @@
                 <w:sz w:val="20"/>
                 <w:szCs w:val="20"/>
               </w:rPr>
-              <w:t>CUP 1.680,00</w:t>
+              <w:t>CUP 1.708,00</w:t>
             </w:r>
           </w:p>
         </w:tc>
@@ -22308,7 +22308,7 @@
                 <w:sz w:val="20"/>
                 <w:szCs w:val="20"/>
               </w:rPr>
-              <w:t>CUP 100.800,00</w:t>
+              <w:t>CUP 102.480,00</w:t>
             </w:r>
           </w:p>
         </w:tc>
@@ -22371,7 +22371,7 @@
                 <w:sz w:val="20"/>
                 <w:szCs w:val="20"/>
               </w:rPr>
-              <w:t>CUP 63.000,00</w:t>
+              <w:t>CUP 64.050,00</w:t>
             </w:r>
           </w:p>
         </w:tc>
@@ -22434,7 +22434,7 @@
                 <w:sz w:val="20"/>
                 <w:szCs w:val="20"/>
               </w:rPr>
-              <w:t>CUP 21.000,00</w:t>
+              <w:t>CUP 21.350,00</w:t>
             </w:r>
           </w:p>
         </w:tc>
@@ -22497,7 +22497,7 @@
                 <w:sz w:val="20"/>
                 <w:szCs w:val="20"/>
               </w:rPr>
-              <w:t>CUP 50.400,00</w:t>
+              <w:t>CUP 51.240,00</w:t>
             </w:r>
           </w:p>
         </w:tc>
@@ -22560,7 +22560,7 @@
                 <w:sz w:val="20"/>
                 <w:szCs w:val="20"/>
               </w:rPr>
-              <w:t>CUP 8.400,00</w:t>
+              <w:t>CUP 8.540,00</w:t>
             </w:r>
           </w:p>
         </w:tc>
@@ -22623,7 +22623,7 @@
                 <w:sz w:val="20"/>
                 <w:szCs w:val="20"/>
               </w:rPr>
-              <w:t>CUP 10.080,00</w:t>
+              <w:t>CUP 10.248,00</w:t>
             </w:r>
           </w:p>
         </w:tc>
@@ -22686,7 +22686,7 @@
                 <w:sz w:val="20"/>
                 <w:szCs w:val="20"/>
               </w:rPr>
-              <w:t>CUP 210.000,00</w:t>
+              <w:t>CUP 213.500,00</w:t>
             </w:r>
           </w:p>
         </w:tc>
@@ -22749,7 +22749,7 @@
                 <w:sz w:val="20"/>
                 <w:szCs w:val="20"/>
               </w:rPr>
-              <w:t>CUP 462.000,00</w:t>
+              <w:t>CUP 469.700,00</w:t>
             </w:r>
           </w:p>
         </w:tc>
@@ -22812,7 +22812,7 @@
                 <w:sz w:val="20"/>
                 <w:szCs w:val="20"/>
               </w:rPr>
-              <w:t>CUP 21.000,00</w:t>
+              <w:t>CUP 21.350,00</w:t>
             </w:r>
           </w:p>
         </w:tc>
@@ -22875,7 +22875,7 @@
                 <w:sz w:val="20"/>
                 <w:szCs w:val="20"/>
               </w:rPr>
-              <w:t>CUP 8.400,00</w:t>
+              <w:t>CUP 8.540,00</w:t>
             </w:r>
           </w:p>
         </w:tc>
@@ -22938,7 +22938,7 @@
                 <w:sz w:val="20"/>
                 <w:szCs w:val="20"/>
               </w:rPr>
-              <w:t>CUP 16.800,00</w:t>
+              <w:t>CUP 17.080,00</w:t>
             </w:r>
           </w:p>
         </w:tc>
@@ -23001,7 +23001,7 @@
                 <w:sz w:val="20"/>
                 <w:szCs w:val="20"/>
               </w:rPr>
-              <w:t>CUP 6.720,00</w:t>
+              <w:t>CUP 6.832,00</w:t>
             </w:r>
           </w:p>
         </w:tc>
@@ -23064,7 +23064,7 @@
                 <w:sz w:val="20"/>
                 <w:szCs w:val="20"/>
               </w:rPr>
-              <w:t>CUP 6.720,00</w:t>
+              <w:t>CUP 6.832,00</w:t>
             </w:r>
           </w:p>
         </w:tc>
@@ -23127,7 +23127,7 @@
                 <w:sz w:val="20"/>
                 <w:szCs w:val="20"/>
               </w:rPr>
-              <w:t>CUP 3.360,00</w:t>
+              <w:t>CUP 3.416,00</w:t>
             </w:r>
           </w:p>
         </w:tc>
@@ -23190,7 +23190,7 @@
                 <w:sz w:val="20"/>
                 <w:szCs w:val="20"/>
               </w:rPr>
-              <w:t>CUP 12.600,00</w:t>
+              <w:t>CUP 12.810,00</w:t>
             </w:r>
           </w:p>
         </w:tc>
@@ -23253,7 +23253,7 @@
                 <w:sz w:val="20"/>
                 <w:szCs w:val="20"/>
               </w:rPr>
-              <w:t>CUP 6.720,00</w:t>
+              <w:t>CUP 6.832,00</w:t>
             </w:r>
           </w:p>
         </w:tc>
@@ -23316,7 +23316,7 @@
                 <w:sz w:val="20"/>
                 <w:szCs w:val="20"/>
               </w:rPr>
-              <w:t>CUP 5.880,00</w:t>
+              <w:t>CUP 5.978,00</w:t>
             </w:r>
           </w:p>
         </w:tc>
@@ -23379,7 +23379,7 @@
                 <w:sz w:val="20"/>
                 <w:szCs w:val="20"/>
               </w:rPr>
-              <w:t>CUP 37.800,00</w:t>
+              <w:t>CUP 38.430,00</w:t>
             </w:r>
           </w:p>
         </w:tc>
@@ -23442,7 +23442,7 @@
                 <w:sz w:val="20"/>
                 <w:szCs w:val="20"/>
               </w:rPr>
-              <w:t>CUP 3.360,00</w:t>
+              <w:t>CUP 3.416,00</w:t>
             </w:r>
           </w:p>
         </w:tc>
@@ -23505,7 +23505,7 @@
                 <w:sz w:val="20"/>
                 <w:szCs w:val="20"/>
               </w:rPr>
-              <w:t>CUP 4.200,00</w:t>
+              <w:t>CUP 4.270,00</w:t>
             </w:r>
           </w:p>
         </w:tc>
@@ -23568,7 +23568,7 @@
                 <w:sz w:val="20"/>
                 <w:szCs w:val="20"/>
               </w:rPr>
-              <w:t>CUP 4.200,00</w:t>
+              <w:t>CUP 4.270,00</w:t>
             </w:r>
           </w:p>
         </w:tc>
@@ -23631,7 +23631,7 @@
                 <w:sz w:val="20"/>
                 <w:szCs w:val="20"/>
               </w:rPr>
-              <w:t>CUP 4.200,00</w:t>
+              <w:t>CUP 4.270,00</w:t>
             </w:r>
           </w:p>
         </w:tc>
@@ -23694,7 +23694,7 @@
                 <w:sz w:val="20"/>
                 <w:szCs w:val="20"/>
               </w:rPr>
-              <w:t>CUP 16.800,00</w:t>
+              <w:t>CUP 17.080,00</w:t>
             </w:r>
           </w:p>
         </w:tc>
@@ -23757,7 +23757,7 @@
                 <w:sz w:val="20"/>
                 <w:szCs w:val="20"/>
               </w:rPr>
-              <w:t>CUP 6.720,00</w:t>
+              <w:t>CUP 6.832,00</w:t>
             </w:r>
           </w:p>
         </w:tc>
@@ -23820,7 +23820,7 @@
                 <w:sz w:val="20"/>
                 <w:szCs w:val="20"/>
               </w:rPr>
-              <w:t>CUP 10.080,00</w:t>
+              <w:t>CUP 10.248,00</w:t>
             </w:r>
           </w:p>
         </w:tc>
@@ -23883,7 +23883,7 @@
                 <w:sz w:val="20"/>
                 <w:szCs w:val="20"/>
               </w:rPr>
-              <w:t>CUP 10.080,00</w:t>
+              <w:t>CUP 10.248,00</w:t>
             </w:r>
           </w:p>
         </w:tc>
@@ -23946,7 +23946,7 @@
                 <w:sz w:val="20"/>
                 <w:szCs w:val="20"/>
               </w:rPr>
-              <w:t>CUP 12.600,00</w:t>
+              <w:t>CUP 12.810,00</w:t>
             </w:r>
           </w:p>
         </w:tc>
@@ -24009,7 +24009,7 @@
                 <w:sz w:val="20"/>
                 <w:szCs w:val="20"/>
               </w:rPr>
-              <w:t>CUP 16.800,00</w:t>
+              <w:t>CUP 17.080,00</w:t>
             </w:r>
           </w:p>
         </w:tc>
@@ -24072,7 +24072,7 @@
                 <w:sz w:val="20"/>
                 <w:szCs w:val="20"/>
               </w:rPr>
-              <w:t>CUP 8.400,00</w:t>
+              <w:t>CUP 8.540,00</w:t>
             </w:r>
           </w:p>
         </w:tc>
@@ -24136,7 +24136,7 @@
                 <w:sz w:val="20"/>
                 <w:szCs w:val="20"/>
               </w:rPr>
-              <w:t>CUP 4.200,00</w:t>
+              <w:t>CUP 4.270,00</w:t>
             </w:r>
           </w:p>
         </w:tc>
@@ -24199,7 +24199,7 @@
                 <w:sz w:val="20"/>
                 <w:szCs w:val="20"/>
               </w:rPr>
-              <w:t>CUP 5.880,00</w:t>
+              <w:t>CUP 5.978,00</w:t>
             </w:r>
           </w:p>
         </w:tc>
@@ -24262,7 +24262,7 @@
                 <w:sz w:val="20"/>
                 <w:szCs w:val="20"/>
               </w:rPr>
-              <w:t>CUP 5.040,00</w:t>
+              <w:t>CUP 5.124,00</w:t>
             </w:r>
           </w:p>
         </w:tc>
@@ -24325,7 +24325,7 @@
                 <w:sz w:val="20"/>
                 <w:szCs w:val="20"/>
               </w:rPr>
-              <w:t>CUP 1.680,00</w:t>
+              <w:t>CUP 1.708,00</w:t>
             </w:r>
           </w:p>
         </w:tc>
@@ -24388,7 +24388,7 @@
                 <w:sz w:val="20"/>
                 <w:szCs w:val="20"/>
               </w:rPr>
-              <w:t>CUP 4.200,00</w:t>
+              <w:t>CUP 4.270,00</w:t>
             </w:r>
           </w:p>
         </w:tc>
@@ -24451,7 +24451,7 @@
                 <w:sz w:val="20"/>
                 <w:szCs w:val="20"/>
               </w:rPr>
-              <w:t>CUP 2.520,00</w:t>
+              <w:t>CUP 2.562,00</w:t>
             </w:r>
           </w:p>
         </w:tc>
@@ -24514,7 +24514,7 @@
                 <w:sz w:val="20"/>
                 <w:szCs w:val="20"/>
               </w:rPr>
-              <w:t>CUP 3.360,00</w:t>
+              <w:t>CUP 3.416,00</w:t>
             </w:r>
           </w:p>
         </w:tc>
@@ -24577,7 +24577,7 @@
                 <w:sz w:val="20"/>
                 <w:szCs w:val="20"/>
               </w:rPr>
-              <w:t>CUP 2.520,00</w:t>
+              <w:t>CUP 2.562,00</w:t>
             </w:r>
           </w:p>
         </w:tc>
@@ -24640,7 +24640,7 @@
                 <w:sz w:val="20"/>
                 <w:szCs w:val="20"/>
               </w:rPr>
-              <w:t>CUP 5.880,00</w:t>
+              <w:t>CUP 5.978,00</w:t>
             </w:r>
           </w:p>
         </w:tc>
@@ -24703,7 +24703,7 @@
                 <w:sz w:val="20"/>
                 <w:szCs w:val="20"/>
               </w:rPr>
-              <w:t>CUP 2.520,00</w:t>
+              <w:t>CUP 2.562,00</w:t>
             </w:r>
           </w:p>
         </w:tc>
@@ -24766,7 +24766,7 @@
                 <w:sz w:val="20"/>
                 <w:szCs w:val="20"/>
               </w:rPr>
-              <w:t>CUP 1.680,00</w:t>
+              <w:t>CUP 1.708,00</w:t>
             </w:r>
           </w:p>
         </w:tc>
@@ -24829,7 +24829,7 @@
                 <w:sz w:val="20"/>
                 <w:szCs w:val="20"/>
               </w:rPr>
-              <w:t>CUP 151.200,00</w:t>
+              <w:t>CUP 153.720,00</w:t>
             </w:r>
           </w:p>
         </w:tc>
@@ -24902,7 +24902,7 @@
                 <w:sz w:val="20"/>
                 <w:szCs w:val="20"/>
               </w:rPr>
-              <w:t>CUP 8.400,00</w:t>
+              <w:t>CUP 8.540,00</w:t>
             </w:r>
           </w:p>
         </w:tc>
@@ -24965,7 +24965,7 @@
                 <w:sz w:val="20"/>
                 <w:szCs w:val="20"/>
               </w:rPr>
-              <w:t>CUP 16.800,00</w:t>
+              <w:t>CUP 17.080,00</w:t>
             </w:r>
           </w:p>
         </w:tc>
@@ -25028,7 +25028,7 @@
                 <w:sz w:val="20"/>
                 <w:szCs w:val="20"/>
               </w:rPr>
-              <w:t>CUP 25.200,00</w:t>
+              <w:t>CUP 25.620,00</w:t>
             </w:r>
           </w:p>
         </w:tc>
@@ -25091,7 +25091,7 @@
                 <w:sz w:val="20"/>
                 <w:szCs w:val="20"/>
               </w:rPr>
-              <w:t>CUP 25.200,00</w:t>
+              <w:t>CUP 25.620,00</w:t>
             </w:r>
           </w:p>
         </w:tc>
@@ -25154,7 +25154,7 @@
                 <w:sz w:val="20"/>
                 <w:szCs w:val="20"/>
               </w:rPr>
-              <w:t>CUP 16.800,00</w:t>
+              <w:t>CUP 17.080,00</w:t>
             </w:r>
           </w:p>
         </w:tc>
@@ -25223,7 +25223,7 @@
                 <w:sz w:val="20"/>
                 <w:szCs w:val="20"/>
               </w:rPr>
-              <w:t>CUP 37.800,00</w:t>
+              <w:t>CUP 38.430,00</w:t>
             </w:r>
           </w:p>
         </w:tc>
@@ -25292,7 +25292,7 @@
                 <w:sz w:val="20"/>
                 <w:szCs w:val="20"/>
               </w:rPr>
-              <w:t>CUP 12.600,00</w:t>
+              <w:t>CUP 12.810,00</w:t>
             </w:r>
           </w:p>
         </w:tc>
@@ -25361,7 +25361,7 @@
                 <w:sz w:val="20"/>
                 <w:szCs w:val="20"/>
               </w:rPr>
-              <w:t>CUP 2.520,00</w:t>
+              <w:t>CUP 2.562,00</w:t>
             </w:r>
           </w:p>
         </w:tc>
@@ -25430,7 +25430,7 @@
                 <w:sz w:val="20"/>
                 <w:szCs w:val="20"/>
               </w:rPr>
-              <w:t>CUP 50.400,00</w:t>
+              <w:t>CUP 51.240,00</w:t>
             </w:r>
           </w:p>
         </w:tc>
@@ -25499,7 +25499,7 @@
                 <w:sz w:val="20"/>
                 <w:szCs w:val="20"/>
               </w:rPr>
-              <w:t>CUP 12.600,00</w:t>
+              <w:t>CUP 12.810,00</w:t>
             </w:r>
           </w:p>
         </w:tc>
@@ -25568,7 +25568,7 @@
                 <w:sz w:val="20"/>
                 <w:szCs w:val="20"/>
               </w:rPr>
-              <w:t>CUP 12.600,00</w:t>
+              <w:t>CUP 12.810,00</w:t>
             </w:r>
           </w:p>
         </w:tc>
@@ -25637,7 +25637,7 @@
                 <w:sz w:val="20"/>
                 <w:szCs w:val="20"/>
               </w:rPr>
-              <w:t>CUP 168.000,00</w:t>
+              <w:t>CUP 170.800,00</w:t>
             </w:r>
           </w:p>
         </w:tc>
@@ -25706,7 +25706,7 @@
                 <w:sz w:val="20"/>
                 <w:szCs w:val="20"/>
               </w:rPr>
-              <w:t>CUP 29.400,00</w:t>
+              <w:t>CUP 29.890,00</w:t>
             </w:r>
           </w:p>
         </w:tc>
@@ -25775,7 +25775,7 @@
                 <w:sz w:val="20"/>
                 <w:szCs w:val="20"/>
               </w:rPr>
-              <w:t>CUP 8.400,00</w:t>
+              <w:t>CUP 8.540,00</w:t>
             </w:r>
           </w:p>
         </w:tc>
@@ -25844,7 +25844,7 @@
                 <w:sz w:val="20"/>
                 <w:szCs w:val="20"/>
               </w:rPr>
-              <w:t>CUP 3.360,00</w:t>
+              <w:t>CUP 3.416,00</w:t>
             </w:r>
           </w:p>
         </w:tc>
@@ -25913,7 +25913,7 @@
                 <w:sz w:val="20"/>
                 <w:szCs w:val="20"/>
               </w:rPr>
-              <w:t>CUP 10.080,00</w:t>
+              <w:t>CUP 10.248,00</w:t>
             </w:r>
           </w:p>
         </w:tc>
@@ -26041,7 +26041,7 @@
                 <w:sz w:val="20"/>
                 <w:szCs w:val="20"/>
               </w:rPr>
-              <w:t>CUP 117.600,00</w:t>
+              <w:t>CUP 119.560,00</w:t>
             </w:r>
           </w:p>
         </w:tc>
@@ -26092,7 +26092,7 @@
                 <w:sz w:val="20"/>
                 <w:szCs w:val="20"/>
               </w:rPr>
-              <w:t>CUP 168.000,00</w:t>
+              <w:t>CUP 170.800,00</w:t>
             </w:r>
           </w:p>
         </w:tc>
@@ -26143,7 +26143,7 @@
                 <w:sz w:val="20"/>
                 <w:szCs w:val="20"/>
               </w:rPr>
-              <w:t>CUP 29.400,00</w:t>
+              <w:t>CUP 29.890,00</w:t>
             </w:r>
           </w:p>
         </w:tc>
@@ -26204,7 +26204,7 @@
                 <w:sz w:val="20"/>
                 <w:szCs w:val="20"/>
               </w:rPr>
-              <w:t>CUP 151.200,00</w:t>
+              <w:t>CUP 153.720,00</w:t>
             </w:r>
           </w:p>
         </w:tc>
@@ -26256,7 +26256,7 @@
                 <w:sz w:val="20"/>
                 <w:szCs w:val="20"/>
               </w:rPr>
-              <w:t>CUP 100.800,00</w:t>
+              <w:t>CUP 102.480,00</w:t>
             </w:r>
           </w:p>
         </w:tc>
@@ -26317,7 +26317,7 @@
                 <w:sz w:val="20"/>
                 <w:szCs w:val="20"/>
               </w:rPr>
-              <w:t>CUP 100.800,00</w:t>
+              <w:t>CUP 102.480,00</w:t>
             </w:r>
           </w:p>
         </w:tc>
@@ -26369,7 +26369,7 @@
                 <w:sz w:val="20"/>
                 <w:szCs w:val="20"/>
               </w:rPr>
-              <w:t>CUP 5.040,00</w:t>
+              <w:t>CUP 5.124,00</w:t>
             </w:r>
           </w:p>
         </w:tc>
@@ -26421,7 +26421,7 @@
                 <w:sz w:val="20"/>
                 <w:szCs w:val="20"/>
               </w:rPr>
-              <w:t>CUP 109.200,00</w:t>
+              <w:t>CUP 111.020,00</w:t>
             </w:r>
           </w:p>
         </w:tc>
@@ -26473,7 +26473,7 @@
                 <w:sz w:val="20"/>
                 <w:szCs w:val="20"/>
               </w:rPr>
-              <w:t>CUP 33.600,00</w:t>
+              <w:t>CUP 34.160,00</w:t>
             </w:r>
           </w:p>
         </w:tc>
@@ -26525,7 +26525,7 @@
                 <w:sz w:val="20"/>
                 <w:szCs w:val="20"/>
               </w:rPr>
-              <w:t>CUP 67.200,00</w:t>
+              <w:t>CUP 68.320,00</w:t>
             </w:r>
           </w:p>
         </w:tc>
@@ -26598,7 +26598,7 @@
                 <w:sz w:val="20"/>
                 <w:szCs w:val="20"/>
               </w:rPr>
-              <w:t>CUP 33.600,00</w:t>
+              <w:t>CUP 34.160,00</w:t>
             </w:r>
           </w:p>
         </w:tc>
@@ -26651,7 +26651,7 @@
                 <w:sz w:val="20"/>
                 <w:szCs w:val="20"/>
               </w:rPr>
-              <w:t>CUP 16.800,00</w:t>
+              <w:t>CUP 17.080,00</w:t>
             </w:r>
           </w:p>
         </w:tc>
@@ -26704,7 +26704,7 @@
                 <w:sz w:val="20"/>
                 <w:szCs w:val="20"/>
               </w:rPr>
-              <w:t>CUP 71.400,00</w:t>
+              <w:t>CUP 72.590,00</w:t>
             </w:r>
           </w:p>
         </w:tc>
@@ -26756,7 +26756,7 @@
                 <w:sz w:val="20"/>
                 <w:szCs w:val="20"/>
               </w:rPr>
-              <w:t>CUP 67.200,00</w:t>
+              <w:t>CUP 68.320,00</w:t>
             </w:r>
           </w:p>
         </w:tc>
@@ -26809,7 +26809,7 @@
                 <w:sz w:val="20"/>
                 <w:szCs w:val="20"/>
               </w:rPr>
-              <w:t>CUP 84.000,00</w:t>
+              <w:t>CUP 85.400,00</w:t>
             </w:r>
           </w:p>
         </w:tc>
@@ -26861,7 +26861,7 @@
                 <w:sz w:val="20"/>
                 <w:szCs w:val="20"/>
               </w:rPr>
-              <w:t>CUP 84.000,00</w:t>
+              <w:t>CUP 85.400,00</w:t>
             </w:r>
           </w:p>
         </w:tc>
@@ -26913,7 +26913,7 @@
                 <w:sz w:val="20"/>
                 <w:szCs w:val="20"/>
               </w:rPr>
-              <w:t>CUP 92.400,00</w:t>
+              <w:t>CUP 93.940,00</w:t>
             </w:r>
           </w:p>
         </w:tc>
@@ -26965,7 +26965,7 @@
                 <w:sz w:val="20"/>
                 <w:szCs w:val="20"/>
               </w:rPr>
-              <w:t>CUP 100.800,00</w:t>
+              <w:t>CUP 102.480,00</w:t>
             </w:r>
           </w:p>
         </w:tc>
@@ -27018,7 +27018,7 @@
                 <w:sz w:val="20"/>
                 <w:szCs w:val="20"/>
               </w:rPr>
-              <w:t>CUP 21.000,00</w:t>
+              <w:t>CUP 21.350,00</w:t>
             </w:r>
           </w:p>
         </w:tc>
@@ -27071,7 +27071,7 @@
                 <w:sz w:val="20"/>
                 <w:szCs w:val="20"/>
               </w:rPr>
-              <w:t>CUP 50.400,00</w:t>
+              <w:t>CUP 51.240,00</w:t>
             </w:r>
           </w:p>
         </w:tc>
@@ -27123,7 +27123,7 @@
                 <w:sz w:val="20"/>
                 <w:szCs w:val="20"/>
               </w:rPr>
-              <w:t>CUP 50.400,00</w:t>
+              <w:t>CUP 51.240,00</w:t>
             </w:r>
           </w:p>
         </w:tc>
@@ -27175,7 +27175,7 @@
                 <w:sz w:val="20"/>
                 <w:szCs w:val="20"/>
               </w:rPr>
-              <w:t>CUP 84.000,00</w:t>
+              <w:t>CUP 85.400,00</w:t>
             </w:r>
           </w:p>
         </w:tc>
@@ -27227,7 +27227,7 @@
                 <w:sz w:val="20"/>
                 <w:szCs w:val="20"/>
               </w:rPr>
-              <w:t>CUP 58.800,00</w:t>
+              <w:t>CUP 59.780,00</w:t>
             </w:r>
           </w:p>
         </w:tc>
@@ -27279,7 +27279,7 @@
                 <w:sz w:val="20"/>
                 <w:szCs w:val="20"/>
               </w:rPr>
-              <w:t>CUP 67.200,00</w:t>
+              <w:t>CUP 68.320,00</w:t>
             </w:r>
           </w:p>
         </w:tc>
@@ -27331,7 +27331,7 @@
                 <w:sz w:val="20"/>
                 <w:szCs w:val="20"/>
               </w:rPr>
-              <w:t>CUP 840,00</w:t>
+              <w:t>CUP 854,00</w:t>
             </w:r>
           </w:p>
         </w:tc>
@@ -27383,7 +27383,7 @@
                 <w:sz w:val="20"/>
                 <w:szCs w:val="20"/>
               </w:rPr>
-              <w:t>CUP 840,00</w:t>
+              <w:t>CUP 854,00</w:t>
             </w:r>
           </w:p>
         </w:tc>
@@ -27435,7 +27435,7 @@
                 <w:sz w:val="20"/>
                 <w:szCs w:val="20"/>
               </w:rPr>
-              <w:t>CUP 840,00</w:t>
+              <w:t>CUP 854,00</w:t>
             </w:r>
           </w:p>
         </w:tc>
@@ -27487,7 +27487,7 @@
                 <w:sz w:val="20"/>
                 <w:szCs w:val="20"/>
               </w:rPr>
-              <w:t>CUP 12.600,00</w:t>
+              <w:t>CUP 12.810,00</w:t>
             </w:r>
           </w:p>
         </w:tc>
@@ -27539,7 +27539,7 @@
                 <w:sz w:val="20"/>
                 <w:szCs w:val="20"/>
               </w:rPr>
-              <w:t>CUP 16.800,00</w:t>
+              <w:t>CUP 17.080,00</w:t>
             </w:r>
           </w:p>
         </w:tc>
@@ -27601,7 +27601,7 @@
                 <w:sz w:val="20"/>
                 <w:szCs w:val="20"/>
               </w:rPr>
-              <w:t>CUP 33.600,00</w:t>
+              <w:t>CUP 34.160,00</w:t>
             </w:r>
           </w:p>
         </w:tc>
@@ -27653,7 +27653,7 @@
                 <w:sz w:val="20"/>
                 <w:szCs w:val="20"/>
               </w:rPr>
-              <w:t>CUP 33.600,00</w:t>
+              <w:t>CUP 34.160,00</w:t>
             </w:r>
           </w:p>
         </w:tc>
@@ -27704,7 +27704,7 @@
                 <w:sz w:val="20"/>
                 <w:szCs w:val="20"/>
               </w:rPr>
-              <w:t>CUP 12.600,00</w:t>
+              <w:t>CUP 12.810,00</w:t>
             </w:r>
           </w:p>
         </w:tc>
@@ -27755,7 +27755,7 @@
                 <w:sz w:val="20"/>
                 <w:szCs w:val="20"/>
               </w:rPr>
-              <w:t>CUP 8.400,00</w:t>
+              <w:t>CUP 8.540,00</w:t>
             </w:r>
           </w:p>
         </w:tc>
@@ -27806,7 +27806,7 @@
                 <w:sz w:val="20"/>
                 <w:szCs w:val="20"/>
               </w:rPr>
-              <w:t>CUP 12.600,00</w:t>
+              <w:t>CUP 12.810,00</w:t>
             </w:r>
           </w:p>
         </w:tc>
@@ -27857,7 +27857,7 @@
                 <w:sz w:val="20"/>
                 <w:szCs w:val="20"/>
               </w:rPr>
-              <w:t>CUP 2.100,00</w:t>
+              <w:t>CUP 2.135,00</w:t>
             </w:r>
           </w:p>
         </w:tc>
@@ -27908,7 +27908,7 @@
                 <w:sz w:val="20"/>
                 <w:szCs w:val="20"/>
               </w:rPr>
-              <w:t>CUP 8.400,00</w:t>
+              <w:t>CUP 8.540,00</w:t>
             </w:r>
           </w:p>
         </w:tc>
@@ -27959,7 +27959,7 @@
                 <w:sz w:val="20"/>
                 <w:szCs w:val="20"/>
               </w:rPr>
-              <w:t>CUP 5.880,00</w:t>
+              <w:t>CUP 5.978,00</w:t>
             </w:r>
           </w:p>
         </w:tc>
@@ -28010,7 +28010,7 @@
                 <w:sz w:val="20"/>
                 <w:szCs w:val="20"/>
               </w:rPr>
-              <w:t>CUP 21.000,00</w:t>
+              <w:t>CUP 21.350,00</w:t>
             </w:r>
           </w:p>
         </w:tc>
@@ -28061,7 +28061,7 @@
                 <w:sz w:val="20"/>
                 <w:szCs w:val="20"/>
               </w:rPr>
-              <w:t>CUP 12.600,00</w:t>
+              <w:t>CUP 12.810,00</w:t>
             </w:r>
           </w:p>
         </w:tc>
@@ -28112,7 +28112,7 @@
                 <w:sz w:val="20"/>
                 <w:szCs w:val="20"/>
               </w:rPr>
-              <w:t>CUP 25.200,00</w:t>
+              <w:t>CUP 25.620,00</w:t>
             </w:r>
           </w:p>
         </w:tc>
@@ -28164,7 +28164,7 @@
                 <w:sz w:val="20"/>
                 <w:szCs w:val="20"/>
               </w:rPr>
-              <w:t>CUP 16.800,00</w:t>
+              <w:t>CUP 17.080,00</w:t>
             </w:r>
           </w:p>
         </w:tc>
@@ -28215,7 +28215,7 @@
                 <w:sz w:val="20"/>
                 <w:szCs w:val="20"/>
               </w:rPr>
-              <w:t>CUP 21.000,00</w:t>
+              <w:t>CUP 21.350,00</w:t>
             </w:r>
           </w:p>
         </w:tc>
@@ -28266,7 +28266,7 @@
                 <w:sz w:val="20"/>
                 <w:szCs w:val="20"/>
               </w:rPr>
-              <w:t>CUP 42.000,00</w:t>
+              <w:t>CUP 42.700,00</w:t>
             </w:r>
           </w:p>
         </w:tc>
@@ -28317,7 +28317,7 @@
                 <w:sz w:val="20"/>
                 <w:szCs w:val="20"/>
               </w:rPr>
-              <w:t>CUP 50.400,00</w:t>
+              <w:t>CUP 51.240,00</w:t>
             </w:r>
           </w:p>
         </w:tc>
@@ -28368,7 +28368,7 @@
                 <w:sz w:val="20"/>
                 <w:szCs w:val="20"/>
               </w:rPr>
-              <w:t>CUP 42.000,00</w:t>
+              <w:t>CUP 42.700,00</w:t>
             </w:r>
           </w:p>
         </w:tc>
@@ -28419,7 +28419,7 @@
                 <w:sz w:val="20"/>
                 <w:szCs w:val="20"/>
               </w:rPr>
-              <w:t>CUP 58.800,00</w:t>
+              <w:t>CUP 59.780,00</w:t>
             </w:r>
           </w:p>
         </w:tc>
@@ -28470,7 +28470,7 @@
                 <w:sz w:val="20"/>
                 <w:szCs w:val="20"/>
               </w:rPr>
-              <w:t>CUP 294.000,00</w:t>
+              <w:t>CUP 298.900,00</w:t>
             </w:r>
           </w:p>
         </w:tc>
@@ -28521,7 +28521,7 @@
                 <w:sz w:val="20"/>
                 <w:szCs w:val="20"/>
               </w:rPr>
-              <w:t>CUP 12.600,00</w:t>
+              <w:t>CUP 12.810,00</w:t>
             </w:r>
           </w:p>
         </w:tc>
@@ -28572,7 +28572,7 @@
                 <w:sz w:val="20"/>
                 <w:szCs w:val="20"/>
               </w:rPr>
-              <w:t>CUP 109.200,00</w:t>
+              <w:t>CUP 111.020,00</w:t>
             </w:r>
           </w:p>
         </w:tc>
@@ -28624,7 +28624,7 @@
                 <w:sz w:val="20"/>
                 <w:szCs w:val="20"/>
               </w:rPr>
-              <w:t>CUP 16.800,00</w:t>
+              <w:t>CUP 17.080,00</w:t>
             </w:r>
           </w:p>
         </w:tc>
@@ -28676,7 +28676,7 @@
                 <w:sz w:val="20"/>
                 <w:szCs w:val="20"/>
               </w:rPr>
-              <w:t>CUP 42.000,00</w:t>
+              <w:t>CUP 42.700,00</w:t>
             </w:r>
           </w:p>
         </w:tc>
@@ -28727,7 +28727,7 @@
                 <w:sz w:val="20"/>
                 <w:szCs w:val="20"/>
               </w:rPr>
-              <w:t>CUP 29.400,00</w:t>
+              <w:t>CUP 29.890,00</w:t>
             </w:r>
           </w:p>
         </w:tc>
@@ -28774,7 +28774,7 @@
                 <w:sz w:val="20"/>
                 <w:szCs w:val="20"/>
               </w:rPr>
-              <w:t>CUP 117.600,00</w:t>
+              <w:t>CUP 119.560,00</w:t>
             </w:r>
           </w:p>
         </w:tc>
@@ -28819,7 +28819,7 @@
                 <w:sz w:val="20"/>
                 <w:szCs w:val="20"/>
               </w:rPr>
-              <w:t>CUP 58.800,00</w:t>
+              <w:t>CUP 59.780,00</w:t>
             </w:r>
           </w:p>
         </w:tc>
@@ -28871,7 +28871,7 @@
                 <w:sz w:val="20"/>
                 <w:szCs w:val="20"/>
               </w:rPr>
-              <w:t>CUP 12.600,00</w:t>
+              <w:t>CUP 12.810,00</w:t>
             </w:r>
           </w:p>
         </w:tc>
@@ -28937,7 +28937,7 @@
                 <w:sz w:val="20"/>
                 <w:szCs w:val="20"/>
               </w:rPr>
-              <w:t>CUP 25.200,00</w:t>
+              <w:t>CUP 25.620,00</w:t>
             </w:r>
           </w:p>
         </w:tc>
@@ -28981,7 +28981,7 @@
                 <w:sz w:val="20"/>
                 <w:szCs w:val="20"/>
               </w:rPr>
-              <w:t>CUP 168.000,00</w:t>
+              <w:t>CUP 170.800,00</w:t>
             </w:r>
           </w:p>
         </w:tc>
@@ -29026,7 +29026,7 @@
                 <w:sz w:val="20"/>
                 <w:szCs w:val="20"/>
               </w:rPr>
-              <w:t>CUP 67.200,00</w:t>
+              <w:t>CUP 68.320,00</w:t>
             </w:r>
           </w:p>
         </w:tc>
@@ -29092,7 +29092,7 @@
                 <w:sz w:val="20"/>
                 <w:szCs w:val="20"/>
               </w:rPr>
-              <w:t>CUP 84.000,00</w:t>
+              <w:t>CUP 85.400,00</w:t>
             </w:r>
           </w:p>
         </w:tc>
@@ -29136,7 +29136,7 @@
                 <w:sz w:val="20"/>
                 <w:szCs w:val="20"/>
               </w:rPr>
-              <w:t>CUP 84.000,00</w:t>
+              <w:t>CUP 85.400,00</w:t>
             </w:r>
           </w:p>
         </w:tc>
@@ -29193,7 +29193,7 @@
                 <w:sz w:val="20"/>
                 <w:szCs w:val="20"/>
               </w:rPr>
-              <w:t>CUP 126.000,00</w:t>
+              <w:t>CUP 128.100,00</w:t>
             </w:r>
           </w:p>
         </w:tc>
@@ -29239,7 +29239,7 @@
                 <w:sz w:val="20"/>
                 <w:szCs w:val="20"/>
               </w:rPr>
-              <w:t>CUP 210.000,00</w:t>
+              <w:t>CUP 213.500,00</w:t>
             </w:r>
           </w:p>
         </w:tc>
@@ -29284,7 +29284,7 @@
                 <w:sz w:val="20"/>
                 <w:szCs w:val="20"/>
               </w:rPr>
-              <w:t>CUP 184.800,00</w:t>
+              <w:t>CUP 187.880,00</w:t>
             </w:r>
           </w:p>
         </w:tc>
@@ -29337,7 +29337,7 @@
                 <w:sz w:val="20"/>
                 <w:szCs w:val="20"/>
               </w:rPr>
-              <w:t>CUP 100.800,00</w:t>
+              <w:t>CUP 102.480,00</w:t>
             </w:r>
           </w:p>
         </w:tc>
@@ -29382,7 +29382,7 @@
                 <w:sz w:val="20"/>
                 <w:szCs w:val="20"/>
               </w:rPr>
-              <w:t>CUP 50.400,00</w:t>
+              <w:t>CUP 51.240,00</w:t>
             </w:r>
           </w:p>
         </w:tc>
@@ -29426,7 +29426,7 @@
                 <w:sz w:val="20"/>
                 <w:szCs w:val="20"/>
               </w:rPr>
-              <w:t>CUP 58.800,00</w:t>
+              <w:t>CUP 59.780,00</w:t>
             </w:r>
           </w:p>
         </w:tc>
@@ -29471,7 +29471,7 @@
                 <w:sz w:val="20"/>
                 <w:szCs w:val="20"/>
               </w:rPr>
-              <w:t>CUP 109.200,00</w:t>
+              <w:t>CUP 111.020,00</w:t>
             </w:r>
           </w:p>
         </w:tc>
@@ -29515,7 +29515,7 @@
                 <w:sz w:val="20"/>
                 <w:szCs w:val="20"/>
               </w:rPr>
-              <w:t>CUP 16.800,00</w:t>
+              <w:t>CUP 17.080,00</w:t>
             </w:r>
           </w:p>
         </w:tc>
@@ -29559,7 +29559,7 @@
                 <w:sz w:val="20"/>
                 <w:szCs w:val="20"/>
               </w:rPr>
-              <w:t>CUP 12.600,00</w:t>
+              <w:t>CUP 12.810,00</w:t>
             </w:r>
           </w:p>
         </w:tc>
@@ -29603,7 +29603,7 @@
                 <w:sz w:val="20"/>
                 <w:szCs w:val="20"/>
               </w:rPr>
-              <w:t>CUP 33.600,00</w:t>
+              <w:t>CUP 34.160,00</w:t>
             </w:r>
           </w:p>
         </w:tc>
@@ -29647,7 +29647,7 @@
                 <w:sz w:val="20"/>
                 <w:szCs w:val="20"/>
               </w:rPr>
-              <w:t>CUP 6.720,00</w:t>
+              <w:t>CUP 6.832,00</w:t>
             </w:r>
           </w:p>
         </w:tc>
@@ -29691,7 +29691,7 @@
                 <w:sz w:val="20"/>
                 <w:szCs w:val="20"/>
               </w:rPr>
-              <w:t>CUP 25.200,00</w:t>
+              <w:t>CUP 25.620,00</w:t>
             </w:r>
           </w:p>
         </w:tc>
@@ -29735,7 +29735,7 @@
                 <w:sz w:val="20"/>
                 <w:szCs w:val="20"/>
               </w:rPr>
-              <w:t>CUP 50.400,00</w:t>
+              <w:t>CUP 51.240,00</w:t>
             </w:r>
           </w:p>
         </w:tc>
@@ -29779,7 +29779,7 @@
                 <w:sz w:val="20"/>
                 <w:szCs w:val="20"/>
               </w:rPr>
-              <w:t>CUP 46.200,00</w:t>
+              <w:t>CUP 46.970,00</w:t>
             </w:r>
           </w:p>
         </w:tc>
@@ -29830,7 +29830,7 @@
                 <w:sz w:val="20"/>
                 <w:szCs w:val="20"/>
               </w:rPr>
-              <w:t>CUP 58.800,00</w:t>
+              <w:t>CUP 59.780,00</w:t>
             </w:r>
           </w:p>
         </w:tc>
@@ -29874,7 +29874,7 @@
                 <w:sz w:val="20"/>
                 <w:szCs w:val="20"/>
               </w:rPr>
-              <w:t>CUP 58.800,00</w:t>
+              <w:t>CUP 59.780,00</w:t>
             </w:r>
           </w:p>
         </w:tc>
@@ -29918,7 +29918,7 @@
                 <w:sz w:val="20"/>
                 <w:szCs w:val="20"/>
               </w:rPr>
-              <w:t>CUP 8.400,00</w:t>
+              <w:t>CUP 8.540,00</w:t>
             </w:r>
           </w:p>
         </w:tc>
@@ -29964,7 +29964,7 @@
                 <w:sz w:val="20"/>
                 <w:szCs w:val="20"/>
               </w:rPr>
-              <w:t>CUP 8.400,00</w:t>
+              <w:t>CUP 8.540,00</w:t>
             </w:r>
           </w:p>
         </w:tc>
@@ -30029,7 +30029,7 @@
                 <w:sz w:val="20"/>
                 <w:szCs w:val="20"/>
               </w:rPr>
-              <w:t>CUP 25.200,00</w:t>
+              <w:t>CUP 25.620,00</w:t>
             </w:r>
           </w:p>
         </w:tc>
@@ -30083,7 +30083,7 @@
                 <w:sz w:val="20"/>
                 <w:szCs w:val="20"/>
               </w:rPr>
-              <w:t>CUP 12.600,00</w:t>
+              <w:t>CUP 12.810,00</w:t>
             </w:r>
           </w:p>
         </w:tc>
@@ -30127,7 +30127,7 @@
                 <w:sz w:val="20"/>
                 <w:szCs w:val="20"/>
               </w:rPr>
-              <w:t>CUP 29.400,00</w:t>
+              <w:t>CUP 29.890,00</w:t>
             </w:r>
           </w:p>
         </w:tc>
@@ -30179,7 +30179,7 @@
                 <w:sz w:val="20"/>
                 <w:szCs w:val="20"/>
               </w:rPr>
-              <w:t>CUP 3.360,00</w:t>
+              <w:t>CUP 3.416,00</w:t>
             </w:r>
           </w:p>
         </w:tc>
@@ -30224,7 +30224,7 @@
                 <w:sz w:val="20"/>
                 <w:szCs w:val="20"/>
               </w:rPr>
-              <w:t>CUP 5.040,00</w:t>
+              <w:t>CUP 5.124,00</w:t>
             </w:r>
           </w:p>
         </w:tc>
@@ -30268,7 +30268,7 @@
                 <w:sz w:val="20"/>
                 <w:szCs w:val="20"/>
               </w:rPr>
-              <w:t>CUP 84.000,00</w:t>
+              <w:t>CUP 85.400,00</w:t>
             </w:r>
           </w:p>
         </w:tc>
@@ -30313,7 +30313,7 @@
                 <w:sz w:val="20"/>
                 <w:szCs w:val="20"/>
               </w:rPr>
-              <w:t>CUP 6.720,00</w:t>
+              <w:t>CUP 6.832,00</w:t>
             </w:r>
           </w:p>
         </w:tc>
@@ -30358,7 +30358,7 @@
                 <w:sz w:val="20"/>
                 <w:szCs w:val="20"/>
               </w:rPr>
-              <w:t>CUP 100.800,00</w:t>
+              <w:t>CUP 102.480,00</w:t>
             </w:r>
           </w:p>
         </w:tc>
@@ -30404,7 +30404,7 @@
                 <w:sz w:val="20"/>
                 <w:szCs w:val="20"/>
               </w:rPr>
-              <w:t>CUP 8.400,00</w:t>
+              <w:t>CUP 8.540,00</w:t>
             </w:r>
           </w:p>
         </w:tc>
@@ -30449,7 +30449,7 @@
                 <w:sz w:val="20"/>
                 <w:szCs w:val="20"/>
               </w:rPr>
-              <w:t>CUP 16.800,00</w:t>
+              <w:t>CUP 17.080,00</w:t>
             </w:r>
           </w:p>
         </w:tc>
@@ -30494,7 +30494,7 @@
                 <w:sz w:val="20"/>
                 <w:szCs w:val="20"/>
               </w:rPr>
-              <w:t>CUP 8.400,00</w:t>
+              <w:t>CUP 8.540,00</w:t>
             </w:r>
           </w:p>
         </w:tc>
@@ -30538,7 +30538,7 @@
                 <w:sz w:val="20"/>
                 <w:szCs w:val="20"/>
               </w:rPr>
-              <w:t>CUP 58.800,00</w:t>
+              <w:t>CUP 59.780,00</w:t>
             </w:r>
           </w:p>
         </w:tc>
@@ -30582,7 +30582,7 @@
                 <w:sz w:val="20"/>
                 <w:szCs w:val="20"/>
               </w:rPr>
-              <w:t>CUP 50.400,00</w:t>
+              <w:t>CUP 51.240,00</w:t>
             </w:r>
           </w:p>
         </w:tc>
@@ -30627,7 +30627,7 @@
                 <w:sz w:val="20"/>
                 <w:szCs w:val="20"/>
               </w:rPr>
-              <w:t>CUP 5.880,00</w:t>
+              <w:t>CUP 5.978,00</w:t>
             </w:r>
           </w:p>
         </w:tc>
@@ -30673,7 +30673,7 @@
                 <w:sz w:val="20"/>
                 <w:szCs w:val="20"/>
               </w:rPr>
-              <w:t>CUP 16.800,00</w:t>
+              <w:t>CUP 17.080,00</w:t>
             </w:r>
           </w:p>
         </w:tc>
@@ -30719,7 +30719,7 @@
                 <w:sz w:val="20"/>
                 <w:szCs w:val="20"/>
               </w:rPr>
-              <w:t>CUP 21.000,00</w:t>
+              <w:t>CUP 21.350,00</w:t>
             </w:r>
           </w:p>
         </w:tc>
@@ -30765,7 +30765,7 @@
                 <w:sz w:val="20"/>
                 <w:szCs w:val="20"/>
               </w:rPr>
-              <w:t>CUP 12.600,00</w:t>
+              <w:t>CUP 12.810,00</w:t>
             </w:r>
           </w:p>
         </w:tc>
@@ -30809,7 +30809,7 @@
                 <w:sz w:val="20"/>
                 <w:szCs w:val="20"/>
               </w:rPr>
-              <w:t>CUP 8.400,00</w:t>
+              <w:t>CUP 8.540,00</w:t>
             </w:r>
           </w:p>
         </w:tc>
@@ -30854,7 +30854,7 @@
                 <w:sz w:val="20"/>
                 <w:szCs w:val="20"/>
               </w:rPr>
-              <w:t>CUP 12.600,00</w:t>
+              <w:t>CUP 12.810,00</w:t>
             </w:r>
           </w:p>
         </w:tc>
@@ -30900,7 +30900,7 @@
                 <w:sz w:val="20"/>
                 <w:szCs w:val="20"/>
               </w:rPr>
-              <w:t>CUP 8.400,00</w:t>
+              <w:t>CUP 8.540,00</w:t>
             </w:r>
           </w:p>
         </w:tc>
@@ -30944,7 +30944,7 @@
                 <w:sz w:val="20"/>
                 <w:szCs w:val="20"/>
               </w:rPr>
-              <w:t>CUP 6.720,00</w:t>
+              <w:t>CUP 6.832,00</w:t>
             </w:r>
           </w:p>
         </w:tc>
@@ -30995,7 +30995,7 @@
                 <w:sz w:val="20"/>
                 <w:szCs w:val="20"/>
               </w:rPr>
-              <w:t>CUP 37.800,00</w:t>
+              <w:t>CUP 38.430,00</w:t>
             </w:r>
           </w:p>
         </w:tc>
@@ -31040,7 +31040,7 @@
                 <w:sz w:val="20"/>
                 <w:szCs w:val="20"/>
               </w:rPr>
-              <w:t>CUP 29.400,00</w:t>
+              <w:t>CUP 29.890,00</w:t>
             </w:r>
           </w:p>
         </w:tc>
@@ -31085,7 +31085,7 @@
                 <w:sz w:val="20"/>
                 <w:szCs w:val="20"/>
               </w:rPr>
-              <w:t>CUP 33.600,00</w:t>
+              <w:t>CUP 34.160,00</w:t>
             </w:r>
           </w:p>
         </w:tc>
@@ -31130,7 +31130,7 @@
                 <w:sz w:val="20"/>
                 <w:szCs w:val="20"/>
               </w:rPr>
-              <w:t>CUP 29.400,00</w:t>
+              <w:t>CUP 29.890,00</w:t>
             </w:r>
           </w:p>
         </w:tc>
@@ -31176,7 +31176,7 @@
                 <w:sz w:val="20"/>
                 <w:szCs w:val="20"/>
               </w:rPr>
-              <w:t>CUP 168.000,00</w:t>
+              <w:t>CUP 170.800,00</w:t>
             </w:r>
           </w:p>
         </w:tc>
@@ -31220,7 +31220,7 @@
                 <w:sz w:val="20"/>
                 <w:szCs w:val="20"/>
               </w:rPr>
-              <w:t>CUP 12.600,00</w:t>
+              <w:t>CUP 12.810,00</w:t>
             </w:r>
           </w:p>
         </w:tc>
@@ -31264,7 +31264,7 @@
                 <w:sz w:val="20"/>
                 <w:szCs w:val="20"/>
               </w:rPr>
-              <w:t>CUP 37.800,00</w:t>
+              <w:t>CUP 38.430,00</w:t>
             </w:r>
           </w:p>
         </w:tc>
@@ -31309,7 +31309,7 @@
                 <w:sz w:val="20"/>
                 <w:szCs w:val="20"/>
               </w:rPr>
-              <w:t>CUP 54.600,00</w:t>
+              <w:t>CUP 55.510,00</w:t>
             </w:r>
           </w:p>
         </w:tc>
@@ -31353,7 +31353,7 @@
                 <w:sz w:val="20"/>
                 <w:szCs w:val="20"/>
               </w:rPr>
-              <w:t>CUP 54.600,00</w:t>
+              <w:t>CUP 55.510,00</w:t>
             </w:r>
           </w:p>
         </w:tc>
@@ -31397,7 +31397,7 @@
                 <w:sz w:val="20"/>
                 <w:szCs w:val="20"/>
               </w:rPr>
-              <w:t>CUP 54.600,00</w:t>
+              <w:t>CUP 55.510,00</w:t>
             </w:r>
           </w:p>
         </w:tc>
@@ -31442,7 +31442,7 @@
                 <w:sz w:val="20"/>
                 <w:szCs w:val="20"/>
               </w:rPr>
-              <w:t>CUP 54.600,00</w:t>
+              <w:t>CUP 55.510,00</w:t>
             </w:r>
           </w:p>
         </w:tc>
@@ -31486,7 +31486,7 @@
                 <w:sz w:val="20"/>
                 <w:szCs w:val="20"/>
               </w:rPr>
-              <w:t>CUP 10.080,00</w:t>
+              <w:t>CUP 10.248,00</w:t>
             </w:r>
           </w:p>
         </w:tc>
@@ -31540,7 +31540,7 @@
                 <w:sz w:val="20"/>
                 <w:szCs w:val="20"/>
               </w:rPr>
-              <w:t>CUP 151.200,00</w:t>
+              <w:t>CUP 153.720,00</w:t>
             </w:r>
           </w:p>
         </w:tc>
@@ -31584,7 +31584,7 @@
                 <w:sz w:val="20"/>
                 <w:szCs w:val="20"/>
               </w:rPr>
-              <w:t>CUP 294.000,00</w:t>
+              <w:t>CUP 298.900,00</w:t>
             </w:r>
           </w:p>
         </w:tc>
@@ -31628,7 +31628,7 @@
                 <w:sz w:val="20"/>
                 <w:szCs w:val="20"/>
               </w:rPr>
-              <w:t>CUP 294.000,00</w:t>
+              <w:t>CUP 298.900,00</w:t>
             </w:r>
           </w:p>
         </w:tc>
@@ -31672,7 +31672,7 @@
                 <w:sz w:val="20"/>
                 <w:szCs w:val="20"/>
               </w:rPr>
-              <w:t>CUP 151.200,00</w:t>
+              <w:t>CUP 153.720,00</w:t>
             </w:r>
           </w:p>
         </w:tc>
@@ -31717,7 +31717,7 @@
                 <w:sz w:val="20"/>
                 <w:szCs w:val="20"/>
               </w:rPr>
-              <w:t>CUP 42.000,00</w:t>
+              <w:t>CUP 42.700,00</w:t>
             </w:r>
           </w:p>
         </w:tc>
@@ -31761,7 +31761,7 @@
                 <w:sz w:val="20"/>
                 <w:szCs w:val="20"/>
               </w:rPr>
-              <w:t>CUP 184.800,00</w:t>
+              <w:t>CUP 187.880,00</w:t>
             </w:r>
           </w:p>
         </w:tc>
@@ -31806,7 +31806,7 @@
                 <w:sz w:val="20"/>
                 <w:szCs w:val="20"/>
               </w:rPr>
-              <w:t>CUP 50.400,00</w:t>
+              <w:t>CUP 51.240,00</w:t>
             </w:r>
           </w:p>
         </w:tc>
@@ -31851,7 +31851,7 @@
                 <w:sz w:val="20"/>
                 <w:szCs w:val="20"/>
               </w:rPr>
-              <w:t>CUP 33.600,00</w:t>
+              <w:t>CUP 34.160,00</w:t>
             </w:r>
           </w:p>
         </w:tc>
@@ -31895,7 +31895,7 @@
                 <w:sz w:val="20"/>
                 <w:szCs w:val="20"/>
               </w:rPr>
-              <w:t>CUP 100.800,00</w:t>
+              <w:t>CUP 102.480,00</w:t>
             </w:r>
           </w:p>
         </w:tc>
@@ -31940,7 +31940,7 @@
                 <w:sz w:val="20"/>
                 <w:szCs w:val="20"/>
               </w:rPr>
-              <w:t>CUP 58.800,00</w:t>
+              <w:t>CUP 59.780,00</w:t>
             </w:r>
           </w:p>
         </w:tc>
@@ -31984,7 +31984,7 @@
                 <w:sz w:val="20"/>
                 <w:szCs w:val="20"/>
               </w:rPr>
-              <w:t>CUP 16.800,00</w:t>
+              <w:t>CUP 17.080,00</w:t>
             </w:r>
           </w:p>
         </w:tc>
@@ -32028,7 +32028,7 @@
                 <w:sz w:val="20"/>
                 <w:szCs w:val="20"/>
               </w:rPr>
-              <w:t>CUP 12.600,00</w:t>
+              <w:t>CUP 12.810,00</w:t>
             </w:r>
           </w:p>
         </w:tc>
@@ -32073,7 +32073,7 @@
                 <w:sz w:val="20"/>
                 <w:szCs w:val="20"/>
               </w:rPr>
-              <w:t>CUP 12.600,00</w:t>
+              <w:t>CUP 12.810,00</w:t>
             </w:r>
           </w:p>
         </w:tc>
@@ -32124,7 +32124,7 @@
                 <w:sz w:val="20"/>
                 <w:szCs w:val="20"/>
               </w:rPr>
-              <w:t>CUP 12.600,00</w:t>
+              <w:t>CUP 12.810,00</w:t>
             </w:r>
           </w:p>
         </w:tc>
@@ -32175,7 +32175,7 @@
                 <w:sz w:val="20"/>
                 <w:szCs w:val="20"/>
               </w:rPr>
-              <w:t>CUP 12.600,00</w:t>
+              <w:t>CUP 12.810,00</w:t>
             </w:r>
           </w:p>
         </w:tc>
@@ -32226,7 +32226,7 @@
                 <w:sz w:val="20"/>
                 <w:szCs w:val="20"/>
               </w:rPr>
-              <w:t>CUP 63.000,00</w:t>
+              <w:t>CUP 64.050,00</w:t>
             </w:r>
           </w:p>
         </w:tc>
@@ -32278,7 +32278,7 @@
                 <w:sz w:val="20"/>
                 <w:szCs w:val="20"/>
               </w:rPr>
-              <w:t>CUP 42.000,00</w:t>
+              <w:t>CUP 42.700,00</w:t>
             </w:r>
           </w:p>
         </w:tc>
@@ -32329,7 +32329,7 @@
                 <w:sz w:val="20"/>
                 <w:szCs w:val="20"/>
               </w:rPr>
-              <w:t>CUP 126.000,00</w:t>
+              <w:t>CUP 128.100,00</w:t>
             </w:r>
           </w:p>
         </w:tc>
@@ -32380,7 +32380,7 @@
                 <w:sz w:val="20"/>
                 <w:szCs w:val="20"/>
               </w:rPr>
-              <w:t>CUP 126.000,00</w:t>
+              <w:t>CUP 128.100,00</w:t>
             </w:r>
           </w:p>
         </w:tc>
@@ -32431,7 +32431,7 @@
                 <w:sz w:val="20"/>
                 <w:szCs w:val="20"/>
               </w:rPr>
-              <w:t>CUP 109.200,00</w:t>
+              <w:t>CUP 111.020,00</w:t>
             </w:r>
           </w:p>
         </w:tc>
@@ -32482,7 +32482,7 @@
                 <w:sz w:val="20"/>
                 <w:szCs w:val="20"/>
               </w:rPr>
-              <w:t>CUP 151.200,00</w:t>
+              <w:t>CUP 153.720,00</w:t>
             </w:r>
           </w:p>
         </w:tc>
@@ -32533,7 +32533,7 @@
                 <w:sz w:val="20"/>
                 <w:szCs w:val="20"/>
               </w:rPr>
-              <w:t>CUP 84.000,00</w:t>
+              <w:t>CUP 85.400,00</w:t>
             </w:r>
           </w:p>
         </w:tc>
@@ -32584,7 +32584,7 @@
                 <w:sz w:val="20"/>
                 <w:szCs w:val="20"/>
               </w:rPr>
-              <w:t>CUP 75.600,00</w:t>
+              <w:t>CUP 76.860,00</w:t>
             </w:r>
           </w:p>
         </w:tc>
@@ -32635,7 +32635,7 @@
                 <w:sz w:val="20"/>
                 <w:szCs w:val="20"/>
               </w:rPr>
-              <w:t>CUP 4.200,00</w:t>
+              <w:t>CUP 4.270,00</w:t>
             </w:r>
           </w:p>
         </w:tc>
@@ -32686,7 +32686,7 @@
                 <w:sz w:val="20"/>
                 <w:szCs w:val="20"/>
               </w:rPr>
-              <w:t>CUP 8.400,00</w:t>
+              <w:t>CUP 8.540,00</w:t>
             </w:r>
           </w:p>
         </w:tc>
@@ -32737,7 +32737,7 @@
                 <w:sz w:val="20"/>
                 <w:szCs w:val="20"/>
               </w:rPr>
-              <w:t>CUP 4.200,00</w:t>
+              <w:t>CUP 4.270,00</w:t>
             </w:r>
           </w:p>
         </w:tc>
@@ -32788,7 +32788,7 @@
                 <w:sz w:val="20"/>
                 <w:szCs w:val="20"/>
               </w:rPr>
-              <w:t>CUP 63.000,00</w:t>
+              <w:t>CUP 64.050,00</w:t>
             </w:r>
           </w:p>
         </w:tc>
@@ -32840,7 +32840,7 @@
                 <w:sz w:val="20"/>
                 <w:szCs w:val="20"/>
               </w:rPr>
-              <w:t>CUP 29.400,00</w:t>
+              <w:t>CUP 29.890,00</w:t>
             </w:r>
           </w:p>
         </w:tc>
@@ -32891,7 +32891,7 @@
                 <w:sz w:val="20"/>
                 <w:szCs w:val="20"/>
               </w:rPr>
-              <w:t>CUP 2.520,00</w:t>
+              <w:t>CUP 2.562,00</w:t>
             </w:r>
           </w:p>
         </w:tc>
@@ -32942,7 +32942,7 @@
                 <w:sz w:val="20"/>
                 <w:szCs w:val="20"/>
               </w:rPr>
-              <w:t>CUP 12.600,00</w:t>
+              <w:t>CUP 12.810,00</w:t>
             </w:r>
           </w:p>
         </w:tc>
@@ -32993,7 +32993,7 @@
                 <w:sz w:val="20"/>
                 <w:szCs w:val="20"/>
               </w:rPr>
-              <w:t>CUP 33.600,00</w:t>
+              <w:t>CUP 34.160,00</w:t>
             </w:r>
           </w:p>
         </w:tc>
@@ -33044,7 +33044,7 @@
                 <w:sz w:val="20"/>
                 <w:szCs w:val="20"/>
               </w:rPr>
-              <w:t>CUP 33.600,00</w:t>
+              <w:t>CUP 34.160,00</w:t>
             </w:r>
           </w:p>
         </w:tc>
@@ -33095,7 +33095,7 @@
                 <w:sz w:val="20"/>
                 <w:szCs w:val="20"/>
               </w:rPr>
-              <w:t>CUP 58.800,00</w:t>
+              <w:t>CUP 59.780,00</w:t>
             </w:r>
           </w:p>
         </w:tc>
@@ -33146,7 +33146,7 @@
                 <w:sz w:val="20"/>
                 <w:szCs w:val="20"/>
               </w:rPr>
-              <w:t>CUP 16.800,00</w:t>
+              <w:t>CUP 17.080,00</w:t>
             </w:r>
           </w:p>
         </w:tc>
@@ -33197,7 +33197,7 @@
                 <w:sz w:val="20"/>
                 <w:szCs w:val="20"/>
               </w:rPr>
-              <w:t>CUP 33.600,00</w:t>
+              <w:t>CUP 34.160,00</w:t>
             </w:r>
           </w:p>
         </w:tc>
@@ -33248,7 +33248,7 @@
                 <w:sz w:val="20"/>
                 <w:szCs w:val="20"/>
               </w:rPr>
-              <w:t>CUP 8.400,00</w:t>
+              <w:t>CUP 8.540,00</w:t>
             </w:r>
           </w:p>
         </w:tc>
@@ -33300,7 +33300,7 @@
                 <w:sz w:val="20"/>
                 <w:szCs w:val="20"/>
               </w:rPr>
-              <w:t>CUP 12.600,00</w:t>
+              <w:t>CUP 12.810,00</w:t>
             </w:r>
           </w:p>
         </w:tc>
@@ -33351,7 +33351,7 @@
                 <w:sz w:val="20"/>
                 <w:szCs w:val="20"/>
               </w:rPr>
-              <w:t>CUP 8.400,00</w:t>
+              <w:t>CUP 8.540,00</w:t>
             </w:r>
           </w:p>
         </w:tc>
@@ -33402,7 +33402,7 @@
                 <w:sz w:val="20"/>
                 <w:szCs w:val="20"/>
               </w:rPr>
-              <w:t>CUP 8.400,00</w:t>
+              <w:t>CUP 8.540,00</w:t>
             </w:r>
           </w:p>
         </w:tc>
@@ -33446,7 +33446,7 @@
                 <w:sz w:val="20"/>
                 <w:szCs w:val="20"/>
               </w:rPr>
-              <w:t>CUP 4.200,00</w:t>
+              <w:t>CUP 4.270,00</w:t>
             </w:r>
           </w:p>
         </w:tc>
@@ -33497,7 +33497,7 @@
                 <w:sz w:val="20"/>
                 <w:szCs w:val="20"/>
               </w:rPr>
-              <w:t>CUP 6.720,00</w:t>
+              <w:t>CUP 6.832,00</w:t>
             </w:r>
           </w:p>
         </w:tc>
@@ -33548,7 +33548,7 @@
                 <w:sz w:val="20"/>
                 <w:szCs w:val="20"/>
               </w:rPr>
-              <w:t>CUP 6.720,00</w:t>
+              <w:t>CUP 6.832,00</w:t>
             </w:r>
           </w:p>
         </w:tc>
@@ -33600,7 +33600,7 @@
                 <w:sz w:val="20"/>
                 <w:szCs w:val="20"/>
               </w:rPr>
-              <w:t>CUP 25.200,00</w:t>
+              <w:t>CUP 25.620,00</w:t>
             </w:r>
           </w:p>
         </w:tc>
@@ -33652,7 +33652,7 @@
                 <w:sz w:val="20"/>
                 <w:szCs w:val="20"/>
               </w:rPr>
-              <w:t>CUP 6.720,00</w:t>
+              <w:t>CUP 6.832,00</w:t>
             </w:r>
           </w:p>
         </w:tc>
@@ -33703,7 +33703,7 @@
                 <w:sz w:val="20"/>
                 <w:szCs w:val="20"/>
               </w:rPr>
-              <w:t>CUP 10.080,00</w:t>
+              <w:t>CUP 10.248,00</w:t>
             </w:r>
           </w:p>
         </w:tc>
@@ -33754,7 +33754,7 @@
                 <w:sz w:val="20"/>
                 <w:szCs w:val="20"/>
               </w:rPr>
-              <w:t>CUP 12.600,00</w:t>
+              <w:t>CUP 12.810,00</w:t>
             </w:r>
           </w:p>
         </w:tc>
@@ -33805,7 +33805,7 @@
                 <w:sz w:val="20"/>
                 <w:szCs w:val="20"/>
               </w:rPr>
-              <w:t>CUP 16.800,00</w:t>
+              <w:t>CUP 17.080,00</w:t>
             </w:r>
           </w:p>
         </w:tc>
@@ -33856,7 +33856,7 @@
                 <w:sz w:val="20"/>
                 <w:szCs w:val="20"/>
               </w:rPr>
-              <w:t>CUP 8.400,00</w:t>
+              <w:t>CUP 8.540,00</w:t>
             </w:r>
           </w:p>
         </w:tc>
@@ -33907,7 +33907,7 @@
                 <w:sz w:val="20"/>
                 <w:szCs w:val="20"/>
               </w:rPr>
-              <w:t>CUP 12.600,00</w:t>
+              <w:t>CUP 12.810,00</w:t>
             </w:r>
           </w:p>
         </w:tc>
@@ -33958,7 +33958,7 @@
                 <w:sz w:val="20"/>
                 <w:szCs w:val="20"/>
               </w:rPr>
-              <w:t>CUP 8.400,00</w:t>
+              <w:t>CUP 8.540,00</w:t>
             </w:r>
           </w:p>
         </w:tc>
@@ -34009,7 +34009,7 @@
                 <w:sz w:val="20"/>
                 <w:szCs w:val="20"/>
               </w:rPr>
-              <w:t>CUP 8.400,00</w:t>
+              <w:t>CUP 8.540,00</w:t>
             </w:r>
           </w:p>
         </w:tc>
@@ -34060,7 +34060,7 @@
                 <w:sz w:val="20"/>
                 <w:szCs w:val="20"/>
               </w:rPr>
-              <w:t>CUP 10.080,00</w:t>
+              <w:t>CUP 10.248,00</w:t>
             </w:r>
           </w:p>
         </w:tc>
@@ -34111,7 +34111,7 @@
                 <w:sz w:val="20"/>
                 <w:szCs w:val="20"/>
               </w:rPr>
-              <w:t>CUP 84.000,00</w:t>
+              <w:t>CUP 85.400,00</w:t>
             </w:r>
           </w:p>
         </w:tc>
@@ -34162,7 +34162,7 @@
                 <w:sz w:val="20"/>
                 <w:szCs w:val="20"/>
               </w:rPr>
-              <w:t>CUP 29.400,00</w:t>
+              <w:t>CUP 29.890,00</w:t>
             </w:r>
           </w:p>
         </w:tc>
@@ -34213,7 +34213,7 @@
                 <w:sz w:val="20"/>
                 <w:szCs w:val="20"/>
               </w:rPr>
-              <w:t>CUP 8.400,00</w:t>
+              <w:t>CUP 8.540,00</w:t>
             </w:r>
           </w:p>
         </w:tc>
@@ -34332,7 +34332,7 @@
                 <w:sz w:val="20"/>
                 <w:szCs w:val="20"/>
               </w:rPr>
-              <w:t>CUP 117.600,00</w:t>
+              <w:t>CUP 119.560,00</w:t>
             </w:r>
           </w:p>
         </w:tc>
@@ -34384,7 +34384,7 @@
                 <w:sz w:val="20"/>
                 <w:szCs w:val="20"/>
               </w:rPr>
-              <w:t>CUP 4.200,00</w:t>
+              <w:t>CUP 4.270,00</w:t>
             </w:r>
           </w:p>
         </w:tc>
@@ -34436,7 +34436,7 @@
                 <w:sz w:val="20"/>
                 <w:szCs w:val="20"/>
               </w:rPr>
-              <w:t>CUP 21.000,00</w:t>
+              <w:t>CUP 21.350,00</w:t>
             </w:r>
           </w:p>
         </w:tc>
@@ -34488,7 +34488,7 @@
                 <w:sz w:val="20"/>
                 <w:szCs w:val="20"/>
               </w:rPr>
-              <w:t>CUP 117.600,00</w:t>
+              <w:t>CUP 119.560,00</w:t>
             </w:r>
           </w:p>
         </w:tc>
@@ -34539,7 +34539,7 @@
                 <w:sz w:val="20"/>
                 <w:szCs w:val="20"/>
               </w:rPr>
-              <w:t>CUP 168.000,00</w:t>
+              <w:t>CUP 170.800,00</w:t>
             </w:r>
           </w:p>
         </w:tc>
@@ -34600,7 +34600,7 @@
                 <w:sz w:val="20"/>
                 <w:szCs w:val="20"/>
               </w:rPr>
-              <w:t>CUP 168.000,00</w:t>
+              <w:t>CUP 170.800,00</w:t>
             </w:r>
           </w:p>
         </w:tc>
@@ -34651,7 +34651,7 @@
                 <w:sz w:val="20"/>
                 <w:szCs w:val="20"/>
               </w:rPr>
-              <w:t>CUP 210.000,00</w:t>
+              <w:t>CUP 213.500,00</w:t>
             </w:r>
           </w:p>
         </w:tc>
@@ -34703,7 +34703,7 @@
                 <w:sz w:val="20"/>
                 <w:szCs w:val="20"/>
               </w:rPr>
-              <w:t>CUP 134.400,00</w:t>
+              <w:t>CUP 136.640,00</w:t>
             </w:r>
           </w:p>
         </w:tc>
@@ -34764,7 +34764,7 @@
                 <w:sz w:val="20"/>
                 <w:szCs w:val="20"/>
               </w:rPr>
-              <w:t>CUP 151.200,00</w:t>
+              <w:t>CUP 153.720,00</w:t>
             </w:r>
           </w:p>
         </w:tc>
@@ -34815,7 +34815,7 @@
                 <w:sz w:val="20"/>
                 <w:szCs w:val="20"/>
               </w:rPr>
-              <w:t>CUP 151.200,00</w:t>
+              <w:t>CUP 153.720,00</w:t>
             </w:r>
           </w:p>
         </w:tc>
@@ -34927,7 +34927,7 @@
                 <w:sz w:val="20"/>
                 <w:szCs w:val="20"/>
               </w:rPr>
-              <w:t>CUP 100.800,00</w:t>
+              <w:t>CUP 102.480,00</w:t>
             </w:r>
           </w:p>
         </w:tc>
@@ -34978,7 +34978,7 @@
                 <w:sz w:val="20"/>
                 <w:szCs w:val="20"/>
               </w:rPr>
-              <w:t>CUP 5.040,00</w:t>
+              <w:t>CUP 5.124,00</w:t>
             </w:r>
           </w:p>
         </w:tc>
@@ -35029,7 +35029,7 @@
                 <w:sz w:val="20"/>
                 <w:szCs w:val="20"/>
               </w:rPr>
-              <w:t>CUP 67.200,00</w:t>
+              <w:t>CUP 68.320,00</w:t>
             </w:r>
           </w:p>
         </w:tc>
@@ -35080,7 +35080,7 @@
                 <w:sz w:val="20"/>
                 <w:szCs w:val="20"/>
               </w:rPr>
-              <w:t>CUP 33.600,00</w:t>
+              <w:t>CUP 34.160,00</w:t>
             </w:r>
           </w:p>
         </w:tc>
@@ -35132,7 +35132,7 @@
                 <w:sz w:val="20"/>
                 <w:szCs w:val="20"/>
               </w:rPr>
-              <w:t>CUP 33.600,00</w:t>
+              <w:t>CUP 34.160,00</w:t>
             </w:r>
           </w:p>
         </w:tc>
@@ -35183,7 +35183,7 @@
                 <w:sz w:val="20"/>
                 <w:szCs w:val="20"/>
               </w:rPr>
-              <w:t>CUP 33.600,00</w:t>
+              <w:t>CUP 34.160,00</w:t>
             </w:r>
           </w:p>
         </w:tc>
@@ -35235,7 +35235,7 @@
                 <w:sz w:val="20"/>
                 <w:szCs w:val="20"/>
               </w:rPr>
-              <w:t>CUP 8.400,00</w:t>
+              <w:t>CUP 8.540,00</w:t>
             </w:r>
           </w:p>
         </w:tc>
@@ -35287,7 +35287,7 @@
                 <w:sz w:val="20"/>
                 <w:szCs w:val="20"/>
               </w:rPr>
-              <w:t>CUP 71.400,00</w:t>
+              <w:t>CUP 72.590,00</w:t>
             </w:r>
           </w:p>
         </w:tc>
@@ -35338,7 +35338,7 @@
                 <w:sz w:val="20"/>
                 <w:szCs w:val="20"/>
               </w:rPr>
-              <w:t>CUP 67.200,00</w:t>
+              <w:t>CUP 68.320,00</w:t>
             </w:r>
           </w:p>
         </w:tc>
@@ -35389,7 +35389,7 @@
                 <w:sz w:val="20"/>
                 <w:szCs w:val="20"/>
               </w:rPr>
-              <w:t>CUP 84.000,00</w:t>
+              <w:t>CUP 85.400,00</w:t>
             </w:r>
           </w:p>
         </w:tc>
@@ -35440,7 +35440,7 @@
                 <w:sz w:val="20"/>
                 <w:szCs w:val="20"/>
               </w:rPr>
-              <w:t>CUP 84.000,00</w:t>
+              <w:t>CUP 85.400,00</w:t>
             </w:r>
           </w:p>
         </w:tc>
@@ -35491,7 +35491,7 @@
                 <w:sz w:val="20"/>
                 <w:szCs w:val="20"/>
               </w:rPr>
-              <w:t>CUP 92.400,00</w:t>
+              <w:t>CUP 93.940,00</w:t>
             </w:r>
           </w:p>
         </w:tc>
@@ -35542,7 +35542,7 @@
                 <w:sz w:val="20"/>
                 <w:szCs w:val="20"/>
               </w:rPr>
-              <w:t>CUP 100.800,00</w:t>
+              <w:t>CUP 102.480,00</w:t>
             </w:r>
           </w:p>
         </w:tc>
@@ -35593,7 +35593,7 @@
                 <w:sz w:val="20"/>
                 <w:szCs w:val="20"/>
               </w:rPr>
-              <w:t>CUP 21.000,00</w:t>
+              <w:t>CUP 21.350,00</w:t>
             </w:r>
           </w:p>
         </w:tc>
@@ -35644,7 +35644,7 @@
                 <w:sz w:val="20"/>
                 <w:szCs w:val="20"/>
               </w:rPr>
-              <w:t>CUP 33.600,00</w:t>
+              <w:t>CUP 34.160,00</w:t>
             </w:r>
           </w:p>
         </w:tc>
@@ -35695,7 +35695,7 @@
                 <w:sz w:val="20"/>
                 <w:szCs w:val="20"/>
               </w:rPr>
-              <w:t>CUP 33.600,00</w:t>
+              <w:t>CUP 34.160,00</w:t>
             </w:r>
           </w:p>
         </w:tc>
@@ -35747,7 +35747,7 @@
                 <w:sz w:val="20"/>
                 <w:szCs w:val="20"/>
               </w:rPr>
-              <w:t>CUP 50.400,00</w:t>
+              <w:t>CUP 51.240,00</w:t>
             </w:r>
           </w:p>
         </w:tc>
@@ -35798,7 +35798,7 @@
                 <w:sz w:val="20"/>
                 <w:szCs w:val="20"/>
               </w:rPr>
-              <w:t>CUP 50.400,00</w:t>
+              <w:t>CUP 51.240,00</w:t>
             </w:r>
           </w:p>
         </w:tc>
@@ -35849,7 +35849,7 @@
                 <w:sz w:val="20"/>
                 <w:szCs w:val="20"/>
               </w:rPr>
-              <w:t>CUP 25.200,00</w:t>
+              <w:t>CUP 25.620,00</w:t>
             </w:r>
           </w:p>
         </w:tc>
@@ -35900,7 +35900,7 @@
                 <w:sz w:val="20"/>
                 <w:szCs w:val="20"/>
               </w:rPr>
-              <w:t>CUP 67.200,00</w:t>
+              <w:t>CUP 68.320,00</w:t>
             </w:r>
           </w:p>
         </w:tc>
@@ -35951,7 +35951,7 @@
                 <w:sz w:val="20"/>
                 <w:szCs w:val="20"/>
               </w:rPr>
-              <w:t>CUP 50.400,00</w:t>
+              <w:t>CUP 51.240,00</w:t>
             </w:r>
           </w:p>
         </w:tc>
@@ -36002,7 +36002,7 @@
                 <w:sz w:val="20"/>
                 <w:szCs w:val="20"/>
               </w:rPr>
-              <w:t>CUP 50.400,00</w:t>
+              <w:t>CUP 51.240,00</w:t>
             </w:r>
           </w:p>
         </w:tc>
@@ -36053,7 +36053,7 @@
                 <w:sz w:val="20"/>
                 <w:szCs w:val="20"/>
               </w:rPr>
-              <w:t>CUP 84.000,00</w:t>
+              <w:t>CUP 85.400,00</w:t>
             </w:r>
           </w:p>
         </w:tc>
@@ -36104,7 +36104,7 @@
                 <w:sz w:val="20"/>
                 <w:szCs w:val="20"/>
               </w:rPr>
-              <w:t>CUP 37.800,00</w:t>
+              <w:t>CUP 38.430,00</w:t>
             </w:r>
           </w:p>
         </w:tc>
@@ -36155,7 +36155,7 @@
                 <w:sz w:val="20"/>
                 <w:szCs w:val="20"/>
               </w:rPr>
-              <w:t>CUP 840,00</w:t>
+              <w:t>CUP 854,00</w:t>
             </w:r>
           </w:p>
         </w:tc>
@@ -36206,7 +36206,7 @@
                 <w:sz w:val="20"/>
                 <w:szCs w:val="20"/>
               </w:rPr>
-              <w:t>CUP 840,00</w:t>
+              <w:t>CUP 854,00</w:t>
             </w:r>
           </w:p>
         </w:tc>
@@ -36257,7 +36257,7 @@
                 <w:sz w:val="20"/>
                 <w:szCs w:val="20"/>
               </w:rPr>
-              <w:t>CUP 840,00</w:t>
+              <w:t>CUP 854,00</w:t>
             </w:r>
           </w:p>
         </w:tc>
@@ -36308,7 +36308,7 @@
                 <w:sz w:val="20"/>
                 <w:szCs w:val="20"/>
               </w:rPr>
-              <w:t>CUP 100.800,00</w:t>
+              <w:t>CUP 102.480,00</w:t>
             </w:r>
           </w:p>
         </w:tc>
@@ -36359,7 +36359,7 @@
                 <w:sz w:val="20"/>
                 <w:szCs w:val="20"/>
               </w:rPr>
-              <w:t>CUP 100.800,00</w:t>
+              <w:t>CUP 102.480,00</w:t>
             </w:r>
           </w:p>
         </w:tc>
@@ -36410,7 +36410,7 @@
                 <w:sz w:val="20"/>
                 <w:szCs w:val="20"/>
               </w:rPr>
-              <w:t>CUP 84.000,00</w:t>
+              <w:t>CUP 85.400,00</w:t>
             </w:r>
           </w:p>
         </w:tc>
@@ -36461,7 +36461,7 @@
                 <w:sz w:val="20"/>
                 <w:szCs w:val="20"/>
               </w:rPr>
-              <w:t>CUP 84.000,00</w:t>
+              <w:t>CUP 85.400,00</w:t>
             </w:r>
           </w:p>
         </w:tc>
@@ -36512,7 +36512,7 @@
                 <w:sz w:val="20"/>
                 <w:szCs w:val="20"/>
               </w:rPr>
-              <w:t>CUP 8.400,00</w:t>
+              <w:t>CUP 8.540,00</w:t>
             </w:r>
           </w:p>
         </w:tc>
@@ -36574,7 +36574,7 @@
                 <w:sz w:val="20"/>
                 <w:szCs w:val="20"/>
               </w:rPr>
-              <w:t>CUP 67.200,00</w:t>
+              <w:t>CUP 68.320,00</w:t>
             </w:r>
           </w:p>
         </w:tc>
@@ -36625,7 +36625,7 @@
                 <w:sz w:val="20"/>
                 <w:szCs w:val="20"/>
               </w:rPr>
-              <w:t>CUP 67.200,00</w:t>
+              <w:t>CUP 68.320,00</w:t>
             </w:r>
           </w:p>
         </w:tc>
@@ -36676,7 +36676,7 @@
                 <w:sz w:val="20"/>
                 <w:szCs w:val="20"/>
               </w:rPr>
-              <w:t>CUP 67.200,00</w:t>
+              <w:t>CUP 68.320,00</w:t>
             </w:r>
           </w:p>
         </w:tc>
@@ -36727,7 +36727,7 @@
                 <w:sz w:val="20"/>
                 <w:szCs w:val="20"/>
               </w:rPr>
-              <w:t>CUP 8.400,00</w:t>
+              <w:t>CUP 8.540,00</w:t>
             </w:r>
           </w:p>
         </w:tc>
@@ -36778,7 +36778,7 @@
                 <w:sz w:val="20"/>
                 <w:szCs w:val="20"/>
               </w:rPr>
-              <w:t>CUP 8.400,00</w:t>
+              <w:t>CUP 8.540,00</w:t>
             </w:r>
           </w:p>
         </w:tc>
@@ -36830,7 +36830,7 @@
                 <w:sz w:val="20"/>
                 <w:szCs w:val="20"/>
               </w:rPr>
-              <w:t>CUP 4.200,00</w:t>
+              <w:t>CUP 4.270,00</w:t>
             </w:r>
           </w:p>
         </w:tc>
@@ -36881,7 +36881,7 @@
                 <w:sz w:val="20"/>
                 <w:szCs w:val="20"/>
               </w:rPr>
-              <w:t>CUP 5.880,00</w:t>
+              <w:t>CUP 5.978,00</w:t>
             </w:r>
           </w:p>
         </w:tc>
@@ -36932,7 +36932,7 @@
                 <w:sz w:val="20"/>
                 <w:szCs w:val="20"/>
               </w:rPr>
-              <w:t>CUP 5.880,00</w:t>
+              <w:t>CUP 5.978,00</w:t>
             </w:r>
           </w:p>
         </w:tc>
@@ -37001,7 +37001,7 @@
                 <w:sz w:val="20"/>
                 <w:szCs w:val="20"/>
               </w:rPr>
-              <w:t>CUP 25.200,00</w:t>
+              <w:t>CUP 25.620,00</w:t>
             </w:r>
           </w:p>
         </w:tc>
@@ -37052,7 +37052,7 @@
                 <w:sz w:val="20"/>
                 <w:szCs w:val="20"/>
               </w:rPr>
-              <w:t>CUP 33.600,00</w:t>
+              <w:t>CUP 34.160,00</w:t>
             </w:r>
           </w:p>
         </w:tc>
@@ -37103,7 +37103,7 @@
                 <w:sz w:val="20"/>
                 <w:szCs w:val="20"/>
               </w:rPr>
-              <w:t>CUP 67.200,00</w:t>
+              <w:t>CUP 68.320,00</w:t>
             </w:r>
           </w:p>
         </w:tc>
@@ -37154,7 +37154,7 @@
                 <w:sz w:val="20"/>
                 <w:szCs w:val="20"/>
               </w:rPr>
-              <w:t>CUP 75.600,00</w:t>
+              <w:t>CUP 76.860,00</w:t>
             </w:r>
           </w:p>
         </w:tc>
@@ -37205,7 +37205,7 @@
                 <w:sz w:val="20"/>
                 <w:szCs w:val="20"/>
               </w:rPr>
-              <w:t>CUP 21.000,00</w:t>
+              <w:t>CUP 21.350,00</w:t>
             </w:r>
           </w:p>
         </w:tc>
@@ -37256,7 +37256,7 @@
                 <w:sz w:val="20"/>
                 <w:szCs w:val="20"/>
               </w:rPr>
-              <w:t>CUP 25.200,00</w:t>
+              <w:t>CUP 25.620,00</w:t>
             </w:r>
           </w:p>
         </w:tc>
@@ -37325,7 +37325,7 @@
                 <w:sz w:val="20"/>
                 <w:szCs w:val="20"/>
               </w:rPr>
-              <w:t>CUP 84.000,00</w:t>
+              <w:t>CUP 85.400,00</w:t>
             </w:r>
           </w:p>
         </w:tc>
@@ -37377,7 +37377,7 @@
                 <w:sz w:val="20"/>
                 <w:szCs w:val="20"/>
               </w:rPr>
-              <w:t>CUP 63.000,00</w:t>
+              <w:t>CUP 64.050,00</w:t>
             </w:r>
           </w:p>
         </w:tc>
@@ -37429,7 +37429,7 @@
                 <w:sz w:val="20"/>
                 <w:szCs w:val="20"/>
               </w:rPr>
-              <w:t>CUP 33.600,00</w:t>
+              <w:t>CUP 34.160,00</w:t>
             </w:r>
           </w:p>
         </w:tc>
@@ -37481,7 +37481,7 @@
                 <w:sz w:val="20"/>
                 <w:szCs w:val="20"/>
               </w:rPr>
-              <w:t>CUP 12.600,00</w:t>
+              <w:t>CUP 12.810,00</w:t>
             </w:r>
           </w:p>
         </w:tc>
@@ -37534,7 +37534,7 @@
                 <w:sz w:val="20"/>
                 <w:szCs w:val="20"/>
               </w:rPr>
-              <w:t>CUP 21.000,00</w:t>
+              <w:t>CUP 21.350,00</w:t>
             </w:r>
           </w:p>
         </w:tc>
@@ -37586,7 +37586,7 @@
                 <w:sz w:val="20"/>
                 <w:szCs w:val="20"/>
               </w:rPr>
-              <w:t>CUP 25.200,00</w:t>
+              <w:t>CUP 25.620,00</w:t>
             </w:r>
           </w:p>
         </w:tc>
@@ -37638,7 +37638,7 @@
                 <w:sz w:val="20"/>
                 <w:szCs w:val="20"/>
               </w:rPr>
-              <w:t>CUP 50.400,00</w:t>
+              <w:t>CUP 51.240,00</w:t>
             </w:r>
           </w:p>
         </w:tc>
@@ -37690,7 +37690,7 @@
                 <w:sz w:val="20"/>
                 <w:szCs w:val="20"/>
               </w:rPr>
-              <w:t>CUP 25.200,00</w:t>
+              <w:t>CUP 25.620,00</w:t>
             </w:r>
           </w:p>
         </w:tc>
@@ -37735,7 +37735,7 @@
                 <w:sz w:val="20"/>
                 <w:szCs w:val="20"/>
               </w:rPr>
-              <w:t>CUP 42.000,00</w:t>
+              <w:t>CUP 42.700,00</w:t>
             </w:r>
           </w:p>
         </w:tc>
@@ -37797,7 +37797,7 @@
                 <w:sz w:val="20"/>
                 <w:szCs w:val="20"/>
               </w:rPr>
-              <w:t>CUP 29.400,00</w:t>
+              <w:t>CUP 29.890,00</w:t>
             </w:r>
           </w:p>
         </w:tc>
@@ -37841,7 +37841,7 @@
                 <w:sz w:val="20"/>
                 <w:szCs w:val="20"/>
               </w:rPr>
-              <w:t>CUP 134.400,00</w:t>
+              <w:t>CUP 136.640,00</w:t>
             </w:r>
           </w:p>
         </w:tc>
@@ -37886,7 +37886,7 @@
                 <w:sz w:val="20"/>
                 <w:szCs w:val="20"/>
               </w:rPr>
-              <w:t>CUP 134.400,00</w:t>
+              <w:t>CUP 136.640,00</w:t>
             </w:r>
           </w:p>
         </w:tc>
@@ -37949,7 +37949,7 @@
                 <w:sz w:val="20"/>
                 <w:szCs w:val="20"/>
               </w:rPr>
-              <w:t>CUP 134.400,00</w:t>
+              <w:t>CUP 136.640,00</w:t>
             </w:r>
           </w:p>
         </w:tc>
@@ -37993,7 +37993,7 @@
                 <w:sz w:val="20"/>
                 <w:szCs w:val="20"/>
               </w:rPr>
-              <w:t>CUP 134.400,00</w:t>
+              <w:t>CUP 136.640,00</w:t>
             </w:r>
           </w:p>
         </w:tc>
@@ -38059,7 +38059,7 @@
                 <w:sz w:val="20"/>
                 <w:szCs w:val="20"/>
               </w:rPr>
-              <w:t>CUP 25.200,00</w:t>
+              <w:t>CUP 25.620,00</w:t>
             </w:r>
           </w:p>
         </w:tc>
@@ -38103,7 +38103,7 @@
                 <w:sz w:val="20"/>
                 <w:szCs w:val="20"/>
               </w:rPr>
-              <w:t>CUP 12.600,00</w:t>
+              <w:t>CUP 12.810,00</w:t>
             </w:r>
           </w:p>
         </w:tc>
@@ -38147,7 +38147,7 @@
                 <w:sz w:val="20"/>
                 <w:szCs w:val="20"/>
               </w:rPr>
-              <w:t>CUP 16.800,00</w:t>
+              <w:t>CUP 17.080,00</w:t>
             </w:r>
           </w:p>
         </w:tc>
@@ -38191,7 +38191,7 @@
                 <w:sz w:val="20"/>
                 <w:szCs w:val="20"/>
               </w:rPr>
-              <w:t>CUP 33.600,00</w:t>
+              <w:t>CUP 34.160,00</w:t>
             </w:r>
           </w:p>
         </w:tc>
@@ -38235,7 +38235,7 @@
                 <w:sz w:val="20"/>
                 <w:szCs w:val="20"/>
               </w:rPr>
-              <w:t>CUP 33.600,00</w:t>
+              <w:t>CUP 34.160,00</w:t>
             </w:r>
           </w:p>
         </w:tc>
@@ -38279,7 +38279,7 @@
                 <w:sz w:val="20"/>
                 <w:szCs w:val="20"/>
               </w:rPr>
-              <w:t>CUP 126.000,00</w:t>
+              <w:t>CUP 128.100,00</w:t>
             </w:r>
           </w:p>
         </w:tc>
@@ -38323,7 +38323,7 @@
                 <w:sz w:val="20"/>
                 <w:szCs w:val="20"/>
               </w:rPr>
-              <w:t>CUP 168.000,00</w:t>
+              <w:t>CUP 170.800,00</w:t>
             </w:r>
           </w:p>
         </w:tc>
@@ -38367,7 +38367,7 @@
                 <w:sz w:val="20"/>
                 <w:szCs w:val="20"/>
               </w:rPr>
-              <w:t>CUP 84.000,00</w:t>
+              <w:t>CUP 85.400,00</w:t>
             </w:r>
           </w:p>
         </w:tc>
@@ -38412,7 +38412,7 @@
                 <w:sz w:val="20"/>
                 <w:szCs w:val="20"/>
               </w:rPr>
-              <w:t>CUP 42.000,00</w:t>
+              <w:t>CUP 42.700,00</w:t>
             </w:r>
           </w:p>
         </w:tc>
@@ -38457,7 +38457,7 @@
                 <w:sz w:val="20"/>
                 <w:szCs w:val="20"/>
               </w:rPr>
-              <w:t>CUP 84.000,00</w:t>
+              <w:t>CUP 85.400,00</w:t>
             </w:r>
           </w:p>
         </w:tc>
@@ -38501,7 +38501,7 @@
                 <w:sz w:val="20"/>
                 <w:szCs w:val="20"/>
               </w:rPr>
-              <w:t>CUP 84.000,00</w:t>
+              <w:t>CUP 85.400,00</w:t>
             </w:r>
           </w:p>
         </w:tc>
@@ -38545,7 +38545,7 @@
                 <w:sz w:val="20"/>
                 <w:szCs w:val="20"/>
               </w:rPr>
-              <w:t>CUP 134.400,00</w:t>
+              <w:t>CUP 136.640,00</w:t>
             </w:r>
           </w:p>
         </w:tc>
@@ -38590,7 +38590,7 @@
                 <w:sz w:val="20"/>
                 <w:szCs w:val="20"/>
               </w:rPr>
-              <w:t>CUP 134.400,00</w:t>
+              <w:t>CUP 136.640,00</w:t>
             </w:r>
           </w:p>
         </w:tc>
@@ -38634,7 +38634,7 @@
                 <w:sz w:val="20"/>
                 <w:szCs w:val="20"/>
               </w:rPr>
-              <w:t>CUP 210.000,00</w:t>
+              <w:t>CUP 213.500,00</w:t>
             </w:r>
           </w:p>
         </w:tc>
@@ -38678,7 +38678,7 @@
                 <w:sz w:val="20"/>
                 <w:szCs w:val="20"/>
               </w:rPr>
-              <w:t>CUP 210.000,00</w:t>
+              <w:t>CUP 213.500,00</w:t>
             </w:r>
           </w:p>
         </w:tc>
@@ -38722,7 +38722,7 @@
                 <w:sz w:val="20"/>
                 <w:szCs w:val="20"/>
               </w:rPr>
-              <w:t>CUP 193.200,00</w:t>
+              <w:t>CUP 196.420,00</w:t>
             </w:r>
           </w:p>
         </w:tc>
@@ -38766,7 +38766,7 @@
                 <w:sz w:val="20"/>
                 <w:szCs w:val="20"/>
               </w:rPr>
-              <w:t>CUP 210.000,00</w:t>
+              <w:t>CUP 213.500,00</w:t>
             </w:r>
           </w:p>
         </w:tc>
@@ -38811,7 +38811,7 @@
                 <w:sz w:val="20"/>
                 <w:szCs w:val="20"/>
               </w:rPr>
-              <w:t>CUP 210.000,00</w:t>
+              <w:t>CUP 213.500,00</w:t>
             </w:r>
           </w:p>
         </w:tc>
@@ -38855,7 +38855,7 @@
                 <w:sz w:val="20"/>
                 <w:szCs w:val="20"/>
               </w:rPr>
-              <w:t>CUP 210.000,00</w:t>
+              <w:t>CUP 213.500,00</w:t>
             </w:r>
           </w:p>
         </w:tc>
@@ -38899,7 +38899,7 @@
                 <w:sz w:val="20"/>
                 <w:szCs w:val="20"/>
               </w:rPr>
-              <w:t>CUP 126.000,00</w:t>
+              <w:t>CUP 128.100,00</w:t>
             </w:r>
           </w:p>
         </w:tc>
@@ -38943,7 +38943,7 @@
                 <w:sz w:val="20"/>
                 <w:szCs w:val="20"/>
               </w:rPr>
-              <w:t>CUP 168.000,00</w:t>
+              <w:t>CUP 170.800,00</w:t>
             </w:r>
           </w:p>
         </w:tc>
@@ -38987,7 +38987,7 @@
                 <w:sz w:val="20"/>
                 <w:szCs w:val="20"/>
               </w:rPr>
-              <w:t>CUP 184.800,00</w:t>
+              <w:t>CUP 187.880,00</w:t>
             </w:r>
           </w:p>
         </w:tc>
@@ -39031,7 +39031,7 @@
                 <w:sz w:val="20"/>
                 <w:szCs w:val="20"/>
               </w:rPr>
-              <w:t>CUP 184.800,00</w:t>
+              <w:t>CUP 187.880,00</w:t>
             </w:r>
           </w:p>
         </w:tc>
@@ -39075,7 +39075,7 @@
                 <w:sz w:val="20"/>
                 <w:szCs w:val="20"/>
               </w:rPr>
-              <w:t>CUP 184.800,00</w:t>
+              <w:t>CUP 187.880,00</w:t>
             </w:r>
           </w:p>
         </w:tc>
@@ -39119,7 +39119,7 @@
                 <w:sz w:val="20"/>
                 <w:szCs w:val="20"/>
               </w:rPr>
-              <w:t>CUP 58.800,00</w:t>
+              <w:t>CUP 59.780,00</w:t>
             </w:r>
           </w:p>
         </w:tc>
@@ -39163,7 +39163,7 @@
                 <w:sz w:val="20"/>
                 <w:szCs w:val="20"/>
               </w:rPr>
-              <w:t>CUP 58.800,00</w:t>
+              <w:t>CUP 59.780,00</w:t>
             </w:r>
           </w:p>
         </w:tc>
@@ -39207,7 +39207,7 @@
                 <w:sz w:val="20"/>
                 <w:szCs w:val="20"/>
               </w:rPr>
-              <w:t>CUP 50.400,00</w:t>
+              <w:t>CUP 51.240,00</w:t>
             </w:r>
           </w:p>
         </w:tc>
@@ -39251,7 +39251,7 @@
                 <w:sz w:val="20"/>
                 <w:szCs w:val="20"/>
               </w:rPr>
-              <w:t>CUP 58.800,00</w:t>
+              <w:t>CUP 59.780,00</w:t>
             </w:r>
           </w:p>
         </w:tc>
@@ -39295,7 +39295,7 @@
                 <w:sz w:val="20"/>
                 <w:szCs w:val="20"/>
               </w:rPr>
-              <w:t>CUP 58.800,00</w:t>
+              <w:t>CUP 59.780,00</w:t>
             </w:r>
           </w:p>
         </w:tc>
@@ -39339,7 +39339,7 @@
                 <w:sz w:val="20"/>
                 <w:szCs w:val="20"/>
               </w:rPr>
-              <w:t>CUP 117.600,00</w:t>
+              <w:t>CUP 119.560,00</w:t>
             </w:r>
           </w:p>
         </w:tc>
@@ -39383,7 +39383,7 @@
                 <w:sz w:val="20"/>
                 <w:szCs w:val="20"/>
               </w:rPr>
-              <w:t>CUP 117.600,00</w:t>
+              <w:t>CUP 119.560,00</w:t>
             </w:r>
           </w:p>
         </w:tc>
@@ -39427,7 +39427,7 @@
                 <w:sz w:val="20"/>
                 <w:szCs w:val="20"/>
               </w:rPr>
-              <w:t>CUP 151.200,00</w:t>
+              <w:t>CUP 153.720,00</w:t>
             </w:r>
           </w:p>
         </w:tc>
@@ -39471,7 +39471,7 @@
                 <w:sz w:val="20"/>
                 <w:szCs w:val="20"/>
               </w:rPr>
-              <w:t>CUP 6.720,00</w:t>
+              <w:t>CUP 6.832,00</w:t>
             </w:r>
           </w:p>
         </w:tc>
@@ -39516,7 +39516,7 @@
                 <w:sz w:val="20"/>
                 <w:szCs w:val="20"/>
               </w:rPr>
-              <w:t>CUP 21.000,00</w:t>
+              <w:t>CUP 21.350,00</w:t>
             </w:r>
           </w:p>
         </w:tc>
@@ -39560,7 +39560,7 @@
                 <w:sz w:val="20"/>
                 <w:szCs w:val="20"/>
               </w:rPr>
-              <w:t>CUP 42.000,00</w:t>
+              <w:t>CUP 42.700,00</w:t>
             </w:r>
           </w:p>
         </w:tc>
@@ -39604,7 +39604,7 @@
                 <w:sz w:val="20"/>
                 <w:szCs w:val="20"/>
               </w:rPr>
-              <w:t>CUP 21.000,00</w:t>
+              <w:t>CUP 21.350,00</w:t>
             </w:r>
           </w:p>
         </w:tc>
@@ -39648,7 +39648,7 @@
                 <w:sz w:val="20"/>
                 <w:szCs w:val="20"/>
               </w:rPr>
-              <w:t>CUP 6.720,00</w:t>
+              <w:t>CUP 6.832,00</w:t>
             </w:r>
           </w:p>
         </w:tc>
@@ -39692,7 +39692,7 @@
                 <w:sz w:val="20"/>
                 <w:szCs w:val="20"/>
               </w:rPr>
-              <w:t>CUP 25.200,00</w:t>
+              <w:t>CUP 25.620,00</w:t>
             </w:r>
           </w:p>
         </w:tc>
@@ -39736,7 +39736,7 @@
                 <w:sz w:val="20"/>
                 <w:szCs w:val="20"/>
               </w:rPr>
-              <w:t>CUP 50.400,00</w:t>
+              <w:t>CUP 51.240,00</w:t>
             </w:r>
           </w:p>
         </w:tc>
@@ -39781,7 +39781,7 @@
                 <w:sz w:val="20"/>
                 <w:szCs w:val="20"/>
               </w:rPr>
-              <w:t>CUP 50.400,00</w:t>
+              <w:t>CUP 51.240,00</w:t>
             </w:r>
           </w:p>
         </w:tc>
@@ -39825,7 +39825,7 @@
                 <w:sz w:val="20"/>
                 <w:szCs w:val="20"/>
               </w:rPr>
-              <w:t>CUP 50.400,00</w:t>
+              <w:t>CUP 51.240,00</w:t>
             </w:r>
           </w:p>
         </w:tc>
@@ -39870,7 +39870,7 @@
                 <w:sz w:val="20"/>
                 <w:szCs w:val="20"/>
               </w:rPr>
-              <w:t>CUP 100.800,00</w:t>
+              <w:t>CUP 102.480,00</w:t>
             </w:r>
           </w:p>
         </w:tc>
@@ -39915,7 +39915,7 @@
                 <w:sz w:val="20"/>
                 <w:szCs w:val="20"/>
               </w:rPr>
-              <w:t>CUP 126.000,00</w:t>
+              <w:t>CUP 128.100,00</w:t>
             </w:r>
           </w:p>
         </w:tc>
@@ -39959,7 +39959,7 @@
                 <w:sz w:val="20"/>
                 <w:szCs w:val="20"/>
               </w:rPr>
-              <w:t>CUP 8.400,00</w:t>
+              <w:t>CUP 8.540,00</w:t>
             </w:r>
           </w:p>
         </w:tc>
@@ -40004,7 +40004,7 @@
                 <w:sz w:val="20"/>
                 <w:szCs w:val="20"/>
               </w:rPr>
-              <w:t>CUP 12.600,00</w:t>
+              <w:t>CUP 12.810,00</w:t>
             </w:r>
           </w:p>
         </w:tc>
@@ -40048,7 +40048,7 @@
                 <w:sz w:val="20"/>
                 <w:szCs w:val="20"/>
               </w:rPr>
-              <w:t>CUP 12.600,00</w:t>
+              <w:t>CUP 12.810,00</w:t>
             </w:r>
           </w:p>
         </w:tc>
@@ -40092,7 +40092,7 @@
                 <w:sz w:val="20"/>
                 <w:szCs w:val="20"/>
               </w:rPr>
-              <w:t>CUP 8.400,00</w:t>
+              <w:t>CUP 8.540,00</w:t>
             </w:r>
           </w:p>
         </w:tc>
@@ -40136,7 +40136,7 @@
                 <w:sz w:val="20"/>
                 <w:szCs w:val="20"/>
               </w:rPr>
-              <w:t>CUP 8.400,00</w:t>
+              <w:t>CUP 8.540,00</w:t>
             </w:r>
           </w:p>
         </w:tc>
@@ -40180,7 +40180,7 @@
                 <w:sz w:val="20"/>
                 <w:szCs w:val="20"/>
               </w:rPr>
-              <w:t>CUP 12.600,00</w:t>
+              <w:t>CUP 12.810,00</w:t>
             </w:r>
           </w:p>
         </w:tc>
@@ -40224,7 +40224,7 @@
                 <w:sz w:val="20"/>
                 <w:szCs w:val="20"/>
               </w:rPr>
-              <w:t>CUP 12.600,00</w:t>
+              <w:t>CUP 12.810,00</w:t>
             </w:r>
           </w:p>
         </w:tc>
@@ -40268,7 +40268,7 @@
                 <w:sz w:val="20"/>
                 <w:szCs w:val="20"/>
               </w:rPr>
-              <w:t>CUP 16.800,00</w:t>
+              <w:t>CUP 17.080,00</w:t>
             </w:r>
           </w:p>
         </w:tc>
@@ -40312,7 +40312,7 @@
                 <w:sz w:val="20"/>
                 <w:szCs w:val="20"/>
               </w:rPr>
-              <w:t>CUP 10.080,00</w:t>
+              <w:t>CUP 10.248,00</w:t>
             </w:r>
           </w:p>
         </w:tc>
@@ -40356,7 +40356,7 @@
                 <w:sz w:val="20"/>
                 <w:szCs w:val="20"/>
               </w:rPr>
-              <w:t>CUP 29.400,00</w:t>
+              <w:t>CUP 29.890,00</w:t>
             </w:r>
           </w:p>
         </w:tc>
@@ -40400,7 +40400,7 @@
                 <w:sz w:val="20"/>
                 <w:szCs w:val="20"/>
               </w:rPr>
-              <w:t>CUP 29.400,00</w:t>
+              <w:t>CUP 29.890,00</w:t>
             </w:r>
           </w:p>
         </w:tc>
@@ -40444,7 +40444,7 @@
                 <w:sz w:val="20"/>
                 <w:szCs w:val="20"/>
               </w:rPr>
-              <w:t>CUP 5.040,00</w:t>
+              <w:t>CUP 5.124,00</w:t>
             </w:r>
           </w:p>
         </w:tc>
@@ -40488,7 +40488,7 @@
                 <w:sz w:val="20"/>
                 <w:szCs w:val="20"/>
               </w:rPr>
-              <w:t>CUP 6.720,00</w:t>
+              <w:t>CUP 6.832,00</w:t>
             </w:r>
           </w:p>
         </w:tc>
@@ -40532,7 +40532,7 @@
                 <w:sz w:val="20"/>
                 <w:szCs w:val="20"/>
               </w:rPr>
-              <w:t>CUP 21.000,00</w:t>
+              <w:t>CUP 21.350,00</w:t>
             </w:r>
           </w:p>
         </w:tc>
@@ -40576,7 +40576,7 @@
                 <w:sz w:val="20"/>
                 <w:szCs w:val="20"/>
               </w:rPr>
-              <w:t>CUP 21.000,00</w:t>
+              <w:t>CUP 21.350,00</w:t>
             </w:r>
           </w:p>
         </w:tc>
@@ -40621,7 +40621,7 @@
                 <w:sz w:val="20"/>
                 <w:szCs w:val="20"/>
               </w:rPr>
-              <w:t>CUP 16.800,00</w:t>
+              <w:t>CUP 17.080,00</w:t>
             </w:r>
           </w:p>
         </w:tc>
@@ -40665,7 +40665,7 @@
                 <w:sz w:val="20"/>
                 <w:szCs w:val="20"/>
               </w:rPr>
-              <w:t>CUP 16.800,00</w:t>
+              <w:t>CUP 17.080,00</w:t>
             </w:r>
           </w:p>
         </w:tc>
@@ -40709,7 +40709,7 @@
                 <w:sz w:val="20"/>
                 <w:szCs w:val="20"/>
               </w:rPr>
-              <w:t>CUP 8.400,00</w:t>
+              <w:t>CUP 8.540,00</w:t>
             </w:r>
           </w:p>
         </w:tc>
@@ -40753,7 +40753,7 @@
                 <w:sz w:val="20"/>
                 <w:szCs w:val="20"/>
               </w:rPr>
-              <w:t>CUP 8.400,00</w:t>
+              <w:t>CUP 8.540,00</w:t>
             </w:r>
           </w:p>
         </w:tc>
@@ -40798,7 +40798,7 @@
                 <w:sz w:val="20"/>
                 <w:szCs w:val="20"/>
               </w:rPr>
-              <w:t>CUP 117.600,00</w:t>
+              <w:t>CUP 119.560,00</w:t>
             </w:r>
           </w:p>
         </w:tc>
@@ -40843,7 +40843,7 @@
                 <w:sz w:val="20"/>
                 <w:szCs w:val="20"/>
               </w:rPr>
-              <w:t>CUP 50.400,00</w:t>
+              <w:t>CUP 51.240,00</w:t>
             </w:r>
           </w:p>
         </w:tc>
@@ -40888,7 +40888,7 @@
                 <w:sz w:val="20"/>
                 <w:szCs w:val="20"/>
               </w:rPr>
-              <w:t>CUP 50.400,00</w:t>
+              <w:t>CUP 51.240,00</w:t>
             </w:r>
           </w:p>
         </w:tc>
@@ -40932,7 +40932,7 @@
                 <w:sz w:val="20"/>
                 <w:szCs w:val="20"/>
               </w:rPr>
-              <w:t>CUP 5.880,00</w:t>
+              <w:t>CUP 5.978,00</w:t>
             </w:r>
           </w:p>
         </w:tc>
@@ -40977,7 +40977,7 @@
                 <w:sz w:val="20"/>
                 <w:szCs w:val="20"/>
               </w:rPr>
-              <w:t>CUP 462.000,00</w:t>
+              <w:t>CUP 469.700,00</w:t>
             </w:r>
           </w:p>
         </w:tc>
@@ -41021,7 +41021,7 @@
                 <w:sz w:val="20"/>
                 <w:szCs w:val="20"/>
               </w:rPr>
-              <w:t>CUP 478.800,00</w:t>
+              <w:t>CUP 486.780,00</w:t>
             </w:r>
           </w:p>
         </w:tc>
@@ -41066,7 +41066,7 @@
                 <w:sz w:val="20"/>
                 <w:szCs w:val="20"/>
               </w:rPr>
-              <w:t>CUP 16.800,00</w:t>
+              <w:t>CUP 17.080,00</w:t>
             </w:r>
           </w:p>
         </w:tc>
@@ -41110,7 +41110,7 @@
                 <w:sz w:val="20"/>
                 <w:szCs w:val="20"/>
               </w:rPr>
-              <w:t>CUP 12.600,00</w:t>
+              <w:t>CUP 12.810,00</w:t>
             </w:r>
           </w:p>
         </w:tc>
@@ -41155,7 +41155,7 @@
                 <w:sz w:val="20"/>
                 <w:szCs w:val="20"/>
               </w:rPr>
-              <w:t>CUP 12.600,00</w:t>
+              <w:t>CUP 12.810,00</w:t>
             </w:r>
           </w:p>
         </w:tc>
@@ -41217,7 +41217,7 @@
                 <w:sz w:val="20"/>
                 <w:szCs w:val="20"/>
               </w:rPr>
-              <w:t>CUP 21.000,00</w:t>
+              <w:t>CUP 21.350,00</w:t>
             </w:r>
           </w:p>
         </w:tc>
@@ -41261,7 +41261,7 @@
                 <w:sz w:val="20"/>
                 <w:szCs w:val="20"/>
               </w:rPr>
-              <w:t>CUP 8.400,00</w:t>
+              <w:t>CUP 8.540,00</w:t>
             </w:r>
           </w:p>
         </w:tc>
@@ -41323,7 +41323,7 @@
                 <w:sz w:val="20"/>
                 <w:szCs w:val="20"/>
               </w:rPr>
-              <w:t>CUP 12.600,00</w:t>
+              <w:t>CUP 12.810,00</w:t>
             </w:r>
           </w:p>
         </w:tc>
@@ -41367,7 +41367,7 @@
                 <w:sz w:val="20"/>
                 <w:szCs w:val="20"/>
               </w:rPr>
-              <w:t>CUP 12.600,00</w:t>
+              <w:t>CUP 12.810,00</w:t>
             </w:r>
           </w:p>
         </w:tc>
@@ -41411,7 +41411,7 @@
                 <w:sz w:val="20"/>
                 <w:szCs w:val="20"/>
               </w:rPr>
-              <w:t>CUP 8.400,00</w:t>
+              <w:t>CUP 8.540,00</w:t>
             </w:r>
           </w:p>
         </w:tc>
@@ -41455,7 +41455,7 @@
                 <w:sz w:val="20"/>
                 <w:szCs w:val="20"/>
               </w:rPr>
-              <w:t>CUP 12.600,00</w:t>
+              <w:t>CUP 12.810,00</w:t>
             </w:r>
           </w:p>
         </w:tc>
@@ -41499,7 +41499,7 @@
                 <w:sz w:val="20"/>
                 <w:szCs w:val="20"/>
               </w:rPr>
-              <w:t>CUP 12.600,00</w:t>
+              <w:t>CUP 12.810,00</w:t>
             </w:r>
           </w:p>
         </w:tc>
@@ -41543,7 +41543,7 @@
                 <w:sz w:val="20"/>
                 <w:szCs w:val="20"/>
               </w:rPr>
-              <w:t>CUP 12.600,00</w:t>
+              <w:t>CUP 12.810,00</w:t>
             </w:r>
           </w:p>
         </w:tc>
@@ -41587,7 +41587,7 @@
                 <w:sz w:val="20"/>
                 <w:szCs w:val="20"/>
               </w:rPr>
-              <w:t>CUP 6.720,00</w:t>
+              <w:t>CUP 6.832,00</w:t>
             </w:r>
           </w:p>
         </w:tc>
@@ -41631,7 +41631,7 @@
                 <w:sz w:val="20"/>
                 <w:szCs w:val="20"/>
               </w:rPr>
-              <w:t>CUP 37.800,00</w:t>
+              <w:t>CUP 38.430,00</w:t>
             </w:r>
           </w:p>
         </w:tc>
@@ -41675,7 +41675,7 @@
                 <w:sz w:val="20"/>
                 <w:szCs w:val="20"/>
               </w:rPr>
-              <w:t>CUP 29.400,00</w:t>
+              <w:t>CUP 29.890,00</w:t>
             </w:r>
           </w:p>
         </w:tc>
@@ -41719,7 +41719,7 @@
                 <w:sz w:val="20"/>
                 <w:szCs w:val="20"/>
               </w:rPr>
-              <w:t>CUP 210.000,00</w:t>
+              <w:t>CUP 213.500,00</w:t>
             </w:r>
           </w:p>
         </w:tc>
@@ -41764,7 +41764,7 @@
                 <w:sz w:val="20"/>
                 <w:szCs w:val="20"/>
               </w:rPr>
-              <w:t>CUP 168.000,00</w:t>
+              <w:t>CUP 170.800,00</w:t>
             </w:r>
           </w:p>
         </w:tc>
@@ -41809,7 +41809,7 @@
                 <w:sz w:val="20"/>
                 <w:szCs w:val="20"/>
               </w:rPr>
-              <w:t>CUP 63.000,00</w:t>
+              <w:t>CUP 64.050,00</w:t>
             </w:r>
           </w:p>
         </w:tc>
@@ -41853,7 +41853,7 @@
                 <w:sz w:val="20"/>
                 <w:szCs w:val="20"/>
               </w:rPr>
-              <w:t>CUP 63.000,00</w:t>
+              <w:t>CUP 64.050,00</w:t>
             </w:r>
           </w:p>
         </w:tc>
@@ -41897,7 +41897,7 @@
                 <w:sz w:val="20"/>
                 <w:szCs w:val="20"/>
               </w:rPr>
-              <w:t>CUP 126.000,00</w:t>
+              <w:t>CUP 128.100,00</w:t>
             </w:r>
           </w:p>
         </w:tc>
@@ -41942,7 +41942,7 @@
                 <w:sz w:val="20"/>
                 <w:szCs w:val="20"/>
               </w:rPr>
-              <w:t>CUP 126.000,00</w:t>
+              <w:t>CUP 128.100,00</w:t>
             </w:r>
           </w:p>
         </w:tc>
@@ -41986,7 +41986,7 @@
                 <w:sz w:val="20"/>
                 <w:szCs w:val="20"/>
               </w:rPr>
-              <w:t>CUP 117.600,00</w:t>
+              <w:t>CUP 119.560,00</w:t>
             </w:r>
           </w:p>
         </w:tc>
@@ -42030,7 +42030,7 @@
                 <w:sz w:val="20"/>
                 <w:szCs w:val="20"/>
               </w:rPr>
-              <w:t>CUP 100.800,00</w:t>
+              <w:t>CUP 102.480,00</w:t>
             </w:r>
           </w:p>
         </w:tc>
@@ -42074,7 +42074,7 @@
                 <w:sz w:val="20"/>
                 <w:szCs w:val="20"/>
               </w:rPr>
-              <w:t>CUP 54.600,00</w:t>
+              <w:t>CUP 55.510,00</w:t>
             </w:r>
           </w:p>
         </w:tc>
@@ -42119,7 +42119,7 @@
                 <w:sz w:val="20"/>
                 <w:szCs w:val="20"/>
               </w:rPr>
-              <w:t>CUP 63.000,00</w:t>
+              <w:t>CUP 64.050,00</w:t>
             </w:r>
           </w:p>
         </w:tc>
@@ -42163,7 +42163,7 @@
                 <w:sz w:val="20"/>
                 <w:szCs w:val="20"/>
               </w:rPr>
-              <w:t>CUP 54.600,00</w:t>
+              <w:t>CUP 55.510,00</w:t>
             </w:r>
           </w:p>
         </w:tc>
@@ -42208,7 +42208,7 @@
                 <w:sz w:val="20"/>
                 <w:szCs w:val="20"/>
               </w:rPr>
-              <w:t>CUP 67.200,00</w:t>
+              <w:t>CUP 68.320,00</w:t>
             </w:r>
           </w:p>
         </w:tc>
@@ -42252,7 +42252,7 @@
                 <w:sz w:val="20"/>
                 <w:szCs w:val="20"/>
               </w:rPr>
-              <w:t>CUP 1.260,00</w:t>
+              <w:t>CUP 1.281,00</w:t>
             </w:r>
           </w:p>
         </w:tc>
@@ -42296,7 +42296,7 @@
                 <w:sz w:val="20"/>
                 <w:szCs w:val="20"/>
               </w:rPr>
-              <w:t>CUP 168.000,00</w:t>
+              <w:t>CUP 170.800,00</w:t>
             </w:r>
           </w:p>
         </w:tc>
@@ -42340,7 +42340,7 @@
                 <w:sz w:val="20"/>
                 <w:szCs w:val="20"/>
               </w:rPr>
-              <w:t>CUP 193.200,00</w:t>
+              <w:t>CUP 196.420,00</w:t>
             </w:r>
           </w:p>
         </w:tc>
@@ -42384,7 +42384,7 @@
                 <w:sz w:val="20"/>
                 <w:szCs w:val="20"/>
               </w:rPr>
-              <w:t>CUP 294.000,00</w:t>
+              <w:t>CUP 298.900,00</w:t>
             </w:r>
           </w:p>
         </w:tc>
@@ -42428,7 +42428,7 @@
                 <w:sz w:val="20"/>
                 <w:szCs w:val="20"/>
               </w:rPr>
-              <w:t>CUP 294.000,00</w:t>
+              <w:t>CUP 298.900,00</w:t>
             </w:r>
           </w:p>
         </w:tc>
@@ -42472,7 +42472,7 @@
                 <w:sz w:val="20"/>
                 <w:szCs w:val="20"/>
               </w:rPr>
-              <w:t>CUP 302.400,00</w:t>
+              <w:t>CUP 307.440,00</w:t>
             </w:r>
           </w:p>
         </w:tc>
@@ -42516,7 +42516,7 @@
                 <w:sz w:val="20"/>
                 <w:szCs w:val="20"/>
               </w:rPr>
-              <w:t>CUP 310.800,00</w:t>
+              <w:t>CUP 315.980,00</w:t>
             </w:r>
           </w:p>
         </w:tc>
@@ -42562,7 +42562,7 @@
                 <w:sz w:val="20"/>
                 <w:szCs w:val="20"/>
               </w:rPr>
-              <w:t>CUP 294.000,00</w:t>
+              <w:t>CUP 298.900,00</w:t>
             </w:r>
           </w:p>
         </w:tc>
@@ -42606,7 +42606,7 @@
                 <w:sz w:val="20"/>
                 <w:szCs w:val="20"/>
               </w:rPr>
-              <w:t>CUP 294.000,00</w:t>
+              <w:t>CUP 298.900,00</w:t>
             </w:r>
           </w:p>
         </w:tc>
@@ -42650,7 +42650,7 @@
                 <w:sz w:val="20"/>
                 <w:szCs w:val="20"/>
               </w:rPr>
-              <w:t>CUP 294.000,00</w:t>
+              <w:t>CUP 298.900,00</w:t>
             </w:r>
           </w:p>
         </w:tc>
@@ -42694,7 +42694,7 @@
                 <w:sz w:val="20"/>
                 <w:szCs w:val="20"/>
               </w:rPr>
-              <w:t>CUP 184.800,00</w:t>
+              <w:t>CUP 187.880,00</w:t>
             </w:r>
           </w:p>
         </w:tc>
@@ -42739,7 +42739,7 @@
                 <w:sz w:val="20"/>
                 <w:szCs w:val="20"/>
               </w:rPr>
-              <w:t>CUP 151.200,00</w:t>
+              <w:t>CUP 153.720,00</w:t>
             </w:r>
           </w:p>
         </w:tc>
@@ -42784,7 +42784,7 @@
                 <w:sz w:val="20"/>
                 <w:szCs w:val="20"/>
               </w:rPr>
-              <w:t>CUP 151.200,00</w:t>
+              <w:t>CUP 153.720,00</w:t>
             </w:r>
           </w:p>
         </w:tc>
@@ -42828,7 +42828,7 @@
                 <w:sz w:val="20"/>
                 <w:szCs w:val="20"/>
               </w:rPr>
-              <w:t>CUP 168.000,00</w:t>
+              <w:t>CUP 170.800,00</w:t>
             </w:r>
           </w:p>
         </w:tc>
@@ -42873,7 +42873,7 @@
                 <w:sz w:val="20"/>
                 <w:szCs w:val="20"/>
               </w:rPr>
-              <w:t>CUP 33.600,00</w:t>
+              <w:t>CUP 34.160,00</w:t>
             </w:r>
           </w:p>
         </w:tc>
@@ -42925,7 +42925,7 @@
                 <w:sz w:val="20"/>
                 <w:szCs w:val="20"/>
               </w:rPr>
-              <w:t>CUP 33.600,00</w:t>
+              <w:t>CUP 34.160,00</w:t>
             </w:r>
           </w:p>
         </w:tc>
@@ -42969,7 +42969,7 @@
                 <w:sz w:val="20"/>
                 <w:szCs w:val="20"/>
               </w:rPr>
-              <w:t>CUP 33.600,00</w:t>
+              <w:t>CUP 34.160,00</w:t>
             </w:r>
           </w:p>
         </w:tc>
@@ -43013,7 +43013,7 @@
                 <w:sz w:val="20"/>
                 <w:szCs w:val="20"/>
               </w:rPr>
-              <w:t>CUP 33.600,00</w:t>
+              <w:t>CUP 34.160,00</w:t>
             </w:r>
           </w:p>
         </w:tc>
@@ -43057,7 +43057,7 @@
                 <w:sz w:val="20"/>
                 <w:szCs w:val="20"/>
               </w:rPr>
-              <w:t>CUP 58.800,00</w:t>
+              <w:t>CUP 59.780,00</w:t>
             </w:r>
           </w:p>
         </w:tc>
@@ -43101,7 +43101,7 @@
                 <w:sz w:val="20"/>
                 <w:szCs w:val="20"/>
               </w:rPr>
-              <w:t>CUP 100.800,00</w:t>
+              <w:t>CUP 102.480,00</w:t>
             </w:r>
           </w:p>
         </w:tc>
@@ -43145,7 +43145,7 @@
                 <w:sz w:val="20"/>
                 <w:szCs w:val="20"/>
               </w:rPr>
-              <w:t>CUP 50.400,00</w:t>
+              <w:t>CUP 51.240,00</w:t>
             </w:r>
           </w:p>
         </w:tc>
@@ -43190,7 +43190,7 @@
                 <w:sz w:val="20"/>
                 <w:szCs w:val="20"/>
               </w:rPr>
-              <w:t>CUP 58.800,00</w:t>
+              <w:t>CUP 59.780,00</w:t>
             </w:r>
           </w:p>
         </w:tc>
@@ -43234,7 +43234,7 @@
                 <w:sz w:val="20"/>
                 <w:szCs w:val="20"/>
               </w:rPr>
-              <w:t>CUP 75.600,00</w:t>
+              <w:t>CUP 76.860,00</w:t>
             </w:r>
           </w:p>
         </w:tc>
@@ -43278,7 +43278,7 @@
                 <w:sz w:val="20"/>
                 <w:szCs w:val="20"/>
               </w:rPr>
-              <w:t>CUP 16.800,00</w:t>
+              <w:t>CUP 17.080,00</w:t>
             </w:r>
           </w:p>
         </w:tc>
@@ -43322,7 +43322,7 @@
                 <w:sz w:val="20"/>
                 <w:szCs w:val="20"/>
               </w:rPr>
-              <w:t>CUP 25.200,00</w:t>
+              <w:t>CUP 25.620,00</w:t>
             </w:r>
           </w:p>
         </w:tc>
@@ -43367,7 +43367,7 @@
                 <w:sz w:val="20"/>
                 <w:szCs w:val="20"/>
               </w:rPr>
-              <w:t>CUP 50.400,00</w:t>
+              <w:t>CUP 51.240,00</w:t>
             </w:r>
           </w:p>
         </w:tc>
@@ -43411,7 +43411,7 @@
                 <w:sz w:val="20"/>
                 <w:szCs w:val="20"/>
               </w:rPr>
-              <w:t>CUP 29.400,00</w:t>
+              <w:t>CUP 29.890,00</w:t>
             </w:r>
           </w:p>
         </w:tc>
@@ -43455,7 +43455,7 @@
                 <w:sz w:val="20"/>
                 <w:szCs w:val="20"/>
               </w:rPr>
-              <w:t>CUP 12.600,00</w:t>
+              <w:t>CUP 12.810,00</w:t>
             </w:r>
           </w:p>
         </w:tc>
@@ -43499,7 +43499,7 @@
                 <w:sz w:val="20"/>
                 <w:szCs w:val="20"/>
               </w:rPr>
-              <w:t>CUP 37.800,00</w:t>
+              <w:t>CUP 38.430,00</w:t>
             </w:r>
           </w:p>
         </w:tc>
@@ -43543,7 +43543,7 @@
                 <w:sz w:val="20"/>
                 <w:szCs w:val="20"/>
               </w:rPr>
-              <w:t>CUP 21.000,00</w:t>
+              <w:t>CUP 21.350,00</w:t>
             </w:r>
           </w:p>
         </w:tc>
@@ -43587,7 +43587,7 @@
                 <w:sz w:val="20"/>
                 <w:szCs w:val="20"/>
               </w:rPr>
-              <w:t>CUP 63.000,00</w:t>
+              <w:t>CUP 64.050,00</w:t>
             </w:r>
           </w:p>
         </w:tc>
@@ -43631,7 +43631,7 @@
                 <w:sz w:val="20"/>
                 <w:szCs w:val="20"/>
               </w:rPr>
-              <w:t>CUP 37.800,00</w:t>
+              <w:t>CUP 38.430,00</w:t>
             </w:r>
           </w:p>
         </w:tc>
@@ -43675,7 +43675,7 @@
                 <w:sz w:val="20"/>
                 <w:szCs w:val="20"/>
               </w:rPr>
-              <w:t>CUP 126.000,00</w:t>
+              <w:t>CUP 128.100,00</w:t>
             </w:r>
           </w:p>
         </w:tc>
@@ -43719,7 +43719,7 @@
                 <w:sz w:val="20"/>
                 <w:szCs w:val="20"/>
               </w:rPr>
-              <w:t>CUP 142.800,00</w:t>
+              <w:t>CUP 145.180,00</w:t>
             </w:r>
           </w:p>
         </w:tc>
@@ -43763,7 +43763,7 @@
                 <w:sz w:val="20"/>
                 <w:szCs w:val="20"/>
               </w:rPr>
-              <w:t>CUP 134.400,00</w:t>
+              <w:t>CUP 136.640,00</w:t>
             </w:r>
           </w:p>
         </w:tc>
@@ -43807,7 +43807,7 @@
                 <w:sz w:val="20"/>
                 <w:szCs w:val="20"/>
               </w:rPr>
-              <w:t>CUP 126.000,00</w:t>
+              <w:t>CUP 128.100,00</w:t>
             </w:r>
           </w:p>
         </w:tc>
@@ -43851,7 +43851,7 @@
                 <w:sz w:val="20"/>
                 <w:szCs w:val="20"/>
               </w:rPr>
-              <w:t>CUP 168.000,00</w:t>
+              <w:t>CUP 170.800,00</w:t>
             </w:r>
           </w:p>
         </w:tc>
@@ -43895,7 +43895,7 @@
                 <w:sz w:val="20"/>
                 <w:szCs w:val="20"/>
               </w:rPr>
-              <w:t>CUP 117.600,00</w:t>
+              <w:t>CUP 119.560,00</w:t>
             </w:r>
           </w:p>
         </w:tc>
@@ -43940,7 +43940,7 @@
                 <w:sz w:val="20"/>
                 <w:szCs w:val="20"/>
               </w:rPr>
-              <w:t>CUP 151.200,00</w:t>
+              <w:t>CUP 153.720,00</w:t>
             </w:r>
           </w:p>
         </w:tc>
@@ -43984,7 +43984,7 @@
                 <w:sz w:val="20"/>
                 <w:szCs w:val="20"/>
               </w:rPr>
-              <w:t>CUP 109.200,00</w:t>
+              <w:t>CUP 111.020,00</w:t>
             </w:r>
           </w:p>
         </w:tc>
@@ -44028,7 +44028,7 @@
                 <w:sz w:val="20"/>
                 <w:szCs w:val="20"/>
               </w:rPr>
-              <w:t>CUP 67.200,00</w:t>
+              <w:t>CUP 68.320,00</w:t>
             </w:r>
           </w:p>
         </w:tc>
@@ -44072,7 +44072,7 @@
                 <w:sz w:val="20"/>
                 <w:szCs w:val="20"/>
               </w:rPr>
-              <w:t>CUP 84.000,00</w:t>
+              <w:t>CUP 85.400,00</w:t>
             </w:r>
           </w:p>
         </w:tc>
@@ -44116,7 +44116,7 @@
                 <w:sz w:val="20"/>
                 <w:szCs w:val="20"/>
               </w:rPr>
-              <w:t>CUP 84.000,00</w:t>
+              <w:t>CUP 85.400,00</w:t>
             </w:r>
           </w:p>
         </w:tc>
@@ -44160,7 +44160,7 @@
                 <w:sz w:val="20"/>
                 <w:szCs w:val="20"/>
               </w:rPr>
-              <w:t>CUP 100.800,00</w:t>
+              <w:t>CUP 102.480,00</w:t>
             </w:r>
           </w:p>
         </w:tc>
@@ -44204,7 +44204,7 @@
                 <w:sz w:val="20"/>
                 <w:szCs w:val="20"/>
               </w:rPr>
-              <w:t>CUP 84.000,00</w:t>
+              <w:t>CUP 85.400,00</w:t>
             </w:r>
           </w:p>
         </w:tc>
@@ -44248,7 +44248,7 @@
                 <w:sz w:val="20"/>
                 <w:szCs w:val="20"/>
               </w:rPr>
-              <w:t>CUP 100.800,00</w:t>
+              <w:t>CUP 102.480,00</w:t>
             </w:r>
           </w:p>
         </w:tc>
@@ -44292,7 +44292,7 @@
                 <w:sz w:val="20"/>
                 <w:szCs w:val="20"/>
               </w:rPr>
-              <w:t>CUP 151.200,00</w:t>
+              <w:t>CUP 153.720,00</w:t>
             </w:r>
           </w:p>
         </w:tc>
@@ -44336,7 +44336,7 @@
                 <w:sz w:val="20"/>
                 <w:szCs w:val="20"/>
               </w:rPr>
-              <w:t>CUP 4.200,00</w:t>
+              <w:t>CUP 4.270,00</w:t>
             </w:r>
           </w:p>
         </w:tc>
@@ -44380,7 +44380,7 @@
                 <w:sz w:val="20"/>
                 <w:szCs w:val="20"/>
               </w:rPr>
-              <w:t>CUP 8.400,00</w:t>
+              <w:t>CUP 8.540,00</w:t>
             </w:r>
           </w:p>
         </w:tc>
@@ -44425,7 +44425,7 @@
                 <w:sz w:val="20"/>
                 <w:szCs w:val="20"/>
               </w:rPr>
-              <w:t>CUP 6.720,00</w:t>
+              <w:t>CUP 6.832,00</w:t>
             </w:r>
           </w:p>
         </w:tc>
@@ -44469,7 +44469,7 @@
                 <w:sz w:val="20"/>
                 <w:szCs w:val="20"/>
               </w:rPr>
-              <w:t>CUP 4.200,00</w:t>
+              <w:t>CUP 4.270,00</w:t>
             </w:r>
           </w:p>
         </w:tc>
@@ -44513,7 +44513,7 @@
                 <w:sz w:val="20"/>
                 <w:szCs w:val="20"/>
               </w:rPr>
-              <w:t>CUP 210.000,00</w:t>
+              <w:t>CUP 213.500,00</w:t>
             </w:r>
           </w:p>
         </w:tc>
@@ -44557,7 +44557,7 @@
                 <w:sz w:val="20"/>
                 <w:szCs w:val="20"/>
               </w:rPr>
-              <w:t>CUP 168.000,00</w:t>
+              <w:t>CUP 170.800,00</w:t>
             </w:r>
           </w:p>
         </w:tc>
@@ -44601,7 +44601,7 @@
                 <w:sz w:val="20"/>
                 <w:szCs w:val="20"/>
               </w:rPr>
-              <w:t>CUP 168.000,00</w:t>
+              <w:t>CUP 170.800,00</w:t>
             </w:r>
           </w:p>
         </w:tc>
@@ -44645,7 +44645,7 @@
                 <w:sz w:val="20"/>
                 <w:szCs w:val="20"/>
               </w:rPr>
-              <w:t>CUP 126.000,00</w:t>
+              <w:t>CUP 128.100,00</w:t>
             </w:r>
           </w:p>
         </w:tc>
@@ -44689,7 +44689,7 @@
                 <w:sz w:val="20"/>
                 <w:szCs w:val="20"/>
               </w:rPr>
-              <w:t>CUP 126.000,00</w:t>
+              <w:t>CUP 128.100,00</w:t>
             </w:r>
           </w:p>
         </w:tc>
@@ -44733,7 +44733,7 @@
                 <w:sz w:val="20"/>
                 <w:szCs w:val="20"/>
               </w:rPr>
-              <w:t>CUP 151.200,00</w:t>
+              <w:t>CUP 153.720,00</w:t>
             </w:r>
           </w:p>
         </w:tc>
@@ -44777,7 +44777,7 @@
                 <w:sz w:val="20"/>
                 <w:szCs w:val="20"/>
               </w:rPr>
-              <w:t>CUP 151.200,00</w:t>
+              <w:t>CUP 153.720,00</w:t>
             </w:r>
           </w:p>
         </w:tc>
@@ -44822,7 +44822,7 @@
                 <w:sz w:val="20"/>
                 <w:szCs w:val="20"/>
               </w:rPr>
-              <w:t>CUP 29.400,00</w:t>
+              <w:t>CUP 29.890,00</w:t>
             </w:r>
           </w:p>
         </w:tc>
@@ -44866,7 +44866,7 @@
                 <w:sz w:val="20"/>
                 <w:szCs w:val="20"/>
               </w:rPr>
-              <w:t>CUP 29.400,00</w:t>
+              <w:t>CUP 29.890,00</w:t>
             </w:r>
           </w:p>
         </w:tc>
@@ -44910,7 +44910,7 @@
                 <w:sz w:val="20"/>
                 <w:szCs w:val="20"/>
               </w:rPr>
-              <w:t>CUP 25.200,00</w:t>
+              <w:t>CUP 25.620,00</w:t>
             </w:r>
           </w:p>
         </w:tc>
@@ -44955,7 +44955,7 @@
                 <w:sz w:val="20"/>
                 <w:szCs w:val="20"/>
               </w:rPr>
-              <w:t>CUP 33.600,00</w:t>
+              <w:t>CUP 34.160,00</w:t>
             </w:r>
           </w:p>
         </w:tc>
@@ -44999,7 +44999,7 @@
                 <w:sz w:val="20"/>
                 <w:szCs w:val="20"/>
               </w:rPr>
-              <w:t>CUP 25.200,00</w:t>
+              <w:t>CUP 25.620,00</w:t>
             </w:r>
           </w:p>
         </w:tc>
@@ -45043,7 +45043,7 @@
                 <w:sz w:val="20"/>
                 <w:szCs w:val="20"/>
               </w:rPr>
-              <w:t>CUP 25.200,00</w:t>
+              <w:t>CUP 25.620,00</w:t>
             </w:r>
           </w:p>
         </w:tc>
@@ -45087,7 +45087,7 @@
                 <w:sz w:val="20"/>
                 <w:szCs w:val="20"/>
               </w:rPr>
-              <w:t>CUP 33.600,00</w:t>
+              <w:t>CUP 34.160,00</w:t>
             </w:r>
           </w:p>
         </w:tc>
@@ -45131,7 +45131,7 @@
                 <w:sz w:val="20"/>
                 <w:szCs w:val="20"/>
               </w:rPr>
-              <w:t>CUP 33.600,00</w:t>
+              <w:t>CUP 34.160,00</w:t>
             </w:r>
           </w:p>
         </w:tc>
@@ -45175,7 +45175,7 @@
                 <w:sz w:val="20"/>
                 <w:szCs w:val="20"/>
               </w:rPr>
-              <w:t>CUP 33.600,00</w:t>
+              <w:t>CUP 34.160,00</w:t>
             </w:r>
           </w:p>
         </w:tc>
@@ -45226,7 +45226,7 @@
                 <w:sz w:val="20"/>
                 <w:szCs w:val="20"/>
               </w:rPr>
-              <w:t>CUP 33.600,00</w:t>
+              <w:t>CUP 34.160,00</w:t>
             </w:r>
           </w:p>
         </w:tc>
@@ -45277,7 +45277,7 @@
                 <w:sz w:val="20"/>
                 <w:szCs w:val="20"/>
               </w:rPr>
-              <w:t>CUP 33.600,00</w:t>
+              <w:t>CUP 34.160,00</w:t>
             </w:r>
           </w:p>
         </w:tc>
@@ -45329,7 +45329,7 @@
                 <w:sz w:val="20"/>
                 <w:szCs w:val="20"/>
               </w:rPr>
-              <w:t>CUP 29.400,00</w:t>
+              <w:t>CUP 29.890,00</w:t>
             </w:r>
           </w:p>
         </w:tc>
@@ -45380,7 +45380,7 @@
                 <w:sz w:val="20"/>
                 <w:szCs w:val="20"/>
               </w:rPr>
-              <w:t>CUP 16.800,00</w:t>
+              <w:t>CUP 17.080,00</w:t>
             </w:r>
           </w:p>
         </w:tc>
@@ -45431,7 +45431,7 @@
                 <w:sz w:val="20"/>
                 <w:szCs w:val="20"/>
               </w:rPr>
-              <w:t>CUP 16.800,00</w:t>
+              <w:t>CUP 17.080,00</w:t>
             </w:r>
           </w:p>
         </w:tc>
@@ -45482,7 +45482,7 @@
                 <w:sz w:val="20"/>
                 <w:szCs w:val="20"/>
               </w:rPr>
-              <w:t>CUP 58.800,00</w:t>
+              <w:t>CUP 59.780,00</w:t>
             </w:r>
           </w:p>
         </w:tc>
@@ -45533,7 +45533,7 @@
                 <w:sz w:val="20"/>
                 <w:szCs w:val="20"/>
               </w:rPr>
-              <w:t>CUP 58.800,00</w:t>
+              <w:t>CUP 59.780,00</w:t>
             </w:r>
           </w:p>
         </w:tc>
@@ -45584,7 +45584,7 @@
                 <w:sz w:val="20"/>
                 <w:szCs w:val="20"/>
               </w:rPr>
-              <w:t>CUP 12.600,00</w:t>
+              <w:t>CUP 12.810,00</w:t>
             </w:r>
           </w:p>
         </w:tc>
@@ -45635,7 +45635,7 @@
                 <w:sz w:val="20"/>
                 <w:szCs w:val="20"/>
               </w:rPr>
-              <w:t>CUP 8.400,00</w:t>
+              <w:t>CUP 8.540,00</w:t>
             </w:r>
           </w:p>
         </w:tc>
@@ -45686,7 +45686,7 @@
                 <w:sz w:val="20"/>
                 <w:szCs w:val="20"/>
               </w:rPr>
-              <w:t>CUP 6.720,00</w:t>
+              <w:t>CUP 6.832,00</w:t>
             </w:r>
           </w:p>
         </w:tc>
@@ -45737,7 +45737,7 @@
                 <w:sz w:val="20"/>
                 <w:szCs w:val="20"/>
               </w:rPr>
-              <w:t>CUP 6.720,00</w:t>
+              <w:t>CUP 6.832,00</w:t>
             </w:r>
           </w:p>
         </w:tc>
@@ -45789,7 +45789,7 @@
                 <w:sz w:val="20"/>
                 <w:szCs w:val="20"/>
               </w:rPr>
-              <w:t>CUP 25.200,00</w:t>
+              <w:t>CUP 25.620,00</w:t>
             </w:r>
           </w:p>
         </w:tc>
@@ -45840,7 +45840,7 @@
                 <w:sz w:val="20"/>
                 <w:szCs w:val="20"/>
               </w:rPr>
-              <w:t>CUP 6.720,00</w:t>
+              <w:t>CUP 6.832,00</w:t>
             </w:r>
           </w:p>
         </w:tc>
@@ -45891,7 +45891,7 @@
                 <w:sz w:val="20"/>
                 <w:szCs w:val="20"/>
               </w:rPr>
-              <w:t>CUP 10.080,00</w:t>
+              <w:t>CUP 10.248,00</w:t>
             </w:r>
           </w:p>
         </w:tc>
@@ -45951,7 +45951,7 @@
                 <w:sz w:val="20"/>
                 <w:szCs w:val="20"/>
               </w:rPr>
-              <w:t>CUP 16.800,00</w:t>
+              <w:t>CUP 17.080,00</w:t>
             </w:r>
           </w:p>
         </w:tc>
@@ -46002,7 +46002,7 @@
                 <w:sz w:val="20"/>
                 <w:szCs w:val="20"/>
               </w:rPr>
-              <w:t>CUP 25.200,00</w:t>
+              <w:t>CUP 25.620,00</w:t>
             </w:r>
           </w:p>
         </w:tc>
@@ -46053,7 +46053,7 @@
                 <w:sz w:val="20"/>
                 <w:szCs w:val="20"/>
               </w:rPr>
-              <w:t>CUP 16.800,00</w:t>
+              <w:t>CUP 17.080,00</w:t>
             </w:r>
           </w:p>
         </w:tc>
@@ -46104,7 +46104,7 @@
                 <w:sz w:val="20"/>
                 <w:szCs w:val="20"/>
               </w:rPr>
-              <w:t>CUP 8.400,00</w:t>
+              <w:t>CUP 8.540,00</w:t>
             </w:r>
           </w:p>
         </w:tc>
@@ -46155,7 +46155,7 @@
                 <w:sz w:val="20"/>
                 <w:szCs w:val="20"/>
               </w:rPr>
-              <w:t>CUP 12.600,00</w:t>
+              <w:t>CUP 12.810,00</w:t>
             </w:r>
           </w:p>
         </w:tc>
@@ -46207,7 +46207,7 @@
                 <w:sz w:val="20"/>
                 <w:szCs w:val="20"/>
               </w:rPr>
-              <w:t>CUP 12.600,00</w:t>
+              <w:t>CUP 12.810,00</w:t>
             </w:r>
           </w:p>
         </w:tc>
@@ -46258,7 +46258,7 @@
                 <w:sz w:val="20"/>
                 <w:szCs w:val="20"/>
               </w:rPr>
-              <w:t>CUP 16.800,00</w:t>
+              <w:t>CUP 17.080,00</w:t>
             </w:r>
           </w:p>
         </w:tc>
@@ -46310,7 +46310,7 @@
                 <w:sz w:val="20"/>
                 <w:szCs w:val="20"/>
               </w:rPr>
-              <w:t>CUP 2.520,00</w:t>
+              <w:t>CUP 2.562,00</w:t>
             </w:r>
           </w:p>
         </w:tc>
@@ -46361,7 +46361,7 @@
                 <w:sz w:val="20"/>
                 <w:szCs w:val="20"/>
               </w:rPr>
-              <w:t>CUP 193.200,00</w:t>
+              <w:t>CUP 196.420,00</w:t>
             </w:r>
           </w:p>
         </w:tc>
@@ -46412,7 +46412,7 @@
                 <w:sz w:val="20"/>
                 <w:szCs w:val="20"/>
               </w:rPr>
-              <w:t>CUP 16.800,00</w:t>
+              <w:t>CUP 17.080,00</w:t>
             </w:r>
           </w:p>
         </w:tc>
@@ -46463,7 +46463,7 @@
                 <w:sz w:val="20"/>
                 <w:szCs w:val="20"/>
               </w:rPr>
-              <w:t>CUP 12.600,00</w:t>
+              <w:t>CUP 12.810,00</w:t>
             </w:r>
           </w:p>
         </w:tc>
@@ -46514,7 +46514,7 @@
                 <w:sz w:val="20"/>
                 <w:szCs w:val="20"/>
               </w:rPr>
-              <w:t>CUP 8.400,00</w:t>
+              <w:t>CUP 8.540,00</w:t>
             </w:r>
           </w:p>
         </w:tc>
@@ -46565,7 +46565,7 @@
                 <w:sz w:val="20"/>
                 <w:szCs w:val="20"/>
               </w:rPr>
-              <w:t>CUP 84.000,00</w:t>
+              <w:t>CUP 85.400,00</w:t>
             </w:r>
           </w:p>
         </w:tc>
@@ -46616,7 +46616,7 @@
                 <w:sz w:val="20"/>
                 <w:szCs w:val="20"/>
               </w:rPr>
-              <w:t>CUP 50.400,00</w:t>
+              <w:t>CUP 51.240,00</w:t>
             </w:r>
           </w:p>
         </w:tc>
@@ -46667,7 +46667,7 @@
                 <w:sz w:val="20"/>
                 <w:szCs w:val="20"/>
               </w:rPr>
-              <w:t>CUP 29.400,00</w:t>
+              <w:t>CUP 29.890,00</w:t>
             </w:r>
           </w:p>
         </w:tc>
@@ -46718,7 +46718,7 @@
                 <w:sz w:val="20"/>
                 <w:szCs w:val="20"/>
               </w:rPr>
-              <w:t>CUP 33.600,00</w:t>
+              <w:t>CUP 34.160,00</w:t>
             </w:r>
           </w:p>
         </w:tc>
@@ -46876,7 +46876,7 @@
                 <w:sz w:val="20"/>
                 <w:szCs w:val="20"/>
               </w:rPr>
-              <w:t>CUP 151.200,00</w:t>
+              <w:t>CUP 153.720,00</w:t>
             </w:r>
           </w:p>
         </w:tc>
@@ -46928,7 +46928,7 @@
                 <w:sz w:val="20"/>
                 <w:szCs w:val="20"/>
               </w:rPr>
-              <w:t>CUP 113.400,00</w:t>
+              <w:t>CUP 115.290,00</w:t>
             </w:r>
           </w:p>
         </w:tc>
@@ -46980,7 +46980,7 @@
                 <w:sz w:val="20"/>
                 <w:szCs w:val="20"/>
               </w:rPr>
-              <w:t>CUP 75.600,00</w:t>
+              <w:t>CUP 76.860,00</w:t>
             </w:r>
           </w:p>
         </w:tc>
@@ -47033,7 +47033,7 @@
                 <w:sz w:val="20"/>
                 <w:szCs w:val="20"/>
               </w:rPr>
-              <w:t>CUP 5.040,00</w:t>
+              <w:t>CUP 5.124,00</w:t>
             </w:r>
           </w:p>
         </w:tc>
@@ -47084,7 +47084,7 @@
                 <w:sz w:val="20"/>
                 <w:szCs w:val="20"/>
               </w:rPr>
-              <w:t>CUP 50.400,00</w:t>
+              <w:t>CUP 51.240,00</w:t>
             </w:r>
           </w:p>
         </w:tc>
@@ -47136,7 +47136,7 @@
                 <w:sz w:val="20"/>
                 <w:szCs w:val="20"/>
               </w:rPr>
-              <w:t>CUP 92.400,00</w:t>
+              <w:t>CUP 93.940,00</w:t>
             </w:r>
           </w:p>
         </w:tc>
@@ -47187,7 +47187,7 @@
                 <w:sz w:val="20"/>
                 <w:szCs w:val="20"/>
               </w:rPr>
-              <w:t>CUP 100.800,00</w:t>
+              <w:t>CUP 102.480,00</w:t>
             </w:r>
           </w:p>
         </w:tc>
@@ -47239,7 +47239,7 @@
                 <w:sz w:val="20"/>
                 <w:szCs w:val="20"/>
               </w:rPr>
-              <w:t>CUP 21.000,00</w:t>
+              <w:t>CUP 21.350,00</w:t>
             </w:r>
           </w:p>
         </w:tc>
@@ -47291,7 +47291,7 @@
                 <w:sz w:val="20"/>
                 <w:szCs w:val="20"/>
               </w:rPr>
-              <w:t>CUP 29.400,00</w:t>
+              <w:t>CUP 29.890,00</w:t>
             </w:r>
           </w:p>
         </w:tc>
@@ -47343,7 +47343,7 @@
                 <w:sz w:val="20"/>
                 <w:szCs w:val="20"/>
               </w:rPr>
-              <w:t>CUP 84.000,00</w:t>
+              <w:t>CUP 85.400,00</w:t>
             </w:r>
           </w:p>
         </w:tc>
@@ -47395,7 +47395,7 @@
                 <w:sz w:val="20"/>
                 <w:szCs w:val="20"/>
               </w:rPr>
-              <w:t>CUP 75.600,00</w:t>
+              <w:t>CUP 76.860,00</w:t>
             </w:r>
           </w:p>
         </w:tc>
@@ -47446,7 +47446,7 @@
                 <w:sz w:val="20"/>
                 <w:szCs w:val="20"/>
               </w:rPr>
-              <w:t>CUP 10.080,00</w:t>
+              <w:t>CUP 10.248,00</w:t>
             </w:r>
           </w:p>
         </w:tc>
@@ -47498,7 +47498,7 @@
                 <w:sz w:val="20"/>
                 <w:szCs w:val="20"/>
               </w:rPr>
-              <w:t>CUP 12.600,00</w:t>
+              <w:t>CUP 12.810,00</w:t>
             </w:r>
           </w:p>
         </w:tc>
@@ -47549,7 +47549,7 @@
                 <w:sz w:val="20"/>
                 <w:szCs w:val="20"/>
               </w:rPr>
-              <w:t>CUP 42.000,00</w:t>
+              <w:t>CUP 42.700,00</w:t>
             </w:r>
           </w:p>
         </w:tc>
@@ -47601,7 +47601,7 @@
                 <w:sz w:val="20"/>
                 <w:szCs w:val="20"/>
               </w:rPr>
-              <w:t>CUP 33.600,00</w:t>
+              <w:t>CUP 34.160,00</w:t>
             </w:r>
           </w:p>
         </w:tc>
@@ -47653,7 +47653,7 @@
                 <w:sz w:val="20"/>
                 <w:szCs w:val="20"/>
               </w:rPr>
-              <w:t>CUP 29.400,00</w:t>
+              <w:t>CUP 29.890,00</w:t>
             </w:r>
           </w:p>
         </w:tc>
@@ -47705,7 +47705,7 @@
                 <w:sz w:val="20"/>
                 <w:szCs w:val="20"/>
               </w:rPr>
-              <w:t>CUP 84.000,00</w:t>
+              <w:t>CUP 85.400,00</w:t>
             </w:r>
           </w:p>
         </w:tc>
@@ -47757,7 +47757,7 @@
                 <w:sz w:val="20"/>
                 <w:szCs w:val="20"/>
               </w:rPr>
-              <w:t>CUP 42.000,00</w:t>
+              <w:t>CUP 42.700,00</w:t>
             </w:r>
           </w:p>
         </w:tc>
@@ -47809,7 +47809,7 @@
                 <w:sz w:val="20"/>
                 <w:szCs w:val="20"/>
               </w:rPr>
-              <w:t>CUP 50.400,00</w:t>
+              <w:t>CUP 51.240,00</w:t>
             </w:r>
           </w:p>
         </w:tc>
@@ -47862,7 +47862,7 @@
                 <w:sz w:val="20"/>
                 <w:szCs w:val="20"/>
               </w:rPr>
-              <w:t>CUP 21.000,00</w:t>
+              <w:t>CUP 21.350,00</w:t>
             </w:r>
           </w:p>
         </w:tc>
@@ -47915,7 +47915,7 @@
                 <w:sz w:val="20"/>
                 <w:szCs w:val="20"/>
               </w:rPr>
-              <w:t>CUP 6.720,00</w:t>
+              <w:t>CUP 6.832,00</w:t>
             </w:r>
           </w:p>
         </w:tc>
@@ -47967,7 +47967,7 @@
                 <w:sz w:val="20"/>
                 <w:szCs w:val="20"/>
               </w:rPr>
-              <w:t>CUP 25.200,00</w:t>
+              <w:t>CUP 25.620,00</w:t>
             </w:r>
           </w:p>
         </w:tc>
@@ -48023,7 +48023,7 @@
                 <w:sz w:val="20"/>
                 <w:szCs w:val="20"/>
               </w:rPr>
-              <w:t>CUP 8.400,00</w:t>
+              <w:t>CUP 8.540,00</w:t>
             </w:r>
           </w:p>
         </w:tc>
@@ -48079,7 +48079,7 @@
                 <w:sz w:val="20"/>
                 <w:szCs w:val="20"/>
               </w:rPr>
-              <w:t>CUP 12.600,00</w:t>
+              <w:t>CUP 12.810,00</w:t>
             </w:r>
           </w:p>
         </w:tc>
@@ -48132,7 +48132,7 @@
                 <w:sz w:val="20"/>
                 <w:szCs w:val="20"/>
               </w:rPr>
-              <w:t>CUP 8.400,00</w:t>
+              <w:t>CUP 8.540,00</w:t>
             </w:r>
           </w:p>
         </w:tc>
@@ -48185,7 +48185,7 @@
                 <w:sz w:val="20"/>
                 <w:szCs w:val="20"/>
               </w:rPr>
-              <w:t>CUP 29.400,00</w:t>
+              <w:t>CUP 29.890,00</w:t>
             </w:r>
           </w:p>
         </w:tc>
@@ -48238,7 +48238,7 @@
                 <w:sz w:val="20"/>
                 <w:szCs w:val="20"/>
               </w:rPr>
-              <w:t>CUP 5.040,00</w:t>
+              <w:t>CUP 5.124,00</w:t>
             </w:r>
           </w:p>
         </w:tc>
@@ -48291,7 +48291,7 @@
                 <w:sz w:val="20"/>
                 <w:szCs w:val="20"/>
               </w:rPr>
-              <w:t>CUP 6.720,00</w:t>
+              <w:t>CUP 6.832,00</w:t>
             </w:r>
           </w:p>
         </w:tc>
@@ -48344,7 +48344,7 @@
                 <w:sz w:val="20"/>
                 <w:szCs w:val="20"/>
               </w:rPr>
-              <w:t>CUP 12.600,00</w:t>
+              <w:t>CUP 12.810,00</w:t>
             </w:r>
           </w:p>
         </w:tc>
@@ -48400,7 +48400,7 @@
                 <w:sz w:val="20"/>
                 <w:szCs w:val="20"/>
               </w:rPr>
-              <w:t>CUP 21.000,00</w:t>
+              <w:t>CUP 21.350,00</w:t>
             </w:r>
           </w:p>
         </w:tc>
@@ -48457,7 +48457,7 @@
                 <w:sz w:val="20"/>
                 <w:szCs w:val="20"/>
               </w:rPr>
-              <w:t>CUP 16.800,00</w:t>
+              <w:t>CUP 17.080,00</w:t>
             </w:r>
           </w:p>
         </w:tc>
@@ -48513,7 +48513,7 @@
                 <w:sz w:val="20"/>
                 <w:szCs w:val="20"/>
               </w:rPr>
-              <w:t>CUP 8.400,00</w:t>
+              <w:t>CUP 8.540,00</w:t>
             </w:r>
           </w:p>
         </w:tc>
@@ -48569,7 +48569,7 @@
                 <w:sz w:val="20"/>
                 <w:szCs w:val="20"/>
               </w:rPr>
-              <w:t>CUP 100.800,00</w:t>
+              <w:t>CUP 102.480,00</w:t>
             </w:r>
           </w:p>
         </w:tc>
@@ -48625,7 +48625,7 @@
                 <w:sz w:val="20"/>
                 <w:szCs w:val="20"/>
               </w:rPr>
-              <w:t>CUP 92.400,00</w:t>
+              <w:t>CUP 93.940,00</w:t>
             </w:r>
           </w:p>
         </w:tc>
@@ -48681,7 +48681,7 @@
                 <w:sz w:val="20"/>
                 <w:szCs w:val="20"/>
               </w:rPr>
-              <w:t>CUP 5.880,00</w:t>
+              <w:t>CUP 5.978,00</w:t>
             </w:r>
           </w:p>
         </w:tc>
@@ -48737,7 +48737,7 @@
                 <w:sz w:val="20"/>
                 <w:szCs w:val="20"/>
               </w:rPr>
-              <w:t>CUP 6.720,00</w:t>
+              <w:t>CUP 6.832,00</w:t>
             </w:r>
           </w:p>
         </w:tc>
@@ -48793,7 +48793,7 @@
                 <w:sz w:val="20"/>
                 <w:szCs w:val="20"/>
               </w:rPr>
-              <w:t>CUP 71.400,00</w:t>
+              <w:t>CUP 72.590,00</w:t>
             </w:r>
           </w:p>
         </w:tc>
@@ -48849,7 +48849,7 @@
                 <w:sz w:val="20"/>
                 <w:szCs w:val="20"/>
               </w:rPr>
-              <w:t>CUP 75.600,00</w:t>
+              <w:t>CUP 76.860,00</w:t>
             </w:r>
           </w:p>
         </w:tc>
@@ -48905,7 +48905,7 @@
                 <w:sz w:val="20"/>
                 <w:szCs w:val="20"/>
               </w:rPr>
-              <w:t>CUP 25.200,00</w:t>
+              <w:t>CUP 25.620,00</w:t>
             </w:r>
           </w:p>
         </w:tc>
@@ -48961,7 +48961,7 @@
                 <w:sz w:val="20"/>
                 <w:szCs w:val="20"/>
               </w:rPr>
-              <w:t>CUP 302.400,00</w:t>
+              <w:t>CUP 307.440,00</w:t>
             </w:r>
           </w:p>
         </w:tc>
@@ -49017,7 +49017,7 @@
                 <w:sz w:val="20"/>
                 <w:szCs w:val="20"/>
               </w:rPr>
-              <w:t>CUP 310.800,00</w:t>
+              <w:t>CUP 315.980,00</w:t>
             </w:r>
           </w:p>
         </w:tc>
@@ -49073,7 +49073,7 @@
                 <w:sz w:val="20"/>
                 <w:szCs w:val="20"/>
               </w:rPr>
-              <w:t>CUP 184.800,00</w:t>
+              <w:t>CUP 187.880,00</w:t>
             </w:r>
           </w:p>
         </w:tc>
@@ -49129,7 +49129,7 @@
                 <w:sz w:val="20"/>
                 <w:szCs w:val="20"/>
               </w:rPr>
-              <w:t>CUP 75.600,00</w:t>
+              <w:t>CUP 76.860,00</w:t>
             </w:r>
           </w:p>
         </w:tc>
@@ -49185,7 +49185,7 @@
                 <w:sz w:val="20"/>
                 <w:szCs w:val="20"/>
               </w:rPr>
-              <w:t>CUP 42.000,00</w:t>
+              <w:t>CUP 42.700,00</w:t>
             </w:r>
           </w:p>
         </w:tc>
@@ -49240,7 +49240,7 @@
                 <w:sz w:val="20"/>
                 <w:szCs w:val="20"/>
               </w:rPr>
-              <w:t>CUP 4.200,00</w:t>
+              <w:t>CUP 4.270,00</w:t>
             </w:r>
           </w:p>
         </w:tc>
@@ -49295,7 +49295,7 @@
                 <w:sz w:val="20"/>
                 <w:szCs w:val="20"/>
               </w:rPr>
-              <w:t>CUP 4.200,00</w:t>
+              <w:t>CUP 4.270,00</w:t>
             </w:r>
           </w:p>
         </w:tc>
@@ -49350,7 +49350,7 @@
                 <w:sz w:val="20"/>
                 <w:szCs w:val="20"/>
               </w:rPr>
-              <w:t>CUP 12.600,00</w:t>
+              <w:t>CUP 12.810,00</w:t>
             </w:r>
           </w:p>
         </w:tc>
@@ -49426,7 +49426,7 @@
                 <w:sz w:val="20"/>
                 <w:szCs w:val="20"/>
               </w:rPr>
-              <w:t>CUP 37.800,00</w:t>
+              <w:t>CUP 38.430,00</w:t>
             </w:r>
           </w:p>
         </w:tc>
@@ -49481,7 +49481,7 @@
                 <w:sz w:val="20"/>
                 <w:szCs w:val="20"/>
               </w:rPr>
-              <w:t>CUP 33.600,00</w:t>
+              <w:t>CUP 34.160,00</w:t>
             </w:r>
           </w:p>
         </w:tc>
@@ -49536,7 +49536,7 @@
                 <w:sz w:val="20"/>
                 <w:szCs w:val="20"/>
               </w:rPr>
-              <w:t>CUP 16.800,00</w:t>
+              <w:t>CUP 17.080,00</w:t>
             </w:r>
           </w:p>
         </w:tc>
@@ -49591,7 +49591,7 @@
                 <w:sz w:val="20"/>
                 <w:szCs w:val="20"/>
               </w:rPr>
-              <w:t>CUP 21.000,00</w:t>
+              <w:t>CUP 21.350,00</w:t>
             </w:r>
           </w:p>
         </w:tc>
@@ -49644,7 +49644,7 @@
                 <w:sz w:val="20"/>
                 <w:szCs w:val="20"/>
               </w:rPr>
-              <w:t>CUP 6.720,00</w:t>
+              <w:t>CUP 6.832,00</w:t>
             </w:r>
           </w:p>
         </w:tc>
@@ -49696,7 +49696,7 @@
                 <w:sz w:val="20"/>
                 <w:szCs w:val="20"/>
               </w:rPr>
-              <w:t>CUP 4.200,00</w:t>
+              <w:t>CUP 4.270,00</w:t>
             </w:r>
           </w:p>
         </w:tc>
@@ -49748,7 +49748,7 @@
                 <w:sz w:val="20"/>
                 <w:szCs w:val="20"/>
               </w:rPr>
-              <w:t>CUP 8.400,00</w:t>
+              <w:t>CUP 8.540,00</w:t>
             </w:r>
           </w:p>
         </w:tc>
@@ -49800,7 +49800,7 @@
                 <w:sz w:val="20"/>
                 <w:szCs w:val="20"/>
               </w:rPr>
-              <w:t>CUP 4.200,00</w:t>
+              <w:t>CUP 4.270,00</w:t>
             </w:r>
           </w:p>
         </w:tc>
@@ -49853,7 +49853,7 @@
                 <w:sz w:val="20"/>
                 <w:szCs w:val="20"/>
               </w:rPr>
-              <w:t>CUP 58.800,00</w:t>
+              <w:t>CUP 59.780,00</w:t>
             </w:r>
           </w:p>
         </w:tc>
@@ -49906,7 +49906,7 @@
                 <w:sz w:val="20"/>
                 <w:szCs w:val="20"/>
               </w:rPr>
-              <w:t>CUP 25.200,00</w:t>
+              <w:t>CUP 25.620,00</w:t>
             </w:r>
           </w:p>
         </w:tc>
@@ -49959,7 +49959,7 @@
                 <w:sz w:val="20"/>
                 <w:szCs w:val="20"/>
               </w:rPr>
-              <w:t>CUP 6.720,00</w:t>
+              <w:t>CUP 6.832,00</w:t>
             </w:r>
           </w:p>
         </w:tc>
@@ -50012,7 +50012,7 @@
                 <w:sz w:val="20"/>
                 <w:szCs w:val="20"/>
               </w:rPr>
-              <w:t>CUP 10.080,00</w:t>
+              <w:t>CUP 10.248,00</w:t>
             </w:r>
           </w:p>
         </w:tc>
@@ -50065,7 +50065,7 @@
                 <w:sz w:val="20"/>
                 <w:szCs w:val="20"/>
               </w:rPr>
-              <w:t>CUP 16.800,00</w:t>
+              <w:t>CUP 17.080,00</w:t>
             </w:r>
           </w:p>
         </w:tc>
@@ -50118,7 +50118,7 @@
                 <w:sz w:val="20"/>
                 <w:szCs w:val="20"/>
               </w:rPr>
-              <w:t>CUP 8.400,00</w:t>
+              <w:t>CUP 8.540,00</w:t>
             </w:r>
           </w:p>
         </w:tc>
@@ -50172,7 +50172,7 @@
                 <w:sz w:val="20"/>
                 <w:szCs w:val="20"/>
               </w:rPr>
-              <w:t>CUP 8.400,00</w:t>
+              <w:t>CUP 8.540,00</w:t>
             </w:r>
           </w:p>
         </w:tc>
@@ -50225,7 +50225,7 @@
                 <w:sz w:val="20"/>
                 <w:szCs w:val="20"/>
               </w:rPr>
-              <w:t>CUP 8.400,00</w:t>
+              <w:t>CUP 8.540,00</w:t>
             </w:r>
           </w:p>
         </w:tc>
@@ -50278,7 +50278,7 @@
                 <w:sz w:val="20"/>
                 <w:szCs w:val="20"/>
               </w:rPr>
-              <w:t>CUP 84.000,00</w:t>
+              <w:t>CUP 85.400,00</w:t>
             </w:r>
           </w:p>
         </w:tc>
@@ -50331,7 +50331,7 @@
                 <w:sz w:val="20"/>
                 <w:szCs w:val="20"/>
               </w:rPr>
-              <w:t>CUP 25.200,00</w:t>
+              <w:t>CUP 25.620,00</w:t>
             </w:r>
           </w:p>
         </w:tc>
@@ -50591,7 +50591,7 @@
                 <w:sz w:val="20"/>
                 <w:szCs w:val="20"/>
               </w:rPr>
-              <w:t>CUP 5.880,00</w:t>
+              <w:t>CUP 5.978,00</w:t>
             </w:r>
           </w:p>
         </w:tc>
@@ -50659,7 +50659,7 @@
                 <w:sz w:val="20"/>
                 <w:szCs w:val="20"/>
               </w:rPr>
-              <w:t>CUP 25.200,00</w:t>
+              <w:t>CUP 25.620,00</w:t>
             </w:r>
           </w:p>
         </w:tc>
@@ -50727,7 +50727,7 @@
                 <w:sz w:val="20"/>
                 <w:szCs w:val="20"/>
               </w:rPr>
-              <w:t>CUP 5.880,00</w:t>
+              <w:t>CUP 5.978,00</w:t>
             </w:r>
           </w:p>
         </w:tc>
@@ -50795,7 +50795,7 @@
                 <w:sz w:val="20"/>
                 <w:szCs w:val="20"/>
               </w:rPr>
-              <w:t>CUP 25.200,00</w:t>
+              <w:t>CUP 25.620,00</w:t>
             </w:r>
           </w:p>
         </w:tc>
@@ -50863,7 +50863,7 @@
                 <w:sz w:val="20"/>
                 <w:szCs w:val="20"/>
               </w:rPr>
-              <w:t>CUP 29.400,00</w:t>
+              <w:t>CUP 29.890,00</w:t>
             </w:r>
           </w:p>
         </w:tc>
@@ -50931,7 +50931,7 @@
                 <w:sz w:val="20"/>
                 <w:szCs w:val="20"/>
               </w:rPr>
-              <w:t>CUP 29.400,00</w:t>
+              <w:t>CUP 29.890,00</w:t>
             </w:r>
           </w:p>
         </w:tc>
@@ -50999,7 +50999,7 @@
                 <w:sz w:val="20"/>
                 <w:szCs w:val="20"/>
               </w:rPr>
-              <w:t>CUP 33.600,00</w:t>
+              <w:t>CUP 34.160,00</w:t>
             </w:r>
           </w:p>
         </w:tc>
@@ -51067,7 +51067,7 @@
                 <w:sz w:val="20"/>
                 <w:szCs w:val="20"/>
               </w:rPr>
-              <w:t>CUP 6.720,00</w:t>
+              <w:t>CUP 6.832,00</w:t>
             </w:r>
           </w:p>
         </w:tc>
@@ -51135,7 +51135,7 @@
                 <w:sz w:val="20"/>
                 <w:szCs w:val="20"/>
               </w:rPr>
-              <w:t>CUP 26.880,00</w:t>
+              <w:t>CUP 27.328,00</w:t>
             </w:r>
           </w:p>
         </w:tc>
@@ -51203,7 +51203,7 @@
                 <w:sz w:val="20"/>
                 <w:szCs w:val="20"/>
               </w:rPr>
-              <w:t>CUP 5.040,00</w:t>
+              <w:t>CUP 5.124,00</w:t>
             </w:r>
           </w:p>
         </w:tc>
@@ -51271,7 +51271,7 @@
                 <w:sz w:val="20"/>
                 <w:szCs w:val="20"/>
               </w:rPr>
-              <w:t>CUP 5.880,00</w:t>
+              <w:t>CUP 5.978,00</w:t>
             </w:r>
           </w:p>
         </w:tc>
@@ -51339,7 +51339,7 @@
                 <w:sz w:val="20"/>
                 <w:szCs w:val="20"/>
               </w:rPr>
-              <w:t>CUP 6.720,00</w:t>
+              <w:t>CUP 6.832,00</w:t>
             </w:r>
           </w:p>
         </w:tc>
@@ -51407,7 +51407,7 @@
                 <w:sz w:val="20"/>
                 <w:szCs w:val="20"/>
               </w:rPr>
-              <w:t>CUP 5.040,00</w:t>
+              <w:t>CUP 5.124,00</w:t>
             </w:r>
           </w:p>
         </w:tc>
@@ -51475,7 +51475,7 @@
                 <w:sz w:val="20"/>
                 <w:szCs w:val="20"/>
               </w:rPr>
-              <w:t>CUP 4.200,00</w:t>
+              <w:t>CUP 4.270,00</w:t>
             </w:r>
           </w:p>
         </w:tc>
@@ -51543,7 +51543,7 @@
                 <w:sz w:val="20"/>
                 <w:szCs w:val="20"/>
               </w:rPr>
-              <w:t>CUP 7.560,00</w:t>
+              <w:t>CUP 7.686,00</w:t>
             </w:r>
           </w:p>
         </w:tc>
@@ -51611,7 +51611,7 @@
                 <w:sz w:val="20"/>
                 <w:szCs w:val="20"/>
               </w:rPr>
-              <w:t>CUP 5.040,00</w:t>
+              <w:t>CUP 5.124,00</w:t>
             </w:r>
           </w:p>
         </w:tc>
@@ -51679,7 +51679,7 @@
                 <w:sz w:val="20"/>
                 <w:szCs w:val="20"/>
               </w:rPr>
-              <w:t>CUP 71.400,00</w:t>
+              <w:t>CUP 72.590,00</w:t>
             </w:r>
           </w:p>
         </w:tc>
@@ -51747,7 +51747,7 @@
                 <w:sz w:val="20"/>
                 <w:szCs w:val="20"/>
               </w:rPr>
-              <w:t>CUP 147.000,00</w:t>
+              <w:t>CUP 149.450,00</w:t>
             </w:r>
           </w:p>
         </w:tc>
@@ -51815,7 +51815,7 @@
                 <w:sz w:val="20"/>
                 <w:szCs w:val="20"/>
               </w:rPr>
-              <w:t>CUP 163.800,00</w:t>
+              <w:t>CUP 166.530,00</w:t>
             </w:r>
           </w:p>
         </w:tc>
@@ -51883,7 +51883,7 @@
                 <w:sz w:val="20"/>
                 <w:szCs w:val="20"/>
               </w:rPr>
-              <w:t>CUP 184.800,00</w:t>
+              <w:t>CUP 187.880,00</w:t>
             </w:r>
           </w:p>
         </w:tc>
@@ -51951,7 +51951,7 @@
                 <w:sz w:val="20"/>
                 <w:szCs w:val="20"/>
               </w:rPr>
-              <w:t>CUP 67.200,00</w:t>
+              <w:t>CUP 68.320,00</w:t>
             </w:r>
           </w:p>
         </w:tc>
@@ -52019,7 +52019,7 @@
                 <w:sz w:val="20"/>
                 <w:szCs w:val="20"/>
               </w:rPr>
-              <w:t>CUP 84.000,00</w:t>
+              <w:t>CUP 85.400,00</w:t>
             </w:r>
           </w:p>
         </w:tc>
@@ -52087,7 +52087,7 @@
                 <w:sz w:val="20"/>
                 <w:szCs w:val="20"/>
               </w:rPr>
-              <w:t>CUP 84.000,00</w:t>
+              <w:t>CUP 85.400,00</w:t>
             </w:r>
           </w:p>
         </w:tc>
@@ -52155,7 +52155,7 @@
                 <w:sz w:val="20"/>
                 <w:szCs w:val="20"/>
               </w:rPr>
-              <w:t>CUP 92.400,00</w:t>
+              <w:t>CUP 93.940,00</w:t>
             </w:r>
           </w:p>
         </w:tc>
@@ -52224,7 +52224,7 @@
                 <w:sz w:val="20"/>
                 <w:szCs w:val="20"/>
               </w:rPr>
-              <w:t>CUP 100.800,00</w:t>
+              <w:t>CUP 102.480,00</w:t>
             </w:r>
           </w:p>
         </w:tc>
@@ -52292,7 +52292,7 @@
                 <w:sz w:val="20"/>
                 <w:szCs w:val="20"/>
               </w:rPr>
-              <w:t>CUP 113.400,00</w:t>
+              <w:t>CUP 115.290,00</w:t>
             </w:r>
           </w:p>
         </w:tc>
@@ -52355,7 +52355,7 @@
                 <w:sz w:val="20"/>
                 <w:szCs w:val="20"/>
               </w:rPr>
-              <w:t>CUP 134.400,00</w:t>
+              <w:t>CUP 136.640,00</w:t>
             </w:r>
           </w:p>
         </w:tc>
@@ -52418,7 +52418,7 @@
                 <w:sz w:val="20"/>
                 <w:szCs w:val="20"/>
               </w:rPr>
-              <w:t>CUP 142.800,00</w:t>
+              <w:t>CUP 145.180,00</w:t>
             </w:r>
           </w:p>
         </w:tc>
@@ -52481,7 +52481,7 @@
                 <w:sz w:val="20"/>
                 <w:szCs w:val="20"/>
               </w:rPr>
-              <w:t>CUP 840,00</w:t>
+              <w:t>CUP 854,00</w:t>
             </w:r>
           </w:p>
         </w:tc>
@@ -52544,7 +52544,7 @@
                 <w:sz w:val="20"/>
                 <w:szCs w:val="20"/>
               </w:rPr>
-              <w:t>CUP 840,00</w:t>
+              <w:t>CUP 854,00</w:t>
             </w:r>
           </w:p>
         </w:tc>
@@ -52607,7 +52607,7 @@
                 <w:sz w:val="20"/>
                 <w:szCs w:val="20"/>
               </w:rPr>
-              <w:t>CUP 840,00</w:t>
+              <w:t>CUP 854,00</w:t>
             </w:r>
           </w:p>
         </w:tc>
@@ -52675,7 +52675,7 @@
                 <w:sz w:val="20"/>
                 <w:szCs w:val="20"/>
               </w:rPr>
-              <w:t>CUP 2.520,00</w:t>
+              <w:t>CUP 2.562,00</w:t>
             </w:r>
           </w:p>
         </w:tc>
@@ -52738,7 +52738,7 @@
                 <w:sz w:val="20"/>
                 <w:szCs w:val="20"/>
               </w:rPr>
-              <w:t>CUP 12.600,00</w:t>
+              <w:t>CUP 12.810,00</w:t>
             </w:r>
           </w:p>
         </w:tc>
@@ -52801,7 +52801,7 @@
                 <w:sz w:val="20"/>
                 <w:szCs w:val="20"/>
               </w:rPr>
-              <w:t>CUP 5.040,00</w:t>
+              <w:t>CUP 5.124,00</w:t>
             </w:r>
           </w:p>
         </w:tc>
@@ -52864,7 +52864,7 @@
                 <w:sz w:val="20"/>
                 <w:szCs w:val="20"/>
               </w:rPr>
-              <w:t>CUP 6.720,00</w:t>
+              <w:t>CUP 6.832,00</w:t>
             </w:r>
           </w:p>
         </w:tc>
@@ -52927,7 +52927,7 @@
                 <w:sz w:val="20"/>
                 <w:szCs w:val="20"/>
               </w:rPr>
-              <w:t>CUP 25.200,00</w:t>
+              <w:t>CUP 25.620,00</w:t>
             </w:r>
           </w:p>
         </w:tc>
@@ -52990,7 +52990,7 @@
                 <w:sz w:val="20"/>
                 <w:szCs w:val="20"/>
               </w:rPr>
-              <w:t>CUP 4.200,00</w:t>
+              <w:t>CUP 4.270,00</w:t>
             </w:r>
           </w:p>
         </w:tc>
@@ -53053,7 +53053,7 @@
                 <w:sz w:val="20"/>
                 <w:szCs w:val="20"/>
               </w:rPr>
-              <w:t>CUP 4.200,00</w:t>
+              <w:t>CUP 4.270,00</w:t>
             </w:r>
           </w:p>
         </w:tc>
@@ -53116,7 +53116,7 @@
                 <w:sz w:val="20"/>
                 <w:szCs w:val="20"/>
               </w:rPr>
-              <w:t>CUP 25.200,00</w:t>
+              <w:t>CUP 25.620,00</w:t>
             </w:r>
           </w:p>
         </w:tc>
@@ -53179,7 +53179,7 @@
                 <w:sz w:val="20"/>
                 <w:szCs w:val="20"/>
               </w:rPr>
-              <w:t>CUP 3.360,00</w:t>
+              <w:t>CUP 3.416,00</w:t>
             </w:r>
           </w:p>
         </w:tc>
@@ -53242,7 +53242,7 @@
                 <w:sz w:val="20"/>
                 <w:szCs w:val="20"/>
               </w:rPr>
-              <w:t>CUP 5.040,00</w:t>
+              <w:t>CUP 5.124,00</w:t>
             </w:r>
           </w:p>
         </w:tc>
@@ -53305,7 +53305,7 @@
                 <w:sz w:val="20"/>
                 <w:szCs w:val="20"/>
               </w:rPr>
-              <w:t>CUP 6.720,00</w:t>
+              <w:t>CUP 6.832,00</w:t>
             </w:r>
           </w:p>
         </w:tc>
@@ -53368,7 +53368,7 @@
                 <w:sz w:val="20"/>
                 <w:szCs w:val="20"/>
               </w:rPr>
-              <w:t>CUP 6.720,00</w:t>
+              <w:t>CUP 6.832,00</w:t>
             </w:r>
           </w:p>
         </w:tc>
@@ -53431,7 +53431,7 @@
                 <w:sz w:val="20"/>
                 <w:szCs w:val="20"/>
               </w:rPr>
-              <w:t>CUP 5.880,00</w:t>
+              <w:t>CUP 5.978,00</w:t>
             </w:r>
           </w:p>
         </w:tc>
@@ -53494,7 +53494,7 @@
                 <w:sz w:val="20"/>
                 <w:szCs w:val="20"/>
               </w:rPr>
-              <w:t>CUP 12.600,00</w:t>
+              <w:t>CUP 12.810,00</w:t>
             </w:r>
           </w:p>
         </w:tc>
@@ -53557,7 +53557,7 @@
                 <w:sz w:val="20"/>
                 <w:szCs w:val="20"/>
               </w:rPr>
-              <w:t>CUP 5.040,00</w:t>
+              <w:t>CUP 5.124,00</w:t>
             </w:r>
           </w:p>
         </w:tc>
@@ -53620,7 +53620,7 @@
                 <w:sz w:val="20"/>
                 <w:szCs w:val="20"/>
               </w:rPr>
-              <w:t>CUP 8.400,00</w:t>
+              <w:t>CUP 8.540,00</w:t>
             </w:r>
           </w:p>
         </w:tc>
@@ -53683,7 +53683,7 @@
                 <w:sz w:val="20"/>
                 <w:szCs w:val="20"/>
               </w:rPr>
-              <w:t>CUP 6.720,00</w:t>
+              <w:t>CUP 6.832,00</w:t>
             </w:r>
           </w:p>
         </w:tc>
@@ -53746,7 +53746,7 @@
                 <w:sz w:val="20"/>
                 <w:szCs w:val="20"/>
               </w:rPr>
-              <w:t>CUP 5.880,00</w:t>
+              <w:t>CUP 5.978,00</w:t>
             </w:r>
           </w:p>
         </w:tc>
@@ -53809,7 +53809,7 @@
                 <w:sz w:val="20"/>
                 <w:szCs w:val="20"/>
               </w:rPr>
-              <w:t>CUP 4.200,00</w:t>
+              <w:t>CUP 4.270,00</w:t>
             </w:r>
           </w:p>
         </w:tc>
@@ -53872,7 +53872,7 @@
                 <w:sz w:val="20"/>
                 <w:szCs w:val="20"/>
               </w:rPr>
-              <w:t>CUP 6.720,00</w:t>
+              <w:t>CUP 6.832,00</w:t>
             </w:r>
           </w:p>
         </w:tc>
@@ -53935,7 +53935,7 @@
                 <w:sz w:val="20"/>
                 <w:szCs w:val="20"/>
               </w:rPr>
-              <w:t>CUP 46.200,00</w:t>
+              <w:t>CUP 46.970,00</w:t>
             </w:r>
           </w:p>
         </w:tc>
@@ -53998,7 +53998,7 @@
                 <w:sz w:val="20"/>
                 <w:szCs w:val="20"/>
               </w:rPr>
-              <w:t>CUP 50.400,00</w:t>
+              <w:t>CUP 51.240,00</w:t>
             </w:r>
           </w:p>
         </w:tc>
@@ -54061,7 +54061,7 @@
                 <w:sz w:val="20"/>
                 <w:szCs w:val="20"/>
               </w:rPr>
-              <w:t>CUP 54.600,00</w:t>
+              <w:t>CUP 55.510,00</w:t>
             </w:r>
           </w:p>
         </w:tc>
@@ -54124,7 +54124,7 @@
                 <w:sz w:val="20"/>
                 <w:szCs w:val="20"/>
               </w:rPr>
-              <w:t>CUP 54.600,00</w:t>
+              <w:t>CUP 55.510,00</w:t>
             </w:r>
           </w:p>
         </w:tc>
@@ -54188,7 +54188,7 @@
                 <w:sz w:val="20"/>
                 <w:szCs w:val="20"/>
               </w:rPr>
-              <w:t>CUP 54.600,00</w:t>
+              <w:t>CUP 55.510,00</w:t>
             </w:r>
           </w:p>
         </w:tc>
@@ -54256,7 +54256,7 @@
                 <w:sz w:val="20"/>
                 <w:szCs w:val="20"/>
               </w:rPr>
-              <w:t>CUP 63.000,00</w:t>
+              <w:t>CUP 64.050,00</w:t>
             </w:r>
           </w:p>
         </w:tc>
@@ -54319,7 +54319,7 @@
                 <w:sz w:val="20"/>
                 <w:szCs w:val="20"/>
               </w:rPr>
-              <w:t>CUP 54.600,00</w:t>
+              <w:t>CUP 55.510,00</w:t>
             </w:r>
           </w:p>
         </w:tc>
@@ -54382,7 +54382,7 @@
                 <w:sz w:val="20"/>
                 <w:szCs w:val="20"/>
               </w:rPr>
-              <w:t>CUP 67.200,00</w:t>
+              <w:t>CUP 68.320,00</w:t>
             </w:r>
           </w:p>
         </w:tc>
@@ -54445,7 +54445,7 @@
                 <w:sz w:val="20"/>
                 <w:szCs w:val="20"/>
               </w:rPr>
-              <w:t>CUP 71.400,00</w:t>
+              <w:t>CUP 72.590,00</w:t>
             </w:r>
           </w:p>
         </w:tc>
@@ -54513,7 +54513,7 @@
                 <w:sz w:val="20"/>
                 <w:szCs w:val="20"/>
               </w:rPr>
-              <w:t>CUP 75.600,00</w:t>
+              <w:t>CUP 76.860,00</w:t>
             </w:r>
           </w:p>
         </w:tc>
@@ -54581,7 +54581,7 @@
                 <w:sz w:val="20"/>
                 <w:szCs w:val="20"/>
               </w:rPr>
-              <w:t>CUP 184.800,00</w:t>
+              <w:t>CUP 187.880,00</w:t>
             </w:r>
           </w:p>
         </w:tc>
@@ -54649,7 +54649,7 @@
                 <w:sz w:val="20"/>
                 <w:szCs w:val="20"/>
               </w:rPr>
-              <w:t>CUP 8.400,00</w:t>
+              <w:t>CUP 8.540,00</w:t>
             </w:r>
           </w:p>
         </w:tc>
@@ -54717,7 +54717,7 @@
                 <w:sz w:val="20"/>
                 <w:szCs w:val="20"/>
               </w:rPr>
-              <w:t>CUP 8.400,00</w:t>
+              <w:t>CUP 8.540,00</w:t>
             </w:r>
           </w:p>
         </w:tc>
@@ -54785,7 +54785,7 @@
                 <w:sz w:val="20"/>
                 <w:szCs w:val="20"/>
               </w:rPr>
-              <w:t>CUP 12.600,00</w:t>
+              <w:t>CUP 12.810,00</w:t>
             </w:r>
           </w:p>
         </w:tc>
@@ -54853,7 +54853,7 @@
                 <w:sz w:val="20"/>
                 <w:szCs w:val="20"/>
               </w:rPr>
-              <w:t>CUP 15.120,00</w:t>
+              <w:t>CUP 15.372,00</w:t>
             </w:r>
           </w:p>
         </w:tc>
@@ -54921,7 +54921,7 @@
                 <w:sz w:val="20"/>
                 <w:szCs w:val="20"/>
               </w:rPr>
-              <w:t>CUP 8.400,00</w:t>
+              <w:t>CUP 8.540,00</w:t>
             </w:r>
           </w:p>
         </w:tc>
@@ -54989,7 +54989,7 @@
                 <w:sz w:val="20"/>
                 <w:szCs w:val="20"/>
               </w:rPr>
-              <w:t>CUP 8.400,00</w:t>
+              <w:t>CUP 8.540,00</w:t>
             </w:r>
           </w:p>
         </w:tc>
@@ -55057,7 +55057,7 @@
                 <w:sz w:val="20"/>
                 <w:szCs w:val="20"/>
               </w:rPr>
-              <w:t>CUP 4.200,00</w:t>
+              <w:t>CUP 4.270,00</w:t>
             </w:r>
           </w:p>
         </w:tc>
@@ -55125,7 +55125,7 @@
                 <w:sz w:val="20"/>
                 <w:szCs w:val="20"/>
               </w:rPr>
-              <w:t>CUP 5.880,00</w:t>
+              <w:t>CUP 5.978,00</w:t>
             </w:r>
           </w:p>
         </w:tc>
@@ -55193,7 +55193,7 @@
                 <w:sz w:val="20"/>
                 <w:szCs w:val="20"/>
               </w:rPr>
-              <w:t>CUP 8.400,00</w:t>
+              <w:t>CUP 8.540,00</w:t>
             </w:r>
           </w:p>
         </w:tc>
@@ -55261,7 +55261,7 @@
                 <w:sz w:val="20"/>
                 <w:szCs w:val="20"/>
               </w:rPr>
-              <w:t>CUP 8.400,00</w:t>
+              <w:t>CUP 8.540,00</w:t>
             </w:r>
           </w:p>
         </w:tc>
@@ -55329,7 +55329,7 @@
                 <w:sz w:val="20"/>
                 <w:szCs w:val="20"/>
               </w:rPr>
-              <w:t>CUP 6.720,00</w:t>
+              <w:t>CUP 6.832,00</w:t>
             </w:r>
           </w:p>
         </w:tc>
@@ -55397,7 +55397,7 @@
                 <w:sz w:val="20"/>
                 <w:szCs w:val="20"/>
               </w:rPr>
-              <w:t>CUP 6.720,00</w:t>
+              <w:t>CUP 6.832,00</w:t>
             </w:r>
           </w:p>
         </w:tc>
@@ -55465,7 +55465,7 @@
                 <w:sz w:val="20"/>
                 <w:szCs w:val="20"/>
               </w:rPr>
-              <w:t>CUP 6.720,00</w:t>
+              <w:t>CUP 6.832,00</w:t>
             </w:r>
           </w:p>
         </w:tc>
@@ -55533,7 +55533,7 @@
                 <w:sz w:val="20"/>
                 <w:szCs w:val="20"/>
               </w:rPr>
-              <w:t>CUP 5.880,00</w:t>
+              <w:t>CUP 5.978,00</w:t>
             </w:r>
           </w:p>
         </w:tc>
@@ -55601,7 +55601,7 @@
                 <w:sz w:val="20"/>
                 <w:szCs w:val="20"/>
               </w:rPr>
-              <w:t>CUP 4.200,00</w:t>
+              <w:t>CUP 4.270,00</w:t>
             </w:r>
           </w:p>
         </w:tc>
@@ -55669,7 +55669,7 @@
                 <w:sz w:val="20"/>
                 <w:szCs w:val="20"/>
               </w:rPr>
-              <w:t>CUP 6.720,00</w:t>
+              <w:t>CUP 6.832,00</w:t>
             </w:r>
           </w:p>
         </w:tc>
@@ -55737,7 +55737,7 @@
                 <w:sz w:val="20"/>
                 <w:szCs w:val="20"/>
               </w:rPr>
-              <w:t>CUP 10.080,00</w:t>
+              <w:t>CUP 10.248,00</w:t>
             </w:r>
           </w:p>
         </w:tc>
@@ -55805,7 +55805,7 @@
                 <w:sz w:val="20"/>
                 <w:szCs w:val="20"/>
               </w:rPr>
-              <w:t>CUP 16.800,00</w:t>
+              <w:t>CUP 17.080,00</w:t>
             </w:r>
           </w:p>
         </w:tc>
@@ -55873,7 +55873,7 @@
                 <w:sz w:val="20"/>
                 <w:szCs w:val="20"/>
               </w:rPr>
-              <w:t>CUP 8.400,00</w:t>
+              <w:t>CUP 8.540,00</w:t>
             </w:r>
           </w:p>
         </w:tc>
@@ -55941,7 +55941,7 @@
                 <w:sz w:val="20"/>
                 <w:szCs w:val="20"/>
               </w:rPr>
-              <w:t>CUP 2.520,00</w:t>
+              <w:t>CUP 2.562,00</w:t>
             </w:r>
           </w:p>
         </w:tc>
@@ -56121,7 +56121,7 @@
                 <w:sz w:val="20"/>
                 <w:szCs w:val="20"/>
               </w:rPr>
-              <w:t>CUP 5.040,00</w:t>
+              <w:t>CUP 5.124,00</w:t>
             </w:r>
           </w:p>
         </w:tc>
@@ -56172,7 +56172,7 @@
                 <w:sz w:val="20"/>
                 <w:szCs w:val="20"/>
               </w:rPr>
-              <w:t>CUP 6.720,00</w:t>
+              <w:t>CUP 6.832,00</w:t>
             </w:r>
           </w:p>
         </w:tc>
@@ -56223,7 +56223,7 @@
                 <w:sz w:val="20"/>
                 <w:szCs w:val="20"/>
               </w:rPr>
-              <w:t>CUP 2.520,00</w:t>
+              <w:t>CUP 2.562,00</w:t>
             </w:r>
           </w:p>
         </w:tc>
@@ -56274,7 +56274,7 @@
                 <w:sz w:val="20"/>
                 <w:szCs w:val="20"/>
               </w:rPr>
-              <w:t>CUP 2.520,00</w:t>
+              <w:t>CUP 2.562,00</w:t>
             </w:r>
           </w:p>
         </w:tc>
@@ -56325,7 +56325,7 @@
                 <w:sz w:val="20"/>
                 <w:szCs w:val="20"/>
               </w:rPr>
-              <w:t>CUP 2.940,00</w:t>
+              <w:t>CUP 2.989,00</w:t>
             </w:r>
           </w:p>
         </w:tc>
@@ -56376,7 +56376,7 @@
                 <w:sz w:val="20"/>
                 <w:szCs w:val="20"/>
               </w:rPr>
-              <w:t>CUP 2.940,00</w:t>
+              <w:t>CUP 2.989,00</w:t>
             </w:r>
           </w:p>
         </w:tc>
@@ -56430,7 +56430,7 @@
                 <w:sz w:val="20"/>
                 <w:szCs w:val="20"/>
               </w:rPr>
-              <w:t>CUP 3.360,00</w:t>
+              <w:t>CUP 3.416,00</w:t>
             </w:r>
           </w:p>
         </w:tc>
@@ -56484,7 +56484,7 @@
                 <w:sz w:val="20"/>
                 <w:szCs w:val="20"/>
               </w:rPr>
-              <w:t>CUP 2.520,00</w:t>
+              <w:t>CUP 2.562,00</w:t>
             </w:r>
           </w:p>
         </w:tc>
@@ -56538,7 +56538,7 @@
                 <w:sz w:val="20"/>
                 <w:szCs w:val="20"/>
               </w:rPr>
-              <w:t>CUP 2.940,00</w:t>
+              <w:t>CUP 2.989,00</w:t>
             </w:r>
           </w:p>
         </w:tc>
@@ -56589,7 +56589,7 @@
                 <w:sz w:val="20"/>
                 <w:szCs w:val="20"/>
               </w:rPr>
-              <w:t>CUP 1.680,00</w:t>
+              <w:t>CUP 1.708,00</w:t>
             </w:r>
           </w:p>
         </w:tc>
@@ -56640,7 +56640,7 @@
                 <w:sz w:val="20"/>
                 <w:szCs w:val="20"/>
               </w:rPr>
-              <w:t>CUP 50.400,00</w:t>
+              <w:t>CUP 51.240,00</w:t>
             </w:r>
           </w:p>
         </w:tc>
@@ -56691,7 +56691,7 @@
                 <w:sz w:val="20"/>
                 <w:szCs w:val="20"/>
               </w:rPr>
-              <w:t>CUP 2.520,00</w:t>
+              <w:t>CUP 2.562,00</w:t>
             </w:r>
           </w:p>
         </w:tc>
@@ -56742,7 +56742,7 @@
                 <w:sz w:val="20"/>
                 <w:szCs w:val="20"/>
               </w:rPr>
-              <w:t>CUP 3.360,00</w:t>
+              <w:t>CUP 3.416,00</w:t>
             </w:r>
           </w:p>
         </w:tc>
@@ -56793,7 +56793,7 @@
                 <w:sz w:val="20"/>
                 <w:szCs w:val="20"/>
               </w:rPr>
-              <w:t>CUP 4.200,00</w:t>
+              <w:t>CUP 4.270,00</w:t>
             </w:r>
           </w:p>
         </w:tc>
@@ -56844,7 +56844,7 @@
                 <w:sz w:val="20"/>
                 <w:szCs w:val="20"/>
               </w:rPr>
-              <w:t>CUP 4.200,00</w:t>
+              <w:t>CUP 4.270,00</w:t>
             </w:r>
           </w:p>
         </w:tc>
@@ -56895,7 +56895,7 @@
                 <w:sz w:val="20"/>
                 <w:szCs w:val="20"/>
               </w:rPr>
-              <w:t>CUP 3.360,00</w:t>
+              <w:t>CUP 3.416,00</w:t>
             </w:r>
           </w:p>
         </w:tc>
@@ -56946,7 +56946,7 @@
                 <w:sz w:val="20"/>
                 <w:szCs w:val="20"/>
               </w:rPr>
-              <w:t>CUP 3.360,00</w:t>
+              <w:t>CUP 3.416,00</w:t>
             </w:r>
           </w:p>
         </w:tc>
@@ -56997,7 +56997,7 @@
                 <w:sz w:val="20"/>
                 <w:szCs w:val="20"/>
               </w:rPr>
-              <w:t>CUP 13.440,00</w:t>
+              <w:t>CUP 13.664,00</w:t>
             </w:r>
           </w:p>
         </w:tc>
@@ -57048,7 +57048,7 @@
                 <w:sz w:val="20"/>
                 <w:szCs w:val="20"/>
               </w:rPr>
-              <w:t>CUP 4.200,00</w:t>
+              <w:t>CUP 4.270,00</w:t>
             </w:r>
           </w:p>
         </w:tc>
@@ -57099,7 +57099,7 @@
                 <w:sz w:val="20"/>
                 <w:szCs w:val="20"/>
               </w:rPr>
-              <w:t>CUP 2.940,00</w:t>
+              <w:t>CUP 2.989,00</w:t>
             </w:r>
           </w:p>
         </w:tc>
@@ -57150,7 +57150,7 @@
                 <w:sz w:val="20"/>
                 <w:szCs w:val="20"/>
               </w:rPr>
-              <w:t>CUP 1.680,00</w:t>
+              <w:t>CUP 1.708,00</w:t>
             </w:r>
           </w:p>
         </w:tc>
@@ -57201,7 +57201,7 @@
                 <w:sz w:val="20"/>
                 <w:szCs w:val="20"/>
               </w:rPr>
-              <w:t>CUP 6.720,00</w:t>
+              <w:t>CUP 6.832,00</w:t>
             </w:r>
           </w:p>
         </w:tc>
@@ -57252,7 +57252,7 @@
                 <w:sz w:val="20"/>
                 <w:szCs w:val="20"/>
               </w:rPr>
-              <w:t>CUP 141.960,00</w:t>
+              <w:t>CUP 144.326,00</w:t>
             </w:r>
           </w:p>
         </w:tc>
@@ -57303,7 +57303,7 @@
                 <w:sz w:val="20"/>
                 <w:szCs w:val="20"/>
               </w:rPr>
-              <w:t>CUP 150.360,00</w:t>
+              <w:t>CUP 152.866,00</w:t>
             </w:r>
           </w:p>
         </w:tc>
@@ -57354,7 +57354,7 @@
                 <w:sz w:val="20"/>
                 <w:szCs w:val="20"/>
               </w:rPr>
-              <w:t>CUP 20.160,00</w:t>
+              <w:t>CUP 20.496,00</w:t>
             </w:r>
           </w:p>
         </w:tc>
@@ -57405,7 +57405,7 @@
                 <w:sz w:val="20"/>
                 <w:szCs w:val="20"/>
               </w:rPr>
-              <w:t>CUP 29.400,00</w:t>
+              <w:t>CUP 29.890,00</w:t>
             </w:r>
           </w:p>
         </w:tc>
@@ -57456,7 +57456,7 @@
                 <w:sz w:val="20"/>
                 <w:szCs w:val="20"/>
               </w:rPr>
-              <w:t>CUP 37.800,00</w:t>
+              <w:t>CUP 38.430,00</w:t>
             </w:r>
           </w:p>
         </w:tc>
@@ -57507,7 +57507,7 @@
                 <w:sz w:val="20"/>
                 <w:szCs w:val="20"/>
               </w:rPr>
-              <w:t>CUP 12.600,00</w:t>
+              <w:t>CUP 12.810,00</w:t>
             </w:r>
           </w:p>
         </w:tc>
@@ -57558,7 +57558,7 @@
                 <w:sz w:val="20"/>
                 <w:szCs w:val="20"/>
               </w:rPr>
-              <w:t>CUP 16.800,00</w:t>
+              <w:t>CUP 17.080,00</w:t>
             </w:r>
           </w:p>
         </w:tc>
@@ -57627,7 +57627,7 @@
                 <w:sz w:val="20"/>
                 <w:szCs w:val="20"/>
               </w:rPr>
-              <w:t>CUP 74.760,00</w:t>
+              <w:t>CUP 76.006,00</w:t>
             </w:r>
           </w:p>
         </w:tc>
@@ -57681,7 +57681,7 @@
                 <w:sz w:val="20"/>
                 <w:szCs w:val="20"/>
               </w:rPr>
-              <w:t>CUP 1.680,00</w:t>
+              <w:t>CUP 1.708,00</w:t>
             </w:r>
           </w:p>
         </w:tc>
@@ -57734,7 +57734,7 @@
                 <w:sz w:val="20"/>
                 <w:szCs w:val="20"/>
               </w:rPr>
-              <w:t>CUP 1.260,00</w:t>
+              <w:t>CUP 1.281,00</w:t>
             </w:r>
           </w:p>
         </w:tc>
@@ -57787,7 +57787,7 @@
                 <w:sz w:val="20"/>
                 <w:szCs w:val="20"/>
               </w:rPr>
-              <w:t>CUP 168,00</w:t>
+              <w:t>CUP 170,80</w:t>
             </w:r>
           </w:p>
         </w:tc>
@@ -57840,7 +57840,7 @@
                 <w:sz w:val="20"/>
                 <w:szCs w:val="20"/>
               </w:rPr>
-              <w:t>CUP 46.200,00</w:t>
+              <w:t>CUP 46.970,00</w:t>
             </w:r>
           </w:p>
         </w:tc>
@@ -57893,7 +57893,7 @@
                 <w:sz w:val="20"/>
                 <w:szCs w:val="20"/>
               </w:rPr>
-              <w:t>CUP 2.100,00</w:t>
+              <w:t>CUP 2.135,00</w:t>
             </w:r>
           </w:p>
         </w:tc>

--- a/files/TODITICO_PROFORMA_CONTRATO_con_precios.docx
+++ b/files/TODITICO_PROFORMA_CONTRATO_con_precios.docx
@@ -2595,7 +2595,7 @@
                 <w:sz w:val="20"/>
                 <w:szCs w:val="20"/>
               </w:rPr>
-              <w:t>CUP 6.832,00</w:t>
+              <w:t>CUP 6.944,00</w:t>
             </w:r>
           </w:p>
         </w:tc>
@@ -2659,7 +2659,7 @@
                 <w:sz w:val="20"/>
                 <w:szCs w:val="20"/>
               </w:rPr>
-              <w:t>CUP 10.248,00</w:t>
+              <w:t>CUP 10.416,00</w:t>
             </w:r>
           </w:p>
         </w:tc>
@@ -2723,7 +2723,7 @@
                 <w:sz w:val="20"/>
                 <w:szCs w:val="20"/>
               </w:rPr>
-              <w:t>CUP 12.810,00</w:t>
+              <w:t>CUP 13.020,00</w:t>
             </w:r>
           </w:p>
         </w:tc>
@@ -2787,7 +2787,7 @@
                 <w:sz w:val="20"/>
                 <w:szCs w:val="20"/>
               </w:rPr>
-              <w:t>CUP 17.080,00</w:t>
+              <w:t>CUP 17.360,00</w:t>
             </w:r>
           </w:p>
         </w:tc>
@@ -2851,7 +2851,7 @@
                 <w:sz w:val="20"/>
                 <w:szCs w:val="20"/>
               </w:rPr>
-              <w:t>CUP 5.978,00</w:t>
+              <w:t>CUP 6.076,00</w:t>
             </w:r>
           </w:p>
         </w:tc>
@@ -2920,7 +2920,7 @@
                 <w:sz w:val="20"/>
                 <w:szCs w:val="20"/>
               </w:rPr>
-              <w:t>CUP 6.832,00</w:t>
+              <w:t>CUP 6.944,00</w:t>
             </w:r>
           </w:p>
         </w:tc>
@@ -2989,7 +2989,7 @@
                 <w:sz w:val="20"/>
                 <w:szCs w:val="20"/>
               </w:rPr>
-              <w:t>CUP 59.780,00</w:t>
+              <w:t>CUP 60.760,00</w:t>
             </w:r>
           </w:p>
         </w:tc>
@@ -3058,7 +3058,7 @@
                 <w:sz w:val="20"/>
                 <w:szCs w:val="20"/>
               </w:rPr>
-              <w:t>CUP 76.860,00</w:t>
+              <w:t>CUP 78.120,00</w:t>
             </w:r>
           </w:p>
         </w:tc>
@@ -3127,7 +3127,7 @@
                 <w:sz w:val="20"/>
                 <w:szCs w:val="20"/>
               </w:rPr>
-              <w:t>CUP 85.400,00</w:t>
+              <w:t>CUP 86.800,00</w:t>
             </w:r>
           </w:p>
         </w:tc>
@@ -3196,7 +3196,7 @@
                 <w:sz w:val="20"/>
                 <w:szCs w:val="20"/>
               </w:rPr>
-              <w:t>CUP 85.400,00</w:t>
+              <w:t>CUP 86.800,00</w:t>
             </w:r>
           </w:p>
         </w:tc>
@@ -3265,7 +3265,7 @@
                 <w:sz w:val="20"/>
                 <w:szCs w:val="20"/>
               </w:rPr>
-              <w:t>CUP 136.640,00</w:t>
+              <w:t>CUP 138.880,00</w:t>
             </w:r>
           </w:p>
         </w:tc>
@@ -3334,7 +3334,7 @@
                 <w:sz w:val="20"/>
                 <w:szCs w:val="20"/>
               </w:rPr>
-              <w:t>CUP 29.890,00</w:t>
+              <w:t>CUP 30.380,00</w:t>
             </w:r>
           </w:p>
         </w:tc>
@@ -3403,7 +3403,7 @@
                 <w:sz w:val="20"/>
                 <w:szCs w:val="20"/>
               </w:rPr>
-              <w:t>CUP 128.100,00</w:t>
+              <w:t>CUP 130.200,00</w:t>
             </w:r>
           </w:p>
         </w:tc>
@@ -3472,7 +3472,7 @@
                 <w:sz w:val="20"/>
                 <w:szCs w:val="20"/>
               </w:rPr>
-              <w:t>CUP 93.940,00</w:t>
+              <w:t>CUP 95.480,00</w:t>
             </w:r>
           </w:p>
         </w:tc>
@@ -3541,7 +3541,7 @@
                 <w:sz w:val="20"/>
                 <w:szCs w:val="20"/>
               </w:rPr>
-              <w:t>CUP 4.270,00</w:t>
+              <w:t>CUP 4.340,00</w:t>
             </w:r>
           </w:p>
         </w:tc>
@@ -3610,7 +3610,7 @@
                 <w:sz w:val="20"/>
                 <w:szCs w:val="20"/>
               </w:rPr>
-              <w:t>CUP 34.160,00</w:t>
+              <w:t>CUP 34.720,00</w:t>
             </w:r>
           </w:p>
         </w:tc>
@@ -3679,7 +3679,7 @@
                 <w:sz w:val="20"/>
                 <w:szCs w:val="20"/>
               </w:rPr>
-              <w:t>CUP 17.080,00</w:t>
+              <w:t>CUP 17.360,00</w:t>
             </w:r>
           </w:p>
         </w:tc>
@@ -3748,7 +3748,7 @@
                 <w:sz w:val="20"/>
                 <w:szCs w:val="20"/>
               </w:rPr>
-              <w:t>CUP 5.124,00</w:t>
+              <w:t>CUP 5.208,00</w:t>
             </w:r>
           </w:p>
         </w:tc>
@@ -3817,7 +3817,7 @@
                 <w:sz w:val="20"/>
                 <w:szCs w:val="20"/>
               </w:rPr>
-              <w:t>CUP 4.270,00</w:t>
+              <w:t>CUP 4.340,00</w:t>
             </w:r>
           </w:p>
         </w:tc>
@@ -3886,7 +3886,7 @@
                 <w:sz w:val="20"/>
                 <w:szCs w:val="20"/>
               </w:rPr>
-              <w:t>CUP 2.562,00</w:t>
+              <w:t>CUP 2.604,00</w:t>
             </w:r>
           </w:p>
         </w:tc>
@@ -3955,7 +3955,7 @@
                 <w:sz w:val="20"/>
                 <w:szCs w:val="20"/>
               </w:rPr>
-              <w:t>CUP 12.810,00</w:t>
+              <w:t>CUP 13.020,00</w:t>
             </w:r>
           </w:p>
         </w:tc>
@@ -4024,7 +4024,7 @@
                 <w:sz w:val="20"/>
                 <w:szCs w:val="20"/>
               </w:rPr>
-              <w:t>CUP 102.480,00</w:t>
+              <w:t>CUP 104.160,00</w:t>
             </w:r>
           </w:p>
         </w:tc>
@@ -4093,7 +4093,7 @@
                 <w:sz w:val="20"/>
                 <w:szCs w:val="20"/>
               </w:rPr>
-              <w:t>CUP 42.700,00</w:t>
+              <w:t>CUP 43.400,00</w:t>
             </w:r>
           </w:p>
         </w:tc>
@@ -4162,7 +4162,7 @@
                 <w:sz w:val="20"/>
                 <w:szCs w:val="20"/>
               </w:rPr>
-              <w:t>CUP 8.540,00</w:t>
+              <w:t>CUP 8.680,00</w:t>
             </w:r>
           </w:p>
         </w:tc>
@@ -4231,7 +4231,7 @@
                 <w:sz w:val="20"/>
                 <w:szCs w:val="20"/>
               </w:rPr>
-              <w:t>CUP 76.860,00</w:t>
+              <w:t>CUP 78.120,00</w:t>
             </w:r>
           </w:p>
         </w:tc>
@@ -4300,7 +4300,7 @@
                 <w:sz w:val="20"/>
                 <w:szCs w:val="20"/>
               </w:rPr>
-              <w:t>CUP 29.890,00</w:t>
+              <w:t>CUP 30.380,00</w:t>
             </w:r>
           </w:p>
         </w:tc>
@@ -4370,7 +4370,7 @@
                 <w:sz w:val="20"/>
                 <w:szCs w:val="20"/>
               </w:rPr>
-              <w:t>CUP 4.270,00</w:t>
+              <w:t>CUP 4.340,00</w:t>
             </w:r>
           </w:p>
         </w:tc>
@@ -4439,7 +4439,7 @@
                 <w:sz w:val="20"/>
                 <w:szCs w:val="20"/>
               </w:rPr>
-              <w:t>CUP 128.100,00</w:t>
+              <w:t>CUP 130.200,00</w:t>
             </w:r>
           </w:p>
         </w:tc>
@@ -4508,7 +4508,7 @@
                 <w:sz w:val="20"/>
                 <w:szCs w:val="20"/>
               </w:rPr>
-              <w:t>CUP 102.480,00</w:t>
+              <w:t>CUP 104.160,00</w:t>
             </w:r>
           </w:p>
         </w:tc>
@@ -4577,7 +4577,7 @@
                 <w:sz w:val="20"/>
                 <w:szCs w:val="20"/>
               </w:rPr>
-              <w:t>CUP 136.640,00</w:t>
+              <w:t>CUP 138.880,00</w:t>
             </w:r>
           </w:p>
         </w:tc>
@@ -4646,7 +4646,7 @@
                 <w:sz w:val="20"/>
                 <w:szCs w:val="20"/>
               </w:rPr>
-              <w:t>CUP 21.350,00</w:t>
+              <w:t>CUP 21.700,00</w:t>
             </w:r>
           </w:p>
         </w:tc>
@@ -4715,7 +4715,7 @@
                 <w:sz w:val="20"/>
                 <w:szCs w:val="20"/>
               </w:rPr>
-              <w:t>CUP 38.430,00</w:t>
+              <w:t>CUP 39.060,00</w:t>
             </w:r>
           </w:p>
         </w:tc>
@@ -4784,7 +4784,7 @@
                 <w:sz w:val="20"/>
                 <w:szCs w:val="20"/>
               </w:rPr>
-              <w:t>CUP 59.780,00</w:t>
+              <w:t>CUP 60.760,00</w:t>
             </w:r>
           </w:p>
         </w:tc>
@@ -4853,7 +4853,7 @@
                 <w:sz w:val="20"/>
                 <w:szCs w:val="20"/>
               </w:rPr>
-              <w:t>CUP 12.810,00</w:t>
+              <w:t>CUP 13.020,00</w:t>
             </w:r>
           </w:p>
         </w:tc>
@@ -4922,7 +4922,7 @@
                 <w:sz w:val="20"/>
                 <w:szCs w:val="20"/>
               </w:rPr>
-              <w:t>CUP 25.620,00</w:t>
+              <w:t>CUP 26.040,00</w:t>
             </w:r>
           </w:p>
         </w:tc>
@@ -4992,7 +4992,7 @@
                 <w:sz w:val="20"/>
                 <w:szCs w:val="20"/>
               </w:rPr>
-              <w:t>CUP 72.590,00</w:t>
+              <w:t>CUP 73.780,00</w:t>
             </w:r>
           </w:p>
         </w:tc>
@@ -5061,7 +5061,7 @@
                 <w:sz w:val="20"/>
                 <w:szCs w:val="20"/>
               </w:rPr>
-              <w:t>CUP 68.320,00</w:t>
+              <w:t>CUP 69.440,00</w:t>
             </w:r>
           </w:p>
         </w:tc>
@@ -5130,7 +5130,7 @@
                 <w:sz w:val="20"/>
                 <w:szCs w:val="20"/>
               </w:rPr>
-              <w:t>CUP 85.400,00</w:t>
+              <w:t>CUP 86.800,00</w:t>
             </w:r>
           </w:p>
         </w:tc>
@@ -5199,7 +5199,7 @@
                 <w:sz w:val="20"/>
                 <w:szCs w:val="20"/>
               </w:rPr>
-              <w:t>CUP 85.400,00</w:t>
+              <w:t>CUP 86.800,00</w:t>
             </w:r>
           </w:p>
         </w:tc>
@@ -5268,7 +5268,7 @@
                 <w:sz w:val="20"/>
                 <w:szCs w:val="20"/>
               </w:rPr>
-              <w:t>CUP 93.940,00</w:t>
+              <w:t>CUP 95.480,00</w:t>
             </w:r>
           </w:p>
         </w:tc>
@@ -5337,7 +5337,7 @@
                 <w:sz w:val="20"/>
                 <w:szCs w:val="20"/>
               </w:rPr>
-              <w:t>CUP 102.480,00</w:t>
+              <w:t>CUP 104.160,00</w:t>
             </w:r>
           </w:p>
         </w:tc>
@@ -5406,7 +5406,7 @@
                 <w:sz w:val="20"/>
                 <w:szCs w:val="20"/>
               </w:rPr>
-              <w:t>CUP 21.350,00</w:t>
+              <w:t>CUP 21.700,00</w:t>
             </w:r>
           </w:p>
         </w:tc>
@@ -5475,7 +5475,7 @@
                 <w:sz w:val="20"/>
                 <w:szCs w:val="20"/>
               </w:rPr>
-              <w:t>CUP 42.700,00</w:t>
+              <w:t>CUP 43.400,00</w:t>
             </w:r>
           </w:p>
         </w:tc>
@@ -5544,7 +5544,7 @@
                 <w:sz w:val="20"/>
                 <w:szCs w:val="20"/>
               </w:rPr>
-              <w:t>CUP 10.248,00</w:t>
+              <w:t>CUP 10.416,00</w:t>
             </w:r>
           </w:p>
         </w:tc>
@@ -5613,7 +5613,7 @@
                 <w:sz w:val="20"/>
                 <w:szCs w:val="20"/>
               </w:rPr>
-              <w:t>CUP 38.430,00</w:t>
+              <w:t>CUP 39.060,00</w:t>
             </w:r>
           </w:p>
         </w:tc>
@@ -5682,7 +5682,7 @@
                 <w:sz w:val="20"/>
                 <w:szCs w:val="20"/>
               </w:rPr>
-              <w:t>CUP 34.160,00</w:t>
+              <w:t>CUP 34.720,00</w:t>
             </w:r>
           </w:p>
         </w:tc>
@@ -5751,7 +5751,7 @@
                 <w:sz w:val="20"/>
                 <w:szCs w:val="20"/>
               </w:rPr>
-              <w:t>CUP 68.320,00</w:t>
+              <w:t>CUP 69.440,00</w:t>
             </w:r>
           </w:p>
         </w:tc>
@@ -5820,7 +5820,7 @@
                 <w:sz w:val="20"/>
                 <w:szCs w:val="20"/>
               </w:rPr>
-              <w:t>CUP 38.430,00</w:t>
+              <w:t>CUP 39.060,00</w:t>
             </w:r>
           </w:p>
         </w:tc>
@@ -5889,7 +5889,7 @@
                 <w:sz w:val="20"/>
                 <w:szCs w:val="20"/>
               </w:rPr>
-              <w:t>CUP 51.240,00</w:t>
+              <w:t>CUP 52.080,00</w:t>
             </w:r>
           </w:p>
         </w:tc>
@@ -5958,7 +5958,7 @@
                 <w:sz w:val="20"/>
                 <w:szCs w:val="20"/>
               </w:rPr>
-              <w:t>CUP 38.430,00</w:t>
+              <w:t>CUP 39.060,00</w:t>
             </w:r>
           </w:p>
         </w:tc>
@@ -6027,7 +6027,7 @@
                 <w:sz w:val="20"/>
                 <w:szCs w:val="20"/>
               </w:rPr>
-              <w:t>CUP 854,00</w:t>
+              <w:t>CUP 868,00</w:t>
             </w:r>
           </w:p>
         </w:tc>
@@ -6096,7 +6096,7 @@
                 <w:sz w:val="20"/>
                 <w:szCs w:val="20"/>
               </w:rPr>
-              <w:t>CUP 12.810,00</w:t>
+              <w:t>CUP 13.020,00</w:t>
             </w:r>
           </w:p>
         </w:tc>
@@ -6165,7 +6165,7 @@
                 <w:sz w:val="20"/>
                 <w:szCs w:val="20"/>
               </w:rPr>
-              <w:t>CUP 854,00</w:t>
+              <w:t>CUP 868,00</w:t>
             </w:r>
           </w:p>
         </w:tc>
@@ -6234,7 +6234,7 @@
                 <w:sz w:val="20"/>
                 <w:szCs w:val="20"/>
               </w:rPr>
-              <w:t>CUP 854,00</w:t>
+              <w:t>CUP 868,00</w:t>
             </w:r>
           </w:p>
         </w:tc>
@@ -6303,7 +6303,7 @@
                 <w:sz w:val="20"/>
                 <w:szCs w:val="20"/>
               </w:rPr>
-              <w:t>CUP 2.562,00</w:t>
+              <w:t>CUP 2.604,00</w:t>
             </w:r>
           </w:p>
         </w:tc>
@@ -6367,7 +6367,7 @@
                 <w:sz w:val="20"/>
                 <w:szCs w:val="20"/>
               </w:rPr>
-              <w:t>CUP 76.860,00</w:t>
+              <w:t>CUP 78.120,00</w:t>
             </w:r>
           </w:p>
         </w:tc>
@@ -6431,7 +6431,7 @@
                 <w:sz w:val="20"/>
                 <w:szCs w:val="20"/>
               </w:rPr>
-              <w:t>CUP 10.248,00</w:t>
+              <w:t>CUP 10.416,00</w:t>
             </w:r>
           </w:p>
         </w:tc>
@@ -6496,7 +6496,7 @@
                 <w:sz w:val="20"/>
                 <w:szCs w:val="20"/>
               </w:rPr>
-              <w:t>CUP 8.540,00</w:t>
+              <w:t>CUP 8.680,00</w:t>
             </w:r>
           </w:p>
         </w:tc>
@@ -6560,7 +6560,7 @@
                 <w:sz w:val="20"/>
                 <w:szCs w:val="20"/>
               </w:rPr>
-              <w:t>CUP 8.540,00</w:t>
+              <w:t>CUP 8.680,00</w:t>
             </w:r>
           </w:p>
         </w:tc>
@@ -6624,7 +6624,7 @@
                 <w:sz w:val="20"/>
                 <w:szCs w:val="20"/>
               </w:rPr>
-              <w:t>CUP 8.540,00</w:t>
+              <w:t>CUP 8.680,00</w:t>
             </w:r>
           </w:p>
         </w:tc>
@@ -6688,7 +6688,7 @@
                 <w:sz w:val="20"/>
                 <w:szCs w:val="20"/>
               </w:rPr>
-              <w:t>CUP 51.240,00</w:t>
+              <w:t>CUP 52.080,00</w:t>
             </w:r>
           </w:p>
         </w:tc>
@@ -6752,7 +6752,7 @@
                 <w:sz w:val="20"/>
                 <w:szCs w:val="20"/>
               </w:rPr>
-              <w:t>CUP 34.160,00</w:t>
+              <w:t>CUP 34.720,00</w:t>
             </w:r>
           </w:p>
         </w:tc>
@@ -6816,7 +6816,7 @@
                 <w:sz w:val="20"/>
                 <w:szCs w:val="20"/>
               </w:rPr>
-              <w:t>CUP 12.810,00</w:t>
+              <w:t>CUP 13.020,00</w:t>
             </w:r>
           </w:p>
         </w:tc>
@@ -6880,7 +6880,7 @@
                 <w:sz w:val="20"/>
                 <w:szCs w:val="20"/>
               </w:rPr>
-              <w:t>CUP 12.810,00</w:t>
+              <w:t>CUP 13.020,00</w:t>
             </w:r>
           </w:p>
         </w:tc>
@@ -6944,7 +6944,7 @@
                 <w:sz w:val="20"/>
                 <w:szCs w:val="20"/>
               </w:rPr>
-              <w:t>CUP 17.080,00</w:t>
+              <w:t>CUP 17.360,00</w:t>
             </w:r>
           </w:p>
         </w:tc>
@@ -7007,7 +7007,7 @@
                 <w:sz w:val="20"/>
                 <w:szCs w:val="20"/>
               </w:rPr>
-              <w:t>CUP 10.248,00</w:t>
+              <w:t>CUP 10.416,00</w:t>
             </w:r>
           </w:p>
         </w:tc>
@@ -7070,7 +7070,7 @@
                 <w:sz w:val="20"/>
                 <w:szCs w:val="20"/>
               </w:rPr>
-              <w:t>CUP 6.832,00</w:t>
+              <w:t>CUP 6.944,00</w:t>
             </w:r>
           </w:p>
         </w:tc>
@@ -7133,7 +7133,7 @@
                 <w:sz w:val="20"/>
                 <w:szCs w:val="20"/>
               </w:rPr>
-              <w:t>CUP 4.270,00</w:t>
+              <w:t>CUP 4.340,00</w:t>
             </w:r>
           </w:p>
         </w:tc>
@@ -7196,7 +7196,7 @@
                 <w:sz w:val="20"/>
                 <w:szCs w:val="20"/>
               </w:rPr>
-              <w:t>CUP 6.832,00</w:t>
+              <w:t>CUP 6.944,00</w:t>
             </w:r>
           </w:p>
         </w:tc>
@@ -7259,7 +7259,7 @@
                 <w:sz w:val="20"/>
                 <w:szCs w:val="20"/>
               </w:rPr>
-              <w:t>CUP 4.270,00</w:t>
+              <w:t>CUP 4.340,00</w:t>
             </w:r>
           </w:p>
         </w:tc>
@@ -7322,7 +7322,7 @@
                 <w:sz w:val="20"/>
                 <w:szCs w:val="20"/>
               </w:rPr>
-              <w:t>CUP 1.708,00</w:t>
+              <w:t>CUP 1.736,00</w:t>
             </w:r>
           </w:p>
         </w:tc>
@@ -7385,7 +7385,7 @@
                 <w:sz w:val="20"/>
                 <w:szCs w:val="20"/>
               </w:rPr>
-              <w:t>CUP 12.810,00</w:t>
+              <w:t>CUP 13.020,00</w:t>
             </w:r>
           </w:p>
         </w:tc>
@@ -7448,7 +7448,7 @@
                 <w:sz w:val="20"/>
                 <w:szCs w:val="20"/>
               </w:rPr>
-              <w:t>CUP 8.540,00</w:t>
+              <w:t>CUP 8.680,00</w:t>
             </w:r>
           </w:p>
         </w:tc>
@@ -7511,7 +7511,7 @@
                 <w:sz w:val="20"/>
                 <w:szCs w:val="20"/>
               </w:rPr>
-              <w:t>CUP 8.540,00</w:t>
+              <w:t>CUP 8.680,00</w:t>
             </w:r>
           </w:p>
         </w:tc>
@@ -7574,7 +7574,7 @@
                 <w:sz w:val="20"/>
                 <w:szCs w:val="20"/>
               </w:rPr>
-              <w:t>CUP 8.540,00</w:t>
+              <w:t>CUP 8.680,00</w:t>
             </w:r>
           </w:p>
         </w:tc>
@@ -7637,7 +7637,7 @@
                 <w:sz w:val="20"/>
                 <w:szCs w:val="20"/>
               </w:rPr>
-              <w:t>CUP 5.978,00</w:t>
+              <w:t>CUP 6.076,00</w:t>
             </w:r>
           </w:p>
         </w:tc>
@@ -7700,7 +7700,7 @@
                 <w:sz w:val="20"/>
                 <w:szCs w:val="20"/>
               </w:rPr>
-              <w:t>CUP 8.540,00</w:t>
+              <w:t>CUP 8.680,00</w:t>
             </w:r>
           </w:p>
         </w:tc>
@@ -7763,7 +7763,7 @@
                 <w:sz w:val="20"/>
                 <w:szCs w:val="20"/>
               </w:rPr>
-              <w:t>CUP 12.810,00</w:t>
+              <w:t>CUP 13.020,00</w:t>
             </w:r>
           </w:p>
         </w:tc>
@@ -7826,7 +7826,7 @@
                 <w:sz w:val="20"/>
                 <w:szCs w:val="20"/>
               </w:rPr>
-              <w:t>CUP 17.080,00</w:t>
+              <w:t>CUP 17.360,00</w:t>
             </w:r>
           </w:p>
         </w:tc>
@@ -7889,7 +7889,7 @@
                 <w:sz w:val="20"/>
                 <w:szCs w:val="20"/>
               </w:rPr>
-              <w:t>CUP 21.350,00</w:t>
+              <w:t>CUP 21.700,00</w:t>
             </w:r>
           </w:p>
         </w:tc>
@@ -7952,7 +7952,7 @@
                 <w:sz w:val="20"/>
                 <w:szCs w:val="20"/>
               </w:rPr>
-              <w:t>CUP 17.080,00</w:t>
+              <w:t>CUP 17.360,00</w:t>
             </w:r>
           </w:p>
         </w:tc>
@@ -8015,7 +8015,7 @@
                 <w:sz w:val="20"/>
                 <w:szCs w:val="20"/>
               </w:rPr>
-              <w:t>CUP 38.430,00</w:t>
+              <w:t>CUP 39.060,00</w:t>
             </w:r>
           </w:p>
         </w:tc>
@@ -8078,7 +8078,7 @@
                 <w:sz w:val="20"/>
                 <w:szCs w:val="20"/>
               </w:rPr>
-              <w:t>CUP 21.350,00</w:t>
+              <w:t>CUP 21.700,00</w:t>
             </w:r>
           </w:p>
         </w:tc>
@@ -8141,7 +8141,7 @@
                 <w:sz w:val="20"/>
                 <w:szCs w:val="20"/>
               </w:rPr>
-              <w:t>CUP 21.350,00</w:t>
+              <w:t>CUP 21.700,00</w:t>
             </w:r>
           </w:p>
         </w:tc>
@@ -8204,7 +8204,7 @@
                 <w:sz w:val="20"/>
                 <w:szCs w:val="20"/>
               </w:rPr>
-              <w:t>CUP 12.810,00</w:t>
+              <w:t>CUP 13.020,00</w:t>
             </w:r>
           </w:p>
         </w:tc>
@@ -8267,7 +8267,7 @@
                 <w:sz w:val="20"/>
                 <w:szCs w:val="20"/>
               </w:rPr>
-              <w:t>CUP 6.832,00</w:t>
+              <w:t>CUP 6.944,00</w:t>
             </w:r>
           </w:p>
         </w:tc>
@@ -8330,7 +8330,7 @@
                 <w:sz w:val="20"/>
                 <w:szCs w:val="20"/>
               </w:rPr>
-              <w:t>CUP 12.810,00</w:t>
+              <w:t>CUP 13.020,00</w:t>
             </w:r>
           </w:p>
         </w:tc>
@@ -8393,7 +8393,7 @@
                 <w:sz w:val="20"/>
                 <w:szCs w:val="20"/>
               </w:rPr>
-              <w:t>CUP 12.810,00</w:t>
+              <w:t>CUP 13.020,00</w:t>
             </w:r>
           </w:p>
         </w:tc>
@@ -8457,7 +8457,7 @@
                 <w:sz w:val="20"/>
                 <w:szCs w:val="20"/>
               </w:rPr>
-              <w:t>CUP 25.620,00</w:t>
+              <w:t>CUP 26.040,00</w:t>
             </w:r>
           </w:p>
         </w:tc>
@@ -8520,7 +8520,7 @@
                 <w:sz w:val="20"/>
                 <w:szCs w:val="20"/>
               </w:rPr>
-              <w:t>CUP 38.430,00</w:t>
+              <w:t>CUP 39.060,00</w:t>
             </w:r>
           </w:p>
         </w:tc>
@@ -8583,7 +8583,7 @@
                 <w:sz w:val="20"/>
                 <w:szCs w:val="20"/>
               </w:rPr>
-              <w:t>CUP 59.780,00</w:t>
+              <w:t>CUP 60.760,00</w:t>
             </w:r>
           </w:p>
         </w:tc>
@@ -8646,7 +8646,7 @@
                 <w:sz w:val="20"/>
                 <w:szCs w:val="20"/>
               </w:rPr>
-              <w:t>CUP 85.400,00</w:t>
+              <w:t>CUP 86.800,00</w:t>
             </w:r>
           </w:p>
         </w:tc>
@@ -8709,7 +8709,7 @@
                 <w:sz w:val="20"/>
                 <w:szCs w:val="20"/>
               </w:rPr>
-              <w:t>CUP 298.900,00</w:t>
+              <w:t>CUP 303.800,00</w:t>
             </w:r>
           </w:p>
         </w:tc>
@@ -8772,7 +8772,7 @@
                 <w:sz w:val="20"/>
                 <w:szCs w:val="20"/>
               </w:rPr>
-              <w:t>CUP 6.832,00</w:t>
+              <w:t>CUP 6.944,00</w:t>
             </w:r>
           </w:p>
         </w:tc>
@@ -8835,7 +8835,7 @@
                 <w:sz w:val="20"/>
                 <w:szCs w:val="20"/>
               </w:rPr>
-              <w:t>CUP 256.200,00</w:t>
+              <w:t>CUP 260.400,00</w:t>
             </w:r>
           </w:p>
         </w:tc>
@@ -8898,7 +8898,7 @@
                 <w:sz w:val="20"/>
                 <w:szCs w:val="20"/>
               </w:rPr>
-              <w:t>CUP 239.120,00</w:t>
+              <w:t>CUP 243.040,00</w:t>
             </w:r>
           </w:p>
         </w:tc>
@@ -8961,7 +8961,7 @@
                 <w:sz w:val="20"/>
                 <w:szCs w:val="20"/>
               </w:rPr>
-              <w:t>CUP 42.700,00</w:t>
+              <w:t>CUP 43.400,00</w:t>
             </w:r>
           </w:p>
         </w:tc>
@@ -9024,7 +9024,7 @@
                 <w:sz w:val="20"/>
                 <w:szCs w:val="20"/>
               </w:rPr>
-              <w:t>CUP 12.810,00</w:t>
+              <w:t>CUP 13.020,00</w:t>
             </w:r>
           </w:p>
         </w:tc>
@@ -9087,7 +9087,7 @@
                 <w:sz w:val="20"/>
                 <w:szCs w:val="20"/>
               </w:rPr>
-              <w:t>CUP 12.810,00</w:t>
+              <w:t>CUP 13.020,00</w:t>
             </w:r>
           </w:p>
         </w:tc>
@@ -9150,7 +9150,7 @@
                 <w:sz w:val="20"/>
                 <w:szCs w:val="20"/>
               </w:rPr>
-              <w:t>CUP 59.780,00</w:t>
+              <w:t>CUP 60.760,00</w:t>
             </w:r>
           </w:p>
         </w:tc>
@@ -9213,7 +9213,7 @@
                 <w:sz w:val="20"/>
                 <w:szCs w:val="20"/>
               </w:rPr>
-              <w:t>CUP 38.430,00</w:t>
+              <w:t>CUP 39.060,00</w:t>
             </w:r>
           </w:p>
         </w:tc>
@@ -9276,7 +9276,7 @@
                 <w:sz w:val="20"/>
                 <w:szCs w:val="20"/>
               </w:rPr>
-              <w:t>CUP 68.320,00</w:t>
+              <w:t>CUP 69.440,00</w:t>
             </w:r>
           </w:p>
         </w:tc>
@@ -9339,7 +9339,7 @@
                 <w:sz w:val="20"/>
                 <w:szCs w:val="20"/>
               </w:rPr>
-              <w:t>CUP 17.080,00</w:t>
+              <w:t>CUP 17.360,00</w:t>
             </w:r>
           </w:p>
         </w:tc>
@@ -9402,7 +9402,7 @@
                 <w:sz w:val="20"/>
                 <w:szCs w:val="20"/>
               </w:rPr>
-              <w:t>CUP 21.350,00</w:t>
+              <w:t>CUP 21.700,00</w:t>
             </w:r>
           </w:p>
         </w:tc>
@@ -9465,7 +9465,7 @@
                 <w:sz w:val="20"/>
                 <w:szCs w:val="20"/>
               </w:rPr>
-              <w:t>CUP 17.080,00</w:t>
+              <w:t>CUP 17.360,00</w:t>
             </w:r>
           </w:p>
         </w:tc>
@@ -9528,7 +9528,7 @@
                 <w:sz w:val="20"/>
                 <w:szCs w:val="20"/>
               </w:rPr>
-              <w:t>CUP 38.430,00</w:t>
+              <w:t>CUP 39.060,00</w:t>
             </w:r>
           </w:p>
         </w:tc>
@@ -9591,7 +9591,7 @@
                 <w:sz w:val="20"/>
                 <w:szCs w:val="20"/>
               </w:rPr>
-              <w:t>CUP 213.500,00</w:t>
+              <w:t>CUP 217.000,00</w:t>
             </w:r>
           </w:p>
         </w:tc>
@@ -9654,7 +9654,7 @@
                 <w:sz w:val="20"/>
                 <w:szCs w:val="20"/>
               </w:rPr>
-              <w:t>CUP 21.350,00</w:t>
+              <w:t>CUP 21.700,00</w:t>
             </w:r>
           </w:p>
         </w:tc>
@@ -9717,7 +9717,7 @@
                 <w:sz w:val="20"/>
                 <w:szCs w:val="20"/>
               </w:rPr>
-              <w:t>CUP 29.890,00</w:t>
+              <w:t>CUP 30.380,00</w:t>
             </w:r>
           </w:p>
         </w:tc>
@@ -9780,7 +9780,7 @@
                 <w:sz w:val="20"/>
                 <w:szCs w:val="20"/>
               </w:rPr>
-              <w:t>CUP 59.780,00</w:t>
+              <w:t>CUP 60.760,00</w:t>
             </w:r>
           </w:p>
         </w:tc>
@@ -9843,7 +9843,7 @@
                 <w:sz w:val="20"/>
                 <w:szCs w:val="20"/>
               </w:rPr>
-              <w:t>CUP 38.430,00</w:t>
+              <w:t>CUP 39.060,00</w:t>
             </w:r>
           </w:p>
         </w:tc>
@@ -9906,7 +9906,7 @@
                 <w:sz w:val="20"/>
                 <w:szCs w:val="20"/>
               </w:rPr>
-              <w:t>CUP 42.700,00</w:t>
+              <w:t>CUP 43.400,00</w:t>
             </w:r>
           </w:p>
         </w:tc>
@@ -9969,7 +9969,7 @@
                 <w:sz w:val="20"/>
                 <w:szCs w:val="20"/>
               </w:rPr>
-              <w:t>CUP 25.620,00</w:t>
+              <w:t>CUP 26.040,00</w:t>
             </w:r>
           </w:p>
         </w:tc>
@@ -10032,7 +10032,7 @@
                 <w:sz w:val="20"/>
                 <w:szCs w:val="20"/>
               </w:rPr>
-              <w:t>CUP 170,80</w:t>
+              <w:t>CUP 173,60</w:t>
             </w:r>
           </w:p>
         </w:tc>
@@ -10095,7 +10095,7 @@
                 <w:sz w:val="20"/>
                 <w:szCs w:val="20"/>
               </w:rPr>
-              <w:t>CUP 85.400,00</w:t>
+              <w:t>CUP 86.800,00</w:t>
             </w:r>
           </w:p>
         </w:tc>
@@ -10158,7 +10158,7 @@
                 <w:sz w:val="20"/>
                 <w:szCs w:val="20"/>
               </w:rPr>
-              <w:t>CUP 17.080,00</w:t>
+              <w:t>CUP 17.360,00</w:t>
             </w:r>
           </w:p>
         </w:tc>
@@ -10221,7 +10221,7 @@
                 <w:sz w:val="20"/>
                 <w:szCs w:val="20"/>
               </w:rPr>
-              <w:t>CUP 25.620,00</w:t>
+              <w:t>CUP 26.040,00</w:t>
             </w:r>
           </w:p>
         </w:tc>
@@ -10284,7 +10284,7 @@
                 <w:sz w:val="20"/>
                 <w:szCs w:val="20"/>
               </w:rPr>
-              <w:t>CUP 1.708,00</w:t>
+              <w:t>CUP 1.736,00</w:t>
             </w:r>
           </w:p>
         </w:tc>
@@ -10347,7 +10347,7 @@
                 <w:sz w:val="20"/>
                 <w:szCs w:val="20"/>
               </w:rPr>
-              <w:t>CUP 51.240,00</w:t>
+              <w:t>CUP 52.080,00</w:t>
             </w:r>
           </w:p>
         </w:tc>
@@ -10411,7 +10411,7 @@
                 <w:sz w:val="20"/>
                 <w:szCs w:val="20"/>
               </w:rPr>
-              <w:t>CUP 5.978,00</w:t>
+              <w:t>CUP 6.076,00</w:t>
             </w:r>
           </w:p>
         </w:tc>
@@ -10474,7 +10474,7 @@
                 <w:sz w:val="20"/>
                 <w:szCs w:val="20"/>
               </w:rPr>
-              <w:t>CUP 17.080,00</w:t>
+              <w:t>CUP 17.360,00</w:t>
             </w:r>
           </w:p>
         </w:tc>
@@ -10537,7 +10537,7 @@
                 <w:sz w:val="20"/>
                 <w:szCs w:val="20"/>
               </w:rPr>
-              <w:t>CUP 12.810,00</w:t>
+              <w:t>CUP 13.020,00</w:t>
             </w:r>
           </w:p>
         </w:tc>
@@ -10600,7 +10600,7 @@
                 <w:sz w:val="20"/>
                 <w:szCs w:val="20"/>
               </w:rPr>
-              <w:t>CUP 17.080,00</w:t>
+              <w:t>CUP 17.360,00</w:t>
             </w:r>
           </w:p>
         </w:tc>
@@ -10663,7 +10663,7 @@
                 <w:sz w:val="20"/>
                 <w:szCs w:val="20"/>
               </w:rPr>
-              <w:t>CUP 51.240,00</w:t>
+              <w:t>CUP 52.080,00</w:t>
             </w:r>
           </w:p>
         </w:tc>
@@ -10726,7 +10726,7 @@
                 <w:sz w:val="20"/>
                 <w:szCs w:val="20"/>
               </w:rPr>
-              <w:t>CUP 128.100,00</w:t>
+              <w:t>CUP 130.200,00</w:t>
             </w:r>
           </w:p>
         </w:tc>
@@ -10789,7 +10789,7 @@
                 <w:sz w:val="20"/>
                 <w:szCs w:val="20"/>
               </w:rPr>
-              <w:t>CUP 34.160,00</w:t>
+              <w:t>CUP 34.720,00</w:t>
             </w:r>
           </w:p>
         </w:tc>
@@ -10852,7 +10852,7 @@
                 <w:sz w:val="20"/>
                 <w:szCs w:val="20"/>
               </w:rPr>
-              <w:t>CUP 85.400,00</w:t>
+              <w:t>CUP 86.800,00</w:t>
             </w:r>
           </w:p>
         </w:tc>
@@ -10915,7 +10915,7 @@
                 <w:sz w:val="20"/>
                 <w:szCs w:val="20"/>
               </w:rPr>
-              <w:t>CUP 85.400,00</w:t>
+              <w:t>CUP 86.800,00</w:t>
             </w:r>
           </w:p>
         </w:tc>
@@ -10978,7 +10978,7 @@
                 <w:sz w:val="20"/>
                 <w:szCs w:val="20"/>
               </w:rPr>
-              <w:t>CUP 85.400,00</w:t>
+              <w:t>CUP 86.800,00</w:t>
             </w:r>
           </w:p>
         </w:tc>
@@ -11041,7 +11041,7 @@
                 <w:sz w:val="20"/>
                 <w:szCs w:val="20"/>
               </w:rPr>
-              <w:t>CUP 21.350,00</w:t>
+              <w:t>CUP 21.700,00</w:t>
             </w:r>
           </w:p>
         </w:tc>
@@ -11104,7 +11104,7 @@
                 <w:sz w:val="20"/>
                 <w:szCs w:val="20"/>
               </w:rPr>
-              <w:t>CUP 367.220,00</w:t>
+              <w:t>CUP 373.240,00</w:t>
             </w:r>
           </w:p>
         </w:tc>
@@ -11167,7 +11167,7 @@
                 <w:sz w:val="20"/>
                 <w:szCs w:val="20"/>
               </w:rPr>
-              <w:t>CUP 153.720,00</w:t>
+              <w:t>CUP 156.240,00</w:t>
             </w:r>
           </w:p>
         </w:tc>
@@ -11230,7 +11230,7 @@
                 <w:sz w:val="20"/>
                 <w:szCs w:val="20"/>
               </w:rPr>
-              <w:t>CUP 5.978,00</w:t>
+              <w:t>CUP 6.076,00</w:t>
             </w:r>
           </w:p>
         </w:tc>
@@ -11293,7 +11293,7 @@
                 <w:sz w:val="20"/>
                 <w:szCs w:val="20"/>
               </w:rPr>
-              <w:t>CUP 17.080,00</w:t>
+              <w:t>CUP 17.360,00</w:t>
             </w:r>
           </w:p>
         </w:tc>
@@ -11356,7 +11356,7 @@
                 <w:sz w:val="20"/>
                 <w:szCs w:val="20"/>
               </w:rPr>
-              <w:t>CUP 25.620,00</w:t>
+              <w:t>CUP 26.040,00</w:t>
             </w:r>
           </w:p>
         </w:tc>
@@ -11419,7 +11419,7 @@
                 <w:sz w:val="20"/>
                 <w:szCs w:val="20"/>
               </w:rPr>
-              <w:t>CUP 51.240,00</w:t>
+              <w:t>CUP 52.080,00</w:t>
             </w:r>
           </w:p>
         </w:tc>
@@ -11482,7 +11482,7 @@
                 <w:sz w:val="20"/>
                 <w:szCs w:val="20"/>
               </w:rPr>
-              <w:t>CUP 102.480,00</w:t>
+              <w:t>CUP 104.160,00</w:t>
             </w:r>
           </w:p>
         </w:tc>
@@ -11545,7 +11545,7 @@
                 <w:sz w:val="20"/>
                 <w:szCs w:val="20"/>
               </w:rPr>
-              <w:t>CUP 17.080,00</w:t>
+              <w:t>CUP 17.360,00</w:t>
             </w:r>
           </w:p>
         </w:tc>
@@ -11608,7 +11608,7 @@
                 <w:sz w:val="20"/>
                 <w:szCs w:val="20"/>
               </w:rPr>
-              <w:t>CUP 68.320,00</w:t>
+              <w:t>CUP 69.440,00</w:t>
             </w:r>
           </w:p>
         </w:tc>
@@ -11671,7 +11671,7 @@
                 <w:sz w:val="20"/>
                 <w:szCs w:val="20"/>
               </w:rPr>
-              <w:t>CUP 213.500,00</w:t>
+              <w:t>CUP 217.000,00</w:t>
             </w:r>
           </w:p>
         </w:tc>
@@ -11734,7 +11734,7 @@
                 <w:sz w:val="20"/>
                 <w:szCs w:val="20"/>
               </w:rPr>
-              <w:t>CUP 102.480,00</w:t>
+              <w:t>CUP 104.160,00</w:t>
             </w:r>
           </w:p>
         </w:tc>
@@ -11797,7 +11797,7 @@
                 <w:sz w:val="20"/>
                 <w:szCs w:val="20"/>
               </w:rPr>
-              <w:t>CUP 170,80</w:t>
+              <w:t>CUP 173,60</w:t>
             </w:r>
           </w:p>
         </w:tc>
@@ -11860,7 +11860,7 @@
                 <w:sz w:val="20"/>
                 <w:szCs w:val="20"/>
               </w:rPr>
-              <w:t>CUP 12.810,00</w:t>
+              <w:t>CUP 13.020,00</w:t>
             </w:r>
           </w:p>
         </w:tc>
@@ -11923,7 +11923,7 @@
                 <w:sz w:val="20"/>
                 <w:szCs w:val="20"/>
               </w:rPr>
-              <w:t>CUP 6.832,00</w:t>
+              <w:t>CUP 6.944,00</w:t>
             </w:r>
           </w:p>
         </w:tc>
@@ -11986,7 +11986,7 @@
                 <w:sz w:val="20"/>
                 <w:szCs w:val="20"/>
               </w:rPr>
-              <w:t>CUP 34.160,00</w:t>
+              <w:t>CUP 34.720,00</w:t>
             </w:r>
           </w:p>
         </w:tc>
@@ -12049,7 +12049,7 @@
                 <w:sz w:val="20"/>
                 <w:szCs w:val="20"/>
               </w:rPr>
-              <w:t>CUP 25.620,00</w:t>
+              <w:t>CUP 26.040,00</w:t>
             </w:r>
           </w:p>
         </w:tc>
@@ -12112,7 +12112,7 @@
                 <w:sz w:val="20"/>
                 <w:szCs w:val="20"/>
               </w:rPr>
-              <w:t>CUP 51.240,00</w:t>
+              <w:t>CUP 52.080,00</w:t>
             </w:r>
           </w:p>
         </w:tc>
@@ -12175,7 +12175,7 @@
                 <w:sz w:val="20"/>
                 <w:szCs w:val="20"/>
               </w:rPr>
-              <w:t>CUP 85.400,00</w:t>
+              <w:t>CUP 86.800,00</w:t>
             </w:r>
           </w:p>
         </w:tc>
@@ -12238,7 +12238,7 @@
                 <w:sz w:val="20"/>
                 <w:szCs w:val="20"/>
               </w:rPr>
-              <w:t>CUP 10.248,00</w:t>
+              <w:t>CUP 10.416,00</w:t>
             </w:r>
           </w:p>
         </w:tc>
@@ -12301,7 +12301,7 @@
                 <w:sz w:val="20"/>
                 <w:szCs w:val="20"/>
               </w:rPr>
-              <w:t>CUP 34.160,00</w:t>
+              <w:t>CUP 34.720,00</w:t>
             </w:r>
           </w:p>
         </w:tc>
@@ -12365,7 +12365,7 @@
                 <w:sz w:val="20"/>
                 <w:szCs w:val="20"/>
               </w:rPr>
-              <w:t>CUP 59.780,00</w:t>
+              <w:t>CUP 60.760,00</w:t>
             </w:r>
           </w:p>
         </w:tc>
@@ -12428,7 +12428,7 @@
                 <w:sz w:val="20"/>
                 <w:szCs w:val="20"/>
               </w:rPr>
-              <w:t>CUP 6.832,00</w:t>
+              <w:t>CUP 6.944,00</w:t>
             </w:r>
           </w:p>
         </w:tc>
@@ -12491,7 +12491,7 @@
                 <w:sz w:val="20"/>
                 <w:szCs w:val="20"/>
               </w:rPr>
-              <w:t>CUP 8.540,00</w:t>
+              <w:t>CUP 8.680,00</w:t>
             </w:r>
           </w:p>
         </w:tc>
@@ -12554,7 +12554,7 @@
                 <w:sz w:val="20"/>
                 <w:szCs w:val="20"/>
               </w:rPr>
-              <w:t>CUP 6.832,00</w:t>
+              <w:t>CUP 6.944,00</w:t>
             </w:r>
           </w:p>
         </w:tc>
@@ -12617,7 +12617,7 @@
                 <w:sz w:val="20"/>
                 <w:szCs w:val="20"/>
               </w:rPr>
-              <w:t>CUP 25.620,00</w:t>
+              <w:t>CUP 26.040,00</w:t>
             </w:r>
           </w:p>
         </w:tc>
@@ -12680,7 +12680,7 @@
                 <w:sz w:val="20"/>
                 <w:szCs w:val="20"/>
               </w:rPr>
-              <w:t>CUP 76.860,00</w:t>
+              <w:t>CUP 78.120,00</w:t>
             </w:r>
           </w:p>
         </w:tc>
@@ -12743,7 +12743,7 @@
                 <w:sz w:val="20"/>
                 <w:szCs w:val="20"/>
               </w:rPr>
-              <w:t>CUP 42.700,00</w:t>
+              <w:t>CUP 43.400,00</w:t>
             </w:r>
           </w:p>
         </w:tc>
@@ -12806,7 +12806,7 @@
                 <w:sz w:val="20"/>
                 <w:szCs w:val="20"/>
               </w:rPr>
-              <w:t>CUP 4.270,00</w:t>
+              <w:t>CUP 4.340,00</w:t>
             </w:r>
           </w:p>
         </w:tc>
@@ -12869,7 +12869,7 @@
                 <w:sz w:val="20"/>
                 <w:szCs w:val="20"/>
               </w:rPr>
-              <w:t>CUP 25.620,00</w:t>
+              <w:t>CUP 26.040,00</w:t>
             </w:r>
           </w:p>
         </w:tc>
@@ -12932,7 +12932,7 @@
                 <w:sz w:val="20"/>
                 <w:szCs w:val="20"/>
               </w:rPr>
-              <w:t>CUP 17.080,00</w:t>
+              <w:t>CUP 17.360,00</w:t>
             </w:r>
           </w:p>
         </w:tc>
@@ -12995,7 +12995,7 @@
                 <w:sz w:val="20"/>
                 <w:szCs w:val="20"/>
               </w:rPr>
-              <w:t>CUP 102.480,00</w:t>
+              <w:t>CUP 104.160,00</w:t>
             </w:r>
           </w:p>
         </w:tc>
@@ -13058,7 +13058,7 @@
                 <w:sz w:val="20"/>
                 <w:szCs w:val="20"/>
               </w:rPr>
-              <w:t>CUP 4.270,00</w:t>
+              <w:t>CUP 4.340,00</w:t>
             </w:r>
           </w:p>
         </w:tc>
@@ -13121,7 +13121,7 @@
                 <w:sz w:val="20"/>
                 <w:szCs w:val="20"/>
               </w:rPr>
-              <w:t>CUP 29.890,00</w:t>
+              <w:t>CUP 30.380,00</w:t>
             </w:r>
           </w:p>
         </w:tc>
@@ -13184,7 +13184,7 @@
                 <w:sz w:val="20"/>
                 <w:szCs w:val="20"/>
               </w:rPr>
-              <w:t>CUP 2.562,00</w:t>
+              <w:t>CUP 2.604,00</w:t>
             </w:r>
           </w:p>
         </w:tc>
@@ -13247,7 +13247,7 @@
                 <w:sz w:val="20"/>
                 <w:szCs w:val="20"/>
               </w:rPr>
-              <w:t>CUP 2.562,00</w:t>
+              <w:t>CUP 2.604,00</w:t>
             </w:r>
           </w:p>
         </w:tc>
@@ -13310,7 +13310,7 @@
                 <w:sz w:val="20"/>
                 <w:szCs w:val="20"/>
               </w:rPr>
-              <w:t>CUP 170,80</w:t>
+              <w:t>CUP 173,60</w:t>
             </w:r>
           </w:p>
         </w:tc>
@@ -13373,7 +13373,7 @@
                 <w:sz w:val="20"/>
                 <w:szCs w:val="20"/>
               </w:rPr>
-              <w:t>CUP 170,80</w:t>
+              <w:t>CUP 173,60</w:t>
             </w:r>
           </w:p>
         </w:tc>
@@ -13436,7 +13436,7 @@
                 <w:sz w:val="20"/>
                 <w:szCs w:val="20"/>
               </w:rPr>
-              <w:t>CUP 5.124,00</w:t>
+              <w:t>CUP 5.208,00</w:t>
             </w:r>
           </w:p>
         </w:tc>
@@ -13499,7 +13499,7 @@
                 <w:sz w:val="20"/>
                 <w:szCs w:val="20"/>
               </w:rPr>
-              <w:t>CUP 4.270,00</w:t>
+              <w:t>CUP 4.340,00</w:t>
             </w:r>
           </w:p>
         </w:tc>
@@ -13562,7 +13562,7 @@
                 <w:sz w:val="20"/>
                 <w:szCs w:val="20"/>
               </w:rPr>
-              <w:t>CUP 85.400,00</w:t>
+              <w:t>CUP 86.800,00</w:t>
             </w:r>
           </w:p>
         </w:tc>
@@ -13625,7 +13625,7 @@
                 <w:sz w:val="20"/>
                 <w:szCs w:val="20"/>
               </w:rPr>
-              <w:t>CUP 3.416,00</w:t>
+              <w:t>CUP 3.472,00</w:t>
             </w:r>
           </w:p>
         </w:tc>
@@ -13688,7 +13688,7 @@
                 <w:sz w:val="20"/>
                 <w:szCs w:val="20"/>
               </w:rPr>
-              <w:t>CUP 6.832,00</w:t>
+              <w:t>CUP 6.944,00</w:t>
             </w:r>
           </w:p>
         </w:tc>
@@ -13751,7 +13751,7 @@
                 <w:sz w:val="20"/>
                 <w:szCs w:val="20"/>
               </w:rPr>
-              <w:t>CUP 51.240,00</w:t>
+              <w:t>CUP 52.080,00</w:t>
             </w:r>
           </w:p>
         </w:tc>
@@ -13819,7 +13819,7 @@
                 <w:sz w:val="20"/>
                 <w:szCs w:val="20"/>
               </w:rPr>
-              <w:t>CUP 25.620,00</w:t>
+              <w:t>CUP 26.040,00</w:t>
             </w:r>
           </w:p>
         </w:tc>
@@ -13887,7 +13887,7 @@
                 <w:sz w:val="20"/>
                 <w:szCs w:val="20"/>
               </w:rPr>
-              <w:t>CUP 85.400,00</w:t>
+              <w:t>CUP 86.800,00</w:t>
             </w:r>
           </w:p>
         </w:tc>
@@ -13951,7 +13951,7 @@
                 <w:sz w:val="20"/>
                 <w:szCs w:val="20"/>
               </w:rPr>
-              <w:t>CUP 25.620,00</w:t>
+              <w:t>CUP 26.040,00</w:t>
             </w:r>
           </w:p>
         </w:tc>
@@ -14014,7 +14014,7 @@
                 <w:sz w:val="20"/>
                 <w:szCs w:val="20"/>
               </w:rPr>
-              <w:t>CUP 5.978,00</w:t>
+              <w:t>CUP 6.076,00</w:t>
             </w:r>
           </w:p>
         </w:tc>
@@ -14077,7 +14077,7 @@
                 <w:sz w:val="20"/>
                 <w:szCs w:val="20"/>
               </w:rPr>
-              <w:t>CUP 12.810,00</w:t>
+              <w:t>CUP 13.020,00</w:t>
             </w:r>
           </w:p>
         </w:tc>
@@ -14140,7 +14140,7 @@
                 <w:sz w:val="20"/>
                 <w:szCs w:val="20"/>
               </w:rPr>
-              <w:t>CUP 25.620,00</w:t>
+              <w:t>CUP 26.040,00</w:t>
             </w:r>
           </w:p>
         </w:tc>
@@ -14203,7 +14203,7 @@
                 <w:sz w:val="20"/>
                 <w:szCs w:val="20"/>
               </w:rPr>
-              <w:t>CUP 6.832,00</w:t>
+              <w:t>CUP 6.944,00</w:t>
             </w:r>
           </w:p>
         </w:tc>
@@ -14266,7 +14266,7 @@
                 <w:sz w:val="20"/>
                 <w:szCs w:val="20"/>
               </w:rPr>
-              <w:t>CUP 6.832,00</w:t>
+              <w:t>CUP 6.944,00</w:t>
             </w:r>
           </w:p>
         </w:tc>
@@ -14330,7 +14330,7 @@
                 <w:sz w:val="20"/>
                 <w:szCs w:val="20"/>
               </w:rPr>
-              <w:t>CUP 6.832,00</w:t>
+              <w:t>CUP 6.944,00</w:t>
             </w:r>
           </w:p>
         </w:tc>
@@ -14393,7 +14393,7 @@
                 <w:sz w:val="20"/>
                 <w:szCs w:val="20"/>
               </w:rPr>
-              <w:t>CUP 5.978,00</w:t>
+              <w:t>CUP 6.076,00</w:t>
             </w:r>
           </w:p>
         </w:tc>
@@ -14456,7 +14456,7 @@
                 <w:sz w:val="20"/>
                 <w:szCs w:val="20"/>
               </w:rPr>
-              <w:t>CUP 4.270,00</w:t>
+              <w:t>CUP 4.340,00</w:t>
             </w:r>
           </w:p>
         </w:tc>
@@ -14519,7 +14519,7 @@
                 <w:sz w:val="20"/>
                 <w:szCs w:val="20"/>
               </w:rPr>
-              <w:t>CUP 12.810,00</w:t>
+              <w:t>CUP 13.020,00</w:t>
             </w:r>
           </w:p>
         </w:tc>
@@ -14582,7 +14582,7 @@
                 <w:sz w:val="20"/>
                 <w:szCs w:val="20"/>
               </w:rPr>
-              <w:t>CUP 5.978,00</w:t>
+              <w:t>CUP 6.076,00</w:t>
             </w:r>
           </w:p>
         </w:tc>
@@ -14645,7 +14645,7 @@
                 <w:sz w:val="20"/>
                 <w:szCs w:val="20"/>
               </w:rPr>
-              <w:t>CUP 5.978,00</w:t>
+              <w:t>CUP 6.076,00</w:t>
             </w:r>
           </w:p>
         </w:tc>
@@ -14708,7 +14708,7 @@
                 <w:sz w:val="20"/>
                 <w:szCs w:val="20"/>
               </w:rPr>
-              <w:t>CUP 4.270,00</w:t>
+              <w:t>CUP 4.340,00</w:t>
             </w:r>
           </w:p>
         </w:tc>
@@ -14771,7 +14771,7 @@
                 <w:sz w:val="20"/>
                 <w:szCs w:val="20"/>
               </w:rPr>
-              <w:t>CUP 17.080,00</w:t>
+              <w:t>CUP 17.360,00</w:t>
             </w:r>
           </w:p>
         </w:tc>
@@ -14834,7 +14834,7 @@
                 <w:sz w:val="20"/>
                 <w:szCs w:val="20"/>
               </w:rPr>
-              <w:t>CUP 1.708,00</w:t>
+              <w:t>CUP 1.736,00</w:t>
             </w:r>
           </w:p>
         </w:tc>
@@ -14897,7 +14897,7 @@
                 <w:sz w:val="20"/>
                 <w:szCs w:val="20"/>
               </w:rPr>
-              <w:t>CUP 17.080,00</w:t>
+              <w:t>CUP 17.360,00</w:t>
             </w:r>
           </w:p>
         </w:tc>
@@ -14960,7 +14960,7 @@
                 <w:sz w:val="20"/>
                 <w:szCs w:val="20"/>
               </w:rPr>
-              <w:t>CUP 42.700,00</w:t>
+              <w:t>CUP 43.400,00</w:t>
             </w:r>
           </w:p>
         </w:tc>
@@ -15023,7 +15023,7 @@
                 <w:sz w:val="20"/>
                 <w:szCs w:val="20"/>
               </w:rPr>
-              <w:t>CUP 34.160,00</w:t>
+              <w:t>CUP 34.720,00</w:t>
             </w:r>
           </w:p>
         </w:tc>
@@ -15086,7 +15086,7 @@
                 <w:sz w:val="20"/>
                 <w:szCs w:val="20"/>
               </w:rPr>
-              <w:t>CUP 128.100,00</w:t>
+              <w:t>CUP 130.200,00</w:t>
             </w:r>
           </w:p>
         </w:tc>
@@ -15149,7 +15149,7 @@
                 <w:sz w:val="20"/>
                 <w:szCs w:val="20"/>
               </w:rPr>
-              <w:t>CUP 76.860,00</w:t>
+              <w:t>CUP 78.120,00</w:t>
             </w:r>
           </w:p>
         </w:tc>
@@ -15212,7 +15212,7 @@
                 <w:sz w:val="20"/>
                 <w:szCs w:val="20"/>
               </w:rPr>
-              <w:t>CUP 2.562,00</w:t>
+              <w:t>CUP 2.604,00</w:t>
             </w:r>
           </w:p>
         </w:tc>
@@ -15275,7 +15275,7 @@
                 <w:sz w:val="20"/>
                 <w:szCs w:val="20"/>
               </w:rPr>
-              <w:t>CUP 6.832,00</w:t>
+              <w:t>CUP 6.944,00</w:t>
             </w:r>
           </w:p>
         </w:tc>
@@ -15338,7 +15338,7 @@
                 <w:sz w:val="20"/>
                 <w:szCs w:val="20"/>
               </w:rPr>
-              <w:t>CUP 5.978,00</w:t>
+              <w:t>CUP 6.076,00</w:t>
             </w:r>
           </w:p>
         </w:tc>
@@ -15401,7 +15401,7 @@
                 <w:sz w:val="20"/>
                 <w:szCs w:val="20"/>
               </w:rPr>
-              <w:t>CUP 273.280,00</w:t>
+              <w:t>CUP 277.760,00</w:t>
             </w:r>
           </w:p>
         </w:tc>
@@ -15464,7 +15464,7 @@
                 <w:sz w:val="20"/>
                 <w:szCs w:val="20"/>
               </w:rPr>
-              <w:t>CUP 444.080,00</w:t>
+              <w:t>CUP 451.360,00</w:t>
             </w:r>
           </w:p>
         </w:tc>
@@ -15527,7 +15527,7 @@
                 <w:sz w:val="20"/>
                 <w:szCs w:val="20"/>
               </w:rPr>
-              <w:t>CUP 452.620,00</w:t>
+              <w:t>CUP 460.040,00</w:t>
             </w:r>
           </w:p>
         </w:tc>
@@ -15590,7 +15590,7 @@
                 <w:sz w:val="20"/>
                 <w:szCs w:val="20"/>
               </w:rPr>
-              <w:t>CUP 5.124,00</w:t>
+              <w:t>CUP 5.208,00</w:t>
             </w:r>
           </w:p>
         </w:tc>
@@ -15653,7 +15653,7 @@
                 <w:sz w:val="20"/>
                 <w:szCs w:val="20"/>
               </w:rPr>
-              <w:t>CUP 10.248,00</w:t>
+              <w:t>CUP 10.416,00</w:t>
             </w:r>
           </w:p>
         </w:tc>
@@ -15716,7 +15716,7 @@
                 <w:sz w:val="20"/>
                 <w:szCs w:val="20"/>
               </w:rPr>
-              <w:t>CUP 6.832,00</w:t>
+              <w:t>CUP 6.944,00</w:t>
             </w:r>
           </w:p>
         </w:tc>
@@ -15779,7 +15779,7 @@
                 <w:sz w:val="20"/>
                 <w:szCs w:val="20"/>
               </w:rPr>
-              <w:t>CUP 17.080,00</w:t>
+              <w:t>CUP 17.360,00</w:t>
             </w:r>
           </w:p>
         </w:tc>
@@ -15842,7 +15842,7 @@
                 <w:sz w:val="20"/>
                 <w:szCs w:val="20"/>
               </w:rPr>
-              <w:t>CUP 12.810,00</w:t>
+              <w:t>CUP 13.020,00</w:t>
             </w:r>
           </w:p>
         </w:tc>
@@ -15905,7 +15905,7 @@
                 <w:sz w:val="20"/>
                 <w:szCs w:val="20"/>
               </w:rPr>
-              <w:t>CUP 4.270,00</w:t>
+              <w:t>CUP 4.340,00</w:t>
             </w:r>
           </w:p>
         </w:tc>
@@ -15968,7 +15968,7 @@
                 <w:sz w:val="20"/>
                 <w:szCs w:val="20"/>
               </w:rPr>
-              <w:t>CUP 12.810,00</w:t>
+              <w:t>CUP 13.020,00</w:t>
             </w:r>
           </w:p>
         </w:tc>
@@ -16031,7 +16031,7 @@
                 <w:sz w:val="20"/>
                 <w:szCs w:val="20"/>
               </w:rPr>
-              <w:t>CUP 59.780,00</w:t>
+              <w:t>CUP 60.760,00</w:t>
             </w:r>
           </w:p>
         </w:tc>
@@ -16094,7 +16094,7 @@
                 <w:sz w:val="20"/>
                 <w:szCs w:val="20"/>
               </w:rPr>
-              <w:t>CUP 6.832,00</w:t>
+              <w:t>CUP 6.944,00</w:t>
             </w:r>
           </w:p>
         </w:tc>
@@ -16157,7 +16157,7 @@
                 <w:sz w:val="20"/>
                 <w:szCs w:val="20"/>
               </w:rPr>
-              <w:t>CUP 8.540,00</w:t>
+              <w:t>CUP 8.680,00</w:t>
             </w:r>
           </w:p>
         </w:tc>
@@ -16220,7 +16220,7 @@
                 <w:sz w:val="20"/>
                 <w:szCs w:val="20"/>
               </w:rPr>
-              <w:t>CUP 17.080,00</w:t>
+              <w:t>CUP 17.360,00</w:t>
             </w:r>
           </w:p>
         </w:tc>
@@ -16284,7 +16284,7 @@
                 <w:sz w:val="20"/>
                 <w:szCs w:val="20"/>
               </w:rPr>
-              <w:t>CUP 6.832,00</w:t>
+              <w:t>CUP 6.944,00</w:t>
             </w:r>
           </w:p>
         </w:tc>
@@ -16347,7 +16347,7 @@
                 <w:sz w:val="20"/>
                 <w:szCs w:val="20"/>
               </w:rPr>
-              <w:t>CUP 6.832,00</w:t>
+              <w:t>CUP 6.944,00</w:t>
             </w:r>
           </w:p>
         </w:tc>
@@ -16410,7 +16410,7 @@
                 <w:sz w:val="20"/>
                 <w:szCs w:val="20"/>
               </w:rPr>
-              <w:t>CUP 6.832,00</w:t>
+              <w:t>CUP 6.944,00</w:t>
             </w:r>
           </w:p>
         </w:tc>
@@ -16473,7 +16473,7 @@
                 <w:sz w:val="20"/>
                 <w:szCs w:val="20"/>
               </w:rPr>
-              <w:t>CUP 6.832,00</w:t>
+              <w:t>CUP 6.944,00</w:t>
             </w:r>
           </w:p>
         </w:tc>
@@ -16536,7 +16536,7 @@
                 <w:sz w:val="20"/>
                 <w:szCs w:val="20"/>
               </w:rPr>
-              <w:t>CUP 42.700,00</w:t>
+              <w:t>CUP 43.400,00</w:t>
             </w:r>
           </w:p>
         </w:tc>
@@ -16599,7 +16599,7 @@
                 <w:sz w:val="20"/>
                 <w:szCs w:val="20"/>
               </w:rPr>
-              <w:t>CUP 4.270,00</w:t>
+              <w:t>CUP 4.340,00</w:t>
             </w:r>
           </w:p>
         </w:tc>
@@ -16662,7 +16662,7 @@
                 <w:sz w:val="20"/>
                 <w:szCs w:val="20"/>
               </w:rPr>
-              <w:t>CUP 4.270,00</w:t>
+              <w:t>CUP 4.340,00</w:t>
             </w:r>
           </w:p>
         </w:tc>
@@ -16725,7 +16725,7 @@
                 <w:sz w:val="20"/>
                 <w:szCs w:val="20"/>
               </w:rPr>
-              <w:t>CUP 25.620,00</w:t>
+              <w:t>CUP 26.040,00</w:t>
             </w:r>
           </w:p>
         </w:tc>
@@ -16788,7 +16788,7 @@
                 <w:sz w:val="20"/>
                 <w:szCs w:val="20"/>
               </w:rPr>
-              <w:t>CUP 4.270,00</w:t>
+              <w:t>CUP 4.340,00</w:t>
             </w:r>
           </w:p>
         </w:tc>
@@ -16851,7 +16851,7 @@
                 <w:sz w:val="20"/>
                 <w:szCs w:val="20"/>
               </w:rPr>
-              <w:t>CUP 239.120,00</w:t>
+              <w:t>CUP 243.040,00</w:t>
             </w:r>
           </w:p>
         </w:tc>
@@ -16914,7 +16914,7 @@
                 <w:sz w:val="20"/>
                 <w:szCs w:val="20"/>
               </w:rPr>
-              <w:t>CUP 128.100,00</w:t>
+              <w:t>CUP 130.200,00</w:t>
             </w:r>
           </w:p>
         </w:tc>
@@ -16995,7 +16995,7 @@
                 <w:sz w:val="20"/>
                 <w:szCs w:val="20"/>
               </w:rPr>
-              <w:t>CUP 55.510,00</w:t>
+              <w:t>CUP 56.420,00</w:t>
             </w:r>
           </w:p>
         </w:tc>
@@ -17058,7 +17058,7 @@
                 <w:sz w:val="20"/>
                 <w:szCs w:val="20"/>
               </w:rPr>
-              <w:t>CUP 68.320,00</w:t>
+              <w:t>CUP 69.440,00</w:t>
             </w:r>
           </w:p>
         </w:tc>
@@ -17121,7 +17121,7 @@
                 <w:sz w:val="20"/>
                 <w:szCs w:val="20"/>
               </w:rPr>
-              <w:t>CUP 25.620,00</w:t>
+              <w:t>CUP 26.040,00</w:t>
             </w:r>
           </w:p>
         </w:tc>
@@ -17184,7 +17184,7 @@
                 <w:sz w:val="20"/>
                 <w:szCs w:val="20"/>
               </w:rPr>
-              <w:t>CUP 128.100,00</w:t>
+              <w:t>CUP 130.200,00</w:t>
             </w:r>
           </w:p>
         </w:tc>
@@ -17247,7 +17247,7 @@
                 <w:sz w:val="20"/>
                 <w:szCs w:val="20"/>
               </w:rPr>
-              <w:t>CUP 128.100,00</w:t>
+              <w:t>CUP 130.200,00</w:t>
             </w:r>
           </w:p>
         </w:tc>
@@ -17310,7 +17310,7 @@
                 <w:sz w:val="20"/>
                 <w:szCs w:val="20"/>
               </w:rPr>
-              <w:t>CUP 46.970,00</w:t>
+              <w:t>CUP 47.740,00</w:t>
             </w:r>
           </w:p>
         </w:tc>
@@ -17373,7 +17373,7 @@
                 <w:sz w:val="20"/>
                 <w:szCs w:val="20"/>
               </w:rPr>
-              <w:t>CUP 51.240,00</w:t>
+              <w:t>CUP 52.080,00</w:t>
             </w:r>
           </w:p>
         </w:tc>
@@ -17436,7 +17436,7 @@
                 <w:sz w:val="20"/>
                 <w:szCs w:val="20"/>
               </w:rPr>
-              <w:t>CUP 55.510,00</w:t>
+              <w:t>CUP 56.420,00</w:t>
             </w:r>
           </w:p>
         </w:tc>
@@ -17499,7 +17499,7 @@
                 <w:sz w:val="20"/>
                 <w:szCs w:val="20"/>
               </w:rPr>
-              <w:t>CUP 55.510,00</w:t>
+              <w:t>CUP 56.420,00</w:t>
             </w:r>
           </w:p>
         </w:tc>
@@ -17562,7 +17562,7 @@
                 <w:sz w:val="20"/>
                 <w:szCs w:val="20"/>
               </w:rPr>
-              <w:t>CUP 5.978,00</w:t>
+              <w:t>CUP 6.076,00</w:t>
             </w:r>
           </w:p>
         </w:tc>
@@ -17625,7 +17625,7 @@
                 <w:sz w:val="20"/>
                 <w:szCs w:val="20"/>
               </w:rPr>
-              <w:t>CUP 8.540,00</w:t>
+              <w:t>CUP 8.680,00</w:t>
             </w:r>
           </w:p>
         </w:tc>
@@ -17688,7 +17688,7 @@
                 <w:sz w:val="20"/>
                 <w:szCs w:val="20"/>
               </w:rPr>
-              <w:t>CUP 51.240,00</w:t>
+              <w:t>CUP 52.080,00</w:t>
             </w:r>
           </w:p>
         </w:tc>
@@ -17751,7 +17751,7 @@
                 <w:sz w:val="20"/>
                 <w:szCs w:val="20"/>
               </w:rPr>
-              <w:t>CUP 8.540,00</w:t>
+              <w:t>CUP 8.680,00</w:t>
             </w:r>
           </w:p>
         </w:tc>
@@ -17814,7 +17814,7 @@
                 <w:sz w:val="20"/>
                 <w:szCs w:val="20"/>
               </w:rPr>
-              <w:t>CUP 17.080,00</w:t>
+              <w:t>CUP 17.360,00</w:t>
             </w:r>
           </w:p>
         </w:tc>
@@ -17877,7 +17877,7 @@
                 <w:sz w:val="20"/>
                 <w:szCs w:val="20"/>
               </w:rPr>
-              <w:t>CUP 85.400,00</w:t>
+              <w:t>CUP 86.800,00</w:t>
             </w:r>
           </w:p>
         </w:tc>
@@ -17940,7 +17940,7 @@
                 <w:sz w:val="20"/>
                 <w:szCs w:val="20"/>
               </w:rPr>
-              <w:t>CUP 102.480,00</w:t>
+              <w:t>CUP 104.160,00</w:t>
             </w:r>
           </w:p>
         </w:tc>
@@ -18003,7 +18003,7 @@
                 <w:sz w:val="20"/>
                 <w:szCs w:val="20"/>
               </w:rPr>
-              <w:t>CUP 256.200,00</w:t>
+              <w:t>CUP 260.400,00</w:t>
             </w:r>
           </w:p>
         </w:tc>
@@ -18066,7 +18066,7 @@
                 <w:sz w:val="20"/>
                 <w:szCs w:val="20"/>
               </w:rPr>
-              <w:t>CUP 256.200,00</w:t>
+              <w:t>CUP 260.400,00</w:t>
             </w:r>
           </w:p>
         </w:tc>
@@ -18129,7 +18129,7 @@
                 <w:sz w:val="20"/>
                 <w:szCs w:val="20"/>
               </w:rPr>
-              <w:t>CUP 136.640,00</w:t>
+              <w:t>CUP 138.880,00</w:t>
             </w:r>
           </w:p>
         </w:tc>
@@ -18192,7 +18192,7 @@
                 <w:sz w:val="20"/>
                 <w:szCs w:val="20"/>
               </w:rPr>
-              <w:t>CUP 187.880,00</w:t>
+              <w:t>CUP 190.960,00</w:t>
             </w:r>
           </w:p>
         </w:tc>
@@ -18256,7 +18256,7 @@
                 <w:sz w:val="20"/>
                 <w:szCs w:val="20"/>
               </w:rPr>
-              <w:t>CUP 93.940,00</w:t>
+              <w:t>CUP 95.480,00</w:t>
             </w:r>
           </w:p>
         </w:tc>
@@ -18319,7 +18319,7 @@
                 <w:sz w:val="20"/>
                 <w:szCs w:val="20"/>
               </w:rPr>
-              <w:t>CUP 136.640,00</w:t>
+              <w:t>CUP 138.880,00</w:t>
             </w:r>
           </w:p>
         </w:tc>
@@ -18382,7 +18382,7 @@
                 <w:sz w:val="20"/>
                 <w:szCs w:val="20"/>
               </w:rPr>
-              <w:t>CUP 25.620,00</w:t>
+              <w:t>CUP 26.040,00</w:t>
             </w:r>
           </w:p>
         </w:tc>
@@ -18445,7 +18445,7 @@
                 <w:sz w:val="20"/>
                 <w:szCs w:val="20"/>
               </w:rPr>
-              <w:t>CUP 25.620,00</w:t>
+              <w:t>CUP 26.040,00</w:t>
             </w:r>
           </w:p>
         </w:tc>
@@ -18508,7 +18508,7 @@
                 <w:sz w:val="20"/>
                 <w:szCs w:val="20"/>
               </w:rPr>
-              <w:t>CUP 145.180,00</w:t>
+              <w:t>CUP 147.560,00</w:t>
             </w:r>
           </w:p>
         </w:tc>
@@ -18571,7 +18571,7 @@
                 <w:sz w:val="20"/>
                 <w:szCs w:val="20"/>
               </w:rPr>
-              <w:t>CUP 59.780,00</w:t>
+              <w:t>CUP 60.760,00</w:t>
             </w:r>
           </w:p>
         </w:tc>
@@ -18634,7 +18634,7 @@
                 <w:sz w:val="20"/>
                 <w:szCs w:val="20"/>
               </w:rPr>
-              <w:t>CUP 170.800,00</w:t>
+              <w:t>CUP 173.600,00</w:t>
             </w:r>
           </w:p>
         </w:tc>
@@ -18697,7 +18697,7 @@
                 <w:sz w:val="20"/>
                 <w:szCs w:val="20"/>
               </w:rPr>
-              <w:t>CUP 76.860,00</w:t>
+              <w:t>CUP 78.120,00</w:t>
             </w:r>
           </w:p>
         </w:tc>
@@ -18760,7 +18760,7 @@
                 <w:sz w:val="20"/>
                 <w:szCs w:val="20"/>
               </w:rPr>
-              <w:t>CUP 17.080,00</w:t>
+              <w:t>CUP 17.360,00</w:t>
             </w:r>
           </w:p>
         </w:tc>
@@ -18823,7 +18823,7 @@
                 <w:sz w:val="20"/>
                 <w:szCs w:val="20"/>
               </w:rPr>
-              <w:t>CUP 59.780,00</w:t>
+              <w:t>CUP 60.760,00</w:t>
             </w:r>
           </w:p>
         </w:tc>
@@ -18886,7 +18886,7 @@
                 <w:sz w:val="20"/>
                 <w:szCs w:val="20"/>
               </w:rPr>
-              <w:t>CUP 21.350,00</w:t>
+              <w:t>CUP 21.700,00</w:t>
             </w:r>
           </w:p>
         </w:tc>
@@ -18949,7 +18949,7 @@
                 <w:sz w:val="20"/>
                 <w:szCs w:val="20"/>
               </w:rPr>
-              <w:t>CUP 8.540,00</w:t>
+              <w:t>CUP 8.680,00</w:t>
             </w:r>
           </w:p>
         </w:tc>
@@ -19012,7 +19012,7 @@
                 <w:sz w:val="20"/>
                 <w:szCs w:val="20"/>
               </w:rPr>
-              <w:t>CUP 17.080,00</w:t>
+              <w:t>CUP 17.360,00</w:t>
             </w:r>
           </w:p>
         </w:tc>
@@ -19075,7 +19075,7 @@
                 <w:sz w:val="20"/>
                 <w:szCs w:val="20"/>
               </w:rPr>
-              <w:t>CUP 10.248,00</w:t>
+              <w:t>CUP 10.416,00</w:t>
             </w:r>
           </w:p>
         </w:tc>
@@ -19138,7 +19138,7 @@
                 <w:sz w:val="20"/>
                 <w:szCs w:val="20"/>
               </w:rPr>
-              <w:t>CUP 10.248,00</w:t>
+              <w:t>CUP 10.416,00</w:t>
             </w:r>
           </w:p>
         </w:tc>
@@ -19201,7 +19201,7 @@
                 <w:sz w:val="20"/>
                 <w:szCs w:val="20"/>
               </w:rPr>
-              <w:t>CUP 17.080,00</w:t>
+              <w:t>CUP 17.360,00</w:t>
             </w:r>
           </w:p>
         </w:tc>
@@ -19264,7 +19264,7 @@
                 <w:sz w:val="20"/>
                 <w:szCs w:val="20"/>
               </w:rPr>
-              <w:t>CUP 17.080,00</w:t>
+              <w:t>CUP 17.360,00</w:t>
             </w:r>
           </w:p>
         </w:tc>
@@ -19327,7 +19327,7 @@
                 <w:sz w:val="20"/>
                 <w:szCs w:val="20"/>
               </w:rPr>
-              <w:t>CUP 21.350,00</w:t>
+              <w:t>CUP 21.700,00</w:t>
             </w:r>
           </w:p>
         </w:tc>
@@ -19390,7 +19390,7 @@
                 <w:sz w:val="20"/>
                 <w:szCs w:val="20"/>
               </w:rPr>
-              <w:t>CUP 51.240,00</w:t>
+              <w:t>CUP 52.080,00</w:t>
             </w:r>
           </w:p>
         </w:tc>
@@ -19453,7 +19453,7 @@
                 <w:sz w:val="20"/>
                 <w:szCs w:val="20"/>
               </w:rPr>
-              <w:t>CUP 34.160,00</w:t>
+              <w:t>CUP 34.720,00</w:t>
             </w:r>
           </w:p>
         </w:tc>
@@ -19516,7 +19516,7 @@
                 <w:sz w:val="20"/>
                 <w:szCs w:val="20"/>
               </w:rPr>
-              <w:t>CUP 25.620,00</w:t>
+              <w:t>CUP 26.040,00</w:t>
             </w:r>
           </w:p>
         </w:tc>
@@ -19579,7 +19579,7 @@
                 <w:sz w:val="20"/>
                 <w:szCs w:val="20"/>
               </w:rPr>
-              <w:t>CUP 17.080,00</w:t>
+              <w:t>CUP 17.360,00</w:t>
             </w:r>
           </w:p>
         </w:tc>
@@ -19642,7 +19642,7 @@
                 <w:sz w:val="20"/>
                 <w:szCs w:val="20"/>
               </w:rPr>
-              <w:t>CUP 170,80</w:t>
+              <w:t>CUP 173,60</w:t>
             </w:r>
           </w:p>
         </w:tc>
@@ -19705,7 +19705,7 @@
                 <w:sz w:val="20"/>
                 <w:szCs w:val="20"/>
               </w:rPr>
-              <w:t>CUP 128.100,00</w:t>
+              <w:t>CUP 130.200,00</w:t>
             </w:r>
           </w:p>
         </w:tc>
@@ -19768,7 +19768,7 @@
                 <w:sz w:val="20"/>
                 <w:szCs w:val="20"/>
               </w:rPr>
-              <w:t>CUP 256.200,00</w:t>
+              <w:t>CUP 260.400,00</w:t>
             </w:r>
           </w:p>
         </w:tc>
@@ -19831,7 +19831,7 @@
                 <w:sz w:val="20"/>
                 <w:szCs w:val="20"/>
               </w:rPr>
-              <w:t>CUP 17.080,00</w:t>
+              <w:t>CUP 17.360,00</w:t>
             </w:r>
           </w:p>
         </w:tc>
@@ -19894,7 +19894,7 @@
                 <w:sz w:val="20"/>
                 <w:szCs w:val="20"/>
               </w:rPr>
-              <w:t>CUP 17.080,00</w:t>
+              <w:t>CUP 17.360,00</w:t>
             </w:r>
           </w:p>
         </w:tc>
@@ -19957,7 +19957,7 @@
                 <w:sz w:val="20"/>
                 <w:szCs w:val="20"/>
               </w:rPr>
-              <w:t>CUP 12.810,00</w:t>
+              <w:t>CUP 13.020,00</w:t>
             </w:r>
           </w:p>
         </w:tc>
@@ -20020,7 +20020,7 @@
                 <w:sz w:val="20"/>
                 <w:szCs w:val="20"/>
               </w:rPr>
-              <w:t>CUP 25.620,00</w:t>
+              <w:t>CUP 26.040,00</w:t>
             </w:r>
           </w:p>
         </w:tc>
@@ -20083,7 +20083,7 @@
                 <w:sz w:val="20"/>
                 <w:szCs w:val="20"/>
               </w:rPr>
-              <w:t>CUP 12.810,00</w:t>
+              <w:t>CUP 13.020,00</w:t>
             </w:r>
           </w:p>
         </w:tc>
@@ -20146,7 +20146,7 @@
                 <w:sz w:val="20"/>
                 <w:szCs w:val="20"/>
               </w:rPr>
-              <w:t>CUP 25.620,00</w:t>
+              <w:t>CUP 26.040,00</w:t>
             </w:r>
           </w:p>
         </w:tc>
@@ -20210,7 +20210,7 @@
                 <w:sz w:val="20"/>
                 <w:szCs w:val="20"/>
               </w:rPr>
-              <w:t>CUP 34.160,00</w:t>
+              <w:t>CUP 34.720,00</w:t>
             </w:r>
           </w:p>
         </w:tc>
@@ -20273,7 +20273,7 @@
                 <w:sz w:val="20"/>
                 <w:szCs w:val="20"/>
               </w:rPr>
-              <w:t>CUP 85.400,00</w:t>
+              <w:t>CUP 86.800,00</w:t>
             </w:r>
           </w:p>
         </w:tc>
@@ -20336,7 +20336,7 @@
                 <w:sz w:val="20"/>
                 <w:szCs w:val="20"/>
               </w:rPr>
-              <w:t>CUP 59.780,00</w:t>
+              <w:t>CUP 60.760,00</w:t>
             </w:r>
           </w:p>
         </w:tc>
@@ -20399,7 +20399,7 @@
                 <w:sz w:val="20"/>
                 <w:szCs w:val="20"/>
               </w:rPr>
-              <w:t>CUP 8.540,00</w:t>
+              <w:t>CUP 8.680,00</w:t>
             </w:r>
           </w:p>
         </w:tc>
@@ -20462,7 +20462,7 @@
                 <w:sz w:val="20"/>
                 <w:szCs w:val="20"/>
               </w:rPr>
-              <w:t>CUP 111.020,00</w:t>
+              <w:t>CUP 112.840,00</w:t>
             </w:r>
           </w:p>
         </w:tc>
@@ -20525,7 +20525,7 @@
                 <w:sz w:val="20"/>
                 <w:szCs w:val="20"/>
               </w:rPr>
-              <w:t>CUP 170.800,00</w:t>
+              <w:t>CUP 173.600,00</w:t>
             </w:r>
           </w:p>
         </w:tc>
@@ -20588,7 +20588,7 @@
                 <w:sz w:val="20"/>
                 <w:szCs w:val="20"/>
               </w:rPr>
-              <w:t>CUP 21.350,00</w:t>
+              <w:t>CUP 21.700,00</w:t>
             </w:r>
           </w:p>
         </w:tc>
@@ -20651,7 +20651,7 @@
                 <w:sz w:val="20"/>
                 <w:szCs w:val="20"/>
               </w:rPr>
-              <w:t>CUP 12.810,00</w:t>
+              <w:t>CUP 13.020,00</w:t>
             </w:r>
           </w:p>
         </w:tc>
@@ -20714,7 +20714,7 @@
                 <w:sz w:val="20"/>
                 <w:szCs w:val="20"/>
               </w:rPr>
-              <w:t>CUP 85.400,00</w:t>
+              <w:t>CUP 86.800,00</w:t>
             </w:r>
           </w:p>
         </w:tc>
@@ -20777,7 +20777,7 @@
                 <w:sz w:val="20"/>
                 <w:szCs w:val="20"/>
               </w:rPr>
-              <w:t>CUP 51.240,00</w:t>
+              <w:t>CUP 52.080,00</w:t>
             </w:r>
           </w:p>
         </w:tc>
@@ -20858,7 +20858,7 @@
                 <w:sz w:val="20"/>
                 <w:szCs w:val="20"/>
               </w:rPr>
-              <w:t>CUP 81.130,00</w:t>
+              <w:t>CUP 82.460,00</w:t>
             </w:r>
           </w:p>
         </w:tc>
@@ -20921,7 +20921,7 @@
                 <w:sz w:val="20"/>
                 <w:szCs w:val="20"/>
               </w:rPr>
-              <w:t>CUP 4.270,00</w:t>
+              <w:t>CUP 4.340,00</w:t>
             </w:r>
           </w:p>
         </w:tc>
@@ -20984,7 +20984,7 @@
                 <w:sz w:val="20"/>
                 <w:szCs w:val="20"/>
               </w:rPr>
-              <w:t>CUP 4.270,00</w:t>
+              <w:t>CUP 4.340,00</w:t>
             </w:r>
           </w:p>
         </w:tc>
@@ -21047,7 +21047,7 @@
                 <w:sz w:val="20"/>
                 <w:szCs w:val="20"/>
               </w:rPr>
-              <w:t>CUP 6.832,00</w:t>
+              <w:t>CUP 6.944,00</w:t>
             </w:r>
           </w:p>
         </w:tc>
@@ -21110,7 +21110,7 @@
                 <w:sz w:val="20"/>
                 <w:szCs w:val="20"/>
               </w:rPr>
-              <w:t>CUP 5.978,00</w:t>
+              <w:t>CUP 6.076,00</w:t>
             </w:r>
           </w:p>
         </w:tc>
@@ -21173,7 +21173,7 @@
                 <w:sz w:val="20"/>
                 <w:szCs w:val="20"/>
               </w:rPr>
-              <w:t>CUP 17.080,00</w:t>
+              <w:t>CUP 17.360,00</w:t>
             </w:r>
           </w:p>
         </w:tc>
@@ -21236,7 +21236,7 @@
                 <w:sz w:val="20"/>
                 <w:szCs w:val="20"/>
               </w:rPr>
-              <w:t>CUP 6.832,00</w:t>
+              <w:t>CUP 6.944,00</w:t>
             </w:r>
           </w:p>
         </w:tc>
@@ -21299,7 +21299,7 @@
                 <w:sz w:val="20"/>
                 <w:szCs w:val="20"/>
               </w:rPr>
-              <w:t>CUP 8.540,00</w:t>
+              <w:t>CUP 8.680,00</w:t>
             </w:r>
           </w:p>
         </w:tc>
@@ -21362,7 +21362,7 @@
                 <w:sz w:val="20"/>
                 <w:szCs w:val="20"/>
               </w:rPr>
-              <w:t>CUP 8.540,00</w:t>
+              <w:t>CUP 8.680,00</w:t>
             </w:r>
           </w:p>
         </w:tc>
@@ -21425,7 +21425,7 @@
                 <w:sz w:val="20"/>
                 <w:szCs w:val="20"/>
               </w:rPr>
-              <w:t>CUP 8.540,00</w:t>
+              <w:t>CUP 8.680,00</w:t>
             </w:r>
           </w:p>
         </w:tc>
@@ -21488,7 +21488,7 @@
                 <w:sz w:val="20"/>
                 <w:szCs w:val="20"/>
               </w:rPr>
-              <w:t>CUP 12.810,00</w:t>
+              <w:t>CUP 13.020,00</w:t>
             </w:r>
           </w:p>
         </w:tc>
@@ -21551,7 +21551,7 @@
                 <w:sz w:val="20"/>
                 <w:szCs w:val="20"/>
               </w:rPr>
-              <w:t>CUP 12.810,00</w:t>
+              <w:t>CUP 13.020,00</w:t>
             </w:r>
           </w:p>
         </w:tc>
@@ -21614,7 +21614,7 @@
                 <w:sz w:val="20"/>
                 <w:szCs w:val="20"/>
               </w:rPr>
-              <w:t>CUP 10.248,00</w:t>
+              <w:t>CUP 10.416,00</w:t>
             </w:r>
           </w:p>
         </w:tc>
@@ -21677,7 +21677,7 @@
                 <w:sz w:val="20"/>
                 <w:szCs w:val="20"/>
               </w:rPr>
-              <w:t>CUP 12.810,00</w:t>
+              <w:t>CUP 13.020,00</w:t>
             </w:r>
           </w:p>
         </w:tc>
@@ -21740,7 +21740,7 @@
                 <w:sz w:val="20"/>
                 <w:szCs w:val="20"/>
               </w:rPr>
-              <w:t>CUP 5.124,00</w:t>
+              <w:t>CUP 5.208,00</w:t>
             </w:r>
           </w:p>
         </w:tc>
@@ -21803,7 +21803,7 @@
                 <w:sz w:val="20"/>
                 <w:szCs w:val="20"/>
               </w:rPr>
-              <w:t>CUP 8.540,00</w:t>
+              <w:t>CUP 8.680,00</w:t>
             </w:r>
           </w:p>
         </w:tc>
@@ -21866,7 +21866,7 @@
                 <w:sz w:val="20"/>
                 <w:szCs w:val="20"/>
               </w:rPr>
-              <w:t>CUP 128.100,00</w:t>
+              <w:t>CUP 130.200,00</w:t>
             </w:r>
           </w:p>
         </w:tc>
@@ -21929,7 +21929,7 @@
                 <w:sz w:val="20"/>
                 <w:szCs w:val="20"/>
               </w:rPr>
-              <w:t>CUP 153.720,00</w:t>
+              <w:t>CUP 156.240,00</w:t>
             </w:r>
           </w:p>
         </w:tc>
@@ -21992,7 +21992,7 @@
                 <w:sz w:val="20"/>
                 <w:szCs w:val="20"/>
               </w:rPr>
-              <w:t>CUP 76.860,00</w:t>
+              <w:t>CUP 78.120,00</w:t>
             </w:r>
           </w:p>
         </w:tc>
@@ -22055,7 +22055,7 @@
                 <w:sz w:val="20"/>
                 <w:szCs w:val="20"/>
               </w:rPr>
-              <w:t>CUP 25.620,00</w:t>
+              <w:t>CUP 26.040,00</w:t>
             </w:r>
           </w:p>
         </w:tc>
@@ -22118,7 +22118,7 @@
                 <w:sz w:val="20"/>
                 <w:szCs w:val="20"/>
               </w:rPr>
-              <w:t>CUP 17.080,00</w:t>
+              <w:t>CUP 17.360,00</w:t>
             </w:r>
           </w:p>
         </w:tc>
@@ -22182,7 +22182,7 @@
                 <w:sz w:val="20"/>
                 <w:szCs w:val="20"/>
               </w:rPr>
-              <w:t>CUP 3.416,00</w:t>
+              <w:t>CUP 3.472,00</w:t>
             </w:r>
           </w:p>
         </w:tc>
@@ -22245,7 +22245,7 @@
                 <w:sz w:val="20"/>
                 <w:szCs w:val="20"/>
               </w:rPr>
-              <w:t>CUP 1.708,00</w:t>
+              <w:t>CUP 1.736,00</w:t>
             </w:r>
           </w:p>
         </w:tc>
@@ -22308,7 +22308,7 @@
                 <w:sz w:val="20"/>
                 <w:szCs w:val="20"/>
               </w:rPr>
-              <w:t>CUP 102.480,00</w:t>
+              <w:t>CUP 104.160,00</w:t>
             </w:r>
           </w:p>
         </w:tc>
@@ -22371,7 +22371,7 @@
                 <w:sz w:val="20"/>
                 <w:szCs w:val="20"/>
               </w:rPr>
-              <w:t>CUP 64.050,00</w:t>
+              <w:t>CUP 65.100,00</w:t>
             </w:r>
           </w:p>
         </w:tc>
@@ -22434,7 +22434,7 @@
                 <w:sz w:val="20"/>
                 <w:szCs w:val="20"/>
               </w:rPr>
-              <w:t>CUP 21.350,00</w:t>
+              <w:t>CUP 21.700,00</w:t>
             </w:r>
           </w:p>
         </w:tc>
@@ -22497,7 +22497,7 @@
                 <w:sz w:val="20"/>
                 <w:szCs w:val="20"/>
               </w:rPr>
-              <w:t>CUP 51.240,00</w:t>
+              <w:t>CUP 52.080,00</w:t>
             </w:r>
           </w:p>
         </w:tc>
@@ -22560,7 +22560,7 @@
                 <w:sz w:val="20"/>
                 <w:szCs w:val="20"/>
               </w:rPr>
-              <w:t>CUP 8.540,00</w:t>
+              <w:t>CUP 8.680,00</w:t>
             </w:r>
           </w:p>
         </w:tc>
@@ -22623,7 +22623,7 @@
                 <w:sz w:val="20"/>
                 <w:szCs w:val="20"/>
               </w:rPr>
-              <w:t>CUP 10.248,00</w:t>
+              <w:t>CUP 10.416,00</w:t>
             </w:r>
           </w:p>
         </w:tc>
@@ -22686,7 +22686,7 @@
                 <w:sz w:val="20"/>
                 <w:szCs w:val="20"/>
               </w:rPr>
-              <w:t>CUP 213.500,00</w:t>
+              <w:t>CUP 217.000,00</w:t>
             </w:r>
           </w:p>
         </w:tc>
@@ -22749,7 +22749,7 @@
                 <w:sz w:val="20"/>
                 <w:szCs w:val="20"/>
               </w:rPr>
-              <w:t>CUP 469.700,00</w:t>
+              <w:t>CUP 477.400,00</w:t>
             </w:r>
           </w:p>
         </w:tc>
@@ -22812,7 +22812,7 @@
                 <w:sz w:val="20"/>
                 <w:szCs w:val="20"/>
               </w:rPr>
-              <w:t>CUP 21.350,00</w:t>
+              <w:t>CUP 21.700,00</w:t>
             </w:r>
           </w:p>
         </w:tc>
@@ -22875,7 +22875,7 @@
                 <w:sz w:val="20"/>
                 <w:szCs w:val="20"/>
               </w:rPr>
-              <w:t>CUP 8.540,00</w:t>
+              <w:t>CUP 8.680,00</w:t>
             </w:r>
           </w:p>
         </w:tc>
@@ -22938,7 +22938,7 @@
                 <w:sz w:val="20"/>
                 <w:szCs w:val="20"/>
               </w:rPr>
-              <w:t>CUP 17.080,00</w:t>
+              <w:t>CUP 17.360,00</w:t>
             </w:r>
           </w:p>
         </w:tc>
@@ -23001,7 +23001,7 @@
                 <w:sz w:val="20"/>
                 <w:szCs w:val="20"/>
               </w:rPr>
-              <w:t>CUP 6.832,00</w:t>
+              <w:t>CUP 6.944,00</w:t>
             </w:r>
           </w:p>
         </w:tc>
@@ -23064,7 +23064,7 @@
                 <w:sz w:val="20"/>
                 <w:szCs w:val="20"/>
               </w:rPr>
-              <w:t>CUP 6.832,00</w:t>
+              <w:t>CUP 6.944,00</w:t>
             </w:r>
           </w:p>
         </w:tc>
@@ -23127,7 +23127,7 @@
                 <w:sz w:val="20"/>
                 <w:szCs w:val="20"/>
               </w:rPr>
-              <w:t>CUP 3.416,00</w:t>
+              <w:t>CUP 3.472,00</w:t>
             </w:r>
           </w:p>
         </w:tc>
@@ -23190,7 +23190,7 @@
                 <w:sz w:val="20"/>
                 <w:szCs w:val="20"/>
               </w:rPr>
-              <w:t>CUP 12.810,00</w:t>
+              <w:t>CUP 13.020,00</w:t>
             </w:r>
           </w:p>
         </w:tc>
@@ -23253,7 +23253,7 @@
                 <w:sz w:val="20"/>
                 <w:szCs w:val="20"/>
               </w:rPr>
-              <w:t>CUP 6.832,00</w:t>
+              <w:t>CUP 6.944,00</w:t>
             </w:r>
           </w:p>
         </w:tc>
@@ -23316,7 +23316,7 @@
                 <w:sz w:val="20"/>
                 <w:szCs w:val="20"/>
               </w:rPr>
-              <w:t>CUP 5.978,00</w:t>
+              <w:t>CUP 6.076,00</w:t>
             </w:r>
           </w:p>
         </w:tc>
@@ -23379,7 +23379,7 @@
                 <w:sz w:val="20"/>
                 <w:szCs w:val="20"/>
               </w:rPr>
-              <w:t>CUP 38.430,00</w:t>
+              <w:t>CUP 39.060,00</w:t>
             </w:r>
           </w:p>
         </w:tc>
@@ -23442,7 +23442,7 @@
                 <w:sz w:val="20"/>
                 <w:szCs w:val="20"/>
               </w:rPr>
-              <w:t>CUP 3.416,00</w:t>
+              <w:t>CUP 3.472,00</w:t>
             </w:r>
           </w:p>
         </w:tc>
@@ -23505,7 +23505,7 @@
                 <w:sz w:val="20"/>
                 <w:szCs w:val="20"/>
               </w:rPr>
-              <w:t>CUP 4.270,00</w:t>
+              <w:t>CUP 4.340,00</w:t>
             </w:r>
           </w:p>
         </w:tc>
@@ -23568,7 +23568,7 @@
                 <w:sz w:val="20"/>
                 <w:szCs w:val="20"/>
               </w:rPr>
-              <w:t>CUP 4.270,00</w:t>
+              <w:t>CUP 4.340,00</w:t>
             </w:r>
           </w:p>
         </w:tc>
@@ -23631,7 +23631,7 @@
                 <w:sz w:val="20"/>
                 <w:szCs w:val="20"/>
               </w:rPr>
-              <w:t>CUP 4.270,00</w:t>
+              <w:t>CUP 4.340,00</w:t>
             </w:r>
           </w:p>
         </w:tc>
@@ -23694,7 +23694,7 @@
                 <w:sz w:val="20"/>
                 <w:szCs w:val="20"/>
               </w:rPr>
-              <w:t>CUP 17.080,00</w:t>
+              <w:t>CUP 17.360,00</w:t>
             </w:r>
           </w:p>
         </w:tc>
@@ -23757,7 +23757,7 @@
                 <w:sz w:val="20"/>
                 <w:szCs w:val="20"/>
               </w:rPr>
-              <w:t>CUP 6.832,00</w:t>
+              <w:t>CUP 6.944,00</w:t>
             </w:r>
           </w:p>
         </w:tc>
@@ -23820,7 +23820,7 @@
                 <w:sz w:val="20"/>
                 <w:szCs w:val="20"/>
               </w:rPr>
-              <w:t>CUP 10.248,00</w:t>
+              <w:t>CUP 10.416,00</w:t>
             </w:r>
           </w:p>
         </w:tc>
@@ -23883,7 +23883,7 @@
                 <w:sz w:val="20"/>
                 <w:szCs w:val="20"/>
               </w:rPr>
-              <w:t>CUP 10.248,00</w:t>
+              <w:t>CUP 10.416,00</w:t>
             </w:r>
           </w:p>
         </w:tc>
@@ -23946,7 +23946,7 @@
                 <w:sz w:val="20"/>
                 <w:szCs w:val="20"/>
               </w:rPr>
-              <w:t>CUP 12.810,00</w:t>
+              <w:t>CUP 13.020,00</w:t>
             </w:r>
           </w:p>
         </w:tc>
@@ -24009,7 +24009,7 @@
                 <w:sz w:val="20"/>
                 <w:szCs w:val="20"/>
               </w:rPr>
-              <w:t>CUP 17.080,00</w:t>
+              <w:t>CUP 17.360,00</w:t>
             </w:r>
           </w:p>
         </w:tc>
@@ -24072,7 +24072,7 @@
                 <w:sz w:val="20"/>
                 <w:szCs w:val="20"/>
               </w:rPr>
-              <w:t>CUP 8.540,00</w:t>
+              <w:t>CUP 8.680,00</w:t>
             </w:r>
           </w:p>
         </w:tc>
@@ -24136,7 +24136,7 @@
                 <w:sz w:val="20"/>
                 <w:szCs w:val="20"/>
               </w:rPr>
-              <w:t>CUP 4.270,00</w:t>
+              <w:t>CUP 4.340,00</w:t>
             </w:r>
           </w:p>
         </w:tc>
@@ -24199,7 +24199,7 @@
                 <w:sz w:val="20"/>
                 <w:szCs w:val="20"/>
               </w:rPr>
-              <w:t>CUP 5.978,00</w:t>
+              <w:t>CUP 6.076,00</w:t>
             </w:r>
           </w:p>
         </w:tc>
@@ -24262,7 +24262,7 @@
                 <w:sz w:val="20"/>
                 <w:szCs w:val="20"/>
               </w:rPr>
-              <w:t>CUP 5.124,00</w:t>
+              <w:t>CUP 5.208,00</w:t>
             </w:r>
           </w:p>
         </w:tc>
@@ -24325,7 +24325,7 @@
                 <w:sz w:val="20"/>
                 <w:szCs w:val="20"/>
               </w:rPr>
-              <w:t>CUP 1.708,00</w:t>
+              <w:t>CUP 1.736,00</w:t>
             </w:r>
           </w:p>
         </w:tc>
@@ -24388,7 +24388,7 @@
                 <w:sz w:val="20"/>
                 <w:szCs w:val="20"/>
               </w:rPr>
-              <w:t>CUP 4.270,00</w:t>
+              <w:t>CUP 4.340,00</w:t>
             </w:r>
           </w:p>
         </w:tc>
@@ -24451,7 +24451,7 @@
                 <w:sz w:val="20"/>
                 <w:szCs w:val="20"/>
               </w:rPr>
-              <w:t>CUP 2.562,00</w:t>
+              <w:t>CUP 2.604,00</w:t>
             </w:r>
           </w:p>
         </w:tc>
@@ -24514,7 +24514,7 @@
                 <w:sz w:val="20"/>
                 <w:szCs w:val="20"/>
               </w:rPr>
-              <w:t>CUP 3.416,00</w:t>
+              <w:t>CUP 3.472,00</w:t>
             </w:r>
           </w:p>
         </w:tc>
@@ -24577,7 +24577,7 @@
                 <w:sz w:val="20"/>
                 <w:szCs w:val="20"/>
               </w:rPr>
-              <w:t>CUP 2.562,00</w:t>
+              <w:t>CUP 2.604,00</w:t>
             </w:r>
           </w:p>
         </w:tc>
@@ -24640,7 +24640,7 @@
                 <w:sz w:val="20"/>
                 <w:szCs w:val="20"/>
               </w:rPr>
-              <w:t>CUP 5.978,00</w:t>
+              <w:t>CUP 6.076,00</w:t>
             </w:r>
           </w:p>
         </w:tc>
@@ -24703,7 +24703,7 @@
                 <w:sz w:val="20"/>
                 <w:szCs w:val="20"/>
               </w:rPr>
-              <w:t>CUP 2.562,00</w:t>
+              <w:t>CUP 2.604,00</w:t>
             </w:r>
           </w:p>
         </w:tc>
@@ -24766,7 +24766,7 @@
                 <w:sz w:val="20"/>
                 <w:szCs w:val="20"/>
               </w:rPr>
-              <w:t>CUP 1.708,00</w:t>
+              <w:t>CUP 1.736,00</w:t>
             </w:r>
           </w:p>
         </w:tc>
@@ -24829,7 +24829,7 @@
                 <w:sz w:val="20"/>
                 <w:szCs w:val="20"/>
               </w:rPr>
-              <w:t>CUP 153.720,00</w:t>
+              <w:t>CUP 156.240,00</w:t>
             </w:r>
           </w:p>
         </w:tc>
@@ -24902,7 +24902,7 @@
                 <w:sz w:val="20"/>
                 <w:szCs w:val="20"/>
               </w:rPr>
-              <w:t>CUP 8.540,00</w:t>
+              <w:t>CUP 8.680,00</w:t>
             </w:r>
           </w:p>
         </w:tc>
@@ -24965,7 +24965,7 @@
                 <w:sz w:val="20"/>
                 <w:szCs w:val="20"/>
               </w:rPr>
-              <w:t>CUP 17.080,00</w:t>
+              <w:t>CUP 17.360,00</w:t>
             </w:r>
           </w:p>
         </w:tc>
@@ -25028,7 +25028,7 @@
                 <w:sz w:val="20"/>
                 <w:szCs w:val="20"/>
               </w:rPr>
-              <w:t>CUP 25.620,00</w:t>
+              <w:t>CUP 26.040,00</w:t>
             </w:r>
           </w:p>
         </w:tc>
@@ -25091,7 +25091,7 @@
                 <w:sz w:val="20"/>
                 <w:szCs w:val="20"/>
               </w:rPr>
-              <w:t>CUP 25.620,00</w:t>
+              <w:t>CUP 26.040,00</w:t>
             </w:r>
           </w:p>
         </w:tc>
@@ -25154,7 +25154,7 @@
                 <w:sz w:val="20"/>
                 <w:szCs w:val="20"/>
               </w:rPr>
-              <w:t>CUP 17.080,00</w:t>
+              <w:t>CUP 17.360,00</w:t>
             </w:r>
           </w:p>
         </w:tc>
@@ -25223,7 +25223,7 @@
                 <w:sz w:val="20"/>
                 <w:szCs w:val="20"/>
               </w:rPr>
-              <w:t>CUP 38.430,00</w:t>
+              <w:t>CUP 39.060,00</w:t>
             </w:r>
           </w:p>
         </w:tc>
@@ -25292,7 +25292,7 @@
                 <w:sz w:val="20"/>
                 <w:szCs w:val="20"/>
               </w:rPr>
-              <w:t>CUP 12.810,00</w:t>
+              <w:t>CUP 13.020,00</w:t>
             </w:r>
           </w:p>
         </w:tc>
@@ -25361,7 +25361,7 @@
                 <w:sz w:val="20"/>
                 <w:szCs w:val="20"/>
               </w:rPr>
-              <w:t>CUP 2.562,00</w:t>
+              <w:t>CUP 2.604,00</w:t>
             </w:r>
           </w:p>
         </w:tc>
@@ -25430,7 +25430,7 @@
                 <w:sz w:val="20"/>
                 <w:szCs w:val="20"/>
               </w:rPr>
-              <w:t>CUP 51.240,00</w:t>
+              <w:t>CUP 52.080,00</w:t>
             </w:r>
           </w:p>
         </w:tc>
@@ -25499,7 +25499,7 @@
                 <w:sz w:val="20"/>
                 <w:szCs w:val="20"/>
               </w:rPr>
-              <w:t>CUP 12.810,00</w:t>
+              <w:t>CUP 13.020,00</w:t>
             </w:r>
           </w:p>
         </w:tc>
@@ -25568,7 +25568,7 @@
                 <w:sz w:val="20"/>
                 <w:szCs w:val="20"/>
               </w:rPr>
-              <w:t>CUP 12.810,00</w:t>
+              <w:t>CUP 13.020,00</w:t>
             </w:r>
           </w:p>
         </w:tc>
@@ -25637,7 +25637,7 @@
                 <w:sz w:val="20"/>
                 <w:szCs w:val="20"/>
               </w:rPr>
-              <w:t>CUP 170.800,00</w:t>
+              <w:t>CUP 173.600,00</w:t>
             </w:r>
           </w:p>
         </w:tc>
@@ -25706,7 +25706,7 @@
                 <w:sz w:val="20"/>
                 <w:szCs w:val="20"/>
               </w:rPr>
-              <w:t>CUP 29.890,00</w:t>
+              <w:t>CUP 30.380,00</w:t>
             </w:r>
           </w:p>
         </w:tc>
@@ -25775,7 +25775,7 @@
                 <w:sz w:val="20"/>
                 <w:szCs w:val="20"/>
               </w:rPr>
-              <w:t>CUP 8.540,00</w:t>
+              <w:t>CUP 8.680,00</w:t>
             </w:r>
           </w:p>
         </w:tc>
@@ -25844,7 +25844,7 @@
                 <w:sz w:val="20"/>
                 <w:szCs w:val="20"/>
               </w:rPr>
-              <w:t>CUP 3.416,00</w:t>
+              <w:t>CUP 3.472,00</w:t>
             </w:r>
           </w:p>
         </w:tc>
@@ -25913,7 +25913,7 @@
                 <w:sz w:val="20"/>
                 <w:szCs w:val="20"/>
               </w:rPr>
-              <w:t>CUP 10.248,00</w:t>
+              <w:t>CUP 10.416,00</w:t>
             </w:r>
           </w:p>
         </w:tc>
@@ -26041,7 +26041,7 @@
                 <w:sz w:val="20"/>
                 <w:szCs w:val="20"/>
               </w:rPr>
-              <w:t>CUP 119.560,00</w:t>
+              <w:t>CUP 121.520,00</w:t>
             </w:r>
           </w:p>
         </w:tc>
@@ -26092,7 +26092,7 @@
                 <w:sz w:val="20"/>
                 <w:szCs w:val="20"/>
               </w:rPr>
-              <w:t>CUP 170.800,00</w:t>
+              <w:t>CUP 173.600,00</w:t>
             </w:r>
           </w:p>
         </w:tc>
@@ -26143,7 +26143,7 @@
                 <w:sz w:val="20"/>
                 <w:szCs w:val="20"/>
               </w:rPr>
-              <w:t>CUP 29.890,00</w:t>
+              <w:t>CUP 30.380,00</w:t>
             </w:r>
           </w:p>
         </w:tc>
@@ -26204,7 +26204,7 @@
                 <w:sz w:val="20"/>
                 <w:szCs w:val="20"/>
               </w:rPr>
-              <w:t>CUP 153.720,00</w:t>
+              <w:t>CUP 156.240,00</w:t>
             </w:r>
           </w:p>
         </w:tc>
@@ -26256,7 +26256,7 @@
                 <w:sz w:val="20"/>
                 <w:szCs w:val="20"/>
               </w:rPr>
-              <w:t>CUP 102.480,00</w:t>
+              <w:t>CUP 104.160,00</w:t>
             </w:r>
           </w:p>
         </w:tc>
@@ -26317,7 +26317,7 @@
                 <w:sz w:val="20"/>
                 <w:szCs w:val="20"/>
               </w:rPr>
-              <w:t>CUP 102.480,00</w:t>
+              <w:t>CUP 104.160,00</w:t>
             </w:r>
           </w:p>
         </w:tc>
@@ -26369,7 +26369,7 @@
                 <w:sz w:val="20"/>
                 <w:szCs w:val="20"/>
               </w:rPr>
-              <w:t>CUP 5.124,00</w:t>
+              <w:t>CUP 5.208,00</w:t>
             </w:r>
           </w:p>
         </w:tc>
@@ -26421,7 +26421,7 @@
                 <w:sz w:val="20"/>
                 <w:szCs w:val="20"/>
               </w:rPr>
-              <w:t>CUP 111.020,00</w:t>
+              <w:t>CUP 112.840,00</w:t>
             </w:r>
           </w:p>
         </w:tc>
@@ -26473,7 +26473,7 @@
                 <w:sz w:val="20"/>
                 <w:szCs w:val="20"/>
               </w:rPr>
-              <w:t>CUP 34.160,00</w:t>
+              <w:t>CUP 34.720,00</w:t>
             </w:r>
           </w:p>
         </w:tc>
@@ -26525,7 +26525,7 @@
                 <w:sz w:val="20"/>
                 <w:szCs w:val="20"/>
               </w:rPr>
-              <w:t>CUP 68.320,00</w:t>
+              <w:t>CUP 69.440,00</w:t>
             </w:r>
           </w:p>
         </w:tc>
@@ -26598,7 +26598,7 @@
                 <w:sz w:val="20"/>
                 <w:szCs w:val="20"/>
               </w:rPr>
-              <w:t>CUP 34.160,00</w:t>
+              <w:t>CUP 34.720,00</w:t>
             </w:r>
           </w:p>
         </w:tc>
@@ -26651,7 +26651,7 @@
                 <w:sz w:val="20"/>
                 <w:szCs w:val="20"/>
               </w:rPr>
-              <w:t>CUP 17.080,00</w:t>
+              <w:t>CUP 17.360,00</w:t>
             </w:r>
           </w:p>
         </w:tc>
@@ -26704,7 +26704,7 @@
                 <w:sz w:val="20"/>
                 <w:szCs w:val="20"/>
               </w:rPr>
-              <w:t>CUP 72.590,00</w:t>
+              <w:t>CUP 73.780,00</w:t>
             </w:r>
           </w:p>
         </w:tc>
@@ -26756,7 +26756,7 @@
                 <w:sz w:val="20"/>
                 <w:szCs w:val="20"/>
               </w:rPr>
-              <w:t>CUP 68.320,00</w:t>
+              <w:t>CUP 69.440,00</w:t>
             </w:r>
           </w:p>
         </w:tc>
@@ -26809,7 +26809,7 @@
                 <w:sz w:val="20"/>
                 <w:szCs w:val="20"/>
               </w:rPr>
-              <w:t>CUP 85.400,00</w:t>
+              <w:t>CUP 86.800,00</w:t>
             </w:r>
           </w:p>
         </w:tc>
@@ -26861,7 +26861,7 @@
                 <w:sz w:val="20"/>
                 <w:szCs w:val="20"/>
               </w:rPr>
-              <w:t>CUP 85.400,00</w:t>
+              <w:t>CUP 86.800,00</w:t>
             </w:r>
           </w:p>
         </w:tc>
@@ -26913,7 +26913,7 @@
                 <w:sz w:val="20"/>
                 <w:szCs w:val="20"/>
               </w:rPr>
-              <w:t>CUP 93.940,00</w:t>
+              <w:t>CUP 95.480,00</w:t>
             </w:r>
           </w:p>
         </w:tc>
@@ -26965,7 +26965,7 @@
                 <w:sz w:val="20"/>
                 <w:szCs w:val="20"/>
               </w:rPr>
-              <w:t>CUP 102.480,00</w:t>
+              <w:t>CUP 104.160,00</w:t>
             </w:r>
           </w:p>
         </w:tc>
@@ -27018,7 +27018,7 @@
                 <w:sz w:val="20"/>
                 <w:szCs w:val="20"/>
               </w:rPr>
-              <w:t>CUP 21.350,00</w:t>
+              <w:t>CUP 21.700,00</w:t>
             </w:r>
           </w:p>
         </w:tc>
@@ -27071,7 +27071,7 @@
                 <w:sz w:val="20"/>
                 <w:szCs w:val="20"/>
               </w:rPr>
-              <w:t>CUP 51.240,00</w:t>
+              <w:t>CUP 52.080,00</w:t>
             </w:r>
           </w:p>
         </w:tc>
@@ -27123,7 +27123,7 @@
                 <w:sz w:val="20"/>
                 <w:szCs w:val="20"/>
               </w:rPr>
-              <w:t>CUP 51.240,00</w:t>
+              <w:t>CUP 52.080,00</w:t>
             </w:r>
           </w:p>
         </w:tc>
@@ -27175,7 +27175,7 @@
                 <w:sz w:val="20"/>
                 <w:szCs w:val="20"/>
               </w:rPr>
-              <w:t>CUP 85.400,00</w:t>
+              <w:t>CUP 86.800,00</w:t>
             </w:r>
           </w:p>
         </w:tc>
@@ -27227,7 +27227,7 @@
                 <w:sz w:val="20"/>
                 <w:szCs w:val="20"/>
               </w:rPr>
-              <w:t>CUP 59.780,00</w:t>
+              <w:t>CUP 60.760,00</w:t>
             </w:r>
           </w:p>
         </w:tc>
@@ -27279,7 +27279,7 @@
                 <w:sz w:val="20"/>
                 <w:szCs w:val="20"/>
               </w:rPr>
-              <w:t>CUP 68.320,00</w:t>
+              <w:t>CUP 69.440,00</w:t>
             </w:r>
           </w:p>
         </w:tc>
@@ -27331,7 +27331,7 @@
                 <w:sz w:val="20"/>
                 <w:szCs w:val="20"/>
               </w:rPr>
-              <w:t>CUP 854,00</w:t>
+              <w:t>CUP 868,00</w:t>
             </w:r>
           </w:p>
         </w:tc>
@@ -27383,7 +27383,7 @@
                 <w:sz w:val="20"/>
                 <w:szCs w:val="20"/>
               </w:rPr>
-              <w:t>CUP 854,00</w:t>
+              <w:t>CUP 868,00</w:t>
             </w:r>
           </w:p>
         </w:tc>
@@ -27435,7 +27435,7 @@
                 <w:sz w:val="20"/>
                 <w:szCs w:val="20"/>
               </w:rPr>
-              <w:t>CUP 854,00</w:t>
+              <w:t>CUP 868,00</w:t>
             </w:r>
           </w:p>
         </w:tc>
@@ -27487,7 +27487,7 @@
                 <w:sz w:val="20"/>
                 <w:szCs w:val="20"/>
               </w:rPr>
-              <w:t>CUP 12.810,00</w:t>
+              <w:t>CUP 13.020,00</w:t>
             </w:r>
           </w:p>
         </w:tc>
@@ -27539,7 +27539,7 @@
                 <w:sz w:val="20"/>
                 <w:szCs w:val="20"/>
               </w:rPr>
-              <w:t>CUP 17.080,00</w:t>
+              <w:t>CUP 17.360,00</w:t>
             </w:r>
           </w:p>
         </w:tc>
@@ -27601,7 +27601,7 @@
                 <w:sz w:val="20"/>
                 <w:szCs w:val="20"/>
               </w:rPr>
-              <w:t>CUP 34.160,00</w:t>
+              <w:t>CUP 34.720,00</w:t>
             </w:r>
           </w:p>
         </w:tc>
@@ -27653,7 +27653,7 @@
                 <w:sz w:val="20"/>
                 <w:szCs w:val="20"/>
               </w:rPr>
-              <w:t>CUP 34.160,00</w:t>
+              <w:t>CUP 34.720,00</w:t>
             </w:r>
           </w:p>
         </w:tc>
@@ -27704,7 +27704,7 @@
                 <w:sz w:val="20"/>
                 <w:szCs w:val="20"/>
               </w:rPr>
-              <w:t>CUP 12.810,00</w:t>
+              <w:t>CUP 13.020,00</w:t>
             </w:r>
           </w:p>
         </w:tc>
@@ -27755,7 +27755,7 @@
                 <w:sz w:val="20"/>
                 <w:szCs w:val="20"/>
               </w:rPr>
-              <w:t>CUP 8.540,00</w:t>
+              <w:t>CUP 8.680,00</w:t>
             </w:r>
           </w:p>
         </w:tc>
@@ -27806,7 +27806,7 @@
                 <w:sz w:val="20"/>
                 <w:szCs w:val="20"/>
               </w:rPr>
-              <w:t>CUP 12.810,00</w:t>
+              <w:t>CUP 13.020,00</w:t>
             </w:r>
           </w:p>
         </w:tc>
@@ -27857,7 +27857,7 @@
                 <w:sz w:val="20"/>
                 <w:szCs w:val="20"/>
               </w:rPr>
-              <w:t>CUP 2.135,00</w:t>
+              <w:t>CUP 2.170,00</w:t>
             </w:r>
           </w:p>
         </w:tc>
@@ -27908,7 +27908,7 @@
                 <w:sz w:val="20"/>
                 <w:szCs w:val="20"/>
               </w:rPr>
-              <w:t>CUP 8.540,00</w:t>
+              <w:t>CUP 8.680,00</w:t>
             </w:r>
           </w:p>
         </w:tc>
@@ -27959,7 +27959,7 @@
                 <w:sz w:val="20"/>
                 <w:szCs w:val="20"/>
               </w:rPr>
-              <w:t>CUP 5.978,00</w:t>
+              <w:t>CUP 6.076,00</w:t>
             </w:r>
           </w:p>
         </w:tc>
@@ -28010,7 +28010,7 @@
                 <w:sz w:val="20"/>
                 <w:szCs w:val="20"/>
               </w:rPr>
-              <w:t>CUP 21.350,00</w:t>
+              <w:t>CUP 21.700,00</w:t>
             </w:r>
           </w:p>
         </w:tc>
@@ -28061,7 +28061,7 @@
                 <w:sz w:val="20"/>
                 <w:szCs w:val="20"/>
               </w:rPr>
-              <w:t>CUP 12.810,00</w:t>
+              <w:t>CUP 13.020,00</w:t>
             </w:r>
           </w:p>
         </w:tc>
@@ -28112,7 +28112,7 @@
                 <w:sz w:val="20"/>
                 <w:szCs w:val="20"/>
               </w:rPr>
-              <w:t>CUP 25.620,00</w:t>
+              <w:t>CUP 26.040,00</w:t>
             </w:r>
           </w:p>
         </w:tc>
@@ -28164,7 +28164,7 @@
                 <w:sz w:val="20"/>
                 <w:szCs w:val="20"/>
               </w:rPr>
-              <w:t>CUP 17.080,00</w:t>
+              <w:t>CUP 17.360,00</w:t>
             </w:r>
           </w:p>
         </w:tc>
@@ -28215,7 +28215,7 @@
                 <w:sz w:val="20"/>
                 <w:szCs w:val="20"/>
               </w:rPr>
-              <w:t>CUP 21.350,00</w:t>
+              <w:t>CUP 21.700,00</w:t>
             </w:r>
           </w:p>
         </w:tc>
@@ -28266,7 +28266,7 @@
                 <w:sz w:val="20"/>
                 <w:szCs w:val="20"/>
               </w:rPr>
-              <w:t>CUP 42.700,00</w:t>
+              <w:t>CUP 43.400,00</w:t>
             </w:r>
           </w:p>
         </w:tc>
@@ -28317,7 +28317,7 @@
                 <w:sz w:val="20"/>
                 <w:szCs w:val="20"/>
               </w:rPr>
-              <w:t>CUP 51.240,00</w:t>
+              <w:t>CUP 52.080,00</w:t>
             </w:r>
           </w:p>
         </w:tc>
@@ -28368,7 +28368,7 @@
                 <w:sz w:val="20"/>
                 <w:szCs w:val="20"/>
               </w:rPr>
-              <w:t>CUP 42.700,00</w:t>
+              <w:t>CUP 43.400,00</w:t>
             </w:r>
           </w:p>
         </w:tc>
@@ -28419,7 +28419,7 @@
                 <w:sz w:val="20"/>
                 <w:szCs w:val="20"/>
               </w:rPr>
-              <w:t>CUP 59.780,00</w:t>
+              <w:t>CUP 60.760,00</w:t>
             </w:r>
           </w:p>
         </w:tc>
@@ -28470,7 +28470,7 @@
                 <w:sz w:val="20"/>
                 <w:szCs w:val="20"/>
               </w:rPr>
-              <w:t>CUP 298.900,00</w:t>
+              <w:t>CUP 303.800,00</w:t>
             </w:r>
           </w:p>
         </w:tc>
@@ -28521,7 +28521,7 @@
                 <w:sz w:val="20"/>
                 <w:szCs w:val="20"/>
               </w:rPr>
-              <w:t>CUP 12.810,00</w:t>
+              <w:t>CUP 13.020,00</w:t>
             </w:r>
           </w:p>
         </w:tc>
@@ -28572,7 +28572,7 @@
                 <w:sz w:val="20"/>
                 <w:szCs w:val="20"/>
               </w:rPr>
-              <w:t>CUP 111.020,00</w:t>
+              <w:t>CUP 112.840,00</w:t>
             </w:r>
           </w:p>
         </w:tc>
@@ -28624,7 +28624,7 @@
                 <w:sz w:val="20"/>
                 <w:szCs w:val="20"/>
               </w:rPr>
-              <w:t>CUP 17.080,00</w:t>
+              <w:t>CUP 17.360,00</w:t>
             </w:r>
           </w:p>
         </w:tc>
@@ -28676,7 +28676,7 @@
                 <w:sz w:val="20"/>
                 <w:szCs w:val="20"/>
               </w:rPr>
-              <w:t>CUP 42.700,00</w:t>
+              <w:t>CUP 43.400,00</w:t>
             </w:r>
           </w:p>
         </w:tc>
@@ -28727,7 +28727,7 @@
                 <w:sz w:val="20"/>
                 <w:szCs w:val="20"/>
               </w:rPr>
-              <w:t>CUP 29.890,00</w:t>
+              <w:t>CUP 30.380,00</w:t>
             </w:r>
           </w:p>
         </w:tc>
@@ -28774,7 +28774,7 @@
                 <w:sz w:val="20"/>
                 <w:szCs w:val="20"/>
               </w:rPr>
-              <w:t>CUP 119.560,00</w:t>
+              <w:t>CUP 121.520,00</w:t>
             </w:r>
           </w:p>
         </w:tc>
@@ -28819,7 +28819,7 @@
                 <w:sz w:val="20"/>
                 <w:szCs w:val="20"/>
               </w:rPr>
-              <w:t>CUP 59.780,00</w:t>
+              <w:t>CUP 60.760,00</w:t>
             </w:r>
           </w:p>
         </w:tc>
@@ -28871,7 +28871,7 @@
                 <w:sz w:val="20"/>
                 <w:szCs w:val="20"/>
               </w:rPr>
-              <w:t>CUP 12.810,00</w:t>
+              <w:t>CUP 13.020,00</w:t>
             </w:r>
           </w:p>
         </w:tc>
@@ -28937,7 +28937,7 @@
                 <w:sz w:val="20"/>
                 <w:szCs w:val="20"/>
               </w:rPr>
-              <w:t>CUP 25.620,00</w:t>
+              <w:t>CUP 26.040,00</w:t>
             </w:r>
           </w:p>
         </w:tc>
@@ -28981,7 +28981,7 @@
                 <w:sz w:val="20"/>
                 <w:szCs w:val="20"/>
               </w:rPr>
-              <w:t>CUP 170.800,00</w:t>
+              <w:t>CUP 173.600,00</w:t>
             </w:r>
           </w:p>
         </w:tc>
@@ -29026,7 +29026,7 @@
                 <w:sz w:val="20"/>
                 <w:szCs w:val="20"/>
               </w:rPr>
-              <w:t>CUP 68.320,00</w:t>
+              <w:t>CUP 69.440,00</w:t>
             </w:r>
           </w:p>
         </w:tc>
@@ -29092,7 +29092,7 @@
                 <w:sz w:val="20"/>
                 <w:szCs w:val="20"/>
               </w:rPr>
-              <w:t>CUP 85.400,00</w:t>
+              <w:t>CUP 86.800,00</w:t>
             </w:r>
           </w:p>
         </w:tc>
@@ -29136,7 +29136,7 @@
                 <w:sz w:val="20"/>
                 <w:szCs w:val="20"/>
               </w:rPr>
-              <w:t>CUP 85.400,00</w:t>
+              <w:t>CUP 86.800,00</w:t>
             </w:r>
           </w:p>
         </w:tc>
@@ -29193,7 +29193,7 @@
                 <w:sz w:val="20"/>
                 <w:szCs w:val="20"/>
               </w:rPr>
-              <w:t>CUP 128.100,00</w:t>
+              <w:t>CUP 130.200,00</w:t>
             </w:r>
           </w:p>
         </w:tc>
@@ -29239,7 +29239,7 @@
                 <w:sz w:val="20"/>
                 <w:szCs w:val="20"/>
               </w:rPr>
-              <w:t>CUP 213.500,00</w:t>
+              <w:t>CUP 217.000,00</w:t>
             </w:r>
           </w:p>
         </w:tc>
@@ -29284,7 +29284,7 @@
                 <w:sz w:val="20"/>
                 <w:szCs w:val="20"/>
               </w:rPr>
-              <w:t>CUP 187.880,00</w:t>
+              <w:t>CUP 190.960,00</w:t>
             </w:r>
           </w:p>
         </w:tc>
@@ -29337,7 +29337,7 @@
                 <w:sz w:val="20"/>
                 <w:szCs w:val="20"/>
               </w:rPr>
-              <w:t>CUP 102.480,00</w:t>
+              <w:t>CUP 104.160,00</w:t>
             </w:r>
           </w:p>
         </w:tc>
@@ -29382,7 +29382,7 @@
                 <w:sz w:val="20"/>
                 <w:szCs w:val="20"/>
               </w:rPr>
-              <w:t>CUP 51.240,00</w:t>
+              <w:t>CUP 52.080,00</w:t>
             </w:r>
           </w:p>
         </w:tc>
@@ -29426,7 +29426,7 @@
                 <w:sz w:val="20"/>
                 <w:szCs w:val="20"/>
               </w:rPr>
-              <w:t>CUP 59.780,00</w:t>
+              <w:t>CUP 60.760,00</w:t>
             </w:r>
           </w:p>
         </w:tc>
@@ -29471,7 +29471,7 @@
                 <w:sz w:val="20"/>
                 <w:szCs w:val="20"/>
               </w:rPr>
-              <w:t>CUP 111.020,00</w:t>
+              <w:t>CUP 112.840,00</w:t>
             </w:r>
           </w:p>
         </w:tc>
@@ -29515,7 +29515,7 @@
                 <w:sz w:val="20"/>
                 <w:szCs w:val="20"/>
               </w:rPr>
-              <w:t>CUP 17.080,00</w:t>
+              <w:t>CUP 17.360,00</w:t>
             </w:r>
           </w:p>
         </w:tc>
@@ -29559,7 +29559,7 @@
                 <w:sz w:val="20"/>
                 <w:szCs w:val="20"/>
               </w:rPr>
-              <w:t>CUP 12.810,00</w:t>
+              <w:t>CUP 13.020,00</w:t>
             </w:r>
           </w:p>
         </w:tc>
@@ -29603,7 +29603,7 @@
                 <w:sz w:val="20"/>
                 <w:szCs w:val="20"/>
               </w:rPr>
-              <w:t>CUP 34.160,00</w:t>
+              <w:t>CUP 34.720,00</w:t>
             </w:r>
           </w:p>
         </w:tc>
@@ -29647,7 +29647,7 @@
                 <w:sz w:val="20"/>
                 <w:szCs w:val="20"/>
               </w:rPr>
-              <w:t>CUP 6.832,00</w:t>
+              <w:t>CUP 6.944,00</w:t>
             </w:r>
           </w:p>
         </w:tc>
@@ -29691,7 +29691,7 @@
                 <w:sz w:val="20"/>
                 <w:szCs w:val="20"/>
               </w:rPr>
-              <w:t>CUP 25.620,00</w:t>
+              <w:t>CUP 26.040,00</w:t>
             </w:r>
           </w:p>
         </w:tc>
@@ -29735,7 +29735,7 @@
                 <w:sz w:val="20"/>
                 <w:szCs w:val="20"/>
               </w:rPr>
-              <w:t>CUP 51.240,00</w:t>
+              <w:t>CUP 52.080,00</w:t>
             </w:r>
           </w:p>
         </w:tc>
@@ -29779,7 +29779,7 @@
                 <w:sz w:val="20"/>
                 <w:szCs w:val="20"/>
               </w:rPr>
-              <w:t>CUP 46.970,00</w:t>
+              <w:t>CUP 47.740,00</w:t>
             </w:r>
           </w:p>
         </w:tc>
@@ -29830,7 +29830,7 @@
                 <w:sz w:val="20"/>
                 <w:szCs w:val="20"/>
               </w:rPr>
-              <w:t>CUP 59.780,00</w:t>
+              <w:t>CUP 60.760,00</w:t>
             </w:r>
           </w:p>
         </w:tc>
@@ -29874,7 +29874,7 @@
                 <w:sz w:val="20"/>
                 <w:szCs w:val="20"/>
               </w:rPr>
-              <w:t>CUP 59.780,00</w:t>
+              <w:t>CUP 60.760,00</w:t>
             </w:r>
           </w:p>
         </w:tc>
@@ -29918,7 +29918,7 @@
                 <w:sz w:val="20"/>
                 <w:szCs w:val="20"/>
               </w:rPr>
-              <w:t>CUP 8.540,00</w:t>
+              <w:t>CUP 8.680,00</w:t>
             </w:r>
           </w:p>
         </w:tc>
@@ -29964,7 +29964,7 @@
                 <w:sz w:val="20"/>
                 <w:szCs w:val="20"/>
               </w:rPr>
-              <w:t>CUP 8.540,00</w:t>
+              <w:t>CUP 8.680,00</w:t>
             </w:r>
           </w:p>
         </w:tc>
@@ -30029,7 +30029,7 @@
                 <w:sz w:val="20"/>
                 <w:szCs w:val="20"/>
               </w:rPr>
-              <w:t>CUP 25.620,00</w:t>
+              <w:t>CUP 26.040,00</w:t>
             </w:r>
           </w:p>
         </w:tc>
@@ -30083,7 +30083,7 @@
                 <w:sz w:val="20"/>
                 <w:szCs w:val="20"/>
               </w:rPr>
-              <w:t>CUP 12.810,00</w:t>
+              <w:t>CUP 13.020,00</w:t>
             </w:r>
           </w:p>
         </w:tc>
@@ -30127,7 +30127,7 @@
                 <w:sz w:val="20"/>
                 <w:szCs w:val="20"/>
               </w:rPr>
-              <w:t>CUP 29.890,00</w:t>
+              <w:t>CUP 30.380,00</w:t>
             </w:r>
           </w:p>
         </w:tc>
@@ -30179,7 +30179,7 @@
                 <w:sz w:val="20"/>
                 <w:szCs w:val="20"/>
               </w:rPr>
-              <w:t>CUP 3.416,00</w:t>
+              <w:t>CUP 3.472,00</w:t>
             </w:r>
           </w:p>
         </w:tc>
@@ -30224,7 +30224,7 @@
                 <w:sz w:val="20"/>
                 <w:szCs w:val="20"/>
               </w:rPr>
-              <w:t>CUP 5.124,00</w:t>
+              <w:t>CUP 5.208,00</w:t>
             </w:r>
           </w:p>
         </w:tc>
@@ -30268,7 +30268,7 @@
                 <w:sz w:val="20"/>
                 <w:szCs w:val="20"/>
               </w:rPr>
-              <w:t>CUP 85.400,00</w:t>
+              <w:t>CUP 86.800,00</w:t>
             </w:r>
           </w:p>
         </w:tc>
@@ -30313,7 +30313,7 @@
                 <w:sz w:val="20"/>
                 <w:szCs w:val="20"/>
               </w:rPr>
-              <w:t>CUP 6.832,00</w:t>
+              <w:t>CUP 6.944,00</w:t>
             </w:r>
           </w:p>
         </w:tc>
@@ -30358,7 +30358,7 @@
                 <w:sz w:val="20"/>
                 <w:szCs w:val="20"/>
               </w:rPr>
-              <w:t>CUP 102.480,00</w:t>
+              <w:t>CUP 104.160,00</w:t>
             </w:r>
           </w:p>
         </w:tc>
@@ -30404,7 +30404,7 @@
                 <w:sz w:val="20"/>
                 <w:szCs w:val="20"/>
               </w:rPr>
-              <w:t>CUP 8.540,00</w:t>
+              <w:t>CUP 8.680,00</w:t>
             </w:r>
           </w:p>
         </w:tc>
@@ -30449,7 +30449,7 @@
                 <w:sz w:val="20"/>
                 <w:szCs w:val="20"/>
               </w:rPr>
-              <w:t>CUP 17.080,00</w:t>
+              <w:t>CUP 17.360,00</w:t>
             </w:r>
           </w:p>
         </w:tc>
@@ -30494,7 +30494,7 @@
                 <w:sz w:val="20"/>
                 <w:szCs w:val="20"/>
               </w:rPr>
-              <w:t>CUP 8.540,00</w:t>
+              <w:t>CUP 8.680,00</w:t>
             </w:r>
           </w:p>
         </w:tc>
@@ -30538,7 +30538,7 @@
                 <w:sz w:val="20"/>
                 <w:szCs w:val="20"/>
               </w:rPr>
-              <w:t>CUP 59.780,00</w:t>
+              <w:t>CUP 60.760,00</w:t>
             </w:r>
           </w:p>
         </w:tc>
@@ -30582,7 +30582,7 @@
                 <w:sz w:val="20"/>
                 <w:szCs w:val="20"/>
               </w:rPr>
-              <w:t>CUP 51.240,00</w:t>
+              <w:t>CUP 52.080,00</w:t>
             </w:r>
           </w:p>
         </w:tc>
@@ -30627,7 +30627,7 @@
                 <w:sz w:val="20"/>
                 <w:szCs w:val="20"/>
               </w:rPr>
-              <w:t>CUP 5.978,00</w:t>
+              <w:t>CUP 6.076,00</w:t>
             </w:r>
           </w:p>
         </w:tc>
@@ -30673,7 +30673,7 @@
                 <w:sz w:val="20"/>
                 <w:szCs w:val="20"/>
               </w:rPr>
-              <w:t>CUP 17.080,00</w:t>
+              <w:t>CUP 17.360,00</w:t>
             </w:r>
           </w:p>
         </w:tc>
@@ -30719,7 +30719,7 @@
                 <w:sz w:val="20"/>
                 <w:szCs w:val="20"/>
               </w:rPr>
-              <w:t>CUP 21.350,00</w:t>
+              <w:t>CUP 21.700,00</w:t>
             </w:r>
           </w:p>
         </w:tc>
@@ -30765,7 +30765,7 @@
                 <w:sz w:val="20"/>
                 <w:szCs w:val="20"/>
               </w:rPr>
-              <w:t>CUP 12.810,00</w:t>
+              <w:t>CUP 13.020,00</w:t>
             </w:r>
           </w:p>
         </w:tc>
@@ -30809,7 +30809,7 @@
                 <w:sz w:val="20"/>
                 <w:szCs w:val="20"/>
               </w:rPr>
-              <w:t>CUP 8.540,00</w:t>
+              <w:t>CUP 8.680,00</w:t>
             </w:r>
           </w:p>
         </w:tc>
@@ -30854,7 +30854,7 @@
                 <w:sz w:val="20"/>
                 <w:szCs w:val="20"/>
               </w:rPr>
-              <w:t>CUP 12.810,00</w:t>
+              <w:t>CUP 13.020,00</w:t>
             </w:r>
           </w:p>
         </w:tc>
@@ -30900,7 +30900,7 @@
                 <w:sz w:val="20"/>
                 <w:szCs w:val="20"/>
               </w:rPr>
-              <w:t>CUP 8.540,00</w:t>
+              <w:t>CUP 8.680,00</w:t>
             </w:r>
           </w:p>
         </w:tc>
@@ -30944,7 +30944,7 @@
                 <w:sz w:val="20"/>
                 <w:szCs w:val="20"/>
               </w:rPr>
-              <w:t>CUP 6.832,00</w:t>
+              <w:t>CUP 6.944,00</w:t>
             </w:r>
           </w:p>
         </w:tc>
@@ -30995,7 +30995,7 @@
                 <w:sz w:val="20"/>
                 <w:szCs w:val="20"/>
               </w:rPr>
-              <w:t>CUP 38.430,00</w:t>
+              <w:t>CUP 39.060,00</w:t>
             </w:r>
           </w:p>
         </w:tc>
@@ -31040,7 +31040,7 @@
                 <w:sz w:val="20"/>
                 <w:szCs w:val="20"/>
               </w:rPr>
-              <w:t>CUP 29.890,00</w:t>
+              <w:t>CUP 30.380,00</w:t>
             </w:r>
           </w:p>
         </w:tc>
@@ -31085,7 +31085,7 @@
                 <w:sz w:val="20"/>
                 <w:szCs w:val="20"/>
               </w:rPr>
-              <w:t>CUP 34.160,00</w:t>
+              <w:t>CUP 34.720,00</w:t>
             </w:r>
           </w:p>
         </w:tc>
@@ -31130,7 +31130,7 @@
                 <w:sz w:val="20"/>
                 <w:szCs w:val="20"/>
               </w:rPr>
-              <w:t>CUP 29.890,00</w:t>
+              <w:t>CUP 30.380,00</w:t>
             </w:r>
           </w:p>
         </w:tc>
@@ -31176,7 +31176,7 @@
                 <w:sz w:val="20"/>
                 <w:szCs w:val="20"/>
               </w:rPr>
-              <w:t>CUP 170.800,00</w:t>
+              <w:t>CUP 173.600,00</w:t>
             </w:r>
           </w:p>
         </w:tc>
@@ -31220,7 +31220,7 @@
                 <w:sz w:val="20"/>
                 <w:szCs w:val="20"/>
               </w:rPr>
-              <w:t>CUP 12.810,00</w:t>
+              <w:t>CUP 13.020,00</w:t>
             </w:r>
           </w:p>
         </w:tc>
@@ -31264,7 +31264,7 @@
                 <w:sz w:val="20"/>
                 <w:szCs w:val="20"/>
               </w:rPr>
-              <w:t>CUP 38.430,00</w:t>
+              <w:t>CUP 39.060,00</w:t>
             </w:r>
           </w:p>
         </w:tc>
@@ -31309,7 +31309,7 @@
                 <w:sz w:val="20"/>
                 <w:szCs w:val="20"/>
               </w:rPr>
-              <w:t>CUP 55.510,00</w:t>
+              <w:t>CUP 56.420,00</w:t>
             </w:r>
           </w:p>
         </w:tc>
@@ -31353,7 +31353,7 @@
                 <w:sz w:val="20"/>
                 <w:szCs w:val="20"/>
               </w:rPr>
-              <w:t>CUP 55.510,00</w:t>
+              <w:t>CUP 56.420,00</w:t>
             </w:r>
           </w:p>
         </w:tc>
@@ -31397,7 +31397,7 @@
                 <w:sz w:val="20"/>
                 <w:szCs w:val="20"/>
               </w:rPr>
-              <w:t>CUP 55.510,00</w:t>
+              <w:t>CUP 56.420,00</w:t>
             </w:r>
           </w:p>
         </w:tc>
@@ -31442,7 +31442,7 @@
                 <w:sz w:val="20"/>
                 <w:szCs w:val="20"/>
               </w:rPr>
-              <w:t>CUP 55.510,00</w:t>
+              <w:t>CUP 56.420,00</w:t>
             </w:r>
           </w:p>
         </w:tc>
@@ -31486,7 +31486,7 @@
                 <w:sz w:val="20"/>
                 <w:szCs w:val="20"/>
               </w:rPr>
-              <w:t>CUP 10.248,00</w:t>
+              <w:t>CUP 10.416,00</w:t>
             </w:r>
           </w:p>
         </w:tc>
@@ -31540,7 +31540,7 @@
                 <w:sz w:val="20"/>
                 <w:szCs w:val="20"/>
               </w:rPr>
-              <w:t>CUP 153.720,00</w:t>
+              <w:t>CUP 156.240,00</w:t>
             </w:r>
           </w:p>
         </w:tc>
@@ -31584,7 +31584,7 @@
                 <w:sz w:val="20"/>
                 <w:szCs w:val="20"/>
               </w:rPr>
-              <w:t>CUP 298.900,00</w:t>
+              <w:t>CUP 303.800,00</w:t>
             </w:r>
           </w:p>
         </w:tc>
@@ -31628,7 +31628,7 @@
                 <w:sz w:val="20"/>
                 <w:szCs w:val="20"/>
               </w:rPr>
-              <w:t>CUP 298.900,00</w:t>
+              <w:t>CUP 303.800,00</w:t>
             </w:r>
           </w:p>
         </w:tc>
@@ -31672,7 +31672,7 @@
                 <w:sz w:val="20"/>
                 <w:szCs w:val="20"/>
               </w:rPr>
-              <w:t>CUP 153.720,00</w:t>
+              <w:t>CUP 156.240,00</w:t>
             </w:r>
           </w:p>
         </w:tc>
@@ -31717,7 +31717,7 @@
                 <w:sz w:val="20"/>
                 <w:szCs w:val="20"/>
               </w:rPr>
-              <w:t>CUP 42.700,00</w:t>
+              <w:t>CUP 43.400,00</w:t>
             </w:r>
           </w:p>
         </w:tc>
@@ -31761,7 +31761,7 @@
                 <w:sz w:val="20"/>
                 <w:szCs w:val="20"/>
               </w:rPr>
-              <w:t>CUP 187.880,00</w:t>
+              <w:t>CUP 190.960,00</w:t>
             </w:r>
           </w:p>
         </w:tc>
@@ -31806,7 +31806,7 @@
                 <w:sz w:val="20"/>
                 <w:szCs w:val="20"/>
               </w:rPr>
-              <w:t>CUP 51.240,00</w:t>
+              <w:t>CUP 52.080,00</w:t>
             </w:r>
           </w:p>
         </w:tc>
@@ -31851,7 +31851,7 @@
                 <w:sz w:val="20"/>
                 <w:szCs w:val="20"/>
               </w:rPr>
-              <w:t>CUP 34.160,00</w:t>
+              <w:t>CUP 34.720,00</w:t>
             </w:r>
           </w:p>
         </w:tc>
@@ -31895,7 +31895,7 @@
                 <w:sz w:val="20"/>
                 <w:szCs w:val="20"/>
               </w:rPr>
-              <w:t>CUP 102.480,00</w:t>
+              <w:t>CUP 104.160,00</w:t>
             </w:r>
           </w:p>
         </w:tc>
@@ -31940,7 +31940,7 @@
                 <w:sz w:val="20"/>
                 <w:szCs w:val="20"/>
               </w:rPr>
-              <w:t>CUP 59.780,00</w:t>
+              <w:t>CUP 60.760,00</w:t>
             </w:r>
           </w:p>
         </w:tc>
@@ -31984,7 +31984,7 @@
                 <w:sz w:val="20"/>
                 <w:szCs w:val="20"/>
               </w:rPr>
-              <w:t>CUP 17.080,00</w:t>
+              <w:t>CUP 17.360,00</w:t>
             </w:r>
           </w:p>
         </w:tc>
@@ -32028,7 +32028,7 @@
                 <w:sz w:val="20"/>
                 <w:szCs w:val="20"/>
               </w:rPr>
-              <w:t>CUP 12.810,00</w:t>
+              <w:t>CUP 13.020,00</w:t>
             </w:r>
           </w:p>
         </w:tc>
@@ -32073,7 +32073,7 @@
                 <w:sz w:val="20"/>
                 <w:szCs w:val="20"/>
               </w:rPr>
-              <w:t>CUP 12.810,00</w:t>
+              <w:t>CUP 13.020,00</w:t>
             </w:r>
           </w:p>
         </w:tc>
@@ -32124,7 +32124,7 @@
                 <w:sz w:val="20"/>
                 <w:szCs w:val="20"/>
               </w:rPr>
-              <w:t>CUP 12.810,00</w:t>
+              <w:t>CUP 13.020,00</w:t>
             </w:r>
           </w:p>
         </w:tc>
@@ -32175,7 +32175,7 @@
                 <w:sz w:val="20"/>
                 <w:szCs w:val="20"/>
               </w:rPr>
-              <w:t>CUP 12.810,00</w:t>
+              <w:t>CUP 13.020,00</w:t>
             </w:r>
           </w:p>
         </w:tc>
@@ -32226,7 +32226,7 @@
                 <w:sz w:val="20"/>
                 <w:szCs w:val="20"/>
               </w:rPr>
-              <w:t>CUP 64.050,00</w:t>
+              <w:t>CUP 65.100,00</w:t>
             </w:r>
           </w:p>
         </w:tc>
@@ -32278,7 +32278,7 @@
                 <w:sz w:val="20"/>
                 <w:szCs w:val="20"/>
               </w:rPr>
-              <w:t>CUP 42.700,00</w:t>
+              <w:t>CUP 43.400,00</w:t>
             </w:r>
           </w:p>
         </w:tc>
@@ -32329,7 +32329,7 @@
                 <w:sz w:val="20"/>
                 <w:szCs w:val="20"/>
               </w:rPr>
-              <w:t>CUP 128.100,00</w:t>
+              <w:t>CUP 130.200,00</w:t>
             </w:r>
           </w:p>
         </w:tc>
@@ -32380,7 +32380,7 @@
                 <w:sz w:val="20"/>
                 <w:szCs w:val="20"/>
               </w:rPr>
-              <w:t>CUP 128.100,00</w:t>
+              <w:t>CUP 130.200,00</w:t>
             </w:r>
           </w:p>
         </w:tc>
@@ -32431,7 +32431,7 @@
                 <w:sz w:val="20"/>
                 <w:szCs w:val="20"/>
               </w:rPr>
-              <w:t>CUP 111.020,00</w:t>
+              <w:t>CUP 112.840,00</w:t>
             </w:r>
           </w:p>
         </w:tc>
@@ -32482,7 +32482,7 @@
                 <w:sz w:val="20"/>
                 <w:szCs w:val="20"/>
               </w:rPr>
-              <w:t>CUP 153.720,00</w:t>
+              <w:t>CUP 156.240,00</w:t>
             </w:r>
           </w:p>
         </w:tc>
@@ -32533,7 +32533,7 @@
                 <w:sz w:val="20"/>
                 <w:szCs w:val="20"/>
               </w:rPr>
-              <w:t>CUP 85.400,00</w:t>
+              <w:t>CUP 86.800,00</w:t>
             </w:r>
           </w:p>
         </w:tc>
@@ -32584,7 +32584,7 @@
                 <w:sz w:val="20"/>
                 <w:szCs w:val="20"/>
               </w:rPr>
-              <w:t>CUP 76.860,00</w:t>
+              <w:t>CUP 78.120,00</w:t>
             </w:r>
           </w:p>
         </w:tc>
@@ -32635,7 +32635,7 @@
                 <w:sz w:val="20"/>
                 <w:szCs w:val="20"/>
               </w:rPr>
-              <w:t>CUP 4.270,00</w:t>
+              <w:t>CUP 4.340,00</w:t>
             </w:r>
           </w:p>
         </w:tc>
@@ -32686,7 +32686,7 @@
                 <w:sz w:val="20"/>
                 <w:szCs w:val="20"/>
               </w:rPr>
-              <w:t>CUP 8.540,00</w:t>
+              <w:t>CUP 8.680,00</w:t>
             </w:r>
           </w:p>
         </w:tc>
@@ -32737,7 +32737,7 @@
                 <w:sz w:val="20"/>
                 <w:szCs w:val="20"/>
               </w:rPr>
-              <w:t>CUP 4.270,00</w:t>
+              <w:t>CUP 4.340,00</w:t>
             </w:r>
           </w:p>
         </w:tc>
@@ -32788,7 +32788,7 @@
                 <w:sz w:val="20"/>
                 <w:szCs w:val="20"/>
               </w:rPr>
-              <w:t>CUP 64.050,00</w:t>
+              <w:t>CUP 65.100,00</w:t>
             </w:r>
           </w:p>
         </w:tc>
@@ -32840,7 +32840,7 @@
                 <w:sz w:val="20"/>
                 <w:szCs w:val="20"/>
               </w:rPr>
-              <w:t>CUP 29.890,00</w:t>
+              <w:t>CUP 30.380,00</w:t>
             </w:r>
           </w:p>
         </w:tc>
@@ -32891,7 +32891,7 @@
                 <w:sz w:val="20"/>
                 <w:szCs w:val="20"/>
               </w:rPr>
-              <w:t>CUP 2.562,00</w:t>
+              <w:t>CUP 2.604,00</w:t>
             </w:r>
           </w:p>
         </w:tc>
@@ -32942,7 +32942,7 @@
                 <w:sz w:val="20"/>
                 <w:szCs w:val="20"/>
               </w:rPr>
-              <w:t>CUP 12.810,00</w:t>
+              <w:t>CUP 13.020,00</w:t>
             </w:r>
           </w:p>
         </w:tc>
@@ -32993,7 +32993,7 @@
                 <w:sz w:val="20"/>
                 <w:szCs w:val="20"/>
               </w:rPr>
-              <w:t>CUP 34.160,00</w:t>
+              <w:t>CUP 34.720,00</w:t>
             </w:r>
           </w:p>
         </w:tc>
@@ -33044,7 +33044,7 @@
                 <w:sz w:val="20"/>
                 <w:szCs w:val="20"/>
               </w:rPr>
-              <w:t>CUP 34.160,00</w:t>
+              <w:t>CUP 34.720,00</w:t>
             </w:r>
           </w:p>
         </w:tc>
@@ -33095,7 +33095,7 @@
                 <w:sz w:val="20"/>
                 <w:szCs w:val="20"/>
               </w:rPr>
-              <w:t>CUP 59.780,00</w:t>
+              <w:t>CUP 60.760,00</w:t>
             </w:r>
           </w:p>
         </w:tc>
@@ -33146,7 +33146,7 @@
                 <w:sz w:val="20"/>
                 <w:szCs w:val="20"/>
               </w:rPr>
-              <w:t>CUP 17.080,00</w:t>
+              <w:t>CUP 17.360,00</w:t>
             </w:r>
           </w:p>
         </w:tc>
@@ -33197,7 +33197,7 @@
                 <w:sz w:val="20"/>
                 <w:szCs w:val="20"/>
               </w:rPr>
-              <w:t>CUP 34.160,00</w:t>
+              <w:t>CUP 34.720,00</w:t>
             </w:r>
           </w:p>
         </w:tc>
@@ -33248,7 +33248,7 @@
                 <w:sz w:val="20"/>
                 <w:szCs w:val="20"/>
               </w:rPr>
-              <w:t>CUP 8.540,00</w:t>
+              <w:t>CUP 8.680,00</w:t>
             </w:r>
           </w:p>
         </w:tc>
@@ -33300,7 +33300,7 @@
                 <w:sz w:val="20"/>
                 <w:szCs w:val="20"/>
               </w:rPr>
-              <w:t>CUP 12.810,00</w:t>
+              <w:t>CUP 13.020,00</w:t>
             </w:r>
           </w:p>
         </w:tc>
@@ -33351,7 +33351,7 @@
                 <w:sz w:val="20"/>
                 <w:szCs w:val="20"/>
               </w:rPr>
-              <w:t>CUP 8.540,00</w:t>
+              <w:t>CUP 8.680,00</w:t>
             </w:r>
           </w:p>
         </w:tc>
@@ -33402,7 +33402,7 @@
                 <w:sz w:val="20"/>
                 <w:szCs w:val="20"/>
               </w:rPr>
-              <w:t>CUP 8.540,00</w:t>
+              <w:t>CUP 8.680,00</w:t>
             </w:r>
           </w:p>
         </w:tc>
@@ -33446,7 +33446,7 @@
                 <w:sz w:val="20"/>
                 <w:szCs w:val="20"/>
               </w:rPr>
-              <w:t>CUP 4.270,00</w:t>
+              <w:t>CUP 4.340,00</w:t>
             </w:r>
           </w:p>
         </w:tc>
@@ -33497,7 +33497,7 @@
                 <w:sz w:val="20"/>
                 <w:szCs w:val="20"/>
               </w:rPr>
-              <w:t>CUP 6.832,00</w:t>
+              <w:t>CUP 6.944,00</w:t>
             </w:r>
           </w:p>
         </w:tc>
@@ -33548,7 +33548,7 @@
                 <w:sz w:val="20"/>
                 <w:szCs w:val="20"/>
               </w:rPr>
-              <w:t>CUP 6.832,00</w:t>
+              <w:t>CUP 6.944,00</w:t>
             </w:r>
           </w:p>
         </w:tc>
@@ -33600,7 +33600,7 @@
                 <w:sz w:val="20"/>
                 <w:szCs w:val="20"/>
               </w:rPr>
-              <w:t>CUP 25.620,00</w:t>
+              <w:t>CUP 26.040,00</w:t>
             </w:r>
           </w:p>
         </w:tc>
@@ -33652,7 +33652,7 @@
                 <w:sz w:val="20"/>
                 <w:szCs w:val="20"/>
               </w:rPr>
-              <w:t>CUP 6.832,00</w:t>
+              <w:t>CUP 6.944,00</w:t>
             </w:r>
           </w:p>
         </w:tc>
@@ -33703,7 +33703,7 @@
                 <w:sz w:val="20"/>
                 <w:szCs w:val="20"/>
               </w:rPr>
-              <w:t>CUP 10.248,00</w:t>
+              <w:t>CUP 10.416,00</w:t>
             </w:r>
           </w:p>
         </w:tc>
@@ -33754,7 +33754,7 @@
                 <w:sz w:val="20"/>
                 <w:szCs w:val="20"/>
               </w:rPr>
-              <w:t>CUP 12.810,00</w:t>
+              <w:t>CUP 13.020,00</w:t>
             </w:r>
           </w:p>
         </w:tc>
@@ -33805,7 +33805,7 @@
                 <w:sz w:val="20"/>
                 <w:szCs w:val="20"/>
               </w:rPr>
-              <w:t>CUP 17.080,00</w:t>
+              <w:t>CUP 17.360,00</w:t>
             </w:r>
           </w:p>
         </w:tc>
@@ -33856,7 +33856,7 @@
                 <w:sz w:val="20"/>
                 <w:szCs w:val="20"/>
               </w:rPr>
-              <w:t>CUP 8.540,00</w:t>
+              <w:t>CUP 8.680,00</w:t>
             </w:r>
           </w:p>
         </w:tc>
@@ -33907,7 +33907,7 @@
                 <w:sz w:val="20"/>
                 <w:szCs w:val="20"/>
               </w:rPr>
-              <w:t>CUP 12.810,00</w:t>
+              <w:t>CUP 13.020,00</w:t>
             </w:r>
           </w:p>
         </w:tc>
@@ -33958,7 +33958,7 @@
                 <w:sz w:val="20"/>
                 <w:szCs w:val="20"/>
               </w:rPr>
-              <w:t>CUP 8.540,00</w:t>
+              <w:t>CUP 8.680,00</w:t>
             </w:r>
           </w:p>
         </w:tc>
@@ -34009,7 +34009,7 @@
                 <w:sz w:val="20"/>
                 <w:szCs w:val="20"/>
               </w:rPr>
-              <w:t>CUP 8.540,00</w:t>
+              <w:t>CUP 8.680,00</w:t>
             </w:r>
           </w:p>
         </w:tc>
@@ -34060,7 +34060,7 @@
                 <w:sz w:val="20"/>
                 <w:szCs w:val="20"/>
               </w:rPr>
-              <w:t>CUP 10.248,00</w:t>
+              <w:t>CUP 10.416,00</w:t>
             </w:r>
           </w:p>
         </w:tc>
@@ -34111,7 +34111,7 @@
                 <w:sz w:val="20"/>
                 <w:szCs w:val="20"/>
               </w:rPr>
-              <w:t>CUP 85.400,00</w:t>
+              <w:t>CUP 86.800,00</w:t>
             </w:r>
           </w:p>
         </w:tc>
@@ -34162,7 +34162,7 @@
                 <w:sz w:val="20"/>
                 <w:szCs w:val="20"/>
               </w:rPr>
-              <w:t>CUP 29.890,00</w:t>
+              <w:t>CUP 30.380,00</w:t>
             </w:r>
           </w:p>
         </w:tc>
@@ -34213,7 +34213,7 @@
                 <w:sz w:val="20"/>
                 <w:szCs w:val="20"/>
               </w:rPr>
-              <w:t>CUP 8.540,00</w:t>
+              <w:t>CUP 8.680,00</w:t>
             </w:r>
           </w:p>
         </w:tc>
@@ -34332,7 +34332,7 @@
                 <w:sz w:val="20"/>
                 <w:szCs w:val="20"/>
               </w:rPr>
-              <w:t>CUP 119.560,00</w:t>
+              <w:t>CUP 121.520,00</w:t>
             </w:r>
           </w:p>
         </w:tc>
@@ -34384,7 +34384,7 @@
                 <w:sz w:val="20"/>
                 <w:szCs w:val="20"/>
               </w:rPr>
-              <w:t>CUP 4.270,00</w:t>
+              <w:t>CUP 4.340,00</w:t>
             </w:r>
           </w:p>
         </w:tc>
@@ -34436,7 +34436,7 @@
                 <w:sz w:val="20"/>
                 <w:szCs w:val="20"/>
               </w:rPr>
-              <w:t>CUP 21.350,00</w:t>
+              <w:t>CUP 21.700,00</w:t>
             </w:r>
           </w:p>
         </w:tc>
@@ -34488,7 +34488,7 @@
                 <w:sz w:val="20"/>
                 <w:szCs w:val="20"/>
               </w:rPr>
-              <w:t>CUP 119.560,00</w:t>
+              <w:t>CUP 121.520,00</w:t>
             </w:r>
           </w:p>
         </w:tc>
@@ -34539,7 +34539,7 @@
                 <w:sz w:val="20"/>
                 <w:szCs w:val="20"/>
               </w:rPr>
-              <w:t>CUP 170.800,00</w:t>
+              <w:t>CUP 173.600,00</w:t>
             </w:r>
           </w:p>
         </w:tc>
@@ -34600,7 +34600,7 @@
                 <w:sz w:val="20"/>
                 <w:szCs w:val="20"/>
               </w:rPr>
-              <w:t>CUP 170.800,00</w:t>
+              <w:t>CUP 173.600,00</w:t>
             </w:r>
           </w:p>
         </w:tc>
@@ -34651,7 +34651,7 @@
                 <w:sz w:val="20"/>
                 <w:szCs w:val="20"/>
               </w:rPr>
-              <w:t>CUP 213.500,00</w:t>
+              <w:t>CUP 217.000,00</w:t>
             </w:r>
           </w:p>
         </w:tc>
@@ -34703,7 +34703,7 @@
                 <w:sz w:val="20"/>
                 <w:szCs w:val="20"/>
               </w:rPr>
-              <w:t>CUP 136.640,00</w:t>
+              <w:t>CUP 138.880,00</w:t>
             </w:r>
           </w:p>
         </w:tc>
@@ -34764,7 +34764,7 @@
                 <w:sz w:val="20"/>
                 <w:szCs w:val="20"/>
               </w:rPr>
-              <w:t>CUP 153.720,00</w:t>
+              <w:t>CUP 156.240,00</w:t>
             </w:r>
           </w:p>
         </w:tc>
@@ -34815,7 +34815,7 @@
                 <w:sz w:val="20"/>
                 <w:szCs w:val="20"/>
               </w:rPr>
-              <w:t>CUP 153.720,00</w:t>
+              <w:t>CUP 156.240,00</w:t>
             </w:r>
           </w:p>
         </w:tc>
@@ -34927,7 +34927,7 @@
                 <w:sz w:val="20"/>
                 <w:szCs w:val="20"/>
               </w:rPr>
-              <w:t>CUP 102.480,00</w:t>
+              <w:t>CUP 104.160,00</w:t>
             </w:r>
           </w:p>
         </w:tc>
@@ -34978,7 +34978,7 @@
                 <w:sz w:val="20"/>
                 <w:szCs w:val="20"/>
               </w:rPr>
-              <w:t>CUP 5.124,00</w:t>
+              <w:t>CUP 5.208,00</w:t>
             </w:r>
           </w:p>
         </w:tc>
@@ -35029,7 +35029,7 @@
                 <w:sz w:val="20"/>
                 <w:szCs w:val="20"/>
               </w:rPr>
-              <w:t>CUP 68.320,00</w:t>
+              <w:t>CUP 69.440,00</w:t>
             </w:r>
           </w:p>
         </w:tc>
@@ -35080,7 +35080,7 @@
                 <w:sz w:val="20"/>
                 <w:szCs w:val="20"/>
               </w:rPr>
-              <w:t>CUP 34.160,00</w:t>
+              <w:t>CUP 34.720,00</w:t>
             </w:r>
           </w:p>
         </w:tc>
@@ -35132,7 +35132,7 @@
                 <w:sz w:val="20"/>
                 <w:szCs w:val="20"/>
               </w:rPr>
-              <w:t>CUP 34.160,00</w:t>
+              <w:t>CUP 34.720,00</w:t>
             </w:r>
           </w:p>
         </w:tc>
@@ -35183,7 +35183,7 @@
                 <w:sz w:val="20"/>
                 <w:szCs w:val="20"/>
               </w:rPr>
-              <w:t>CUP 34.160,00</w:t>
+              <w:t>CUP 34.720,00</w:t>
             </w:r>
           </w:p>
         </w:tc>
@@ -35235,7 +35235,7 @@
                 <w:sz w:val="20"/>
                 <w:szCs w:val="20"/>
               </w:rPr>
-              <w:t>CUP 8.540,00</w:t>
+              <w:t>CUP 8.680,00</w:t>
             </w:r>
           </w:p>
         </w:tc>
@@ -35287,7 +35287,7 @@
                 <w:sz w:val="20"/>
                 <w:szCs w:val="20"/>
               </w:rPr>
-              <w:t>CUP 72.590,00</w:t>
+              <w:t>CUP 73.780,00</w:t>
             </w:r>
           </w:p>
         </w:tc>
@@ -35338,7 +35338,7 @@
                 <w:sz w:val="20"/>
                 <w:szCs w:val="20"/>
               </w:rPr>
-              <w:t>CUP 68.320,00</w:t>
+              <w:t>CUP 69.440,00</w:t>
             </w:r>
           </w:p>
         </w:tc>
@@ -35389,7 +35389,7 @@
                 <w:sz w:val="20"/>
                 <w:szCs w:val="20"/>
               </w:rPr>
-              <w:t>CUP 85.400,00</w:t>
+              <w:t>CUP 86.800,00</w:t>
             </w:r>
           </w:p>
         </w:tc>
@@ -35440,7 +35440,7 @@
                 <w:sz w:val="20"/>
                 <w:szCs w:val="20"/>
               </w:rPr>
-              <w:t>CUP 85.400,00</w:t>
+              <w:t>CUP 86.800,00</w:t>
             </w:r>
           </w:p>
         </w:tc>
@@ -35491,7 +35491,7 @@
                 <w:sz w:val="20"/>
                 <w:szCs w:val="20"/>
               </w:rPr>
-              <w:t>CUP 93.940,00</w:t>
+              <w:t>CUP 95.480,00</w:t>
             </w:r>
           </w:p>
         </w:tc>
@@ -35542,7 +35542,7 @@
                 <w:sz w:val="20"/>
                 <w:szCs w:val="20"/>
               </w:rPr>
-              <w:t>CUP 102.480,00</w:t>
+              <w:t>CUP 104.160,00</w:t>
             </w:r>
           </w:p>
         </w:tc>
@@ -35593,7 +35593,7 @@
                 <w:sz w:val="20"/>
                 <w:szCs w:val="20"/>
               </w:rPr>
-              <w:t>CUP 21.350,00</w:t>
+              <w:t>CUP 21.700,00</w:t>
             </w:r>
           </w:p>
         </w:tc>
@@ -35644,7 +35644,7 @@
                 <w:sz w:val="20"/>
                 <w:szCs w:val="20"/>
               </w:rPr>
-              <w:t>CUP 34.160,00</w:t>
+              <w:t>CUP 34.720,00</w:t>
             </w:r>
           </w:p>
         </w:tc>
@@ -35695,7 +35695,7 @@
                 <w:sz w:val="20"/>
                 <w:szCs w:val="20"/>
               </w:rPr>
-              <w:t>CUP 34.160,00</w:t>
+              <w:t>CUP 34.720,00</w:t>
             </w:r>
           </w:p>
         </w:tc>
@@ -35747,7 +35747,7 @@
                 <w:sz w:val="20"/>
                 <w:szCs w:val="20"/>
               </w:rPr>
-              <w:t>CUP 51.240,00</w:t>
+              <w:t>CUP 52.080,00</w:t>
             </w:r>
           </w:p>
         </w:tc>
@@ -35798,7 +35798,7 @@
                 <w:sz w:val="20"/>
                 <w:szCs w:val="20"/>
               </w:rPr>
-              <w:t>CUP 51.240,00</w:t>
+              <w:t>CUP 52.080,00</w:t>
             </w:r>
           </w:p>
         </w:tc>
@@ -35849,7 +35849,7 @@
                 <w:sz w:val="20"/>
                 <w:szCs w:val="20"/>
               </w:rPr>
-              <w:t>CUP 25.620,00</w:t>
+              <w:t>CUP 26.040,00</w:t>
             </w:r>
           </w:p>
         </w:tc>
@@ -35900,7 +35900,7 @@
                 <w:sz w:val="20"/>
                 <w:szCs w:val="20"/>
               </w:rPr>
-              <w:t>CUP 68.320,00</w:t>
+              <w:t>CUP 69.440,00</w:t>
             </w:r>
           </w:p>
         </w:tc>
@@ -35951,7 +35951,7 @@
                 <w:sz w:val="20"/>
                 <w:szCs w:val="20"/>
               </w:rPr>
-              <w:t>CUP 51.240,00</w:t>
+              <w:t>CUP 52.080,00</w:t>
             </w:r>
           </w:p>
         </w:tc>
@@ -36002,7 +36002,7 @@
                 <w:sz w:val="20"/>
                 <w:szCs w:val="20"/>
               </w:rPr>
-              <w:t>CUP 51.240,00</w:t>
+              <w:t>CUP 52.080,00</w:t>
             </w:r>
           </w:p>
         </w:tc>
@@ -36053,7 +36053,7 @@
                 <w:sz w:val="20"/>
                 <w:szCs w:val="20"/>
               </w:rPr>
-              <w:t>CUP 85.400,00</w:t>
+              <w:t>CUP 86.800,00</w:t>
             </w:r>
           </w:p>
         </w:tc>
@@ -36104,7 +36104,7 @@
                 <w:sz w:val="20"/>
                 <w:szCs w:val="20"/>
               </w:rPr>
-              <w:t>CUP 38.430,00</w:t>
+              <w:t>CUP 39.060,00</w:t>
             </w:r>
           </w:p>
         </w:tc>
@@ -36155,7 +36155,7 @@
                 <w:sz w:val="20"/>
                 <w:szCs w:val="20"/>
               </w:rPr>
-              <w:t>CUP 854,00</w:t>
+              <w:t>CUP 868,00</w:t>
             </w:r>
           </w:p>
         </w:tc>
@@ -36206,7 +36206,7 @@
                 <w:sz w:val="20"/>
                 <w:szCs w:val="20"/>
               </w:rPr>
-              <w:t>CUP 854,00</w:t>
+              <w:t>CUP 868,00</w:t>
             </w:r>
           </w:p>
         </w:tc>
@@ -36257,7 +36257,7 @@
                 <w:sz w:val="20"/>
                 <w:szCs w:val="20"/>
               </w:rPr>
-              <w:t>CUP 854,00</w:t>
+              <w:t>CUP 868,00</w:t>
             </w:r>
           </w:p>
         </w:tc>
@@ -36308,7 +36308,7 @@
                 <w:sz w:val="20"/>
                 <w:szCs w:val="20"/>
               </w:rPr>
-              <w:t>CUP 102.480,00</w:t>
+              <w:t>CUP 104.160,00</w:t>
             </w:r>
           </w:p>
         </w:tc>
@@ -36359,7 +36359,7 @@
                 <w:sz w:val="20"/>
                 <w:szCs w:val="20"/>
               </w:rPr>
-              <w:t>CUP 102.480,00</w:t>
+              <w:t>CUP 104.160,00</w:t>
             </w:r>
           </w:p>
         </w:tc>
@@ -36410,7 +36410,7 @@
                 <w:sz w:val="20"/>
                 <w:szCs w:val="20"/>
               </w:rPr>
-              <w:t>CUP 85.400,00</w:t>
+              <w:t>CUP 86.800,00</w:t>
             </w:r>
           </w:p>
         </w:tc>
@@ -36461,7 +36461,7 @@
                 <w:sz w:val="20"/>
                 <w:szCs w:val="20"/>
               </w:rPr>
-              <w:t>CUP 85.400,00</w:t>
+              <w:t>CUP 86.800,00</w:t>
             </w:r>
           </w:p>
         </w:tc>
@@ -36512,7 +36512,7 @@
                 <w:sz w:val="20"/>
                 <w:szCs w:val="20"/>
               </w:rPr>
-              <w:t>CUP 8.540,00</w:t>
+              <w:t>CUP 8.680,00</w:t>
             </w:r>
           </w:p>
         </w:tc>
@@ -36574,7 +36574,7 @@
                 <w:sz w:val="20"/>
                 <w:szCs w:val="20"/>
               </w:rPr>
-              <w:t>CUP 68.320,00</w:t>
+              <w:t>CUP 69.440,00</w:t>
             </w:r>
           </w:p>
         </w:tc>
@@ -36625,7 +36625,7 @@
                 <w:sz w:val="20"/>
                 <w:szCs w:val="20"/>
               </w:rPr>
-              <w:t>CUP 68.320,00</w:t>
+              <w:t>CUP 69.440,00</w:t>
             </w:r>
           </w:p>
         </w:tc>
@@ -36676,7 +36676,7 @@
                 <w:sz w:val="20"/>
                 <w:szCs w:val="20"/>
               </w:rPr>
-              <w:t>CUP 68.320,00</w:t>
+              <w:t>CUP 69.440,00</w:t>
             </w:r>
           </w:p>
         </w:tc>
@@ -36727,7 +36727,7 @@
                 <w:sz w:val="20"/>
                 <w:szCs w:val="20"/>
               </w:rPr>
-              <w:t>CUP 8.540,00</w:t>
+              <w:t>CUP 8.680,00</w:t>
             </w:r>
           </w:p>
         </w:tc>
@@ -36778,7 +36778,7 @@
                 <w:sz w:val="20"/>
                 <w:szCs w:val="20"/>
               </w:rPr>
-              <w:t>CUP 8.540,00</w:t>
+              <w:t>CUP 8.680,00</w:t>
             </w:r>
           </w:p>
         </w:tc>
@@ -36830,7 +36830,7 @@
                 <w:sz w:val="20"/>
                 <w:szCs w:val="20"/>
               </w:rPr>
-              <w:t>CUP 4.270,00</w:t>
+              <w:t>CUP 4.340,00</w:t>
             </w:r>
           </w:p>
         </w:tc>
@@ -36881,7 +36881,7 @@
                 <w:sz w:val="20"/>
                 <w:szCs w:val="20"/>
               </w:rPr>
-              <w:t>CUP 5.978,00</w:t>
+              <w:t>CUP 6.076,00</w:t>
             </w:r>
           </w:p>
         </w:tc>
@@ -36932,7 +36932,7 @@
                 <w:sz w:val="20"/>
                 <w:szCs w:val="20"/>
               </w:rPr>
-              <w:t>CUP 5.978,00</w:t>
+              <w:t>CUP 6.076,00</w:t>
             </w:r>
           </w:p>
         </w:tc>
@@ -37001,7 +37001,7 @@
                 <w:sz w:val="20"/>
                 <w:szCs w:val="20"/>
               </w:rPr>
-              <w:t>CUP 25.620,00</w:t>
+              <w:t>CUP 26.040,00</w:t>
             </w:r>
           </w:p>
         </w:tc>
@@ -37052,7 +37052,7 @@
                 <w:sz w:val="20"/>
                 <w:szCs w:val="20"/>
               </w:rPr>
-              <w:t>CUP 34.160,00</w:t>
+              <w:t>CUP 34.720,00</w:t>
             </w:r>
           </w:p>
         </w:tc>
@@ -37103,7 +37103,7 @@
                 <w:sz w:val="20"/>
                 <w:szCs w:val="20"/>
               </w:rPr>
-              <w:t>CUP 68.320,00</w:t>
+              <w:t>CUP 69.440,00</w:t>
             </w:r>
           </w:p>
         </w:tc>
@@ -37154,7 +37154,7 @@
                 <w:sz w:val="20"/>
                 <w:szCs w:val="20"/>
               </w:rPr>
-              <w:t>CUP 76.860,00</w:t>
+              <w:t>CUP 78.120,00</w:t>
             </w:r>
           </w:p>
         </w:tc>
@@ -37205,7 +37205,7 @@
                 <w:sz w:val="20"/>
                 <w:szCs w:val="20"/>
               </w:rPr>
-              <w:t>CUP 21.350,00</w:t>
+              <w:t>CUP 21.700,00</w:t>
             </w:r>
           </w:p>
         </w:tc>
@@ -37256,7 +37256,7 @@
                 <w:sz w:val="20"/>
                 <w:szCs w:val="20"/>
               </w:rPr>
-              <w:t>CUP 25.620,00</w:t>
+              <w:t>CUP 26.040,00</w:t>
             </w:r>
           </w:p>
         </w:tc>
@@ -37325,7 +37325,7 @@
                 <w:sz w:val="20"/>
                 <w:szCs w:val="20"/>
               </w:rPr>
-              <w:t>CUP 85.400,00</w:t>
+              <w:t>CUP 86.800,00</w:t>
             </w:r>
           </w:p>
         </w:tc>
@@ -37377,7 +37377,7 @@
                 <w:sz w:val="20"/>
                 <w:szCs w:val="20"/>
               </w:rPr>
-              <w:t>CUP 64.050,00</w:t>
+              <w:t>CUP 65.100,00</w:t>
             </w:r>
           </w:p>
         </w:tc>
@@ -37429,7 +37429,7 @@
                 <w:sz w:val="20"/>
                 <w:szCs w:val="20"/>
               </w:rPr>
-              <w:t>CUP 34.160,00</w:t>
+              <w:t>CUP 34.720,00</w:t>
             </w:r>
           </w:p>
         </w:tc>
@@ -37481,7 +37481,7 @@
                 <w:sz w:val="20"/>
                 <w:szCs w:val="20"/>
               </w:rPr>
-              <w:t>CUP 12.810,00</w:t>
+              <w:t>CUP 13.020,00</w:t>
             </w:r>
           </w:p>
         </w:tc>
@@ -37534,7 +37534,7 @@
                 <w:sz w:val="20"/>
                 <w:szCs w:val="20"/>
               </w:rPr>
-              <w:t>CUP 21.350,00</w:t>
+              <w:t>CUP 21.700,00</w:t>
             </w:r>
           </w:p>
         </w:tc>
@@ -37586,7 +37586,7 @@
                 <w:sz w:val="20"/>
                 <w:szCs w:val="20"/>
               </w:rPr>
-              <w:t>CUP 25.620,00</w:t>
+              <w:t>CUP 26.040,00</w:t>
             </w:r>
           </w:p>
         </w:tc>
@@ -37638,7 +37638,7 @@
                 <w:sz w:val="20"/>
                 <w:szCs w:val="20"/>
               </w:rPr>
-              <w:t>CUP 51.240,00</w:t>
+              <w:t>CUP 52.080,00</w:t>
             </w:r>
           </w:p>
         </w:tc>
@@ -37690,7 +37690,7 @@
                 <w:sz w:val="20"/>
                 <w:szCs w:val="20"/>
               </w:rPr>
-              <w:t>CUP 25.620,00</w:t>
+              <w:t>CUP 26.040,00</w:t>
             </w:r>
           </w:p>
         </w:tc>
@@ -37735,7 +37735,7 @@
                 <w:sz w:val="20"/>
                 <w:szCs w:val="20"/>
               </w:rPr>
-              <w:t>CUP 42.700,00</w:t>
+              <w:t>CUP 43.400,00</w:t>
             </w:r>
           </w:p>
         </w:tc>
@@ -37797,7 +37797,7 @@
                 <w:sz w:val="20"/>
                 <w:szCs w:val="20"/>
               </w:rPr>
-              <w:t>CUP 29.890,00</w:t>
+              <w:t>CUP 30.380,00</w:t>
             </w:r>
           </w:p>
         </w:tc>
@@ -37841,7 +37841,7 @@
                 <w:sz w:val="20"/>
                 <w:szCs w:val="20"/>
               </w:rPr>
-              <w:t>CUP 136.640,00</w:t>
+              <w:t>CUP 138.880,00</w:t>
             </w:r>
           </w:p>
         </w:tc>
@@ -37886,7 +37886,7 @@
                 <w:sz w:val="20"/>
                 <w:szCs w:val="20"/>
               </w:rPr>
-              <w:t>CUP 136.640,00</w:t>
+              <w:t>CUP 138.880,00</w:t>
             </w:r>
           </w:p>
         </w:tc>
@@ -37949,7 +37949,7 @@
                 <w:sz w:val="20"/>
                 <w:szCs w:val="20"/>
               </w:rPr>
-              <w:t>CUP 136.640,00</w:t>
+              <w:t>CUP 138.880,00</w:t>
             </w:r>
           </w:p>
         </w:tc>
@@ -37993,7 +37993,7 @@
                 <w:sz w:val="20"/>
                 <w:szCs w:val="20"/>
               </w:rPr>
-              <w:t>CUP 136.640,00</w:t>
+              <w:t>CUP 138.880,00</w:t>
             </w:r>
           </w:p>
         </w:tc>
@@ -38059,7 +38059,7 @@
                 <w:sz w:val="20"/>
                 <w:szCs w:val="20"/>
               </w:rPr>
-              <w:t>CUP 25.620,00</w:t>
+              <w:t>CUP 26.040,00</w:t>
             </w:r>
           </w:p>
         </w:tc>
@@ -38103,7 +38103,7 @@
                 <w:sz w:val="20"/>
                 <w:szCs w:val="20"/>
               </w:rPr>
-              <w:t>CUP 12.810,00</w:t>
+              <w:t>CUP 13.020,00</w:t>
             </w:r>
           </w:p>
         </w:tc>
@@ -38147,7 +38147,7 @@
                 <w:sz w:val="20"/>
                 <w:szCs w:val="20"/>
               </w:rPr>
-              <w:t>CUP 17.080,00</w:t>
+              <w:t>CUP 17.360,00</w:t>
             </w:r>
           </w:p>
         </w:tc>
@@ -38191,7 +38191,7 @@
                 <w:sz w:val="20"/>
                 <w:szCs w:val="20"/>
               </w:rPr>
-              <w:t>CUP 34.160,00</w:t>
+              <w:t>CUP 34.720,00</w:t>
             </w:r>
           </w:p>
         </w:tc>
@@ -38235,7 +38235,7 @@
                 <w:sz w:val="20"/>
                 <w:szCs w:val="20"/>
               </w:rPr>
-              <w:t>CUP 34.160,00</w:t>
+              <w:t>CUP 34.720,00</w:t>
             </w:r>
           </w:p>
         </w:tc>
@@ -38279,7 +38279,7 @@
                 <w:sz w:val="20"/>
                 <w:szCs w:val="20"/>
               </w:rPr>
-              <w:t>CUP 128.100,00</w:t>
+              <w:t>CUP 130.200,00</w:t>
             </w:r>
           </w:p>
         </w:tc>
@@ -38323,7 +38323,7 @@
                 <w:sz w:val="20"/>
                 <w:szCs w:val="20"/>
               </w:rPr>
-              <w:t>CUP 170.800,00</w:t>
+              <w:t>CUP 173.600,00</w:t>
             </w:r>
           </w:p>
         </w:tc>
@@ -38367,7 +38367,7 @@
                 <w:sz w:val="20"/>
                 <w:szCs w:val="20"/>
               </w:rPr>
-              <w:t>CUP 85.400,00</w:t>
+              <w:t>CUP 86.800,00</w:t>
             </w:r>
           </w:p>
         </w:tc>
@@ -38412,7 +38412,7 @@
                 <w:sz w:val="20"/>
                 <w:szCs w:val="20"/>
               </w:rPr>
-              <w:t>CUP 42.700,00</w:t>
+              <w:t>CUP 43.400,00</w:t>
             </w:r>
           </w:p>
         </w:tc>
@@ -38457,7 +38457,7 @@
                 <w:sz w:val="20"/>
                 <w:szCs w:val="20"/>
               </w:rPr>
-              <w:t>CUP 85.400,00</w:t>
+              <w:t>CUP 86.800,00</w:t>
             </w:r>
           </w:p>
         </w:tc>
@@ -38501,7 +38501,7 @@
                 <w:sz w:val="20"/>
                 <w:szCs w:val="20"/>
               </w:rPr>
-              <w:t>CUP 85.400,00</w:t>
+              <w:t>CUP 86.800,00</w:t>
             </w:r>
           </w:p>
         </w:tc>
@@ -38545,7 +38545,7 @@
                 <w:sz w:val="20"/>
                 <w:szCs w:val="20"/>
               </w:rPr>
-              <w:t>CUP 136.640,00</w:t>
+              <w:t>CUP 138.880,00</w:t>
             </w:r>
           </w:p>
         </w:tc>
@@ -38590,7 +38590,7 @@
                 <w:sz w:val="20"/>
                 <w:szCs w:val="20"/>
               </w:rPr>
-              <w:t>CUP 136.640,00</w:t>
+              <w:t>CUP 138.880,00</w:t>
             </w:r>
           </w:p>
         </w:tc>
@@ -38634,7 +38634,7 @@
                 <w:sz w:val="20"/>
                 <w:szCs w:val="20"/>
               </w:rPr>
-              <w:t>CUP 213.500,00</w:t>
+              <w:t>CUP 217.000,00</w:t>
             </w:r>
           </w:p>
         </w:tc>
@@ -38678,7 +38678,7 @@
                 <w:sz w:val="20"/>
                 <w:szCs w:val="20"/>
               </w:rPr>
-              <w:t>CUP 213.500,00</w:t>
+              <w:t>CUP 217.000,00</w:t>
             </w:r>
           </w:p>
         </w:tc>
@@ -38722,7 +38722,7 @@
                 <w:sz w:val="20"/>
                 <w:szCs w:val="20"/>
               </w:rPr>
-              <w:t>CUP 196.420,00</w:t>
+              <w:t>CUP 199.640,00</w:t>
             </w:r>
           </w:p>
         </w:tc>
@@ -38766,7 +38766,7 @@
                 <w:sz w:val="20"/>
                 <w:szCs w:val="20"/>
               </w:rPr>
-              <w:t>CUP 213.500,00</w:t>
+              <w:t>CUP 217.000,00</w:t>
             </w:r>
           </w:p>
         </w:tc>
@@ -38811,7 +38811,7 @@
                 <w:sz w:val="20"/>
                 <w:szCs w:val="20"/>
               </w:rPr>
-              <w:t>CUP 213.500,00</w:t>
+              <w:t>CUP 217.000,00</w:t>
             </w:r>
           </w:p>
         </w:tc>
@@ -38855,7 +38855,7 @@
                 <w:sz w:val="20"/>
                 <w:szCs w:val="20"/>
               </w:rPr>
-              <w:t>CUP 213.500,00</w:t>
+              <w:t>CUP 217.000,00</w:t>
             </w:r>
           </w:p>
         </w:tc>
@@ -38899,7 +38899,7 @@
                 <w:sz w:val="20"/>
                 <w:szCs w:val="20"/>
               </w:rPr>
-              <w:t>CUP 128.100,00</w:t>
+              <w:t>CUP 130.200,00</w:t>
             </w:r>
           </w:p>
         </w:tc>
@@ -38943,7 +38943,7 @@
                 <w:sz w:val="20"/>
                 <w:szCs w:val="20"/>
               </w:rPr>
-              <w:t>CUP 170.800,00</w:t>
+              <w:t>CUP 173.600,00</w:t>
             </w:r>
           </w:p>
         </w:tc>
@@ -38987,7 +38987,7 @@
                 <w:sz w:val="20"/>
                 <w:szCs w:val="20"/>
               </w:rPr>
-              <w:t>CUP 187.880,00</w:t>
+              <w:t>CUP 190.960,00</w:t>
             </w:r>
           </w:p>
         </w:tc>
@@ -39031,7 +39031,7 @@
                 <w:sz w:val="20"/>
                 <w:szCs w:val="20"/>
               </w:rPr>
-              <w:t>CUP 187.880,00</w:t>
+              <w:t>CUP 190.960,00</w:t>
             </w:r>
           </w:p>
         </w:tc>
@@ -39075,7 +39075,7 @@
                 <w:sz w:val="20"/>
                 <w:szCs w:val="20"/>
               </w:rPr>
-              <w:t>CUP 187.880,00</w:t>
+              <w:t>CUP 190.960,00</w:t>
             </w:r>
           </w:p>
         </w:tc>
@@ -39119,7 +39119,7 @@
                 <w:sz w:val="20"/>
                 <w:szCs w:val="20"/>
               </w:rPr>
-              <w:t>CUP 59.780,00</w:t>
+              <w:t>CUP 60.760,00</w:t>
             </w:r>
           </w:p>
         </w:tc>
@@ -39163,7 +39163,7 @@
                 <w:sz w:val="20"/>
                 <w:szCs w:val="20"/>
               </w:rPr>
-              <w:t>CUP 59.780,00</w:t>
+              <w:t>CUP 60.760,00</w:t>
             </w:r>
           </w:p>
         </w:tc>
@@ -39207,7 +39207,7 @@
                 <w:sz w:val="20"/>
                 <w:szCs w:val="20"/>
               </w:rPr>
-              <w:t>CUP 51.240,00</w:t>
+              <w:t>CUP 52.080,00</w:t>
             </w:r>
           </w:p>
         </w:tc>
@@ -39251,7 +39251,7 @@
                 <w:sz w:val="20"/>
                 <w:szCs w:val="20"/>
               </w:rPr>
-              <w:t>CUP 59.780,00</w:t>
+              <w:t>CUP 60.760,00</w:t>
             </w:r>
           </w:p>
         </w:tc>
@@ -39295,7 +39295,7 @@
                 <w:sz w:val="20"/>
                 <w:szCs w:val="20"/>
               </w:rPr>
-              <w:t>CUP 59.780,00</w:t>
+              <w:t>CUP 60.760,00</w:t>
             </w:r>
           </w:p>
         </w:tc>
@@ -39339,7 +39339,7 @@
                 <w:sz w:val="20"/>
                 <w:szCs w:val="20"/>
               </w:rPr>
-              <w:t>CUP 119.560,00</w:t>
+              <w:t>CUP 121.520,00</w:t>
             </w:r>
           </w:p>
         </w:tc>
@@ -39383,7 +39383,7 @@
                 <w:sz w:val="20"/>
                 <w:szCs w:val="20"/>
               </w:rPr>
-              <w:t>CUP 119.560,00</w:t>
+              <w:t>CUP 121.520,00</w:t>
             </w:r>
           </w:p>
         </w:tc>
@@ -39427,7 +39427,7 @@
                 <w:sz w:val="20"/>
                 <w:szCs w:val="20"/>
               </w:rPr>
-              <w:t>CUP 153.720,00</w:t>
+              <w:t>CUP 156.240,00</w:t>
             </w:r>
           </w:p>
         </w:tc>
@@ -39471,7 +39471,7 @@
                 <w:sz w:val="20"/>
                 <w:szCs w:val="20"/>
               </w:rPr>
-              <w:t>CUP 6.832,00</w:t>
+              <w:t>CUP 6.944,00</w:t>
             </w:r>
           </w:p>
         </w:tc>
@@ -39516,7 +39516,7 @@
                 <w:sz w:val="20"/>
                 <w:szCs w:val="20"/>
               </w:rPr>
-              <w:t>CUP 21.350,00</w:t>
+              <w:t>CUP 21.700,00</w:t>
             </w:r>
           </w:p>
         </w:tc>
@@ -39560,7 +39560,7 @@
                 <w:sz w:val="20"/>
                 <w:szCs w:val="20"/>
               </w:rPr>
-              <w:t>CUP 42.700,00</w:t>
+              <w:t>CUP 43.400,00</w:t>
             </w:r>
           </w:p>
         </w:tc>
@@ -39604,7 +39604,7 @@
                 <w:sz w:val="20"/>
                 <w:szCs w:val="20"/>
               </w:rPr>
-              <w:t>CUP 21.350,00</w:t>
+              <w:t>CUP 21.700,00</w:t>
             </w:r>
           </w:p>
         </w:tc>
@@ -39648,7 +39648,7 @@
                 <w:sz w:val="20"/>
                 <w:szCs w:val="20"/>
               </w:rPr>
-              <w:t>CUP 6.832,00</w:t>
+              <w:t>CUP 6.944,00</w:t>
             </w:r>
           </w:p>
         </w:tc>
@@ -39692,7 +39692,7 @@
                 <w:sz w:val="20"/>
                 <w:szCs w:val="20"/>
               </w:rPr>
-              <w:t>CUP 25.620,00</w:t>
+              <w:t>CUP 26.040,00</w:t>
             </w:r>
           </w:p>
         </w:tc>
@@ -39736,7 +39736,7 @@
                 <w:sz w:val="20"/>
                 <w:szCs w:val="20"/>
               </w:rPr>
-              <w:t>CUP 51.240,00</w:t>
+              <w:t>CUP 52.080,00</w:t>
             </w:r>
           </w:p>
         </w:tc>
@@ -39781,7 +39781,7 @@
                 <w:sz w:val="20"/>
                 <w:szCs w:val="20"/>
               </w:rPr>
-              <w:t>CUP 51.240,00</w:t>
+              <w:t>CUP 52.080,00</w:t>
             </w:r>
           </w:p>
         </w:tc>
@@ -39825,7 +39825,7 @@
                 <w:sz w:val="20"/>
                 <w:szCs w:val="20"/>
               </w:rPr>
-              <w:t>CUP 51.240,00</w:t>
+              <w:t>CUP 52.080,00</w:t>
             </w:r>
           </w:p>
         </w:tc>
@@ -39870,7 +39870,7 @@
                 <w:sz w:val="20"/>
                 <w:szCs w:val="20"/>
               </w:rPr>
-              <w:t>CUP 102.480,00</w:t>
+              <w:t>CUP 104.160,00</w:t>
             </w:r>
           </w:p>
         </w:tc>
@@ -39915,7 +39915,7 @@
                 <w:sz w:val="20"/>
                 <w:szCs w:val="20"/>
               </w:rPr>
-              <w:t>CUP 128.100,00</w:t>
+              <w:t>CUP 130.200,00</w:t>
             </w:r>
           </w:p>
         </w:tc>
@@ -39959,7 +39959,7 @@
                 <w:sz w:val="20"/>
                 <w:szCs w:val="20"/>
               </w:rPr>
-              <w:t>CUP 8.540,00</w:t>
+              <w:t>CUP 8.680,00</w:t>
             </w:r>
           </w:p>
         </w:tc>
@@ -40004,7 +40004,7 @@
                 <w:sz w:val="20"/>
                 <w:szCs w:val="20"/>
               </w:rPr>
-              <w:t>CUP 12.810,00</w:t>
+              <w:t>CUP 13.020,00</w:t>
             </w:r>
           </w:p>
         </w:tc>
@@ -40048,7 +40048,7 @@
                 <w:sz w:val="20"/>
                 <w:szCs w:val="20"/>
               </w:rPr>
-              <w:t>CUP 12.810,00</w:t>
+              <w:t>CUP 13.020,00</w:t>
             </w:r>
           </w:p>
         </w:tc>
@@ -40092,7 +40092,7 @@
                 <w:sz w:val="20"/>
                 <w:szCs w:val="20"/>
               </w:rPr>
-              <w:t>CUP 8.540,00</w:t>
+              <w:t>CUP 8.680,00</w:t>
             </w:r>
           </w:p>
         </w:tc>
@@ -40136,7 +40136,7 @@
                 <w:sz w:val="20"/>
                 <w:szCs w:val="20"/>
               </w:rPr>
-              <w:t>CUP 8.540,00</w:t>
+              <w:t>CUP 8.680,00</w:t>
             </w:r>
           </w:p>
         </w:tc>
@@ -40180,7 +40180,7 @@
                 <w:sz w:val="20"/>
                 <w:szCs w:val="20"/>
               </w:rPr>
-              <w:t>CUP 12.810,00</w:t>
+              <w:t>CUP 13.020,00</w:t>
             </w:r>
           </w:p>
         </w:tc>
@@ -40224,7 +40224,7 @@
                 <w:sz w:val="20"/>
                 <w:szCs w:val="20"/>
               </w:rPr>
-              <w:t>CUP 12.810,00</w:t>
+              <w:t>CUP 13.020,00</w:t>
             </w:r>
           </w:p>
         </w:tc>
@@ -40268,7 +40268,7 @@
                 <w:sz w:val="20"/>
                 <w:szCs w:val="20"/>
               </w:rPr>
-              <w:t>CUP 17.080,00</w:t>
+              <w:t>CUP 17.360,00</w:t>
             </w:r>
           </w:p>
         </w:tc>
@@ -40312,7 +40312,7 @@
                 <w:sz w:val="20"/>
                 <w:szCs w:val="20"/>
               </w:rPr>
-              <w:t>CUP 10.248,00</w:t>
+              <w:t>CUP 10.416,00</w:t>
             </w:r>
           </w:p>
         </w:tc>
@@ -40356,7 +40356,7 @@
                 <w:sz w:val="20"/>
                 <w:szCs w:val="20"/>
               </w:rPr>
-              <w:t>CUP 29.890,00</w:t>
+              <w:t>CUP 30.380,00</w:t>
             </w:r>
           </w:p>
         </w:tc>
@@ -40400,7 +40400,7 @@
                 <w:sz w:val="20"/>
                 <w:szCs w:val="20"/>
               </w:rPr>
-              <w:t>CUP 29.890,00</w:t>
+              <w:t>CUP 30.380,00</w:t>
             </w:r>
           </w:p>
         </w:tc>
@@ -40444,7 +40444,7 @@
                 <w:sz w:val="20"/>
                 <w:szCs w:val="20"/>
               </w:rPr>
-              <w:t>CUP 5.124,00</w:t>
+              <w:t>CUP 5.208,00</w:t>
             </w:r>
           </w:p>
         </w:tc>
@@ -40488,7 +40488,7 @@
                 <w:sz w:val="20"/>
                 <w:szCs w:val="20"/>
               </w:rPr>
-              <w:t>CUP 6.832,00</w:t>
+              <w:t>CUP 6.944,00</w:t>
             </w:r>
           </w:p>
         </w:tc>
@@ -40532,7 +40532,7 @@
                 <w:sz w:val="20"/>
                 <w:szCs w:val="20"/>
               </w:rPr>
-              <w:t>CUP 21.350,00</w:t>
+              <w:t>CUP 21.700,00</w:t>
             </w:r>
           </w:p>
         </w:tc>
@@ -40576,7 +40576,7 @@
                 <w:sz w:val="20"/>
                 <w:szCs w:val="20"/>
               </w:rPr>
-              <w:t>CUP 21.350,00</w:t>
+              <w:t>CUP 21.700,00</w:t>
             </w:r>
           </w:p>
         </w:tc>
@@ -40621,7 +40621,7 @@
                 <w:sz w:val="20"/>
                 <w:szCs w:val="20"/>
               </w:rPr>
-              <w:t>CUP 17.080,00</w:t>
+              <w:t>CUP 17.360,00</w:t>
             </w:r>
           </w:p>
         </w:tc>
@@ -40665,7 +40665,7 @@
                 <w:sz w:val="20"/>
                 <w:szCs w:val="20"/>
               </w:rPr>
-              <w:t>CUP 17.080,00</w:t>
+              <w:t>CUP 17.360,00</w:t>
             </w:r>
           </w:p>
         </w:tc>
@@ -40709,7 +40709,7 @@
                 <w:sz w:val="20"/>
                 <w:szCs w:val="20"/>
               </w:rPr>
-              <w:t>CUP 8.540,00</w:t>
+              <w:t>CUP 8.680,00</w:t>
             </w:r>
           </w:p>
         </w:tc>
@@ -40753,7 +40753,7 @@
                 <w:sz w:val="20"/>
                 <w:szCs w:val="20"/>
               </w:rPr>
-              <w:t>CUP 8.540,00</w:t>
+              <w:t>CUP 8.680,00</w:t>
             </w:r>
           </w:p>
         </w:tc>
@@ -40798,7 +40798,7 @@
                 <w:sz w:val="20"/>
                 <w:szCs w:val="20"/>
               </w:rPr>
-              <w:t>CUP 119.560,00</w:t>
+              <w:t>CUP 121.520,00</w:t>
             </w:r>
           </w:p>
         </w:tc>
@@ -40843,7 +40843,7 @@
                 <w:sz w:val="20"/>
                 <w:szCs w:val="20"/>
               </w:rPr>
-              <w:t>CUP 51.240,00</w:t>
+              <w:t>CUP 52.080,00</w:t>
             </w:r>
           </w:p>
         </w:tc>
@@ -40888,7 +40888,7 @@
                 <w:sz w:val="20"/>
                 <w:szCs w:val="20"/>
               </w:rPr>
-              <w:t>CUP 51.240,00</w:t>
+              <w:t>CUP 52.080,00</w:t>
             </w:r>
           </w:p>
         </w:tc>
@@ -40932,7 +40932,7 @@
                 <w:sz w:val="20"/>
                 <w:szCs w:val="20"/>
               </w:rPr>
-              <w:t>CUP 5.978,00</w:t>
+              <w:t>CUP 6.076,00</w:t>
             </w:r>
           </w:p>
         </w:tc>
@@ -40977,7 +40977,7 @@
                 <w:sz w:val="20"/>
                 <w:szCs w:val="20"/>
               </w:rPr>
-              <w:t>CUP 469.700,00</w:t>
+              <w:t>CUP 477.400,00</w:t>
             </w:r>
           </w:p>
         </w:tc>
@@ -41021,7 +41021,7 @@
                 <w:sz w:val="20"/>
                 <w:szCs w:val="20"/>
               </w:rPr>
-              <w:t>CUP 486.780,00</w:t>
+              <w:t>CUP 494.760,00</w:t>
             </w:r>
           </w:p>
         </w:tc>
@@ -41066,7 +41066,7 @@
                 <w:sz w:val="20"/>
                 <w:szCs w:val="20"/>
               </w:rPr>
-              <w:t>CUP 17.080,00</w:t>
+              <w:t>CUP 17.360,00</w:t>
             </w:r>
           </w:p>
         </w:tc>
@@ -41110,7 +41110,7 @@
                 <w:sz w:val="20"/>
                 <w:szCs w:val="20"/>
               </w:rPr>
-              <w:t>CUP 12.810,00</w:t>
+              <w:t>CUP 13.020,00</w:t>
             </w:r>
           </w:p>
         </w:tc>
@@ -41155,7 +41155,7 @@
                 <w:sz w:val="20"/>
                 <w:szCs w:val="20"/>
               </w:rPr>
-              <w:t>CUP 12.810,00</w:t>
+              <w:t>CUP 13.020,00</w:t>
             </w:r>
           </w:p>
         </w:tc>
@@ -41217,7 +41217,7 @@
                 <w:sz w:val="20"/>
                 <w:szCs w:val="20"/>
               </w:rPr>
-              <w:t>CUP 21.350,00</w:t>
+              <w:t>CUP 21.700,00</w:t>
             </w:r>
           </w:p>
         </w:tc>
@@ -41261,7 +41261,7 @@
                 <w:sz w:val="20"/>
                 <w:szCs w:val="20"/>
               </w:rPr>
-              <w:t>CUP 8.540,00</w:t>
+              <w:t>CUP 8.680,00</w:t>
             </w:r>
           </w:p>
         </w:tc>
@@ -41323,7 +41323,7 @@
                 <w:sz w:val="20"/>
                 <w:szCs w:val="20"/>
               </w:rPr>
-              <w:t>CUP 12.810,00</w:t>
+              <w:t>CUP 13.020,00</w:t>
             </w:r>
           </w:p>
         </w:tc>
@@ -41367,7 +41367,7 @@
                 <w:sz w:val="20"/>
                 <w:szCs w:val="20"/>
               </w:rPr>
-              <w:t>CUP 12.810,00</w:t>
+              <w:t>CUP 13.020,00</w:t>
             </w:r>
           </w:p>
         </w:tc>
@@ -41411,7 +41411,7 @@
                 <w:sz w:val="20"/>
                 <w:szCs w:val="20"/>
               </w:rPr>
-              <w:t>CUP 8.540,00</w:t>
+              <w:t>CUP 8.680,00</w:t>
             </w:r>
           </w:p>
         </w:tc>
@@ -41455,7 +41455,7 @@
                 <w:sz w:val="20"/>
                 <w:szCs w:val="20"/>
               </w:rPr>
-              <w:t>CUP 12.810,00</w:t>
+              <w:t>CUP 13.020,00</w:t>
             </w:r>
           </w:p>
         </w:tc>
@@ -41499,7 +41499,7 @@
                 <w:sz w:val="20"/>
                 <w:szCs w:val="20"/>
               </w:rPr>
-              <w:t>CUP 12.810,00</w:t>
+              <w:t>CUP 13.020,00</w:t>
             </w:r>
           </w:p>
         </w:tc>
@@ -41543,7 +41543,7 @@
                 <w:sz w:val="20"/>
                 <w:szCs w:val="20"/>
               </w:rPr>
-              <w:t>CUP 12.810,00</w:t>
+              <w:t>CUP 13.020,00</w:t>
             </w:r>
           </w:p>
         </w:tc>
@@ -41587,7 +41587,7 @@
                 <w:sz w:val="20"/>
                 <w:szCs w:val="20"/>
               </w:rPr>
-              <w:t>CUP 6.832,00</w:t>
+              <w:t>CUP 6.944,00</w:t>
             </w:r>
           </w:p>
         </w:tc>
@@ -41631,7 +41631,7 @@
                 <w:sz w:val="20"/>
                 <w:szCs w:val="20"/>
               </w:rPr>
-              <w:t>CUP 38.430,00</w:t>
+              <w:t>CUP 39.060,00</w:t>
             </w:r>
           </w:p>
         </w:tc>
@@ -41675,7 +41675,7 @@
                 <w:sz w:val="20"/>
                 <w:szCs w:val="20"/>
               </w:rPr>
-              <w:t>CUP 29.890,00</w:t>
+              <w:t>CUP 30.380,00</w:t>
             </w:r>
           </w:p>
         </w:tc>
@@ -41719,7 +41719,7 @@
                 <w:sz w:val="20"/>
                 <w:szCs w:val="20"/>
               </w:rPr>
-              <w:t>CUP 213.500,00</w:t>
+              <w:t>CUP 217.000,00</w:t>
             </w:r>
           </w:p>
         </w:tc>
@@ -41764,7 +41764,7 @@
                 <w:sz w:val="20"/>
                 <w:szCs w:val="20"/>
               </w:rPr>
-              <w:t>CUP 170.800,00</w:t>
+              <w:t>CUP 173.600,00</w:t>
             </w:r>
           </w:p>
         </w:tc>
@@ -41809,7 +41809,7 @@
                 <w:sz w:val="20"/>
                 <w:szCs w:val="20"/>
               </w:rPr>
-              <w:t>CUP 64.050,00</w:t>
+              <w:t>CUP 65.100,00</w:t>
             </w:r>
           </w:p>
         </w:tc>
@@ -41853,7 +41853,7 @@
                 <w:sz w:val="20"/>
                 <w:szCs w:val="20"/>
               </w:rPr>
-              <w:t>CUP 64.050,00</w:t>
+              <w:t>CUP 65.100,00</w:t>
             </w:r>
           </w:p>
         </w:tc>
@@ -41897,7 +41897,7 @@
                 <w:sz w:val="20"/>
                 <w:szCs w:val="20"/>
               </w:rPr>
-              <w:t>CUP 128.100,00</w:t>
+              <w:t>CUP 130.200,00</w:t>
             </w:r>
           </w:p>
         </w:tc>
@@ -41942,7 +41942,7 @@
                 <w:sz w:val="20"/>
                 <w:szCs w:val="20"/>
               </w:rPr>
-              <w:t>CUP 128.100,00</w:t>
+              <w:t>CUP 130.200,00</w:t>
             </w:r>
           </w:p>
         </w:tc>
@@ -41986,7 +41986,7 @@
                 <w:sz w:val="20"/>
                 <w:szCs w:val="20"/>
               </w:rPr>
-              <w:t>CUP 119.560,00</w:t>
+              <w:t>CUP 121.520,00</w:t>
             </w:r>
           </w:p>
         </w:tc>
@@ -42030,7 +42030,7 @@
                 <w:sz w:val="20"/>
                 <w:szCs w:val="20"/>
               </w:rPr>
-              <w:t>CUP 102.480,00</w:t>
+              <w:t>CUP 104.160,00</w:t>
             </w:r>
           </w:p>
         </w:tc>
@@ -42074,7 +42074,7 @@
                 <w:sz w:val="20"/>
                 <w:szCs w:val="20"/>
               </w:rPr>
-              <w:t>CUP 55.510,00</w:t>
+              <w:t>CUP 56.420,00</w:t>
             </w:r>
           </w:p>
         </w:tc>
@@ -42119,7 +42119,7 @@
                 <w:sz w:val="20"/>
                 <w:szCs w:val="20"/>
               </w:rPr>
-              <w:t>CUP 64.050,00</w:t>
+              <w:t>CUP 65.100,00</w:t>
             </w:r>
           </w:p>
         </w:tc>
@@ -42163,7 +42163,7 @@
                 <w:sz w:val="20"/>
                 <w:szCs w:val="20"/>
               </w:rPr>
-              <w:t>CUP 55.510,00</w:t>
+              <w:t>CUP 56.420,00</w:t>
             </w:r>
           </w:p>
         </w:tc>
@@ -42208,7 +42208,7 @@
                 <w:sz w:val="20"/>
                 <w:szCs w:val="20"/>
               </w:rPr>
-              <w:t>CUP 68.320,00</w:t>
+              <w:t>CUP 69.440,00</w:t>
             </w:r>
           </w:p>
         </w:tc>
@@ -42252,7 +42252,7 @@
                 <w:sz w:val="20"/>
                 <w:szCs w:val="20"/>
               </w:rPr>
-              <w:t>CUP 1.281,00</w:t>
+              <w:t>CUP 1.302,00</w:t>
             </w:r>
           </w:p>
         </w:tc>
@@ -42296,7 +42296,7 @@
                 <w:sz w:val="20"/>
                 <w:szCs w:val="20"/>
               </w:rPr>
-              <w:t>CUP 170.800,00</w:t>
+              <w:t>CUP 173.600,00</w:t>
             </w:r>
           </w:p>
         </w:tc>
@@ -42340,7 +42340,7 @@
                 <w:sz w:val="20"/>
                 <w:szCs w:val="20"/>
               </w:rPr>
-              <w:t>CUP 196.420,00</w:t>
+              <w:t>CUP 199.640,00</w:t>
             </w:r>
           </w:p>
         </w:tc>
@@ -42384,7 +42384,7 @@
                 <w:sz w:val="20"/>
                 <w:szCs w:val="20"/>
               </w:rPr>
-              <w:t>CUP 298.900,00</w:t>
+              <w:t>CUP 303.800,00</w:t>
             </w:r>
           </w:p>
         </w:tc>
@@ -42428,7 +42428,7 @@
                 <w:sz w:val="20"/>
                 <w:szCs w:val="20"/>
               </w:rPr>
-              <w:t>CUP 298.900,00</w:t>
+              <w:t>CUP 303.800,00</w:t>
             </w:r>
           </w:p>
         </w:tc>
@@ -42472,7 +42472,7 @@
                 <w:sz w:val="20"/>
                 <w:szCs w:val="20"/>
               </w:rPr>
-              <w:t>CUP 307.440,00</w:t>
+              <w:t>CUP 312.480,00</w:t>
             </w:r>
           </w:p>
         </w:tc>
@@ -42516,7 +42516,7 @@
                 <w:sz w:val="20"/>
                 <w:szCs w:val="20"/>
               </w:rPr>
-              <w:t>CUP 315.980,00</w:t>
+              <w:t>CUP 321.160,00</w:t>
             </w:r>
           </w:p>
         </w:tc>
@@ -42562,7 +42562,7 @@
                 <w:sz w:val="20"/>
                 <w:szCs w:val="20"/>
               </w:rPr>
-              <w:t>CUP 298.900,00</w:t>
+              <w:t>CUP 303.800,00</w:t>
             </w:r>
           </w:p>
         </w:tc>
@@ -42606,7 +42606,7 @@
                 <w:sz w:val="20"/>
                 <w:szCs w:val="20"/>
               </w:rPr>
-              <w:t>CUP 298.900,00</w:t>
+              <w:t>CUP 303.800,00</w:t>
             </w:r>
           </w:p>
         </w:tc>
@@ -42650,7 +42650,7 @@
                 <w:sz w:val="20"/>
                 <w:szCs w:val="20"/>
               </w:rPr>
-              <w:t>CUP 298.900,00</w:t>
+              <w:t>CUP 303.800,00</w:t>
             </w:r>
           </w:p>
         </w:tc>
@@ -42694,7 +42694,7 @@
                 <w:sz w:val="20"/>
                 <w:szCs w:val="20"/>
               </w:rPr>
-              <w:t>CUP 187.880,00</w:t>
+              <w:t>CUP 190.960,00</w:t>
             </w:r>
           </w:p>
         </w:tc>
@@ -42739,7 +42739,7 @@
                 <w:sz w:val="20"/>
                 <w:szCs w:val="20"/>
               </w:rPr>
-              <w:t>CUP 153.720,00</w:t>
+              <w:t>CUP 156.240,00</w:t>
             </w:r>
           </w:p>
         </w:tc>
@@ -42784,7 +42784,7 @@
                 <w:sz w:val="20"/>
                 <w:szCs w:val="20"/>
               </w:rPr>
-              <w:t>CUP 153.720,00</w:t>
+              <w:t>CUP 156.240,00</w:t>
             </w:r>
           </w:p>
         </w:tc>
@@ -42828,7 +42828,7 @@
                 <w:sz w:val="20"/>
                 <w:szCs w:val="20"/>
               </w:rPr>
-              <w:t>CUP 170.800,00</w:t>
+              <w:t>CUP 173.600,00</w:t>
             </w:r>
           </w:p>
         </w:tc>
@@ -42873,7 +42873,7 @@
                 <w:sz w:val="20"/>
                 <w:szCs w:val="20"/>
               </w:rPr>
-              <w:t>CUP 34.160,00</w:t>
+              <w:t>CUP 34.720,00</w:t>
             </w:r>
           </w:p>
         </w:tc>
@@ -42925,7 +42925,7 @@
                 <w:sz w:val="20"/>
                 <w:szCs w:val="20"/>
               </w:rPr>
-              <w:t>CUP 34.160,00</w:t>
+              <w:t>CUP 34.720,00</w:t>
             </w:r>
           </w:p>
         </w:tc>
@@ -42969,7 +42969,7 @@
                 <w:sz w:val="20"/>
                 <w:szCs w:val="20"/>
               </w:rPr>
-              <w:t>CUP 34.160,00</w:t>
+              <w:t>CUP 34.720,00</w:t>
             </w:r>
           </w:p>
         </w:tc>
@@ -43013,7 +43013,7 @@
                 <w:sz w:val="20"/>
                 <w:szCs w:val="20"/>
               </w:rPr>
-              <w:t>CUP 34.160,00</w:t>
+              <w:t>CUP 34.720,00</w:t>
             </w:r>
           </w:p>
         </w:tc>
@@ -43057,7 +43057,7 @@
                 <w:sz w:val="20"/>
                 <w:szCs w:val="20"/>
               </w:rPr>
-              <w:t>CUP 59.780,00</w:t>
+              <w:t>CUP 60.760,00</w:t>
             </w:r>
           </w:p>
         </w:tc>
@@ -43101,7 +43101,7 @@
                 <w:sz w:val="20"/>
                 <w:szCs w:val="20"/>
               </w:rPr>
-              <w:t>CUP 102.480,00</w:t>
+              <w:t>CUP 104.160,00</w:t>
             </w:r>
           </w:p>
         </w:tc>
@@ -43145,7 +43145,7 @@
                 <w:sz w:val="20"/>
                 <w:szCs w:val="20"/>
               </w:rPr>
-              <w:t>CUP 51.240,00</w:t>
+              <w:t>CUP 52.080,00</w:t>
             </w:r>
           </w:p>
         </w:tc>
@@ -43190,7 +43190,7 @@
                 <w:sz w:val="20"/>
                 <w:szCs w:val="20"/>
               </w:rPr>
-              <w:t>CUP 59.780,00</w:t>
+              <w:t>CUP 60.760,00</w:t>
             </w:r>
           </w:p>
         </w:tc>
@@ -43234,7 +43234,7 @@
                 <w:sz w:val="20"/>
                 <w:szCs w:val="20"/>
               </w:rPr>
-              <w:t>CUP 76.860,00</w:t>
+              <w:t>CUP 78.120,00</w:t>
             </w:r>
           </w:p>
         </w:tc>
@@ -43278,7 +43278,7 @@
                 <w:sz w:val="20"/>
                 <w:szCs w:val="20"/>
               </w:rPr>
-              <w:t>CUP 17.080,00</w:t>
+              <w:t>CUP 17.360,00</w:t>
             </w:r>
           </w:p>
         </w:tc>
@@ -43322,7 +43322,7 @@
                 <w:sz w:val="20"/>
                 <w:szCs w:val="20"/>
               </w:rPr>
-              <w:t>CUP 25.620,00</w:t>
+              <w:t>CUP 26.040,00</w:t>
             </w:r>
           </w:p>
         </w:tc>
@@ -43367,7 +43367,7 @@
                 <w:sz w:val="20"/>
                 <w:szCs w:val="20"/>
               </w:rPr>
-              <w:t>CUP 51.240,00</w:t>
+              <w:t>CUP 52.080,00</w:t>
             </w:r>
           </w:p>
         </w:tc>
@@ -43411,7 +43411,7 @@
                 <w:sz w:val="20"/>
                 <w:szCs w:val="20"/>
               </w:rPr>
-              <w:t>CUP 29.890,00</w:t>
+              <w:t>CUP 30.380,00</w:t>
             </w:r>
           </w:p>
         </w:tc>
@@ -43455,7 +43455,7 @@
                 <w:sz w:val="20"/>
                 <w:szCs w:val="20"/>
               </w:rPr>
-              <w:t>CUP 12.810,00</w:t>
+              <w:t>CUP 13.020,00</w:t>
             </w:r>
           </w:p>
         </w:tc>
@@ -43499,7 +43499,7 @@
                 <w:sz w:val="20"/>
                 <w:szCs w:val="20"/>
               </w:rPr>
-              <w:t>CUP 38.430,00</w:t>
+              <w:t>CUP 39.060,00</w:t>
             </w:r>
           </w:p>
         </w:tc>
@@ -43543,7 +43543,7 @@
                 <w:sz w:val="20"/>
                 <w:szCs w:val="20"/>
               </w:rPr>
-              <w:t>CUP 21.350,00</w:t>
+              <w:t>CUP 21.700,00</w:t>
             </w:r>
           </w:p>
         </w:tc>
@@ -43587,7 +43587,7 @@
                 <w:sz w:val="20"/>
                 <w:szCs w:val="20"/>
               </w:rPr>
-              <w:t>CUP 64.050,00</w:t>
+              <w:t>CUP 65.100,00</w:t>
             </w:r>
           </w:p>
         </w:tc>
@@ -43631,7 +43631,7 @@
                 <w:sz w:val="20"/>
                 <w:szCs w:val="20"/>
               </w:rPr>
-              <w:t>CUP 38.430,00</w:t>
+              <w:t>CUP 39.060,00</w:t>
             </w:r>
           </w:p>
         </w:tc>
@@ -43675,7 +43675,7 @@
                 <w:sz w:val="20"/>
                 <w:szCs w:val="20"/>
               </w:rPr>
-              <w:t>CUP 128.100,00</w:t>
+              <w:t>CUP 130.200,00</w:t>
             </w:r>
           </w:p>
         </w:tc>
@@ -43719,7 +43719,7 @@
                 <w:sz w:val="20"/>
                 <w:szCs w:val="20"/>
               </w:rPr>
-              <w:t>CUP 145.180,00</w:t>
+              <w:t>CUP 147.560,00</w:t>
             </w:r>
           </w:p>
         </w:tc>
@@ -43763,7 +43763,7 @@
                 <w:sz w:val="20"/>
                 <w:szCs w:val="20"/>
               </w:rPr>
-              <w:t>CUP 136.640,00</w:t>
+              <w:t>CUP 138.880,00</w:t>
             </w:r>
           </w:p>
         </w:tc>
@@ -43807,7 +43807,7 @@
                 <w:sz w:val="20"/>
                 <w:szCs w:val="20"/>
               </w:rPr>
-              <w:t>CUP 128.100,00</w:t>
+              <w:t>CUP 130.200,00</w:t>
             </w:r>
           </w:p>
         </w:tc>
@@ -43851,7 +43851,7 @@
                 <w:sz w:val="20"/>
                 <w:szCs w:val="20"/>
               </w:rPr>
-              <w:t>CUP 170.800,00</w:t>
+              <w:t>CUP 173.600,00</w:t>
             </w:r>
           </w:p>
         </w:tc>
@@ -43895,7 +43895,7 @@
                 <w:sz w:val="20"/>
                 <w:szCs w:val="20"/>
               </w:rPr>
-              <w:t>CUP 119.560,00</w:t>
+              <w:t>CUP 121.520,00</w:t>
             </w:r>
           </w:p>
         </w:tc>
@@ -43940,7 +43940,7 @@
                 <w:sz w:val="20"/>
                 <w:szCs w:val="20"/>
               </w:rPr>
-              <w:t>CUP 153.720,00</w:t>
+              <w:t>CUP 156.240,00</w:t>
             </w:r>
           </w:p>
         </w:tc>
@@ -43984,7 +43984,7 @@
                 <w:sz w:val="20"/>
                 <w:szCs w:val="20"/>
               </w:rPr>
-              <w:t>CUP 111.020,00</w:t>
+              <w:t>CUP 112.840,00</w:t>
             </w:r>
           </w:p>
         </w:tc>
@@ -44028,7 +44028,7 @@
                 <w:sz w:val="20"/>
                 <w:szCs w:val="20"/>
               </w:rPr>
-              <w:t>CUP 68.320,00</w:t>
+              <w:t>CUP 69.440,00</w:t>
             </w:r>
           </w:p>
         </w:tc>
@@ -44072,7 +44072,7 @@
                 <w:sz w:val="20"/>
                 <w:szCs w:val="20"/>
               </w:rPr>
-              <w:t>CUP 85.400,00</w:t>
+              <w:t>CUP 86.800,00</w:t>
             </w:r>
           </w:p>
         </w:tc>
@@ -44116,7 +44116,7 @@
                 <w:sz w:val="20"/>
                 <w:szCs w:val="20"/>
               </w:rPr>
-              <w:t>CUP 85.400,00</w:t>
+              <w:t>CUP 86.800,00</w:t>
             </w:r>
           </w:p>
         </w:tc>
@@ -44160,7 +44160,7 @@
                 <w:sz w:val="20"/>
                 <w:szCs w:val="20"/>
               </w:rPr>
-              <w:t>CUP 102.480,00</w:t>
+              <w:t>CUP 104.160,00</w:t>
             </w:r>
           </w:p>
         </w:tc>
@@ -44204,7 +44204,7 @@
                 <w:sz w:val="20"/>
                 <w:szCs w:val="20"/>
               </w:rPr>
-              <w:t>CUP 85.400,00</w:t>
+              <w:t>CUP 86.800,00</w:t>
             </w:r>
           </w:p>
         </w:tc>
@@ -44248,7 +44248,7 @@
                 <w:sz w:val="20"/>
                 <w:szCs w:val="20"/>
               </w:rPr>
-              <w:t>CUP 102.480,00</w:t>
+              <w:t>CUP 104.160,00</w:t>
             </w:r>
           </w:p>
         </w:tc>
@@ -44292,7 +44292,7 @@
                 <w:sz w:val="20"/>
                 <w:szCs w:val="20"/>
               </w:rPr>
-              <w:t>CUP 153.720,00</w:t>
+              <w:t>CUP 156.240,00</w:t>
             </w:r>
           </w:p>
         </w:tc>
@@ -44336,7 +44336,7 @@
                 <w:sz w:val="20"/>
                 <w:szCs w:val="20"/>
               </w:rPr>
-              <w:t>CUP 4.270,00</w:t>
+              <w:t>CUP 4.340,00</w:t>
             </w:r>
           </w:p>
         </w:tc>
@@ -44380,7 +44380,7 @@
                 <w:sz w:val="20"/>
                 <w:szCs w:val="20"/>
               </w:rPr>
-              <w:t>CUP 8.540,00</w:t>
+              <w:t>CUP 8.680,00</w:t>
             </w:r>
           </w:p>
         </w:tc>
@@ -44425,7 +44425,7 @@
                 <w:sz w:val="20"/>
                 <w:szCs w:val="20"/>
               </w:rPr>
-              <w:t>CUP 6.832,00</w:t>
+              <w:t>CUP 6.944,00</w:t>
             </w:r>
           </w:p>
         </w:tc>
@@ -44469,7 +44469,7 @@
                 <w:sz w:val="20"/>
                 <w:szCs w:val="20"/>
               </w:rPr>
-              <w:t>CUP 4.270,00</w:t>
+              <w:t>CUP 4.340,00</w:t>
             </w:r>
           </w:p>
         </w:tc>
@@ -44513,7 +44513,7 @@
                 <w:sz w:val="20"/>
                 <w:szCs w:val="20"/>
               </w:rPr>
-              <w:t>CUP 213.500,00</w:t>
+              <w:t>CUP 217.000,00</w:t>
             </w:r>
           </w:p>
         </w:tc>
@@ -44557,7 +44557,7 @@
                 <w:sz w:val="20"/>
                 <w:szCs w:val="20"/>
               </w:rPr>
-              <w:t>CUP 170.800,00</w:t>
+              <w:t>CUP 173.600,00</w:t>
             </w:r>
           </w:p>
         </w:tc>
@@ -44601,7 +44601,7 @@
                 <w:sz w:val="20"/>
                 <w:szCs w:val="20"/>
               </w:rPr>
-              <w:t>CUP 170.800,00</w:t>
+              <w:t>CUP 173.600,00</w:t>
             </w:r>
           </w:p>
         </w:tc>
@@ -44645,7 +44645,7 @@
                 <w:sz w:val="20"/>
                 <w:szCs w:val="20"/>
               </w:rPr>
-              <w:t>CUP 128.100,00</w:t>
+              <w:t>CUP 130.200,00</w:t>
             </w:r>
           </w:p>
         </w:tc>
@@ -44689,7 +44689,7 @@
                 <w:sz w:val="20"/>
                 <w:szCs w:val="20"/>
               </w:rPr>
-              <w:t>CUP 128.100,00</w:t>
+              <w:t>CUP 130.200,00</w:t>
             </w:r>
           </w:p>
         </w:tc>
@@ -44733,7 +44733,7 @@
                 <w:sz w:val="20"/>
                 <w:szCs w:val="20"/>
               </w:rPr>
-              <w:t>CUP 153.720,00</w:t>
+              <w:t>CUP 156.240,00</w:t>
             </w:r>
           </w:p>
         </w:tc>
@@ -44777,7 +44777,7 @@
                 <w:sz w:val="20"/>
                 <w:szCs w:val="20"/>
               </w:rPr>
-              <w:t>CUP 153.720,00</w:t>
+              <w:t>CUP 156.240,00</w:t>
             </w:r>
           </w:p>
         </w:tc>
@@ -44822,7 +44822,7 @@
                 <w:sz w:val="20"/>
                 <w:szCs w:val="20"/>
               </w:rPr>
-              <w:t>CUP 29.890,00</w:t>
+              <w:t>CUP 30.380,00</w:t>
             </w:r>
           </w:p>
         </w:tc>
@@ -44866,7 +44866,7 @@
                 <w:sz w:val="20"/>
                 <w:szCs w:val="20"/>
               </w:rPr>
-              <w:t>CUP 29.890,00</w:t>
+              <w:t>CUP 30.380,00</w:t>
             </w:r>
           </w:p>
         </w:tc>
@@ -44910,7 +44910,7 @@
                 <w:sz w:val="20"/>
                 <w:szCs w:val="20"/>
               </w:rPr>
-              <w:t>CUP 25.620,00</w:t>
+              <w:t>CUP 26.040,00</w:t>
             </w:r>
           </w:p>
         </w:tc>
@@ -44955,7 +44955,7 @@
                 <w:sz w:val="20"/>
                 <w:szCs w:val="20"/>
               </w:rPr>
-              <w:t>CUP 34.160,00</w:t>
+              <w:t>CUP 34.720,00</w:t>
             </w:r>
           </w:p>
         </w:tc>
@@ -44999,7 +44999,7 @@
                 <w:sz w:val="20"/>
                 <w:szCs w:val="20"/>
               </w:rPr>
-              <w:t>CUP 25.620,00</w:t>
+              <w:t>CUP 26.040,00</w:t>
             </w:r>
           </w:p>
         </w:tc>
@@ -45043,7 +45043,7 @@
                 <w:sz w:val="20"/>
                 <w:szCs w:val="20"/>
               </w:rPr>
-              <w:t>CUP 25.620,00</w:t>
+              <w:t>CUP 26.040,00</w:t>
             </w:r>
           </w:p>
         </w:tc>
@@ -45087,7 +45087,7 @@
                 <w:sz w:val="20"/>
                 <w:szCs w:val="20"/>
               </w:rPr>
-              <w:t>CUP 34.160,00</w:t>
+              <w:t>CUP 34.720,00</w:t>
             </w:r>
           </w:p>
         </w:tc>
@@ -45131,7 +45131,7 @@
                 <w:sz w:val="20"/>
                 <w:szCs w:val="20"/>
               </w:rPr>
-              <w:t>CUP 34.160,00</w:t>
+              <w:t>CUP 34.720,00</w:t>
             </w:r>
           </w:p>
         </w:tc>
@@ -45175,7 +45175,7 @@
                 <w:sz w:val="20"/>
                 <w:szCs w:val="20"/>
               </w:rPr>
-              <w:t>CUP 34.160,00</w:t>
+              <w:t>CUP 34.720,00</w:t>
             </w:r>
           </w:p>
         </w:tc>
@@ -45226,7 +45226,7 @@
                 <w:sz w:val="20"/>
                 <w:szCs w:val="20"/>
               </w:rPr>
-              <w:t>CUP 34.160,00</w:t>
+              <w:t>CUP 34.720,00</w:t>
             </w:r>
           </w:p>
         </w:tc>
@@ -45277,7 +45277,7 @@
                 <w:sz w:val="20"/>
                 <w:szCs w:val="20"/>
               </w:rPr>
-              <w:t>CUP 34.160,00</w:t>
+              <w:t>CUP 34.720,00</w:t>
             </w:r>
           </w:p>
         </w:tc>
@@ -45329,7 +45329,7 @@
                 <w:sz w:val="20"/>
                 <w:szCs w:val="20"/>
               </w:rPr>
-              <w:t>CUP 29.890,00</w:t>
+              <w:t>CUP 30.380,00</w:t>
             </w:r>
           </w:p>
         </w:tc>
@@ -45380,7 +45380,7 @@
                 <w:sz w:val="20"/>
                 <w:szCs w:val="20"/>
               </w:rPr>
-              <w:t>CUP 17.080,00</w:t>
+              <w:t>CUP 17.360,00</w:t>
             </w:r>
           </w:p>
         </w:tc>
@@ -45431,7 +45431,7 @@
                 <w:sz w:val="20"/>
                 <w:szCs w:val="20"/>
               </w:rPr>
-              <w:t>CUP 17.080,00</w:t>
+              <w:t>CUP 17.360,00</w:t>
             </w:r>
           </w:p>
         </w:tc>
@@ -45482,7 +45482,7 @@
                 <w:sz w:val="20"/>
                 <w:szCs w:val="20"/>
               </w:rPr>
-              <w:t>CUP 59.780,00</w:t>
+              <w:t>CUP 60.760,00</w:t>
             </w:r>
           </w:p>
         </w:tc>
@@ -45533,7 +45533,7 @@
                 <w:sz w:val="20"/>
                 <w:szCs w:val="20"/>
               </w:rPr>
-              <w:t>CUP 59.780,00</w:t>
+              <w:t>CUP 60.760,00</w:t>
             </w:r>
           </w:p>
         </w:tc>
@@ -45584,7 +45584,7 @@
                 <w:sz w:val="20"/>
                 <w:szCs w:val="20"/>
               </w:rPr>
-              <w:t>CUP 12.810,00</w:t>
+              <w:t>CUP 13.020,00</w:t>
             </w:r>
           </w:p>
         </w:tc>
@@ -45635,7 +45635,7 @@
                 <w:sz w:val="20"/>
                 <w:szCs w:val="20"/>
               </w:rPr>
-              <w:t>CUP 8.540,00</w:t>
+              <w:t>CUP 8.680,00</w:t>
             </w:r>
           </w:p>
         </w:tc>
@@ -45686,7 +45686,7 @@
                 <w:sz w:val="20"/>
                 <w:szCs w:val="20"/>
               </w:rPr>
-              <w:t>CUP 6.832,00</w:t>
+              <w:t>CUP 6.944,00</w:t>
             </w:r>
           </w:p>
         </w:tc>
@@ -45737,7 +45737,7 @@
                 <w:sz w:val="20"/>
                 <w:szCs w:val="20"/>
               </w:rPr>
-              <w:t>CUP 6.832,00</w:t>
+              <w:t>CUP 6.944,00</w:t>
             </w:r>
           </w:p>
         </w:tc>
@@ -45789,7 +45789,7 @@
                 <w:sz w:val="20"/>
                 <w:szCs w:val="20"/>
               </w:rPr>
-              <w:t>CUP 25.620,00</w:t>
+              <w:t>CUP 26.040,00</w:t>
             </w:r>
           </w:p>
         </w:tc>
@@ -45840,7 +45840,7 @@
                 <w:sz w:val="20"/>
                 <w:szCs w:val="20"/>
               </w:rPr>
-              <w:t>CUP 6.832,00</w:t>
+              <w:t>CUP 6.944,00</w:t>
             </w:r>
           </w:p>
         </w:tc>
@@ -45891,7 +45891,7 @@
                 <w:sz w:val="20"/>
                 <w:szCs w:val="20"/>
               </w:rPr>
-              <w:t>CUP 10.248,00</w:t>
+              <w:t>CUP 10.416,00</w:t>
             </w:r>
           </w:p>
         </w:tc>
@@ -45951,7 +45951,7 @@
                 <w:sz w:val="20"/>
                 <w:szCs w:val="20"/>
               </w:rPr>
-              <w:t>CUP 17.080,00</w:t>
+              <w:t>CUP 17.360,00</w:t>
             </w:r>
           </w:p>
         </w:tc>
@@ -46002,7 +46002,7 @@
                 <w:sz w:val="20"/>
                 <w:szCs w:val="20"/>
               </w:rPr>
-              <w:t>CUP 25.620,00</w:t>
+              <w:t>CUP 26.040,00</w:t>
             </w:r>
           </w:p>
         </w:tc>
@@ -46053,7 +46053,7 @@
                 <w:sz w:val="20"/>
                 <w:szCs w:val="20"/>
               </w:rPr>
-              <w:t>CUP 17.080,00</w:t>
+              <w:t>CUP 17.360,00</w:t>
             </w:r>
           </w:p>
         </w:tc>
@@ -46104,7 +46104,7 @@
                 <w:sz w:val="20"/>
                 <w:szCs w:val="20"/>
               </w:rPr>
-              <w:t>CUP 8.540,00</w:t>
+              <w:t>CUP 8.680,00</w:t>
             </w:r>
           </w:p>
         </w:tc>
@@ -46155,7 +46155,7 @@
                 <w:sz w:val="20"/>
                 <w:szCs w:val="20"/>
               </w:rPr>
-              <w:t>CUP 12.810,00</w:t>
+              <w:t>CUP 13.020,00</w:t>
             </w:r>
           </w:p>
         </w:tc>
@@ -46207,7 +46207,7 @@
                 <w:sz w:val="20"/>
                 <w:szCs w:val="20"/>
               </w:rPr>
-              <w:t>CUP 12.810,00</w:t>
+              <w:t>CUP 13.020,00</w:t>
             </w:r>
           </w:p>
         </w:tc>
@@ -46258,7 +46258,7 @@
                 <w:sz w:val="20"/>
                 <w:szCs w:val="20"/>
               </w:rPr>
-              <w:t>CUP 17.080,00</w:t>
+              <w:t>CUP 17.360,00</w:t>
             </w:r>
           </w:p>
         </w:tc>
@@ -46310,7 +46310,7 @@
                 <w:sz w:val="20"/>
                 <w:szCs w:val="20"/>
               </w:rPr>
-              <w:t>CUP 2.562,00</w:t>
+              <w:t>CUP 2.604,00</w:t>
             </w:r>
           </w:p>
         </w:tc>
@@ -46361,7 +46361,7 @@
                 <w:sz w:val="20"/>
                 <w:szCs w:val="20"/>
               </w:rPr>
-              <w:t>CUP 196.420,00</w:t>
+              <w:t>CUP 199.640,00</w:t>
             </w:r>
           </w:p>
         </w:tc>
@@ -46412,7 +46412,7 @@
                 <w:sz w:val="20"/>
                 <w:szCs w:val="20"/>
               </w:rPr>
-              <w:t>CUP 17.080,00</w:t>
+              <w:t>CUP 17.360,00</w:t>
             </w:r>
           </w:p>
         </w:tc>
@@ -46463,7 +46463,7 @@
                 <w:sz w:val="20"/>
                 <w:szCs w:val="20"/>
               </w:rPr>
-              <w:t>CUP 12.810,00</w:t>
+              <w:t>CUP 13.020,00</w:t>
             </w:r>
           </w:p>
         </w:tc>
@@ -46514,7 +46514,7 @@
                 <w:sz w:val="20"/>
                 <w:szCs w:val="20"/>
               </w:rPr>
-              <w:t>CUP 8.540,00</w:t>
+              <w:t>CUP 8.680,00</w:t>
             </w:r>
           </w:p>
         </w:tc>
@@ -46565,7 +46565,7 @@
                 <w:sz w:val="20"/>
                 <w:szCs w:val="20"/>
               </w:rPr>
-              <w:t>CUP 85.400,00</w:t>
+              <w:t>CUP 86.800,00</w:t>
             </w:r>
           </w:p>
         </w:tc>
@@ -46616,7 +46616,7 @@
                 <w:sz w:val="20"/>
                 <w:szCs w:val="20"/>
               </w:rPr>
-              <w:t>CUP 51.240,00</w:t>
+              <w:t>CUP 52.080,00</w:t>
             </w:r>
           </w:p>
         </w:tc>
@@ -46667,7 +46667,7 @@
                 <w:sz w:val="20"/>
                 <w:szCs w:val="20"/>
               </w:rPr>
-              <w:t>CUP 29.890,00</w:t>
+              <w:t>CUP 30.380,00</w:t>
             </w:r>
           </w:p>
         </w:tc>
@@ -46718,7 +46718,7 @@
                 <w:sz w:val="20"/>
                 <w:szCs w:val="20"/>
               </w:rPr>
-              <w:t>CUP 34.160,00</w:t>
+              <w:t>CUP 34.720,00</w:t>
             </w:r>
           </w:p>
         </w:tc>
@@ -46876,7 +46876,7 @@
                 <w:sz w:val="20"/>
                 <w:szCs w:val="20"/>
               </w:rPr>
-              <w:t>CUP 153.720,00</w:t>
+              <w:t>CUP 156.240,00</w:t>
             </w:r>
           </w:p>
         </w:tc>
@@ -46928,7 +46928,7 @@
                 <w:sz w:val="20"/>
                 <w:szCs w:val="20"/>
               </w:rPr>
-              <w:t>CUP 115.290,00</w:t>
+              <w:t>CUP 117.180,00</w:t>
             </w:r>
           </w:p>
         </w:tc>
@@ -46980,7 +46980,7 @@
                 <w:sz w:val="20"/>
                 <w:szCs w:val="20"/>
               </w:rPr>
-              <w:t>CUP 76.860,00</w:t>
+              <w:t>CUP 78.120,00</w:t>
             </w:r>
           </w:p>
         </w:tc>
@@ -47033,7 +47033,7 @@
                 <w:sz w:val="20"/>
                 <w:szCs w:val="20"/>
               </w:rPr>
-              <w:t>CUP 5.124,00</w:t>
+              <w:t>CUP 5.208,00</w:t>
             </w:r>
           </w:p>
         </w:tc>
@@ -47084,7 +47084,7 @@
                 <w:sz w:val="20"/>
                 <w:szCs w:val="20"/>
               </w:rPr>
-              <w:t>CUP 51.240,00</w:t>
+              <w:t>CUP 52.080,00</w:t>
             </w:r>
           </w:p>
         </w:tc>
@@ -47136,7 +47136,7 @@
                 <w:sz w:val="20"/>
                 <w:szCs w:val="20"/>
               </w:rPr>
-              <w:t>CUP 93.940,00</w:t>
+              <w:t>CUP 95.480,00</w:t>
             </w:r>
           </w:p>
         </w:tc>
@@ -47187,7 +47187,7 @@
                 <w:sz w:val="20"/>
                 <w:szCs w:val="20"/>
               </w:rPr>
-              <w:t>CUP 102.480,00</w:t>
+              <w:t>CUP 104.160,00</w:t>
             </w:r>
           </w:p>
         </w:tc>
@@ -47239,7 +47239,7 @@
                 <w:sz w:val="20"/>
                 <w:szCs w:val="20"/>
               </w:rPr>
-              <w:t>CUP 21.350,00</w:t>
+              <w:t>CUP 21.700,00</w:t>
             </w:r>
           </w:p>
         </w:tc>
@@ -47291,7 +47291,7 @@
                 <w:sz w:val="20"/>
                 <w:szCs w:val="20"/>
               </w:rPr>
-              <w:t>CUP 29.890,00</w:t>
+              <w:t>CUP 30.380,00</w:t>
             </w:r>
           </w:p>
         </w:tc>
@@ -47343,7 +47343,7 @@
                 <w:sz w:val="20"/>
                 <w:szCs w:val="20"/>
               </w:rPr>
-              <w:t>CUP 85.400,00</w:t>
+              <w:t>CUP 86.800,00</w:t>
             </w:r>
           </w:p>
         </w:tc>
@@ -47395,7 +47395,7 @@
                 <w:sz w:val="20"/>
                 <w:szCs w:val="20"/>
               </w:rPr>
-              <w:t>CUP 76.860,00</w:t>
+              <w:t>CUP 78.120,00</w:t>
             </w:r>
           </w:p>
         </w:tc>
@@ -47446,7 +47446,7 @@
                 <w:sz w:val="20"/>
                 <w:szCs w:val="20"/>
               </w:rPr>
-              <w:t>CUP 10.248,00</w:t>
+              <w:t>CUP 10.416,00</w:t>
             </w:r>
           </w:p>
         </w:tc>
@@ -47498,7 +47498,7 @@
                 <w:sz w:val="20"/>
                 <w:szCs w:val="20"/>
               </w:rPr>
-              <w:t>CUP 12.810,00</w:t>
+              <w:t>CUP 13.020,00</w:t>
             </w:r>
           </w:p>
         </w:tc>
@@ -47549,7 +47549,7 @@
                 <w:sz w:val="20"/>
                 <w:szCs w:val="20"/>
               </w:rPr>
-              <w:t>CUP 42.700,00</w:t>
+              <w:t>CUP 43.400,00</w:t>
             </w:r>
           </w:p>
         </w:tc>
@@ -47601,7 +47601,7 @@
                 <w:sz w:val="20"/>
                 <w:szCs w:val="20"/>
               </w:rPr>
-              <w:t>CUP 34.160,00</w:t>
+              <w:t>CUP 34.720,00</w:t>
             </w:r>
           </w:p>
         </w:tc>
@@ -47653,7 +47653,7 @@
                 <w:sz w:val="20"/>
                 <w:szCs w:val="20"/>
               </w:rPr>
-              <w:t>CUP 29.890,00</w:t>
+              <w:t>CUP 30.380,00</w:t>
             </w:r>
           </w:p>
         </w:tc>
@@ -47705,7 +47705,7 @@
                 <w:sz w:val="20"/>
                 <w:szCs w:val="20"/>
               </w:rPr>
-              <w:t>CUP 85.400,00</w:t>
+              <w:t>CUP 86.800,00</w:t>
             </w:r>
           </w:p>
         </w:tc>
@@ -47757,7 +47757,7 @@
                 <w:sz w:val="20"/>
                 <w:szCs w:val="20"/>
               </w:rPr>
-              <w:t>CUP 42.700,00</w:t>
+              <w:t>CUP 43.400,00</w:t>
             </w:r>
           </w:p>
         </w:tc>
@@ -47809,7 +47809,7 @@
                 <w:sz w:val="20"/>
                 <w:szCs w:val="20"/>
               </w:rPr>
-              <w:t>CUP 51.240,00</w:t>
+              <w:t>CUP 52.080,00</w:t>
             </w:r>
           </w:p>
         </w:tc>
@@ -47862,7 +47862,7 @@
                 <w:sz w:val="20"/>
                 <w:szCs w:val="20"/>
               </w:rPr>
-              <w:t>CUP 21.350,00</w:t>
+              <w:t>CUP 21.700,00</w:t>
             </w:r>
           </w:p>
         </w:tc>
@@ -47915,7 +47915,7 @@
                 <w:sz w:val="20"/>
                 <w:szCs w:val="20"/>
               </w:rPr>
-              <w:t>CUP 6.832,00</w:t>
+              <w:t>CUP 6.944,00</w:t>
             </w:r>
           </w:p>
         </w:tc>
@@ -47967,7 +47967,7 @@
                 <w:sz w:val="20"/>
                 <w:szCs w:val="20"/>
               </w:rPr>
-              <w:t>CUP 25.620,00</w:t>
+              <w:t>CUP 26.040,00</w:t>
             </w:r>
           </w:p>
         </w:tc>
@@ -48023,7 +48023,7 @@
                 <w:sz w:val="20"/>
                 <w:szCs w:val="20"/>
               </w:rPr>
-              <w:t>CUP 8.540,00</w:t>
+              <w:t>CUP 8.680,00</w:t>
             </w:r>
           </w:p>
         </w:tc>
@@ -48079,7 +48079,7 @@
                 <w:sz w:val="20"/>
                 <w:szCs w:val="20"/>
               </w:rPr>
-              <w:t>CUP 12.810,00</w:t>
+              <w:t>CUP 13.020,00</w:t>
             </w:r>
           </w:p>
         </w:tc>
@@ -48132,7 +48132,7 @@
                 <w:sz w:val="20"/>
                 <w:szCs w:val="20"/>
               </w:rPr>
-              <w:t>CUP 8.540,00</w:t>
+              <w:t>CUP 8.680,00</w:t>
             </w:r>
           </w:p>
         </w:tc>
@@ -48185,7 +48185,7 @@
                 <w:sz w:val="20"/>
                 <w:szCs w:val="20"/>
               </w:rPr>
-              <w:t>CUP 29.890,00</w:t>
+              <w:t>CUP 30.380,00</w:t>
             </w:r>
           </w:p>
         </w:tc>
@@ -48238,7 +48238,7 @@
                 <w:sz w:val="20"/>
                 <w:szCs w:val="20"/>
               </w:rPr>
-              <w:t>CUP 5.124,00</w:t>
+              <w:t>CUP 5.208,00</w:t>
             </w:r>
           </w:p>
         </w:tc>
@@ -48291,7 +48291,7 @@
                 <w:sz w:val="20"/>
                 <w:szCs w:val="20"/>
               </w:rPr>
-              <w:t>CUP 6.832,00</w:t>
+              <w:t>CUP 6.944,00</w:t>
             </w:r>
           </w:p>
         </w:tc>
@@ -48344,7 +48344,7 @@
                 <w:sz w:val="20"/>
                 <w:szCs w:val="20"/>
               </w:rPr>
-              <w:t>CUP 12.810,00</w:t>
+              <w:t>CUP 13.020,00</w:t>
             </w:r>
           </w:p>
         </w:tc>
@@ -48400,7 +48400,7 @@
                 <w:sz w:val="20"/>
                 <w:szCs w:val="20"/>
               </w:rPr>
-              <w:t>CUP 21.350,00</w:t>
+              <w:t>CUP 21.700,00</w:t>
             </w:r>
           </w:p>
         </w:tc>
@@ -48457,7 +48457,7 @@
                 <w:sz w:val="20"/>
                 <w:szCs w:val="20"/>
               </w:rPr>
-              <w:t>CUP 17.080,00</w:t>
+              <w:t>CUP 17.360,00</w:t>
             </w:r>
           </w:p>
         </w:tc>
@@ -48513,7 +48513,7 @@
                 <w:sz w:val="20"/>
                 <w:szCs w:val="20"/>
               </w:rPr>
-              <w:t>CUP 8.540,00</w:t>
+              <w:t>CUP 8.680,00</w:t>
             </w:r>
           </w:p>
         </w:tc>
@@ -48569,7 +48569,7 @@
                 <w:sz w:val="20"/>
                 <w:szCs w:val="20"/>
               </w:rPr>
-              <w:t>CUP 102.480,00</w:t>
+              <w:t>CUP 104.160,00</w:t>
             </w:r>
           </w:p>
         </w:tc>
@@ -48625,7 +48625,7 @@
                 <w:sz w:val="20"/>
                 <w:szCs w:val="20"/>
               </w:rPr>
-              <w:t>CUP 93.940,00</w:t>
+              <w:t>CUP 95.480,00</w:t>
             </w:r>
           </w:p>
         </w:tc>
@@ -48681,7 +48681,7 @@
                 <w:sz w:val="20"/>
                 <w:szCs w:val="20"/>
               </w:rPr>
-              <w:t>CUP 5.978,00</w:t>
+              <w:t>CUP 6.076,00</w:t>
             </w:r>
           </w:p>
         </w:tc>
@@ -48737,7 +48737,7 @@
                 <w:sz w:val="20"/>
                 <w:szCs w:val="20"/>
               </w:rPr>
-              <w:t>CUP 6.832,00</w:t>
+              <w:t>CUP 6.944,00</w:t>
             </w:r>
           </w:p>
         </w:tc>
@@ -48793,7 +48793,7 @@
                 <w:sz w:val="20"/>
                 <w:szCs w:val="20"/>
               </w:rPr>
-              <w:t>CUP 72.590,00</w:t>
+              <w:t>CUP 73.780,00</w:t>
             </w:r>
           </w:p>
         </w:tc>
@@ -48849,7 +48849,7 @@
                 <w:sz w:val="20"/>
                 <w:szCs w:val="20"/>
               </w:rPr>
-              <w:t>CUP 76.860,00</w:t>
+              <w:t>CUP 78.120,00</w:t>
             </w:r>
           </w:p>
         </w:tc>
@@ -48905,7 +48905,7 @@
                 <w:sz w:val="20"/>
                 <w:szCs w:val="20"/>
               </w:rPr>
-              <w:t>CUP 25.620,00</w:t>
+              <w:t>CUP 26.040,00</w:t>
             </w:r>
           </w:p>
         </w:tc>
@@ -48961,7 +48961,7 @@
                 <w:sz w:val="20"/>
                 <w:szCs w:val="20"/>
               </w:rPr>
-              <w:t>CUP 307.440,00</w:t>
+              <w:t>CUP 312.480,00</w:t>
             </w:r>
           </w:p>
         </w:tc>
@@ -49017,7 +49017,7 @@
                 <w:sz w:val="20"/>
                 <w:szCs w:val="20"/>
               </w:rPr>
-              <w:t>CUP 315.980,00</w:t>
+              <w:t>CUP 321.160,00</w:t>
             </w:r>
           </w:p>
         </w:tc>
@@ -49073,7 +49073,7 @@
                 <w:sz w:val="20"/>
                 <w:szCs w:val="20"/>
               </w:rPr>
-              <w:t>CUP 187.880,00</w:t>
+              <w:t>CUP 190.960,00</w:t>
             </w:r>
           </w:p>
         </w:tc>
@@ -49129,7 +49129,7 @@
                 <w:sz w:val="20"/>
                 <w:szCs w:val="20"/>
               </w:rPr>
-              <w:t>CUP 76.860,00</w:t>
+              <w:t>CUP 78.120,00</w:t>
             </w:r>
           </w:p>
         </w:tc>
@@ -49185,7 +49185,7 @@
                 <w:sz w:val="20"/>
                 <w:szCs w:val="20"/>
               </w:rPr>
-              <w:t>CUP 42.700,00</w:t>
+              <w:t>CUP 43.400,00</w:t>
             </w:r>
           </w:p>
         </w:tc>
@@ -49240,7 +49240,7 @@
                 <w:sz w:val="20"/>
                 <w:szCs w:val="20"/>
               </w:rPr>
-              <w:t>CUP 4.270,00</w:t>
+              <w:t>CUP 4.340,00</w:t>
             </w:r>
           </w:p>
         </w:tc>
@@ -49295,7 +49295,7 @@
                 <w:sz w:val="20"/>
                 <w:szCs w:val="20"/>
               </w:rPr>
-              <w:t>CUP 4.270,00</w:t>
+              <w:t>CUP 4.340,00</w:t>
             </w:r>
           </w:p>
         </w:tc>
@@ -49350,7 +49350,7 @@
                 <w:sz w:val="20"/>
                 <w:szCs w:val="20"/>
               </w:rPr>
-              <w:t>CUP 12.810,00</w:t>
+              <w:t>CUP 13.020,00</w:t>
             </w:r>
           </w:p>
         </w:tc>
@@ -49426,7 +49426,7 @@
                 <w:sz w:val="20"/>
                 <w:szCs w:val="20"/>
               </w:rPr>
-              <w:t>CUP 38.430,00</w:t>
+              <w:t>CUP 39.060,00</w:t>
             </w:r>
           </w:p>
         </w:tc>
@@ -49481,7 +49481,7 @@
                 <w:sz w:val="20"/>
                 <w:szCs w:val="20"/>
               </w:rPr>
-              <w:t>CUP 34.160,00</w:t>
+              <w:t>CUP 34.720,00</w:t>
             </w:r>
           </w:p>
         </w:tc>
@@ -49536,7 +49536,7 @@
                 <w:sz w:val="20"/>
                 <w:szCs w:val="20"/>
               </w:rPr>
-              <w:t>CUP 17.080,00</w:t>
+              <w:t>CUP 17.360,00</w:t>
             </w:r>
           </w:p>
         </w:tc>
@@ -49591,7 +49591,7 @@
                 <w:sz w:val="20"/>
                 <w:szCs w:val="20"/>
               </w:rPr>
-              <w:t>CUP 21.350,00</w:t>
+              <w:t>CUP 21.700,00</w:t>
             </w:r>
           </w:p>
         </w:tc>
@@ -49644,7 +49644,7 @@
                 <w:sz w:val="20"/>
                 <w:szCs w:val="20"/>
               </w:rPr>
-              <w:t>CUP 6.832,00</w:t>
+              <w:t>CUP 6.944,00</w:t>
             </w:r>
           </w:p>
         </w:tc>
@@ -49696,7 +49696,7 @@
                 <w:sz w:val="20"/>
                 <w:szCs w:val="20"/>
               </w:rPr>
-              <w:t>CUP 4.270,00</w:t>
+              <w:t>CUP 4.340,00</w:t>
             </w:r>
           </w:p>
         </w:tc>
@@ -49748,7 +49748,7 @@
                 <w:sz w:val="20"/>
                 <w:szCs w:val="20"/>
               </w:rPr>
-              <w:t>CUP 8.540,00</w:t>
+              <w:t>CUP 8.680,00</w:t>
             </w:r>
           </w:p>
         </w:tc>
@@ -49800,7 +49800,7 @@
                 <w:sz w:val="20"/>
                 <w:szCs w:val="20"/>
               </w:rPr>
-              <w:t>CUP 4.270,00</w:t>
+              <w:t>CUP 4.340,00</w:t>
             </w:r>
           </w:p>
         </w:tc>
@@ -49853,7 +49853,7 @@
                 <w:sz w:val="20"/>
                 <w:szCs w:val="20"/>
               </w:rPr>
-              <w:t>CUP 59.780,00</w:t>
+              <w:t>CUP 60.760,00</w:t>
             </w:r>
           </w:p>
         </w:tc>
@@ -49906,7 +49906,7 @@
                 <w:sz w:val="20"/>
                 <w:szCs w:val="20"/>
               </w:rPr>
-              <w:t>CUP 25.620,00</w:t>
+              <w:t>CUP 26.040,00</w:t>
             </w:r>
           </w:p>
         </w:tc>
@@ -49959,7 +49959,7 @@
                 <w:sz w:val="20"/>
                 <w:szCs w:val="20"/>
               </w:rPr>
-              <w:t>CUP 6.832,00</w:t>
+              <w:t>CUP 6.944,00</w:t>
             </w:r>
           </w:p>
         </w:tc>
@@ -50012,7 +50012,7 @@
                 <w:sz w:val="20"/>
                 <w:szCs w:val="20"/>
               </w:rPr>
-              <w:t>CUP 10.248,00</w:t>
+              <w:t>CUP 10.416,00</w:t>
             </w:r>
           </w:p>
         </w:tc>
@@ -50065,7 +50065,7 @@
                 <w:sz w:val="20"/>
                 <w:szCs w:val="20"/>
               </w:rPr>
-              <w:t>CUP 17.080,00</w:t>
+              <w:t>CUP 17.360,00</w:t>
             </w:r>
           </w:p>
         </w:tc>
@@ -50118,7 +50118,7 @@
                 <w:sz w:val="20"/>
                 <w:szCs w:val="20"/>
               </w:rPr>
-              <w:t>CUP 8.540,00</w:t>
+              <w:t>CUP 8.680,00</w:t>
             </w:r>
           </w:p>
         </w:tc>
@@ -50172,7 +50172,7 @@
                 <w:sz w:val="20"/>
                 <w:szCs w:val="20"/>
               </w:rPr>
-              <w:t>CUP 8.540,00</w:t>
+              <w:t>CUP 8.680,00</w:t>
             </w:r>
           </w:p>
         </w:tc>
@@ -50225,7 +50225,7 @@
                 <w:sz w:val="20"/>
                 <w:szCs w:val="20"/>
               </w:rPr>
-              <w:t>CUP 8.540,00</w:t>
+              <w:t>CUP 8.680,00</w:t>
             </w:r>
           </w:p>
         </w:tc>
@@ -50278,7 +50278,7 @@
                 <w:sz w:val="20"/>
                 <w:szCs w:val="20"/>
               </w:rPr>
-              <w:t>CUP 85.400,00</w:t>
+              <w:t>CUP 86.800,00</w:t>
             </w:r>
           </w:p>
         </w:tc>
@@ -50331,7 +50331,7 @@
                 <w:sz w:val="20"/>
                 <w:szCs w:val="20"/>
               </w:rPr>
-              <w:t>CUP 25.620,00</w:t>
+              <w:t>CUP 26.040,00</w:t>
             </w:r>
           </w:p>
         </w:tc>
@@ -50591,7 +50591,7 @@
                 <w:sz w:val="20"/>
                 <w:szCs w:val="20"/>
               </w:rPr>
-              <w:t>CUP 5.978,00</w:t>
+              <w:t>CUP 6.076,00</w:t>
             </w:r>
           </w:p>
         </w:tc>
@@ -50659,7 +50659,7 @@
                 <w:sz w:val="20"/>
                 <w:szCs w:val="20"/>
               </w:rPr>
-              <w:t>CUP 25.620,00</w:t>
+              <w:t>CUP 26.040,00</w:t>
             </w:r>
           </w:p>
         </w:tc>
@@ -50727,7 +50727,7 @@
                 <w:sz w:val="20"/>
                 <w:szCs w:val="20"/>
               </w:rPr>
-              <w:t>CUP 5.978,00</w:t>
+              <w:t>CUP 6.076,00</w:t>
             </w:r>
           </w:p>
         </w:tc>
@@ -50795,7 +50795,7 @@
                 <w:sz w:val="20"/>
                 <w:szCs w:val="20"/>
               </w:rPr>
-              <w:t>CUP 25.620,00</w:t>
+              <w:t>CUP 26.040,00</w:t>
             </w:r>
           </w:p>
         </w:tc>
@@ -50863,7 +50863,7 @@
                 <w:sz w:val="20"/>
                 <w:szCs w:val="20"/>
               </w:rPr>
-              <w:t>CUP 29.890,00</w:t>
+              <w:t>CUP 30.380,00</w:t>
             </w:r>
           </w:p>
         </w:tc>
@@ -50931,7 +50931,7 @@
                 <w:sz w:val="20"/>
                 <w:szCs w:val="20"/>
               </w:rPr>
-              <w:t>CUP 29.890,00</w:t>
+              <w:t>CUP 30.380,00</w:t>
             </w:r>
           </w:p>
         </w:tc>
@@ -50999,7 +50999,7 @@
                 <w:sz w:val="20"/>
                 <w:szCs w:val="20"/>
               </w:rPr>
-              <w:t>CUP 34.160,00</w:t>
+              <w:t>CUP 34.720,00</w:t>
             </w:r>
           </w:p>
         </w:tc>
@@ -51067,7 +51067,7 @@
                 <w:sz w:val="20"/>
                 <w:szCs w:val="20"/>
               </w:rPr>
-              <w:t>CUP 6.832,00</w:t>
+              <w:t>CUP 6.944,00</w:t>
             </w:r>
           </w:p>
         </w:tc>
@@ -51135,7 +51135,7 @@
                 <w:sz w:val="20"/>
                 <w:szCs w:val="20"/>
               </w:rPr>
-              <w:t>CUP 27.328,00</w:t>
+              <w:t>CUP 27.776,00</w:t>
             </w:r>
           </w:p>
         </w:tc>
@@ -51203,7 +51203,7 @@
                 <w:sz w:val="20"/>
                 <w:szCs w:val="20"/>
               </w:rPr>
-              <w:t>CUP 5.124,00</w:t>
+              <w:t>CUP 5.208,00</w:t>
             </w:r>
           </w:p>
         </w:tc>
@@ -51271,7 +51271,7 @@
                 <w:sz w:val="20"/>
                 <w:szCs w:val="20"/>
               </w:rPr>
-              <w:t>CUP 5.978,00</w:t>
+              <w:t>CUP 6.076,00</w:t>
             </w:r>
           </w:p>
         </w:tc>
@@ -51339,7 +51339,7 @@
                 <w:sz w:val="20"/>
                 <w:szCs w:val="20"/>
               </w:rPr>
-              <w:t>CUP 6.832,00</w:t>
+              <w:t>CUP 6.944,00</w:t>
             </w:r>
           </w:p>
         </w:tc>
@@ -51407,7 +51407,7 @@
                 <w:sz w:val="20"/>
                 <w:szCs w:val="20"/>
               </w:rPr>
-              <w:t>CUP 5.124,00</w:t>
+              <w:t>CUP 5.208,00</w:t>
             </w:r>
           </w:p>
         </w:tc>
@@ -51475,7 +51475,7 @@
                 <w:sz w:val="20"/>
                 <w:szCs w:val="20"/>
               </w:rPr>
-              <w:t>CUP 4.270,00</w:t>
+              <w:t>CUP 4.340,00</w:t>
             </w:r>
           </w:p>
         </w:tc>
@@ -51543,7 +51543,7 @@
                 <w:sz w:val="20"/>
                 <w:szCs w:val="20"/>
               </w:rPr>
-              <w:t>CUP 7.686,00</w:t>
+              <w:t>CUP 7.812,00</w:t>
             </w:r>
           </w:p>
         </w:tc>
@@ -51611,7 +51611,7 @@
                 <w:sz w:val="20"/>
                 <w:szCs w:val="20"/>
               </w:rPr>
-              <w:t>CUP 5.124,00</w:t>
+              <w:t>CUP 5.208,00</w:t>
             </w:r>
           </w:p>
         </w:tc>
@@ -51679,7 +51679,7 @@
                 <w:sz w:val="20"/>
                 <w:szCs w:val="20"/>
               </w:rPr>
-              <w:t>CUP 72.590,00</w:t>
+              <w:t>CUP 73.780,00</w:t>
             </w:r>
           </w:p>
         </w:tc>
@@ -51747,7 +51747,7 @@
                 <w:sz w:val="20"/>
                 <w:szCs w:val="20"/>
               </w:rPr>
-              <w:t>CUP 149.450,00</w:t>
+              <w:t>CUP 151.900,00</w:t>
             </w:r>
           </w:p>
         </w:tc>
@@ -51815,7 +51815,7 @@
                 <w:sz w:val="20"/>
                 <w:szCs w:val="20"/>
               </w:rPr>
-              <w:t>CUP 166.530,00</w:t>
+              <w:t>CUP 169.260,00</w:t>
             </w:r>
           </w:p>
         </w:tc>
@@ -51883,7 +51883,7 @@
                 <w:sz w:val="20"/>
                 <w:szCs w:val="20"/>
               </w:rPr>
-              <w:t>CUP 187.880,00</w:t>
+              <w:t>CUP 190.960,00</w:t>
             </w:r>
           </w:p>
         </w:tc>
@@ -51951,7 +51951,7 @@
                 <w:sz w:val="20"/>
                 <w:szCs w:val="20"/>
               </w:rPr>
-              <w:t>CUP 68.320,00</w:t>
+              <w:t>CUP 69.440,00</w:t>
             </w:r>
           </w:p>
         </w:tc>
@@ -52019,7 +52019,7 @@
                 <w:sz w:val="20"/>
                 <w:szCs w:val="20"/>
               </w:rPr>
-              <w:t>CUP 85.400,00</w:t>
+              <w:t>CUP 86.800,00</w:t>
             </w:r>
           </w:p>
         </w:tc>
@@ -52087,7 +52087,7 @@
                 <w:sz w:val="20"/>
                 <w:szCs w:val="20"/>
               </w:rPr>
-              <w:t>CUP 85.400,00</w:t>
+              <w:t>CUP 86.800,00</w:t>
             </w:r>
           </w:p>
         </w:tc>
@@ -52155,7 +52155,7 @@
                 <w:sz w:val="20"/>
                 <w:szCs w:val="20"/>
               </w:rPr>
-              <w:t>CUP 93.940,00</w:t>
+              <w:t>CUP 95.480,00</w:t>
             </w:r>
           </w:p>
         </w:tc>
@@ -52224,7 +52224,7 @@
                 <w:sz w:val="20"/>
                 <w:szCs w:val="20"/>
               </w:rPr>
-              <w:t>CUP 102.480,00</w:t>
+              <w:t>CUP 104.160,00</w:t>
             </w:r>
           </w:p>
         </w:tc>
@@ -52292,7 +52292,7 @@
                 <w:sz w:val="20"/>
                 <w:szCs w:val="20"/>
               </w:rPr>
-              <w:t>CUP 115.290,00</w:t>
+              <w:t>CUP 117.180,00</w:t>
             </w:r>
           </w:p>
         </w:tc>
@@ -52355,7 +52355,7 @@
                 <w:sz w:val="20"/>
                 <w:szCs w:val="20"/>
               </w:rPr>
-              <w:t>CUP 136.640,00</w:t>
+              <w:t>CUP 138.880,00</w:t>
             </w:r>
           </w:p>
         </w:tc>
@@ -52418,7 +52418,7 @@
                 <w:sz w:val="20"/>
                 <w:szCs w:val="20"/>
               </w:rPr>
-              <w:t>CUP 145.180,00</w:t>
+              <w:t>CUP 147.560,00</w:t>
             </w:r>
           </w:p>
         </w:tc>
@@ -52481,7 +52481,7 @@
                 <w:sz w:val="20"/>
                 <w:szCs w:val="20"/>
               </w:rPr>
-              <w:t>CUP 854,00</w:t>
+              <w:t>CUP 868,00</w:t>
             </w:r>
           </w:p>
         </w:tc>
@@ -52544,7 +52544,7 @@
                 <w:sz w:val="20"/>
                 <w:szCs w:val="20"/>
               </w:rPr>
-              <w:t>CUP 854,00</w:t>
+              <w:t>CUP 868,00</w:t>
             </w:r>
           </w:p>
         </w:tc>
@@ -52607,7 +52607,7 @@
                 <w:sz w:val="20"/>
                 <w:szCs w:val="20"/>
               </w:rPr>
-              <w:t>CUP 854,00</w:t>
+              <w:t>CUP 868,00</w:t>
             </w:r>
           </w:p>
         </w:tc>
@@ -52675,7 +52675,7 @@
                 <w:sz w:val="20"/>
                 <w:szCs w:val="20"/>
               </w:rPr>
-              <w:t>CUP 2.562,00</w:t>
+              <w:t>CUP 2.604,00</w:t>
             </w:r>
           </w:p>
         </w:tc>
@@ -52738,7 +52738,7 @@
                 <w:sz w:val="20"/>
                 <w:szCs w:val="20"/>
               </w:rPr>
-              <w:t>CUP 12.810,00</w:t>
+              <w:t>CUP 13.020,00</w:t>
             </w:r>
           </w:p>
         </w:tc>
@@ -52801,7 +52801,7 @@
                 <w:sz w:val="20"/>
                 <w:szCs w:val="20"/>
               </w:rPr>
-              <w:t>CUP 5.124,00</w:t>
+              <w:t>CUP 5.208,00</w:t>
             </w:r>
           </w:p>
         </w:tc>
@@ -52864,7 +52864,7 @@
                 <w:sz w:val="20"/>
                 <w:szCs w:val="20"/>
               </w:rPr>
-              <w:t>CUP 6.832,00</w:t>
+              <w:t>CUP 6.944,00</w:t>
             </w:r>
           </w:p>
         </w:tc>
@@ -52927,7 +52927,7 @@
                 <w:sz w:val="20"/>
                 <w:szCs w:val="20"/>
               </w:rPr>
-              <w:t>CUP 25.620,00</w:t>
+              <w:t>CUP 26.040,00</w:t>
             </w:r>
           </w:p>
         </w:tc>
@@ -52990,7 +52990,7 @@
                 <w:sz w:val="20"/>
                 <w:szCs w:val="20"/>
               </w:rPr>
-              <w:t>CUP 4.270,00</w:t>
+              <w:t>CUP 4.340,00</w:t>
             </w:r>
           </w:p>
         </w:tc>
@@ -53053,7 +53053,7 @@
                 <w:sz w:val="20"/>
                 <w:szCs w:val="20"/>
               </w:rPr>
-              <w:t>CUP 4.270,00</w:t>
+              <w:t>CUP 4.340,00</w:t>
             </w:r>
           </w:p>
         </w:tc>
@@ -53116,7 +53116,7 @@
                 <w:sz w:val="20"/>
                 <w:szCs w:val="20"/>
               </w:rPr>
-              <w:t>CUP 25.620,00</w:t>
+              <w:t>CUP 26.040,00</w:t>
             </w:r>
           </w:p>
         </w:tc>
@@ -53179,7 +53179,7 @@
                 <w:sz w:val="20"/>
                 <w:szCs w:val="20"/>
               </w:rPr>
-              <w:t>CUP 3.416,00</w:t>
+              <w:t>CUP 3.472,00</w:t>
             </w:r>
           </w:p>
         </w:tc>
@@ -53242,7 +53242,7 @@
                 <w:sz w:val="20"/>
                 <w:szCs w:val="20"/>
               </w:rPr>
-              <w:t>CUP 5.124,00</w:t>
+              <w:t>CUP 5.208,00</w:t>
             </w:r>
           </w:p>
         </w:tc>
@@ -53305,7 +53305,7 @@
                 <w:sz w:val="20"/>
                 <w:szCs w:val="20"/>
               </w:rPr>
-              <w:t>CUP 6.832,00</w:t>
+              <w:t>CUP 6.944,00</w:t>
             </w:r>
           </w:p>
         </w:tc>
@@ -53368,7 +53368,7 @@
                 <w:sz w:val="20"/>
                 <w:szCs w:val="20"/>
               </w:rPr>
-              <w:t>CUP 6.832,00</w:t>
+              <w:t>CUP 6.944,00</w:t>
             </w:r>
           </w:p>
         </w:tc>
@@ -53431,7 +53431,7 @@
                 <w:sz w:val="20"/>
                 <w:szCs w:val="20"/>
               </w:rPr>
-              <w:t>CUP 5.978,00</w:t>
+              <w:t>CUP 6.076,00</w:t>
             </w:r>
           </w:p>
         </w:tc>
@@ -53494,7 +53494,7 @@
                 <w:sz w:val="20"/>
                 <w:szCs w:val="20"/>
               </w:rPr>
-              <w:t>CUP 12.810,00</w:t>
+              <w:t>CUP 13.020,00</w:t>
             </w:r>
           </w:p>
         </w:tc>
@@ -53557,7 +53557,7 @@
                 <w:sz w:val="20"/>
                 <w:szCs w:val="20"/>
               </w:rPr>
-              <w:t>CUP 5.124,00</w:t>
+              <w:t>CUP 5.208,00</w:t>
             </w:r>
           </w:p>
         </w:tc>
@@ -53620,7 +53620,7 @@
                 <w:sz w:val="20"/>
                 <w:szCs w:val="20"/>
               </w:rPr>
-              <w:t>CUP 8.540,00</w:t>
+              <w:t>CUP 8.680,00</w:t>
             </w:r>
           </w:p>
         </w:tc>
@@ -53683,7 +53683,7 @@
                 <w:sz w:val="20"/>
                 <w:szCs w:val="20"/>
               </w:rPr>
-              <w:t>CUP 6.832,00</w:t>
+              <w:t>CUP 6.944,00</w:t>
             </w:r>
           </w:p>
         </w:tc>
@@ -53746,7 +53746,7 @@
                 <w:sz w:val="20"/>
                 <w:szCs w:val="20"/>
               </w:rPr>
-              <w:t>CUP 5.978,00</w:t>
+              <w:t>CUP 6.076,00</w:t>
             </w:r>
           </w:p>
         </w:tc>
@@ -53809,7 +53809,7 @@
                 <w:sz w:val="20"/>
                 <w:szCs w:val="20"/>
               </w:rPr>
-              <w:t>CUP 4.270,00</w:t>
+              <w:t>CUP 4.340,00</w:t>
             </w:r>
           </w:p>
         </w:tc>
@@ -53872,7 +53872,7 @@
                 <w:sz w:val="20"/>
                 <w:szCs w:val="20"/>
               </w:rPr>
-              <w:t>CUP 6.832,00</w:t>
+              <w:t>CUP 6.944,00</w:t>
             </w:r>
           </w:p>
         </w:tc>
@@ -53935,7 +53935,7 @@
                 <w:sz w:val="20"/>
                 <w:szCs w:val="20"/>
               </w:rPr>
-              <w:t>CUP 46.970,00</w:t>
+              <w:t>CUP 47.740,00</w:t>
             </w:r>
           </w:p>
         </w:tc>
@@ -53998,7 +53998,7 @@
                 <w:sz w:val="20"/>
                 <w:szCs w:val="20"/>
               </w:rPr>
-              <w:t>CUP 51.240,00</w:t>
+              <w:t>CUP 52.080,00</w:t>
             </w:r>
           </w:p>
         </w:tc>
@@ -54061,7 +54061,7 @@
                 <w:sz w:val="20"/>
                 <w:szCs w:val="20"/>
               </w:rPr>
-              <w:t>CUP 55.510,00</w:t>
+              <w:t>CUP 56.420,00</w:t>
             </w:r>
           </w:p>
         </w:tc>
@@ -54124,7 +54124,7 @@
                 <w:sz w:val="20"/>
                 <w:szCs w:val="20"/>
               </w:rPr>
-              <w:t>CUP 55.510,00</w:t>
+              <w:t>CUP 56.420,00</w:t>
             </w:r>
           </w:p>
         </w:tc>
@@ -54188,7 +54188,7 @@
                 <w:sz w:val="20"/>
                 <w:szCs w:val="20"/>
               </w:rPr>
-              <w:t>CUP 55.510,00</w:t>
+              <w:t>CUP 56.420,00</w:t>
             </w:r>
           </w:p>
         </w:tc>
@@ -54256,7 +54256,7 @@
                 <w:sz w:val="20"/>
                 <w:szCs w:val="20"/>
               </w:rPr>
-              <w:t>CUP 64.050,00</w:t>
+              <w:t>CUP 65.100,00</w:t>
             </w:r>
           </w:p>
         </w:tc>
@@ -54319,7 +54319,7 @@
                 <w:sz w:val="20"/>
                 <w:szCs w:val="20"/>
               </w:rPr>
-              <w:t>CUP 55.510,00</w:t>
+              <w:t>CUP 56.420,00</w:t>
             </w:r>
           </w:p>
         </w:tc>
@@ -54382,7 +54382,7 @@
                 <w:sz w:val="20"/>
                 <w:szCs w:val="20"/>
               </w:rPr>
-              <w:t>CUP 68.320,00</w:t>
+              <w:t>CUP 69.440,00</w:t>
             </w:r>
           </w:p>
         </w:tc>
@@ -54445,7 +54445,7 @@
                 <w:sz w:val="20"/>
                 <w:szCs w:val="20"/>
               </w:rPr>
-              <w:t>CUP 72.590,00</w:t>
+              <w:t>CUP 73.780,00</w:t>
             </w:r>
           </w:p>
         </w:tc>
@@ -54513,7 +54513,7 @@
                 <w:sz w:val="20"/>
                 <w:szCs w:val="20"/>
               </w:rPr>
-              <w:t>CUP 76.860,00</w:t>
+              <w:t>CUP 78.120,00</w:t>
             </w:r>
           </w:p>
         </w:tc>
@@ -54581,7 +54581,7 @@
                 <w:sz w:val="20"/>
                 <w:szCs w:val="20"/>
               </w:rPr>
-              <w:t>CUP 187.880,00</w:t>
+              <w:t>CUP 190.960,00</w:t>
             </w:r>
           </w:p>
         </w:tc>
@@ -54649,7 +54649,7 @@
                 <w:sz w:val="20"/>
                 <w:szCs w:val="20"/>
               </w:rPr>
-              <w:t>CUP 8.540,00</w:t>
+              <w:t>CUP 8.680,00</w:t>
             </w:r>
           </w:p>
         </w:tc>
@@ -54717,7 +54717,7 @@
                 <w:sz w:val="20"/>
                 <w:szCs w:val="20"/>
               </w:rPr>
-              <w:t>CUP 8.540,00</w:t>
+              <w:t>CUP 8.680,00</w:t>
             </w:r>
           </w:p>
         </w:tc>
@@ -54785,7 +54785,7 @@
                 <w:sz w:val="20"/>
                 <w:szCs w:val="20"/>
               </w:rPr>
-              <w:t>CUP 12.810,00</w:t>
+              <w:t>CUP 13.020,00</w:t>
             </w:r>
           </w:p>
         </w:tc>
@@ -54853,7 +54853,7 @@
                 <w:sz w:val="20"/>
                 <w:szCs w:val="20"/>
               </w:rPr>
-              <w:t>CUP 15.372,00</w:t>
+              <w:t>CUP 15.624,00</w:t>
             </w:r>
           </w:p>
         </w:tc>
@@ -54921,7 +54921,7 @@
                 <w:sz w:val="20"/>
                 <w:szCs w:val="20"/>
               </w:rPr>
-              <w:t>CUP 8.540,00</w:t>
+              <w:t>CUP 8.680,00</w:t>
             </w:r>
           </w:p>
         </w:tc>
@@ -54989,7 +54989,7 @@
                 <w:sz w:val="20"/>
                 <w:szCs w:val="20"/>
               </w:rPr>
-              <w:t>CUP 8.540,00</w:t>
+              <w:t>CUP 8.680,00</w:t>
             </w:r>
           </w:p>
         </w:tc>
@@ -55057,7 +55057,7 @@
                 <w:sz w:val="20"/>
                 <w:szCs w:val="20"/>
               </w:rPr>
-              <w:t>CUP 4.270,00</w:t>
+              <w:t>CUP 4.340,00</w:t>
             </w:r>
           </w:p>
         </w:tc>
@@ -55125,7 +55125,7 @@
                 <w:sz w:val="20"/>
                 <w:szCs w:val="20"/>
               </w:rPr>
-              <w:t>CUP 5.978,00</w:t>
+              <w:t>CUP 6.076,00</w:t>
             </w:r>
           </w:p>
         </w:tc>
@@ -55193,7 +55193,7 @@
                 <w:sz w:val="20"/>
                 <w:szCs w:val="20"/>
               </w:rPr>
-              <w:t>CUP 8.540,00</w:t>
+              <w:t>CUP 8.680,00</w:t>
             </w:r>
           </w:p>
         </w:tc>
@@ -55261,7 +55261,7 @@
                 <w:sz w:val="20"/>
                 <w:szCs w:val="20"/>
               </w:rPr>
-              <w:t>CUP 8.540,00</w:t>
+              <w:t>CUP 8.680,00</w:t>
             </w:r>
           </w:p>
         </w:tc>
@@ -55329,7 +55329,7 @@
                 <w:sz w:val="20"/>
                 <w:szCs w:val="20"/>
               </w:rPr>
-              <w:t>CUP 6.832,00</w:t>
+              <w:t>CUP 6.944,00</w:t>
             </w:r>
           </w:p>
         </w:tc>
@@ -55397,7 +55397,7 @@
                 <w:sz w:val="20"/>
                 <w:szCs w:val="20"/>
               </w:rPr>
-              <w:t>CUP 6.832,00</w:t>
+              <w:t>CUP 6.944,00</w:t>
             </w:r>
           </w:p>
         </w:tc>
@@ -55465,7 +55465,7 @@
                 <w:sz w:val="20"/>
                 <w:szCs w:val="20"/>
               </w:rPr>
-              <w:t>CUP 6.832,00</w:t>
+              <w:t>CUP 6.944,00</w:t>
             </w:r>
           </w:p>
         </w:tc>
@@ -55533,7 +55533,7 @@
                 <w:sz w:val="20"/>
                 <w:szCs w:val="20"/>
               </w:rPr>
-              <w:t>CUP 5.978,00</w:t>
+              <w:t>CUP 6.076,00</w:t>
             </w:r>
           </w:p>
         </w:tc>
@@ -55601,7 +55601,7 @@
                 <w:sz w:val="20"/>
                 <w:szCs w:val="20"/>
               </w:rPr>
-              <w:t>CUP 4.270,00</w:t>
+              <w:t>CUP 4.340,00</w:t>
             </w:r>
           </w:p>
         </w:tc>
@@ -55669,7 +55669,7 @@
                 <w:sz w:val="20"/>
                 <w:szCs w:val="20"/>
               </w:rPr>
-              <w:t>CUP 6.832,00</w:t>
+              <w:t>CUP 6.944,00</w:t>
             </w:r>
           </w:p>
         </w:tc>
@@ -55737,7 +55737,7 @@
                 <w:sz w:val="20"/>
                 <w:szCs w:val="20"/>
               </w:rPr>
-              <w:t>CUP 10.248,00</w:t>
+              <w:t>CUP 10.416,00</w:t>
             </w:r>
           </w:p>
         </w:tc>
@@ -55805,7 +55805,7 @@
                 <w:sz w:val="20"/>
                 <w:szCs w:val="20"/>
               </w:rPr>
-              <w:t>CUP 17.080,00</w:t>
+              <w:t>CUP 17.360,00</w:t>
             </w:r>
           </w:p>
         </w:tc>
@@ -55873,7 +55873,7 @@
                 <w:sz w:val="20"/>
                 <w:szCs w:val="20"/>
               </w:rPr>
-              <w:t>CUP 8.540,00</w:t>
+              <w:t>CUP 8.680,00</w:t>
             </w:r>
           </w:p>
         </w:tc>
@@ -55941,7 +55941,7 @@
                 <w:sz w:val="20"/>
                 <w:szCs w:val="20"/>
               </w:rPr>
-              <w:t>CUP 2.562,00</w:t>
+              <w:t>CUP 2.604,00</w:t>
             </w:r>
           </w:p>
         </w:tc>
@@ -56121,7 +56121,7 @@
                 <w:sz w:val="20"/>
                 <w:szCs w:val="20"/>
               </w:rPr>
-              <w:t>CUP 5.124,00</w:t>
+              <w:t>CUP 5.208,00</w:t>
             </w:r>
           </w:p>
         </w:tc>
@@ -56172,7 +56172,7 @@
                 <w:sz w:val="20"/>
                 <w:szCs w:val="20"/>
               </w:rPr>
-              <w:t>CUP 6.832,00</w:t>
+              <w:t>CUP 6.944,00</w:t>
             </w:r>
           </w:p>
         </w:tc>
@@ -56223,7 +56223,7 @@
                 <w:sz w:val="20"/>
                 <w:szCs w:val="20"/>
               </w:rPr>
-              <w:t>CUP 2.562,00</w:t>
+              <w:t>CUP 2.604,00</w:t>
             </w:r>
           </w:p>
         </w:tc>
@@ -56274,7 +56274,7 @@
                 <w:sz w:val="20"/>
                 <w:szCs w:val="20"/>
               </w:rPr>
-              <w:t>CUP 2.562,00</w:t>
+              <w:t>CUP 2.604,00</w:t>
             </w:r>
           </w:p>
         </w:tc>
@@ -56325,7 +56325,7 @@
                 <w:sz w:val="20"/>
                 <w:szCs w:val="20"/>
               </w:rPr>
-              <w:t>CUP 2.989,00</w:t>
+              <w:t>CUP 3.038,00</w:t>
             </w:r>
           </w:p>
         </w:tc>
@@ -56376,7 +56376,7 @@
                 <w:sz w:val="20"/>
                 <w:szCs w:val="20"/>
               </w:rPr>
-              <w:t>CUP 2.989,00</w:t>
+              <w:t>CUP 3.038,00</w:t>
             </w:r>
           </w:p>
         </w:tc>
@@ -56430,7 +56430,7 @@
                 <w:sz w:val="20"/>
                 <w:szCs w:val="20"/>
               </w:rPr>
-              <w:t>CUP 3.416,00</w:t>
+              <w:t>CUP 3.472,00</w:t>
             </w:r>
           </w:p>
         </w:tc>
@@ -56484,7 +56484,7 @@
                 <w:sz w:val="20"/>
                 <w:szCs w:val="20"/>
               </w:rPr>
-              <w:t>CUP 2.562,00</w:t>
+              <w:t>CUP 2.604,00</w:t>
             </w:r>
           </w:p>
         </w:tc>
@@ -56538,7 +56538,7 @@
                 <w:sz w:val="20"/>
                 <w:szCs w:val="20"/>
               </w:rPr>
-              <w:t>CUP 2.989,00</w:t>
+              <w:t>CUP 3.038,00</w:t>
             </w:r>
           </w:p>
         </w:tc>
@@ -56589,7 +56589,7 @@
                 <w:sz w:val="20"/>
                 <w:szCs w:val="20"/>
               </w:rPr>
-              <w:t>CUP 1.708,00</w:t>
+              <w:t>CUP 1.736,00</w:t>
             </w:r>
           </w:p>
         </w:tc>
@@ -56640,7 +56640,7 @@
                 <w:sz w:val="20"/>
                 <w:szCs w:val="20"/>
               </w:rPr>
-              <w:t>CUP 51.240,00</w:t>
+              <w:t>CUP 52.080,00</w:t>
             </w:r>
           </w:p>
         </w:tc>
@@ -56691,7 +56691,7 @@
                 <w:sz w:val="20"/>
                 <w:szCs w:val="20"/>
               </w:rPr>
-              <w:t>CUP 2.562,00</w:t>
+              <w:t>CUP 2.604,00</w:t>
             </w:r>
           </w:p>
         </w:tc>
@@ -56742,7 +56742,7 @@
                 <w:sz w:val="20"/>
                 <w:szCs w:val="20"/>
               </w:rPr>
-              <w:t>CUP 3.416,00</w:t>
+              <w:t>CUP 3.472,00</w:t>
             </w:r>
           </w:p>
         </w:tc>
@@ -56793,7 +56793,7 @@
                 <w:sz w:val="20"/>
                 <w:szCs w:val="20"/>
               </w:rPr>
-              <w:t>CUP 4.270,00</w:t>
+              <w:t>CUP 4.340,00</w:t>
             </w:r>
           </w:p>
         </w:tc>
@@ -56844,7 +56844,7 @@
                 <w:sz w:val="20"/>
                 <w:szCs w:val="20"/>
               </w:rPr>
-              <w:t>CUP 4.270,00</w:t>
+              <w:t>CUP 4.340,00</w:t>
             </w:r>
           </w:p>
         </w:tc>
@@ -56895,7 +56895,7 @@
                 <w:sz w:val="20"/>
                 <w:szCs w:val="20"/>
               </w:rPr>
-              <w:t>CUP 3.416,00</w:t>
+              <w:t>CUP 3.472,00</w:t>
             </w:r>
           </w:p>
         </w:tc>
@@ -56946,7 +56946,7 @@
                 <w:sz w:val="20"/>
                 <w:szCs w:val="20"/>
               </w:rPr>
-              <w:t>CUP 3.416,00</w:t>
+              <w:t>CUP 3.472,00</w:t>
             </w:r>
           </w:p>
         </w:tc>
@@ -56997,7 +56997,7 @@
                 <w:sz w:val="20"/>
                 <w:szCs w:val="20"/>
               </w:rPr>
-              <w:t>CUP 13.664,00</w:t>
+              <w:t>CUP 13.888,00</w:t>
             </w:r>
           </w:p>
         </w:tc>
@@ -57048,7 +57048,7 @@
                 <w:sz w:val="20"/>
                 <w:szCs w:val="20"/>
               </w:rPr>
-              <w:t>CUP 4.270,00</w:t>
+              <w:t>CUP 4.340,00</w:t>
             </w:r>
           </w:p>
         </w:tc>
@@ -57099,7 +57099,7 @@
                 <w:sz w:val="20"/>
                 <w:szCs w:val="20"/>
               </w:rPr>
-              <w:t>CUP 2.989,00</w:t>
+              <w:t>CUP 3.038,00</w:t>
             </w:r>
           </w:p>
         </w:tc>
@@ -57150,7 +57150,7 @@
                 <w:sz w:val="20"/>
                 <w:szCs w:val="20"/>
               </w:rPr>
-              <w:t>CUP 1.708,00</w:t>
+              <w:t>CUP 1.736,00</w:t>
             </w:r>
           </w:p>
         </w:tc>
@@ -57201,7 +57201,7 @@
                 <w:sz w:val="20"/>
                 <w:szCs w:val="20"/>
               </w:rPr>
-              <w:t>CUP 6.832,00</w:t>
+              <w:t>CUP 6.944,00</w:t>
             </w:r>
           </w:p>
         </w:tc>
@@ -57252,7 +57252,7 @@
                 <w:sz w:val="20"/>
                 <w:szCs w:val="20"/>
               </w:rPr>
-              <w:t>CUP 144.326,00</w:t>
+              <w:t>CUP 146.692,00</w:t>
             </w:r>
           </w:p>
         </w:tc>
@@ -57303,7 +57303,7 @@
                 <w:sz w:val="20"/>
                 <w:szCs w:val="20"/>
               </w:rPr>
-              <w:t>CUP 152.866,00</w:t>
+              <w:t>CUP 155.372,00</w:t>
             </w:r>
           </w:p>
         </w:tc>
@@ -57354,7 +57354,7 @@
                 <w:sz w:val="20"/>
                 <w:szCs w:val="20"/>
               </w:rPr>
-              <w:t>CUP 20.496,00</w:t>
+              <w:t>CUP 20.832,00</w:t>
             </w:r>
           </w:p>
         </w:tc>
@@ -57405,7 +57405,7 @@
                 <w:sz w:val="20"/>
                 <w:szCs w:val="20"/>
               </w:rPr>
-              <w:t>CUP 29.890,00</w:t>
+              <w:t>CUP 30.380,00</w:t>
             </w:r>
           </w:p>
         </w:tc>
@@ -57456,7 +57456,7 @@
                 <w:sz w:val="20"/>
                 <w:szCs w:val="20"/>
               </w:rPr>
-              <w:t>CUP 38.430,00</w:t>
+              <w:t>CUP 39.060,00</w:t>
             </w:r>
           </w:p>
         </w:tc>
@@ -57507,7 +57507,7 @@
                 <w:sz w:val="20"/>
                 <w:szCs w:val="20"/>
               </w:rPr>
-              <w:t>CUP 12.810,00</w:t>
+              <w:t>CUP 13.020,00</w:t>
             </w:r>
           </w:p>
         </w:tc>
@@ -57558,7 +57558,7 @@
                 <w:sz w:val="20"/>
                 <w:szCs w:val="20"/>
               </w:rPr>
-              <w:t>CUP 17.080,00</w:t>
+              <w:t>CUP 17.360,00</w:t>
             </w:r>
           </w:p>
         </w:tc>
@@ -57627,7 +57627,7 @@
                 <w:sz w:val="20"/>
                 <w:szCs w:val="20"/>
               </w:rPr>
-              <w:t>CUP 76.006,00</w:t>
+              <w:t>CUP 77.252,00</w:t>
             </w:r>
           </w:p>
         </w:tc>
@@ -57681,7 +57681,7 @@
                 <w:sz w:val="20"/>
                 <w:szCs w:val="20"/>
               </w:rPr>
-              <w:t>CUP 1.708,00</w:t>
+              <w:t>CUP 1.736,00</w:t>
             </w:r>
           </w:p>
         </w:tc>
@@ -57734,7 +57734,7 @@
                 <w:sz w:val="20"/>
                 <w:szCs w:val="20"/>
               </w:rPr>
-              <w:t>CUP 1.281,00</w:t>
+              <w:t>CUP 1.302,00</w:t>
             </w:r>
           </w:p>
         </w:tc>
@@ -57787,7 +57787,7 @@
                 <w:sz w:val="20"/>
                 <w:szCs w:val="20"/>
               </w:rPr>
-              <w:t>CUP 170,80</w:t>
+              <w:t>CUP 173,60</w:t>
             </w:r>
           </w:p>
         </w:tc>
@@ -57840,7 +57840,7 @@
                 <w:sz w:val="20"/>
                 <w:szCs w:val="20"/>
               </w:rPr>
-              <w:t>CUP 46.970,00</w:t>
+              <w:t>CUP 47.740,00</w:t>
             </w:r>
           </w:p>
         </w:tc>
@@ -57893,7 +57893,7 @@
                 <w:sz w:val="20"/>
                 <w:szCs w:val="20"/>
               </w:rPr>
-              <w:t>CUP 2.135,00</w:t>
+              <w:t>CUP 2.170,00</w:t>
             </w:r>
           </w:p>
         </w:tc>

--- a/files/TODITICO_PROFORMA_CONTRATO_con_precios.docx
+++ b/files/TODITICO_PROFORMA_CONTRATO_con_precios.docx
@@ -2595,7 +2595,7 @@
                 <w:sz w:val="20"/>
                 <w:szCs w:val="20"/>
               </w:rPr>
-              <w:t>CUP 6.944,00</w:t>
+              <w:t>CUP 7.168,00</w:t>
             </w:r>
           </w:p>
         </w:tc>
@@ -2659,7 +2659,7 @@
                 <w:sz w:val="20"/>
                 <w:szCs w:val="20"/>
               </w:rPr>
-              <w:t>CUP 10.416,00</w:t>
+              <w:t>CUP 10.752,00</w:t>
             </w:r>
           </w:p>
         </w:tc>
@@ -2723,7 +2723,7 @@
                 <w:sz w:val="20"/>
                 <w:szCs w:val="20"/>
               </w:rPr>
-              <w:t>CUP 13.020,00</w:t>
+              <w:t>CUP 13.440,00</w:t>
             </w:r>
           </w:p>
         </w:tc>
@@ -2787,7 +2787,7 @@
                 <w:sz w:val="20"/>
                 <w:szCs w:val="20"/>
               </w:rPr>
-              <w:t>CUP 17.360,00</w:t>
+              <w:t>CUP 17.920,00</w:t>
             </w:r>
           </w:p>
         </w:tc>
@@ -2851,7 +2851,7 @@
                 <w:sz w:val="20"/>
                 <w:szCs w:val="20"/>
               </w:rPr>
-              <w:t>CUP 6.076,00</w:t>
+              <w:t>CUP 6.272,00</w:t>
             </w:r>
           </w:p>
         </w:tc>
@@ -2920,7 +2920,7 @@
                 <w:sz w:val="20"/>
                 <w:szCs w:val="20"/>
               </w:rPr>
-              <w:t>CUP 6.944,00</w:t>
+              <w:t>CUP 7.168,00</w:t>
             </w:r>
           </w:p>
         </w:tc>
@@ -2989,7 +2989,7 @@
                 <w:sz w:val="20"/>
                 <w:szCs w:val="20"/>
               </w:rPr>
-              <w:t>CUP 60.760,00</w:t>
+              <w:t>CUP 62.720,00</w:t>
             </w:r>
           </w:p>
         </w:tc>
@@ -3058,7 +3058,7 @@
                 <w:sz w:val="20"/>
                 <w:szCs w:val="20"/>
               </w:rPr>
-              <w:t>CUP 78.120,00</w:t>
+              <w:t>CUP 80.640,00</w:t>
             </w:r>
           </w:p>
         </w:tc>
@@ -3127,7 +3127,7 @@
                 <w:sz w:val="20"/>
                 <w:szCs w:val="20"/>
               </w:rPr>
-              <w:t>CUP 86.800,00</w:t>
+              <w:t>CUP 89.600,00</w:t>
             </w:r>
           </w:p>
         </w:tc>
@@ -3196,7 +3196,7 @@
                 <w:sz w:val="20"/>
                 <w:szCs w:val="20"/>
               </w:rPr>
-              <w:t>CUP 86.800,00</w:t>
+              <w:t>CUP 89.600,00</w:t>
             </w:r>
           </w:p>
         </w:tc>
@@ -3265,7 +3265,7 @@
                 <w:sz w:val="20"/>
                 <w:szCs w:val="20"/>
               </w:rPr>
-              <w:t>CUP 138.880,00</w:t>
+              <w:t>CUP 143.360,00</w:t>
             </w:r>
           </w:p>
         </w:tc>
@@ -3334,7 +3334,7 @@
                 <w:sz w:val="20"/>
                 <w:szCs w:val="20"/>
               </w:rPr>
-              <w:t>CUP 30.380,00</w:t>
+              <w:t>CUP 31.360,00</w:t>
             </w:r>
           </w:p>
         </w:tc>
@@ -3403,7 +3403,7 @@
                 <w:sz w:val="20"/>
                 <w:szCs w:val="20"/>
               </w:rPr>
-              <w:t>CUP 130.200,00</w:t>
+              <w:t>CUP 134.400,00</w:t>
             </w:r>
           </w:p>
         </w:tc>
@@ -3472,7 +3472,7 @@
                 <w:sz w:val="20"/>
                 <w:szCs w:val="20"/>
               </w:rPr>
-              <w:t>CUP 95.480,00</w:t>
+              <w:t>CUP 98.560,00</w:t>
             </w:r>
           </w:p>
         </w:tc>
@@ -3541,7 +3541,7 @@
                 <w:sz w:val="20"/>
                 <w:szCs w:val="20"/>
               </w:rPr>
-              <w:t>CUP 4.340,00</w:t>
+              <w:t>CUP 4.480,00</w:t>
             </w:r>
           </w:p>
         </w:tc>
@@ -3610,7 +3610,7 @@
                 <w:sz w:val="20"/>
                 <w:szCs w:val="20"/>
               </w:rPr>
-              <w:t>CUP 34.720,00</w:t>
+              <w:t>CUP 35.840,00</w:t>
             </w:r>
           </w:p>
         </w:tc>
@@ -3679,7 +3679,7 @@
                 <w:sz w:val="20"/>
                 <w:szCs w:val="20"/>
               </w:rPr>
-              <w:t>CUP 17.360,00</w:t>
+              <w:t>CUP 17.920,00</w:t>
             </w:r>
           </w:p>
         </w:tc>
@@ -3748,7 +3748,7 @@
                 <w:sz w:val="20"/>
                 <w:szCs w:val="20"/>
               </w:rPr>
-              <w:t>CUP 5.208,00</w:t>
+              <w:t>CUP 5.376,00</w:t>
             </w:r>
           </w:p>
         </w:tc>
@@ -3817,7 +3817,7 @@
                 <w:sz w:val="20"/>
                 <w:szCs w:val="20"/>
               </w:rPr>
-              <w:t>CUP 4.340,00</w:t>
+              <w:t>CUP 4.480,00</w:t>
             </w:r>
           </w:p>
         </w:tc>
@@ -3886,7 +3886,7 @@
                 <w:sz w:val="20"/>
                 <w:szCs w:val="20"/>
               </w:rPr>
-              <w:t>CUP 2.604,00</w:t>
+              <w:t>CUP 2.688,00</w:t>
             </w:r>
           </w:p>
         </w:tc>
@@ -3955,7 +3955,7 @@
                 <w:sz w:val="20"/>
                 <w:szCs w:val="20"/>
               </w:rPr>
-              <w:t>CUP 13.020,00</w:t>
+              <w:t>CUP 13.440,00</w:t>
             </w:r>
           </w:p>
         </w:tc>
@@ -4024,7 +4024,7 @@
                 <w:sz w:val="20"/>
                 <w:szCs w:val="20"/>
               </w:rPr>
-              <w:t>CUP 104.160,00</w:t>
+              <w:t>CUP 107.520,00</w:t>
             </w:r>
           </w:p>
         </w:tc>
@@ -4093,7 +4093,7 @@
                 <w:sz w:val="20"/>
                 <w:szCs w:val="20"/>
               </w:rPr>
-              <w:t>CUP 43.400,00</w:t>
+              <w:t>CUP 44.800,00</w:t>
             </w:r>
           </w:p>
         </w:tc>
@@ -4162,7 +4162,7 @@
                 <w:sz w:val="20"/>
                 <w:szCs w:val="20"/>
               </w:rPr>
-              <w:t>CUP 8.680,00</w:t>
+              <w:t>CUP 8.960,00</w:t>
             </w:r>
           </w:p>
         </w:tc>
@@ -4231,7 +4231,7 @@
                 <w:sz w:val="20"/>
                 <w:szCs w:val="20"/>
               </w:rPr>
-              <w:t>CUP 78.120,00</w:t>
+              <w:t>CUP 80.640,00</w:t>
             </w:r>
           </w:p>
         </w:tc>
@@ -4300,7 +4300,7 @@
                 <w:sz w:val="20"/>
                 <w:szCs w:val="20"/>
               </w:rPr>
-              <w:t>CUP 30.380,00</w:t>
+              <w:t>CUP 31.360,00</w:t>
             </w:r>
           </w:p>
         </w:tc>
@@ -4370,7 +4370,7 @@
                 <w:sz w:val="20"/>
                 <w:szCs w:val="20"/>
               </w:rPr>
-              <w:t>CUP 4.340,00</w:t>
+              <w:t>CUP 4.480,00</w:t>
             </w:r>
           </w:p>
         </w:tc>
@@ -4439,7 +4439,7 @@
                 <w:sz w:val="20"/>
                 <w:szCs w:val="20"/>
               </w:rPr>
-              <w:t>CUP 130.200,00</w:t>
+              <w:t>CUP 134.400,00</w:t>
             </w:r>
           </w:p>
         </w:tc>
@@ -4508,7 +4508,7 @@
                 <w:sz w:val="20"/>
                 <w:szCs w:val="20"/>
               </w:rPr>
-              <w:t>CUP 104.160,00</w:t>
+              <w:t>CUP 107.520,00</w:t>
             </w:r>
           </w:p>
         </w:tc>
@@ -4577,7 +4577,7 @@
                 <w:sz w:val="20"/>
                 <w:szCs w:val="20"/>
               </w:rPr>
-              <w:t>CUP 138.880,00</w:t>
+              <w:t>CUP 143.360,00</w:t>
             </w:r>
           </w:p>
         </w:tc>
@@ -4646,7 +4646,7 @@
                 <w:sz w:val="20"/>
                 <w:szCs w:val="20"/>
               </w:rPr>
-              <w:t>CUP 21.700,00</w:t>
+              <w:t>CUP 22.400,00</w:t>
             </w:r>
           </w:p>
         </w:tc>
@@ -4715,7 +4715,7 @@
                 <w:sz w:val="20"/>
                 <w:szCs w:val="20"/>
               </w:rPr>
-              <w:t>CUP 39.060,00</w:t>
+              <w:t>CUP 40.320,00</w:t>
             </w:r>
           </w:p>
         </w:tc>
@@ -4784,7 +4784,7 @@
                 <w:sz w:val="20"/>
                 <w:szCs w:val="20"/>
               </w:rPr>
-              <w:t>CUP 60.760,00</w:t>
+              <w:t>CUP 62.720,00</w:t>
             </w:r>
           </w:p>
         </w:tc>
@@ -4853,7 +4853,7 @@
                 <w:sz w:val="20"/>
                 <w:szCs w:val="20"/>
               </w:rPr>
-              <w:t>CUP 13.020,00</w:t>
+              <w:t>CUP 13.440,00</w:t>
             </w:r>
           </w:p>
         </w:tc>
@@ -4922,7 +4922,7 @@
                 <w:sz w:val="20"/>
                 <w:szCs w:val="20"/>
               </w:rPr>
-              <w:t>CUP 26.040,00</w:t>
+              <w:t>CUP 26.880,00</w:t>
             </w:r>
           </w:p>
         </w:tc>
@@ -4992,7 +4992,7 @@
                 <w:sz w:val="20"/>
                 <w:szCs w:val="20"/>
               </w:rPr>
-              <w:t>CUP 73.780,00</w:t>
+              <w:t>CUP 76.160,00</w:t>
             </w:r>
           </w:p>
         </w:tc>
@@ -5061,7 +5061,7 @@
                 <w:sz w:val="20"/>
                 <w:szCs w:val="20"/>
               </w:rPr>
-              <w:t>CUP 69.440,00</w:t>
+              <w:t>CUP 71.680,00</w:t>
             </w:r>
           </w:p>
         </w:tc>
@@ -5130,7 +5130,7 @@
                 <w:sz w:val="20"/>
                 <w:szCs w:val="20"/>
               </w:rPr>
-              <w:t>CUP 86.800,00</w:t>
+              <w:t>CUP 89.600,00</w:t>
             </w:r>
           </w:p>
         </w:tc>
@@ -5199,7 +5199,7 @@
                 <w:sz w:val="20"/>
                 <w:szCs w:val="20"/>
               </w:rPr>
-              <w:t>CUP 86.800,00</w:t>
+              <w:t>CUP 89.600,00</w:t>
             </w:r>
           </w:p>
         </w:tc>
@@ -5268,7 +5268,7 @@
                 <w:sz w:val="20"/>
                 <w:szCs w:val="20"/>
               </w:rPr>
-              <w:t>CUP 95.480,00</w:t>
+              <w:t>CUP 98.560,00</w:t>
             </w:r>
           </w:p>
         </w:tc>
@@ -5337,7 +5337,7 @@
                 <w:sz w:val="20"/>
                 <w:szCs w:val="20"/>
               </w:rPr>
-              <w:t>CUP 104.160,00</w:t>
+              <w:t>CUP 107.520,00</w:t>
             </w:r>
           </w:p>
         </w:tc>
@@ -5406,7 +5406,7 @@
                 <w:sz w:val="20"/>
                 <w:szCs w:val="20"/>
               </w:rPr>
-              <w:t>CUP 21.700,00</w:t>
+              <w:t>CUP 22.400,00</w:t>
             </w:r>
           </w:p>
         </w:tc>
@@ -5475,7 +5475,7 @@
                 <w:sz w:val="20"/>
                 <w:szCs w:val="20"/>
               </w:rPr>
-              <w:t>CUP 43.400,00</w:t>
+              <w:t>CUP 44.800,00</w:t>
             </w:r>
           </w:p>
         </w:tc>
@@ -5544,7 +5544,7 @@
                 <w:sz w:val="20"/>
                 <w:szCs w:val="20"/>
               </w:rPr>
-              <w:t>CUP 10.416,00</w:t>
+              <w:t>CUP 10.752,00</w:t>
             </w:r>
           </w:p>
         </w:tc>
@@ -5613,7 +5613,7 @@
                 <w:sz w:val="20"/>
                 <w:szCs w:val="20"/>
               </w:rPr>
-              <w:t>CUP 39.060,00</w:t>
+              <w:t>CUP 40.320,00</w:t>
             </w:r>
           </w:p>
         </w:tc>
@@ -5682,7 +5682,7 @@
                 <w:sz w:val="20"/>
                 <w:szCs w:val="20"/>
               </w:rPr>
-              <w:t>CUP 34.720,00</w:t>
+              <w:t>CUP 35.840,00</w:t>
             </w:r>
           </w:p>
         </w:tc>
@@ -5751,7 +5751,7 @@
                 <w:sz w:val="20"/>
                 <w:szCs w:val="20"/>
               </w:rPr>
-              <w:t>CUP 69.440,00</w:t>
+              <w:t>CUP 71.680,00</w:t>
             </w:r>
           </w:p>
         </w:tc>
@@ -5820,7 +5820,7 @@
                 <w:sz w:val="20"/>
                 <w:szCs w:val="20"/>
               </w:rPr>
-              <w:t>CUP 39.060,00</w:t>
+              <w:t>CUP 40.320,00</w:t>
             </w:r>
           </w:p>
         </w:tc>
@@ -5889,7 +5889,7 @@
                 <w:sz w:val="20"/>
                 <w:szCs w:val="20"/>
               </w:rPr>
-              <w:t>CUP 52.080,00</w:t>
+              <w:t>CUP 53.760,00</w:t>
             </w:r>
           </w:p>
         </w:tc>
@@ -5958,7 +5958,7 @@
                 <w:sz w:val="20"/>
                 <w:szCs w:val="20"/>
               </w:rPr>
-              <w:t>CUP 39.060,00</w:t>
+              <w:t>CUP 40.320,00</w:t>
             </w:r>
           </w:p>
         </w:tc>
@@ -6027,7 +6027,7 @@
                 <w:sz w:val="20"/>
                 <w:szCs w:val="20"/>
               </w:rPr>
-              <w:t>CUP 868,00</w:t>
+              <w:t>CUP 896,00</w:t>
             </w:r>
           </w:p>
         </w:tc>
@@ -6096,7 +6096,7 @@
                 <w:sz w:val="20"/>
                 <w:szCs w:val="20"/>
               </w:rPr>
-              <w:t>CUP 13.020,00</w:t>
+              <w:t>CUP 13.440,00</w:t>
             </w:r>
           </w:p>
         </w:tc>
@@ -6165,7 +6165,7 @@
                 <w:sz w:val="20"/>
                 <w:szCs w:val="20"/>
               </w:rPr>
-              <